--- a/네트워크 로직/네트워크_로직.docx
+++ b/네트워크 로직/네트워크_로직.docx
@@ -53,10 +53,7 @@
               <w:tab w:val="right" w:leader="dot" w:pos="10456"/>
             </w:tabs>
             <w:rPr>
-              <w:rFonts w:ascii="나눔고딕" w:eastAsia="나눔고딕" w:hAnsi="나눔고딕"/>
               <w:noProof/>
-              <w:sz w:val="36"/>
-              <w:szCs w:val="40"/>
             </w:rPr>
           </w:pPr>
           <w:r>
@@ -83,102 +80,74 @@
             </w:rPr>
             <w:fldChar w:fldCharType="separate"/>
           </w:r>
-          <w:hyperlink w:anchor="_Toc224826947" w:history="1">
+          <w:hyperlink w:anchor="_Toc224866349" w:history="1">
             <w:r>
               <w:rPr>
                 <w:rStyle w:val="aa"/>
-                <w:rFonts w:ascii="나눔고딕" w:eastAsia="나눔고딕" w:hAnsi="나눔고딕" w:hint="eastAsia"/>
+                <w:rFonts w:ascii="나눔고딕" w:eastAsia="나눔고딕" w:hAnsi="나눔고딕"/>
                 <w:noProof/>
-                <w:sz w:val="36"/>
-                <w:szCs w:val="40"/>
               </w:rPr>
               <w:t>1.</w:t>
             </w:r>
             <w:r>
               <w:rPr>
-                <w:rFonts w:ascii="나눔고딕" w:eastAsia="나눔고딕" w:hAnsi="나눔고딕" w:hint="eastAsia"/>
                 <w:noProof/>
-                <w:sz w:val="36"/>
-                <w:szCs w:val="40"/>
               </w:rPr>
               <w:tab/>
             </w:r>
             <w:r>
               <w:rPr>
                 <w:rStyle w:val="aa"/>
-                <w:rFonts w:ascii="나눔고딕" w:eastAsia="나눔고딕" w:hAnsi="나눔고딕" w:hint="eastAsia"/>
+                <w:rFonts w:ascii="나눔고딕" w:eastAsia="나눔고딕" w:hAnsi="나눔고딕"/>
                 <w:noProof/>
-                <w:sz w:val="36"/>
-                <w:szCs w:val="40"/>
               </w:rPr>
               <w:t>Packet 설계</w:t>
             </w:r>
             <w:r>
               <w:rPr>
-                <w:rFonts w:ascii="나눔고딕" w:eastAsia="나눔고딕" w:hAnsi="나눔고딕" w:hint="eastAsia"/>
                 <w:noProof/>
                 <w:webHidden/>
-                <w:sz w:val="36"/>
-                <w:szCs w:val="40"/>
               </w:rPr>
               <w:tab/>
             </w:r>
             <w:r>
               <w:rPr>
-                <w:rFonts w:ascii="나눔고딕" w:eastAsia="나눔고딕" w:hAnsi="나눔고딕" w:hint="eastAsia"/>
                 <w:noProof/>
                 <w:webHidden/>
-                <w:sz w:val="36"/>
-                <w:szCs w:val="40"/>
               </w:rPr>
               <w:fldChar w:fldCharType="begin"/>
             </w:r>
             <w:r>
               <w:rPr>
-                <w:rFonts w:ascii="나눔고딕" w:eastAsia="나눔고딕" w:hAnsi="나눔고딕" w:hint="eastAsia"/>
                 <w:noProof/>
                 <w:webHidden/>
-                <w:sz w:val="36"/>
-                <w:szCs w:val="40"/>
-              </w:rPr>
-              <w:instrText xml:space="preserve"> PAGEREF _Toc224826947 \h </w:instrText>
-            </w:r>
-            <w:r>
-              <w:rPr>
-                <w:rFonts w:ascii="나눔고딕" w:eastAsia="나눔고딕" w:hAnsi="나눔고딕" w:hint="eastAsia"/>
+              </w:rPr>
+              <w:instrText xml:space="preserve"> PAGEREF _Toc224866349 \h </w:instrText>
+            </w:r>
+            <w:r>
+              <w:rPr>
                 <w:noProof/>
                 <w:webHidden/>
-                <w:sz w:val="36"/>
-                <w:szCs w:val="40"/>
-              </w:rPr>
-            </w:r>
-            <w:r>
-              <w:rPr>
-                <w:rFonts w:ascii="나눔고딕" w:eastAsia="나눔고딕" w:hAnsi="나눔고딕" w:hint="eastAsia"/>
+              </w:rPr>
+            </w:r>
+            <w:r>
+              <w:rPr>
                 <w:noProof/>
                 <w:webHidden/>
-                <w:sz w:val="36"/>
-                <w:szCs w:val="40"/>
               </w:rPr>
               <w:fldChar w:fldCharType="separate"/>
             </w:r>
             <w:r>
               <w:rPr>
-                <w:rFonts w:ascii="나눔고딕" w:eastAsia="나눔고딕" w:hAnsi="나눔고딕" w:hint="eastAsia"/>
                 <w:noProof/>
                 <w:webHidden/>
-                <w:sz w:val="36"/>
-                <w:szCs w:val="40"/>
-              </w:rPr>
-              <w:t>1</w:t>
-            </w:r>
-            <w:r>
-              <w:rPr>
-                <w:rFonts w:ascii="나눔고딕" w:eastAsia="나눔고딕" w:hAnsi="나눔고딕" w:hint="eastAsia"/>
+              </w:rPr>
+              <w:t>2</w:t>
+            </w:r>
+            <w:r>
+              <w:rPr>
                 <w:noProof/>
                 <w:webHidden/>
-                <w:sz w:val="36"/>
-                <w:szCs w:val="40"/>
               </w:rPr>
               <w:fldChar w:fldCharType="end"/>
             </w:r>
@@ -192,108 +161,77 @@
               <w:tab w:val="right" w:leader="dot" w:pos="10456"/>
             </w:tabs>
             <w:rPr>
-              <w:rFonts w:ascii="나눔고딕" w:eastAsia="나눔고딕" w:hAnsi="나눔고딕"/>
               <w:noProof/>
-              <w:sz w:val="36"/>
-              <w:szCs w:val="40"/>
             </w:rPr>
           </w:pPr>
-          <w:hyperlink w:anchor="_Toc224826948" w:history="1">
+          <w:hyperlink w:anchor="_Toc224866350" w:history="1">
             <w:r>
               <w:rPr>
                 <w:rStyle w:val="aa"/>
-                <w:rFonts w:ascii="나눔고딕" w:eastAsia="나눔고딕" w:hAnsi="나눔고딕" w:hint="eastAsia"/>
+                <w:rFonts w:ascii="나눔고딕" w:eastAsia="나눔고딕" w:hAnsi="나눔고딕"/>
                 <w:noProof/>
-                <w:sz w:val="36"/>
-                <w:szCs w:val="40"/>
               </w:rPr>
               <w:t>2.</w:t>
             </w:r>
             <w:r>
               <w:rPr>
-                <w:rFonts w:ascii="나눔고딕" w:eastAsia="나눔고딕" w:hAnsi="나눔고딕" w:hint="eastAsia"/>
                 <w:noProof/>
-                <w:sz w:val="36"/>
-                <w:szCs w:val="40"/>
               </w:rPr>
               <w:tab/>
             </w:r>
             <w:r>
               <w:rPr>
                 <w:rStyle w:val="aa"/>
-                <w:rFonts w:ascii="나눔고딕" w:eastAsia="나눔고딕" w:hAnsi="나눔고딕" w:hint="eastAsia"/>
+                <w:rFonts w:ascii="나눔고딕" w:eastAsia="나눔고딕" w:hAnsi="나눔고딕"/>
                 <w:noProof/>
-                <w:sz w:val="36"/>
-                <w:szCs w:val="40"/>
               </w:rPr>
               <w:t>로직</w:t>
             </w:r>
             <w:r>
               <w:rPr>
-                <w:rFonts w:ascii="나눔고딕" w:eastAsia="나눔고딕" w:hAnsi="나눔고딕" w:hint="eastAsia"/>
                 <w:noProof/>
                 <w:webHidden/>
-                <w:sz w:val="36"/>
-                <w:szCs w:val="40"/>
               </w:rPr>
               <w:tab/>
             </w:r>
             <w:r>
               <w:rPr>
-                <w:rFonts w:ascii="나눔고딕" w:eastAsia="나눔고딕" w:hAnsi="나눔고딕" w:hint="eastAsia"/>
                 <w:noProof/>
                 <w:webHidden/>
-                <w:sz w:val="36"/>
-                <w:szCs w:val="40"/>
               </w:rPr>
               <w:fldChar w:fldCharType="begin"/>
             </w:r>
             <w:r>
               <w:rPr>
-                <w:rFonts w:ascii="나눔고딕" w:eastAsia="나눔고딕" w:hAnsi="나눔고딕" w:hint="eastAsia"/>
                 <w:noProof/>
                 <w:webHidden/>
-                <w:sz w:val="36"/>
-                <w:szCs w:val="40"/>
-              </w:rPr>
-              <w:instrText xml:space="preserve"> PAGEREF _Toc224826948 \h </w:instrText>
-            </w:r>
-            <w:r>
-              <w:rPr>
-                <w:rFonts w:ascii="나눔고딕" w:eastAsia="나눔고딕" w:hAnsi="나눔고딕" w:hint="eastAsia"/>
+              </w:rPr>
+              <w:instrText xml:space="preserve"> PAGEREF _Toc224866350 \h </w:instrText>
+            </w:r>
+            <w:r>
+              <w:rPr>
                 <w:noProof/>
                 <w:webHidden/>
-                <w:sz w:val="36"/>
-                <w:szCs w:val="40"/>
-              </w:rPr>
-            </w:r>
-            <w:r>
-              <w:rPr>
-                <w:rFonts w:ascii="나눔고딕" w:eastAsia="나눔고딕" w:hAnsi="나눔고딕" w:hint="eastAsia"/>
+              </w:rPr>
+            </w:r>
+            <w:r>
+              <w:rPr>
                 <w:noProof/>
                 <w:webHidden/>
-                <w:sz w:val="36"/>
-                <w:szCs w:val="40"/>
               </w:rPr>
               <w:fldChar w:fldCharType="separate"/>
             </w:r>
             <w:r>
               <w:rPr>
-                <w:rFonts w:ascii="나눔고딕" w:eastAsia="나눔고딕" w:hAnsi="나눔고딕" w:hint="eastAsia"/>
                 <w:noProof/>
                 <w:webHidden/>
-                <w:sz w:val="36"/>
-                <w:szCs w:val="40"/>
-              </w:rPr>
-              <w:t>6</w:t>
-            </w:r>
-            <w:r>
-              <w:rPr>
-                <w:rFonts w:ascii="나눔고딕" w:eastAsia="나눔고딕" w:hAnsi="나눔고딕" w:hint="eastAsia"/>
+              </w:rPr>
+              <w:t>8</w:t>
+            </w:r>
+            <w:r>
+              <w:rPr>
                 <w:noProof/>
                 <w:webHidden/>
-                <w:sz w:val="36"/>
-                <w:szCs w:val="40"/>
               </w:rPr>
               <w:fldChar w:fldCharType="end"/>
             </w:r>
@@ -308,108 +246,77 @@
             </w:tabs>
             <w:ind w:left="440"/>
             <w:rPr>
-              <w:rFonts w:ascii="나눔고딕" w:eastAsia="나눔고딕" w:hAnsi="나눔고딕"/>
               <w:noProof/>
-              <w:sz w:val="36"/>
-              <w:szCs w:val="40"/>
             </w:rPr>
           </w:pPr>
-          <w:hyperlink w:anchor="_Toc224826949" w:history="1">
+          <w:hyperlink w:anchor="_Toc224866351" w:history="1">
             <w:r>
               <w:rPr>
                 <w:rStyle w:val="aa"/>
-                <w:rFonts w:ascii="나눔고딕" w:eastAsia="나눔고딕" w:hAnsi="나눔고딕" w:hint="eastAsia"/>
+                <w:rFonts w:ascii="나눔고딕" w:eastAsia="나눔고딕" w:hAnsi="나눔고딕"/>
                 <w:noProof/>
-                <w:sz w:val="36"/>
-                <w:szCs w:val="40"/>
               </w:rPr>
               <w:t>1.</w:t>
             </w:r>
             <w:r>
               <w:rPr>
-                <w:rFonts w:ascii="나눔고딕" w:eastAsia="나눔고딕" w:hAnsi="나눔고딕" w:hint="eastAsia"/>
                 <w:noProof/>
-                <w:sz w:val="36"/>
-                <w:szCs w:val="40"/>
               </w:rPr>
               <w:tab/>
             </w:r>
             <w:r>
               <w:rPr>
                 <w:rStyle w:val="aa"/>
-                <w:rFonts w:ascii="나눔고딕" w:eastAsia="나눔고딕" w:hAnsi="나눔고딕" w:hint="eastAsia"/>
+                <w:rFonts w:ascii="나눔고딕" w:eastAsia="나눔고딕" w:hAnsi="나눔고딕"/>
                 <w:noProof/>
-                <w:sz w:val="36"/>
-                <w:szCs w:val="40"/>
               </w:rPr>
               <w:t>Object 생성</w:t>
             </w:r>
             <w:r>
               <w:rPr>
-                <w:rFonts w:ascii="나눔고딕" w:eastAsia="나눔고딕" w:hAnsi="나눔고딕" w:hint="eastAsia"/>
                 <w:noProof/>
                 <w:webHidden/>
-                <w:sz w:val="36"/>
-                <w:szCs w:val="40"/>
               </w:rPr>
               <w:tab/>
             </w:r>
             <w:r>
               <w:rPr>
-                <w:rFonts w:ascii="나눔고딕" w:eastAsia="나눔고딕" w:hAnsi="나눔고딕" w:hint="eastAsia"/>
                 <w:noProof/>
                 <w:webHidden/>
-                <w:sz w:val="36"/>
-                <w:szCs w:val="40"/>
               </w:rPr>
               <w:fldChar w:fldCharType="begin"/>
             </w:r>
             <w:r>
               <w:rPr>
-                <w:rFonts w:ascii="나눔고딕" w:eastAsia="나눔고딕" w:hAnsi="나눔고딕" w:hint="eastAsia"/>
                 <w:noProof/>
                 <w:webHidden/>
-                <w:sz w:val="36"/>
-                <w:szCs w:val="40"/>
-              </w:rPr>
-              <w:instrText xml:space="preserve"> PAGEREF _Toc224826949 \h </w:instrText>
-            </w:r>
-            <w:r>
-              <w:rPr>
-                <w:rFonts w:ascii="나눔고딕" w:eastAsia="나눔고딕" w:hAnsi="나눔고딕" w:hint="eastAsia"/>
+              </w:rPr>
+              <w:instrText xml:space="preserve"> PAGEREF _Toc224866351 \h </w:instrText>
+            </w:r>
+            <w:r>
+              <w:rPr>
                 <w:noProof/>
                 <w:webHidden/>
-                <w:sz w:val="36"/>
-                <w:szCs w:val="40"/>
-              </w:rPr>
-            </w:r>
-            <w:r>
-              <w:rPr>
-                <w:rFonts w:ascii="나눔고딕" w:eastAsia="나눔고딕" w:hAnsi="나눔고딕" w:hint="eastAsia"/>
+              </w:rPr>
+            </w:r>
+            <w:r>
+              <w:rPr>
                 <w:noProof/>
                 <w:webHidden/>
-                <w:sz w:val="36"/>
-                <w:szCs w:val="40"/>
               </w:rPr>
               <w:fldChar w:fldCharType="separate"/>
             </w:r>
             <w:r>
               <w:rPr>
-                <w:rFonts w:ascii="나눔고딕" w:eastAsia="나눔고딕" w:hAnsi="나눔고딕" w:hint="eastAsia"/>
                 <w:noProof/>
                 <w:webHidden/>
-                <w:sz w:val="36"/>
-                <w:szCs w:val="40"/>
-              </w:rPr>
-              <w:t>6</w:t>
-            </w:r>
-            <w:r>
-              <w:rPr>
-                <w:rFonts w:ascii="나눔고딕" w:eastAsia="나눔고딕" w:hAnsi="나눔고딕" w:hint="eastAsia"/>
+              </w:rPr>
+              <w:t>8</w:t>
+            </w:r>
+            <w:r>
+              <w:rPr>
                 <w:noProof/>
                 <w:webHidden/>
-                <w:sz w:val="36"/>
-                <w:szCs w:val="40"/>
               </w:rPr>
               <w:fldChar w:fldCharType="end"/>
             </w:r>
@@ -424,108 +331,77 @@
             </w:tabs>
             <w:ind w:left="440"/>
             <w:rPr>
-              <w:rFonts w:ascii="나눔고딕" w:eastAsia="나눔고딕" w:hAnsi="나눔고딕"/>
               <w:noProof/>
-              <w:sz w:val="36"/>
-              <w:szCs w:val="40"/>
             </w:rPr>
           </w:pPr>
-          <w:hyperlink w:anchor="_Toc224826950" w:history="1">
+          <w:hyperlink w:anchor="_Toc224866352" w:history="1">
             <w:r>
               <w:rPr>
                 <w:rStyle w:val="aa"/>
-                <w:rFonts w:ascii="나눔고딕" w:eastAsia="나눔고딕" w:hAnsi="나눔고딕" w:hint="eastAsia"/>
+                <w:rFonts w:ascii="나눔고딕" w:eastAsia="나눔고딕" w:hAnsi="나눔고딕"/>
                 <w:noProof/>
-                <w:sz w:val="36"/>
-                <w:szCs w:val="40"/>
               </w:rPr>
               <w:t>2.</w:t>
             </w:r>
             <w:r>
               <w:rPr>
-                <w:rFonts w:ascii="나눔고딕" w:eastAsia="나눔고딕" w:hAnsi="나눔고딕" w:hint="eastAsia"/>
                 <w:noProof/>
-                <w:sz w:val="36"/>
-                <w:szCs w:val="40"/>
               </w:rPr>
               <w:tab/>
             </w:r>
             <w:r>
               <w:rPr>
                 <w:rStyle w:val="aa"/>
-                <w:rFonts w:ascii="나눔고딕" w:eastAsia="나눔고딕" w:hAnsi="나눔고딕" w:hint="eastAsia"/>
+                <w:rFonts w:ascii="나눔고딕" w:eastAsia="나눔고딕" w:hAnsi="나눔고딕"/>
                 <w:noProof/>
-                <w:sz w:val="36"/>
-                <w:szCs w:val="40"/>
               </w:rPr>
               <w:t>이동 동기화</w:t>
             </w:r>
             <w:r>
               <w:rPr>
-                <w:rFonts w:ascii="나눔고딕" w:eastAsia="나눔고딕" w:hAnsi="나눔고딕" w:hint="eastAsia"/>
                 <w:noProof/>
                 <w:webHidden/>
-                <w:sz w:val="36"/>
-                <w:szCs w:val="40"/>
               </w:rPr>
               <w:tab/>
             </w:r>
             <w:r>
               <w:rPr>
-                <w:rFonts w:ascii="나눔고딕" w:eastAsia="나눔고딕" w:hAnsi="나눔고딕" w:hint="eastAsia"/>
                 <w:noProof/>
                 <w:webHidden/>
-                <w:sz w:val="36"/>
-                <w:szCs w:val="40"/>
               </w:rPr>
               <w:fldChar w:fldCharType="begin"/>
             </w:r>
             <w:r>
               <w:rPr>
-                <w:rFonts w:ascii="나눔고딕" w:eastAsia="나눔고딕" w:hAnsi="나눔고딕" w:hint="eastAsia"/>
                 <w:noProof/>
                 <w:webHidden/>
-                <w:sz w:val="36"/>
-                <w:szCs w:val="40"/>
-              </w:rPr>
-              <w:instrText xml:space="preserve"> PAGEREF _Toc224826950 \h </w:instrText>
-            </w:r>
-            <w:r>
-              <w:rPr>
-                <w:rFonts w:ascii="나눔고딕" w:eastAsia="나눔고딕" w:hAnsi="나눔고딕" w:hint="eastAsia"/>
+              </w:rPr>
+              <w:instrText xml:space="preserve"> PAGEREF _Toc224866352 \h </w:instrText>
+            </w:r>
+            <w:r>
+              <w:rPr>
                 <w:noProof/>
                 <w:webHidden/>
-                <w:sz w:val="36"/>
-                <w:szCs w:val="40"/>
-              </w:rPr>
-            </w:r>
-            <w:r>
-              <w:rPr>
-                <w:rFonts w:ascii="나눔고딕" w:eastAsia="나눔고딕" w:hAnsi="나눔고딕" w:hint="eastAsia"/>
+              </w:rPr>
+            </w:r>
+            <w:r>
+              <w:rPr>
                 <w:noProof/>
                 <w:webHidden/>
-                <w:sz w:val="36"/>
-                <w:szCs w:val="40"/>
               </w:rPr>
               <w:fldChar w:fldCharType="separate"/>
             </w:r>
             <w:r>
               <w:rPr>
-                <w:rFonts w:ascii="나눔고딕" w:eastAsia="나눔고딕" w:hAnsi="나눔고딕" w:hint="eastAsia"/>
                 <w:noProof/>
                 <w:webHidden/>
-                <w:sz w:val="36"/>
-                <w:szCs w:val="40"/>
-              </w:rPr>
-              <w:t>6</w:t>
-            </w:r>
-            <w:r>
-              <w:rPr>
-                <w:rFonts w:ascii="나눔고딕" w:eastAsia="나눔고딕" w:hAnsi="나눔고딕" w:hint="eastAsia"/>
+              </w:rPr>
+              <w:t>8</w:t>
+            </w:r>
+            <w:r>
+              <w:rPr>
                 <w:noProof/>
                 <w:webHidden/>
-                <w:sz w:val="36"/>
-                <w:szCs w:val="40"/>
               </w:rPr>
               <w:fldChar w:fldCharType="end"/>
             </w:r>
@@ -540,108 +416,243 @@
             </w:tabs>
             <w:ind w:left="440"/>
             <w:rPr>
-              <w:rFonts w:ascii="나눔고딕" w:eastAsia="나눔고딕" w:hAnsi="나눔고딕"/>
               <w:noProof/>
-              <w:sz w:val="36"/>
-              <w:szCs w:val="40"/>
             </w:rPr>
           </w:pPr>
-          <w:hyperlink w:anchor="_Toc224826951" w:history="1">
+          <w:hyperlink w:anchor="_Toc224866353" w:history="1">
             <w:r>
               <w:rPr>
                 <w:rStyle w:val="aa"/>
-                <w:rFonts w:ascii="나눔고딕" w:eastAsia="나눔고딕" w:hAnsi="나눔고딕" w:hint="eastAsia"/>
+                <w:rFonts w:ascii="나눔고딕" w:eastAsia="나눔고딕" w:hAnsi="나눔고딕"/>
                 <w:noProof/>
-                <w:sz w:val="36"/>
-                <w:szCs w:val="40"/>
               </w:rPr>
               <w:t>3.</w:t>
             </w:r>
             <w:r>
               <w:rPr>
-                <w:rFonts w:ascii="나눔고딕" w:eastAsia="나눔고딕" w:hAnsi="나눔고딕" w:hint="eastAsia"/>
                 <w:noProof/>
-                <w:sz w:val="36"/>
-                <w:szCs w:val="40"/>
               </w:rPr>
               <w:tab/>
             </w:r>
             <w:r>
               <w:rPr>
                 <w:rStyle w:val="aa"/>
-                <w:rFonts w:ascii="나눔고딕" w:eastAsia="나눔고딕" w:hAnsi="나눔고딕" w:hint="eastAsia"/>
+                <w:rFonts w:ascii="나눔고딕" w:eastAsia="나눔고딕" w:hAnsi="나눔고딕"/>
                 <w:noProof/>
-                <w:sz w:val="36"/>
-                <w:szCs w:val="40"/>
               </w:rPr>
               <w:t>Item 획득 &amp; Inventory, Tool Bar</w:t>
             </w:r>
             <w:r>
               <w:rPr>
-                <w:rFonts w:ascii="나눔고딕" w:eastAsia="나눔고딕" w:hAnsi="나눔고딕" w:hint="eastAsia"/>
                 <w:noProof/>
                 <w:webHidden/>
-                <w:sz w:val="36"/>
-                <w:szCs w:val="40"/>
               </w:rPr>
               <w:tab/>
             </w:r>
             <w:r>
               <w:rPr>
-                <w:rFonts w:ascii="나눔고딕" w:eastAsia="나눔고딕" w:hAnsi="나눔고딕" w:hint="eastAsia"/>
                 <w:noProof/>
                 <w:webHidden/>
-                <w:sz w:val="36"/>
-                <w:szCs w:val="40"/>
               </w:rPr>
               <w:fldChar w:fldCharType="begin"/>
             </w:r>
             <w:r>
               <w:rPr>
-                <w:rFonts w:ascii="나눔고딕" w:eastAsia="나눔고딕" w:hAnsi="나눔고딕" w:hint="eastAsia"/>
                 <w:noProof/>
                 <w:webHidden/>
-                <w:sz w:val="36"/>
-                <w:szCs w:val="40"/>
-              </w:rPr>
-              <w:instrText xml:space="preserve"> PAGEREF _Toc224826951 \h </w:instrText>
-            </w:r>
-            <w:r>
-              <w:rPr>
-                <w:rFonts w:ascii="나눔고딕" w:eastAsia="나눔고딕" w:hAnsi="나눔고딕" w:hint="eastAsia"/>
+              </w:rPr>
+              <w:instrText xml:space="preserve"> PAGEREF _Toc224866353 \h </w:instrText>
+            </w:r>
+            <w:r>
+              <w:rPr>
                 <w:noProof/>
                 <w:webHidden/>
-                <w:sz w:val="36"/>
-                <w:szCs w:val="40"/>
-              </w:rPr>
-            </w:r>
-            <w:r>
-              <w:rPr>
-                <w:rFonts w:ascii="나눔고딕" w:eastAsia="나눔고딕" w:hAnsi="나눔고딕" w:hint="eastAsia"/>
+              </w:rPr>
+            </w:r>
+            <w:r>
+              <w:rPr>
                 <w:noProof/>
                 <w:webHidden/>
-                <w:sz w:val="36"/>
-                <w:szCs w:val="40"/>
               </w:rPr>
               <w:fldChar w:fldCharType="separate"/>
             </w:r>
             <w:r>
               <w:rPr>
-                <w:rFonts w:ascii="나눔고딕" w:eastAsia="나눔고딕" w:hAnsi="나눔고딕" w:hint="eastAsia"/>
                 <w:noProof/>
                 <w:webHidden/>
-                <w:sz w:val="36"/>
-                <w:szCs w:val="40"/>
-              </w:rPr>
-              <w:t>6</w:t>
-            </w:r>
-            <w:r>
-              <w:rPr>
-                <w:rFonts w:ascii="나눔고딕" w:eastAsia="나눔고딕" w:hAnsi="나눔고딕" w:hint="eastAsia"/>
+              </w:rPr>
+              <w:t>8</w:t>
+            </w:r>
+            <w:r>
+              <w:rPr>
                 <w:noProof/>
                 <w:webHidden/>
-                <w:sz w:val="36"/>
-                <w:szCs w:val="40"/>
+              </w:rPr>
+              <w:fldChar w:fldCharType="end"/>
+            </w:r>
+          </w:hyperlink>
+        </w:p>
+        <w:p>
+          <w:pPr>
+            <w:pStyle w:val="20"/>
+            <w:tabs>
+              <w:tab w:val="left" w:pos="880"/>
+              <w:tab w:val="right" w:leader="dot" w:pos="10456"/>
+            </w:tabs>
+            <w:ind w:left="440"/>
+            <w:rPr>
+              <w:noProof/>
+            </w:rPr>
+          </w:pPr>
+          <w:hyperlink w:anchor="_Toc224866354" w:history="1">
+            <w:r>
+              <w:rPr>
+                <w:rStyle w:val="aa"/>
+                <w:noProof/>
+              </w:rPr>
+              <w:t>4.</w:t>
+            </w:r>
+            <w:r>
+              <w:rPr>
+                <w:noProof/>
+              </w:rPr>
+              <w:tab/>
+            </w:r>
+            <w:r>
+              <w:rPr>
+                <w:rStyle w:val="aa"/>
+                <w:noProof/>
+              </w:rPr>
+              <w:t>문 열기 &amp; 닫기</w:t>
+            </w:r>
+            <w:r>
+              <w:rPr>
+                <w:noProof/>
+                <w:webHidden/>
+              </w:rPr>
+              <w:tab/>
+            </w:r>
+            <w:r>
+              <w:rPr>
+                <w:noProof/>
+                <w:webHidden/>
+              </w:rPr>
+              <w:fldChar w:fldCharType="begin"/>
+            </w:r>
+            <w:r>
+              <w:rPr>
+                <w:noProof/>
+                <w:webHidden/>
+              </w:rPr>
+              <w:instrText xml:space="preserve"> PAGEREF _Toc224866354 \h </w:instrText>
+            </w:r>
+            <w:r>
+              <w:rPr>
+                <w:noProof/>
+                <w:webHidden/>
+              </w:rPr>
+            </w:r>
+            <w:r>
+              <w:rPr>
+                <w:noProof/>
+                <w:webHidden/>
+              </w:rPr>
+              <w:fldChar w:fldCharType="separate"/>
+            </w:r>
+            <w:r>
+              <w:rPr>
+                <w:noProof/>
+                <w:webHidden/>
+              </w:rPr>
+              <w:t>9</w:t>
+            </w:r>
+            <w:r>
+              <w:rPr>
+                <w:noProof/>
+                <w:webHidden/>
+              </w:rPr>
+              <w:fldChar w:fldCharType="end"/>
+            </w:r>
+          </w:hyperlink>
+        </w:p>
+        <w:p>
+          <w:pPr>
+            <w:pStyle w:val="20"/>
+            <w:tabs>
+              <w:tab w:val="left" w:pos="880"/>
+              <w:tab w:val="right" w:leader="dot" w:pos="10456"/>
+            </w:tabs>
+            <w:ind w:left="440"/>
+            <w:rPr>
+              <w:noProof/>
+            </w:rPr>
+          </w:pPr>
+          <w:hyperlink w:anchor="_Toc224866355" w:history="1">
+            <w:r>
+              <w:rPr>
+                <w:rStyle w:val="aa"/>
+                <w:noProof/>
+              </w:rPr>
+              <w:t>5.</w:t>
+            </w:r>
+            <w:r>
+              <w:rPr>
+                <w:noProof/>
+              </w:rPr>
+              <w:tab/>
+            </w:r>
+            <w:r>
+              <w:rPr>
+                <w:rStyle w:val="aa"/>
+                <w:noProof/>
+              </w:rPr>
+              <w:t>OpenCV 감정 처리</w:t>
+            </w:r>
+            <w:r>
+              <w:rPr>
+                <w:noProof/>
+                <w:webHidden/>
+              </w:rPr>
+              <w:tab/>
+            </w:r>
+            <w:r>
+              <w:rPr>
+                <w:noProof/>
+                <w:webHidden/>
+              </w:rPr>
+              <w:fldChar w:fldCharType="begin"/>
+            </w:r>
+            <w:r>
+              <w:rPr>
+                <w:noProof/>
+                <w:webHidden/>
+              </w:rPr>
+              <w:instrText xml:space="preserve"> PAGEREF _Toc224866355 \h </w:instrText>
+            </w:r>
+            <w:r>
+              <w:rPr>
+                <w:noProof/>
+                <w:webHidden/>
+              </w:rPr>
+            </w:r>
+            <w:r>
+              <w:rPr>
+                <w:noProof/>
+                <w:webHidden/>
+              </w:rPr>
+              <w:fldChar w:fldCharType="separate"/>
+            </w:r>
+            <w:r>
+              <w:rPr>
+                <w:noProof/>
+                <w:webHidden/>
+              </w:rPr>
+              <w:t>10</w:t>
+            </w:r>
+            <w:r>
+              <w:rPr>
+                <w:noProof/>
+                <w:webHidden/>
               </w:rPr>
               <w:fldChar w:fldCharType="end"/>
             </w:r>
@@ -825,7 +836,7 @@
         <w:lastRenderedPageBreak/>
         <w:t xml:space="preserve"> </w:t>
       </w:r>
-      <w:bookmarkStart w:id="0" w:name="_Toc224826947"/>
+      <w:bookmarkStart w:id="0" w:name="_Toc224866349"/>
       <w:r>
         <w:rPr>
           <w:rFonts w:ascii="나눔고딕" w:eastAsia="나눔고딕" w:hAnsi="나눔고딕" w:hint="eastAsia"/>
@@ -927,6 +938,7 @@
         <w:t xml:space="preserve"> </w:t>
       </w:r>
       <w:proofErr w:type="spellStart"/>
+      <w:proofErr w:type="gramStart"/>
       <w:r>
         <w:rPr>
           <w:rFonts w:ascii="나눔고딕" w:eastAsia="나눔고딕" w:hAnsi="나눔고딕" w:cs="Courier New" w:hint="eastAsia"/>
@@ -944,7 +956,17 @@
           <w:sz w:val="14"/>
           <w:szCs w:val="14"/>
         </w:rPr>
-        <w:t xml:space="preserve"> : </w:t>
+        <w:t xml:space="preserve"> :</w:t>
+      </w:r>
+      <w:proofErr w:type="gramEnd"/>
+      <w:r>
+        <w:rPr>
+          <w:rFonts w:ascii="나눔고딕" w:eastAsia="나눔고딕" w:hAnsi="나눔고딕" w:cs="Courier New" w:hint="eastAsia"/>
+          <w:color w:val="F8F8F2"/>
+          <w:sz w:val="14"/>
+          <w:szCs w:val="14"/>
+        </w:rPr>
+        <w:t xml:space="preserve"> </w:t>
       </w:r>
       <w:r>
         <w:rPr>
@@ -5006,6 +5028,7 @@
         <w:t xml:space="preserve"> </w:t>
       </w:r>
       <w:proofErr w:type="spellStart"/>
+      <w:proofErr w:type="gramStart"/>
       <w:r>
         <w:rPr>
           <w:rFonts w:ascii="나눔고딕" w:eastAsia="나눔고딕" w:hAnsi="나눔고딕" w:cs="Courier New" w:hint="eastAsia"/>
@@ -5023,7 +5046,17 @@
           <w:sz w:val="14"/>
           <w:szCs w:val="14"/>
         </w:rPr>
-        <w:t xml:space="preserve"> : </w:t>
+        <w:t xml:space="preserve"> :</w:t>
+      </w:r>
+      <w:proofErr w:type="gramEnd"/>
+      <w:r>
+        <w:rPr>
+          <w:rFonts w:ascii="나눔고딕" w:eastAsia="나눔고딕" w:hAnsi="나눔고딕" w:cs="Courier New" w:hint="eastAsia"/>
+          <w:color w:val="F8F8F2"/>
+          <w:sz w:val="14"/>
+          <w:szCs w:val="14"/>
+        </w:rPr>
+        <w:t xml:space="preserve"> </w:t>
       </w:r>
       <w:r>
         <w:rPr>
@@ -5157,6 +5190,7 @@
         </w:rPr>
         <w:t>0b00</w:t>
       </w:r>
+      <w:proofErr w:type="gramStart"/>
       <w:r>
         <w:rPr>
           <w:rFonts w:ascii="나눔고딕" w:eastAsia="나눔고딕" w:hAnsi="나눔고딕" w:cs="Courier New" w:hint="eastAsia"/>
@@ -5173,7 +5207,17 @@
           <w:sz w:val="14"/>
           <w:szCs w:val="14"/>
         </w:rPr>
-        <w:t>// 갈 수 없음 + 물체 없음</w:t>
+        <w:t>/</w:t>
+      </w:r>
+      <w:proofErr w:type="gramEnd"/>
+      <w:r>
+        <w:rPr>
+          <w:rFonts w:ascii="나눔고딕" w:eastAsia="나눔고딕" w:hAnsi="나눔고딕" w:cs="Courier New" w:hint="eastAsia"/>
+          <w:color w:val="D4D0AB"/>
+          <w:sz w:val="14"/>
+          <w:szCs w:val="14"/>
+        </w:rPr>
+        <w:t>/ 갈 수 없음 + 물체 없음</w:t>
       </w:r>
     </w:p>
     <w:p>
@@ -5249,6 +5293,7 @@
         </w:rPr>
         <w:t>0b01</w:t>
       </w:r>
+      <w:proofErr w:type="gramStart"/>
       <w:r>
         <w:rPr>
           <w:rFonts w:ascii="나눔고딕" w:eastAsia="나눔고딕" w:hAnsi="나눔고딕" w:cs="Courier New" w:hint="eastAsia"/>
@@ -5265,7 +5310,17 @@
           <w:sz w:val="14"/>
           <w:szCs w:val="14"/>
         </w:rPr>
-        <w:t>// 갈 수 있음 + 물체 없음</w:t>
+        <w:t>/</w:t>
+      </w:r>
+      <w:proofErr w:type="gramEnd"/>
+      <w:r>
+        <w:rPr>
+          <w:rFonts w:ascii="나눔고딕" w:eastAsia="나눔고딕" w:hAnsi="나눔고딕" w:cs="Courier New" w:hint="eastAsia"/>
+          <w:color w:val="D4D0AB"/>
+          <w:sz w:val="14"/>
+          <w:szCs w:val="14"/>
+        </w:rPr>
+        <w:t>/ 갈 수 있음 + 물체 없음</w:t>
       </w:r>
     </w:p>
     <w:p>
@@ -5341,6 +5396,7 @@
         </w:rPr>
         <w:t>0b10</w:t>
       </w:r>
+      <w:proofErr w:type="gramStart"/>
       <w:r>
         <w:rPr>
           <w:rFonts w:ascii="나눔고딕" w:eastAsia="나눔고딕" w:hAnsi="나눔고딕" w:cs="Courier New" w:hint="eastAsia"/>
@@ -5357,7 +5413,17 @@
           <w:sz w:val="14"/>
           <w:szCs w:val="14"/>
         </w:rPr>
-        <w:t>// 갈 수 없음 + 물체 있음 == 벽</w:t>
+        <w:t>/</w:t>
+      </w:r>
+      <w:proofErr w:type="gramEnd"/>
+      <w:r>
+        <w:rPr>
+          <w:rFonts w:ascii="나눔고딕" w:eastAsia="나눔고딕" w:hAnsi="나눔고딕" w:cs="Courier New" w:hint="eastAsia"/>
+          <w:color w:val="D4D0AB"/>
+          <w:sz w:val="14"/>
+          <w:szCs w:val="14"/>
+        </w:rPr>
+        <w:t>/ 갈 수 없음 + 물체 있음 == 벽</w:t>
       </w:r>
     </w:p>
     <w:p>
@@ -5431,7 +5497,17 @@
           <w:sz w:val="14"/>
           <w:szCs w:val="14"/>
         </w:rPr>
-        <w:t>0b11</w:t>
+        <w:t>0b</w:t>
+      </w:r>
+      <w:proofErr w:type="gramStart"/>
+      <w:r>
+        <w:rPr>
+          <w:rFonts w:ascii="나눔고딕" w:eastAsia="나눔고딕" w:hAnsi="나눔고딕" w:cs="Courier New" w:hint="eastAsia"/>
+          <w:color w:val="ABE338"/>
+          <w:sz w:val="14"/>
+          <w:szCs w:val="14"/>
+        </w:rPr>
+        <w:t>11</w:t>
       </w:r>
       <w:r>
         <w:rPr>
@@ -5449,7 +5525,17 @@
           <w:sz w:val="14"/>
           <w:szCs w:val="14"/>
         </w:rPr>
-        <w:t>// 갈 수 있음 + 물체 있음</w:t>
+        <w:t>/</w:t>
+      </w:r>
+      <w:proofErr w:type="gramEnd"/>
+      <w:r>
+        <w:rPr>
+          <w:rFonts w:ascii="나눔고딕" w:eastAsia="나눔고딕" w:hAnsi="나눔고딕" w:cs="Courier New" w:hint="eastAsia"/>
+          <w:color w:val="D4D0AB"/>
+          <w:sz w:val="14"/>
+          <w:szCs w:val="14"/>
+        </w:rPr>
+        <w:t>/ 갈 수 있음 + 물체 있음</w:t>
       </w:r>
     </w:p>
     <w:p>
@@ -8377,6 +8463,7 @@
           <w:szCs w:val="14"/>
         </w:rPr>
       </w:pPr>
+      <w:proofErr w:type="gramStart"/>
       <w:r>
         <w:rPr>
           <w:rFonts w:ascii="나눔고딕" w:eastAsia="나눔고딕" w:hAnsi="나눔고딕" w:cs="Courier New" w:hint="eastAsia"/>
@@ -8384,7 +8471,17 @@
           <w:sz w:val="14"/>
           <w:szCs w:val="14"/>
         </w:rPr>
-        <w:t>// unordered map에 pair를 쓰기 위해 필요한 구조체</w:t>
+        <w:t>// unordered</w:t>
+      </w:r>
+      <w:proofErr w:type="gramEnd"/>
+      <w:r>
+        <w:rPr>
+          <w:rFonts w:ascii="나눔고딕" w:eastAsia="나눔고딕" w:hAnsi="나눔고딕" w:cs="Courier New" w:hint="eastAsia"/>
+          <w:color w:val="D4D0AB"/>
+          <w:sz w:val="14"/>
+          <w:szCs w:val="14"/>
+        </w:rPr>
+        <w:t xml:space="preserve"> map에 pair를 쓰기 위해 필요한 구조체</w:t>
       </w:r>
     </w:p>
     <w:p>
@@ -8569,6 +8666,7 @@
         </w:rPr>
         <w:t xml:space="preserve"> </w:t>
       </w:r>
+      <w:proofErr w:type="gramStart"/>
       <w:r>
         <w:rPr>
           <w:rFonts w:ascii="나눔고딕" w:eastAsia="나눔고딕" w:hAnsi="나눔고딕" w:cs="Courier New" w:hint="eastAsia"/>
@@ -8587,7 +8685,17 @@
           <w:sz w:val="14"/>
           <w:szCs w:val="14"/>
         </w:rPr>
-        <w:t>()(</w:t>
+        <w:t>(</w:t>
+      </w:r>
+      <w:proofErr w:type="gramEnd"/>
+      <w:r>
+        <w:rPr>
+          <w:rFonts w:ascii="나눔고딕" w:eastAsia="나눔고딕" w:hAnsi="나눔고딕" w:cs="Courier New" w:hint="eastAsia"/>
+          <w:color w:val="F8F8F2"/>
+          <w:sz w:val="14"/>
+          <w:szCs w:val="14"/>
+        </w:rPr>
+        <w:t>)(</w:t>
       </w:r>
       <w:r>
         <w:rPr>
@@ -8795,6 +8903,7 @@
         </w:rPr>
         <w:tab/>
       </w:r>
+      <w:proofErr w:type="gramStart"/>
       <w:r>
         <w:rPr>
           <w:rFonts w:ascii="나눔고딕" w:eastAsia="나눔고딕" w:hAnsi="나눔고딕" w:cs="Courier New" w:hint="eastAsia"/>
@@ -8802,7 +8911,17 @@
           <w:sz w:val="14"/>
           <w:szCs w:val="14"/>
         </w:rPr>
-        <w:t>// 두 값을 섞어서 Hash 생성</w:t>
+        <w:t>// 두</w:t>
+      </w:r>
+      <w:proofErr w:type="gramEnd"/>
+      <w:r>
+        <w:rPr>
+          <w:rFonts w:ascii="나눔고딕" w:eastAsia="나눔고딕" w:hAnsi="나눔고딕" w:cs="Courier New" w:hint="eastAsia"/>
+          <w:color w:val="D4D0AB"/>
+          <w:sz w:val="14"/>
+          <w:szCs w:val="14"/>
+        </w:rPr>
+        <w:t xml:space="preserve"> 값을 섞어서 Hash 생성</w:t>
       </w:r>
     </w:p>
     <w:p>
@@ -8878,7 +8997,27 @@
           <w:sz w:val="14"/>
           <w:szCs w:val="14"/>
         </w:rPr>
-        <w:t xml:space="preserve"> std::hash</w:t>
+        <w:t xml:space="preserve"> </w:t>
+      </w:r>
+      <w:proofErr w:type="gramStart"/>
+      <w:r>
+        <w:rPr>
+          <w:rFonts w:ascii="나눔고딕" w:eastAsia="나눔고딕" w:hAnsi="나눔고딕" w:cs="Courier New" w:hint="eastAsia"/>
+          <w:color w:val="F8F8F2"/>
+          <w:sz w:val="14"/>
+          <w:szCs w:val="14"/>
+        </w:rPr>
+        <w:t>std::</w:t>
+      </w:r>
+      <w:proofErr w:type="gramEnd"/>
+      <w:r>
+        <w:rPr>
+          <w:rFonts w:ascii="나눔고딕" w:eastAsia="나눔고딕" w:hAnsi="나눔고딕" w:cs="Courier New" w:hint="eastAsia"/>
+          <w:color w:val="F8F8F2"/>
+          <w:sz w:val="14"/>
+          <w:szCs w:val="14"/>
+        </w:rPr>
+        <w:t>hash</w:t>
       </w:r>
       <w:r>
         <w:rPr>
@@ -9296,8 +9435,19 @@
           <w:sz w:val="14"/>
           <w:szCs w:val="14"/>
         </w:rPr>
-        <w:t xml:space="preserve"> x;</w:t>
-      </w:r>
+        <w:t xml:space="preserve"> </w:t>
+      </w:r>
+      <w:proofErr w:type="gramStart"/>
+      <w:r>
+        <w:rPr>
+          <w:rFonts w:ascii="나눔고딕" w:eastAsia="나눔고딕" w:hAnsi="나눔고딕" w:cs="Courier New" w:hint="eastAsia"/>
+          <w:color w:val="F8F8F2"/>
+          <w:sz w:val="14"/>
+          <w:szCs w:val="14"/>
+        </w:rPr>
+        <w:t>x;</w:t>
+      </w:r>
+      <w:proofErr w:type="gramEnd"/>
     </w:p>
     <w:p>
       <w:pPr>
@@ -9363,8 +9513,19 @@
           <w:sz w:val="14"/>
           <w:szCs w:val="14"/>
         </w:rPr>
-        <w:t xml:space="preserve"> y;</w:t>
-      </w:r>
+        <w:t xml:space="preserve"> </w:t>
+      </w:r>
+      <w:proofErr w:type="gramStart"/>
+      <w:r>
+        <w:rPr>
+          <w:rFonts w:ascii="나눔고딕" w:eastAsia="나눔고딕" w:hAnsi="나눔고딕" w:cs="Courier New" w:hint="eastAsia"/>
+          <w:color w:val="F8F8F2"/>
+          <w:sz w:val="14"/>
+          <w:szCs w:val="14"/>
+        </w:rPr>
+        <w:t>y;</w:t>
+      </w:r>
+      <w:proofErr w:type="gramEnd"/>
     </w:p>
     <w:p>
       <w:pPr>
@@ -9430,8 +9591,19 @@
           <w:sz w:val="14"/>
           <w:szCs w:val="14"/>
         </w:rPr>
-        <w:t xml:space="preserve"> z;</w:t>
-      </w:r>
+        <w:t xml:space="preserve"> </w:t>
+      </w:r>
+      <w:proofErr w:type="gramStart"/>
+      <w:r>
+        <w:rPr>
+          <w:rFonts w:ascii="나눔고딕" w:eastAsia="나눔고딕" w:hAnsi="나눔고딕" w:cs="Courier New" w:hint="eastAsia"/>
+          <w:color w:val="F8F8F2"/>
+          <w:sz w:val="14"/>
+          <w:szCs w:val="14"/>
+        </w:rPr>
+        <w:t>z;</w:t>
+      </w:r>
+      <w:proofErr w:type="gramEnd"/>
     </w:p>
     <w:p>
       <w:pPr>
@@ -9555,6 +9727,7 @@
         </w:rPr>
         <w:t>operator</w:t>
       </w:r>
+      <w:proofErr w:type="gramStart"/>
       <w:r>
         <w:rPr>
           <w:rFonts w:ascii="나눔고딕" w:eastAsia="나눔고딕" w:hAnsi="나눔고딕" w:cs="Courier New" w:hint="eastAsia"/>
@@ -9564,6 +9737,7 @@
         </w:rPr>
         <w:t>+(</w:t>
       </w:r>
+      <w:proofErr w:type="gramEnd"/>
       <w:r>
         <w:rPr>
           <w:rFonts w:ascii="나눔고딕" w:eastAsia="나눔고딕" w:hAnsi="나눔고딕" w:cs="Courier New" w:hint="eastAsia"/>
@@ -9758,6 +9932,7 @@
         <w:t xml:space="preserve"> + x, </w:t>
       </w:r>
       <w:proofErr w:type="spellStart"/>
+      <w:proofErr w:type="gramStart"/>
       <w:r>
         <w:rPr>
           <w:rFonts w:ascii="나눔고딕" w:eastAsia="나눔고딕" w:hAnsi="나눔고딕" w:cs="Courier New" w:hint="eastAsia"/>
@@ -9768,6 +9943,7 @@
         <w:t>other.y</w:t>
       </w:r>
       <w:proofErr w:type="spellEnd"/>
+      <w:proofErr w:type="gramEnd"/>
       <w:r>
         <w:rPr>
           <w:rFonts w:ascii="나눔고딕" w:eastAsia="나눔고딕" w:hAnsi="나눔고딕" w:cs="Courier New" w:hint="eastAsia"/>
@@ -9968,6 +10144,7 @@
         </w:rPr>
         <w:t>operator</w:t>
       </w:r>
+      <w:proofErr w:type="gramStart"/>
       <w:r>
         <w:rPr>
           <w:rFonts w:ascii="나눔고딕" w:eastAsia="나눔고딕" w:hAnsi="나눔고딕" w:cs="Courier New" w:hint="eastAsia"/>
@@ -9977,6 +10154,7 @@
         </w:rPr>
         <w:t>-(</w:t>
       </w:r>
+      <w:proofErr w:type="gramEnd"/>
       <w:r>
         <w:rPr>
           <w:rFonts w:ascii="나눔고딕" w:eastAsia="나눔고딕" w:hAnsi="나눔고딕" w:cs="Courier New" w:hint="eastAsia"/>
@@ -10148,7 +10326,27 @@
           <w:sz w:val="14"/>
           <w:szCs w:val="14"/>
         </w:rPr>
-        <w:t xml:space="preserve"> { x - </w:t>
+        <w:t xml:space="preserve"> </w:t>
+      </w:r>
+      <w:proofErr w:type="gramStart"/>
+      <w:r>
+        <w:rPr>
+          <w:rFonts w:ascii="나눔고딕" w:eastAsia="나눔고딕" w:hAnsi="나눔고딕" w:cs="Courier New" w:hint="eastAsia"/>
+          <w:color w:val="F8F8F2"/>
+          <w:sz w:val="14"/>
+          <w:szCs w:val="14"/>
+        </w:rPr>
+        <w:t>{ x</w:t>
+      </w:r>
+      <w:proofErr w:type="gramEnd"/>
+      <w:r>
+        <w:rPr>
+          <w:rFonts w:ascii="나눔고딕" w:eastAsia="나눔고딕" w:hAnsi="나눔고딕" w:cs="Courier New" w:hint="eastAsia"/>
+          <w:color w:val="F8F8F2"/>
+          <w:sz w:val="14"/>
+          <w:szCs w:val="14"/>
+        </w:rPr>
+        <w:t xml:space="preserve"> - </w:t>
       </w:r>
       <w:proofErr w:type="spellStart"/>
       <w:r>
@@ -10381,6 +10579,7 @@
         </w:rPr>
         <w:t>operator</w:t>
       </w:r>
+      <w:proofErr w:type="gramStart"/>
       <w:r>
         <w:rPr>
           <w:rFonts w:ascii="나눔고딕" w:eastAsia="나눔고딕" w:hAnsi="나눔고딕" w:cs="Courier New" w:hint="eastAsia"/>
@@ -10390,6 +10589,7 @@
         </w:rPr>
         <w:t>/(</w:t>
       </w:r>
+      <w:proofErr w:type="gramEnd"/>
       <w:r>
         <w:rPr>
           <w:rFonts w:ascii="나눔고딕" w:eastAsia="나눔고딕" w:hAnsi="나눔고딕" w:cs="Courier New" w:hint="eastAsia"/>
@@ -10583,7 +10783,27 @@
           <w:sz w:val="14"/>
           <w:szCs w:val="14"/>
         </w:rPr>
-        <w:t xml:space="preserve"> { x/ </w:t>
+        <w:t xml:space="preserve"> </w:t>
+      </w:r>
+      <w:proofErr w:type="gramStart"/>
+      <w:r>
+        <w:rPr>
+          <w:rFonts w:ascii="나눔고딕" w:eastAsia="나눔고딕" w:hAnsi="나눔고딕" w:cs="Courier New" w:hint="eastAsia"/>
+          <w:color w:val="F8F8F2"/>
+          <w:sz w:val="14"/>
+          <w:szCs w:val="14"/>
+        </w:rPr>
+        <w:t>{ x</w:t>
+      </w:r>
+      <w:proofErr w:type="gramEnd"/>
+      <w:r>
+        <w:rPr>
+          <w:rFonts w:ascii="나눔고딕" w:eastAsia="나눔고딕" w:hAnsi="나눔고딕" w:cs="Courier New" w:hint="eastAsia"/>
+          <w:color w:val="F8F8F2"/>
+          <w:sz w:val="14"/>
+          <w:szCs w:val="14"/>
+        </w:rPr>
+        <w:t xml:space="preserve">/ </w:t>
       </w:r>
       <w:r>
         <w:rPr>
@@ -10818,6 +11038,7 @@
         </w:rPr>
         <w:t>operator</w:t>
       </w:r>
+      <w:proofErr w:type="gramStart"/>
       <w:r>
         <w:rPr>
           <w:rFonts w:ascii="나눔고딕" w:eastAsia="나눔고딕" w:hAnsi="나눔고딕" w:cs="Courier New" w:hint="eastAsia"/>
@@ -10827,6 +11048,7 @@
         </w:rPr>
         <w:t>&lt;(</w:t>
       </w:r>
+      <w:proofErr w:type="gramEnd"/>
       <w:r>
         <w:rPr>
           <w:rFonts w:ascii="나눔고딕" w:eastAsia="나눔고딕" w:hAnsi="나눔고딕" w:cs="Courier New" w:hint="eastAsia"/>
@@ -11021,6 +11243,7 @@
         <w:t xml:space="preserve"> || y &lt; </w:t>
       </w:r>
       <w:proofErr w:type="spellStart"/>
+      <w:proofErr w:type="gramStart"/>
       <w:r>
         <w:rPr>
           <w:rFonts w:ascii="나눔고딕" w:eastAsia="나눔고딕" w:hAnsi="나눔고딕" w:cs="Courier New" w:hint="eastAsia"/>
@@ -11031,6 +11254,7 @@
         <w:t>other.y</w:t>
       </w:r>
       <w:proofErr w:type="spellEnd"/>
+      <w:proofErr w:type="gramEnd"/>
       <w:r>
         <w:rPr>
           <w:rFonts w:ascii="나눔고딕" w:eastAsia="나눔고딕" w:hAnsi="나눔고딕" w:cs="Courier New" w:hint="eastAsia"/>
@@ -11233,6 +11457,7 @@
         </w:rPr>
         <w:t>operator</w:t>
       </w:r>
+      <w:proofErr w:type="gramStart"/>
       <w:r>
         <w:rPr>
           <w:rFonts w:ascii="나눔고딕" w:eastAsia="나눔고딕" w:hAnsi="나눔고딕" w:cs="Courier New" w:hint="eastAsia"/>
@@ -11242,6 +11467,7 @@
         </w:rPr>
         <w:t>&gt;(</w:t>
       </w:r>
+      <w:proofErr w:type="gramEnd"/>
       <w:r>
         <w:rPr>
           <w:rFonts w:ascii="나눔고딕" w:eastAsia="나눔고딕" w:hAnsi="나눔고딕" w:cs="Courier New" w:hint="eastAsia"/>
@@ -11436,6 +11662,7 @@
         <w:t xml:space="preserve"> || y &gt; </w:t>
       </w:r>
       <w:proofErr w:type="spellStart"/>
+      <w:proofErr w:type="gramStart"/>
       <w:r>
         <w:rPr>
           <w:rFonts w:ascii="나눔고딕" w:eastAsia="나눔고딕" w:hAnsi="나눔고딕" w:cs="Courier New" w:hint="eastAsia"/>
@@ -11446,6 +11673,7 @@
         <w:t>other.y</w:t>
       </w:r>
       <w:proofErr w:type="spellEnd"/>
+      <w:proofErr w:type="gramEnd"/>
       <w:r>
         <w:rPr>
           <w:rFonts w:ascii="나눔고딕" w:eastAsia="나눔고딕" w:hAnsi="나눔고딕" w:cs="Courier New" w:hint="eastAsia"/>
@@ -11785,8 +12013,19 @@
           <w:sz w:val="14"/>
           <w:szCs w:val="14"/>
         </w:rPr>
-        <w:t xml:space="preserve"> min;</w:t>
-      </w:r>
+        <w:t xml:space="preserve"> </w:t>
+      </w:r>
+      <w:proofErr w:type="gramStart"/>
+      <w:r>
+        <w:rPr>
+          <w:rFonts w:ascii="나눔고딕" w:eastAsia="나눔고딕" w:hAnsi="나눔고딕" w:cs="Courier New" w:hint="eastAsia"/>
+          <w:color w:val="F8F8F2"/>
+          <w:sz w:val="14"/>
+          <w:szCs w:val="14"/>
+        </w:rPr>
+        <w:t>min;</w:t>
+      </w:r>
+      <w:proofErr w:type="gramEnd"/>
     </w:p>
     <w:p>
       <w:pPr>
@@ -11850,8 +12089,19 @@
           <w:sz w:val="14"/>
           <w:szCs w:val="14"/>
         </w:rPr>
-        <w:t xml:space="preserve"> max;</w:t>
-      </w:r>
+        <w:t xml:space="preserve"> </w:t>
+      </w:r>
+      <w:proofErr w:type="gramStart"/>
+      <w:r>
+        <w:rPr>
+          <w:rFonts w:ascii="나눔고딕" w:eastAsia="나눔고딕" w:hAnsi="나눔고딕" w:cs="Courier New" w:hint="eastAsia"/>
+          <w:color w:val="F8F8F2"/>
+          <w:sz w:val="14"/>
+          <w:szCs w:val="14"/>
+        </w:rPr>
+        <w:t>max;</w:t>
+      </w:r>
+      <w:proofErr w:type="gramEnd"/>
     </w:p>
     <w:p>
       <w:pPr>
@@ -12125,8 +12375,19 @@
           <w:sz w:val="14"/>
           <w:szCs w:val="14"/>
         </w:rPr>
-        <w:t xml:space="preserve"> pitch;</w:t>
-      </w:r>
+        <w:t xml:space="preserve"> </w:t>
+      </w:r>
+      <w:proofErr w:type="gramStart"/>
+      <w:r>
+        <w:rPr>
+          <w:rFonts w:ascii="나눔고딕" w:eastAsia="나눔고딕" w:hAnsi="나눔고딕" w:cs="Courier New" w:hint="eastAsia"/>
+          <w:color w:val="F8F8F2"/>
+          <w:sz w:val="14"/>
+          <w:szCs w:val="14"/>
+        </w:rPr>
+        <w:t>pitch;</w:t>
+      </w:r>
+      <w:proofErr w:type="gramEnd"/>
     </w:p>
     <w:p>
       <w:pPr>
@@ -12192,8 +12453,19 @@
           <w:sz w:val="14"/>
           <w:szCs w:val="14"/>
         </w:rPr>
-        <w:t xml:space="preserve"> yaw;</w:t>
-      </w:r>
+        <w:t xml:space="preserve"> </w:t>
+      </w:r>
+      <w:proofErr w:type="gramStart"/>
+      <w:r>
+        <w:rPr>
+          <w:rFonts w:ascii="나눔고딕" w:eastAsia="나눔고딕" w:hAnsi="나눔고딕" w:cs="Courier New" w:hint="eastAsia"/>
+          <w:color w:val="F8F8F2"/>
+          <w:sz w:val="14"/>
+          <w:szCs w:val="14"/>
+        </w:rPr>
+        <w:t>yaw;</w:t>
+      </w:r>
+      <w:proofErr w:type="gramEnd"/>
     </w:p>
     <w:p>
       <w:pPr>
@@ -12259,8 +12531,19 @@
           <w:sz w:val="14"/>
           <w:szCs w:val="14"/>
         </w:rPr>
-        <w:t xml:space="preserve"> roll;</w:t>
-      </w:r>
+        <w:t xml:space="preserve"> </w:t>
+      </w:r>
+      <w:proofErr w:type="gramStart"/>
+      <w:r>
+        <w:rPr>
+          <w:rFonts w:ascii="나눔고딕" w:eastAsia="나눔고딕" w:hAnsi="나눔고딕" w:cs="Courier New" w:hint="eastAsia"/>
+          <w:color w:val="F8F8F2"/>
+          <w:sz w:val="14"/>
+          <w:szCs w:val="14"/>
+        </w:rPr>
+        <w:t>roll;</w:t>
+      </w:r>
+      <w:proofErr w:type="gramEnd"/>
     </w:p>
     <w:p>
       <w:pPr>
@@ -12536,8 +12819,19 @@
           <w:sz w:val="14"/>
           <w:szCs w:val="14"/>
         </w:rPr>
-        <w:t xml:space="preserve"> type;</w:t>
-      </w:r>
+        <w:t xml:space="preserve"> </w:t>
+      </w:r>
+      <w:proofErr w:type="gramStart"/>
+      <w:r>
+        <w:rPr>
+          <w:rFonts w:ascii="나눔고딕" w:eastAsia="나눔고딕" w:hAnsi="나눔고딕" w:cs="Courier New" w:hint="eastAsia"/>
+          <w:color w:val="F8F8F2"/>
+          <w:sz w:val="14"/>
+          <w:szCs w:val="14"/>
+        </w:rPr>
+        <w:t>type;</w:t>
+      </w:r>
+      <w:proofErr w:type="gramEnd"/>
     </w:p>
     <w:p>
       <w:pPr>
@@ -12601,8 +12895,19 @@
           <w:sz w:val="14"/>
           <w:szCs w:val="14"/>
         </w:rPr>
-        <w:t xml:space="preserve"> size;</w:t>
-      </w:r>
+        <w:t xml:space="preserve"> </w:t>
+      </w:r>
+      <w:proofErr w:type="gramStart"/>
+      <w:r>
+        <w:rPr>
+          <w:rFonts w:ascii="나눔고딕" w:eastAsia="나눔고딕" w:hAnsi="나눔고딕" w:cs="Courier New" w:hint="eastAsia"/>
+          <w:color w:val="F8F8F2"/>
+          <w:sz w:val="14"/>
+          <w:szCs w:val="14"/>
+        </w:rPr>
+        <w:t>size;</w:t>
+      </w:r>
+      <w:proofErr w:type="gramEnd"/>
     </w:p>
     <w:p>
       <w:pPr>
@@ -12657,9 +12962,20 @@
           <w:sz w:val="14"/>
           <w:szCs w:val="14"/>
         </w:rPr>
-        <w:t>//std::</w:t>
+        <w:t>//</w:t>
+      </w:r>
+      <w:proofErr w:type="gramStart"/>
+      <w:r>
+        <w:rPr>
+          <w:rFonts w:ascii="나눔고딕" w:eastAsia="나눔고딕" w:hAnsi="나눔고딕" w:cs="Courier New" w:hint="eastAsia"/>
+          <w:color w:val="D4D0AB"/>
+          <w:sz w:val="14"/>
+          <w:szCs w:val="14"/>
+        </w:rPr>
+        <w:t>std::</w:t>
       </w:r>
       <w:proofErr w:type="spellStart"/>
+      <w:proofErr w:type="gramEnd"/>
       <w:r>
         <w:rPr>
           <w:rFonts w:ascii="나눔고딕" w:eastAsia="나눔고딕" w:hAnsi="나눔고딕" w:cs="Courier New" w:hint="eastAsia"/>
@@ -12767,6 +13083,7 @@
         <w:t xml:space="preserve"> </w:t>
       </w:r>
       <w:proofErr w:type="spellStart"/>
+      <w:proofErr w:type="gramStart"/>
       <w:r>
         <w:rPr>
           <w:rFonts w:ascii="나눔고딕" w:eastAsia="나눔고딕" w:hAnsi="나눔고딕" w:cs="Courier New" w:hint="eastAsia"/>
@@ -12786,6 +13103,7 @@
         </w:rPr>
         <w:t>;</w:t>
       </w:r>
+      <w:proofErr w:type="gramEnd"/>
     </w:p>
     <w:p>
       <w:pPr>
@@ -12854,6 +13172,7 @@
         <w:t xml:space="preserve"> </w:t>
       </w:r>
       <w:proofErr w:type="spellStart"/>
+      <w:proofErr w:type="gramStart"/>
       <w:r>
         <w:rPr>
           <w:rFonts w:ascii="나눔고딕" w:eastAsia="나눔고딕" w:hAnsi="나눔고딕" w:cs="Courier New" w:hint="eastAsia"/>
@@ -12873,6 +13192,7 @@
         </w:rPr>
         <w:t>;</w:t>
       </w:r>
+      <w:proofErr w:type="gramEnd"/>
     </w:p>
     <w:p>
       <w:pPr>
@@ -12919,9 +13239,19 @@
           <w:szCs w:val="14"/>
         </w:rPr>
         <w:tab/>
+      </w:r>
+      <w:proofErr w:type="gramStart"/>
+      <w:r>
+        <w:rPr>
+          <w:rFonts w:ascii="나눔고딕" w:eastAsia="나눔고딕" w:hAnsi="나눔고딕" w:cs="Courier New" w:hint="eastAsia"/>
+          <w:color w:val="F8F8F2"/>
+          <w:sz w:val="14"/>
+          <w:szCs w:val="14"/>
+        </w:rPr>
         <w:t>std::</w:t>
       </w:r>
       <w:proofErr w:type="spellStart"/>
+      <w:proofErr w:type="gramEnd"/>
       <w:r>
         <w:rPr>
           <w:rFonts w:ascii="나눔고딕" w:eastAsia="나눔고딕" w:hAnsi="나눔고딕" w:cs="Courier New" w:hint="eastAsia"/>
@@ -13047,9 +13377,19 @@
           <w:szCs w:val="14"/>
         </w:rPr>
         <w:tab/>
+      </w:r>
+      <w:proofErr w:type="gramStart"/>
+      <w:r>
+        <w:rPr>
+          <w:rFonts w:ascii="나눔고딕" w:eastAsia="나눔고딕" w:hAnsi="나눔고딕" w:cs="Courier New" w:hint="eastAsia"/>
+          <w:color w:val="F8F8F2"/>
+          <w:sz w:val="14"/>
+          <w:szCs w:val="14"/>
+        </w:rPr>
         <w:t>std::</w:t>
       </w:r>
       <w:proofErr w:type="spellStart"/>
+      <w:proofErr w:type="gramEnd"/>
       <w:r>
         <w:rPr>
           <w:rFonts w:ascii="나눔고딕" w:eastAsia="나눔고딕" w:hAnsi="나눔고딕" w:cs="Courier New" w:hint="eastAsia"/>
@@ -13175,9 +13515,19 @@
           <w:szCs w:val="14"/>
         </w:rPr>
         <w:tab/>
+      </w:r>
+      <w:proofErr w:type="gramStart"/>
+      <w:r>
+        <w:rPr>
+          <w:rFonts w:ascii="나눔고딕" w:eastAsia="나눔고딕" w:hAnsi="나눔고딕" w:cs="Courier New" w:hint="eastAsia"/>
+          <w:color w:val="F8F8F2"/>
+          <w:sz w:val="14"/>
+          <w:szCs w:val="14"/>
+        </w:rPr>
         <w:t>std::</w:t>
       </w:r>
       <w:proofErr w:type="spellStart"/>
+      <w:proofErr w:type="gramEnd"/>
       <w:r>
         <w:rPr>
           <w:rFonts w:ascii="나눔고딕" w:eastAsia="나눔고딕" w:hAnsi="나눔고딕" w:cs="Courier New" w:hint="eastAsia"/>
@@ -13301,7 +13651,26 @@
           <w:szCs w:val="14"/>
         </w:rPr>
         <w:tab/>
-        <w:t>std::pair&lt;</w:t>
+      </w:r>
+      <w:proofErr w:type="gramStart"/>
+      <w:r>
+        <w:rPr>
+          <w:rFonts w:ascii="나눔고딕" w:eastAsia="나눔고딕" w:hAnsi="나눔고딕" w:cs="Courier New" w:hint="eastAsia"/>
+          <w:color w:val="F8F8F2"/>
+          <w:sz w:val="14"/>
+          <w:szCs w:val="14"/>
+        </w:rPr>
+        <w:t>std::</w:t>
+      </w:r>
+      <w:proofErr w:type="gramEnd"/>
+      <w:r>
+        <w:rPr>
+          <w:rFonts w:ascii="나눔고딕" w:eastAsia="나눔고딕" w:hAnsi="나눔고딕" w:cs="Courier New" w:hint="eastAsia"/>
+          <w:color w:val="F8F8F2"/>
+          <w:sz w:val="14"/>
+          <w:szCs w:val="14"/>
+        </w:rPr>
+        <w:t>pair&lt;</w:t>
       </w:r>
       <w:proofErr w:type="spellStart"/>
       <w:r>
@@ -13393,7 +13762,26 @@
           <w:szCs w:val="14"/>
         </w:rPr>
         <w:tab/>
-        <w:t>std::pair&lt;</w:t>
+      </w:r>
+      <w:proofErr w:type="gramStart"/>
+      <w:r>
+        <w:rPr>
+          <w:rFonts w:ascii="나눔고딕" w:eastAsia="나눔고딕" w:hAnsi="나눔고딕" w:cs="Courier New" w:hint="eastAsia"/>
+          <w:color w:val="F8F8F2"/>
+          <w:sz w:val="14"/>
+          <w:szCs w:val="14"/>
+        </w:rPr>
+        <w:t>std::</w:t>
+      </w:r>
+      <w:proofErr w:type="gramEnd"/>
+      <w:r>
+        <w:rPr>
+          <w:rFonts w:ascii="나눔고딕" w:eastAsia="나눔고딕" w:hAnsi="나눔고딕" w:cs="Courier New" w:hint="eastAsia"/>
+          <w:color w:val="F8F8F2"/>
+          <w:sz w:val="14"/>
+          <w:szCs w:val="14"/>
+        </w:rPr>
+        <w:t>pair&lt;</w:t>
       </w:r>
       <w:proofErr w:type="spellStart"/>
       <w:r>
@@ -13485,7 +13873,26 @@
           <w:szCs w:val="14"/>
         </w:rPr>
         <w:tab/>
-        <w:t>std::vector&lt;</w:t>
+      </w:r>
+      <w:proofErr w:type="gramStart"/>
+      <w:r>
+        <w:rPr>
+          <w:rFonts w:ascii="나눔고딕" w:eastAsia="나눔고딕" w:hAnsi="나눔고딕" w:cs="Courier New" w:hint="eastAsia"/>
+          <w:color w:val="F8F8F2"/>
+          <w:sz w:val="14"/>
+          <w:szCs w:val="14"/>
+        </w:rPr>
+        <w:t>std::</w:t>
+      </w:r>
+      <w:proofErr w:type="gramEnd"/>
+      <w:r>
+        <w:rPr>
+          <w:rFonts w:ascii="나눔고딕" w:eastAsia="나눔고딕" w:hAnsi="나눔고딕" w:cs="Courier New" w:hint="eastAsia"/>
+          <w:color w:val="F8F8F2"/>
+          <w:sz w:val="14"/>
+          <w:szCs w:val="14"/>
+        </w:rPr>
+        <w:t>vector&lt;</w:t>
       </w:r>
       <w:r>
         <w:rPr>
@@ -13551,7 +13958,26 @@
           <w:szCs w:val="14"/>
         </w:rPr>
         <w:tab/>
-        <w:t>std::vector&lt;</w:t>
+      </w:r>
+      <w:proofErr w:type="gramStart"/>
+      <w:r>
+        <w:rPr>
+          <w:rFonts w:ascii="나눔고딕" w:eastAsia="나눔고딕" w:hAnsi="나눔고딕" w:cs="Courier New" w:hint="eastAsia"/>
+          <w:color w:val="F8F8F2"/>
+          <w:sz w:val="14"/>
+          <w:szCs w:val="14"/>
+        </w:rPr>
+        <w:t>std::</w:t>
+      </w:r>
+      <w:proofErr w:type="gramEnd"/>
+      <w:r>
+        <w:rPr>
+          <w:rFonts w:ascii="나눔고딕" w:eastAsia="나눔고딕" w:hAnsi="나눔고딕" w:cs="Courier New" w:hint="eastAsia"/>
+          <w:color w:val="F8F8F2"/>
+          <w:sz w:val="14"/>
+          <w:szCs w:val="14"/>
+        </w:rPr>
+        <w:t>vector&lt;</w:t>
       </w:r>
       <w:r>
         <w:rPr>
@@ -13625,9 +14051,20 @@
           <w:sz w:val="14"/>
           <w:szCs w:val="14"/>
         </w:rPr>
-        <w:t>//std::</w:t>
+        <w:t>//</w:t>
+      </w:r>
+      <w:proofErr w:type="gramStart"/>
+      <w:r>
+        <w:rPr>
+          <w:rFonts w:ascii="나눔고딕" w:eastAsia="나눔고딕" w:hAnsi="나눔고딕" w:cs="Courier New" w:hint="eastAsia"/>
+          <w:color w:val="D4D0AB"/>
+          <w:sz w:val="14"/>
+          <w:szCs w:val="14"/>
+        </w:rPr>
+        <w:t>std::</w:t>
       </w:r>
       <w:proofErr w:type="spellStart"/>
+      <w:proofErr w:type="gramEnd"/>
       <w:r>
         <w:rPr>
           <w:rFonts w:ascii="나눔고딕" w:eastAsia="나눔고딕" w:hAnsi="나눔고딕" w:cs="Courier New" w:hint="eastAsia"/>
@@ -13701,9 +14138,20 @@
           <w:sz w:val="14"/>
           <w:szCs w:val="14"/>
         </w:rPr>
-        <w:t>//std::</w:t>
+        <w:t>//</w:t>
+      </w:r>
+      <w:proofErr w:type="gramStart"/>
+      <w:r>
+        <w:rPr>
+          <w:rFonts w:ascii="나눔고딕" w:eastAsia="나눔고딕" w:hAnsi="나눔고딕" w:cs="Courier New" w:hint="eastAsia"/>
+          <w:color w:val="D4D0AB"/>
+          <w:sz w:val="14"/>
+          <w:szCs w:val="14"/>
+        </w:rPr>
+        <w:t>std::</w:t>
       </w:r>
       <w:proofErr w:type="spellStart"/>
+      <w:proofErr w:type="gramEnd"/>
       <w:r>
         <w:rPr>
           <w:rFonts w:ascii="나눔고딕" w:eastAsia="나눔고딕" w:hAnsi="나눔고딕" w:cs="Courier New" w:hint="eastAsia"/>
@@ -13769,7 +14217,26 @@
           <w:szCs w:val="14"/>
         </w:rPr>
         <w:tab/>
-        <w:t>std::vector&lt;</w:t>
+      </w:r>
+      <w:proofErr w:type="gramStart"/>
+      <w:r>
+        <w:rPr>
+          <w:rFonts w:ascii="나눔고딕" w:eastAsia="나눔고딕" w:hAnsi="나눔고딕" w:cs="Courier New" w:hint="eastAsia"/>
+          <w:color w:val="F8F8F2"/>
+          <w:sz w:val="14"/>
+          <w:szCs w:val="14"/>
+        </w:rPr>
+        <w:t>std::</w:t>
+      </w:r>
+      <w:proofErr w:type="gramEnd"/>
+      <w:r>
+        <w:rPr>
+          <w:rFonts w:ascii="나눔고딕" w:eastAsia="나눔고딕" w:hAnsi="나눔고딕" w:cs="Courier New" w:hint="eastAsia"/>
+          <w:color w:val="F8F8F2"/>
+          <w:sz w:val="14"/>
+          <w:szCs w:val="14"/>
+        </w:rPr>
+        <w:t>vector&lt;</w:t>
       </w:r>
       <w:r>
         <w:rPr>
@@ -13877,6 +14344,7 @@
         <w:t xml:space="preserve"> </w:t>
       </w:r>
       <w:proofErr w:type="spellStart"/>
+      <w:proofErr w:type="gramStart"/>
       <w:r>
         <w:rPr>
           <w:rFonts w:ascii="나눔고딕" w:eastAsia="나눔고딕" w:hAnsi="나눔고딕" w:cs="Courier New" w:hint="eastAsia"/>
@@ -13896,6 +14364,7 @@
         </w:rPr>
         <w:t>;</w:t>
       </w:r>
+      <w:proofErr w:type="gramEnd"/>
     </w:p>
     <w:p>
       <w:pPr>
@@ -14176,6 +14645,7 @@
         <w:t xml:space="preserve"> </w:t>
       </w:r>
       <w:proofErr w:type="spellStart"/>
+      <w:proofErr w:type="gramStart"/>
       <w:r>
         <w:rPr>
           <w:rFonts w:ascii="나눔고딕" w:eastAsia="나눔고딕" w:hAnsi="나눔고딕" w:cs="Courier New" w:hint="eastAsia"/>
@@ -14195,6 +14665,7 @@
         </w:rPr>
         <w:t>;</w:t>
       </w:r>
+      <w:proofErr w:type="gramEnd"/>
     </w:p>
     <w:p>
       <w:pPr>
@@ -14241,7 +14712,26 @@
           <w:szCs w:val="14"/>
         </w:rPr>
         <w:tab/>
-        <w:t>std::pair&lt;</w:t>
+      </w:r>
+      <w:proofErr w:type="gramStart"/>
+      <w:r>
+        <w:rPr>
+          <w:rFonts w:ascii="나눔고딕" w:eastAsia="나눔고딕" w:hAnsi="나눔고딕" w:cs="Courier New" w:hint="eastAsia"/>
+          <w:color w:val="F8F8F2"/>
+          <w:sz w:val="14"/>
+          <w:szCs w:val="14"/>
+        </w:rPr>
+        <w:t>std::</w:t>
+      </w:r>
+      <w:proofErr w:type="gramEnd"/>
+      <w:r>
+        <w:rPr>
+          <w:rFonts w:ascii="나눔고딕" w:eastAsia="나눔고딕" w:hAnsi="나눔고딕" w:cs="Courier New" w:hint="eastAsia"/>
+          <w:color w:val="F8F8F2"/>
+          <w:sz w:val="14"/>
+          <w:szCs w:val="14"/>
+        </w:rPr>
+        <w:t>pair&lt;</w:t>
       </w:r>
       <w:proofErr w:type="spellStart"/>
       <w:r>
@@ -14353,7 +14843,26 @@
           <w:szCs w:val="14"/>
         </w:rPr>
         <w:tab/>
-        <w:t>std::pair&lt;</w:t>
+      </w:r>
+      <w:proofErr w:type="gramStart"/>
+      <w:r>
+        <w:rPr>
+          <w:rFonts w:ascii="나눔고딕" w:eastAsia="나눔고딕" w:hAnsi="나눔고딕" w:cs="Courier New" w:hint="eastAsia"/>
+          <w:color w:val="F8F8F2"/>
+          <w:sz w:val="14"/>
+          <w:szCs w:val="14"/>
+        </w:rPr>
+        <w:t>std::</w:t>
+      </w:r>
+      <w:proofErr w:type="gramEnd"/>
+      <w:r>
+        <w:rPr>
+          <w:rFonts w:ascii="나눔고딕" w:eastAsia="나눔고딕" w:hAnsi="나눔고딕" w:cs="Courier New" w:hint="eastAsia"/>
+          <w:color w:val="F8F8F2"/>
+          <w:sz w:val="14"/>
+          <w:szCs w:val="14"/>
+        </w:rPr>
+        <w:t>pair&lt;</w:t>
       </w:r>
       <w:proofErr w:type="spellStart"/>
       <w:r>
@@ -14465,7 +14974,26 @@
           <w:szCs w:val="14"/>
         </w:rPr>
         <w:tab/>
-        <w:t>std::pair&lt;</w:t>
+      </w:r>
+      <w:proofErr w:type="gramStart"/>
+      <w:r>
+        <w:rPr>
+          <w:rFonts w:ascii="나눔고딕" w:eastAsia="나눔고딕" w:hAnsi="나눔고딕" w:cs="Courier New" w:hint="eastAsia"/>
+          <w:color w:val="F8F8F2"/>
+          <w:sz w:val="14"/>
+          <w:szCs w:val="14"/>
+        </w:rPr>
+        <w:t>std::</w:t>
+      </w:r>
+      <w:proofErr w:type="gramEnd"/>
+      <w:r>
+        <w:rPr>
+          <w:rFonts w:ascii="나눔고딕" w:eastAsia="나눔고딕" w:hAnsi="나눔고딕" w:cs="Courier New" w:hint="eastAsia"/>
+          <w:color w:val="F8F8F2"/>
+          <w:sz w:val="14"/>
+          <w:szCs w:val="14"/>
+        </w:rPr>
+        <w:t>pair&lt;</w:t>
       </w:r>
       <w:proofErr w:type="spellStart"/>
       <w:r>
@@ -14577,7 +15105,26 @@
           <w:szCs w:val="14"/>
         </w:rPr>
         <w:tab/>
-        <w:t>std::pair&lt;</w:t>
+      </w:r>
+      <w:proofErr w:type="gramStart"/>
+      <w:r>
+        <w:rPr>
+          <w:rFonts w:ascii="나눔고딕" w:eastAsia="나눔고딕" w:hAnsi="나눔고딕" w:cs="Courier New" w:hint="eastAsia"/>
+          <w:color w:val="F8F8F2"/>
+          <w:sz w:val="14"/>
+          <w:szCs w:val="14"/>
+        </w:rPr>
+        <w:t>std::</w:t>
+      </w:r>
+      <w:proofErr w:type="gramEnd"/>
+      <w:r>
+        <w:rPr>
+          <w:rFonts w:ascii="나눔고딕" w:eastAsia="나눔고딕" w:hAnsi="나눔고딕" w:cs="Courier New" w:hint="eastAsia"/>
+          <w:color w:val="F8F8F2"/>
+          <w:sz w:val="14"/>
+          <w:szCs w:val="14"/>
+        </w:rPr>
+        <w:t>pair&lt;</w:t>
       </w:r>
       <w:proofErr w:type="spellStart"/>
       <w:r>
@@ -16040,8 +16587,19 @@
           <w:sz w:val="14"/>
           <w:szCs w:val="14"/>
         </w:rPr>
-        <w:t xml:space="preserve"> id;</w:t>
-      </w:r>
+        <w:t xml:space="preserve"> </w:t>
+      </w:r>
+      <w:proofErr w:type="gramStart"/>
+      <w:r>
+        <w:rPr>
+          <w:rFonts w:ascii="나눔고딕" w:eastAsia="나눔고딕" w:hAnsi="나눔고딕" w:cs="Courier New" w:hint="eastAsia"/>
+          <w:color w:val="F8F8F2"/>
+          <w:sz w:val="14"/>
+          <w:szCs w:val="14"/>
+        </w:rPr>
+        <w:t>id;</w:t>
+      </w:r>
+      <w:proofErr w:type="gramEnd"/>
     </w:p>
     <w:p>
       <w:pPr>
@@ -16110,6 +16668,7 @@
         <w:t xml:space="preserve"> </w:t>
       </w:r>
       <w:proofErr w:type="spellStart"/>
+      <w:proofErr w:type="gramStart"/>
       <w:r>
         <w:rPr>
           <w:rFonts w:ascii="나눔고딕" w:eastAsia="나눔고딕" w:hAnsi="나눔고딕" w:cs="Courier New" w:hint="eastAsia"/>
@@ -16129,6 +16688,7 @@
         </w:rPr>
         <w:t>;</w:t>
       </w:r>
+      <w:proofErr w:type="gramEnd"/>
     </w:p>
     <w:p>
       <w:pPr>
@@ -16404,8 +16964,19 @@
           <w:sz w:val="14"/>
           <w:szCs w:val="14"/>
         </w:rPr>
-        <w:t xml:space="preserve"> type;</w:t>
-      </w:r>
+        <w:t xml:space="preserve"> </w:t>
+      </w:r>
+      <w:proofErr w:type="gramStart"/>
+      <w:r>
+        <w:rPr>
+          <w:rFonts w:ascii="나눔고딕" w:eastAsia="나눔고딕" w:hAnsi="나눔고딕" w:cs="Courier New" w:hint="eastAsia"/>
+          <w:color w:val="F8F8F2"/>
+          <w:sz w:val="14"/>
+          <w:szCs w:val="14"/>
+        </w:rPr>
+        <w:t>type;</w:t>
+      </w:r>
+      <w:proofErr w:type="gramEnd"/>
     </w:p>
     <w:p>
       <w:pPr>
@@ -16469,8 +17040,19 @@
           <w:sz w:val="14"/>
           <w:szCs w:val="14"/>
         </w:rPr>
-        <w:t xml:space="preserve"> pos;</w:t>
-      </w:r>
+        <w:t xml:space="preserve"> </w:t>
+      </w:r>
+      <w:proofErr w:type="gramStart"/>
+      <w:r>
+        <w:rPr>
+          <w:rFonts w:ascii="나눔고딕" w:eastAsia="나눔고딕" w:hAnsi="나눔고딕" w:cs="Courier New" w:hint="eastAsia"/>
+          <w:color w:val="F8F8F2"/>
+          <w:sz w:val="14"/>
+          <w:szCs w:val="14"/>
+        </w:rPr>
+        <w:t>pos;</w:t>
+      </w:r>
+      <w:proofErr w:type="gramEnd"/>
     </w:p>
     <w:p>
       <w:pPr>
@@ -16537,6 +17119,7 @@
         <w:t xml:space="preserve"> </w:t>
       </w:r>
       <w:proofErr w:type="spellStart"/>
+      <w:proofErr w:type="gramStart"/>
       <w:r>
         <w:rPr>
           <w:rFonts w:ascii="나눔고딕" w:eastAsia="나눔고딕" w:hAnsi="나눔고딕" w:cs="Courier New" w:hint="eastAsia"/>
@@ -16556,6 +17139,7 @@
         </w:rPr>
         <w:t>;</w:t>
       </w:r>
+      <w:proofErr w:type="gramEnd"/>
     </w:p>
     <w:p>
       <w:pPr>
@@ -16829,8 +17413,19 @@
           <w:sz w:val="14"/>
           <w:szCs w:val="14"/>
         </w:rPr>
-        <w:t xml:space="preserve"> pos;</w:t>
-      </w:r>
+        <w:t xml:space="preserve"> </w:t>
+      </w:r>
+      <w:proofErr w:type="gramStart"/>
+      <w:r>
+        <w:rPr>
+          <w:rFonts w:ascii="나눔고딕" w:eastAsia="나눔고딕" w:hAnsi="나눔고딕" w:cs="Courier New" w:hint="eastAsia"/>
+          <w:color w:val="F8F8F2"/>
+          <w:sz w:val="14"/>
+          <w:szCs w:val="14"/>
+        </w:rPr>
+        <w:t>pos;</w:t>
+      </w:r>
+      <w:proofErr w:type="gramEnd"/>
     </w:p>
     <w:p>
       <w:pPr>
@@ -16897,6 +17492,7 @@
         <w:t xml:space="preserve"> </w:t>
       </w:r>
       <w:proofErr w:type="spellStart"/>
+      <w:proofErr w:type="gramStart"/>
       <w:r>
         <w:rPr>
           <w:rFonts w:ascii="나눔고딕" w:eastAsia="나눔고딕" w:hAnsi="나눔고딕" w:cs="Courier New" w:hint="eastAsia"/>
@@ -16916,6 +17512,7 @@
         </w:rPr>
         <w:t>;</w:t>
       </w:r>
+      <w:proofErr w:type="gramEnd"/>
     </w:p>
     <w:p>
       <w:pPr>
@@ -17241,6 +17838,7 @@
         <w:t xml:space="preserve"> </w:t>
       </w:r>
       <w:proofErr w:type="spellStart"/>
+      <w:proofErr w:type="gramStart"/>
       <w:r>
         <w:rPr>
           <w:rFonts w:ascii="나눔고딕" w:eastAsia="나눔고딕" w:hAnsi="나눔고딕" w:cs="Courier New" w:hint="eastAsia"/>
@@ -17260,6 +17858,7 @@
         </w:rPr>
         <w:t>;</w:t>
       </w:r>
+      <w:proofErr w:type="gramEnd"/>
     </w:p>
     <w:p>
       <w:pPr>
@@ -17325,8 +17924,19 @@
           <w:sz w:val="14"/>
           <w:szCs w:val="14"/>
         </w:rPr>
-        <w:t xml:space="preserve"> type;</w:t>
-      </w:r>
+        <w:t xml:space="preserve"> </w:t>
+      </w:r>
+      <w:proofErr w:type="gramStart"/>
+      <w:r>
+        <w:rPr>
+          <w:rFonts w:ascii="나눔고딕" w:eastAsia="나눔고딕" w:hAnsi="나눔고딕" w:cs="Courier New" w:hint="eastAsia"/>
+          <w:color w:val="F8F8F2"/>
+          <w:sz w:val="14"/>
+          <w:szCs w:val="14"/>
+        </w:rPr>
+        <w:t>type;</w:t>
+      </w:r>
+      <w:proofErr w:type="gramEnd"/>
     </w:p>
     <w:p>
       <w:pPr>
@@ -17392,8 +18002,19 @@
           <w:sz w:val="14"/>
           <w:szCs w:val="14"/>
         </w:rPr>
-        <w:t xml:space="preserve"> state;</w:t>
-      </w:r>
+        <w:t xml:space="preserve"> </w:t>
+      </w:r>
+      <w:proofErr w:type="gramStart"/>
+      <w:r>
+        <w:rPr>
+          <w:rFonts w:ascii="나눔고딕" w:eastAsia="나눔고딕" w:hAnsi="나눔고딕" w:cs="Courier New" w:hint="eastAsia"/>
+          <w:color w:val="F8F8F2"/>
+          <w:sz w:val="14"/>
+          <w:szCs w:val="14"/>
+        </w:rPr>
+        <w:t>state;</w:t>
+      </w:r>
+      <w:proofErr w:type="gramEnd"/>
     </w:p>
     <w:p>
       <w:pPr>
@@ -17669,8 +18290,19 @@
           <w:sz w:val="14"/>
           <w:szCs w:val="14"/>
         </w:rPr>
-        <w:t xml:space="preserve"> type;</w:t>
-      </w:r>
+        <w:t xml:space="preserve"> </w:t>
+      </w:r>
+      <w:proofErr w:type="gramStart"/>
+      <w:r>
+        <w:rPr>
+          <w:rFonts w:ascii="나눔고딕" w:eastAsia="나눔고딕" w:hAnsi="나눔고딕" w:cs="Courier New" w:hint="eastAsia"/>
+          <w:color w:val="F8F8F2"/>
+          <w:sz w:val="14"/>
+          <w:szCs w:val="14"/>
+        </w:rPr>
+        <w:t>type;</w:t>
+      </w:r>
+      <w:proofErr w:type="gramEnd"/>
     </w:p>
     <w:p>
       <w:pPr>
@@ -17739,6 +18371,7 @@
         <w:t xml:space="preserve"> </w:t>
       </w:r>
       <w:proofErr w:type="spellStart"/>
+      <w:proofErr w:type="gramStart"/>
       <w:r>
         <w:rPr>
           <w:rFonts w:ascii="나눔고딕" w:eastAsia="나눔고딕" w:hAnsi="나눔고딕" w:cs="Courier New" w:hint="eastAsia"/>
@@ -17758,6 +18391,7 @@
         </w:rPr>
         <w:t>;</w:t>
       </w:r>
+      <w:proofErr w:type="gramEnd"/>
     </w:p>
     <w:p>
       <w:pPr>
@@ -17821,8 +18455,19 @@
           <w:sz w:val="14"/>
           <w:szCs w:val="14"/>
         </w:rPr>
-        <w:t xml:space="preserve"> pos;</w:t>
-      </w:r>
+        <w:t xml:space="preserve"> </w:t>
+      </w:r>
+      <w:proofErr w:type="gramStart"/>
+      <w:r>
+        <w:rPr>
+          <w:rFonts w:ascii="나눔고딕" w:eastAsia="나눔고딕" w:hAnsi="나눔고딕" w:cs="Courier New" w:hint="eastAsia"/>
+          <w:color w:val="F8F8F2"/>
+          <w:sz w:val="14"/>
+          <w:szCs w:val="14"/>
+        </w:rPr>
+        <w:t>pos;</w:t>
+      </w:r>
+      <w:proofErr w:type="gramEnd"/>
     </w:p>
     <w:p>
       <w:pPr>
@@ -17889,6 +18534,7 @@
         <w:t xml:space="preserve"> </w:t>
       </w:r>
       <w:proofErr w:type="spellStart"/>
+      <w:proofErr w:type="gramStart"/>
       <w:r>
         <w:rPr>
           <w:rFonts w:ascii="나눔고딕" w:eastAsia="나눔고딕" w:hAnsi="나눔고딕" w:cs="Courier New" w:hint="eastAsia"/>
@@ -17908,6 +18554,7 @@
         </w:rPr>
         <w:t>;</w:t>
       </w:r>
+      <w:proofErr w:type="gramEnd"/>
     </w:p>
     <w:p>
       <w:pPr>
@@ -17973,8 +18620,19 @@
           <w:sz w:val="14"/>
           <w:szCs w:val="14"/>
         </w:rPr>
-        <w:t xml:space="preserve"> state;</w:t>
-      </w:r>
+        <w:t xml:space="preserve"> </w:t>
+      </w:r>
+      <w:proofErr w:type="gramStart"/>
+      <w:r>
+        <w:rPr>
+          <w:rFonts w:ascii="나눔고딕" w:eastAsia="나눔고딕" w:hAnsi="나눔고딕" w:cs="Courier New" w:hint="eastAsia"/>
+          <w:color w:val="F8F8F2"/>
+          <w:sz w:val="14"/>
+          <w:szCs w:val="14"/>
+        </w:rPr>
+        <w:t>state;</w:t>
+      </w:r>
+      <w:proofErr w:type="gramEnd"/>
     </w:p>
     <w:p>
       <w:pPr>
@@ -18253,6 +18911,7 @@
         <w:t xml:space="preserve"> </w:t>
       </w:r>
       <w:proofErr w:type="spellStart"/>
+      <w:proofErr w:type="gramStart"/>
       <w:r>
         <w:rPr>
           <w:rFonts w:ascii="나눔고딕" w:eastAsia="나눔고딕" w:hAnsi="나눔고딕" w:cs="Courier New" w:hint="eastAsia"/>
@@ -18272,6 +18931,7 @@
         </w:rPr>
         <w:t>;</w:t>
       </w:r>
+      <w:proofErr w:type="gramEnd"/>
     </w:p>
     <w:p>
       <w:pPr>
@@ -18340,6 +19000,7 @@
         <w:t xml:space="preserve"> </w:t>
       </w:r>
       <w:proofErr w:type="spellStart"/>
+      <w:proofErr w:type="gramStart"/>
       <w:r>
         <w:rPr>
           <w:rFonts w:ascii="나눔고딕" w:eastAsia="나눔고딕" w:hAnsi="나눔고딕" w:cs="Courier New" w:hint="eastAsia"/>
@@ -18359,6 +19020,7 @@
         </w:rPr>
         <w:t>;</w:t>
       </w:r>
+      <w:proofErr w:type="gramEnd"/>
     </w:p>
     <w:p>
       <w:pPr>
@@ -18427,6 +19089,7 @@
         <w:t xml:space="preserve"> </w:t>
       </w:r>
       <w:proofErr w:type="spellStart"/>
+      <w:proofErr w:type="gramStart"/>
       <w:r>
         <w:rPr>
           <w:rFonts w:ascii="나눔고딕" w:eastAsia="나눔고딕" w:hAnsi="나눔고딕" w:cs="Courier New" w:hint="eastAsia"/>
@@ -18446,6 +19109,7 @@
         </w:rPr>
         <w:t>;</w:t>
       </w:r>
+      <w:proofErr w:type="gramEnd"/>
     </w:p>
     <w:p>
       <w:pPr>
@@ -18724,6 +19388,7 @@
         <w:t xml:space="preserve"> </w:t>
       </w:r>
       <w:proofErr w:type="spellStart"/>
+      <w:proofErr w:type="gramStart"/>
       <w:r>
         <w:rPr>
           <w:rFonts w:ascii="나눔고딕" w:eastAsia="나눔고딕" w:hAnsi="나눔고딕" w:cs="Courier New" w:hint="eastAsia"/>
@@ -18743,6 +19408,7 @@
         </w:rPr>
         <w:t>;</w:t>
       </w:r>
+      <w:proofErr w:type="gramEnd"/>
     </w:p>
     <w:p>
       <w:pPr>
@@ -18811,6 +19477,7 @@
         <w:t xml:space="preserve"> </w:t>
       </w:r>
       <w:proofErr w:type="spellStart"/>
+      <w:proofErr w:type="gramStart"/>
       <w:r>
         <w:rPr>
           <w:rFonts w:ascii="나눔고딕" w:eastAsia="나눔고딕" w:hAnsi="나눔고딕" w:cs="Courier New" w:hint="eastAsia"/>
@@ -18830,6 +19497,7 @@
         </w:rPr>
         <w:t>;</w:t>
       </w:r>
+      <w:proofErr w:type="gramEnd"/>
     </w:p>
     <w:p>
       <w:pPr>
@@ -19109,6 +19777,7 @@
         <w:t xml:space="preserve"> </w:t>
       </w:r>
       <w:proofErr w:type="spellStart"/>
+      <w:proofErr w:type="gramStart"/>
       <w:r>
         <w:rPr>
           <w:rFonts w:ascii="나눔고딕" w:eastAsia="나눔고딕" w:hAnsi="나눔고딕" w:cs="Courier New" w:hint="eastAsia"/>
@@ -19128,6 +19797,7 @@
         </w:rPr>
         <w:t>;</w:t>
       </w:r>
+      <w:proofErr w:type="gramEnd"/>
     </w:p>
     <w:p>
       <w:pPr>
@@ -19196,6 +19866,7 @@
         <w:t xml:space="preserve"> </w:t>
       </w:r>
       <w:proofErr w:type="spellStart"/>
+      <w:proofErr w:type="gramStart"/>
       <w:r>
         <w:rPr>
           <w:rFonts w:ascii="나눔고딕" w:eastAsia="나눔고딕" w:hAnsi="나눔고딕" w:cs="Courier New" w:hint="eastAsia"/>
@@ -19215,6 +19886,7 @@
         </w:rPr>
         <w:t>;</w:t>
       </w:r>
+      <w:proofErr w:type="gramEnd"/>
     </w:p>
     <w:p>
       <w:pPr>
@@ -19493,6 +20165,7 @@
         <w:t xml:space="preserve"> </w:t>
       </w:r>
       <w:proofErr w:type="spellStart"/>
+      <w:proofErr w:type="gramStart"/>
       <w:r>
         <w:rPr>
           <w:rFonts w:ascii="나눔고딕" w:eastAsia="나눔고딕" w:hAnsi="나눔고딕" w:cs="Courier New" w:hint="eastAsia"/>
@@ -19512,6 +20185,7 @@
         </w:rPr>
         <w:t>;</w:t>
       </w:r>
+      <w:proofErr w:type="gramEnd"/>
     </w:p>
     <w:p>
       <w:pPr>
@@ -19580,6 +20254,7 @@
         <w:t xml:space="preserve"> </w:t>
       </w:r>
       <w:proofErr w:type="spellStart"/>
+      <w:proofErr w:type="gramStart"/>
       <w:r>
         <w:rPr>
           <w:rFonts w:ascii="나눔고딕" w:eastAsia="나눔고딕" w:hAnsi="나눔고딕" w:cs="Courier New" w:hint="eastAsia"/>
@@ -19599,6 +20274,7 @@
         </w:rPr>
         <w:t>;</w:t>
       </w:r>
+      <w:proofErr w:type="gramEnd"/>
     </w:p>
     <w:p>
       <w:pPr>
@@ -19667,6 +20343,7 @@
         <w:t xml:space="preserve"> </w:t>
       </w:r>
       <w:proofErr w:type="spellStart"/>
+      <w:proofErr w:type="gramStart"/>
       <w:r>
         <w:rPr>
           <w:rFonts w:ascii="나눔고딕" w:eastAsia="나눔고딕" w:hAnsi="나눔고딕" w:cs="Courier New" w:hint="eastAsia"/>
@@ -19686,6 +20363,7 @@
         </w:rPr>
         <w:t>;</w:t>
       </w:r>
+      <w:proofErr w:type="gramEnd"/>
     </w:p>
     <w:p>
       <w:pPr>
@@ -20008,8 +20686,19 @@
           <w:sz w:val="14"/>
           <w:szCs w:val="14"/>
         </w:rPr>
-        <w:t xml:space="preserve"> type;</w:t>
-      </w:r>
+        <w:t xml:space="preserve"> </w:t>
+      </w:r>
+      <w:proofErr w:type="gramStart"/>
+      <w:r>
+        <w:rPr>
+          <w:rFonts w:ascii="나눔고딕" w:eastAsia="나눔고딕" w:hAnsi="나눔고딕" w:cs="Courier New" w:hint="eastAsia"/>
+          <w:color w:val="F8F8F2"/>
+          <w:sz w:val="14"/>
+          <w:szCs w:val="14"/>
+        </w:rPr>
+        <w:t>type;</w:t>
+      </w:r>
+      <w:proofErr w:type="gramEnd"/>
     </w:p>
     <w:p>
       <w:pPr>
@@ -20078,6 +20767,7 @@
         <w:t xml:space="preserve"> </w:t>
       </w:r>
       <w:proofErr w:type="spellStart"/>
+      <w:proofErr w:type="gramStart"/>
       <w:r>
         <w:rPr>
           <w:rFonts w:ascii="나눔고딕" w:eastAsia="나눔고딕" w:hAnsi="나눔고딕" w:cs="Courier New" w:hint="eastAsia"/>
@@ -20097,6 +20787,7 @@
         </w:rPr>
         <w:t>;</w:t>
       </w:r>
+      <w:proofErr w:type="gramEnd"/>
     </w:p>
     <w:p>
       <w:pPr>
@@ -20160,8 +20851,19 @@
           <w:sz w:val="14"/>
           <w:szCs w:val="14"/>
         </w:rPr>
-        <w:t xml:space="preserve"> pos;</w:t>
-      </w:r>
+        <w:t xml:space="preserve"> </w:t>
+      </w:r>
+      <w:proofErr w:type="gramStart"/>
+      <w:r>
+        <w:rPr>
+          <w:rFonts w:ascii="나눔고딕" w:eastAsia="나눔고딕" w:hAnsi="나눔고딕" w:cs="Courier New" w:hint="eastAsia"/>
+          <w:color w:val="F8F8F2"/>
+          <w:sz w:val="14"/>
+          <w:szCs w:val="14"/>
+        </w:rPr>
+        <w:t>pos;</w:t>
+      </w:r>
+      <w:proofErr w:type="gramEnd"/>
     </w:p>
     <w:p>
       <w:pPr>
@@ -20228,6 +20930,7 @@
         <w:t xml:space="preserve"> </w:t>
       </w:r>
       <w:proofErr w:type="spellStart"/>
+      <w:proofErr w:type="gramStart"/>
       <w:r>
         <w:rPr>
           <w:rFonts w:ascii="나눔고딕" w:eastAsia="나눔고딕" w:hAnsi="나눔고딕" w:cs="Courier New" w:hint="eastAsia"/>
@@ -20247,6 +20950,7 @@
         </w:rPr>
         <w:t>;</w:t>
       </w:r>
+      <w:proofErr w:type="gramEnd"/>
     </w:p>
     <w:p>
       <w:pPr>
@@ -20525,6 +21229,7 @@
         <w:t xml:space="preserve"> </w:t>
       </w:r>
       <w:proofErr w:type="spellStart"/>
+      <w:proofErr w:type="gramStart"/>
       <w:r>
         <w:rPr>
           <w:rFonts w:ascii="나눔고딕" w:eastAsia="나눔고딕" w:hAnsi="나눔고딕" w:cs="Courier New" w:hint="eastAsia"/>
@@ -20544,6 +21249,7 @@
         </w:rPr>
         <w:t>;</w:t>
       </w:r>
+      <w:proofErr w:type="gramEnd"/>
     </w:p>
     <w:p>
       <w:pPr>
@@ -20610,6 +21316,7 @@
         <w:t xml:space="preserve"> </w:t>
       </w:r>
       <w:proofErr w:type="spellStart"/>
+      <w:proofErr w:type="gramStart"/>
       <w:r>
         <w:rPr>
           <w:rFonts w:ascii="나눔고딕" w:eastAsia="나눔고딕" w:hAnsi="나눔고딕" w:cs="Courier New" w:hint="eastAsia"/>
@@ -20629,6 +21336,7 @@
         </w:rPr>
         <w:t>;</w:t>
       </w:r>
+      <w:proofErr w:type="gramEnd"/>
     </w:p>
     <w:p>
       <w:pPr>
@@ -20699,6 +21407,7 @@
         <w:t xml:space="preserve"> </w:t>
       </w:r>
       <w:proofErr w:type="spellStart"/>
+      <w:proofErr w:type="gramStart"/>
       <w:r>
         <w:rPr>
           <w:rFonts w:ascii="나눔고딕" w:eastAsia="나눔고딕" w:hAnsi="나눔고딕" w:cs="Courier New" w:hint="eastAsia"/>
@@ -20718,6 +21427,7 @@
         </w:rPr>
         <w:t>;</w:t>
       </w:r>
+      <w:proofErr w:type="gramEnd"/>
     </w:p>
     <w:p>
       <w:pPr>
@@ -20781,8 +21491,19 @@
           <w:sz w:val="14"/>
           <w:szCs w:val="14"/>
         </w:rPr>
-        <w:t xml:space="preserve"> pos;</w:t>
-      </w:r>
+        <w:t xml:space="preserve"> </w:t>
+      </w:r>
+      <w:proofErr w:type="gramStart"/>
+      <w:r>
+        <w:rPr>
+          <w:rFonts w:ascii="나눔고딕" w:eastAsia="나눔고딕" w:hAnsi="나눔고딕" w:cs="Courier New" w:hint="eastAsia"/>
+          <w:color w:val="F8F8F2"/>
+          <w:sz w:val="14"/>
+          <w:szCs w:val="14"/>
+        </w:rPr>
+        <w:t>pos;</w:t>
+      </w:r>
+      <w:proofErr w:type="gramEnd"/>
     </w:p>
     <w:p>
       <w:pPr>
@@ -20849,6 +21570,7 @@
         <w:t xml:space="preserve"> </w:t>
       </w:r>
       <w:proofErr w:type="spellStart"/>
+      <w:proofErr w:type="gramStart"/>
       <w:r>
         <w:rPr>
           <w:rFonts w:ascii="나눔고딕" w:eastAsia="나눔고딕" w:hAnsi="나눔고딕" w:cs="Courier New" w:hint="eastAsia"/>
@@ -20868,6 +21590,7 @@
         </w:rPr>
         <w:t>;</w:t>
       </w:r>
+      <w:proofErr w:type="gramEnd"/>
     </w:p>
     <w:p>
       <w:pPr>
@@ -21146,6 +21869,7 @@
         <w:t xml:space="preserve"> </w:t>
       </w:r>
       <w:proofErr w:type="spellStart"/>
+      <w:proofErr w:type="gramStart"/>
       <w:r>
         <w:rPr>
           <w:rFonts w:ascii="나눔고딕" w:eastAsia="나눔고딕" w:hAnsi="나눔고딕" w:cs="Courier New" w:hint="eastAsia"/>
@@ -21165,6 +21889,7 @@
         </w:rPr>
         <w:t>;</w:t>
       </w:r>
+      <w:proofErr w:type="gramEnd"/>
     </w:p>
     <w:p>
       <w:pPr>
@@ -21233,6 +21958,7 @@
         <w:t xml:space="preserve"> </w:t>
       </w:r>
       <w:proofErr w:type="spellStart"/>
+      <w:proofErr w:type="gramStart"/>
       <w:r>
         <w:rPr>
           <w:rFonts w:ascii="나눔고딕" w:eastAsia="나눔고딕" w:hAnsi="나눔고딕" w:cs="Courier New" w:hint="eastAsia"/>
@@ -21252,6 +21978,7 @@
         </w:rPr>
         <w:t>;</w:t>
       </w:r>
+      <w:proofErr w:type="gramEnd"/>
     </w:p>
     <w:p>
       <w:pPr>
@@ -21530,6 +22257,7 @@
         <w:t xml:space="preserve"> </w:t>
       </w:r>
       <w:proofErr w:type="spellStart"/>
+      <w:proofErr w:type="gramStart"/>
       <w:r>
         <w:rPr>
           <w:rFonts w:ascii="나눔고딕" w:eastAsia="나눔고딕" w:hAnsi="나눔고딕" w:cs="Courier New" w:hint="eastAsia"/>
@@ -21549,6 +22277,7 @@
         </w:rPr>
         <w:t>;</w:t>
       </w:r>
+      <w:proofErr w:type="gramEnd"/>
     </w:p>
     <w:p>
       <w:pPr>
@@ -21614,8 +22343,19 @@
           <w:sz w:val="14"/>
           <w:szCs w:val="14"/>
         </w:rPr>
-        <w:t xml:space="preserve"> type;</w:t>
-      </w:r>
+        <w:t xml:space="preserve"> </w:t>
+      </w:r>
+      <w:proofErr w:type="gramStart"/>
+      <w:r>
+        <w:rPr>
+          <w:rFonts w:ascii="나눔고딕" w:eastAsia="나눔고딕" w:hAnsi="나눔고딕" w:cs="Courier New" w:hint="eastAsia"/>
+          <w:color w:val="F8F8F2"/>
+          <w:sz w:val="14"/>
+          <w:szCs w:val="14"/>
+        </w:rPr>
+        <w:t>type;</w:t>
+      </w:r>
+      <w:proofErr w:type="gramEnd"/>
     </w:p>
     <w:p>
       <w:pPr>
@@ -21681,8 +22421,19 @@
           <w:sz w:val="14"/>
           <w:szCs w:val="14"/>
         </w:rPr>
-        <w:t xml:space="preserve"> state;</w:t>
-      </w:r>
+        <w:t xml:space="preserve"> </w:t>
+      </w:r>
+      <w:proofErr w:type="gramStart"/>
+      <w:r>
+        <w:rPr>
+          <w:rFonts w:ascii="나눔고딕" w:eastAsia="나눔고딕" w:hAnsi="나눔고딕" w:cs="Courier New" w:hint="eastAsia"/>
+          <w:color w:val="F8F8F2"/>
+          <w:sz w:val="14"/>
+          <w:szCs w:val="14"/>
+        </w:rPr>
+        <w:t>state;</w:t>
+      </w:r>
+      <w:proofErr w:type="gramEnd"/>
     </w:p>
     <w:p>
       <w:pPr>
@@ -21958,8 +22709,19 @@
           <w:sz w:val="14"/>
           <w:szCs w:val="14"/>
         </w:rPr>
-        <w:t xml:space="preserve"> type;</w:t>
-      </w:r>
+        <w:t xml:space="preserve"> </w:t>
+      </w:r>
+      <w:proofErr w:type="gramStart"/>
+      <w:r>
+        <w:rPr>
+          <w:rFonts w:ascii="나눔고딕" w:eastAsia="나눔고딕" w:hAnsi="나눔고딕" w:cs="Courier New" w:hint="eastAsia"/>
+          <w:color w:val="F8F8F2"/>
+          <w:sz w:val="14"/>
+          <w:szCs w:val="14"/>
+        </w:rPr>
+        <w:t>type;</w:t>
+      </w:r>
+      <w:proofErr w:type="gramEnd"/>
     </w:p>
     <w:p>
       <w:pPr>
@@ -22028,6 +22790,7 @@
         <w:t xml:space="preserve"> </w:t>
       </w:r>
       <w:proofErr w:type="spellStart"/>
+      <w:proofErr w:type="gramStart"/>
       <w:r>
         <w:rPr>
           <w:rFonts w:ascii="나눔고딕" w:eastAsia="나눔고딕" w:hAnsi="나눔고딕" w:cs="Courier New" w:hint="eastAsia"/>
@@ -22047,6 +22810,7 @@
         </w:rPr>
         <w:t>;</w:t>
       </w:r>
+      <w:proofErr w:type="gramEnd"/>
     </w:p>
     <w:p>
       <w:pPr>
@@ -22110,8 +22874,19 @@
           <w:sz w:val="14"/>
           <w:szCs w:val="14"/>
         </w:rPr>
-        <w:t xml:space="preserve"> pos;</w:t>
-      </w:r>
+        <w:t xml:space="preserve"> </w:t>
+      </w:r>
+      <w:proofErr w:type="gramStart"/>
+      <w:r>
+        <w:rPr>
+          <w:rFonts w:ascii="나눔고딕" w:eastAsia="나눔고딕" w:hAnsi="나눔고딕" w:cs="Courier New" w:hint="eastAsia"/>
+          <w:color w:val="F8F8F2"/>
+          <w:sz w:val="14"/>
+          <w:szCs w:val="14"/>
+        </w:rPr>
+        <w:t>pos;</w:t>
+      </w:r>
+      <w:proofErr w:type="gramEnd"/>
     </w:p>
     <w:p>
       <w:pPr>
@@ -22178,6 +22953,7 @@
         <w:t xml:space="preserve"> </w:t>
       </w:r>
       <w:proofErr w:type="spellStart"/>
+      <w:proofErr w:type="gramStart"/>
       <w:r>
         <w:rPr>
           <w:rFonts w:ascii="나눔고딕" w:eastAsia="나눔고딕" w:hAnsi="나눔고딕" w:cs="Courier New" w:hint="eastAsia"/>
@@ -22197,6 +22973,7 @@
         </w:rPr>
         <w:t>;</w:t>
       </w:r>
+      <w:proofErr w:type="gramEnd"/>
     </w:p>
     <w:p>
       <w:pPr>
@@ -22262,8 +23039,19 @@
           <w:sz w:val="14"/>
           <w:szCs w:val="14"/>
         </w:rPr>
-        <w:t xml:space="preserve"> state;</w:t>
-      </w:r>
+        <w:t xml:space="preserve"> </w:t>
+      </w:r>
+      <w:proofErr w:type="gramStart"/>
+      <w:r>
+        <w:rPr>
+          <w:rFonts w:ascii="나눔고딕" w:eastAsia="나눔고딕" w:hAnsi="나눔고딕" w:cs="Courier New" w:hint="eastAsia"/>
+          <w:color w:val="F8F8F2"/>
+          <w:sz w:val="14"/>
+          <w:szCs w:val="14"/>
+        </w:rPr>
+        <w:t>state;</w:t>
+      </w:r>
+      <w:proofErr w:type="gramEnd"/>
     </w:p>
     <w:p>
       <w:pPr>
@@ -22520,7 +23308,26 @@
           <w:szCs w:val="14"/>
         </w:rPr>
         <w:tab/>
-        <w:t>std::vector&lt;</w:t>
+      </w:r>
+      <w:proofErr w:type="gramStart"/>
+      <w:r>
+        <w:rPr>
+          <w:rFonts w:ascii="나눔고딕" w:eastAsia="나눔고딕" w:hAnsi="나눔고딕" w:cs="Courier New" w:hint="eastAsia"/>
+          <w:color w:val="F8F8F2"/>
+          <w:sz w:val="14"/>
+          <w:szCs w:val="14"/>
+        </w:rPr>
+        <w:t>std::</w:t>
+      </w:r>
+      <w:proofErr w:type="gramEnd"/>
+      <w:r>
+        <w:rPr>
+          <w:rFonts w:ascii="나눔고딕" w:eastAsia="나눔고딕" w:hAnsi="나눔고딕" w:cs="Courier New" w:hint="eastAsia"/>
+          <w:color w:val="F8F8F2"/>
+          <w:sz w:val="14"/>
+          <w:szCs w:val="14"/>
+        </w:rPr>
+        <w:t>vector&lt;</w:t>
       </w:r>
       <w:proofErr w:type="spellStart"/>
       <w:r>
@@ -22608,7 +23415,26 @@
           <w:szCs w:val="14"/>
         </w:rPr>
         <w:tab/>
-        <w:t>std::vector&lt;</w:t>
+      </w:r>
+      <w:proofErr w:type="gramStart"/>
+      <w:r>
+        <w:rPr>
+          <w:rFonts w:ascii="나눔고딕" w:eastAsia="나눔고딕" w:hAnsi="나눔고딕" w:cs="Courier New" w:hint="eastAsia"/>
+          <w:color w:val="F8F8F2"/>
+          <w:sz w:val="14"/>
+          <w:szCs w:val="14"/>
+        </w:rPr>
+        <w:t>std::</w:t>
+      </w:r>
+      <w:proofErr w:type="gramEnd"/>
+      <w:r>
+        <w:rPr>
+          <w:rFonts w:ascii="나눔고딕" w:eastAsia="나눔고딕" w:hAnsi="나눔고딕" w:cs="Courier New" w:hint="eastAsia"/>
+          <w:color w:val="F8F8F2"/>
+          <w:sz w:val="14"/>
+          <w:szCs w:val="14"/>
+        </w:rPr>
+        <w:t>vector&lt;</w:t>
       </w:r>
       <w:proofErr w:type="spellStart"/>
       <w:r>
@@ -22908,6 +23734,7 @@
         <w:t xml:space="preserve"> </w:t>
       </w:r>
       <w:proofErr w:type="spellStart"/>
+      <w:proofErr w:type="gramStart"/>
       <w:r>
         <w:rPr>
           <w:rFonts w:ascii="나눔고딕" w:eastAsia="나눔고딕" w:hAnsi="나눔고딕" w:cs="Courier New" w:hint="eastAsia"/>
@@ -22927,6 +23754,7 @@
         </w:rPr>
         <w:t>;</w:t>
       </w:r>
+      <w:proofErr w:type="gramEnd"/>
     </w:p>
     <w:p>
       <w:pPr>
@@ -22993,6 +23821,7 @@
         <w:t xml:space="preserve"> </w:t>
       </w:r>
       <w:proofErr w:type="spellStart"/>
+      <w:proofErr w:type="gramStart"/>
       <w:r>
         <w:rPr>
           <w:rFonts w:ascii="나눔고딕" w:eastAsia="나눔고딕" w:hAnsi="나눔고딕" w:cs="Courier New" w:hint="eastAsia"/>
@@ -23012,6 +23841,7 @@
         </w:rPr>
         <w:t>;</w:t>
       </w:r>
+      <w:proofErr w:type="gramEnd"/>
     </w:p>
     <w:p>
       <w:pPr>
@@ -23082,6 +23912,7 @@
         <w:t xml:space="preserve"> </w:t>
       </w:r>
       <w:proofErr w:type="spellStart"/>
+      <w:proofErr w:type="gramStart"/>
       <w:r>
         <w:rPr>
           <w:rFonts w:ascii="나눔고딕" w:eastAsia="나눔고딕" w:hAnsi="나눔고딕" w:cs="Courier New" w:hint="eastAsia"/>
@@ -23101,6 +23932,7 @@
         </w:rPr>
         <w:t>;</w:t>
       </w:r>
+      <w:proofErr w:type="gramEnd"/>
     </w:p>
     <w:p>
       <w:pPr>
@@ -23169,6 +24001,7 @@
         <w:t xml:space="preserve"> </w:t>
       </w:r>
       <w:proofErr w:type="spellStart"/>
+      <w:proofErr w:type="gramStart"/>
       <w:r>
         <w:rPr>
           <w:rFonts w:ascii="나눔고딕" w:eastAsia="나눔고딕" w:hAnsi="나눔고딕" w:cs="Courier New" w:hint="eastAsia"/>
@@ -23188,6 +24021,7 @@
         </w:rPr>
         <w:t>;</w:t>
       </w:r>
+      <w:proofErr w:type="gramEnd"/>
     </w:p>
     <w:p>
       <w:pPr>
@@ -23467,6 +24301,7 @@
         <w:t xml:space="preserve"> </w:t>
       </w:r>
       <w:proofErr w:type="spellStart"/>
+      <w:proofErr w:type="gramStart"/>
       <w:r>
         <w:rPr>
           <w:rFonts w:ascii="나눔고딕" w:eastAsia="나눔고딕" w:hAnsi="나눔고딕" w:cs="Courier New" w:hint="eastAsia"/>
@@ -23486,6 +24321,7 @@
         </w:rPr>
         <w:t>;</w:t>
       </w:r>
+      <w:proofErr w:type="gramEnd"/>
     </w:p>
     <w:p>
       <w:pPr>
@@ -23552,6 +24388,7 @@
         <w:t xml:space="preserve"> </w:t>
       </w:r>
       <w:proofErr w:type="spellStart"/>
+      <w:proofErr w:type="gramStart"/>
       <w:r>
         <w:rPr>
           <w:rFonts w:ascii="나눔고딕" w:eastAsia="나눔고딕" w:hAnsi="나눔고딕" w:cs="Courier New" w:hint="eastAsia"/>
@@ -23571,6 +24408,7 @@
         </w:rPr>
         <w:t>;</w:t>
       </w:r>
+      <w:proofErr w:type="gramEnd"/>
     </w:p>
     <w:p>
       <w:pPr>
@@ -23641,6 +24479,7 @@
         <w:t xml:space="preserve"> </w:t>
       </w:r>
       <w:proofErr w:type="spellStart"/>
+      <w:proofErr w:type="gramStart"/>
       <w:r>
         <w:rPr>
           <w:rFonts w:ascii="나눔고딕" w:eastAsia="나눔고딕" w:hAnsi="나눔고딕" w:cs="Courier New" w:hint="eastAsia"/>
@@ -23660,6 +24499,7 @@
         </w:rPr>
         <w:t>;</w:t>
       </w:r>
+      <w:proofErr w:type="gramEnd"/>
     </w:p>
     <w:p>
       <w:pPr>
@@ -23730,6 +24570,7 @@
         <w:t xml:space="preserve"> </w:t>
       </w:r>
       <w:proofErr w:type="spellStart"/>
+      <w:proofErr w:type="gramStart"/>
       <w:r>
         <w:rPr>
           <w:rFonts w:ascii="나눔고딕" w:eastAsia="나눔고딕" w:hAnsi="나눔고딕" w:cs="Courier New" w:hint="eastAsia"/>
@@ -23749,6 +24590,7 @@
         </w:rPr>
         <w:t>;</w:t>
       </w:r>
+      <w:proofErr w:type="gramEnd"/>
     </w:p>
     <w:p>
       <w:pPr>
@@ -23795,147 +24637,6 @@
           <w:szCs w:val="14"/>
         </w:rPr>
         <w:t>}; </w:t>
-      </w:r>
-    </w:p>
-    <w:p>
-      <w:pPr>
-        <w:pStyle w:val="ac"/>
-        <w:pBdr>
-          <w:top w:val="single" w:sz="6" w:space="2" w:color="888888"/>
-          <w:left w:val="single" w:sz="6" w:space="2" w:color="888888"/>
-          <w:bottom w:val="single" w:sz="6" w:space="2" w:color="888888"/>
-          <w:right w:val="single" w:sz="6" w:space="2" w:color="888888"/>
-        </w:pBdr>
-        <w:shd w:val="clear" w:color="auto" w:fill="2B2B2B"/>
-        <w:tabs>
-          <w:tab w:val="left" w:pos="916"/>
-          <w:tab w:val="left" w:pos="1832"/>
-          <w:tab w:val="left" w:pos="2748"/>
-          <w:tab w:val="left" w:pos="3664"/>
-          <w:tab w:val="left" w:pos="4580"/>
-          <w:tab w:val="left" w:pos="5496"/>
-          <w:tab w:val="left" w:pos="6412"/>
-          <w:tab w:val="left" w:pos="7328"/>
-          <w:tab w:val="left" w:pos="8244"/>
-          <w:tab w:val="left" w:pos="9160"/>
-          <w:tab w:val="left" w:pos="10076"/>
-          <w:tab w:val="left" w:pos="10992"/>
-          <w:tab w:val="left" w:pos="11908"/>
-          <w:tab w:val="left" w:pos="12824"/>
-          <w:tab w:val="left" w:pos="13740"/>
-          <w:tab w:val="left" w:pos="14656"/>
-        </w:tabs>
-        <w:spacing w:before="0" w:beforeAutospacing="0" w:after="0" w:afterAutospacing="0"/>
-        <w:divId w:val="670452441"/>
-        <w:rPr>
-          <w:rFonts w:ascii="나눔고딕" w:eastAsia="나눔고딕" w:hAnsi="나눔고딕" w:cs="Courier New"/>
-          <w:color w:val="F8F8F2"/>
-          <w:sz w:val="14"/>
-          <w:szCs w:val="14"/>
-        </w:rPr>
-      </w:pPr>
-      <w:r>
-        <w:rPr>
-          <w:rFonts w:ascii="나눔고딕" w:eastAsia="나눔고딕" w:hAnsi="나눔고딕" w:cs="Courier New" w:hint="eastAsia"/>
-          <w:color w:val="F8F8F2"/>
-          <w:sz w:val="14"/>
-          <w:szCs w:val="14"/>
-        </w:rPr>
-        <w:t> </w:t>
-      </w:r>
-    </w:p>
-    <w:p>
-      <w:pPr>
-        <w:pStyle w:val="ac"/>
-        <w:pBdr>
-          <w:top w:val="single" w:sz="6" w:space="2" w:color="888888"/>
-          <w:left w:val="single" w:sz="6" w:space="2" w:color="888888"/>
-          <w:bottom w:val="single" w:sz="6" w:space="2" w:color="888888"/>
-          <w:right w:val="single" w:sz="6" w:space="2" w:color="888888"/>
-        </w:pBdr>
-        <w:shd w:val="clear" w:color="auto" w:fill="2B2B2B"/>
-        <w:tabs>
-          <w:tab w:val="left" w:pos="916"/>
-          <w:tab w:val="left" w:pos="1832"/>
-          <w:tab w:val="left" w:pos="2748"/>
-          <w:tab w:val="left" w:pos="3664"/>
-          <w:tab w:val="left" w:pos="4580"/>
-          <w:tab w:val="left" w:pos="5496"/>
-          <w:tab w:val="left" w:pos="6412"/>
-          <w:tab w:val="left" w:pos="7328"/>
-          <w:tab w:val="left" w:pos="8244"/>
-          <w:tab w:val="left" w:pos="9160"/>
-          <w:tab w:val="left" w:pos="10076"/>
-          <w:tab w:val="left" w:pos="10992"/>
-          <w:tab w:val="left" w:pos="11908"/>
-          <w:tab w:val="left" w:pos="12824"/>
-          <w:tab w:val="left" w:pos="13740"/>
-          <w:tab w:val="left" w:pos="14656"/>
-        </w:tabs>
-        <w:spacing w:before="0" w:beforeAutospacing="0" w:after="0" w:afterAutospacing="0"/>
-        <w:divId w:val="670452441"/>
-        <w:rPr>
-          <w:rFonts w:ascii="나눔고딕" w:eastAsia="나눔고딕" w:hAnsi="나눔고딕" w:cs="Courier New"/>
-          <w:color w:val="F8F8F2"/>
-          <w:sz w:val="14"/>
-          <w:szCs w:val="14"/>
-        </w:rPr>
-      </w:pPr>
-      <w:r>
-        <w:rPr>
-          <w:rFonts w:ascii="나눔고딕" w:eastAsia="나눔고딕" w:hAnsi="나눔고딕" w:cs="Courier New" w:hint="eastAsia"/>
-          <w:color w:val="F8F8F2"/>
-          <w:sz w:val="14"/>
-          <w:szCs w:val="14"/>
-        </w:rPr>
-        <w:t> </w:t>
-      </w:r>
-    </w:p>
-    <w:p>
-      <w:pPr>
-        <w:pStyle w:val="ac"/>
-        <w:pBdr>
-          <w:top w:val="single" w:sz="6" w:space="2" w:color="888888"/>
-          <w:left w:val="single" w:sz="6" w:space="2" w:color="888888"/>
-          <w:bottom w:val="single" w:sz="6" w:space="2" w:color="888888"/>
-          <w:right w:val="single" w:sz="6" w:space="2" w:color="888888"/>
-        </w:pBdr>
-        <w:shd w:val="clear" w:color="auto" w:fill="2B2B2B"/>
-        <w:tabs>
-          <w:tab w:val="left" w:pos="916"/>
-          <w:tab w:val="left" w:pos="1832"/>
-          <w:tab w:val="left" w:pos="2748"/>
-          <w:tab w:val="left" w:pos="3664"/>
-          <w:tab w:val="left" w:pos="4580"/>
-          <w:tab w:val="left" w:pos="5496"/>
-          <w:tab w:val="left" w:pos="6412"/>
-          <w:tab w:val="left" w:pos="7328"/>
-          <w:tab w:val="left" w:pos="8244"/>
-          <w:tab w:val="left" w:pos="9160"/>
-          <w:tab w:val="left" w:pos="10076"/>
-          <w:tab w:val="left" w:pos="10992"/>
-          <w:tab w:val="left" w:pos="11908"/>
-          <w:tab w:val="left" w:pos="12824"/>
-          <w:tab w:val="left" w:pos="13740"/>
-          <w:tab w:val="left" w:pos="14656"/>
-        </w:tabs>
-        <w:spacing w:before="0" w:beforeAutospacing="0" w:after="0" w:afterAutospacing="0"/>
-        <w:divId w:val="670452441"/>
-        <w:rPr>
-          <w:rFonts w:ascii="나눔고딕" w:eastAsia="나눔고딕" w:hAnsi="나눔고딕" w:cs="Courier New"/>
-          <w:color w:val="F8F8F2"/>
-          <w:sz w:val="14"/>
-          <w:szCs w:val="14"/>
-        </w:rPr>
-      </w:pPr>
-      <w:r>
-        <w:rPr>
-          <w:rFonts w:ascii="나눔고딕" w:eastAsia="나눔고딕" w:hAnsi="나눔고딕" w:cs="Courier New" w:hint="eastAsia"/>
-          <w:color w:val="F8F8F2"/>
-          <w:sz w:val="14"/>
-          <w:szCs w:val="14"/>
-        </w:rPr>
-        <w:t> </w:t>
       </w:r>
     </w:p>
     <w:p>
@@ -23980,9 +24681,23 @@
           <v:shape id="_x0000_i1025" type="#_x0000_t75" style="width:382.55pt;height:23.1pt" o:ole="">
             <v:imagedata r:id="rId7" o:title=""/>
           </v:shape>
-          <o:OLEObject Type="Embed" ProgID="Word.OpenDocumentText.12" ShapeID="_x0000_i1025" DrawAspect="Content" ObjectID="_1835439952" r:id="rId8"/>
+          <o:OLEObject Type="Embed" ProgID="Word.OpenDocumentText.12" ShapeID="_x0000_i1025" DrawAspect="Content" ObjectID="_1835479092" r:id="rId8"/>
         </w:object>
       </w:r>
+    </w:p>
+    <w:p>
+      <w:pPr>
+        <w:rPr>
+          <w:rFonts w:ascii="나눔고딕" w:eastAsia="나눔고딕" w:hAnsi="나눔고딕"/>
+        </w:rPr>
+      </w:pPr>
+    </w:p>
+    <w:p>
+      <w:pPr>
+        <w:rPr>
+          <w:rFonts w:ascii="나눔고딕" w:eastAsia="나눔고딕" w:hAnsi="나눔고딕"/>
+        </w:rPr>
+      </w:pPr>
     </w:p>
     <w:p>
       <w:pPr>
@@ -24149,7 +24864,7 @@
           <w:rFonts w:ascii="나눔고딕" w:eastAsia="나눔고딕" w:hAnsi="나눔고딕"/>
         </w:rPr>
       </w:pPr>
-      <w:bookmarkStart w:id="2" w:name="_Toc224826948"/>
+      <w:bookmarkStart w:id="2" w:name="_Toc224866350"/>
       <w:r>
         <w:rPr>
           <w:rFonts w:ascii="나눔고딕" w:eastAsia="나눔고딕" w:hAnsi="나눔고딕" w:hint="eastAsia"/>
@@ -24170,7 +24885,7 @@
           <w:rFonts w:ascii="나눔고딕" w:eastAsia="나눔고딕" w:hAnsi="나눔고딕"/>
         </w:rPr>
       </w:pPr>
-      <w:bookmarkStart w:id="3" w:name="_Toc224826949"/>
+      <w:bookmarkStart w:id="3" w:name="_Toc224866351"/>
       <w:r>
         <w:rPr>
           <w:rFonts w:ascii="나눔고딕" w:eastAsia="나눔고딕" w:hAnsi="나눔고딕" w:hint="eastAsia"/>
@@ -24197,7 +24912,7 @@
           <w:rFonts w:ascii="나눔고딕" w:eastAsia="나눔고딕" w:hAnsi="나눔고딕"/>
         </w:rPr>
       </w:pPr>
-      <w:bookmarkStart w:id="4" w:name="_Toc224826950"/>
+      <w:bookmarkStart w:id="4" w:name="_Toc224866352"/>
       <w:r>
         <w:rPr>
           <w:rFonts w:ascii="나눔고딕" w:eastAsia="나눔고딕" w:hAnsi="나눔고딕" w:hint="eastAsia"/>
@@ -24209,14 +24924,7 @@
     <w:p>
       <w:pPr>
         <w:rPr>
-          <w:rFonts w:ascii="나눔고딕" w:eastAsia="나눔고딕" w:hAnsi="나눔고딕"/>
-        </w:rPr>
-      </w:pPr>
-    </w:p>
-    <w:p>
-      <w:pPr>
-        <w:rPr>
-          <w:rFonts w:ascii="나눔고딕" w:eastAsia="나눔고딕" w:hAnsi="나눔고딕"/>
+          <w:rFonts w:ascii="나눔고딕" w:eastAsia="나눔고딕" w:hAnsi="나눔고딕" w:hint="eastAsia"/>
         </w:rPr>
       </w:pPr>
     </w:p>
@@ -24231,7 +24939,7 @@
           <w:rFonts w:ascii="나눔고딕" w:eastAsia="나눔고딕" w:hAnsi="나눔고딕"/>
         </w:rPr>
       </w:pPr>
-      <w:bookmarkStart w:id="5" w:name="_Toc224826951"/>
+      <w:bookmarkStart w:id="5" w:name="_Toc224866353"/>
       <w:r>
         <w:rPr>
           <w:rFonts w:ascii="나눔고딕" w:eastAsia="나눔고딕" w:hAnsi="나눔고딕" w:hint="eastAsia"/>
@@ -25927,7 +26635,6 @@
                 <w:sz w:val="20"/>
                 <w:szCs w:val="20"/>
               </w:rPr>
-              <w:lastRenderedPageBreak/>
               <w:t>C_ChangeTool_Packet</w:t>
             </w:r>
             <w:proofErr w:type="spellEnd"/>
@@ -25963,7 +26670,6 @@
                 <w:sz w:val="20"/>
                 <w:szCs w:val="20"/>
               </w:rPr>
-              <w:lastRenderedPageBreak/>
               <w:t>1-2</w:t>
             </w:r>
           </w:p>
@@ -26009,7 +26715,16 @@
                 <w:sz w:val="20"/>
                 <w:szCs w:val="20"/>
               </w:rPr>
-              <w:t xml:space="preserve">- 유효성 검사 후, 해당 클라이언트가 들고 있는 Tool이 유효하지 않다면 해당 클라이언트에게 </w:t>
+              <w:t>- 유효성 검사 후, 해당 클라이언트가 들고 있는 Tool이 유효하지 않다면 해당 클라이언</w:t>
+            </w:r>
+            <w:r>
+              <w:rPr>
+                <w:rFonts w:ascii="나눔고딕" w:eastAsia="나눔고딕" w:hAnsi="나눔고딕" w:hint="eastAsia"/>
+                <w:sz w:val="20"/>
+                <w:szCs w:val="20"/>
+              </w:rPr>
+              <w:lastRenderedPageBreak/>
+              <w:t xml:space="preserve">트에게 </w:t>
             </w:r>
             <w:r>
               <w:rPr>
@@ -26103,6 +26818,7 @@
                 <w:sz w:val="20"/>
                 <w:szCs w:val="20"/>
               </w:rPr>
+              <w:lastRenderedPageBreak/>
               <w:t>1-3</w:t>
             </w:r>
           </w:p>
@@ -26438,8 +27154,18 @@
                 <w:sz w:val="20"/>
                 <w:szCs w:val="20"/>
               </w:rPr>
-              <w:t xml:space="preserve"> Id로 타입 구별되면 상관없지만..</w:t>
-            </w:r>
+              <w:t xml:space="preserve"> Id로 타입 구별되면 </w:t>
+            </w:r>
+            <w:proofErr w:type="gramStart"/>
+            <w:r>
+              <w:rPr>
+                <w:rFonts w:ascii="나눔고딕" w:eastAsia="나눔고딕" w:hAnsi="나눔고딕" w:hint="eastAsia"/>
+                <w:sz w:val="20"/>
+                <w:szCs w:val="20"/>
+              </w:rPr>
+              <w:t>상관없지만..</w:t>
+            </w:r>
+            <w:proofErr w:type="gramEnd"/>
           </w:p>
           <w:p>
             <w:pPr>
@@ -26564,8 +27290,18 @@
                 <w:sz w:val="20"/>
                 <w:szCs w:val="20"/>
               </w:rPr>
-              <w:t xml:space="preserve"> 바로 애니메이션??? 아니면 서버 확인 받고</w:t>
-            </w:r>
+              <w:t xml:space="preserve"> 바로 애니메이션??? 아니면 서버 </w:t>
+            </w:r>
+            <w:proofErr w:type="gramStart"/>
+            <w:r>
+              <w:rPr>
+                <w:rFonts w:ascii="나눔고딕" w:eastAsia="나눔고딕" w:hAnsi="나눔고딕" w:hint="eastAsia"/>
+                <w:sz w:val="20"/>
+                <w:szCs w:val="20"/>
+              </w:rPr>
+              <w:t>확인 받고</w:t>
+            </w:r>
+            <w:proofErr w:type="gramEnd"/>
             <w:r>
               <w:rPr>
                 <w:rFonts w:ascii="나눔고딕" w:eastAsia="나눔고딕" w:hAnsi="나눔고딕" w:hint="eastAsia"/>
@@ -27187,7 +27923,15 @@
                 <w:sz w:val="20"/>
                 <w:szCs w:val="20"/>
               </w:rPr>
-              <w:t xml:space="preserve">- 총, 칼 사용 시 충돌처리 (총 맞은 곳 계산하면 </w:t>
+              <w:t>- 총, 칼 사용 시 충돌처리 (총 맞은 곳 계산하면</w:t>
+            </w:r>
+            <w:r>
+              <w:rPr>
+                <w:rFonts w:ascii="나눔고딕" w:eastAsia="나눔고딕" w:hAnsi="나눔고딕" w:hint="eastAsia"/>
+                <w:sz w:val="20"/>
+                <w:szCs w:val="20"/>
+              </w:rPr>
+              <w:t xml:space="preserve"> </w:t>
             </w:r>
             <w:proofErr w:type="spellStart"/>
             <w:r>
@@ -27197,7 +27941,7 @@
                 <w:szCs w:val="20"/>
                 <w:highlight w:val="cyan"/>
               </w:rPr>
-              <w:t>파티클</w:t>
+              <w:t>ShootParticleLocation_Packet</w:t>
             </w:r>
             <w:proofErr w:type="spellEnd"/>
             <w:r>
@@ -27205,17 +27949,17 @@
                 <w:rFonts w:ascii="나눔고딕" w:eastAsia="나눔고딕" w:hAnsi="나눔고딕" w:hint="eastAsia"/>
                 <w:sz w:val="20"/>
                 <w:szCs w:val="20"/>
-                <w:highlight w:val="cyan"/>
-              </w:rPr>
-              <w:t xml:space="preserve"> 위치 패킷</w:t>
-            </w:r>
+              </w:rPr>
+              <w:t xml:space="preserve"> </w:t>
+            </w:r>
+            <w:proofErr w:type="gramStart"/>
             <w:r>
               <w:rPr>
                 <w:rFonts w:ascii="나눔고딕" w:eastAsia="나눔고딕" w:hAnsi="나눔고딕" w:hint="eastAsia"/>
                 <w:sz w:val="20"/>
                 <w:szCs w:val="20"/>
               </w:rPr>
-              <w:t xml:space="preserve"> 송신?</w:t>
+              <w:t>송신?</w:t>
             </w:r>
             <w:r>
               <w:rPr>
@@ -27223,7 +27967,16 @@
                 <w:sz w:val="20"/>
                 <w:szCs w:val="20"/>
               </w:rPr>
-              <w:t xml:space="preserve">, </w:t>
+              <w:t>,</w:t>
+            </w:r>
+            <w:proofErr w:type="gramEnd"/>
+            <w:r>
+              <w:rPr>
+                <w:rFonts w:ascii="나눔고딕" w:eastAsia="나눔고딕" w:hAnsi="나눔고딕" w:hint="eastAsia"/>
+                <w:sz w:val="20"/>
+                <w:szCs w:val="20"/>
+              </w:rPr>
+              <w:t xml:space="preserve"> </w:t>
             </w:r>
             <w:proofErr w:type="spellStart"/>
             <w:r>
@@ -27241,7 +27994,23 @@
                 <w:sz w:val="20"/>
                 <w:szCs w:val="20"/>
               </w:rPr>
-              <w:t xml:space="preserve"> 바로 그린다면 이 패킷 필요 없음</w:t>
+              <w:t xml:space="preserve"> 바로 </w:t>
+            </w:r>
+            <w:r>
+              <w:rPr>
+                <w:rFonts w:ascii="나눔고딕" w:eastAsia="나눔고딕" w:hAnsi="나눔고딕" w:hint="eastAsia"/>
+                <w:sz w:val="20"/>
+                <w:szCs w:val="20"/>
+              </w:rPr>
+              <w:t>계산 후 그린다면</w:t>
+            </w:r>
+            <w:r>
+              <w:rPr>
+                <w:rFonts w:ascii="나눔고딕" w:eastAsia="나눔고딕" w:hAnsi="나눔고딕" w:hint="eastAsia"/>
+                <w:sz w:val="20"/>
+                <w:szCs w:val="20"/>
+              </w:rPr>
+              <w:t xml:space="preserve"> 이 패킷 필요 없음</w:t>
             </w:r>
             <w:r>
               <w:rPr>
@@ -27255,7 +28024,7 @@
           <w:p>
             <w:pPr>
               <w:rPr>
-                <w:rFonts w:ascii="나눔고딕" w:eastAsia="나눔고딕" w:hAnsi="나눔고딕"/>
+                <w:rFonts w:ascii="나눔고딕" w:eastAsia="나눔고딕" w:hAnsi="나눔고딕" w:hint="eastAsia"/>
                 <w:sz w:val="20"/>
                 <w:szCs w:val="20"/>
               </w:rPr>
@@ -27268,22 +28037,52 @@
               </w:rPr>
               <w:t xml:space="preserve">- 열쇠 사용시 </w:t>
             </w:r>
+            <w:proofErr w:type="spellStart"/>
             <w:r>
               <w:rPr>
                 <w:rFonts w:ascii="나눔고딕" w:eastAsia="나눔고딕" w:hAnsi="나눔고딕" w:hint="eastAsia"/>
-                <w:sz w:val="20"/>
-                <w:szCs w:val="20"/>
-                <w:highlight w:val="darkCyan"/>
-              </w:rPr>
-              <w:t>문 열기 패킷</w:t>
-            </w:r>
+                <w:color w:val="000000" w:themeColor="text1"/>
+                <w:sz w:val="20"/>
+                <w:szCs w:val="20"/>
+                <w:shd w:val="clear" w:color="auto" w:fill="84E290" w:themeFill="accent3" w:themeFillTint="66"/>
+              </w:rPr>
+              <w:t>S_OpenDoor_Packet</w:t>
+            </w:r>
+            <w:proofErr w:type="spellEnd"/>
             <w:r>
               <w:rPr>
                 <w:rFonts w:ascii="나눔고딕" w:eastAsia="나눔고딕" w:hAnsi="나눔고딕" w:hint="eastAsia"/>
-                <w:sz w:val="20"/>
-                <w:szCs w:val="20"/>
-              </w:rPr>
-              <w:t xml:space="preserve"> 송신</w:t>
+                <w:color w:val="000000" w:themeColor="text1"/>
+                <w:sz w:val="20"/>
+                <w:szCs w:val="20"/>
+                <w:shd w:val="clear" w:color="auto" w:fill="84E290" w:themeFill="accent3" w:themeFillTint="66"/>
+              </w:rPr>
+              <w:t>(애니메이션 할 플레이어 id 필요)</w:t>
+            </w:r>
+            <w:r>
+              <w:rPr>
+                <w:rFonts w:ascii="나눔고딕" w:eastAsia="나눔고딕" w:hAnsi="나눔고딕" w:hint="eastAsia"/>
+                <w:color w:val="000000" w:themeColor="text1"/>
+                <w:sz w:val="20"/>
+                <w:szCs w:val="20"/>
+              </w:rPr>
+              <w:t xml:space="preserve"> </w:t>
+            </w:r>
+            <w:r>
+              <w:rPr>
+                <w:rFonts w:ascii="나눔고딕" w:eastAsia="나눔고딕" w:hAnsi="나눔고딕" w:hint="eastAsia"/>
+                <w:sz w:val="20"/>
+                <w:szCs w:val="20"/>
+              </w:rPr>
+              <w:t>송신</w:t>
+            </w:r>
+            <w:r>
+              <w:rPr>
+                <w:rFonts w:ascii="나눔고딕" w:eastAsia="나눔고딕" w:hAnsi="나눔고딕" w:hint="eastAsia"/>
+                <w:sz w:val="20"/>
+                <w:szCs w:val="20"/>
+              </w:rPr>
+              <w:t xml:space="preserve"> (목차 4번 참고)</w:t>
             </w:r>
           </w:p>
         </w:tc>
@@ -27364,18 +28163,9 @@
                 <w:szCs w:val="20"/>
                 <w:highlight w:val="cyan"/>
               </w:rPr>
-              <w:t>파티클</w:t>
+              <w:t>ShootParticleLocation_Packet</w:t>
             </w:r>
             <w:proofErr w:type="spellEnd"/>
-            <w:r>
-              <w:rPr>
-                <w:rFonts w:ascii="나눔고딕" w:eastAsia="나눔고딕" w:hAnsi="나눔고딕" w:hint="eastAsia"/>
-                <w:sz w:val="20"/>
-                <w:szCs w:val="20"/>
-                <w:highlight w:val="cyan"/>
-              </w:rPr>
-              <w:t xml:space="preserve"> 위치 패킷</w:t>
-            </w:r>
             <w:r>
               <w:rPr>
                 <w:rFonts w:ascii="나눔고딕" w:eastAsia="나눔고딕" w:hAnsi="나눔고딕" w:hint="eastAsia"/>
@@ -27427,15 +28217,18 @@
               </w:rPr>
               <w:t xml:space="preserve">- </w:t>
             </w:r>
+            <w:proofErr w:type="spellStart"/>
             <w:r>
               <w:rPr>
                 <w:rFonts w:ascii="나눔고딕" w:eastAsia="나눔고딕" w:hAnsi="나눔고딕" w:hint="eastAsia"/>
-                <w:sz w:val="20"/>
-                <w:szCs w:val="20"/>
-                <w:highlight w:val="darkCyan"/>
-              </w:rPr>
-              <w:t>문 열기 패킷을 수신</w:t>
-            </w:r>
+                <w:color w:val="000000" w:themeColor="text1"/>
+                <w:sz w:val="20"/>
+                <w:szCs w:val="20"/>
+                <w:shd w:val="clear" w:color="auto" w:fill="84E290" w:themeFill="accent3" w:themeFillTint="66"/>
+              </w:rPr>
+              <w:t>S_OpenDoor_Packet</w:t>
+            </w:r>
+            <w:proofErr w:type="spellEnd"/>
             <w:r>
               <w:rPr>
                 <w:rFonts w:ascii="나눔고딕" w:eastAsia="나눔고딕" w:hAnsi="나눔고딕" w:hint="eastAsia"/>
@@ -27452,6 +28245,1430 @@
       <w:pPr>
         <w:rPr>
           <w:rFonts w:ascii="나눔고딕" w:eastAsia="나눔고딕" w:hAnsi="나눔고딕"/>
+        </w:rPr>
+      </w:pPr>
+    </w:p>
+    <w:p>
+      <w:pPr>
+        <w:pStyle w:val="2"/>
+        <w:numPr>
+          <w:ilvl w:val="0"/>
+          <w:numId w:val="8"/>
+        </w:numPr>
+      </w:pPr>
+      <w:bookmarkStart w:id="6" w:name="_Toc224866354"/>
+      <w:r>
+        <w:rPr>
+          <w:rFonts w:hint="eastAsia"/>
+        </w:rPr>
+        <w:t>문 열기 &amp; 닫기</w:t>
+      </w:r>
+      <w:bookmarkEnd w:id="6"/>
+    </w:p>
+    <w:tbl>
+      <w:tblPr>
+        <w:tblStyle w:val="ab"/>
+        <w:tblW w:w="10348" w:type="dxa"/>
+        <w:tblInd w:w="137" w:type="dxa"/>
+        <w:tblLook w:val="04A0" w:firstRow="1" w:lastRow="0" w:firstColumn="1" w:lastColumn="0" w:noHBand="0" w:noVBand="1"/>
+      </w:tblPr>
+      <w:tblGrid>
+        <w:gridCol w:w="709"/>
+        <w:gridCol w:w="1701"/>
+        <w:gridCol w:w="7938"/>
+      </w:tblGrid>
+      <w:tr>
+        <w:tc>
+          <w:tcPr>
+            <w:tcW w:w="709" w:type="dxa"/>
+            <w:shd w:val="clear" w:color="auto" w:fill="BFBFBF" w:themeFill="background1" w:themeFillShade="BF"/>
+          </w:tcPr>
+          <w:p>
+            <w:pPr>
+              <w:jc w:val="center"/>
+              <w:rPr>
+                <w:rFonts w:ascii="나눔고딕" w:eastAsia="나눔고딕" w:hAnsi="나눔고딕"/>
+                <w:sz w:val="20"/>
+                <w:szCs w:val="20"/>
+              </w:rPr>
+            </w:pPr>
+            <w:r>
+              <w:rPr>
+                <w:rFonts w:ascii="나눔고딕" w:eastAsia="나눔고딕" w:hAnsi="나눔고딕" w:hint="eastAsia"/>
+                <w:sz w:val="20"/>
+                <w:szCs w:val="20"/>
+              </w:rPr>
+              <w:t>단계</w:t>
+            </w:r>
+          </w:p>
+        </w:tc>
+        <w:tc>
+          <w:tcPr>
+            <w:tcW w:w="1701" w:type="dxa"/>
+            <w:shd w:val="clear" w:color="auto" w:fill="BFBFBF" w:themeFill="background1" w:themeFillShade="BF"/>
+          </w:tcPr>
+          <w:p>
+            <w:pPr>
+              <w:jc w:val="center"/>
+              <w:rPr>
+                <w:rFonts w:ascii="나눔고딕" w:eastAsia="나눔고딕" w:hAnsi="나눔고딕"/>
+                <w:sz w:val="20"/>
+                <w:szCs w:val="20"/>
+              </w:rPr>
+            </w:pPr>
+            <w:r>
+              <w:rPr>
+                <w:rFonts w:ascii="나눔고딕" w:eastAsia="나눔고딕" w:hAnsi="나눔고딕" w:hint="eastAsia"/>
+                <w:sz w:val="20"/>
+                <w:szCs w:val="20"/>
+              </w:rPr>
+              <w:t>주체</w:t>
+            </w:r>
+          </w:p>
+        </w:tc>
+        <w:tc>
+          <w:tcPr>
+            <w:tcW w:w="7938" w:type="dxa"/>
+            <w:shd w:val="clear" w:color="auto" w:fill="BFBFBF" w:themeFill="background1" w:themeFillShade="BF"/>
+          </w:tcPr>
+          <w:p>
+            <w:pPr>
+              <w:jc w:val="center"/>
+              <w:rPr>
+                <w:rFonts w:ascii="나눔고딕" w:eastAsia="나눔고딕" w:hAnsi="나눔고딕"/>
+                <w:sz w:val="20"/>
+                <w:szCs w:val="20"/>
+              </w:rPr>
+            </w:pPr>
+            <w:r>
+              <w:rPr>
+                <w:rFonts w:ascii="나눔고딕" w:eastAsia="나눔고딕" w:hAnsi="나눔고딕" w:hint="eastAsia"/>
+                <w:sz w:val="20"/>
+                <w:szCs w:val="20"/>
+              </w:rPr>
+              <w:t>동작</w:t>
+            </w:r>
+          </w:p>
+        </w:tc>
+      </w:tr>
+      <w:tr>
+        <w:tc>
+          <w:tcPr>
+            <w:tcW w:w="709" w:type="dxa"/>
+            <w:shd w:val="clear" w:color="auto" w:fill="FFFFFF" w:themeFill="background1"/>
+          </w:tcPr>
+          <w:p>
+            <w:pPr>
+              <w:jc w:val="center"/>
+              <w:rPr>
+                <w:rFonts w:ascii="나눔고딕" w:eastAsia="나눔고딕" w:hAnsi="나눔고딕"/>
+                <w:sz w:val="20"/>
+                <w:szCs w:val="20"/>
+              </w:rPr>
+            </w:pPr>
+            <w:r>
+              <w:rPr>
+                <w:rFonts w:ascii="나눔고딕" w:eastAsia="나눔고딕" w:hAnsi="나눔고딕" w:hint="eastAsia"/>
+                <w:sz w:val="20"/>
+                <w:szCs w:val="20"/>
+              </w:rPr>
+              <w:t>1</w:t>
+            </w:r>
+          </w:p>
+        </w:tc>
+        <w:tc>
+          <w:tcPr>
+            <w:tcW w:w="1701" w:type="dxa"/>
+          </w:tcPr>
+          <w:p>
+            <w:pPr>
+              <w:jc w:val="center"/>
+              <w:rPr>
+                <w:rFonts w:ascii="나눔고딕" w:eastAsia="나눔고딕" w:hAnsi="나눔고딕"/>
+                <w:sz w:val="20"/>
+                <w:szCs w:val="20"/>
+              </w:rPr>
+            </w:pPr>
+            <w:r>
+              <w:rPr>
+                <w:rFonts w:ascii="나눔고딕" w:eastAsia="나눔고딕" w:hAnsi="나눔고딕" w:hint="eastAsia"/>
+                <w:sz w:val="20"/>
+                <w:szCs w:val="20"/>
+              </w:rPr>
+              <w:t>Client → Server</w:t>
+            </w:r>
+          </w:p>
+        </w:tc>
+        <w:tc>
+          <w:tcPr>
+            <w:tcW w:w="7938" w:type="dxa"/>
+          </w:tcPr>
+          <w:p>
+            <w:pPr>
+              <w:ind w:left="564" w:hangingChars="300" w:hanging="564"/>
+              <w:rPr>
+                <w:rFonts w:ascii="나눔고딕" w:eastAsia="나눔고딕" w:hAnsi="나눔고딕"/>
+                <w:sz w:val="20"/>
+                <w:szCs w:val="20"/>
+              </w:rPr>
+            </w:pPr>
+            <w:r>
+              <w:rPr>
+                <w:rFonts w:ascii="나눔고딕" w:eastAsia="나눔고딕" w:hAnsi="나눔고딕" w:hint="eastAsia"/>
+                <w:sz w:val="20"/>
+                <w:szCs w:val="20"/>
+              </w:rPr>
+              <w:t>문이 상호 작용 범위 내에 있고 문이 잠겨 있다면,</w:t>
+            </w:r>
+          </w:p>
+          <w:p>
+            <w:pPr>
+              <w:ind w:left="564" w:hangingChars="300" w:hanging="564"/>
+              <w:rPr>
+                <w:rFonts w:ascii="나눔고딕" w:eastAsia="나눔고딕" w:hAnsi="나눔고딕" w:hint="eastAsia"/>
+                <w:sz w:val="20"/>
+                <w:szCs w:val="20"/>
+              </w:rPr>
+            </w:pPr>
+            <w:r>
+              <w:rPr>
+                <w:rFonts w:ascii="나눔고딕" w:eastAsia="나눔고딕" w:hAnsi="나눔고딕" w:hint="eastAsia"/>
+                <w:sz w:val="20"/>
+                <w:szCs w:val="20"/>
+              </w:rPr>
+              <w:t xml:space="preserve">- 잠기지 않은 문: 상호작용 키를 눌러 </w:t>
+            </w:r>
+            <w:proofErr w:type="spellStart"/>
+            <w:r>
+              <w:rPr>
+                <w:rFonts w:ascii="나눔고딕" w:eastAsia="나눔고딕" w:hAnsi="나눔고딕" w:hint="eastAsia"/>
+                <w:sz w:val="20"/>
+                <w:szCs w:val="20"/>
+                <w:shd w:val="clear" w:color="auto" w:fill="FFC000"/>
+              </w:rPr>
+              <w:t>C_OpenDoor_Packet</w:t>
+            </w:r>
+            <w:proofErr w:type="spellEnd"/>
+            <w:r>
+              <w:rPr>
+                <w:rFonts w:ascii="나눔고딕" w:eastAsia="나눔고딕" w:hAnsi="나눔고딕" w:hint="eastAsia"/>
+                <w:sz w:val="20"/>
+                <w:szCs w:val="20"/>
+              </w:rPr>
+              <w:t xml:space="preserve"> 송신</w:t>
+            </w:r>
+          </w:p>
+          <w:p>
+            <w:pPr>
+              <w:ind w:left="564" w:hangingChars="300" w:hanging="564"/>
+              <w:rPr>
+                <w:rFonts w:ascii="나눔고딕" w:eastAsia="나눔고딕" w:hAnsi="나눔고딕" w:hint="eastAsia"/>
+                <w:sz w:val="20"/>
+                <w:szCs w:val="20"/>
+              </w:rPr>
+            </w:pPr>
+            <w:r>
+              <w:rPr>
+                <w:rFonts w:ascii="나눔고딕" w:eastAsia="나눔고딕" w:hAnsi="나눔고딕" w:hint="eastAsia"/>
+                <w:sz w:val="20"/>
+                <w:szCs w:val="20"/>
+              </w:rPr>
+              <w:t xml:space="preserve">- 잠긴 문: 열쇠가 Tool Bar에 있다면 도구 사용 입력으로 </w:t>
+            </w:r>
+            <w:proofErr w:type="spellStart"/>
+            <w:r>
+              <w:rPr>
+                <w:rFonts w:ascii="나눔고딕" w:eastAsia="나눔고딕" w:hAnsi="나눔고딕" w:hint="eastAsia"/>
+                <w:sz w:val="20"/>
+                <w:szCs w:val="20"/>
+              </w:rPr>
+              <w:t>C_UseTool_Packet</w:t>
+            </w:r>
+            <w:proofErr w:type="spellEnd"/>
+            <w:r>
+              <w:rPr>
+                <w:rFonts w:ascii="나눔고딕" w:eastAsia="나눔고딕" w:hAnsi="나눔고딕" w:hint="eastAsia"/>
+                <w:sz w:val="20"/>
+                <w:szCs w:val="20"/>
+              </w:rPr>
+              <w:t xml:space="preserve"> 송신</w:t>
+            </w:r>
+          </w:p>
+        </w:tc>
+      </w:tr>
+      <w:tr>
+        <w:tc>
+          <w:tcPr>
+            <w:tcW w:w="709" w:type="dxa"/>
+            <w:shd w:val="clear" w:color="auto" w:fill="FFFFFF" w:themeFill="background1"/>
+          </w:tcPr>
+          <w:p>
+            <w:pPr>
+              <w:jc w:val="center"/>
+              <w:rPr>
+                <w:rFonts w:ascii="나눔고딕" w:eastAsia="나눔고딕" w:hAnsi="나눔고딕" w:hint="eastAsia"/>
+                <w:sz w:val="20"/>
+                <w:szCs w:val="20"/>
+              </w:rPr>
+            </w:pPr>
+            <w:r>
+              <w:rPr>
+                <w:rFonts w:ascii="나눔고딕" w:eastAsia="나눔고딕" w:hAnsi="나눔고딕" w:hint="eastAsia"/>
+                <w:sz w:val="20"/>
+                <w:szCs w:val="20"/>
+              </w:rPr>
+              <w:t>2</w:t>
+            </w:r>
+          </w:p>
+        </w:tc>
+        <w:tc>
+          <w:tcPr>
+            <w:tcW w:w="1701" w:type="dxa"/>
+          </w:tcPr>
+          <w:p>
+            <w:pPr>
+              <w:jc w:val="center"/>
+              <w:rPr>
+                <w:rFonts w:ascii="나눔고딕" w:eastAsia="나눔고딕" w:hAnsi="나눔고딕" w:hint="eastAsia"/>
+                <w:sz w:val="20"/>
+                <w:szCs w:val="20"/>
+              </w:rPr>
+            </w:pPr>
+            <w:r>
+              <w:rPr>
+                <w:rFonts w:ascii="나눔고딕" w:eastAsia="나눔고딕" w:hAnsi="나눔고딕" w:hint="eastAsia"/>
+                <w:sz w:val="20"/>
+                <w:szCs w:val="20"/>
+              </w:rPr>
+              <w:t>Server → Client</w:t>
+            </w:r>
+          </w:p>
+        </w:tc>
+        <w:tc>
+          <w:tcPr>
+            <w:tcW w:w="7938" w:type="dxa"/>
+          </w:tcPr>
+          <w:p>
+            <w:pPr>
+              <w:ind w:left="564" w:hangingChars="300" w:hanging="564"/>
+              <w:rPr>
+                <w:rFonts w:ascii="나눔고딕" w:eastAsia="나눔고딕" w:hAnsi="나눔고딕" w:hint="eastAsia"/>
+                <w:sz w:val="20"/>
+                <w:szCs w:val="20"/>
+              </w:rPr>
+            </w:pPr>
+            <w:r>
+              <w:rPr>
+                <w:rFonts w:ascii="나눔고딕" w:eastAsia="나눔고딕" w:hAnsi="나눔고딕" w:hint="eastAsia"/>
+                <w:sz w:val="20"/>
+                <w:szCs w:val="20"/>
+              </w:rPr>
+              <w:t xml:space="preserve">유효성 검사 후, </w:t>
+            </w:r>
+            <w:proofErr w:type="spellStart"/>
+            <w:r>
+              <w:rPr>
+                <w:rFonts w:ascii="나눔고딕" w:eastAsia="나눔고딕" w:hAnsi="나눔고딕" w:hint="eastAsia"/>
+                <w:color w:val="000000" w:themeColor="text1"/>
+                <w:sz w:val="20"/>
+                <w:szCs w:val="20"/>
+                <w:shd w:val="clear" w:color="auto" w:fill="84E290" w:themeFill="accent3" w:themeFillTint="66"/>
+              </w:rPr>
+              <w:t>S_OpenDoor_Packet</w:t>
+            </w:r>
+            <w:proofErr w:type="spellEnd"/>
+            <w:r>
+              <w:rPr>
+                <w:rFonts w:ascii="나눔고딕" w:eastAsia="나눔고딕" w:hAnsi="나눔고딕" w:hint="eastAsia"/>
+                <w:color w:val="000000" w:themeColor="text1"/>
+                <w:sz w:val="20"/>
+                <w:szCs w:val="20"/>
+                <w:shd w:val="clear" w:color="auto" w:fill="84E290" w:themeFill="accent3" w:themeFillTint="66"/>
+              </w:rPr>
+              <w:t>(애니메이션 할 플레이어 id 필요)</w:t>
+            </w:r>
+            <w:r>
+              <w:rPr>
+                <w:rFonts w:ascii="나눔고딕" w:eastAsia="나눔고딕" w:hAnsi="나눔고딕" w:hint="eastAsia"/>
+                <w:color w:val="000000" w:themeColor="text1"/>
+                <w:sz w:val="20"/>
+                <w:szCs w:val="20"/>
+              </w:rPr>
+              <w:t xml:space="preserve"> </w:t>
+            </w:r>
+            <w:r>
+              <w:rPr>
+                <w:rFonts w:ascii="나눔고딕" w:eastAsia="나눔고딕" w:hAnsi="나눔고딕" w:hint="eastAsia"/>
+                <w:sz w:val="20"/>
+                <w:szCs w:val="20"/>
+              </w:rPr>
+              <w:t>송신</w:t>
+            </w:r>
+          </w:p>
+        </w:tc>
+      </w:tr>
+      <w:tr>
+        <w:tc>
+          <w:tcPr>
+            <w:tcW w:w="709" w:type="dxa"/>
+            <w:shd w:val="clear" w:color="auto" w:fill="FFFFFF" w:themeFill="background1"/>
+          </w:tcPr>
+          <w:p>
+            <w:pPr>
+              <w:jc w:val="center"/>
+              <w:rPr>
+                <w:rFonts w:ascii="나눔고딕" w:eastAsia="나눔고딕" w:hAnsi="나눔고딕" w:hint="eastAsia"/>
+                <w:sz w:val="20"/>
+                <w:szCs w:val="20"/>
+              </w:rPr>
+            </w:pPr>
+            <w:r>
+              <w:rPr>
+                <w:rFonts w:ascii="나눔고딕" w:eastAsia="나눔고딕" w:hAnsi="나눔고딕" w:hint="eastAsia"/>
+                <w:sz w:val="20"/>
+                <w:szCs w:val="20"/>
+              </w:rPr>
+              <w:t>3</w:t>
+            </w:r>
+          </w:p>
+        </w:tc>
+        <w:tc>
+          <w:tcPr>
+            <w:tcW w:w="1701" w:type="dxa"/>
+          </w:tcPr>
+          <w:p>
+            <w:pPr>
+              <w:jc w:val="center"/>
+              <w:rPr>
+                <w:rFonts w:ascii="나눔고딕" w:eastAsia="나눔고딕" w:hAnsi="나눔고딕" w:hint="eastAsia"/>
+                <w:sz w:val="20"/>
+                <w:szCs w:val="20"/>
+              </w:rPr>
+            </w:pPr>
+            <w:r>
+              <w:rPr>
+                <w:rFonts w:ascii="나눔고딕" w:eastAsia="나눔고딕" w:hAnsi="나눔고딕" w:hint="eastAsia"/>
+                <w:sz w:val="20"/>
+                <w:szCs w:val="20"/>
+              </w:rPr>
+              <w:t>Client</w:t>
+            </w:r>
+          </w:p>
+        </w:tc>
+        <w:tc>
+          <w:tcPr>
+            <w:tcW w:w="7938" w:type="dxa"/>
+          </w:tcPr>
+          <w:p>
+            <w:pPr>
+              <w:rPr>
+                <w:rFonts w:ascii="나눔고딕" w:eastAsia="나눔고딕" w:hAnsi="나눔고딕"/>
+                <w:sz w:val="20"/>
+                <w:szCs w:val="20"/>
+              </w:rPr>
+            </w:pPr>
+            <w:r>
+              <w:rPr>
+                <w:rFonts w:ascii="나눔고딕" w:eastAsia="나눔고딕" w:hAnsi="나눔고딕" w:hint="eastAsia"/>
+                <w:sz w:val="20"/>
+                <w:szCs w:val="20"/>
+              </w:rPr>
+              <w:t xml:space="preserve">- 해당 클라이언트: ID가 </w:t>
+            </w:r>
+            <w:proofErr w:type="spellStart"/>
+            <w:r>
+              <w:rPr>
+                <w:rFonts w:ascii="나눔고딕" w:eastAsia="나눔고딕" w:hAnsi="나눔고딕" w:hint="eastAsia"/>
+                <w:sz w:val="20"/>
+                <w:szCs w:val="20"/>
+              </w:rPr>
+              <w:t>myID</w:t>
+            </w:r>
+            <w:proofErr w:type="spellEnd"/>
+            <w:r>
+              <w:rPr>
+                <w:rFonts w:ascii="나눔고딕" w:eastAsia="나눔고딕" w:hAnsi="나눔고딕" w:hint="eastAsia"/>
+                <w:sz w:val="20"/>
+                <w:szCs w:val="20"/>
+              </w:rPr>
+              <w:t>와 같다면 본인의 문 열기 애니메이션 실행</w:t>
+            </w:r>
+          </w:p>
+          <w:p>
+            <w:pPr>
+              <w:rPr>
+                <w:rFonts w:ascii="나눔고딕" w:eastAsia="나눔고딕" w:hAnsi="나눔고딕" w:hint="eastAsia"/>
+                <w:sz w:val="20"/>
+                <w:szCs w:val="20"/>
+              </w:rPr>
+            </w:pPr>
+            <w:r>
+              <w:rPr>
+                <w:rFonts w:ascii="나눔고딕" w:eastAsia="나눔고딕" w:hAnsi="나눔고딕" w:hint="eastAsia"/>
+                <w:sz w:val="20"/>
+                <w:szCs w:val="20"/>
+              </w:rPr>
+              <w:t>- 다른 클라이언트: 다른 클라이언트의 문 열기 애니메이션 실행</w:t>
+            </w:r>
+          </w:p>
+        </w:tc>
+      </w:tr>
+      <w:tr>
+        <w:tc>
+          <w:tcPr>
+            <w:tcW w:w="709" w:type="dxa"/>
+            <w:shd w:val="clear" w:color="auto" w:fill="FFFFFF" w:themeFill="background1"/>
+          </w:tcPr>
+          <w:p>
+            <w:pPr>
+              <w:jc w:val="center"/>
+              <w:rPr>
+                <w:rFonts w:ascii="나눔고딕" w:eastAsia="나눔고딕" w:hAnsi="나눔고딕" w:hint="eastAsia"/>
+                <w:sz w:val="20"/>
+                <w:szCs w:val="20"/>
+              </w:rPr>
+            </w:pPr>
+            <w:r>
+              <w:rPr>
+                <w:rFonts w:ascii="나눔고딕" w:eastAsia="나눔고딕" w:hAnsi="나눔고딕" w:hint="eastAsia"/>
+                <w:sz w:val="20"/>
+                <w:szCs w:val="20"/>
+              </w:rPr>
+              <w:t>4</w:t>
+            </w:r>
+          </w:p>
+        </w:tc>
+        <w:tc>
+          <w:tcPr>
+            <w:tcW w:w="1701" w:type="dxa"/>
+          </w:tcPr>
+          <w:p>
+            <w:pPr>
+              <w:jc w:val="center"/>
+              <w:rPr>
+                <w:rFonts w:ascii="나눔고딕" w:eastAsia="나눔고딕" w:hAnsi="나눔고딕" w:hint="eastAsia"/>
+                <w:sz w:val="20"/>
+                <w:szCs w:val="20"/>
+              </w:rPr>
+            </w:pPr>
+            <w:r>
+              <w:rPr>
+                <w:rFonts w:ascii="나눔고딕" w:eastAsia="나눔고딕" w:hAnsi="나눔고딕" w:hint="eastAsia"/>
+                <w:sz w:val="20"/>
+                <w:szCs w:val="20"/>
+              </w:rPr>
+              <w:t>Client → Server</w:t>
+            </w:r>
+          </w:p>
+        </w:tc>
+        <w:tc>
+          <w:tcPr>
+            <w:tcW w:w="7938" w:type="dxa"/>
+          </w:tcPr>
+          <w:p>
+            <w:pPr>
+              <w:rPr>
+                <w:rFonts w:ascii="나눔고딕" w:eastAsia="나눔고딕" w:hAnsi="나눔고딕" w:hint="eastAsia"/>
+                <w:sz w:val="20"/>
+                <w:szCs w:val="20"/>
+              </w:rPr>
+            </w:pPr>
+            <w:r>
+              <w:rPr>
+                <w:rFonts w:ascii="나눔고딕" w:eastAsia="나눔고딕" w:hAnsi="나눔고딕" w:hint="eastAsia"/>
+                <w:sz w:val="20"/>
+                <w:szCs w:val="20"/>
+              </w:rPr>
+              <w:t xml:space="preserve">문이 상호 작용 범위 내에 있고 문이 열려 있다면, 상호작용 키를 눌러 </w:t>
+            </w:r>
+            <w:proofErr w:type="spellStart"/>
+            <w:r>
+              <w:rPr>
+                <w:rFonts w:ascii="나눔고딕" w:eastAsia="나눔고딕" w:hAnsi="나눔고딕" w:hint="eastAsia"/>
+                <w:sz w:val="20"/>
+                <w:szCs w:val="20"/>
+                <w:shd w:val="clear" w:color="auto" w:fill="E59EDC" w:themeFill="accent5" w:themeFillTint="66"/>
+              </w:rPr>
+              <w:t>C_CloseDoor_Packet</w:t>
+            </w:r>
+            <w:proofErr w:type="spellEnd"/>
+            <w:r>
+              <w:rPr>
+                <w:rFonts w:ascii="나눔고딕" w:eastAsia="나눔고딕" w:hAnsi="나눔고딕" w:hint="eastAsia"/>
+                <w:sz w:val="20"/>
+                <w:szCs w:val="20"/>
+              </w:rPr>
+              <w:t xml:space="preserve"> 송신</w:t>
+            </w:r>
+          </w:p>
+        </w:tc>
+      </w:tr>
+      <w:tr>
+        <w:tc>
+          <w:tcPr>
+            <w:tcW w:w="709" w:type="dxa"/>
+            <w:shd w:val="clear" w:color="auto" w:fill="FFFFFF" w:themeFill="background1"/>
+          </w:tcPr>
+          <w:p>
+            <w:pPr>
+              <w:jc w:val="center"/>
+              <w:rPr>
+                <w:rFonts w:ascii="나눔고딕" w:eastAsia="나눔고딕" w:hAnsi="나눔고딕" w:hint="eastAsia"/>
+                <w:sz w:val="20"/>
+                <w:szCs w:val="20"/>
+              </w:rPr>
+            </w:pPr>
+            <w:r>
+              <w:rPr>
+                <w:rFonts w:ascii="나눔고딕" w:eastAsia="나눔고딕" w:hAnsi="나눔고딕" w:hint="eastAsia"/>
+                <w:sz w:val="20"/>
+                <w:szCs w:val="20"/>
+              </w:rPr>
+              <w:t>5</w:t>
+            </w:r>
+          </w:p>
+        </w:tc>
+        <w:tc>
+          <w:tcPr>
+            <w:tcW w:w="1701" w:type="dxa"/>
+          </w:tcPr>
+          <w:p>
+            <w:pPr>
+              <w:jc w:val="center"/>
+              <w:rPr>
+                <w:rFonts w:ascii="나눔고딕" w:eastAsia="나눔고딕" w:hAnsi="나눔고딕" w:hint="eastAsia"/>
+                <w:sz w:val="20"/>
+                <w:szCs w:val="20"/>
+              </w:rPr>
+            </w:pPr>
+            <w:r>
+              <w:rPr>
+                <w:rFonts w:ascii="나눔고딕" w:eastAsia="나눔고딕" w:hAnsi="나눔고딕" w:hint="eastAsia"/>
+                <w:sz w:val="20"/>
+                <w:szCs w:val="20"/>
+              </w:rPr>
+              <w:t>Server → Client</w:t>
+            </w:r>
+          </w:p>
+        </w:tc>
+        <w:tc>
+          <w:tcPr>
+            <w:tcW w:w="7938" w:type="dxa"/>
+          </w:tcPr>
+          <w:p>
+            <w:pPr>
+              <w:rPr>
+                <w:rFonts w:ascii="나눔고딕" w:eastAsia="나눔고딕" w:hAnsi="나눔고딕" w:hint="eastAsia"/>
+                <w:sz w:val="20"/>
+                <w:szCs w:val="20"/>
+              </w:rPr>
+            </w:pPr>
+            <w:r>
+              <w:rPr>
+                <w:rFonts w:ascii="나눔고딕" w:eastAsia="나눔고딕" w:hAnsi="나눔고딕" w:hint="eastAsia"/>
+                <w:sz w:val="20"/>
+                <w:szCs w:val="20"/>
+              </w:rPr>
+              <w:t xml:space="preserve">유효성 검사 후, </w:t>
+            </w:r>
+            <w:proofErr w:type="spellStart"/>
+            <w:r>
+              <w:rPr>
+                <w:rFonts w:ascii="나눔고딕" w:eastAsia="나눔고딕" w:hAnsi="나눔고딕" w:hint="eastAsia"/>
+                <w:sz w:val="20"/>
+                <w:szCs w:val="20"/>
+                <w:shd w:val="clear" w:color="auto" w:fill="95DCF7" w:themeFill="accent4" w:themeFillTint="66"/>
+              </w:rPr>
+              <w:t>S_CloseDoor_Packet</w:t>
+            </w:r>
+            <w:proofErr w:type="spellEnd"/>
+            <w:r>
+              <w:rPr>
+                <w:rFonts w:ascii="나눔고딕" w:eastAsia="나눔고딕" w:hAnsi="나눔고딕" w:hint="eastAsia"/>
+                <w:sz w:val="20"/>
+                <w:szCs w:val="20"/>
+                <w:shd w:val="clear" w:color="auto" w:fill="95DCF7" w:themeFill="accent4" w:themeFillTint="66"/>
+              </w:rPr>
+              <w:t>(애니메이션 할 플레이어 id 필요)</w:t>
+            </w:r>
+            <w:r>
+              <w:rPr>
+                <w:rFonts w:ascii="나눔고딕" w:eastAsia="나눔고딕" w:hAnsi="나눔고딕" w:hint="eastAsia"/>
+                <w:sz w:val="20"/>
+                <w:szCs w:val="20"/>
+              </w:rPr>
+              <w:t xml:space="preserve"> 송신</w:t>
+            </w:r>
+          </w:p>
+        </w:tc>
+      </w:tr>
+      <w:tr>
+        <w:tc>
+          <w:tcPr>
+            <w:tcW w:w="709" w:type="dxa"/>
+            <w:shd w:val="clear" w:color="auto" w:fill="FFFFFF" w:themeFill="background1"/>
+          </w:tcPr>
+          <w:p>
+            <w:pPr>
+              <w:jc w:val="center"/>
+              <w:rPr>
+                <w:rFonts w:ascii="나눔고딕" w:eastAsia="나눔고딕" w:hAnsi="나눔고딕" w:hint="eastAsia"/>
+                <w:sz w:val="20"/>
+                <w:szCs w:val="20"/>
+              </w:rPr>
+            </w:pPr>
+            <w:r>
+              <w:rPr>
+                <w:rFonts w:ascii="나눔고딕" w:eastAsia="나눔고딕" w:hAnsi="나눔고딕" w:hint="eastAsia"/>
+                <w:sz w:val="20"/>
+                <w:szCs w:val="20"/>
+              </w:rPr>
+              <w:t>6</w:t>
+            </w:r>
+          </w:p>
+        </w:tc>
+        <w:tc>
+          <w:tcPr>
+            <w:tcW w:w="1701" w:type="dxa"/>
+          </w:tcPr>
+          <w:p>
+            <w:pPr>
+              <w:jc w:val="center"/>
+              <w:rPr>
+                <w:rFonts w:ascii="나눔고딕" w:eastAsia="나눔고딕" w:hAnsi="나눔고딕" w:hint="eastAsia"/>
+                <w:sz w:val="20"/>
+                <w:szCs w:val="20"/>
+              </w:rPr>
+            </w:pPr>
+            <w:r>
+              <w:rPr>
+                <w:rFonts w:ascii="나눔고딕" w:eastAsia="나눔고딕" w:hAnsi="나눔고딕" w:hint="eastAsia"/>
+                <w:sz w:val="20"/>
+                <w:szCs w:val="20"/>
+              </w:rPr>
+              <w:t>Client</w:t>
+            </w:r>
+          </w:p>
+        </w:tc>
+        <w:tc>
+          <w:tcPr>
+            <w:tcW w:w="7938" w:type="dxa"/>
+          </w:tcPr>
+          <w:p>
+            <w:pPr>
+              <w:rPr>
+                <w:rFonts w:ascii="나눔고딕" w:eastAsia="나눔고딕" w:hAnsi="나눔고딕"/>
+                <w:sz w:val="20"/>
+                <w:szCs w:val="20"/>
+              </w:rPr>
+            </w:pPr>
+            <w:r>
+              <w:rPr>
+                <w:rFonts w:ascii="나눔고딕" w:eastAsia="나눔고딕" w:hAnsi="나눔고딕" w:hint="eastAsia"/>
+                <w:sz w:val="20"/>
+                <w:szCs w:val="20"/>
+              </w:rPr>
+              <w:t xml:space="preserve">- 해당 클라이언트: ID가 </w:t>
+            </w:r>
+            <w:proofErr w:type="spellStart"/>
+            <w:r>
+              <w:rPr>
+                <w:rFonts w:ascii="나눔고딕" w:eastAsia="나눔고딕" w:hAnsi="나눔고딕" w:hint="eastAsia"/>
+                <w:sz w:val="20"/>
+                <w:szCs w:val="20"/>
+              </w:rPr>
+              <w:t>myID</w:t>
+            </w:r>
+            <w:proofErr w:type="spellEnd"/>
+            <w:r>
+              <w:rPr>
+                <w:rFonts w:ascii="나눔고딕" w:eastAsia="나눔고딕" w:hAnsi="나눔고딕" w:hint="eastAsia"/>
+                <w:sz w:val="20"/>
+                <w:szCs w:val="20"/>
+              </w:rPr>
+              <w:t xml:space="preserve">와 같다면 본인의 문 </w:t>
+            </w:r>
+            <w:r>
+              <w:rPr>
+                <w:rFonts w:ascii="나눔고딕" w:eastAsia="나눔고딕" w:hAnsi="나눔고딕" w:hint="eastAsia"/>
+                <w:sz w:val="20"/>
+                <w:szCs w:val="20"/>
+              </w:rPr>
+              <w:t>닫기</w:t>
+            </w:r>
+            <w:r>
+              <w:rPr>
+                <w:rFonts w:ascii="나눔고딕" w:eastAsia="나눔고딕" w:hAnsi="나눔고딕" w:hint="eastAsia"/>
+                <w:sz w:val="20"/>
+                <w:szCs w:val="20"/>
+              </w:rPr>
+              <w:t xml:space="preserve"> 애니메이션 실행</w:t>
+            </w:r>
+          </w:p>
+          <w:p>
+            <w:pPr>
+              <w:rPr>
+                <w:rFonts w:ascii="나눔고딕" w:eastAsia="나눔고딕" w:hAnsi="나눔고딕" w:hint="eastAsia"/>
+                <w:sz w:val="20"/>
+                <w:szCs w:val="20"/>
+              </w:rPr>
+            </w:pPr>
+            <w:r>
+              <w:rPr>
+                <w:rFonts w:ascii="나눔고딕" w:eastAsia="나눔고딕" w:hAnsi="나눔고딕" w:hint="eastAsia"/>
+                <w:sz w:val="20"/>
+                <w:szCs w:val="20"/>
+              </w:rPr>
+              <w:t xml:space="preserve">- 다른 클라이언트: 다른 클라이언트의 문 </w:t>
+            </w:r>
+            <w:r>
+              <w:rPr>
+                <w:rFonts w:ascii="나눔고딕" w:eastAsia="나눔고딕" w:hAnsi="나눔고딕" w:hint="eastAsia"/>
+                <w:sz w:val="20"/>
+                <w:szCs w:val="20"/>
+              </w:rPr>
+              <w:t>닫기</w:t>
+            </w:r>
+            <w:r>
+              <w:rPr>
+                <w:rFonts w:ascii="나눔고딕" w:eastAsia="나눔고딕" w:hAnsi="나눔고딕" w:hint="eastAsia"/>
+                <w:sz w:val="20"/>
+                <w:szCs w:val="20"/>
+              </w:rPr>
+              <w:t xml:space="preserve"> 애니메이션 실행</w:t>
+            </w:r>
+          </w:p>
+        </w:tc>
+      </w:tr>
+    </w:tbl>
+    <w:p/>
+    <w:p>
+      <w:pPr>
+        <w:pStyle w:val="2"/>
+        <w:numPr>
+          <w:ilvl w:val="0"/>
+          <w:numId w:val="8"/>
+        </w:numPr>
+      </w:pPr>
+      <w:bookmarkStart w:id="7" w:name="_Toc224866355"/>
+      <w:r>
+        <w:rPr>
+          <w:rFonts w:hint="eastAsia"/>
+        </w:rPr>
+        <w:lastRenderedPageBreak/>
+        <w:t>OpenCV 감정 처리</w:t>
+      </w:r>
+      <w:bookmarkEnd w:id="7"/>
+    </w:p>
+    <w:tbl>
+      <w:tblPr>
+        <w:tblStyle w:val="ab"/>
+        <w:tblW w:w="10348" w:type="dxa"/>
+        <w:tblInd w:w="137" w:type="dxa"/>
+        <w:tblLook w:val="04A0" w:firstRow="1" w:lastRow="0" w:firstColumn="1" w:lastColumn="0" w:noHBand="0" w:noVBand="1"/>
+      </w:tblPr>
+      <w:tblGrid>
+        <w:gridCol w:w="709"/>
+        <w:gridCol w:w="1701"/>
+        <w:gridCol w:w="7938"/>
+      </w:tblGrid>
+      <w:tr>
+        <w:tc>
+          <w:tcPr>
+            <w:tcW w:w="709" w:type="dxa"/>
+            <w:shd w:val="clear" w:color="auto" w:fill="BFBFBF" w:themeFill="background1" w:themeFillShade="BF"/>
+          </w:tcPr>
+          <w:p>
+            <w:pPr>
+              <w:jc w:val="center"/>
+              <w:rPr>
+                <w:rFonts w:ascii="나눔고딕" w:eastAsia="나눔고딕" w:hAnsi="나눔고딕"/>
+                <w:sz w:val="20"/>
+                <w:szCs w:val="20"/>
+              </w:rPr>
+            </w:pPr>
+            <w:r>
+              <w:rPr>
+                <w:rFonts w:ascii="나눔고딕" w:eastAsia="나눔고딕" w:hAnsi="나눔고딕" w:hint="eastAsia"/>
+                <w:sz w:val="20"/>
+                <w:szCs w:val="20"/>
+              </w:rPr>
+              <w:t>단계</w:t>
+            </w:r>
+          </w:p>
+        </w:tc>
+        <w:tc>
+          <w:tcPr>
+            <w:tcW w:w="1701" w:type="dxa"/>
+            <w:shd w:val="clear" w:color="auto" w:fill="BFBFBF" w:themeFill="background1" w:themeFillShade="BF"/>
+          </w:tcPr>
+          <w:p>
+            <w:pPr>
+              <w:jc w:val="center"/>
+              <w:rPr>
+                <w:rFonts w:ascii="나눔고딕" w:eastAsia="나눔고딕" w:hAnsi="나눔고딕"/>
+                <w:sz w:val="20"/>
+                <w:szCs w:val="20"/>
+              </w:rPr>
+            </w:pPr>
+            <w:r>
+              <w:rPr>
+                <w:rFonts w:ascii="나눔고딕" w:eastAsia="나눔고딕" w:hAnsi="나눔고딕" w:hint="eastAsia"/>
+                <w:sz w:val="20"/>
+                <w:szCs w:val="20"/>
+              </w:rPr>
+              <w:t>주체</w:t>
+            </w:r>
+          </w:p>
+        </w:tc>
+        <w:tc>
+          <w:tcPr>
+            <w:tcW w:w="7938" w:type="dxa"/>
+            <w:shd w:val="clear" w:color="auto" w:fill="BFBFBF" w:themeFill="background1" w:themeFillShade="BF"/>
+          </w:tcPr>
+          <w:p>
+            <w:pPr>
+              <w:jc w:val="center"/>
+              <w:rPr>
+                <w:rFonts w:ascii="나눔고딕" w:eastAsia="나눔고딕" w:hAnsi="나눔고딕"/>
+                <w:sz w:val="20"/>
+                <w:szCs w:val="20"/>
+              </w:rPr>
+            </w:pPr>
+            <w:r>
+              <w:rPr>
+                <w:rFonts w:ascii="나눔고딕" w:eastAsia="나눔고딕" w:hAnsi="나눔고딕" w:hint="eastAsia"/>
+                <w:sz w:val="20"/>
+                <w:szCs w:val="20"/>
+              </w:rPr>
+              <w:t>동작</w:t>
+            </w:r>
+          </w:p>
+        </w:tc>
+      </w:tr>
+      <w:tr>
+        <w:tc>
+          <w:tcPr>
+            <w:tcW w:w="709" w:type="dxa"/>
+            <w:shd w:val="clear" w:color="auto" w:fill="FFFFFF" w:themeFill="background1"/>
+          </w:tcPr>
+          <w:p>
+            <w:pPr>
+              <w:jc w:val="center"/>
+              <w:rPr>
+                <w:rFonts w:ascii="나눔고딕" w:eastAsia="나눔고딕" w:hAnsi="나눔고딕"/>
+                <w:sz w:val="20"/>
+                <w:szCs w:val="20"/>
+              </w:rPr>
+            </w:pPr>
+            <w:r>
+              <w:rPr>
+                <w:rFonts w:ascii="나눔고딕" w:eastAsia="나눔고딕" w:hAnsi="나눔고딕" w:hint="eastAsia"/>
+                <w:sz w:val="20"/>
+                <w:szCs w:val="20"/>
+              </w:rPr>
+              <w:t>1</w:t>
+            </w:r>
+          </w:p>
+        </w:tc>
+        <w:tc>
+          <w:tcPr>
+            <w:tcW w:w="1701" w:type="dxa"/>
+          </w:tcPr>
+          <w:p>
+            <w:pPr>
+              <w:jc w:val="center"/>
+              <w:rPr>
+                <w:rFonts w:ascii="나눔고딕" w:eastAsia="나눔고딕" w:hAnsi="나눔고딕"/>
+                <w:sz w:val="20"/>
+                <w:szCs w:val="20"/>
+              </w:rPr>
+            </w:pPr>
+            <w:r>
+              <w:rPr>
+                <w:rFonts w:ascii="나눔고딕" w:eastAsia="나눔고딕" w:hAnsi="나눔고딕" w:hint="eastAsia"/>
+                <w:sz w:val="20"/>
+                <w:szCs w:val="20"/>
+              </w:rPr>
+              <w:t>Client</w:t>
+            </w:r>
+            <w:r>
+              <w:rPr>
+                <w:rFonts w:ascii="나눔고딕" w:eastAsia="나눔고딕" w:hAnsi="나눔고딕" w:hint="eastAsia"/>
+                <w:sz w:val="20"/>
+                <w:szCs w:val="20"/>
+              </w:rPr>
+              <w:t xml:space="preserve"> </w:t>
+            </w:r>
+            <w:r>
+              <w:rPr>
+                <w:rFonts w:ascii="나눔고딕" w:eastAsia="나눔고딕" w:hAnsi="나눔고딕" w:hint="eastAsia"/>
+                <w:sz w:val="20"/>
+                <w:szCs w:val="20"/>
+              </w:rPr>
+              <w:t xml:space="preserve">→ Server </w:t>
+            </w:r>
+          </w:p>
+        </w:tc>
+        <w:tc>
+          <w:tcPr>
+            <w:tcW w:w="7938" w:type="dxa"/>
+          </w:tcPr>
+          <w:p>
+            <w:pPr>
+              <w:ind w:left="564" w:hangingChars="300" w:hanging="564"/>
+              <w:rPr>
+                <w:rFonts w:ascii="나눔고딕" w:eastAsia="나눔고딕" w:hAnsi="나눔고딕"/>
+                <w:sz w:val="20"/>
+                <w:szCs w:val="20"/>
+              </w:rPr>
+            </w:pPr>
+            <w:r>
+              <w:rPr>
+                <w:rFonts w:ascii="나눔고딕" w:eastAsia="나눔고딕" w:hAnsi="나눔고딕" w:hint="eastAsia"/>
+                <w:sz w:val="20"/>
+                <w:szCs w:val="20"/>
+              </w:rPr>
+              <w:t xml:space="preserve">1초에 한 번씩 감정 추출을 하고, 유효한 감정 추출이 30번이 되면 </w:t>
+            </w:r>
+            <w:proofErr w:type="spellStart"/>
+            <w:r>
+              <w:rPr>
+                <w:rFonts w:ascii="나눔고딕" w:eastAsia="나눔고딕" w:hAnsi="나눔고딕" w:hint="eastAsia"/>
+                <w:sz w:val="20"/>
+                <w:szCs w:val="20"/>
+                <w:shd w:val="clear" w:color="auto" w:fill="F6C5AC" w:themeFill="accent2" w:themeFillTint="66"/>
+              </w:rPr>
+              <w:t>C_EmotionExtraction_Packet</w:t>
+            </w:r>
+            <w:proofErr w:type="spellEnd"/>
+            <w:r>
+              <w:rPr>
+                <w:rFonts w:ascii="나눔고딕" w:eastAsia="나눔고딕" w:hAnsi="나눔고딕" w:hint="eastAsia"/>
+                <w:sz w:val="20"/>
+                <w:szCs w:val="20"/>
+              </w:rPr>
+              <w:t xml:space="preserve"> 송신  </w:t>
+            </w:r>
+          </w:p>
+          <w:p>
+            <w:pPr>
+              <w:ind w:left="564" w:hangingChars="300" w:hanging="564"/>
+              <w:rPr>
+                <w:rFonts w:ascii="나눔고딕" w:eastAsia="나눔고딕" w:hAnsi="나눔고딕"/>
+                <w:sz w:val="20"/>
+                <w:szCs w:val="20"/>
+              </w:rPr>
+            </w:pPr>
+          </w:p>
+          <w:p>
+            <w:pPr>
+              <w:ind w:left="564" w:hangingChars="300" w:hanging="564"/>
+              <w:rPr>
+                <w:rFonts w:ascii="나눔고딕" w:eastAsia="나눔고딕" w:hAnsi="나눔고딕" w:hint="eastAsia"/>
+                <w:sz w:val="20"/>
+                <w:szCs w:val="20"/>
+              </w:rPr>
+            </w:pPr>
+            <w:r>
+              <w:rPr>
+                <w:rFonts w:ascii="나눔고딕" w:eastAsia="나눔고딕" w:hAnsi="나눔고딕" w:hint="eastAsia"/>
+                <w:sz w:val="20"/>
+                <w:szCs w:val="20"/>
+              </w:rPr>
+              <w:t>(패킷 내용 - 이거 토대로 하면 될 듯??)</w:t>
+            </w:r>
+          </w:p>
+          <w:p>
+            <w:pPr>
+              <w:ind w:left="564" w:hangingChars="300" w:hanging="564"/>
+              <w:rPr>
+                <w:rFonts w:ascii="나눔고딕" w:eastAsia="나눔고딕" w:hAnsi="나눔고딕"/>
+                <w:sz w:val="20"/>
+                <w:szCs w:val="20"/>
+              </w:rPr>
+            </w:pPr>
+            <w:r>
+              <w:rPr>
+                <w:rFonts w:ascii="나눔고딕" w:eastAsia="나눔고딕" w:hAnsi="나눔고딕"/>
+                <w:sz w:val="20"/>
+                <w:szCs w:val="20"/>
+              </w:rPr>
+              <w:t xml:space="preserve">struct </w:t>
+            </w:r>
+            <w:proofErr w:type="spellStart"/>
+            <w:r>
+              <w:rPr>
+                <w:rFonts w:ascii="나눔고딕" w:eastAsia="나눔고딕" w:hAnsi="나눔고딕"/>
+                <w:sz w:val="20"/>
+                <w:szCs w:val="20"/>
+              </w:rPr>
+              <w:t>C_EmotionExtraction</w:t>
+            </w:r>
+            <w:proofErr w:type="spellEnd"/>
+          </w:p>
+          <w:p>
+            <w:pPr>
+              <w:ind w:left="564" w:hangingChars="300" w:hanging="564"/>
+              <w:rPr>
+                <w:rFonts w:ascii="나눔고딕" w:eastAsia="나눔고딕" w:hAnsi="나눔고딕"/>
+                <w:sz w:val="20"/>
+                <w:szCs w:val="20"/>
+              </w:rPr>
+            </w:pPr>
+            <w:r>
+              <w:rPr>
+                <w:rFonts w:ascii="나눔고딕" w:eastAsia="나눔고딕" w:hAnsi="나눔고딕"/>
+                <w:sz w:val="20"/>
+                <w:szCs w:val="20"/>
+              </w:rPr>
+              <w:t>{</w:t>
+            </w:r>
+            <w:r>
+              <w:rPr>
+                <w:rFonts w:ascii="나눔고딕" w:eastAsia="나눔고딕" w:hAnsi="나눔고딕"/>
+                <w:sz w:val="20"/>
+                <w:szCs w:val="20"/>
+              </w:rPr>
+              <w:tab/>
+            </w:r>
+          </w:p>
+          <w:p>
+            <w:pPr>
+              <w:ind w:left="564" w:hangingChars="300" w:hanging="564"/>
+              <w:rPr>
+                <w:rFonts w:ascii="나눔고딕" w:eastAsia="나눔고딕" w:hAnsi="나눔고딕"/>
+                <w:sz w:val="20"/>
+                <w:szCs w:val="20"/>
+              </w:rPr>
+            </w:pPr>
+            <w:r>
+              <w:rPr>
+                <w:rFonts w:ascii="나눔고딕" w:eastAsia="나눔고딕" w:hAnsi="나눔고딕"/>
+                <w:sz w:val="20"/>
+                <w:szCs w:val="20"/>
+              </w:rPr>
+              <w:tab/>
+            </w:r>
+            <w:proofErr w:type="gramStart"/>
+            <w:r>
+              <w:rPr>
+                <w:rFonts w:ascii="나눔고딕" w:eastAsia="나눔고딕" w:hAnsi="나눔고딕"/>
+                <w:sz w:val="20"/>
+                <w:szCs w:val="20"/>
+              </w:rPr>
+              <w:t>// 감정</w:t>
+            </w:r>
+            <w:proofErr w:type="gramEnd"/>
+          </w:p>
+          <w:p>
+            <w:pPr>
+              <w:ind w:left="564" w:hangingChars="300" w:hanging="564"/>
+              <w:rPr>
+                <w:rFonts w:ascii="나눔고딕" w:eastAsia="나눔고딕" w:hAnsi="나눔고딕"/>
+                <w:sz w:val="20"/>
+                <w:szCs w:val="20"/>
+              </w:rPr>
+            </w:pPr>
+            <w:r>
+              <w:rPr>
+                <w:rFonts w:ascii="나눔고딕" w:eastAsia="나눔고딕" w:hAnsi="나눔고딕"/>
+                <w:sz w:val="20"/>
+                <w:szCs w:val="20"/>
+              </w:rPr>
+              <w:tab/>
+              <w:t xml:space="preserve">float </w:t>
+            </w:r>
+            <w:proofErr w:type="gramStart"/>
+            <w:r>
+              <w:rPr>
+                <w:rFonts w:ascii="나눔고딕" w:eastAsia="나눔고딕" w:hAnsi="나눔고딕"/>
+                <w:sz w:val="20"/>
+                <w:szCs w:val="20"/>
+              </w:rPr>
+              <w:t>angry;</w:t>
+            </w:r>
+            <w:proofErr w:type="gramEnd"/>
+          </w:p>
+          <w:p>
+            <w:pPr>
+              <w:ind w:left="564" w:hangingChars="300" w:hanging="564"/>
+              <w:rPr>
+                <w:rFonts w:ascii="나눔고딕" w:eastAsia="나눔고딕" w:hAnsi="나눔고딕"/>
+                <w:sz w:val="20"/>
+                <w:szCs w:val="20"/>
+              </w:rPr>
+            </w:pPr>
+            <w:r>
+              <w:rPr>
+                <w:rFonts w:ascii="나눔고딕" w:eastAsia="나눔고딕" w:hAnsi="나눔고딕"/>
+                <w:sz w:val="20"/>
+                <w:szCs w:val="20"/>
+              </w:rPr>
+              <w:tab/>
+              <w:t xml:space="preserve">float </w:t>
+            </w:r>
+            <w:proofErr w:type="gramStart"/>
+            <w:r>
+              <w:rPr>
+                <w:rFonts w:ascii="나눔고딕" w:eastAsia="나눔고딕" w:hAnsi="나눔고딕"/>
+                <w:sz w:val="20"/>
+                <w:szCs w:val="20"/>
+              </w:rPr>
+              <w:t>disgust;</w:t>
+            </w:r>
+            <w:proofErr w:type="gramEnd"/>
+          </w:p>
+          <w:p>
+            <w:pPr>
+              <w:ind w:left="564" w:hangingChars="300" w:hanging="564"/>
+              <w:rPr>
+                <w:rFonts w:ascii="나눔고딕" w:eastAsia="나눔고딕" w:hAnsi="나눔고딕"/>
+                <w:sz w:val="20"/>
+                <w:szCs w:val="20"/>
+              </w:rPr>
+            </w:pPr>
+            <w:r>
+              <w:rPr>
+                <w:rFonts w:ascii="나눔고딕" w:eastAsia="나눔고딕" w:hAnsi="나눔고딕"/>
+                <w:sz w:val="20"/>
+                <w:szCs w:val="20"/>
+              </w:rPr>
+              <w:tab/>
+              <w:t xml:space="preserve">float </w:t>
+            </w:r>
+            <w:proofErr w:type="gramStart"/>
+            <w:r>
+              <w:rPr>
+                <w:rFonts w:ascii="나눔고딕" w:eastAsia="나눔고딕" w:hAnsi="나눔고딕"/>
+                <w:sz w:val="20"/>
+                <w:szCs w:val="20"/>
+              </w:rPr>
+              <w:t>fear;</w:t>
+            </w:r>
+            <w:proofErr w:type="gramEnd"/>
+          </w:p>
+          <w:p>
+            <w:pPr>
+              <w:ind w:left="564" w:hangingChars="300" w:hanging="564"/>
+              <w:rPr>
+                <w:rFonts w:ascii="나눔고딕" w:eastAsia="나눔고딕" w:hAnsi="나눔고딕"/>
+                <w:sz w:val="20"/>
+                <w:szCs w:val="20"/>
+              </w:rPr>
+            </w:pPr>
+            <w:r>
+              <w:rPr>
+                <w:rFonts w:ascii="나눔고딕" w:eastAsia="나눔고딕" w:hAnsi="나눔고딕"/>
+                <w:sz w:val="20"/>
+                <w:szCs w:val="20"/>
+              </w:rPr>
+              <w:tab/>
+              <w:t xml:space="preserve">float </w:t>
+            </w:r>
+            <w:proofErr w:type="gramStart"/>
+            <w:r>
+              <w:rPr>
+                <w:rFonts w:ascii="나눔고딕" w:eastAsia="나눔고딕" w:hAnsi="나눔고딕"/>
+                <w:sz w:val="20"/>
+                <w:szCs w:val="20"/>
+              </w:rPr>
+              <w:t>happy;</w:t>
+            </w:r>
+            <w:proofErr w:type="gramEnd"/>
+          </w:p>
+          <w:p>
+            <w:pPr>
+              <w:ind w:left="564" w:hangingChars="300" w:hanging="564"/>
+              <w:rPr>
+                <w:rFonts w:ascii="나눔고딕" w:eastAsia="나눔고딕" w:hAnsi="나눔고딕"/>
+                <w:sz w:val="20"/>
+                <w:szCs w:val="20"/>
+              </w:rPr>
+            </w:pPr>
+            <w:r>
+              <w:rPr>
+                <w:rFonts w:ascii="나눔고딕" w:eastAsia="나눔고딕" w:hAnsi="나눔고딕"/>
+                <w:sz w:val="20"/>
+                <w:szCs w:val="20"/>
+              </w:rPr>
+              <w:tab/>
+              <w:t>float sad</w:t>
+            </w:r>
+          </w:p>
+          <w:p>
+            <w:pPr>
+              <w:ind w:left="564" w:hangingChars="300" w:hanging="564"/>
+              <w:rPr>
+                <w:rFonts w:ascii="나눔고딕" w:eastAsia="나눔고딕" w:hAnsi="나눔고딕"/>
+                <w:sz w:val="20"/>
+                <w:szCs w:val="20"/>
+              </w:rPr>
+            </w:pPr>
+            <w:r>
+              <w:rPr>
+                <w:rFonts w:ascii="나눔고딕" w:eastAsia="나눔고딕" w:hAnsi="나눔고딕"/>
+                <w:sz w:val="20"/>
+                <w:szCs w:val="20"/>
+              </w:rPr>
+              <w:tab/>
+              <w:t xml:space="preserve">float </w:t>
+            </w:r>
+            <w:proofErr w:type="gramStart"/>
+            <w:r>
+              <w:rPr>
+                <w:rFonts w:ascii="나눔고딕" w:eastAsia="나눔고딕" w:hAnsi="나눔고딕"/>
+                <w:sz w:val="20"/>
+                <w:szCs w:val="20"/>
+              </w:rPr>
+              <w:t>surprise;</w:t>
+            </w:r>
+            <w:proofErr w:type="gramEnd"/>
+          </w:p>
+          <w:p>
+            <w:pPr>
+              <w:ind w:left="564" w:hangingChars="300" w:hanging="564"/>
+              <w:rPr>
+                <w:rFonts w:ascii="나눔고딕" w:eastAsia="나눔고딕" w:hAnsi="나눔고딕"/>
+                <w:sz w:val="20"/>
+                <w:szCs w:val="20"/>
+              </w:rPr>
+            </w:pPr>
+            <w:r>
+              <w:rPr>
+                <w:rFonts w:ascii="나눔고딕" w:eastAsia="나눔고딕" w:hAnsi="나눔고딕"/>
+                <w:sz w:val="20"/>
+                <w:szCs w:val="20"/>
+              </w:rPr>
+              <w:tab/>
+              <w:t xml:space="preserve">float </w:t>
+            </w:r>
+            <w:proofErr w:type="gramStart"/>
+            <w:r>
+              <w:rPr>
+                <w:rFonts w:ascii="나눔고딕" w:eastAsia="나눔고딕" w:hAnsi="나눔고딕"/>
+                <w:sz w:val="20"/>
+                <w:szCs w:val="20"/>
+              </w:rPr>
+              <w:t>neutral;</w:t>
+            </w:r>
+            <w:proofErr w:type="gramEnd"/>
+          </w:p>
+          <w:p>
+            <w:pPr>
+              <w:ind w:left="564" w:hangingChars="300" w:hanging="564"/>
+              <w:rPr>
+                <w:rFonts w:ascii="나눔고딕" w:eastAsia="나눔고딕" w:hAnsi="나눔고딕" w:hint="eastAsia"/>
+                <w:sz w:val="20"/>
+                <w:szCs w:val="20"/>
+              </w:rPr>
+            </w:pPr>
+            <w:r>
+              <w:rPr>
+                <w:rFonts w:ascii="나눔고딕" w:eastAsia="나눔고딕" w:hAnsi="나눔고딕"/>
+                <w:sz w:val="20"/>
+                <w:szCs w:val="20"/>
+              </w:rPr>
+              <w:t>}</w:t>
+            </w:r>
+          </w:p>
+        </w:tc>
+      </w:tr>
+      <w:tr>
+        <w:tc>
+          <w:tcPr>
+            <w:tcW w:w="709" w:type="dxa"/>
+            <w:shd w:val="clear" w:color="auto" w:fill="FFFFFF" w:themeFill="background1"/>
+          </w:tcPr>
+          <w:p>
+            <w:pPr>
+              <w:jc w:val="center"/>
+              <w:rPr>
+                <w:rFonts w:ascii="나눔고딕" w:eastAsia="나눔고딕" w:hAnsi="나눔고딕" w:hint="eastAsia"/>
+                <w:sz w:val="20"/>
+                <w:szCs w:val="20"/>
+              </w:rPr>
+            </w:pPr>
+            <w:r>
+              <w:rPr>
+                <w:rFonts w:ascii="나눔고딕" w:eastAsia="나눔고딕" w:hAnsi="나눔고딕" w:hint="eastAsia"/>
+                <w:sz w:val="20"/>
+                <w:szCs w:val="20"/>
+              </w:rPr>
+              <w:t>2</w:t>
+            </w:r>
+          </w:p>
+        </w:tc>
+        <w:tc>
+          <w:tcPr>
+            <w:tcW w:w="1701" w:type="dxa"/>
+          </w:tcPr>
+          <w:p>
+            <w:pPr>
+              <w:jc w:val="center"/>
+              <w:rPr>
+                <w:rFonts w:ascii="나눔고딕" w:eastAsia="나눔고딕" w:hAnsi="나눔고딕" w:hint="eastAsia"/>
+                <w:sz w:val="20"/>
+                <w:szCs w:val="20"/>
+              </w:rPr>
+            </w:pPr>
+            <w:r>
+              <w:rPr>
+                <w:rFonts w:ascii="나눔고딕" w:eastAsia="나눔고딕" w:hAnsi="나눔고딕" w:hint="eastAsia"/>
+                <w:sz w:val="20"/>
+                <w:szCs w:val="20"/>
+              </w:rPr>
+              <w:t>Server</w:t>
+            </w:r>
+          </w:p>
+        </w:tc>
+        <w:tc>
+          <w:tcPr>
+            <w:tcW w:w="7938" w:type="dxa"/>
+          </w:tcPr>
+          <w:p>
+            <w:pPr>
+              <w:ind w:left="564" w:hangingChars="300" w:hanging="564"/>
+              <w:rPr>
+                <w:rFonts w:ascii="나눔고딕" w:eastAsia="나눔고딕" w:hAnsi="나눔고딕" w:hint="eastAsia"/>
+                <w:sz w:val="20"/>
+                <w:szCs w:val="20"/>
+              </w:rPr>
+            </w:pPr>
+            <w:r>
+              <w:rPr>
+                <w:rFonts w:ascii="나눔고딕" w:eastAsia="나눔고딕" w:hAnsi="나눔고딕" w:hint="eastAsia"/>
+                <w:sz w:val="20"/>
+                <w:szCs w:val="20"/>
+              </w:rPr>
+              <w:t xml:space="preserve">감정 패킷을 모아 계산 후, 다음 판의 </w:t>
+            </w:r>
+            <w:proofErr w:type="spellStart"/>
+            <w:r>
+              <w:rPr>
+                <w:rFonts w:ascii="나눔고딕" w:eastAsia="나눔고딕" w:hAnsi="나눔고딕" w:hint="eastAsia"/>
+                <w:sz w:val="20"/>
+                <w:szCs w:val="20"/>
+              </w:rPr>
+              <w:t>맵을</w:t>
+            </w:r>
+            <w:proofErr w:type="spellEnd"/>
+            <w:r>
+              <w:rPr>
+                <w:rFonts w:ascii="나눔고딕" w:eastAsia="나눔고딕" w:hAnsi="나눔고딕" w:hint="eastAsia"/>
+                <w:sz w:val="20"/>
+                <w:szCs w:val="20"/>
+              </w:rPr>
+              <w:t xml:space="preserve"> 변경하거나 실시간 효과를 생성하여 반영</w:t>
+            </w:r>
+          </w:p>
+        </w:tc>
+      </w:tr>
+    </w:tbl>
+    <w:p>
+      <w:pPr>
+        <w:rPr>
+          <w:rFonts w:hint="eastAsia"/>
         </w:rPr>
       </w:pPr>
     </w:p>
@@ -28253,6 +30470,119 @@
     </w:lvl>
   </w:abstractNum>
   <w:abstractNum w:abstractNumId="6" w15:restartNumberingAfterBreak="0">
+    <w:nsid w:val="25032183"/>
+    <w:multiLevelType w:val="hybridMultilevel"/>
+    <w:tmpl w:val="35DA3D90"/>
+    <w:lvl w:ilvl="0" w:tplc="2EEEF0B0">
+      <w:start w:val="2"/>
+      <w:numFmt w:val="bullet"/>
+      <w:lvlText w:val="-"/>
+      <w:lvlJc w:val="left"/>
+      <w:pPr>
+        <w:ind w:left="800" w:hanging="360"/>
+      </w:pPr>
+      <w:rPr>
+        <w:rFonts w:ascii="나눔고딕" w:eastAsia="나눔고딕" w:hAnsi="나눔고딕" w:cstheme="minorBidi" w:hint="eastAsia"/>
+      </w:rPr>
+    </w:lvl>
+    <w:lvl w:ilvl="1" w:tplc="04090003" w:tentative="1">
+      <w:start w:val="1"/>
+      <w:numFmt w:val="bullet"/>
+      <w:lvlText w:val=""/>
+      <w:lvlJc w:val="left"/>
+      <w:pPr>
+        <w:ind w:left="1320" w:hanging="440"/>
+      </w:pPr>
+      <w:rPr>
+        <w:rFonts w:ascii="Wingdings" w:hAnsi="Wingdings" w:hint="default"/>
+      </w:rPr>
+    </w:lvl>
+    <w:lvl w:ilvl="2" w:tplc="04090005" w:tentative="1">
+      <w:start w:val="1"/>
+      <w:numFmt w:val="bullet"/>
+      <w:lvlText w:val=""/>
+      <w:lvlJc w:val="left"/>
+      <w:pPr>
+        <w:ind w:left="1760" w:hanging="440"/>
+      </w:pPr>
+      <w:rPr>
+        <w:rFonts w:ascii="Wingdings" w:hAnsi="Wingdings" w:hint="default"/>
+      </w:rPr>
+    </w:lvl>
+    <w:lvl w:ilvl="3" w:tplc="04090001" w:tentative="1">
+      <w:start w:val="1"/>
+      <w:numFmt w:val="bullet"/>
+      <w:lvlText w:val=""/>
+      <w:lvlJc w:val="left"/>
+      <w:pPr>
+        <w:ind w:left="2200" w:hanging="440"/>
+      </w:pPr>
+      <w:rPr>
+        <w:rFonts w:ascii="Wingdings" w:hAnsi="Wingdings" w:hint="default"/>
+      </w:rPr>
+    </w:lvl>
+    <w:lvl w:ilvl="4" w:tplc="04090003" w:tentative="1">
+      <w:start w:val="1"/>
+      <w:numFmt w:val="bullet"/>
+      <w:lvlText w:val=""/>
+      <w:lvlJc w:val="left"/>
+      <w:pPr>
+        <w:ind w:left="2640" w:hanging="440"/>
+      </w:pPr>
+      <w:rPr>
+        <w:rFonts w:ascii="Wingdings" w:hAnsi="Wingdings" w:hint="default"/>
+      </w:rPr>
+    </w:lvl>
+    <w:lvl w:ilvl="5" w:tplc="04090005" w:tentative="1">
+      <w:start w:val="1"/>
+      <w:numFmt w:val="bullet"/>
+      <w:lvlText w:val=""/>
+      <w:lvlJc w:val="left"/>
+      <w:pPr>
+        <w:ind w:left="3080" w:hanging="440"/>
+      </w:pPr>
+      <w:rPr>
+        <w:rFonts w:ascii="Wingdings" w:hAnsi="Wingdings" w:hint="default"/>
+      </w:rPr>
+    </w:lvl>
+    <w:lvl w:ilvl="6" w:tplc="04090001" w:tentative="1">
+      <w:start w:val="1"/>
+      <w:numFmt w:val="bullet"/>
+      <w:lvlText w:val=""/>
+      <w:lvlJc w:val="left"/>
+      <w:pPr>
+        <w:ind w:left="3520" w:hanging="440"/>
+      </w:pPr>
+      <w:rPr>
+        <w:rFonts w:ascii="Wingdings" w:hAnsi="Wingdings" w:hint="default"/>
+      </w:rPr>
+    </w:lvl>
+    <w:lvl w:ilvl="7" w:tplc="04090003" w:tentative="1">
+      <w:start w:val="1"/>
+      <w:numFmt w:val="bullet"/>
+      <w:lvlText w:val=""/>
+      <w:lvlJc w:val="left"/>
+      <w:pPr>
+        <w:ind w:left="3960" w:hanging="440"/>
+      </w:pPr>
+      <w:rPr>
+        <w:rFonts w:ascii="Wingdings" w:hAnsi="Wingdings" w:hint="default"/>
+      </w:rPr>
+    </w:lvl>
+    <w:lvl w:ilvl="8" w:tplc="04090005" w:tentative="1">
+      <w:start w:val="1"/>
+      <w:numFmt w:val="bullet"/>
+      <w:lvlText w:val=""/>
+      <w:lvlJc w:val="left"/>
+      <w:pPr>
+        <w:ind w:left="4400" w:hanging="440"/>
+      </w:pPr>
+      <w:rPr>
+        <w:rFonts w:ascii="Wingdings" w:hAnsi="Wingdings" w:hint="default"/>
+      </w:rPr>
+    </w:lvl>
+  </w:abstractNum>
+  <w:abstractNum w:abstractNumId="7" w15:restartNumberingAfterBreak="0">
     <w:nsid w:val="28504CB5"/>
     <w:multiLevelType w:val="multilevel"/>
     <w:tmpl w:val="272AF29C"/>
@@ -28365,7 +30695,120 @@
       </w:rPr>
     </w:lvl>
   </w:abstractNum>
-  <w:abstractNum w:abstractNumId="7" w15:restartNumberingAfterBreak="0">
+  <w:abstractNum w:abstractNumId="8" w15:restartNumberingAfterBreak="0">
+    <w:nsid w:val="2A510DA3"/>
+    <w:multiLevelType w:val="hybridMultilevel"/>
+    <w:tmpl w:val="BF9E9CAC"/>
+    <w:lvl w:ilvl="0" w:tplc="29980220">
+      <w:start w:val="2"/>
+      <w:numFmt w:val="bullet"/>
+      <w:lvlText w:val="-"/>
+      <w:lvlJc w:val="left"/>
+      <w:pPr>
+        <w:ind w:left="800" w:hanging="360"/>
+      </w:pPr>
+      <w:rPr>
+        <w:rFonts w:ascii="나눔고딕" w:eastAsia="나눔고딕" w:hAnsi="나눔고딕" w:cstheme="minorBidi" w:hint="eastAsia"/>
+      </w:rPr>
+    </w:lvl>
+    <w:lvl w:ilvl="1" w:tplc="04090003" w:tentative="1">
+      <w:start w:val="1"/>
+      <w:numFmt w:val="bullet"/>
+      <w:lvlText w:val=""/>
+      <w:lvlJc w:val="left"/>
+      <w:pPr>
+        <w:ind w:left="1320" w:hanging="440"/>
+      </w:pPr>
+      <w:rPr>
+        <w:rFonts w:ascii="Wingdings" w:hAnsi="Wingdings" w:hint="default"/>
+      </w:rPr>
+    </w:lvl>
+    <w:lvl w:ilvl="2" w:tplc="04090005" w:tentative="1">
+      <w:start w:val="1"/>
+      <w:numFmt w:val="bullet"/>
+      <w:lvlText w:val=""/>
+      <w:lvlJc w:val="left"/>
+      <w:pPr>
+        <w:ind w:left="1760" w:hanging="440"/>
+      </w:pPr>
+      <w:rPr>
+        <w:rFonts w:ascii="Wingdings" w:hAnsi="Wingdings" w:hint="default"/>
+      </w:rPr>
+    </w:lvl>
+    <w:lvl w:ilvl="3" w:tplc="04090001" w:tentative="1">
+      <w:start w:val="1"/>
+      <w:numFmt w:val="bullet"/>
+      <w:lvlText w:val=""/>
+      <w:lvlJc w:val="left"/>
+      <w:pPr>
+        <w:ind w:left="2200" w:hanging="440"/>
+      </w:pPr>
+      <w:rPr>
+        <w:rFonts w:ascii="Wingdings" w:hAnsi="Wingdings" w:hint="default"/>
+      </w:rPr>
+    </w:lvl>
+    <w:lvl w:ilvl="4" w:tplc="04090003" w:tentative="1">
+      <w:start w:val="1"/>
+      <w:numFmt w:val="bullet"/>
+      <w:lvlText w:val=""/>
+      <w:lvlJc w:val="left"/>
+      <w:pPr>
+        <w:ind w:left="2640" w:hanging="440"/>
+      </w:pPr>
+      <w:rPr>
+        <w:rFonts w:ascii="Wingdings" w:hAnsi="Wingdings" w:hint="default"/>
+      </w:rPr>
+    </w:lvl>
+    <w:lvl w:ilvl="5" w:tplc="04090005" w:tentative="1">
+      <w:start w:val="1"/>
+      <w:numFmt w:val="bullet"/>
+      <w:lvlText w:val=""/>
+      <w:lvlJc w:val="left"/>
+      <w:pPr>
+        <w:ind w:left="3080" w:hanging="440"/>
+      </w:pPr>
+      <w:rPr>
+        <w:rFonts w:ascii="Wingdings" w:hAnsi="Wingdings" w:hint="default"/>
+      </w:rPr>
+    </w:lvl>
+    <w:lvl w:ilvl="6" w:tplc="04090001" w:tentative="1">
+      <w:start w:val="1"/>
+      <w:numFmt w:val="bullet"/>
+      <w:lvlText w:val=""/>
+      <w:lvlJc w:val="left"/>
+      <w:pPr>
+        <w:ind w:left="3520" w:hanging="440"/>
+      </w:pPr>
+      <w:rPr>
+        <w:rFonts w:ascii="Wingdings" w:hAnsi="Wingdings" w:hint="default"/>
+      </w:rPr>
+    </w:lvl>
+    <w:lvl w:ilvl="7" w:tplc="04090003" w:tentative="1">
+      <w:start w:val="1"/>
+      <w:numFmt w:val="bullet"/>
+      <w:lvlText w:val=""/>
+      <w:lvlJc w:val="left"/>
+      <w:pPr>
+        <w:ind w:left="3960" w:hanging="440"/>
+      </w:pPr>
+      <w:rPr>
+        <w:rFonts w:ascii="Wingdings" w:hAnsi="Wingdings" w:hint="default"/>
+      </w:rPr>
+    </w:lvl>
+    <w:lvl w:ilvl="8" w:tplc="04090005" w:tentative="1">
+      <w:start w:val="1"/>
+      <w:numFmt w:val="bullet"/>
+      <w:lvlText w:val=""/>
+      <w:lvlJc w:val="left"/>
+      <w:pPr>
+        <w:ind w:left="4400" w:hanging="440"/>
+      </w:pPr>
+      <w:rPr>
+        <w:rFonts w:ascii="Wingdings" w:hAnsi="Wingdings" w:hint="default"/>
+      </w:rPr>
+    </w:lvl>
+  </w:abstractNum>
+  <w:abstractNum w:abstractNumId="9" w15:restartNumberingAfterBreak="0">
     <w:nsid w:val="31A24F84"/>
     <w:multiLevelType w:val="hybridMultilevel"/>
     <w:tmpl w:val="1F706C7A"/>
@@ -28478,7 +30921,7 @@
       </w:rPr>
     </w:lvl>
   </w:abstractNum>
-  <w:abstractNum w:abstractNumId="8" w15:restartNumberingAfterBreak="0">
+  <w:abstractNum w:abstractNumId="10" w15:restartNumberingAfterBreak="0">
     <w:nsid w:val="384D10F1"/>
     <w:multiLevelType w:val="hybridMultilevel"/>
     <w:tmpl w:val="448AC8E8"/>
@@ -28567,7 +31010,7 @@
       </w:pPr>
     </w:lvl>
   </w:abstractNum>
-  <w:abstractNum w:abstractNumId="9" w15:restartNumberingAfterBreak="0">
+  <w:abstractNum w:abstractNumId="11" w15:restartNumberingAfterBreak="0">
     <w:nsid w:val="3B4D312C"/>
     <w:multiLevelType w:val="hybridMultilevel"/>
     <w:tmpl w:val="2A1A7E76"/>
@@ -28656,7 +31099,7 @@
       </w:pPr>
     </w:lvl>
   </w:abstractNum>
-  <w:abstractNum w:abstractNumId="10" w15:restartNumberingAfterBreak="0">
+  <w:abstractNum w:abstractNumId="12" w15:restartNumberingAfterBreak="0">
     <w:nsid w:val="3BE21EFE"/>
     <w:multiLevelType w:val="hybridMultilevel"/>
     <w:tmpl w:val="475CED7A"/>
@@ -28769,7 +31212,7 @@
       </w:rPr>
     </w:lvl>
   </w:abstractNum>
-  <w:abstractNum w:abstractNumId="11" w15:restartNumberingAfterBreak="0">
+  <w:abstractNum w:abstractNumId="13" w15:restartNumberingAfterBreak="0">
     <w:nsid w:val="471F2F9D"/>
     <w:multiLevelType w:val="multilevel"/>
     <w:tmpl w:val="B4048BF0"/>
@@ -28882,7 +31325,7 @@
       </w:rPr>
     </w:lvl>
   </w:abstractNum>
-  <w:abstractNum w:abstractNumId="12" w15:restartNumberingAfterBreak="0">
+  <w:abstractNum w:abstractNumId="14" w15:restartNumberingAfterBreak="0">
     <w:nsid w:val="473B54FE"/>
     <w:multiLevelType w:val="hybridMultilevel"/>
     <w:tmpl w:val="9D2E8F78"/>
@@ -28971,7 +31414,7 @@
       </w:pPr>
     </w:lvl>
   </w:abstractNum>
-  <w:abstractNum w:abstractNumId="13" w15:restartNumberingAfterBreak="0">
+  <w:abstractNum w:abstractNumId="15" w15:restartNumberingAfterBreak="0">
     <w:nsid w:val="490C1E57"/>
     <w:multiLevelType w:val="hybridMultilevel"/>
     <w:tmpl w:val="549405D6"/>
@@ -29084,7 +31527,7 @@
       </w:rPr>
     </w:lvl>
   </w:abstractNum>
-  <w:abstractNum w:abstractNumId="14" w15:restartNumberingAfterBreak="0">
+  <w:abstractNum w:abstractNumId="16" w15:restartNumberingAfterBreak="0">
     <w:nsid w:val="620056E0"/>
     <w:multiLevelType w:val="hybridMultilevel"/>
     <w:tmpl w:val="7ED89248"/>
@@ -29197,7 +31640,7 @@
       </w:rPr>
     </w:lvl>
   </w:abstractNum>
-  <w:abstractNum w:abstractNumId="15" w15:restartNumberingAfterBreak="0">
+  <w:abstractNum w:abstractNumId="17" w15:restartNumberingAfterBreak="0">
     <w:nsid w:val="63C54992"/>
     <w:multiLevelType w:val="hybridMultilevel"/>
     <w:tmpl w:val="8D42B352"/>
@@ -29310,7 +31753,120 @@
       </w:rPr>
     </w:lvl>
   </w:abstractNum>
-  <w:abstractNum w:abstractNumId="16" w15:restartNumberingAfterBreak="0">
+  <w:abstractNum w:abstractNumId="18" w15:restartNumberingAfterBreak="0">
+    <w:nsid w:val="643A55D9"/>
+    <w:multiLevelType w:val="hybridMultilevel"/>
+    <w:tmpl w:val="A1629776"/>
+    <w:lvl w:ilvl="0" w:tplc="D4FA09F0">
+      <w:start w:val="2"/>
+      <w:numFmt w:val="bullet"/>
+      <w:lvlText w:val="-"/>
+      <w:lvlJc w:val="left"/>
+      <w:pPr>
+        <w:ind w:left="800" w:hanging="360"/>
+      </w:pPr>
+      <w:rPr>
+        <w:rFonts w:ascii="나눔고딕" w:eastAsia="나눔고딕" w:hAnsi="나눔고딕" w:cstheme="minorBidi" w:hint="eastAsia"/>
+      </w:rPr>
+    </w:lvl>
+    <w:lvl w:ilvl="1" w:tplc="04090003" w:tentative="1">
+      <w:start w:val="1"/>
+      <w:numFmt w:val="bullet"/>
+      <w:lvlText w:val=""/>
+      <w:lvlJc w:val="left"/>
+      <w:pPr>
+        <w:ind w:left="1320" w:hanging="440"/>
+      </w:pPr>
+      <w:rPr>
+        <w:rFonts w:ascii="Wingdings" w:hAnsi="Wingdings" w:hint="default"/>
+      </w:rPr>
+    </w:lvl>
+    <w:lvl w:ilvl="2" w:tplc="04090005" w:tentative="1">
+      <w:start w:val="1"/>
+      <w:numFmt w:val="bullet"/>
+      <w:lvlText w:val=""/>
+      <w:lvlJc w:val="left"/>
+      <w:pPr>
+        <w:ind w:left="1760" w:hanging="440"/>
+      </w:pPr>
+      <w:rPr>
+        <w:rFonts w:ascii="Wingdings" w:hAnsi="Wingdings" w:hint="default"/>
+      </w:rPr>
+    </w:lvl>
+    <w:lvl w:ilvl="3" w:tplc="04090001" w:tentative="1">
+      <w:start w:val="1"/>
+      <w:numFmt w:val="bullet"/>
+      <w:lvlText w:val=""/>
+      <w:lvlJc w:val="left"/>
+      <w:pPr>
+        <w:ind w:left="2200" w:hanging="440"/>
+      </w:pPr>
+      <w:rPr>
+        <w:rFonts w:ascii="Wingdings" w:hAnsi="Wingdings" w:hint="default"/>
+      </w:rPr>
+    </w:lvl>
+    <w:lvl w:ilvl="4" w:tplc="04090003" w:tentative="1">
+      <w:start w:val="1"/>
+      <w:numFmt w:val="bullet"/>
+      <w:lvlText w:val=""/>
+      <w:lvlJc w:val="left"/>
+      <w:pPr>
+        <w:ind w:left="2640" w:hanging="440"/>
+      </w:pPr>
+      <w:rPr>
+        <w:rFonts w:ascii="Wingdings" w:hAnsi="Wingdings" w:hint="default"/>
+      </w:rPr>
+    </w:lvl>
+    <w:lvl w:ilvl="5" w:tplc="04090005" w:tentative="1">
+      <w:start w:val="1"/>
+      <w:numFmt w:val="bullet"/>
+      <w:lvlText w:val=""/>
+      <w:lvlJc w:val="left"/>
+      <w:pPr>
+        <w:ind w:left="3080" w:hanging="440"/>
+      </w:pPr>
+      <w:rPr>
+        <w:rFonts w:ascii="Wingdings" w:hAnsi="Wingdings" w:hint="default"/>
+      </w:rPr>
+    </w:lvl>
+    <w:lvl w:ilvl="6" w:tplc="04090001" w:tentative="1">
+      <w:start w:val="1"/>
+      <w:numFmt w:val="bullet"/>
+      <w:lvlText w:val=""/>
+      <w:lvlJc w:val="left"/>
+      <w:pPr>
+        <w:ind w:left="3520" w:hanging="440"/>
+      </w:pPr>
+      <w:rPr>
+        <w:rFonts w:ascii="Wingdings" w:hAnsi="Wingdings" w:hint="default"/>
+      </w:rPr>
+    </w:lvl>
+    <w:lvl w:ilvl="7" w:tplc="04090003" w:tentative="1">
+      <w:start w:val="1"/>
+      <w:numFmt w:val="bullet"/>
+      <w:lvlText w:val=""/>
+      <w:lvlJc w:val="left"/>
+      <w:pPr>
+        <w:ind w:left="3960" w:hanging="440"/>
+      </w:pPr>
+      <w:rPr>
+        <w:rFonts w:ascii="Wingdings" w:hAnsi="Wingdings" w:hint="default"/>
+      </w:rPr>
+    </w:lvl>
+    <w:lvl w:ilvl="8" w:tplc="04090005" w:tentative="1">
+      <w:start w:val="1"/>
+      <w:numFmt w:val="bullet"/>
+      <w:lvlText w:val=""/>
+      <w:lvlJc w:val="left"/>
+      <w:pPr>
+        <w:ind w:left="4400" w:hanging="440"/>
+      </w:pPr>
+      <w:rPr>
+        <w:rFonts w:ascii="Wingdings" w:hAnsi="Wingdings" w:hint="default"/>
+      </w:rPr>
+    </w:lvl>
+  </w:abstractNum>
+  <w:abstractNum w:abstractNumId="19" w15:restartNumberingAfterBreak="0">
     <w:nsid w:val="68E30BC0"/>
     <w:multiLevelType w:val="hybridMultilevel"/>
     <w:tmpl w:val="5A503DF8"/>
@@ -29399,7 +31955,7 @@
       </w:pPr>
     </w:lvl>
   </w:abstractNum>
-  <w:abstractNum w:abstractNumId="17" w15:restartNumberingAfterBreak="0">
+  <w:abstractNum w:abstractNumId="20" w15:restartNumberingAfterBreak="0">
     <w:nsid w:val="77913ED3"/>
     <w:multiLevelType w:val="hybridMultilevel"/>
     <w:tmpl w:val="B7B4EFE0"/>
@@ -29512,7 +32068,7 @@
       </w:rPr>
     </w:lvl>
   </w:abstractNum>
-  <w:abstractNum w:abstractNumId="18" w15:restartNumberingAfterBreak="0">
+  <w:abstractNum w:abstractNumId="21" w15:restartNumberingAfterBreak="0">
     <w:nsid w:val="7CC1551D"/>
     <w:multiLevelType w:val="hybridMultilevel"/>
     <w:tmpl w:val="160AF926"/>
@@ -29626,10 +32182,10 @@
     </w:lvl>
   </w:abstractNum>
   <w:num w:numId="1" w16cid:durableId="688602507">
-    <w:abstractNumId w:val="8"/>
+    <w:abstractNumId w:val="10"/>
   </w:num>
   <w:num w:numId="2" w16cid:durableId="1721978882">
-    <w:abstractNumId w:val="16"/>
+    <w:abstractNumId w:val="19"/>
   </w:num>
   <w:num w:numId="3" w16cid:durableId="368996245">
     <w:abstractNumId w:val="1"/>
@@ -29638,40 +32194,40 @@
     <w:abstractNumId w:val="4"/>
   </w:num>
   <w:num w:numId="5" w16cid:durableId="153112510">
-    <w:abstractNumId w:val="6"/>
+    <w:abstractNumId w:val="7"/>
   </w:num>
   <w:num w:numId="6" w16cid:durableId="273945153">
-    <w:abstractNumId w:val="11"/>
+    <w:abstractNumId w:val="13"/>
   </w:num>
   <w:num w:numId="7" w16cid:durableId="273287820">
-    <w:abstractNumId w:val="12"/>
+    <w:abstractNumId w:val="14"/>
   </w:num>
   <w:num w:numId="8" w16cid:durableId="1690328576">
     <w:abstractNumId w:val="5"/>
   </w:num>
   <w:num w:numId="9" w16cid:durableId="134296385">
-    <w:abstractNumId w:val="13"/>
+    <w:abstractNumId w:val="15"/>
   </w:num>
   <w:num w:numId="10" w16cid:durableId="1183012261">
-    <w:abstractNumId w:val="18"/>
+    <w:abstractNumId w:val="21"/>
   </w:num>
   <w:num w:numId="11" w16cid:durableId="1356345745">
-    <w:abstractNumId w:val="9"/>
+    <w:abstractNumId w:val="11"/>
   </w:num>
   <w:num w:numId="12" w16cid:durableId="18092061">
-    <w:abstractNumId w:val="10"/>
+    <w:abstractNumId w:val="12"/>
   </w:num>
   <w:num w:numId="13" w16cid:durableId="587155783">
     <w:abstractNumId w:val="2"/>
   </w:num>
   <w:num w:numId="14" w16cid:durableId="1405448952">
-    <w:abstractNumId w:val="7"/>
+    <w:abstractNumId w:val="9"/>
   </w:num>
   <w:num w:numId="15" w16cid:durableId="1905796492">
-    <w:abstractNumId w:val="14"/>
+    <w:abstractNumId w:val="16"/>
   </w:num>
   <w:num w:numId="16" w16cid:durableId="526647918">
-    <w:abstractNumId w:val="15"/>
+    <w:abstractNumId w:val="17"/>
   </w:num>
   <w:num w:numId="17" w16cid:durableId="12810178">
     <w:abstractNumId w:val="3"/>
@@ -29680,7 +32236,16 @@
     <w:abstractNumId w:val="0"/>
   </w:num>
   <w:num w:numId="19" w16cid:durableId="510722581">
-    <w:abstractNumId w:val="17"/>
+    <w:abstractNumId w:val="20"/>
+  </w:num>
+  <w:num w:numId="20" w16cid:durableId="513694482">
+    <w:abstractNumId w:val="8"/>
+  </w:num>
+  <w:num w:numId="21" w16cid:durableId="115147192">
+    <w:abstractNumId w:val="6"/>
+  </w:num>
+  <w:num w:numId="22" w16cid:durableId="1231698626">
+    <w:abstractNumId w:val="18"/>
   </w:num>
 </w:numbering>
 </file>
@@ -30085,7 +32650,7 @@
   <w:style w:type="paragraph" w:default="1" w:styleId="a">
     <w:name w:val="Normal"/>
     <w:qFormat/>
-    <w:rsid w:val="00770A50"/>
+    <w:rsid w:val="00FC15DD"/>
     <w:pPr>
       <w:widowControl w:val="0"/>
       <w:wordWrap w:val="0"/>
@@ -30292,7 +32857,6 @@
   <w:style w:type="character" w:default="1" w:styleId="a0">
     <w:name w:val="Default Paragraph Font"/>
     <w:uiPriority w:val="1"/>
-    <w:semiHidden/>
     <w:unhideWhenUsed/>
   </w:style>
   <w:style w:type="table" w:default="1" w:styleId="a1">

--- a/네트워크 로직/네트워크_로직.docx
+++ b/네트워크 로직/네트워크_로직.docx
@@ -1,6 +1,6 @@
 
 <file path=word/document.xml><?xml version="1.0" encoding="utf-8"?>
-<w:document xmlns:wpc="http://schemas.microsoft.com/office/word/2010/wordprocessingCanvas" xmlns:cx="http://schemas.microsoft.com/office/drawing/2014/chartex" xmlns:cx1="http://schemas.microsoft.com/office/drawing/2015/9/8/chartex" xmlns:cx2="http://schemas.microsoft.com/office/drawing/2015/10/21/chartex" xmlns:cx3="http://schemas.microsoft.com/office/drawing/2016/5/9/chartex" xmlns:cx4="http://schemas.microsoft.com/office/drawing/2016/5/10/chartex" xmlns:cx5="http://schemas.microsoft.com/office/drawing/2016/5/11/chartex" xmlns:cx6="http://schemas.microsoft.com/office/drawing/2016/5/12/chartex" xmlns:cx7="http://schemas.microsoft.com/office/drawing/2016/5/13/chartex" xmlns:cx8="http://schemas.microsoft.com/office/drawing/2016/5/14/chartex" xmlns:mc="http://schemas.openxmlformats.org/markup-compatibility/2006" xmlns:aink="http://schemas.microsoft.com/office/drawing/2016/ink" xmlns:am3d="http://schemas.microsoft.com/office/drawing/2017/model3d" xmlns:o="urn:schemas-microsoft-com:office:office" xmlns:oel="http://schemas.microsoft.com/office/2019/extlst" xmlns:r="http://schemas.openxmlformats.org/officeDocument/2006/relationships" xmlns:m="http://schemas.openxmlformats.org/officeDocument/2006/math" xmlns:v="urn:schemas-microsoft-com:vml" xmlns:wp14="http://schemas.microsoft.com/office/word/2010/wordprocessingDrawing" xmlns:wp="http://schemas.openxmlformats.org/drawingml/2006/wordprocessingDrawing" xmlns:w10="urn:schemas-microsoft-com:office:word" xmlns:w="http://schemas.openxmlformats.org/wordprocessingml/2006/main" xmlns:w14="http://schemas.microsoft.com/office/word/2010/wordml" xmlns:w15="http://schemas.microsoft.com/office/word/2012/wordml" xmlns:w16cex="http://schemas.microsoft.com/office/word/2018/wordml/cex" xmlns:w16cid="http://schemas.microsoft.com/office/word/2016/wordml/cid" xmlns:w16="http://schemas.microsoft.com/office/word/2018/wordml" xmlns:w16du="http://schemas.microsoft.com/office/word/2023/wordml/word16du" xmlns:w16sdtdh="http://schemas.microsoft.com/office/word/2020/wordml/sdtdatahash" xmlns:w16se="http://schemas.microsoft.com/office/word/2015/wordml/symex" xmlns:wpg="http://schemas.microsoft.com/office/word/2010/wordprocessingGroup" xmlns:wpi="http://schemas.microsoft.com/office/word/2010/wordprocessingInk" xmlns:wne="http://schemas.microsoft.com/office/word/2006/wordml" xmlns:wps="http://schemas.microsoft.com/office/word/2010/wordprocessingShape" mc:Ignorable="w14 w15 w16se w16cid w16 w16cex w16sdtdh w16du wp14">
+<w:document xmlns:wpc="http://schemas.microsoft.com/office/word/2010/wordprocessingCanvas" xmlns:cx="http://schemas.microsoft.com/office/drawing/2014/chartex" xmlns:cx1="http://schemas.microsoft.com/office/drawing/2015/9/8/chartex" xmlns:cx2="http://schemas.microsoft.com/office/drawing/2015/10/21/chartex" xmlns:cx3="http://schemas.microsoft.com/office/drawing/2016/5/9/chartex" xmlns:cx4="http://schemas.microsoft.com/office/drawing/2016/5/10/chartex" xmlns:cx5="http://schemas.microsoft.com/office/drawing/2016/5/11/chartex" xmlns:cx6="http://schemas.microsoft.com/office/drawing/2016/5/12/chartex" xmlns:cx7="http://schemas.microsoft.com/office/drawing/2016/5/13/chartex" xmlns:cx8="http://schemas.microsoft.com/office/drawing/2016/5/14/chartex" xmlns:mc="http://schemas.openxmlformats.org/markup-compatibility/2006" xmlns:aink="http://schemas.microsoft.com/office/drawing/2016/ink" xmlns:am3d="http://schemas.microsoft.com/office/drawing/2017/model3d" xmlns:o="urn:schemas-microsoft-com:office:office" xmlns:oel="http://schemas.microsoft.com/office/2019/extlst" xmlns:r="http://schemas.openxmlformats.org/officeDocument/2006/relationships" xmlns:m="http://schemas.openxmlformats.org/officeDocument/2006/math" xmlns:v="urn:schemas-microsoft-com:vml" xmlns:wp14="http://schemas.microsoft.com/office/word/2010/wordprocessingDrawing" xmlns:wp="http://schemas.openxmlformats.org/drawingml/2006/wordprocessingDrawing" xmlns:w10="urn:schemas-microsoft-com:office:word" xmlns:w="http://schemas.openxmlformats.org/wordprocessingml/2006/main" xmlns:w14="http://schemas.microsoft.com/office/word/2010/wordml" xmlns:w15="http://schemas.microsoft.com/office/word/2012/wordml" xmlns:w16cex="http://schemas.microsoft.com/office/word/2018/wordml/cex" xmlns:w16cid="http://schemas.microsoft.com/office/word/2016/wordml/cid" xmlns:w16="http://schemas.microsoft.com/office/word/2018/wordml" xmlns:w16du="http://schemas.microsoft.com/office/word/2023/wordml/word16du" xmlns:w16sdtdh="http://schemas.microsoft.com/office/word/2020/wordml/sdtdatahash" xmlns:w16sdtfl="http://schemas.microsoft.com/office/word/2024/wordml/sdtformatlock" xmlns:w16se="http://schemas.microsoft.com/office/word/2015/wordml/symex" xmlns:wpg="http://schemas.microsoft.com/office/word/2010/wordprocessingGroup" xmlns:wpi="http://schemas.microsoft.com/office/word/2010/wordprocessingInk" xmlns:wne="http://schemas.microsoft.com/office/word/2006/wordml" xmlns:wps="http://schemas.microsoft.com/office/word/2010/wordprocessingShape" mc:Ignorable="w14 w15 w16se w16cid w16 w16cex w16sdtdh w16sdtfl w16du wp14">
   <w:body>
     <w:sdt>
       <w:sdtPr>
@@ -833,7 +833,6 @@
         <w:rPr>
           <w:rFonts w:ascii="나눔고딕" w:eastAsia="나눔고딕" w:hAnsi="나눔고딕" w:hint="eastAsia"/>
         </w:rPr>
-        <w:lastRenderedPageBreak/>
         <w:t xml:space="preserve"> </w:t>
       </w:r>
       <w:bookmarkStart w:id="0" w:name="_Toc224866349"/>
@@ -848,14 +847,51 @@
     <w:p>
       <w:pPr>
         <w:rPr>
+          <w:rFonts w:hint="eastAsia"/>
+          <w:color w:val="FF99FF"/>
+        </w:rPr>
+      </w:pPr>
+      <w:r>
+        <w:rPr>
+          <w:rFonts w:hint="eastAsia"/>
+          <w:color w:val="FF99FF"/>
+        </w:rPr>
+        <w:t xml:space="preserve">=&gt;Types는 Packet 설계에서 빼고 따로 공용 구조체 </w:t>
+      </w:r>
+      <w:proofErr w:type="spellStart"/>
+      <w:r>
+        <w:rPr>
+          <w:rFonts w:hint="eastAsia"/>
+          <w:color w:val="FF99FF"/>
+        </w:rPr>
+        <w:t>이런쪽으로</w:t>
+      </w:r>
+      <w:proofErr w:type="spellEnd"/>
+      <w:r>
+        <w:rPr>
+          <w:rFonts w:hint="eastAsia"/>
+          <w:color w:val="FF99FF"/>
+        </w:rPr>
+        <w:t xml:space="preserve"> 분리하는 게 좋을 것 같아요.</w:t>
+      </w:r>
+    </w:p>
+    <w:p>
+      <w:pPr>
+        <w:rPr>
           <w:rFonts w:ascii="나눔고딕" w:eastAsia="나눔고딕" w:hAnsi="나눔고딕"/>
         </w:rPr>
       </w:pPr>
       <w:r>
         <w:rPr>
+          <w:rFonts w:ascii="Cambria Math" w:eastAsia="나눔고딕" w:hAnsi="Cambria Math" w:cs="Cambria Math"/>
+        </w:rPr>
+        <w:t>①</w:t>
+      </w:r>
+      <w:r>
+        <w:rPr>
           <w:rFonts w:ascii="나눔고딕" w:eastAsia="나눔고딕" w:hAnsi="나눔고딕" w:hint="eastAsia"/>
         </w:rPr>
-        <w:t>① Types</w:t>
+        <w:t xml:space="preserve"> Types</w:t>
       </w:r>
     </w:p>
     <w:p>
@@ -938,7 +974,6 @@
         <w:t xml:space="preserve"> </w:t>
       </w:r>
       <w:proofErr w:type="spellStart"/>
-      <w:proofErr w:type="gramStart"/>
       <w:r>
         <w:rPr>
           <w:rFonts w:ascii="나눔고딕" w:eastAsia="나눔고딕" w:hAnsi="나눔고딕" w:cs="Courier New" w:hint="eastAsia"/>
@@ -956,17 +991,7 @@
           <w:sz w:val="14"/>
           <w:szCs w:val="14"/>
         </w:rPr>
-        <w:t xml:space="preserve"> :</w:t>
-      </w:r>
-      <w:proofErr w:type="gramEnd"/>
-      <w:r>
-        <w:rPr>
-          <w:rFonts w:ascii="나눔고딕" w:eastAsia="나눔고딕" w:hAnsi="나눔고딕" w:cs="Courier New" w:hint="eastAsia"/>
-          <w:color w:val="F8F8F2"/>
-          <w:sz w:val="14"/>
-          <w:szCs w:val="14"/>
-        </w:rPr>
-        <w:t xml:space="preserve"> </w:t>
+        <w:t xml:space="preserve"> : </w:t>
       </w:r>
       <w:r>
         <w:rPr>
@@ -3962,6 +3987,7 @@
           <w:sz w:val="14"/>
           <w:szCs w:val="14"/>
         </w:rPr>
+        <w:lastRenderedPageBreak/>
         <w:tab/>
       </w:r>
       <w:proofErr w:type="spellStart"/>
@@ -4738,7 +4764,6 @@
           <w:sz w:val="14"/>
           <w:szCs w:val="14"/>
         </w:rPr>
-        <w:lastRenderedPageBreak/>
         <w:tab/>
       </w:r>
       <w:r>
@@ -5028,7 +5053,6 @@
         <w:t xml:space="preserve"> </w:t>
       </w:r>
       <w:proofErr w:type="spellStart"/>
-      <w:proofErr w:type="gramStart"/>
       <w:r>
         <w:rPr>
           <w:rFonts w:ascii="나눔고딕" w:eastAsia="나눔고딕" w:hAnsi="나눔고딕" w:cs="Courier New" w:hint="eastAsia"/>
@@ -5046,17 +5070,7 @@
           <w:sz w:val="14"/>
           <w:szCs w:val="14"/>
         </w:rPr>
-        <w:t xml:space="preserve"> :</w:t>
-      </w:r>
-      <w:proofErr w:type="gramEnd"/>
-      <w:r>
-        <w:rPr>
-          <w:rFonts w:ascii="나눔고딕" w:eastAsia="나눔고딕" w:hAnsi="나눔고딕" w:cs="Courier New" w:hint="eastAsia"/>
-          <w:color w:val="F8F8F2"/>
-          <w:sz w:val="14"/>
-          <w:szCs w:val="14"/>
-        </w:rPr>
-        <w:t xml:space="preserve"> </w:t>
+        <w:t xml:space="preserve"> : </w:t>
       </w:r>
       <w:r>
         <w:rPr>
@@ -5190,7 +5204,6 @@
         </w:rPr>
         <w:t>0b00</w:t>
       </w:r>
-      <w:proofErr w:type="gramStart"/>
       <w:r>
         <w:rPr>
           <w:rFonts w:ascii="나눔고딕" w:eastAsia="나눔고딕" w:hAnsi="나눔고딕" w:cs="Courier New" w:hint="eastAsia"/>
@@ -5207,9 +5220,91 @@
           <w:sz w:val="14"/>
           <w:szCs w:val="14"/>
         </w:rPr>
-        <w:t>/</w:t>
-      </w:r>
-      <w:proofErr w:type="gramEnd"/>
+        <w:t>// 갈 수 없음 + 물체 없음</w:t>
+      </w:r>
+    </w:p>
+    <w:p>
+      <w:pPr>
+        <w:pStyle w:val="ac"/>
+        <w:pBdr>
+          <w:top w:val="single" w:sz="6" w:space="2" w:color="888888"/>
+          <w:left w:val="single" w:sz="6" w:space="2" w:color="888888"/>
+          <w:bottom w:val="single" w:sz="6" w:space="2" w:color="888888"/>
+          <w:right w:val="single" w:sz="6" w:space="2" w:color="888888"/>
+        </w:pBdr>
+        <w:shd w:val="clear" w:color="auto" w:fill="2B2B2B"/>
+        <w:tabs>
+          <w:tab w:val="left" w:pos="916"/>
+          <w:tab w:val="left" w:pos="1832"/>
+          <w:tab w:val="left" w:pos="2748"/>
+          <w:tab w:val="left" w:pos="3664"/>
+          <w:tab w:val="left" w:pos="4580"/>
+          <w:tab w:val="left" w:pos="5496"/>
+          <w:tab w:val="left" w:pos="6412"/>
+          <w:tab w:val="left" w:pos="7328"/>
+          <w:tab w:val="left" w:pos="8244"/>
+          <w:tab w:val="left" w:pos="9160"/>
+          <w:tab w:val="left" w:pos="10076"/>
+          <w:tab w:val="left" w:pos="10992"/>
+          <w:tab w:val="left" w:pos="11908"/>
+          <w:tab w:val="left" w:pos="12824"/>
+          <w:tab w:val="left" w:pos="13740"/>
+          <w:tab w:val="left" w:pos="14656"/>
+        </w:tabs>
+        <w:spacing w:before="0" w:beforeAutospacing="0" w:after="0" w:afterAutospacing="0"/>
+        <w:divId w:val="1727487724"/>
+        <w:rPr>
+          <w:rFonts w:ascii="나눔고딕" w:eastAsia="나눔고딕" w:hAnsi="나눔고딕" w:cs="Courier New"/>
+          <w:color w:val="F8F8F2"/>
+          <w:sz w:val="14"/>
+          <w:szCs w:val="14"/>
+        </w:rPr>
+      </w:pPr>
+      <w:r>
+        <w:rPr>
+          <w:rFonts w:ascii="나눔고딕" w:eastAsia="나눔고딕" w:hAnsi="나눔고딕" w:cs="Courier New" w:hint="eastAsia"/>
+          <w:color w:val="F8F8F2"/>
+          <w:sz w:val="14"/>
+          <w:szCs w:val="14"/>
+        </w:rPr>
+        <w:tab/>
+      </w:r>
+      <w:r>
+        <w:rPr>
+          <w:rFonts w:ascii="나눔고딕" w:eastAsia="나눔고딕" w:hAnsi="나눔고딕" w:cs="Courier New" w:hint="eastAsia"/>
+          <w:color w:val="00E0E0"/>
+          <w:sz w:val="14"/>
+          <w:szCs w:val="14"/>
+        </w:rPr>
+        <w:t>Passable</w:t>
+      </w:r>
+      <w:r>
+        <w:rPr>
+          <w:rFonts w:ascii="나눔고딕" w:eastAsia="나눔고딕" w:hAnsi="나눔고딕" w:cs="Courier New" w:hint="eastAsia"/>
+          <w:color w:val="F8F8F2"/>
+          <w:sz w:val="14"/>
+          <w:szCs w:val="14"/>
+        </w:rPr>
+        <w:t xml:space="preserve"> = </w:t>
+      </w:r>
+      <w:r>
+        <w:rPr>
+          <w:rFonts w:ascii="나눔고딕" w:eastAsia="나눔고딕" w:hAnsi="나눔고딕" w:cs="Courier New" w:hint="eastAsia"/>
+          <w:color w:val="ABE338"/>
+          <w:sz w:val="14"/>
+          <w:szCs w:val="14"/>
+        </w:rPr>
+        <w:t>0b01</w:t>
+      </w:r>
+      <w:r>
+        <w:rPr>
+          <w:rFonts w:ascii="나눔고딕" w:eastAsia="나눔고딕" w:hAnsi="나눔고딕" w:cs="Courier New" w:hint="eastAsia"/>
+          <w:color w:val="F8F8F2"/>
+          <w:sz w:val="14"/>
+          <w:szCs w:val="14"/>
+        </w:rPr>
+        <w:t xml:space="preserve">, </w:t>
+      </w:r>
       <w:r>
         <w:rPr>
           <w:rFonts w:ascii="나눔고딕" w:eastAsia="나눔고딕" w:hAnsi="나눔고딕" w:cs="Courier New" w:hint="eastAsia"/>
@@ -5217,7 +5312,7 @@
           <w:sz w:val="14"/>
           <w:szCs w:val="14"/>
         </w:rPr>
-        <w:t>/ 갈 수 없음 + 물체 없음</w:t>
+        <w:t>// 갈 수 있음 + 물체 없음</w:t>
       </w:r>
     </w:p>
     <w:p>
@@ -5273,7 +5368,7 @@
           <w:sz w:val="14"/>
           <w:szCs w:val="14"/>
         </w:rPr>
-        <w:t>Passable</w:t>
+        <w:t>Wall</w:t>
       </w:r>
       <w:r>
         <w:rPr>
@@ -5291,9 +5386,8 @@
           <w:sz w:val="14"/>
           <w:szCs w:val="14"/>
         </w:rPr>
-        <w:t>0b01</w:t>
-      </w:r>
-      <w:proofErr w:type="gramStart"/>
+        <w:t>0b10</w:t>
+      </w:r>
       <w:r>
         <w:rPr>
           <w:rFonts w:ascii="나눔고딕" w:eastAsia="나눔고딕" w:hAnsi="나눔고딕" w:cs="Courier New" w:hint="eastAsia"/>
@@ -5310,9 +5404,91 @@
           <w:sz w:val="14"/>
           <w:szCs w:val="14"/>
         </w:rPr>
-        <w:t>/</w:t>
-      </w:r>
-      <w:proofErr w:type="gramEnd"/>
+        <w:t>// 갈 수 없음 + 물체 있음 == 벽</w:t>
+      </w:r>
+    </w:p>
+    <w:p>
+      <w:pPr>
+        <w:pStyle w:val="ac"/>
+        <w:pBdr>
+          <w:top w:val="single" w:sz="6" w:space="2" w:color="888888"/>
+          <w:left w:val="single" w:sz="6" w:space="2" w:color="888888"/>
+          <w:bottom w:val="single" w:sz="6" w:space="2" w:color="888888"/>
+          <w:right w:val="single" w:sz="6" w:space="2" w:color="888888"/>
+        </w:pBdr>
+        <w:shd w:val="clear" w:color="auto" w:fill="2B2B2B"/>
+        <w:tabs>
+          <w:tab w:val="left" w:pos="916"/>
+          <w:tab w:val="left" w:pos="1832"/>
+          <w:tab w:val="left" w:pos="2748"/>
+          <w:tab w:val="left" w:pos="3664"/>
+          <w:tab w:val="left" w:pos="4580"/>
+          <w:tab w:val="left" w:pos="5496"/>
+          <w:tab w:val="left" w:pos="6412"/>
+          <w:tab w:val="left" w:pos="7328"/>
+          <w:tab w:val="left" w:pos="8244"/>
+          <w:tab w:val="left" w:pos="9160"/>
+          <w:tab w:val="left" w:pos="10076"/>
+          <w:tab w:val="left" w:pos="10992"/>
+          <w:tab w:val="left" w:pos="11908"/>
+          <w:tab w:val="left" w:pos="12824"/>
+          <w:tab w:val="left" w:pos="13740"/>
+          <w:tab w:val="left" w:pos="14656"/>
+        </w:tabs>
+        <w:spacing w:before="0" w:beforeAutospacing="0" w:after="0" w:afterAutospacing="0"/>
+        <w:divId w:val="1727487724"/>
+        <w:rPr>
+          <w:rFonts w:ascii="나눔고딕" w:eastAsia="나눔고딕" w:hAnsi="나눔고딕" w:cs="Courier New"/>
+          <w:color w:val="F8F8F2"/>
+          <w:sz w:val="14"/>
+          <w:szCs w:val="14"/>
+        </w:rPr>
+      </w:pPr>
+      <w:r>
+        <w:rPr>
+          <w:rFonts w:ascii="나눔고딕" w:eastAsia="나눔고딕" w:hAnsi="나눔고딕" w:cs="Courier New" w:hint="eastAsia"/>
+          <w:color w:val="F8F8F2"/>
+          <w:sz w:val="14"/>
+          <w:szCs w:val="14"/>
+        </w:rPr>
+        <w:tab/>
+      </w:r>
+      <w:r>
+        <w:rPr>
+          <w:rFonts w:ascii="나눔고딕" w:eastAsia="나눔고딕" w:hAnsi="나눔고딕" w:cs="Courier New" w:hint="eastAsia"/>
+          <w:color w:val="00E0E0"/>
+          <w:sz w:val="14"/>
+          <w:szCs w:val="14"/>
+        </w:rPr>
+        <w:t>Occupied</w:t>
+      </w:r>
+      <w:r>
+        <w:rPr>
+          <w:rFonts w:ascii="나눔고딕" w:eastAsia="나눔고딕" w:hAnsi="나눔고딕" w:cs="Courier New" w:hint="eastAsia"/>
+          <w:color w:val="F8F8F2"/>
+          <w:sz w:val="14"/>
+          <w:szCs w:val="14"/>
+        </w:rPr>
+        <w:t xml:space="preserve"> = </w:t>
+      </w:r>
+      <w:r>
+        <w:rPr>
+          <w:rFonts w:ascii="나눔고딕" w:eastAsia="나눔고딕" w:hAnsi="나눔고딕" w:cs="Courier New" w:hint="eastAsia"/>
+          <w:color w:val="ABE338"/>
+          <w:sz w:val="14"/>
+          <w:szCs w:val="14"/>
+        </w:rPr>
+        <w:t>0b11</w:t>
+      </w:r>
+      <w:r>
+        <w:rPr>
+          <w:rFonts w:ascii="나눔고딕" w:eastAsia="나눔고딕" w:hAnsi="나눔고딕" w:cs="Courier New" w:hint="eastAsia"/>
+          <w:color w:val="F8F8F2"/>
+          <w:sz w:val="14"/>
+          <w:szCs w:val="14"/>
+        </w:rPr>
+        <w:t xml:space="preserve">  </w:t>
+      </w:r>
       <w:r>
         <w:rPr>
           <w:rFonts w:ascii="나눔고딕" w:eastAsia="나눔고딕" w:hAnsi="나눔고딕" w:cs="Courier New" w:hint="eastAsia"/>
@@ -5320,222 +5496,7 @@
           <w:sz w:val="14"/>
           <w:szCs w:val="14"/>
         </w:rPr>
-        <w:t>/ 갈 수 있음 + 물체 없음</w:t>
-      </w:r>
-    </w:p>
-    <w:p>
-      <w:pPr>
-        <w:pStyle w:val="ac"/>
-        <w:pBdr>
-          <w:top w:val="single" w:sz="6" w:space="2" w:color="888888"/>
-          <w:left w:val="single" w:sz="6" w:space="2" w:color="888888"/>
-          <w:bottom w:val="single" w:sz="6" w:space="2" w:color="888888"/>
-          <w:right w:val="single" w:sz="6" w:space="2" w:color="888888"/>
-        </w:pBdr>
-        <w:shd w:val="clear" w:color="auto" w:fill="2B2B2B"/>
-        <w:tabs>
-          <w:tab w:val="left" w:pos="916"/>
-          <w:tab w:val="left" w:pos="1832"/>
-          <w:tab w:val="left" w:pos="2748"/>
-          <w:tab w:val="left" w:pos="3664"/>
-          <w:tab w:val="left" w:pos="4580"/>
-          <w:tab w:val="left" w:pos="5496"/>
-          <w:tab w:val="left" w:pos="6412"/>
-          <w:tab w:val="left" w:pos="7328"/>
-          <w:tab w:val="left" w:pos="8244"/>
-          <w:tab w:val="left" w:pos="9160"/>
-          <w:tab w:val="left" w:pos="10076"/>
-          <w:tab w:val="left" w:pos="10992"/>
-          <w:tab w:val="left" w:pos="11908"/>
-          <w:tab w:val="left" w:pos="12824"/>
-          <w:tab w:val="left" w:pos="13740"/>
-          <w:tab w:val="left" w:pos="14656"/>
-        </w:tabs>
-        <w:spacing w:before="0" w:beforeAutospacing="0" w:after="0" w:afterAutospacing="0"/>
-        <w:divId w:val="1727487724"/>
-        <w:rPr>
-          <w:rFonts w:ascii="나눔고딕" w:eastAsia="나눔고딕" w:hAnsi="나눔고딕" w:cs="Courier New"/>
-          <w:color w:val="F8F8F2"/>
-          <w:sz w:val="14"/>
-          <w:szCs w:val="14"/>
-        </w:rPr>
-      </w:pPr>
-      <w:r>
-        <w:rPr>
-          <w:rFonts w:ascii="나눔고딕" w:eastAsia="나눔고딕" w:hAnsi="나눔고딕" w:cs="Courier New" w:hint="eastAsia"/>
-          <w:color w:val="F8F8F2"/>
-          <w:sz w:val="14"/>
-          <w:szCs w:val="14"/>
-        </w:rPr>
-        <w:tab/>
-      </w:r>
-      <w:r>
-        <w:rPr>
-          <w:rFonts w:ascii="나눔고딕" w:eastAsia="나눔고딕" w:hAnsi="나눔고딕" w:cs="Courier New" w:hint="eastAsia"/>
-          <w:color w:val="00E0E0"/>
-          <w:sz w:val="14"/>
-          <w:szCs w:val="14"/>
-        </w:rPr>
-        <w:t>Wall</w:t>
-      </w:r>
-      <w:r>
-        <w:rPr>
-          <w:rFonts w:ascii="나눔고딕" w:eastAsia="나눔고딕" w:hAnsi="나눔고딕" w:cs="Courier New" w:hint="eastAsia"/>
-          <w:color w:val="F8F8F2"/>
-          <w:sz w:val="14"/>
-          <w:szCs w:val="14"/>
-        </w:rPr>
-        <w:t xml:space="preserve"> = </w:t>
-      </w:r>
-      <w:r>
-        <w:rPr>
-          <w:rFonts w:ascii="나눔고딕" w:eastAsia="나눔고딕" w:hAnsi="나눔고딕" w:cs="Courier New" w:hint="eastAsia"/>
-          <w:color w:val="ABE338"/>
-          <w:sz w:val="14"/>
-          <w:szCs w:val="14"/>
-        </w:rPr>
-        <w:t>0b10</w:t>
-      </w:r>
-      <w:proofErr w:type="gramStart"/>
-      <w:r>
-        <w:rPr>
-          <w:rFonts w:ascii="나눔고딕" w:eastAsia="나눔고딕" w:hAnsi="나눔고딕" w:cs="Courier New" w:hint="eastAsia"/>
-          <w:color w:val="F8F8F2"/>
-          <w:sz w:val="14"/>
-          <w:szCs w:val="14"/>
-        </w:rPr>
-        <w:t xml:space="preserve">, </w:t>
-      </w:r>
-      <w:r>
-        <w:rPr>
-          <w:rFonts w:ascii="나눔고딕" w:eastAsia="나눔고딕" w:hAnsi="나눔고딕" w:cs="Courier New" w:hint="eastAsia"/>
-          <w:color w:val="D4D0AB"/>
-          <w:sz w:val="14"/>
-          <w:szCs w:val="14"/>
-        </w:rPr>
-        <w:t>/</w:t>
-      </w:r>
-      <w:proofErr w:type="gramEnd"/>
-      <w:r>
-        <w:rPr>
-          <w:rFonts w:ascii="나눔고딕" w:eastAsia="나눔고딕" w:hAnsi="나눔고딕" w:cs="Courier New" w:hint="eastAsia"/>
-          <w:color w:val="D4D0AB"/>
-          <w:sz w:val="14"/>
-          <w:szCs w:val="14"/>
-        </w:rPr>
-        <w:t>/ 갈 수 없음 + 물체 있음 == 벽</w:t>
-      </w:r>
-    </w:p>
-    <w:p>
-      <w:pPr>
-        <w:pStyle w:val="ac"/>
-        <w:pBdr>
-          <w:top w:val="single" w:sz="6" w:space="2" w:color="888888"/>
-          <w:left w:val="single" w:sz="6" w:space="2" w:color="888888"/>
-          <w:bottom w:val="single" w:sz="6" w:space="2" w:color="888888"/>
-          <w:right w:val="single" w:sz="6" w:space="2" w:color="888888"/>
-        </w:pBdr>
-        <w:shd w:val="clear" w:color="auto" w:fill="2B2B2B"/>
-        <w:tabs>
-          <w:tab w:val="left" w:pos="916"/>
-          <w:tab w:val="left" w:pos="1832"/>
-          <w:tab w:val="left" w:pos="2748"/>
-          <w:tab w:val="left" w:pos="3664"/>
-          <w:tab w:val="left" w:pos="4580"/>
-          <w:tab w:val="left" w:pos="5496"/>
-          <w:tab w:val="left" w:pos="6412"/>
-          <w:tab w:val="left" w:pos="7328"/>
-          <w:tab w:val="left" w:pos="8244"/>
-          <w:tab w:val="left" w:pos="9160"/>
-          <w:tab w:val="left" w:pos="10076"/>
-          <w:tab w:val="left" w:pos="10992"/>
-          <w:tab w:val="left" w:pos="11908"/>
-          <w:tab w:val="left" w:pos="12824"/>
-          <w:tab w:val="left" w:pos="13740"/>
-          <w:tab w:val="left" w:pos="14656"/>
-        </w:tabs>
-        <w:spacing w:before="0" w:beforeAutospacing="0" w:after="0" w:afterAutospacing="0"/>
-        <w:divId w:val="1727487724"/>
-        <w:rPr>
-          <w:rFonts w:ascii="나눔고딕" w:eastAsia="나눔고딕" w:hAnsi="나눔고딕" w:cs="Courier New"/>
-          <w:color w:val="F8F8F2"/>
-          <w:sz w:val="14"/>
-          <w:szCs w:val="14"/>
-        </w:rPr>
-      </w:pPr>
-      <w:r>
-        <w:rPr>
-          <w:rFonts w:ascii="나눔고딕" w:eastAsia="나눔고딕" w:hAnsi="나눔고딕" w:cs="Courier New" w:hint="eastAsia"/>
-          <w:color w:val="F8F8F2"/>
-          <w:sz w:val="14"/>
-          <w:szCs w:val="14"/>
-        </w:rPr>
-        <w:tab/>
-      </w:r>
-      <w:r>
-        <w:rPr>
-          <w:rFonts w:ascii="나눔고딕" w:eastAsia="나눔고딕" w:hAnsi="나눔고딕" w:cs="Courier New" w:hint="eastAsia"/>
-          <w:color w:val="00E0E0"/>
-          <w:sz w:val="14"/>
-          <w:szCs w:val="14"/>
-        </w:rPr>
-        <w:t>Occupied</w:t>
-      </w:r>
-      <w:r>
-        <w:rPr>
-          <w:rFonts w:ascii="나눔고딕" w:eastAsia="나눔고딕" w:hAnsi="나눔고딕" w:cs="Courier New" w:hint="eastAsia"/>
-          <w:color w:val="F8F8F2"/>
-          <w:sz w:val="14"/>
-          <w:szCs w:val="14"/>
-        </w:rPr>
-        <w:t xml:space="preserve"> = </w:t>
-      </w:r>
-      <w:r>
-        <w:rPr>
-          <w:rFonts w:ascii="나눔고딕" w:eastAsia="나눔고딕" w:hAnsi="나눔고딕" w:cs="Courier New" w:hint="eastAsia"/>
-          <w:color w:val="ABE338"/>
-          <w:sz w:val="14"/>
-          <w:szCs w:val="14"/>
-        </w:rPr>
-        <w:t>0b</w:t>
-      </w:r>
-      <w:proofErr w:type="gramStart"/>
-      <w:r>
-        <w:rPr>
-          <w:rFonts w:ascii="나눔고딕" w:eastAsia="나눔고딕" w:hAnsi="나눔고딕" w:cs="Courier New" w:hint="eastAsia"/>
-          <w:color w:val="ABE338"/>
-          <w:sz w:val="14"/>
-          <w:szCs w:val="14"/>
-        </w:rPr>
-        <w:t>11</w:t>
-      </w:r>
-      <w:r>
-        <w:rPr>
-          <w:rFonts w:ascii="나눔고딕" w:eastAsia="나눔고딕" w:hAnsi="나눔고딕" w:cs="Courier New" w:hint="eastAsia"/>
-          <w:color w:val="F8F8F2"/>
-          <w:sz w:val="14"/>
-          <w:szCs w:val="14"/>
-        </w:rPr>
-        <w:t xml:space="preserve">  </w:t>
-      </w:r>
-      <w:r>
-        <w:rPr>
-          <w:rFonts w:ascii="나눔고딕" w:eastAsia="나눔고딕" w:hAnsi="나눔고딕" w:cs="Courier New" w:hint="eastAsia"/>
-          <w:color w:val="D4D0AB"/>
-          <w:sz w:val="14"/>
-          <w:szCs w:val="14"/>
-        </w:rPr>
-        <w:t>/</w:t>
-      </w:r>
-      <w:proofErr w:type="gramEnd"/>
-      <w:r>
-        <w:rPr>
-          <w:rFonts w:ascii="나눔고딕" w:eastAsia="나눔고딕" w:hAnsi="나눔고딕" w:cs="Courier New" w:hint="eastAsia"/>
-          <w:color w:val="D4D0AB"/>
-          <w:sz w:val="14"/>
-          <w:szCs w:val="14"/>
-        </w:rPr>
-        <w:t>/ 갈 수 있음 + 물체 있음</w:t>
+        <w:t>// 갈 수 있음 + 물체 있음</w:t>
       </w:r>
     </w:p>
     <w:p>
@@ -8090,6 +8051,7 @@
           <w:sz w:val="14"/>
           <w:szCs w:val="14"/>
         </w:rPr>
+        <w:lastRenderedPageBreak/>
         <w:tab/>
       </w:r>
       <w:proofErr w:type="spellStart"/>
@@ -8463,7 +8425,6 @@
           <w:szCs w:val="14"/>
         </w:rPr>
       </w:pPr>
-      <w:proofErr w:type="gramStart"/>
       <w:r>
         <w:rPr>
           <w:rFonts w:ascii="나눔고딕" w:eastAsia="나눔고딕" w:hAnsi="나눔고딕" w:cs="Courier New" w:hint="eastAsia"/>
@@ -8471,17 +8432,7 @@
           <w:sz w:val="14"/>
           <w:szCs w:val="14"/>
         </w:rPr>
-        <w:t>// unordered</w:t>
-      </w:r>
-      <w:proofErr w:type="gramEnd"/>
-      <w:r>
-        <w:rPr>
-          <w:rFonts w:ascii="나눔고딕" w:eastAsia="나눔고딕" w:hAnsi="나눔고딕" w:cs="Courier New" w:hint="eastAsia"/>
-          <w:color w:val="D4D0AB"/>
-          <w:sz w:val="14"/>
-          <w:szCs w:val="14"/>
-        </w:rPr>
-        <w:t xml:space="preserve"> map에 pair를 쓰기 위해 필요한 구조체</w:t>
+        <w:t>// unordered map에 pair를 쓰기 위해 필요한 구조체</w:t>
       </w:r>
     </w:p>
     <w:p>
@@ -8666,7 +8617,6 @@
         </w:rPr>
         <w:t xml:space="preserve"> </w:t>
       </w:r>
-      <w:proofErr w:type="gramStart"/>
       <w:r>
         <w:rPr>
           <w:rFonts w:ascii="나눔고딕" w:eastAsia="나눔고딕" w:hAnsi="나눔고딕" w:cs="Courier New" w:hint="eastAsia"/>
@@ -8685,17 +8635,7 @@
           <w:sz w:val="14"/>
           <w:szCs w:val="14"/>
         </w:rPr>
-        <w:t>(</w:t>
-      </w:r>
-      <w:proofErr w:type="gramEnd"/>
-      <w:r>
-        <w:rPr>
-          <w:rFonts w:ascii="나눔고딕" w:eastAsia="나눔고딕" w:hAnsi="나눔고딕" w:cs="Courier New" w:hint="eastAsia"/>
-          <w:color w:val="F8F8F2"/>
-          <w:sz w:val="14"/>
-          <w:szCs w:val="14"/>
-        </w:rPr>
-        <w:t>)(</w:t>
+        <w:t>()(</w:t>
       </w:r>
       <w:r>
         <w:rPr>
@@ -8903,7 +8843,6 @@
         </w:rPr>
         <w:tab/>
       </w:r>
-      <w:proofErr w:type="gramStart"/>
       <w:r>
         <w:rPr>
           <w:rFonts w:ascii="나눔고딕" w:eastAsia="나눔고딕" w:hAnsi="나눔고딕" w:cs="Courier New" w:hint="eastAsia"/>
@@ -8911,17 +8850,7 @@
           <w:sz w:val="14"/>
           <w:szCs w:val="14"/>
         </w:rPr>
-        <w:t>// 두</w:t>
-      </w:r>
-      <w:proofErr w:type="gramEnd"/>
-      <w:r>
-        <w:rPr>
-          <w:rFonts w:ascii="나눔고딕" w:eastAsia="나눔고딕" w:hAnsi="나눔고딕" w:cs="Courier New" w:hint="eastAsia"/>
-          <w:color w:val="D4D0AB"/>
-          <w:sz w:val="14"/>
-          <w:szCs w:val="14"/>
-        </w:rPr>
-        <w:t xml:space="preserve"> 값을 섞어서 Hash 생성</w:t>
+        <w:t>// 두 값을 섞어서 Hash 생성</w:t>
       </w:r>
     </w:p>
     <w:p>
@@ -8997,27 +8926,7 @@
           <w:sz w:val="14"/>
           <w:szCs w:val="14"/>
         </w:rPr>
-        <w:t xml:space="preserve"> </w:t>
-      </w:r>
-      <w:proofErr w:type="gramStart"/>
-      <w:r>
-        <w:rPr>
-          <w:rFonts w:ascii="나눔고딕" w:eastAsia="나눔고딕" w:hAnsi="나눔고딕" w:cs="Courier New" w:hint="eastAsia"/>
-          <w:color w:val="F8F8F2"/>
-          <w:sz w:val="14"/>
-          <w:szCs w:val="14"/>
-        </w:rPr>
-        <w:t>std::</w:t>
-      </w:r>
-      <w:proofErr w:type="gramEnd"/>
-      <w:r>
-        <w:rPr>
-          <w:rFonts w:ascii="나눔고딕" w:eastAsia="나눔고딕" w:hAnsi="나눔고딕" w:cs="Courier New" w:hint="eastAsia"/>
-          <w:color w:val="F8F8F2"/>
-          <w:sz w:val="14"/>
-          <w:szCs w:val="14"/>
-        </w:rPr>
-        <w:t>hash</w:t>
+        <w:t xml:space="preserve"> std::hash</w:t>
       </w:r>
       <w:r>
         <w:rPr>
@@ -9414,7 +9323,6 @@
           <w:sz w:val="14"/>
           <w:szCs w:val="14"/>
         </w:rPr>
-        <w:lastRenderedPageBreak/>
         <w:tab/>
       </w:r>
       <w:r>
@@ -9435,19 +9343,8 @@
           <w:sz w:val="14"/>
           <w:szCs w:val="14"/>
         </w:rPr>
-        <w:t xml:space="preserve"> </w:t>
-      </w:r>
-      <w:proofErr w:type="gramStart"/>
-      <w:r>
-        <w:rPr>
-          <w:rFonts w:ascii="나눔고딕" w:eastAsia="나눔고딕" w:hAnsi="나눔고딕" w:cs="Courier New" w:hint="eastAsia"/>
-          <w:color w:val="F8F8F2"/>
-          <w:sz w:val="14"/>
-          <w:szCs w:val="14"/>
-        </w:rPr>
-        <w:t>x;</w:t>
-      </w:r>
-      <w:proofErr w:type="gramEnd"/>
+        <w:t xml:space="preserve"> x;</w:t>
+      </w:r>
     </w:p>
     <w:p>
       <w:pPr>
@@ -9513,19 +9410,8 @@
           <w:sz w:val="14"/>
           <w:szCs w:val="14"/>
         </w:rPr>
-        <w:t xml:space="preserve"> </w:t>
-      </w:r>
-      <w:proofErr w:type="gramStart"/>
-      <w:r>
-        <w:rPr>
-          <w:rFonts w:ascii="나눔고딕" w:eastAsia="나눔고딕" w:hAnsi="나눔고딕" w:cs="Courier New" w:hint="eastAsia"/>
-          <w:color w:val="F8F8F2"/>
-          <w:sz w:val="14"/>
-          <w:szCs w:val="14"/>
-        </w:rPr>
-        <w:t>y;</w:t>
-      </w:r>
-      <w:proofErr w:type="gramEnd"/>
+        <w:t xml:space="preserve"> y;</w:t>
+      </w:r>
     </w:p>
     <w:p>
       <w:pPr>
@@ -9591,19 +9477,8 @@
           <w:sz w:val="14"/>
           <w:szCs w:val="14"/>
         </w:rPr>
-        <w:t xml:space="preserve"> </w:t>
-      </w:r>
-      <w:proofErr w:type="gramStart"/>
-      <w:r>
-        <w:rPr>
-          <w:rFonts w:ascii="나눔고딕" w:eastAsia="나눔고딕" w:hAnsi="나눔고딕" w:cs="Courier New" w:hint="eastAsia"/>
-          <w:color w:val="F8F8F2"/>
-          <w:sz w:val="14"/>
-          <w:szCs w:val="14"/>
-        </w:rPr>
-        <w:t>z;</w:t>
-      </w:r>
-      <w:proofErr w:type="gramEnd"/>
+        <w:t xml:space="preserve"> z;</w:t>
+      </w:r>
     </w:p>
     <w:p>
       <w:pPr>
@@ -9727,7 +9602,6 @@
         </w:rPr>
         <w:t>operator</w:t>
       </w:r>
-      <w:proofErr w:type="gramStart"/>
       <w:r>
         <w:rPr>
           <w:rFonts w:ascii="나눔고딕" w:eastAsia="나눔고딕" w:hAnsi="나눔고딕" w:cs="Courier New" w:hint="eastAsia"/>
@@ -9737,7 +9611,6 @@
         </w:rPr>
         <w:t>+(</w:t>
       </w:r>
-      <w:proofErr w:type="gramEnd"/>
       <w:r>
         <w:rPr>
           <w:rFonts w:ascii="나눔고딕" w:eastAsia="나눔고딕" w:hAnsi="나눔고딕" w:cs="Courier New" w:hint="eastAsia"/>
@@ -9932,7 +9805,6 @@
         <w:t xml:space="preserve"> + x, </w:t>
       </w:r>
       <w:proofErr w:type="spellStart"/>
-      <w:proofErr w:type="gramStart"/>
       <w:r>
         <w:rPr>
           <w:rFonts w:ascii="나눔고딕" w:eastAsia="나눔고딕" w:hAnsi="나눔고딕" w:cs="Courier New" w:hint="eastAsia"/>
@@ -9943,7 +9815,6 @@
         <w:t>other.y</w:t>
       </w:r>
       <w:proofErr w:type="spellEnd"/>
-      <w:proofErr w:type="gramEnd"/>
       <w:r>
         <w:rPr>
           <w:rFonts w:ascii="나눔고딕" w:eastAsia="나눔고딕" w:hAnsi="나눔고딕" w:cs="Courier New" w:hint="eastAsia"/>
@@ -10144,7 +10015,6 @@
         </w:rPr>
         <w:t>operator</w:t>
       </w:r>
-      <w:proofErr w:type="gramStart"/>
       <w:r>
         <w:rPr>
           <w:rFonts w:ascii="나눔고딕" w:eastAsia="나눔고딕" w:hAnsi="나눔고딕" w:cs="Courier New" w:hint="eastAsia"/>
@@ -10154,7 +10024,6 @@
         </w:rPr>
         <w:t>-(</w:t>
       </w:r>
-      <w:proofErr w:type="gramEnd"/>
       <w:r>
         <w:rPr>
           <w:rFonts w:ascii="나눔고딕" w:eastAsia="나눔고딕" w:hAnsi="나눔고딕" w:cs="Courier New" w:hint="eastAsia"/>
@@ -10326,27 +10195,7 @@
           <w:sz w:val="14"/>
           <w:szCs w:val="14"/>
         </w:rPr>
-        <w:t xml:space="preserve"> </w:t>
-      </w:r>
-      <w:proofErr w:type="gramStart"/>
-      <w:r>
-        <w:rPr>
-          <w:rFonts w:ascii="나눔고딕" w:eastAsia="나눔고딕" w:hAnsi="나눔고딕" w:cs="Courier New" w:hint="eastAsia"/>
-          <w:color w:val="F8F8F2"/>
-          <w:sz w:val="14"/>
-          <w:szCs w:val="14"/>
-        </w:rPr>
-        <w:t>{ x</w:t>
-      </w:r>
-      <w:proofErr w:type="gramEnd"/>
-      <w:r>
-        <w:rPr>
-          <w:rFonts w:ascii="나눔고딕" w:eastAsia="나눔고딕" w:hAnsi="나눔고딕" w:cs="Courier New" w:hint="eastAsia"/>
-          <w:color w:val="F8F8F2"/>
-          <w:sz w:val="14"/>
-          <w:szCs w:val="14"/>
-        </w:rPr>
-        <w:t xml:space="preserve"> - </w:t>
+        <w:t xml:space="preserve"> { x - </w:t>
       </w:r>
       <w:proofErr w:type="spellStart"/>
       <w:r>
@@ -10579,7 +10428,6 @@
         </w:rPr>
         <w:t>operator</w:t>
       </w:r>
-      <w:proofErr w:type="gramStart"/>
       <w:r>
         <w:rPr>
           <w:rFonts w:ascii="나눔고딕" w:eastAsia="나눔고딕" w:hAnsi="나눔고딕" w:cs="Courier New" w:hint="eastAsia"/>
@@ -10589,7 +10437,6 @@
         </w:rPr>
         <w:t>/(</w:t>
       </w:r>
-      <w:proofErr w:type="gramEnd"/>
       <w:r>
         <w:rPr>
           <w:rFonts w:ascii="나눔고딕" w:eastAsia="나눔고딕" w:hAnsi="나눔고딕" w:cs="Courier New" w:hint="eastAsia"/>
@@ -10783,27 +10630,7 @@
           <w:sz w:val="14"/>
           <w:szCs w:val="14"/>
         </w:rPr>
-        <w:t xml:space="preserve"> </w:t>
-      </w:r>
-      <w:proofErr w:type="gramStart"/>
-      <w:r>
-        <w:rPr>
-          <w:rFonts w:ascii="나눔고딕" w:eastAsia="나눔고딕" w:hAnsi="나눔고딕" w:cs="Courier New" w:hint="eastAsia"/>
-          <w:color w:val="F8F8F2"/>
-          <w:sz w:val="14"/>
-          <w:szCs w:val="14"/>
-        </w:rPr>
-        <w:t>{ x</w:t>
-      </w:r>
-      <w:proofErr w:type="gramEnd"/>
-      <w:r>
-        <w:rPr>
-          <w:rFonts w:ascii="나눔고딕" w:eastAsia="나눔고딕" w:hAnsi="나눔고딕" w:cs="Courier New" w:hint="eastAsia"/>
-          <w:color w:val="F8F8F2"/>
-          <w:sz w:val="14"/>
-          <w:szCs w:val="14"/>
-        </w:rPr>
-        <w:t xml:space="preserve">/ </w:t>
+        <w:t xml:space="preserve"> { x/ </w:t>
       </w:r>
       <w:r>
         <w:rPr>
@@ -11038,7 +10865,6 @@
         </w:rPr>
         <w:t>operator</w:t>
       </w:r>
-      <w:proofErr w:type="gramStart"/>
       <w:r>
         <w:rPr>
           <w:rFonts w:ascii="나눔고딕" w:eastAsia="나눔고딕" w:hAnsi="나눔고딕" w:cs="Courier New" w:hint="eastAsia"/>
@@ -11048,7 +10874,6 @@
         </w:rPr>
         <w:t>&lt;(</w:t>
       </w:r>
-      <w:proofErr w:type="gramEnd"/>
       <w:r>
         <w:rPr>
           <w:rFonts w:ascii="나눔고딕" w:eastAsia="나눔고딕" w:hAnsi="나눔고딕" w:cs="Courier New" w:hint="eastAsia"/>
@@ -11243,7 +11068,6 @@
         <w:t xml:space="preserve"> || y &lt; </w:t>
       </w:r>
       <w:proofErr w:type="spellStart"/>
-      <w:proofErr w:type="gramStart"/>
       <w:r>
         <w:rPr>
           <w:rFonts w:ascii="나눔고딕" w:eastAsia="나눔고딕" w:hAnsi="나눔고딕" w:cs="Courier New" w:hint="eastAsia"/>
@@ -11254,7 +11078,6 @@
         <w:t>other.y</w:t>
       </w:r>
       <w:proofErr w:type="spellEnd"/>
-      <w:proofErr w:type="gramEnd"/>
       <w:r>
         <w:rPr>
           <w:rFonts w:ascii="나눔고딕" w:eastAsia="나눔고딕" w:hAnsi="나눔고딕" w:cs="Courier New" w:hint="eastAsia"/>
@@ -11457,7 +11280,6 @@
         </w:rPr>
         <w:t>operator</w:t>
       </w:r>
-      <w:proofErr w:type="gramStart"/>
       <w:r>
         <w:rPr>
           <w:rFonts w:ascii="나눔고딕" w:eastAsia="나눔고딕" w:hAnsi="나눔고딕" w:cs="Courier New" w:hint="eastAsia"/>
@@ -11467,7 +11289,6 @@
         </w:rPr>
         <w:t>&gt;(</w:t>
       </w:r>
-      <w:proofErr w:type="gramEnd"/>
       <w:r>
         <w:rPr>
           <w:rFonts w:ascii="나눔고딕" w:eastAsia="나눔고딕" w:hAnsi="나눔고딕" w:cs="Courier New" w:hint="eastAsia"/>
@@ -11662,7 +11483,6 @@
         <w:t xml:space="preserve"> || y &gt; </w:t>
       </w:r>
       <w:proofErr w:type="spellStart"/>
-      <w:proofErr w:type="gramStart"/>
       <w:r>
         <w:rPr>
           <w:rFonts w:ascii="나눔고딕" w:eastAsia="나눔고딕" w:hAnsi="나눔고딕" w:cs="Courier New" w:hint="eastAsia"/>
@@ -11673,7 +11493,6 @@
         <w:t>other.y</w:t>
       </w:r>
       <w:proofErr w:type="spellEnd"/>
-      <w:proofErr w:type="gramEnd"/>
       <w:r>
         <w:rPr>
           <w:rFonts w:ascii="나눔고딕" w:eastAsia="나눔고딕" w:hAnsi="나눔고딕" w:cs="Courier New" w:hint="eastAsia"/>
@@ -12013,19 +11832,8 @@
           <w:sz w:val="14"/>
           <w:szCs w:val="14"/>
         </w:rPr>
-        <w:t xml:space="preserve"> </w:t>
-      </w:r>
-      <w:proofErr w:type="gramStart"/>
-      <w:r>
-        <w:rPr>
-          <w:rFonts w:ascii="나눔고딕" w:eastAsia="나눔고딕" w:hAnsi="나눔고딕" w:cs="Courier New" w:hint="eastAsia"/>
-          <w:color w:val="F8F8F2"/>
-          <w:sz w:val="14"/>
-          <w:szCs w:val="14"/>
-        </w:rPr>
-        <w:t>min;</w:t>
-      </w:r>
-      <w:proofErr w:type="gramEnd"/>
+        <w:t xml:space="preserve"> min;</w:t>
+      </w:r>
     </w:p>
     <w:p>
       <w:pPr>
@@ -12089,19 +11897,8 @@
           <w:sz w:val="14"/>
           <w:szCs w:val="14"/>
         </w:rPr>
-        <w:t xml:space="preserve"> </w:t>
-      </w:r>
-      <w:proofErr w:type="gramStart"/>
-      <w:r>
-        <w:rPr>
-          <w:rFonts w:ascii="나눔고딕" w:eastAsia="나눔고딕" w:hAnsi="나눔고딕" w:cs="Courier New" w:hint="eastAsia"/>
-          <w:color w:val="F8F8F2"/>
-          <w:sz w:val="14"/>
-          <w:szCs w:val="14"/>
-        </w:rPr>
-        <w:t>max;</w:t>
-      </w:r>
-      <w:proofErr w:type="gramEnd"/>
+        <w:t xml:space="preserve"> max;</w:t>
+      </w:r>
     </w:p>
     <w:p>
       <w:pPr>
@@ -12375,19 +12172,8 @@
           <w:sz w:val="14"/>
           <w:szCs w:val="14"/>
         </w:rPr>
-        <w:t xml:space="preserve"> </w:t>
-      </w:r>
-      <w:proofErr w:type="gramStart"/>
-      <w:r>
-        <w:rPr>
-          <w:rFonts w:ascii="나눔고딕" w:eastAsia="나눔고딕" w:hAnsi="나눔고딕" w:cs="Courier New" w:hint="eastAsia"/>
-          <w:color w:val="F8F8F2"/>
-          <w:sz w:val="14"/>
-          <w:szCs w:val="14"/>
-        </w:rPr>
-        <w:t>pitch;</w:t>
-      </w:r>
-      <w:proofErr w:type="gramEnd"/>
+        <w:t xml:space="preserve"> pitch;</w:t>
+      </w:r>
     </w:p>
     <w:p>
       <w:pPr>
@@ -12453,19 +12239,8 @@
           <w:sz w:val="14"/>
           <w:szCs w:val="14"/>
         </w:rPr>
-        <w:t xml:space="preserve"> </w:t>
-      </w:r>
-      <w:proofErr w:type="gramStart"/>
-      <w:r>
-        <w:rPr>
-          <w:rFonts w:ascii="나눔고딕" w:eastAsia="나눔고딕" w:hAnsi="나눔고딕" w:cs="Courier New" w:hint="eastAsia"/>
-          <w:color w:val="F8F8F2"/>
-          <w:sz w:val="14"/>
-          <w:szCs w:val="14"/>
-        </w:rPr>
-        <w:t>yaw;</w:t>
-      </w:r>
-      <w:proofErr w:type="gramEnd"/>
+        <w:t xml:space="preserve"> yaw;</w:t>
+      </w:r>
     </w:p>
     <w:p>
       <w:pPr>
@@ -12531,19 +12306,8 @@
           <w:sz w:val="14"/>
           <w:szCs w:val="14"/>
         </w:rPr>
-        <w:t xml:space="preserve"> </w:t>
-      </w:r>
-      <w:proofErr w:type="gramStart"/>
-      <w:r>
-        <w:rPr>
-          <w:rFonts w:ascii="나눔고딕" w:eastAsia="나눔고딕" w:hAnsi="나눔고딕" w:cs="Courier New" w:hint="eastAsia"/>
-          <w:color w:val="F8F8F2"/>
-          <w:sz w:val="14"/>
-          <w:szCs w:val="14"/>
-        </w:rPr>
-        <w:t>roll;</w:t>
-      </w:r>
-      <w:proofErr w:type="gramEnd"/>
+        <w:t xml:space="preserve"> roll;</w:t>
+      </w:r>
     </w:p>
     <w:p>
       <w:pPr>
@@ -12819,19 +12583,8 @@
           <w:sz w:val="14"/>
           <w:szCs w:val="14"/>
         </w:rPr>
-        <w:t xml:space="preserve"> </w:t>
-      </w:r>
-      <w:proofErr w:type="gramStart"/>
-      <w:r>
-        <w:rPr>
-          <w:rFonts w:ascii="나눔고딕" w:eastAsia="나눔고딕" w:hAnsi="나눔고딕" w:cs="Courier New" w:hint="eastAsia"/>
-          <w:color w:val="F8F8F2"/>
-          <w:sz w:val="14"/>
-          <w:szCs w:val="14"/>
-        </w:rPr>
-        <w:t>type;</w:t>
-      </w:r>
-      <w:proofErr w:type="gramEnd"/>
+        <w:t xml:space="preserve"> type;</w:t>
+      </w:r>
     </w:p>
     <w:p>
       <w:pPr>
@@ -12877,6 +12630,7 @@
           <w:sz w:val="14"/>
           <w:szCs w:val="14"/>
         </w:rPr>
+        <w:lastRenderedPageBreak/>
         <w:tab/>
       </w:r>
       <w:r>
@@ -12895,19 +12649,8 @@
           <w:sz w:val="14"/>
           <w:szCs w:val="14"/>
         </w:rPr>
-        <w:t xml:space="preserve"> </w:t>
-      </w:r>
-      <w:proofErr w:type="gramStart"/>
-      <w:r>
-        <w:rPr>
-          <w:rFonts w:ascii="나눔고딕" w:eastAsia="나눔고딕" w:hAnsi="나눔고딕" w:cs="Courier New" w:hint="eastAsia"/>
-          <w:color w:val="F8F8F2"/>
-          <w:sz w:val="14"/>
-          <w:szCs w:val="14"/>
-        </w:rPr>
-        <w:t>size;</w:t>
-      </w:r>
-      <w:proofErr w:type="gramEnd"/>
+        <w:t xml:space="preserve"> size;</w:t>
+      </w:r>
     </w:p>
     <w:p>
       <w:pPr>
@@ -12962,20 +12705,9 @@
           <w:sz w:val="14"/>
           <w:szCs w:val="14"/>
         </w:rPr>
-        <w:t>//</w:t>
-      </w:r>
-      <w:proofErr w:type="gramStart"/>
-      <w:r>
-        <w:rPr>
-          <w:rFonts w:ascii="나눔고딕" w:eastAsia="나눔고딕" w:hAnsi="나눔고딕" w:cs="Courier New" w:hint="eastAsia"/>
-          <w:color w:val="D4D0AB"/>
-          <w:sz w:val="14"/>
-          <w:szCs w:val="14"/>
-        </w:rPr>
-        <w:t>std::</w:t>
+        <w:t>//std::</w:t>
       </w:r>
       <w:proofErr w:type="spellStart"/>
-      <w:proofErr w:type="gramEnd"/>
       <w:r>
         <w:rPr>
           <w:rFonts w:ascii="나눔고딕" w:eastAsia="나눔고딕" w:hAnsi="나눔고딕" w:cs="Courier New" w:hint="eastAsia"/>
@@ -13083,7 +12815,6 @@
         <w:t xml:space="preserve"> </w:t>
       </w:r>
       <w:proofErr w:type="spellStart"/>
-      <w:proofErr w:type="gramStart"/>
       <w:r>
         <w:rPr>
           <w:rFonts w:ascii="나눔고딕" w:eastAsia="나눔고딕" w:hAnsi="나눔고딕" w:cs="Courier New" w:hint="eastAsia"/>
@@ -13103,7 +12834,6 @@
         </w:rPr>
         <w:t>;</w:t>
       </w:r>
-      <w:proofErr w:type="gramEnd"/>
     </w:p>
     <w:p>
       <w:pPr>
@@ -13172,7 +12902,6 @@
         <w:t xml:space="preserve"> </w:t>
       </w:r>
       <w:proofErr w:type="spellStart"/>
-      <w:proofErr w:type="gramStart"/>
       <w:r>
         <w:rPr>
           <w:rFonts w:ascii="나눔고딕" w:eastAsia="나눔고딕" w:hAnsi="나눔고딕" w:cs="Courier New" w:hint="eastAsia"/>
@@ -13192,7 +12921,6 @@
         </w:rPr>
         <w:t>;</w:t>
       </w:r>
-      <w:proofErr w:type="gramEnd"/>
     </w:p>
     <w:p>
       <w:pPr>
@@ -13239,19 +12967,9 @@
           <w:szCs w:val="14"/>
         </w:rPr>
         <w:tab/>
-      </w:r>
-      <w:proofErr w:type="gramStart"/>
-      <w:r>
-        <w:rPr>
-          <w:rFonts w:ascii="나눔고딕" w:eastAsia="나눔고딕" w:hAnsi="나눔고딕" w:cs="Courier New" w:hint="eastAsia"/>
-          <w:color w:val="F8F8F2"/>
-          <w:sz w:val="14"/>
-          <w:szCs w:val="14"/>
-        </w:rPr>
         <w:t>std::</w:t>
       </w:r>
       <w:proofErr w:type="spellStart"/>
-      <w:proofErr w:type="gramEnd"/>
       <w:r>
         <w:rPr>
           <w:rFonts w:ascii="나눔고딕" w:eastAsia="나눔고딕" w:hAnsi="나눔고딕" w:cs="Courier New" w:hint="eastAsia"/>
@@ -13377,19 +13095,9 @@
           <w:szCs w:val="14"/>
         </w:rPr>
         <w:tab/>
-      </w:r>
-      <w:proofErr w:type="gramStart"/>
-      <w:r>
-        <w:rPr>
-          <w:rFonts w:ascii="나눔고딕" w:eastAsia="나눔고딕" w:hAnsi="나눔고딕" w:cs="Courier New" w:hint="eastAsia"/>
-          <w:color w:val="F8F8F2"/>
-          <w:sz w:val="14"/>
-          <w:szCs w:val="14"/>
-        </w:rPr>
         <w:t>std::</w:t>
       </w:r>
       <w:proofErr w:type="spellStart"/>
-      <w:proofErr w:type="gramEnd"/>
       <w:r>
         <w:rPr>
           <w:rFonts w:ascii="나눔고딕" w:eastAsia="나눔고딕" w:hAnsi="나눔고딕" w:cs="Courier New" w:hint="eastAsia"/>
@@ -13515,19 +13223,9 @@
           <w:szCs w:val="14"/>
         </w:rPr>
         <w:tab/>
-      </w:r>
-      <w:proofErr w:type="gramStart"/>
-      <w:r>
-        <w:rPr>
-          <w:rFonts w:ascii="나눔고딕" w:eastAsia="나눔고딕" w:hAnsi="나눔고딕" w:cs="Courier New" w:hint="eastAsia"/>
-          <w:color w:val="F8F8F2"/>
-          <w:sz w:val="14"/>
-          <w:szCs w:val="14"/>
-        </w:rPr>
         <w:t>std::</w:t>
       </w:r>
       <w:proofErr w:type="spellStart"/>
-      <w:proofErr w:type="gramEnd"/>
       <w:r>
         <w:rPr>
           <w:rFonts w:ascii="나눔고딕" w:eastAsia="나눔고딕" w:hAnsi="나눔고딕" w:cs="Courier New" w:hint="eastAsia"/>
@@ -13651,26 +13349,7 @@
           <w:szCs w:val="14"/>
         </w:rPr>
         <w:tab/>
-      </w:r>
-      <w:proofErr w:type="gramStart"/>
-      <w:r>
-        <w:rPr>
-          <w:rFonts w:ascii="나눔고딕" w:eastAsia="나눔고딕" w:hAnsi="나눔고딕" w:cs="Courier New" w:hint="eastAsia"/>
-          <w:color w:val="F8F8F2"/>
-          <w:sz w:val="14"/>
-          <w:szCs w:val="14"/>
-        </w:rPr>
-        <w:t>std::</w:t>
-      </w:r>
-      <w:proofErr w:type="gramEnd"/>
-      <w:r>
-        <w:rPr>
-          <w:rFonts w:ascii="나눔고딕" w:eastAsia="나눔고딕" w:hAnsi="나눔고딕" w:cs="Courier New" w:hint="eastAsia"/>
-          <w:color w:val="F8F8F2"/>
-          <w:sz w:val="14"/>
-          <w:szCs w:val="14"/>
-        </w:rPr>
-        <w:t>pair&lt;</w:t>
+        <w:t>std::pair&lt;</w:t>
       </w:r>
       <w:proofErr w:type="spellStart"/>
       <w:r>
@@ -13762,26 +13441,7 @@
           <w:szCs w:val="14"/>
         </w:rPr>
         <w:tab/>
-      </w:r>
-      <w:proofErr w:type="gramStart"/>
-      <w:r>
-        <w:rPr>
-          <w:rFonts w:ascii="나눔고딕" w:eastAsia="나눔고딕" w:hAnsi="나눔고딕" w:cs="Courier New" w:hint="eastAsia"/>
-          <w:color w:val="F8F8F2"/>
-          <w:sz w:val="14"/>
-          <w:szCs w:val="14"/>
-        </w:rPr>
-        <w:t>std::</w:t>
-      </w:r>
-      <w:proofErr w:type="gramEnd"/>
-      <w:r>
-        <w:rPr>
-          <w:rFonts w:ascii="나눔고딕" w:eastAsia="나눔고딕" w:hAnsi="나눔고딕" w:cs="Courier New" w:hint="eastAsia"/>
-          <w:color w:val="F8F8F2"/>
-          <w:sz w:val="14"/>
-          <w:szCs w:val="14"/>
-        </w:rPr>
-        <w:t>pair&lt;</w:t>
+        <w:t>std::pair&lt;</w:t>
       </w:r>
       <w:proofErr w:type="spellStart"/>
       <w:r>
@@ -13873,26 +13533,7 @@
           <w:szCs w:val="14"/>
         </w:rPr>
         <w:tab/>
-      </w:r>
-      <w:proofErr w:type="gramStart"/>
-      <w:r>
-        <w:rPr>
-          <w:rFonts w:ascii="나눔고딕" w:eastAsia="나눔고딕" w:hAnsi="나눔고딕" w:cs="Courier New" w:hint="eastAsia"/>
-          <w:color w:val="F8F8F2"/>
-          <w:sz w:val="14"/>
-          <w:szCs w:val="14"/>
-        </w:rPr>
-        <w:t>std::</w:t>
-      </w:r>
-      <w:proofErr w:type="gramEnd"/>
-      <w:r>
-        <w:rPr>
-          <w:rFonts w:ascii="나눔고딕" w:eastAsia="나눔고딕" w:hAnsi="나눔고딕" w:cs="Courier New" w:hint="eastAsia"/>
-          <w:color w:val="F8F8F2"/>
-          <w:sz w:val="14"/>
-          <w:szCs w:val="14"/>
-        </w:rPr>
-        <w:t>vector&lt;</w:t>
+        <w:t>std::vector&lt;</w:t>
       </w:r>
       <w:r>
         <w:rPr>
@@ -13958,26 +13599,7 @@
           <w:szCs w:val="14"/>
         </w:rPr>
         <w:tab/>
-      </w:r>
-      <w:proofErr w:type="gramStart"/>
-      <w:r>
-        <w:rPr>
-          <w:rFonts w:ascii="나눔고딕" w:eastAsia="나눔고딕" w:hAnsi="나눔고딕" w:cs="Courier New" w:hint="eastAsia"/>
-          <w:color w:val="F8F8F2"/>
-          <w:sz w:val="14"/>
-          <w:szCs w:val="14"/>
-        </w:rPr>
-        <w:t>std::</w:t>
-      </w:r>
-      <w:proofErr w:type="gramEnd"/>
-      <w:r>
-        <w:rPr>
-          <w:rFonts w:ascii="나눔고딕" w:eastAsia="나눔고딕" w:hAnsi="나눔고딕" w:cs="Courier New" w:hint="eastAsia"/>
-          <w:color w:val="F8F8F2"/>
-          <w:sz w:val="14"/>
-          <w:szCs w:val="14"/>
-        </w:rPr>
-        <w:t>vector&lt;</w:t>
+        <w:t>std::vector&lt;</w:t>
       </w:r>
       <w:r>
         <w:rPr>
@@ -14051,9 +13673,9 @@
           <w:sz w:val="14"/>
           <w:szCs w:val="14"/>
         </w:rPr>
-        <w:t>//</w:t>
-      </w:r>
-      <w:proofErr w:type="gramStart"/>
+        <w:t>//std::</w:t>
+      </w:r>
+      <w:proofErr w:type="spellStart"/>
       <w:r>
         <w:rPr>
           <w:rFonts w:ascii="나눔고딕" w:eastAsia="나눔고딕" w:hAnsi="나눔고딕" w:cs="Courier New" w:hint="eastAsia"/>
@@ -14061,10 +13683,75 @@
           <w:sz w:val="14"/>
           <w:szCs w:val="14"/>
         </w:rPr>
-        <w:t>std::</w:t>
+        <w:t>unordered_map</w:t>
+      </w:r>
+      <w:proofErr w:type="spellEnd"/>
+      <w:r>
+        <w:rPr>
+          <w:rFonts w:ascii="나눔고딕" w:eastAsia="나눔고딕" w:hAnsi="나눔고딕" w:cs="Courier New" w:hint="eastAsia"/>
+          <w:color w:val="D4D0AB"/>
+          <w:sz w:val="14"/>
+          <w:szCs w:val="14"/>
+        </w:rPr>
+        <w:t>&lt;Dir, std::vector&lt;Vector&gt;&gt; f1DoorPos;</w:t>
+      </w:r>
+    </w:p>
+    <w:p>
+      <w:pPr>
+        <w:pStyle w:val="ac"/>
+        <w:pBdr>
+          <w:top w:val="single" w:sz="6" w:space="2" w:color="888888"/>
+          <w:left w:val="single" w:sz="6" w:space="2" w:color="888888"/>
+          <w:bottom w:val="single" w:sz="6" w:space="2" w:color="888888"/>
+          <w:right w:val="single" w:sz="6" w:space="2" w:color="888888"/>
+        </w:pBdr>
+        <w:shd w:val="clear" w:color="auto" w:fill="2B2B2B"/>
+        <w:tabs>
+          <w:tab w:val="left" w:pos="916"/>
+          <w:tab w:val="left" w:pos="1832"/>
+          <w:tab w:val="left" w:pos="2748"/>
+          <w:tab w:val="left" w:pos="3664"/>
+          <w:tab w:val="left" w:pos="4580"/>
+          <w:tab w:val="left" w:pos="5496"/>
+          <w:tab w:val="left" w:pos="6412"/>
+          <w:tab w:val="left" w:pos="7328"/>
+          <w:tab w:val="left" w:pos="8244"/>
+          <w:tab w:val="left" w:pos="9160"/>
+          <w:tab w:val="left" w:pos="10076"/>
+          <w:tab w:val="left" w:pos="10992"/>
+          <w:tab w:val="left" w:pos="11908"/>
+          <w:tab w:val="left" w:pos="12824"/>
+          <w:tab w:val="left" w:pos="13740"/>
+          <w:tab w:val="left" w:pos="14656"/>
+        </w:tabs>
+        <w:spacing w:before="0" w:beforeAutospacing="0" w:after="0" w:afterAutospacing="0"/>
+        <w:divId w:val="1727487724"/>
+        <w:rPr>
+          <w:rFonts w:ascii="나눔고딕" w:eastAsia="나눔고딕" w:hAnsi="나눔고딕" w:cs="Courier New"/>
+          <w:color w:val="F8F8F2"/>
+          <w:sz w:val="14"/>
+          <w:szCs w:val="14"/>
+        </w:rPr>
+      </w:pPr>
+      <w:r>
+        <w:rPr>
+          <w:rFonts w:ascii="나눔고딕" w:eastAsia="나눔고딕" w:hAnsi="나눔고딕" w:cs="Courier New" w:hint="eastAsia"/>
+          <w:color w:val="F8F8F2"/>
+          <w:sz w:val="14"/>
+          <w:szCs w:val="14"/>
+        </w:rPr>
+        <w:tab/>
+      </w:r>
+      <w:r>
+        <w:rPr>
+          <w:rFonts w:ascii="나눔고딕" w:eastAsia="나눔고딕" w:hAnsi="나눔고딕" w:cs="Courier New" w:hint="eastAsia"/>
+          <w:color w:val="D4D0AB"/>
+          <w:sz w:val="14"/>
+          <w:szCs w:val="14"/>
+        </w:rPr>
+        <w:t>//std::</w:t>
       </w:r>
       <w:proofErr w:type="spellStart"/>
-      <w:proofErr w:type="gramEnd"/>
       <w:r>
         <w:rPr>
           <w:rFonts w:ascii="나눔고딕" w:eastAsia="나눔고딕" w:hAnsi="나눔고딕" w:cs="Courier New" w:hint="eastAsia"/>
@@ -14082,7 +13769,7 @@
           <w:sz w:val="14"/>
           <w:szCs w:val="14"/>
         </w:rPr>
-        <w:t>&lt;Dir, std::vector&lt;Vector&gt;&gt; f1DoorPos;</w:t>
+        <w:t>&lt;Dir, std::vector&lt;Vector&gt;&gt; f2DoorPos;</w:t>
       </w:r>
     </w:p>
     <w:p>
@@ -14130,113 +13817,7 @@
           <w:szCs w:val="14"/>
         </w:rPr>
         <w:tab/>
-      </w:r>
-      <w:r>
-        <w:rPr>
-          <w:rFonts w:ascii="나눔고딕" w:eastAsia="나눔고딕" w:hAnsi="나눔고딕" w:cs="Courier New" w:hint="eastAsia"/>
-          <w:color w:val="D4D0AB"/>
-          <w:sz w:val="14"/>
-          <w:szCs w:val="14"/>
-        </w:rPr>
-        <w:t>//</w:t>
-      </w:r>
-      <w:proofErr w:type="gramStart"/>
-      <w:r>
-        <w:rPr>
-          <w:rFonts w:ascii="나눔고딕" w:eastAsia="나눔고딕" w:hAnsi="나눔고딕" w:cs="Courier New" w:hint="eastAsia"/>
-          <w:color w:val="D4D0AB"/>
-          <w:sz w:val="14"/>
-          <w:szCs w:val="14"/>
-        </w:rPr>
-        <w:t>std::</w:t>
-      </w:r>
-      <w:proofErr w:type="spellStart"/>
-      <w:proofErr w:type="gramEnd"/>
-      <w:r>
-        <w:rPr>
-          <w:rFonts w:ascii="나눔고딕" w:eastAsia="나눔고딕" w:hAnsi="나눔고딕" w:cs="Courier New" w:hint="eastAsia"/>
-          <w:color w:val="D4D0AB"/>
-          <w:sz w:val="14"/>
-          <w:szCs w:val="14"/>
-        </w:rPr>
-        <w:t>unordered_map</w:t>
-      </w:r>
-      <w:proofErr w:type="spellEnd"/>
-      <w:r>
-        <w:rPr>
-          <w:rFonts w:ascii="나눔고딕" w:eastAsia="나눔고딕" w:hAnsi="나눔고딕" w:cs="Courier New" w:hint="eastAsia"/>
-          <w:color w:val="D4D0AB"/>
-          <w:sz w:val="14"/>
-          <w:szCs w:val="14"/>
-        </w:rPr>
-        <w:t>&lt;Dir, std::vector&lt;Vector&gt;&gt; f2DoorPos;</w:t>
-      </w:r>
-    </w:p>
-    <w:p>
-      <w:pPr>
-        <w:pStyle w:val="ac"/>
-        <w:pBdr>
-          <w:top w:val="single" w:sz="6" w:space="2" w:color="888888"/>
-          <w:left w:val="single" w:sz="6" w:space="2" w:color="888888"/>
-          <w:bottom w:val="single" w:sz="6" w:space="2" w:color="888888"/>
-          <w:right w:val="single" w:sz="6" w:space="2" w:color="888888"/>
-        </w:pBdr>
-        <w:shd w:val="clear" w:color="auto" w:fill="2B2B2B"/>
-        <w:tabs>
-          <w:tab w:val="left" w:pos="916"/>
-          <w:tab w:val="left" w:pos="1832"/>
-          <w:tab w:val="left" w:pos="2748"/>
-          <w:tab w:val="left" w:pos="3664"/>
-          <w:tab w:val="left" w:pos="4580"/>
-          <w:tab w:val="left" w:pos="5496"/>
-          <w:tab w:val="left" w:pos="6412"/>
-          <w:tab w:val="left" w:pos="7328"/>
-          <w:tab w:val="left" w:pos="8244"/>
-          <w:tab w:val="left" w:pos="9160"/>
-          <w:tab w:val="left" w:pos="10076"/>
-          <w:tab w:val="left" w:pos="10992"/>
-          <w:tab w:val="left" w:pos="11908"/>
-          <w:tab w:val="left" w:pos="12824"/>
-          <w:tab w:val="left" w:pos="13740"/>
-          <w:tab w:val="left" w:pos="14656"/>
-        </w:tabs>
-        <w:spacing w:before="0" w:beforeAutospacing="0" w:after="0" w:afterAutospacing="0"/>
-        <w:divId w:val="1727487724"/>
-        <w:rPr>
-          <w:rFonts w:ascii="나눔고딕" w:eastAsia="나눔고딕" w:hAnsi="나눔고딕" w:cs="Courier New"/>
-          <w:color w:val="F8F8F2"/>
-          <w:sz w:val="14"/>
-          <w:szCs w:val="14"/>
-        </w:rPr>
-      </w:pPr>
-      <w:r>
-        <w:rPr>
-          <w:rFonts w:ascii="나눔고딕" w:eastAsia="나눔고딕" w:hAnsi="나눔고딕" w:cs="Courier New" w:hint="eastAsia"/>
-          <w:color w:val="F8F8F2"/>
-          <w:sz w:val="14"/>
-          <w:szCs w:val="14"/>
-        </w:rPr>
-        <w:tab/>
-      </w:r>
-      <w:proofErr w:type="gramStart"/>
-      <w:r>
-        <w:rPr>
-          <w:rFonts w:ascii="나눔고딕" w:eastAsia="나눔고딕" w:hAnsi="나눔고딕" w:cs="Courier New" w:hint="eastAsia"/>
-          <w:color w:val="F8F8F2"/>
-          <w:sz w:val="14"/>
-          <w:szCs w:val="14"/>
-        </w:rPr>
-        <w:t>std::</w:t>
-      </w:r>
-      <w:proofErr w:type="gramEnd"/>
-      <w:r>
-        <w:rPr>
-          <w:rFonts w:ascii="나눔고딕" w:eastAsia="나눔고딕" w:hAnsi="나눔고딕" w:cs="Courier New" w:hint="eastAsia"/>
-          <w:color w:val="F8F8F2"/>
-          <w:sz w:val="14"/>
-          <w:szCs w:val="14"/>
-        </w:rPr>
-        <w:t>vector&lt;</w:t>
+        <w:t>std::vector&lt;</w:t>
       </w:r>
       <w:r>
         <w:rPr>
@@ -14344,7 +13925,6 @@
         <w:t xml:space="preserve"> </w:t>
       </w:r>
       <w:proofErr w:type="spellStart"/>
-      <w:proofErr w:type="gramStart"/>
       <w:r>
         <w:rPr>
           <w:rFonts w:ascii="나눔고딕" w:eastAsia="나눔고딕" w:hAnsi="나눔고딕" w:cs="Courier New" w:hint="eastAsia"/>
@@ -14364,7 +13944,6 @@
         </w:rPr>
         <w:t>;</w:t>
       </w:r>
-      <w:proofErr w:type="gramEnd"/>
     </w:p>
     <w:p>
       <w:pPr>
@@ -14645,7 +14224,6 @@
         <w:t xml:space="preserve"> </w:t>
       </w:r>
       <w:proofErr w:type="spellStart"/>
-      <w:proofErr w:type="gramStart"/>
       <w:r>
         <w:rPr>
           <w:rFonts w:ascii="나눔고딕" w:eastAsia="나눔고딕" w:hAnsi="나눔고딕" w:cs="Courier New" w:hint="eastAsia"/>
@@ -14665,7 +14243,6 @@
         </w:rPr>
         <w:t>;</w:t>
       </w:r>
-      <w:proofErr w:type="gramEnd"/>
     </w:p>
     <w:p>
       <w:pPr>
@@ -14712,26 +14289,7 @@
           <w:szCs w:val="14"/>
         </w:rPr>
         <w:tab/>
-      </w:r>
-      <w:proofErr w:type="gramStart"/>
-      <w:r>
-        <w:rPr>
-          <w:rFonts w:ascii="나눔고딕" w:eastAsia="나눔고딕" w:hAnsi="나눔고딕" w:cs="Courier New" w:hint="eastAsia"/>
-          <w:color w:val="F8F8F2"/>
-          <w:sz w:val="14"/>
-          <w:szCs w:val="14"/>
-        </w:rPr>
-        <w:t>std::</w:t>
-      </w:r>
-      <w:proofErr w:type="gramEnd"/>
-      <w:r>
-        <w:rPr>
-          <w:rFonts w:ascii="나눔고딕" w:eastAsia="나눔고딕" w:hAnsi="나눔고딕" w:cs="Courier New" w:hint="eastAsia"/>
-          <w:color w:val="F8F8F2"/>
-          <w:sz w:val="14"/>
-          <w:szCs w:val="14"/>
-        </w:rPr>
-        <w:t>pair&lt;</w:t>
+        <w:t>std::pair&lt;</w:t>
       </w:r>
       <w:proofErr w:type="spellStart"/>
       <w:r>
@@ -14843,26 +14401,7 @@
           <w:szCs w:val="14"/>
         </w:rPr>
         <w:tab/>
-      </w:r>
-      <w:proofErr w:type="gramStart"/>
-      <w:r>
-        <w:rPr>
-          <w:rFonts w:ascii="나눔고딕" w:eastAsia="나눔고딕" w:hAnsi="나눔고딕" w:cs="Courier New" w:hint="eastAsia"/>
-          <w:color w:val="F8F8F2"/>
-          <w:sz w:val="14"/>
-          <w:szCs w:val="14"/>
-        </w:rPr>
-        <w:t>std::</w:t>
-      </w:r>
-      <w:proofErr w:type="gramEnd"/>
-      <w:r>
-        <w:rPr>
-          <w:rFonts w:ascii="나눔고딕" w:eastAsia="나눔고딕" w:hAnsi="나눔고딕" w:cs="Courier New" w:hint="eastAsia"/>
-          <w:color w:val="F8F8F2"/>
-          <w:sz w:val="14"/>
-          <w:szCs w:val="14"/>
-        </w:rPr>
-        <w:t>pair&lt;</w:t>
+        <w:t>std::pair&lt;</w:t>
       </w:r>
       <w:proofErr w:type="spellStart"/>
       <w:r>
@@ -14974,26 +14513,7 @@
           <w:szCs w:val="14"/>
         </w:rPr>
         <w:tab/>
-      </w:r>
-      <w:proofErr w:type="gramStart"/>
-      <w:r>
-        <w:rPr>
-          <w:rFonts w:ascii="나눔고딕" w:eastAsia="나눔고딕" w:hAnsi="나눔고딕" w:cs="Courier New" w:hint="eastAsia"/>
-          <w:color w:val="F8F8F2"/>
-          <w:sz w:val="14"/>
-          <w:szCs w:val="14"/>
-        </w:rPr>
-        <w:t>std::</w:t>
-      </w:r>
-      <w:proofErr w:type="gramEnd"/>
-      <w:r>
-        <w:rPr>
-          <w:rFonts w:ascii="나눔고딕" w:eastAsia="나눔고딕" w:hAnsi="나눔고딕" w:cs="Courier New" w:hint="eastAsia"/>
-          <w:color w:val="F8F8F2"/>
-          <w:sz w:val="14"/>
-          <w:szCs w:val="14"/>
-        </w:rPr>
-        <w:t>pair&lt;</w:t>
+        <w:t>std::pair&lt;</w:t>
       </w:r>
       <w:proofErr w:type="spellStart"/>
       <w:r>
@@ -15105,26 +14625,7 @@
           <w:szCs w:val="14"/>
         </w:rPr>
         <w:tab/>
-      </w:r>
-      <w:proofErr w:type="gramStart"/>
-      <w:r>
-        <w:rPr>
-          <w:rFonts w:ascii="나눔고딕" w:eastAsia="나눔고딕" w:hAnsi="나눔고딕" w:cs="Courier New" w:hint="eastAsia"/>
-          <w:color w:val="F8F8F2"/>
-          <w:sz w:val="14"/>
-          <w:szCs w:val="14"/>
-        </w:rPr>
-        <w:t>std::</w:t>
-      </w:r>
-      <w:proofErr w:type="gramEnd"/>
-      <w:r>
-        <w:rPr>
-          <w:rFonts w:ascii="나눔고딕" w:eastAsia="나눔고딕" w:hAnsi="나눔고딕" w:cs="Courier New" w:hint="eastAsia"/>
-          <w:color w:val="F8F8F2"/>
-          <w:sz w:val="14"/>
-          <w:szCs w:val="14"/>
-        </w:rPr>
-        <w:t>pair&lt;</w:t>
+        <w:t>std::pair&lt;</w:t>
       </w:r>
       <w:proofErr w:type="spellStart"/>
       <w:r>
@@ -15262,7 +14763,6 @@
           <w:sz w:val="14"/>
           <w:szCs w:val="14"/>
         </w:rPr>
-        <w:lastRenderedPageBreak/>
         <w:t> </w:t>
       </w:r>
     </w:p>
@@ -16587,19 +16087,8 @@
           <w:sz w:val="14"/>
           <w:szCs w:val="14"/>
         </w:rPr>
-        <w:t xml:space="preserve"> </w:t>
-      </w:r>
-      <w:proofErr w:type="gramStart"/>
-      <w:r>
-        <w:rPr>
-          <w:rFonts w:ascii="나눔고딕" w:eastAsia="나눔고딕" w:hAnsi="나눔고딕" w:cs="Courier New" w:hint="eastAsia"/>
-          <w:color w:val="F8F8F2"/>
-          <w:sz w:val="14"/>
-          <w:szCs w:val="14"/>
-        </w:rPr>
-        <w:t>id;</w:t>
-      </w:r>
-      <w:proofErr w:type="gramEnd"/>
+        <w:t xml:space="preserve"> id;</w:t>
+      </w:r>
     </w:p>
     <w:p>
       <w:pPr>
@@ -16668,7 +16157,6 @@
         <w:t xml:space="preserve"> </w:t>
       </w:r>
       <w:proofErr w:type="spellStart"/>
-      <w:proofErr w:type="gramStart"/>
       <w:r>
         <w:rPr>
           <w:rFonts w:ascii="나눔고딕" w:eastAsia="나눔고딕" w:hAnsi="나눔고딕" w:cs="Courier New" w:hint="eastAsia"/>
@@ -16688,7 +16176,6 @@
         </w:rPr>
         <w:t>;</w:t>
       </w:r>
-      <w:proofErr w:type="gramEnd"/>
     </w:p>
     <w:p>
       <w:pPr>
@@ -16964,162 +16451,139 @@
           <w:sz w:val="14"/>
           <w:szCs w:val="14"/>
         </w:rPr>
+        <w:t xml:space="preserve"> type;</w:t>
+      </w:r>
+    </w:p>
+    <w:p>
+      <w:pPr>
+        <w:pStyle w:val="ac"/>
+        <w:pBdr>
+          <w:top w:val="single" w:sz="6" w:space="2" w:color="888888"/>
+          <w:left w:val="single" w:sz="6" w:space="2" w:color="888888"/>
+          <w:bottom w:val="single" w:sz="6" w:space="2" w:color="888888"/>
+          <w:right w:val="single" w:sz="6" w:space="2" w:color="888888"/>
+        </w:pBdr>
+        <w:shd w:val="clear" w:color="auto" w:fill="2B2B2B"/>
+        <w:tabs>
+          <w:tab w:val="left" w:pos="916"/>
+          <w:tab w:val="left" w:pos="1832"/>
+          <w:tab w:val="left" w:pos="2748"/>
+          <w:tab w:val="left" w:pos="3664"/>
+          <w:tab w:val="left" w:pos="4580"/>
+          <w:tab w:val="left" w:pos="5496"/>
+          <w:tab w:val="left" w:pos="6412"/>
+          <w:tab w:val="left" w:pos="7328"/>
+          <w:tab w:val="left" w:pos="8244"/>
+          <w:tab w:val="left" w:pos="9160"/>
+          <w:tab w:val="left" w:pos="10076"/>
+          <w:tab w:val="left" w:pos="10992"/>
+          <w:tab w:val="left" w:pos="11908"/>
+          <w:tab w:val="left" w:pos="12824"/>
+          <w:tab w:val="left" w:pos="13740"/>
+          <w:tab w:val="left" w:pos="14656"/>
+        </w:tabs>
+        <w:spacing w:before="0" w:beforeAutospacing="0" w:after="0" w:afterAutospacing="0"/>
+        <w:divId w:val="670452441"/>
+        <w:rPr>
+          <w:rFonts w:ascii="나눔고딕" w:eastAsia="나눔고딕" w:hAnsi="나눔고딕" w:cs="Courier New"/>
+          <w:color w:val="F8F8F2"/>
+          <w:sz w:val="14"/>
+          <w:szCs w:val="14"/>
+        </w:rPr>
+      </w:pPr>
+      <w:r>
+        <w:rPr>
+          <w:rFonts w:ascii="나눔고딕" w:eastAsia="나눔고딕" w:hAnsi="나눔고딕" w:cs="Courier New" w:hint="eastAsia"/>
+          <w:color w:val="F8F8F2"/>
+          <w:sz w:val="14"/>
+          <w:szCs w:val="14"/>
+        </w:rPr>
+        <w:tab/>
+      </w:r>
+      <w:r>
+        <w:rPr>
+          <w:rFonts w:ascii="나눔고딕" w:eastAsia="나눔고딕" w:hAnsi="나눔고딕" w:cs="Courier New" w:hint="eastAsia"/>
+          <w:color w:val="00E0E0"/>
+          <w:sz w:val="14"/>
+          <w:szCs w:val="14"/>
+        </w:rPr>
+        <w:t>Vector</w:t>
+      </w:r>
+      <w:r>
+        <w:rPr>
+          <w:rFonts w:ascii="나눔고딕" w:eastAsia="나눔고딕" w:hAnsi="나눔고딕" w:cs="Courier New" w:hint="eastAsia"/>
+          <w:color w:val="F8F8F2"/>
+          <w:sz w:val="14"/>
+          <w:szCs w:val="14"/>
+        </w:rPr>
+        <w:t xml:space="preserve"> pos;</w:t>
+      </w:r>
+    </w:p>
+    <w:p>
+      <w:pPr>
+        <w:pStyle w:val="ac"/>
+        <w:pBdr>
+          <w:top w:val="single" w:sz="6" w:space="2" w:color="888888"/>
+          <w:left w:val="single" w:sz="6" w:space="2" w:color="888888"/>
+          <w:bottom w:val="single" w:sz="6" w:space="2" w:color="888888"/>
+          <w:right w:val="single" w:sz="6" w:space="2" w:color="888888"/>
+        </w:pBdr>
+        <w:shd w:val="clear" w:color="auto" w:fill="2B2B2B"/>
+        <w:tabs>
+          <w:tab w:val="left" w:pos="916"/>
+          <w:tab w:val="left" w:pos="1832"/>
+          <w:tab w:val="left" w:pos="2748"/>
+          <w:tab w:val="left" w:pos="3664"/>
+          <w:tab w:val="left" w:pos="4580"/>
+          <w:tab w:val="left" w:pos="5496"/>
+          <w:tab w:val="left" w:pos="6412"/>
+          <w:tab w:val="left" w:pos="7328"/>
+          <w:tab w:val="left" w:pos="8244"/>
+          <w:tab w:val="left" w:pos="9160"/>
+          <w:tab w:val="left" w:pos="10076"/>
+          <w:tab w:val="left" w:pos="10992"/>
+          <w:tab w:val="left" w:pos="11908"/>
+          <w:tab w:val="left" w:pos="12824"/>
+          <w:tab w:val="left" w:pos="13740"/>
+          <w:tab w:val="left" w:pos="14656"/>
+        </w:tabs>
+        <w:spacing w:before="0" w:beforeAutospacing="0" w:after="0" w:afterAutospacing="0"/>
+        <w:divId w:val="670452441"/>
+        <w:rPr>
+          <w:rFonts w:ascii="나눔고딕" w:eastAsia="나눔고딕" w:hAnsi="나눔고딕" w:cs="Courier New"/>
+          <w:color w:val="F8F8F2"/>
+          <w:sz w:val="14"/>
+          <w:szCs w:val="14"/>
+        </w:rPr>
+      </w:pPr>
+      <w:r>
+        <w:rPr>
+          <w:rFonts w:ascii="나눔고딕" w:eastAsia="나눔고딕" w:hAnsi="나눔고딕" w:cs="Courier New" w:hint="eastAsia"/>
+          <w:color w:val="F8F8F2"/>
+          <w:sz w:val="14"/>
+          <w:szCs w:val="14"/>
+        </w:rPr>
+        <w:tab/>
+      </w:r>
+      <w:r>
+        <w:rPr>
+          <w:rFonts w:ascii="나눔고딕" w:eastAsia="나눔고딕" w:hAnsi="나눔고딕" w:cs="Courier New" w:hint="eastAsia"/>
+          <w:color w:val="00E0E0"/>
+          <w:sz w:val="14"/>
+          <w:szCs w:val="14"/>
+        </w:rPr>
+        <w:t>Dir</w:t>
+      </w:r>
+      <w:r>
+        <w:rPr>
+          <w:rFonts w:ascii="나눔고딕" w:eastAsia="나눔고딕" w:hAnsi="나눔고딕" w:cs="Courier New" w:hint="eastAsia"/>
+          <w:color w:val="F8F8F2"/>
+          <w:sz w:val="14"/>
+          <w:szCs w:val="14"/>
+        </w:rPr>
         <w:t xml:space="preserve"> </w:t>
       </w:r>
-      <w:proofErr w:type="gramStart"/>
-      <w:r>
-        <w:rPr>
-          <w:rFonts w:ascii="나눔고딕" w:eastAsia="나눔고딕" w:hAnsi="나눔고딕" w:cs="Courier New" w:hint="eastAsia"/>
-          <w:color w:val="F8F8F2"/>
-          <w:sz w:val="14"/>
-          <w:szCs w:val="14"/>
-        </w:rPr>
-        <w:t>type;</w:t>
-      </w:r>
-      <w:proofErr w:type="gramEnd"/>
-    </w:p>
-    <w:p>
-      <w:pPr>
-        <w:pStyle w:val="ac"/>
-        <w:pBdr>
-          <w:top w:val="single" w:sz="6" w:space="2" w:color="888888"/>
-          <w:left w:val="single" w:sz="6" w:space="2" w:color="888888"/>
-          <w:bottom w:val="single" w:sz="6" w:space="2" w:color="888888"/>
-          <w:right w:val="single" w:sz="6" w:space="2" w:color="888888"/>
-        </w:pBdr>
-        <w:shd w:val="clear" w:color="auto" w:fill="2B2B2B"/>
-        <w:tabs>
-          <w:tab w:val="left" w:pos="916"/>
-          <w:tab w:val="left" w:pos="1832"/>
-          <w:tab w:val="left" w:pos="2748"/>
-          <w:tab w:val="left" w:pos="3664"/>
-          <w:tab w:val="left" w:pos="4580"/>
-          <w:tab w:val="left" w:pos="5496"/>
-          <w:tab w:val="left" w:pos="6412"/>
-          <w:tab w:val="left" w:pos="7328"/>
-          <w:tab w:val="left" w:pos="8244"/>
-          <w:tab w:val="left" w:pos="9160"/>
-          <w:tab w:val="left" w:pos="10076"/>
-          <w:tab w:val="left" w:pos="10992"/>
-          <w:tab w:val="left" w:pos="11908"/>
-          <w:tab w:val="left" w:pos="12824"/>
-          <w:tab w:val="left" w:pos="13740"/>
-          <w:tab w:val="left" w:pos="14656"/>
-        </w:tabs>
-        <w:spacing w:before="0" w:beforeAutospacing="0" w:after="0" w:afterAutospacing="0"/>
-        <w:divId w:val="670452441"/>
-        <w:rPr>
-          <w:rFonts w:ascii="나눔고딕" w:eastAsia="나눔고딕" w:hAnsi="나눔고딕" w:cs="Courier New"/>
-          <w:color w:val="F8F8F2"/>
-          <w:sz w:val="14"/>
-          <w:szCs w:val="14"/>
-        </w:rPr>
-      </w:pPr>
-      <w:r>
-        <w:rPr>
-          <w:rFonts w:ascii="나눔고딕" w:eastAsia="나눔고딕" w:hAnsi="나눔고딕" w:cs="Courier New" w:hint="eastAsia"/>
-          <w:color w:val="F8F8F2"/>
-          <w:sz w:val="14"/>
-          <w:szCs w:val="14"/>
-        </w:rPr>
-        <w:tab/>
-      </w:r>
-      <w:r>
-        <w:rPr>
-          <w:rFonts w:ascii="나눔고딕" w:eastAsia="나눔고딕" w:hAnsi="나눔고딕" w:cs="Courier New" w:hint="eastAsia"/>
-          <w:color w:val="00E0E0"/>
-          <w:sz w:val="14"/>
-          <w:szCs w:val="14"/>
-        </w:rPr>
-        <w:t>Vector</w:t>
-      </w:r>
-      <w:r>
-        <w:rPr>
-          <w:rFonts w:ascii="나눔고딕" w:eastAsia="나눔고딕" w:hAnsi="나눔고딕" w:cs="Courier New" w:hint="eastAsia"/>
-          <w:color w:val="F8F8F2"/>
-          <w:sz w:val="14"/>
-          <w:szCs w:val="14"/>
-        </w:rPr>
-        <w:t xml:space="preserve"> </w:t>
-      </w:r>
-      <w:proofErr w:type="gramStart"/>
-      <w:r>
-        <w:rPr>
-          <w:rFonts w:ascii="나눔고딕" w:eastAsia="나눔고딕" w:hAnsi="나눔고딕" w:cs="Courier New" w:hint="eastAsia"/>
-          <w:color w:val="F8F8F2"/>
-          <w:sz w:val="14"/>
-          <w:szCs w:val="14"/>
-        </w:rPr>
-        <w:t>pos;</w:t>
-      </w:r>
-      <w:proofErr w:type="gramEnd"/>
-    </w:p>
-    <w:p>
-      <w:pPr>
-        <w:pStyle w:val="ac"/>
-        <w:pBdr>
-          <w:top w:val="single" w:sz="6" w:space="2" w:color="888888"/>
-          <w:left w:val="single" w:sz="6" w:space="2" w:color="888888"/>
-          <w:bottom w:val="single" w:sz="6" w:space="2" w:color="888888"/>
-          <w:right w:val="single" w:sz="6" w:space="2" w:color="888888"/>
-        </w:pBdr>
-        <w:shd w:val="clear" w:color="auto" w:fill="2B2B2B"/>
-        <w:tabs>
-          <w:tab w:val="left" w:pos="916"/>
-          <w:tab w:val="left" w:pos="1832"/>
-          <w:tab w:val="left" w:pos="2748"/>
-          <w:tab w:val="left" w:pos="3664"/>
-          <w:tab w:val="left" w:pos="4580"/>
-          <w:tab w:val="left" w:pos="5496"/>
-          <w:tab w:val="left" w:pos="6412"/>
-          <w:tab w:val="left" w:pos="7328"/>
-          <w:tab w:val="left" w:pos="8244"/>
-          <w:tab w:val="left" w:pos="9160"/>
-          <w:tab w:val="left" w:pos="10076"/>
-          <w:tab w:val="left" w:pos="10992"/>
-          <w:tab w:val="left" w:pos="11908"/>
-          <w:tab w:val="left" w:pos="12824"/>
-          <w:tab w:val="left" w:pos="13740"/>
-          <w:tab w:val="left" w:pos="14656"/>
-        </w:tabs>
-        <w:spacing w:before="0" w:beforeAutospacing="0" w:after="0" w:afterAutospacing="0"/>
-        <w:divId w:val="670452441"/>
-        <w:rPr>
-          <w:rFonts w:ascii="나눔고딕" w:eastAsia="나눔고딕" w:hAnsi="나눔고딕" w:cs="Courier New"/>
-          <w:color w:val="F8F8F2"/>
-          <w:sz w:val="14"/>
-          <w:szCs w:val="14"/>
-        </w:rPr>
-      </w:pPr>
-      <w:r>
-        <w:rPr>
-          <w:rFonts w:ascii="나눔고딕" w:eastAsia="나눔고딕" w:hAnsi="나눔고딕" w:cs="Courier New" w:hint="eastAsia"/>
-          <w:color w:val="F8F8F2"/>
-          <w:sz w:val="14"/>
-          <w:szCs w:val="14"/>
-        </w:rPr>
-        <w:tab/>
-      </w:r>
-      <w:r>
-        <w:rPr>
-          <w:rFonts w:ascii="나눔고딕" w:eastAsia="나눔고딕" w:hAnsi="나눔고딕" w:cs="Courier New" w:hint="eastAsia"/>
-          <w:color w:val="00E0E0"/>
-          <w:sz w:val="14"/>
-          <w:szCs w:val="14"/>
-        </w:rPr>
-        <w:t>Dir</w:t>
-      </w:r>
-      <w:r>
-        <w:rPr>
-          <w:rFonts w:ascii="나눔고딕" w:eastAsia="나눔고딕" w:hAnsi="나눔고딕" w:cs="Courier New" w:hint="eastAsia"/>
-          <w:color w:val="F8F8F2"/>
-          <w:sz w:val="14"/>
-          <w:szCs w:val="14"/>
-        </w:rPr>
-        <w:t xml:space="preserve"> </w:t>
-      </w:r>
       <w:proofErr w:type="spellStart"/>
-      <w:proofErr w:type="gramStart"/>
       <w:r>
         <w:rPr>
           <w:rFonts w:ascii="나눔고딕" w:eastAsia="나눔고딕" w:hAnsi="나눔고딕" w:cs="Courier New" w:hint="eastAsia"/>
@@ -17139,7 +16603,6 @@
         </w:rPr>
         <w:t>;</w:t>
       </w:r>
-      <w:proofErr w:type="gramEnd"/>
     </w:p>
     <w:p>
       <w:pPr>
@@ -17413,86 +16876,75 @@
           <w:sz w:val="14"/>
           <w:szCs w:val="14"/>
         </w:rPr>
+        <w:t xml:space="preserve"> pos;</w:t>
+      </w:r>
+    </w:p>
+    <w:p>
+      <w:pPr>
+        <w:pStyle w:val="ac"/>
+        <w:pBdr>
+          <w:top w:val="single" w:sz="6" w:space="2" w:color="888888"/>
+          <w:left w:val="single" w:sz="6" w:space="2" w:color="888888"/>
+          <w:bottom w:val="single" w:sz="6" w:space="2" w:color="888888"/>
+          <w:right w:val="single" w:sz="6" w:space="2" w:color="888888"/>
+        </w:pBdr>
+        <w:shd w:val="clear" w:color="auto" w:fill="2B2B2B"/>
+        <w:tabs>
+          <w:tab w:val="left" w:pos="916"/>
+          <w:tab w:val="left" w:pos="1832"/>
+          <w:tab w:val="left" w:pos="2748"/>
+          <w:tab w:val="left" w:pos="3664"/>
+          <w:tab w:val="left" w:pos="4580"/>
+          <w:tab w:val="left" w:pos="5496"/>
+          <w:tab w:val="left" w:pos="6412"/>
+          <w:tab w:val="left" w:pos="7328"/>
+          <w:tab w:val="left" w:pos="8244"/>
+          <w:tab w:val="left" w:pos="9160"/>
+          <w:tab w:val="left" w:pos="10076"/>
+          <w:tab w:val="left" w:pos="10992"/>
+          <w:tab w:val="left" w:pos="11908"/>
+          <w:tab w:val="left" w:pos="12824"/>
+          <w:tab w:val="left" w:pos="13740"/>
+          <w:tab w:val="left" w:pos="14656"/>
+        </w:tabs>
+        <w:spacing w:before="0" w:beforeAutospacing="0" w:after="0" w:afterAutospacing="0"/>
+        <w:divId w:val="670452441"/>
+        <w:rPr>
+          <w:rFonts w:ascii="나눔고딕" w:eastAsia="나눔고딕" w:hAnsi="나눔고딕" w:cs="Courier New"/>
+          <w:color w:val="F8F8F2"/>
+          <w:sz w:val="14"/>
+          <w:szCs w:val="14"/>
+        </w:rPr>
+      </w:pPr>
+      <w:r>
+        <w:rPr>
+          <w:rFonts w:ascii="나눔고딕" w:eastAsia="나눔고딕" w:hAnsi="나눔고딕" w:cs="Courier New" w:hint="eastAsia"/>
+          <w:color w:val="F8F8F2"/>
+          <w:sz w:val="14"/>
+          <w:szCs w:val="14"/>
+        </w:rPr>
+        <w:lastRenderedPageBreak/>
+        <w:tab/>
+      </w:r>
+      <w:r>
+        <w:rPr>
+          <w:rFonts w:ascii="나눔고딕" w:eastAsia="나눔고딕" w:hAnsi="나눔고딕" w:cs="Courier New" w:hint="eastAsia"/>
+          <w:color w:val="00E0E0"/>
+          <w:sz w:val="14"/>
+          <w:szCs w:val="14"/>
+        </w:rPr>
+        <w:t>Dir</w:t>
+      </w:r>
+      <w:r>
+        <w:rPr>
+          <w:rFonts w:ascii="나눔고딕" w:eastAsia="나눔고딕" w:hAnsi="나눔고딕" w:cs="Courier New" w:hint="eastAsia"/>
+          <w:color w:val="F8F8F2"/>
+          <w:sz w:val="14"/>
+          <w:szCs w:val="14"/>
+        </w:rPr>
         <w:t xml:space="preserve"> </w:t>
       </w:r>
-      <w:proofErr w:type="gramStart"/>
-      <w:r>
-        <w:rPr>
-          <w:rFonts w:ascii="나눔고딕" w:eastAsia="나눔고딕" w:hAnsi="나눔고딕" w:cs="Courier New" w:hint="eastAsia"/>
-          <w:color w:val="F8F8F2"/>
-          <w:sz w:val="14"/>
-          <w:szCs w:val="14"/>
-        </w:rPr>
-        <w:t>pos;</w:t>
-      </w:r>
-      <w:proofErr w:type="gramEnd"/>
-    </w:p>
-    <w:p>
-      <w:pPr>
-        <w:pStyle w:val="ac"/>
-        <w:pBdr>
-          <w:top w:val="single" w:sz="6" w:space="2" w:color="888888"/>
-          <w:left w:val="single" w:sz="6" w:space="2" w:color="888888"/>
-          <w:bottom w:val="single" w:sz="6" w:space="2" w:color="888888"/>
-          <w:right w:val="single" w:sz="6" w:space="2" w:color="888888"/>
-        </w:pBdr>
-        <w:shd w:val="clear" w:color="auto" w:fill="2B2B2B"/>
-        <w:tabs>
-          <w:tab w:val="left" w:pos="916"/>
-          <w:tab w:val="left" w:pos="1832"/>
-          <w:tab w:val="left" w:pos="2748"/>
-          <w:tab w:val="left" w:pos="3664"/>
-          <w:tab w:val="left" w:pos="4580"/>
-          <w:tab w:val="left" w:pos="5496"/>
-          <w:tab w:val="left" w:pos="6412"/>
-          <w:tab w:val="left" w:pos="7328"/>
-          <w:tab w:val="left" w:pos="8244"/>
-          <w:tab w:val="left" w:pos="9160"/>
-          <w:tab w:val="left" w:pos="10076"/>
-          <w:tab w:val="left" w:pos="10992"/>
-          <w:tab w:val="left" w:pos="11908"/>
-          <w:tab w:val="left" w:pos="12824"/>
-          <w:tab w:val="left" w:pos="13740"/>
-          <w:tab w:val="left" w:pos="14656"/>
-        </w:tabs>
-        <w:spacing w:before="0" w:beforeAutospacing="0" w:after="0" w:afterAutospacing="0"/>
-        <w:divId w:val="670452441"/>
-        <w:rPr>
-          <w:rFonts w:ascii="나눔고딕" w:eastAsia="나눔고딕" w:hAnsi="나눔고딕" w:cs="Courier New"/>
-          <w:color w:val="F8F8F2"/>
-          <w:sz w:val="14"/>
-          <w:szCs w:val="14"/>
-        </w:rPr>
-      </w:pPr>
-      <w:r>
-        <w:rPr>
-          <w:rFonts w:ascii="나눔고딕" w:eastAsia="나눔고딕" w:hAnsi="나눔고딕" w:cs="Courier New" w:hint="eastAsia"/>
-          <w:color w:val="F8F8F2"/>
-          <w:sz w:val="14"/>
-          <w:szCs w:val="14"/>
-        </w:rPr>
-        <w:tab/>
-      </w:r>
-      <w:r>
-        <w:rPr>
-          <w:rFonts w:ascii="나눔고딕" w:eastAsia="나눔고딕" w:hAnsi="나눔고딕" w:cs="Courier New" w:hint="eastAsia"/>
-          <w:color w:val="00E0E0"/>
-          <w:sz w:val="14"/>
-          <w:szCs w:val="14"/>
-        </w:rPr>
-        <w:t>Dir</w:t>
-      </w:r>
-      <w:r>
-        <w:rPr>
-          <w:rFonts w:ascii="나눔고딕" w:eastAsia="나눔고딕" w:hAnsi="나눔고딕" w:cs="Courier New" w:hint="eastAsia"/>
-          <w:color w:val="F8F8F2"/>
-          <w:sz w:val="14"/>
-          <w:szCs w:val="14"/>
-        </w:rPr>
-        <w:t xml:space="preserve"> </w:t>
-      </w:r>
       <w:proofErr w:type="spellStart"/>
-      <w:proofErr w:type="gramStart"/>
       <w:r>
         <w:rPr>
           <w:rFonts w:ascii="나눔고딕" w:eastAsia="나눔고딕" w:hAnsi="나눔고딕" w:cs="Courier New" w:hint="eastAsia"/>
@@ -17512,7 +16964,6 @@
         </w:rPr>
         <w:t>;</w:t>
       </w:r>
-      <w:proofErr w:type="gramEnd"/>
     </w:p>
     <w:p>
       <w:pPr>
@@ -17838,7 +17289,6 @@
         <w:t xml:space="preserve"> </w:t>
       </w:r>
       <w:proofErr w:type="spellStart"/>
-      <w:proofErr w:type="gramStart"/>
       <w:r>
         <w:rPr>
           <w:rFonts w:ascii="나눔고딕" w:eastAsia="나눔고딕" w:hAnsi="나눔고딕" w:cs="Courier New" w:hint="eastAsia"/>
@@ -17858,7 +17308,6 @@
         </w:rPr>
         <w:t>;</w:t>
       </w:r>
-      <w:proofErr w:type="gramEnd"/>
     </w:p>
     <w:p>
       <w:pPr>
@@ -17924,19 +17373,8 @@
           <w:sz w:val="14"/>
           <w:szCs w:val="14"/>
         </w:rPr>
-        <w:t xml:space="preserve"> </w:t>
-      </w:r>
-      <w:proofErr w:type="gramStart"/>
-      <w:r>
-        <w:rPr>
-          <w:rFonts w:ascii="나눔고딕" w:eastAsia="나눔고딕" w:hAnsi="나눔고딕" w:cs="Courier New" w:hint="eastAsia"/>
-          <w:color w:val="F8F8F2"/>
-          <w:sz w:val="14"/>
-          <w:szCs w:val="14"/>
-        </w:rPr>
-        <w:t>type;</w:t>
-      </w:r>
-      <w:proofErr w:type="gramEnd"/>
+        <w:t xml:space="preserve"> type;</w:t>
+      </w:r>
     </w:p>
     <w:p>
       <w:pPr>
@@ -18002,19 +17440,8 @@
           <w:sz w:val="14"/>
           <w:szCs w:val="14"/>
         </w:rPr>
-        <w:t xml:space="preserve"> </w:t>
-      </w:r>
-      <w:proofErr w:type="gramStart"/>
-      <w:r>
-        <w:rPr>
-          <w:rFonts w:ascii="나눔고딕" w:eastAsia="나눔고딕" w:hAnsi="나눔고딕" w:cs="Courier New" w:hint="eastAsia"/>
-          <w:color w:val="F8F8F2"/>
-          <w:sz w:val="14"/>
-          <w:szCs w:val="14"/>
-        </w:rPr>
-        <w:t>state;</w:t>
-      </w:r>
-      <w:proofErr w:type="gramEnd"/>
+        <w:t xml:space="preserve"> state;</w:t>
+      </w:r>
     </w:p>
     <w:p>
       <w:pPr>
@@ -18290,19 +17717,8 @@
           <w:sz w:val="14"/>
           <w:szCs w:val="14"/>
         </w:rPr>
-        <w:t xml:space="preserve"> </w:t>
-      </w:r>
-      <w:proofErr w:type="gramStart"/>
-      <w:r>
-        <w:rPr>
-          <w:rFonts w:ascii="나눔고딕" w:eastAsia="나눔고딕" w:hAnsi="나눔고딕" w:cs="Courier New" w:hint="eastAsia"/>
-          <w:color w:val="F8F8F2"/>
-          <w:sz w:val="14"/>
-          <w:szCs w:val="14"/>
-        </w:rPr>
-        <w:t>type;</w:t>
-      </w:r>
-      <w:proofErr w:type="gramEnd"/>
+        <w:t xml:space="preserve"> type;</w:t>
+      </w:r>
     </w:p>
     <w:p>
       <w:pPr>
@@ -18371,7 +17787,6 @@
         <w:t xml:space="preserve"> </w:t>
       </w:r>
       <w:proofErr w:type="spellStart"/>
-      <w:proofErr w:type="gramStart"/>
       <w:r>
         <w:rPr>
           <w:rFonts w:ascii="나눔고딕" w:eastAsia="나눔고딕" w:hAnsi="나눔고딕" w:cs="Courier New" w:hint="eastAsia"/>
@@ -18391,7 +17806,6 @@
         </w:rPr>
         <w:t>;</w:t>
       </w:r>
-      <w:proofErr w:type="gramEnd"/>
     </w:p>
     <w:p>
       <w:pPr>
@@ -18455,19 +17869,93 @@
           <w:sz w:val="14"/>
           <w:szCs w:val="14"/>
         </w:rPr>
+        <w:t xml:space="preserve"> pos;</w:t>
+      </w:r>
+    </w:p>
+    <w:p>
+      <w:pPr>
+        <w:pStyle w:val="ac"/>
+        <w:pBdr>
+          <w:top w:val="single" w:sz="6" w:space="2" w:color="888888"/>
+          <w:left w:val="single" w:sz="6" w:space="2" w:color="888888"/>
+          <w:bottom w:val="single" w:sz="6" w:space="2" w:color="888888"/>
+          <w:right w:val="single" w:sz="6" w:space="2" w:color="888888"/>
+        </w:pBdr>
+        <w:shd w:val="clear" w:color="auto" w:fill="2B2B2B"/>
+        <w:tabs>
+          <w:tab w:val="left" w:pos="916"/>
+          <w:tab w:val="left" w:pos="1832"/>
+          <w:tab w:val="left" w:pos="2748"/>
+          <w:tab w:val="left" w:pos="3664"/>
+          <w:tab w:val="left" w:pos="4580"/>
+          <w:tab w:val="left" w:pos="5496"/>
+          <w:tab w:val="left" w:pos="6412"/>
+          <w:tab w:val="left" w:pos="7328"/>
+          <w:tab w:val="left" w:pos="8244"/>
+          <w:tab w:val="left" w:pos="9160"/>
+          <w:tab w:val="left" w:pos="10076"/>
+          <w:tab w:val="left" w:pos="10992"/>
+          <w:tab w:val="left" w:pos="11908"/>
+          <w:tab w:val="left" w:pos="12824"/>
+          <w:tab w:val="left" w:pos="13740"/>
+          <w:tab w:val="left" w:pos="14656"/>
+        </w:tabs>
+        <w:spacing w:before="0" w:beforeAutospacing="0" w:after="0" w:afterAutospacing="0"/>
+        <w:divId w:val="670452441"/>
+        <w:rPr>
+          <w:rFonts w:ascii="나눔고딕" w:eastAsia="나눔고딕" w:hAnsi="나눔고딕" w:cs="Courier New"/>
+          <w:color w:val="F8F8F2"/>
+          <w:sz w:val="14"/>
+          <w:szCs w:val="14"/>
+        </w:rPr>
+      </w:pPr>
+      <w:r>
+        <w:rPr>
+          <w:rFonts w:ascii="나눔고딕" w:eastAsia="나눔고딕" w:hAnsi="나눔고딕" w:cs="Courier New" w:hint="eastAsia"/>
+          <w:color w:val="F8F8F2"/>
+          <w:sz w:val="14"/>
+          <w:szCs w:val="14"/>
+        </w:rPr>
+        <w:tab/>
+      </w:r>
+      <w:r>
+        <w:rPr>
+          <w:rFonts w:ascii="나눔고딕" w:eastAsia="나눔고딕" w:hAnsi="나눔고딕" w:cs="Courier New" w:hint="eastAsia"/>
+          <w:color w:val="00E0E0"/>
+          <w:sz w:val="14"/>
+          <w:szCs w:val="14"/>
+        </w:rPr>
+        <w:t>Rotation</w:t>
+      </w:r>
+      <w:r>
+        <w:rPr>
+          <w:rFonts w:ascii="나눔고딕" w:eastAsia="나눔고딕" w:hAnsi="나눔고딕" w:cs="Courier New" w:hint="eastAsia"/>
+          <w:color w:val="F8F8F2"/>
+          <w:sz w:val="14"/>
+          <w:szCs w:val="14"/>
+        </w:rPr>
         <w:t xml:space="preserve"> </w:t>
       </w:r>
-      <w:proofErr w:type="gramStart"/>
-      <w:r>
-        <w:rPr>
-          <w:rFonts w:ascii="나눔고딕" w:eastAsia="나눔고딕" w:hAnsi="나눔고딕" w:cs="Courier New" w:hint="eastAsia"/>
-          <w:color w:val="F8F8F2"/>
-          <w:sz w:val="14"/>
-          <w:szCs w:val="14"/>
-        </w:rPr>
-        <w:t>pos;</w:t>
-      </w:r>
-      <w:proofErr w:type="gramEnd"/>
+      <w:proofErr w:type="spellStart"/>
+      <w:r>
+        <w:rPr>
+          <w:rFonts w:ascii="나눔고딕" w:eastAsia="나눔고딕" w:hAnsi="나눔고딕" w:cs="Courier New" w:hint="eastAsia"/>
+          <w:color w:val="F8F8F2"/>
+          <w:sz w:val="14"/>
+          <w:szCs w:val="14"/>
+        </w:rPr>
+        <w:t>rotation</w:t>
+      </w:r>
+      <w:proofErr w:type="spellEnd"/>
+      <w:r>
+        <w:rPr>
+          <w:rFonts w:ascii="나눔고딕" w:eastAsia="나눔고딕" w:hAnsi="나눔고딕" w:cs="Courier New" w:hint="eastAsia"/>
+          <w:color w:val="F8F8F2"/>
+          <w:sz w:val="14"/>
+          <w:szCs w:val="14"/>
+        </w:rPr>
+        <w:t>;</w:t>
+      </w:r>
     </w:p>
     <w:p>
       <w:pPr>
@@ -18515,6 +18003,7 @@
         </w:rPr>
         <w:tab/>
       </w:r>
+      <w:proofErr w:type="spellStart"/>
       <w:r>
         <w:rPr>
           <w:rFonts w:ascii="나눔고딕" w:eastAsia="나눔고딕" w:hAnsi="나눔고딕" w:cs="Courier New" w:hint="eastAsia"/>
@@ -18522,27 +18011,7 @@
           <w:sz w:val="14"/>
           <w:szCs w:val="14"/>
         </w:rPr>
-        <w:t>Rotation</w:t>
-      </w:r>
-      <w:r>
-        <w:rPr>
-          <w:rFonts w:ascii="나눔고딕" w:eastAsia="나눔고딕" w:hAnsi="나눔고딕" w:cs="Courier New" w:hint="eastAsia"/>
-          <w:color w:val="F8F8F2"/>
-          <w:sz w:val="14"/>
-          <w:szCs w:val="14"/>
-        </w:rPr>
-        <w:t xml:space="preserve"> </w:t>
-      </w:r>
-      <w:proofErr w:type="spellStart"/>
-      <w:proofErr w:type="gramStart"/>
-      <w:r>
-        <w:rPr>
-          <w:rFonts w:ascii="나눔고딕" w:eastAsia="나눔고딕" w:hAnsi="나눔고딕" w:cs="Courier New" w:hint="eastAsia"/>
-          <w:color w:val="F8F8F2"/>
-          <w:sz w:val="14"/>
-          <w:szCs w:val="14"/>
-        </w:rPr>
-        <w:t>rotation</w:t>
+        <w:t>ObjectState</w:t>
       </w:r>
       <w:proofErr w:type="spellEnd"/>
       <w:r>
@@ -18552,87 +18021,8 @@
           <w:sz w:val="14"/>
           <w:szCs w:val="14"/>
         </w:rPr>
-        <w:t>;</w:t>
-      </w:r>
-      <w:proofErr w:type="gramEnd"/>
-    </w:p>
-    <w:p>
-      <w:pPr>
-        <w:pStyle w:val="ac"/>
-        <w:pBdr>
-          <w:top w:val="single" w:sz="6" w:space="2" w:color="888888"/>
-          <w:left w:val="single" w:sz="6" w:space="2" w:color="888888"/>
-          <w:bottom w:val="single" w:sz="6" w:space="2" w:color="888888"/>
-          <w:right w:val="single" w:sz="6" w:space="2" w:color="888888"/>
-        </w:pBdr>
-        <w:shd w:val="clear" w:color="auto" w:fill="2B2B2B"/>
-        <w:tabs>
-          <w:tab w:val="left" w:pos="916"/>
-          <w:tab w:val="left" w:pos="1832"/>
-          <w:tab w:val="left" w:pos="2748"/>
-          <w:tab w:val="left" w:pos="3664"/>
-          <w:tab w:val="left" w:pos="4580"/>
-          <w:tab w:val="left" w:pos="5496"/>
-          <w:tab w:val="left" w:pos="6412"/>
-          <w:tab w:val="left" w:pos="7328"/>
-          <w:tab w:val="left" w:pos="8244"/>
-          <w:tab w:val="left" w:pos="9160"/>
-          <w:tab w:val="left" w:pos="10076"/>
-          <w:tab w:val="left" w:pos="10992"/>
-          <w:tab w:val="left" w:pos="11908"/>
-          <w:tab w:val="left" w:pos="12824"/>
-          <w:tab w:val="left" w:pos="13740"/>
-          <w:tab w:val="left" w:pos="14656"/>
-        </w:tabs>
-        <w:spacing w:before="0" w:beforeAutospacing="0" w:after="0" w:afterAutospacing="0"/>
-        <w:divId w:val="670452441"/>
-        <w:rPr>
-          <w:rFonts w:ascii="나눔고딕" w:eastAsia="나눔고딕" w:hAnsi="나눔고딕" w:cs="Courier New"/>
-          <w:color w:val="F8F8F2"/>
-          <w:sz w:val="14"/>
-          <w:szCs w:val="14"/>
-        </w:rPr>
-      </w:pPr>
-      <w:r>
-        <w:rPr>
-          <w:rFonts w:ascii="나눔고딕" w:eastAsia="나눔고딕" w:hAnsi="나눔고딕" w:cs="Courier New" w:hint="eastAsia"/>
-          <w:color w:val="F8F8F2"/>
-          <w:sz w:val="14"/>
-          <w:szCs w:val="14"/>
-        </w:rPr>
-        <w:tab/>
-      </w:r>
-      <w:proofErr w:type="spellStart"/>
-      <w:r>
-        <w:rPr>
-          <w:rFonts w:ascii="나눔고딕" w:eastAsia="나눔고딕" w:hAnsi="나눔고딕" w:cs="Courier New" w:hint="eastAsia"/>
-          <w:color w:val="00E0E0"/>
-          <w:sz w:val="14"/>
-          <w:szCs w:val="14"/>
-        </w:rPr>
-        <w:t>ObjectState</w:t>
-      </w:r>
-      <w:proofErr w:type="spellEnd"/>
-      <w:r>
-        <w:rPr>
-          <w:rFonts w:ascii="나눔고딕" w:eastAsia="나눔고딕" w:hAnsi="나눔고딕" w:cs="Courier New" w:hint="eastAsia"/>
-          <w:color w:val="F8F8F2"/>
-          <w:sz w:val="14"/>
-          <w:szCs w:val="14"/>
-        </w:rPr>
-        <w:t xml:space="preserve"> </w:t>
-      </w:r>
-      <w:proofErr w:type="gramStart"/>
-      <w:r>
-        <w:rPr>
-          <w:rFonts w:ascii="나눔고딕" w:eastAsia="나눔고딕" w:hAnsi="나눔고딕" w:cs="Courier New" w:hint="eastAsia"/>
-          <w:color w:val="F8F8F2"/>
-          <w:sz w:val="14"/>
-          <w:szCs w:val="14"/>
-        </w:rPr>
-        <w:t>state;</w:t>
-      </w:r>
-      <w:proofErr w:type="gramEnd"/>
+        <w:t xml:space="preserve"> state;</w:t>
+      </w:r>
     </w:p>
     <w:p>
       <w:pPr>
@@ -18911,7 +18301,6 @@
         <w:t xml:space="preserve"> </w:t>
       </w:r>
       <w:proofErr w:type="spellStart"/>
-      <w:proofErr w:type="gramStart"/>
       <w:r>
         <w:rPr>
           <w:rFonts w:ascii="나눔고딕" w:eastAsia="나눔고딕" w:hAnsi="나눔고딕" w:cs="Courier New" w:hint="eastAsia"/>
@@ -18931,7 +18320,6 @@
         </w:rPr>
         <w:t>;</w:t>
       </w:r>
-      <w:proofErr w:type="gramEnd"/>
     </w:p>
     <w:p>
       <w:pPr>
@@ -19000,7 +18388,6 @@
         <w:t xml:space="preserve"> </w:t>
       </w:r>
       <w:proofErr w:type="spellStart"/>
-      <w:proofErr w:type="gramStart"/>
       <w:r>
         <w:rPr>
           <w:rFonts w:ascii="나눔고딕" w:eastAsia="나눔고딕" w:hAnsi="나눔고딕" w:cs="Courier New" w:hint="eastAsia"/>
@@ -19020,7 +18407,6 @@
         </w:rPr>
         <w:t>;</w:t>
       </w:r>
-      <w:proofErr w:type="gramEnd"/>
     </w:p>
     <w:p>
       <w:pPr>
@@ -19089,7 +18475,6 @@
         <w:t xml:space="preserve"> </w:t>
       </w:r>
       <w:proofErr w:type="spellStart"/>
-      <w:proofErr w:type="gramStart"/>
       <w:r>
         <w:rPr>
           <w:rFonts w:ascii="나눔고딕" w:eastAsia="나눔고딕" w:hAnsi="나눔고딕" w:cs="Courier New" w:hint="eastAsia"/>
@@ -19109,7 +18494,6 @@
         </w:rPr>
         <w:t>;</w:t>
       </w:r>
-      <w:proofErr w:type="gramEnd"/>
     </w:p>
     <w:p>
       <w:pPr>
@@ -19388,7 +18772,6 @@
         <w:t xml:space="preserve"> </w:t>
       </w:r>
       <w:proofErr w:type="spellStart"/>
-      <w:proofErr w:type="gramStart"/>
       <w:r>
         <w:rPr>
           <w:rFonts w:ascii="나눔고딕" w:eastAsia="나눔고딕" w:hAnsi="나눔고딕" w:cs="Courier New" w:hint="eastAsia"/>
@@ -19408,7 +18791,6 @@
         </w:rPr>
         <w:t>;</w:t>
       </w:r>
-      <w:proofErr w:type="gramEnd"/>
     </w:p>
     <w:p>
       <w:pPr>
@@ -19477,7 +18859,6 @@
         <w:t xml:space="preserve"> </w:t>
       </w:r>
       <w:proofErr w:type="spellStart"/>
-      <w:proofErr w:type="gramStart"/>
       <w:r>
         <w:rPr>
           <w:rFonts w:ascii="나눔고딕" w:eastAsia="나눔고딕" w:hAnsi="나눔고딕" w:cs="Courier New" w:hint="eastAsia"/>
@@ -19497,7 +18878,6 @@
         </w:rPr>
         <w:t>;</w:t>
       </w:r>
-      <w:proofErr w:type="gramEnd"/>
     </w:p>
     <w:p>
       <w:pPr>
@@ -19543,7 +18923,6 @@
           <w:sz w:val="14"/>
           <w:szCs w:val="14"/>
         </w:rPr>
-        <w:lastRenderedPageBreak/>
         <w:t>};</w:t>
       </w:r>
     </w:p>
@@ -19777,7 +19156,6 @@
         <w:t xml:space="preserve"> </w:t>
       </w:r>
       <w:proofErr w:type="spellStart"/>
-      <w:proofErr w:type="gramStart"/>
       <w:r>
         <w:rPr>
           <w:rFonts w:ascii="나눔고딕" w:eastAsia="나눔고딕" w:hAnsi="나눔고딕" w:cs="Courier New" w:hint="eastAsia"/>
@@ -19797,7 +19175,6 @@
         </w:rPr>
         <w:t>;</w:t>
       </w:r>
-      <w:proofErr w:type="gramEnd"/>
     </w:p>
     <w:p>
       <w:pPr>
@@ -19866,7 +19243,6 @@
         <w:t xml:space="preserve"> </w:t>
       </w:r>
       <w:proofErr w:type="spellStart"/>
-      <w:proofErr w:type="gramStart"/>
       <w:r>
         <w:rPr>
           <w:rFonts w:ascii="나눔고딕" w:eastAsia="나눔고딕" w:hAnsi="나눔고딕" w:cs="Courier New" w:hint="eastAsia"/>
@@ -19886,7 +19262,6 @@
         </w:rPr>
         <w:t>;</w:t>
       </w:r>
-      <w:proofErr w:type="gramEnd"/>
     </w:p>
     <w:p>
       <w:pPr>
@@ -20165,7 +19540,6 @@
         <w:t xml:space="preserve"> </w:t>
       </w:r>
       <w:proofErr w:type="spellStart"/>
-      <w:proofErr w:type="gramStart"/>
       <w:r>
         <w:rPr>
           <w:rFonts w:ascii="나눔고딕" w:eastAsia="나눔고딕" w:hAnsi="나눔고딕" w:cs="Courier New" w:hint="eastAsia"/>
@@ -20185,7 +19559,6 @@
         </w:rPr>
         <w:t>;</w:t>
       </w:r>
-      <w:proofErr w:type="gramEnd"/>
     </w:p>
     <w:p>
       <w:pPr>
@@ -20254,7 +19627,6 @@
         <w:t xml:space="preserve"> </w:t>
       </w:r>
       <w:proofErr w:type="spellStart"/>
-      <w:proofErr w:type="gramStart"/>
       <w:r>
         <w:rPr>
           <w:rFonts w:ascii="나눔고딕" w:eastAsia="나눔고딕" w:hAnsi="나눔고딕" w:cs="Courier New" w:hint="eastAsia"/>
@@ -20274,7 +19646,6 @@
         </w:rPr>
         <w:t>;</w:t>
       </w:r>
-      <w:proofErr w:type="gramEnd"/>
     </w:p>
     <w:p>
       <w:pPr>
@@ -20343,7 +19714,6 @@
         <w:t xml:space="preserve"> </w:t>
       </w:r>
       <w:proofErr w:type="spellStart"/>
-      <w:proofErr w:type="gramStart"/>
       <w:r>
         <w:rPr>
           <w:rFonts w:ascii="나눔고딕" w:eastAsia="나눔고딕" w:hAnsi="나눔고딕" w:cs="Courier New" w:hint="eastAsia"/>
@@ -20363,7 +19733,6 @@
         </w:rPr>
         <w:t>;</w:t>
       </w:r>
-      <w:proofErr w:type="gramEnd"/>
     </w:p>
     <w:p>
       <w:pPr>
@@ -20686,19 +20055,8 @@
           <w:sz w:val="14"/>
           <w:szCs w:val="14"/>
         </w:rPr>
-        <w:t xml:space="preserve"> </w:t>
-      </w:r>
-      <w:proofErr w:type="gramStart"/>
-      <w:r>
-        <w:rPr>
-          <w:rFonts w:ascii="나눔고딕" w:eastAsia="나눔고딕" w:hAnsi="나눔고딕" w:cs="Courier New" w:hint="eastAsia"/>
-          <w:color w:val="F8F8F2"/>
-          <w:sz w:val="14"/>
-          <w:szCs w:val="14"/>
-        </w:rPr>
-        <w:t>type;</w:t>
-      </w:r>
-      <w:proofErr w:type="gramEnd"/>
+        <w:t xml:space="preserve"> type;</w:t>
+      </w:r>
     </w:p>
     <w:p>
       <w:pPr>
@@ -20767,7 +20125,6 @@
         <w:t xml:space="preserve"> </w:t>
       </w:r>
       <w:proofErr w:type="spellStart"/>
-      <w:proofErr w:type="gramStart"/>
       <w:r>
         <w:rPr>
           <w:rFonts w:ascii="나눔고딕" w:eastAsia="나눔고딕" w:hAnsi="나눔고딕" w:cs="Courier New" w:hint="eastAsia"/>
@@ -20787,7 +20144,6 @@
         </w:rPr>
         <w:t>;</w:t>
       </w:r>
-      <w:proofErr w:type="gramEnd"/>
     </w:p>
     <w:p>
       <w:pPr>
@@ -20851,86 +20207,74 @@
           <w:sz w:val="14"/>
           <w:szCs w:val="14"/>
         </w:rPr>
+        <w:t xml:space="preserve"> pos;</w:t>
+      </w:r>
+    </w:p>
+    <w:p>
+      <w:pPr>
+        <w:pStyle w:val="ac"/>
+        <w:pBdr>
+          <w:top w:val="single" w:sz="6" w:space="2" w:color="888888"/>
+          <w:left w:val="single" w:sz="6" w:space="2" w:color="888888"/>
+          <w:bottom w:val="single" w:sz="6" w:space="2" w:color="888888"/>
+          <w:right w:val="single" w:sz="6" w:space="2" w:color="888888"/>
+        </w:pBdr>
+        <w:shd w:val="clear" w:color="auto" w:fill="2B2B2B"/>
+        <w:tabs>
+          <w:tab w:val="left" w:pos="916"/>
+          <w:tab w:val="left" w:pos="1832"/>
+          <w:tab w:val="left" w:pos="2748"/>
+          <w:tab w:val="left" w:pos="3664"/>
+          <w:tab w:val="left" w:pos="4580"/>
+          <w:tab w:val="left" w:pos="5496"/>
+          <w:tab w:val="left" w:pos="6412"/>
+          <w:tab w:val="left" w:pos="7328"/>
+          <w:tab w:val="left" w:pos="8244"/>
+          <w:tab w:val="left" w:pos="9160"/>
+          <w:tab w:val="left" w:pos="10076"/>
+          <w:tab w:val="left" w:pos="10992"/>
+          <w:tab w:val="left" w:pos="11908"/>
+          <w:tab w:val="left" w:pos="12824"/>
+          <w:tab w:val="left" w:pos="13740"/>
+          <w:tab w:val="left" w:pos="14656"/>
+        </w:tabs>
+        <w:spacing w:before="0" w:beforeAutospacing="0" w:after="0" w:afterAutospacing="0"/>
+        <w:divId w:val="670452441"/>
+        <w:rPr>
+          <w:rFonts w:ascii="나눔고딕" w:eastAsia="나눔고딕" w:hAnsi="나눔고딕" w:cs="Courier New"/>
+          <w:color w:val="F8F8F2"/>
+          <w:sz w:val="14"/>
+          <w:szCs w:val="14"/>
+        </w:rPr>
+      </w:pPr>
+      <w:r>
+        <w:rPr>
+          <w:rFonts w:ascii="나눔고딕" w:eastAsia="나눔고딕" w:hAnsi="나눔고딕" w:cs="Courier New" w:hint="eastAsia"/>
+          <w:color w:val="F8F8F2"/>
+          <w:sz w:val="14"/>
+          <w:szCs w:val="14"/>
+        </w:rPr>
+        <w:tab/>
+      </w:r>
+      <w:r>
+        <w:rPr>
+          <w:rFonts w:ascii="나눔고딕" w:eastAsia="나눔고딕" w:hAnsi="나눔고딕" w:cs="Courier New" w:hint="eastAsia"/>
+          <w:color w:val="00E0E0"/>
+          <w:sz w:val="14"/>
+          <w:szCs w:val="14"/>
+        </w:rPr>
+        <w:t>Rotation</w:t>
+      </w:r>
+      <w:r>
+        <w:rPr>
+          <w:rFonts w:ascii="나눔고딕" w:eastAsia="나눔고딕" w:hAnsi="나눔고딕" w:cs="Courier New" w:hint="eastAsia"/>
+          <w:color w:val="F8F8F2"/>
+          <w:sz w:val="14"/>
+          <w:szCs w:val="14"/>
+        </w:rPr>
         <w:t xml:space="preserve"> </w:t>
       </w:r>
-      <w:proofErr w:type="gramStart"/>
-      <w:r>
-        <w:rPr>
-          <w:rFonts w:ascii="나눔고딕" w:eastAsia="나눔고딕" w:hAnsi="나눔고딕" w:cs="Courier New" w:hint="eastAsia"/>
-          <w:color w:val="F8F8F2"/>
-          <w:sz w:val="14"/>
-          <w:szCs w:val="14"/>
-        </w:rPr>
-        <w:t>pos;</w:t>
-      </w:r>
-      <w:proofErr w:type="gramEnd"/>
-    </w:p>
-    <w:p>
-      <w:pPr>
-        <w:pStyle w:val="ac"/>
-        <w:pBdr>
-          <w:top w:val="single" w:sz="6" w:space="2" w:color="888888"/>
-          <w:left w:val="single" w:sz="6" w:space="2" w:color="888888"/>
-          <w:bottom w:val="single" w:sz="6" w:space="2" w:color="888888"/>
-          <w:right w:val="single" w:sz="6" w:space="2" w:color="888888"/>
-        </w:pBdr>
-        <w:shd w:val="clear" w:color="auto" w:fill="2B2B2B"/>
-        <w:tabs>
-          <w:tab w:val="left" w:pos="916"/>
-          <w:tab w:val="left" w:pos="1832"/>
-          <w:tab w:val="left" w:pos="2748"/>
-          <w:tab w:val="left" w:pos="3664"/>
-          <w:tab w:val="left" w:pos="4580"/>
-          <w:tab w:val="left" w:pos="5496"/>
-          <w:tab w:val="left" w:pos="6412"/>
-          <w:tab w:val="left" w:pos="7328"/>
-          <w:tab w:val="left" w:pos="8244"/>
-          <w:tab w:val="left" w:pos="9160"/>
-          <w:tab w:val="left" w:pos="10076"/>
-          <w:tab w:val="left" w:pos="10992"/>
-          <w:tab w:val="left" w:pos="11908"/>
-          <w:tab w:val="left" w:pos="12824"/>
-          <w:tab w:val="left" w:pos="13740"/>
-          <w:tab w:val="left" w:pos="14656"/>
-        </w:tabs>
-        <w:spacing w:before="0" w:beforeAutospacing="0" w:after="0" w:afterAutospacing="0"/>
-        <w:divId w:val="670452441"/>
-        <w:rPr>
-          <w:rFonts w:ascii="나눔고딕" w:eastAsia="나눔고딕" w:hAnsi="나눔고딕" w:cs="Courier New"/>
-          <w:color w:val="F8F8F2"/>
-          <w:sz w:val="14"/>
-          <w:szCs w:val="14"/>
-        </w:rPr>
-      </w:pPr>
-      <w:r>
-        <w:rPr>
-          <w:rFonts w:ascii="나눔고딕" w:eastAsia="나눔고딕" w:hAnsi="나눔고딕" w:cs="Courier New" w:hint="eastAsia"/>
-          <w:color w:val="F8F8F2"/>
-          <w:sz w:val="14"/>
-          <w:szCs w:val="14"/>
-        </w:rPr>
-        <w:tab/>
-      </w:r>
-      <w:r>
-        <w:rPr>
-          <w:rFonts w:ascii="나눔고딕" w:eastAsia="나눔고딕" w:hAnsi="나눔고딕" w:cs="Courier New" w:hint="eastAsia"/>
-          <w:color w:val="00E0E0"/>
-          <w:sz w:val="14"/>
-          <w:szCs w:val="14"/>
-        </w:rPr>
-        <w:t>Rotation</w:t>
-      </w:r>
-      <w:r>
-        <w:rPr>
-          <w:rFonts w:ascii="나눔고딕" w:eastAsia="나눔고딕" w:hAnsi="나눔고딕" w:cs="Courier New" w:hint="eastAsia"/>
-          <w:color w:val="F8F8F2"/>
-          <w:sz w:val="14"/>
-          <w:szCs w:val="14"/>
-        </w:rPr>
-        <w:t xml:space="preserve"> </w:t>
-      </w:r>
       <w:proofErr w:type="spellStart"/>
-      <w:proofErr w:type="gramStart"/>
       <w:r>
         <w:rPr>
           <w:rFonts w:ascii="나눔고딕" w:eastAsia="나눔고딕" w:hAnsi="나눔고딕" w:cs="Courier New" w:hint="eastAsia"/>
@@ -20950,7 +20294,6 @@
         </w:rPr>
         <w:t>;</w:t>
       </w:r>
-      <w:proofErr w:type="gramEnd"/>
     </w:p>
     <w:p>
       <w:pPr>
@@ -21229,7 +20572,6 @@
         <w:t xml:space="preserve"> </w:t>
       </w:r>
       <w:proofErr w:type="spellStart"/>
-      <w:proofErr w:type="gramStart"/>
       <w:r>
         <w:rPr>
           <w:rFonts w:ascii="나눔고딕" w:eastAsia="나눔고딕" w:hAnsi="나눔고딕" w:cs="Courier New" w:hint="eastAsia"/>
@@ -21249,7 +20591,6 @@
         </w:rPr>
         <w:t>;</w:t>
       </w:r>
-      <w:proofErr w:type="gramEnd"/>
     </w:p>
     <w:p>
       <w:pPr>
@@ -21316,7 +20657,6 @@
         <w:t xml:space="preserve"> </w:t>
       </w:r>
       <w:proofErr w:type="spellStart"/>
-      <w:proofErr w:type="gramStart"/>
       <w:r>
         <w:rPr>
           <w:rFonts w:ascii="나눔고딕" w:eastAsia="나눔고딕" w:hAnsi="나눔고딕" w:cs="Courier New" w:hint="eastAsia"/>
@@ -21336,7 +20676,6 @@
         </w:rPr>
         <w:t>;</w:t>
       </w:r>
-      <w:proofErr w:type="gramEnd"/>
     </w:p>
     <w:p>
       <w:pPr>
@@ -21407,7 +20746,6 @@
         <w:t xml:space="preserve"> </w:t>
       </w:r>
       <w:proofErr w:type="spellStart"/>
-      <w:proofErr w:type="gramStart"/>
       <w:r>
         <w:rPr>
           <w:rFonts w:ascii="나눔고딕" w:eastAsia="나눔고딕" w:hAnsi="나눔고딕" w:cs="Courier New" w:hint="eastAsia"/>
@@ -21427,7 +20765,6 @@
         </w:rPr>
         <w:t>;</w:t>
       </w:r>
-      <w:proofErr w:type="gramEnd"/>
     </w:p>
     <w:p>
       <w:pPr>
@@ -21491,86 +20828,74 @@
           <w:sz w:val="14"/>
           <w:szCs w:val="14"/>
         </w:rPr>
+        <w:t xml:space="preserve"> pos;</w:t>
+      </w:r>
+    </w:p>
+    <w:p>
+      <w:pPr>
+        <w:pStyle w:val="ac"/>
+        <w:pBdr>
+          <w:top w:val="single" w:sz="6" w:space="2" w:color="888888"/>
+          <w:left w:val="single" w:sz="6" w:space="2" w:color="888888"/>
+          <w:bottom w:val="single" w:sz="6" w:space="2" w:color="888888"/>
+          <w:right w:val="single" w:sz="6" w:space="2" w:color="888888"/>
+        </w:pBdr>
+        <w:shd w:val="clear" w:color="auto" w:fill="2B2B2B"/>
+        <w:tabs>
+          <w:tab w:val="left" w:pos="916"/>
+          <w:tab w:val="left" w:pos="1832"/>
+          <w:tab w:val="left" w:pos="2748"/>
+          <w:tab w:val="left" w:pos="3664"/>
+          <w:tab w:val="left" w:pos="4580"/>
+          <w:tab w:val="left" w:pos="5496"/>
+          <w:tab w:val="left" w:pos="6412"/>
+          <w:tab w:val="left" w:pos="7328"/>
+          <w:tab w:val="left" w:pos="8244"/>
+          <w:tab w:val="left" w:pos="9160"/>
+          <w:tab w:val="left" w:pos="10076"/>
+          <w:tab w:val="left" w:pos="10992"/>
+          <w:tab w:val="left" w:pos="11908"/>
+          <w:tab w:val="left" w:pos="12824"/>
+          <w:tab w:val="left" w:pos="13740"/>
+          <w:tab w:val="left" w:pos="14656"/>
+        </w:tabs>
+        <w:spacing w:before="0" w:beforeAutospacing="0" w:after="0" w:afterAutospacing="0"/>
+        <w:divId w:val="670452441"/>
+        <w:rPr>
+          <w:rFonts w:ascii="나눔고딕" w:eastAsia="나눔고딕" w:hAnsi="나눔고딕" w:cs="Courier New"/>
+          <w:color w:val="F8F8F2"/>
+          <w:sz w:val="14"/>
+          <w:szCs w:val="14"/>
+        </w:rPr>
+      </w:pPr>
+      <w:r>
+        <w:rPr>
+          <w:rFonts w:ascii="나눔고딕" w:eastAsia="나눔고딕" w:hAnsi="나눔고딕" w:cs="Courier New" w:hint="eastAsia"/>
+          <w:color w:val="F8F8F2"/>
+          <w:sz w:val="14"/>
+          <w:szCs w:val="14"/>
+        </w:rPr>
+        <w:tab/>
+      </w:r>
+      <w:r>
+        <w:rPr>
+          <w:rFonts w:ascii="나눔고딕" w:eastAsia="나눔고딕" w:hAnsi="나눔고딕" w:cs="Courier New" w:hint="eastAsia"/>
+          <w:color w:val="00E0E0"/>
+          <w:sz w:val="14"/>
+          <w:szCs w:val="14"/>
+        </w:rPr>
+        <w:t>Rotation</w:t>
+      </w:r>
+      <w:r>
+        <w:rPr>
+          <w:rFonts w:ascii="나눔고딕" w:eastAsia="나눔고딕" w:hAnsi="나눔고딕" w:cs="Courier New" w:hint="eastAsia"/>
+          <w:color w:val="F8F8F2"/>
+          <w:sz w:val="14"/>
+          <w:szCs w:val="14"/>
+        </w:rPr>
         <w:t xml:space="preserve"> </w:t>
       </w:r>
-      <w:proofErr w:type="gramStart"/>
-      <w:r>
-        <w:rPr>
-          <w:rFonts w:ascii="나눔고딕" w:eastAsia="나눔고딕" w:hAnsi="나눔고딕" w:cs="Courier New" w:hint="eastAsia"/>
-          <w:color w:val="F8F8F2"/>
-          <w:sz w:val="14"/>
-          <w:szCs w:val="14"/>
-        </w:rPr>
-        <w:t>pos;</w:t>
-      </w:r>
-      <w:proofErr w:type="gramEnd"/>
-    </w:p>
-    <w:p>
-      <w:pPr>
-        <w:pStyle w:val="ac"/>
-        <w:pBdr>
-          <w:top w:val="single" w:sz="6" w:space="2" w:color="888888"/>
-          <w:left w:val="single" w:sz="6" w:space="2" w:color="888888"/>
-          <w:bottom w:val="single" w:sz="6" w:space="2" w:color="888888"/>
-          <w:right w:val="single" w:sz="6" w:space="2" w:color="888888"/>
-        </w:pBdr>
-        <w:shd w:val="clear" w:color="auto" w:fill="2B2B2B"/>
-        <w:tabs>
-          <w:tab w:val="left" w:pos="916"/>
-          <w:tab w:val="left" w:pos="1832"/>
-          <w:tab w:val="left" w:pos="2748"/>
-          <w:tab w:val="left" w:pos="3664"/>
-          <w:tab w:val="left" w:pos="4580"/>
-          <w:tab w:val="left" w:pos="5496"/>
-          <w:tab w:val="left" w:pos="6412"/>
-          <w:tab w:val="left" w:pos="7328"/>
-          <w:tab w:val="left" w:pos="8244"/>
-          <w:tab w:val="left" w:pos="9160"/>
-          <w:tab w:val="left" w:pos="10076"/>
-          <w:tab w:val="left" w:pos="10992"/>
-          <w:tab w:val="left" w:pos="11908"/>
-          <w:tab w:val="left" w:pos="12824"/>
-          <w:tab w:val="left" w:pos="13740"/>
-          <w:tab w:val="left" w:pos="14656"/>
-        </w:tabs>
-        <w:spacing w:before="0" w:beforeAutospacing="0" w:after="0" w:afterAutospacing="0"/>
-        <w:divId w:val="670452441"/>
-        <w:rPr>
-          <w:rFonts w:ascii="나눔고딕" w:eastAsia="나눔고딕" w:hAnsi="나눔고딕" w:cs="Courier New"/>
-          <w:color w:val="F8F8F2"/>
-          <w:sz w:val="14"/>
-          <w:szCs w:val="14"/>
-        </w:rPr>
-      </w:pPr>
-      <w:r>
-        <w:rPr>
-          <w:rFonts w:ascii="나눔고딕" w:eastAsia="나눔고딕" w:hAnsi="나눔고딕" w:cs="Courier New" w:hint="eastAsia"/>
-          <w:color w:val="F8F8F2"/>
-          <w:sz w:val="14"/>
-          <w:szCs w:val="14"/>
-        </w:rPr>
-        <w:tab/>
-      </w:r>
-      <w:r>
-        <w:rPr>
-          <w:rFonts w:ascii="나눔고딕" w:eastAsia="나눔고딕" w:hAnsi="나눔고딕" w:cs="Courier New" w:hint="eastAsia"/>
-          <w:color w:val="00E0E0"/>
-          <w:sz w:val="14"/>
-          <w:szCs w:val="14"/>
-        </w:rPr>
-        <w:t>Rotation</w:t>
-      </w:r>
-      <w:r>
-        <w:rPr>
-          <w:rFonts w:ascii="나눔고딕" w:eastAsia="나눔고딕" w:hAnsi="나눔고딕" w:cs="Courier New" w:hint="eastAsia"/>
-          <w:color w:val="F8F8F2"/>
-          <w:sz w:val="14"/>
-          <w:szCs w:val="14"/>
-        </w:rPr>
-        <w:t xml:space="preserve"> </w:t>
-      </w:r>
       <w:proofErr w:type="spellStart"/>
-      <w:proofErr w:type="gramStart"/>
       <w:r>
         <w:rPr>
           <w:rFonts w:ascii="나눔고딕" w:eastAsia="나눔고딕" w:hAnsi="나눔고딕" w:cs="Courier New" w:hint="eastAsia"/>
@@ -21590,7 +20915,6 @@
         </w:rPr>
         <w:t>;</w:t>
       </w:r>
-      <w:proofErr w:type="gramEnd"/>
     </w:p>
     <w:p>
       <w:pPr>
@@ -21799,6 +21123,7 @@
           <w:sz w:val="14"/>
           <w:szCs w:val="14"/>
         </w:rPr>
+        <w:lastRenderedPageBreak/>
         <w:t>{</w:t>
       </w:r>
     </w:p>
@@ -21869,7 +21194,6 @@
         <w:t xml:space="preserve"> </w:t>
       </w:r>
       <w:proofErr w:type="spellStart"/>
-      <w:proofErr w:type="gramStart"/>
       <w:r>
         <w:rPr>
           <w:rFonts w:ascii="나눔고딕" w:eastAsia="나눔고딕" w:hAnsi="나눔고딕" w:cs="Courier New" w:hint="eastAsia"/>
@@ -21889,7 +21213,6 @@
         </w:rPr>
         <w:t>;</w:t>
       </w:r>
-      <w:proofErr w:type="gramEnd"/>
     </w:p>
     <w:p>
       <w:pPr>
@@ -21958,7 +21281,6 @@
         <w:t xml:space="preserve"> </w:t>
       </w:r>
       <w:proofErr w:type="spellStart"/>
-      <w:proofErr w:type="gramStart"/>
       <w:r>
         <w:rPr>
           <w:rFonts w:ascii="나눔고딕" w:eastAsia="나눔고딕" w:hAnsi="나눔고딕" w:cs="Courier New" w:hint="eastAsia"/>
@@ -21978,7 +21300,6 @@
         </w:rPr>
         <w:t>;</w:t>
       </w:r>
-      <w:proofErr w:type="gramEnd"/>
     </w:p>
     <w:p>
       <w:pPr>
@@ -22257,7 +21578,6 @@
         <w:t xml:space="preserve"> </w:t>
       </w:r>
       <w:proofErr w:type="spellStart"/>
-      <w:proofErr w:type="gramStart"/>
       <w:r>
         <w:rPr>
           <w:rFonts w:ascii="나눔고딕" w:eastAsia="나눔고딕" w:hAnsi="나눔고딕" w:cs="Courier New" w:hint="eastAsia"/>
@@ -22277,7 +21597,6 @@
         </w:rPr>
         <w:t>;</w:t>
       </w:r>
-      <w:proofErr w:type="gramEnd"/>
     </w:p>
     <w:p>
       <w:pPr>
@@ -22343,19 +21662,8 @@
           <w:sz w:val="14"/>
           <w:szCs w:val="14"/>
         </w:rPr>
-        <w:t xml:space="preserve"> </w:t>
-      </w:r>
-      <w:proofErr w:type="gramStart"/>
-      <w:r>
-        <w:rPr>
-          <w:rFonts w:ascii="나눔고딕" w:eastAsia="나눔고딕" w:hAnsi="나눔고딕" w:cs="Courier New" w:hint="eastAsia"/>
-          <w:color w:val="F8F8F2"/>
-          <w:sz w:val="14"/>
-          <w:szCs w:val="14"/>
-        </w:rPr>
-        <w:t>type;</w:t>
-      </w:r>
-      <w:proofErr w:type="gramEnd"/>
+        <w:t xml:space="preserve"> type;</w:t>
+      </w:r>
     </w:p>
     <w:p>
       <w:pPr>
@@ -22421,19 +21729,8 @@
           <w:sz w:val="14"/>
           <w:szCs w:val="14"/>
         </w:rPr>
-        <w:t xml:space="preserve"> </w:t>
-      </w:r>
-      <w:proofErr w:type="gramStart"/>
-      <w:r>
-        <w:rPr>
-          <w:rFonts w:ascii="나눔고딕" w:eastAsia="나눔고딕" w:hAnsi="나눔고딕" w:cs="Courier New" w:hint="eastAsia"/>
-          <w:color w:val="F8F8F2"/>
-          <w:sz w:val="14"/>
-          <w:szCs w:val="14"/>
-        </w:rPr>
-        <w:t>state;</w:t>
-      </w:r>
-      <w:proofErr w:type="gramEnd"/>
+        <w:t xml:space="preserve"> state;</w:t>
+      </w:r>
     </w:p>
     <w:p>
       <w:pPr>
@@ -22709,19 +22006,8 @@
           <w:sz w:val="14"/>
           <w:szCs w:val="14"/>
         </w:rPr>
-        <w:t xml:space="preserve"> </w:t>
-      </w:r>
-      <w:proofErr w:type="gramStart"/>
-      <w:r>
-        <w:rPr>
-          <w:rFonts w:ascii="나눔고딕" w:eastAsia="나눔고딕" w:hAnsi="나눔고딕" w:cs="Courier New" w:hint="eastAsia"/>
-          <w:color w:val="F8F8F2"/>
-          <w:sz w:val="14"/>
-          <w:szCs w:val="14"/>
-        </w:rPr>
-        <w:t>type;</w:t>
-      </w:r>
-      <w:proofErr w:type="gramEnd"/>
+        <w:t xml:space="preserve"> type;</w:t>
+      </w:r>
     </w:p>
     <w:p>
       <w:pPr>
@@ -22790,7 +22076,6 @@
         <w:t xml:space="preserve"> </w:t>
       </w:r>
       <w:proofErr w:type="spellStart"/>
-      <w:proofErr w:type="gramStart"/>
       <w:r>
         <w:rPr>
           <w:rFonts w:ascii="나눔고딕" w:eastAsia="나눔고딕" w:hAnsi="나눔고딕" w:cs="Courier New" w:hint="eastAsia"/>
@@ -22810,7 +22095,6 @@
         </w:rPr>
         <w:t>;</w:t>
       </w:r>
-      <w:proofErr w:type="gramEnd"/>
     </w:p>
     <w:p>
       <w:pPr>
@@ -22874,19 +22158,93 @@
           <w:sz w:val="14"/>
           <w:szCs w:val="14"/>
         </w:rPr>
+        <w:t xml:space="preserve"> pos;</w:t>
+      </w:r>
+    </w:p>
+    <w:p>
+      <w:pPr>
+        <w:pStyle w:val="ac"/>
+        <w:pBdr>
+          <w:top w:val="single" w:sz="6" w:space="2" w:color="888888"/>
+          <w:left w:val="single" w:sz="6" w:space="2" w:color="888888"/>
+          <w:bottom w:val="single" w:sz="6" w:space="2" w:color="888888"/>
+          <w:right w:val="single" w:sz="6" w:space="2" w:color="888888"/>
+        </w:pBdr>
+        <w:shd w:val="clear" w:color="auto" w:fill="2B2B2B"/>
+        <w:tabs>
+          <w:tab w:val="left" w:pos="916"/>
+          <w:tab w:val="left" w:pos="1832"/>
+          <w:tab w:val="left" w:pos="2748"/>
+          <w:tab w:val="left" w:pos="3664"/>
+          <w:tab w:val="left" w:pos="4580"/>
+          <w:tab w:val="left" w:pos="5496"/>
+          <w:tab w:val="left" w:pos="6412"/>
+          <w:tab w:val="left" w:pos="7328"/>
+          <w:tab w:val="left" w:pos="8244"/>
+          <w:tab w:val="left" w:pos="9160"/>
+          <w:tab w:val="left" w:pos="10076"/>
+          <w:tab w:val="left" w:pos="10992"/>
+          <w:tab w:val="left" w:pos="11908"/>
+          <w:tab w:val="left" w:pos="12824"/>
+          <w:tab w:val="left" w:pos="13740"/>
+          <w:tab w:val="left" w:pos="14656"/>
+        </w:tabs>
+        <w:spacing w:before="0" w:beforeAutospacing="0" w:after="0" w:afterAutospacing="0"/>
+        <w:divId w:val="670452441"/>
+        <w:rPr>
+          <w:rFonts w:ascii="나눔고딕" w:eastAsia="나눔고딕" w:hAnsi="나눔고딕" w:cs="Courier New"/>
+          <w:color w:val="F8F8F2"/>
+          <w:sz w:val="14"/>
+          <w:szCs w:val="14"/>
+        </w:rPr>
+      </w:pPr>
+      <w:r>
+        <w:rPr>
+          <w:rFonts w:ascii="나눔고딕" w:eastAsia="나눔고딕" w:hAnsi="나눔고딕" w:cs="Courier New" w:hint="eastAsia"/>
+          <w:color w:val="F8F8F2"/>
+          <w:sz w:val="14"/>
+          <w:szCs w:val="14"/>
+        </w:rPr>
+        <w:tab/>
+      </w:r>
+      <w:r>
+        <w:rPr>
+          <w:rFonts w:ascii="나눔고딕" w:eastAsia="나눔고딕" w:hAnsi="나눔고딕" w:cs="Courier New" w:hint="eastAsia"/>
+          <w:color w:val="00E0E0"/>
+          <w:sz w:val="14"/>
+          <w:szCs w:val="14"/>
+        </w:rPr>
+        <w:t>Rotation</w:t>
+      </w:r>
+      <w:r>
+        <w:rPr>
+          <w:rFonts w:ascii="나눔고딕" w:eastAsia="나눔고딕" w:hAnsi="나눔고딕" w:cs="Courier New" w:hint="eastAsia"/>
+          <w:color w:val="F8F8F2"/>
+          <w:sz w:val="14"/>
+          <w:szCs w:val="14"/>
+        </w:rPr>
         <w:t xml:space="preserve"> </w:t>
       </w:r>
-      <w:proofErr w:type="gramStart"/>
-      <w:r>
-        <w:rPr>
-          <w:rFonts w:ascii="나눔고딕" w:eastAsia="나눔고딕" w:hAnsi="나눔고딕" w:cs="Courier New" w:hint="eastAsia"/>
-          <w:color w:val="F8F8F2"/>
-          <w:sz w:val="14"/>
-          <w:szCs w:val="14"/>
-        </w:rPr>
-        <w:t>pos;</w:t>
-      </w:r>
-      <w:proofErr w:type="gramEnd"/>
+      <w:proofErr w:type="spellStart"/>
+      <w:r>
+        <w:rPr>
+          <w:rFonts w:ascii="나눔고딕" w:eastAsia="나눔고딕" w:hAnsi="나눔고딕" w:cs="Courier New" w:hint="eastAsia"/>
+          <w:color w:val="F8F8F2"/>
+          <w:sz w:val="14"/>
+          <w:szCs w:val="14"/>
+        </w:rPr>
+        <w:t>rotation</w:t>
+      </w:r>
+      <w:proofErr w:type="spellEnd"/>
+      <w:r>
+        <w:rPr>
+          <w:rFonts w:ascii="나눔고딕" w:eastAsia="나눔고딕" w:hAnsi="나눔고딕" w:cs="Courier New" w:hint="eastAsia"/>
+          <w:color w:val="F8F8F2"/>
+          <w:sz w:val="14"/>
+          <w:szCs w:val="14"/>
+        </w:rPr>
+        <w:t>;</w:t>
+      </w:r>
     </w:p>
     <w:p>
       <w:pPr>
@@ -22934,6 +22292,7 @@
         </w:rPr>
         <w:tab/>
       </w:r>
+      <w:proofErr w:type="spellStart"/>
       <w:r>
         <w:rPr>
           <w:rFonts w:ascii="나눔고딕" w:eastAsia="나눔고딕" w:hAnsi="나눔고딕" w:cs="Courier New" w:hint="eastAsia"/>
@@ -22941,27 +22300,7 @@
           <w:sz w:val="14"/>
           <w:szCs w:val="14"/>
         </w:rPr>
-        <w:t>Rotation</w:t>
-      </w:r>
-      <w:r>
-        <w:rPr>
-          <w:rFonts w:ascii="나눔고딕" w:eastAsia="나눔고딕" w:hAnsi="나눔고딕" w:cs="Courier New" w:hint="eastAsia"/>
-          <w:color w:val="F8F8F2"/>
-          <w:sz w:val="14"/>
-          <w:szCs w:val="14"/>
-        </w:rPr>
-        <w:t xml:space="preserve"> </w:t>
-      </w:r>
-      <w:proofErr w:type="spellStart"/>
-      <w:proofErr w:type="gramStart"/>
-      <w:r>
-        <w:rPr>
-          <w:rFonts w:ascii="나눔고딕" w:eastAsia="나눔고딕" w:hAnsi="나눔고딕" w:cs="Courier New" w:hint="eastAsia"/>
-          <w:color w:val="F8F8F2"/>
-          <w:sz w:val="14"/>
-          <w:szCs w:val="14"/>
-        </w:rPr>
-        <w:t>rotation</w:t>
+        <w:t>ObjectState</w:t>
       </w:r>
       <w:proofErr w:type="spellEnd"/>
       <w:r>
@@ -22971,87 +22310,8 @@
           <w:sz w:val="14"/>
           <w:szCs w:val="14"/>
         </w:rPr>
-        <w:t>;</w:t>
-      </w:r>
-      <w:proofErr w:type="gramEnd"/>
-    </w:p>
-    <w:p>
-      <w:pPr>
-        <w:pStyle w:val="ac"/>
-        <w:pBdr>
-          <w:top w:val="single" w:sz="6" w:space="2" w:color="888888"/>
-          <w:left w:val="single" w:sz="6" w:space="2" w:color="888888"/>
-          <w:bottom w:val="single" w:sz="6" w:space="2" w:color="888888"/>
-          <w:right w:val="single" w:sz="6" w:space="2" w:color="888888"/>
-        </w:pBdr>
-        <w:shd w:val="clear" w:color="auto" w:fill="2B2B2B"/>
-        <w:tabs>
-          <w:tab w:val="left" w:pos="916"/>
-          <w:tab w:val="left" w:pos="1832"/>
-          <w:tab w:val="left" w:pos="2748"/>
-          <w:tab w:val="left" w:pos="3664"/>
-          <w:tab w:val="left" w:pos="4580"/>
-          <w:tab w:val="left" w:pos="5496"/>
-          <w:tab w:val="left" w:pos="6412"/>
-          <w:tab w:val="left" w:pos="7328"/>
-          <w:tab w:val="left" w:pos="8244"/>
-          <w:tab w:val="left" w:pos="9160"/>
-          <w:tab w:val="left" w:pos="10076"/>
-          <w:tab w:val="left" w:pos="10992"/>
-          <w:tab w:val="left" w:pos="11908"/>
-          <w:tab w:val="left" w:pos="12824"/>
-          <w:tab w:val="left" w:pos="13740"/>
-          <w:tab w:val="left" w:pos="14656"/>
-        </w:tabs>
-        <w:spacing w:before="0" w:beforeAutospacing="0" w:after="0" w:afterAutospacing="0"/>
-        <w:divId w:val="670452441"/>
-        <w:rPr>
-          <w:rFonts w:ascii="나눔고딕" w:eastAsia="나눔고딕" w:hAnsi="나눔고딕" w:cs="Courier New"/>
-          <w:color w:val="F8F8F2"/>
-          <w:sz w:val="14"/>
-          <w:szCs w:val="14"/>
-        </w:rPr>
-      </w:pPr>
-      <w:r>
-        <w:rPr>
-          <w:rFonts w:ascii="나눔고딕" w:eastAsia="나눔고딕" w:hAnsi="나눔고딕" w:cs="Courier New" w:hint="eastAsia"/>
-          <w:color w:val="F8F8F2"/>
-          <w:sz w:val="14"/>
-          <w:szCs w:val="14"/>
-        </w:rPr>
-        <w:tab/>
-      </w:r>
-      <w:proofErr w:type="spellStart"/>
-      <w:r>
-        <w:rPr>
-          <w:rFonts w:ascii="나눔고딕" w:eastAsia="나눔고딕" w:hAnsi="나눔고딕" w:cs="Courier New" w:hint="eastAsia"/>
-          <w:color w:val="00E0E0"/>
-          <w:sz w:val="14"/>
-          <w:szCs w:val="14"/>
-        </w:rPr>
-        <w:t>ObjectState</w:t>
-      </w:r>
-      <w:proofErr w:type="spellEnd"/>
-      <w:r>
-        <w:rPr>
-          <w:rFonts w:ascii="나눔고딕" w:eastAsia="나눔고딕" w:hAnsi="나눔고딕" w:cs="Courier New" w:hint="eastAsia"/>
-          <w:color w:val="F8F8F2"/>
-          <w:sz w:val="14"/>
-          <w:szCs w:val="14"/>
-        </w:rPr>
-        <w:t xml:space="preserve"> </w:t>
-      </w:r>
-      <w:proofErr w:type="gramStart"/>
-      <w:r>
-        <w:rPr>
-          <w:rFonts w:ascii="나눔고딕" w:eastAsia="나눔고딕" w:hAnsi="나눔고딕" w:cs="Courier New" w:hint="eastAsia"/>
-          <w:color w:val="F8F8F2"/>
-          <w:sz w:val="14"/>
-          <w:szCs w:val="14"/>
-        </w:rPr>
-        <w:t>state;</w:t>
-      </w:r>
-      <w:proofErr w:type="gramEnd"/>
+        <w:t xml:space="preserve"> state;</w:t>
+      </w:r>
     </w:p>
     <w:p>
       <w:pPr>
@@ -23308,26 +22568,7 @@
           <w:szCs w:val="14"/>
         </w:rPr>
         <w:tab/>
-      </w:r>
-      <w:proofErr w:type="gramStart"/>
-      <w:r>
-        <w:rPr>
-          <w:rFonts w:ascii="나눔고딕" w:eastAsia="나눔고딕" w:hAnsi="나눔고딕" w:cs="Courier New" w:hint="eastAsia"/>
-          <w:color w:val="F8F8F2"/>
-          <w:sz w:val="14"/>
-          <w:szCs w:val="14"/>
-        </w:rPr>
-        <w:t>std::</w:t>
-      </w:r>
-      <w:proofErr w:type="gramEnd"/>
-      <w:r>
-        <w:rPr>
-          <w:rFonts w:ascii="나눔고딕" w:eastAsia="나눔고딕" w:hAnsi="나눔고딕" w:cs="Courier New" w:hint="eastAsia"/>
-          <w:color w:val="F8F8F2"/>
-          <w:sz w:val="14"/>
-          <w:szCs w:val="14"/>
-        </w:rPr>
-        <w:t>vector&lt;</w:t>
+        <w:t>std::vector&lt;</w:t>
       </w:r>
       <w:proofErr w:type="spellStart"/>
       <w:r>
@@ -23415,26 +22656,7 @@
           <w:szCs w:val="14"/>
         </w:rPr>
         <w:tab/>
-      </w:r>
-      <w:proofErr w:type="gramStart"/>
-      <w:r>
-        <w:rPr>
-          <w:rFonts w:ascii="나눔고딕" w:eastAsia="나눔고딕" w:hAnsi="나눔고딕" w:cs="Courier New" w:hint="eastAsia"/>
-          <w:color w:val="F8F8F2"/>
-          <w:sz w:val="14"/>
-          <w:szCs w:val="14"/>
-        </w:rPr>
-        <w:t>std::</w:t>
-      </w:r>
-      <w:proofErr w:type="gramEnd"/>
-      <w:r>
-        <w:rPr>
-          <w:rFonts w:ascii="나눔고딕" w:eastAsia="나눔고딕" w:hAnsi="나눔고딕" w:cs="Courier New" w:hint="eastAsia"/>
-          <w:color w:val="F8F8F2"/>
-          <w:sz w:val="14"/>
-          <w:szCs w:val="14"/>
-        </w:rPr>
-        <w:t>vector&lt;</w:t>
+        <w:t>std::vector&lt;</w:t>
       </w:r>
       <w:proofErr w:type="spellStart"/>
       <w:r>
@@ -23734,7 +22956,6 @@
         <w:t xml:space="preserve"> </w:t>
       </w:r>
       <w:proofErr w:type="spellStart"/>
-      <w:proofErr w:type="gramStart"/>
       <w:r>
         <w:rPr>
           <w:rFonts w:ascii="나눔고딕" w:eastAsia="나눔고딕" w:hAnsi="나눔고딕" w:cs="Courier New" w:hint="eastAsia"/>
@@ -23754,7 +22975,6 @@
         </w:rPr>
         <w:t>;</w:t>
       </w:r>
-      <w:proofErr w:type="gramEnd"/>
     </w:p>
     <w:p>
       <w:pPr>
@@ -23821,7 +23041,6 @@
         <w:t xml:space="preserve"> </w:t>
       </w:r>
       <w:proofErr w:type="spellStart"/>
-      <w:proofErr w:type="gramStart"/>
       <w:r>
         <w:rPr>
           <w:rFonts w:ascii="나눔고딕" w:eastAsia="나눔고딕" w:hAnsi="나눔고딕" w:cs="Courier New" w:hint="eastAsia"/>
@@ -23841,7 +23060,6 @@
         </w:rPr>
         <w:t>;</w:t>
       </w:r>
-      <w:proofErr w:type="gramEnd"/>
     </w:p>
     <w:p>
       <w:pPr>
@@ -23912,7 +23130,6 @@
         <w:t xml:space="preserve"> </w:t>
       </w:r>
       <w:proofErr w:type="spellStart"/>
-      <w:proofErr w:type="gramStart"/>
       <w:r>
         <w:rPr>
           <w:rFonts w:ascii="나눔고딕" w:eastAsia="나눔고딕" w:hAnsi="나눔고딕" w:cs="Courier New" w:hint="eastAsia"/>
@@ -23932,7 +23149,6 @@
         </w:rPr>
         <w:t>;</w:t>
       </w:r>
-      <w:proofErr w:type="gramEnd"/>
     </w:p>
     <w:p>
       <w:pPr>
@@ -24001,7 +23217,6 @@
         <w:t xml:space="preserve"> </w:t>
       </w:r>
       <w:proofErr w:type="spellStart"/>
-      <w:proofErr w:type="gramStart"/>
       <w:r>
         <w:rPr>
           <w:rFonts w:ascii="나눔고딕" w:eastAsia="나눔고딕" w:hAnsi="나눔고딕" w:cs="Courier New" w:hint="eastAsia"/>
@@ -24021,7 +23236,6 @@
         </w:rPr>
         <w:t>;</w:t>
       </w:r>
-      <w:proofErr w:type="gramEnd"/>
     </w:p>
     <w:p>
       <w:pPr>
@@ -24277,7 +23491,6 @@
           <w:sz w:val="14"/>
           <w:szCs w:val="14"/>
         </w:rPr>
-        <w:lastRenderedPageBreak/>
         <w:tab/>
       </w:r>
       <w:proofErr w:type="spellStart"/>
@@ -24301,7 +23514,6 @@
         <w:t xml:space="preserve"> </w:t>
       </w:r>
       <w:proofErr w:type="spellStart"/>
-      <w:proofErr w:type="gramStart"/>
       <w:r>
         <w:rPr>
           <w:rFonts w:ascii="나눔고딕" w:eastAsia="나눔고딕" w:hAnsi="나눔고딕" w:cs="Courier New" w:hint="eastAsia"/>
@@ -24321,7 +23533,6 @@
         </w:rPr>
         <w:t>;</w:t>
       </w:r>
-      <w:proofErr w:type="gramEnd"/>
     </w:p>
     <w:p>
       <w:pPr>
@@ -24388,7 +23599,6 @@
         <w:t xml:space="preserve"> </w:t>
       </w:r>
       <w:proofErr w:type="spellStart"/>
-      <w:proofErr w:type="gramStart"/>
       <w:r>
         <w:rPr>
           <w:rFonts w:ascii="나눔고딕" w:eastAsia="나눔고딕" w:hAnsi="나눔고딕" w:cs="Courier New" w:hint="eastAsia"/>
@@ -24408,7 +23618,6 @@
         </w:rPr>
         <w:t>;</w:t>
       </w:r>
-      <w:proofErr w:type="gramEnd"/>
     </w:p>
     <w:p>
       <w:pPr>
@@ -24479,7 +23688,6 @@
         <w:t xml:space="preserve"> </w:t>
       </w:r>
       <w:proofErr w:type="spellStart"/>
-      <w:proofErr w:type="gramStart"/>
       <w:r>
         <w:rPr>
           <w:rFonts w:ascii="나눔고딕" w:eastAsia="나눔고딕" w:hAnsi="나눔고딕" w:cs="Courier New" w:hint="eastAsia"/>
@@ -24499,7 +23707,6 @@
         </w:rPr>
         <w:t>;</w:t>
       </w:r>
-      <w:proofErr w:type="gramEnd"/>
     </w:p>
     <w:p>
       <w:pPr>
@@ -24570,7 +23777,6 @@
         <w:t xml:space="preserve"> </w:t>
       </w:r>
       <w:proofErr w:type="spellStart"/>
-      <w:proofErr w:type="gramStart"/>
       <w:r>
         <w:rPr>
           <w:rFonts w:ascii="나눔고딕" w:eastAsia="나눔고딕" w:hAnsi="나눔고딕" w:cs="Courier New" w:hint="eastAsia"/>
@@ -24590,7 +23796,6 @@
         </w:rPr>
         <w:t>;</w:t>
       </w:r>
-      <w:proofErr w:type="gramEnd"/>
     </w:p>
     <w:p>
       <w:pPr>
@@ -24681,7 +23886,7 @@
           <v:shape id="_x0000_i1025" type="#_x0000_t75" style="width:382.55pt;height:23.1pt" o:ole="">
             <v:imagedata r:id="rId7" o:title=""/>
           </v:shape>
-          <o:OLEObject Type="Embed" ProgID="Word.OpenDocumentText.12" ShapeID="_x0000_i1025" DrawAspect="Content" ObjectID="_1835479092" r:id="rId8"/>
+          <o:OLEObject Type="Embed" ProgID="Word.OpenDocumentText.12" ShapeID="_x0000_i1025" DrawAspect="Content" ObjectID="_1835530662" r:id="rId8"/>
         </w:object>
       </w:r>
     </w:p>
@@ -24849,7 +24054,7 @@
     <w:p>
       <w:pPr>
         <w:rPr>
-          <w:rFonts w:ascii="나눔고딕" w:eastAsia="나눔고딕" w:hAnsi="나눔고딕" w:hint="eastAsia"/>
+          <w:rFonts w:ascii="나눔고딕" w:eastAsia="나눔고딕" w:hAnsi="나눔고딕"/>
         </w:rPr>
       </w:pPr>
     </w:p>
@@ -24869,7 +24074,6 @@
         <w:rPr>
           <w:rFonts w:ascii="나눔고딕" w:eastAsia="나눔고딕" w:hAnsi="나눔고딕" w:hint="eastAsia"/>
         </w:rPr>
-        <w:lastRenderedPageBreak/>
         <w:t>로직</w:t>
       </w:r>
       <w:bookmarkEnd w:id="2"/>
@@ -24924,7 +24128,7 @@
     <w:p>
       <w:pPr>
         <w:rPr>
-          <w:rFonts w:ascii="나눔고딕" w:eastAsia="나눔고딕" w:hAnsi="나눔고딕" w:hint="eastAsia"/>
+          <w:rFonts w:ascii="나눔고딕" w:eastAsia="나눔고딕" w:hAnsi="나눔고딕"/>
         </w:rPr>
       </w:pPr>
     </w:p>
@@ -25589,7 +24793,16 @@
                 <w:sz w:val="20"/>
                 <w:szCs w:val="20"/>
               </w:rPr>
-              <w:t>, Item은 Inventory 내에서 무게 표시</w:t>
+              <w:t xml:space="preserve">, Item은 Inventory 내에서 무게 </w:t>
+            </w:r>
+            <w:r>
+              <w:rPr>
+                <w:rFonts w:ascii="나눔고딕" w:eastAsia="나눔고딕" w:hAnsi="나눔고딕" w:hint="eastAsia"/>
+                <w:sz w:val="20"/>
+                <w:szCs w:val="20"/>
+              </w:rPr>
+              <w:lastRenderedPageBreak/>
+              <w:t>표시</w:t>
             </w:r>
           </w:p>
           <w:p>
@@ -25708,6 +24921,7 @@
                 <w:sz w:val="20"/>
                 <w:szCs w:val="20"/>
               </w:rPr>
+              <w:lastRenderedPageBreak/>
               <w:t>5</w:t>
             </w:r>
           </w:p>
@@ -25781,6 +24995,34 @@
                 <w:szCs w:val="20"/>
               </w:rPr>
               <w:t>(애니메이션 중간에 아이템이 삭제되는 문제 해결???)</w:t>
+            </w:r>
+          </w:p>
+          <w:p>
+            <w:pPr>
+              <w:rPr>
+                <w:rFonts w:ascii="나눔고딕" w:eastAsia="나눔고딕" w:hAnsi="나눔고딕"/>
+                <w:sz w:val="20"/>
+                <w:szCs w:val="20"/>
+              </w:rPr>
+            </w:pPr>
+          </w:p>
+          <w:p>
+            <w:pPr>
+              <w:rPr>
+                <w:rFonts w:ascii="나눔고딕" w:eastAsia="나눔고딕" w:hAnsi="나눔고딕" w:hint="eastAsia"/>
+                <w:color w:val="FF99FF"/>
+                <w:sz w:val="20"/>
+                <w:szCs w:val="20"/>
+              </w:rPr>
+            </w:pPr>
+            <w:r>
+              <w:rPr>
+                <w:rFonts w:ascii="나눔고딕" w:eastAsia="나눔고딕" w:hAnsi="나눔고딕" w:hint="eastAsia"/>
+                <w:color w:val="FF99FF"/>
+                <w:sz w:val="20"/>
+                <w:szCs w:val="20"/>
+              </w:rPr>
+              <w:t>=&gt;4, 5번 하나로 합칠 예정</w:t>
             </w:r>
           </w:p>
         </w:tc>
@@ -26109,6 +25351,7 @@
             <w:pPr>
               <w:rPr>
                 <w:rFonts w:ascii="나눔고딕" w:eastAsia="나눔고딕" w:hAnsi="나눔고딕"/>
+                <w:color w:val="0070C0"/>
                 <w:sz w:val="20"/>
                 <w:szCs w:val="20"/>
               </w:rPr>
@@ -26259,6 +25502,213 @@
                 <w:szCs w:val="20"/>
               </w:rPr>
               <w:t xml:space="preserve"> 패킷 송신</w:t>
+            </w:r>
+          </w:p>
+          <w:p>
+            <w:pPr>
+              <w:rPr>
+                <w:rFonts w:ascii="나눔고딕" w:eastAsia="나눔고딕" w:hAnsi="나눔고딕"/>
+                <w:sz w:val="20"/>
+                <w:szCs w:val="20"/>
+              </w:rPr>
+            </w:pPr>
+          </w:p>
+          <w:p>
+            <w:pPr>
+              <w:rPr>
+                <w:rFonts w:ascii="나눔고딕" w:eastAsia="나눔고딕" w:hAnsi="나눔고딕" w:hint="eastAsia"/>
+                <w:sz w:val="20"/>
+                <w:szCs w:val="20"/>
+              </w:rPr>
+            </w:pPr>
+            <w:r>
+              <w:rPr>
+                <w:rFonts w:ascii="나눔고딕" w:eastAsia="나눔고딕" w:hAnsi="나눔고딕" w:hint="eastAsia"/>
+                <w:color w:val="FF99FF"/>
+                <w:sz w:val="20"/>
+                <w:szCs w:val="20"/>
+              </w:rPr>
+              <w:t>=&gt;</w:t>
+            </w:r>
+            <w:proofErr w:type="spellStart"/>
+            <w:r>
+              <w:rPr>
+                <w:rFonts w:ascii="나눔고딕" w:eastAsia="나눔고딕" w:hAnsi="나눔고딕" w:hint="eastAsia"/>
+                <w:color w:val="FF99FF"/>
+                <w:sz w:val="20"/>
+                <w:szCs w:val="20"/>
+              </w:rPr>
+              <w:t>S_DropItem_Packet</w:t>
+            </w:r>
+            <w:proofErr w:type="spellEnd"/>
+            <w:r>
+              <w:rPr>
+                <w:rFonts w:ascii="나눔고딕" w:eastAsia="나눔고딕" w:hAnsi="나눔고딕" w:hint="eastAsia"/>
+                <w:color w:val="FF99FF"/>
+                <w:sz w:val="20"/>
+                <w:szCs w:val="20"/>
+              </w:rPr>
+              <w:t xml:space="preserve">에 </w:t>
+            </w:r>
+            <w:proofErr w:type="spellStart"/>
+            <w:r>
+              <w:rPr>
+                <w:rFonts w:ascii="나눔고딕" w:eastAsia="나눔고딕" w:hAnsi="나눔고딕" w:hint="eastAsia"/>
+                <w:color w:val="FF99FF"/>
+                <w:sz w:val="20"/>
+                <w:szCs w:val="20"/>
+              </w:rPr>
+              <w:t>itemID</w:t>
+            </w:r>
+            <w:proofErr w:type="spellEnd"/>
+            <w:r>
+              <w:rPr>
+                <w:rFonts w:ascii="나눔고딕" w:eastAsia="나눔고딕" w:hAnsi="나눔고딕" w:hint="eastAsia"/>
+                <w:color w:val="FF99FF"/>
+                <w:sz w:val="20"/>
+                <w:szCs w:val="20"/>
+              </w:rPr>
+              <w:t xml:space="preserve">, </w:t>
+            </w:r>
+            <w:proofErr w:type="spellStart"/>
+            <w:r>
+              <w:rPr>
+                <w:rFonts w:ascii="나눔고딕" w:eastAsia="나눔고딕" w:hAnsi="나눔고딕" w:hint="eastAsia"/>
+                <w:color w:val="FF99FF"/>
+                <w:sz w:val="20"/>
+                <w:szCs w:val="20"/>
+              </w:rPr>
+              <w:t>playerID</w:t>
+            </w:r>
+            <w:proofErr w:type="spellEnd"/>
+            <w:r>
+              <w:rPr>
+                <w:rFonts w:ascii="나눔고딕" w:eastAsia="나눔고딕" w:hAnsi="나눔고딕" w:hint="eastAsia"/>
+                <w:color w:val="FF99FF"/>
+                <w:sz w:val="20"/>
+                <w:szCs w:val="20"/>
+              </w:rPr>
+              <w:t xml:space="preserve">, </w:t>
+            </w:r>
+            <w:proofErr w:type="spellStart"/>
+            <w:r>
+              <w:rPr>
+                <w:rFonts w:ascii="나눔고딕" w:eastAsia="나눔고딕" w:hAnsi="나눔고딕" w:hint="eastAsia"/>
+                <w:color w:val="FF99FF"/>
+                <w:sz w:val="20"/>
+                <w:szCs w:val="20"/>
+              </w:rPr>
+              <w:t>objectType</w:t>
+            </w:r>
+            <w:proofErr w:type="spellEnd"/>
+            <w:r>
+              <w:rPr>
+                <w:rFonts w:ascii="나눔고딕" w:eastAsia="나눔고딕" w:hAnsi="나눔고딕" w:hint="eastAsia"/>
+                <w:color w:val="FF99FF"/>
+                <w:sz w:val="20"/>
+                <w:szCs w:val="20"/>
+              </w:rPr>
+              <w:t xml:space="preserve">(item, tool 구별용), </w:t>
+            </w:r>
+            <w:proofErr w:type="spellStart"/>
+            <w:r>
+              <w:rPr>
+                <w:rFonts w:ascii="나눔고딕" w:eastAsia="나눔고딕" w:hAnsi="나눔고딕" w:hint="eastAsia"/>
+                <w:color w:val="FF99FF"/>
+                <w:sz w:val="20"/>
+                <w:szCs w:val="20"/>
+              </w:rPr>
+              <w:t>itemPos</w:t>
+            </w:r>
+            <w:proofErr w:type="spellEnd"/>
+            <w:r>
+              <w:rPr>
+                <w:rFonts w:ascii="나눔고딕" w:eastAsia="나눔고딕" w:hAnsi="나눔고딕" w:hint="eastAsia"/>
+                <w:color w:val="FF99FF"/>
+                <w:sz w:val="20"/>
+                <w:szCs w:val="20"/>
+              </w:rPr>
+              <w:t xml:space="preserve">, </w:t>
+            </w:r>
+            <w:proofErr w:type="spellStart"/>
+            <w:r>
+              <w:rPr>
+                <w:rFonts w:ascii="나눔고딕" w:eastAsia="나눔고딕" w:hAnsi="나눔고딕" w:hint="eastAsia"/>
+                <w:color w:val="FF99FF"/>
+                <w:sz w:val="20"/>
+                <w:szCs w:val="20"/>
+              </w:rPr>
+              <w:t>itemType</w:t>
+            </w:r>
+            <w:proofErr w:type="spellEnd"/>
+            <w:r>
+              <w:rPr>
+                <w:rFonts w:ascii="나눔고딕" w:eastAsia="나눔고딕" w:hAnsi="나눔고딕" w:hint="eastAsia"/>
+                <w:color w:val="FF99FF"/>
+                <w:sz w:val="20"/>
+                <w:szCs w:val="20"/>
+              </w:rPr>
+              <w:t xml:space="preserve"> 등 넣고 </w:t>
+            </w:r>
+            <w:proofErr w:type="spellStart"/>
+            <w:r>
+              <w:rPr>
+                <w:rFonts w:ascii="나눔고딕" w:eastAsia="나눔고딕" w:hAnsi="나눔고딕" w:hint="eastAsia"/>
+                <w:color w:val="FF99FF"/>
+                <w:sz w:val="20"/>
+                <w:szCs w:val="20"/>
+              </w:rPr>
+              <w:t>S_AddObject_Packet</w:t>
+            </w:r>
+            <w:proofErr w:type="spellEnd"/>
+            <w:r>
+              <w:rPr>
+                <w:rFonts w:ascii="나눔고딕" w:eastAsia="나눔고딕" w:hAnsi="나눔고딕" w:hint="eastAsia"/>
+                <w:color w:val="FF99FF"/>
+                <w:sz w:val="20"/>
+                <w:szCs w:val="20"/>
+              </w:rPr>
+              <w:t xml:space="preserve"> 따로 </w:t>
+            </w:r>
+            <w:proofErr w:type="spellStart"/>
+            <w:r>
+              <w:rPr>
+                <w:rFonts w:ascii="나눔고딕" w:eastAsia="나눔고딕" w:hAnsi="나눔고딕" w:hint="eastAsia"/>
+                <w:color w:val="FF99FF"/>
+                <w:sz w:val="20"/>
+                <w:szCs w:val="20"/>
+              </w:rPr>
+              <w:t>안보내게</w:t>
+            </w:r>
+            <w:proofErr w:type="spellEnd"/>
+            <w:r>
+              <w:rPr>
+                <w:rFonts w:ascii="나눔고딕" w:eastAsia="나눔고딕" w:hAnsi="나눔고딕" w:hint="eastAsia"/>
+                <w:color w:val="FF99FF"/>
+                <w:sz w:val="20"/>
+                <w:szCs w:val="20"/>
+              </w:rPr>
+              <w:t xml:space="preserve"> 해도 </w:t>
+            </w:r>
+            <w:proofErr w:type="spellStart"/>
+            <w:r>
+              <w:rPr>
+                <w:rFonts w:ascii="나눔고딕" w:eastAsia="나눔고딕" w:hAnsi="나눔고딕" w:hint="eastAsia"/>
+                <w:color w:val="FF99FF"/>
+                <w:sz w:val="20"/>
+                <w:szCs w:val="20"/>
+              </w:rPr>
+              <w:t>될듯</w:t>
+            </w:r>
+            <w:proofErr w:type="spellEnd"/>
+            <w:r>
+              <w:rPr>
+                <w:rFonts w:ascii="나눔고딕" w:eastAsia="나눔고딕" w:hAnsi="나눔고딕" w:hint="eastAsia"/>
+                <w:color w:val="FF99FF"/>
+                <w:sz w:val="20"/>
+                <w:szCs w:val="20"/>
+              </w:rPr>
+              <w:t xml:space="preserve"> </w:t>
             </w:r>
           </w:p>
         </w:tc>
@@ -26647,108 +26097,20 @@
               <w:t xml:space="preserve"> 송신(통보)</w:t>
             </w:r>
           </w:p>
-        </w:tc>
-      </w:tr>
-      <w:tr>
-        <w:tc>
-          <w:tcPr>
-            <w:tcW w:w="709" w:type="dxa"/>
-            <w:shd w:val="clear" w:color="auto" w:fill="FFFFFF" w:themeFill="background1"/>
-          </w:tcPr>
           <w:p>
             <w:pPr>
-              <w:jc w:val="center"/>
+              <w:ind w:left="564" w:hangingChars="300" w:hanging="564"/>
               <w:rPr>
                 <w:rFonts w:ascii="나눔고딕" w:eastAsia="나눔고딕" w:hAnsi="나눔고딕"/>
                 <w:sz w:val="20"/>
                 <w:szCs w:val="20"/>
               </w:rPr>
             </w:pPr>
-            <w:r>
-              <w:rPr>
-                <w:rFonts w:ascii="나눔고딕" w:eastAsia="나눔고딕" w:hAnsi="나눔고딕" w:hint="eastAsia"/>
-                <w:sz w:val="20"/>
-                <w:szCs w:val="20"/>
-              </w:rPr>
-              <w:t>1-2</w:t>
-            </w:r>
-          </w:p>
-        </w:tc>
-        <w:tc>
-          <w:tcPr>
-            <w:tcW w:w="1701" w:type="dxa"/>
-          </w:tcPr>
-          <w:p>
-            <w:pPr>
-              <w:jc w:val="center"/>
-              <w:rPr>
-                <w:rFonts w:ascii="나눔고딕" w:eastAsia="나눔고딕" w:hAnsi="나눔고딕"/>
-                <w:sz w:val="20"/>
-                <w:szCs w:val="20"/>
-              </w:rPr>
-            </w:pPr>
-            <w:r>
-              <w:rPr>
-                <w:rFonts w:ascii="나눔고딕" w:eastAsia="나눔고딕" w:hAnsi="나눔고딕" w:hint="eastAsia"/>
-                <w:sz w:val="20"/>
-                <w:szCs w:val="20"/>
-              </w:rPr>
-              <w:t>Server → Client</w:t>
-            </w:r>
-          </w:p>
-        </w:tc>
-        <w:tc>
-          <w:tcPr>
-            <w:tcW w:w="7938" w:type="dxa"/>
-          </w:tcPr>
-          <w:p>
-            <w:pPr>
-              <w:rPr>
-                <w:rFonts w:ascii="나눔고딕" w:eastAsia="나눔고딕" w:hAnsi="나눔고딕"/>
-                <w:sz w:val="20"/>
-                <w:szCs w:val="20"/>
-              </w:rPr>
-            </w:pPr>
-            <w:r>
-              <w:rPr>
-                <w:rFonts w:ascii="나눔고딕" w:eastAsia="나눔고딕" w:hAnsi="나눔고딕" w:hint="eastAsia"/>
-                <w:sz w:val="20"/>
-                <w:szCs w:val="20"/>
-              </w:rPr>
-              <w:t>- 유효성 검사 후, 해당 클라이언트가 들고 있는 Tool이 유효하지 않다면 해당 클라이언</w:t>
-            </w:r>
-            <w:r>
-              <w:rPr>
-                <w:rFonts w:ascii="나눔고딕" w:eastAsia="나눔고딕" w:hAnsi="나눔고딕" w:hint="eastAsia"/>
-                <w:sz w:val="20"/>
-                <w:szCs w:val="20"/>
-              </w:rPr>
-              <w:lastRenderedPageBreak/>
-              <w:t xml:space="preserve">트에게 </w:t>
-            </w:r>
-            <w:r>
-              <w:rPr>
-                <w:rFonts w:ascii="나눔고딕" w:eastAsia="나눔고딕" w:hAnsi="나눔고딕" w:hint="eastAsia"/>
-                <w:sz w:val="20"/>
-                <w:szCs w:val="20"/>
-                <w:highlight w:val="magenta"/>
-              </w:rPr>
-              <w:t>S_***_Packet</w:t>
-            </w:r>
-            <w:r>
-              <w:rPr>
-                <w:rFonts w:ascii="나눔고딕" w:eastAsia="나눔고딕" w:hAnsi="나눔고딕" w:hint="eastAsia"/>
-                <w:sz w:val="20"/>
-                <w:szCs w:val="20"/>
-              </w:rPr>
-              <w:t xml:space="preserve"> 송신</w:t>
-            </w:r>
           </w:p>
           <w:p>
             <w:pPr>
-              <w:ind w:left="564" w:hangingChars="300" w:hanging="564"/>
-              <w:rPr>
-                <w:rFonts w:ascii="나눔고딕" w:eastAsia="나눔고딕" w:hAnsi="나눔고딕"/>
+              <w:rPr>
+                <w:rFonts w:ascii="나눔고딕" w:eastAsia="나눔고딕" w:hAnsi="나눔고딕" w:hint="eastAsia"/>
                 <w:sz w:val="20"/>
                 <w:szCs w:val="20"/>
               </w:rPr>
@@ -26756,43 +26118,31 @@
             <w:r>
               <w:rPr>
                 <w:rFonts w:ascii="나눔고딕" w:eastAsia="나눔고딕" w:hAnsi="나눔고딕" w:hint="eastAsia"/>
-                <w:sz w:val="20"/>
-                <w:szCs w:val="20"/>
-              </w:rPr>
-              <w:t>- 다른 클라이언트에게 해당 클라이언트가 들고 있는 도구 정보</w:t>
-            </w:r>
-            <w:r>
-              <w:rPr>
-                <w:rFonts w:ascii="나눔고딕" w:eastAsia="나눔고딕" w:hAnsi="나눔고딕" w:hint="eastAsia"/>
-                <w:sz w:val="20"/>
-                <w:szCs w:val="20"/>
-              </w:rPr>
-              <w:t>인</w:t>
-            </w:r>
-            <w:r>
-              <w:rPr>
-                <w:rFonts w:ascii="나눔고딕" w:eastAsia="나눔고딕" w:hAnsi="나눔고딕" w:hint="eastAsia"/>
-                <w:sz w:val="20"/>
-                <w:szCs w:val="20"/>
-              </w:rPr>
-              <w:t xml:space="preserve"> </w:t>
-            </w:r>
-            <w:r>
-              <w:rPr>
-                <w:rFonts w:ascii="나눔고딕" w:eastAsia="나눔고딕" w:hAnsi="나눔고딕" w:hint="eastAsia"/>
-                <w:sz w:val="20"/>
-                <w:szCs w:val="20"/>
-                <w:highlight w:val="green"/>
-              </w:rPr>
-              <w:t>S_###_Packet</w:t>
-            </w:r>
-            <w:r>
-              <w:rPr>
-                <w:rFonts w:ascii="나눔고딕" w:eastAsia="나눔고딕" w:hAnsi="나눔고딕" w:hint="eastAsia"/>
-                <w:sz w:val="20"/>
-                <w:szCs w:val="20"/>
-              </w:rPr>
-              <w:t xml:space="preserve"> 송신</w:t>
+                <w:color w:val="FF99FF"/>
+                <w:sz w:val="20"/>
+                <w:szCs w:val="20"/>
+              </w:rPr>
+              <w:t xml:space="preserve">=&gt;클라이언트에서는 Tool 들고 있는 모습은 그때그때 바꾸고 0.5초 후에 이전 Tool하고 다른 Tool을 들고 있을 때만 패킷 </w:t>
+            </w:r>
+            <w:proofErr w:type="spellStart"/>
+            <w:r>
+              <w:rPr>
+                <w:rFonts w:ascii="나눔고딕" w:eastAsia="나눔고딕" w:hAnsi="나눔고딕" w:hint="eastAsia"/>
+                <w:color w:val="FF99FF"/>
+                <w:sz w:val="20"/>
+                <w:szCs w:val="20"/>
+              </w:rPr>
+              <w:t>보내주세여</w:t>
+            </w:r>
+            <w:proofErr w:type="spellEnd"/>
+            <w:r>
+              <w:rPr>
+                <w:rFonts w:ascii="나눔고딕" w:eastAsia="나눔고딕" w:hAnsi="나눔고딕" w:hint="eastAsia"/>
+                <w:color w:val="FF99FF"/>
+                <w:sz w:val="20"/>
+                <w:szCs w:val="20"/>
+              </w:rPr>
+              <w:t>. 같은 도구여도 ID 다르면 통보해줘야 함.</w:t>
             </w:r>
           </w:p>
         </w:tc>
@@ -26818,8 +26168,7 @@
                 <w:sz w:val="20"/>
                 <w:szCs w:val="20"/>
               </w:rPr>
-              <w:lastRenderedPageBreak/>
-              <w:t>1-3</w:t>
+              <w:t>1-2</w:t>
             </w:r>
           </w:p>
         </w:tc>
@@ -26842,7 +26191,7 @@
                 <w:sz w:val="20"/>
                 <w:szCs w:val="20"/>
               </w:rPr>
-              <w:t>Client</w:t>
+              <w:t>Server → Client</w:t>
             </w:r>
           </w:p>
         </w:tc>
@@ -26864,7 +26213,7 @@
                 <w:sz w:val="20"/>
                 <w:szCs w:val="20"/>
               </w:rPr>
-              <w:t xml:space="preserve">- </w:t>
+              <w:t xml:space="preserve">- 유효성 검사 후, 해당 클라이언트가 들고 있는 Tool이 유효하지 않다면 해당 클라이언트에게 </w:t>
             </w:r>
             <w:r>
               <w:rPr>
@@ -26881,35 +26230,12 @@
                 <w:sz w:val="20"/>
                 <w:szCs w:val="20"/>
               </w:rPr>
-              <w:t xml:space="preserve">을 수신하면, 현재 들고 있는 Tool이 잘못됐다는 것이므로 서버 </w:t>
-            </w:r>
-            <w:r>
-              <w:rPr>
-                <w:rFonts w:ascii="나눔고딕" w:eastAsia="나눔고딕" w:hAnsi="나눔고딕" w:hint="eastAsia"/>
-                <w:sz w:val="20"/>
-                <w:szCs w:val="20"/>
-              </w:rPr>
-              <w:t>명령</w:t>
-            </w:r>
-            <w:r>
-              <w:rPr>
-                <w:rFonts w:ascii="나눔고딕" w:eastAsia="나눔고딕" w:hAnsi="나눔고딕" w:hint="eastAsia"/>
-                <w:sz w:val="20"/>
-                <w:szCs w:val="20"/>
-              </w:rPr>
-              <w:t>대로 현재 들고 있는 Tool 변경</w:t>
-            </w:r>
-            <w:r>
-              <w:rPr>
-                <w:rFonts w:ascii="나눔고딕" w:eastAsia="나눔고딕" w:hAnsi="나눔고딕" w:hint="eastAsia"/>
-                <w:sz w:val="20"/>
-                <w:szCs w:val="20"/>
-              </w:rPr>
-              <w:t xml:space="preserve"> or 삭제</w:t>
+              <w:t xml:space="preserve"> 송신</w:t>
             </w:r>
           </w:p>
           <w:p>
             <w:pPr>
+              <w:ind w:left="564" w:hangingChars="300" w:hanging="564"/>
               <w:rPr>
                 <w:rFonts w:ascii="나눔고딕" w:eastAsia="나눔고딕" w:hAnsi="나눔고딕"/>
                 <w:sz w:val="20"/>
@@ -26922,7 +26248,23 @@
                 <w:sz w:val="20"/>
                 <w:szCs w:val="20"/>
               </w:rPr>
-              <w:t xml:space="preserve">- </w:t>
+              <w:t>- 다른 클라이언트에게 해당 클라이언트가 들고 있는 도구 정보</w:t>
+            </w:r>
+            <w:r>
+              <w:rPr>
+                <w:rFonts w:ascii="나눔고딕" w:eastAsia="나눔고딕" w:hAnsi="나눔고딕" w:hint="eastAsia"/>
+                <w:sz w:val="20"/>
+                <w:szCs w:val="20"/>
+              </w:rPr>
+              <w:t>인</w:t>
+            </w:r>
+            <w:r>
+              <w:rPr>
+                <w:rFonts w:ascii="나눔고딕" w:eastAsia="나눔고딕" w:hAnsi="나눔고딕" w:hint="eastAsia"/>
+                <w:sz w:val="20"/>
+                <w:szCs w:val="20"/>
+              </w:rPr>
+              <w:t xml:space="preserve"> </w:t>
             </w:r>
             <w:r>
               <w:rPr>
@@ -26939,7 +26281,114 @@
                 <w:sz w:val="20"/>
                 <w:szCs w:val="20"/>
               </w:rPr>
-              <w:t xml:space="preserve">을 수신하면, 다른 클라이언트가 들고 있는 Tool 변경 </w:t>
+              <w:t xml:space="preserve"> 송신</w:t>
+            </w:r>
+          </w:p>
+          <w:p>
+            <w:pPr>
+              <w:ind w:left="564" w:hangingChars="300" w:hanging="564"/>
+              <w:rPr>
+                <w:rFonts w:ascii="나눔고딕" w:eastAsia="나눔고딕" w:hAnsi="나눔고딕"/>
+                <w:sz w:val="20"/>
+                <w:szCs w:val="20"/>
+              </w:rPr>
+            </w:pPr>
+          </w:p>
+          <w:p>
+            <w:pPr>
+              <w:ind w:left="564" w:hangingChars="300" w:hanging="564"/>
+              <w:rPr>
+                <w:rFonts w:ascii="나눔고딕" w:eastAsia="나눔고딕" w:hAnsi="나눔고딕" w:hint="eastAsia"/>
+                <w:sz w:val="20"/>
+                <w:szCs w:val="20"/>
+              </w:rPr>
+            </w:pPr>
+            <w:r>
+              <w:rPr>
+                <w:rFonts w:ascii="나눔고딕" w:eastAsia="나눔고딕" w:hAnsi="나눔고딕" w:hint="eastAsia"/>
+                <w:color w:val="FF99FF"/>
+                <w:sz w:val="20"/>
+                <w:szCs w:val="20"/>
+              </w:rPr>
+              <w:t xml:space="preserve">=&gt;해당 </w:t>
+            </w:r>
+            <w:proofErr w:type="spellStart"/>
+            <w:r>
+              <w:rPr>
+                <w:rFonts w:ascii="나눔고딕" w:eastAsia="나눔고딕" w:hAnsi="나눔고딕" w:hint="eastAsia"/>
+                <w:color w:val="FF99FF"/>
+                <w:sz w:val="20"/>
+                <w:szCs w:val="20"/>
+              </w:rPr>
+              <w:t>클라랑</w:t>
+            </w:r>
+            <w:proofErr w:type="spellEnd"/>
+            <w:r>
+              <w:rPr>
+                <w:rFonts w:ascii="나눔고딕" w:eastAsia="나눔고딕" w:hAnsi="나눔고딕" w:hint="eastAsia"/>
+                <w:color w:val="FF99FF"/>
+                <w:sz w:val="20"/>
+                <w:szCs w:val="20"/>
+              </w:rPr>
+              <w:t xml:space="preserve"> 다른 </w:t>
+            </w:r>
+            <w:proofErr w:type="spellStart"/>
+            <w:r>
+              <w:rPr>
+                <w:rFonts w:ascii="나눔고딕" w:eastAsia="나눔고딕" w:hAnsi="나눔고딕" w:hint="eastAsia"/>
+                <w:color w:val="FF99FF"/>
+                <w:sz w:val="20"/>
+                <w:szCs w:val="20"/>
+              </w:rPr>
+              <w:t>클라랑</w:t>
+            </w:r>
+            <w:proofErr w:type="spellEnd"/>
+            <w:r>
+              <w:rPr>
+                <w:rFonts w:ascii="나눔고딕" w:eastAsia="나눔고딕" w:hAnsi="나눔고딕" w:hint="eastAsia"/>
+                <w:color w:val="FF99FF"/>
+                <w:sz w:val="20"/>
+                <w:szCs w:val="20"/>
+              </w:rPr>
+              <w:t xml:space="preserve"> 같은 패킷 써도 될 것 같습니다.</w:t>
+            </w:r>
+            <w:r>
+              <w:rPr>
+                <w:rFonts w:ascii="나눔고딕" w:eastAsia="나눔고딕" w:hAnsi="나눔고딕" w:hint="eastAsia"/>
+                <w:color w:val="FF99FF"/>
+                <w:sz w:val="20"/>
+                <w:szCs w:val="20"/>
+              </w:rPr>
+              <w:t xml:space="preserve"> 서버에서 유효성 검사하고</w:t>
+            </w:r>
+            <w:r>
+              <w:rPr>
+                <w:rFonts w:ascii="나눔고딕" w:eastAsia="나눔고딕" w:hAnsi="나눔고딕" w:hint="eastAsia"/>
+                <w:color w:val="FF99FF"/>
+                <w:sz w:val="20"/>
+                <w:szCs w:val="20"/>
+              </w:rPr>
+              <w:t xml:space="preserve"> 도구 제대로 들라고 통보할 예정. 도구 다르게 들고 있는 걸 State로 표현할 건지 아니면 다른 걸로 표현할 </w:t>
+            </w:r>
+            <w:proofErr w:type="spellStart"/>
+            <w:r>
+              <w:rPr>
+                <w:rFonts w:ascii="나눔고딕" w:eastAsia="나눔고딕" w:hAnsi="나눔고딕" w:hint="eastAsia"/>
+                <w:color w:val="FF99FF"/>
+                <w:sz w:val="20"/>
+                <w:szCs w:val="20"/>
+              </w:rPr>
+              <w:t>건지에</w:t>
+            </w:r>
+            <w:proofErr w:type="spellEnd"/>
+            <w:r>
+              <w:rPr>
+                <w:rFonts w:ascii="나눔고딕" w:eastAsia="나눔고딕" w:hAnsi="나눔고딕" w:hint="eastAsia"/>
+                <w:color w:val="FF99FF"/>
+                <w:sz w:val="20"/>
+                <w:szCs w:val="20"/>
+              </w:rPr>
+              <w:t xml:space="preserve"> 따라 패킷 내용 달라질 것 같습니다.</w:t>
             </w:r>
           </w:p>
         </w:tc>
@@ -26965,7 +26414,7 @@
                 <w:sz w:val="20"/>
                 <w:szCs w:val="20"/>
               </w:rPr>
-              <w:t>2-1</w:t>
+              <w:t>1-3</w:t>
             </w:r>
           </w:p>
         </w:tc>
@@ -26988,7 +26437,7 @@
                 <w:sz w:val="20"/>
                 <w:szCs w:val="20"/>
               </w:rPr>
-              <w:t>Client → Server</w:t>
+              <w:t>Client</w:t>
             </w:r>
           </w:p>
         </w:tc>
@@ -27010,51 +26459,57 @@
                 <w:sz w:val="20"/>
                 <w:szCs w:val="20"/>
               </w:rPr>
-              <w:t xml:space="preserve">Tool을 들고 있는 상태에서 Tool 사용 입력(마우스 </w:t>
-            </w:r>
-            <w:proofErr w:type="spellStart"/>
-            <w:r>
-              <w:rPr>
-                <w:rFonts w:ascii="나눔고딕" w:eastAsia="나눔고딕" w:hAnsi="나눔고딕" w:hint="eastAsia"/>
-                <w:sz w:val="20"/>
-                <w:szCs w:val="20"/>
-              </w:rPr>
-              <w:t>좌클릭</w:t>
-            </w:r>
-            <w:proofErr w:type="spellEnd"/>
-            <w:r>
-              <w:rPr>
-                <w:rFonts w:ascii="나눔고딕" w:eastAsia="나눔고딕" w:hAnsi="나눔고딕" w:hint="eastAsia"/>
-                <w:sz w:val="20"/>
-                <w:szCs w:val="20"/>
-              </w:rPr>
-              <w:t xml:space="preserve">)하면 </w:t>
-            </w:r>
-            <w:proofErr w:type="spellStart"/>
-            <w:r>
-              <w:rPr>
-                <w:rFonts w:ascii="나눔고딕" w:eastAsia="나눔고딕" w:hAnsi="나눔고딕" w:hint="eastAsia"/>
-                <w:sz w:val="20"/>
-                <w:szCs w:val="20"/>
-              </w:rPr>
-              <w:t>C_UseTool</w:t>
-            </w:r>
-            <w:r>
-              <w:rPr>
-                <w:rFonts w:ascii="나눔고딕" w:eastAsia="나눔고딕" w:hAnsi="나눔고딕" w:hint="eastAsia"/>
-                <w:sz w:val="20"/>
-                <w:szCs w:val="20"/>
-              </w:rPr>
-              <w:t>_Packet</w:t>
-            </w:r>
-            <w:proofErr w:type="spellEnd"/>
-            <w:r>
-              <w:rPr>
-                <w:rFonts w:ascii="나눔고딕" w:eastAsia="나눔고딕" w:hAnsi="나눔고딕" w:hint="eastAsia"/>
-                <w:sz w:val="20"/>
-                <w:szCs w:val="20"/>
-              </w:rPr>
-              <w:t>송신</w:t>
+              <w:t xml:space="preserve">- </w:t>
+            </w:r>
+            <w:r>
+              <w:rPr>
+                <w:rFonts w:ascii="나눔고딕" w:eastAsia="나눔고딕" w:hAnsi="나눔고딕" w:hint="eastAsia"/>
+                <w:sz w:val="20"/>
+                <w:szCs w:val="20"/>
+                <w:highlight w:val="magenta"/>
+              </w:rPr>
+              <w:t>S_***_Packet</w:t>
+            </w:r>
+            <w:r>
+              <w:rPr>
+                <w:rFonts w:ascii="나눔고딕" w:eastAsia="나눔고딕" w:hAnsi="나눔고딕" w:hint="eastAsia"/>
+                <w:sz w:val="20"/>
+                <w:szCs w:val="20"/>
+              </w:rPr>
+              <w:t xml:space="preserve">을 수신하면, 현재 들고 있는 Tool이 잘못됐다는 것이므로 서버 </w:t>
+            </w:r>
+            <w:r>
+              <w:rPr>
+                <w:rFonts w:ascii="나눔고딕" w:eastAsia="나눔고딕" w:hAnsi="나눔고딕" w:hint="eastAsia"/>
+                <w:sz w:val="20"/>
+                <w:szCs w:val="20"/>
+              </w:rPr>
+              <w:t>명령</w:t>
+            </w:r>
+            <w:r>
+              <w:rPr>
+                <w:rFonts w:ascii="나눔고딕" w:eastAsia="나눔고딕" w:hAnsi="나눔고딕" w:hint="eastAsia"/>
+                <w:sz w:val="20"/>
+                <w:szCs w:val="20"/>
+              </w:rPr>
+              <w:t>대</w:t>
+            </w:r>
+            <w:r>
+              <w:rPr>
+                <w:rFonts w:ascii="나눔고딕" w:eastAsia="나눔고딕" w:hAnsi="나눔고딕" w:hint="eastAsia"/>
+                <w:sz w:val="20"/>
+                <w:szCs w:val="20"/>
+              </w:rPr>
+              <w:lastRenderedPageBreak/>
+              <w:t>로 현재 들고 있는 Tool 변경</w:t>
+            </w:r>
+            <w:r>
+              <w:rPr>
+                <w:rFonts w:ascii="나눔고딕" w:eastAsia="나눔고딕" w:hAnsi="나눔고딕" w:hint="eastAsia"/>
+                <w:sz w:val="20"/>
+                <w:szCs w:val="20"/>
+              </w:rPr>
+              <w:t xml:space="preserve"> or 삭제</w:t>
             </w:r>
           </w:p>
           <w:p>
@@ -27071,23 +26526,24 @@
                 <w:sz w:val="20"/>
                 <w:szCs w:val="20"/>
               </w:rPr>
-              <w:t>(</w:t>
-            </w:r>
-            <w:r>
-              <w:rPr>
-                <w:rFonts w:ascii="나눔고딕" w:eastAsia="나눔고딕" w:hAnsi="나눔고딕" w:hint="eastAsia"/>
-                <w:sz w:val="20"/>
-                <w:szCs w:val="20"/>
-              </w:rPr>
-              <w:t>열쇠는 잠긴 문과 상호작용 가능 할 때만 송신</w:t>
-            </w:r>
-            <w:r>
-              <w:rPr>
-                <w:rFonts w:ascii="나눔고딕" w:eastAsia="나눔고딕" w:hAnsi="나눔고딕" w:hint="eastAsia"/>
-                <w:sz w:val="20"/>
-                <w:szCs w:val="20"/>
-              </w:rPr>
-              <w:t>)</w:t>
+              <w:t xml:space="preserve">- </w:t>
+            </w:r>
+            <w:r>
+              <w:rPr>
+                <w:rFonts w:ascii="나눔고딕" w:eastAsia="나눔고딕" w:hAnsi="나눔고딕" w:hint="eastAsia"/>
+                <w:sz w:val="20"/>
+                <w:szCs w:val="20"/>
+                <w:highlight w:val="green"/>
+              </w:rPr>
+              <w:t>S_###_Packet</w:t>
+            </w:r>
+            <w:r>
+              <w:rPr>
+                <w:rFonts w:ascii="나눔고딕" w:eastAsia="나눔고딕" w:hAnsi="나눔고딕" w:hint="eastAsia"/>
+                <w:sz w:val="20"/>
+                <w:szCs w:val="20"/>
+              </w:rPr>
+              <w:t xml:space="preserve">을 수신하면, 다른 클라이언트가 들고 있는 Tool 변경 </w:t>
             </w:r>
           </w:p>
           <w:p>
@@ -27102,7 +26558,7 @@
           <w:p>
             <w:pPr>
               <w:rPr>
-                <w:rFonts w:ascii="나눔고딕" w:eastAsia="나눔고딕" w:hAnsi="나눔고딕"/>
+                <w:rFonts w:ascii="나눔고딕" w:eastAsia="나눔고딕" w:hAnsi="나눔고딕" w:hint="eastAsia"/>
                 <w:sz w:val="20"/>
                 <w:szCs w:val="20"/>
               </w:rPr>
@@ -27110,310 +26566,60 @@
             <w:r>
               <w:rPr>
                 <w:rFonts w:ascii="나눔고딕" w:eastAsia="나눔고딕" w:hAnsi="나눔고딕" w:hint="eastAsia"/>
-                <w:sz w:val="20"/>
-                <w:szCs w:val="20"/>
-              </w:rPr>
-              <w:t>---</w:t>
-            </w:r>
-          </w:p>
-          <w:p>
-            <w:pPr>
-              <w:rPr>
-                <w:rFonts w:ascii="나눔고딕" w:eastAsia="나눔고딕" w:hAnsi="나눔고딕"/>
-                <w:sz w:val="20"/>
-                <w:szCs w:val="20"/>
-              </w:rPr>
-            </w:pPr>
-            <w:r>
-              <w:rPr>
-                <w:rFonts w:ascii="나눔고딕" w:eastAsia="나눔고딕" w:hAnsi="나눔고딕" w:hint="eastAsia"/>
-                <w:sz w:val="20"/>
-                <w:szCs w:val="20"/>
-              </w:rPr>
-              <w:t xml:space="preserve">? </w:t>
-            </w:r>
-            <w:r>
-              <w:rPr>
-                <w:rFonts w:ascii="나눔고딕" w:eastAsia="나눔고딕" w:hAnsi="나눔고딕" w:hint="eastAsia"/>
-                <w:sz w:val="20"/>
-                <w:szCs w:val="20"/>
-              </w:rPr>
-              <w:t>패킷에 Tool Type 추가해야 되지 않을까?</w:t>
-            </w:r>
-            <w:r>
-              <w:rPr>
-                <w:rFonts w:ascii="나눔고딕" w:eastAsia="나눔고딕" w:hAnsi="나눔고딕" w:hint="eastAsia"/>
-                <w:sz w:val="20"/>
-                <w:szCs w:val="20"/>
-              </w:rPr>
-              <w:t xml:space="preserve"> 서버에서</w:t>
-            </w:r>
-            <w:r>
-              <w:rPr>
-                <w:rFonts w:ascii="나눔고딕" w:eastAsia="나눔고딕" w:hAnsi="나눔고딕" w:hint="eastAsia"/>
-                <w:sz w:val="20"/>
-                <w:szCs w:val="20"/>
-              </w:rPr>
-              <w:t xml:space="preserve"> Id로 타입 구별되면 </w:t>
-            </w:r>
-            <w:proofErr w:type="gramStart"/>
-            <w:r>
-              <w:rPr>
-                <w:rFonts w:ascii="나눔고딕" w:eastAsia="나눔고딕" w:hAnsi="나눔고딕" w:hint="eastAsia"/>
-                <w:sz w:val="20"/>
-                <w:szCs w:val="20"/>
-              </w:rPr>
-              <w:t>상관없지만..</w:t>
-            </w:r>
-            <w:proofErr w:type="gramEnd"/>
-          </w:p>
-          <w:p>
-            <w:pPr>
-              <w:rPr>
-                <w:rFonts w:ascii="나눔고딕" w:eastAsia="나눔고딕" w:hAnsi="나눔고딕"/>
-                <w:sz w:val="20"/>
-                <w:szCs w:val="20"/>
-              </w:rPr>
-            </w:pPr>
-            <w:r>
-              <w:rPr>
-                <w:rFonts w:ascii="나눔고딕" w:eastAsia="나눔고딕" w:hAnsi="나눔고딕" w:hint="eastAsia"/>
-                <w:sz w:val="20"/>
-                <w:szCs w:val="20"/>
-              </w:rPr>
-              <w:t>+</w:t>
-            </w:r>
-            <w:r>
-              <w:rPr>
-                <w:rFonts w:ascii="나눔고딕" w:eastAsia="나눔고딕" w:hAnsi="나눔고딕" w:hint="eastAsia"/>
-                <w:sz w:val="20"/>
-                <w:szCs w:val="20"/>
-              </w:rPr>
-              <w:t>총 쏠 때</w:t>
-            </w:r>
-            <w:r>
-              <w:rPr>
-                <w:rFonts w:ascii="나눔고딕" w:eastAsia="나눔고딕" w:hAnsi="나눔고딕" w:hint="eastAsia"/>
-                <w:sz w:val="20"/>
-                <w:szCs w:val="20"/>
-              </w:rPr>
-              <w:t xml:space="preserve"> &amp; 칼 휘두를 때</w:t>
-            </w:r>
-            <w:r>
-              <w:rPr>
-                <w:rFonts w:ascii="나눔고딕" w:eastAsia="나눔고딕" w:hAnsi="나눔고딕" w:hint="eastAsia"/>
-                <w:sz w:val="20"/>
-                <w:szCs w:val="20"/>
-              </w:rPr>
-              <w:t xml:space="preserve"> 플레이어가 바라보는 각도 정보 </w:t>
-            </w:r>
-            <w:r>
-              <w:rPr>
-                <w:rFonts w:ascii="나눔고딕" w:eastAsia="나눔고딕" w:hAnsi="나눔고딕" w:hint="eastAsia"/>
-                <w:sz w:val="20"/>
-                <w:szCs w:val="20"/>
-              </w:rPr>
-              <w:t xml:space="preserve">(Rotation 값으로) </w:t>
+                <w:color w:val="FF99FF"/>
+                <w:sz w:val="20"/>
+                <w:szCs w:val="20"/>
+              </w:rPr>
+              <w:t>=&gt;위 내용과 마찬가지로 같은 패킷 사용해도 될 것 같습니다.</w:t>
+            </w:r>
+            <w:r>
+              <w:rPr>
+                <w:rFonts w:ascii="나눔고딕" w:eastAsia="나눔고딕" w:hAnsi="나눔고딕" w:hint="eastAsia"/>
+                <w:color w:val="FF99FF"/>
+                <w:sz w:val="20"/>
+                <w:szCs w:val="20"/>
+              </w:rPr>
+              <w:t xml:space="preserve"> 처리는 여기 </w:t>
             </w:r>
             <w:proofErr w:type="spellStart"/>
             <w:r>
               <w:rPr>
                 <w:rFonts w:ascii="나눔고딕" w:eastAsia="나눔고딕" w:hAnsi="나눔고딕" w:hint="eastAsia"/>
-                <w:sz w:val="20"/>
-                <w:szCs w:val="20"/>
-              </w:rPr>
-              <w:t>viewRotation</w:t>
+                <w:color w:val="FF99FF"/>
+                <w:sz w:val="20"/>
+                <w:szCs w:val="20"/>
+              </w:rPr>
+              <w:t>적힌대로</w:t>
             </w:r>
             <w:proofErr w:type="spellEnd"/>
             <w:r>
               <w:rPr>
                 <w:rFonts w:ascii="나눔고딕" w:eastAsia="나눔고딕" w:hAnsi="나눔고딕" w:hint="eastAsia"/>
-                <w:sz w:val="20"/>
-                <w:szCs w:val="20"/>
-              </w:rPr>
-              <w:t>을 패킷에</w:t>
-            </w:r>
-            <w:r>
-              <w:rPr>
-                <w:rFonts w:ascii="나눔고딕" w:eastAsia="나눔고딕" w:hAnsi="나눔고딕" w:hint="eastAsia"/>
-                <w:sz w:val="20"/>
-                <w:szCs w:val="20"/>
-              </w:rPr>
-              <w:t xml:space="preserve"> 추가</w:t>
-            </w:r>
-            <w:r>
-              <w:rPr>
-                <w:rFonts w:ascii="나눔고딕" w:eastAsia="나눔고딕" w:hAnsi="나눔고딕" w:hint="eastAsia"/>
-                <w:sz w:val="20"/>
-                <w:szCs w:val="20"/>
-              </w:rPr>
-              <w:t xml:space="preserve"> 필요</w:t>
-            </w:r>
-          </w:p>
-          <w:p>
-            <w:pPr>
-              <w:rPr>
-                <w:rFonts w:ascii="나눔고딕" w:eastAsia="나눔고딕" w:hAnsi="나눔고딕"/>
-                <w:sz w:val="20"/>
-                <w:szCs w:val="20"/>
-              </w:rPr>
-            </w:pPr>
-            <w:r>
-              <w:rPr>
-                <w:rFonts w:ascii="나눔고딕" w:eastAsia="나눔고딕" w:hAnsi="나눔고딕" w:hint="eastAsia"/>
-                <w:sz w:val="20"/>
-                <w:szCs w:val="20"/>
-              </w:rPr>
-              <w:t xml:space="preserve">? </w:t>
-            </w:r>
-            <w:r>
-              <w:rPr>
-                <w:rFonts w:ascii="나눔고딕" w:eastAsia="나눔고딕" w:hAnsi="나눔고딕" w:hint="eastAsia"/>
-                <w:sz w:val="20"/>
-                <w:szCs w:val="20"/>
-              </w:rPr>
-              <w:t xml:space="preserve">여기서 본인 </w:t>
+                <w:color w:val="FF99FF"/>
+                <w:sz w:val="20"/>
+                <w:szCs w:val="20"/>
+              </w:rPr>
+              <w:t xml:space="preserve"> </w:t>
             </w:r>
             <w:proofErr w:type="spellStart"/>
             <w:r>
               <w:rPr>
                 <w:rFonts w:ascii="나눔고딕" w:eastAsia="나눔고딕" w:hAnsi="나눔고딕" w:hint="eastAsia"/>
-                <w:sz w:val="20"/>
-                <w:szCs w:val="20"/>
-              </w:rPr>
-              <w:t>클라에서는</w:t>
+                <w:color w:val="FF99FF"/>
+                <w:sz w:val="20"/>
+                <w:szCs w:val="20"/>
+              </w:rPr>
+              <w:t>진진행하면</w:t>
             </w:r>
             <w:proofErr w:type="spellEnd"/>
             <w:r>
               <w:rPr>
                 <w:rFonts w:ascii="나눔고딕" w:eastAsia="나눔고딕" w:hAnsi="나눔고딕" w:hint="eastAsia"/>
-                <w:sz w:val="20"/>
-                <w:szCs w:val="20"/>
-              </w:rPr>
-              <w:t xml:space="preserve"> 바로 애니메이션??? 아니면 서버 </w:t>
-            </w:r>
-            <w:proofErr w:type="gramStart"/>
-            <w:r>
-              <w:rPr>
-                <w:rFonts w:ascii="나눔고딕" w:eastAsia="나눔고딕" w:hAnsi="나눔고딕" w:hint="eastAsia"/>
-                <w:sz w:val="20"/>
-                <w:szCs w:val="20"/>
-              </w:rPr>
-              <w:t>확인 받고</w:t>
-            </w:r>
-            <w:proofErr w:type="gramEnd"/>
-            <w:r>
-              <w:rPr>
-                <w:rFonts w:ascii="나눔고딕" w:eastAsia="나눔고딕" w:hAnsi="나눔고딕" w:hint="eastAsia"/>
-                <w:sz w:val="20"/>
-                <w:szCs w:val="20"/>
-              </w:rPr>
-              <w:t>?</w:t>
-            </w:r>
-          </w:p>
-          <w:p>
-            <w:pPr>
-              <w:rPr>
-                <w:rFonts w:ascii="나눔고딕" w:eastAsia="나눔고딕" w:hAnsi="나눔고딕"/>
-                <w:sz w:val="20"/>
-                <w:szCs w:val="20"/>
-              </w:rPr>
-            </w:pPr>
-            <w:r>
-              <w:rPr>
-                <w:rFonts w:ascii="나눔고딕" w:eastAsia="나눔고딕" w:hAnsi="나눔고딕" w:hint="eastAsia"/>
-                <w:sz w:val="20"/>
-                <w:szCs w:val="20"/>
-              </w:rPr>
-              <w:t xml:space="preserve">? </w:t>
-            </w:r>
-            <w:proofErr w:type="spellStart"/>
-            <w:r>
-              <w:rPr>
-                <w:rFonts w:ascii="나눔고딕" w:eastAsia="나눔고딕" w:hAnsi="나눔고딕" w:hint="eastAsia"/>
-                <w:sz w:val="20"/>
-                <w:szCs w:val="20"/>
-              </w:rPr>
-              <w:t>클라에서</w:t>
-            </w:r>
-            <w:proofErr w:type="spellEnd"/>
-            <w:r>
-              <w:rPr>
-                <w:rFonts w:ascii="나눔고딕" w:eastAsia="나눔고딕" w:hAnsi="나눔고딕" w:hint="eastAsia"/>
-                <w:sz w:val="20"/>
-                <w:szCs w:val="20"/>
-              </w:rPr>
-              <w:t xml:space="preserve"> 총 쏘기 애니메이션 후에, 총을 맞은 부분에 </w:t>
-            </w:r>
-            <w:proofErr w:type="spellStart"/>
-            <w:r>
-              <w:rPr>
-                <w:rFonts w:ascii="나눔고딕" w:eastAsia="나눔고딕" w:hAnsi="나눔고딕" w:hint="eastAsia"/>
-                <w:sz w:val="20"/>
-                <w:szCs w:val="20"/>
-              </w:rPr>
-              <w:t>파티클</w:t>
-            </w:r>
-            <w:proofErr w:type="spellEnd"/>
-            <w:r>
-              <w:rPr>
-                <w:rFonts w:ascii="나눔고딕" w:eastAsia="나눔고딕" w:hAnsi="나눔고딕" w:hint="eastAsia"/>
-                <w:sz w:val="20"/>
-                <w:szCs w:val="20"/>
-              </w:rPr>
-              <w:t xml:space="preserve"> 효과를 넣어야 하는데, 이건 서버에서 총을 맞은 곳 위치를 보내줘서 할까, 아니면 </w:t>
-            </w:r>
-            <w:proofErr w:type="spellStart"/>
-            <w:r>
-              <w:rPr>
-                <w:rFonts w:ascii="나눔고딕" w:eastAsia="나눔고딕" w:hAnsi="나눔고딕" w:hint="eastAsia"/>
-                <w:sz w:val="20"/>
-                <w:szCs w:val="20"/>
-              </w:rPr>
-              <w:t>클라에서</w:t>
-            </w:r>
-            <w:proofErr w:type="spellEnd"/>
-            <w:r>
-              <w:rPr>
-                <w:rFonts w:ascii="나눔고딕" w:eastAsia="나눔고딕" w:hAnsi="나눔고딕" w:hint="eastAsia"/>
-                <w:sz w:val="20"/>
-                <w:szCs w:val="20"/>
-              </w:rPr>
-              <w:t xml:space="preserve"> 계산해서 </w:t>
-            </w:r>
-            <w:proofErr w:type="spellStart"/>
-            <w:r>
-              <w:rPr>
-                <w:rFonts w:ascii="나눔고딕" w:eastAsia="나눔고딕" w:hAnsi="나눔고딕" w:hint="eastAsia"/>
-                <w:sz w:val="20"/>
-                <w:szCs w:val="20"/>
-              </w:rPr>
-              <w:t>파티클</w:t>
-            </w:r>
-            <w:r>
-              <w:rPr>
-                <w:rFonts w:ascii="나눔고딕" w:eastAsia="나눔고딕" w:hAnsi="나눔고딕" w:hint="eastAsia"/>
-                <w:sz w:val="20"/>
-                <w:szCs w:val="20"/>
-              </w:rPr>
-              <w:t>을</w:t>
-            </w:r>
-            <w:proofErr w:type="spellEnd"/>
-            <w:r>
-              <w:rPr>
-                <w:rFonts w:ascii="나눔고딕" w:eastAsia="나눔고딕" w:hAnsi="나눔고딕" w:hint="eastAsia"/>
-                <w:sz w:val="20"/>
-                <w:szCs w:val="20"/>
-              </w:rPr>
-              <w:t xml:space="preserve"> 넣을까??</w:t>
-            </w:r>
-            <w:r>
-              <w:rPr>
-                <w:rFonts w:ascii="나눔고딕" w:eastAsia="나눔고딕" w:hAnsi="나눔고딕" w:hint="eastAsia"/>
-                <w:sz w:val="20"/>
-                <w:szCs w:val="20"/>
-              </w:rPr>
-              <w:t xml:space="preserve"> </w:t>
+                <w:color w:val="FF99FF"/>
+                <w:sz w:val="20"/>
+                <w:szCs w:val="20"/>
+              </w:rPr>
+              <w:t xml:space="preserve"> 될 듯.</w:t>
             </w:r>
           </w:p>
         </w:tc>
@@ -27439,7 +26645,8 @@
                 <w:sz w:val="20"/>
                 <w:szCs w:val="20"/>
               </w:rPr>
-              <w:t>2-2</w:t>
+              <w:lastRenderedPageBreak/>
+              <w:t>2-1</w:t>
             </w:r>
           </w:p>
         </w:tc>
@@ -27462,7 +26669,7 @@
                 <w:sz w:val="20"/>
                 <w:szCs w:val="20"/>
               </w:rPr>
-              <w:t>Server → Client</w:t>
+              <w:t>Client → Server</w:t>
             </w:r>
           </w:p>
         </w:tc>
@@ -27484,7 +26691,51 @@
                 <w:sz w:val="20"/>
                 <w:szCs w:val="20"/>
               </w:rPr>
-              <w:t xml:space="preserve">유효성 검사 후, </w:t>
+              <w:t xml:space="preserve">Tool을 들고 있는 상태에서 Tool 사용 입력(마우스 </w:t>
+            </w:r>
+            <w:proofErr w:type="spellStart"/>
+            <w:r>
+              <w:rPr>
+                <w:rFonts w:ascii="나눔고딕" w:eastAsia="나눔고딕" w:hAnsi="나눔고딕" w:hint="eastAsia"/>
+                <w:sz w:val="20"/>
+                <w:szCs w:val="20"/>
+              </w:rPr>
+              <w:t>좌클릭</w:t>
+            </w:r>
+            <w:proofErr w:type="spellEnd"/>
+            <w:r>
+              <w:rPr>
+                <w:rFonts w:ascii="나눔고딕" w:eastAsia="나눔고딕" w:hAnsi="나눔고딕" w:hint="eastAsia"/>
+                <w:sz w:val="20"/>
+                <w:szCs w:val="20"/>
+              </w:rPr>
+              <w:t xml:space="preserve">)하면 </w:t>
+            </w:r>
+            <w:proofErr w:type="spellStart"/>
+            <w:r>
+              <w:rPr>
+                <w:rFonts w:ascii="나눔고딕" w:eastAsia="나눔고딕" w:hAnsi="나눔고딕" w:hint="eastAsia"/>
+                <w:sz w:val="20"/>
+                <w:szCs w:val="20"/>
+              </w:rPr>
+              <w:t>C_UseTool</w:t>
+            </w:r>
+            <w:r>
+              <w:rPr>
+                <w:rFonts w:ascii="나눔고딕" w:eastAsia="나눔고딕" w:hAnsi="나눔고딕" w:hint="eastAsia"/>
+                <w:sz w:val="20"/>
+                <w:szCs w:val="20"/>
+              </w:rPr>
+              <w:t>_Packet</w:t>
+            </w:r>
+            <w:proofErr w:type="spellEnd"/>
+            <w:r>
+              <w:rPr>
+                <w:rFonts w:ascii="나눔고딕" w:eastAsia="나눔고딕" w:hAnsi="나눔고딕" w:hint="eastAsia"/>
+                <w:sz w:val="20"/>
+                <w:szCs w:val="20"/>
+              </w:rPr>
+              <w:t>송신</w:t>
             </w:r>
           </w:p>
           <w:p>
@@ -27501,70 +26752,23 @@
                 <w:sz w:val="20"/>
                 <w:szCs w:val="20"/>
               </w:rPr>
-              <w:t xml:space="preserve">- </w:t>
-            </w:r>
-            <w:r>
-              <w:rPr>
-                <w:rFonts w:ascii="나눔고딕" w:eastAsia="나눔고딕" w:hAnsi="나눔고딕" w:hint="eastAsia"/>
-                <w:sz w:val="20"/>
-                <w:szCs w:val="20"/>
-              </w:rPr>
-              <w:t>해당 클라이언트</w:t>
-            </w:r>
-            <w:r>
-              <w:rPr>
-                <w:rFonts w:ascii="나눔고딕" w:eastAsia="나눔고딕" w:hAnsi="나눔고딕" w:hint="eastAsia"/>
-                <w:sz w:val="20"/>
-                <w:szCs w:val="20"/>
-              </w:rPr>
-              <w:t xml:space="preserve">: </w:t>
-            </w:r>
-            <w:proofErr w:type="spellStart"/>
-            <w:r>
-              <w:rPr>
-                <w:rFonts w:ascii="나눔고딕" w:eastAsia="나눔고딕" w:hAnsi="나눔고딕" w:hint="eastAsia"/>
-                <w:sz w:val="20"/>
-                <w:szCs w:val="20"/>
-                <w:highlight w:val="red"/>
-              </w:rPr>
-              <w:t>S_UpdateObjectState</w:t>
-            </w:r>
-            <w:proofErr w:type="spellEnd"/>
-            <w:r>
-              <w:rPr>
-                <w:rFonts w:ascii="나눔고딕" w:eastAsia="나눔고딕" w:hAnsi="나눔고딕" w:hint="eastAsia"/>
-                <w:sz w:val="20"/>
-                <w:szCs w:val="20"/>
-                <w:highlight w:val="red"/>
-              </w:rPr>
-              <w:t xml:space="preserve">(아니면 </w:t>
-            </w:r>
-            <w:proofErr w:type="spellStart"/>
-            <w:r>
-              <w:rPr>
-                <w:rFonts w:ascii="나눔고딕" w:eastAsia="나눔고딕" w:hAnsi="나눔고딕" w:hint="eastAsia"/>
-                <w:sz w:val="20"/>
-                <w:szCs w:val="20"/>
-                <w:highlight w:val="red"/>
-              </w:rPr>
-              <w:t>S_UseTool_Packet</w:t>
-            </w:r>
-            <w:proofErr w:type="spellEnd"/>
-            <w:r>
-              <w:rPr>
-                <w:rFonts w:ascii="나눔고딕" w:eastAsia="나눔고딕" w:hAnsi="나눔고딕" w:hint="eastAsia"/>
-                <w:sz w:val="20"/>
-                <w:szCs w:val="20"/>
-              </w:rPr>
-              <w:t>) 송신</w:t>
-            </w:r>
-            <w:r>
-              <w:rPr>
-                <w:rFonts w:ascii="나눔고딕" w:eastAsia="나눔고딕" w:hAnsi="나눔고딕" w:hint="eastAsia"/>
-                <w:sz w:val="20"/>
-                <w:szCs w:val="20"/>
-              </w:rPr>
-              <w:t>(서버 확인 없이 애니메이션 한다면 이 단계 삭제 필요)</w:t>
+              <w:t>(</w:t>
+            </w:r>
+            <w:r>
+              <w:rPr>
+                <w:rFonts w:ascii="나눔고딕" w:eastAsia="나눔고딕" w:hAnsi="나눔고딕" w:hint="eastAsia"/>
+                <w:sz w:val="20"/>
+                <w:szCs w:val="20"/>
+              </w:rPr>
+              <w:t>열쇠는 잠긴 문과 상호작용 가능 할 때만 송신</w:t>
+            </w:r>
+            <w:r>
+              <w:rPr>
+                <w:rFonts w:ascii="나눔고딕" w:eastAsia="나눔고딕" w:hAnsi="나눔고딕" w:hint="eastAsia"/>
+                <w:sz w:val="20"/>
+                <w:szCs w:val="20"/>
+              </w:rPr>
+              <w:t>)</w:t>
             </w:r>
           </w:p>
           <w:p>
@@ -27575,29 +26779,112 @@
                 <w:szCs w:val="20"/>
               </w:rPr>
             </w:pPr>
-            <w:r>
-              <w:rPr>
-                <w:rFonts w:ascii="나눔고딕" w:eastAsia="나눔고딕" w:hAnsi="나눔고딕" w:hint="eastAsia"/>
-                <w:sz w:val="20"/>
-                <w:szCs w:val="20"/>
-              </w:rPr>
-              <w:t xml:space="preserve">- 다른 </w:t>
-            </w:r>
-            <w:r>
-              <w:rPr>
-                <w:rFonts w:ascii="나눔고딕" w:eastAsia="나눔고딕" w:hAnsi="나눔고딕" w:hint="eastAsia"/>
-                <w:sz w:val="20"/>
-                <w:szCs w:val="20"/>
-              </w:rPr>
-              <w:t>클라이언트</w:t>
-            </w:r>
-            <w:r>
-              <w:rPr>
-                <w:rFonts w:ascii="나눔고딕" w:eastAsia="나눔고딕" w:hAnsi="나눔고딕" w:hint="eastAsia"/>
-                <w:sz w:val="20"/>
-                <w:szCs w:val="20"/>
-              </w:rPr>
-              <w:t xml:space="preserve">: </w:t>
+          </w:p>
+          <w:p>
+            <w:pPr>
+              <w:rPr>
+                <w:rFonts w:ascii="나눔고딕" w:eastAsia="나눔고딕" w:hAnsi="나눔고딕"/>
+                <w:sz w:val="20"/>
+                <w:szCs w:val="20"/>
+              </w:rPr>
+            </w:pPr>
+            <w:r>
+              <w:rPr>
+                <w:rFonts w:ascii="나눔고딕" w:eastAsia="나눔고딕" w:hAnsi="나눔고딕" w:hint="eastAsia"/>
+                <w:sz w:val="20"/>
+                <w:szCs w:val="20"/>
+              </w:rPr>
+              <w:t>---</w:t>
+            </w:r>
+          </w:p>
+          <w:p>
+            <w:pPr>
+              <w:rPr>
+                <w:rFonts w:ascii="나눔고딕" w:eastAsia="나눔고딕" w:hAnsi="나눔고딕"/>
+                <w:sz w:val="20"/>
+                <w:szCs w:val="20"/>
+              </w:rPr>
+            </w:pPr>
+            <w:r>
+              <w:rPr>
+                <w:rFonts w:ascii="나눔고딕" w:eastAsia="나눔고딕" w:hAnsi="나눔고딕" w:hint="eastAsia"/>
+                <w:sz w:val="20"/>
+                <w:szCs w:val="20"/>
+              </w:rPr>
+              <w:t xml:space="preserve">? </w:t>
+            </w:r>
+            <w:r>
+              <w:rPr>
+                <w:rFonts w:ascii="나눔고딕" w:eastAsia="나눔고딕" w:hAnsi="나눔고딕" w:hint="eastAsia"/>
+                <w:sz w:val="20"/>
+                <w:szCs w:val="20"/>
+              </w:rPr>
+              <w:t>패킷에 Tool Type 추가해야 되지 않을까?</w:t>
+            </w:r>
+            <w:r>
+              <w:rPr>
+                <w:rFonts w:ascii="나눔고딕" w:eastAsia="나눔고딕" w:hAnsi="나눔고딕" w:hint="eastAsia"/>
+                <w:sz w:val="20"/>
+                <w:szCs w:val="20"/>
+              </w:rPr>
+              <w:t xml:space="preserve"> 서버에서</w:t>
+            </w:r>
+            <w:r>
+              <w:rPr>
+                <w:rFonts w:ascii="나눔고딕" w:eastAsia="나눔고딕" w:hAnsi="나눔고딕" w:hint="eastAsia"/>
+                <w:sz w:val="20"/>
+                <w:szCs w:val="20"/>
+              </w:rPr>
+              <w:t xml:space="preserve"> Id로 타입 구별되면 상관없지만..</w:t>
+            </w:r>
+          </w:p>
+          <w:p>
+            <w:pPr>
+              <w:rPr>
+                <w:rFonts w:ascii="나눔고딕" w:eastAsia="나눔고딕" w:hAnsi="나눔고딕"/>
+                <w:sz w:val="20"/>
+                <w:szCs w:val="20"/>
+              </w:rPr>
+            </w:pPr>
+            <w:r>
+              <w:rPr>
+                <w:rFonts w:ascii="나눔고딕" w:eastAsia="나눔고딕" w:hAnsi="나눔고딕" w:hint="eastAsia"/>
+                <w:sz w:val="20"/>
+                <w:szCs w:val="20"/>
+              </w:rPr>
+              <w:t>+</w:t>
+            </w:r>
+            <w:r>
+              <w:rPr>
+                <w:rFonts w:ascii="나눔고딕" w:eastAsia="나눔고딕" w:hAnsi="나눔고딕" w:hint="eastAsia"/>
+                <w:sz w:val="20"/>
+                <w:szCs w:val="20"/>
+              </w:rPr>
+              <w:t>총 쏠 때</w:t>
+            </w:r>
+            <w:r>
+              <w:rPr>
+                <w:rFonts w:ascii="나눔고딕" w:eastAsia="나눔고딕" w:hAnsi="나눔고딕" w:hint="eastAsia"/>
+                <w:sz w:val="20"/>
+                <w:szCs w:val="20"/>
+              </w:rPr>
+              <w:t xml:space="preserve"> &amp; 칼 휘두를 때</w:t>
+            </w:r>
+            <w:r>
+              <w:rPr>
+                <w:rFonts w:ascii="나눔고딕" w:eastAsia="나눔고딕" w:hAnsi="나눔고딕" w:hint="eastAsia"/>
+                <w:sz w:val="20"/>
+                <w:szCs w:val="20"/>
+              </w:rPr>
+              <w:t xml:space="preserve"> 플레이어가 바라보는 각도 정보 </w:t>
+            </w:r>
+            <w:r>
+              <w:rPr>
+                <w:rFonts w:ascii="나눔고딕" w:eastAsia="나눔고딕" w:hAnsi="나눔고딕" w:hint="eastAsia"/>
+                <w:sz w:val="20"/>
+                <w:szCs w:val="20"/>
+              </w:rPr>
+              <w:t xml:space="preserve">(Rotation 값으로) </w:t>
             </w:r>
             <w:proofErr w:type="spellStart"/>
             <w:r>
@@ -27605,9 +26892,8 @@
                 <w:rFonts w:ascii="나눔고딕" w:eastAsia="나눔고딕" w:hAnsi="나눔고딕" w:hint="eastAsia"/>
                 <w:sz w:val="20"/>
                 <w:szCs w:val="20"/>
-                <w:highlight w:val="red"/>
-              </w:rPr>
-              <w:t>S_UpdateObjectState</w:t>
+              </w:rPr>
+              <w:t>viewRotation</w:t>
             </w:r>
             <w:proofErr w:type="spellEnd"/>
             <w:r>
@@ -27615,28 +26901,305 @@
                 <w:rFonts w:ascii="나눔고딕" w:eastAsia="나눔고딕" w:hAnsi="나눔고딕" w:hint="eastAsia"/>
                 <w:sz w:val="20"/>
                 <w:szCs w:val="20"/>
-                <w:highlight w:val="red"/>
-              </w:rPr>
-              <w:t xml:space="preserve">(아니면 </w:t>
+              </w:rPr>
+              <w:t>을 패킷에</w:t>
+            </w:r>
+            <w:r>
+              <w:rPr>
+                <w:rFonts w:ascii="나눔고딕" w:eastAsia="나눔고딕" w:hAnsi="나눔고딕" w:hint="eastAsia"/>
+                <w:sz w:val="20"/>
+                <w:szCs w:val="20"/>
+              </w:rPr>
+              <w:t xml:space="preserve"> 추가</w:t>
+            </w:r>
+            <w:r>
+              <w:rPr>
+                <w:rFonts w:ascii="나눔고딕" w:eastAsia="나눔고딕" w:hAnsi="나눔고딕" w:hint="eastAsia"/>
+                <w:sz w:val="20"/>
+                <w:szCs w:val="20"/>
+              </w:rPr>
+              <w:t xml:space="preserve"> 필요</w:t>
+            </w:r>
+          </w:p>
+          <w:p>
+            <w:pPr>
+              <w:rPr>
+                <w:rFonts w:ascii="나눔고딕" w:eastAsia="나눔고딕" w:hAnsi="나눔고딕"/>
+                <w:color w:val="FF99FF"/>
+                <w:sz w:val="20"/>
+                <w:szCs w:val="20"/>
+              </w:rPr>
+            </w:pPr>
+            <w:r>
+              <w:rPr>
+                <w:rFonts w:ascii="나눔고딕" w:eastAsia="나눔고딕" w:hAnsi="나눔고딕" w:hint="eastAsia"/>
+                <w:color w:val="FF99FF"/>
+                <w:sz w:val="20"/>
+                <w:szCs w:val="20"/>
+              </w:rPr>
+              <w:t xml:space="preserve">=&gt;ID로 현재 들고 있는 도구와 동일할 때만 </w:t>
             </w:r>
             <w:proofErr w:type="spellStart"/>
             <w:r>
               <w:rPr>
                 <w:rFonts w:ascii="나눔고딕" w:eastAsia="나눔고딕" w:hAnsi="나눔고딕" w:hint="eastAsia"/>
-                <w:sz w:val="20"/>
-                <w:szCs w:val="20"/>
-                <w:highlight w:val="red"/>
-              </w:rPr>
-              <w:t>S_UseTool_Packet</w:t>
+                <w:color w:val="FF99FF"/>
+                <w:sz w:val="20"/>
+                <w:szCs w:val="20"/>
+              </w:rPr>
+              <w:t>사용가능하도록</w:t>
             </w:r>
             <w:proofErr w:type="spellEnd"/>
             <w:r>
               <w:rPr>
                 <w:rFonts w:ascii="나눔고딕" w:eastAsia="나눔고딕" w:hAnsi="나눔고딕" w:hint="eastAsia"/>
-                <w:sz w:val="20"/>
-                <w:szCs w:val="20"/>
-              </w:rPr>
-              <w:t>) 송신</w:t>
+                <w:color w:val="FF99FF"/>
+                <w:sz w:val="20"/>
+                <w:szCs w:val="20"/>
+              </w:rPr>
+              <w:t xml:space="preserve"> 판단할거라 </w:t>
+            </w:r>
+            <w:proofErr w:type="spellStart"/>
+            <w:r>
+              <w:rPr>
+                <w:rFonts w:ascii="나눔고딕" w:eastAsia="나눔고딕" w:hAnsi="나눔고딕" w:hint="eastAsia"/>
+                <w:color w:val="FF99FF"/>
+                <w:sz w:val="20"/>
+                <w:szCs w:val="20"/>
+              </w:rPr>
+              <w:t>ㄱㅊ</w:t>
+            </w:r>
+            <w:proofErr w:type="spellEnd"/>
+            <w:r>
+              <w:rPr>
+                <w:rFonts w:ascii="나눔고딕" w:eastAsia="나눔고딕" w:hAnsi="나눔고딕" w:hint="eastAsia"/>
+                <w:color w:val="FF99FF"/>
+                <w:sz w:val="20"/>
+                <w:szCs w:val="20"/>
+              </w:rPr>
+              <w:t>.</w:t>
+            </w:r>
+          </w:p>
+          <w:p>
+            <w:pPr>
+              <w:rPr>
+                <w:rFonts w:ascii="나눔고딕" w:eastAsia="나눔고딕" w:hAnsi="나눔고딕" w:hint="eastAsia"/>
+                <w:color w:val="FF99FF"/>
+                <w:sz w:val="20"/>
+                <w:szCs w:val="20"/>
+              </w:rPr>
+            </w:pPr>
+            <w:r>
+              <w:rPr>
+                <w:rFonts w:ascii="나눔고딕" w:eastAsia="나눔고딕" w:hAnsi="나눔고딕" w:hint="eastAsia"/>
+                <w:color w:val="FF99FF"/>
+                <w:sz w:val="20"/>
+                <w:szCs w:val="20"/>
+              </w:rPr>
+              <w:t>각도는 추가해야 될 듯</w:t>
+            </w:r>
+          </w:p>
+          <w:p>
+            <w:pPr>
+              <w:rPr>
+                <w:rFonts w:ascii="나눔고딕" w:eastAsia="나눔고딕" w:hAnsi="나눔고딕"/>
+                <w:sz w:val="20"/>
+                <w:szCs w:val="20"/>
+              </w:rPr>
+            </w:pPr>
+            <w:r>
+              <w:rPr>
+                <w:rFonts w:ascii="나눔고딕" w:eastAsia="나눔고딕" w:hAnsi="나눔고딕" w:hint="eastAsia"/>
+                <w:sz w:val="20"/>
+                <w:szCs w:val="20"/>
+              </w:rPr>
+              <w:t xml:space="preserve">? </w:t>
+            </w:r>
+            <w:r>
+              <w:rPr>
+                <w:rFonts w:ascii="나눔고딕" w:eastAsia="나눔고딕" w:hAnsi="나눔고딕" w:hint="eastAsia"/>
+                <w:sz w:val="20"/>
+                <w:szCs w:val="20"/>
+              </w:rPr>
+              <w:t xml:space="preserve">여기서 본인 </w:t>
+            </w:r>
+            <w:proofErr w:type="spellStart"/>
+            <w:r>
+              <w:rPr>
+                <w:rFonts w:ascii="나눔고딕" w:eastAsia="나눔고딕" w:hAnsi="나눔고딕" w:hint="eastAsia"/>
+                <w:sz w:val="20"/>
+                <w:szCs w:val="20"/>
+              </w:rPr>
+              <w:t>클라에서는</w:t>
+            </w:r>
+            <w:proofErr w:type="spellEnd"/>
+            <w:r>
+              <w:rPr>
+                <w:rFonts w:ascii="나눔고딕" w:eastAsia="나눔고딕" w:hAnsi="나눔고딕" w:hint="eastAsia"/>
+                <w:sz w:val="20"/>
+                <w:szCs w:val="20"/>
+              </w:rPr>
+              <w:t xml:space="preserve"> 바로 애니메이션??? 아니면 서버 확인 받고</w:t>
+            </w:r>
+            <w:r>
+              <w:rPr>
+                <w:rFonts w:ascii="나눔고딕" w:eastAsia="나눔고딕" w:hAnsi="나눔고딕" w:hint="eastAsia"/>
+                <w:sz w:val="20"/>
+                <w:szCs w:val="20"/>
+              </w:rPr>
+              <w:t>?</w:t>
+            </w:r>
+          </w:p>
+          <w:p>
+            <w:pPr>
+              <w:rPr>
+                <w:rFonts w:ascii="나눔고딕" w:eastAsia="나눔고딕" w:hAnsi="나눔고딕" w:hint="eastAsia"/>
+                <w:color w:val="FF99FF"/>
+                <w:sz w:val="20"/>
+                <w:szCs w:val="20"/>
+              </w:rPr>
+            </w:pPr>
+            <w:r>
+              <w:rPr>
+                <w:rFonts w:ascii="나눔고딕" w:eastAsia="나눔고딕" w:hAnsi="나눔고딕" w:hint="eastAsia"/>
+                <w:color w:val="FF99FF"/>
+                <w:sz w:val="20"/>
+                <w:szCs w:val="20"/>
+              </w:rPr>
+              <w:t>=&gt;이건 바로</w:t>
+            </w:r>
+          </w:p>
+          <w:p>
+            <w:pPr>
+              <w:rPr>
+                <w:rFonts w:ascii="나눔고딕" w:eastAsia="나눔고딕" w:hAnsi="나눔고딕"/>
+                <w:sz w:val="20"/>
+                <w:szCs w:val="20"/>
+              </w:rPr>
+            </w:pPr>
+            <w:r>
+              <w:rPr>
+                <w:rFonts w:ascii="나눔고딕" w:eastAsia="나눔고딕" w:hAnsi="나눔고딕" w:hint="eastAsia"/>
+                <w:sz w:val="20"/>
+                <w:szCs w:val="20"/>
+              </w:rPr>
+              <w:t xml:space="preserve">? </w:t>
+            </w:r>
+            <w:proofErr w:type="spellStart"/>
+            <w:r>
+              <w:rPr>
+                <w:rFonts w:ascii="나눔고딕" w:eastAsia="나눔고딕" w:hAnsi="나눔고딕" w:hint="eastAsia"/>
+                <w:sz w:val="20"/>
+                <w:szCs w:val="20"/>
+              </w:rPr>
+              <w:t>클라에서</w:t>
+            </w:r>
+            <w:proofErr w:type="spellEnd"/>
+            <w:r>
+              <w:rPr>
+                <w:rFonts w:ascii="나눔고딕" w:eastAsia="나눔고딕" w:hAnsi="나눔고딕" w:hint="eastAsia"/>
+                <w:sz w:val="20"/>
+                <w:szCs w:val="20"/>
+              </w:rPr>
+              <w:t xml:space="preserve"> 총 쏘기 애니메이션 후에, 총을 맞은 부분에 </w:t>
+            </w:r>
+            <w:proofErr w:type="spellStart"/>
+            <w:r>
+              <w:rPr>
+                <w:rFonts w:ascii="나눔고딕" w:eastAsia="나눔고딕" w:hAnsi="나눔고딕" w:hint="eastAsia"/>
+                <w:sz w:val="20"/>
+                <w:szCs w:val="20"/>
+              </w:rPr>
+              <w:t>파티클</w:t>
+            </w:r>
+            <w:proofErr w:type="spellEnd"/>
+            <w:r>
+              <w:rPr>
+                <w:rFonts w:ascii="나눔고딕" w:eastAsia="나눔고딕" w:hAnsi="나눔고딕" w:hint="eastAsia"/>
+                <w:sz w:val="20"/>
+                <w:szCs w:val="20"/>
+              </w:rPr>
+              <w:t xml:space="preserve"> 효과를 넣어야 하는데, 이건 서버에서 총을 맞은 곳 위치를 보내줘서 할까, 아니면 </w:t>
+            </w:r>
+            <w:proofErr w:type="spellStart"/>
+            <w:r>
+              <w:rPr>
+                <w:rFonts w:ascii="나눔고딕" w:eastAsia="나눔고딕" w:hAnsi="나눔고딕" w:hint="eastAsia"/>
+                <w:sz w:val="20"/>
+                <w:szCs w:val="20"/>
+              </w:rPr>
+              <w:t>클라에서</w:t>
+            </w:r>
+            <w:proofErr w:type="spellEnd"/>
+            <w:r>
+              <w:rPr>
+                <w:rFonts w:ascii="나눔고딕" w:eastAsia="나눔고딕" w:hAnsi="나눔고딕" w:hint="eastAsia"/>
+                <w:sz w:val="20"/>
+                <w:szCs w:val="20"/>
+              </w:rPr>
+              <w:t xml:space="preserve"> 계산해서 </w:t>
+            </w:r>
+            <w:proofErr w:type="spellStart"/>
+            <w:r>
+              <w:rPr>
+                <w:rFonts w:ascii="나눔고딕" w:eastAsia="나눔고딕" w:hAnsi="나눔고딕" w:hint="eastAsia"/>
+                <w:sz w:val="20"/>
+                <w:szCs w:val="20"/>
+              </w:rPr>
+              <w:t>파티클</w:t>
+            </w:r>
+            <w:r>
+              <w:rPr>
+                <w:rFonts w:ascii="나눔고딕" w:eastAsia="나눔고딕" w:hAnsi="나눔고딕" w:hint="eastAsia"/>
+                <w:sz w:val="20"/>
+                <w:szCs w:val="20"/>
+              </w:rPr>
+              <w:t>을</w:t>
+            </w:r>
+            <w:proofErr w:type="spellEnd"/>
+            <w:r>
+              <w:rPr>
+                <w:rFonts w:ascii="나눔고딕" w:eastAsia="나눔고딕" w:hAnsi="나눔고딕" w:hint="eastAsia"/>
+                <w:sz w:val="20"/>
+                <w:szCs w:val="20"/>
+              </w:rPr>
+              <w:t xml:space="preserve"> 넣을까??</w:t>
+            </w:r>
+            <w:r>
+              <w:rPr>
+                <w:rFonts w:ascii="나눔고딕" w:eastAsia="나눔고딕" w:hAnsi="나눔고딕" w:hint="eastAsia"/>
+                <w:sz w:val="20"/>
+                <w:szCs w:val="20"/>
+              </w:rPr>
+              <w:t xml:space="preserve"> </w:t>
+            </w:r>
+          </w:p>
+          <w:p>
+            <w:pPr>
+              <w:rPr>
+                <w:rFonts w:ascii="나눔고딕" w:eastAsia="나눔고딕" w:hAnsi="나눔고딕" w:hint="eastAsia"/>
+                <w:color w:val="FF99FF"/>
+                <w:sz w:val="20"/>
+                <w:szCs w:val="20"/>
+              </w:rPr>
+            </w:pPr>
+            <w:r>
+              <w:rPr>
+                <w:rFonts w:ascii="나눔고딕" w:eastAsia="나눔고딕" w:hAnsi="나눔고딕" w:hint="eastAsia"/>
+                <w:color w:val="FF99FF"/>
+                <w:sz w:val="20"/>
+                <w:szCs w:val="20"/>
+              </w:rPr>
+              <w:t>=&gt;</w:t>
+            </w:r>
+            <w:r>
+              <w:rPr>
+                <w:rFonts w:ascii="나눔고딕" w:eastAsia="나눔고딕" w:hAnsi="나눔고딕" w:hint="eastAsia"/>
+                <w:color w:val="FF99FF"/>
+                <w:sz w:val="20"/>
+                <w:szCs w:val="20"/>
+              </w:rPr>
+              <w:t>서버에서 총알 맞고 삭제 위치 보내면 처리하기. 근데 우리 총알 날아가는 게 보임??</w:t>
             </w:r>
           </w:p>
         </w:tc>
@@ -27662,7 +27225,7 @@
                 <w:sz w:val="20"/>
                 <w:szCs w:val="20"/>
               </w:rPr>
-              <w:t>2-3</w:t>
+              <w:t>2-2</w:t>
             </w:r>
           </w:p>
         </w:tc>
@@ -27685,7 +27248,7 @@
                 <w:sz w:val="20"/>
                 <w:szCs w:val="20"/>
               </w:rPr>
-              <w:t>Client</w:t>
+              <w:t>Server → Client</w:t>
             </w:r>
           </w:p>
         </w:tc>
@@ -27707,71 +27270,7 @@
                 <w:sz w:val="20"/>
                 <w:szCs w:val="20"/>
               </w:rPr>
-              <w:t xml:space="preserve">- </w:t>
-            </w:r>
-            <w:r>
-              <w:rPr>
-                <w:rFonts w:ascii="나눔고딕" w:eastAsia="나눔고딕" w:hAnsi="나눔고딕" w:hint="eastAsia"/>
-                <w:sz w:val="20"/>
-                <w:szCs w:val="20"/>
-              </w:rPr>
-              <w:t>해당 클라이언트</w:t>
-            </w:r>
-            <w:r>
-              <w:rPr>
-                <w:rFonts w:ascii="나눔고딕" w:eastAsia="나눔고딕" w:hAnsi="나눔고딕" w:hint="eastAsia"/>
-                <w:sz w:val="20"/>
-                <w:szCs w:val="20"/>
-              </w:rPr>
-              <w:t xml:space="preserve">: </w:t>
-            </w:r>
-            <w:proofErr w:type="spellStart"/>
-            <w:r>
-              <w:rPr>
-                <w:rFonts w:ascii="나눔고딕" w:eastAsia="나눔고딕" w:hAnsi="나눔고딕" w:hint="eastAsia"/>
-                <w:sz w:val="20"/>
-                <w:szCs w:val="20"/>
-                <w:highlight w:val="red"/>
-              </w:rPr>
-              <w:t>S_UpdateObjectState</w:t>
-            </w:r>
-            <w:proofErr w:type="spellEnd"/>
-            <w:r>
-              <w:rPr>
-                <w:rFonts w:ascii="나눔고딕" w:eastAsia="나눔고딕" w:hAnsi="나눔고딕" w:hint="eastAsia"/>
-                <w:sz w:val="20"/>
-                <w:szCs w:val="20"/>
-                <w:highlight w:val="red"/>
-              </w:rPr>
-              <w:t xml:space="preserve">(아니면 </w:t>
-            </w:r>
-            <w:proofErr w:type="spellStart"/>
-            <w:r>
-              <w:rPr>
-                <w:rFonts w:ascii="나눔고딕" w:eastAsia="나눔고딕" w:hAnsi="나눔고딕" w:hint="eastAsia"/>
-                <w:sz w:val="20"/>
-                <w:szCs w:val="20"/>
-                <w:highlight w:val="red"/>
-              </w:rPr>
-              <w:t>S_UseTool_Packet</w:t>
-            </w:r>
-            <w:proofErr w:type="spellEnd"/>
-            <w:r>
-              <w:rPr>
-                <w:rFonts w:ascii="나눔고딕" w:eastAsia="나눔고딕" w:hAnsi="나눔고딕" w:hint="eastAsia"/>
-                <w:sz w:val="20"/>
-                <w:szCs w:val="20"/>
-                <w:highlight w:val="red"/>
-              </w:rPr>
-              <w:t>)</w:t>
-            </w:r>
-            <w:r>
-              <w:rPr>
-                <w:rFonts w:ascii="나눔고딕" w:eastAsia="나눔고딕" w:hAnsi="나눔고딕" w:hint="eastAsia"/>
-                <w:sz w:val="20"/>
-                <w:szCs w:val="20"/>
-              </w:rPr>
-              <w:t>을 수신하면, 줍기 애니메이션 실행(서버 확인 없이 애니메이션 한다면 이 단계 삭제 필요)</w:t>
+              <w:t xml:space="preserve">유효성 검사 후, </w:t>
             </w:r>
           </w:p>
           <w:p>
@@ -27796,7 +27295,7 @@
                 <w:sz w:val="20"/>
                 <w:szCs w:val="20"/>
               </w:rPr>
-              <w:t>다른 클라이언트</w:t>
+              <w:t>해당 클라이언트</w:t>
             </w:r>
             <w:r>
               <w:rPr>
@@ -27842,18 +27341,216 @@
                 <w:rFonts w:ascii="나눔고딕" w:eastAsia="나눔고딕" w:hAnsi="나눔고딕" w:hint="eastAsia"/>
                 <w:sz w:val="20"/>
                 <w:szCs w:val="20"/>
+              </w:rPr>
+              <w:t>) 송신</w:t>
+            </w:r>
+            <w:r>
+              <w:rPr>
+                <w:rFonts w:ascii="나눔고딕" w:eastAsia="나눔고딕" w:hAnsi="나눔고딕" w:hint="eastAsia"/>
+                <w:sz w:val="20"/>
+                <w:szCs w:val="20"/>
+              </w:rPr>
+              <w:t>(서버 확인 없이 애니메이션 한다면 이 단계 삭제 필요)</w:t>
+            </w:r>
+          </w:p>
+          <w:p>
+            <w:pPr>
+              <w:rPr>
+                <w:rFonts w:ascii="나눔고딕" w:eastAsia="나눔고딕" w:hAnsi="나눔고딕"/>
+                <w:sz w:val="20"/>
+                <w:szCs w:val="20"/>
+              </w:rPr>
+            </w:pPr>
+            <w:r>
+              <w:rPr>
+                <w:rFonts w:ascii="나눔고딕" w:eastAsia="나눔고딕" w:hAnsi="나눔고딕" w:hint="eastAsia"/>
+                <w:sz w:val="20"/>
+                <w:szCs w:val="20"/>
+              </w:rPr>
+              <w:t xml:space="preserve">- 다른 </w:t>
+            </w:r>
+            <w:r>
+              <w:rPr>
+                <w:rFonts w:ascii="나눔고딕" w:eastAsia="나눔고딕" w:hAnsi="나눔고딕" w:hint="eastAsia"/>
+                <w:sz w:val="20"/>
+                <w:szCs w:val="20"/>
+              </w:rPr>
+              <w:t>클라이언트</w:t>
+            </w:r>
+            <w:r>
+              <w:rPr>
+                <w:rFonts w:ascii="나눔고딕" w:eastAsia="나눔고딕" w:hAnsi="나눔고딕" w:hint="eastAsia"/>
+                <w:sz w:val="20"/>
+                <w:szCs w:val="20"/>
+              </w:rPr>
+              <w:t xml:space="preserve">: </w:t>
+            </w:r>
+            <w:proofErr w:type="spellStart"/>
+            <w:r>
+              <w:rPr>
+                <w:rFonts w:ascii="나눔고딕" w:eastAsia="나눔고딕" w:hAnsi="나눔고딕" w:hint="eastAsia"/>
+                <w:sz w:val="20"/>
+                <w:szCs w:val="20"/>
                 <w:highlight w:val="red"/>
               </w:rPr>
-              <w:t>)</w:t>
-            </w:r>
-            <w:r>
-              <w:rPr>
-                <w:rFonts w:ascii="나눔고딕" w:eastAsia="나눔고딕" w:hAnsi="나눔고딕" w:hint="eastAsia"/>
-                <w:sz w:val="20"/>
-                <w:szCs w:val="20"/>
-              </w:rPr>
-              <w:t>을 수신하면, 다른 클라이언트의 애니메이션 실행</w:t>
-            </w:r>
+              <w:t>S_UpdateObjectState</w:t>
+            </w:r>
+            <w:proofErr w:type="spellEnd"/>
+            <w:r>
+              <w:rPr>
+                <w:rFonts w:ascii="나눔고딕" w:eastAsia="나눔고딕" w:hAnsi="나눔고딕" w:hint="eastAsia"/>
+                <w:sz w:val="20"/>
+                <w:szCs w:val="20"/>
+                <w:highlight w:val="red"/>
+              </w:rPr>
+              <w:t xml:space="preserve">(아니면 </w:t>
+            </w:r>
+            <w:proofErr w:type="spellStart"/>
+            <w:r>
+              <w:rPr>
+                <w:rFonts w:ascii="나눔고딕" w:eastAsia="나눔고딕" w:hAnsi="나눔고딕" w:hint="eastAsia"/>
+                <w:sz w:val="20"/>
+                <w:szCs w:val="20"/>
+                <w:highlight w:val="red"/>
+              </w:rPr>
+              <w:t>S_UseTool_Packet</w:t>
+            </w:r>
+            <w:proofErr w:type="spellEnd"/>
+            <w:r>
+              <w:rPr>
+                <w:rFonts w:ascii="나눔고딕" w:eastAsia="나눔고딕" w:hAnsi="나눔고딕" w:hint="eastAsia"/>
+                <w:sz w:val="20"/>
+                <w:szCs w:val="20"/>
+              </w:rPr>
+              <w:t>) 송신</w:t>
+            </w:r>
+          </w:p>
+          <w:p>
+            <w:pPr>
+              <w:rPr>
+                <w:rFonts w:ascii="나눔고딕" w:eastAsia="나눔고딕" w:hAnsi="나눔고딕" w:hint="eastAsia"/>
+                <w:sz w:val="20"/>
+                <w:szCs w:val="20"/>
+              </w:rPr>
+            </w:pPr>
+            <w:r>
+              <w:rPr>
+                <w:rFonts w:ascii="나눔고딕" w:eastAsia="나눔고딕" w:hAnsi="나눔고딕" w:hint="eastAsia"/>
+                <w:color w:val="FF99FF"/>
+                <w:sz w:val="20"/>
+                <w:szCs w:val="20"/>
+              </w:rPr>
+              <w:t xml:space="preserve">=&gt;이건 사실 </w:t>
+            </w:r>
+            <w:proofErr w:type="spellStart"/>
+            <w:r>
+              <w:rPr>
+                <w:rFonts w:ascii="나눔고딕" w:eastAsia="나눔고딕" w:hAnsi="나눔고딕" w:hint="eastAsia"/>
+                <w:color w:val="FF99FF"/>
+                <w:sz w:val="20"/>
+                <w:szCs w:val="20"/>
+              </w:rPr>
+              <w:t>클라는</w:t>
+            </w:r>
+            <w:proofErr w:type="spellEnd"/>
+            <w:r>
+              <w:rPr>
+                <w:rFonts w:ascii="나눔고딕" w:eastAsia="나눔고딕" w:hAnsi="나눔고딕" w:hint="eastAsia"/>
+                <w:color w:val="FF99FF"/>
+                <w:sz w:val="20"/>
+                <w:szCs w:val="20"/>
+              </w:rPr>
+              <w:t xml:space="preserve"> 애니메이션 처리만 하면 되니까 </w:t>
+            </w:r>
+            <w:proofErr w:type="spellStart"/>
+            <w:r>
+              <w:rPr>
+                <w:rFonts w:ascii="나눔고딕" w:eastAsia="나눔고딕" w:hAnsi="나눔고딕" w:hint="eastAsia"/>
+                <w:color w:val="FF99FF"/>
+                <w:sz w:val="20"/>
+                <w:szCs w:val="20"/>
+              </w:rPr>
+              <w:t>S_UpdateObjectState</w:t>
+            </w:r>
+            <w:proofErr w:type="spellEnd"/>
+            <w:r>
+              <w:rPr>
+                <w:rFonts w:ascii="나눔고딕" w:eastAsia="나눔고딕" w:hAnsi="나눔고딕" w:hint="eastAsia"/>
+                <w:color w:val="FF99FF"/>
+                <w:sz w:val="20"/>
+                <w:szCs w:val="20"/>
+              </w:rPr>
+              <w:t xml:space="preserve"> 쓰면 될 듯?</w:t>
+            </w:r>
+            <w:r>
+              <w:rPr>
+                <w:rFonts w:ascii="나눔고딕" w:eastAsia="나눔고딕" w:hAnsi="나눔고딕" w:hint="eastAsia"/>
+                <w:color w:val="FF99FF"/>
+                <w:sz w:val="20"/>
+                <w:szCs w:val="20"/>
+              </w:rPr>
+              <w:t xml:space="preserve"> 애니메이션 시간 끝나고 서버가 다시 Idle로 바꾸던지 하긴 </w:t>
+            </w:r>
+            <w:proofErr w:type="spellStart"/>
+            <w:r>
+              <w:rPr>
+                <w:rFonts w:ascii="나눔고딕" w:eastAsia="나눔고딕" w:hAnsi="나눔고딕" w:hint="eastAsia"/>
+                <w:color w:val="FF99FF"/>
+                <w:sz w:val="20"/>
+                <w:szCs w:val="20"/>
+              </w:rPr>
+              <w:t>해야되는데</w:t>
+            </w:r>
+            <w:proofErr w:type="spellEnd"/>
+            <w:r>
+              <w:rPr>
+                <w:rFonts w:ascii="나눔고딕" w:eastAsia="나눔고딕" w:hAnsi="나눔고딕" w:hint="eastAsia"/>
+                <w:color w:val="FF99FF"/>
+                <w:sz w:val="20"/>
+                <w:szCs w:val="20"/>
+              </w:rPr>
+              <w:t xml:space="preserve"> 이건 하나가 해당 동작에서 다른 동작 가능하게 </w:t>
+            </w:r>
+            <w:proofErr w:type="spellStart"/>
+            <w:r>
+              <w:rPr>
+                <w:rFonts w:ascii="나눔고딕" w:eastAsia="나눔고딕" w:hAnsi="나눔고딕" w:hint="eastAsia"/>
+                <w:color w:val="FF99FF"/>
+                <w:sz w:val="20"/>
+                <w:szCs w:val="20"/>
+              </w:rPr>
+              <w:t>해놧는지에</w:t>
+            </w:r>
+            <w:proofErr w:type="spellEnd"/>
+            <w:r>
+              <w:rPr>
+                <w:rFonts w:ascii="나눔고딕" w:eastAsia="나눔고딕" w:hAnsi="나눔고딕" w:hint="eastAsia"/>
+                <w:color w:val="FF99FF"/>
+                <w:sz w:val="20"/>
+                <w:szCs w:val="20"/>
+              </w:rPr>
+              <w:t xml:space="preserve"> 따라 다르고, 시간도 알려달라고 </w:t>
+            </w:r>
+            <w:proofErr w:type="spellStart"/>
+            <w:r>
+              <w:rPr>
+                <w:rFonts w:ascii="나눔고딕" w:eastAsia="나눔고딕" w:hAnsi="나눔고딕" w:hint="eastAsia"/>
+                <w:color w:val="FF99FF"/>
+                <w:sz w:val="20"/>
+                <w:szCs w:val="20"/>
+              </w:rPr>
+              <w:t>해야될</w:t>
+            </w:r>
+            <w:r>
+              <w:rPr>
+                <w:rFonts w:ascii="나눔고딕" w:eastAsia="나눔고딕" w:hAnsi="나눔고딕" w:hint="eastAsia"/>
+                <w:color w:val="FF99FF"/>
+                <w:sz w:val="20"/>
+                <w:szCs w:val="20"/>
+              </w:rPr>
+              <w:t>듯</w:t>
+            </w:r>
+            <w:proofErr w:type="spellEnd"/>
           </w:p>
         </w:tc>
       </w:tr>
@@ -27878,7 +27575,7 @@
                 <w:sz w:val="20"/>
                 <w:szCs w:val="20"/>
               </w:rPr>
-              <w:t>2-4</w:t>
+              <w:t>2-3</w:t>
             </w:r>
           </w:p>
         </w:tc>
@@ -27901,7 +27598,7 @@
                 <w:sz w:val="20"/>
                 <w:szCs w:val="20"/>
               </w:rPr>
-              <w:t>Server → Client</w:t>
+              <w:t>Client</w:t>
             </w:r>
           </w:p>
         </w:tc>
@@ -27923,15 +27620,23 @@
                 <w:sz w:val="20"/>
                 <w:szCs w:val="20"/>
               </w:rPr>
-              <w:t>- 총, 칼 사용 시 충돌처리 (총 맞은 곳 계산하면</w:t>
-            </w:r>
-            <w:r>
-              <w:rPr>
-                <w:rFonts w:ascii="나눔고딕" w:eastAsia="나눔고딕" w:hAnsi="나눔고딕" w:hint="eastAsia"/>
-                <w:sz w:val="20"/>
-                <w:szCs w:val="20"/>
-              </w:rPr>
-              <w:t xml:space="preserve"> </w:t>
+              <w:t xml:space="preserve">- </w:t>
+            </w:r>
+            <w:r>
+              <w:rPr>
+                <w:rFonts w:ascii="나눔고딕" w:eastAsia="나눔고딕" w:hAnsi="나눔고딕" w:hint="eastAsia"/>
+                <w:sz w:val="20"/>
+                <w:szCs w:val="20"/>
+              </w:rPr>
+              <w:t>해당 클라이언트</w:t>
+            </w:r>
+            <w:r>
+              <w:rPr>
+                <w:rFonts w:ascii="나눔고딕" w:eastAsia="나눔고딕" w:hAnsi="나눔고딕" w:hint="eastAsia"/>
+                <w:sz w:val="20"/>
+                <w:szCs w:val="20"/>
+              </w:rPr>
+              <w:t xml:space="preserve">: </w:t>
             </w:r>
             <w:proofErr w:type="spellStart"/>
             <w:r>
@@ -27939,9 +27644,9 @@
                 <w:rFonts w:ascii="나눔고딕" w:eastAsia="나눔고딕" w:hAnsi="나눔고딕" w:hint="eastAsia"/>
                 <w:sz w:val="20"/>
                 <w:szCs w:val="20"/>
-                <w:highlight w:val="cyan"/>
-              </w:rPr>
-              <w:t>ShootParticleLocation_Packet</w:t>
+                <w:highlight w:val="red"/>
+              </w:rPr>
+              <w:t>S_UpdateObjectState</w:t>
             </w:r>
             <w:proofErr w:type="spellEnd"/>
             <w:r>
@@ -27949,34 +27654,9 @@
                 <w:rFonts w:ascii="나눔고딕" w:eastAsia="나눔고딕" w:hAnsi="나눔고딕" w:hint="eastAsia"/>
                 <w:sz w:val="20"/>
                 <w:szCs w:val="20"/>
-              </w:rPr>
-              <w:t xml:space="preserve"> </w:t>
-            </w:r>
-            <w:proofErr w:type="gramStart"/>
-            <w:r>
-              <w:rPr>
-                <w:rFonts w:ascii="나눔고딕" w:eastAsia="나눔고딕" w:hAnsi="나눔고딕" w:hint="eastAsia"/>
-                <w:sz w:val="20"/>
-                <w:szCs w:val="20"/>
-              </w:rPr>
-              <w:t>송신?</w:t>
-            </w:r>
-            <w:r>
-              <w:rPr>
-                <w:rFonts w:ascii="나눔고딕" w:eastAsia="나눔고딕" w:hAnsi="나눔고딕" w:hint="eastAsia"/>
-                <w:sz w:val="20"/>
-                <w:szCs w:val="20"/>
-              </w:rPr>
-              <w:t>,</w:t>
-            </w:r>
-            <w:proofErr w:type="gramEnd"/>
-            <w:r>
-              <w:rPr>
-                <w:rFonts w:ascii="나눔고딕" w:eastAsia="나눔고딕" w:hAnsi="나눔고딕" w:hint="eastAsia"/>
-                <w:sz w:val="20"/>
-                <w:szCs w:val="20"/>
-              </w:rPr>
-              <w:t xml:space="preserve"> </w:t>
+                <w:highlight w:val="red"/>
+              </w:rPr>
+              <w:t xml:space="preserve">(아니면 </w:t>
             </w:r>
             <w:proofErr w:type="spellStart"/>
             <w:r>
@@ -27984,8 +27664,9 @@
                 <w:rFonts w:ascii="나눔고딕" w:eastAsia="나눔고딕" w:hAnsi="나눔고딕" w:hint="eastAsia"/>
                 <w:sz w:val="20"/>
                 <w:szCs w:val="20"/>
-              </w:rPr>
-              <w:t>클라에서</w:t>
+                <w:highlight w:val="red"/>
+              </w:rPr>
+              <w:t>S_UseTool_Packet</w:t>
             </w:r>
             <w:proofErr w:type="spellEnd"/>
             <w:r>
@@ -27993,38 +27674,23 @@
                 <w:rFonts w:ascii="나눔고딕" w:eastAsia="나눔고딕" w:hAnsi="나눔고딕" w:hint="eastAsia"/>
                 <w:sz w:val="20"/>
                 <w:szCs w:val="20"/>
-              </w:rPr>
-              <w:t xml:space="preserve"> 바로 </w:t>
-            </w:r>
-            <w:r>
-              <w:rPr>
-                <w:rFonts w:ascii="나눔고딕" w:eastAsia="나눔고딕" w:hAnsi="나눔고딕" w:hint="eastAsia"/>
-                <w:sz w:val="20"/>
-                <w:szCs w:val="20"/>
-              </w:rPr>
-              <w:t>계산 후 그린다면</w:t>
-            </w:r>
-            <w:r>
-              <w:rPr>
-                <w:rFonts w:ascii="나눔고딕" w:eastAsia="나눔고딕" w:hAnsi="나눔고딕" w:hint="eastAsia"/>
-                <w:sz w:val="20"/>
-                <w:szCs w:val="20"/>
-              </w:rPr>
-              <w:t xml:space="preserve"> 이 패킷 필요 없음</w:t>
-            </w:r>
-            <w:r>
-              <w:rPr>
-                <w:rFonts w:ascii="나눔고딕" w:eastAsia="나눔고딕" w:hAnsi="나눔고딕" w:hint="eastAsia"/>
-                <w:sz w:val="20"/>
-                <w:szCs w:val="20"/>
+                <w:highlight w:val="red"/>
               </w:rPr>
               <w:t>)</w:t>
+            </w:r>
+            <w:r>
+              <w:rPr>
+                <w:rFonts w:ascii="나눔고딕" w:eastAsia="나눔고딕" w:hAnsi="나눔고딕" w:hint="eastAsia"/>
+                <w:sz w:val="20"/>
+                <w:szCs w:val="20"/>
+              </w:rPr>
+              <w:t>을 수신하면, 줍기 애니메이션 실행(서버 확인 없이 애니메이션 한다면 이 단계 삭제 필요)</w:t>
             </w:r>
           </w:p>
           <w:p>
             <w:pPr>
               <w:rPr>
-                <w:rFonts w:ascii="나눔고딕" w:eastAsia="나눔고딕" w:hAnsi="나눔고딕" w:hint="eastAsia"/>
+                <w:rFonts w:ascii="나눔고딕" w:eastAsia="나눔고딕" w:hAnsi="나눔고딕"/>
                 <w:sz w:val="20"/>
                 <w:szCs w:val="20"/>
               </w:rPr>
@@ -28035,6 +27701,235 @@
                 <w:sz w:val="20"/>
                 <w:szCs w:val="20"/>
               </w:rPr>
+              <w:t xml:space="preserve">- </w:t>
+            </w:r>
+            <w:r>
+              <w:rPr>
+                <w:rFonts w:ascii="나눔고딕" w:eastAsia="나눔고딕" w:hAnsi="나눔고딕" w:hint="eastAsia"/>
+                <w:sz w:val="20"/>
+                <w:szCs w:val="20"/>
+              </w:rPr>
+              <w:t>다른 클라이언트</w:t>
+            </w:r>
+            <w:r>
+              <w:rPr>
+                <w:rFonts w:ascii="나눔고딕" w:eastAsia="나눔고딕" w:hAnsi="나눔고딕" w:hint="eastAsia"/>
+                <w:sz w:val="20"/>
+                <w:szCs w:val="20"/>
+              </w:rPr>
+              <w:t xml:space="preserve">: </w:t>
+            </w:r>
+            <w:proofErr w:type="spellStart"/>
+            <w:r>
+              <w:rPr>
+                <w:rFonts w:ascii="나눔고딕" w:eastAsia="나눔고딕" w:hAnsi="나눔고딕" w:hint="eastAsia"/>
+                <w:sz w:val="20"/>
+                <w:szCs w:val="20"/>
+                <w:highlight w:val="red"/>
+              </w:rPr>
+              <w:t>S_UpdateObjectState</w:t>
+            </w:r>
+            <w:proofErr w:type="spellEnd"/>
+            <w:r>
+              <w:rPr>
+                <w:rFonts w:ascii="나눔고딕" w:eastAsia="나눔고딕" w:hAnsi="나눔고딕" w:hint="eastAsia"/>
+                <w:sz w:val="20"/>
+                <w:szCs w:val="20"/>
+                <w:highlight w:val="red"/>
+              </w:rPr>
+              <w:t xml:space="preserve">(아니면 </w:t>
+            </w:r>
+            <w:proofErr w:type="spellStart"/>
+            <w:r>
+              <w:rPr>
+                <w:rFonts w:ascii="나눔고딕" w:eastAsia="나눔고딕" w:hAnsi="나눔고딕" w:hint="eastAsia"/>
+                <w:sz w:val="20"/>
+                <w:szCs w:val="20"/>
+                <w:highlight w:val="red"/>
+              </w:rPr>
+              <w:t>S_UseTool_Packet</w:t>
+            </w:r>
+            <w:proofErr w:type="spellEnd"/>
+            <w:r>
+              <w:rPr>
+                <w:rFonts w:ascii="나눔고딕" w:eastAsia="나눔고딕" w:hAnsi="나눔고딕" w:hint="eastAsia"/>
+                <w:sz w:val="20"/>
+                <w:szCs w:val="20"/>
+                <w:highlight w:val="red"/>
+              </w:rPr>
+              <w:t>)</w:t>
+            </w:r>
+            <w:r>
+              <w:rPr>
+                <w:rFonts w:ascii="나눔고딕" w:eastAsia="나눔고딕" w:hAnsi="나눔고딕" w:hint="eastAsia"/>
+                <w:sz w:val="20"/>
+                <w:szCs w:val="20"/>
+              </w:rPr>
+              <w:t>을 수신하면, 다른 클라이언트의 애니메이션 실행</w:t>
+            </w:r>
+          </w:p>
+        </w:tc>
+      </w:tr>
+      <w:tr>
+        <w:tc>
+          <w:tcPr>
+            <w:tcW w:w="709" w:type="dxa"/>
+            <w:shd w:val="clear" w:color="auto" w:fill="FFFFFF" w:themeFill="background1"/>
+          </w:tcPr>
+          <w:p>
+            <w:pPr>
+              <w:jc w:val="center"/>
+              <w:rPr>
+                <w:rFonts w:ascii="나눔고딕" w:eastAsia="나눔고딕" w:hAnsi="나눔고딕"/>
+                <w:sz w:val="20"/>
+                <w:szCs w:val="20"/>
+              </w:rPr>
+            </w:pPr>
+            <w:r>
+              <w:rPr>
+                <w:rFonts w:ascii="나눔고딕" w:eastAsia="나눔고딕" w:hAnsi="나눔고딕" w:hint="eastAsia"/>
+                <w:sz w:val="20"/>
+                <w:szCs w:val="20"/>
+              </w:rPr>
+              <w:t>2-4</w:t>
+            </w:r>
+          </w:p>
+        </w:tc>
+        <w:tc>
+          <w:tcPr>
+            <w:tcW w:w="1701" w:type="dxa"/>
+          </w:tcPr>
+          <w:p>
+            <w:pPr>
+              <w:jc w:val="center"/>
+              <w:rPr>
+                <w:rFonts w:ascii="나눔고딕" w:eastAsia="나눔고딕" w:hAnsi="나눔고딕"/>
+                <w:sz w:val="20"/>
+                <w:szCs w:val="20"/>
+              </w:rPr>
+            </w:pPr>
+            <w:r>
+              <w:rPr>
+                <w:rFonts w:ascii="나눔고딕" w:eastAsia="나눔고딕" w:hAnsi="나눔고딕" w:hint="eastAsia"/>
+                <w:sz w:val="20"/>
+                <w:szCs w:val="20"/>
+              </w:rPr>
+              <w:t>Server → Client</w:t>
+            </w:r>
+          </w:p>
+        </w:tc>
+        <w:tc>
+          <w:tcPr>
+            <w:tcW w:w="7938" w:type="dxa"/>
+          </w:tcPr>
+          <w:p>
+            <w:pPr>
+              <w:rPr>
+                <w:rFonts w:ascii="나눔고딕" w:eastAsia="나눔고딕" w:hAnsi="나눔고딕"/>
+                <w:sz w:val="20"/>
+                <w:szCs w:val="20"/>
+              </w:rPr>
+            </w:pPr>
+            <w:r>
+              <w:rPr>
+                <w:rFonts w:ascii="나눔고딕" w:eastAsia="나눔고딕" w:hAnsi="나눔고딕" w:hint="eastAsia"/>
+                <w:sz w:val="20"/>
+                <w:szCs w:val="20"/>
+              </w:rPr>
+              <w:t>- 총, 칼 사용 시 충돌처리 (총 맞은 곳 계산하면</w:t>
+            </w:r>
+            <w:r>
+              <w:rPr>
+                <w:rFonts w:ascii="나눔고딕" w:eastAsia="나눔고딕" w:hAnsi="나눔고딕" w:hint="eastAsia"/>
+                <w:sz w:val="20"/>
+                <w:szCs w:val="20"/>
+              </w:rPr>
+              <w:t xml:space="preserve"> </w:t>
+            </w:r>
+            <w:proofErr w:type="spellStart"/>
+            <w:r>
+              <w:rPr>
+                <w:rFonts w:ascii="나눔고딕" w:eastAsia="나눔고딕" w:hAnsi="나눔고딕" w:hint="eastAsia"/>
+                <w:sz w:val="20"/>
+                <w:szCs w:val="20"/>
+                <w:highlight w:val="cyan"/>
+              </w:rPr>
+              <w:t>ShootParticleLocation_Packet</w:t>
+            </w:r>
+            <w:proofErr w:type="spellEnd"/>
+            <w:r>
+              <w:rPr>
+                <w:rFonts w:ascii="나눔고딕" w:eastAsia="나눔고딕" w:hAnsi="나눔고딕" w:hint="eastAsia"/>
+                <w:sz w:val="20"/>
+                <w:szCs w:val="20"/>
+              </w:rPr>
+              <w:t xml:space="preserve"> 송신?</w:t>
+            </w:r>
+            <w:r>
+              <w:rPr>
+                <w:rFonts w:ascii="나눔고딕" w:eastAsia="나눔고딕" w:hAnsi="나눔고딕" w:hint="eastAsia"/>
+                <w:sz w:val="20"/>
+                <w:szCs w:val="20"/>
+              </w:rPr>
+              <w:t xml:space="preserve">, </w:t>
+            </w:r>
+            <w:proofErr w:type="spellStart"/>
+            <w:r>
+              <w:rPr>
+                <w:rFonts w:ascii="나눔고딕" w:eastAsia="나눔고딕" w:hAnsi="나눔고딕" w:hint="eastAsia"/>
+                <w:sz w:val="20"/>
+                <w:szCs w:val="20"/>
+              </w:rPr>
+              <w:t>클라에서</w:t>
+            </w:r>
+            <w:proofErr w:type="spellEnd"/>
+            <w:r>
+              <w:rPr>
+                <w:rFonts w:ascii="나눔고딕" w:eastAsia="나눔고딕" w:hAnsi="나눔고딕" w:hint="eastAsia"/>
+                <w:sz w:val="20"/>
+                <w:szCs w:val="20"/>
+              </w:rPr>
+              <w:t xml:space="preserve"> 바로 </w:t>
+            </w:r>
+            <w:r>
+              <w:rPr>
+                <w:rFonts w:ascii="나눔고딕" w:eastAsia="나눔고딕" w:hAnsi="나눔고딕" w:hint="eastAsia"/>
+                <w:sz w:val="20"/>
+                <w:szCs w:val="20"/>
+              </w:rPr>
+              <w:t>계산 후 그린다면</w:t>
+            </w:r>
+            <w:r>
+              <w:rPr>
+                <w:rFonts w:ascii="나눔고딕" w:eastAsia="나눔고딕" w:hAnsi="나눔고딕" w:hint="eastAsia"/>
+                <w:sz w:val="20"/>
+                <w:szCs w:val="20"/>
+              </w:rPr>
+              <w:t xml:space="preserve"> 이 패킷 필요 없음</w:t>
+            </w:r>
+            <w:r>
+              <w:rPr>
+                <w:rFonts w:ascii="나눔고딕" w:eastAsia="나눔고딕" w:hAnsi="나눔고딕" w:hint="eastAsia"/>
+                <w:sz w:val="20"/>
+                <w:szCs w:val="20"/>
+              </w:rPr>
+              <w:t>)</w:t>
+            </w:r>
+          </w:p>
+          <w:p>
+            <w:pPr>
+              <w:rPr>
+                <w:rFonts w:ascii="나눔고딕" w:eastAsia="나눔고딕" w:hAnsi="나눔고딕"/>
+                <w:sz w:val="20"/>
+                <w:szCs w:val="20"/>
+              </w:rPr>
+            </w:pPr>
+            <w:r>
+              <w:rPr>
+                <w:rFonts w:ascii="나눔고딕" w:eastAsia="나눔고딕" w:hAnsi="나눔고딕" w:hint="eastAsia"/>
+                <w:sz w:val="20"/>
+                <w:szCs w:val="20"/>
+              </w:rPr>
               <w:t xml:space="preserve">- 열쇠 사용시 </w:t>
             </w:r>
             <w:proofErr w:type="spellStart"/>
@@ -28083,6 +27978,82 @@
                 <w:szCs w:val="20"/>
               </w:rPr>
               <w:t xml:space="preserve"> (목차 4번 참고)</w:t>
+            </w:r>
+          </w:p>
+          <w:p>
+            <w:pPr>
+              <w:rPr>
+                <w:rFonts w:ascii="나눔고딕" w:eastAsia="나눔고딕" w:hAnsi="나눔고딕" w:hint="eastAsia"/>
+                <w:sz w:val="20"/>
+                <w:szCs w:val="20"/>
+              </w:rPr>
+            </w:pPr>
+            <w:r>
+              <w:rPr>
+                <w:rFonts w:ascii="나눔고딕" w:eastAsia="나눔고딕" w:hAnsi="나눔고딕" w:hint="eastAsia"/>
+                <w:color w:val="FF99FF"/>
+                <w:sz w:val="20"/>
+                <w:szCs w:val="20"/>
+              </w:rPr>
+              <w:t xml:space="preserve">=&gt;열쇠 사용하자마자 문 열리는 건 아니니까 </w:t>
+            </w:r>
+            <w:proofErr w:type="spellStart"/>
+            <w:r>
+              <w:rPr>
+                <w:rFonts w:ascii="나눔고딕" w:eastAsia="나눔고딕" w:hAnsi="나눔고딕" w:hint="eastAsia"/>
+                <w:color w:val="FF99FF"/>
+                <w:sz w:val="20"/>
+                <w:szCs w:val="20"/>
+              </w:rPr>
+              <w:t>UpdateObjectState</w:t>
+            </w:r>
+            <w:proofErr w:type="spellEnd"/>
+            <w:r>
+              <w:rPr>
+                <w:rFonts w:ascii="나눔고딕" w:eastAsia="나눔고딕" w:hAnsi="나눔고딕" w:hint="eastAsia"/>
+                <w:color w:val="FF99FF"/>
+                <w:sz w:val="20"/>
+                <w:szCs w:val="20"/>
+              </w:rPr>
+              <w:t>로 문 상태만</w:t>
+            </w:r>
+            <w:r>
+              <w:rPr>
+                <w:rFonts w:ascii="나눔고딕" w:eastAsia="나눔고딕" w:hAnsi="나눔고딕" w:hint="eastAsia"/>
+                <w:color w:val="FF99FF"/>
+                <w:sz w:val="20"/>
+                <w:szCs w:val="20"/>
+              </w:rPr>
+              <w:t xml:space="preserve"> 열림으로</w:t>
+            </w:r>
+            <w:r>
+              <w:rPr>
+                <w:rFonts w:ascii="나눔고딕" w:eastAsia="나눔고딕" w:hAnsi="나눔고딕" w:hint="eastAsia"/>
+                <w:color w:val="FF99FF"/>
+                <w:sz w:val="20"/>
+                <w:szCs w:val="20"/>
+              </w:rPr>
+              <w:t xml:space="preserve"> </w:t>
+            </w:r>
+            <w:proofErr w:type="spellStart"/>
+            <w:r>
+              <w:rPr>
+                <w:rFonts w:ascii="나눔고딕" w:eastAsia="나눔고딕" w:hAnsi="나눔고딕" w:hint="eastAsia"/>
+                <w:color w:val="FF99FF"/>
+                <w:sz w:val="20"/>
+                <w:szCs w:val="20"/>
+              </w:rPr>
+              <w:t>변경하변</w:t>
+            </w:r>
+            <w:proofErr w:type="spellEnd"/>
+            <w:r>
+              <w:rPr>
+                <w:rFonts w:ascii="나눔고딕" w:eastAsia="나눔고딕" w:hAnsi="나눔고딕" w:hint="eastAsia"/>
+                <w:color w:val="FF99FF"/>
+                <w:sz w:val="20"/>
+                <w:szCs w:val="20"/>
+              </w:rPr>
+              <w:t xml:space="preserve"> 될 듯</w:t>
             </w:r>
           </w:p>
         </w:tc>
@@ -28425,7 +28396,7 @@
             <w:pPr>
               <w:ind w:left="564" w:hangingChars="300" w:hanging="564"/>
               <w:rPr>
-                <w:rFonts w:ascii="나눔고딕" w:eastAsia="나눔고딕" w:hAnsi="나눔고딕" w:hint="eastAsia"/>
+                <w:rFonts w:ascii="나눔고딕" w:eastAsia="나눔고딕" w:hAnsi="나눔고딕"/>
                 <w:sz w:val="20"/>
                 <w:szCs w:val="20"/>
               </w:rPr>
@@ -28436,6 +28407,7 @@
                 <w:sz w:val="20"/>
                 <w:szCs w:val="20"/>
               </w:rPr>
+              <w:lastRenderedPageBreak/>
               <w:t xml:space="preserve">- 잠기지 않은 문: 상호작용 키를 눌러 </w:t>
             </w:r>
             <w:proofErr w:type="spellStart"/>
@@ -28462,7 +28434,7 @@
             <w:pPr>
               <w:ind w:left="564" w:hangingChars="300" w:hanging="564"/>
               <w:rPr>
-                <w:rFonts w:ascii="나눔고딕" w:eastAsia="나눔고딕" w:hAnsi="나눔고딕" w:hint="eastAsia"/>
+                <w:rFonts w:ascii="나눔고딕" w:eastAsia="나눔고딕" w:hAnsi="나눔고딕"/>
                 <w:sz w:val="20"/>
                 <w:szCs w:val="20"/>
               </w:rPr>
@@ -28492,6 +28464,44 @@
                 <w:szCs w:val="20"/>
               </w:rPr>
               <w:t xml:space="preserve"> 송신</w:t>
+            </w:r>
+          </w:p>
+          <w:p>
+            <w:pPr>
+              <w:rPr>
+                <w:rFonts w:ascii="나눔고딕" w:eastAsia="나눔고딕" w:hAnsi="나눔고딕" w:hint="eastAsia"/>
+                <w:sz w:val="20"/>
+                <w:szCs w:val="20"/>
+              </w:rPr>
+            </w:pPr>
+            <w:r>
+              <w:rPr>
+                <w:rFonts w:ascii="나눔고딕" w:eastAsia="나눔고딕" w:hAnsi="나눔고딕" w:hint="eastAsia"/>
+                <w:color w:val="FF99FF"/>
+                <w:sz w:val="20"/>
+                <w:szCs w:val="20"/>
+              </w:rPr>
+              <w:t xml:space="preserve">=&gt;이거는 패킷 Open, Close 나누지 말고 bool로 열기인지 </w:t>
+            </w:r>
+            <w:proofErr w:type="spellStart"/>
+            <w:r>
+              <w:rPr>
+                <w:rFonts w:ascii="나눔고딕" w:eastAsia="나눔고딕" w:hAnsi="나눔고딕" w:hint="eastAsia"/>
+                <w:color w:val="FF99FF"/>
+                <w:sz w:val="20"/>
+                <w:szCs w:val="20"/>
+              </w:rPr>
+              <w:t>닫기인지</w:t>
+            </w:r>
+            <w:proofErr w:type="spellEnd"/>
+            <w:r>
+              <w:rPr>
+                <w:rFonts w:ascii="나눔고딕" w:eastAsia="나눔고딕" w:hAnsi="나눔고딕" w:hint="eastAsia"/>
+                <w:color w:val="FF99FF"/>
+                <w:sz w:val="20"/>
+                <w:szCs w:val="20"/>
+              </w:rPr>
+              <w:t xml:space="preserve"> 나눠도 될 듯</w:t>
             </w:r>
           </w:p>
         </w:tc>
@@ -28506,7 +28516,7 @@
             <w:pPr>
               <w:jc w:val="center"/>
               <w:rPr>
-                <w:rFonts w:ascii="나눔고딕" w:eastAsia="나눔고딕" w:hAnsi="나눔고딕" w:hint="eastAsia"/>
+                <w:rFonts w:ascii="나눔고딕" w:eastAsia="나눔고딕" w:hAnsi="나눔고딕"/>
                 <w:sz w:val="20"/>
                 <w:szCs w:val="20"/>
               </w:rPr>
@@ -28517,6 +28527,7 @@
                 <w:sz w:val="20"/>
                 <w:szCs w:val="20"/>
               </w:rPr>
+              <w:lastRenderedPageBreak/>
               <w:t>2</w:t>
             </w:r>
           </w:p>
@@ -28529,7 +28540,7 @@
             <w:pPr>
               <w:jc w:val="center"/>
               <w:rPr>
-                <w:rFonts w:ascii="나눔고딕" w:eastAsia="나눔고딕" w:hAnsi="나눔고딕" w:hint="eastAsia"/>
+                <w:rFonts w:ascii="나눔고딕" w:eastAsia="나눔고딕" w:hAnsi="나눔고딕"/>
                 <w:sz w:val="20"/>
                 <w:szCs w:val="20"/>
               </w:rPr>
@@ -28552,7 +28563,7 @@
             <w:pPr>
               <w:ind w:left="564" w:hangingChars="300" w:hanging="564"/>
               <w:rPr>
-                <w:rFonts w:ascii="나눔고딕" w:eastAsia="나눔고딕" w:hAnsi="나눔고딕" w:hint="eastAsia"/>
+                <w:rFonts w:ascii="나눔고딕" w:eastAsia="나눔고딕" w:hAnsi="나눔고딕"/>
                 <w:sz w:val="20"/>
                 <w:szCs w:val="20"/>
               </w:rPr>
@@ -28603,6 +28614,25 @@
                 <w:szCs w:val="20"/>
               </w:rPr>
               <w:t>송신</w:t>
+            </w:r>
+          </w:p>
+          <w:p>
+            <w:pPr>
+              <w:ind w:left="564" w:hangingChars="300" w:hanging="564"/>
+              <w:rPr>
+                <w:rFonts w:ascii="나눔고딕" w:eastAsia="나눔고딕" w:hAnsi="나눔고딕" w:hint="eastAsia"/>
+                <w:sz w:val="20"/>
+                <w:szCs w:val="20"/>
+              </w:rPr>
+            </w:pPr>
+            <w:r>
+              <w:rPr>
+                <w:rFonts w:ascii="나눔고딕" w:eastAsia="나눔고딕" w:hAnsi="나눔고딕" w:hint="eastAsia"/>
+                <w:color w:val="FF99FF"/>
+                <w:sz w:val="20"/>
+                <w:szCs w:val="20"/>
+              </w:rPr>
+              <w:t>=&gt;이것도 마찬가지</w:t>
             </w:r>
           </w:p>
         </w:tc>
@@ -28617,7 +28647,7 @@
             <w:pPr>
               <w:jc w:val="center"/>
               <w:rPr>
-                <w:rFonts w:ascii="나눔고딕" w:eastAsia="나눔고딕" w:hAnsi="나눔고딕" w:hint="eastAsia"/>
+                <w:rFonts w:ascii="나눔고딕" w:eastAsia="나눔고딕" w:hAnsi="나눔고딕"/>
                 <w:sz w:val="20"/>
                 <w:szCs w:val="20"/>
               </w:rPr>
@@ -28640,7 +28670,7 @@
             <w:pPr>
               <w:jc w:val="center"/>
               <w:rPr>
-                <w:rFonts w:ascii="나눔고딕" w:eastAsia="나눔고딕" w:hAnsi="나눔고딕" w:hint="eastAsia"/>
+                <w:rFonts w:ascii="나눔고딕" w:eastAsia="나눔고딕" w:hAnsi="나눔고딕"/>
                 <w:sz w:val="20"/>
                 <w:szCs w:val="20"/>
               </w:rPr>
@@ -28697,7 +28727,7 @@
           <w:p>
             <w:pPr>
               <w:rPr>
-                <w:rFonts w:ascii="나눔고딕" w:eastAsia="나눔고딕" w:hAnsi="나눔고딕" w:hint="eastAsia"/>
+                <w:rFonts w:ascii="나눔고딕" w:eastAsia="나눔고딕" w:hAnsi="나눔고딕"/>
                 <w:sz w:val="20"/>
                 <w:szCs w:val="20"/>
               </w:rPr>
@@ -28723,7 +28753,7 @@
             <w:pPr>
               <w:jc w:val="center"/>
               <w:rPr>
-                <w:rFonts w:ascii="나눔고딕" w:eastAsia="나눔고딕" w:hAnsi="나눔고딕" w:hint="eastAsia"/>
+                <w:rFonts w:ascii="나눔고딕" w:eastAsia="나눔고딕" w:hAnsi="나눔고딕"/>
                 <w:sz w:val="20"/>
                 <w:szCs w:val="20"/>
               </w:rPr>
@@ -28746,7 +28776,7 @@
             <w:pPr>
               <w:jc w:val="center"/>
               <w:rPr>
-                <w:rFonts w:ascii="나눔고딕" w:eastAsia="나눔고딕" w:hAnsi="나눔고딕" w:hint="eastAsia"/>
+                <w:rFonts w:ascii="나눔고딕" w:eastAsia="나눔고딕" w:hAnsi="나눔고딕"/>
                 <w:sz w:val="20"/>
                 <w:szCs w:val="20"/>
               </w:rPr>
@@ -28768,7 +28798,7 @@
           <w:p>
             <w:pPr>
               <w:rPr>
-                <w:rFonts w:ascii="나눔고딕" w:eastAsia="나눔고딕" w:hAnsi="나눔고딕" w:hint="eastAsia"/>
+                <w:rFonts w:ascii="나눔고딕" w:eastAsia="나눔고딕" w:hAnsi="나눔고딕"/>
                 <w:sz w:val="20"/>
                 <w:szCs w:val="20"/>
               </w:rPr>
@@ -28813,7 +28843,7 @@
             <w:pPr>
               <w:jc w:val="center"/>
               <w:rPr>
-                <w:rFonts w:ascii="나눔고딕" w:eastAsia="나눔고딕" w:hAnsi="나눔고딕" w:hint="eastAsia"/>
+                <w:rFonts w:ascii="나눔고딕" w:eastAsia="나눔고딕" w:hAnsi="나눔고딕"/>
                 <w:sz w:val="20"/>
                 <w:szCs w:val="20"/>
               </w:rPr>
@@ -28836,7 +28866,7 @@
             <w:pPr>
               <w:jc w:val="center"/>
               <w:rPr>
-                <w:rFonts w:ascii="나눔고딕" w:eastAsia="나눔고딕" w:hAnsi="나눔고딕" w:hint="eastAsia"/>
+                <w:rFonts w:ascii="나눔고딕" w:eastAsia="나눔고딕" w:hAnsi="나눔고딕"/>
                 <w:sz w:val="20"/>
                 <w:szCs w:val="20"/>
               </w:rPr>
@@ -28858,7 +28888,7 @@
           <w:p>
             <w:pPr>
               <w:rPr>
-                <w:rFonts w:ascii="나눔고딕" w:eastAsia="나눔고딕" w:hAnsi="나눔고딕" w:hint="eastAsia"/>
+                <w:rFonts w:ascii="나눔고딕" w:eastAsia="나눔고딕" w:hAnsi="나눔고딕"/>
                 <w:sz w:val="20"/>
                 <w:szCs w:val="20"/>
               </w:rPr>
@@ -28912,7 +28942,7 @@
             <w:pPr>
               <w:jc w:val="center"/>
               <w:rPr>
-                <w:rFonts w:ascii="나눔고딕" w:eastAsia="나눔고딕" w:hAnsi="나눔고딕" w:hint="eastAsia"/>
+                <w:rFonts w:ascii="나눔고딕" w:eastAsia="나눔고딕" w:hAnsi="나눔고딕"/>
                 <w:sz w:val="20"/>
                 <w:szCs w:val="20"/>
               </w:rPr>
@@ -28935,7 +28965,7 @@
             <w:pPr>
               <w:jc w:val="center"/>
               <w:rPr>
-                <w:rFonts w:ascii="나눔고딕" w:eastAsia="나눔고딕" w:hAnsi="나눔고딕" w:hint="eastAsia"/>
+                <w:rFonts w:ascii="나눔고딕" w:eastAsia="나눔고딕" w:hAnsi="나눔고딕"/>
                 <w:sz w:val="20"/>
                 <w:szCs w:val="20"/>
               </w:rPr>
@@ -28986,29 +29016,13 @@
                 <w:sz w:val="20"/>
                 <w:szCs w:val="20"/>
               </w:rPr>
-              <w:t xml:space="preserve">와 같다면 본인의 문 </w:t>
-            </w:r>
-            <w:r>
-              <w:rPr>
-                <w:rFonts w:ascii="나눔고딕" w:eastAsia="나눔고딕" w:hAnsi="나눔고딕" w:hint="eastAsia"/>
-                <w:sz w:val="20"/>
-                <w:szCs w:val="20"/>
-              </w:rPr>
-              <w:t>닫기</w:t>
-            </w:r>
-            <w:r>
-              <w:rPr>
-                <w:rFonts w:ascii="나눔고딕" w:eastAsia="나눔고딕" w:hAnsi="나눔고딕" w:hint="eastAsia"/>
-                <w:sz w:val="20"/>
-                <w:szCs w:val="20"/>
-              </w:rPr>
-              <w:t xml:space="preserve"> 애니메이션 실행</w:t>
+              <w:t>와 같다면 본인의 문 닫기 애니메이션 실행</w:t>
             </w:r>
           </w:p>
           <w:p>
             <w:pPr>
               <w:rPr>
-                <w:rFonts w:ascii="나눔고딕" w:eastAsia="나눔고딕" w:hAnsi="나눔고딕" w:hint="eastAsia"/>
+                <w:rFonts w:ascii="나눔고딕" w:eastAsia="나눔고딕" w:hAnsi="나눔고딕"/>
                 <w:sz w:val="20"/>
                 <w:szCs w:val="20"/>
               </w:rPr>
@@ -29055,7 +29069,6 @@
         <w:rPr>
           <w:rFonts w:hint="eastAsia"/>
         </w:rPr>
-        <w:lastRenderedPageBreak/>
         <w:t>OpenCV 감정 처리</w:t>
       </w:r>
       <w:bookmarkEnd w:id="7"/>
@@ -29265,7 +29278,7 @@
             <w:pPr>
               <w:ind w:left="564" w:hangingChars="300" w:hanging="564"/>
               <w:rPr>
-                <w:rFonts w:ascii="나눔고딕" w:eastAsia="나눔고딕" w:hAnsi="나눔고딕" w:hint="eastAsia"/>
+                <w:rFonts w:ascii="나눔고딕" w:eastAsia="나눔고딕" w:hAnsi="나눔고딕"/>
                 <w:sz w:val="20"/>
                 <w:szCs w:val="20"/>
               </w:rPr>
@@ -29349,17 +29362,8 @@
                 <w:szCs w:val="20"/>
               </w:rPr>
               <w:tab/>
-            </w:r>
-            <w:proofErr w:type="gramStart"/>
-            <w:r>
-              <w:rPr>
-                <w:rFonts w:ascii="나눔고딕" w:eastAsia="나눔고딕" w:hAnsi="나눔고딕"/>
-                <w:sz w:val="20"/>
-                <w:szCs w:val="20"/>
-              </w:rPr>
               <w:t>// 감정</w:t>
             </w:r>
-            <w:proofErr w:type="gramEnd"/>
           </w:p>
           <w:p>
             <w:pPr>
@@ -29377,18 +29381,8 @@
                 <w:szCs w:val="20"/>
               </w:rPr>
               <w:tab/>
-              <w:t xml:space="preserve">float </w:t>
-            </w:r>
-            <w:proofErr w:type="gramStart"/>
-            <w:r>
-              <w:rPr>
-                <w:rFonts w:ascii="나눔고딕" w:eastAsia="나눔고딕" w:hAnsi="나눔고딕"/>
-                <w:sz w:val="20"/>
-                <w:szCs w:val="20"/>
-              </w:rPr>
-              <w:t>angry;</w:t>
-            </w:r>
-            <w:proofErr w:type="gramEnd"/>
+              <w:t>float angry;</w:t>
+            </w:r>
           </w:p>
           <w:p>
             <w:pPr>
@@ -29406,18 +29400,8 @@
                 <w:szCs w:val="20"/>
               </w:rPr>
               <w:tab/>
-              <w:t xml:space="preserve">float </w:t>
-            </w:r>
-            <w:proofErr w:type="gramStart"/>
-            <w:r>
-              <w:rPr>
-                <w:rFonts w:ascii="나눔고딕" w:eastAsia="나눔고딕" w:hAnsi="나눔고딕"/>
-                <w:sz w:val="20"/>
-                <w:szCs w:val="20"/>
-              </w:rPr>
-              <w:t>disgust;</w:t>
-            </w:r>
-            <w:proofErr w:type="gramEnd"/>
+              <w:t>float disgust;</w:t>
+            </w:r>
           </w:p>
           <w:p>
             <w:pPr>
@@ -29435,18 +29419,8 @@
                 <w:szCs w:val="20"/>
               </w:rPr>
               <w:tab/>
-              <w:t xml:space="preserve">float </w:t>
-            </w:r>
-            <w:proofErr w:type="gramStart"/>
-            <w:r>
-              <w:rPr>
-                <w:rFonts w:ascii="나눔고딕" w:eastAsia="나눔고딕" w:hAnsi="나눔고딕"/>
-                <w:sz w:val="20"/>
-                <w:szCs w:val="20"/>
-              </w:rPr>
-              <w:t>fear;</w:t>
-            </w:r>
-            <w:proofErr w:type="gramEnd"/>
+              <w:t>float fear;</w:t>
+            </w:r>
           </w:p>
           <w:p>
             <w:pPr>
@@ -29464,18 +29438,8 @@
                 <w:szCs w:val="20"/>
               </w:rPr>
               <w:tab/>
-              <w:t xml:space="preserve">float </w:t>
-            </w:r>
-            <w:proofErr w:type="gramStart"/>
-            <w:r>
-              <w:rPr>
-                <w:rFonts w:ascii="나눔고딕" w:eastAsia="나눔고딕" w:hAnsi="나눔고딕"/>
-                <w:sz w:val="20"/>
-                <w:szCs w:val="20"/>
-              </w:rPr>
-              <w:t>happy;</w:t>
-            </w:r>
-            <w:proofErr w:type="gramEnd"/>
+              <w:t>float happy;</w:t>
+            </w:r>
           </w:p>
           <w:p>
             <w:pPr>
@@ -29512,18 +29476,8 @@
                 <w:szCs w:val="20"/>
               </w:rPr>
               <w:tab/>
-              <w:t xml:space="preserve">float </w:t>
-            </w:r>
-            <w:proofErr w:type="gramStart"/>
-            <w:r>
-              <w:rPr>
-                <w:rFonts w:ascii="나눔고딕" w:eastAsia="나눔고딕" w:hAnsi="나눔고딕"/>
-                <w:sz w:val="20"/>
-                <w:szCs w:val="20"/>
-              </w:rPr>
-              <w:t>surprise;</w:t>
-            </w:r>
-            <w:proofErr w:type="gramEnd"/>
+              <w:t>float surprise;</w:t>
+            </w:r>
           </w:p>
           <w:p>
             <w:pPr>
@@ -29541,24 +29495,14 @@
                 <w:szCs w:val="20"/>
               </w:rPr>
               <w:tab/>
-              <w:t xml:space="preserve">float </w:t>
-            </w:r>
-            <w:proofErr w:type="gramStart"/>
-            <w:r>
-              <w:rPr>
-                <w:rFonts w:ascii="나눔고딕" w:eastAsia="나눔고딕" w:hAnsi="나눔고딕"/>
-                <w:sz w:val="20"/>
-                <w:szCs w:val="20"/>
-              </w:rPr>
-              <w:t>neutral;</w:t>
-            </w:r>
-            <w:proofErr w:type="gramEnd"/>
+              <w:t>float neutral;</w:t>
+            </w:r>
           </w:p>
           <w:p>
             <w:pPr>
               <w:ind w:left="564" w:hangingChars="300" w:hanging="564"/>
               <w:rPr>
-                <w:rFonts w:ascii="나눔고딕" w:eastAsia="나눔고딕" w:hAnsi="나눔고딕" w:hint="eastAsia"/>
+                <w:rFonts w:ascii="나눔고딕" w:eastAsia="나눔고딕" w:hAnsi="나눔고딕"/>
                 <w:sz w:val="20"/>
                 <w:szCs w:val="20"/>
               </w:rPr>
@@ -29570,6 +29514,54 @@
                 <w:szCs w:val="20"/>
               </w:rPr>
               <w:t>}</w:t>
+            </w:r>
+          </w:p>
+          <w:p>
+            <w:pPr>
+              <w:ind w:left="564" w:hangingChars="300" w:hanging="564"/>
+              <w:rPr>
+                <w:rFonts w:ascii="나눔고딕" w:eastAsia="나눔고딕" w:hAnsi="나눔고딕"/>
+                <w:sz w:val="20"/>
+                <w:szCs w:val="20"/>
+              </w:rPr>
+            </w:pPr>
+          </w:p>
+          <w:p>
+            <w:pPr>
+              <w:rPr>
+                <w:rFonts w:ascii="나눔고딕" w:eastAsia="나눔고딕" w:hAnsi="나눔고딕" w:hint="eastAsia"/>
+                <w:sz w:val="20"/>
+                <w:szCs w:val="20"/>
+              </w:rPr>
+            </w:pPr>
+            <w:r>
+              <w:rPr>
+                <w:rFonts w:ascii="나눔고딕" w:eastAsia="나눔고딕" w:hAnsi="나눔고딕" w:hint="eastAsia"/>
+                <w:color w:val="FF99FF"/>
+                <w:sz w:val="20"/>
+                <w:szCs w:val="20"/>
+              </w:rPr>
+              <w:t xml:space="preserve">=&gt;이거는 일단 Server에 패킷 보내는 </w:t>
+            </w:r>
+            <w:proofErr w:type="spellStart"/>
+            <w:r>
+              <w:rPr>
+                <w:rFonts w:ascii="나눔고딕" w:eastAsia="나눔고딕" w:hAnsi="나눔고딕" w:hint="eastAsia"/>
+                <w:color w:val="FF99FF"/>
+                <w:sz w:val="20"/>
+                <w:szCs w:val="20"/>
+              </w:rPr>
+              <w:t>것까지만</w:t>
+            </w:r>
+            <w:proofErr w:type="spellEnd"/>
+            <w:r>
+              <w:rPr>
+                <w:rFonts w:ascii="나눔고딕" w:eastAsia="나눔고딕" w:hAnsi="나눔고딕" w:hint="eastAsia"/>
+                <w:color w:val="FF99FF"/>
+                <w:sz w:val="20"/>
+                <w:szCs w:val="20"/>
+              </w:rPr>
+              <w:t xml:space="preserve"> 구현하면 될 듯</w:t>
             </w:r>
           </w:p>
         </w:tc>
@@ -29584,7 +29576,7 @@
             <w:pPr>
               <w:jc w:val="center"/>
               <w:rPr>
-                <w:rFonts w:ascii="나눔고딕" w:eastAsia="나눔고딕" w:hAnsi="나눔고딕" w:hint="eastAsia"/>
+                <w:rFonts w:ascii="나눔고딕" w:eastAsia="나눔고딕" w:hAnsi="나눔고딕"/>
                 <w:sz w:val="20"/>
                 <w:szCs w:val="20"/>
               </w:rPr>
@@ -29607,7 +29599,7 @@
             <w:pPr>
               <w:jc w:val="center"/>
               <w:rPr>
-                <w:rFonts w:ascii="나눔고딕" w:eastAsia="나눔고딕" w:hAnsi="나눔고딕" w:hint="eastAsia"/>
+                <w:rFonts w:ascii="나눔고딕" w:eastAsia="나눔고딕" w:hAnsi="나눔고딕"/>
                 <w:sz w:val="20"/>
                 <w:szCs w:val="20"/>
               </w:rPr>
@@ -29630,7 +29622,7 @@
             <w:pPr>
               <w:ind w:left="564" w:hangingChars="300" w:hanging="564"/>
               <w:rPr>
-                <w:rFonts w:ascii="나눔고딕" w:eastAsia="나눔고딕" w:hAnsi="나눔고딕" w:hint="eastAsia"/>
+                <w:rFonts w:ascii="나눔고딕" w:eastAsia="나눔고딕" w:hAnsi="나눔고딕"/>
                 <w:sz w:val="20"/>
                 <w:szCs w:val="20"/>
               </w:rPr>
@@ -29665,13 +29657,7 @@
         </w:tc>
       </w:tr>
     </w:tbl>
-    <w:p>
-      <w:pPr>
-        <w:rPr>
-          <w:rFonts w:hint="eastAsia"/>
-        </w:rPr>
-      </w:pPr>
-    </w:p>
+    <w:p/>
     <w:sectPr>
       <w:footerReference w:type="default" r:id="rId9"/>
       <w:pgSz w:w="11906" w:h="16838"/>
@@ -29684,7 +29670,7 @@
 </file>
 
 <file path=word/endnotes.xml><?xml version="1.0" encoding="utf-8"?>
-<w:endnotes xmlns:wpc="http://schemas.microsoft.com/office/word/2010/wordprocessingCanvas" xmlns:cx="http://schemas.microsoft.com/office/drawing/2014/chartex" xmlns:cx1="http://schemas.microsoft.com/office/drawing/2015/9/8/chartex" xmlns:cx2="http://schemas.microsoft.com/office/drawing/2015/10/21/chartex" xmlns:cx3="http://schemas.microsoft.com/office/drawing/2016/5/9/chartex" xmlns:cx4="http://schemas.microsoft.com/office/drawing/2016/5/10/chartex" xmlns:cx5="http://schemas.microsoft.com/office/drawing/2016/5/11/chartex" xmlns:cx6="http://schemas.microsoft.com/office/drawing/2016/5/12/chartex" xmlns:cx7="http://schemas.microsoft.com/office/drawing/2016/5/13/chartex" xmlns:cx8="http://schemas.microsoft.com/office/drawing/2016/5/14/chartex" xmlns:mc="http://schemas.openxmlformats.org/markup-compatibility/2006" xmlns:aink="http://schemas.microsoft.com/office/drawing/2016/ink" xmlns:am3d="http://schemas.microsoft.com/office/drawing/2017/model3d" xmlns:o="urn:schemas-microsoft-com:office:office" xmlns:oel="http://schemas.microsoft.com/office/2019/extlst" xmlns:r="http://schemas.openxmlformats.org/officeDocument/2006/relationships" xmlns:m="http://schemas.openxmlformats.org/officeDocument/2006/math" xmlns:v="urn:schemas-microsoft-com:vml" xmlns:wp14="http://schemas.microsoft.com/office/word/2010/wordprocessingDrawing" xmlns:wp="http://schemas.openxmlformats.org/drawingml/2006/wordprocessingDrawing" xmlns:w10="urn:schemas-microsoft-com:office:word" xmlns:w="http://schemas.openxmlformats.org/wordprocessingml/2006/main" xmlns:w14="http://schemas.microsoft.com/office/word/2010/wordml" xmlns:w15="http://schemas.microsoft.com/office/word/2012/wordml" xmlns:w16cex="http://schemas.microsoft.com/office/word/2018/wordml/cex" xmlns:w16cid="http://schemas.microsoft.com/office/word/2016/wordml/cid" xmlns:w16="http://schemas.microsoft.com/office/word/2018/wordml" xmlns:w16du="http://schemas.microsoft.com/office/word/2023/wordml/word16du" xmlns:w16sdtdh="http://schemas.microsoft.com/office/word/2020/wordml/sdtdatahash" xmlns:w16se="http://schemas.microsoft.com/office/word/2015/wordml/symex" xmlns:wpg="http://schemas.microsoft.com/office/word/2010/wordprocessingGroup" xmlns:wpi="http://schemas.microsoft.com/office/word/2010/wordprocessingInk" xmlns:wne="http://schemas.microsoft.com/office/word/2006/wordml" xmlns:wps="http://schemas.microsoft.com/office/word/2010/wordprocessingShape" mc:Ignorable="w14 w15 w16se w16cid w16 w16cex w16sdtdh w16du wp14">
+<w:endnotes xmlns:wpc="http://schemas.microsoft.com/office/word/2010/wordprocessingCanvas" xmlns:cx="http://schemas.microsoft.com/office/drawing/2014/chartex" xmlns:cx1="http://schemas.microsoft.com/office/drawing/2015/9/8/chartex" xmlns:cx2="http://schemas.microsoft.com/office/drawing/2015/10/21/chartex" xmlns:cx3="http://schemas.microsoft.com/office/drawing/2016/5/9/chartex" xmlns:cx4="http://schemas.microsoft.com/office/drawing/2016/5/10/chartex" xmlns:cx5="http://schemas.microsoft.com/office/drawing/2016/5/11/chartex" xmlns:cx6="http://schemas.microsoft.com/office/drawing/2016/5/12/chartex" xmlns:cx7="http://schemas.microsoft.com/office/drawing/2016/5/13/chartex" xmlns:cx8="http://schemas.microsoft.com/office/drawing/2016/5/14/chartex" xmlns:mc="http://schemas.openxmlformats.org/markup-compatibility/2006" xmlns:aink="http://schemas.microsoft.com/office/drawing/2016/ink" xmlns:am3d="http://schemas.microsoft.com/office/drawing/2017/model3d" xmlns:o="urn:schemas-microsoft-com:office:office" xmlns:oel="http://schemas.microsoft.com/office/2019/extlst" xmlns:r="http://schemas.openxmlformats.org/officeDocument/2006/relationships" xmlns:m="http://schemas.openxmlformats.org/officeDocument/2006/math" xmlns:v="urn:schemas-microsoft-com:vml" xmlns:wp14="http://schemas.microsoft.com/office/word/2010/wordprocessingDrawing" xmlns:wp="http://schemas.openxmlformats.org/drawingml/2006/wordprocessingDrawing" xmlns:w10="urn:schemas-microsoft-com:office:word" xmlns:w="http://schemas.openxmlformats.org/wordprocessingml/2006/main" xmlns:w14="http://schemas.microsoft.com/office/word/2010/wordml" xmlns:w15="http://schemas.microsoft.com/office/word/2012/wordml" xmlns:w16cex="http://schemas.microsoft.com/office/word/2018/wordml/cex" xmlns:w16cid="http://schemas.microsoft.com/office/word/2016/wordml/cid" xmlns:w16="http://schemas.microsoft.com/office/word/2018/wordml" xmlns:w16du="http://schemas.microsoft.com/office/word/2023/wordml/word16du" xmlns:w16sdtdh="http://schemas.microsoft.com/office/word/2020/wordml/sdtdatahash" xmlns:w16sdtfl="http://schemas.microsoft.com/office/word/2024/wordml/sdtformatlock" xmlns:w16se="http://schemas.microsoft.com/office/word/2015/wordml/symex" xmlns:wpg="http://schemas.microsoft.com/office/word/2010/wordprocessingGroup" xmlns:wpi="http://schemas.microsoft.com/office/word/2010/wordprocessingInk" xmlns:wne="http://schemas.microsoft.com/office/word/2006/wordml" xmlns:wps="http://schemas.microsoft.com/office/word/2010/wordprocessingShape" mc:Ignorable="w14 w15 w16se w16cid w16 w16cex w16sdtdh w16sdtfl w16du wp14">
   <w:endnote w:type="separator" w:id="-1">
     <w:p>
       <w:pPr>
@@ -29709,7 +29695,7 @@
 </file>
 
 <file path=word/footer1.xml><?xml version="1.0" encoding="utf-8"?>
-<w:ftr xmlns:wpc="http://schemas.microsoft.com/office/word/2010/wordprocessingCanvas" xmlns:cx="http://schemas.microsoft.com/office/drawing/2014/chartex" xmlns:cx1="http://schemas.microsoft.com/office/drawing/2015/9/8/chartex" xmlns:cx2="http://schemas.microsoft.com/office/drawing/2015/10/21/chartex" xmlns:cx3="http://schemas.microsoft.com/office/drawing/2016/5/9/chartex" xmlns:cx4="http://schemas.microsoft.com/office/drawing/2016/5/10/chartex" xmlns:cx5="http://schemas.microsoft.com/office/drawing/2016/5/11/chartex" xmlns:cx6="http://schemas.microsoft.com/office/drawing/2016/5/12/chartex" xmlns:cx7="http://schemas.microsoft.com/office/drawing/2016/5/13/chartex" xmlns:cx8="http://schemas.microsoft.com/office/drawing/2016/5/14/chartex" xmlns:mc="http://schemas.openxmlformats.org/markup-compatibility/2006" xmlns:aink="http://schemas.microsoft.com/office/drawing/2016/ink" xmlns:am3d="http://schemas.microsoft.com/office/drawing/2017/model3d" xmlns:o="urn:schemas-microsoft-com:office:office" xmlns:oel="http://schemas.microsoft.com/office/2019/extlst" xmlns:r="http://schemas.openxmlformats.org/officeDocument/2006/relationships" xmlns:m="http://schemas.openxmlformats.org/officeDocument/2006/math" xmlns:v="urn:schemas-microsoft-com:vml" xmlns:wp14="http://schemas.microsoft.com/office/word/2010/wordprocessingDrawing" xmlns:wp="http://schemas.openxmlformats.org/drawingml/2006/wordprocessingDrawing" xmlns:w10="urn:schemas-microsoft-com:office:word" xmlns:w="http://schemas.openxmlformats.org/wordprocessingml/2006/main" xmlns:w14="http://schemas.microsoft.com/office/word/2010/wordml" xmlns:w15="http://schemas.microsoft.com/office/word/2012/wordml" xmlns:w16cex="http://schemas.microsoft.com/office/word/2018/wordml/cex" xmlns:w16cid="http://schemas.microsoft.com/office/word/2016/wordml/cid" xmlns:w16="http://schemas.microsoft.com/office/word/2018/wordml" xmlns:w16du="http://schemas.microsoft.com/office/word/2023/wordml/word16du" xmlns:w16sdtdh="http://schemas.microsoft.com/office/word/2020/wordml/sdtdatahash" xmlns:w16se="http://schemas.microsoft.com/office/word/2015/wordml/symex" xmlns:wpg="http://schemas.microsoft.com/office/word/2010/wordprocessingGroup" xmlns:wpi="http://schemas.microsoft.com/office/word/2010/wordprocessingInk" xmlns:wne="http://schemas.microsoft.com/office/word/2006/wordml" xmlns:wps="http://schemas.microsoft.com/office/word/2010/wordprocessingShape" mc:Ignorable="w14 w15 w16se w16cid w16 w16cex w16sdtdh w16du wp14">
+<w:ftr xmlns:wpc="http://schemas.microsoft.com/office/word/2010/wordprocessingCanvas" xmlns:cx="http://schemas.microsoft.com/office/drawing/2014/chartex" xmlns:cx1="http://schemas.microsoft.com/office/drawing/2015/9/8/chartex" xmlns:cx2="http://schemas.microsoft.com/office/drawing/2015/10/21/chartex" xmlns:cx3="http://schemas.microsoft.com/office/drawing/2016/5/9/chartex" xmlns:cx4="http://schemas.microsoft.com/office/drawing/2016/5/10/chartex" xmlns:cx5="http://schemas.microsoft.com/office/drawing/2016/5/11/chartex" xmlns:cx6="http://schemas.microsoft.com/office/drawing/2016/5/12/chartex" xmlns:cx7="http://schemas.microsoft.com/office/drawing/2016/5/13/chartex" xmlns:cx8="http://schemas.microsoft.com/office/drawing/2016/5/14/chartex" xmlns:mc="http://schemas.openxmlformats.org/markup-compatibility/2006" xmlns:aink="http://schemas.microsoft.com/office/drawing/2016/ink" xmlns:am3d="http://schemas.microsoft.com/office/drawing/2017/model3d" xmlns:o="urn:schemas-microsoft-com:office:office" xmlns:oel="http://schemas.microsoft.com/office/2019/extlst" xmlns:r="http://schemas.openxmlformats.org/officeDocument/2006/relationships" xmlns:m="http://schemas.openxmlformats.org/officeDocument/2006/math" xmlns:v="urn:schemas-microsoft-com:vml" xmlns:wp14="http://schemas.microsoft.com/office/word/2010/wordprocessingDrawing" xmlns:wp="http://schemas.openxmlformats.org/drawingml/2006/wordprocessingDrawing" xmlns:w10="urn:schemas-microsoft-com:office:word" xmlns:w="http://schemas.openxmlformats.org/wordprocessingml/2006/main" xmlns:w14="http://schemas.microsoft.com/office/word/2010/wordml" xmlns:w15="http://schemas.microsoft.com/office/word/2012/wordml" xmlns:w16cex="http://schemas.microsoft.com/office/word/2018/wordml/cex" xmlns:w16cid="http://schemas.microsoft.com/office/word/2016/wordml/cid" xmlns:w16="http://schemas.microsoft.com/office/word/2018/wordml" xmlns:w16du="http://schemas.microsoft.com/office/word/2023/wordml/word16du" xmlns:w16sdtdh="http://schemas.microsoft.com/office/word/2020/wordml/sdtdatahash" xmlns:w16sdtfl="http://schemas.microsoft.com/office/word/2024/wordml/sdtformatlock" xmlns:w16se="http://schemas.microsoft.com/office/word/2015/wordml/symex" xmlns:wpg="http://schemas.microsoft.com/office/word/2010/wordprocessingGroup" xmlns:wpi="http://schemas.microsoft.com/office/word/2010/wordprocessingInk" xmlns:wne="http://schemas.microsoft.com/office/word/2006/wordml" xmlns:wps="http://schemas.microsoft.com/office/word/2010/wordprocessingShape" mc:Ignorable="w14 w15 w16se w16cid w16 w16cex w16sdtdh w16sdtfl w16du wp14">
   <w:sdt>
     <w:sdtPr>
       <w:id w:val="-395980860"/>
@@ -29837,7 +29823,7 @@
 </file>
 
 <file path=word/footnotes.xml><?xml version="1.0" encoding="utf-8"?>
-<w:footnotes xmlns:wpc="http://schemas.microsoft.com/office/word/2010/wordprocessingCanvas" xmlns:cx="http://schemas.microsoft.com/office/drawing/2014/chartex" xmlns:cx1="http://schemas.microsoft.com/office/drawing/2015/9/8/chartex" xmlns:cx2="http://schemas.microsoft.com/office/drawing/2015/10/21/chartex" xmlns:cx3="http://schemas.microsoft.com/office/drawing/2016/5/9/chartex" xmlns:cx4="http://schemas.microsoft.com/office/drawing/2016/5/10/chartex" xmlns:cx5="http://schemas.microsoft.com/office/drawing/2016/5/11/chartex" xmlns:cx6="http://schemas.microsoft.com/office/drawing/2016/5/12/chartex" xmlns:cx7="http://schemas.microsoft.com/office/drawing/2016/5/13/chartex" xmlns:cx8="http://schemas.microsoft.com/office/drawing/2016/5/14/chartex" xmlns:mc="http://schemas.openxmlformats.org/markup-compatibility/2006" xmlns:aink="http://schemas.microsoft.com/office/drawing/2016/ink" xmlns:am3d="http://schemas.microsoft.com/office/drawing/2017/model3d" xmlns:o="urn:schemas-microsoft-com:office:office" xmlns:oel="http://schemas.microsoft.com/office/2019/extlst" xmlns:r="http://schemas.openxmlformats.org/officeDocument/2006/relationships" xmlns:m="http://schemas.openxmlformats.org/officeDocument/2006/math" xmlns:v="urn:schemas-microsoft-com:vml" xmlns:wp14="http://schemas.microsoft.com/office/word/2010/wordprocessingDrawing" xmlns:wp="http://schemas.openxmlformats.org/drawingml/2006/wordprocessingDrawing" xmlns:w10="urn:schemas-microsoft-com:office:word" xmlns:w="http://schemas.openxmlformats.org/wordprocessingml/2006/main" xmlns:w14="http://schemas.microsoft.com/office/word/2010/wordml" xmlns:w15="http://schemas.microsoft.com/office/word/2012/wordml" xmlns:w16cex="http://schemas.microsoft.com/office/word/2018/wordml/cex" xmlns:w16cid="http://schemas.microsoft.com/office/word/2016/wordml/cid" xmlns:w16="http://schemas.microsoft.com/office/word/2018/wordml" xmlns:w16du="http://schemas.microsoft.com/office/word/2023/wordml/word16du" xmlns:w16sdtdh="http://schemas.microsoft.com/office/word/2020/wordml/sdtdatahash" xmlns:w16se="http://schemas.microsoft.com/office/word/2015/wordml/symex" xmlns:wpg="http://schemas.microsoft.com/office/word/2010/wordprocessingGroup" xmlns:wpi="http://schemas.microsoft.com/office/word/2010/wordprocessingInk" xmlns:wne="http://schemas.microsoft.com/office/word/2006/wordml" xmlns:wps="http://schemas.microsoft.com/office/word/2010/wordprocessingShape" mc:Ignorable="w14 w15 w16se w16cid w16 w16cex w16sdtdh w16du wp14">
+<w:footnotes xmlns:wpc="http://schemas.microsoft.com/office/word/2010/wordprocessingCanvas" xmlns:cx="http://schemas.microsoft.com/office/drawing/2014/chartex" xmlns:cx1="http://schemas.microsoft.com/office/drawing/2015/9/8/chartex" xmlns:cx2="http://schemas.microsoft.com/office/drawing/2015/10/21/chartex" xmlns:cx3="http://schemas.microsoft.com/office/drawing/2016/5/9/chartex" xmlns:cx4="http://schemas.microsoft.com/office/drawing/2016/5/10/chartex" xmlns:cx5="http://schemas.microsoft.com/office/drawing/2016/5/11/chartex" xmlns:cx6="http://schemas.microsoft.com/office/drawing/2016/5/12/chartex" xmlns:cx7="http://schemas.microsoft.com/office/drawing/2016/5/13/chartex" xmlns:cx8="http://schemas.microsoft.com/office/drawing/2016/5/14/chartex" xmlns:mc="http://schemas.openxmlformats.org/markup-compatibility/2006" xmlns:aink="http://schemas.microsoft.com/office/drawing/2016/ink" xmlns:am3d="http://schemas.microsoft.com/office/drawing/2017/model3d" xmlns:o="urn:schemas-microsoft-com:office:office" xmlns:oel="http://schemas.microsoft.com/office/2019/extlst" xmlns:r="http://schemas.openxmlformats.org/officeDocument/2006/relationships" xmlns:m="http://schemas.openxmlformats.org/officeDocument/2006/math" xmlns:v="urn:schemas-microsoft-com:vml" xmlns:wp14="http://schemas.microsoft.com/office/word/2010/wordprocessingDrawing" xmlns:wp="http://schemas.openxmlformats.org/drawingml/2006/wordprocessingDrawing" xmlns:w10="urn:schemas-microsoft-com:office:word" xmlns:w="http://schemas.openxmlformats.org/wordprocessingml/2006/main" xmlns:w14="http://schemas.microsoft.com/office/word/2010/wordml" xmlns:w15="http://schemas.microsoft.com/office/word/2012/wordml" xmlns:w16cex="http://schemas.microsoft.com/office/word/2018/wordml/cex" xmlns:w16cid="http://schemas.microsoft.com/office/word/2016/wordml/cid" xmlns:w16="http://schemas.microsoft.com/office/word/2018/wordml" xmlns:w16du="http://schemas.microsoft.com/office/word/2023/wordml/word16du" xmlns:w16sdtdh="http://schemas.microsoft.com/office/word/2020/wordml/sdtdatahash" xmlns:w16sdtfl="http://schemas.microsoft.com/office/word/2024/wordml/sdtformatlock" xmlns:w16se="http://schemas.microsoft.com/office/word/2015/wordml/symex" xmlns:wpg="http://schemas.microsoft.com/office/word/2010/wordprocessingGroup" xmlns:wpi="http://schemas.microsoft.com/office/word/2010/wordprocessingInk" xmlns:wne="http://schemas.microsoft.com/office/word/2006/wordml" xmlns:wps="http://schemas.microsoft.com/office/word/2010/wordprocessingShape" mc:Ignorable="w14 w15 w16se w16cid w16 w16cex w16sdtdh w16sdtfl w16du wp14">
   <w:footnote w:type="separator" w:id="-1">
     <w:p>
       <w:pPr>
@@ -29862,7 +29848,7 @@
 </file>
 
 <file path=word/numbering.xml><?xml version="1.0" encoding="utf-8"?>
-<w:numbering xmlns:wpc="http://schemas.microsoft.com/office/word/2010/wordprocessingCanvas" xmlns:cx="http://schemas.microsoft.com/office/drawing/2014/chartex" xmlns:cx1="http://schemas.microsoft.com/office/drawing/2015/9/8/chartex" xmlns:cx2="http://schemas.microsoft.com/office/drawing/2015/10/21/chartex" xmlns:cx3="http://schemas.microsoft.com/office/drawing/2016/5/9/chartex" xmlns:cx4="http://schemas.microsoft.com/office/drawing/2016/5/10/chartex" xmlns:cx5="http://schemas.microsoft.com/office/drawing/2016/5/11/chartex" xmlns:cx6="http://schemas.microsoft.com/office/drawing/2016/5/12/chartex" xmlns:cx7="http://schemas.microsoft.com/office/drawing/2016/5/13/chartex" xmlns:cx8="http://schemas.microsoft.com/office/drawing/2016/5/14/chartex" xmlns:mc="http://schemas.openxmlformats.org/markup-compatibility/2006" xmlns:aink="http://schemas.microsoft.com/office/drawing/2016/ink" xmlns:am3d="http://schemas.microsoft.com/office/drawing/2017/model3d" xmlns:o="urn:schemas-microsoft-com:office:office" xmlns:oel="http://schemas.microsoft.com/office/2019/extlst" xmlns:r="http://schemas.openxmlformats.org/officeDocument/2006/relationships" xmlns:m="http://schemas.openxmlformats.org/officeDocument/2006/math" xmlns:v="urn:schemas-microsoft-com:vml" xmlns:wp14="http://schemas.microsoft.com/office/word/2010/wordprocessingDrawing" xmlns:wp="http://schemas.openxmlformats.org/drawingml/2006/wordprocessingDrawing" xmlns:w10="urn:schemas-microsoft-com:office:word" xmlns:w="http://schemas.openxmlformats.org/wordprocessingml/2006/main" xmlns:w14="http://schemas.microsoft.com/office/word/2010/wordml" xmlns:w15="http://schemas.microsoft.com/office/word/2012/wordml" xmlns:w16cex="http://schemas.microsoft.com/office/word/2018/wordml/cex" xmlns:w16cid="http://schemas.microsoft.com/office/word/2016/wordml/cid" xmlns:w16="http://schemas.microsoft.com/office/word/2018/wordml" xmlns:w16du="http://schemas.microsoft.com/office/word/2023/wordml/word16du" xmlns:w16sdtdh="http://schemas.microsoft.com/office/word/2020/wordml/sdtdatahash" xmlns:w16se="http://schemas.microsoft.com/office/word/2015/wordml/symex" xmlns:wpg="http://schemas.microsoft.com/office/word/2010/wordprocessingGroup" xmlns:wpi="http://schemas.microsoft.com/office/word/2010/wordprocessingInk" xmlns:wne="http://schemas.microsoft.com/office/word/2006/wordml" xmlns:wps="http://schemas.microsoft.com/office/word/2010/wordprocessingShape" mc:Ignorable="w14 w15 w16se w16cid w16 w16cex w16sdtdh w16du wp14">
+<w:numbering xmlns:wpc="http://schemas.microsoft.com/office/word/2010/wordprocessingCanvas" xmlns:cx="http://schemas.microsoft.com/office/drawing/2014/chartex" xmlns:cx1="http://schemas.microsoft.com/office/drawing/2015/9/8/chartex" xmlns:cx2="http://schemas.microsoft.com/office/drawing/2015/10/21/chartex" xmlns:cx3="http://schemas.microsoft.com/office/drawing/2016/5/9/chartex" xmlns:cx4="http://schemas.microsoft.com/office/drawing/2016/5/10/chartex" xmlns:cx5="http://schemas.microsoft.com/office/drawing/2016/5/11/chartex" xmlns:cx6="http://schemas.microsoft.com/office/drawing/2016/5/12/chartex" xmlns:cx7="http://schemas.microsoft.com/office/drawing/2016/5/13/chartex" xmlns:cx8="http://schemas.microsoft.com/office/drawing/2016/5/14/chartex" xmlns:mc="http://schemas.openxmlformats.org/markup-compatibility/2006" xmlns:aink="http://schemas.microsoft.com/office/drawing/2016/ink" xmlns:am3d="http://schemas.microsoft.com/office/drawing/2017/model3d" xmlns:o="urn:schemas-microsoft-com:office:office" xmlns:oel="http://schemas.microsoft.com/office/2019/extlst" xmlns:r="http://schemas.openxmlformats.org/officeDocument/2006/relationships" xmlns:m="http://schemas.openxmlformats.org/officeDocument/2006/math" xmlns:v="urn:schemas-microsoft-com:vml" xmlns:wp14="http://schemas.microsoft.com/office/word/2010/wordprocessingDrawing" xmlns:wp="http://schemas.openxmlformats.org/drawingml/2006/wordprocessingDrawing" xmlns:w10="urn:schemas-microsoft-com:office:word" xmlns:w="http://schemas.openxmlformats.org/wordprocessingml/2006/main" xmlns:w14="http://schemas.microsoft.com/office/word/2010/wordml" xmlns:w15="http://schemas.microsoft.com/office/word/2012/wordml" xmlns:w16cex="http://schemas.microsoft.com/office/word/2018/wordml/cex" xmlns:w16cid="http://schemas.microsoft.com/office/word/2016/wordml/cid" xmlns:w16="http://schemas.microsoft.com/office/word/2018/wordml" xmlns:w16du="http://schemas.microsoft.com/office/word/2023/wordml/word16du" xmlns:w16sdtdh="http://schemas.microsoft.com/office/word/2020/wordml/sdtdatahash" xmlns:w16sdtfl="http://schemas.microsoft.com/office/word/2024/wordml/sdtformatlock" xmlns:w16se="http://schemas.microsoft.com/office/word/2015/wordml/symex" xmlns:wpg="http://schemas.microsoft.com/office/word/2010/wordprocessingGroup" xmlns:wpi="http://schemas.microsoft.com/office/word/2010/wordprocessingInk" xmlns:wne="http://schemas.microsoft.com/office/word/2006/wordml" xmlns:wps="http://schemas.microsoft.com/office/word/2010/wordprocessingShape" mc:Ignorable="w14 w15 w16se w16cid w16 w16cex w16sdtdh w16sdtfl w16du wp14">
   <w:abstractNum w:abstractNumId="0" w15:restartNumberingAfterBreak="0">
     <w:nsid w:val="01D749F0"/>
     <w:multiLevelType w:val="hybridMultilevel"/>
@@ -30155,6 +30141,118 @@
     </w:lvl>
   </w:abstractNum>
   <w:abstractNum w:abstractNumId="3" w15:restartNumberingAfterBreak="0">
+    <w:nsid w:val="144B2AF3"/>
+    <w:multiLevelType w:val="hybridMultilevel"/>
+    <w:tmpl w:val="33FCAF8A"/>
+    <w:lvl w:ilvl="0" w:tplc="47A0258E">
+      <w:numFmt w:val="bullet"/>
+      <w:lvlText w:val=""/>
+      <w:lvlJc w:val="left"/>
+      <w:pPr>
+        <w:ind w:left="800" w:hanging="360"/>
+      </w:pPr>
+      <w:rPr>
+        <w:rFonts w:ascii="Wingdings" w:eastAsia="나눔고딕" w:hAnsi="Wingdings" w:cstheme="minorBidi" w:hint="default"/>
+      </w:rPr>
+    </w:lvl>
+    <w:lvl w:ilvl="1" w:tplc="04090003" w:tentative="1">
+      <w:start w:val="1"/>
+      <w:numFmt w:val="bullet"/>
+      <w:lvlText w:val=""/>
+      <w:lvlJc w:val="left"/>
+      <w:pPr>
+        <w:ind w:left="1320" w:hanging="440"/>
+      </w:pPr>
+      <w:rPr>
+        <w:rFonts w:ascii="Wingdings" w:hAnsi="Wingdings" w:hint="default"/>
+      </w:rPr>
+    </w:lvl>
+    <w:lvl w:ilvl="2" w:tplc="04090005" w:tentative="1">
+      <w:start w:val="1"/>
+      <w:numFmt w:val="bullet"/>
+      <w:lvlText w:val=""/>
+      <w:lvlJc w:val="left"/>
+      <w:pPr>
+        <w:ind w:left="1760" w:hanging="440"/>
+      </w:pPr>
+      <w:rPr>
+        <w:rFonts w:ascii="Wingdings" w:hAnsi="Wingdings" w:hint="default"/>
+      </w:rPr>
+    </w:lvl>
+    <w:lvl w:ilvl="3" w:tplc="04090001" w:tentative="1">
+      <w:start w:val="1"/>
+      <w:numFmt w:val="bullet"/>
+      <w:lvlText w:val=""/>
+      <w:lvlJc w:val="left"/>
+      <w:pPr>
+        <w:ind w:left="2200" w:hanging="440"/>
+      </w:pPr>
+      <w:rPr>
+        <w:rFonts w:ascii="Wingdings" w:hAnsi="Wingdings" w:hint="default"/>
+      </w:rPr>
+    </w:lvl>
+    <w:lvl w:ilvl="4" w:tplc="04090003" w:tentative="1">
+      <w:start w:val="1"/>
+      <w:numFmt w:val="bullet"/>
+      <w:lvlText w:val=""/>
+      <w:lvlJc w:val="left"/>
+      <w:pPr>
+        <w:ind w:left="2640" w:hanging="440"/>
+      </w:pPr>
+      <w:rPr>
+        <w:rFonts w:ascii="Wingdings" w:hAnsi="Wingdings" w:hint="default"/>
+      </w:rPr>
+    </w:lvl>
+    <w:lvl w:ilvl="5" w:tplc="04090005" w:tentative="1">
+      <w:start w:val="1"/>
+      <w:numFmt w:val="bullet"/>
+      <w:lvlText w:val=""/>
+      <w:lvlJc w:val="left"/>
+      <w:pPr>
+        <w:ind w:left="3080" w:hanging="440"/>
+      </w:pPr>
+      <w:rPr>
+        <w:rFonts w:ascii="Wingdings" w:hAnsi="Wingdings" w:hint="default"/>
+      </w:rPr>
+    </w:lvl>
+    <w:lvl w:ilvl="6" w:tplc="04090001" w:tentative="1">
+      <w:start w:val="1"/>
+      <w:numFmt w:val="bullet"/>
+      <w:lvlText w:val=""/>
+      <w:lvlJc w:val="left"/>
+      <w:pPr>
+        <w:ind w:left="3520" w:hanging="440"/>
+      </w:pPr>
+      <w:rPr>
+        <w:rFonts w:ascii="Wingdings" w:hAnsi="Wingdings" w:hint="default"/>
+      </w:rPr>
+    </w:lvl>
+    <w:lvl w:ilvl="7" w:tplc="04090003" w:tentative="1">
+      <w:start w:val="1"/>
+      <w:numFmt w:val="bullet"/>
+      <w:lvlText w:val=""/>
+      <w:lvlJc w:val="left"/>
+      <w:pPr>
+        <w:ind w:left="3960" w:hanging="440"/>
+      </w:pPr>
+      <w:rPr>
+        <w:rFonts w:ascii="Wingdings" w:hAnsi="Wingdings" w:hint="default"/>
+      </w:rPr>
+    </w:lvl>
+    <w:lvl w:ilvl="8" w:tplc="04090005" w:tentative="1">
+      <w:start w:val="1"/>
+      <w:numFmt w:val="bullet"/>
+      <w:lvlText w:val=""/>
+      <w:lvlJc w:val="left"/>
+      <w:pPr>
+        <w:ind w:left="4400" w:hanging="440"/>
+      </w:pPr>
+      <w:rPr>
+        <w:rFonts w:ascii="Wingdings" w:hAnsi="Wingdings" w:hint="default"/>
+      </w:rPr>
+    </w:lvl>
+  </w:abstractNum>
+  <w:abstractNum w:abstractNumId="4" w15:restartNumberingAfterBreak="0">
     <w:nsid w:val="17584802"/>
     <w:multiLevelType w:val="hybridMultilevel"/>
     <w:tmpl w:val="E9ECBD86"/>
@@ -30267,7 +30365,7 @@
       </w:rPr>
     </w:lvl>
   </w:abstractNum>
-  <w:abstractNum w:abstractNumId="4" w15:restartNumberingAfterBreak="0">
+  <w:abstractNum w:abstractNumId="5" w15:restartNumberingAfterBreak="0">
     <w:nsid w:val="17FD7CC6"/>
     <w:multiLevelType w:val="multilevel"/>
     <w:tmpl w:val="03461334"/>
@@ -30380,7 +30478,7 @@
       </w:rPr>
     </w:lvl>
   </w:abstractNum>
-  <w:abstractNum w:abstractNumId="5" w15:restartNumberingAfterBreak="0">
+  <w:abstractNum w:abstractNumId="6" w15:restartNumberingAfterBreak="0">
     <w:nsid w:val="18397FD4"/>
     <w:multiLevelType w:val="hybridMultilevel"/>
     <w:tmpl w:val="71CAF28A"/>
@@ -30469,7 +30567,119 @@
       </w:pPr>
     </w:lvl>
   </w:abstractNum>
-  <w:abstractNum w:abstractNumId="6" w15:restartNumberingAfterBreak="0">
+  <w:abstractNum w:abstractNumId="7" w15:restartNumberingAfterBreak="0">
+    <w:nsid w:val="18517E66"/>
+    <w:multiLevelType w:val="hybridMultilevel"/>
+    <w:tmpl w:val="9D7298A8"/>
+    <w:lvl w:ilvl="0" w:tplc="23AE27B4">
+      <w:numFmt w:val="bullet"/>
+      <w:lvlText w:val=""/>
+      <w:lvlJc w:val="left"/>
+      <w:pPr>
+        <w:ind w:left="800" w:hanging="360"/>
+      </w:pPr>
+      <w:rPr>
+        <w:rFonts w:ascii="Wingdings" w:eastAsia="나눔고딕" w:hAnsi="Wingdings" w:cstheme="minorBidi" w:hint="default"/>
+      </w:rPr>
+    </w:lvl>
+    <w:lvl w:ilvl="1" w:tplc="04090003" w:tentative="1">
+      <w:start w:val="1"/>
+      <w:numFmt w:val="bullet"/>
+      <w:lvlText w:val=""/>
+      <w:lvlJc w:val="left"/>
+      <w:pPr>
+        <w:ind w:left="1320" w:hanging="440"/>
+      </w:pPr>
+      <w:rPr>
+        <w:rFonts w:ascii="Wingdings" w:hAnsi="Wingdings" w:hint="default"/>
+      </w:rPr>
+    </w:lvl>
+    <w:lvl w:ilvl="2" w:tplc="04090005" w:tentative="1">
+      <w:start w:val="1"/>
+      <w:numFmt w:val="bullet"/>
+      <w:lvlText w:val=""/>
+      <w:lvlJc w:val="left"/>
+      <w:pPr>
+        <w:ind w:left="1760" w:hanging="440"/>
+      </w:pPr>
+      <w:rPr>
+        <w:rFonts w:ascii="Wingdings" w:hAnsi="Wingdings" w:hint="default"/>
+      </w:rPr>
+    </w:lvl>
+    <w:lvl w:ilvl="3" w:tplc="04090001" w:tentative="1">
+      <w:start w:val="1"/>
+      <w:numFmt w:val="bullet"/>
+      <w:lvlText w:val=""/>
+      <w:lvlJc w:val="left"/>
+      <w:pPr>
+        <w:ind w:left="2200" w:hanging="440"/>
+      </w:pPr>
+      <w:rPr>
+        <w:rFonts w:ascii="Wingdings" w:hAnsi="Wingdings" w:hint="default"/>
+      </w:rPr>
+    </w:lvl>
+    <w:lvl w:ilvl="4" w:tplc="04090003" w:tentative="1">
+      <w:start w:val="1"/>
+      <w:numFmt w:val="bullet"/>
+      <w:lvlText w:val=""/>
+      <w:lvlJc w:val="left"/>
+      <w:pPr>
+        <w:ind w:left="2640" w:hanging="440"/>
+      </w:pPr>
+      <w:rPr>
+        <w:rFonts w:ascii="Wingdings" w:hAnsi="Wingdings" w:hint="default"/>
+      </w:rPr>
+    </w:lvl>
+    <w:lvl w:ilvl="5" w:tplc="04090005" w:tentative="1">
+      <w:start w:val="1"/>
+      <w:numFmt w:val="bullet"/>
+      <w:lvlText w:val=""/>
+      <w:lvlJc w:val="left"/>
+      <w:pPr>
+        <w:ind w:left="3080" w:hanging="440"/>
+      </w:pPr>
+      <w:rPr>
+        <w:rFonts w:ascii="Wingdings" w:hAnsi="Wingdings" w:hint="default"/>
+      </w:rPr>
+    </w:lvl>
+    <w:lvl w:ilvl="6" w:tplc="04090001" w:tentative="1">
+      <w:start w:val="1"/>
+      <w:numFmt w:val="bullet"/>
+      <w:lvlText w:val=""/>
+      <w:lvlJc w:val="left"/>
+      <w:pPr>
+        <w:ind w:left="3520" w:hanging="440"/>
+      </w:pPr>
+      <w:rPr>
+        <w:rFonts w:ascii="Wingdings" w:hAnsi="Wingdings" w:hint="default"/>
+      </w:rPr>
+    </w:lvl>
+    <w:lvl w:ilvl="7" w:tplc="04090003" w:tentative="1">
+      <w:start w:val="1"/>
+      <w:numFmt w:val="bullet"/>
+      <w:lvlText w:val=""/>
+      <w:lvlJc w:val="left"/>
+      <w:pPr>
+        <w:ind w:left="3960" w:hanging="440"/>
+      </w:pPr>
+      <w:rPr>
+        <w:rFonts w:ascii="Wingdings" w:hAnsi="Wingdings" w:hint="default"/>
+      </w:rPr>
+    </w:lvl>
+    <w:lvl w:ilvl="8" w:tplc="04090005" w:tentative="1">
+      <w:start w:val="1"/>
+      <w:numFmt w:val="bullet"/>
+      <w:lvlText w:val=""/>
+      <w:lvlJc w:val="left"/>
+      <w:pPr>
+        <w:ind w:left="4400" w:hanging="440"/>
+      </w:pPr>
+      <w:rPr>
+        <w:rFonts w:ascii="Wingdings" w:hAnsi="Wingdings" w:hint="default"/>
+      </w:rPr>
+    </w:lvl>
+  </w:abstractNum>
+  <w:abstractNum w:abstractNumId="8" w15:restartNumberingAfterBreak="0">
     <w:nsid w:val="25032183"/>
     <w:multiLevelType w:val="hybridMultilevel"/>
     <w:tmpl w:val="35DA3D90"/>
@@ -30582,7 +30792,7 @@
       </w:rPr>
     </w:lvl>
   </w:abstractNum>
-  <w:abstractNum w:abstractNumId="7" w15:restartNumberingAfterBreak="0">
+  <w:abstractNum w:abstractNumId="9" w15:restartNumberingAfterBreak="0">
     <w:nsid w:val="28504CB5"/>
     <w:multiLevelType w:val="multilevel"/>
     <w:tmpl w:val="272AF29C"/>
@@ -30695,7 +30905,7 @@
       </w:rPr>
     </w:lvl>
   </w:abstractNum>
-  <w:abstractNum w:abstractNumId="8" w15:restartNumberingAfterBreak="0">
+  <w:abstractNum w:abstractNumId="10" w15:restartNumberingAfterBreak="0">
     <w:nsid w:val="2A510DA3"/>
     <w:multiLevelType w:val="hybridMultilevel"/>
     <w:tmpl w:val="BF9E9CAC"/>
@@ -30808,7 +31018,120 @@
       </w:rPr>
     </w:lvl>
   </w:abstractNum>
-  <w:abstractNum w:abstractNumId="9" w15:restartNumberingAfterBreak="0">
+  <w:abstractNum w:abstractNumId="11" w15:restartNumberingAfterBreak="0">
+    <w:nsid w:val="2E15179D"/>
+    <w:multiLevelType w:val="hybridMultilevel"/>
+    <w:tmpl w:val="6C92B940"/>
+    <w:lvl w:ilvl="0" w:tplc="F9664954">
+      <w:numFmt w:val="bullet"/>
+      <w:lvlText w:val="&gt;"/>
+      <w:lvlJc w:val="left"/>
+      <w:pPr>
+        <w:ind w:left="800" w:hanging="360"/>
+      </w:pPr>
+      <w:rPr>
+        <w:rFonts w:ascii="나눔고딕" w:eastAsia="나눔고딕" w:hAnsi="나눔고딕" w:cstheme="minorBidi" w:hint="eastAsia"/>
+        <w:color w:val="FF99FF"/>
+      </w:rPr>
+    </w:lvl>
+    <w:lvl w:ilvl="1" w:tplc="04090003" w:tentative="1">
+      <w:start w:val="1"/>
+      <w:numFmt w:val="bullet"/>
+      <w:lvlText w:val=""/>
+      <w:lvlJc w:val="left"/>
+      <w:pPr>
+        <w:ind w:left="1320" w:hanging="440"/>
+      </w:pPr>
+      <w:rPr>
+        <w:rFonts w:ascii="Wingdings" w:hAnsi="Wingdings" w:hint="default"/>
+      </w:rPr>
+    </w:lvl>
+    <w:lvl w:ilvl="2" w:tplc="04090005" w:tentative="1">
+      <w:start w:val="1"/>
+      <w:numFmt w:val="bullet"/>
+      <w:lvlText w:val=""/>
+      <w:lvlJc w:val="left"/>
+      <w:pPr>
+        <w:ind w:left="1760" w:hanging="440"/>
+      </w:pPr>
+      <w:rPr>
+        <w:rFonts w:ascii="Wingdings" w:hAnsi="Wingdings" w:hint="default"/>
+      </w:rPr>
+    </w:lvl>
+    <w:lvl w:ilvl="3" w:tplc="04090001" w:tentative="1">
+      <w:start w:val="1"/>
+      <w:numFmt w:val="bullet"/>
+      <w:lvlText w:val=""/>
+      <w:lvlJc w:val="left"/>
+      <w:pPr>
+        <w:ind w:left="2200" w:hanging="440"/>
+      </w:pPr>
+      <w:rPr>
+        <w:rFonts w:ascii="Wingdings" w:hAnsi="Wingdings" w:hint="default"/>
+      </w:rPr>
+    </w:lvl>
+    <w:lvl w:ilvl="4" w:tplc="04090003" w:tentative="1">
+      <w:start w:val="1"/>
+      <w:numFmt w:val="bullet"/>
+      <w:lvlText w:val=""/>
+      <w:lvlJc w:val="left"/>
+      <w:pPr>
+        <w:ind w:left="2640" w:hanging="440"/>
+      </w:pPr>
+      <w:rPr>
+        <w:rFonts w:ascii="Wingdings" w:hAnsi="Wingdings" w:hint="default"/>
+      </w:rPr>
+    </w:lvl>
+    <w:lvl w:ilvl="5" w:tplc="04090005" w:tentative="1">
+      <w:start w:val="1"/>
+      <w:numFmt w:val="bullet"/>
+      <w:lvlText w:val=""/>
+      <w:lvlJc w:val="left"/>
+      <w:pPr>
+        <w:ind w:left="3080" w:hanging="440"/>
+      </w:pPr>
+      <w:rPr>
+        <w:rFonts w:ascii="Wingdings" w:hAnsi="Wingdings" w:hint="default"/>
+      </w:rPr>
+    </w:lvl>
+    <w:lvl w:ilvl="6" w:tplc="04090001" w:tentative="1">
+      <w:start w:val="1"/>
+      <w:numFmt w:val="bullet"/>
+      <w:lvlText w:val=""/>
+      <w:lvlJc w:val="left"/>
+      <w:pPr>
+        <w:ind w:left="3520" w:hanging="440"/>
+      </w:pPr>
+      <w:rPr>
+        <w:rFonts w:ascii="Wingdings" w:hAnsi="Wingdings" w:hint="default"/>
+      </w:rPr>
+    </w:lvl>
+    <w:lvl w:ilvl="7" w:tplc="04090003" w:tentative="1">
+      <w:start w:val="1"/>
+      <w:numFmt w:val="bullet"/>
+      <w:lvlText w:val=""/>
+      <w:lvlJc w:val="left"/>
+      <w:pPr>
+        <w:ind w:left="3960" w:hanging="440"/>
+      </w:pPr>
+      <w:rPr>
+        <w:rFonts w:ascii="Wingdings" w:hAnsi="Wingdings" w:hint="default"/>
+      </w:rPr>
+    </w:lvl>
+    <w:lvl w:ilvl="8" w:tplc="04090005" w:tentative="1">
+      <w:start w:val="1"/>
+      <w:numFmt w:val="bullet"/>
+      <w:lvlText w:val=""/>
+      <w:lvlJc w:val="left"/>
+      <w:pPr>
+        <w:ind w:left="4400" w:hanging="440"/>
+      </w:pPr>
+      <w:rPr>
+        <w:rFonts w:ascii="Wingdings" w:hAnsi="Wingdings" w:hint="default"/>
+      </w:rPr>
+    </w:lvl>
+  </w:abstractNum>
+  <w:abstractNum w:abstractNumId="12" w15:restartNumberingAfterBreak="0">
     <w:nsid w:val="31A24F84"/>
     <w:multiLevelType w:val="hybridMultilevel"/>
     <w:tmpl w:val="1F706C7A"/>
@@ -30921,7 +31244,7 @@
       </w:rPr>
     </w:lvl>
   </w:abstractNum>
-  <w:abstractNum w:abstractNumId="10" w15:restartNumberingAfterBreak="0">
+  <w:abstractNum w:abstractNumId="13" w15:restartNumberingAfterBreak="0">
     <w:nsid w:val="384D10F1"/>
     <w:multiLevelType w:val="hybridMultilevel"/>
     <w:tmpl w:val="448AC8E8"/>
@@ -31010,7 +31333,7 @@
       </w:pPr>
     </w:lvl>
   </w:abstractNum>
-  <w:abstractNum w:abstractNumId="11" w15:restartNumberingAfterBreak="0">
+  <w:abstractNum w:abstractNumId="14" w15:restartNumberingAfterBreak="0">
     <w:nsid w:val="3B4D312C"/>
     <w:multiLevelType w:val="hybridMultilevel"/>
     <w:tmpl w:val="2A1A7E76"/>
@@ -31099,7 +31422,7 @@
       </w:pPr>
     </w:lvl>
   </w:abstractNum>
-  <w:abstractNum w:abstractNumId="12" w15:restartNumberingAfterBreak="0">
+  <w:abstractNum w:abstractNumId="15" w15:restartNumberingAfterBreak="0">
     <w:nsid w:val="3BE21EFE"/>
     <w:multiLevelType w:val="hybridMultilevel"/>
     <w:tmpl w:val="475CED7A"/>
@@ -31212,7 +31535,7 @@
       </w:rPr>
     </w:lvl>
   </w:abstractNum>
-  <w:abstractNum w:abstractNumId="13" w15:restartNumberingAfterBreak="0">
+  <w:abstractNum w:abstractNumId="16" w15:restartNumberingAfterBreak="0">
     <w:nsid w:val="471F2F9D"/>
     <w:multiLevelType w:val="multilevel"/>
     <w:tmpl w:val="B4048BF0"/>
@@ -31325,7 +31648,7 @@
       </w:rPr>
     </w:lvl>
   </w:abstractNum>
-  <w:abstractNum w:abstractNumId="14" w15:restartNumberingAfterBreak="0">
+  <w:abstractNum w:abstractNumId="17" w15:restartNumberingAfterBreak="0">
     <w:nsid w:val="473B54FE"/>
     <w:multiLevelType w:val="hybridMultilevel"/>
     <w:tmpl w:val="9D2E8F78"/>
@@ -31414,7 +31737,7 @@
       </w:pPr>
     </w:lvl>
   </w:abstractNum>
-  <w:abstractNum w:abstractNumId="15" w15:restartNumberingAfterBreak="0">
+  <w:abstractNum w:abstractNumId="18" w15:restartNumberingAfterBreak="0">
     <w:nsid w:val="490C1E57"/>
     <w:multiLevelType w:val="hybridMultilevel"/>
     <w:tmpl w:val="549405D6"/>
@@ -31527,7 +31850,119 @@
       </w:rPr>
     </w:lvl>
   </w:abstractNum>
-  <w:abstractNum w:abstractNumId="16" w15:restartNumberingAfterBreak="0">
+  <w:abstractNum w:abstractNumId="19" w15:restartNumberingAfterBreak="0">
+    <w:nsid w:val="51492B1D"/>
+    <w:multiLevelType w:val="hybridMultilevel"/>
+    <w:tmpl w:val="9F74AF42"/>
+    <w:lvl w:ilvl="0" w:tplc="AF18A66A">
+      <w:numFmt w:val="bullet"/>
+      <w:lvlText w:val=""/>
+      <w:lvlJc w:val="left"/>
+      <w:pPr>
+        <w:ind w:left="800" w:hanging="360"/>
+      </w:pPr>
+      <w:rPr>
+        <w:rFonts w:ascii="Wingdings" w:eastAsia="나눔고딕" w:hAnsi="Wingdings" w:cstheme="minorBidi" w:hint="default"/>
+      </w:rPr>
+    </w:lvl>
+    <w:lvl w:ilvl="1" w:tplc="04090003" w:tentative="1">
+      <w:start w:val="1"/>
+      <w:numFmt w:val="bullet"/>
+      <w:lvlText w:val=""/>
+      <w:lvlJc w:val="left"/>
+      <w:pPr>
+        <w:ind w:left="1320" w:hanging="440"/>
+      </w:pPr>
+      <w:rPr>
+        <w:rFonts w:ascii="Wingdings" w:hAnsi="Wingdings" w:hint="default"/>
+      </w:rPr>
+    </w:lvl>
+    <w:lvl w:ilvl="2" w:tplc="04090005" w:tentative="1">
+      <w:start w:val="1"/>
+      <w:numFmt w:val="bullet"/>
+      <w:lvlText w:val=""/>
+      <w:lvlJc w:val="left"/>
+      <w:pPr>
+        <w:ind w:left="1760" w:hanging="440"/>
+      </w:pPr>
+      <w:rPr>
+        <w:rFonts w:ascii="Wingdings" w:hAnsi="Wingdings" w:hint="default"/>
+      </w:rPr>
+    </w:lvl>
+    <w:lvl w:ilvl="3" w:tplc="04090001" w:tentative="1">
+      <w:start w:val="1"/>
+      <w:numFmt w:val="bullet"/>
+      <w:lvlText w:val=""/>
+      <w:lvlJc w:val="left"/>
+      <w:pPr>
+        <w:ind w:left="2200" w:hanging="440"/>
+      </w:pPr>
+      <w:rPr>
+        <w:rFonts w:ascii="Wingdings" w:hAnsi="Wingdings" w:hint="default"/>
+      </w:rPr>
+    </w:lvl>
+    <w:lvl w:ilvl="4" w:tplc="04090003" w:tentative="1">
+      <w:start w:val="1"/>
+      <w:numFmt w:val="bullet"/>
+      <w:lvlText w:val=""/>
+      <w:lvlJc w:val="left"/>
+      <w:pPr>
+        <w:ind w:left="2640" w:hanging="440"/>
+      </w:pPr>
+      <w:rPr>
+        <w:rFonts w:ascii="Wingdings" w:hAnsi="Wingdings" w:hint="default"/>
+      </w:rPr>
+    </w:lvl>
+    <w:lvl w:ilvl="5" w:tplc="04090005" w:tentative="1">
+      <w:start w:val="1"/>
+      <w:numFmt w:val="bullet"/>
+      <w:lvlText w:val=""/>
+      <w:lvlJc w:val="left"/>
+      <w:pPr>
+        <w:ind w:left="3080" w:hanging="440"/>
+      </w:pPr>
+      <w:rPr>
+        <w:rFonts w:ascii="Wingdings" w:hAnsi="Wingdings" w:hint="default"/>
+      </w:rPr>
+    </w:lvl>
+    <w:lvl w:ilvl="6" w:tplc="04090001" w:tentative="1">
+      <w:start w:val="1"/>
+      <w:numFmt w:val="bullet"/>
+      <w:lvlText w:val=""/>
+      <w:lvlJc w:val="left"/>
+      <w:pPr>
+        <w:ind w:left="3520" w:hanging="440"/>
+      </w:pPr>
+      <w:rPr>
+        <w:rFonts w:ascii="Wingdings" w:hAnsi="Wingdings" w:hint="default"/>
+      </w:rPr>
+    </w:lvl>
+    <w:lvl w:ilvl="7" w:tplc="04090003" w:tentative="1">
+      <w:start w:val="1"/>
+      <w:numFmt w:val="bullet"/>
+      <w:lvlText w:val=""/>
+      <w:lvlJc w:val="left"/>
+      <w:pPr>
+        <w:ind w:left="3960" w:hanging="440"/>
+      </w:pPr>
+      <w:rPr>
+        <w:rFonts w:ascii="Wingdings" w:hAnsi="Wingdings" w:hint="default"/>
+      </w:rPr>
+    </w:lvl>
+    <w:lvl w:ilvl="8" w:tplc="04090005" w:tentative="1">
+      <w:start w:val="1"/>
+      <w:numFmt w:val="bullet"/>
+      <w:lvlText w:val=""/>
+      <w:lvlJc w:val="left"/>
+      <w:pPr>
+        <w:ind w:left="4400" w:hanging="440"/>
+      </w:pPr>
+      <w:rPr>
+        <w:rFonts w:ascii="Wingdings" w:hAnsi="Wingdings" w:hint="default"/>
+      </w:rPr>
+    </w:lvl>
+  </w:abstractNum>
+  <w:abstractNum w:abstractNumId="20" w15:restartNumberingAfterBreak="0">
     <w:nsid w:val="620056E0"/>
     <w:multiLevelType w:val="hybridMultilevel"/>
     <w:tmpl w:val="7ED89248"/>
@@ -31640,7 +32075,7 @@
       </w:rPr>
     </w:lvl>
   </w:abstractNum>
-  <w:abstractNum w:abstractNumId="17" w15:restartNumberingAfterBreak="0">
+  <w:abstractNum w:abstractNumId="21" w15:restartNumberingAfterBreak="0">
     <w:nsid w:val="63C54992"/>
     <w:multiLevelType w:val="hybridMultilevel"/>
     <w:tmpl w:val="8D42B352"/>
@@ -31753,7 +32188,7 @@
       </w:rPr>
     </w:lvl>
   </w:abstractNum>
-  <w:abstractNum w:abstractNumId="18" w15:restartNumberingAfterBreak="0">
+  <w:abstractNum w:abstractNumId="22" w15:restartNumberingAfterBreak="0">
     <w:nsid w:val="643A55D9"/>
     <w:multiLevelType w:val="hybridMultilevel"/>
     <w:tmpl w:val="A1629776"/>
@@ -31866,7 +32301,7 @@
       </w:rPr>
     </w:lvl>
   </w:abstractNum>
-  <w:abstractNum w:abstractNumId="19" w15:restartNumberingAfterBreak="0">
+  <w:abstractNum w:abstractNumId="23" w15:restartNumberingAfterBreak="0">
     <w:nsid w:val="68E30BC0"/>
     <w:multiLevelType w:val="hybridMultilevel"/>
     <w:tmpl w:val="5A503DF8"/>
@@ -31955,7 +32390,231 @@
       </w:pPr>
     </w:lvl>
   </w:abstractNum>
-  <w:abstractNum w:abstractNumId="20" w15:restartNumberingAfterBreak="0">
+  <w:abstractNum w:abstractNumId="24" w15:restartNumberingAfterBreak="0">
+    <w:nsid w:val="6EBD06F2"/>
+    <w:multiLevelType w:val="hybridMultilevel"/>
+    <w:tmpl w:val="C8B8D086"/>
+    <w:lvl w:ilvl="0" w:tplc="16842520">
+      <w:numFmt w:val="bullet"/>
+      <w:lvlText w:val=""/>
+      <w:lvlJc w:val="left"/>
+      <w:pPr>
+        <w:ind w:left="800" w:hanging="360"/>
+      </w:pPr>
+      <w:rPr>
+        <w:rFonts w:ascii="Wingdings" w:eastAsiaTheme="minorEastAsia" w:hAnsi="Wingdings" w:cstheme="minorBidi" w:hint="default"/>
+      </w:rPr>
+    </w:lvl>
+    <w:lvl w:ilvl="1" w:tplc="04090003" w:tentative="1">
+      <w:start w:val="1"/>
+      <w:numFmt w:val="bullet"/>
+      <w:lvlText w:val=""/>
+      <w:lvlJc w:val="left"/>
+      <w:pPr>
+        <w:ind w:left="1320" w:hanging="440"/>
+      </w:pPr>
+      <w:rPr>
+        <w:rFonts w:ascii="Wingdings" w:hAnsi="Wingdings" w:hint="default"/>
+      </w:rPr>
+    </w:lvl>
+    <w:lvl w:ilvl="2" w:tplc="04090005" w:tentative="1">
+      <w:start w:val="1"/>
+      <w:numFmt w:val="bullet"/>
+      <w:lvlText w:val=""/>
+      <w:lvlJc w:val="left"/>
+      <w:pPr>
+        <w:ind w:left="1760" w:hanging="440"/>
+      </w:pPr>
+      <w:rPr>
+        <w:rFonts w:ascii="Wingdings" w:hAnsi="Wingdings" w:hint="default"/>
+      </w:rPr>
+    </w:lvl>
+    <w:lvl w:ilvl="3" w:tplc="04090001" w:tentative="1">
+      <w:start w:val="1"/>
+      <w:numFmt w:val="bullet"/>
+      <w:lvlText w:val=""/>
+      <w:lvlJc w:val="left"/>
+      <w:pPr>
+        <w:ind w:left="2200" w:hanging="440"/>
+      </w:pPr>
+      <w:rPr>
+        <w:rFonts w:ascii="Wingdings" w:hAnsi="Wingdings" w:hint="default"/>
+      </w:rPr>
+    </w:lvl>
+    <w:lvl w:ilvl="4" w:tplc="04090003" w:tentative="1">
+      <w:start w:val="1"/>
+      <w:numFmt w:val="bullet"/>
+      <w:lvlText w:val=""/>
+      <w:lvlJc w:val="left"/>
+      <w:pPr>
+        <w:ind w:left="2640" w:hanging="440"/>
+      </w:pPr>
+      <w:rPr>
+        <w:rFonts w:ascii="Wingdings" w:hAnsi="Wingdings" w:hint="default"/>
+      </w:rPr>
+    </w:lvl>
+    <w:lvl w:ilvl="5" w:tplc="04090005" w:tentative="1">
+      <w:start w:val="1"/>
+      <w:numFmt w:val="bullet"/>
+      <w:lvlText w:val=""/>
+      <w:lvlJc w:val="left"/>
+      <w:pPr>
+        <w:ind w:left="3080" w:hanging="440"/>
+      </w:pPr>
+      <w:rPr>
+        <w:rFonts w:ascii="Wingdings" w:hAnsi="Wingdings" w:hint="default"/>
+      </w:rPr>
+    </w:lvl>
+    <w:lvl w:ilvl="6" w:tplc="04090001" w:tentative="1">
+      <w:start w:val="1"/>
+      <w:numFmt w:val="bullet"/>
+      <w:lvlText w:val=""/>
+      <w:lvlJc w:val="left"/>
+      <w:pPr>
+        <w:ind w:left="3520" w:hanging="440"/>
+      </w:pPr>
+      <w:rPr>
+        <w:rFonts w:ascii="Wingdings" w:hAnsi="Wingdings" w:hint="default"/>
+      </w:rPr>
+    </w:lvl>
+    <w:lvl w:ilvl="7" w:tplc="04090003" w:tentative="1">
+      <w:start w:val="1"/>
+      <w:numFmt w:val="bullet"/>
+      <w:lvlText w:val=""/>
+      <w:lvlJc w:val="left"/>
+      <w:pPr>
+        <w:ind w:left="3960" w:hanging="440"/>
+      </w:pPr>
+      <w:rPr>
+        <w:rFonts w:ascii="Wingdings" w:hAnsi="Wingdings" w:hint="default"/>
+      </w:rPr>
+    </w:lvl>
+    <w:lvl w:ilvl="8" w:tplc="04090005" w:tentative="1">
+      <w:start w:val="1"/>
+      <w:numFmt w:val="bullet"/>
+      <w:lvlText w:val=""/>
+      <w:lvlJc w:val="left"/>
+      <w:pPr>
+        <w:ind w:left="4400" w:hanging="440"/>
+      </w:pPr>
+      <w:rPr>
+        <w:rFonts w:ascii="Wingdings" w:hAnsi="Wingdings" w:hint="default"/>
+      </w:rPr>
+    </w:lvl>
+  </w:abstractNum>
+  <w:abstractNum w:abstractNumId="25" w15:restartNumberingAfterBreak="0">
+    <w:nsid w:val="72AF6DEA"/>
+    <w:multiLevelType w:val="hybridMultilevel"/>
+    <w:tmpl w:val="DEC0E76A"/>
+    <w:lvl w:ilvl="0" w:tplc="53C2C568">
+      <w:numFmt w:val="bullet"/>
+      <w:lvlText w:val=""/>
+      <w:lvlJc w:val="left"/>
+      <w:pPr>
+        <w:ind w:left="800" w:hanging="360"/>
+      </w:pPr>
+      <w:rPr>
+        <w:rFonts w:ascii="Wingdings" w:eastAsia="나눔고딕" w:hAnsi="Wingdings" w:cstheme="minorBidi" w:hint="default"/>
+      </w:rPr>
+    </w:lvl>
+    <w:lvl w:ilvl="1" w:tplc="04090003" w:tentative="1">
+      <w:start w:val="1"/>
+      <w:numFmt w:val="bullet"/>
+      <w:lvlText w:val=""/>
+      <w:lvlJc w:val="left"/>
+      <w:pPr>
+        <w:ind w:left="1320" w:hanging="440"/>
+      </w:pPr>
+      <w:rPr>
+        <w:rFonts w:ascii="Wingdings" w:hAnsi="Wingdings" w:hint="default"/>
+      </w:rPr>
+    </w:lvl>
+    <w:lvl w:ilvl="2" w:tplc="04090005" w:tentative="1">
+      <w:start w:val="1"/>
+      <w:numFmt w:val="bullet"/>
+      <w:lvlText w:val=""/>
+      <w:lvlJc w:val="left"/>
+      <w:pPr>
+        <w:ind w:left="1760" w:hanging="440"/>
+      </w:pPr>
+      <w:rPr>
+        <w:rFonts w:ascii="Wingdings" w:hAnsi="Wingdings" w:hint="default"/>
+      </w:rPr>
+    </w:lvl>
+    <w:lvl w:ilvl="3" w:tplc="04090001" w:tentative="1">
+      <w:start w:val="1"/>
+      <w:numFmt w:val="bullet"/>
+      <w:lvlText w:val=""/>
+      <w:lvlJc w:val="left"/>
+      <w:pPr>
+        <w:ind w:left="2200" w:hanging="440"/>
+      </w:pPr>
+      <w:rPr>
+        <w:rFonts w:ascii="Wingdings" w:hAnsi="Wingdings" w:hint="default"/>
+      </w:rPr>
+    </w:lvl>
+    <w:lvl w:ilvl="4" w:tplc="04090003" w:tentative="1">
+      <w:start w:val="1"/>
+      <w:numFmt w:val="bullet"/>
+      <w:lvlText w:val=""/>
+      <w:lvlJc w:val="left"/>
+      <w:pPr>
+        <w:ind w:left="2640" w:hanging="440"/>
+      </w:pPr>
+      <w:rPr>
+        <w:rFonts w:ascii="Wingdings" w:hAnsi="Wingdings" w:hint="default"/>
+      </w:rPr>
+    </w:lvl>
+    <w:lvl w:ilvl="5" w:tplc="04090005" w:tentative="1">
+      <w:start w:val="1"/>
+      <w:numFmt w:val="bullet"/>
+      <w:lvlText w:val=""/>
+      <w:lvlJc w:val="left"/>
+      <w:pPr>
+        <w:ind w:left="3080" w:hanging="440"/>
+      </w:pPr>
+      <w:rPr>
+        <w:rFonts w:ascii="Wingdings" w:hAnsi="Wingdings" w:hint="default"/>
+      </w:rPr>
+    </w:lvl>
+    <w:lvl w:ilvl="6" w:tplc="04090001" w:tentative="1">
+      <w:start w:val="1"/>
+      <w:numFmt w:val="bullet"/>
+      <w:lvlText w:val=""/>
+      <w:lvlJc w:val="left"/>
+      <w:pPr>
+        <w:ind w:left="3520" w:hanging="440"/>
+      </w:pPr>
+      <w:rPr>
+        <w:rFonts w:ascii="Wingdings" w:hAnsi="Wingdings" w:hint="default"/>
+      </w:rPr>
+    </w:lvl>
+    <w:lvl w:ilvl="7" w:tplc="04090003" w:tentative="1">
+      <w:start w:val="1"/>
+      <w:numFmt w:val="bullet"/>
+      <w:lvlText w:val=""/>
+      <w:lvlJc w:val="left"/>
+      <w:pPr>
+        <w:ind w:left="3960" w:hanging="440"/>
+      </w:pPr>
+      <w:rPr>
+        <w:rFonts w:ascii="Wingdings" w:hAnsi="Wingdings" w:hint="default"/>
+      </w:rPr>
+    </w:lvl>
+    <w:lvl w:ilvl="8" w:tplc="04090005" w:tentative="1">
+      <w:start w:val="1"/>
+      <w:numFmt w:val="bullet"/>
+      <w:lvlText w:val=""/>
+      <w:lvlJc w:val="left"/>
+      <w:pPr>
+        <w:ind w:left="4400" w:hanging="440"/>
+      </w:pPr>
+      <w:rPr>
+        <w:rFonts w:ascii="Wingdings" w:hAnsi="Wingdings" w:hint="default"/>
+      </w:rPr>
+    </w:lvl>
+  </w:abstractNum>
+  <w:abstractNum w:abstractNumId="26" w15:restartNumberingAfterBreak="0">
     <w:nsid w:val="77913ED3"/>
     <w:multiLevelType w:val="hybridMultilevel"/>
     <w:tmpl w:val="B7B4EFE0"/>
@@ -32068,7 +32727,7 @@
       </w:rPr>
     </w:lvl>
   </w:abstractNum>
-  <w:abstractNum w:abstractNumId="21" w15:restartNumberingAfterBreak="0">
+  <w:abstractNum w:abstractNumId="27" w15:restartNumberingAfterBreak="0">
     <w:nsid w:val="7CC1551D"/>
     <w:multiLevelType w:val="hybridMultilevel"/>
     <w:tmpl w:val="160AF926"/>
@@ -32182,76 +32841,94 @@
     </w:lvl>
   </w:abstractNum>
   <w:num w:numId="1" w16cid:durableId="688602507">
-    <w:abstractNumId w:val="10"/>
+    <w:abstractNumId w:val="13"/>
   </w:num>
   <w:num w:numId="2" w16cid:durableId="1721978882">
-    <w:abstractNumId w:val="19"/>
+    <w:abstractNumId w:val="23"/>
   </w:num>
   <w:num w:numId="3" w16cid:durableId="368996245">
     <w:abstractNumId w:val="1"/>
   </w:num>
   <w:num w:numId="4" w16cid:durableId="2068525202">
-    <w:abstractNumId w:val="4"/>
+    <w:abstractNumId w:val="5"/>
   </w:num>
   <w:num w:numId="5" w16cid:durableId="153112510">
-    <w:abstractNumId w:val="7"/>
+    <w:abstractNumId w:val="9"/>
   </w:num>
   <w:num w:numId="6" w16cid:durableId="273945153">
-    <w:abstractNumId w:val="13"/>
+    <w:abstractNumId w:val="16"/>
   </w:num>
   <w:num w:numId="7" w16cid:durableId="273287820">
+    <w:abstractNumId w:val="17"/>
+  </w:num>
+  <w:num w:numId="8" w16cid:durableId="1690328576">
+    <w:abstractNumId w:val="6"/>
+  </w:num>
+  <w:num w:numId="9" w16cid:durableId="134296385">
+    <w:abstractNumId w:val="18"/>
+  </w:num>
+  <w:num w:numId="10" w16cid:durableId="1183012261">
+    <w:abstractNumId w:val="27"/>
+  </w:num>
+  <w:num w:numId="11" w16cid:durableId="1356345745">
     <w:abstractNumId w:val="14"/>
   </w:num>
-  <w:num w:numId="8" w16cid:durableId="1690328576">
-    <w:abstractNumId w:val="5"/>
-  </w:num>
-  <w:num w:numId="9" w16cid:durableId="134296385">
+  <w:num w:numId="12" w16cid:durableId="18092061">
     <w:abstractNumId w:val="15"/>
-  </w:num>
-  <w:num w:numId="10" w16cid:durableId="1183012261">
-    <w:abstractNumId w:val="21"/>
-  </w:num>
-  <w:num w:numId="11" w16cid:durableId="1356345745">
-    <w:abstractNumId w:val="11"/>
-  </w:num>
-  <w:num w:numId="12" w16cid:durableId="18092061">
-    <w:abstractNumId w:val="12"/>
   </w:num>
   <w:num w:numId="13" w16cid:durableId="587155783">
     <w:abstractNumId w:val="2"/>
   </w:num>
   <w:num w:numId="14" w16cid:durableId="1405448952">
-    <w:abstractNumId w:val="9"/>
+    <w:abstractNumId w:val="12"/>
   </w:num>
   <w:num w:numId="15" w16cid:durableId="1905796492">
-    <w:abstractNumId w:val="16"/>
+    <w:abstractNumId w:val="20"/>
   </w:num>
   <w:num w:numId="16" w16cid:durableId="526647918">
-    <w:abstractNumId w:val="17"/>
+    <w:abstractNumId w:val="21"/>
   </w:num>
   <w:num w:numId="17" w16cid:durableId="12810178">
-    <w:abstractNumId w:val="3"/>
+    <w:abstractNumId w:val="4"/>
   </w:num>
   <w:num w:numId="18" w16cid:durableId="309099807">
     <w:abstractNumId w:val="0"/>
   </w:num>
   <w:num w:numId="19" w16cid:durableId="510722581">
-    <w:abstractNumId w:val="20"/>
+    <w:abstractNumId w:val="26"/>
   </w:num>
   <w:num w:numId="20" w16cid:durableId="513694482">
+    <w:abstractNumId w:val="10"/>
+  </w:num>
+  <w:num w:numId="21" w16cid:durableId="115147192">
     <w:abstractNumId w:val="8"/>
   </w:num>
-  <w:num w:numId="21" w16cid:durableId="115147192">
-    <w:abstractNumId w:val="6"/>
+  <w:num w:numId="22" w16cid:durableId="1231698626">
+    <w:abstractNumId w:val="22"/>
   </w:num>
-  <w:num w:numId="22" w16cid:durableId="1231698626">
-    <w:abstractNumId w:val="18"/>
+  <w:num w:numId="23" w16cid:durableId="480587295">
+    <w:abstractNumId w:val="25"/>
+  </w:num>
+  <w:num w:numId="24" w16cid:durableId="372971080">
+    <w:abstractNumId w:val="11"/>
+  </w:num>
+  <w:num w:numId="25" w16cid:durableId="1173644129">
+    <w:abstractNumId w:val="19"/>
+  </w:num>
+  <w:num w:numId="26" w16cid:durableId="2031450838">
+    <w:abstractNumId w:val="3"/>
+  </w:num>
+  <w:num w:numId="27" w16cid:durableId="1150444650">
+    <w:abstractNumId w:val="7"/>
+  </w:num>
+  <w:num w:numId="28" w16cid:durableId="1193109274">
+    <w:abstractNumId w:val="24"/>
   </w:num>
 </w:numbering>
 </file>
 
 <file path=word/styles.xml><?xml version="1.0" encoding="utf-8"?>
-<w:styles xmlns:mc="http://schemas.openxmlformats.org/markup-compatibility/2006" xmlns:r="http://schemas.openxmlformats.org/officeDocument/2006/relationships" xmlns:w="http://schemas.openxmlformats.org/wordprocessingml/2006/main" xmlns:w14="http://schemas.microsoft.com/office/word/2010/wordml" xmlns:w15="http://schemas.microsoft.com/office/word/2012/wordml" xmlns:w16cex="http://schemas.microsoft.com/office/word/2018/wordml/cex" xmlns:w16cid="http://schemas.microsoft.com/office/word/2016/wordml/cid" xmlns:w16="http://schemas.microsoft.com/office/word/2018/wordml" xmlns:w16du="http://schemas.microsoft.com/office/word/2023/wordml/word16du" xmlns:w16sdtdh="http://schemas.microsoft.com/office/word/2020/wordml/sdtdatahash" xmlns:w16se="http://schemas.microsoft.com/office/word/2015/wordml/symex" mc:Ignorable="w14 w15 w16se w16cid w16 w16cex w16sdtdh w16du">
+<w:styles xmlns:mc="http://schemas.openxmlformats.org/markup-compatibility/2006" xmlns:r="http://schemas.openxmlformats.org/officeDocument/2006/relationships" xmlns:w="http://schemas.openxmlformats.org/wordprocessingml/2006/main" xmlns:w14="http://schemas.microsoft.com/office/word/2010/wordml" xmlns:w15="http://schemas.microsoft.com/office/word/2012/wordml" xmlns:w16cex="http://schemas.microsoft.com/office/word/2018/wordml/cex" xmlns:w16cid="http://schemas.microsoft.com/office/word/2016/wordml/cid" xmlns:w16="http://schemas.microsoft.com/office/word/2018/wordml" xmlns:w16du="http://schemas.microsoft.com/office/word/2023/wordml/word16du" xmlns:w16sdtdh="http://schemas.microsoft.com/office/word/2020/wordml/sdtdatahash" xmlns:w16sdtfl="http://schemas.microsoft.com/office/word/2024/wordml/sdtformatlock" xmlns:w16se="http://schemas.microsoft.com/office/word/2015/wordml/symex" mc:Ignorable="w14 w15 w16se w16cid w16 w16cex w16sdtdh w16sdtfl w16du">
   <w:docDefaults>
     <w:rPrDefault>
       <w:rPr>
@@ -32857,6 +33534,7 @@
   <w:style w:type="character" w:default="1" w:styleId="a0">
     <w:name w:val="Default Paragraph Font"/>
     <w:uiPriority w:val="1"/>
+    <w:semiHidden/>
     <w:unhideWhenUsed/>
   </w:style>
   <w:style w:type="table" w:default="1" w:styleId="a1">

--- a/네트워크 로직/네트워크_로직.docx
+++ b/네트워크 로직/네트워크_로직.docx
@@ -1,6 +1,6 @@
 
 <file path=word/document.xml><?xml version="1.0" encoding="utf-8"?>
-<w:document xmlns:wpc="http://schemas.microsoft.com/office/word/2010/wordprocessingCanvas" xmlns:cx="http://schemas.microsoft.com/office/drawing/2014/chartex" xmlns:cx1="http://schemas.microsoft.com/office/drawing/2015/9/8/chartex" xmlns:cx2="http://schemas.microsoft.com/office/drawing/2015/10/21/chartex" xmlns:cx3="http://schemas.microsoft.com/office/drawing/2016/5/9/chartex" xmlns:cx4="http://schemas.microsoft.com/office/drawing/2016/5/10/chartex" xmlns:cx5="http://schemas.microsoft.com/office/drawing/2016/5/11/chartex" xmlns:cx6="http://schemas.microsoft.com/office/drawing/2016/5/12/chartex" xmlns:cx7="http://schemas.microsoft.com/office/drawing/2016/5/13/chartex" xmlns:cx8="http://schemas.microsoft.com/office/drawing/2016/5/14/chartex" xmlns:mc="http://schemas.openxmlformats.org/markup-compatibility/2006" xmlns:aink="http://schemas.microsoft.com/office/drawing/2016/ink" xmlns:am3d="http://schemas.microsoft.com/office/drawing/2017/model3d" xmlns:o="urn:schemas-microsoft-com:office:office" xmlns:oel="http://schemas.microsoft.com/office/2019/extlst" xmlns:r="http://schemas.openxmlformats.org/officeDocument/2006/relationships" xmlns:m="http://schemas.openxmlformats.org/officeDocument/2006/math" xmlns:v="urn:schemas-microsoft-com:vml" xmlns:wp14="http://schemas.microsoft.com/office/word/2010/wordprocessingDrawing" xmlns:wp="http://schemas.openxmlformats.org/drawingml/2006/wordprocessingDrawing" xmlns:w10="urn:schemas-microsoft-com:office:word" xmlns:w="http://schemas.openxmlformats.org/wordprocessingml/2006/main" xmlns:w14="http://schemas.microsoft.com/office/word/2010/wordml" xmlns:w15="http://schemas.microsoft.com/office/word/2012/wordml" xmlns:w16cex="http://schemas.microsoft.com/office/word/2018/wordml/cex" xmlns:w16cid="http://schemas.microsoft.com/office/word/2016/wordml/cid" xmlns:w16="http://schemas.microsoft.com/office/word/2018/wordml" xmlns:w16du="http://schemas.microsoft.com/office/word/2023/wordml/word16du" xmlns:w16sdtdh="http://schemas.microsoft.com/office/word/2020/wordml/sdtdatahash" xmlns:w16sdtfl="http://schemas.microsoft.com/office/word/2024/wordml/sdtformatlock" xmlns:w16se="http://schemas.microsoft.com/office/word/2015/wordml/symex" xmlns:wpg="http://schemas.microsoft.com/office/word/2010/wordprocessingGroup" xmlns:wpi="http://schemas.microsoft.com/office/word/2010/wordprocessingInk" xmlns:wne="http://schemas.microsoft.com/office/word/2006/wordml" xmlns:wps="http://schemas.microsoft.com/office/word/2010/wordprocessingShape" mc:Ignorable="w14 w15 w16se w16cid w16 w16cex w16sdtdh w16sdtfl w16du wp14">
+<w:document xmlns:wpc="http://schemas.microsoft.com/office/word/2010/wordprocessingCanvas" xmlns:cx="http://schemas.microsoft.com/office/drawing/2014/chartex" xmlns:cx1="http://schemas.microsoft.com/office/drawing/2015/9/8/chartex" xmlns:cx2="http://schemas.microsoft.com/office/drawing/2015/10/21/chartex" xmlns:cx3="http://schemas.microsoft.com/office/drawing/2016/5/9/chartex" xmlns:cx4="http://schemas.microsoft.com/office/drawing/2016/5/10/chartex" xmlns:cx5="http://schemas.microsoft.com/office/drawing/2016/5/11/chartex" xmlns:cx6="http://schemas.microsoft.com/office/drawing/2016/5/12/chartex" xmlns:cx7="http://schemas.microsoft.com/office/drawing/2016/5/13/chartex" xmlns:cx8="http://schemas.microsoft.com/office/drawing/2016/5/14/chartex" xmlns:mc="http://schemas.openxmlformats.org/markup-compatibility/2006" xmlns:aink="http://schemas.microsoft.com/office/drawing/2016/ink" xmlns:am3d="http://schemas.microsoft.com/office/drawing/2017/model3d" xmlns:o="urn:schemas-microsoft-com:office:office" xmlns:oel="http://schemas.microsoft.com/office/2019/extlst" xmlns:r="http://schemas.openxmlformats.org/officeDocument/2006/relationships" xmlns:m="http://schemas.openxmlformats.org/officeDocument/2006/math" xmlns:v="urn:schemas-microsoft-com:vml" xmlns:wp14="http://schemas.microsoft.com/office/word/2010/wordprocessingDrawing" xmlns:wp="http://schemas.openxmlformats.org/drawingml/2006/wordprocessingDrawing" xmlns:w10="urn:schemas-microsoft-com:office:word" xmlns:w="http://schemas.openxmlformats.org/wordprocessingml/2006/main" xmlns:w14="http://schemas.microsoft.com/office/word/2010/wordml" xmlns:w15="http://schemas.microsoft.com/office/word/2012/wordml" xmlns:w16cex="http://schemas.microsoft.com/office/word/2018/wordml/cex" xmlns:w16cid="http://schemas.microsoft.com/office/word/2016/wordml/cid" xmlns:w16="http://schemas.microsoft.com/office/word/2018/wordml" xmlns:w16du="http://schemas.microsoft.com/office/word/2023/wordml/word16du" xmlns:w16sdtdh="http://schemas.microsoft.com/office/word/2020/wordml/sdtdatahash" xmlns:w16se="http://schemas.microsoft.com/office/word/2015/wordml/symex" xmlns:wpg="http://schemas.microsoft.com/office/word/2010/wordprocessingGroup" xmlns:wpi="http://schemas.microsoft.com/office/word/2010/wordprocessingInk" xmlns:wne="http://schemas.microsoft.com/office/word/2006/wordml" xmlns:wps="http://schemas.microsoft.com/office/word/2010/wordprocessingShape" mc:Ignorable="w14 w15 w16se w16cid w16 w16cex w16sdtdh w16du wp14">
   <w:body>
     <w:sdt>
       <w:sdtPr>
@@ -833,6 +833,7 @@
         <w:rPr>
           <w:rFonts w:ascii="나눔고딕" w:eastAsia="나눔고딕" w:hAnsi="나눔고딕" w:hint="eastAsia"/>
         </w:rPr>
+        <w:lastRenderedPageBreak/>
         <w:t xml:space="preserve"> </w:t>
       </w:r>
       <w:bookmarkStart w:id="0" w:name="_Toc224866349"/>
@@ -847,7 +848,6 @@
     <w:p>
       <w:pPr>
         <w:rPr>
-          <w:rFonts w:hint="eastAsia"/>
           <w:color w:val="FF99FF"/>
         </w:rPr>
       </w:pPr>
@@ -974,6 +974,7 @@
         <w:t xml:space="preserve"> </w:t>
       </w:r>
       <w:proofErr w:type="spellStart"/>
+      <w:proofErr w:type="gramStart"/>
       <w:r>
         <w:rPr>
           <w:rFonts w:ascii="나눔고딕" w:eastAsia="나눔고딕" w:hAnsi="나눔고딕" w:cs="Courier New" w:hint="eastAsia"/>
@@ -991,7 +992,17 @@
           <w:sz w:val="14"/>
           <w:szCs w:val="14"/>
         </w:rPr>
-        <w:t xml:space="preserve"> : </w:t>
+        <w:t xml:space="preserve"> :</w:t>
+      </w:r>
+      <w:proofErr w:type="gramEnd"/>
+      <w:r>
+        <w:rPr>
+          <w:rFonts w:ascii="나눔고딕" w:eastAsia="나눔고딕" w:hAnsi="나눔고딕" w:cs="Courier New" w:hint="eastAsia"/>
+          <w:color w:val="F8F8F2"/>
+          <w:sz w:val="14"/>
+          <w:szCs w:val="14"/>
+        </w:rPr>
+        <w:t xml:space="preserve"> </w:t>
       </w:r>
       <w:r>
         <w:rPr>
@@ -3987,7 +3998,6 @@
           <w:sz w:val="14"/>
           <w:szCs w:val="14"/>
         </w:rPr>
-        <w:lastRenderedPageBreak/>
         <w:tab/>
       </w:r>
       <w:proofErr w:type="spellStart"/>
@@ -4587,6 +4597,7 @@
           <w:sz w:val="14"/>
           <w:szCs w:val="14"/>
         </w:rPr>
+        <w:lastRenderedPageBreak/>
         <w:t>{</w:t>
       </w:r>
     </w:p>
@@ -5053,6 +5064,7 @@
         <w:t xml:space="preserve"> </w:t>
       </w:r>
       <w:proofErr w:type="spellStart"/>
+      <w:proofErr w:type="gramStart"/>
       <w:r>
         <w:rPr>
           <w:rFonts w:ascii="나눔고딕" w:eastAsia="나눔고딕" w:hAnsi="나눔고딕" w:cs="Courier New" w:hint="eastAsia"/>
@@ -5070,7 +5082,17 @@
           <w:sz w:val="14"/>
           <w:szCs w:val="14"/>
         </w:rPr>
-        <w:t xml:space="preserve"> : </w:t>
+        <w:t xml:space="preserve"> :</w:t>
+      </w:r>
+      <w:proofErr w:type="gramEnd"/>
+      <w:r>
+        <w:rPr>
+          <w:rFonts w:ascii="나눔고딕" w:eastAsia="나눔고딕" w:hAnsi="나눔고딕" w:cs="Courier New" w:hint="eastAsia"/>
+          <w:color w:val="F8F8F2"/>
+          <w:sz w:val="14"/>
+          <w:szCs w:val="14"/>
+        </w:rPr>
+        <w:t xml:space="preserve"> </w:t>
       </w:r>
       <w:r>
         <w:rPr>
@@ -5204,6 +5226,7 @@
         </w:rPr>
         <w:t>0b00</w:t>
       </w:r>
+      <w:proofErr w:type="gramStart"/>
       <w:r>
         <w:rPr>
           <w:rFonts w:ascii="나눔고딕" w:eastAsia="나눔고딕" w:hAnsi="나눔고딕" w:cs="Courier New" w:hint="eastAsia"/>
@@ -5220,7 +5243,17 @@
           <w:sz w:val="14"/>
           <w:szCs w:val="14"/>
         </w:rPr>
-        <w:t>// 갈 수 없음 + 물체 없음</w:t>
+        <w:t>/</w:t>
+      </w:r>
+      <w:proofErr w:type="gramEnd"/>
+      <w:r>
+        <w:rPr>
+          <w:rFonts w:ascii="나눔고딕" w:eastAsia="나눔고딕" w:hAnsi="나눔고딕" w:cs="Courier New" w:hint="eastAsia"/>
+          <w:color w:val="D4D0AB"/>
+          <w:sz w:val="14"/>
+          <w:szCs w:val="14"/>
+        </w:rPr>
+        <w:t>/ 갈 수 없음 + 물체 없음</w:t>
       </w:r>
     </w:p>
     <w:p>
@@ -5296,6 +5329,7 @@
         </w:rPr>
         <w:t>0b01</w:t>
       </w:r>
+      <w:proofErr w:type="gramStart"/>
       <w:r>
         <w:rPr>
           <w:rFonts w:ascii="나눔고딕" w:eastAsia="나눔고딕" w:hAnsi="나눔고딕" w:cs="Courier New" w:hint="eastAsia"/>
@@ -5312,7 +5346,17 @@
           <w:sz w:val="14"/>
           <w:szCs w:val="14"/>
         </w:rPr>
-        <w:t>// 갈 수 있음 + 물체 없음</w:t>
+        <w:t>/</w:t>
+      </w:r>
+      <w:proofErr w:type="gramEnd"/>
+      <w:r>
+        <w:rPr>
+          <w:rFonts w:ascii="나눔고딕" w:eastAsia="나눔고딕" w:hAnsi="나눔고딕" w:cs="Courier New" w:hint="eastAsia"/>
+          <w:color w:val="D4D0AB"/>
+          <w:sz w:val="14"/>
+          <w:szCs w:val="14"/>
+        </w:rPr>
+        <w:t>/ 갈 수 있음 + 물체 없음</w:t>
       </w:r>
     </w:p>
     <w:p>
@@ -5388,6 +5432,7 @@
         </w:rPr>
         <w:t>0b10</w:t>
       </w:r>
+      <w:proofErr w:type="gramStart"/>
       <w:r>
         <w:rPr>
           <w:rFonts w:ascii="나눔고딕" w:eastAsia="나눔고딕" w:hAnsi="나눔고딕" w:cs="Courier New" w:hint="eastAsia"/>
@@ -5404,7 +5449,17 @@
           <w:sz w:val="14"/>
           <w:szCs w:val="14"/>
         </w:rPr>
-        <w:t>// 갈 수 없음 + 물체 있음 == 벽</w:t>
+        <w:t>/</w:t>
+      </w:r>
+      <w:proofErr w:type="gramEnd"/>
+      <w:r>
+        <w:rPr>
+          <w:rFonts w:ascii="나눔고딕" w:eastAsia="나눔고딕" w:hAnsi="나눔고딕" w:cs="Courier New" w:hint="eastAsia"/>
+          <w:color w:val="D4D0AB"/>
+          <w:sz w:val="14"/>
+          <w:szCs w:val="14"/>
+        </w:rPr>
+        <w:t>/ 갈 수 없음 + 물체 있음 == 벽</w:t>
       </w:r>
     </w:p>
     <w:p>
@@ -5478,7 +5533,17 @@
           <w:sz w:val="14"/>
           <w:szCs w:val="14"/>
         </w:rPr>
-        <w:t>0b11</w:t>
+        <w:t>0b</w:t>
+      </w:r>
+      <w:proofErr w:type="gramStart"/>
+      <w:r>
+        <w:rPr>
+          <w:rFonts w:ascii="나눔고딕" w:eastAsia="나눔고딕" w:hAnsi="나눔고딕" w:cs="Courier New" w:hint="eastAsia"/>
+          <w:color w:val="ABE338"/>
+          <w:sz w:val="14"/>
+          <w:szCs w:val="14"/>
+        </w:rPr>
+        <w:t>11</w:t>
       </w:r>
       <w:r>
         <w:rPr>
@@ -5496,7 +5561,17 @@
           <w:sz w:val="14"/>
           <w:szCs w:val="14"/>
         </w:rPr>
-        <w:t>// 갈 수 있음 + 물체 있음</w:t>
+        <w:t>/</w:t>
+      </w:r>
+      <w:proofErr w:type="gramEnd"/>
+      <w:r>
+        <w:rPr>
+          <w:rFonts w:ascii="나눔고딕" w:eastAsia="나눔고딕" w:hAnsi="나눔고딕" w:cs="Courier New" w:hint="eastAsia"/>
+          <w:color w:val="D4D0AB"/>
+          <w:sz w:val="14"/>
+          <w:szCs w:val="14"/>
+        </w:rPr>
+        <w:t>/ 갈 수 있음 + 물체 있음</w:t>
       </w:r>
     </w:p>
     <w:p>
@@ -8051,7 +8126,6 @@
           <w:sz w:val="14"/>
           <w:szCs w:val="14"/>
         </w:rPr>
-        <w:lastRenderedPageBreak/>
         <w:tab/>
       </w:r>
       <w:proofErr w:type="spellStart"/>
@@ -8425,6 +8499,7 @@
           <w:szCs w:val="14"/>
         </w:rPr>
       </w:pPr>
+      <w:proofErr w:type="gramStart"/>
       <w:r>
         <w:rPr>
           <w:rFonts w:ascii="나눔고딕" w:eastAsia="나눔고딕" w:hAnsi="나눔고딕" w:cs="Courier New" w:hint="eastAsia"/>
@@ -8432,7 +8507,17 @@
           <w:sz w:val="14"/>
           <w:szCs w:val="14"/>
         </w:rPr>
-        <w:t>// unordered map에 pair를 쓰기 위해 필요한 구조체</w:t>
+        <w:t>// unordered</w:t>
+      </w:r>
+      <w:proofErr w:type="gramEnd"/>
+      <w:r>
+        <w:rPr>
+          <w:rFonts w:ascii="나눔고딕" w:eastAsia="나눔고딕" w:hAnsi="나눔고딕" w:cs="Courier New" w:hint="eastAsia"/>
+          <w:color w:val="D4D0AB"/>
+          <w:sz w:val="14"/>
+          <w:szCs w:val="14"/>
+        </w:rPr>
+        <w:t xml:space="preserve"> map에 pair를 쓰기 위해 필요한 구조체</w:t>
       </w:r>
     </w:p>
     <w:p>
@@ -8617,6 +8702,7 @@
         </w:rPr>
         <w:t xml:space="preserve"> </w:t>
       </w:r>
+      <w:proofErr w:type="gramStart"/>
       <w:r>
         <w:rPr>
           <w:rFonts w:ascii="나눔고딕" w:eastAsia="나눔고딕" w:hAnsi="나눔고딕" w:cs="Courier New" w:hint="eastAsia"/>
@@ -8635,7 +8721,17 @@
           <w:sz w:val="14"/>
           <w:szCs w:val="14"/>
         </w:rPr>
-        <w:t>()(</w:t>
+        <w:t>(</w:t>
+      </w:r>
+      <w:proofErr w:type="gramEnd"/>
+      <w:r>
+        <w:rPr>
+          <w:rFonts w:ascii="나눔고딕" w:eastAsia="나눔고딕" w:hAnsi="나눔고딕" w:cs="Courier New" w:hint="eastAsia"/>
+          <w:color w:val="F8F8F2"/>
+          <w:sz w:val="14"/>
+          <w:szCs w:val="14"/>
+        </w:rPr>
+        <w:t>)(</w:t>
       </w:r>
       <w:r>
         <w:rPr>
@@ -8843,6 +8939,7 @@
         </w:rPr>
         <w:tab/>
       </w:r>
+      <w:proofErr w:type="gramStart"/>
       <w:r>
         <w:rPr>
           <w:rFonts w:ascii="나눔고딕" w:eastAsia="나눔고딕" w:hAnsi="나눔고딕" w:cs="Courier New" w:hint="eastAsia"/>
@@ -8850,7 +8947,17 @@
           <w:sz w:val="14"/>
           <w:szCs w:val="14"/>
         </w:rPr>
-        <w:t>// 두 값을 섞어서 Hash 생성</w:t>
+        <w:t>// 두</w:t>
+      </w:r>
+      <w:proofErr w:type="gramEnd"/>
+      <w:r>
+        <w:rPr>
+          <w:rFonts w:ascii="나눔고딕" w:eastAsia="나눔고딕" w:hAnsi="나눔고딕" w:cs="Courier New" w:hint="eastAsia"/>
+          <w:color w:val="D4D0AB"/>
+          <w:sz w:val="14"/>
+          <w:szCs w:val="14"/>
+        </w:rPr>
+        <w:t xml:space="preserve"> 값을 섞어서 Hash 생성</w:t>
       </w:r>
     </w:p>
     <w:p>
@@ -8926,7 +9033,27 @@
           <w:sz w:val="14"/>
           <w:szCs w:val="14"/>
         </w:rPr>
-        <w:t xml:space="preserve"> std::hash</w:t>
+        <w:t xml:space="preserve"> </w:t>
+      </w:r>
+      <w:proofErr w:type="gramStart"/>
+      <w:r>
+        <w:rPr>
+          <w:rFonts w:ascii="나눔고딕" w:eastAsia="나눔고딕" w:hAnsi="나눔고딕" w:cs="Courier New" w:hint="eastAsia"/>
+          <w:color w:val="F8F8F2"/>
+          <w:sz w:val="14"/>
+          <w:szCs w:val="14"/>
+        </w:rPr>
+        <w:t>std::</w:t>
+      </w:r>
+      <w:proofErr w:type="gramEnd"/>
+      <w:r>
+        <w:rPr>
+          <w:rFonts w:ascii="나눔고딕" w:eastAsia="나눔고딕" w:hAnsi="나눔고딕" w:cs="Courier New" w:hint="eastAsia"/>
+          <w:color w:val="F8F8F2"/>
+          <w:sz w:val="14"/>
+          <w:szCs w:val="14"/>
+        </w:rPr>
+        <w:t>hash</w:t>
       </w:r>
       <w:r>
         <w:rPr>
@@ -9162,6 +9289,7 @@
           <w:sz w:val="14"/>
           <w:szCs w:val="14"/>
         </w:rPr>
+        <w:lastRenderedPageBreak/>
         <w:t> </w:t>
       </w:r>
     </w:p>
@@ -9343,8 +9471,19 @@
           <w:sz w:val="14"/>
           <w:szCs w:val="14"/>
         </w:rPr>
-        <w:t xml:space="preserve"> x;</w:t>
-      </w:r>
+        <w:t xml:space="preserve"> </w:t>
+      </w:r>
+      <w:proofErr w:type="gramStart"/>
+      <w:r>
+        <w:rPr>
+          <w:rFonts w:ascii="나눔고딕" w:eastAsia="나눔고딕" w:hAnsi="나눔고딕" w:cs="Courier New" w:hint="eastAsia"/>
+          <w:color w:val="F8F8F2"/>
+          <w:sz w:val="14"/>
+          <w:szCs w:val="14"/>
+        </w:rPr>
+        <w:t>x;</w:t>
+      </w:r>
+      <w:proofErr w:type="gramEnd"/>
     </w:p>
     <w:p>
       <w:pPr>
@@ -9410,8 +9549,19 @@
           <w:sz w:val="14"/>
           <w:szCs w:val="14"/>
         </w:rPr>
-        <w:t xml:space="preserve"> y;</w:t>
-      </w:r>
+        <w:t xml:space="preserve"> </w:t>
+      </w:r>
+      <w:proofErr w:type="gramStart"/>
+      <w:r>
+        <w:rPr>
+          <w:rFonts w:ascii="나눔고딕" w:eastAsia="나눔고딕" w:hAnsi="나눔고딕" w:cs="Courier New" w:hint="eastAsia"/>
+          <w:color w:val="F8F8F2"/>
+          <w:sz w:val="14"/>
+          <w:szCs w:val="14"/>
+        </w:rPr>
+        <w:t>y;</w:t>
+      </w:r>
+      <w:proofErr w:type="gramEnd"/>
     </w:p>
     <w:p>
       <w:pPr>
@@ -9477,8 +9627,19 @@
           <w:sz w:val="14"/>
           <w:szCs w:val="14"/>
         </w:rPr>
-        <w:t xml:space="preserve"> z;</w:t>
-      </w:r>
+        <w:t xml:space="preserve"> </w:t>
+      </w:r>
+      <w:proofErr w:type="gramStart"/>
+      <w:r>
+        <w:rPr>
+          <w:rFonts w:ascii="나눔고딕" w:eastAsia="나눔고딕" w:hAnsi="나눔고딕" w:cs="Courier New" w:hint="eastAsia"/>
+          <w:color w:val="F8F8F2"/>
+          <w:sz w:val="14"/>
+          <w:szCs w:val="14"/>
+        </w:rPr>
+        <w:t>z;</w:t>
+      </w:r>
+      <w:proofErr w:type="gramEnd"/>
     </w:p>
     <w:p>
       <w:pPr>
@@ -9602,6 +9763,7 @@
         </w:rPr>
         <w:t>operator</w:t>
       </w:r>
+      <w:proofErr w:type="gramStart"/>
       <w:r>
         <w:rPr>
           <w:rFonts w:ascii="나눔고딕" w:eastAsia="나눔고딕" w:hAnsi="나눔고딕" w:cs="Courier New" w:hint="eastAsia"/>
@@ -9611,6 +9773,7 @@
         </w:rPr>
         <w:t>+(</w:t>
       </w:r>
+      <w:proofErr w:type="gramEnd"/>
       <w:r>
         <w:rPr>
           <w:rFonts w:ascii="나눔고딕" w:eastAsia="나눔고딕" w:hAnsi="나눔고딕" w:cs="Courier New" w:hint="eastAsia"/>
@@ -9805,6 +9968,7 @@
         <w:t xml:space="preserve"> + x, </w:t>
       </w:r>
       <w:proofErr w:type="spellStart"/>
+      <w:proofErr w:type="gramStart"/>
       <w:r>
         <w:rPr>
           <w:rFonts w:ascii="나눔고딕" w:eastAsia="나눔고딕" w:hAnsi="나눔고딕" w:cs="Courier New" w:hint="eastAsia"/>
@@ -9815,6 +9979,7 @@
         <w:t>other.y</w:t>
       </w:r>
       <w:proofErr w:type="spellEnd"/>
+      <w:proofErr w:type="gramEnd"/>
       <w:r>
         <w:rPr>
           <w:rFonts w:ascii="나눔고딕" w:eastAsia="나눔고딕" w:hAnsi="나눔고딕" w:cs="Courier New" w:hint="eastAsia"/>
@@ -10015,6 +10180,7 @@
         </w:rPr>
         <w:t>operator</w:t>
       </w:r>
+      <w:proofErr w:type="gramStart"/>
       <w:r>
         <w:rPr>
           <w:rFonts w:ascii="나눔고딕" w:eastAsia="나눔고딕" w:hAnsi="나눔고딕" w:cs="Courier New" w:hint="eastAsia"/>
@@ -10024,6 +10190,7 @@
         </w:rPr>
         <w:t>-(</w:t>
       </w:r>
+      <w:proofErr w:type="gramEnd"/>
       <w:r>
         <w:rPr>
           <w:rFonts w:ascii="나눔고딕" w:eastAsia="나눔고딕" w:hAnsi="나눔고딕" w:cs="Courier New" w:hint="eastAsia"/>
@@ -10195,7 +10362,27 @@
           <w:sz w:val="14"/>
           <w:szCs w:val="14"/>
         </w:rPr>
-        <w:t xml:space="preserve"> { x - </w:t>
+        <w:t xml:space="preserve"> </w:t>
+      </w:r>
+      <w:proofErr w:type="gramStart"/>
+      <w:r>
+        <w:rPr>
+          <w:rFonts w:ascii="나눔고딕" w:eastAsia="나눔고딕" w:hAnsi="나눔고딕" w:cs="Courier New" w:hint="eastAsia"/>
+          <w:color w:val="F8F8F2"/>
+          <w:sz w:val="14"/>
+          <w:szCs w:val="14"/>
+        </w:rPr>
+        <w:t>{ x</w:t>
+      </w:r>
+      <w:proofErr w:type="gramEnd"/>
+      <w:r>
+        <w:rPr>
+          <w:rFonts w:ascii="나눔고딕" w:eastAsia="나눔고딕" w:hAnsi="나눔고딕" w:cs="Courier New" w:hint="eastAsia"/>
+          <w:color w:val="F8F8F2"/>
+          <w:sz w:val="14"/>
+          <w:szCs w:val="14"/>
+        </w:rPr>
+        <w:t xml:space="preserve"> - </w:t>
       </w:r>
       <w:proofErr w:type="spellStart"/>
       <w:r>
@@ -10428,6 +10615,7 @@
         </w:rPr>
         <w:t>operator</w:t>
       </w:r>
+      <w:proofErr w:type="gramStart"/>
       <w:r>
         <w:rPr>
           <w:rFonts w:ascii="나눔고딕" w:eastAsia="나눔고딕" w:hAnsi="나눔고딕" w:cs="Courier New" w:hint="eastAsia"/>
@@ -10437,6 +10625,7 @@
         </w:rPr>
         <w:t>/(</w:t>
       </w:r>
+      <w:proofErr w:type="gramEnd"/>
       <w:r>
         <w:rPr>
           <w:rFonts w:ascii="나눔고딕" w:eastAsia="나눔고딕" w:hAnsi="나눔고딕" w:cs="Courier New" w:hint="eastAsia"/>
@@ -10630,7 +10819,27 @@
           <w:sz w:val="14"/>
           <w:szCs w:val="14"/>
         </w:rPr>
-        <w:t xml:space="preserve"> { x/ </w:t>
+        <w:t xml:space="preserve"> </w:t>
+      </w:r>
+      <w:proofErr w:type="gramStart"/>
+      <w:r>
+        <w:rPr>
+          <w:rFonts w:ascii="나눔고딕" w:eastAsia="나눔고딕" w:hAnsi="나눔고딕" w:cs="Courier New" w:hint="eastAsia"/>
+          <w:color w:val="F8F8F2"/>
+          <w:sz w:val="14"/>
+          <w:szCs w:val="14"/>
+        </w:rPr>
+        <w:t>{ x</w:t>
+      </w:r>
+      <w:proofErr w:type="gramEnd"/>
+      <w:r>
+        <w:rPr>
+          <w:rFonts w:ascii="나눔고딕" w:eastAsia="나눔고딕" w:hAnsi="나눔고딕" w:cs="Courier New" w:hint="eastAsia"/>
+          <w:color w:val="F8F8F2"/>
+          <w:sz w:val="14"/>
+          <w:szCs w:val="14"/>
+        </w:rPr>
+        <w:t xml:space="preserve">/ </w:t>
       </w:r>
       <w:r>
         <w:rPr>
@@ -10865,6 +11074,7 @@
         </w:rPr>
         <w:t>operator</w:t>
       </w:r>
+      <w:proofErr w:type="gramStart"/>
       <w:r>
         <w:rPr>
           <w:rFonts w:ascii="나눔고딕" w:eastAsia="나눔고딕" w:hAnsi="나눔고딕" w:cs="Courier New" w:hint="eastAsia"/>
@@ -10874,6 +11084,7 @@
         </w:rPr>
         <w:t>&lt;(</w:t>
       </w:r>
+      <w:proofErr w:type="gramEnd"/>
       <w:r>
         <w:rPr>
           <w:rFonts w:ascii="나눔고딕" w:eastAsia="나눔고딕" w:hAnsi="나눔고딕" w:cs="Courier New" w:hint="eastAsia"/>
@@ -11068,6 +11279,7 @@
         <w:t xml:space="preserve"> || y &lt; </w:t>
       </w:r>
       <w:proofErr w:type="spellStart"/>
+      <w:proofErr w:type="gramStart"/>
       <w:r>
         <w:rPr>
           <w:rFonts w:ascii="나눔고딕" w:eastAsia="나눔고딕" w:hAnsi="나눔고딕" w:cs="Courier New" w:hint="eastAsia"/>
@@ -11078,6 +11290,7 @@
         <w:t>other.y</w:t>
       </w:r>
       <w:proofErr w:type="spellEnd"/>
+      <w:proofErr w:type="gramEnd"/>
       <w:r>
         <w:rPr>
           <w:rFonts w:ascii="나눔고딕" w:eastAsia="나눔고딕" w:hAnsi="나눔고딕" w:cs="Courier New" w:hint="eastAsia"/>
@@ -11280,6 +11493,7 @@
         </w:rPr>
         <w:t>operator</w:t>
       </w:r>
+      <w:proofErr w:type="gramStart"/>
       <w:r>
         <w:rPr>
           <w:rFonts w:ascii="나눔고딕" w:eastAsia="나눔고딕" w:hAnsi="나눔고딕" w:cs="Courier New" w:hint="eastAsia"/>
@@ -11289,6 +11503,7 @@
         </w:rPr>
         <w:t>&gt;(</w:t>
       </w:r>
+      <w:proofErr w:type="gramEnd"/>
       <w:r>
         <w:rPr>
           <w:rFonts w:ascii="나눔고딕" w:eastAsia="나눔고딕" w:hAnsi="나눔고딕" w:cs="Courier New" w:hint="eastAsia"/>
@@ -11483,6 +11698,7 @@
         <w:t xml:space="preserve"> || y &gt; </w:t>
       </w:r>
       <w:proofErr w:type="spellStart"/>
+      <w:proofErr w:type="gramStart"/>
       <w:r>
         <w:rPr>
           <w:rFonts w:ascii="나눔고딕" w:eastAsia="나눔고딕" w:hAnsi="나눔고딕" w:cs="Courier New" w:hint="eastAsia"/>
@@ -11493,6 +11709,7 @@
         <w:t>other.y</w:t>
       </w:r>
       <w:proofErr w:type="spellEnd"/>
+      <w:proofErr w:type="gramEnd"/>
       <w:r>
         <w:rPr>
           <w:rFonts w:ascii="나눔고딕" w:eastAsia="나눔고딕" w:hAnsi="나눔고딕" w:cs="Courier New" w:hint="eastAsia"/>
@@ -11832,8 +12049,19 @@
           <w:sz w:val="14"/>
           <w:szCs w:val="14"/>
         </w:rPr>
-        <w:t xml:space="preserve"> min;</w:t>
-      </w:r>
+        <w:t xml:space="preserve"> </w:t>
+      </w:r>
+      <w:proofErr w:type="gramStart"/>
+      <w:r>
+        <w:rPr>
+          <w:rFonts w:ascii="나눔고딕" w:eastAsia="나눔고딕" w:hAnsi="나눔고딕" w:cs="Courier New" w:hint="eastAsia"/>
+          <w:color w:val="F8F8F2"/>
+          <w:sz w:val="14"/>
+          <w:szCs w:val="14"/>
+        </w:rPr>
+        <w:t>min;</w:t>
+      </w:r>
+      <w:proofErr w:type="gramEnd"/>
     </w:p>
     <w:p>
       <w:pPr>
@@ -11897,8 +12125,19 @@
           <w:sz w:val="14"/>
           <w:szCs w:val="14"/>
         </w:rPr>
-        <w:t xml:space="preserve"> max;</w:t>
-      </w:r>
+        <w:t xml:space="preserve"> </w:t>
+      </w:r>
+      <w:proofErr w:type="gramStart"/>
+      <w:r>
+        <w:rPr>
+          <w:rFonts w:ascii="나눔고딕" w:eastAsia="나눔고딕" w:hAnsi="나눔고딕" w:cs="Courier New" w:hint="eastAsia"/>
+          <w:color w:val="F8F8F2"/>
+          <w:sz w:val="14"/>
+          <w:szCs w:val="14"/>
+        </w:rPr>
+        <w:t>max;</w:t>
+      </w:r>
+      <w:proofErr w:type="gramEnd"/>
     </w:p>
     <w:p>
       <w:pPr>
@@ -12172,8 +12411,19 @@
           <w:sz w:val="14"/>
           <w:szCs w:val="14"/>
         </w:rPr>
-        <w:t xml:space="preserve"> pitch;</w:t>
-      </w:r>
+        <w:t xml:space="preserve"> </w:t>
+      </w:r>
+      <w:proofErr w:type="gramStart"/>
+      <w:r>
+        <w:rPr>
+          <w:rFonts w:ascii="나눔고딕" w:eastAsia="나눔고딕" w:hAnsi="나눔고딕" w:cs="Courier New" w:hint="eastAsia"/>
+          <w:color w:val="F8F8F2"/>
+          <w:sz w:val="14"/>
+          <w:szCs w:val="14"/>
+        </w:rPr>
+        <w:t>pitch;</w:t>
+      </w:r>
+      <w:proofErr w:type="gramEnd"/>
     </w:p>
     <w:p>
       <w:pPr>
@@ -12239,8 +12489,19 @@
           <w:sz w:val="14"/>
           <w:szCs w:val="14"/>
         </w:rPr>
-        <w:t xml:space="preserve"> yaw;</w:t>
-      </w:r>
+        <w:t xml:space="preserve"> </w:t>
+      </w:r>
+      <w:proofErr w:type="gramStart"/>
+      <w:r>
+        <w:rPr>
+          <w:rFonts w:ascii="나눔고딕" w:eastAsia="나눔고딕" w:hAnsi="나눔고딕" w:cs="Courier New" w:hint="eastAsia"/>
+          <w:color w:val="F8F8F2"/>
+          <w:sz w:val="14"/>
+          <w:szCs w:val="14"/>
+        </w:rPr>
+        <w:t>yaw;</w:t>
+      </w:r>
+      <w:proofErr w:type="gramEnd"/>
     </w:p>
     <w:p>
       <w:pPr>
@@ -12306,8 +12567,19 @@
           <w:sz w:val="14"/>
           <w:szCs w:val="14"/>
         </w:rPr>
-        <w:t xml:space="preserve"> roll;</w:t>
-      </w:r>
+        <w:t xml:space="preserve"> </w:t>
+      </w:r>
+      <w:proofErr w:type="gramStart"/>
+      <w:r>
+        <w:rPr>
+          <w:rFonts w:ascii="나눔고딕" w:eastAsia="나눔고딕" w:hAnsi="나눔고딕" w:cs="Courier New" w:hint="eastAsia"/>
+          <w:color w:val="F8F8F2"/>
+          <w:sz w:val="14"/>
+          <w:szCs w:val="14"/>
+        </w:rPr>
+        <w:t>roll;</w:t>
+      </w:r>
+      <w:proofErr w:type="gramEnd"/>
     </w:p>
     <w:p>
       <w:pPr>
@@ -12583,8 +12855,19 @@
           <w:sz w:val="14"/>
           <w:szCs w:val="14"/>
         </w:rPr>
-        <w:t xml:space="preserve"> type;</w:t>
-      </w:r>
+        <w:t xml:space="preserve"> </w:t>
+      </w:r>
+      <w:proofErr w:type="gramStart"/>
+      <w:r>
+        <w:rPr>
+          <w:rFonts w:ascii="나눔고딕" w:eastAsia="나눔고딕" w:hAnsi="나눔고딕" w:cs="Courier New" w:hint="eastAsia"/>
+          <w:color w:val="F8F8F2"/>
+          <w:sz w:val="14"/>
+          <w:szCs w:val="14"/>
+        </w:rPr>
+        <w:t>type;</w:t>
+      </w:r>
+      <w:proofErr w:type="gramEnd"/>
     </w:p>
     <w:p>
       <w:pPr>
@@ -12630,7 +12913,6 @@
           <w:sz w:val="14"/>
           <w:szCs w:val="14"/>
         </w:rPr>
-        <w:lastRenderedPageBreak/>
         <w:tab/>
       </w:r>
       <w:r>
@@ -12649,8 +12931,19 @@
           <w:sz w:val="14"/>
           <w:szCs w:val="14"/>
         </w:rPr>
-        <w:t xml:space="preserve"> size;</w:t>
-      </w:r>
+        <w:t xml:space="preserve"> </w:t>
+      </w:r>
+      <w:proofErr w:type="gramStart"/>
+      <w:r>
+        <w:rPr>
+          <w:rFonts w:ascii="나눔고딕" w:eastAsia="나눔고딕" w:hAnsi="나눔고딕" w:cs="Courier New" w:hint="eastAsia"/>
+          <w:color w:val="F8F8F2"/>
+          <w:sz w:val="14"/>
+          <w:szCs w:val="14"/>
+        </w:rPr>
+        <w:t>size;</w:t>
+      </w:r>
+      <w:proofErr w:type="gramEnd"/>
     </w:p>
     <w:p>
       <w:pPr>
@@ -12705,9 +12998,20 @@
           <w:sz w:val="14"/>
           <w:szCs w:val="14"/>
         </w:rPr>
-        <w:t>//std::</w:t>
+        <w:t>//</w:t>
+      </w:r>
+      <w:proofErr w:type="gramStart"/>
+      <w:r>
+        <w:rPr>
+          <w:rFonts w:ascii="나눔고딕" w:eastAsia="나눔고딕" w:hAnsi="나눔고딕" w:cs="Courier New" w:hint="eastAsia"/>
+          <w:color w:val="D4D0AB"/>
+          <w:sz w:val="14"/>
+          <w:szCs w:val="14"/>
+        </w:rPr>
+        <w:t>std::</w:t>
       </w:r>
       <w:proofErr w:type="spellStart"/>
+      <w:proofErr w:type="gramEnd"/>
       <w:r>
         <w:rPr>
           <w:rFonts w:ascii="나눔고딕" w:eastAsia="나눔고딕" w:hAnsi="나눔고딕" w:cs="Courier New" w:hint="eastAsia"/>
@@ -12815,6 +13119,7 @@
         <w:t xml:space="preserve"> </w:t>
       </w:r>
       <w:proofErr w:type="spellStart"/>
+      <w:proofErr w:type="gramStart"/>
       <w:r>
         <w:rPr>
           <w:rFonts w:ascii="나눔고딕" w:eastAsia="나눔고딕" w:hAnsi="나눔고딕" w:cs="Courier New" w:hint="eastAsia"/>
@@ -12834,6 +13139,7 @@
         </w:rPr>
         <w:t>;</w:t>
       </w:r>
+      <w:proofErr w:type="gramEnd"/>
     </w:p>
     <w:p>
       <w:pPr>
@@ -12902,6 +13208,7 @@
         <w:t xml:space="preserve"> </w:t>
       </w:r>
       <w:proofErr w:type="spellStart"/>
+      <w:proofErr w:type="gramStart"/>
       <w:r>
         <w:rPr>
           <w:rFonts w:ascii="나눔고딕" w:eastAsia="나눔고딕" w:hAnsi="나눔고딕" w:cs="Courier New" w:hint="eastAsia"/>
@@ -12921,6 +13228,7 @@
         </w:rPr>
         <w:t>;</w:t>
       </w:r>
+      <w:proofErr w:type="gramEnd"/>
     </w:p>
     <w:p>
       <w:pPr>
@@ -12967,9 +13275,19 @@
           <w:szCs w:val="14"/>
         </w:rPr>
         <w:tab/>
+      </w:r>
+      <w:proofErr w:type="gramStart"/>
+      <w:r>
+        <w:rPr>
+          <w:rFonts w:ascii="나눔고딕" w:eastAsia="나눔고딕" w:hAnsi="나눔고딕" w:cs="Courier New" w:hint="eastAsia"/>
+          <w:color w:val="F8F8F2"/>
+          <w:sz w:val="14"/>
+          <w:szCs w:val="14"/>
+        </w:rPr>
         <w:t>std::</w:t>
       </w:r>
       <w:proofErr w:type="spellStart"/>
+      <w:proofErr w:type="gramEnd"/>
       <w:r>
         <w:rPr>
           <w:rFonts w:ascii="나눔고딕" w:eastAsia="나눔고딕" w:hAnsi="나눔고딕" w:cs="Courier New" w:hint="eastAsia"/>
@@ -13095,9 +13413,19 @@
           <w:szCs w:val="14"/>
         </w:rPr>
         <w:tab/>
+      </w:r>
+      <w:proofErr w:type="gramStart"/>
+      <w:r>
+        <w:rPr>
+          <w:rFonts w:ascii="나눔고딕" w:eastAsia="나눔고딕" w:hAnsi="나눔고딕" w:cs="Courier New" w:hint="eastAsia"/>
+          <w:color w:val="F8F8F2"/>
+          <w:sz w:val="14"/>
+          <w:szCs w:val="14"/>
+        </w:rPr>
         <w:t>std::</w:t>
       </w:r>
       <w:proofErr w:type="spellStart"/>
+      <w:proofErr w:type="gramEnd"/>
       <w:r>
         <w:rPr>
           <w:rFonts w:ascii="나눔고딕" w:eastAsia="나눔고딕" w:hAnsi="나눔고딕" w:cs="Courier New" w:hint="eastAsia"/>
@@ -13223,9 +13551,19 @@
           <w:szCs w:val="14"/>
         </w:rPr>
         <w:tab/>
+      </w:r>
+      <w:proofErr w:type="gramStart"/>
+      <w:r>
+        <w:rPr>
+          <w:rFonts w:ascii="나눔고딕" w:eastAsia="나눔고딕" w:hAnsi="나눔고딕" w:cs="Courier New" w:hint="eastAsia"/>
+          <w:color w:val="F8F8F2"/>
+          <w:sz w:val="14"/>
+          <w:szCs w:val="14"/>
+        </w:rPr>
         <w:t>std::</w:t>
       </w:r>
       <w:proofErr w:type="spellStart"/>
+      <w:proofErr w:type="gramEnd"/>
       <w:r>
         <w:rPr>
           <w:rFonts w:ascii="나눔고딕" w:eastAsia="나눔고딕" w:hAnsi="나눔고딕" w:cs="Courier New" w:hint="eastAsia"/>
@@ -13349,7 +13687,26 @@
           <w:szCs w:val="14"/>
         </w:rPr>
         <w:tab/>
-        <w:t>std::pair&lt;</w:t>
+      </w:r>
+      <w:proofErr w:type="gramStart"/>
+      <w:r>
+        <w:rPr>
+          <w:rFonts w:ascii="나눔고딕" w:eastAsia="나눔고딕" w:hAnsi="나눔고딕" w:cs="Courier New" w:hint="eastAsia"/>
+          <w:color w:val="F8F8F2"/>
+          <w:sz w:val="14"/>
+          <w:szCs w:val="14"/>
+        </w:rPr>
+        <w:t>std::</w:t>
+      </w:r>
+      <w:proofErr w:type="gramEnd"/>
+      <w:r>
+        <w:rPr>
+          <w:rFonts w:ascii="나눔고딕" w:eastAsia="나눔고딕" w:hAnsi="나눔고딕" w:cs="Courier New" w:hint="eastAsia"/>
+          <w:color w:val="F8F8F2"/>
+          <w:sz w:val="14"/>
+          <w:szCs w:val="14"/>
+        </w:rPr>
+        <w:t>pair&lt;</w:t>
       </w:r>
       <w:proofErr w:type="spellStart"/>
       <w:r>
@@ -13441,7 +13798,26 @@
           <w:szCs w:val="14"/>
         </w:rPr>
         <w:tab/>
-        <w:t>std::pair&lt;</w:t>
+      </w:r>
+      <w:proofErr w:type="gramStart"/>
+      <w:r>
+        <w:rPr>
+          <w:rFonts w:ascii="나눔고딕" w:eastAsia="나눔고딕" w:hAnsi="나눔고딕" w:cs="Courier New" w:hint="eastAsia"/>
+          <w:color w:val="F8F8F2"/>
+          <w:sz w:val="14"/>
+          <w:szCs w:val="14"/>
+        </w:rPr>
+        <w:t>std::</w:t>
+      </w:r>
+      <w:proofErr w:type="gramEnd"/>
+      <w:r>
+        <w:rPr>
+          <w:rFonts w:ascii="나눔고딕" w:eastAsia="나눔고딕" w:hAnsi="나눔고딕" w:cs="Courier New" w:hint="eastAsia"/>
+          <w:color w:val="F8F8F2"/>
+          <w:sz w:val="14"/>
+          <w:szCs w:val="14"/>
+        </w:rPr>
+        <w:t>pair&lt;</w:t>
       </w:r>
       <w:proofErr w:type="spellStart"/>
       <w:r>
@@ -13533,7 +13909,26 @@
           <w:szCs w:val="14"/>
         </w:rPr>
         <w:tab/>
-        <w:t>std::vector&lt;</w:t>
+      </w:r>
+      <w:proofErr w:type="gramStart"/>
+      <w:r>
+        <w:rPr>
+          <w:rFonts w:ascii="나눔고딕" w:eastAsia="나눔고딕" w:hAnsi="나눔고딕" w:cs="Courier New" w:hint="eastAsia"/>
+          <w:color w:val="F8F8F2"/>
+          <w:sz w:val="14"/>
+          <w:szCs w:val="14"/>
+        </w:rPr>
+        <w:t>std::</w:t>
+      </w:r>
+      <w:proofErr w:type="gramEnd"/>
+      <w:r>
+        <w:rPr>
+          <w:rFonts w:ascii="나눔고딕" w:eastAsia="나눔고딕" w:hAnsi="나눔고딕" w:cs="Courier New" w:hint="eastAsia"/>
+          <w:color w:val="F8F8F2"/>
+          <w:sz w:val="14"/>
+          <w:szCs w:val="14"/>
+        </w:rPr>
+        <w:t>vector&lt;</w:t>
       </w:r>
       <w:r>
         <w:rPr>
@@ -13599,7 +13994,26 @@
           <w:szCs w:val="14"/>
         </w:rPr>
         <w:tab/>
-        <w:t>std::vector&lt;</w:t>
+      </w:r>
+      <w:proofErr w:type="gramStart"/>
+      <w:r>
+        <w:rPr>
+          <w:rFonts w:ascii="나눔고딕" w:eastAsia="나눔고딕" w:hAnsi="나눔고딕" w:cs="Courier New" w:hint="eastAsia"/>
+          <w:color w:val="F8F8F2"/>
+          <w:sz w:val="14"/>
+          <w:szCs w:val="14"/>
+        </w:rPr>
+        <w:t>std::</w:t>
+      </w:r>
+      <w:proofErr w:type="gramEnd"/>
+      <w:r>
+        <w:rPr>
+          <w:rFonts w:ascii="나눔고딕" w:eastAsia="나눔고딕" w:hAnsi="나눔고딕" w:cs="Courier New" w:hint="eastAsia"/>
+          <w:color w:val="F8F8F2"/>
+          <w:sz w:val="14"/>
+          <w:szCs w:val="14"/>
+        </w:rPr>
+        <w:t>vector&lt;</w:t>
       </w:r>
       <w:r>
         <w:rPr>
@@ -13673,9 +14087,20 @@
           <w:sz w:val="14"/>
           <w:szCs w:val="14"/>
         </w:rPr>
-        <w:t>//std::</w:t>
+        <w:t>//</w:t>
+      </w:r>
+      <w:proofErr w:type="gramStart"/>
+      <w:r>
+        <w:rPr>
+          <w:rFonts w:ascii="나눔고딕" w:eastAsia="나눔고딕" w:hAnsi="나눔고딕" w:cs="Courier New" w:hint="eastAsia"/>
+          <w:color w:val="D4D0AB"/>
+          <w:sz w:val="14"/>
+          <w:szCs w:val="14"/>
+        </w:rPr>
+        <w:t>std::</w:t>
       </w:r>
       <w:proofErr w:type="spellStart"/>
+      <w:proofErr w:type="gramEnd"/>
       <w:r>
         <w:rPr>
           <w:rFonts w:ascii="나눔고딕" w:eastAsia="나눔고딕" w:hAnsi="나눔고딕" w:cs="Courier New" w:hint="eastAsia"/>
@@ -13749,9 +14174,20 @@
           <w:sz w:val="14"/>
           <w:szCs w:val="14"/>
         </w:rPr>
-        <w:t>//std::</w:t>
+        <w:t>//</w:t>
+      </w:r>
+      <w:proofErr w:type="gramStart"/>
+      <w:r>
+        <w:rPr>
+          <w:rFonts w:ascii="나눔고딕" w:eastAsia="나눔고딕" w:hAnsi="나눔고딕" w:cs="Courier New" w:hint="eastAsia"/>
+          <w:color w:val="D4D0AB"/>
+          <w:sz w:val="14"/>
+          <w:szCs w:val="14"/>
+        </w:rPr>
+        <w:t>std::</w:t>
       </w:r>
       <w:proofErr w:type="spellStart"/>
+      <w:proofErr w:type="gramEnd"/>
       <w:r>
         <w:rPr>
           <w:rFonts w:ascii="나눔고딕" w:eastAsia="나눔고딕" w:hAnsi="나눔고딕" w:cs="Courier New" w:hint="eastAsia"/>
@@ -13817,7 +14253,26 @@
           <w:szCs w:val="14"/>
         </w:rPr>
         <w:tab/>
-        <w:t>std::vector&lt;</w:t>
+      </w:r>
+      <w:proofErr w:type="gramStart"/>
+      <w:r>
+        <w:rPr>
+          <w:rFonts w:ascii="나눔고딕" w:eastAsia="나눔고딕" w:hAnsi="나눔고딕" w:cs="Courier New" w:hint="eastAsia"/>
+          <w:color w:val="F8F8F2"/>
+          <w:sz w:val="14"/>
+          <w:szCs w:val="14"/>
+        </w:rPr>
+        <w:t>std::</w:t>
+      </w:r>
+      <w:proofErr w:type="gramEnd"/>
+      <w:r>
+        <w:rPr>
+          <w:rFonts w:ascii="나눔고딕" w:eastAsia="나눔고딕" w:hAnsi="나눔고딕" w:cs="Courier New" w:hint="eastAsia"/>
+          <w:color w:val="F8F8F2"/>
+          <w:sz w:val="14"/>
+          <w:szCs w:val="14"/>
+        </w:rPr>
+        <w:t>vector&lt;</w:t>
       </w:r>
       <w:r>
         <w:rPr>
@@ -13925,6 +14380,7 @@
         <w:t xml:space="preserve"> </w:t>
       </w:r>
       <w:proofErr w:type="spellStart"/>
+      <w:proofErr w:type="gramStart"/>
       <w:r>
         <w:rPr>
           <w:rFonts w:ascii="나눔고딕" w:eastAsia="나눔고딕" w:hAnsi="나눔고딕" w:cs="Courier New" w:hint="eastAsia"/>
@@ -13944,6 +14400,7 @@
         </w:rPr>
         <w:t>;</w:t>
       </w:r>
+      <w:proofErr w:type="gramEnd"/>
     </w:p>
     <w:p>
       <w:pPr>
@@ -14224,6 +14681,7 @@
         <w:t xml:space="preserve"> </w:t>
       </w:r>
       <w:proofErr w:type="spellStart"/>
+      <w:proofErr w:type="gramStart"/>
       <w:r>
         <w:rPr>
           <w:rFonts w:ascii="나눔고딕" w:eastAsia="나눔고딕" w:hAnsi="나눔고딕" w:cs="Courier New" w:hint="eastAsia"/>
@@ -14243,6 +14701,7 @@
         </w:rPr>
         <w:t>;</w:t>
       </w:r>
+      <w:proofErr w:type="gramEnd"/>
     </w:p>
     <w:p>
       <w:pPr>
@@ -14289,7 +14748,26 @@
           <w:szCs w:val="14"/>
         </w:rPr>
         <w:tab/>
-        <w:t>std::pair&lt;</w:t>
+      </w:r>
+      <w:proofErr w:type="gramStart"/>
+      <w:r>
+        <w:rPr>
+          <w:rFonts w:ascii="나눔고딕" w:eastAsia="나눔고딕" w:hAnsi="나눔고딕" w:cs="Courier New" w:hint="eastAsia"/>
+          <w:color w:val="F8F8F2"/>
+          <w:sz w:val="14"/>
+          <w:szCs w:val="14"/>
+        </w:rPr>
+        <w:t>std::</w:t>
+      </w:r>
+      <w:proofErr w:type="gramEnd"/>
+      <w:r>
+        <w:rPr>
+          <w:rFonts w:ascii="나눔고딕" w:eastAsia="나눔고딕" w:hAnsi="나눔고딕" w:cs="Courier New" w:hint="eastAsia"/>
+          <w:color w:val="F8F8F2"/>
+          <w:sz w:val="14"/>
+          <w:szCs w:val="14"/>
+        </w:rPr>
+        <w:t>pair&lt;</w:t>
       </w:r>
       <w:proofErr w:type="spellStart"/>
       <w:r>
@@ -14401,7 +14879,26 @@
           <w:szCs w:val="14"/>
         </w:rPr>
         <w:tab/>
-        <w:t>std::pair&lt;</w:t>
+      </w:r>
+      <w:proofErr w:type="gramStart"/>
+      <w:r>
+        <w:rPr>
+          <w:rFonts w:ascii="나눔고딕" w:eastAsia="나눔고딕" w:hAnsi="나눔고딕" w:cs="Courier New" w:hint="eastAsia"/>
+          <w:color w:val="F8F8F2"/>
+          <w:sz w:val="14"/>
+          <w:szCs w:val="14"/>
+        </w:rPr>
+        <w:t>std::</w:t>
+      </w:r>
+      <w:proofErr w:type="gramEnd"/>
+      <w:r>
+        <w:rPr>
+          <w:rFonts w:ascii="나눔고딕" w:eastAsia="나눔고딕" w:hAnsi="나눔고딕" w:cs="Courier New" w:hint="eastAsia"/>
+          <w:color w:val="F8F8F2"/>
+          <w:sz w:val="14"/>
+          <w:szCs w:val="14"/>
+        </w:rPr>
+        <w:t>pair&lt;</w:t>
       </w:r>
       <w:proofErr w:type="spellStart"/>
       <w:r>
@@ -14512,8 +15009,28 @@
           <w:sz w:val="14"/>
           <w:szCs w:val="14"/>
         </w:rPr>
+        <w:lastRenderedPageBreak/>
         <w:tab/>
-        <w:t>std::pair&lt;</w:t>
+      </w:r>
+      <w:proofErr w:type="gramStart"/>
+      <w:r>
+        <w:rPr>
+          <w:rFonts w:ascii="나눔고딕" w:eastAsia="나눔고딕" w:hAnsi="나눔고딕" w:cs="Courier New" w:hint="eastAsia"/>
+          <w:color w:val="F8F8F2"/>
+          <w:sz w:val="14"/>
+          <w:szCs w:val="14"/>
+        </w:rPr>
+        <w:t>std::</w:t>
+      </w:r>
+      <w:proofErr w:type="gramEnd"/>
+      <w:r>
+        <w:rPr>
+          <w:rFonts w:ascii="나눔고딕" w:eastAsia="나눔고딕" w:hAnsi="나눔고딕" w:cs="Courier New" w:hint="eastAsia"/>
+          <w:color w:val="F8F8F2"/>
+          <w:sz w:val="14"/>
+          <w:szCs w:val="14"/>
+        </w:rPr>
+        <w:t>pair&lt;</w:t>
       </w:r>
       <w:proofErr w:type="spellStart"/>
       <w:r>
@@ -14625,7 +15142,26 @@
           <w:szCs w:val="14"/>
         </w:rPr>
         <w:tab/>
-        <w:t>std::pair&lt;</w:t>
+      </w:r>
+      <w:proofErr w:type="gramStart"/>
+      <w:r>
+        <w:rPr>
+          <w:rFonts w:ascii="나눔고딕" w:eastAsia="나눔고딕" w:hAnsi="나눔고딕" w:cs="Courier New" w:hint="eastAsia"/>
+          <w:color w:val="F8F8F2"/>
+          <w:sz w:val="14"/>
+          <w:szCs w:val="14"/>
+        </w:rPr>
+        <w:t>std::</w:t>
+      </w:r>
+      <w:proofErr w:type="gramEnd"/>
+      <w:r>
+        <w:rPr>
+          <w:rFonts w:ascii="나눔고딕" w:eastAsia="나눔고딕" w:hAnsi="나눔고딕" w:cs="Courier New" w:hint="eastAsia"/>
+          <w:color w:val="F8F8F2"/>
+          <w:sz w:val="14"/>
+          <w:szCs w:val="14"/>
+        </w:rPr>
+        <w:t>pair&lt;</w:t>
       </w:r>
       <w:proofErr w:type="spellStart"/>
       <w:r>
@@ -16087,8 +16623,19 @@
           <w:sz w:val="14"/>
           <w:szCs w:val="14"/>
         </w:rPr>
-        <w:t xml:space="preserve"> id;</w:t>
-      </w:r>
+        <w:t xml:space="preserve"> </w:t>
+      </w:r>
+      <w:proofErr w:type="gramStart"/>
+      <w:r>
+        <w:rPr>
+          <w:rFonts w:ascii="나눔고딕" w:eastAsia="나눔고딕" w:hAnsi="나눔고딕" w:cs="Courier New" w:hint="eastAsia"/>
+          <w:color w:val="F8F8F2"/>
+          <w:sz w:val="14"/>
+          <w:szCs w:val="14"/>
+        </w:rPr>
+        <w:t>id;</w:t>
+      </w:r>
+      <w:proofErr w:type="gramEnd"/>
     </w:p>
     <w:p>
       <w:pPr>
@@ -16157,6 +16704,7 @@
         <w:t xml:space="preserve"> </w:t>
       </w:r>
       <w:proofErr w:type="spellStart"/>
+      <w:proofErr w:type="gramStart"/>
       <w:r>
         <w:rPr>
           <w:rFonts w:ascii="나눔고딕" w:eastAsia="나눔고딕" w:hAnsi="나눔고딕" w:cs="Courier New" w:hint="eastAsia"/>
@@ -16176,6 +16724,7 @@
         </w:rPr>
         <w:t>;</w:t>
       </w:r>
+      <w:proofErr w:type="gramEnd"/>
     </w:p>
     <w:p>
       <w:pPr>
@@ -16451,8 +17000,19 @@
           <w:sz w:val="14"/>
           <w:szCs w:val="14"/>
         </w:rPr>
-        <w:t xml:space="preserve"> type;</w:t>
-      </w:r>
+        <w:t xml:space="preserve"> </w:t>
+      </w:r>
+      <w:proofErr w:type="gramStart"/>
+      <w:r>
+        <w:rPr>
+          <w:rFonts w:ascii="나눔고딕" w:eastAsia="나눔고딕" w:hAnsi="나눔고딕" w:cs="Courier New" w:hint="eastAsia"/>
+          <w:color w:val="F8F8F2"/>
+          <w:sz w:val="14"/>
+          <w:szCs w:val="14"/>
+        </w:rPr>
+        <w:t>type;</w:t>
+      </w:r>
+      <w:proofErr w:type="gramEnd"/>
     </w:p>
     <w:p>
       <w:pPr>
@@ -16516,8 +17076,19 @@
           <w:sz w:val="14"/>
           <w:szCs w:val="14"/>
         </w:rPr>
-        <w:t xml:space="preserve"> pos;</w:t>
-      </w:r>
+        <w:t xml:space="preserve"> </w:t>
+      </w:r>
+      <w:proofErr w:type="gramStart"/>
+      <w:r>
+        <w:rPr>
+          <w:rFonts w:ascii="나눔고딕" w:eastAsia="나눔고딕" w:hAnsi="나눔고딕" w:cs="Courier New" w:hint="eastAsia"/>
+          <w:color w:val="F8F8F2"/>
+          <w:sz w:val="14"/>
+          <w:szCs w:val="14"/>
+        </w:rPr>
+        <w:t>pos;</w:t>
+      </w:r>
+      <w:proofErr w:type="gramEnd"/>
     </w:p>
     <w:p>
       <w:pPr>
@@ -16584,6 +17155,7 @@
         <w:t xml:space="preserve"> </w:t>
       </w:r>
       <w:proofErr w:type="spellStart"/>
+      <w:proofErr w:type="gramStart"/>
       <w:r>
         <w:rPr>
           <w:rFonts w:ascii="나눔고딕" w:eastAsia="나눔고딕" w:hAnsi="나눔고딕" w:cs="Courier New" w:hint="eastAsia"/>
@@ -16603,6 +17175,7 @@
         </w:rPr>
         <w:t>;</w:t>
       </w:r>
+      <w:proofErr w:type="gramEnd"/>
     </w:p>
     <w:p>
       <w:pPr>
@@ -16876,8 +17449,19 @@
           <w:sz w:val="14"/>
           <w:szCs w:val="14"/>
         </w:rPr>
-        <w:t xml:space="preserve"> pos;</w:t>
-      </w:r>
+        <w:t xml:space="preserve"> </w:t>
+      </w:r>
+      <w:proofErr w:type="gramStart"/>
+      <w:r>
+        <w:rPr>
+          <w:rFonts w:ascii="나눔고딕" w:eastAsia="나눔고딕" w:hAnsi="나눔고딕" w:cs="Courier New" w:hint="eastAsia"/>
+          <w:color w:val="F8F8F2"/>
+          <w:sz w:val="14"/>
+          <w:szCs w:val="14"/>
+        </w:rPr>
+        <w:t>pos;</w:t>
+      </w:r>
+      <w:proofErr w:type="gramEnd"/>
     </w:p>
     <w:p>
       <w:pPr>
@@ -16923,7 +17507,6 @@
           <w:sz w:val="14"/>
           <w:szCs w:val="14"/>
         </w:rPr>
-        <w:lastRenderedPageBreak/>
         <w:tab/>
       </w:r>
       <w:r>
@@ -16945,6 +17528,7 @@
         <w:t xml:space="preserve"> </w:t>
       </w:r>
       <w:proofErr w:type="spellStart"/>
+      <w:proofErr w:type="gramStart"/>
       <w:r>
         <w:rPr>
           <w:rFonts w:ascii="나눔고딕" w:eastAsia="나눔고딕" w:hAnsi="나눔고딕" w:cs="Courier New" w:hint="eastAsia"/>
@@ -16964,6 +17548,7 @@
         </w:rPr>
         <w:t>;</w:t>
       </w:r>
+      <w:proofErr w:type="gramEnd"/>
     </w:p>
     <w:p>
       <w:pPr>
@@ -17289,6 +17874,7 @@
         <w:t xml:space="preserve"> </w:t>
       </w:r>
       <w:proofErr w:type="spellStart"/>
+      <w:proofErr w:type="gramStart"/>
       <w:r>
         <w:rPr>
           <w:rFonts w:ascii="나눔고딕" w:eastAsia="나눔고딕" w:hAnsi="나눔고딕" w:cs="Courier New" w:hint="eastAsia"/>
@@ -17308,6 +17894,7 @@
         </w:rPr>
         <w:t>;</w:t>
       </w:r>
+      <w:proofErr w:type="gramEnd"/>
     </w:p>
     <w:p>
       <w:pPr>
@@ -17373,8 +17960,19 @@
           <w:sz w:val="14"/>
           <w:szCs w:val="14"/>
         </w:rPr>
-        <w:t xml:space="preserve"> type;</w:t>
-      </w:r>
+        <w:t xml:space="preserve"> </w:t>
+      </w:r>
+      <w:proofErr w:type="gramStart"/>
+      <w:r>
+        <w:rPr>
+          <w:rFonts w:ascii="나눔고딕" w:eastAsia="나눔고딕" w:hAnsi="나눔고딕" w:cs="Courier New" w:hint="eastAsia"/>
+          <w:color w:val="F8F8F2"/>
+          <w:sz w:val="14"/>
+          <w:szCs w:val="14"/>
+        </w:rPr>
+        <w:t>type;</w:t>
+      </w:r>
+      <w:proofErr w:type="gramEnd"/>
     </w:p>
     <w:p>
       <w:pPr>
@@ -17440,8 +18038,19 @@
           <w:sz w:val="14"/>
           <w:szCs w:val="14"/>
         </w:rPr>
-        <w:t xml:space="preserve"> state;</w:t>
-      </w:r>
+        <w:t xml:space="preserve"> </w:t>
+      </w:r>
+      <w:proofErr w:type="gramStart"/>
+      <w:r>
+        <w:rPr>
+          <w:rFonts w:ascii="나눔고딕" w:eastAsia="나눔고딕" w:hAnsi="나눔고딕" w:cs="Courier New" w:hint="eastAsia"/>
+          <w:color w:val="F8F8F2"/>
+          <w:sz w:val="14"/>
+          <w:szCs w:val="14"/>
+        </w:rPr>
+        <w:t>state;</w:t>
+      </w:r>
+      <w:proofErr w:type="gramEnd"/>
     </w:p>
     <w:p>
       <w:pPr>
@@ -17717,8 +18326,19 @@
           <w:sz w:val="14"/>
           <w:szCs w:val="14"/>
         </w:rPr>
-        <w:t xml:space="preserve"> type;</w:t>
-      </w:r>
+        <w:t xml:space="preserve"> </w:t>
+      </w:r>
+      <w:proofErr w:type="gramStart"/>
+      <w:r>
+        <w:rPr>
+          <w:rFonts w:ascii="나눔고딕" w:eastAsia="나눔고딕" w:hAnsi="나눔고딕" w:cs="Courier New" w:hint="eastAsia"/>
+          <w:color w:val="F8F8F2"/>
+          <w:sz w:val="14"/>
+          <w:szCs w:val="14"/>
+        </w:rPr>
+        <w:t>type;</w:t>
+      </w:r>
+      <w:proofErr w:type="gramEnd"/>
     </w:p>
     <w:p>
       <w:pPr>
@@ -17787,6 +18407,7 @@
         <w:t xml:space="preserve"> </w:t>
       </w:r>
       <w:proofErr w:type="spellStart"/>
+      <w:proofErr w:type="gramStart"/>
       <w:r>
         <w:rPr>
           <w:rFonts w:ascii="나눔고딕" w:eastAsia="나눔고딕" w:hAnsi="나눔고딕" w:cs="Courier New" w:hint="eastAsia"/>
@@ -17806,6 +18427,7 @@
         </w:rPr>
         <w:t>;</w:t>
       </w:r>
+      <w:proofErr w:type="gramEnd"/>
     </w:p>
     <w:p>
       <w:pPr>
@@ -17869,8 +18491,19 @@
           <w:sz w:val="14"/>
           <w:szCs w:val="14"/>
         </w:rPr>
-        <w:t xml:space="preserve"> pos;</w:t>
-      </w:r>
+        <w:t xml:space="preserve"> </w:t>
+      </w:r>
+      <w:proofErr w:type="gramStart"/>
+      <w:r>
+        <w:rPr>
+          <w:rFonts w:ascii="나눔고딕" w:eastAsia="나눔고딕" w:hAnsi="나눔고딕" w:cs="Courier New" w:hint="eastAsia"/>
+          <w:color w:val="F8F8F2"/>
+          <w:sz w:val="14"/>
+          <w:szCs w:val="14"/>
+        </w:rPr>
+        <w:t>pos;</w:t>
+      </w:r>
+      <w:proofErr w:type="gramEnd"/>
     </w:p>
     <w:p>
       <w:pPr>
@@ -17937,6 +18570,7 @@
         <w:t xml:space="preserve"> </w:t>
       </w:r>
       <w:proofErr w:type="spellStart"/>
+      <w:proofErr w:type="gramStart"/>
       <w:r>
         <w:rPr>
           <w:rFonts w:ascii="나눔고딕" w:eastAsia="나눔고딕" w:hAnsi="나눔고딕" w:cs="Courier New" w:hint="eastAsia"/>
@@ -17956,6 +18590,7 @@
         </w:rPr>
         <w:t>;</w:t>
       </w:r>
+      <w:proofErr w:type="gramEnd"/>
     </w:p>
     <w:p>
       <w:pPr>
@@ -18021,8 +18656,19 @@
           <w:sz w:val="14"/>
           <w:szCs w:val="14"/>
         </w:rPr>
-        <w:t xml:space="preserve"> state;</w:t>
-      </w:r>
+        <w:t xml:space="preserve"> </w:t>
+      </w:r>
+      <w:proofErr w:type="gramStart"/>
+      <w:r>
+        <w:rPr>
+          <w:rFonts w:ascii="나눔고딕" w:eastAsia="나눔고딕" w:hAnsi="나눔고딕" w:cs="Courier New" w:hint="eastAsia"/>
+          <w:color w:val="F8F8F2"/>
+          <w:sz w:val="14"/>
+          <w:szCs w:val="14"/>
+        </w:rPr>
+        <w:t>state;</w:t>
+      </w:r>
+      <w:proofErr w:type="gramEnd"/>
     </w:p>
     <w:p>
       <w:pPr>
@@ -18301,6 +18947,7 @@
         <w:t xml:space="preserve"> </w:t>
       </w:r>
       <w:proofErr w:type="spellStart"/>
+      <w:proofErr w:type="gramStart"/>
       <w:r>
         <w:rPr>
           <w:rFonts w:ascii="나눔고딕" w:eastAsia="나눔고딕" w:hAnsi="나눔고딕" w:cs="Courier New" w:hint="eastAsia"/>
@@ -18320,6 +18967,7 @@
         </w:rPr>
         <w:t>;</w:t>
       </w:r>
+      <w:proofErr w:type="gramEnd"/>
     </w:p>
     <w:p>
       <w:pPr>
@@ -18388,6 +19036,7 @@
         <w:t xml:space="preserve"> </w:t>
       </w:r>
       <w:proofErr w:type="spellStart"/>
+      <w:proofErr w:type="gramStart"/>
       <w:r>
         <w:rPr>
           <w:rFonts w:ascii="나눔고딕" w:eastAsia="나눔고딕" w:hAnsi="나눔고딕" w:cs="Courier New" w:hint="eastAsia"/>
@@ -18407,6 +19056,7 @@
         </w:rPr>
         <w:t>;</w:t>
       </w:r>
+      <w:proofErr w:type="gramEnd"/>
     </w:p>
     <w:p>
       <w:pPr>
@@ -18475,6 +19125,7 @@
         <w:t xml:space="preserve"> </w:t>
       </w:r>
       <w:proofErr w:type="spellStart"/>
+      <w:proofErr w:type="gramStart"/>
       <w:r>
         <w:rPr>
           <w:rFonts w:ascii="나눔고딕" w:eastAsia="나눔고딕" w:hAnsi="나눔고딕" w:cs="Courier New" w:hint="eastAsia"/>
@@ -18494,6 +19145,7 @@
         </w:rPr>
         <w:t>;</w:t>
       </w:r>
+      <w:proofErr w:type="gramEnd"/>
     </w:p>
     <w:p>
       <w:pPr>
@@ -18702,6 +19354,7 @@
           <w:sz w:val="14"/>
           <w:szCs w:val="14"/>
         </w:rPr>
+        <w:lastRenderedPageBreak/>
         <w:t>{</w:t>
       </w:r>
     </w:p>
@@ -18772,6 +19425,7 @@
         <w:t xml:space="preserve"> </w:t>
       </w:r>
       <w:proofErr w:type="spellStart"/>
+      <w:proofErr w:type="gramStart"/>
       <w:r>
         <w:rPr>
           <w:rFonts w:ascii="나눔고딕" w:eastAsia="나눔고딕" w:hAnsi="나눔고딕" w:cs="Courier New" w:hint="eastAsia"/>
@@ -18791,6 +19445,7 @@
         </w:rPr>
         <w:t>;</w:t>
       </w:r>
+      <w:proofErr w:type="gramEnd"/>
     </w:p>
     <w:p>
       <w:pPr>
@@ -18859,6 +19514,7 @@
         <w:t xml:space="preserve"> </w:t>
       </w:r>
       <w:proofErr w:type="spellStart"/>
+      <w:proofErr w:type="gramStart"/>
       <w:r>
         <w:rPr>
           <w:rFonts w:ascii="나눔고딕" w:eastAsia="나눔고딕" w:hAnsi="나눔고딕" w:cs="Courier New" w:hint="eastAsia"/>
@@ -18878,6 +19534,7 @@
         </w:rPr>
         <w:t>;</w:t>
       </w:r>
+      <w:proofErr w:type="gramEnd"/>
     </w:p>
     <w:p>
       <w:pPr>
@@ -19156,6 +19813,7 @@
         <w:t xml:space="preserve"> </w:t>
       </w:r>
       <w:proofErr w:type="spellStart"/>
+      <w:proofErr w:type="gramStart"/>
       <w:r>
         <w:rPr>
           <w:rFonts w:ascii="나눔고딕" w:eastAsia="나눔고딕" w:hAnsi="나눔고딕" w:cs="Courier New" w:hint="eastAsia"/>
@@ -19175,6 +19833,7 @@
         </w:rPr>
         <w:t>;</w:t>
       </w:r>
+      <w:proofErr w:type="gramEnd"/>
     </w:p>
     <w:p>
       <w:pPr>
@@ -19243,6 +19902,7 @@
         <w:t xml:space="preserve"> </w:t>
       </w:r>
       <w:proofErr w:type="spellStart"/>
+      <w:proofErr w:type="gramStart"/>
       <w:r>
         <w:rPr>
           <w:rFonts w:ascii="나눔고딕" w:eastAsia="나눔고딕" w:hAnsi="나눔고딕" w:cs="Courier New" w:hint="eastAsia"/>
@@ -19262,6 +19922,7 @@
         </w:rPr>
         <w:t>;</w:t>
       </w:r>
+      <w:proofErr w:type="gramEnd"/>
     </w:p>
     <w:p>
       <w:pPr>
@@ -19540,6 +20201,7 @@
         <w:t xml:space="preserve"> </w:t>
       </w:r>
       <w:proofErr w:type="spellStart"/>
+      <w:proofErr w:type="gramStart"/>
       <w:r>
         <w:rPr>
           <w:rFonts w:ascii="나눔고딕" w:eastAsia="나눔고딕" w:hAnsi="나눔고딕" w:cs="Courier New" w:hint="eastAsia"/>
@@ -19559,6 +20221,7 @@
         </w:rPr>
         <w:t>;</w:t>
       </w:r>
+      <w:proofErr w:type="gramEnd"/>
     </w:p>
     <w:p>
       <w:pPr>
@@ -19627,6 +20290,7 @@
         <w:t xml:space="preserve"> </w:t>
       </w:r>
       <w:proofErr w:type="spellStart"/>
+      <w:proofErr w:type="gramStart"/>
       <w:r>
         <w:rPr>
           <w:rFonts w:ascii="나눔고딕" w:eastAsia="나눔고딕" w:hAnsi="나눔고딕" w:cs="Courier New" w:hint="eastAsia"/>
@@ -19646,6 +20310,7 @@
         </w:rPr>
         <w:t>;</w:t>
       </w:r>
+      <w:proofErr w:type="gramEnd"/>
     </w:p>
     <w:p>
       <w:pPr>
@@ -19714,6 +20379,7 @@
         <w:t xml:space="preserve"> </w:t>
       </w:r>
       <w:proofErr w:type="spellStart"/>
+      <w:proofErr w:type="gramStart"/>
       <w:r>
         <w:rPr>
           <w:rFonts w:ascii="나눔고딕" w:eastAsia="나눔고딕" w:hAnsi="나눔고딕" w:cs="Courier New" w:hint="eastAsia"/>
@@ -19733,6 +20399,7 @@
         </w:rPr>
         <w:t>;</w:t>
       </w:r>
+      <w:proofErr w:type="gramEnd"/>
     </w:p>
     <w:p>
       <w:pPr>
@@ -20055,8 +20722,19 @@
           <w:sz w:val="14"/>
           <w:szCs w:val="14"/>
         </w:rPr>
-        <w:t xml:space="preserve"> type;</w:t>
-      </w:r>
+        <w:t xml:space="preserve"> </w:t>
+      </w:r>
+      <w:proofErr w:type="gramStart"/>
+      <w:r>
+        <w:rPr>
+          <w:rFonts w:ascii="나눔고딕" w:eastAsia="나눔고딕" w:hAnsi="나눔고딕" w:cs="Courier New" w:hint="eastAsia"/>
+          <w:color w:val="F8F8F2"/>
+          <w:sz w:val="14"/>
+          <w:szCs w:val="14"/>
+        </w:rPr>
+        <w:t>type;</w:t>
+      </w:r>
+      <w:proofErr w:type="gramEnd"/>
     </w:p>
     <w:p>
       <w:pPr>
@@ -20125,6 +20803,7 @@
         <w:t xml:space="preserve"> </w:t>
       </w:r>
       <w:proofErr w:type="spellStart"/>
+      <w:proofErr w:type="gramStart"/>
       <w:r>
         <w:rPr>
           <w:rFonts w:ascii="나눔고딕" w:eastAsia="나눔고딕" w:hAnsi="나눔고딕" w:cs="Courier New" w:hint="eastAsia"/>
@@ -20144,6 +20823,7 @@
         </w:rPr>
         <w:t>;</w:t>
       </w:r>
+      <w:proofErr w:type="gramEnd"/>
     </w:p>
     <w:p>
       <w:pPr>
@@ -20207,8 +20887,19 @@
           <w:sz w:val="14"/>
           <w:szCs w:val="14"/>
         </w:rPr>
-        <w:t xml:space="preserve"> pos;</w:t>
-      </w:r>
+        <w:t xml:space="preserve"> </w:t>
+      </w:r>
+      <w:proofErr w:type="gramStart"/>
+      <w:r>
+        <w:rPr>
+          <w:rFonts w:ascii="나눔고딕" w:eastAsia="나눔고딕" w:hAnsi="나눔고딕" w:cs="Courier New" w:hint="eastAsia"/>
+          <w:color w:val="F8F8F2"/>
+          <w:sz w:val="14"/>
+          <w:szCs w:val="14"/>
+        </w:rPr>
+        <w:t>pos;</w:t>
+      </w:r>
+      <w:proofErr w:type="gramEnd"/>
     </w:p>
     <w:p>
       <w:pPr>
@@ -20275,6 +20966,7 @@
         <w:t xml:space="preserve"> </w:t>
       </w:r>
       <w:proofErr w:type="spellStart"/>
+      <w:proofErr w:type="gramStart"/>
       <w:r>
         <w:rPr>
           <w:rFonts w:ascii="나눔고딕" w:eastAsia="나눔고딕" w:hAnsi="나눔고딕" w:cs="Courier New" w:hint="eastAsia"/>
@@ -20294,6 +20986,7 @@
         </w:rPr>
         <w:t>;</w:t>
       </w:r>
+      <w:proofErr w:type="gramEnd"/>
     </w:p>
     <w:p>
       <w:pPr>
@@ -20572,6 +21265,7 @@
         <w:t xml:space="preserve"> </w:t>
       </w:r>
       <w:proofErr w:type="spellStart"/>
+      <w:proofErr w:type="gramStart"/>
       <w:r>
         <w:rPr>
           <w:rFonts w:ascii="나눔고딕" w:eastAsia="나눔고딕" w:hAnsi="나눔고딕" w:cs="Courier New" w:hint="eastAsia"/>
@@ -20591,6 +21285,7 @@
         </w:rPr>
         <w:t>;</w:t>
       </w:r>
+      <w:proofErr w:type="gramEnd"/>
     </w:p>
     <w:p>
       <w:pPr>
@@ -20657,6 +21352,7 @@
         <w:t xml:space="preserve"> </w:t>
       </w:r>
       <w:proofErr w:type="spellStart"/>
+      <w:proofErr w:type="gramStart"/>
       <w:r>
         <w:rPr>
           <w:rFonts w:ascii="나눔고딕" w:eastAsia="나눔고딕" w:hAnsi="나눔고딕" w:cs="Courier New" w:hint="eastAsia"/>
@@ -20676,6 +21372,7 @@
         </w:rPr>
         <w:t>;</w:t>
       </w:r>
+      <w:proofErr w:type="gramEnd"/>
     </w:p>
     <w:p>
       <w:pPr>
@@ -20746,6 +21443,7 @@
         <w:t xml:space="preserve"> </w:t>
       </w:r>
       <w:proofErr w:type="spellStart"/>
+      <w:proofErr w:type="gramStart"/>
       <w:r>
         <w:rPr>
           <w:rFonts w:ascii="나눔고딕" w:eastAsia="나눔고딕" w:hAnsi="나눔고딕" w:cs="Courier New" w:hint="eastAsia"/>
@@ -20765,6 +21463,7 @@
         </w:rPr>
         <w:t>;</w:t>
       </w:r>
+      <w:proofErr w:type="gramEnd"/>
     </w:p>
     <w:p>
       <w:pPr>
@@ -20828,8 +21527,19 @@
           <w:sz w:val="14"/>
           <w:szCs w:val="14"/>
         </w:rPr>
-        <w:t xml:space="preserve"> pos;</w:t>
-      </w:r>
+        <w:t xml:space="preserve"> </w:t>
+      </w:r>
+      <w:proofErr w:type="gramStart"/>
+      <w:r>
+        <w:rPr>
+          <w:rFonts w:ascii="나눔고딕" w:eastAsia="나눔고딕" w:hAnsi="나눔고딕" w:cs="Courier New" w:hint="eastAsia"/>
+          <w:color w:val="F8F8F2"/>
+          <w:sz w:val="14"/>
+          <w:szCs w:val="14"/>
+        </w:rPr>
+        <w:t>pos;</w:t>
+      </w:r>
+      <w:proofErr w:type="gramEnd"/>
     </w:p>
     <w:p>
       <w:pPr>
@@ -20896,6 +21606,7 @@
         <w:t xml:space="preserve"> </w:t>
       </w:r>
       <w:proofErr w:type="spellStart"/>
+      <w:proofErr w:type="gramStart"/>
       <w:r>
         <w:rPr>
           <w:rFonts w:ascii="나눔고딕" w:eastAsia="나눔고딕" w:hAnsi="나눔고딕" w:cs="Courier New" w:hint="eastAsia"/>
@@ -20915,6 +21626,7 @@
         </w:rPr>
         <w:t>;</w:t>
       </w:r>
+      <w:proofErr w:type="gramEnd"/>
     </w:p>
     <w:p>
       <w:pPr>
@@ -21123,7 +21835,6 @@
           <w:sz w:val="14"/>
           <w:szCs w:val="14"/>
         </w:rPr>
-        <w:lastRenderedPageBreak/>
         <w:t>{</w:t>
       </w:r>
     </w:p>
@@ -21194,6 +21905,7 @@
         <w:t xml:space="preserve"> </w:t>
       </w:r>
       <w:proofErr w:type="spellStart"/>
+      <w:proofErr w:type="gramStart"/>
       <w:r>
         <w:rPr>
           <w:rFonts w:ascii="나눔고딕" w:eastAsia="나눔고딕" w:hAnsi="나눔고딕" w:cs="Courier New" w:hint="eastAsia"/>
@@ -21213,6 +21925,7 @@
         </w:rPr>
         <w:t>;</w:t>
       </w:r>
+      <w:proofErr w:type="gramEnd"/>
     </w:p>
     <w:p>
       <w:pPr>
@@ -21281,6 +21994,7 @@
         <w:t xml:space="preserve"> </w:t>
       </w:r>
       <w:proofErr w:type="spellStart"/>
+      <w:proofErr w:type="gramStart"/>
       <w:r>
         <w:rPr>
           <w:rFonts w:ascii="나눔고딕" w:eastAsia="나눔고딕" w:hAnsi="나눔고딕" w:cs="Courier New" w:hint="eastAsia"/>
@@ -21300,6 +22014,7 @@
         </w:rPr>
         <w:t>;</w:t>
       </w:r>
+      <w:proofErr w:type="gramEnd"/>
     </w:p>
     <w:p>
       <w:pPr>
@@ -21578,6 +22293,7 @@
         <w:t xml:space="preserve"> </w:t>
       </w:r>
       <w:proofErr w:type="spellStart"/>
+      <w:proofErr w:type="gramStart"/>
       <w:r>
         <w:rPr>
           <w:rFonts w:ascii="나눔고딕" w:eastAsia="나눔고딕" w:hAnsi="나눔고딕" w:cs="Courier New" w:hint="eastAsia"/>
@@ -21597,6 +22313,7 @@
         </w:rPr>
         <w:t>;</w:t>
       </w:r>
+      <w:proofErr w:type="gramEnd"/>
     </w:p>
     <w:p>
       <w:pPr>
@@ -21662,8 +22379,19 @@
           <w:sz w:val="14"/>
           <w:szCs w:val="14"/>
         </w:rPr>
-        <w:t xml:space="preserve"> type;</w:t>
-      </w:r>
+        <w:t xml:space="preserve"> </w:t>
+      </w:r>
+      <w:proofErr w:type="gramStart"/>
+      <w:r>
+        <w:rPr>
+          <w:rFonts w:ascii="나눔고딕" w:eastAsia="나눔고딕" w:hAnsi="나눔고딕" w:cs="Courier New" w:hint="eastAsia"/>
+          <w:color w:val="F8F8F2"/>
+          <w:sz w:val="14"/>
+          <w:szCs w:val="14"/>
+        </w:rPr>
+        <w:t>type;</w:t>
+      </w:r>
+      <w:proofErr w:type="gramEnd"/>
     </w:p>
     <w:p>
       <w:pPr>
@@ -21729,8 +22457,19 @@
           <w:sz w:val="14"/>
           <w:szCs w:val="14"/>
         </w:rPr>
-        <w:t xml:space="preserve"> state;</w:t>
-      </w:r>
+        <w:t xml:space="preserve"> </w:t>
+      </w:r>
+      <w:proofErr w:type="gramStart"/>
+      <w:r>
+        <w:rPr>
+          <w:rFonts w:ascii="나눔고딕" w:eastAsia="나눔고딕" w:hAnsi="나눔고딕" w:cs="Courier New" w:hint="eastAsia"/>
+          <w:color w:val="F8F8F2"/>
+          <w:sz w:val="14"/>
+          <w:szCs w:val="14"/>
+        </w:rPr>
+        <w:t>state;</w:t>
+      </w:r>
+      <w:proofErr w:type="gramEnd"/>
     </w:p>
     <w:p>
       <w:pPr>
@@ -22006,8 +22745,19 @@
           <w:sz w:val="14"/>
           <w:szCs w:val="14"/>
         </w:rPr>
-        <w:t xml:space="preserve"> type;</w:t>
-      </w:r>
+        <w:t xml:space="preserve"> </w:t>
+      </w:r>
+      <w:proofErr w:type="gramStart"/>
+      <w:r>
+        <w:rPr>
+          <w:rFonts w:ascii="나눔고딕" w:eastAsia="나눔고딕" w:hAnsi="나눔고딕" w:cs="Courier New" w:hint="eastAsia"/>
+          <w:color w:val="F8F8F2"/>
+          <w:sz w:val="14"/>
+          <w:szCs w:val="14"/>
+        </w:rPr>
+        <w:t>type;</w:t>
+      </w:r>
+      <w:proofErr w:type="gramEnd"/>
     </w:p>
     <w:p>
       <w:pPr>
@@ -22076,6 +22826,7 @@
         <w:t xml:space="preserve"> </w:t>
       </w:r>
       <w:proofErr w:type="spellStart"/>
+      <w:proofErr w:type="gramStart"/>
       <w:r>
         <w:rPr>
           <w:rFonts w:ascii="나눔고딕" w:eastAsia="나눔고딕" w:hAnsi="나눔고딕" w:cs="Courier New" w:hint="eastAsia"/>
@@ -22095,6 +22846,7 @@
         </w:rPr>
         <w:t>;</w:t>
       </w:r>
+      <w:proofErr w:type="gramEnd"/>
     </w:p>
     <w:p>
       <w:pPr>
@@ -22158,8 +22910,19 @@
           <w:sz w:val="14"/>
           <w:szCs w:val="14"/>
         </w:rPr>
-        <w:t xml:space="preserve"> pos;</w:t>
-      </w:r>
+        <w:t xml:space="preserve"> </w:t>
+      </w:r>
+      <w:proofErr w:type="gramStart"/>
+      <w:r>
+        <w:rPr>
+          <w:rFonts w:ascii="나눔고딕" w:eastAsia="나눔고딕" w:hAnsi="나눔고딕" w:cs="Courier New" w:hint="eastAsia"/>
+          <w:color w:val="F8F8F2"/>
+          <w:sz w:val="14"/>
+          <w:szCs w:val="14"/>
+        </w:rPr>
+        <w:t>pos;</w:t>
+      </w:r>
+      <w:proofErr w:type="gramEnd"/>
     </w:p>
     <w:p>
       <w:pPr>
@@ -22226,6 +22989,7 @@
         <w:t xml:space="preserve"> </w:t>
       </w:r>
       <w:proofErr w:type="spellStart"/>
+      <w:proofErr w:type="gramStart"/>
       <w:r>
         <w:rPr>
           <w:rFonts w:ascii="나눔고딕" w:eastAsia="나눔고딕" w:hAnsi="나눔고딕" w:cs="Courier New" w:hint="eastAsia"/>
@@ -22245,6 +23009,7 @@
         </w:rPr>
         <w:t>;</w:t>
       </w:r>
+      <w:proofErr w:type="gramEnd"/>
     </w:p>
     <w:p>
       <w:pPr>
@@ -22310,8 +23075,19 @@
           <w:sz w:val="14"/>
           <w:szCs w:val="14"/>
         </w:rPr>
-        <w:t xml:space="preserve"> state;</w:t>
-      </w:r>
+        <w:t xml:space="preserve"> </w:t>
+      </w:r>
+      <w:proofErr w:type="gramStart"/>
+      <w:r>
+        <w:rPr>
+          <w:rFonts w:ascii="나눔고딕" w:eastAsia="나눔고딕" w:hAnsi="나눔고딕" w:cs="Courier New" w:hint="eastAsia"/>
+          <w:color w:val="F8F8F2"/>
+          <w:sz w:val="14"/>
+          <w:szCs w:val="14"/>
+        </w:rPr>
+        <w:t>state;</w:t>
+      </w:r>
+      <w:proofErr w:type="gramEnd"/>
     </w:p>
     <w:p>
       <w:pPr>
@@ -22568,7 +23344,26 @@
           <w:szCs w:val="14"/>
         </w:rPr>
         <w:tab/>
-        <w:t>std::vector&lt;</w:t>
+      </w:r>
+      <w:proofErr w:type="gramStart"/>
+      <w:r>
+        <w:rPr>
+          <w:rFonts w:ascii="나눔고딕" w:eastAsia="나눔고딕" w:hAnsi="나눔고딕" w:cs="Courier New" w:hint="eastAsia"/>
+          <w:color w:val="F8F8F2"/>
+          <w:sz w:val="14"/>
+          <w:szCs w:val="14"/>
+        </w:rPr>
+        <w:t>std::</w:t>
+      </w:r>
+      <w:proofErr w:type="gramEnd"/>
+      <w:r>
+        <w:rPr>
+          <w:rFonts w:ascii="나눔고딕" w:eastAsia="나눔고딕" w:hAnsi="나눔고딕" w:cs="Courier New" w:hint="eastAsia"/>
+          <w:color w:val="F8F8F2"/>
+          <w:sz w:val="14"/>
+          <w:szCs w:val="14"/>
+        </w:rPr>
+        <w:t>vector&lt;</w:t>
       </w:r>
       <w:proofErr w:type="spellStart"/>
       <w:r>
@@ -22656,7 +23451,26 @@
           <w:szCs w:val="14"/>
         </w:rPr>
         <w:tab/>
-        <w:t>std::vector&lt;</w:t>
+      </w:r>
+      <w:proofErr w:type="gramStart"/>
+      <w:r>
+        <w:rPr>
+          <w:rFonts w:ascii="나눔고딕" w:eastAsia="나눔고딕" w:hAnsi="나눔고딕" w:cs="Courier New" w:hint="eastAsia"/>
+          <w:color w:val="F8F8F2"/>
+          <w:sz w:val="14"/>
+          <w:szCs w:val="14"/>
+        </w:rPr>
+        <w:t>std::</w:t>
+      </w:r>
+      <w:proofErr w:type="gramEnd"/>
+      <w:r>
+        <w:rPr>
+          <w:rFonts w:ascii="나눔고딕" w:eastAsia="나눔고딕" w:hAnsi="나눔고딕" w:cs="Courier New" w:hint="eastAsia"/>
+          <w:color w:val="F8F8F2"/>
+          <w:sz w:val="14"/>
+          <w:szCs w:val="14"/>
+        </w:rPr>
+        <w:t>vector&lt;</w:t>
       </w:r>
       <w:proofErr w:type="spellStart"/>
       <w:r>
@@ -22956,6 +23770,7 @@
         <w:t xml:space="preserve"> </w:t>
       </w:r>
       <w:proofErr w:type="spellStart"/>
+      <w:proofErr w:type="gramStart"/>
       <w:r>
         <w:rPr>
           <w:rFonts w:ascii="나눔고딕" w:eastAsia="나눔고딕" w:hAnsi="나눔고딕" w:cs="Courier New" w:hint="eastAsia"/>
@@ -22975,6 +23790,7 @@
         </w:rPr>
         <w:t>;</w:t>
       </w:r>
+      <w:proofErr w:type="gramEnd"/>
     </w:p>
     <w:p>
       <w:pPr>
@@ -23041,6 +23857,7 @@
         <w:t xml:space="preserve"> </w:t>
       </w:r>
       <w:proofErr w:type="spellStart"/>
+      <w:proofErr w:type="gramStart"/>
       <w:r>
         <w:rPr>
           <w:rFonts w:ascii="나눔고딕" w:eastAsia="나눔고딕" w:hAnsi="나눔고딕" w:cs="Courier New" w:hint="eastAsia"/>
@@ -23060,6 +23877,7 @@
         </w:rPr>
         <w:t>;</w:t>
       </w:r>
+      <w:proofErr w:type="gramEnd"/>
     </w:p>
     <w:p>
       <w:pPr>
@@ -23130,6 +23948,7 @@
         <w:t xml:space="preserve"> </w:t>
       </w:r>
       <w:proofErr w:type="spellStart"/>
+      <w:proofErr w:type="gramStart"/>
       <w:r>
         <w:rPr>
           <w:rFonts w:ascii="나눔고딕" w:eastAsia="나눔고딕" w:hAnsi="나눔고딕" w:cs="Courier New" w:hint="eastAsia"/>
@@ -23149,6 +23968,7 @@
         </w:rPr>
         <w:t>;</w:t>
       </w:r>
+      <w:proofErr w:type="gramEnd"/>
     </w:p>
     <w:p>
       <w:pPr>
@@ -23217,6 +24037,7 @@
         <w:t xml:space="preserve"> </w:t>
       </w:r>
       <w:proofErr w:type="spellStart"/>
+      <w:proofErr w:type="gramStart"/>
       <w:r>
         <w:rPr>
           <w:rFonts w:ascii="나눔고딕" w:eastAsia="나눔고딕" w:hAnsi="나눔고딕" w:cs="Courier New" w:hint="eastAsia"/>
@@ -23236,6 +24057,7 @@
         </w:rPr>
         <w:t>;</w:t>
       </w:r>
+      <w:proofErr w:type="gramEnd"/>
     </w:p>
     <w:p>
       <w:pPr>
@@ -23328,6 +24150,7 @@
           <w:sz w:val="14"/>
           <w:szCs w:val="14"/>
         </w:rPr>
+        <w:lastRenderedPageBreak/>
         <w:t> </w:t>
       </w:r>
     </w:p>
@@ -23514,6 +24337,7 @@
         <w:t xml:space="preserve"> </w:t>
       </w:r>
       <w:proofErr w:type="spellStart"/>
+      <w:proofErr w:type="gramStart"/>
       <w:r>
         <w:rPr>
           <w:rFonts w:ascii="나눔고딕" w:eastAsia="나눔고딕" w:hAnsi="나눔고딕" w:cs="Courier New" w:hint="eastAsia"/>
@@ -23533,6 +24357,7 @@
         </w:rPr>
         <w:t>;</w:t>
       </w:r>
+      <w:proofErr w:type="gramEnd"/>
     </w:p>
     <w:p>
       <w:pPr>
@@ -23599,6 +24424,7 @@
         <w:t xml:space="preserve"> </w:t>
       </w:r>
       <w:proofErr w:type="spellStart"/>
+      <w:proofErr w:type="gramStart"/>
       <w:r>
         <w:rPr>
           <w:rFonts w:ascii="나눔고딕" w:eastAsia="나눔고딕" w:hAnsi="나눔고딕" w:cs="Courier New" w:hint="eastAsia"/>
@@ -23618,6 +24444,7 @@
         </w:rPr>
         <w:t>;</w:t>
       </w:r>
+      <w:proofErr w:type="gramEnd"/>
     </w:p>
     <w:p>
       <w:pPr>
@@ -23688,6 +24515,7 @@
         <w:t xml:space="preserve"> </w:t>
       </w:r>
       <w:proofErr w:type="spellStart"/>
+      <w:proofErr w:type="gramStart"/>
       <w:r>
         <w:rPr>
           <w:rFonts w:ascii="나눔고딕" w:eastAsia="나눔고딕" w:hAnsi="나눔고딕" w:cs="Courier New" w:hint="eastAsia"/>
@@ -23707,6 +24535,7 @@
         </w:rPr>
         <w:t>;</w:t>
       </w:r>
+      <w:proofErr w:type="gramEnd"/>
     </w:p>
     <w:p>
       <w:pPr>
@@ -23777,6 +24606,7 @@
         <w:t xml:space="preserve"> </w:t>
       </w:r>
       <w:proofErr w:type="spellStart"/>
+      <w:proofErr w:type="gramStart"/>
       <w:r>
         <w:rPr>
           <w:rFonts w:ascii="나눔고딕" w:eastAsia="나눔고딕" w:hAnsi="나눔고딕" w:cs="Courier New" w:hint="eastAsia"/>
@@ -23796,6 +24626,7 @@
         </w:rPr>
         <w:t>;</w:t>
       </w:r>
+      <w:proofErr w:type="gramEnd"/>
     </w:p>
     <w:p>
       <w:pPr>
@@ -23886,7 +24717,7 @@
           <v:shape id="_x0000_i1025" type="#_x0000_t75" style="width:382.55pt;height:23.1pt" o:ole="">
             <v:imagedata r:id="rId7" o:title=""/>
           </v:shape>
-          <o:OLEObject Type="Embed" ProgID="Word.OpenDocumentText.12" ShapeID="_x0000_i1025" DrawAspect="Content" ObjectID="_1835530662" r:id="rId8"/>
+          <o:OLEObject Type="Embed" ProgID="Word.OpenDocumentText.12" ShapeID="_x0000_i1025" DrawAspect="Content" ObjectID="_1835532860" r:id="rId8"/>
         </w:object>
       </w:r>
     </w:p>
@@ -24074,6 +24905,7 @@
         <w:rPr>
           <w:rFonts w:ascii="나눔고딕" w:eastAsia="나눔고딕" w:hAnsi="나눔고딕" w:hint="eastAsia"/>
         </w:rPr>
+        <w:lastRenderedPageBreak/>
         <w:t>로직</w:t>
       </w:r>
       <w:bookmarkEnd w:id="2"/>
@@ -24793,16 +25625,7 @@
                 <w:sz w:val="20"/>
                 <w:szCs w:val="20"/>
               </w:rPr>
-              <w:t xml:space="preserve">, Item은 Inventory 내에서 무게 </w:t>
-            </w:r>
-            <w:r>
-              <w:rPr>
-                <w:rFonts w:ascii="나눔고딕" w:eastAsia="나눔고딕" w:hAnsi="나눔고딕" w:hint="eastAsia"/>
-                <w:sz w:val="20"/>
-                <w:szCs w:val="20"/>
-              </w:rPr>
-              <w:lastRenderedPageBreak/>
-              <w:t>표시</w:t>
+              <w:t>, Item은 Inventory 내에서 무게 표시</w:t>
             </w:r>
           </w:p>
           <w:p>
@@ -24921,7 +25744,6 @@
                 <w:sz w:val="20"/>
                 <w:szCs w:val="20"/>
               </w:rPr>
-              <w:lastRenderedPageBreak/>
               <w:t>5</w:t>
             </w:r>
           </w:p>
@@ -25009,7 +25831,7 @@
           <w:p>
             <w:pPr>
               <w:rPr>
-                <w:rFonts w:ascii="나눔고딕" w:eastAsia="나눔고딕" w:hAnsi="나눔고딕" w:hint="eastAsia"/>
+                <w:rFonts w:ascii="나눔고딕" w:eastAsia="나눔고딕" w:hAnsi="나눔고딕"/>
                 <w:color w:val="FF99FF"/>
                 <w:sz w:val="20"/>
                 <w:szCs w:val="20"/>
@@ -25460,63 +26282,11 @@
                 <w:szCs w:val="20"/>
               </w:rPr>
             </w:pPr>
-            <w:r>
-              <w:rPr>
-                <w:rFonts w:ascii="나눔고딕" w:eastAsia="나눔고딕" w:hAnsi="나눔고딕" w:hint="eastAsia"/>
-                <w:sz w:val="20"/>
-                <w:szCs w:val="20"/>
-              </w:rPr>
-              <w:noBreakHyphen/>
-              <w:t xml:space="preserve"> 해당 클라이언트의 위치</w:t>
-            </w:r>
-            <w:r>
-              <w:rPr>
-                <w:rFonts w:ascii="나눔고딕" w:eastAsia="나눔고딕" w:hAnsi="나눔고딕" w:hint="eastAsia"/>
-                <w:sz w:val="20"/>
-                <w:szCs w:val="20"/>
-              </w:rPr>
-              <w:t>나 근처에</w:t>
-            </w:r>
-            <w:r>
-              <w:rPr>
-                <w:rFonts w:ascii="나눔고딕" w:eastAsia="나눔고딕" w:hAnsi="나눔고딕" w:hint="eastAsia"/>
-                <w:sz w:val="20"/>
-                <w:szCs w:val="20"/>
-              </w:rPr>
-              <w:t xml:space="preserve"> Item/Tool 생성하는 </w:t>
-            </w:r>
-            <w:proofErr w:type="spellStart"/>
-            <w:r>
-              <w:rPr>
-                <w:rFonts w:ascii="나눔고딕" w:eastAsia="나눔고딕" w:hAnsi="나눔고딕" w:hint="eastAsia"/>
-                <w:sz w:val="20"/>
-                <w:szCs w:val="20"/>
-              </w:rPr>
-              <w:t>S_AddObject_Packet</w:t>
-            </w:r>
-            <w:proofErr w:type="spellEnd"/>
-            <w:r>
-              <w:rPr>
-                <w:rFonts w:ascii="나눔고딕" w:eastAsia="나눔고딕" w:hAnsi="나눔고딕" w:hint="eastAsia"/>
-                <w:sz w:val="20"/>
-                <w:szCs w:val="20"/>
-              </w:rPr>
-              <w:t xml:space="preserve"> 패킷 송신</w:t>
-            </w:r>
           </w:p>
           <w:p>
             <w:pPr>
               <w:rPr>
                 <w:rFonts w:ascii="나눔고딕" w:eastAsia="나눔고딕" w:hAnsi="나눔고딕"/>
-                <w:sz w:val="20"/>
-                <w:szCs w:val="20"/>
-              </w:rPr>
-            </w:pPr>
-          </w:p>
-          <w:p>
-            <w:pPr>
-              <w:rPr>
-                <w:rFonts w:ascii="나눔고딕" w:eastAsia="나눔고딕" w:hAnsi="나눔고딕" w:hint="eastAsia"/>
                 <w:sz w:val="20"/>
                 <w:szCs w:val="20"/>
               </w:rPr>
@@ -25863,7 +26633,7 @@
           <w:p>
             <w:pPr>
               <w:rPr>
-                <w:rFonts w:ascii="나눔고딕" w:eastAsia="나눔고딕" w:hAnsi="나눔고딕"/>
+                <w:rFonts w:ascii="나눔고딕" w:eastAsia="나눔고딕" w:hAnsi="나눔고딕" w:hint="eastAsia"/>
                 <w:sz w:val="20"/>
                 <w:szCs w:val="20"/>
               </w:rPr>
@@ -25874,25 +26644,7 @@
                 <w:sz w:val="20"/>
                 <w:szCs w:val="20"/>
               </w:rPr>
-              <w:t xml:space="preserve">- </w:t>
-            </w:r>
-            <w:proofErr w:type="spellStart"/>
-            <w:r>
-              <w:rPr>
-                <w:rFonts w:ascii="나눔고딕" w:eastAsia="나눔고딕" w:hAnsi="나눔고딕" w:hint="eastAsia"/>
-                <w:sz w:val="20"/>
-                <w:szCs w:val="20"/>
-              </w:rPr>
-              <w:t>S_AddObject_Packet</w:t>
-            </w:r>
-            <w:proofErr w:type="spellEnd"/>
-            <w:r>
-              <w:rPr>
-                <w:rFonts w:ascii="나눔고딕" w:eastAsia="나눔고딕" w:hAnsi="나눔고딕" w:hint="eastAsia"/>
-                <w:sz w:val="20"/>
-                <w:szCs w:val="20"/>
-              </w:rPr>
-              <w:t>을 수신하면, 그 위치에 Item/Tool을 생성</w:t>
+              <w:t>- 공통: 그 위치에 Item/Tool 생성</w:t>
             </w:r>
           </w:p>
         </w:tc>
@@ -26030,6 +26782,7 @@
                 <w:sz w:val="20"/>
                 <w:szCs w:val="20"/>
               </w:rPr>
+              <w:lastRenderedPageBreak/>
               <w:t>1-1</w:t>
             </w:r>
           </w:p>
@@ -26076,7 +26829,23 @@
                 <w:sz w:val="20"/>
                 <w:szCs w:val="20"/>
               </w:rPr>
-              <w:t xml:space="preserve">Tool 변경 입력(마우스 휠) 후 0.5초 동안 입력이 없으면 현재 들고 있는Tool 변경후, </w:t>
+              <w:t>Tool 변경 입력(마우스 휠)</w:t>
+            </w:r>
+            <w:r>
+              <w:rPr>
+                <w:rFonts w:ascii="나눔고딕" w:eastAsia="나눔고딕" w:hAnsi="나눔고딕" w:hint="eastAsia"/>
+                <w:sz w:val="20"/>
+                <w:szCs w:val="20"/>
+              </w:rPr>
+              <w:t>시 클라이언트는 바로 들고 있는 도구를 바꿈.</w:t>
+            </w:r>
+            <w:r>
+              <w:rPr>
+                <w:rFonts w:ascii="나눔고딕" w:eastAsia="나눔고딕" w:hAnsi="나눔고딕" w:hint="eastAsia"/>
+                <w:sz w:val="20"/>
+                <w:szCs w:val="20"/>
+              </w:rPr>
+              <w:t xml:space="preserve"> 0.5초 동안 입력이 없으면, </w:t>
             </w:r>
             <w:proofErr w:type="spellStart"/>
             <w:r>
@@ -26110,7 +26879,7 @@
           <w:p>
             <w:pPr>
               <w:rPr>
-                <w:rFonts w:ascii="나눔고딕" w:eastAsia="나눔고딕" w:hAnsi="나눔고딕" w:hint="eastAsia"/>
+                <w:rFonts w:ascii="나눔고딕" w:eastAsia="나눔고딕" w:hAnsi="나눔고딕"/>
                 <w:sz w:val="20"/>
                 <w:szCs w:val="20"/>
               </w:rPr>
@@ -26213,7 +26982,23 @@
                 <w:sz w:val="20"/>
                 <w:szCs w:val="20"/>
               </w:rPr>
-              <w:t xml:space="preserve">- 유효성 검사 후, 해당 클라이언트가 들고 있는 Tool이 유효하지 않다면 해당 클라이언트에게 </w:t>
+              <w:t>- 유효성 검사 후, 해당 클라이언트가 들고 있는 Tool이 유효하지 않다면 해당 클라이언트</w:t>
+            </w:r>
+            <w:r>
+              <w:rPr>
+                <w:rFonts w:ascii="나눔고딕" w:eastAsia="나눔고딕" w:hAnsi="나눔고딕" w:hint="eastAsia"/>
+                <w:sz w:val="20"/>
+                <w:szCs w:val="20"/>
+              </w:rPr>
+              <w:t xml:space="preserve"> 및 다른 클라이언트</w:t>
+            </w:r>
+            <w:r>
+              <w:rPr>
+                <w:rFonts w:ascii="나눔고딕" w:eastAsia="나눔고딕" w:hAnsi="나눔고딕" w:hint="eastAsia"/>
+                <w:sz w:val="20"/>
+                <w:szCs w:val="20"/>
+              </w:rPr>
+              <w:t xml:space="preserve">에게 </w:t>
             </w:r>
             <w:r>
               <w:rPr>
@@ -26223,57 +27008,6 @@
                 <w:highlight w:val="magenta"/>
               </w:rPr>
               <w:t>S_***_Packet</w:t>
-            </w:r>
-            <w:r>
-              <w:rPr>
-                <w:rFonts w:ascii="나눔고딕" w:eastAsia="나눔고딕" w:hAnsi="나눔고딕" w:hint="eastAsia"/>
-                <w:sz w:val="20"/>
-                <w:szCs w:val="20"/>
-              </w:rPr>
-              <w:t xml:space="preserve"> 송신</w:t>
-            </w:r>
-          </w:p>
-          <w:p>
-            <w:pPr>
-              <w:ind w:left="564" w:hangingChars="300" w:hanging="564"/>
-              <w:rPr>
-                <w:rFonts w:ascii="나눔고딕" w:eastAsia="나눔고딕" w:hAnsi="나눔고딕"/>
-                <w:sz w:val="20"/>
-                <w:szCs w:val="20"/>
-              </w:rPr>
-            </w:pPr>
-            <w:r>
-              <w:rPr>
-                <w:rFonts w:ascii="나눔고딕" w:eastAsia="나눔고딕" w:hAnsi="나눔고딕" w:hint="eastAsia"/>
-                <w:sz w:val="20"/>
-                <w:szCs w:val="20"/>
-              </w:rPr>
-              <w:t>- 다른 클라이언트에게 해당 클라이언트가 들고 있는 도구 정보</w:t>
-            </w:r>
-            <w:r>
-              <w:rPr>
-                <w:rFonts w:ascii="나눔고딕" w:eastAsia="나눔고딕" w:hAnsi="나눔고딕" w:hint="eastAsia"/>
-                <w:sz w:val="20"/>
-                <w:szCs w:val="20"/>
-              </w:rPr>
-              <w:t>인</w:t>
-            </w:r>
-            <w:r>
-              <w:rPr>
-                <w:rFonts w:ascii="나눔고딕" w:eastAsia="나눔고딕" w:hAnsi="나눔고딕" w:hint="eastAsia"/>
-                <w:sz w:val="20"/>
-                <w:szCs w:val="20"/>
-              </w:rPr>
-              <w:t xml:space="preserve"> </w:t>
-            </w:r>
-            <w:r>
-              <w:rPr>
-                <w:rFonts w:ascii="나눔고딕" w:eastAsia="나눔고딕" w:hAnsi="나눔고딕" w:hint="eastAsia"/>
-                <w:sz w:val="20"/>
-                <w:szCs w:val="20"/>
-                <w:highlight w:val="green"/>
-              </w:rPr>
-              <w:t>S_###_Packet</w:t>
             </w:r>
             <w:r>
               <w:rPr>
@@ -26298,7 +27032,7 @@
             <w:pPr>
               <w:ind w:left="564" w:hangingChars="300" w:hanging="564"/>
               <w:rPr>
-                <w:rFonts w:ascii="나눔고딕" w:eastAsia="나눔고딕" w:hAnsi="나눔고딕" w:hint="eastAsia"/>
+                <w:rFonts w:ascii="나눔고딕" w:eastAsia="나눔고딕" w:hAnsi="나눔고딕"/>
                 <w:sz w:val="20"/>
                 <w:szCs w:val="20"/>
               </w:rPr>
@@ -26476,7 +27210,23 @@
                 <w:sz w:val="20"/>
                 <w:szCs w:val="20"/>
               </w:rPr>
-              <w:t xml:space="preserve">을 수신하면, 현재 들고 있는 Tool이 잘못됐다는 것이므로 서버 </w:t>
+              <w:t xml:space="preserve">을 수신하면, </w:t>
+            </w:r>
+            <w:r>
+              <w:rPr>
+                <w:rFonts w:ascii="나눔고딕" w:eastAsia="나눔고딕" w:hAnsi="나눔고딕" w:hint="eastAsia"/>
+                <w:sz w:val="20"/>
+                <w:szCs w:val="20"/>
+              </w:rPr>
+              <w:t xml:space="preserve">해당 클라이언트 및 다른 클라이언트에게 </w:t>
+            </w:r>
+            <w:r>
+              <w:rPr>
+                <w:rFonts w:ascii="나눔고딕" w:eastAsia="나눔고딕" w:hAnsi="나눔고딕" w:hint="eastAsia"/>
+                <w:sz w:val="20"/>
+                <w:szCs w:val="20"/>
+              </w:rPr>
+              <w:t xml:space="preserve">서버 </w:t>
             </w:r>
             <w:r>
               <w:rPr>
@@ -26492,16 +27242,7 @@
                 <w:sz w:val="20"/>
                 <w:szCs w:val="20"/>
               </w:rPr>
-              <w:t>대</w:t>
-            </w:r>
-            <w:r>
-              <w:rPr>
-                <w:rFonts w:ascii="나눔고딕" w:eastAsia="나눔고딕" w:hAnsi="나눔고딕" w:hint="eastAsia"/>
-                <w:sz w:val="20"/>
-                <w:szCs w:val="20"/>
-              </w:rPr>
-              <w:lastRenderedPageBreak/>
-              <w:t>로 현재 들고 있는 Tool 변경</w:t>
+              <w:t>대로 현재 들고 있는 Tool 변경</w:t>
             </w:r>
             <w:r>
               <w:rPr>
@@ -26510,40 +27251,6 @@
                 <w:szCs w:val="20"/>
               </w:rPr>
               <w:t xml:space="preserve"> or 삭제</w:t>
-            </w:r>
-          </w:p>
-          <w:p>
-            <w:pPr>
-              <w:rPr>
-                <w:rFonts w:ascii="나눔고딕" w:eastAsia="나눔고딕" w:hAnsi="나눔고딕"/>
-                <w:sz w:val="20"/>
-                <w:szCs w:val="20"/>
-              </w:rPr>
-            </w:pPr>
-            <w:r>
-              <w:rPr>
-                <w:rFonts w:ascii="나눔고딕" w:eastAsia="나눔고딕" w:hAnsi="나눔고딕" w:hint="eastAsia"/>
-                <w:sz w:val="20"/>
-                <w:szCs w:val="20"/>
-              </w:rPr>
-              <w:t xml:space="preserve">- </w:t>
-            </w:r>
-            <w:r>
-              <w:rPr>
-                <w:rFonts w:ascii="나눔고딕" w:eastAsia="나눔고딕" w:hAnsi="나눔고딕" w:hint="eastAsia"/>
-                <w:sz w:val="20"/>
-                <w:szCs w:val="20"/>
-                <w:highlight w:val="green"/>
-              </w:rPr>
-              <w:t>S_###_Packet</w:t>
-            </w:r>
-            <w:r>
-              <w:rPr>
-                <w:rFonts w:ascii="나눔고딕" w:eastAsia="나눔고딕" w:hAnsi="나눔고딕" w:hint="eastAsia"/>
-                <w:sz w:val="20"/>
-                <w:szCs w:val="20"/>
-              </w:rPr>
-              <w:t xml:space="preserve">을 수신하면, 다른 클라이언트가 들고 있는 Tool 변경 </w:t>
             </w:r>
           </w:p>
           <w:p>
@@ -26558,7 +27265,7 @@
           <w:p>
             <w:pPr>
               <w:rPr>
-                <w:rFonts w:ascii="나눔고딕" w:eastAsia="나눔고딕" w:hAnsi="나눔고딕" w:hint="eastAsia"/>
+                <w:rFonts w:ascii="나눔고딕" w:eastAsia="나눔고딕" w:hAnsi="나눔고딕"/>
                 <w:sz w:val="20"/>
                 <w:szCs w:val="20"/>
               </w:rPr>
@@ -26645,7 +27352,6 @@
                 <w:sz w:val="20"/>
                 <w:szCs w:val="20"/>
               </w:rPr>
-              <w:lastRenderedPageBreak/>
               <w:t>2-1</w:t>
             </w:r>
           </w:p>
@@ -26679,6 +27385,7 @@
           </w:tcPr>
           <w:p>
             <w:pPr>
+              <w:ind w:left="376" w:hangingChars="200" w:hanging="376"/>
               <w:rPr>
                 <w:rFonts w:ascii="나눔고딕" w:eastAsia="나눔고딕" w:hAnsi="나눔고딕"/>
                 <w:sz w:val="20"/>
@@ -26710,6 +27417,32 @@
                 <w:szCs w:val="20"/>
               </w:rPr>
               <w:t xml:space="preserve">)하면 </w:t>
+            </w:r>
+            <w:r>
+              <w:rPr>
+                <w:rFonts w:ascii="나눔고딕" w:eastAsia="나눔고딕" w:hAnsi="나눔고딕" w:hint="eastAsia"/>
+                <w:sz w:val="20"/>
+                <w:szCs w:val="20"/>
+              </w:rPr>
+              <w:t xml:space="preserve">해당 </w:t>
+            </w:r>
+            <w:proofErr w:type="spellStart"/>
+            <w:r>
+              <w:rPr>
+                <w:rFonts w:ascii="나눔고딕" w:eastAsia="나눔고딕" w:hAnsi="나눔고딕" w:hint="eastAsia"/>
+                <w:sz w:val="20"/>
+                <w:szCs w:val="20"/>
+              </w:rPr>
+              <w:t>클라이언트는바로애니메이션</w:t>
+            </w:r>
+            <w:proofErr w:type="spellEnd"/>
+            <w:r>
+              <w:rPr>
+                <w:rFonts w:ascii="나눔고딕" w:eastAsia="나눔고딕" w:hAnsi="나눔고딕" w:hint="eastAsia"/>
+                <w:sz w:val="20"/>
+                <w:szCs w:val="20"/>
+              </w:rPr>
+              <w:t xml:space="preserve"> 및 </w:t>
             </w:r>
             <w:proofErr w:type="spellStart"/>
             <w:r>
@@ -26835,8 +27568,18 @@
                 <w:sz w:val="20"/>
                 <w:szCs w:val="20"/>
               </w:rPr>
-              <w:t xml:space="preserve"> Id로 타입 구별되면 상관없지만..</w:t>
-            </w:r>
+              <w:t xml:space="preserve"> Id로 타입 구별되면 </w:t>
+            </w:r>
+            <w:proofErr w:type="gramStart"/>
+            <w:r>
+              <w:rPr>
+                <w:rFonts w:ascii="나눔고딕" w:eastAsia="나눔고딕" w:hAnsi="나눔고딕" w:hint="eastAsia"/>
+                <w:sz w:val="20"/>
+                <w:szCs w:val="20"/>
+              </w:rPr>
+              <w:t>상관없지만..</w:t>
+            </w:r>
+            <w:proofErr w:type="gramEnd"/>
           </w:p>
           <w:p>
             <w:pPr>
@@ -26957,7 +27700,27 @@
                 <w:sz w:val="20"/>
                 <w:szCs w:val="20"/>
               </w:rPr>
-              <w:t xml:space="preserve"> 판단할거라 </w:t>
+              <w:t xml:space="preserve"> </w:t>
+            </w:r>
+            <w:proofErr w:type="gramStart"/>
+            <w:r>
+              <w:rPr>
+                <w:rFonts w:ascii="나눔고딕" w:eastAsia="나눔고딕" w:hAnsi="나눔고딕" w:hint="eastAsia"/>
+                <w:color w:val="FF99FF"/>
+                <w:sz w:val="20"/>
+                <w:szCs w:val="20"/>
+              </w:rPr>
+              <w:t>판단할거라</w:t>
+            </w:r>
+            <w:proofErr w:type="gramEnd"/>
+            <w:r>
+              <w:rPr>
+                <w:rFonts w:ascii="나눔고딕" w:eastAsia="나눔고딕" w:hAnsi="나눔고딕" w:hint="eastAsia"/>
+                <w:color w:val="FF99FF"/>
+                <w:sz w:val="20"/>
+                <w:szCs w:val="20"/>
+              </w:rPr>
+              <w:t xml:space="preserve"> </w:t>
             </w:r>
             <w:proofErr w:type="spellStart"/>
             <w:r>
@@ -26983,7 +27746,7 @@
           <w:p>
             <w:pPr>
               <w:rPr>
-                <w:rFonts w:ascii="나눔고딕" w:eastAsia="나눔고딕" w:hAnsi="나눔고딕" w:hint="eastAsia"/>
+                <w:rFonts w:ascii="나눔고딕" w:eastAsia="나눔고딕" w:hAnsi="나눔고딕"/>
                 <w:color w:val="FF99FF"/>
                 <w:sz w:val="20"/>
                 <w:szCs w:val="20"/>
@@ -27039,8 +27802,26 @@
                 <w:sz w:val="20"/>
                 <w:szCs w:val="20"/>
               </w:rPr>
-              <w:t xml:space="preserve"> 바로 애니메이션??? 아니면 서버 확인 받고</w:t>
-            </w:r>
+              <w:t xml:space="preserve"> 바로 애니메이션??? 아니면 서버 </w:t>
+            </w:r>
+            <w:proofErr w:type="spellStart"/>
+            <w:r>
+              <w:rPr>
+                <w:rFonts w:ascii="나눔고딕" w:eastAsia="나눔고딕" w:hAnsi="나눔고딕" w:hint="eastAsia"/>
+                <w:sz w:val="20"/>
+                <w:szCs w:val="20"/>
+              </w:rPr>
+              <w:t>확인</w:t>
+            </w:r>
+            <w:r>
+              <w:rPr>
+                <w:rFonts w:ascii="나눔고딕" w:eastAsia="나눔고딕" w:hAnsi="나눔고딕"/>
+                <w:sz w:val="20"/>
+                <w:szCs w:val="20"/>
+              </w:rPr>
+              <w:t>받고</w:t>
+            </w:r>
+            <w:proofErr w:type="spellEnd"/>
             <w:r>
               <w:rPr>
                 <w:rFonts w:ascii="나눔고딕" w:eastAsia="나눔고딕" w:hAnsi="나눔고딕" w:hint="eastAsia"/>
@@ -27053,7 +27834,7 @@
           <w:p>
             <w:pPr>
               <w:rPr>
-                <w:rFonts w:ascii="나눔고딕" w:eastAsia="나눔고딕" w:hAnsi="나눔고딕" w:hint="eastAsia"/>
+                <w:rFonts w:ascii="나눔고딕" w:eastAsia="나눔고딕" w:hAnsi="나눔고딕"/>
                 <w:color w:val="FF99FF"/>
                 <w:sz w:val="20"/>
                 <w:szCs w:val="20"/>
@@ -27177,7 +27958,7 @@
           <w:p>
             <w:pPr>
               <w:rPr>
-                <w:rFonts w:ascii="나눔고딕" w:eastAsia="나눔고딕" w:hAnsi="나눔고딕" w:hint="eastAsia"/>
+                <w:rFonts w:ascii="나눔고딕" w:eastAsia="나눔고딕" w:hAnsi="나눔고딕"/>
                 <w:color w:val="FF99FF"/>
                 <w:sz w:val="20"/>
                 <w:szCs w:val="20"/>
@@ -27200,6 +27981,25 @@
                 <w:szCs w:val="20"/>
               </w:rPr>
               <w:t>서버에서 총알 맞고 삭제 위치 보내면 처리하기. 근데 우리 총알 날아가는 게 보임??</w:t>
+            </w:r>
+          </w:p>
+          <w:p>
+            <w:pPr>
+              <w:rPr>
+                <w:rFonts w:ascii="나눔고딕" w:eastAsia="나눔고딕" w:hAnsi="나눔고딕" w:hint="eastAsia"/>
+                <w:color w:val="FF99FF"/>
+                <w:sz w:val="20"/>
+                <w:szCs w:val="20"/>
+              </w:rPr>
+            </w:pPr>
+            <w:r>
+              <w:rPr>
+                <w:rFonts w:ascii="나눔고딕" w:eastAsia="나눔고딕" w:hAnsi="나눔고딕" w:hint="eastAsia"/>
+                <w:color w:val="83CAEB" w:themeColor="accent1" w:themeTint="66"/>
+                <w:sz w:val="20"/>
+                <w:szCs w:val="20"/>
+              </w:rPr>
+              <w:t>=&gt; 총알 날아가는 건 안 보이고 충돌된 위치만 보이는 것</w:t>
             </w:r>
           </w:p>
         </w:tc>
@@ -27287,15 +28087,15 @@
                 <w:sz w:val="20"/>
                 <w:szCs w:val="20"/>
               </w:rPr>
-              <w:t xml:space="preserve">- </w:t>
-            </w:r>
-            <w:r>
-              <w:rPr>
-                <w:rFonts w:ascii="나눔고딕" w:eastAsia="나눔고딕" w:hAnsi="나눔고딕" w:hint="eastAsia"/>
-                <w:sz w:val="20"/>
-                <w:szCs w:val="20"/>
-              </w:rPr>
-              <w:t>해당 클라이언트</w:t>
+              <w:t xml:space="preserve">- 다른 </w:t>
+            </w:r>
+            <w:r>
+              <w:rPr>
+                <w:rFonts w:ascii="나눔고딕" w:eastAsia="나눔고딕" w:hAnsi="나눔고딕" w:hint="eastAsia"/>
+                <w:sz w:val="20"/>
+                <w:szCs w:val="20"/>
+              </w:rPr>
+              <w:t>클라이언트</w:t>
             </w:r>
             <w:r>
               <w:rPr>
@@ -27311,124 +28111,50 @@
                 <w:rFonts w:ascii="나눔고딕" w:eastAsia="나눔고딕" w:hAnsi="나눔고딕" w:hint="eastAsia"/>
                 <w:sz w:val="20"/>
                 <w:szCs w:val="20"/>
-                <w:highlight w:val="red"/>
+                <w:shd w:val="clear" w:color="auto" w:fill="FFFFFF" w:themeFill="background1"/>
               </w:rPr>
               <w:t>S_UpdateObjectState</w:t>
             </w:r>
+            <w:r>
+              <w:rPr>
+                <w:rFonts w:ascii="나눔고딕" w:eastAsia="나눔고딕" w:hAnsi="나눔고딕" w:hint="eastAsia"/>
+                <w:sz w:val="20"/>
+                <w:szCs w:val="20"/>
+                <w:shd w:val="clear" w:color="auto" w:fill="FFFFFF" w:themeFill="background1"/>
+              </w:rPr>
+              <w:t>_Packet</w:t>
+            </w:r>
             <w:proofErr w:type="spellEnd"/>
             <w:r>
               <w:rPr>
                 <w:rFonts w:ascii="나눔고딕" w:eastAsia="나눔고딕" w:hAnsi="나눔고딕" w:hint="eastAsia"/>
                 <w:sz w:val="20"/>
                 <w:szCs w:val="20"/>
-                <w:highlight w:val="red"/>
-              </w:rPr>
-              <w:t xml:space="preserve">(아니면 </w:t>
-            </w:r>
-            <w:proofErr w:type="spellStart"/>
-            <w:r>
-              <w:rPr>
-                <w:rFonts w:ascii="나눔고딕" w:eastAsia="나눔고딕" w:hAnsi="나눔고딕" w:hint="eastAsia"/>
-                <w:sz w:val="20"/>
-                <w:szCs w:val="20"/>
-                <w:highlight w:val="red"/>
-              </w:rPr>
-              <w:t>S_UseTool_Packet</w:t>
-            </w:r>
-            <w:proofErr w:type="spellEnd"/>
-            <w:r>
-              <w:rPr>
-                <w:rFonts w:ascii="나눔고딕" w:eastAsia="나눔고딕" w:hAnsi="나눔고딕" w:hint="eastAsia"/>
-                <w:sz w:val="20"/>
-                <w:szCs w:val="20"/>
-              </w:rPr>
-              <w:t>) 송신</w:t>
-            </w:r>
-            <w:r>
-              <w:rPr>
-                <w:rFonts w:ascii="나눔고딕" w:eastAsia="나눔고딕" w:hAnsi="나눔고딕" w:hint="eastAsia"/>
-                <w:sz w:val="20"/>
-                <w:szCs w:val="20"/>
-              </w:rPr>
-              <w:t>(서버 확인 없이 애니메이션 한다면 이 단계 삭제 필요)</w:t>
+              </w:rPr>
+              <w:t xml:space="preserve"> </w:t>
+            </w:r>
+            <w:r>
+              <w:rPr>
+                <w:rFonts w:ascii="나눔고딕" w:eastAsia="나눔고딕" w:hAnsi="나눔고딕" w:hint="eastAsia"/>
+                <w:sz w:val="20"/>
+                <w:szCs w:val="20"/>
+              </w:rPr>
+              <w:t>송신</w:t>
             </w:r>
           </w:p>
           <w:p>
             <w:pPr>
               <w:rPr>
-                <w:rFonts w:ascii="나눔고딕" w:eastAsia="나눔고딕" w:hAnsi="나눔고딕"/>
+                <w:rFonts w:ascii="나눔고딕" w:eastAsia="나눔고딕" w:hAnsi="나눔고딕" w:hint="eastAsia"/>
                 <w:sz w:val="20"/>
                 <w:szCs w:val="20"/>
               </w:rPr>
             </w:pPr>
-            <w:r>
-              <w:rPr>
-                <w:rFonts w:ascii="나눔고딕" w:eastAsia="나눔고딕" w:hAnsi="나눔고딕" w:hint="eastAsia"/>
-                <w:sz w:val="20"/>
-                <w:szCs w:val="20"/>
-              </w:rPr>
-              <w:t xml:space="preserve">- 다른 </w:t>
-            </w:r>
-            <w:r>
-              <w:rPr>
-                <w:rFonts w:ascii="나눔고딕" w:eastAsia="나눔고딕" w:hAnsi="나눔고딕" w:hint="eastAsia"/>
-                <w:sz w:val="20"/>
-                <w:szCs w:val="20"/>
-              </w:rPr>
-              <w:t>클라이언트</w:t>
-            </w:r>
-            <w:r>
-              <w:rPr>
-                <w:rFonts w:ascii="나눔고딕" w:eastAsia="나눔고딕" w:hAnsi="나눔고딕" w:hint="eastAsia"/>
-                <w:sz w:val="20"/>
-                <w:szCs w:val="20"/>
-              </w:rPr>
-              <w:t xml:space="preserve">: </w:t>
-            </w:r>
-            <w:proofErr w:type="spellStart"/>
-            <w:r>
-              <w:rPr>
-                <w:rFonts w:ascii="나눔고딕" w:eastAsia="나눔고딕" w:hAnsi="나눔고딕" w:hint="eastAsia"/>
-                <w:sz w:val="20"/>
-                <w:szCs w:val="20"/>
-                <w:highlight w:val="red"/>
-              </w:rPr>
-              <w:t>S_UpdateObjectState</w:t>
-            </w:r>
-            <w:proofErr w:type="spellEnd"/>
-            <w:r>
-              <w:rPr>
-                <w:rFonts w:ascii="나눔고딕" w:eastAsia="나눔고딕" w:hAnsi="나눔고딕" w:hint="eastAsia"/>
-                <w:sz w:val="20"/>
-                <w:szCs w:val="20"/>
-                <w:highlight w:val="red"/>
-              </w:rPr>
-              <w:t xml:space="preserve">(아니면 </w:t>
-            </w:r>
-            <w:proofErr w:type="spellStart"/>
-            <w:r>
-              <w:rPr>
-                <w:rFonts w:ascii="나눔고딕" w:eastAsia="나눔고딕" w:hAnsi="나눔고딕" w:hint="eastAsia"/>
-                <w:sz w:val="20"/>
-                <w:szCs w:val="20"/>
-                <w:highlight w:val="red"/>
-              </w:rPr>
-              <w:t>S_UseTool_Packet</w:t>
-            </w:r>
-            <w:proofErr w:type="spellEnd"/>
-            <w:r>
-              <w:rPr>
-                <w:rFonts w:ascii="나눔고딕" w:eastAsia="나눔고딕" w:hAnsi="나눔고딕" w:hint="eastAsia"/>
-                <w:sz w:val="20"/>
-                <w:szCs w:val="20"/>
-              </w:rPr>
-              <w:t>) 송신</w:t>
-            </w:r>
           </w:p>
           <w:p>
             <w:pPr>
               <w:rPr>
-                <w:rFonts w:ascii="나눔고딕" w:eastAsia="나눔고딕" w:hAnsi="나눔고딕" w:hint="eastAsia"/>
+                <w:rFonts w:ascii="나눔고딕" w:eastAsia="나눔고딕" w:hAnsi="나눔고딕"/>
                 <w:sz w:val="20"/>
                 <w:szCs w:val="20"/>
               </w:rPr>
@@ -27489,7 +28215,27 @@
                 <w:sz w:val="20"/>
                 <w:szCs w:val="20"/>
               </w:rPr>
-              <w:t xml:space="preserve"> 애니메이션 시간 끝나고 서버가 다시 Idle로 바꾸던지 하긴 </w:t>
+              <w:t xml:space="preserve"> 애니메이션 시간 끝나고 서버가 다시 Idle로 </w:t>
+            </w:r>
+            <w:proofErr w:type="gramStart"/>
+            <w:r>
+              <w:rPr>
+                <w:rFonts w:ascii="나눔고딕" w:eastAsia="나눔고딕" w:hAnsi="나눔고딕" w:hint="eastAsia"/>
+                <w:color w:val="FF99FF"/>
+                <w:sz w:val="20"/>
+                <w:szCs w:val="20"/>
+              </w:rPr>
+              <w:t>바꾸던지</w:t>
+            </w:r>
+            <w:proofErr w:type="gramEnd"/>
+            <w:r>
+              <w:rPr>
+                <w:rFonts w:ascii="나눔고딕" w:eastAsia="나눔고딕" w:hAnsi="나눔고딕" w:hint="eastAsia"/>
+                <w:color w:val="FF99FF"/>
+                <w:sz w:val="20"/>
+                <w:szCs w:val="20"/>
+              </w:rPr>
+              <w:t xml:space="preserve"> 하긴 </w:t>
             </w:r>
             <w:proofErr w:type="spellStart"/>
             <w:r>
@@ -27628,7 +28374,7 @@
                 <w:sz w:val="20"/>
                 <w:szCs w:val="20"/>
               </w:rPr>
-              <w:t>해당 클라이언트</w:t>
+              <w:t>다른 클라이언트</w:t>
             </w:r>
             <w:r>
               <w:rPr>
@@ -27644,121 +28390,20 @@
                 <w:rFonts w:ascii="나눔고딕" w:eastAsia="나눔고딕" w:hAnsi="나눔고딕" w:hint="eastAsia"/>
                 <w:sz w:val="20"/>
                 <w:szCs w:val="20"/>
-                <w:highlight w:val="red"/>
+                <w:shd w:val="clear" w:color="auto" w:fill="FFFFFF" w:themeFill="background1"/>
               </w:rPr>
               <w:t>S_UpdateObjectState</w:t>
             </w:r>
+            <w:r>
+              <w:rPr>
+                <w:rFonts w:ascii="나눔고딕" w:eastAsia="나눔고딕" w:hAnsi="나눔고딕" w:hint="eastAsia"/>
+                <w:sz w:val="20"/>
+                <w:szCs w:val="20"/>
+                <w:shd w:val="clear" w:color="auto" w:fill="FFFFFF" w:themeFill="background1"/>
+              </w:rPr>
+              <w:t>_Packet</w:t>
+            </w:r>
             <w:proofErr w:type="spellEnd"/>
-            <w:r>
-              <w:rPr>
-                <w:rFonts w:ascii="나눔고딕" w:eastAsia="나눔고딕" w:hAnsi="나눔고딕" w:hint="eastAsia"/>
-                <w:sz w:val="20"/>
-                <w:szCs w:val="20"/>
-                <w:highlight w:val="red"/>
-              </w:rPr>
-              <w:t xml:space="preserve">(아니면 </w:t>
-            </w:r>
-            <w:proofErr w:type="spellStart"/>
-            <w:r>
-              <w:rPr>
-                <w:rFonts w:ascii="나눔고딕" w:eastAsia="나눔고딕" w:hAnsi="나눔고딕" w:hint="eastAsia"/>
-                <w:sz w:val="20"/>
-                <w:szCs w:val="20"/>
-                <w:highlight w:val="red"/>
-              </w:rPr>
-              <w:t>S_UseTool_Packet</w:t>
-            </w:r>
-            <w:proofErr w:type="spellEnd"/>
-            <w:r>
-              <w:rPr>
-                <w:rFonts w:ascii="나눔고딕" w:eastAsia="나눔고딕" w:hAnsi="나눔고딕" w:hint="eastAsia"/>
-                <w:sz w:val="20"/>
-                <w:szCs w:val="20"/>
-                <w:highlight w:val="red"/>
-              </w:rPr>
-              <w:t>)</w:t>
-            </w:r>
-            <w:r>
-              <w:rPr>
-                <w:rFonts w:ascii="나눔고딕" w:eastAsia="나눔고딕" w:hAnsi="나눔고딕" w:hint="eastAsia"/>
-                <w:sz w:val="20"/>
-                <w:szCs w:val="20"/>
-              </w:rPr>
-              <w:t>을 수신하면, 줍기 애니메이션 실행(서버 확인 없이 애니메이션 한다면 이 단계 삭제 필요)</w:t>
-            </w:r>
-          </w:p>
-          <w:p>
-            <w:pPr>
-              <w:rPr>
-                <w:rFonts w:ascii="나눔고딕" w:eastAsia="나눔고딕" w:hAnsi="나눔고딕"/>
-                <w:sz w:val="20"/>
-                <w:szCs w:val="20"/>
-              </w:rPr>
-            </w:pPr>
-            <w:r>
-              <w:rPr>
-                <w:rFonts w:ascii="나눔고딕" w:eastAsia="나눔고딕" w:hAnsi="나눔고딕" w:hint="eastAsia"/>
-                <w:sz w:val="20"/>
-                <w:szCs w:val="20"/>
-              </w:rPr>
-              <w:t xml:space="preserve">- </w:t>
-            </w:r>
-            <w:r>
-              <w:rPr>
-                <w:rFonts w:ascii="나눔고딕" w:eastAsia="나눔고딕" w:hAnsi="나눔고딕" w:hint="eastAsia"/>
-                <w:sz w:val="20"/>
-                <w:szCs w:val="20"/>
-              </w:rPr>
-              <w:t>다른 클라이언트</w:t>
-            </w:r>
-            <w:r>
-              <w:rPr>
-                <w:rFonts w:ascii="나눔고딕" w:eastAsia="나눔고딕" w:hAnsi="나눔고딕" w:hint="eastAsia"/>
-                <w:sz w:val="20"/>
-                <w:szCs w:val="20"/>
-              </w:rPr>
-              <w:t xml:space="preserve">: </w:t>
-            </w:r>
-            <w:proofErr w:type="spellStart"/>
-            <w:r>
-              <w:rPr>
-                <w:rFonts w:ascii="나눔고딕" w:eastAsia="나눔고딕" w:hAnsi="나눔고딕" w:hint="eastAsia"/>
-                <w:sz w:val="20"/>
-                <w:szCs w:val="20"/>
-                <w:highlight w:val="red"/>
-              </w:rPr>
-              <w:t>S_UpdateObjectState</w:t>
-            </w:r>
-            <w:proofErr w:type="spellEnd"/>
-            <w:r>
-              <w:rPr>
-                <w:rFonts w:ascii="나눔고딕" w:eastAsia="나눔고딕" w:hAnsi="나눔고딕" w:hint="eastAsia"/>
-                <w:sz w:val="20"/>
-                <w:szCs w:val="20"/>
-                <w:highlight w:val="red"/>
-              </w:rPr>
-              <w:t xml:space="preserve">(아니면 </w:t>
-            </w:r>
-            <w:proofErr w:type="spellStart"/>
-            <w:r>
-              <w:rPr>
-                <w:rFonts w:ascii="나눔고딕" w:eastAsia="나눔고딕" w:hAnsi="나눔고딕" w:hint="eastAsia"/>
-                <w:sz w:val="20"/>
-                <w:szCs w:val="20"/>
-                <w:highlight w:val="red"/>
-              </w:rPr>
-              <w:t>S_UseTool_Packet</w:t>
-            </w:r>
-            <w:proofErr w:type="spellEnd"/>
-            <w:r>
-              <w:rPr>
-                <w:rFonts w:ascii="나눔고딕" w:eastAsia="나눔고딕" w:hAnsi="나눔고딕" w:hint="eastAsia"/>
-                <w:sz w:val="20"/>
-                <w:szCs w:val="20"/>
-                <w:highlight w:val="red"/>
-              </w:rPr>
-              <w:t>)</w:t>
-            </w:r>
             <w:r>
               <w:rPr>
                 <w:rFonts w:ascii="나눔고딕" w:eastAsia="나눔고딕" w:hAnsi="나눔고딕" w:hint="eastAsia"/>
@@ -27836,84 +28481,7 @@
                 <w:sz w:val="20"/>
                 <w:szCs w:val="20"/>
               </w:rPr>
-              <w:t>- 총, 칼 사용 시 충돌처리 (총 맞은 곳 계산하면</w:t>
-            </w:r>
-            <w:r>
-              <w:rPr>
-                <w:rFonts w:ascii="나눔고딕" w:eastAsia="나눔고딕" w:hAnsi="나눔고딕" w:hint="eastAsia"/>
-                <w:sz w:val="20"/>
-                <w:szCs w:val="20"/>
-              </w:rPr>
-              <w:t xml:space="preserve"> </w:t>
-            </w:r>
-            <w:proofErr w:type="spellStart"/>
-            <w:r>
-              <w:rPr>
-                <w:rFonts w:ascii="나눔고딕" w:eastAsia="나눔고딕" w:hAnsi="나눔고딕" w:hint="eastAsia"/>
-                <w:sz w:val="20"/>
-                <w:szCs w:val="20"/>
-                <w:highlight w:val="cyan"/>
-              </w:rPr>
-              <w:t>ShootParticleLocation_Packet</w:t>
-            </w:r>
-            <w:proofErr w:type="spellEnd"/>
-            <w:r>
-              <w:rPr>
-                <w:rFonts w:ascii="나눔고딕" w:eastAsia="나눔고딕" w:hAnsi="나눔고딕" w:hint="eastAsia"/>
-                <w:sz w:val="20"/>
-                <w:szCs w:val="20"/>
-              </w:rPr>
-              <w:t xml:space="preserve"> 송신?</w:t>
-            </w:r>
-            <w:r>
-              <w:rPr>
-                <w:rFonts w:ascii="나눔고딕" w:eastAsia="나눔고딕" w:hAnsi="나눔고딕" w:hint="eastAsia"/>
-                <w:sz w:val="20"/>
-                <w:szCs w:val="20"/>
-              </w:rPr>
-              <w:t xml:space="preserve">, </w:t>
-            </w:r>
-            <w:proofErr w:type="spellStart"/>
-            <w:r>
-              <w:rPr>
-                <w:rFonts w:ascii="나눔고딕" w:eastAsia="나눔고딕" w:hAnsi="나눔고딕" w:hint="eastAsia"/>
-                <w:sz w:val="20"/>
-                <w:szCs w:val="20"/>
-              </w:rPr>
-              <w:t>클라에서</w:t>
-            </w:r>
-            <w:proofErr w:type="spellEnd"/>
-            <w:r>
-              <w:rPr>
-                <w:rFonts w:ascii="나눔고딕" w:eastAsia="나눔고딕" w:hAnsi="나눔고딕" w:hint="eastAsia"/>
-                <w:sz w:val="20"/>
-                <w:szCs w:val="20"/>
-              </w:rPr>
-              <w:t xml:space="preserve"> 바로 </w:t>
-            </w:r>
-            <w:r>
-              <w:rPr>
-                <w:rFonts w:ascii="나눔고딕" w:eastAsia="나눔고딕" w:hAnsi="나눔고딕" w:hint="eastAsia"/>
-                <w:sz w:val="20"/>
-                <w:szCs w:val="20"/>
-              </w:rPr>
-              <w:t>계산 후 그린다면</w:t>
-            </w:r>
-            <w:r>
-              <w:rPr>
-                <w:rFonts w:ascii="나눔고딕" w:eastAsia="나눔고딕" w:hAnsi="나눔고딕" w:hint="eastAsia"/>
-                <w:sz w:val="20"/>
-                <w:szCs w:val="20"/>
-              </w:rPr>
-              <w:t xml:space="preserve"> 이 패킷 필요 없음</w:t>
-            </w:r>
-            <w:r>
-              <w:rPr>
-                <w:rFonts w:ascii="나눔고딕" w:eastAsia="나눔고딕" w:hAnsi="나눔고딕" w:hint="eastAsia"/>
-                <w:sz w:val="20"/>
-                <w:szCs w:val="20"/>
-              </w:rPr>
-              <w:t>)</w:t>
+              <w:t xml:space="preserve">- 총, 칼 사용 시 충돌처리 </w:t>
             </w:r>
           </w:p>
           <w:p>
@@ -27930,60 +28498,80 @@
                 <w:sz w:val="20"/>
                 <w:szCs w:val="20"/>
               </w:rPr>
-              <w:t xml:space="preserve">- 열쇠 사용시 </w:t>
+              <w:t xml:space="preserve">- </w:t>
+            </w:r>
+            <w:r>
+              <w:rPr>
+                <w:rFonts w:ascii="나눔고딕" w:eastAsia="나눔고딕" w:hAnsi="나눔고딕" w:hint="eastAsia"/>
+                <w:sz w:val="20"/>
+                <w:szCs w:val="20"/>
+              </w:rPr>
+              <w:t xml:space="preserve">총 맞은 </w:t>
+            </w:r>
+            <w:r>
+              <w:rPr>
+                <w:rFonts w:ascii="나눔고딕" w:eastAsia="나눔고딕" w:hAnsi="나눔고딕" w:hint="eastAsia"/>
+                <w:sz w:val="20"/>
+                <w:szCs w:val="20"/>
+              </w:rPr>
+              <w:t>위치</w:t>
+            </w:r>
+            <w:r>
+              <w:rPr>
+                <w:rFonts w:ascii="나눔고딕" w:eastAsia="나눔고딕" w:hAnsi="나눔고딕" w:hint="eastAsia"/>
+                <w:sz w:val="20"/>
+                <w:szCs w:val="20"/>
+              </w:rPr>
+              <w:t xml:space="preserve"> 계산</w:t>
+            </w:r>
+            <w:r>
+              <w:rPr>
+                <w:rFonts w:ascii="나눔고딕" w:eastAsia="나눔고딕" w:hAnsi="나눔고딕" w:hint="eastAsia"/>
+                <w:sz w:val="20"/>
+                <w:szCs w:val="20"/>
+              </w:rPr>
+              <w:t xml:space="preserve"> 후</w:t>
+            </w:r>
+            <w:r>
+              <w:rPr>
+                <w:rFonts w:ascii="나눔고딕" w:eastAsia="나눔고딕" w:hAnsi="나눔고딕" w:hint="eastAsia"/>
+                <w:sz w:val="20"/>
+                <w:szCs w:val="20"/>
+              </w:rPr>
+              <w:t xml:space="preserve"> </w:t>
             </w:r>
             <w:proofErr w:type="spellStart"/>
             <w:r>
               <w:rPr>
                 <w:rFonts w:ascii="나눔고딕" w:eastAsia="나눔고딕" w:hAnsi="나눔고딕" w:hint="eastAsia"/>
-                <w:color w:val="000000" w:themeColor="text1"/>
-                <w:sz w:val="20"/>
-                <w:szCs w:val="20"/>
-                <w:shd w:val="clear" w:color="auto" w:fill="84E290" w:themeFill="accent3" w:themeFillTint="66"/>
-              </w:rPr>
-              <w:t>S_OpenDoor_Packet</w:t>
+                <w:sz w:val="20"/>
+                <w:szCs w:val="20"/>
+              </w:rPr>
+              <w:t>S_</w:t>
+            </w:r>
+            <w:r>
+              <w:rPr>
+                <w:rFonts w:ascii="나눔고딕" w:eastAsia="나눔고딕" w:hAnsi="나눔고딕" w:hint="eastAsia"/>
+                <w:sz w:val="20"/>
+                <w:szCs w:val="20"/>
+                <w:highlight w:val="cyan"/>
+              </w:rPr>
+              <w:t>ShootParticleLocation_Packet</w:t>
             </w:r>
             <w:proofErr w:type="spellEnd"/>
             <w:r>
               <w:rPr>
                 <w:rFonts w:ascii="나눔고딕" w:eastAsia="나눔고딕" w:hAnsi="나눔고딕" w:hint="eastAsia"/>
-                <w:color w:val="000000" w:themeColor="text1"/>
-                <w:sz w:val="20"/>
-                <w:szCs w:val="20"/>
-                <w:shd w:val="clear" w:color="auto" w:fill="84E290" w:themeFill="accent3" w:themeFillTint="66"/>
-              </w:rPr>
-              <w:t>(애니메이션 할 플레이어 id 필요)</w:t>
-            </w:r>
-            <w:r>
-              <w:rPr>
-                <w:rFonts w:ascii="나눔고딕" w:eastAsia="나눔고딕" w:hAnsi="나눔고딕" w:hint="eastAsia"/>
-                <w:color w:val="000000" w:themeColor="text1"/>
-                <w:sz w:val="20"/>
-                <w:szCs w:val="20"/>
-              </w:rPr>
-              <w:t xml:space="preserve"> </w:t>
-            </w:r>
-            <w:r>
-              <w:rPr>
-                <w:rFonts w:ascii="나눔고딕" w:eastAsia="나눔고딕" w:hAnsi="나눔고딕" w:hint="eastAsia"/>
-                <w:sz w:val="20"/>
-                <w:szCs w:val="20"/>
-              </w:rPr>
-              <w:t>송신</w:t>
-            </w:r>
-            <w:r>
-              <w:rPr>
-                <w:rFonts w:ascii="나눔고딕" w:eastAsia="나눔고딕" w:hAnsi="나눔고딕" w:hint="eastAsia"/>
-                <w:sz w:val="20"/>
-                <w:szCs w:val="20"/>
-              </w:rPr>
-              <w:t xml:space="preserve"> (목차 4번 참고)</w:t>
+                <w:sz w:val="20"/>
+                <w:szCs w:val="20"/>
+              </w:rPr>
+              <w:t xml:space="preserve"> 송신</w:t>
             </w:r>
           </w:p>
           <w:p>
             <w:pPr>
               <w:rPr>
-                <w:rFonts w:ascii="나눔고딕" w:eastAsia="나눔고딕" w:hAnsi="나눔고딕" w:hint="eastAsia"/>
+                <w:rFonts w:ascii="나눔고딕" w:eastAsia="나눔고딕" w:hAnsi="나눔고딕"/>
                 <w:sz w:val="20"/>
                 <w:szCs w:val="20"/>
               </w:rPr>
@@ -27991,10 +28579,70 @@
             <w:r>
               <w:rPr>
                 <w:rFonts w:ascii="나눔고딕" w:eastAsia="나눔고딕" w:hAnsi="나눔고딕" w:hint="eastAsia"/>
+                <w:sz w:val="20"/>
+                <w:szCs w:val="20"/>
+              </w:rPr>
+              <w:t>- 열쇠 사용시</w:t>
+            </w:r>
+            <w:r>
+              <w:rPr>
+                <w:rFonts w:ascii="나눔고딕" w:eastAsia="나눔고딕" w:hAnsi="나눔고딕" w:hint="eastAsia"/>
+                <w:sz w:val="20"/>
+                <w:szCs w:val="20"/>
+              </w:rPr>
+              <w:t xml:space="preserve"> </w:t>
+            </w:r>
+            <w:proofErr w:type="spellStart"/>
+            <w:r>
+              <w:rPr>
+                <w:rFonts w:ascii="나눔고딕" w:eastAsia="나눔고딕" w:hAnsi="나눔고딕" w:hint="eastAsia"/>
+                <w:sz w:val="20"/>
+                <w:szCs w:val="20"/>
+              </w:rPr>
+              <w:t>S_UpdateObjectState_Packet</w:t>
+            </w:r>
+            <w:proofErr w:type="spellEnd"/>
+            <w:r>
+              <w:rPr>
+                <w:rFonts w:ascii="나눔고딕" w:eastAsia="나눔고딕" w:hAnsi="나눔고딕" w:hint="eastAsia"/>
+                <w:sz w:val="20"/>
+                <w:szCs w:val="20"/>
+              </w:rPr>
+              <w:t xml:space="preserve">으로 문 상태 잠금 해제 </w:t>
+            </w:r>
+            <w:r>
+              <w:rPr>
+                <w:rFonts w:ascii="나눔고딕" w:eastAsia="나눔고딕" w:hAnsi="나눔고딕" w:hint="eastAsia"/>
+                <w:sz w:val="20"/>
+                <w:szCs w:val="20"/>
+              </w:rPr>
+              <w:t>송신</w:t>
+            </w:r>
+            <w:r>
+              <w:rPr>
+                <w:rFonts w:ascii="나눔고딕" w:eastAsia="나눔고딕" w:hAnsi="나눔고딕" w:hint="eastAsia"/>
+                <w:sz w:val="20"/>
+                <w:szCs w:val="20"/>
+              </w:rPr>
+              <w:t xml:space="preserve"> (목차 4번 참고)</w:t>
+            </w:r>
+          </w:p>
+          <w:p>
+            <w:pPr>
+              <w:rPr>
+                <w:rFonts w:ascii="나눔고딕" w:eastAsia="나눔고딕" w:hAnsi="나눔고딕"/>
                 <w:color w:val="FF99FF"/>
                 <w:sz w:val="20"/>
                 <w:szCs w:val="20"/>
               </w:rPr>
+            </w:pPr>
+            <w:r>
+              <w:rPr>
+                <w:rFonts w:ascii="나눔고딕" w:eastAsia="나눔고딕" w:hAnsi="나눔고딕" w:hint="eastAsia"/>
+                <w:color w:val="FF99FF"/>
+                <w:sz w:val="20"/>
+                <w:szCs w:val="20"/>
+              </w:rPr>
               <w:t xml:space="preserve">=&gt;열쇠 사용하자마자 문 열리는 건 아니니까 </w:t>
             </w:r>
             <w:proofErr w:type="spellStart"/>
@@ -28054,6 +28702,35 @@
                 <w:szCs w:val="20"/>
               </w:rPr>
               <w:t xml:space="preserve"> 될 듯</w:t>
+            </w:r>
+          </w:p>
+          <w:p>
+            <w:pPr>
+              <w:rPr>
+                <w:rFonts w:ascii="나눔고딕" w:eastAsia="나눔고딕" w:hAnsi="나눔고딕" w:hint="eastAsia"/>
+                <w:color w:val="FF99FF"/>
+                <w:sz w:val="20"/>
+                <w:szCs w:val="20"/>
+              </w:rPr>
+            </w:pPr>
+            <w:r>
+              <w:rPr>
+                <w:rFonts w:ascii="나눔고딕" w:eastAsia="나눔고딕" w:hAnsi="나눔고딕" w:hint="eastAsia"/>
+                <w:color w:val="83CAEB" w:themeColor="accent1" w:themeTint="66"/>
+                <w:sz w:val="20"/>
+                <w:szCs w:val="20"/>
+              </w:rPr>
+              <w:lastRenderedPageBreak/>
+              <w:t>=&gt;</w:t>
+            </w:r>
+            <w:r>
+              <w:rPr>
+                <w:rFonts w:ascii="나눔고딕" w:eastAsia="나눔고딕" w:hAnsi="나눔고딕" w:hint="eastAsia"/>
+                <w:color w:val="83CAEB" w:themeColor="accent1" w:themeTint="66"/>
+                <w:sz w:val="20"/>
+                <w:szCs w:val="20"/>
+              </w:rPr>
+              <w:t>생각해보니 문 잠금 해제는 문 열림이 아니구나 헷갈렸습니다..</w:t>
             </w:r>
           </w:p>
         </w:tc>
@@ -28079,6 +28756,7 @@
                 <w:sz w:val="20"/>
                 <w:szCs w:val="20"/>
               </w:rPr>
+              <w:lastRenderedPageBreak/>
               <w:t>2-5</w:t>
             </w:r>
           </w:p>
@@ -28175,7 +28853,7 @@
           <w:p>
             <w:pPr>
               <w:rPr>
-                <w:rFonts w:ascii="나눔고딕" w:eastAsia="나눔고딕" w:hAnsi="나눔고딕"/>
+                <w:rFonts w:ascii="나눔고딕" w:eastAsia="나눔고딕" w:hAnsi="나눔고딕" w:hint="eastAsia"/>
                 <w:sz w:val="20"/>
                 <w:szCs w:val="20"/>
               </w:rPr>
@@ -28192,12 +28870,10 @@
             <w:r>
               <w:rPr>
                 <w:rFonts w:ascii="나눔고딕" w:eastAsia="나눔고딕" w:hAnsi="나눔고딕" w:hint="eastAsia"/>
-                <w:color w:val="000000" w:themeColor="text1"/>
-                <w:sz w:val="20"/>
-                <w:szCs w:val="20"/>
-                <w:shd w:val="clear" w:color="auto" w:fill="84E290" w:themeFill="accent3" w:themeFillTint="66"/>
-              </w:rPr>
-              <w:t>S_OpenDoor_Packet</w:t>
+                <w:sz w:val="20"/>
+                <w:szCs w:val="20"/>
+              </w:rPr>
+              <w:t>S_UpdateObjectState_Packet</w:t>
             </w:r>
             <w:proofErr w:type="spellEnd"/>
             <w:r>
@@ -28206,7 +28882,33 @@
                 <w:sz w:val="20"/>
                 <w:szCs w:val="20"/>
               </w:rPr>
-              <w:t>하면, 해당 문 열기</w:t>
+              <w:t xml:space="preserve">으로 문 잠금 해제가 된다면, 해당 문과 </w:t>
+            </w:r>
+            <w:proofErr w:type="gramStart"/>
+            <w:r>
+              <w:rPr>
+                <w:rFonts w:ascii="나눔고딕" w:eastAsia="나눔고딕" w:hAnsi="나눔고딕" w:hint="eastAsia"/>
+                <w:sz w:val="20"/>
+                <w:szCs w:val="20"/>
+              </w:rPr>
+              <w:t>상호작용</w:t>
+            </w:r>
+            <w:r>
+              <w:rPr>
+                <w:rFonts w:ascii="나눔고딕" w:eastAsia="나눔고딕" w:hAnsi="나눔고딕" w:hint="eastAsia"/>
+                <w:sz w:val="20"/>
+                <w:szCs w:val="20"/>
+              </w:rPr>
+              <w:t xml:space="preserve"> 할</w:t>
+            </w:r>
+            <w:proofErr w:type="gramEnd"/>
+            <w:r>
+              <w:rPr>
+                <w:rFonts w:ascii="나눔고딕" w:eastAsia="나눔고딕" w:hAnsi="나눔고딕" w:hint="eastAsia"/>
+                <w:sz w:val="20"/>
+                <w:szCs w:val="20"/>
+              </w:rPr>
+              <w:t xml:space="preserve"> 수 있도록 설정</w:t>
             </w:r>
           </w:p>
         </w:tc>
@@ -28407,7 +29109,6 @@
                 <w:sz w:val="20"/>
                 <w:szCs w:val="20"/>
               </w:rPr>
-              <w:lastRenderedPageBreak/>
               <w:t xml:space="preserve">- 잠기지 않은 문: 상호작용 키를 눌러 </w:t>
             </w:r>
             <w:proofErr w:type="spellStart"/>
@@ -28418,7 +29119,25 @@
                 <w:szCs w:val="20"/>
                 <w:shd w:val="clear" w:color="auto" w:fill="FFC000"/>
               </w:rPr>
-              <w:t>C_OpenDoor_Packet</w:t>
+              <w:t>C_</w:t>
+            </w:r>
+            <w:r>
+              <w:rPr>
+                <w:rFonts w:ascii="나눔고딕" w:eastAsia="나눔고딕" w:hAnsi="나눔고딕" w:hint="eastAsia"/>
+                <w:sz w:val="20"/>
+                <w:szCs w:val="20"/>
+                <w:shd w:val="clear" w:color="auto" w:fill="FFC000"/>
+              </w:rPr>
+              <w:t>Interact</w:t>
+            </w:r>
+            <w:r>
+              <w:rPr>
+                <w:rFonts w:ascii="나눔고딕" w:eastAsia="나눔고딕" w:hAnsi="나눔고딕" w:hint="eastAsia"/>
+                <w:sz w:val="20"/>
+                <w:szCs w:val="20"/>
+                <w:shd w:val="clear" w:color="auto" w:fill="FFC000"/>
+              </w:rPr>
+              <w:t>Door_Packet</w:t>
             </w:r>
             <w:proofErr w:type="spellEnd"/>
             <w:r>
@@ -28469,7 +29188,7 @@
           <w:p>
             <w:pPr>
               <w:rPr>
-                <w:rFonts w:ascii="나눔고딕" w:eastAsia="나눔고딕" w:hAnsi="나눔고딕" w:hint="eastAsia"/>
+                <w:rFonts w:ascii="나눔고딕" w:eastAsia="나눔고딕" w:hAnsi="나눔고딕"/>
                 <w:sz w:val="20"/>
                 <w:szCs w:val="20"/>
               </w:rPr>
@@ -28527,7 +29246,6 @@
                 <w:sz w:val="20"/>
                 <w:szCs w:val="20"/>
               </w:rPr>
-              <w:lastRenderedPageBreak/>
               <w:t>2</w:t>
             </w:r>
           </w:p>
@@ -28585,7 +29303,27 @@
                 <w:szCs w:val="20"/>
                 <w:shd w:val="clear" w:color="auto" w:fill="84E290" w:themeFill="accent3" w:themeFillTint="66"/>
               </w:rPr>
-              <w:t>S_OpenDoor_Packet</w:t>
+              <w:t>S_</w:t>
+            </w:r>
+            <w:r>
+              <w:rPr>
+                <w:rFonts w:ascii="나눔고딕" w:eastAsia="나눔고딕" w:hAnsi="나눔고딕" w:hint="eastAsia"/>
+                <w:color w:val="000000" w:themeColor="text1"/>
+                <w:sz w:val="20"/>
+                <w:szCs w:val="20"/>
+                <w:shd w:val="clear" w:color="auto" w:fill="84E290" w:themeFill="accent3" w:themeFillTint="66"/>
+              </w:rPr>
+              <w:t>InteractDoor</w:t>
+            </w:r>
+            <w:r>
+              <w:rPr>
+                <w:rFonts w:ascii="나눔고딕" w:eastAsia="나눔고딕" w:hAnsi="나눔고딕" w:hint="eastAsia"/>
+                <w:color w:val="000000" w:themeColor="text1"/>
+                <w:sz w:val="20"/>
+                <w:szCs w:val="20"/>
+                <w:shd w:val="clear" w:color="auto" w:fill="84E290" w:themeFill="accent3" w:themeFillTint="66"/>
+              </w:rPr>
+              <w:t>_Packet</w:t>
             </w:r>
             <w:proofErr w:type="spellEnd"/>
             <w:r>
@@ -28596,7 +29334,7 @@
                 <w:szCs w:val="20"/>
                 <w:shd w:val="clear" w:color="auto" w:fill="84E290" w:themeFill="accent3" w:themeFillTint="66"/>
               </w:rPr>
-              <w:t>(애니메이션 할 플레이어 id 필요)</w:t>
+              <w:t>(애니메이션 할 플레이어 id</w:t>
             </w:r>
             <w:r>
               <w:rPr>
@@ -28604,23 +29342,26 @@
                 <w:color w:val="000000" w:themeColor="text1"/>
                 <w:sz w:val="20"/>
                 <w:szCs w:val="20"/>
-              </w:rPr>
-              <w:t xml:space="preserve"> </w:t>
-            </w:r>
-            <w:r>
-              <w:rPr>
-                <w:rFonts w:ascii="나눔고딕" w:eastAsia="나눔고딕" w:hAnsi="나눔고딕" w:hint="eastAsia"/>
-                <w:sz w:val="20"/>
-                <w:szCs w:val="20"/>
-              </w:rPr>
-              <w:t>송신</w:t>
+                <w:shd w:val="clear" w:color="auto" w:fill="84E290" w:themeFill="accent3" w:themeFillTint="66"/>
+              </w:rPr>
+              <w:t>, 문 id 필요</w:t>
+            </w:r>
+            <w:r>
+              <w:rPr>
+                <w:rFonts w:ascii="나눔고딕" w:eastAsia="나눔고딕" w:hAnsi="나눔고딕" w:hint="eastAsia"/>
+                <w:color w:val="000000" w:themeColor="text1"/>
+                <w:sz w:val="20"/>
+                <w:szCs w:val="20"/>
+                <w:shd w:val="clear" w:color="auto" w:fill="84E290" w:themeFill="accent3" w:themeFillTint="66"/>
+              </w:rPr>
+              <w:t>)</w:t>
             </w:r>
           </w:p>
           <w:p>
             <w:pPr>
               <w:ind w:left="564" w:hangingChars="300" w:hanging="564"/>
               <w:rPr>
-                <w:rFonts w:ascii="나눔고딕" w:eastAsia="나눔고딕" w:hAnsi="나눔고딕" w:hint="eastAsia"/>
+                <w:rFonts w:ascii="나눔고딕" w:eastAsia="나눔고딕" w:hAnsi="나눔고딕"/>
                 <w:sz w:val="20"/>
                 <w:szCs w:val="20"/>
               </w:rPr>
@@ -28817,9 +29558,27 @@
                 <w:rFonts w:ascii="나눔고딕" w:eastAsia="나눔고딕" w:hAnsi="나눔고딕" w:hint="eastAsia"/>
                 <w:sz w:val="20"/>
                 <w:szCs w:val="20"/>
-                <w:shd w:val="clear" w:color="auto" w:fill="E59EDC" w:themeFill="accent5" w:themeFillTint="66"/>
-              </w:rPr>
-              <w:t>C_CloseDoor_Packet</w:t>
+                <w:shd w:val="clear" w:color="auto" w:fill="FFC000"/>
+              </w:rPr>
+              <w:t>C_</w:t>
+            </w:r>
+            <w:r>
+              <w:rPr>
+                <w:rFonts w:ascii="나눔고딕" w:eastAsia="나눔고딕" w:hAnsi="나눔고딕" w:hint="eastAsia"/>
+                <w:sz w:val="20"/>
+                <w:szCs w:val="20"/>
+                <w:shd w:val="clear" w:color="auto" w:fill="FFC000"/>
+              </w:rPr>
+              <w:t>Interact</w:t>
+            </w:r>
+            <w:r>
+              <w:rPr>
+                <w:rFonts w:ascii="나눔고딕" w:eastAsia="나눔고딕" w:hAnsi="나눔고딕" w:hint="eastAsia"/>
+                <w:sz w:val="20"/>
+                <w:szCs w:val="20"/>
+                <w:shd w:val="clear" w:color="auto" w:fill="FFC000"/>
+              </w:rPr>
+              <w:t>Door_Packet</w:t>
             </w:r>
             <w:proofErr w:type="spellEnd"/>
             <w:r>
@@ -28828,7 +29587,15 @@
                 <w:sz w:val="20"/>
                 <w:szCs w:val="20"/>
               </w:rPr>
-              <w:t xml:space="preserve"> 송신</w:t>
+              <w:t xml:space="preserve"> </w:t>
+            </w:r>
+            <w:r>
+              <w:rPr>
+                <w:rFonts w:ascii="나눔고딕" w:eastAsia="나눔고딕" w:hAnsi="나눔고딕" w:hint="eastAsia"/>
+                <w:sz w:val="20"/>
+                <w:szCs w:val="20"/>
+              </w:rPr>
+              <w:t>송신</w:t>
             </w:r>
           </w:p>
         </w:tc>
@@ -28888,7 +29655,7 @@
           <w:p>
             <w:pPr>
               <w:rPr>
-                <w:rFonts w:ascii="나눔고딕" w:eastAsia="나눔고딕" w:hAnsi="나눔고딕"/>
+                <w:rFonts w:ascii="나눔고딕" w:eastAsia="나눔고딕" w:hAnsi="나눔고딕" w:hint="eastAsia"/>
                 <w:sz w:val="20"/>
                 <w:szCs w:val="20"/>
               </w:rPr>
@@ -28899,28 +29666,48 @@
                 <w:sz w:val="20"/>
                 <w:szCs w:val="20"/>
               </w:rPr>
-              <w:t xml:space="preserve">유효성 검사 후, </w:t>
+              <w:t>유효성 검사 후</w:t>
+            </w:r>
+            <w:r>
+              <w:rPr>
+                <w:rFonts w:ascii="나눔고딕" w:eastAsia="나눔고딕" w:hAnsi="나눔고딕" w:hint="eastAsia"/>
+                <w:sz w:val="20"/>
+                <w:szCs w:val="20"/>
+              </w:rPr>
+              <w:t xml:space="preserve">, </w:t>
             </w:r>
             <w:proofErr w:type="spellStart"/>
             <w:r>
               <w:rPr>
                 <w:rFonts w:ascii="나눔고딕" w:eastAsia="나눔고딕" w:hAnsi="나눔고딕" w:hint="eastAsia"/>
-                <w:sz w:val="20"/>
-                <w:szCs w:val="20"/>
-                <w:shd w:val="clear" w:color="auto" w:fill="95DCF7" w:themeFill="accent4" w:themeFillTint="66"/>
-              </w:rPr>
-              <w:t>S_CloseDoor_Packet</w:t>
+                <w:color w:val="000000" w:themeColor="text1"/>
+                <w:sz w:val="20"/>
+                <w:szCs w:val="20"/>
+                <w:shd w:val="clear" w:color="auto" w:fill="84E290" w:themeFill="accent3" w:themeFillTint="66"/>
+              </w:rPr>
+              <w:t>S_</w:t>
+            </w:r>
+            <w:r>
+              <w:rPr>
+                <w:rFonts w:ascii="나눔고딕" w:eastAsia="나눔고딕" w:hAnsi="나눔고딕" w:hint="eastAsia"/>
+                <w:color w:val="000000" w:themeColor="text1"/>
+                <w:sz w:val="20"/>
+                <w:szCs w:val="20"/>
+                <w:shd w:val="clear" w:color="auto" w:fill="84E290" w:themeFill="accent3" w:themeFillTint="66"/>
+              </w:rPr>
+              <w:t>InteractDoor</w:t>
+            </w:r>
+            <w:r>
+              <w:rPr>
+                <w:rFonts w:ascii="나눔고딕" w:eastAsia="나눔고딕" w:hAnsi="나눔고딕" w:hint="eastAsia"/>
+                <w:color w:val="000000" w:themeColor="text1"/>
+                <w:sz w:val="20"/>
+                <w:szCs w:val="20"/>
+                <w:shd w:val="clear" w:color="auto" w:fill="84E290" w:themeFill="accent3" w:themeFillTint="66"/>
+              </w:rPr>
+              <w:t>_Packet</w:t>
             </w:r>
             <w:proofErr w:type="spellEnd"/>
-            <w:r>
-              <w:rPr>
-                <w:rFonts w:ascii="나눔고딕" w:eastAsia="나눔고딕" w:hAnsi="나눔고딕" w:hint="eastAsia"/>
-                <w:sz w:val="20"/>
-                <w:szCs w:val="20"/>
-                <w:shd w:val="clear" w:color="auto" w:fill="95DCF7" w:themeFill="accent4" w:themeFillTint="66"/>
-              </w:rPr>
-              <w:t>(애니메이션 할 플레이어 id 필요)</w:t>
-            </w:r>
             <w:r>
               <w:rPr>
                 <w:rFonts w:ascii="나눔고딕" w:eastAsia="나눔고딕" w:hAnsi="나눔고딕" w:hint="eastAsia"/>
@@ -29362,8 +30149,17 @@
                 <w:szCs w:val="20"/>
               </w:rPr>
               <w:tab/>
+            </w:r>
+            <w:proofErr w:type="gramStart"/>
+            <w:r>
+              <w:rPr>
+                <w:rFonts w:ascii="나눔고딕" w:eastAsia="나눔고딕" w:hAnsi="나눔고딕"/>
+                <w:sz w:val="20"/>
+                <w:szCs w:val="20"/>
+              </w:rPr>
               <w:t>// 감정</w:t>
             </w:r>
+            <w:proofErr w:type="gramEnd"/>
           </w:p>
           <w:p>
             <w:pPr>
@@ -29381,8 +30177,18 @@
                 <w:szCs w:val="20"/>
               </w:rPr>
               <w:tab/>
-              <w:t>float angry;</w:t>
-            </w:r>
+              <w:t xml:space="preserve">float </w:t>
+            </w:r>
+            <w:proofErr w:type="gramStart"/>
+            <w:r>
+              <w:rPr>
+                <w:rFonts w:ascii="나눔고딕" w:eastAsia="나눔고딕" w:hAnsi="나눔고딕"/>
+                <w:sz w:val="20"/>
+                <w:szCs w:val="20"/>
+              </w:rPr>
+              <w:t>angry;</w:t>
+            </w:r>
+            <w:proofErr w:type="gramEnd"/>
           </w:p>
           <w:p>
             <w:pPr>
@@ -29400,8 +30206,18 @@
                 <w:szCs w:val="20"/>
               </w:rPr>
               <w:tab/>
-              <w:t>float disgust;</w:t>
-            </w:r>
+              <w:t xml:space="preserve">float </w:t>
+            </w:r>
+            <w:proofErr w:type="gramStart"/>
+            <w:r>
+              <w:rPr>
+                <w:rFonts w:ascii="나눔고딕" w:eastAsia="나눔고딕" w:hAnsi="나눔고딕"/>
+                <w:sz w:val="20"/>
+                <w:szCs w:val="20"/>
+              </w:rPr>
+              <w:t>disgust;</w:t>
+            </w:r>
+            <w:proofErr w:type="gramEnd"/>
           </w:p>
           <w:p>
             <w:pPr>
@@ -29419,8 +30235,18 @@
                 <w:szCs w:val="20"/>
               </w:rPr>
               <w:tab/>
-              <w:t>float fear;</w:t>
-            </w:r>
+              <w:t xml:space="preserve">float </w:t>
+            </w:r>
+            <w:proofErr w:type="gramStart"/>
+            <w:r>
+              <w:rPr>
+                <w:rFonts w:ascii="나눔고딕" w:eastAsia="나눔고딕" w:hAnsi="나눔고딕"/>
+                <w:sz w:val="20"/>
+                <w:szCs w:val="20"/>
+              </w:rPr>
+              <w:t>fear;</w:t>
+            </w:r>
+            <w:proofErr w:type="gramEnd"/>
           </w:p>
           <w:p>
             <w:pPr>
@@ -29438,8 +30264,18 @@
                 <w:szCs w:val="20"/>
               </w:rPr>
               <w:tab/>
-              <w:t>float happy;</w:t>
-            </w:r>
+              <w:t xml:space="preserve">float </w:t>
+            </w:r>
+            <w:proofErr w:type="gramStart"/>
+            <w:r>
+              <w:rPr>
+                <w:rFonts w:ascii="나눔고딕" w:eastAsia="나눔고딕" w:hAnsi="나눔고딕"/>
+                <w:sz w:val="20"/>
+                <w:szCs w:val="20"/>
+              </w:rPr>
+              <w:t>happy;</w:t>
+            </w:r>
+            <w:proofErr w:type="gramEnd"/>
           </w:p>
           <w:p>
             <w:pPr>
@@ -29476,8 +30312,18 @@
                 <w:szCs w:val="20"/>
               </w:rPr>
               <w:tab/>
-              <w:t>float surprise;</w:t>
-            </w:r>
+              <w:t xml:space="preserve">float </w:t>
+            </w:r>
+            <w:proofErr w:type="gramStart"/>
+            <w:r>
+              <w:rPr>
+                <w:rFonts w:ascii="나눔고딕" w:eastAsia="나눔고딕" w:hAnsi="나눔고딕"/>
+                <w:sz w:val="20"/>
+                <w:szCs w:val="20"/>
+              </w:rPr>
+              <w:t>surprise;</w:t>
+            </w:r>
+            <w:proofErr w:type="gramEnd"/>
           </w:p>
           <w:p>
             <w:pPr>
@@ -29495,8 +30341,18 @@
                 <w:szCs w:val="20"/>
               </w:rPr>
               <w:tab/>
-              <w:t>float neutral;</w:t>
-            </w:r>
+              <w:t xml:space="preserve">float </w:t>
+            </w:r>
+            <w:proofErr w:type="gramStart"/>
+            <w:r>
+              <w:rPr>
+                <w:rFonts w:ascii="나눔고딕" w:eastAsia="나눔고딕" w:hAnsi="나눔고딕"/>
+                <w:sz w:val="20"/>
+                <w:szCs w:val="20"/>
+              </w:rPr>
+              <w:t>neutral;</w:t>
+            </w:r>
+            <w:proofErr w:type="gramEnd"/>
           </w:p>
           <w:p>
             <w:pPr>
@@ -29529,7 +30385,7 @@
           <w:p>
             <w:pPr>
               <w:rPr>
-                <w:rFonts w:ascii="나눔고딕" w:eastAsia="나눔고딕" w:hAnsi="나눔고딕" w:hint="eastAsia"/>
+                <w:rFonts w:ascii="나눔고딕" w:eastAsia="나눔고딕" w:hAnsi="나눔고딕"/>
                 <w:sz w:val="20"/>
                 <w:szCs w:val="20"/>
               </w:rPr>
@@ -29670,7 +30526,7 @@
 </file>
 
 <file path=word/endnotes.xml><?xml version="1.0" encoding="utf-8"?>
-<w:endnotes xmlns:wpc="http://schemas.microsoft.com/office/word/2010/wordprocessingCanvas" xmlns:cx="http://schemas.microsoft.com/office/drawing/2014/chartex" xmlns:cx1="http://schemas.microsoft.com/office/drawing/2015/9/8/chartex" xmlns:cx2="http://schemas.microsoft.com/office/drawing/2015/10/21/chartex" xmlns:cx3="http://schemas.microsoft.com/office/drawing/2016/5/9/chartex" xmlns:cx4="http://schemas.microsoft.com/office/drawing/2016/5/10/chartex" xmlns:cx5="http://schemas.microsoft.com/office/drawing/2016/5/11/chartex" xmlns:cx6="http://schemas.microsoft.com/office/drawing/2016/5/12/chartex" xmlns:cx7="http://schemas.microsoft.com/office/drawing/2016/5/13/chartex" xmlns:cx8="http://schemas.microsoft.com/office/drawing/2016/5/14/chartex" xmlns:mc="http://schemas.openxmlformats.org/markup-compatibility/2006" xmlns:aink="http://schemas.microsoft.com/office/drawing/2016/ink" xmlns:am3d="http://schemas.microsoft.com/office/drawing/2017/model3d" xmlns:o="urn:schemas-microsoft-com:office:office" xmlns:oel="http://schemas.microsoft.com/office/2019/extlst" xmlns:r="http://schemas.openxmlformats.org/officeDocument/2006/relationships" xmlns:m="http://schemas.openxmlformats.org/officeDocument/2006/math" xmlns:v="urn:schemas-microsoft-com:vml" xmlns:wp14="http://schemas.microsoft.com/office/word/2010/wordprocessingDrawing" xmlns:wp="http://schemas.openxmlformats.org/drawingml/2006/wordprocessingDrawing" xmlns:w10="urn:schemas-microsoft-com:office:word" xmlns:w="http://schemas.openxmlformats.org/wordprocessingml/2006/main" xmlns:w14="http://schemas.microsoft.com/office/word/2010/wordml" xmlns:w15="http://schemas.microsoft.com/office/word/2012/wordml" xmlns:w16cex="http://schemas.microsoft.com/office/word/2018/wordml/cex" xmlns:w16cid="http://schemas.microsoft.com/office/word/2016/wordml/cid" xmlns:w16="http://schemas.microsoft.com/office/word/2018/wordml" xmlns:w16du="http://schemas.microsoft.com/office/word/2023/wordml/word16du" xmlns:w16sdtdh="http://schemas.microsoft.com/office/word/2020/wordml/sdtdatahash" xmlns:w16sdtfl="http://schemas.microsoft.com/office/word/2024/wordml/sdtformatlock" xmlns:w16se="http://schemas.microsoft.com/office/word/2015/wordml/symex" xmlns:wpg="http://schemas.microsoft.com/office/word/2010/wordprocessingGroup" xmlns:wpi="http://schemas.microsoft.com/office/word/2010/wordprocessingInk" xmlns:wne="http://schemas.microsoft.com/office/word/2006/wordml" xmlns:wps="http://schemas.microsoft.com/office/word/2010/wordprocessingShape" mc:Ignorable="w14 w15 w16se w16cid w16 w16cex w16sdtdh w16sdtfl w16du wp14">
+<w:endnotes xmlns:wpc="http://schemas.microsoft.com/office/word/2010/wordprocessingCanvas" xmlns:cx="http://schemas.microsoft.com/office/drawing/2014/chartex" xmlns:cx1="http://schemas.microsoft.com/office/drawing/2015/9/8/chartex" xmlns:cx2="http://schemas.microsoft.com/office/drawing/2015/10/21/chartex" xmlns:cx3="http://schemas.microsoft.com/office/drawing/2016/5/9/chartex" xmlns:cx4="http://schemas.microsoft.com/office/drawing/2016/5/10/chartex" xmlns:cx5="http://schemas.microsoft.com/office/drawing/2016/5/11/chartex" xmlns:cx6="http://schemas.microsoft.com/office/drawing/2016/5/12/chartex" xmlns:cx7="http://schemas.microsoft.com/office/drawing/2016/5/13/chartex" xmlns:cx8="http://schemas.microsoft.com/office/drawing/2016/5/14/chartex" xmlns:mc="http://schemas.openxmlformats.org/markup-compatibility/2006" xmlns:aink="http://schemas.microsoft.com/office/drawing/2016/ink" xmlns:am3d="http://schemas.microsoft.com/office/drawing/2017/model3d" xmlns:o="urn:schemas-microsoft-com:office:office" xmlns:oel="http://schemas.microsoft.com/office/2019/extlst" xmlns:r="http://schemas.openxmlformats.org/officeDocument/2006/relationships" xmlns:m="http://schemas.openxmlformats.org/officeDocument/2006/math" xmlns:v="urn:schemas-microsoft-com:vml" xmlns:wp14="http://schemas.microsoft.com/office/word/2010/wordprocessingDrawing" xmlns:wp="http://schemas.openxmlformats.org/drawingml/2006/wordprocessingDrawing" xmlns:w10="urn:schemas-microsoft-com:office:word" xmlns:w="http://schemas.openxmlformats.org/wordprocessingml/2006/main" xmlns:w14="http://schemas.microsoft.com/office/word/2010/wordml" xmlns:w15="http://schemas.microsoft.com/office/word/2012/wordml" xmlns:w16cex="http://schemas.microsoft.com/office/word/2018/wordml/cex" xmlns:w16cid="http://schemas.microsoft.com/office/word/2016/wordml/cid" xmlns:w16="http://schemas.microsoft.com/office/word/2018/wordml" xmlns:w16du="http://schemas.microsoft.com/office/word/2023/wordml/word16du" xmlns:w16sdtdh="http://schemas.microsoft.com/office/word/2020/wordml/sdtdatahash" xmlns:w16se="http://schemas.microsoft.com/office/word/2015/wordml/symex" xmlns:wpg="http://schemas.microsoft.com/office/word/2010/wordprocessingGroup" xmlns:wpi="http://schemas.microsoft.com/office/word/2010/wordprocessingInk" xmlns:wne="http://schemas.microsoft.com/office/word/2006/wordml" xmlns:wps="http://schemas.microsoft.com/office/word/2010/wordprocessingShape" mc:Ignorable="w14 w15 w16se w16cid w16 w16cex w16sdtdh w16du wp14">
   <w:endnote w:type="separator" w:id="-1">
     <w:p>
       <w:pPr>
@@ -29695,7 +30551,7 @@
 </file>
 
 <file path=word/footer1.xml><?xml version="1.0" encoding="utf-8"?>
-<w:ftr xmlns:wpc="http://schemas.microsoft.com/office/word/2010/wordprocessingCanvas" xmlns:cx="http://schemas.microsoft.com/office/drawing/2014/chartex" xmlns:cx1="http://schemas.microsoft.com/office/drawing/2015/9/8/chartex" xmlns:cx2="http://schemas.microsoft.com/office/drawing/2015/10/21/chartex" xmlns:cx3="http://schemas.microsoft.com/office/drawing/2016/5/9/chartex" xmlns:cx4="http://schemas.microsoft.com/office/drawing/2016/5/10/chartex" xmlns:cx5="http://schemas.microsoft.com/office/drawing/2016/5/11/chartex" xmlns:cx6="http://schemas.microsoft.com/office/drawing/2016/5/12/chartex" xmlns:cx7="http://schemas.microsoft.com/office/drawing/2016/5/13/chartex" xmlns:cx8="http://schemas.microsoft.com/office/drawing/2016/5/14/chartex" xmlns:mc="http://schemas.openxmlformats.org/markup-compatibility/2006" xmlns:aink="http://schemas.microsoft.com/office/drawing/2016/ink" xmlns:am3d="http://schemas.microsoft.com/office/drawing/2017/model3d" xmlns:o="urn:schemas-microsoft-com:office:office" xmlns:oel="http://schemas.microsoft.com/office/2019/extlst" xmlns:r="http://schemas.openxmlformats.org/officeDocument/2006/relationships" xmlns:m="http://schemas.openxmlformats.org/officeDocument/2006/math" xmlns:v="urn:schemas-microsoft-com:vml" xmlns:wp14="http://schemas.microsoft.com/office/word/2010/wordprocessingDrawing" xmlns:wp="http://schemas.openxmlformats.org/drawingml/2006/wordprocessingDrawing" xmlns:w10="urn:schemas-microsoft-com:office:word" xmlns:w="http://schemas.openxmlformats.org/wordprocessingml/2006/main" xmlns:w14="http://schemas.microsoft.com/office/word/2010/wordml" xmlns:w15="http://schemas.microsoft.com/office/word/2012/wordml" xmlns:w16cex="http://schemas.microsoft.com/office/word/2018/wordml/cex" xmlns:w16cid="http://schemas.microsoft.com/office/word/2016/wordml/cid" xmlns:w16="http://schemas.microsoft.com/office/word/2018/wordml" xmlns:w16du="http://schemas.microsoft.com/office/word/2023/wordml/word16du" xmlns:w16sdtdh="http://schemas.microsoft.com/office/word/2020/wordml/sdtdatahash" xmlns:w16sdtfl="http://schemas.microsoft.com/office/word/2024/wordml/sdtformatlock" xmlns:w16se="http://schemas.microsoft.com/office/word/2015/wordml/symex" xmlns:wpg="http://schemas.microsoft.com/office/word/2010/wordprocessingGroup" xmlns:wpi="http://schemas.microsoft.com/office/word/2010/wordprocessingInk" xmlns:wne="http://schemas.microsoft.com/office/word/2006/wordml" xmlns:wps="http://schemas.microsoft.com/office/word/2010/wordprocessingShape" mc:Ignorable="w14 w15 w16se w16cid w16 w16cex w16sdtdh w16sdtfl w16du wp14">
+<w:ftr xmlns:wpc="http://schemas.microsoft.com/office/word/2010/wordprocessingCanvas" xmlns:cx="http://schemas.microsoft.com/office/drawing/2014/chartex" xmlns:cx1="http://schemas.microsoft.com/office/drawing/2015/9/8/chartex" xmlns:cx2="http://schemas.microsoft.com/office/drawing/2015/10/21/chartex" xmlns:cx3="http://schemas.microsoft.com/office/drawing/2016/5/9/chartex" xmlns:cx4="http://schemas.microsoft.com/office/drawing/2016/5/10/chartex" xmlns:cx5="http://schemas.microsoft.com/office/drawing/2016/5/11/chartex" xmlns:cx6="http://schemas.microsoft.com/office/drawing/2016/5/12/chartex" xmlns:cx7="http://schemas.microsoft.com/office/drawing/2016/5/13/chartex" xmlns:cx8="http://schemas.microsoft.com/office/drawing/2016/5/14/chartex" xmlns:mc="http://schemas.openxmlformats.org/markup-compatibility/2006" xmlns:aink="http://schemas.microsoft.com/office/drawing/2016/ink" xmlns:am3d="http://schemas.microsoft.com/office/drawing/2017/model3d" xmlns:o="urn:schemas-microsoft-com:office:office" xmlns:oel="http://schemas.microsoft.com/office/2019/extlst" xmlns:r="http://schemas.openxmlformats.org/officeDocument/2006/relationships" xmlns:m="http://schemas.openxmlformats.org/officeDocument/2006/math" xmlns:v="urn:schemas-microsoft-com:vml" xmlns:wp14="http://schemas.microsoft.com/office/word/2010/wordprocessingDrawing" xmlns:wp="http://schemas.openxmlformats.org/drawingml/2006/wordprocessingDrawing" xmlns:w10="urn:schemas-microsoft-com:office:word" xmlns:w="http://schemas.openxmlformats.org/wordprocessingml/2006/main" xmlns:w14="http://schemas.microsoft.com/office/word/2010/wordml" xmlns:w15="http://schemas.microsoft.com/office/word/2012/wordml" xmlns:w16cex="http://schemas.microsoft.com/office/word/2018/wordml/cex" xmlns:w16cid="http://schemas.microsoft.com/office/word/2016/wordml/cid" xmlns:w16="http://schemas.microsoft.com/office/word/2018/wordml" xmlns:w16du="http://schemas.microsoft.com/office/word/2023/wordml/word16du" xmlns:w16sdtdh="http://schemas.microsoft.com/office/word/2020/wordml/sdtdatahash" xmlns:w16se="http://schemas.microsoft.com/office/word/2015/wordml/symex" xmlns:wpg="http://schemas.microsoft.com/office/word/2010/wordprocessingGroup" xmlns:wpi="http://schemas.microsoft.com/office/word/2010/wordprocessingInk" xmlns:wne="http://schemas.microsoft.com/office/word/2006/wordml" xmlns:wps="http://schemas.microsoft.com/office/word/2010/wordprocessingShape" mc:Ignorable="w14 w15 w16se w16cid w16 w16cex w16sdtdh w16du wp14">
   <w:sdt>
     <w:sdtPr>
       <w:id w:val="-395980860"/>
@@ -29823,7 +30679,7 @@
 </file>
 
 <file path=word/footnotes.xml><?xml version="1.0" encoding="utf-8"?>
-<w:footnotes xmlns:wpc="http://schemas.microsoft.com/office/word/2010/wordprocessingCanvas" xmlns:cx="http://schemas.microsoft.com/office/drawing/2014/chartex" xmlns:cx1="http://schemas.microsoft.com/office/drawing/2015/9/8/chartex" xmlns:cx2="http://schemas.microsoft.com/office/drawing/2015/10/21/chartex" xmlns:cx3="http://schemas.microsoft.com/office/drawing/2016/5/9/chartex" xmlns:cx4="http://schemas.microsoft.com/office/drawing/2016/5/10/chartex" xmlns:cx5="http://schemas.microsoft.com/office/drawing/2016/5/11/chartex" xmlns:cx6="http://schemas.microsoft.com/office/drawing/2016/5/12/chartex" xmlns:cx7="http://schemas.microsoft.com/office/drawing/2016/5/13/chartex" xmlns:cx8="http://schemas.microsoft.com/office/drawing/2016/5/14/chartex" xmlns:mc="http://schemas.openxmlformats.org/markup-compatibility/2006" xmlns:aink="http://schemas.microsoft.com/office/drawing/2016/ink" xmlns:am3d="http://schemas.microsoft.com/office/drawing/2017/model3d" xmlns:o="urn:schemas-microsoft-com:office:office" xmlns:oel="http://schemas.microsoft.com/office/2019/extlst" xmlns:r="http://schemas.openxmlformats.org/officeDocument/2006/relationships" xmlns:m="http://schemas.openxmlformats.org/officeDocument/2006/math" xmlns:v="urn:schemas-microsoft-com:vml" xmlns:wp14="http://schemas.microsoft.com/office/word/2010/wordprocessingDrawing" xmlns:wp="http://schemas.openxmlformats.org/drawingml/2006/wordprocessingDrawing" xmlns:w10="urn:schemas-microsoft-com:office:word" xmlns:w="http://schemas.openxmlformats.org/wordprocessingml/2006/main" xmlns:w14="http://schemas.microsoft.com/office/word/2010/wordml" xmlns:w15="http://schemas.microsoft.com/office/word/2012/wordml" xmlns:w16cex="http://schemas.microsoft.com/office/word/2018/wordml/cex" xmlns:w16cid="http://schemas.microsoft.com/office/word/2016/wordml/cid" xmlns:w16="http://schemas.microsoft.com/office/word/2018/wordml" xmlns:w16du="http://schemas.microsoft.com/office/word/2023/wordml/word16du" xmlns:w16sdtdh="http://schemas.microsoft.com/office/word/2020/wordml/sdtdatahash" xmlns:w16sdtfl="http://schemas.microsoft.com/office/word/2024/wordml/sdtformatlock" xmlns:w16se="http://schemas.microsoft.com/office/word/2015/wordml/symex" xmlns:wpg="http://schemas.microsoft.com/office/word/2010/wordprocessingGroup" xmlns:wpi="http://schemas.microsoft.com/office/word/2010/wordprocessingInk" xmlns:wne="http://schemas.microsoft.com/office/word/2006/wordml" xmlns:wps="http://schemas.microsoft.com/office/word/2010/wordprocessingShape" mc:Ignorable="w14 w15 w16se w16cid w16 w16cex w16sdtdh w16sdtfl w16du wp14">
+<w:footnotes xmlns:wpc="http://schemas.microsoft.com/office/word/2010/wordprocessingCanvas" xmlns:cx="http://schemas.microsoft.com/office/drawing/2014/chartex" xmlns:cx1="http://schemas.microsoft.com/office/drawing/2015/9/8/chartex" xmlns:cx2="http://schemas.microsoft.com/office/drawing/2015/10/21/chartex" xmlns:cx3="http://schemas.microsoft.com/office/drawing/2016/5/9/chartex" xmlns:cx4="http://schemas.microsoft.com/office/drawing/2016/5/10/chartex" xmlns:cx5="http://schemas.microsoft.com/office/drawing/2016/5/11/chartex" xmlns:cx6="http://schemas.microsoft.com/office/drawing/2016/5/12/chartex" xmlns:cx7="http://schemas.microsoft.com/office/drawing/2016/5/13/chartex" xmlns:cx8="http://schemas.microsoft.com/office/drawing/2016/5/14/chartex" xmlns:mc="http://schemas.openxmlformats.org/markup-compatibility/2006" xmlns:aink="http://schemas.microsoft.com/office/drawing/2016/ink" xmlns:am3d="http://schemas.microsoft.com/office/drawing/2017/model3d" xmlns:o="urn:schemas-microsoft-com:office:office" xmlns:oel="http://schemas.microsoft.com/office/2019/extlst" xmlns:r="http://schemas.openxmlformats.org/officeDocument/2006/relationships" xmlns:m="http://schemas.openxmlformats.org/officeDocument/2006/math" xmlns:v="urn:schemas-microsoft-com:vml" xmlns:wp14="http://schemas.microsoft.com/office/word/2010/wordprocessingDrawing" xmlns:wp="http://schemas.openxmlformats.org/drawingml/2006/wordprocessingDrawing" xmlns:w10="urn:schemas-microsoft-com:office:word" xmlns:w="http://schemas.openxmlformats.org/wordprocessingml/2006/main" xmlns:w14="http://schemas.microsoft.com/office/word/2010/wordml" xmlns:w15="http://schemas.microsoft.com/office/word/2012/wordml" xmlns:w16cex="http://schemas.microsoft.com/office/word/2018/wordml/cex" xmlns:w16cid="http://schemas.microsoft.com/office/word/2016/wordml/cid" xmlns:w16="http://schemas.microsoft.com/office/word/2018/wordml" xmlns:w16du="http://schemas.microsoft.com/office/word/2023/wordml/word16du" xmlns:w16sdtdh="http://schemas.microsoft.com/office/word/2020/wordml/sdtdatahash" xmlns:w16se="http://schemas.microsoft.com/office/word/2015/wordml/symex" xmlns:wpg="http://schemas.microsoft.com/office/word/2010/wordprocessingGroup" xmlns:wpi="http://schemas.microsoft.com/office/word/2010/wordprocessingInk" xmlns:wne="http://schemas.microsoft.com/office/word/2006/wordml" xmlns:wps="http://schemas.microsoft.com/office/word/2010/wordprocessingShape" mc:Ignorable="w14 w15 w16se w16cid w16 w16cex w16sdtdh w16du wp14">
   <w:footnote w:type="separator" w:id="-1">
     <w:p>
       <w:pPr>
@@ -29848,7 +30704,7 @@
 </file>
 
 <file path=word/numbering.xml><?xml version="1.0" encoding="utf-8"?>
-<w:numbering xmlns:wpc="http://schemas.microsoft.com/office/word/2010/wordprocessingCanvas" xmlns:cx="http://schemas.microsoft.com/office/drawing/2014/chartex" xmlns:cx1="http://schemas.microsoft.com/office/drawing/2015/9/8/chartex" xmlns:cx2="http://schemas.microsoft.com/office/drawing/2015/10/21/chartex" xmlns:cx3="http://schemas.microsoft.com/office/drawing/2016/5/9/chartex" xmlns:cx4="http://schemas.microsoft.com/office/drawing/2016/5/10/chartex" xmlns:cx5="http://schemas.microsoft.com/office/drawing/2016/5/11/chartex" xmlns:cx6="http://schemas.microsoft.com/office/drawing/2016/5/12/chartex" xmlns:cx7="http://schemas.microsoft.com/office/drawing/2016/5/13/chartex" xmlns:cx8="http://schemas.microsoft.com/office/drawing/2016/5/14/chartex" xmlns:mc="http://schemas.openxmlformats.org/markup-compatibility/2006" xmlns:aink="http://schemas.microsoft.com/office/drawing/2016/ink" xmlns:am3d="http://schemas.microsoft.com/office/drawing/2017/model3d" xmlns:o="urn:schemas-microsoft-com:office:office" xmlns:oel="http://schemas.microsoft.com/office/2019/extlst" xmlns:r="http://schemas.openxmlformats.org/officeDocument/2006/relationships" xmlns:m="http://schemas.openxmlformats.org/officeDocument/2006/math" xmlns:v="urn:schemas-microsoft-com:vml" xmlns:wp14="http://schemas.microsoft.com/office/word/2010/wordprocessingDrawing" xmlns:wp="http://schemas.openxmlformats.org/drawingml/2006/wordprocessingDrawing" xmlns:w10="urn:schemas-microsoft-com:office:word" xmlns:w="http://schemas.openxmlformats.org/wordprocessingml/2006/main" xmlns:w14="http://schemas.microsoft.com/office/word/2010/wordml" xmlns:w15="http://schemas.microsoft.com/office/word/2012/wordml" xmlns:w16cex="http://schemas.microsoft.com/office/word/2018/wordml/cex" xmlns:w16cid="http://schemas.microsoft.com/office/word/2016/wordml/cid" xmlns:w16="http://schemas.microsoft.com/office/word/2018/wordml" xmlns:w16du="http://schemas.microsoft.com/office/word/2023/wordml/word16du" xmlns:w16sdtdh="http://schemas.microsoft.com/office/word/2020/wordml/sdtdatahash" xmlns:w16sdtfl="http://schemas.microsoft.com/office/word/2024/wordml/sdtformatlock" xmlns:w16se="http://schemas.microsoft.com/office/word/2015/wordml/symex" xmlns:wpg="http://schemas.microsoft.com/office/word/2010/wordprocessingGroup" xmlns:wpi="http://schemas.microsoft.com/office/word/2010/wordprocessingInk" xmlns:wne="http://schemas.microsoft.com/office/word/2006/wordml" xmlns:wps="http://schemas.microsoft.com/office/word/2010/wordprocessingShape" mc:Ignorable="w14 w15 w16se w16cid w16 w16cex w16sdtdh w16sdtfl w16du wp14">
+<w:numbering xmlns:wpc="http://schemas.microsoft.com/office/word/2010/wordprocessingCanvas" xmlns:cx="http://schemas.microsoft.com/office/drawing/2014/chartex" xmlns:cx1="http://schemas.microsoft.com/office/drawing/2015/9/8/chartex" xmlns:cx2="http://schemas.microsoft.com/office/drawing/2015/10/21/chartex" xmlns:cx3="http://schemas.microsoft.com/office/drawing/2016/5/9/chartex" xmlns:cx4="http://schemas.microsoft.com/office/drawing/2016/5/10/chartex" xmlns:cx5="http://schemas.microsoft.com/office/drawing/2016/5/11/chartex" xmlns:cx6="http://schemas.microsoft.com/office/drawing/2016/5/12/chartex" xmlns:cx7="http://schemas.microsoft.com/office/drawing/2016/5/13/chartex" xmlns:cx8="http://schemas.microsoft.com/office/drawing/2016/5/14/chartex" xmlns:mc="http://schemas.openxmlformats.org/markup-compatibility/2006" xmlns:aink="http://schemas.microsoft.com/office/drawing/2016/ink" xmlns:am3d="http://schemas.microsoft.com/office/drawing/2017/model3d" xmlns:o="urn:schemas-microsoft-com:office:office" xmlns:oel="http://schemas.microsoft.com/office/2019/extlst" xmlns:r="http://schemas.openxmlformats.org/officeDocument/2006/relationships" xmlns:m="http://schemas.openxmlformats.org/officeDocument/2006/math" xmlns:v="urn:schemas-microsoft-com:vml" xmlns:wp14="http://schemas.microsoft.com/office/word/2010/wordprocessingDrawing" xmlns:wp="http://schemas.openxmlformats.org/drawingml/2006/wordprocessingDrawing" xmlns:w10="urn:schemas-microsoft-com:office:word" xmlns:w="http://schemas.openxmlformats.org/wordprocessingml/2006/main" xmlns:w14="http://schemas.microsoft.com/office/word/2010/wordml" xmlns:w15="http://schemas.microsoft.com/office/word/2012/wordml" xmlns:w16cex="http://schemas.microsoft.com/office/word/2018/wordml/cex" xmlns:w16cid="http://schemas.microsoft.com/office/word/2016/wordml/cid" xmlns:w16="http://schemas.microsoft.com/office/word/2018/wordml" xmlns:w16du="http://schemas.microsoft.com/office/word/2023/wordml/word16du" xmlns:w16sdtdh="http://schemas.microsoft.com/office/word/2020/wordml/sdtdatahash" xmlns:w16se="http://schemas.microsoft.com/office/word/2015/wordml/symex" xmlns:wpg="http://schemas.microsoft.com/office/word/2010/wordprocessingGroup" xmlns:wpi="http://schemas.microsoft.com/office/word/2010/wordprocessingInk" xmlns:wne="http://schemas.microsoft.com/office/word/2006/wordml" xmlns:wps="http://schemas.microsoft.com/office/word/2010/wordprocessingShape" mc:Ignorable="w14 w15 w16se w16cid w16 w16cex w16sdtdh w16du wp14">
   <w:abstractNum w:abstractNumId="0" w15:restartNumberingAfterBreak="0">
     <w:nsid w:val="01D749F0"/>
     <w:multiLevelType w:val="hybridMultilevel"/>
@@ -32928,7 +33784,7 @@
 </file>
 
 <file path=word/styles.xml><?xml version="1.0" encoding="utf-8"?>
-<w:styles xmlns:mc="http://schemas.openxmlformats.org/markup-compatibility/2006" xmlns:r="http://schemas.openxmlformats.org/officeDocument/2006/relationships" xmlns:w="http://schemas.openxmlformats.org/wordprocessingml/2006/main" xmlns:w14="http://schemas.microsoft.com/office/word/2010/wordml" xmlns:w15="http://schemas.microsoft.com/office/word/2012/wordml" xmlns:w16cex="http://schemas.microsoft.com/office/word/2018/wordml/cex" xmlns:w16cid="http://schemas.microsoft.com/office/word/2016/wordml/cid" xmlns:w16="http://schemas.microsoft.com/office/word/2018/wordml" xmlns:w16du="http://schemas.microsoft.com/office/word/2023/wordml/word16du" xmlns:w16sdtdh="http://schemas.microsoft.com/office/word/2020/wordml/sdtdatahash" xmlns:w16sdtfl="http://schemas.microsoft.com/office/word/2024/wordml/sdtformatlock" xmlns:w16se="http://schemas.microsoft.com/office/word/2015/wordml/symex" mc:Ignorable="w14 w15 w16se w16cid w16 w16cex w16sdtdh w16sdtfl w16du">
+<w:styles xmlns:mc="http://schemas.openxmlformats.org/markup-compatibility/2006" xmlns:r="http://schemas.openxmlformats.org/officeDocument/2006/relationships" xmlns:w="http://schemas.openxmlformats.org/wordprocessingml/2006/main" xmlns:w14="http://schemas.microsoft.com/office/word/2010/wordml" xmlns:w15="http://schemas.microsoft.com/office/word/2012/wordml" xmlns:w16cex="http://schemas.microsoft.com/office/word/2018/wordml/cex" xmlns:w16cid="http://schemas.microsoft.com/office/word/2016/wordml/cid" xmlns:w16="http://schemas.microsoft.com/office/word/2018/wordml" xmlns:w16du="http://schemas.microsoft.com/office/word/2023/wordml/word16du" xmlns:w16sdtdh="http://schemas.microsoft.com/office/word/2020/wordml/sdtdatahash" xmlns:w16se="http://schemas.microsoft.com/office/word/2015/wordml/symex" mc:Ignorable="w14 w15 w16se w16cid w16 w16cex w16sdtdh w16du">
   <w:docDefaults>
     <w:rPrDefault>
       <w:rPr>

--- a/네트워크 로직/네트워크_로직.docx
+++ b/네트워크 로직/네트워크_로직.docx
@@ -22016,7 +22016,7 @@
           <v:shape id="_x0000_i1025" type="#_x0000_t75" style="width:382.55pt;height:23.1pt" o:ole="">
             <v:imagedata r:id="rId7" o:title=""/>
           </v:shape>
-          <o:OLEObject Type="Embed" ProgID="Word.OpenDocumentText.12" ShapeID="_x0000_i1025" DrawAspect="Content" ObjectID="_1835693193" r:id="rId8"/>
+          <o:OLEObject Type="Embed" ProgID="Word.OpenDocumentText.12" ShapeID="_x0000_i1025" DrawAspect="Content" ObjectID="_1836136349" r:id="rId8"/>
         </w:object>
       </w:r>
     </w:p>
@@ -22728,7 +22728,8 @@
           <w:p>
             <w:pPr>
               <w:rPr>
-                <w:rFonts w:ascii="나눔고딕" w:eastAsia="나눔고딕" w:hAnsi="나눔고딕" w:hint="eastAsia"/>
+                <w:rFonts w:ascii="나눔고딕" w:eastAsia="나눔고딕" w:hAnsi="나눔고딕"/>
+                <w:strike/>
                 <w:sz w:val="20"/>
                 <w:szCs w:val="20"/>
               </w:rPr>
@@ -22736,7 +22737,8 @@
             <w:r>
               <w:rPr>
                 <w:rFonts w:ascii="나눔고딕" w:eastAsia="나눔고딕" w:hAnsi="나눔고딕" w:hint="eastAsia"/>
-                <w:color w:val="FF0000"/>
+                <w:strike/>
+                <w:color w:val="45B0E1" w:themeColor="accent1" w:themeTint="99"/>
                 <w:sz w:val="20"/>
                 <w:szCs w:val="20"/>
               </w:rPr>
@@ -22746,7 +22748,8 @@
             <w:r>
               <w:rPr>
                 <w:rFonts w:ascii="나눔고딕" w:eastAsia="나눔고딕" w:hAnsi="나눔고딕" w:hint="eastAsia"/>
-                <w:color w:val="FF0000"/>
+                <w:strike/>
+                <w:color w:val="45B0E1" w:themeColor="accent1" w:themeTint="99"/>
                 <w:sz w:val="20"/>
                 <w:szCs w:val="20"/>
               </w:rPr>
@@ -22756,7 +22759,8 @@
             <w:r>
               <w:rPr>
                 <w:rFonts w:ascii="나눔고딕" w:eastAsia="나눔고딕" w:hAnsi="나눔고딕" w:hint="eastAsia"/>
-                <w:color w:val="FF0000"/>
+                <w:strike/>
+                <w:color w:val="45B0E1" w:themeColor="accent1" w:themeTint="99"/>
                 <w:sz w:val="20"/>
                 <w:szCs w:val="20"/>
               </w:rPr>
@@ -22766,7 +22770,8 @@
             <w:r>
               <w:rPr>
                 <w:rFonts w:ascii="나눔고딕" w:eastAsia="나눔고딕" w:hAnsi="나눔고딕" w:hint="eastAsia"/>
-                <w:color w:val="FF0000"/>
+                <w:strike/>
+                <w:color w:val="45B0E1" w:themeColor="accent1" w:themeTint="99"/>
                 <w:sz w:val="20"/>
                 <w:szCs w:val="20"/>
               </w:rPr>
@@ -22776,7 +22781,8 @@
             <w:r>
               <w:rPr>
                 <w:rFonts w:ascii="나눔고딕" w:eastAsia="나눔고딕" w:hAnsi="나눔고딕" w:hint="eastAsia"/>
-                <w:color w:val="FF0000"/>
+                <w:strike/>
+                <w:color w:val="45B0E1" w:themeColor="accent1" w:themeTint="99"/>
                 <w:sz w:val="20"/>
                 <w:szCs w:val="20"/>
               </w:rPr>
@@ -22785,7 +22791,8 @@
             <w:r>
               <w:rPr>
                 <w:rFonts w:ascii="나눔고딕" w:eastAsia="나눔고딕" w:hAnsi="나눔고딕" w:hint="eastAsia"/>
-                <w:color w:val="FF0000"/>
+                <w:strike/>
+                <w:color w:val="45B0E1" w:themeColor="accent1" w:themeTint="99"/>
                 <w:sz w:val="20"/>
                 <w:szCs w:val="20"/>
               </w:rPr>
@@ -22794,7 +22801,8 @@
             <w:r>
               <w:rPr>
                 <w:rFonts w:ascii="나눔고딕" w:eastAsia="나눔고딕" w:hAnsi="나눔고딕" w:hint="eastAsia"/>
-                <w:color w:val="FF0000"/>
+                <w:strike/>
+                <w:color w:val="45B0E1" w:themeColor="accent1" w:themeTint="99"/>
                 <w:sz w:val="20"/>
                 <w:szCs w:val="20"/>
               </w:rPr>
@@ -22836,7 +22844,7 @@
             <w:pPr>
               <w:jc w:val="center"/>
               <w:rPr>
-                <w:rFonts w:ascii="나눔고딕" w:eastAsia="나눔고딕" w:hAnsi="나눔고딕" w:hint="eastAsia"/>
+                <w:rFonts w:ascii="나눔고딕" w:eastAsia="나눔고딕" w:hAnsi="나눔고딕"/>
                 <w:sz w:val="20"/>
                 <w:szCs w:val="20"/>
               </w:rPr>
@@ -22934,7 +22942,7 @@
           <w:p>
             <w:pPr>
               <w:rPr>
-                <w:rFonts w:ascii="나눔고딕" w:eastAsia="나눔고딕" w:hAnsi="나눔고딕" w:hint="eastAsia"/>
+                <w:rFonts w:ascii="나눔고딕" w:eastAsia="나눔고딕" w:hAnsi="나눔고딕"/>
                 <w:sz w:val="20"/>
                 <w:szCs w:val="20"/>
               </w:rPr>
@@ -22945,23 +22953,7 @@
                 <w:sz w:val="20"/>
                 <w:szCs w:val="20"/>
               </w:rPr>
-              <w:t xml:space="preserve">- </w:t>
-            </w:r>
-            <w:r>
-              <w:rPr>
-                <w:rFonts w:ascii="나눔고딕" w:eastAsia="나눔고딕" w:hAnsi="나눔고딕" w:hint="eastAsia"/>
-                <w:sz w:val="20"/>
-                <w:szCs w:val="20"/>
-              </w:rPr>
-              <w:t>다른 클라이언트</w:t>
-            </w:r>
-            <w:r>
-              <w:rPr>
-                <w:rFonts w:ascii="나눔고딕" w:eastAsia="나눔고딕" w:hAnsi="나눔고딕" w:hint="eastAsia"/>
-                <w:sz w:val="20"/>
-                <w:szCs w:val="20"/>
-              </w:rPr>
-              <w:t xml:space="preserve">: </w:t>
+              <w:t xml:space="preserve">- 다른 클라이언트: </w:t>
             </w:r>
             <w:proofErr w:type="spellStart"/>
             <w:r>
@@ -22994,7 +22986,7 @@
             <w:pPr>
               <w:jc w:val="center"/>
               <w:rPr>
-                <w:rFonts w:ascii="나눔고딕" w:eastAsia="나눔고딕" w:hAnsi="나눔고딕" w:hint="eastAsia"/>
+                <w:rFonts w:ascii="나눔고딕" w:eastAsia="나눔고딕" w:hAnsi="나눔고딕"/>
                 <w:sz w:val="20"/>
                 <w:szCs w:val="20"/>
               </w:rPr>
@@ -23017,7 +23009,7 @@
             <w:pPr>
               <w:jc w:val="center"/>
               <w:rPr>
-                <w:rFonts w:ascii="나눔고딕" w:eastAsia="나눔고딕" w:hAnsi="나눔고딕" w:hint="eastAsia"/>
+                <w:rFonts w:ascii="나눔고딕" w:eastAsia="나눔고딕" w:hAnsi="나눔고딕"/>
                 <w:sz w:val="20"/>
                 <w:szCs w:val="20"/>
               </w:rPr>
@@ -23056,7 +23048,7 @@
           <w:p>
             <w:pPr>
               <w:rPr>
-                <w:rFonts w:ascii="나눔고딕" w:eastAsia="나눔고딕" w:hAnsi="나눔고딕" w:hint="eastAsia"/>
+                <w:rFonts w:ascii="나눔고딕" w:eastAsia="나눔고딕" w:hAnsi="나눔고딕"/>
                 <w:sz w:val="20"/>
                 <w:szCs w:val="20"/>
               </w:rPr>
@@ -23068,6 +23060,181 @@
                 <w:szCs w:val="20"/>
               </w:rPr>
               <w:t xml:space="preserve">- 다른 클라이언트: 플레이어의 ID를 통해 위치 &amp; 애니메이션 보간 처리 </w:t>
+            </w:r>
+          </w:p>
+        </w:tc>
+      </w:tr>
+      <w:tr>
+        <w:tc>
+          <w:tcPr>
+            <w:tcW w:w="709" w:type="dxa"/>
+            <w:shd w:val="clear" w:color="auto" w:fill="FFFFFF" w:themeFill="background1"/>
+          </w:tcPr>
+          <w:p>
+            <w:pPr>
+              <w:jc w:val="center"/>
+              <w:rPr>
+                <w:rFonts w:ascii="나눔고딕" w:eastAsia="나눔고딕" w:hAnsi="나눔고딕" w:hint="eastAsia"/>
+                <w:sz w:val="20"/>
+                <w:szCs w:val="20"/>
+              </w:rPr>
+            </w:pPr>
+            <w:r>
+              <w:rPr>
+                <w:rFonts w:ascii="나눔고딕" w:eastAsia="나눔고딕" w:hAnsi="나눔고딕" w:hint="eastAsia"/>
+                <w:sz w:val="20"/>
+                <w:szCs w:val="20"/>
+              </w:rPr>
+              <w:t>-</w:t>
+            </w:r>
+          </w:p>
+        </w:tc>
+        <w:tc>
+          <w:tcPr>
+            <w:tcW w:w="1701" w:type="dxa"/>
+          </w:tcPr>
+          <w:p>
+            <w:pPr>
+              <w:jc w:val="center"/>
+              <w:rPr>
+                <w:rFonts w:ascii="나눔고딕" w:eastAsia="나눔고딕" w:hAnsi="나눔고딕" w:hint="eastAsia"/>
+                <w:sz w:val="20"/>
+                <w:szCs w:val="20"/>
+              </w:rPr>
+            </w:pPr>
+            <w:r>
+              <w:rPr>
+                <w:rFonts w:ascii="나눔고딕" w:eastAsia="나눔고딕" w:hAnsi="나눔고딕" w:hint="eastAsia"/>
+                <w:sz w:val="20"/>
+                <w:szCs w:val="20"/>
+              </w:rPr>
+              <w:t>무게에 따른 이동 속도 계산</w:t>
+            </w:r>
+          </w:p>
+        </w:tc>
+        <w:tc>
+          <w:tcPr>
+            <w:tcW w:w="7938" w:type="dxa"/>
+          </w:tcPr>
+          <w:p>
+            <w:pPr>
+              <w:rPr>
+                <w:rFonts w:ascii="나눔고딕" w:eastAsia="나눔고딕" w:hAnsi="나눔고딕"/>
+                <w:color w:val="FF0000"/>
+                <w:sz w:val="20"/>
+                <w:szCs w:val="20"/>
+              </w:rPr>
+            </w:pPr>
+            <w:r>
+              <w:rPr>
+                <w:rFonts w:ascii="나눔고딕" w:eastAsia="나눔고딕" w:hAnsi="나눔고딕" w:hint="eastAsia"/>
+                <w:color w:val="FF0000"/>
+                <w:sz w:val="20"/>
+                <w:szCs w:val="20"/>
+              </w:rPr>
+              <w:t xml:space="preserve">(3-1 먼저 </w:t>
+            </w:r>
+            <w:proofErr w:type="spellStart"/>
+            <w:r>
+              <w:rPr>
+                <w:rFonts w:ascii="나눔고딕" w:eastAsia="나눔고딕" w:hAnsi="나눔고딕" w:hint="eastAsia"/>
+                <w:color w:val="FF0000"/>
+                <w:sz w:val="20"/>
+                <w:szCs w:val="20"/>
+              </w:rPr>
+              <w:t>읽어주세욥</w:t>
+            </w:r>
+            <w:proofErr w:type="spellEnd"/>
+            <w:r>
+              <w:rPr>
+                <w:rFonts w:ascii="나눔고딕" w:eastAsia="나눔고딕" w:hAnsi="나눔고딕" w:hint="eastAsia"/>
+                <w:color w:val="FF0000"/>
+                <w:sz w:val="20"/>
+                <w:szCs w:val="20"/>
+              </w:rPr>
+              <w:t>)</w:t>
+            </w:r>
+          </w:p>
+          <w:p>
+            <w:pPr>
+              <w:rPr>
+                <w:rFonts w:ascii="나눔고딕" w:eastAsia="나눔고딕" w:hAnsi="나눔고딕"/>
+                <w:color w:val="FF0000"/>
+                <w:sz w:val="20"/>
+                <w:szCs w:val="20"/>
+              </w:rPr>
+            </w:pPr>
+            <w:r>
+              <w:rPr>
+                <w:rFonts w:ascii="나눔고딕" w:eastAsia="나눔고딕" w:hAnsi="나눔고딕" w:hint="eastAsia"/>
+                <w:color w:val="FF0000"/>
+                <w:sz w:val="20"/>
+                <w:szCs w:val="20"/>
+              </w:rPr>
+              <w:t xml:space="preserve">- </w:t>
+            </w:r>
+            <w:r>
+              <w:rPr>
+                <w:rFonts w:ascii="나눔고딕" w:eastAsia="나눔고딕" w:hAnsi="나눔고딕" w:hint="eastAsia"/>
+                <w:color w:val="FF0000"/>
+                <w:sz w:val="20"/>
+                <w:szCs w:val="20"/>
+              </w:rPr>
+              <w:t>클라이언트: 무게에 따른 이동 속도를 계산하여 이동</w:t>
+            </w:r>
+          </w:p>
+          <w:p>
+            <w:pPr>
+              <w:rPr>
+                <w:rFonts w:ascii="나눔고딕" w:eastAsia="나눔고딕" w:hAnsi="나눔고딕" w:hint="eastAsia"/>
+                <w:sz w:val="20"/>
+                <w:szCs w:val="20"/>
+              </w:rPr>
+            </w:pPr>
+            <w:r>
+              <w:rPr>
+                <w:rFonts w:ascii="나눔고딕" w:eastAsia="나눔고딕" w:hAnsi="나눔고딕" w:hint="eastAsia"/>
+                <w:color w:val="FF0000"/>
+                <w:sz w:val="20"/>
+                <w:szCs w:val="20"/>
+              </w:rPr>
+              <w:t xml:space="preserve">- </w:t>
+            </w:r>
+            <w:r>
+              <w:rPr>
+                <w:rFonts w:ascii="나눔고딕" w:eastAsia="나눔고딕" w:hAnsi="나눔고딕" w:hint="eastAsia"/>
+                <w:color w:val="FF0000"/>
+                <w:sz w:val="20"/>
+                <w:szCs w:val="20"/>
+              </w:rPr>
+              <w:t>서버: 무게에 따른 이동 속도 계산하고</w:t>
+            </w:r>
+            <w:r>
+              <w:rPr>
+                <w:rFonts w:ascii="나눔고딕" w:eastAsia="나눔고딕" w:hAnsi="나눔고딕" w:hint="eastAsia"/>
+                <w:color w:val="FF0000"/>
+                <w:sz w:val="20"/>
+                <w:szCs w:val="20"/>
+              </w:rPr>
+              <w:t>,</w:t>
+            </w:r>
+            <w:r>
+              <w:rPr>
+                <w:rFonts w:ascii="나눔고딕" w:eastAsia="나눔고딕" w:hAnsi="나눔고딕" w:hint="eastAsia"/>
+                <w:color w:val="FF0000"/>
+                <w:sz w:val="20"/>
+                <w:szCs w:val="20"/>
+              </w:rPr>
+              <w:t xml:space="preserve"> 클라이언트</w:t>
+            </w:r>
+            <w:r>
+              <w:rPr>
+                <w:rFonts w:ascii="나눔고딕" w:eastAsia="나눔고딕" w:hAnsi="나눔고딕" w:hint="eastAsia"/>
+                <w:color w:val="FF0000"/>
+                <w:sz w:val="20"/>
+                <w:szCs w:val="20"/>
+              </w:rPr>
+              <w:t>의 이동 속도가 잘못됐다면 2번 수행</w:t>
             </w:r>
           </w:p>
         </w:tc>
@@ -23076,7 +23243,7 @@
     <w:p>
       <w:pPr>
         <w:rPr>
-          <w:rFonts w:ascii="나눔고딕" w:eastAsia="나눔고딕" w:hAnsi="나눔고딕" w:hint="eastAsia"/>
+          <w:rFonts w:ascii="나눔고딕" w:eastAsia="나눔고딕" w:hAnsi="나눔고딕"/>
         </w:rPr>
       </w:pPr>
     </w:p>
@@ -23845,6 +24012,7 @@
             <w:pPr>
               <w:rPr>
                 <w:rFonts w:ascii="나눔고딕" w:eastAsia="나눔고딕" w:hAnsi="나눔고딕"/>
+                <w:strike/>
                 <w:sz w:val="20"/>
                 <w:szCs w:val="20"/>
               </w:rPr>
@@ -23852,6 +24020,7 @@
             <w:r>
               <w:rPr>
                 <w:rFonts w:ascii="나눔고딕" w:eastAsia="나눔고딕" w:hAnsi="나눔고딕" w:hint="eastAsia"/>
+                <w:strike/>
                 <w:sz w:val="20"/>
                 <w:szCs w:val="20"/>
               </w:rPr>
@@ -23862,6 +24031,7 @@
             <w:pPr>
               <w:rPr>
                 <w:rFonts w:ascii="나눔고딕" w:eastAsia="나눔고딕" w:hAnsi="나눔고딕"/>
+                <w:strike/>
                 <w:sz w:val="20"/>
                 <w:szCs w:val="20"/>
               </w:rPr>
@@ -23869,6 +24039,7 @@
             <w:r>
               <w:rPr>
                 <w:rFonts w:ascii="나눔고딕" w:eastAsia="나눔고딕" w:hAnsi="나눔고딕" w:hint="eastAsia"/>
+                <w:strike/>
                 <w:sz w:val="20"/>
                 <w:szCs w:val="20"/>
               </w:rPr>
@@ -23879,6 +24050,27 @@
             <w:pPr>
               <w:rPr>
                 <w:rFonts w:ascii="나눔고딕" w:eastAsia="나눔고딕" w:hAnsi="나눔고딕"/>
+                <w:color w:val="45B0E1" w:themeColor="accent1" w:themeTint="99"/>
+                <w:sz w:val="20"/>
+                <w:szCs w:val="20"/>
+              </w:rPr>
+            </w:pPr>
+            <w:r>
+              <w:rPr>
+                <w:rFonts w:ascii="나눔고딕" w:eastAsia="나눔고딕" w:hAnsi="나눔고딕" w:hint="eastAsia"/>
+                <w:color w:val="45B0E1" w:themeColor="accent1" w:themeTint="99"/>
+                <w:sz w:val="20"/>
+                <w:szCs w:val="20"/>
+              </w:rPr>
+              <w:lastRenderedPageBreak/>
+              <w:t>(현재 클라이언트에서 애니메이션 후에 삭제하고 있음)</w:t>
+            </w:r>
+          </w:p>
+          <w:p>
+            <w:pPr>
+              <w:rPr>
+                <w:rFonts w:ascii="나눔고딕" w:eastAsia="나눔고딕" w:hAnsi="나눔고딕" w:hint="eastAsia"/>
+                <w:color w:val="0070C0"/>
                 <w:sz w:val="20"/>
                 <w:szCs w:val="20"/>
               </w:rPr>
@@ -23888,6 +24080,7 @@
             <w:pPr>
               <w:rPr>
                 <w:rFonts w:ascii="나눔고딕" w:eastAsia="나눔고딕" w:hAnsi="나눔고딕"/>
+                <w:strike/>
                 <w:color w:val="FF99FF"/>
                 <w:sz w:val="20"/>
                 <w:szCs w:val="20"/>
@@ -23896,11 +24089,204 @@
             <w:r>
               <w:rPr>
                 <w:rFonts w:ascii="나눔고딕" w:eastAsia="나눔고딕" w:hAnsi="나눔고딕" w:hint="eastAsia"/>
+                <w:strike/>
                 <w:color w:val="FF99FF"/>
                 <w:sz w:val="20"/>
                 <w:szCs w:val="20"/>
               </w:rPr>
               <w:t>=&gt;4, 5번 하나로 합칠 예정</w:t>
+            </w:r>
+          </w:p>
+        </w:tc>
+      </w:tr>
+      <w:tr>
+        <w:tc>
+          <w:tcPr>
+            <w:tcW w:w="709" w:type="dxa"/>
+            <w:shd w:val="clear" w:color="auto" w:fill="FFFFFF" w:themeFill="background1"/>
+          </w:tcPr>
+          <w:p>
+            <w:pPr>
+              <w:jc w:val="center"/>
+              <w:rPr>
+                <w:rFonts w:ascii="나눔고딕" w:eastAsia="나눔고딕" w:hAnsi="나눔고딕" w:hint="eastAsia"/>
+                <w:sz w:val="20"/>
+                <w:szCs w:val="20"/>
+              </w:rPr>
+            </w:pPr>
+            <w:r>
+              <w:rPr>
+                <w:rFonts w:ascii="나눔고딕" w:eastAsia="나눔고딕" w:hAnsi="나눔고딕" w:hint="eastAsia"/>
+                <w:sz w:val="20"/>
+                <w:szCs w:val="20"/>
+              </w:rPr>
+              <w:lastRenderedPageBreak/>
+              <w:t>-</w:t>
+            </w:r>
+          </w:p>
+        </w:tc>
+        <w:tc>
+          <w:tcPr>
+            <w:tcW w:w="1701" w:type="dxa"/>
+          </w:tcPr>
+          <w:p>
+            <w:pPr>
+              <w:jc w:val="center"/>
+              <w:rPr>
+                <w:rFonts w:ascii="나눔고딕" w:eastAsia="나눔고딕" w:hAnsi="나눔고딕" w:hint="eastAsia"/>
+                <w:sz w:val="20"/>
+                <w:szCs w:val="20"/>
+              </w:rPr>
+            </w:pPr>
+            <w:r>
+              <w:rPr>
+                <w:rFonts w:ascii="나눔고딕" w:eastAsia="나눔고딕" w:hAnsi="나눔고딕" w:hint="eastAsia"/>
+                <w:sz w:val="20"/>
+                <w:szCs w:val="20"/>
+              </w:rPr>
+              <w:t>무게 계산</w:t>
+            </w:r>
+          </w:p>
+        </w:tc>
+        <w:tc>
+          <w:tcPr>
+            <w:tcW w:w="7938" w:type="dxa"/>
+          </w:tcPr>
+          <w:p>
+            <w:pPr>
+              <w:rPr>
+                <w:rFonts w:ascii="나눔고딕" w:eastAsia="나눔고딕" w:hAnsi="나눔고딕" w:hint="eastAsia"/>
+                <w:color w:val="FF0000"/>
+                <w:sz w:val="20"/>
+                <w:szCs w:val="20"/>
+              </w:rPr>
+            </w:pPr>
+            <w:r>
+              <w:rPr>
+                <w:rFonts w:ascii="나눔고딕" w:eastAsia="나눔고딕" w:hAnsi="나눔고딕" w:hint="eastAsia"/>
+                <w:color w:val="FF0000"/>
+                <w:sz w:val="20"/>
+                <w:szCs w:val="20"/>
+              </w:rPr>
+              <w:t xml:space="preserve">- 클라이언트: </w:t>
+            </w:r>
+            <w:proofErr w:type="spellStart"/>
+            <w:r>
+              <w:rPr>
+                <w:rFonts w:ascii="나눔고딕" w:eastAsia="나눔고딕" w:hAnsi="나눔고딕" w:hint="eastAsia"/>
+                <w:color w:val="FF0000"/>
+                <w:sz w:val="20"/>
+                <w:szCs w:val="20"/>
+              </w:rPr>
+              <w:t>S_AddItemToInventory_Packet</w:t>
+            </w:r>
+            <w:proofErr w:type="spellEnd"/>
+            <w:r>
+              <w:rPr>
+                <w:rFonts w:ascii="나눔고딕" w:eastAsia="나눔고딕" w:hAnsi="나눔고딕" w:hint="eastAsia"/>
+                <w:color w:val="FF0000"/>
+                <w:sz w:val="20"/>
+                <w:szCs w:val="20"/>
+              </w:rPr>
+              <w:t xml:space="preserve">으로 Item/Tool을 획득하면, 전체 무게 변수에 무게를 더함. 서버에 유효성 확인을 받기 위해 </w:t>
+            </w:r>
+            <w:proofErr w:type="spellStart"/>
+            <w:r>
+              <w:rPr>
+                <w:rFonts w:ascii="나눔고딕" w:eastAsia="나눔고딕" w:hAnsi="나눔고딕" w:hint="eastAsia"/>
+                <w:color w:val="FF0000"/>
+                <w:sz w:val="20"/>
+                <w:szCs w:val="20"/>
+              </w:rPr>
+              <w:t>C_TotalWeight_Packet</w:t>
+            </w:r>
+            <w:proofErr w:type="spellEnd"/>
+            <w:r>
+              <w:rPr>
+                <w:rFonts w:ascii="나눔고딕" w:eastAsia="나눔고딕" w:hAnsi="나눔고딕" w:hint="eastAsia"/>
+                <w:color w:val="FF0000"/>
+                <w:sz w:val="20"/>
+                <w:szCs w:val="20"/>
+              </w:rPr>
+              <w:t xml:space="preserve">을 보냄(float weight 자료형 하나만 </w:t>
+            </w:r>
+            <w:proofErr w:type="spellStart"/>
+            <w:r>
+              <w:rPr>
+                <w:rFonts w:ascii="나눔고딕" w:eastAsia="나눔고딕" w:hAnsi="나눔고딕" w:hint="eastAsia"/>
+                <w:color w:val="FF0000"/>
+                <w:sz w:val="20"/>
+                <w:szCs w:val="20"/>
+              </w:rPr>
+              <w:t>써야될</w:t>
+            </w:r>
+            <w:proofErr w:type="spellEnd"/>
+            <w:r>
+              <w:rPr>
+                <w:rFonts w:ascii="나눔고딕" w:eastAsia="나눔고딕" w:hAnsi="나눔고딕" w:hint="eastAsia"/>
+                <w:color w:val="FF0000"/>
+                <w:sz w:val="20"/>
+                <w:szCs w:val="20"/>
+              </w:rPr>
+              <w:t xml:space="preserve"> 듯??)</w:t>
+            </w:r>
+          </w:p>
+          <w:p>
+            <w:pPr>
+              <w:rPr>
+                <w:rFonts w:ascii="나눔고딕" w:eastAsia="나눔고딕" w:hAnsi="나눔고딕" w:hint="eastAsia"/>
+                <w:sz w:val="20"/>
+                <w:szCs w:val="20"/>
+              </w:rPr>
+            </w:pPr>
+            <w:r>
+              <w:rPr>
+                <w:rFonts w:ascii="나눔고딕" w:eastAsia="나눔고딕" w:hAnsi="나눔고딕" w:hint="eastAsia"/>
+                <w:color w:val="FF0000"/>
+                <w:sz w:val="20"/>
+                <w:szCs w:val="20"/>
+              </w:rPr>
+              <w:t xml:space="preserve">- 서버: </w:t>
+            </w:r>
+            <w:proofErr w:type="spellStart"/>
+            <w:r>
+              <w:rPr>
+                <w:rFonts w:ascii="나눔고딕" w:eastAsia="나눔고딕" w:hAnsi="나눔고딕" w:hint="eastAsia"/>
+                <w:color w:val="FF0000"/>
+                <w:sz w:val="20"/>
+                <w:szCs w:val="20"/>
+              </w:rPr>
+              <w:t>C_TotalWeight_Packet</w:t>
+            </w:r>
+            <w:proofErr w:type="spellEnd"/>
+            <w:r>
+              <w:rPr>
+                <w:rFonts w:ascii="나눔고딕" w:eastAsia="나눔고딕" w:hAnsi="나눔고딕" w:hint="eastAsia"/>
+                <w:color w:val="FF0000"/>
+                <w:sz w:val="20"/>
+                <w:szCs w:val="20"/>
+              </w:rPr>
+              <w:t xml:space="preserve">을 받고 유효성 검사 후, 유효하지 않다면 </w:t>
+            </w:r>
+            <w:proofErr w:type="spellStart"/>
+            <w:r>
+              <w:rPr>
+                <w:rFonts w:ascii="나눔고딕" w:eastAsia="나눔고딕" w:hAnsi="나눔고딕" w:hint="eastAsia"/>
+                <w:color w:val="FF0000"/>
+                <w:sz w:val="20"/>
+                <w:szCs w:val="20"/>
+              </w:rPr>
+              <w:t>S_ModifyTotalWeight_Packet</w:t>
+            </w:r>
+            <w:proofErr w:type="spellEnd"/>
+            <w:r>
+              <w:rPr>
+                <w:rFonts w:ascii="나눔고딕" w:eastAsia="나눔고딕" w:hAnsi="나눔고딕" w:hint="eastAsia"/>
+                <w:color w:val="FF0000"/>
+                <w:sz w:val="20"/>
+                <w:szCs w:val="20"/>
+              </w:rPr>
+              <w:t>을 보냄</w:t>
             </w:r>
           </w:p>
         </w:tc>
@@ -23928,7 +24314,6 @@
         <w:rPr>
           <w:rFonts w:ascii="나눔고딕" w:eastAsia="나눔고딕" w:hAnsi="나눔고딕" w:hint="eastAsia"/>
         </w:rPr>
-        <w:lastRenderedPageBreak/>
         <w:t>Inventory</w:t>
       </w:r>
       <w:r>
@@ -24830,24 +25215,41 @@
                 <w:sz w:val="20"/>
                 <w:szCs w:val="20"/>
               </w:rPr>
-              <w:t xml:space="preserve">에게 </w:t>
-            </w:r>
-            <w:r>
-              <w:rPr>
-                <w:rFonts w:ascii="나눔고딕" w:eastAsia="나눔고딕" w:hAnsi="나눔고딕" w:hint="eastAsia"/>
-                <w:sz w:val="20"/>
-                <w:szCs w:val="20"/>
-                <w:highlight w:val="magenta"/>
-              </w:rPr>
-              <w:t>S_***_Packet</w:t>
-            </w:r>
-            <w:r>
-              <w:rPr>
-                <w:rFonts w:ascii="나눔고딕" w:eastAsia="나눔고딕" w:hAnsi="나눔고딕" w:hint="eastAsia"/>
-                <w:sz w:val="20"/>
-                <w:szCs w:val="20"/>
-              </w:rPr>
-              <w:t xml:space="preserve"> 송신</w:t>
+              <w:t>에게</w:t>
+            </w:r>
+            <w:r>
+              <w:rPr>
+                <w:rFonts w:ascii="나눔고딕" w:eastAsia="나눔고딕" w:hAnsi="나눔고딕" w:hint="eastAsia"/>
+                <w:sz w:val="20"/>
+                <w:szCs w:val="20"/>
+              </w:rPr>
+              <w:t xml:space="preserve"> </w:t>
+            </w:r>
+            <w:proofErr w:type="spellStart"/>
+            <w:r>
+              <w:rPr>
+                <w:rFonts w:ascii="나눔고딕" w:eastAsia="나눔고딕" w:hAnsi="나눔고딕"/>
+                <w:sz w:val="20"/>
+                <w:szCs w:val="20"/>
+              </w:rPr>
+              <w:t>S_UpdateCurrentTool_Packet</w:t>
+            </w:r>
+            <w:proofErr w:type="spellEnd"/>
+            <w:r>
+              <w:rPr>
+                <w:rFonts w:ascii="나눔고딕" w:eastAsia="나눔고딕" w:hAnsi="나눔고딕" w:hint="eastAsia"/>
+                <w:sz w:val="20"/>
+                <w:szCs w:val="20"/>
+              </w:rPr>
+              <w:t xml:space="preserve"> </w:t>
+            </w:r>
+            <w:r>
+              <w:rPr>
+                <w:rFonts w:ascii="나눔고딕" w:eastAsia="나눔고딕" w:hAnsi="나눔고딕" w:hint="eastAsia"/>
+                <w:sz w:val="20"/>
+                <w:szCs w:val="20"/>
+              </w:rPr>
+              <w:t>송신</w:t>
             </w:r>
           </w:p>
           <w:p>
@@ -24865,11 +25267,19 @@
               <w:ind w:left="564" w:hangingChars="300" w:hanging="564"/>
               <w:rPr>
                 <w:rFonts w:ascii="나눔고딕" w:eastAsia="나눔고딕" w:hAnsi="나눔고딕"/>
+                <w:sz w:val="20"/>
+                <w:szCs w:val="20"/>
+              </w:rPr>
+            </w:pPr>
+            <w:r>
+              <w:rPr>
+                <w:rFonts w:ascii="나눔고딕" w:eastAsia="나눔고딕" w:hAnsi="나눔고딕" w:hint="eastAsia"/>
                 <w:color w:val="FF99FF"/>
                 <w:sz w:val="20"/>
                 <w:szCs w:val="20"/>
               </w:rPr>
-            </w:pPr>
+              <w:t>=&gt;해당 클라랑 다른 클라랑 같은 패킷 써도 될 것 같습니다.</w:t>
+            </w:r>
             <w:r>
               <w:rPr>
                 <w:rFonts w:ascii="나눔고딕" w:eastAsia="나눔고딕" w:hAnsi="나눔고딕" w:hint="eastAsia"/>
@@ -24877,7 +25287,7 @@
                 <w:sz w:val="20"/>
                 <w:szCs w:val="20"/>
               </w:rPr>
-              <w:t>=&gt;해당 클라랑 다른 클라랑 같은 패킷 써도 될 것 같습니다.</w:t>
+              <w:t xml:space="preserve"> 서버에서 유효성 검사하고</w:t>
             </w:r>
             <w:r>
               <w:rPr>
@@ -24886,35 +25296,7 @@
                 <w:sz w:val="20"/>
                 <w:szCs w:val="20"/>
               </w:rPr>
-              <w:t xml:space="preserve"> 서버에서 유효성 검사하고</w:t>
-            </w:r>
-            <w:r>
-              <w:rPr>
-                <w:rFonts w:ascii="나눔고딕" w:eastAsia="나눔고딕" w:hAnsi="나눔고딕" w:hint="eastAsia"/>
-                <w:color w:val="FF99FF"/>
-                <w:sz w:val="20"/>
-                <w:szCs w:val="20"/>
-              </w:rPr>
               <w:t xml:space="preserve"> 도구 제대로 들라고 통보할 예정. 도구 다르게 들고 있는 걸 State로 표현할 건지 아니면 다른 걸로 표현할 건지에 따라 패킷 내용 달라질 것 같습니다.</w:t>
-            </w:r>
-          </w:p>
-          <w:p>
-            <w:pPr>
-              <w:ind w:left="564" w:hangingChars="300" w:hanging="564"/>
-              <w:rPr>
-                <w:rFonts w:ascii="나눔고딕" w:eastAsia="나눔고딕" w:hAnsi="나눔고딕"/>
-                <w:sz w:val="20"/>
-                <w:szCs w:val="20"/>
-              </w:rPr>
-            </w:pPr>
-            <w:r>
-              <w:rPr>
-                <w:rFonts w:ascii="나눔고딕" w:eastAsia="나눔고딕" w:hAnsi="나눔고딕" w:hint="eastAsia"/>
-                <w:color w:val="83CAEB" w:themeColor="accent1" w:themeTint="66"/>
-                <w:sz w:val="20"/>
-                <w:szCs w:val="20"/>
-              </w:rPr>
-              <w:t>=&gt; 패킷 이름이 S_UpdateCurrentTool_Packet이 맞나여?</w:t>
             </w:r>
           </w:p>
         </w:tc>
@@ -24985,17 +25367,26 @@
                 <w:sz w:val="20"/>
                 <w:szCs w:val="20"/>
               </w:rPr>
-              <w:t xml:space="preserve">- </w:t>
-            </w:r>
-            <w:r>
-              <w:rPr>
-                <w:rFonts w:ascii="나눔고딕" w:eastAsia="나눔고딕" w:hAnsi="나눔고딕" w:hint="eastAsia"/>
-                <w:sz w:val="20"/>
-                <w:szCs w:val="20"/>
-                <w:highlight w:val="magenta"/>
-              </w:rPr>
-              <w:t>S_***_Packet</w:t>
-            </w:r>
+              <w:t>-</w:t>
+            </w:r>
+            <w:r>
+              <w:rPr>
+                <w:rFonts w:ascii="나눔고딕" w:eastAsia="나눔고딕" w:hAnsi="나눔고딕" w:hint="eastAsia"/>
+                <w:sz w:val="20"/>
+                <w:szCs w:val="20"/>
+              </w:rPr>
+              <w:t xml:space="preserve"> </w:t>
+            </w:r>
+            <w:proofErr w:type="spellStart"/>
+            <w:r>
+              <w:rPr>
+                <w:rFonts w:ascii="나눔고딕" w:eastAsia="나눔고딕" w:hAnsi="나눔고딕"/>
+                <w:sz w:val="20"/>
+                <w:szCs w:val="20"/>
+              </w:rPr>
+              <w:t>S_UpdateCurrentTool_Packet</w:t>
+            </w:r>
+            <w:proofErr w:type="spellEnd"/>
             <w:r>
               <w:rPr>
                 <w:rFonts w:ascii="나눔고딕" w:eastAsia="나눔고딕" w:hAnsi="나눔고딕" w:hint="eastAsia"/>
@@ -25184,7 +25575,8 @@
                 <w:sz w:val="20"/>
                 <w:szCs w:val="20"/>
               </w:rPr>
-              <w:t>(</w:t>
+              <w:lastRenderedPageBreak/>
+              <w:t xml:space="preserve">- </w:t>
             </w:r>
             <w:r>
               <w:rPr>
@@ -25193,14 +25585,6 @@
                 <w:szCs w:val="20"/>
               </w:rPr>
               <w:t>열쇠는 잠긴 문과 상호작용 가능 할 때만 송신</w:t>
-            </w:r>
-            <w:r>
-              <w:rPr>
-                <w:rFonts w:ascii="나눔고딕" w:eastAsia="나눔고딕" w:hAnsi="나눔고딕" w:hint="eastAsia"/>
-                <w:sz w:val="20"/>
-                <w:szCs w:val="20"/>
-              </w:rPr>
-              <w:t>)</w:t>
             </w:r>
           </w:p>
           <w:p>
@@ -25219,7 +25603,16 @@
                 <w:sz w:val="20"/>
                 <w:szCs w:val="20"/>
               </w:rPr>
-              <w:t>=&gt;</w:t>
+              <w:t>- 랜턴은 유지 시간이 180s이고, 켜지는 동안 1s씩 감소되므로,</w:t>
+            </w:r>
+            <w:r>
+              <w:rPr>
+                <w:rFonts w:ascii="나눔고딕" w:eastAsia="나눔고딕" w:hAnsi="나눔고딕" w:hint="eastAsia"/>
+                <w:color w:val="FF0000"/>
+                <w:sz w:val="20"/>
+                <w:szCs w:val="20"/>
+              </w:rPr>
+              <w:t xml:space="preserve"> 남은 유지 시간을 동기화 해야 함. 랜턴을 사용하고 있는 상태일 때 서버가 </w:t>
             </w:r>
             <w:proofErr w:type="spellStart"/>
             <w:r>
@@ -25229,7 +25622,7 @@
                 <w:sz w:val="20"/>
                 <w:szCs w:val="20"/>
               </w:rPr>
-              <w:t>C_Use_Tool</w:t>
+              <w:t>클라한테</w:t>
             </w:r>
             <w:proofErr w:type="spellEnd"/>
             <w:r>
@@ -25239,8 +25632,9 @@
                 <w:sz w:val="20"/>
                 <w:szCs w:val="20"/>
               </w:rPr>
-              <w:t xml:space="preserve"> 패킷의 Rotation에 플레이어 몸통(yaw) 각도와 바라보는 방향(pitch) 각도를 넣어 송신함</w:t>
-            </w:r>
+              <w:t xml:space="preserve"> 1s에 한 번씩 랜턴 유지 시간에 대한 정보인 S_000_Packet을 보내서 시간을 동기화하고, </w:t>
+            </w:r>
+            <w:proofErr w:type="spellStart"/>
             <w:r>
               <w:rPr>
                 <w:rFonts w:ascii="나눔고딕" w:eastAsia="나눔고딕" w:hAnsi="나눔고딕" w:hint="eastAsia"/>
@@ -25248,8 +25642,9 @@
                 <w:sz w:val="20"/>
                 <w:szCs w:val="20"/>
               </w:rPr>
-              <w:t>(이 패킷에 float로 눈높이</w:t>
-            </w:r>
+              <w:t>클라에서</w:t>
+            </w:r>
+            <w:proofErr w:type="spellEnd"/>
             <w:r>
               <w:rPr>
                 <w:rFonts w:ascii="나눔고딕" w:eastAsia="나눔고딕" w:hAnsi="나눔고딕" w:hint="eastAsia"/>
@@ -25257,7 +25652,7 @@
                 <w:sz w:val="20"/>
                 <w:szCs w:val="20"/>
               </w:rPr>
-              <w:t>(카메라 높이)</w:t>
+              <w:t xml:space="preserve"> 그 값을 받아</w:t>
             </w:r>
             <w:r>
               <w:rPr>
@@ -25266,7 +25661,7 @@
                 <w:sz w:val="20"/>
                 <w:szCs w:val="20"/>
               </w:rPr>
-              <w:t xml:space="preserve"> 추가 필요!! 총 쏠 때 계산하기 위해, 2-4 참고, 아니면 눈높이는 const니까 서버에서 </w:t>
+              <w:t xml:space="preserve"> UI에 남은 잔량을 </w:t>
             </w:r>
             <w:r>
               <w:rPr>
@@ -25275,36 +25670,7 @@
                 <w:sz w:val="20"/>
                 <w:szCs w:val="20"/>
               </w:rPr>
-              <w:t xml:space="preserve">변수로 만들어서 </w:t>
-            </w:r>
-            <w:r>
-              <w:rPr>
-                <w:rFonts w:ascii="나눔고딕" w:eastAsia="나눔고딕" w:hAnsi="나눔고딕" w:hint="eastAsia"/>
-                <w:color w:val="FF0000"/>
-                <w:sz w:val="20"/>
-                <w:szCs w:val="20"/>
-              </w:rPr>
-              <w:t xml:space="preserve">계산해도 </w:t>
-            </w:r>
-            <w:proofErr w:type="spellStart"/>
-            <w:r>
-              <w:rPr>
-                <w:rFonts w:ascii="나눔고딕" w:eastAsia="나눔고딕" w:hAnsi="나눔고딕" w:hint="eastAsia"/>
-                <w:color w:val="FF0000"/>
-                <w:sz w:val="20"/>
-                <w:szCs w:val="20"/>
-              </w:rPr>
-              <w:t>될듯</w:t>
-            </w:r>
-            <w:proofErr w:type="spellEnd"/>
-            <w:r>
-              <w:rPr>
-                <w:rFonts w:ascii="나눔고딕" w:eastAsia="나눔고딕" w:hAnsi="나눔고딕" w:hint="eastAsia"/>
-                <w:color w:val="FF0000"/>
-                <w:sz w:val="20"/>
-                <w:szCs w:val="20"/>
-              </w:rPr>
-              <w:t>??)</w:t>
+              <w:t>표시</w:t>
             </w:r>
           </w:p>
           <w:p>
@@ -25320,6 +25686,8 @@
             <w:pPr>
               <w:rPr>
                 <w:rFonts w:ascii="나눔고딕" w:eastAsia="나눔고딕" w:hAnsi="나눔고딕"/>
+                <w:strike/>
+                <w:color w:val="83CAEB" w:themeColor="accent1" w:themeTint="66"/>
                 <w:sz w:val="20"/>
                 <w:szCs w:val="20"/>
               </w:rPr>
@@ -25327,67 +25695,128 @@
             <w:r>
               <w:rPr>
                 <w:rFonts w:ascii="나눔고딕" w:eastAsia="나눔고딕" w:hAnsi="나눔고딕" w:hint="eastAsia"/>
-                <w:sz w:val="20"/>
-                <w:szCs w:val="20"/>
-              </w:rPr>
-              <w:t>---</w:t>
+                <w:strike/>
+                <w:color w:val="83CAEB" w:themeColor="accent1" w:themeTint="66"/>
+                <w:sz w:val="20"/>
+                <w:szCs w:val="20"/>
+              </w:rPr>
+              <w:t>=&gt;</w:t>
+            </w:r>
+            <w:proofErr w:type="spellStart"/>
+            <w:r>
+              <w:rPr>
+                <w:rFonts w:ascii="나눔고딕" w:eastAsia="나눔고딕" w:hAnsi="나눔고딕" w:hint="eastAsia"/>
+                <w:strike/>
+                <w:color w:val="83CAEB" w:themeColor="accent1" w:themeTint="66"/>
+                <w:sz w:val="20"/>
+                <w:szCs w:val="20"/>
+              </w:rPr>
+              <w:t>C_Use_Tool</w:t>
+            </w:r>
+            <w:proofErr w:type="spellEnd"/>
+            <w:r>
+              <w:rPr>
+                <w:rFonts w:ascii="나눔고딕" w:eastAsia="나눔고딕" w:hAnsi="나눔고딕" w:hint="eastAsia"/>
+                <w:strike/>
+                <w:color w:val="83CAEB" w:themeColor="accent1" w:themeTint="66"/>
+                <w:sz w:val="20"/>
+                <w:szCs w:val="20"/>
+              </w:rPr>
+              <w:t xml:space="preserve"> 패킷의 Rotation에 플레이어 몸통(yaw) 각도와 바라보는 방향(pitch) 각도를 넣어 송신함(이 패킷에 float로 눈높이</w:t>
+            </w:r>
+            <w:r>
+              <w:rPr>
+                <w:rFonts w:ascii="나눔고딕" w:eastAsia="나눔고딕" w:hAnsi="나눔고딕" w:hint="eastAsia"/>
+                <w:strike/>
+                <w:color w:val="83CAEB" w:themeColor="accent1" w:themeTint="66"/>
+                <w:sz w:val="20"/>
+                <w:szCs w:val="20"/>
+              </w:rPr>
+              <w:t>(카메라 높이)</w:t>
+            </w:r>
+            <w:r>
+              <w:rPr>
+                <w:rFonts w:ascii="나눔고딕" w:eastAsia="나눔고딕" w:hAnsi="나눔고딕" w:hint="eastAsia"/>
+                <w:strike/>
+                <w:color w:val="83CAEB" w:themeColor="accent1" w:themeTint="66"/>
+                <w:sz w:val="20"/>
+                <w:szCs w:val="20"/>
+              </w:rPr>
+              <w:t xml:space="preserve"> 추가 필요!! 총 쏠 때 계산하기 위해, 2-4 참고, 아니면 눈높이는 const니까 서버에서 </w:t>
+            </w:r>
+            <w:r>
+              <w:rPr>
+                <w:rFonts w:ascii="나눔고딕" w:eastAsia="나눔고딕" w:hAnsi="나눔고딕" w:hint="eastAsia"/>
+                <w:strike/>
+                <w:color w:val="83CAEB" w:themeColor="accent1" w:themeTint="66"/>
+                <w:sz w:val="20"/>
+                <w:szCs w:val="20"/>
+              </w:rPr>
+              <w:t xml:space="preserve">변수로 만들어서 </w:t>
+            </w:r>
+            <w:r>
+              <w:rPr>
+                <w:rFonts w:ascii="나눔고딕" w:eastAsia="나눔고딕" w:hAnsi="나눔고딕" w:hint="eastAsia"/>
+                <w:strike/>
+                <w:color w:val="83CAEB" w:themeColor="accent1" w:themeTint="66"/>
+                <w:sz w:val="20"/>
+                <w:szCs w:val="20"/>
+              </w:rPr>
+              <w:t xml:space="preserve">계산해도 </w:t>
+            </w:r>
+            <w:proofErr w:type="spellStart"/>
+            <w:r>
+              <w:rPr>
+                <w:rFonts w:ascii="나눔고딕" w:eastAsia="나눔고딕" w:hAnsi="나눔고딕" w:hint="eastAsia"/>
+                <w:strike/>
+                <w:color w:val="83CAEB" w:themeColor="accent1" w:themeTint="66"/>
+                <w:sz w:val="20"/>
+                <w:szCs w:val="20"/>
+              </w:rPr>
+              <w:t>될듯</w:t>
+            </w:r>
+            <w:proofErr w:type="spellEnd"/>
+            <w:r>
+              <w:rPr>
+                <w:rFonts w:ascii="나눔고딕" w:eastAsia="나눔고딕" w:hAnsi="나눔고딕" w:hint="eastAsia"/>
+                <w:strike/>
+                <w:color w:val="83CAEB" w:themeColor="accent1" w:themeTint="66"/>
+                <w:sz w:val="20"/>
+                <w:szCs w:val="20"/>
+              </w:rPr>
+              <w:t>??)</w:t>
             </w:r>
           </w:p>
           <w:p>
             <w:pPr>
               <w:rPr>
                 <w:rFonts w:ascii="나눔고딕" w:eastAsia="나눔고딕" w:hAnsi="나눔고딕"/>
-                <w:strike/>
-                <w:color w:val="83CAEB" w:themeColor="accent1" w:themeTint="66"/>
                 <w:sz w:val="20"/>
                 <w:szCs w:val="20"/>
               </w:rPr>
             </w:pPr>
-            <w:r>
-              <w:rPr>
-                <w:rFonts w:ascii="나눔고딕" w:eastAsia="나눔고딕" w:hAnsi="나눔고딕" w:hint="eastAsia"/>
-                <w:strike/>
-                <w:color w:val="83CAEB" w:themeColor="accent1" w:themeTint="66"/>
-                <w:sz w:val="20"/>
-                <w:szCs w:val="20"/>
-              </w:rPr>
-              <w:t xml:space="preserve">? </w:t>
-            </w:r>
-            <w:r>
-              <w:rPr>
-                <w:rFonts w:ascii="나눔고딕" w:eastAsia="나눔고딕" w:hAnsi="나눔고딕" w:hint="eastAsia"/>
-                <w:strike/>
-                <w:color w:val="83CAEB" w:themeColor="accent1" w:themeTint="66"/>
-                <w:sz w:val="20"/>
-                <w:szCs w:val="20"/>
-              </w:rPr>
-              <w:t>패킷에 Tool Type 추가해야 되지 않을까?</w:t>
-            </w:r>
-            <w:r>
-              <w:rPr>
-                <w:rFonts w:ascii="나눔고딕" w:eastAsia="나눔고딕" w:hAnsi="나눔고딕" w:hint="eastAsia"/>
-                <w:strike/>
-                <w:color w:val="83CAEB" w:themeColor="accent1" w:themeTint="66"/>
-                <w:sz w:val="20"/>
-                <w:szCs w:val="20"/>
-              </w:rPr>
-              <w:t xml:space="preserve"> 서버에서</w:t>
-            </w:r>
-            <w:r>
-              <w:rPr>
-                <w:rFonts w:ascii="나눔고딕" w:eastAsia="나눔고딕" w:hAnsi="나눔고딕" w:hint="eastAsia"/>
-                <w:strike/>
-                <w:color w:val="83CAEB" w:themeColor="accent1" w:themeTint="66"/>
-                <w:sz w:val="20"/>
-                <w:szCs w:val="20"/>
-              </w:rPr>
-              <w:t xml:space="preserve"> Id로 타입 구별되면 상관없지만..</w:t>
-            </w:r>
           </w:p>
           <w:p>
             <w:pPr>
               <w:rPr>
                 <w:rFonts w:ascii="나눔고딕" w:eastAsia="나눔고딕" w:hAnsi="나눔고딕"/>
+                <w:sz w:val="20"/>
+                <w:szCs w:val="20"/>
+              </w:rPr>
+            </w:pPr>
+            <w:r>
+              <w:rPr>
+                <w:rFonts w:ascii="나눔고딕" w:eastAsia="나눔고딕" w:hAnsi="나눔고딕" w:hint="eastAsia"/>
+                <w:sz w:val="20"/>
+                <w:szCs w:val="20"/>
+              </w:rPr>
+              <w:t>---</w:t>
+            </w:r>
+          </w:p>
+          <w:p>
+            <w:pPr>
+              <w:rPr>
+                <w:rFonts w:ascii="나눔고딕" w:eastAsia="나눔고딕" w:hAnsi="나눔고딕"/>
                 <w:strike/>
                 <w:color w:val="83CAEB" w:themeColor="accent1" w:themeTint="66"/>
                 <w:sz w:val="20"/>
@@ -25402,7 +25831,57 @@
                 <w:sz w:val="20"/>
                 <w:szCs w:val="20"/>
               </w:rPr>
-              <w:lastRenderedPageBreak/>
+              <w:t xml:space="preserve">? </w:t>
+            </w:r>
+            <w:r>
+              <w:rPr>
+                <w:rFonts w:ascii="나눔고딕" w:eastAsia="나눔고딕" w:hAnsi="나눔고딕" w:hint="eastAsia"/>
+                <w:strike/>
+                <w:color w:val="83CAEB" w:themeColor="accent1" w:themeTint="66"/>
+                <w:sz w:val="20"/>
+                <w:szCs w:val="20"/>
+              </w:rPr>
+              <w:t>패킷에 Tool Type 추가해야 되지 않을까?</w:t>
+            </w:r>
+            <w:r>
+              <w:rPr>
+                <w:rFonts w:ascii="나눔고딕" w:eastAsia="나눔고딕" w:hAnsi="나눔고딕" w:hint="eastAsia"/>
+                <w:strike/>
+                <w:color w:val="83CAEB" w:themeColor="accent1" w:themeTint="66"/>
+                <w:sz w:val="20"/>
+                <w:szCs w:val="20"/>
+              </w:rPr>
+              <w:t xml:space="preserve"> 서버에서</w:t>
+            </w:r>
+            <w:r>
+              <w:rPr>
+                <w:rFonts w:ascii="나눔고딕" w:eastAsia="나눔고딕" w:hAnsi="나눔고딕" w:hint="eastAsia"/>
+                <w:strike/>
+                <w:color w:val="83CAEB" w:themeColor="accent1" w:themeTint="66"/>
+                <w:sz w:val="20"/>
+                <w:szCs w:val="20"/>
+              </w:rPr>
+              <w:t xml:space="preserve"> Id로 타입 구별되면 상관없지만..</w:t>
+            </w:r>
+          </w:p>
+          <w:p>
+            <w:pPr>
+              <w:rPr>
+                <w:rFonts w:ascii="나눔고딕" w:eastAsia="나눔고딕" w:hAnsi="나눔고딕"/>
+                <w:strike/>
+                <w:color w:val="83CAEB" w:themeColor="accent1" w:themeTint="66"/>
+                <w:sz w:val="20"/>
+                <w:szCs w:val="20"/>
+              </w:rPr>
+            </w:pPr>
+            <w:r>
+              <w:rPr>
+                <w:rFonts w:ascii="나눔고딕" w:eastAsia="나눔고딕" w:hAnsi="나눔고딕" w:hint="eastAsia"/>
+                <w:strike/>
+                <w:color w:val="83CAEB" w:themeColor="accent1" w:themeTint="66"/>
+                <w:sz w:val="20"/>
+                <w:szCs w:val="20"/>
+              </w:rPr>
               <w:t>+</w:t>
             </w:r>
             <w:r>
@@ -25912,7 +26391,7 @@
           <w:p>
             <w:pPr>
               <w:rPr>
-                <w:rFonts w:ascii="나눔고딕" w:eastAsia="나눔고딕" w:hAnsi="나눔고딕" w:hint="eastAsia"/>
+                <w:rFonts w:ascii="나눔고딕" w:eastAsia="나눔고딕" w:hAnsi="나눔고딕"/>
                 <w:sz w:val="20"/>
                 <w:szCs w:val="20"/>
               </w:rPr>
@@ -26160,7 +26639,7 @@
             <w:pPr>
               <w:rPr>
                 <w:rFonts w:ascii="나눔고딕" w:eastAsia="나눔고딕" w:hAnsi="나눔고딕"/>
-                <w:color w:val="FF0000"/>
+                <w:color w:val="000000" w:themeColor="text1"/>
                 <w:sz w:val="20"/>
                 <w:szCs w:val="20"/>
               </w:rPr>
@@ -26168,7 +26647,7 @@
             <w:r>
               <w:rPr>
                 <w:rFonts w:ascii="나눔고딕" w:eastAsia="나눔고딕" w:hAnsi="나눔고딕" w:hint="eastAsia"/>
-                <w:color w:val="FF0000"/>
+                <w:color w:val="000000" w:themeColor="text1"/>
                 <w:sz w:val="20"/>
                 <w:szCs w:val="20"/>
               </w:rPr>
@@ -26177,7 +26656,7 @@
             <w:r>
               <w:rPr>
                 <w:rFonts w:ascii="나눔고딕" w:eastAsia="나눔고딕" w:hAnsi="나눔고딕" w:hint="eastAsia"/>
-                <w:color w:val="FF0000"/>
+                <w:color w:val="000000" w:themeColor="text1"/>
                 <w:sz w:val="20"/>
                 <w:szCs w:val="20"/>
               </w:rPr>
@@ -26186,27 +26665,18 @@
             <w:r>
               <w:rPr>
                 <w:rFonts w:ascii="나눔고딕" w:eastAsia="나눔고딕" w:hAnsi="나눔고딕" w:hint="eastAsia"/>
-                <w:color w:val="FF0000"/>
-                <w:sz w:val="20"/>
-                <w:szCs w:val="20"/>
-              </w:rPr>
-              <w:t>계산 방법</w:t>
-            </w:r>
-            <w:r>
-              <w:rPr>
-                <w:rFonts w:ascii="나눔고딕" w:eastAsia="나눔고딕" w:hAnsi="나눔고딕" w:hint="eastAsia"/>
-                <w:color w:val="FF0000"/>
-                <w:sz w:val="20"/>
-                <w:szCs w:val="20"/>
-              </w:rPr>
-              <w:t xml:space="preserve">: </w:t>
+                <w:color w:val="000000" w:themeColor="text1"/>
+                <w:sz w:val="20"/>
+                <w:szCs w:val="20"/>
+              </w:rPr>
+              <w:t xml:space="preserve">계산 방법: </w:t>
             </w:r>
           </w:p>
           <w:p>
             <w:pPr>
               <w:rPr>
                 <w:rFonts w:ascii="나눔고딕" w:eastAsia="나눔고딕" w:hAnsi="나눔고딕"/>
-                <w:color w:val="FF0000"/>
+                <w:color w:val="000000" w:themeColor="text1"/>
                 <w:sz w:val="20"/>
                 <w:szCs w:val="20"/>
               </w:rPr>
@@ -26215,7 +26685,7 @@
             <w:r>
               <w:rPr>
                 <w:rFonts w:ascii="나눔고딕" w:eastAsia="나눔고딕" w:hAnsi="나눔고딕"/>
-                <w:color w:val="FF0000"/>
+                <w:color w:val="000000" w:themeColor="text1"/>
                 <w:sz w:val="20"/>
                 <w:szCs w:val="20"/>
               </w:rPr>
@@ -26225,7 +26695,7 @@
             <w:r>
               <w:rPr>
                 <w:rFonts w:ascii="나눔고딕" w:eastAsia="나눔고딕" w:hAnsi="나눔고딕"/>
-                <w:color w:val="FF0000"/>
+                <w:color w:val="000000" w:themeColor="text1"/>
                 <w:sz w:val="20"/>
                 <w:szCs w:val="20"/>
               </w:rPr>
@@ -26235,7 +26705,7 @@
             <w:r>
               <w:rPr>
                 <w:rFonts w:ascii="나눔고딕" w:eastAsia="나눔고딕" w:hAnsi="나눔고딕"/>
-                <w:color w:val="FF0000"/>
+                <w:color w:val="000000" w:themeColor="text1"/>
                 <w:sz w:val="20"/>
                 <w:szCs w:val="20"/>
               </w:rPr>
@@ -26245,7 +26715,7 @@
             <w:r>
               <w:rPr>
                 <w:rFonts w:ascii="나눔고딕" w:eastAsia="나눔고딕" w:hAnsi="나눔고딕"/>
-                <w:color w:val="FF0000"/>
+                <w:color w:val="000000" w:themeColor="text1"/>
                 <w:sz w:val="20"/>
                 <w:szCs w:val="20"/>
               </w:rPr>
@@ -26256,7 +26726,7 @@
             <w:r>
               <w:rPr>
                 <w:rFonts w:ascii="나눔고딕" w:eastAsia="나눔고딕" w:hAnsi="나눔고딕"/>
-                <w:color w:val="FF0000"/>
+                <w:color w:val="000000" w:themeColor="text1"/>
                 <w:sz w:val="20"/>
                 <w:szCs w:val="20"/>
               </w:rPr>
@@ -26266,7 +26736,7 @@
             <w:r>
               <w:rPr>
                 <w:rFonts w:ascii="나눔고딕" w:eastAsia="나눔고딕" w:hAnsi="나눔고딕"/>
-                <w:color w:val="FF0000"/>
+                <w:color w:val="000000" w:themeColor="text1"/>
                 <w:sz w:val="20"/>
                 <w:szCs w:val="20"/>
               </w:rPr>
@@ -26277,7 +26747,7 @@
             <w:r>
               <w:rPr>
                 <w:rFonts w:ascii="나눔고딕" w:eastAsia="나눔고딕" w:hAnsi="나눔고딕"/>
-                <w:color w:val="FF0000"/>
+                <w:color w:val="000000" w:themeColor="text1"/>
                 <w:sz w:val="20"/>
                 <w:szCs w:val="20"/>
               </w:rPr>
@@ -26287,7 +26757,7 @@
             <w:r>
               <w:rPr>
                 <w:rFonts w:ascii="나눔고딕" w:eastAsia="나눔고딕" w:hAnsi="나눔고딕"/>
-                <w:color w:val="FF0000"/>
+                <w:color w:val="000000" w:themeColor="text1"/>
                 <w:sz w:val="20"/>
                 <w:szCs w:val="20"/>
               </w:rPr>
@@ -26297,7 +26767,7 @@
             <w:r>
               <w:rPr>
                 <w:rFonts w:ascii="나눔고딕" w:eastAsia="나눔고딕" w:hAnsi="나눔고딕"/>
-                <w:color w:val="FF0000"/>
+                <w:color w:val="000000" w:themeColor="text1"/>
                 <w:sz w:val="20"/>
                 <w:szCs w:val="20"/>
               </w:rPr>
@@ -26307,7 +26777,7 @@
             <w:r>
               <w:rPr>
                 <w:rFonts w:ascii="나눔고딕" w:eastAsia="나눔고딕" w:hAnsi="나눔고딕"/>
-                <w:color w:val="FF0000"/>
+                <w:color w:val="000000" w:themeColor="text1"/>
                 <w:sz w:val="20"/>
                 <w:szCs w:val="20"/>
               </w:rPr>
@@ -26318,7 +26788,7 @@
             <w:pPr>
               <w:rPr>
                 <w:rFonts w:ascii="나눔고딕" w:eastAsia="나눔고딕" w:hAnsi="나눔고딕"/>
-                <w:color w:val="FF0000"/>
+                <w:color w:val="000000" w:themeColor="text1"/>
                 <w:sz w:val="20"/>
                 <w:szCs w:val="20"/>
               </w:rPr>
@@ -26327,7 +26797,7 @@
             <w:r>
               <w:rPr>
                 <w:rFonts w:ascii="나눔고딕" w:eastAsia="나눔고딕" w:hAnsi="나눔고딕"/>
-                <w:color w:val="FF0000"/>
+                <w:color w:val="000000" w:themeColor="text1"/>
                 <w:sz w:val="20"/>
                 <w:szCs w:val="20"/>
               </w:rPr>
@@ -26337,7 +26807,7 @@
             <w:r>
               <w:rPr>
                 <w:rFonts w:ascii="나눔고딕" w:eastAsia="나눔고딕" w:hAnsi="나눔고딕"/>
-                <w:color w:val="FF0000"/>
+                <w:color w:val="000000" w:themeColor="text1"/>
                 <w:sz w:val="20"/>
                 <w:szCs w:val="20"/>
               </w:rPr>
@@ -26347,7 +26817,7 @@
             <w:r>
               <w:rPr>
                 <w:rFonts w:ascii="나눔고딕" w:eastAsia="나눔고딕" w:hAnsi="나눔고딕"/>
-                <w:color w:val="FF0000"/>
+                <w:color w:val="000000" w:themeColor="text1"/>
                 <w:sz w:val="20"/>
                 <w:szCs w:val="20"/>
               </w:rPr>
@@ -26357,7 +26827,7 @@
             <w:r>
               <w:rPr>
                 <w:rFonts w:ascii="나눔고딕" w:eastAsia="나눔고딕" w:hAnsi="나눔고딕"/>
-                <w:color w:val="FF0000"/>
+                <w:color w:val="000000" w:themeColor="text1"/>
                 <w:sz w:val="20"/>
                 <w:szCs w:val="20"/>
               </w:rPr>
@@ -26367,7 +26837,7 @@
             <w:r>
               <w:rPr>
                 <w:rFonts w:ascii="나눔고딕" w:eastAsia="나눔고딕" w:hAnsi="나눔고딕"/>
-                <w:color w:val="FF0000"/>
+                <w:color w:val="000000" w:themeColor="text1"/>
                 <w:sz w:val="20"/>
                 <w:szCs w:val="20"/>
               </w:rPr>
@@ -26377,7 +26847,7 @@
             <w:r>
               <w:rPr>
                 <w:rFonts w:ascii="나눔고딕" w:eastAsia="나눔고딕" w:hAnsi="나눔고딕"/>
-                <w:color w:val="FF0000"/>
+                <w:color w:val="000000" w:themeColor="text1"/>
                 <w:sz w:val="20"/>
                 <w:szCs w:val="20"/>
               </w:rPr>
@@ -26387,7 +26857,7 @@
             <w:r>
               <w:rPr>
                 <w:rFonts w:ascii="나눔고딕" w:eastAsia="나눔고딕" w:hAnsi="나눔고딕"/>
-                <w:color w:val="FF0000"/>
+                <w:color w:val="000000" w:themeColor="text1"/>
                 <w:sz w:val="20"/>
                 <w:szCs w:val="20"/>
               </w:rPr>
@@ -26397,7 +26867,7 @@
             <w:r>
               <w:rPr>
                 <w:rFonts w:ascii="나눔고딕" w:eastAsia="나눔고딕" w:hAnsi="나눔고딕"/>
-                <w:color w:val="FF0000"/>
+                <w:color w:val="000000" w:themeColor="text1"/>
                 <w:sz w:val="20"/>
                 <w:szCs w:val="20"/>
               </w:rPr>
@@ -26406,7 +26876,7 @@
             <w:r>
               <w:rPr>
                 <w:rFonts w:ascii="나눔고딕" w:eastAsia="나눔고딕" w:hAnsi="나눔고딕" w:hint="eastAsia"/>
-                <w:color w:val="FF0000"/>
+                <w:color w:val="000000" w:themeColor="text1"/>
                 <w:sz w:val="20"/>
                 <w:szCs w:val="20"/>
               </w:rPr>
@@ -26415,7 +26885,7 @@
             <w:r>
               <w:rPr>
                 <w:rFonts w:ascii="나눔고딕" w:eastAsia="나눔고딕" w:hAnsi="나눔고딕"/>
-                <w:color w:val="FF0000"/>
+                <w:color w:val="000000" w:themeColor="text1"/>
                 <w:sz w:val="20"/>
                 <w:szCs w:val="20"/>
               </w:rPr>
@@ -26425,7 +26895,7 @@
             <w:r>
               <w:rPr>
                 <w:rFonts w:ascii="나눔고딕" w:eastAsia="나눔고딕" w:hAnsi="나눔고딕"/>
-                <w:color w:val="FF0000"/>
+                <w:color w:val="000000" w:themeColor="text1"/>
                 <w:sz w:val="20"/>
                 <w:szCs w:val="20"/>
               </w:rPr>
@@ -26435,7 +26905,7 @@
             <w:r>
               <w:rPr>
                 <w:rFonts w:ascii="나눔고딕" w:eastAsia="나눔고딕" w:hAnsi="나눔고딕"/>
-                <w:color w:val="FF0000"/>
+                <w:color w:val="000000" w:themeColor="text1"/>
                 <w:sz w:val="20"/>
                 <w:szCs w:val="20"/>
               </w:rPr>
@@ -26446,7 +26916,7 @@
             <w:pPr>
               <w:rPr>
                 <w:rFonts w:ascii="나눔고딕" w:eastAsia="나눔고딕" w:hAnsi="나눔고딕"/>
-                <w:color w:val="FF0000"/>
+                <w:color w:val="000000" w:themeColor="text1"/>
                 <w:sz w:val="20"/>
                 <w:szCs w:val="20"/>
               </w:rPr>
@@ -26455,7 +26925,7 @@
             <w:r>
               <w:rPr>
                 <w:rFonts w:ascii="나눔고딕" w:eastAsia="나눔고딕" w:hAnsi="나눔고딕"/>
-                <w:color w:val="FF0000"/>
+                <w:color w:val="000000" w:themeColor="text1"/>
                 <w:sz w:val="20"/>
                 <w:szCs w:val="20"/>
               </w:rPr>
@@ -26465,7 +26935,7 @@
             <w:r>
               <w:rPr>
                 <w:rFonts w:ascii="나눔고딕" w:eastAsia="나눔고딕" w:hAnsi="나눔고딕"/>
-                <w:color w:val="FF0000"/>
+                <w:color w:val="000000" w:themeColor="text1"/>
                 <w:sz w:val="20"/>
                 <w:szCs w:val="20"/>
               </w:rPr>
@@ -26475,7 +26945,7 @@
             <w:r>
               <w:rPr>
                 <w:rFonts w:ascii="나눔고딕" w:eastAsia="나눔고딕" w:hAnsi="나눔고딕"/>
-                <w:color w:val="FF0000"/>
+                <w:color w:val="000000" w:themeColor="text1"/>
                 <w:sz w:val="20"/>
                 <w:szCs w:val="20"/>
               </w:rPr>
@@ -26485,7 +26955,7 @@
             <w:r>
               <w:rPr>
                 <w:rFonts w:ascii="나눔고딕" w:eastAsia="나눔고딕" w:hAnsi="나눔고딕"/>
-                <w:color w:val="FF0000"/>
+                <w:color w:val="000000" w:themeColor="text1"/>
                 <w:sz w:val="20"/>
                 <w:szCs w:val="20"/>
               </w:rPr>
@@ -26495,7 +26965,7 @@
             <w:r>
               <w:rPr>
                 <w:rFonts w:ascii="나눔고딕" w:eastAsia="나눔고딕" w:hAnsi="나눔고딕"/>
-                <w:color w:val="FF0000"/>
+                <w:color w:val="000000" w:themeColor="text1"/>
                 <w:sz w:val="20"/>
                 <w:szCs w:val="20"/>
               </w:rPr>
@@ -26505,7 +26975,7 @@
             <w:r>
               <w:rPr>
                 <w:rFonts w:ascii="나눔고딕" w:eastAsia="나눔고딕" w:hAnsi="나눔고딕"/>
-                <w:color w:val="FF0000"/>
+                <w:color w:val="000000" w:themeColor="text1"/>
                 <w:sz w:val="20"/>
                 <w:szCs w:val="20"/>
               </w:rPr>
@@ -26515,7 +26985,7 @@
             <w:r>
               <w:rPr>
                 <w:rFonts w:ascii="나눔고딕" w:eastAsia="나눔고딕" w:hAnsi="나눔고딕"/>
-                <w:color w:val="FF0000"/>
+                <w:color w:val="000000" w:themeColor="text1"/>
                 <w:sz w:val="20"/>
                 <w:szCs w:val="20"/>
               </w:rPr>
@@ -26525,7 +26995,7 @@
             <w:r>
               <w:rPr>
                 <w:rFonts w:ascii="나눔고딕" w:eastAsia="나눔고딕" w:hAnsi="나눔고딕"/>
-                <w:color w:val="FF0000"/>
+                <w:color w:val="000000" w:themeColor="text1"/>
                 <w:sz w:val="20"/>
                 <w:szCs w:val="20"/>
               </w:rPr>
@@ -26535,7 +27005,7 @@
             <w:r>
               <w:rPr>
                 <w:rFonts w:ascii="나눔고딕" w:eastAsia="나눔고딕" w:hAnsi="나눔고딕"/>
-                <w:color w:val="FF0000"/>
+                <w:color w:val="000000" w:themeColor="text1"/>
                 <w:sz w:val="20"/>
                 <w:szCs w:val="20"/>
               </w:rPr>
@@ -26545,7 +27015,7 @@
             <w:r>
               <w:rPr>
                 <w:rFonts w:ascii="나눔고딕" w:eastAsia="나눔고딕" w:hAnsi="나눔고딕"/>
-                <w:color w:val="FF0000"/>
+                <w:color w:val="000000" w:themeColor="text1"/>
                 <w:sz w:val="20"/>
                 <w:szCs w:val="20"/>
               </w:rPr>
@@ -26555,8 +27025,9 @@
           <w:p>
             <w:pPr>
               <w:rPr>
-                <w:rFonts w:ascii="나눔고딕" w:eastAsia="나눔고딕" w:hAnsi="나눔고딕" w:hint="eastAsia"/>
-                <w:color w:val="FF0000"/>
+                <w:rFonts w:ascii="나눔고딕" w:eastAsia="나눔고딕" w:hAnsi="나눔고딕"/>
+                <w:strike/>
+                <w:color w:val="83CAEB" w:themeColor="accent1" w:themeTint="66"/>
                 <w:sz w:val="20"/>
                 <w:szCs w:val="20"/>
               </w:rPr>
@@ -26564,7 +27035,8 @@
             <w:r>
               <w:rPr>
                 <w:rFonts w:ascii="나눔고딕" w:eastAsia="나눔고딕" w:hAnsi="나눔고딕" w:hint="eastAsia"/>
-                <w:color w:val="FF0000"/>
+                <w:strike/>
+                <w:color w:val="83CAEB" w:themeColor="accent1" w:themeTint="66"/>
                 <w:sz w:val="20"/>
                 <w:szCs w:val="20"/>
               </w:rPr>
@@ -26574,7 +27046,8 @@
             <w:r>
               <w:rPr>
                 <w:rFonts w:ascii="나눔고딕" w:eastAsia="나눔고딕" w:hAnsi="나눔고딕" w:hint="eastAsia"/>
-                <w:color w:val="FF0000"/>
+                <w:strike/>
+                <w:color w:val="83CAEB" w:themeColor="accent1" w:themeTint="66"/>
                 <w:sz w:val="20"/>
                 <w:szCs w:val="20"/>
               </w:rPr>
@@ -26584,7 +27057,8 @@
             <w:r>
               <w:rPr>
                 <w:rFonts w:ascii="나눔고딕" w:eastAsia="나눔고딕" w:hAnsi="나눔고딕" w:hint="eastAsia"/>
-                <w:color w:val="FF0000"/>
+                <w:strike/>
+                <w:color w:val="83CAEB" w:themeColor="accent1" w:themeTint="66"/>
                 <w:sz w:val="20"/>
                 <w:szCs w:val="20"/>
               </w:rPr>
@@ -26669,7 +27143,7 @@
           <w:p>
             <w:pPr>
               <w:rPr>
-                <w:rFonts w:ascii="나눔고딕" w:eastAsia="나눔고딕" w:hAnsi="나눔고딕" w:hint="eastAsia"/>
+                <w:rFonts w:ascii="나눔고딕" w:eastAsia="나눔고딕" w:hAnsi="나눔고딕"/>
                 <w:sz w:val="20"/>
                 <w:szCs w:val="20"/>
               </w:rPr>
@@ -27400,7 +27874,6 @@
                 <w:sz w:val="20"/>
                 <w:szCs w:val="20"/>
               </w:rPr>
-              <w:lastRenderedPageBreak/>
               <w:t>4</w:t>
             </w:r>
           </w:p>
@@ -29024,11 +29497,11 @@
     </w:lvl>
   </w:abstractNum>
   <w:abstractNum w:abstractNumId="8" w15:restartNumberingAfterBreak="0">
-    <w:nsid w:val="25032183"/>
+    <w:nsid w:val="1B413E46"/>
     <w:multiLevelType w:val="hybridMultilevel"/>
-    <w:tmpl w:val="35DA3D90"/>
-    <w:lvl w:ilvl="0" w:tplc="2EEEF0B0">
-      <w:start w:val="2"/>
+    <w:tmpl w:val="DED42038"/>
+    <w:lvl w:ilvl="0" w:tplc="E3943B1A">
+      <w:start w:val="1"/>
       <w:numFmt w:val="bullet"/>
       <w:lvlText w:val="-"/>
       <w:lvlJc w:val="left"/>
@@ -29137,6 +29610,119 @@
     </w:lvl>
   </w:abstractNum>
   <w:abstractNum w:abstractNumId="9" w15:restartNumberingAfterBreak="0">
+    <w:nsid w:val="25032183"/>
+    <w:multiLevelType w:val="hybridMultilevel"/>
+    <w:tmpl w:val="35DA3D90"/>
+    <w:lvl w:ilvl="0" w:tplc="2EEEF0B0">
+      <w:start w:val="2"/>
+      <w:numFmt w:val="bullet"/>
+      <w:lvlText w:val="-"/>
+      <w:lvlJc w:val="left"/>
+      <w:pPr>
+        <w:ind w:left="800" w:hanging="360"/>
+      </w:pPr>
+      <w:rPr>
+        <w:rFonts w:ascii="나눔고딕" w:eastAsia="나눔고딕" w:hAnsi="나눔고딕" w:cstheme="minorBidi" w:hint="eastAsia"/>
+      </w:rPr>
+    </w:lvl>
+    <w:lvl w:ilvl="1" w:tplc="04090003" w:tentative="1">
+      <w:start w:val="1"/>
+      <w:numFmt w:val="bullet"/>
+      <w:lvlText w:val=""/>
+      <w:lvlJc w:val="left"/>
+      <w:pPr>
+        <w:ind w:left="1320" w:hanging="440"/>
+      </w:pPr>
+      <w:rPr>
+        <w:rFonts w:ascii="Wingdings" w:hAnsi="Wingdings" w:hint="default"/>
+      </w:rPr>
+    </w:lvl>
+    <w:lvl w:ilvl="2" w:tplc="04090005" w:tentative="1">
+      <w:start w:val="1"/>
+      <w:numFmt w:val="bullet"/>
+      <w:lvlText w:val=""/>
+      <w:lvlJc w:val="left"/>
+      <w:pPr>
+        <w:ind w:left="1760" w:hanging="440"/>
+      </w:pPr>
+      <w:rPr>
+        <w:rFonts w:ascii="Wingdings" w:hAnsi="Wingdings" w:hint="default"/>
+      </w:rPr>
+    </w:lvl>
+    <w:lvl w:ilvl="3" w:tplc="04090001" w:tentative="1">
+      <w:start w:val="1"/>
+      <w:numFmt w:val="bullet"/>
+      <w:lvlText w:val=""/>
+      <w:lvlJc w:val="left"/>
+      <w:pPr>
+        <w:ind w:left="2200" w:hanging="440"/>
+      </w:pPr>
+      <w:rPr>
+        <w:rFonts w:ascii="Wingdings" w:hAnsi="Wingdings" w:hint="default"/>
+      </w:rPr>
+    </w:lvl>
+    <w:lvl w:ilvl="4" w:tplc="04090003" w:tentative="1">
+      <w:start w:val="1"/>
+      <w:numFmt w:val="bullet"/>
+      <w:lvlText w:val=""/>
+      <w:lvlJc w:val="left"/>
+      <w:pPr>
+        <w:ind w:left="2640" w:hanging="440"/>
+      </w:pPr>
+      <w:rPr>
+        <w:rFonts w:ascii="Wingdings" w:hAnsi="Wingdings" w:hint="default"/>
+      </w:rPr>
+    </w:lvl>
+    <w:lvl w:ilvl="5" w:tplc="04090005" w:tentative="1">
+      <w:start w:val="1"/>
+      <w:numFmt w:val="bullet"/>
+      <w:lvlText w:val=""/>
+      <w:lvlJc w:val="left"/>
+      <w:pPr>
+        <w:ind w:left="3080" w:hanging="440"/>
+      </w:pPr>
+      <w:rPr>
+        <w:rFonts w:ascii="Wingdings" w:hAnsi="Wingdings" w:hint="default"/>
+      </w:rPr>
+    </w:lvl>
+    <w:lvl w:ilvl="6" w:tplc="04090001" w:tentative="1">
+      <w:start w:val="1"/>
+      <w:numFmt w:val="bullet"/>
+      <w:lvlText w:val=""/>
+      <w:lvlJc w:val="left"/>
+      <w:pPr>
+        <w:ind w:left="3520" w:hanging="440"/>
+      </w:pPr>
+      <w:rPr>
+        <w:rFonts w:ascii="Wingdings" w:hAnsi="Wingdings" w:hint="default"/>
+      </w:rPr>
+    </w:lvl>
+    <w:lvl w:ilvl="7" w:tplc="04090003" w:tentative="1">
+      <w:start w:val="1"/>
+      <w:numFmt w:val="bullet"/>
+      <w:lvlText w:val=""/>
+      <w:lvlJc w:val="left"/>
+      <w:pPr>
+        <w:ind w:left="3960" w:hanging="440"/>
+      </w:pPr>
+      <w:rPr>
+        <w:rFonts w:ascii="Wingdings" w:hAnsi="Wingdings" w:hint="default"/>
+      </w:rPr>
+    </w:lvl>
+    <w:lvl w:ilvl="8" w:tplc="04090005" w:tentative="1">
+      <w:start w:val="1"/>
+      <w:numFmt w:val="bullet"/>
+      <w:lvlText w:val=""/>
+      <w:lvlJc w:val="left"/>
+      <w:pPr>
+        <w:ind w:left="4400" w:hanging="440"/>
+      </w:pPr>
+      <w:rPr>
+        <w:rFonts w:ascii="Wingdings" w:hAnsi="Wingdings" w:hint="default"/>
+      </w:rPr>
+    </w:lvl>
+  </w:abstractNum>
+  <w:abstractNum w:abstractNumId="10" w15:restartNumberingAfterBreak="0">
     <w:nsid w:val="28504CB5"/>
     <w:multiLevelType w:val="multilevel"/>
     <w:tmpl w:val="272AF29C"/>
@@ -29249,7 +29835,7 @@
       </w:rPr>
     </w:lvl>
   </w:abstractNum>
-  <w:abstractNum w:abstractNumId="10" w15:restartNumberingAfterBreak="0">
+  <w:abstractNum w:abstractNumId="11" w15:restartNumberingAfterBreak="0">
     <w:nsid w:val="2A510DA3"/>
     <w:multiLevelType w:val="hybridMultilevel"/>
     <w:tmpl w:val="BF9E9CAC"/>
@@ -29362,7 +29948,7 @@
       </w:rPr>
     </w:lvl>
   </w:abstractNum>
-  <w:abstractNum w:abstractNumId="11" w15:restartNumberingAfterBreak="0">
+  <w:abstractNum w:abstractNumId="12" w15:restartNumberingAfterBreak="0">
     <w:nsid w:val="2E15179D"/>
     <w:multiLevelType w:val="hybridMultilevel"/>
     <w:tmpl w:val="6C92B940"/>
@@ -29475,7 +30061,7 @@
       </w:rPr>
     </w:lvl>
   </w:abstractNum>
-  <w:abstractNum w:abstractNumId="12" w15:restartNumberingAfterBreak="0">
+  <w:abstractNum w:abstractNumId="13" w15:restartNumberingAfterBreak="0">
     <w:nsid w:val="31A24F84"/>
     <w:multiLevelType w:val="hybridMultilevel"/>
     <w:tmpl w:val="1F706C7A"/>
@@ -29588,7 +30174,7 @@
       </w:rPr>
     </w:lvl>
   </w:abstractNum>
-  <w:abstractNum w:abstractNumId="13" w15:restartNumberingAfterBreak="0">
+  <w:abstractNum w:abstractNumId="14" w15:restartNumberingAfterBreak="0">
     <w:nsid w:val="384D10F1"/>
     <w:multiLevelType w:val="hybridMultilevel"/>
     <w:tmpl w:val="448AC8E8"/>
@@ -29677,7 +30263,7 @@
       </w:pPr>
     </w:lvl>
   </w:abstractNum>
-  <w:abstractNum w:abstractNumId="14" w15:restartNumberingAfterBreak="0">
+  <w:abstractNum w:abstractNumId="15" w15:restartNumberingAfterBreak="0">
     <w:nsid w:val="3B4D312C"/>
     <w:multiLevelType w:val="hybridMultilevel"/>
     <w:tmpl w:val="2A1A7E76"/>
@@ -29766,7 +30352,7 @@
       </w:pPr>
     </w:lvl>
   </w:abstractNum>
-  <w:abstractNum w:abstractNumId="15" w15:restartNumberingAfterBreak="0">
+  <w:abstractNum w:abstractNumId="16" w15:restartNumberingAfterBreak="0">
     <w:nsid w:val="3BE21EFE"/>
     <w:multiLevelType w:val="hybridMultilevel"/>
     <w:tmpl w:val="475CED7A"/>
@@ -29879,7 +30465,7 @@
       </w:rPr>
     </w:lvl>
   </w:abstractNum>
-  <w:abstractNum w:abstractNumId="16" w15:restartNumberingAfterBreak="0">
+  <w:abstractNum w:abstractNumId="17" w15:restartNumberingAfterBreak="0">
     <w:nsid w:val="471F2F9D"/>
     <w:multiLevelType w:val="multilevel"/>
     <w:tmpl w:val="B4048BF0"/>
@@ -29992,7 +30578,7 @@
       </w:rPr>
     </w:lvl>
   </w:abstractNum>
-  <w:abstractNum w:abstractNumId="17" w15:restartNumberingAfterBreak="0">
+  <w:abstractNum w:abstractNumId="18" w15:restartNumberingAfterBreak="0">
     <w:nsid w:val="473B54FE"/>
     <w:multiLevelType w:val="hybridMultilevel"/>
     <w:tmpl w:val="9D2E8F78"/>
@@ -30081,7 +30667,7 @@
       </w:pPr>
     </w:lvl>
   </w:abstractNum>
-  <w:abstractNum w:abstractNumId="18" w15:restartNumberingAfterBreak="0">
+  <w:abstractNum w:abstractNumId="19" w15:restartNumberingAfterBreak="0">
     <w:nsid w:val="490C1E57"/>
     <w:multiLevelType w:val="hybridMultilevel"/>
     <w:tmpl w:val="549405D6"/>
@@ -30194,7 +30780,7 @@
       </w:rPr>
     </w:lvl>
   </w:abstractNum>
-  <w:abstractNum w:abstractNumId="19" w15:restartNumberingAfterBreak="0">
+  <w:abstractNum w:abstractNumId="20" w15:restartNumberingAfterBreak="0">
     <w:nsid w:val="51492B1D"/>
     <w:multiLevelType w:val="hybridMultilevel"/>
     <w:tmpl w:val="9F74AF42"/>
@@ -30306,7 +30892,7 @@
       </w:rPr>
     </w:lvl>
   </w:abstractNum>
-  <w:abstractNum w:abstractNumId="20" w15:restartNumberingAfterBreak="0">
+  <w:abstractNum w:abstractNumId="21" w15:restartNumberingAfterBreak="0">
     <w:nsid w:val="620056E0"/>
     <w:multiLevelType w:val="hybridMultilevel"/>
     <w:tmpl w:val="7ED89248"/>
@@ -30419,7 +31005,7 @@
       </w:rPr>
     </w:lvl>
   </w:abstractNum>
-  <w:abstractNum w:abstractNumId="21" w15:restartNumberingAfterBreak="0">
+  <w:abstractNum w:abstractNumId="22" w15:restartNumberingAfterBreak="0">
     <w:nsid w:val="63C54992"/>
     <w:multiLevelType w:val="hybridMultilevel"/>
     <w:tmpl w:val="8D42B352"/>
@@ -30532,7 +31118,7 @@
       </w:rPr>
     </w:lvl>
   </w:abstractNum>
-  <w:abstractNum w:abstractNumId="22" w15:restartNumberingAfterBreak="0">
+  <w:abstractNum w:abstractNumId="23" w15:restartNumberingAfterBreak="0">
     <w:nsid w:val="643A55D9"/>
     <w:multiLevelType w:val="hybridMultilevel"/>
     <w:tmpl w:val="A1629776"/>
@@ -30645,7 +31231,120 @@
       </w:rPr>
     </w:lvl>
   </w:abstractNum>
-  <w:abstractNum w:abstractNumId="23" w15:restartNumberingAfterBreak="0">
+  <w:abstractNum w:abstractNumId="24" w15:restartNumberingAfterBreak="0">
+    <w:nsid w:val="64DC1E9F"/>
+    <w:multiLevelType w:val="hybridMultilevel"/>
+    <w:tmpl w:val="08F06000"/>
+    <w:lvl w:ilvl="0" w:tplc="350C9EC2">
+      <w:start w:val="1"/>
+      <w:numFmt w:val="bullet"/>
+      <w:lvlText w:val="-"/>
+      <w:lvlJc w:val="left"/>
+      <w:pPr>
+        <w:ind w:left="800" w:hanging="360"/>
+      </w:pPr>
+      <w:rPr>
+        <w:rFonts w:ascii="나눔고딕" w:eastAsia="나눔고딕" w:hAnsi="나눔고딕" w:cstheme="minorBidi" w:hint="eastAsia"/>
+      </w:rPr>
+    </w:lvl>
+    <w:lvl w:ilvl="1" w:tplc="04090003" w:tentative="1">
+      <w:start w:val="1"/>
+      <w:numFmt w:val="bullet"/>
+      <w:lvlText w:val=""/>
+      <w:lvlJc w:val="left"/>
+      <w:pPr>
+        <w:ind w:left="1320" w:hanging="440"/>
+      </w:pPr>
+      <w:rPr>
+        <w:rFonts w:ascii="Wingdings" w:hAnsi="Wingdings" w:hint="default"/>
+      </w:rPr>
+    </w:lvl>
+    <w:lvl w:ilvl="2" w:tplc="04090005" w:tentative="1">
+      <w:start w:val="1"/>
+      <w:numFmt w:val="bullet"/>
+      <w:lvlText w:val=""/>
+      <w:lvlJc w:val="left"/>
+      <w:pPr>
+        <w:ind w:left="1760" w:hanging="440"/>
+      </w:pPr>
+      <w:rPr>
+        <w:rFonts w:ascii="Wingdings" w:hAnsi="Wingdings" w:hint="default"/>
+      </w:rPr>
+    </w:lvl>
+    <w:lvl w:ilvl="3" w:tplc="04090001" w:tentative="1">
+      <w:start w:val="1"/>
+      <w:numFmt w:val="bullet"/>
+      <w:lvlText w:val=""/>
+      <w:lvlJc w:val="left"/>
+      <w:pPr>
+        <w:ind w:left="2200" w:hanging="440"/>
+      </w:pPr>
+      <w:rPr>
+        <w:rFonts w:ascii="Wingdings" w:hAnsi="Wingdings" w:hint="default"/>
+      </w:rPr>
+    </w:lvl>
+    <w:lvl w:ilvl="4" w:tplc="04090003" w:tentative="1">
+      <w:start w:val="1"/>
+      <w:numFmt w:val="bullet"/>
+      <w:lvlText w:val=""/>
+      <w:lvlJc w:val="left"/>
+      <w:pPr>
+        <w:ind w:left="2640" w:hanging="440"/>
+      </w:pPr>
+      <w:rPr>
+        <w:rFonts w:ascii="Wingdings" w:hAnsi="Wingdings" w:hint="default"/>
+      </w:rPr>
+    </w:lvl>
+    <w:lvl w:ilvl="5" w:tplc="04090005" w:tentative="1">
+      <w:start w:val="1"/>
+      <w:numFmt w:val="bullet"/>
+      <w:lvlText w:val=""/>
+      <w:lvlJc w:val="left"/>
+      <w:pPr>
+        <w:ind w:left="3080" w:hanging="440"/>
+      </w:pPr>
+      <w:rPr>
+        <w:rFonts w:ascii="Wingdings" w:hAnsi="Wingdings" w:hint="default"/>
+      </w:rPr>
+    </w:lvl>
+    <w:lvl w:ilvl="6" w:tplc="04090001" w:tentative="1">
+      <w:start w:val="1"/>
+      <w:numFmt w:val="bullet"/>
+      <w:lvlText w:val=""/>
+      <w:lvlJc w:val="left"/>
+      <w:pPr>
+        <w:ind w:left="3520" w:hanging="440"/>
+      </w:pPr>
+      <w:rPr>
+        <w:rFonts w:ascii="Wingdings" w:hAnsi="Wingdings" w:hint="default"/>
+      </w:rPr>
+    </w:lvl>
+    <w:lvl w:ilvl="7" w:tplc="04090003" w:tentative="1">
+      <w:start w:val="1"/>
+      <w:numFmt w:val="bullet"/>
+      <w:lvlText w:val=""/>
+      <w:lvlJc w:val="left"/>
+      <w:pPr>
+        <w:ind w:left="3960" w:hanging="440"/>
+      </w:pPr>
+      <w:rPr>
+        <w:rFonts w:ascii="Wingdings" w:hAnsi="Wingdings" w:hint="default"/>
+      </w:rPr>
+    </w:lvl>
+    <w:lvl w:ilvl="8" w:tplc="04090005" w:tentative="1">
+      <w:start w:val="1"/>
+      <w:numFmt w:val="bullet"/>
+      <w:lvlText w:val=""/>
+      <w:lvlJc w:val="left"/>
+      <w:pPr>
+        <w:ind w:left="4400" w:hanging="440"/>
+      </w:pPr>
+      <w:rPr>
+        <w:rFonts w:ascii="Wingdings" w:hAnsi="Wingdings" w:hint="default"/>
+      </w:rPr>
+    </w:lvl>
+  </w:abstractNum>
+  <w:abstractNum w:abstractNumId="25" w15:restartNumberingAfterBreak="0">
     <w:nsid w:val="68E30BC0"/>
     <w:multiLevelType w:val="hybridMultilevel"/>
     <w:tmpl w:val="5A503DF8"/>
@@ -30734,7 +31433,7 @@
       </w:pPr>
     </w:lvl>
   </w:abstractNum>
-  <w:abstractNum w:abstractNumId="24" w15:restartNumberingAfterBreak="0">
+  <w:abstractNum w:abstractNumId="26" w15:restartNumberingAfterBreak="0">
     <w:nsid w:val="6EBD06F2"/>
     <w:multiLevelType w:val="hybridMultilevel"/>
     <w:tmpl w:val="C8B8D086"/>
@@ -30846,7 +31545,7 @@
       </w:rPr>
     </w:lvl>
   </w:abstractNum>
-  <w:abstractNum w:abstractNumId="25" w15:restartNumberingAfterBreak="0">
+  <w:abstractNum w:abstractNumId="27" w15:restartNumberingAfterBreak="0">
     <w:nsid w:val="6F50304B"/>
     <w:multiLevelType w:val="hybridMultilevel"/>
     <w:tmpl w:val="056662D6"/>
@@ -30959,7 +31658,7 @@
       </w:rPr>
     </w:lvl>
   </w:abstractNum>
-  <w:abstractNum w:abstractNumId="26" w15:restartNumberingAfterBreak="0">
+  <w:abstractNum w:abstractNumId="28" w15:restartNumberingAfterBreak="0">
     <w:nsid w:val="72AF6DEA"/>
     <w:multiLevelType w:val="hybridMultilevel"/>
     <w:tmpl w:val="DEC0E76A"/>
@@ -31071,7 +31770,7 @@
       </w:rPr>
     </w:lvl>
   </w:abstractNum>
-  <w:abstractNum w:abstractNumId="27" w15:restartNumberingAfterBreak="0">
+  <w:abstractNum w:abstractNumId="29" w15:restartNumberingAfterBreak="0">
     <w:nsid w:val="77913ED3"/>
     <w:multiLevelType w:val="hybridMultilevel"/>
     <w:tmpl w:val="B7B4EFE0"/>
@@ -31184,7 +31883,7 @@
       </w:rPr>
     </w:lvl>
   </w:abstractNum>
-  <w:abstractNum w:abstractNumId="28" w15:restartNumberingAfterBreak="0">
+  <w:abstractNum w:abstractNumId="30" w15:restartNumberingAfterBreak="0">
     <w:nsid w:val="7CC1551D"/>
     <w:multiLevelType w:val="hybridMultilevel"/>
     <w:tmpl w:val="160AF926"/>
@@ -31298,10 +31997,10 @@
     </w:lvl>
   </w:abstractNum>
   <w:num w:numId="1" w16cid:durableId="688602507">
-    <w:abstractNumId w:val="13"/>
+    <w:abstractNumId w:val="14"/>
   </w:num>
   <w:num w:numId="2" w16cid:durableId="1721978882">
-    <w:abstractNumId w:val="23"/>
+    <w:abstractNumId w:val="25"/>
   </w:num>
   <w:num w:numId="3" w16cid:durableId="368996245">
     <w:abstractNumId w:val="1"/>
@@ -31310,40 +32009,40 @@
     <w:abstractNumId w:val="5"/>
   </w:num>
   <w:num w:numId="5" w16cid:durableId="153112510">
-    <w:abstractNumId w:val="9"/>
+    <w:abstractNumId w:val="10"/>
   </w:num>
   <w:num w:numId="6" w16cid:durableId="273945153">
-    <w:abstractNumId w:val="16"/>
+    <w:abstractNumId w:val="17"/>
   </w:num>
   <w:num w:numId="7" w16cid:durableId="273287820">
-    <w:abstractNumId w:val="17"/>
+    <w:abstractNumId w:val="18"/>
   </w:num>
   <w:num w:numId="8" w16cid:durableId="1690328576">
     <w:abstractNumId w:val="6"/>
   </w:num>
   <w:num w:numId="9" w16cid:durableId="134296385">
-    <w:abstractNumId w:val="18"/>
+    <w:abstractNumId w:val="19"/>
   </w:num>
   <w:num w:numId="10" w16cid:durableId="1183012261">
-    <w:abstractNumId w:val="28"/>
+    <w:abstractNumId w:val="30"/>
   </w:num>
   <w:num w:numId="11" w16cid:durableId="1356345745">
-    <w:abstractNumId w:val="14"/>
+    <w:abstractNumId w:val="15"/>
   </w:num>
   <w:num w:numId="12" w16cid:durableId="18092061">
-    <w:abstractNumId w:val="15"/>
+    <w:abstractNumId w:val="16"/>
   </w:num>
   <w:num w:numId="13" w16cid:durableId="587155783">
     <w:abstractNumId w:val="2"/>
   </w:num>
   <w:num w:numId="14" w16cid:durableId="1405448952">
-    <w:abstractNumId w:val="12"/>
+    <w:abstractNumId w:val="13"/>
   </w:num>
   <w:num w:numId="15" w16cid:durableId="1905796492">
-    <w:abstractNumId w:val="20"/>
+    <w:abstractNumId w:val="21"/>
   </w:num>
   <w:num w:numId="16" w16cid:durableId="526647918">
-    <w:abstractNumId w:val="21"/>
+    <w:abstractNumId w:val="22"/>
   </w:num>
   <w:num w:numId="17" w16cid:durableId="12810178">
     <w:abstractNumId w:val="4"/>
@@ -31352,25 +32051,25 @@
     <w:abstractNumId w:val="0"/>
   </w:num>
   <w:num w:numId="19" w16cid:durableId="510722581">
-    <w:abstractNumId w:val="27"/>
+    <w:abstractNumId w:val="29"/>
   </w:num>
   <w:num w:numId="20" w16cid:durableId="513694482">
-    <w:abstractNumId w:val="10"/>
+    <w:abstractNumId w:val="11"/>
   </w:num>
   <w:num w:numId="21" w16cid:durableId="115147192">
-    <w:abstractNumId w:val="8"/>
+    <w:abstractNumId w:val="9"/>
   </w:num>
   <w:num w:numId="22" w16cid:durableId="1231698626">
-    <w:abstractNumId w:val="22"/>
+    <w:abstractNumId w:val="23"/>
   </w:num>
   <w:num w:numId="23" w16cid:durableId="480587295">
-    <w:abstractNumId w:val="26"/>
+    <w:abstractNumId w:val="28"/>
   </w:num>
   <w:num w:numId="24" w16cid:durableId="372971080">
-    <w:abstractNumId w:val="11"/>
+    <w:abstractNumId w:val="12"/>
   </w:num>
   <w:num w:numId="25" w16cid:durableId="1173644129">
-    <w:abstractNumId w:val="19"/>
+    <w:abstractNumId w:val="20"/>
   </w:num>
   <w:num w:numId="26" w16cid:durableId="2031450838">
     <w:abstractNumId w:val="3"/>
@@ -31379,10 +32078,16 @@
     <w:abstractNumId w:val="7"/>
   </w:num>
   <w:num w:numId="28" w16cid:durableId="1193109274">
-    <w:abstractNumId w:val="24"/>
+    <w:abstractNumId w:val="26"/>
   </w:num>
   <w:num w:numId="29" w16cid:durableId="51775840">
-    <w:abstractNumId w:val="25"/>
+    <w:abstractNumId w:val="27"/>
+  </w:num>
+  <w:num w:numId="30" w16cid:durableId="313147979">
+    <w:abstractNumId w:val="8"/>
+  </w:num>
+  <w:num w:numId="31" w16cid:durableId="1095445807">
+    <w:abstractNumId w:val="24"/>
   </w:num>
 </w:numbering>
 </file>

--- a/네트워크 로직/네트워크_로직.docx
+++ b/네트워크 로직/네트워크_로직.docx
@@ -1,6 +1,6 @@
 
 <file path=word/document.xml><?xml version="1.0" encoding="utf-8"?>
-<w:document xmlns:wpc="http://schemas.microsoft.com/office/word/2010/wordprocessingCanvas" xmlns:cx="http://schemas.microsoft.com/office/drawing/2014/chartex" xmlns:cx1="http://schemas.microsoft.com/office/drawing/2015/9/8/chartex" xmlns:cx2="http://schemas.microsoft.com/office/drawing/2015/10/21/chartex" xmlns:cx3="http://schemas.microsoft.com/office/drawing/2016/5/9/chartex" xmlns:cx4="http://schemas.microsoft.com/office/drawing/2016/5/10/chartex" xmlns:cx5="http://schemas.microsoft.com/office/drawing/2016/5/11/chartex" xmlns:cx6="http://schemas.microsoft.com/office/drawing/2016/5/12/chartex" xmlns:cx7="http://schemas.microsoft.com/office/drawing/2016/5/13/chartex" xmlns:cx8="http://schemas.microsoft.com/office/drawing/2016/5/14/chartex" xmlns:mc="http://schemas.openxmlformats.org/markup-compatibility/2006" xmlns:aink="http://schemas.microsoft.com/office/drawing/2016/ink" xmlns:am3d="http://schemas.microsoft.com/office/drawing/2017/model3d" xmlns:o="urn:schemas-microsoft-com:office:office" xmlns:oel="http://schemas.microsoft.com/office/2019/extlst" xmlns:r="http://schemas.openxmlformats.org/officeDocument/2006/relationships" xmlns:m="http://schemas.openxmlformats.org/officeDocument/2006/math" xmlns:v="urn:schemas-microsoft-com:vml" xmlns:wp14="http://schemas.microsoft.com/office/word/2010/wordprocessingDrawing" xmlns:wp="http://schemas.openxmlformats.org/drawingml/2006/wordprocessingDrawing" xmlns:w10="urn:schemas-microsoft-com:office:word" xmlns:w="http://schemas.openxmlformats.org/wordprocessingml/2006/main" xmlns:w14="http://schemas.microsoft.com/office/word/2010/wordml" xmlns:w15="http://schemas.microsoft.com/office/word/2012/wordml" xmlns:w16cex="http://schemas.microsoft.com/office/word/2018/wordml/cex" xmlns:w16cid="http://schemas.microsoft.com/office/word/2016/wordml/cid" xmlns:w16="http://schemas.microsoft.com/office/word/2018/wordml" xmlns:w16du="http://schemas.microsoft.com/office/word/2023/wordml/word16du" xmlns:w16sdtdh="http://schemas.microsoft.com/office/word/2020/wordml/sdtdatahash" xmlns:w16se="http://schemas.microsoft.com/office/word/2015/wordml/symex" xmlns:wpg="http://schemas.microsoft.com/office/word/2010/wordprocessingGroup" xmlns:wpi="http://schemas.microsoft.com/office/word/2010/wordprocessingInk" xmlns:wne="http://schemas.microsoft.com/office/word/2006/wordml" xmlns:wps="http://schemas.microsoft.com/office/word/2010/wordprocessingShape" mc:Ignorable="w14 w15 w16se w16cid w16 w16cex w16sdtdh w16du wp14">
+<w:document xmlns:wpc="http://schemas.microsoft.com/office/word/2010/wordprocessingCanvas" xmlns:cx="http://schemas.microsoft.com/office/drawing/2014/chartex" xmlns:cx1="http://schemas.microsoft.com/office/drawing/2015/9/8/chartex" xmlns:cx2="http://schemas.microsoft.com/office/drawing/2015/10/21/chartex" xmlns:cx3="http://schemas.microsoft.com/office/drawing/2016/5/9/chartex" xmlns:cx4="http://schemas.microsoft.com/office/drawing/2016/5/10/chartex" xmlns:cx5="http://schemas.microsoft.com/office/drawing/2016/5/11/chartex" xmlns:cx6="http://schemas.microsoft.com/office/drawing/2016/5/12/chartex" xmlns:cx7="http://schemas.microsoft.com/office/drawing/2016/5/13/chartex" xmlns:cx8="http://schemas.microsoft.com/office/drawing/2016/5/14/chartex" xmlns:mc="http://schemas.openxmlformats.org/markup-compatibility/2006" xmlns:aink="http://schemas.microsoft.com/office/drawing/2016/ink" xmlns:am3d="http://schemas.microsoft.com/office/drawing/2017/model3d" xmlns:o="urn:schemas-microsoft-com:office:office" xmlns:oel="http://schemas.microsoft.com/office/2019/extlst" xmlns:r="http://schemas.openxmlformats.org/officeDocument/2006/relationships" xmlns:m="http://schemas.openxmlformats.org/officeDocument/2006/math" xmlns:v="urn:schemas-microsoft-com:vml" xmlns:wp14="http://schemas.microsoft.com/office/word/2010/wordprocessingDrawing" xmlns:wp="http://schemas.openxmlformats.org/drawingml/2006/wordprocessingDrawing" xmlns:w10="urn:schemas-microsoft-com:office:word" xmlns:w="http://schemas.openxmlformats.org/wordprocessingml/2006/main" xmlns:w14="http://schemas.microsoft.com/office/word/2010/wordml" xmlns:w15="http://schemas.microsoft.com/office/word/2012/wordml" xmlns:w16cex="http://schemas.microsoft.com/office/word/2018/wordml/cex" xmlns:w16cid="http://schemas.microsoft.com/office/word/2016/wordml/cid" xmlns:w16="http://schemas.microsoft.com/office/word/2018/wordml" xmlns:w16du="http://schemas.microsoft.com/office/word/2023/wordml/word16du" xmlns:w16sdtdh="http://schemas.microsoft.com/office/word/2020/wordml/sdtdatahash" xmlns:w16sdtfl="http://schemas.microsoft.com/office/word/2024/wordml/sdtformatlock" xmlns:w16se="http://schemas.microsoft.com/office/word/2015/wordml/symex" xmlns:wpg="http://schemas.microsoft.com/office/word/2010/wordprocessingGroup" xmlns:wpi="http://schemas.microsoft.com/office/word/2010/wordprocessingInk" xmlns:wne="http://schemas.microsoft.com/office/word/2006/wordml" xmlns:wps="http://schemas.microsoft.com/office/word/2010/wordprocessingShape" mc:Ignorable="w14 w15 w16se w16cid w16 w16cex w16sdtdh w16sdtfl w16du wp14">
   <w:body>
     <w:sdt>
       <w:sdtPr>
@@ -3988,6 +3988,7 @@
           <w:sz w:val="14"/>
           <w:szCs w:val="14"/>
         </w:rPr>
+        <w:lastRenderedPageBreak/>
         <w:tab/>
       </w:r>
       <w:r>
@@ -4577,7 +4578,6 @@
           <w:sz w:val="14"/>
           <w:szCs w:val="14"/>
         </w:rPr>
-        <w:lastRenderedPageBreak/>
         <w:t>{</w:t>
       </w:r>
     </w:p>
@@ -7998,6 +7998,7 @@
           <w:sz w:val="14"/>
           <w:szCs w:val="14"/>
         </w:rPr>
+        <w:lastRenderedPageBreak/>
         <w:tab/>
       </w:r>
       <w:r>
@@ -9056,7 +9057,6 @@
           <w:sz w:val="14"/>
           <w:szCs w:val="14"/>
         </w:rPr>
-        <w:lastRenderedPageBreak/>
         <w:t> </w:t>
       </w:r>
     </w:p>
@@ -12281,6 +12281,7 @@
           <w:sz w:val="14"/>
           <w:szCs w:val="14"/>
         </w:rPr>
+        <w:lastRenderedPageBreak/>
         <w:tab/>
       </w:r>
       <w:r>
@@ -13798,7 +13799,6 @@
           <w:sz w:val="14"/>
           <w:szCs w:val="14"/>
         </w:rPr>
-        <w:lastRenderedPageBreak/>
         <w:tab/>
         <w:t>std::pair&lt;</w:t>
       </w:r>
@@ -15860,6 +15860,7 @@
           <w:sz w:val="14"/>
           <w:szCs w:val="14"/>
         </w:rPr>
+        <w:lastRenderedPageBreak/>
         <w:tab/>
       </w:r>
       <w:r>
@@ -17455,7 +17456,6 @@
           <w:sz w:val="14"/>
           <w:szCs w:val="14"/>
         </w:rPr>
-        <w:lastRenderedPageBreak/>
         <w:t>struct</w:t>
       </w:r>
       <w:r>
@@ -19556,6 +19556,7 @@
           <w:sz w:val="14"/>
           <w:szCs w:val="14"/>
         </w:rPr>
+        <w:lastRenderedPageBreak/>
         <w:t>struct</w:t>
       </w:r>
       <w:r>
@@ -21507,7 +21508,6 @@
           <w:sz w:val="14"/>
           <w:szCs w:val="14"/>
         </w:rPr>
-        <w:lastRenderedPageBreak/>
         <w:t>};</w:t>
       </w:r>
     </w:p>
@@ -22016,7 +22016,7 @@
           <v:shape id="_x0000_i1025" type="#_x0000_t75" style="width:382.55pt;height:23.1pt" o:ole="">
             <v:imagedata r:id="rId7" o:title=""/>
           </v:shape>
-          <o:OLEObject Type="Embed" ProgID="Word.OpenDocumentText.12" ShapeID="_x0000_i1025" DrawAspect="Content" ObjectID="_1836136349" r:id="rId8"/>
+          <o:OLEObject Type="Embed" ProgID="Word.OpenDocumentText.12" ShapeID="_x0000_i1025" DrawAspect="Content" ObjectID="_1836164757" r:id="rId8"/>
         </w:object>
       </w:r>
     </w:p>
@@ -22204,7 +22204,6 @@
         <w:rPr>
           <w:rFonts w:ascii="나눔고딕" w:eastAsia="나눔고딕" w:hAnsi="나눔고딕" w:hint="eastAsia"/>
         </w:rPr>
-        <w:lastRenderedPageBreak/>
         <w:t>로직</w:t>
       </w:r>
       <w:bookmarkEnd w:id="3"/>
@@ -22806,7 +22805,18 @@
                 <w:sz w:val="20"/>
                 <w:szCs w:val="20"/>
               </w:rPr>
-              <w:t>방향을 바꾸는 게 나을 것 같음.</w:t>
+              <w:t>방향을 바</w:t>
+            </w:r>
+            <w:r>
+              <w:rPr>
+                <w:rFonts w:ascii="나눔고딕" w:eastAsia="나눔고딕" w:hAnsi="나눔고딕" w:hint="eastAsia"/>
+                <w:strike/>
+                <w:color w:val="45B0E1" w:themeColor="accent1" w:themeTint="99"/>
+                <w:sz w:val="20"/>
+                <w:szCs w:val="20"/>
+              </w:rPr>
+              <w:lastRenderedPageBreak/>
+              <w:t>꾸는 게 나을 것 같음.</w:t>
             </w:r>
           </w:p>
         </w:tc>
@@ -22832,6 +22842,7 @@
                 <w:sz w:val="20"/>
                 <w:szCs w:val="20"/>
               </w:rPr>
+              <w:lastRenderedPageBreak/>
               <w:t>2</w:t>
             </w:r>
           </w:p>
@@ -22937,6 +22948,65 @@
                 <w:szCs w:val="20"/>
               </w:rPr>
               <w:t xml:space="preserve"> 쓰면 되나??)</w:t>
+            </w:r>
+          </w:p>
+          <w:p>
+            <w:pPr>
+              <w:rPr>
+                <w:rFonts w:ascii="나눔고딕" w:eastAsia="나눔고딕" w:hAnsi="나눔고딕" w:hint="eastAsia"/>
+                <w:color w:val="FF99FF"/>
+                <w:sz w:val="20"/>
+                <w:szCs w:val="20"/>
+              </w:rPr>
+            </w:pPr>
+            <w:r>
+              <w:rPr>
+                <w:rFonts w:ascii="나눔고딕" w:eastAsia="나눔고딕" w:hAnsi="나눔고딕" w:hint="eastAsia"/>
+                <w:color w:val="FF99FF"/>
+                <w:sz w:val="20"/>
+                <w:szCs w:val="20"/>
+              </w:rPr>
+              <w:t xml:space="preserve">=&gt; 네 </w:t>
+            </w:r>
+            <w:proofErr w:type="spellStart"/>
+            <w:r>
+              <w:rPr>
+                <w:rFonts w:ascii="나눔고딕" w:eastAsia="나눔고딕" w:hAnsi="나눔고딕" w:hint="eastAsia"/>
+                <w:color w:val="FF99FF"/>
+                <w:sz w:val="20"/>
+                <w:szCs w:val="20"/>
+              </w:rPr>
+              <w:t>맞아여</w:t>
+            </w:r>
+            <w:proofErr w:type="spellEnd"/>
+            <w:r>
+              <w:rPr>
+                <w:rFonts w:ascii="나눔고딕" w:eastAsia="나눔고딕" w:hAnsi="나눔고딕" w:hint="eastAsia"/>
+                <w:color w:val="FF99FF"/>
+                <w:sz w:val="20"/>
+                <w:szCs w:val="20"/>
+              </w:rPr>
+              <w:t xml:space="preserve">. 이전 좌표를 다시 보냅니다. 그래서 </w:t>
+            </w:r>
+            <w:proofErr w:type="spellStart"/>
+            <w:r>
+              <w:rPr>
+                <w:rFonts w:ascii="나눔고딕" w:eastAsia="나눔고딕" w:hAnsi="나눔고딕" w:hint="eastAsia"/>
+                <w:color w:val="FF99FF"/>
+                <w:sz w:val="20"/>
+                <w:szCs w:val="20"/>
+              </w:rPr>
+              <w:t>제대로된</w:t>
+            </w:r>
+            <w:proofErr w:type="spellEnd"/>
+            <w:r>
+              <w:rPr>
+                <w:rFonts w:ascii="나눔고딕" w:eastAsia="나눔고딕" w:hAnsi="나눔고딕" w:hint="eastAsia"/>
+                <w:color w:val="FF99FF"/>
+                <w:sz w:val="20"/>
+                <w:szCs w:val="20"/>
+              </w:rPr>
+              <w:t xml:space="preserve"> 이동일때는 다른 클라이언트한테만 패킷 송신합니다.</w:t>
             </w:r>
           </w:p>
           <w:p>
@@ -23074,7 +23144,7 @@
             <w:pPr>
               <w:jc w:val="center"/>
               <w:rPr>
-                <w:rFonts w:ascii="나눔고딕" w:eastAsia="나눔고딕" w:hAnsi="나눔고딕" w:hint="eastAsia"/>
+                <w:rFonts w:ascii="나눔고딕" w:eastAsia="나눔고딕" w:hAnsi="나눔고딕"/>
                 <w:sz w:val="20"/>
                 <w:szCs w:val="20"/>
               </w:rPr>
@@ -23097,7 +23167,7 @@
             <w:pPr>
               <w:jc w:val="center"/>
               <w:rPr>
-                <w:rFonts w:ascii="나눔고딕" w:eastAsia="나눔고딕" w:hAnsi="나눔고딕" w:hint="eastAsia"/>
+                <w:rFonts w:ascii="나눔고딕" w:eastAsia="나눔고딕" w:hAnsi="나눔고딕"/>
                 <w:sz w:val="20"/>
                 <w:szCs w:val="20"/>
               </w:rPr>
@@ -23186,7 +23256,7 @@
           <w:p>
             <w:pPr>
               <w:rPr>
-                <w:rFonts w:ascii="나눔고딕" w:eastAsia="나눔고딕" w:hAnsi="나눔고딕" w:hint="eastAsia"/>
+                <w:rFonts w:ascii="나눔고딕" w:eastAsia="나눔고딕" w:hAnsi="나눔고딕"/>
                 <w:sz w:val="20"/>
                 <w:szCs w:val="20"/>
               </w:rPr>
@@ -24062,14 +24132,13 @@
                 <w:sz w:val="20"/>
                 <w:szCs w:val="20"/>
               </w:rPr>
-              <w:lastRenderedPageBreak/>
               <w:t>(현재 클라이언트에서 애니메이션 후에 삭제하고 있음)</w:t>
             </w:r>
           </w:p>
           <w:p>
             <w:pPr>
               <w:rPr>
-                <w:rFonts w:ascii="나눔고딕" w:eastAsia="나눔고딕" w:hAnsi="나눔고딕" w:hint="eastAsia"/>
+                <w:rFonts w:ascii="나눔고딕" w:eastAsia="나눔고딕" w:hAnsi="나눔고딕"/>
                 <w:color w:val="0070C0"/>
                 <w:sz w:val="20"/>
                 <w:szCs w:val="20"/>
@@ -24109,7 +24178,7 @@
             <w:pPr>
               <w:jc w:val="center"/>
               <w:rPr>
-                <w:rFonts w:ascii="나눔고딕" w:eastAsia="나눔고딕" w:hAnsi="나눔고딕" w:hint="eastAsia"/>
+                <w:rFonts w:ascii="나눔고딕" w:eastAsia="나눔고딕" w:hAnsi="나눔고딕"/>
                 <w:sz w:val="20"/>
                 <w:szCs w:val="20"/>
               </w:rPr>
@@ -24120,7 +24189,6 @@
                 <w:sz w:val="20"/>
                 <w:szCs w:val="20"/>
               </w:rPr>
-              <w:lastRenderedPageBreak/>
               <w:t>-</w:t>
             </w:r>
           </w:p>
@@ -24133,7 +24201,7 @@
             <w:pPr>
               <w:jc w:val="center"/>
               <w:rPr>
-                <w:rFonts w:ascii="나눔고딕" w:eastAsia="나눔고딕" w:hAnsi="나눔고딕" w:hint="eastAsia"/>
+                <w:rFonts w:ascii="나눔고딕" w:eastAsia="나눔고딕" w:hAnsi="나눔고딕"/>
                 <w:sz w:val="20"/>
                 <w:szCs w:val="20"/>
               </w:rPr>
@@ -24155,7 +24223,7 @@
           <w:p>
             <w:pPr>
               <w:rPr>
-                <w:rFonts w:ascii="나눔고딕" w:eastAsia="나눔고딕" w:hAnsi="나눔고딕" w:hint="eastAsia"/>
+                <w:rFonts w:ascii="나눔고딕" w:eastAsia="나눔고딕" w:hAnsi="나눔고딕"/>
                 <w:color w:val="FF0000"/>
                 <w:sz w:val="20"/>
                 <w:szCs w:val="20"/>
@@ -24234,7 +24302,8 @@
           <w:p>
             <w:pPr>
               <w:rPr>
-                <w:rFonts w:ascii="나눔고딕" w:eastAsia="나눔고딕" w:hAnsi="나눔고딕" w:hint="eastAsia"/>
+                <w:rFonts w:ascii="나눔고딕" w:eastAsia="나눔고딕" w:hAnsi="나눔고딕"/>
+                <w:color w:val="FF0000"/>
                 <w:sz w:val="20"/>
                 <w:szCs w:val="20"/>
               </w:rPr>
@@ -24287,6 +24356,83 @@
                 <w:szCs w:val="20"/>
               </w:rPr>
               <w:t>을 보냄</w:t>
+            </w:r>
+          </w:p>
+          <w:p>
+            <w:pPr>
+              <w:rPr>
+                <w:rFonts w:ascii="나눔고딕" w:eastAsia="나눔고딕" w:hAnsi="나눔고딕"/>
+                <w:color w:val="FF0000"/>
+                <w:sz w:val="20"/>
+                <w:szCs w:val="20"/>
+              </w:rPr>
+            </w:pPr>
+          </w:p>
+          <w:p>
+            <w:pPr>
+              <w:rPr>
+                <w:rFonts w:ascii="나눔고딕" w:eastAsia="나눔고딕" w:hAnsi="나눔고딕" w:hint="eastAsia"/>
+                <w:sz w:val="20"/>
+                <w:szCs w:val="20"/>
+              </w:rPr>
+            </w:pPr>
+            <w:r>
+              <w:rPr>
+                <w:rFonts w:ascii="나눔고딕" w:eastAsia="나눔고딕" w:hAnsi="나눔고딕" w:hint="eastAsia"/>
+                <w:color w:val="FF99FF"/>
+                <w:sz w:val="20"/>
+                <w:szCs w:val="20"/>
+              </w:rPr>
+              <w:t xml:space="preserve">=&gt;이거는 </w:t>
+            </w:r>
+            <w:proofErr w:type="spellStart"/>
+            <w:r>
+              <w:rPr>
+                <w:rFonts w:ascii="나눔고딕" w:eastAsia="나눔고딕" w:hAnsi="나눔고딕" w:hint="eastAsia"/>
+                <w:color w:val="FF99FF"/>
+                <w:sz w:val="20"/>
+                <w:szCs w:val="20"/>
+              </w:rPr>
+              <w:t>안해도</w:t>
+            </w:r>
+            <w:proofErr w:type="spellEnd"/>
+            <w:r>
+              <w:rPr>
+                <w:rFonts w:ascii="나눔고딕" w:eastAsia="나눔고딕" w:hAnsi="나눔고딕" w:hint="eastAsia"/>
+                <w:color w:val="FF99FF"/>
+                <w:sz w:val="20"/>
+                <w:szCs w:val="20"/>
+              </w:rPr>
+              <w:t xml:space="preserve"> 됩니다. 실제 무게는 서버가 계산해서 이동 같은 거 따로 검사하기 때문에 이거 자체는 검사 </w:t>
+            </w:r>
+            <w:proofErr w:type="spellStart"/>
+            <w:r>
+              <w:rPr>
+                <w:rFonts w:ascii="나눔고딕" w:eastAsia="나눔고딕" w:hAnsi="나눔고딕" w:hint="eastAsia"/>
+                <w:color w:val="FF99FF"/>
+                <w:sz w:val="20"/>
+                <w:szCs w:val="20"/>
+              </w:rPr>
+              <w:t>안받아도</w:t>
+            </w:r>
+            <w:proofErr w:type="spellEnd"/>
+            <w:r>
+              <w:rPr>
+                <w:rFonts w:ascii="나눔고딕" w:eastAsia="나눔고딕" w:hAnsi="나눔고딕" w:hint="eastAsia"/>
+                <w:color w:val="FF99FF"/>
+                <w:sz w:val="20"/>
+                <w:szCs w:val="20"/>
+              </w:rPr>
+              <w:t xml:space="preserve"> 될 듯</w:t>
+            </w:r>
+            <w:r>
+              <w:rPr>
+                <w:rFonts w:ascii="나눔고딕" w:eastAsia="나눔고딕" w:hAnsi="나눔고딕" w:hint="eastAsia"/>
+                <w:color w:val="FF99FF"/>
+                <w:sz w:val="20"/>
+                <w:szCs w:val="20"/>
+              </w:rPr>
+              <w:t>.</w:t>
             </w:r>
           </w:p>
         </w:tc>
@@ -24374,6 +24520,7 @@
                 <w:sz w:val="20"/>
                 <w:szCs w:val="20"/>
               </w:rPr>
+              <w:lastRenderedPageBreak/>
               <w:t>단계</w:t>
             </w:r>
           </w:p>
@@ -25575,7 +25722,6 @@
                 <w:sz w:val="20"/>
                 <w:szCs w:val="20"/>
               </w:rPr>
-              <w:lastRenderedPageBreak/>
               <w:t xml:space="preserve">- </w:t>
             </w:r>
             <w:r>
@@ -25590,7 +25736,7 @@
           <w:p>
             <w:pPr>
               <w:rPr>
-                <w:rFonts w:ascii="나눔고딕" w:eastAsia="나눔고딕" w:hAnsi="나눔고딕" w:hint="eastAsia"/>
+                <w:rFonts w:ascii="나눔고딕" w:eastAsia="나눔고딕" w:hAnsi="나눔고딕"/>
                 <w:color w:val="FF0000"/>
                 <w:sz w:val="20"/>
                 <w:szCs w:val="20"/>
@@ -25677,10 +25823,29 @@
             <w:pPr>
               <w:rPr>
                 <w:rFonts w:ascii="나눔고딕" w:eastAsia="나눔고딕" w:hAnsi="나눔고딕" w:hint="eastAsia"/>
+                <w:color w:val="FF99FF"/>
                 <w:sz w:val="20"/>
                 <w:szCs w:val="20"/>
               </w:rPr>
             </w:pPr>
+            <w:r>
+              <w:rPr>
+                <w:rFonts w:ascii="나눔고딕" w:eastAsia="나눔고딕" w:hAnsi="나눔고딕" w:hint="eastAsia"/>
+                <w:color w:val="FF99FF"/>
+                <w:sz w:val="20"/>
+                <w:szCs w:val="20"/>
+              </w:rPr>
+              <w:t>=&gt;</w:t>
+            </w:r>
+            <w:r>
+              <w:rPr>
+                <w:rFonts w:ascii="나눔고딕" w:eastAsia="나눔고딕" w:hAnsi="나눔고딕" w:hint="eastAsia"/>
+                <w:color w:val="FF99FF"/>
+                <w:sz w:val="20"/>
+                <w:szCs w:val="20"/>
+              </w:rPr>
+              <w:t>이거는 제가 패킷 만들어서 통신 구현해놓겠습니다.</w:t>
+            </w:r>
           </w:p>
           <w:p>
             <w:pPr>
@@ -25722,7 +25887,18 @@
                 <w:sz w:val="20"/>
                 <w:szCs w:val="20"/>
               </w:rPr>
-              <w:t xml:space="preserve"> 패킷의 Rotation에 플레이어 몸통(yaw) 각도와 바라보는 방향(pitch) 각도를 넣어 송신함(이 패킷에 float로 눈높이</w:t>
+              <w:t xml:space="preserve"> 패킷의 Rotation에 플레이어 몸통(yaw) 각도와 바라보는 방향(pitch) </w:t>
+            </w:r>
+            <w:r>
+              <w:rPr>
+                <w:rFonts w:ascii="나눔고딕" w:eastAsia="나눔고딕" w:hAnsi="나눔고딕" w:hint="eastAsia"/>
+                <w:strike/>
+                <w:color w:val="83CAEB" w:themeColor="accent1" w:themeTint="66"/>
+                <w:sz w:val="20"/>
+                <w:szCs w:val="20"/>
+              </w:rPr>
+              <w:lastRenderedPageBreak/>
+              <w:t>각도를 넣어 송신함(이 패킷에 float로 눈높이</w:t>
             </w:r>
             <w:r>
               <w:rPr>
@@ -26743,7 +26919,6 @@
               <w:t>(</w:t>
             </w:r>
             <w:proofErr w:type="spellStart"/>
-            <w:proofErr w:type="gramEnd"/>
             <w:r>
               <w:rPr>
                 <w:rFonts w:ascii="나눔고딕" w:eastAsia="나눔고딕" w:hAnsi="나눔고딕"/>
@@ -26754,6 +26929,7 @@
               <w:t>packet.pitch</w:t>
             </w:r>
             <w:proofErr w:type="spellEnd"/>
+            <w:proofErr w:type="gramEnd"/>
             <w:r>
               <w:rPr>
                 <w:rFonts w:ascii="나눔고딕" w:eastAsia="나눔고딕" w:hAnsi="나눔고딕"/>
@@ -26781,7 +26957,47 @@
                 <w:sz w:val="20"/>
                 <w:szCs w:val="20"/>
               </w:rPr>
-              <w:t xml:space="preserve">, 0).Vector(); </w:t>
+              <w:t>, 0</w:t>
+            </w:r>
+            <w:proofErr w:type="gramStart"/>
+            <w:r>
+              <w:rPr>
+                <w:rFonts w:ascii="나눔고딕" w:eastAsia="나눔고딕" w:hAnsi="나눔고딕"/>
+                <w:color w:val="000000" w:themeColor="text1"/>
+                <w:sz w:val="20"/>
+                <w:szCs w:val="20"/>
+              </w:rPr>
+              <w:t>).Vector</w:t>
+            </w:r>
+            <w:proofErr w:type="gramEnd"/>
+            <w:r>
+              <w:rPr>
+                <w:rFonts w:ascii="나눔고딕" w:eastAsia="나눔고딕" w:hAnsi="나눔고딕"/>
+                <w:color w:val="000000" w:themeColor="text1"/>
+                <w:sz w:val="20"/>
+                <w:szCs w:val="20"/>
+              </w:rPr>
+              <w:t>(</w:t>
+            </w:r>
+            <w:proofErr w:type="gramStart"/>
+            <w:r>
+              <w:rPr>
+                <w:rFonts w:ascii="나눔고딕" w:eastAsia="나눔고딕" w:hAnsi="나눔고딕"/>
+                <w:color w:val="000000" w:themeColor="text1"/>
+                <w:sz w:val="20"/>
+                <w:szCs w:val="20"/>
+              </w:rPr>
+              <w:t>);</w:t>
+            </w:r>
+            <w:proofErr w:type="gramEnd"/>
+            <w:r>
+              <w:rPr>
+                <w:rFonts w:ascii="나눔고딕" w:eastAsia="나눔고딕" w:hAnsi="나눔고딕"/>
+                <w:color w:val="000000" w:themeColor="text1"/>
+                <w:sz w:val="20"/>
+                <w:szCs w:val="20"/>
+              </w:rPr>
+              <w:t xml:space="preserve"> </w:t>
             </w:r>
           </w:p>
           <w:p>
@@ -27389,6 +27605,7 @@
         <w:rPr>
           <w:rFonts w:hint="eastAsia"/>
         </w:rPr>
+        <w:lastRenderedPageBreak/>
         <w:t>문 열기 &amp; 닫기</w:t>
       </w:r>
       <w:bookmarkEnd w:id="7"/>
@@ -28484,7 +28701,7 @@
 </file>
 
 <file path=word/endnotes.xml><?xml version="1.0" encoding="utf-8"?>
-<w:endnotes xmlns:wpc="http://schemas.microsoft.com/office/word/2010/wordprocessingCanvas" xmlns:cx="http://schemas.microsoft.com/office/drawing/2014/chartex" xmlns:cx1="http://schemas.microsoft.com/office/drawing/2015/9/8/chartex" xmlns:cx2="http://schemas.microsoft.com/office/drawing/2015/10/21/chartex" xmlns:cx3="http://schemas.microsoft.com/office/drawing/2016/5/9/chartex" xmlns:cx4="http://schemas.microsoft.com/office/drawing/2016/5/10/chartex" xmlns:cx5="http://schemas.microsoft.com/office/drawing/2016/5/11/chartex" xmlns:cx6="http://schemas.microsoft.com/office/drawing/2016/5/12/chartex" xmlns:cx7="http://schemas.microsoft.com/office/drawing/2016/5/13/chartex" xmlns:cx8="http://schemas.microsoft.com/office/drawing/2016/5/14/chartex" xmlns:mc="http://schemas.openxmlformats.org/markup-compatibility/2006" xmlns:aink="http://schemas.microsoft.com/office/drawing/2016/ink" xmlns:am3d="http://schemas.microsoft.com/office/drawing/2017/model3d" xmlns:o="urn:schemas-microsoft-com:office:office" xmlns:oel="http://schemas.microsoft.com/office/2019/extlst" xmlns:r="http://schemas.openxmlformats.org/officeDocument/2006/relationships" xmlns:m="http://schemas.openxmlformats.org/officeDocument/2006/math" xmlns:v="urn:schemas-microsoft-com:vml" xmlns:wp14="http://schemas.microsoft.com/office/word/2010/wordprocessingDrawing" xmlns:wp="http://schemas.openxmlformats.org/drawingml/2006/wordprocessingDrawing" xmlns:w10="urn:schemas-microsoft-com:office:word" xmlns:w="http://schemas.openxmlformats.org/wordprocessingml/2006/main" xmlns:w14="http://schemas.microsoft.com/office/word/2010/wordml" xmlns:w15="http://schemas.microsoft.com/office/word/2012/wordml" xmlns:w16cex="http://schemas.microsoft.com/office/word/2018/wordml/cex" xmlns:w16cid="http://schemas.microsoft.com/office/word/2016/wordml/cid" xmlns:w16="http://schemas.microsoft.com/office/word/2018/wordml" xmlns:w16du="http://schemas.microsoft.com/office/word/2023/wordml/word16du" xmlns:w16sdtdh="http://schemas.microsoft.com/office/word/2020/wordml/sdtdatahash" xmlns:w16se="http://schemas.microsoft.com/office/word/2015/wordml/symex" xmlns:wpg="http://schemas.microsoft.com/office/word/2010/wordprocessingGroup" xmlns:wpi="http://schemas.microsoft.com/office/word/2010/wordprocessingInk" xmlns:wne="http://schemas.microsoft.com/office/word/2006/wordml" xmlns:wps="http://schemas.microsoft.com/office/word/2010/wordprocessingShape" mc:Ignorable="w14 w15 w16se w16cid w16 w16cex w16sdtdh w16du wp14">
+<w:endnotes xmlns:wpc="http://schemas.microsoft.com/office/word/2010/wordprocessingCanvas" xmlns:cx="http://schemas.microsoft.com/office/drawing/2014/chartex" xmlns:cx1="http://schemas.microsoft.com/office/drawing/2015/9/8/chartex" xmlns:cx2="http://schemas.microsoft.com/office/drawing/2015/10/21/chartex" xmlns:cx3="http://schemas.microsoft.com/office/drawing/2016/5/9/chartex" xmlns:cx4="http://schemas.microsoft.com/office/drawing/2016/5/10/chartex" xmlns:cx5="http://schemas.microsoft.com/office/drawing/2016/5/11/chartex" xmlns:cx6="http://schemas.microsoft.com/office/drawing/2016/5/12/chartex" xmlns:cx7="http://schemas.microsoft.com/office/drawing/2016/5/13/chartex" xmlns:cx8="http://schemas.microsoft.com/office/drawing/2016/5/14/chartex" xmlns:mc="http://schemas.openxmlformats.org/markup-compatibility/2006" xmlns:aink="http://schemas.microsoft.com/office/drawing/2016/ink" xmlns:am3d="http://schemas.microsoft.com/office/drawing/2017/model3d" xmlns:o="urn:schemas-microsoft-com:office:office" xmlns:oel="http://schemas.microsoft.com/office/2019/extlst" xmlns:r="http://schemas.openxmlformats.org/officeDocument/2006/relationships" xmlns:m="http://schemas.openxmlformats.org/officeDocument/2006/math" xmlns:v="urn:schemas-microsoft-com:vml" xmlns:wp14="http://schemas.microsoft.com/office/word/2010/wordprocessingDrawing" xmlns:wp="http://schemas.openxmlformats.org/drawingml/2006/wordprocessingDrawing" xmlns:w10="urn:schemas-microsoft-com:office:word" xmlns:w="http://schemas.openxmlformats.org/wordprocessingml/2006/main" xmlns:w14="http://schemas.microsoft.com/office/word/2010/wordml" xmlns:w15="http://schemas.microsoft.com/office/word/2012/wordml" xmlns:w16cex="http://schemas.microsoft.com/office/word/2018/wordml/cex" xmlns:w16cid="http://schemas.microsoft.com/office/word/2016/wordml/cid" xmlns:w16="http://schemas.microsoft.com/office/word/2018/wordml" xmlns:w16du="http://schemas.microsoft.com/office/word/2023/wordml/word16du" xmlns:w16sdtdh="http://schemas.microsoft.com/office/word/2020/wordml/sdtdatahash" xmlns:w16sdtfl="http://schemas.microsoft.com/office/word/2024/wordml/sdtformatlock" xmlns:w16se="http://schemas.microsoft.com/office/word/2015/wordml/symex" xmlns:wpg="http://schemas.microsoft.com/office/word/2010/wordprocessingGroup" xmlns:wpi="http://schemas.microsoft.com/office/word/2010/wordprocessingInk" xmlns:wne="http://schemas.microsoft.com/office/word/2006/wordml" xmlns:wps="http://schemas.microsoft.com/office/word/2010/wordprocessingShape" mc:Ignorable="w14 w15 w16se w16cid w16 w16cex w16sdtdh w16sdtfl w16du wp14">
   <w:endnote w:type="separator" w:id="-1">
     <w:p>
       <w:pPr>
@@ -28509,7 +28726,7 @@
 </file>
 
 <file path=word/footer1.xml><?xml version="1.0" encoding="utf-8"?>
-<w:ftr xmlns:wpc="http://schemas.microsoft.com/office/word/2010/wordprocessingCanvas" xmlns:cx="http://schemas.microsoft.com/office/drawing/2014/chartex" xmlns:cx1="http://schemas.microsoft.com/office/drawing/2015/9/8/chartex" xmlns:cx2="http://schemas.microsoft.com/office/drawing/2015/10/21/chartex" xmlns:cx3="http://schemas.microsoft.com/office/drawing/2016/5/9/chartex" xmlns:cx4="http://schemas.microsoft.com/office/drawing/2016/5/10/chartex" xmlns:cx5="http://schemas.microsoft.com/office/drawing/2016/5/11/chartex" xmlns:cx6="http://schemas.microsoft.com/office/drawing/2016/5/12/chartex" xmlns:cx7="http://schemas.microsoft.com/office/drawing/2016/5/13/chartex" xmlns:cx8="http://schemas.microsoft.com/office/drawing/2016/5/14/chartex" xmlns:mc="http://schemas.openxmlformats.org/markup-compatibility/2006" xmlns:aink="http://schemas.microsoft.com/office/drawing/2016/ink" xmlns:am3d="http://schemas.microsoft.com/office/drawing/2017/model3d" xmlns:o="urn:schemas-microsoft-com:office:office" xmlns:oel="http://schemas.microsoft.com/office/2019/extlst" xmlns:r="http://schemas.openxmlformats.org/officeDocument/2006/relationships" xmlns:m="http://schemas.openxmlformats.org/officeDocument/2006/math" xmlns:v="urn:schemas-microsoft-com:vml" xmlns:wp14="http://schemas.microsoft.com/office/word/2010/wordprocessingDrawing" xmlns:wp="http://schemas.openxmlformats.org/drawingml/2006/wordprocessingDrawing" xmlns:w10="urn:schemas-microsoft-com:office:word" xmlns:w="http://schemas.openxmlformats.org/wordprocessingml/2006/main" xmlns:w14="http://schemas.microsoft.com/office/word/2010/wordml" xmlns:w15="http://schemas.microsoft.com/office/word/2012/wordml" xmlns:w16cex="http://schemas.microsoft.com/office/word/2018/wordml/cex" xmlns:w16cid="http://schemas.microsoft.com/office/word/2016/wordml/cid" xmlns:w16="http://schemas.microsoft.com/office/word/2018/wordml" xmlns:w16du="http://schemas.microsoft.com/office/word/2023/wordml/word16du" xmlns:w16sdtdh="http://schemas.microsoft.com/office/word/2020/wordml/sdtdatahash" xmlns:w16se="http://schemas.microsoft.com/office/word/2015/wordml/symex" xmlns:wpg="http://schemas.microsoft.com/office/word/2010/wordprocessingGroup" xmlns:wpi="http://schemas.microsoft.com/office/word/2010/wordprocessingInk" xmlns:wne="http://schemas.microsoft.com/office/word/2006/wordml" xmlns:wps="http://schemas.microsoft.com/office/word/2010/wordprocessingShape" mc:Ignorable="w14 w15 w16se w16cid w16 w16cex w16sdtdh w16du wp14">
+<w:ftr xmlns:wpc="http://schemas.microsoft.com/office/word/2010/wordprocessingCanvas" xmlns:cx="http://schemas.microsoft.com/office/drawing/2014/chartex" xmlns:cx1="http://schemas.microsoft.com/office/drawing/2015/9/8/chartex" xmlns:cx2="http://schemas.microsoft.com/office/drawing/2015/10/21/chartex" xmlns:cx3="http://schemas.microsoft.com/office/drawing/2016/5/9/chartex" xmlns:cx4="http://schemas.microsoft.com/office/drawing/2016/5/10/chartex" xmlns:cx5="http://schemas.microsoft.com/office/drawing/2016/5/11/chartex" xmlns:cx6="http://schemas.microsoft.com/office/drawing/2016/5/12/chartex" xmlns:cx7="http://schemas.microsoft.com/office/drawing/2016/5/13/chartex" xmlns:cx8="http://schemas.microsoft.com/office/drawing/2016/5/14/chartex" xmlns:mc="http://schemas.openxmlformats.org/markup-compatibility/2006" xmlns:aink="http://schemas.microsoft.com/office/drawing/2016/ink" xmlns:am3d="http://schemas.microsoft.com/office/drawing/2017/model3d" xmlns:o="urn:schemas-microsoft-com:office:office" xmlns:oel="http://schemas.microsoft.com/office/2019/extlst" xmlns:r="http://schemas.openxmlformats.org/officeDocument/2006/relationships" xmlns:m="http://schemas.openxmlformats.org/officeDocument/2006/math" xmlns:v="urn:schemas-microsoft-com:vml" xmlns:wp14="http://schemas.microsoft.com/office/word/2010/wordprocessingDrawing" xmlns:wp="http://schemas.openxmlformats.org/drawingml/2006/wordprocessingDrawing" xmlns:w10="urn:schemas-microsoft-com:office:word" xmlns:w="http://schemas.openxmlformats.org/wordprocessingml/2006/main" xmlns:w14="http://schemas.microsoft.com/office/word/2010/wordml" xmlns:w15="http://schemas.microsoft.com/office/word/2012/wordml" xmlns:w16cex="http://schemas.microsoft.com/office/word/2018/wordml/cex" xmlns:w16cid="http://schemas.microsoft.com/office/word/2016/wordml/cid" xmlns:w16="http://schemas.microsoft.com/office/word/2018/wordml" xmlns:w16du="http://schemas.microsoft.com/office/word/2023/wordml/word16du" xmlns:w16sdtdh="http://schemas.microsoft.com/office/word/2020/wordml/sdtdatahash" xmlns:w16sdtfl="http://schemas.microsoft.com/office/word/2024/wordml/sdtformatlock" xmlns:w16se="http://schemas.microsoft.com/office/word/2015/wordml/symex" xmlns:wpg="http://schemas.microsoft.com/office/word/2010/wordprocessingGroup" xmlns:wpi="http://schemas.microsoft.com/office/word/2010/wordprocessingInk" xmlns:wne="http://schemas.microsoft.com/office/word/2006/wordml" xmlns:wps="http://schemas.microsoft.com/office/word/2010/wordprocessingShape" mc:Ignorable="w14 w15 w16se w16cid w16 w16cex w16sdtdh w16sdtfl w16du wp14">
   <w:sdt>
     <w:sdtPr>
       <w:id w:val="-395980860"/>
@@ -28637,7 +28854,7 @@
 </file>
 
 <file path=word/footnotes.xml><?xml version="1.0" encoding="utf-8"?>
-<w:footnotes xmlns:wpc="http://schemas.microsoft.com/office/word/2010/wordprocessingCanvas" xmlns:cx="http://schemas.microsoft.com/office/drawing/2014/chartex" xmlns:cx1="http://schemas.microsoft.com/office/drawing/2015/9/8/chartex" xmlns:cx2="http://schemas.microsoft.com/office/drawing/2015/10/21/chartex" xmlns:cx3="http://schemas.microsoft.com/office/drawing/2016/5/9/chartex" xmlns:cx4="http://schemas.microsoft.com/office/drawing/2016/5/10/chartex" xmlns:cx5="http://schemas.microsoft.com/office/drawing/2016/5/11/chartex" xmlns:cx6="http://schemas.microsoft.com/office/drawing/2016/5/12/chartex" xmlns:cx7="http://schemas.microsoft.com/office/drawing/2016/5/13/chartex" xmlns:cx8="http://schemas.microsoft.com/office/drawing/2016/5/14/chartex" xmlns:mc="http://schemas.openxmlformats.org/markup-compatibility/2006" xmlns:aink="http://schemas.microsoft.com/office/drawing/2016/ink" xmlns:am3d="http://schemas.microsoft.com/office/drawing/2017/model3d" xmlns:o="urn:schemas-microsoft-com:office:office" xmlns:oel="http://schemas.microsoft.com/office/2019/extlst" xmlns:r="http://schemas.openxmlformats.org/officeDocument/2006/relationships" xmlns:m="http://schemas.openxmlformats.org/officeDocument/2006/math" xmlns:v="urn:schemas-microsoft-com:vml" xmlns:wp14="http://schemas.microsoft.com/office/word/2010/wordprocessingDrawing" xmlns:wp="http://schemas.openxmlformats.org/drawingml/2006/wordprocessingDrawing" xmlns:w10="urn:schemas-microsoft-com:office:word" xmlns:w="http://schemas.openxmlformats.org/wordprocessingml/2006/main" xmlns:w14="http://schemas.microsoft.com/office/word/2010/wordml" xmlns:w15="http://schemas.microsoft.com/office/word/2012/wordml" xmlns:w16cex="http://schemas.microsoft.com/office/word/2018/wordml/cex" xmlns:w16cid="http://schemas.microsoft.com/office/word/2016/wordml/cid" xmlns:w16="http://schemas.microsoft.com/office/word/2018/wordml" xmlns:w16du="http://schemas.microsoft.com/office/word/2023/wordml/word16du" xmlns:w16sdtdh="http://schemas.microsoft.com/office/word/2020/wordml/sdtdatahash" xmlns:w16se="http://schemas.microsoft.com/office/word/2015/wordml/symex" xmlns:wpg="http://schemas.microsoft.com/office/word/2010/wordprocessingGroup" xmlns:wpi="http://schemas.microsoft.com/office/word/2010/wordprocessingInk" xmlns:wne="http://schemas.microsoft.com/office/word/2006/wordml" xmlns:wps="http://schemas.microsoft.com/office/word/2010/wordprocessingShape" mc:Ignorable="w14 w15 w16se w16cid w16 w16cex w16sdtdh w16du wp14">
+<w:footnotes xmlns:wpc="http://schemas.microsoft.com/office/word/2010/wordprocessingCanvas" xmlns:cx="http://schemas.microsoft.com/office/drawing/2014/chartex" xmlns:cx1="http://schemas.microsoft.com/office/drawing/2015/9/8/chartex" xmlns:cx2="http://schemas.microsoft.com/office/drawing/2015/10/21/chartex" xmlns:cx3="http://schemas.microsoft.com/office/drawing/2016/5/9/chartex" xmlns:cx4="http://schemas.microsoft.com/office/drawing/2016/5/10/chartex" xmlns:cx5="http://schemas.microsoft.com/office/drawing/2016/5/11/chartex" xmlns:cx6="http://schemas.microsoft.com/office/drawing/2016/5/12/chartex" xmlns:cx7="http://schemas.microsoft.com/office/drawing/2016/5/13/chartex" xmlns:cx8="http://schemas.microsoft.com/office/drawing/2016/5/14/chartex" xmlns:mc="http://schemas.openxmlformats.org/markup-compatibility/2006" xmlns:aink="http://schemas.microsoft.com/office/drawing/2016/ink" xmlns:am3d="http://schemas.microsoft.com/office/drawing/2017/model3d" xmlns:o="urn:schemas-microsoft-com:office:office" xmlns:oel="http://schemas.microsoft.com/office/2019/extlst" xmlns:r="http://schemas.openxmlformats.org/officeDocument/2006/relationships" xmlns:m="http://schemas.openxmlformats.org/officeDocument/2006/math" xmlns:v="urn:schemas-microsoft-com:vml" xmlns:wp14="http://schemas.microsoft.com/office/word/2010/wordprocessingDrawing" xmlns:wp="http://schemas.openxmlformats.org/drawingml/2006/wordprocessingDrawing" xmlns:w10="urn:schemas-microsoft-com:office:word" xmlns:w="http://schemas.openxmlformats.org/wordprocessingml/2006/main" xmlns:w14="http://schemas.microsoft.com/office/word/2010/wordml" xmlns:w15="http://schemas.microsoft.com/office/word/2012/wordml" xmlns:w16cex="http://schemas.microsoft.com/office/word/2018/wordml/cex" xmlns:w16cid="http://schemas.microsoft.com/office/word/2016/wordml/cid" xmlns:w16="http://schemas.microsoft.com/office/word/2018/wordml" xmlns:w16du="http://schemas.microsoft.com/office/word/2023/wordml/word16du" xmlns:w16sdtdh="http://schemas.microsoft.com/office/word/2020/wordml/sdtdatahash" xmlns:w16sdtfl="http://schemas.microsoft.com/office/word/2024/wordml/sdtformatlock" xmlns:w16se="http://schemas.microsoft.com/office/word/2015/wordml/symex" xmlns:wpg="http://schemas.microsoft.com/office/word/2010/wordprocessingGroup" xmlns:wpi="http://schemas.microsoft.com/office/word/2010/wordprocessingInk" xmlns:wne="http://schemas.microsoft.com/office/word/2006/wordml" xmlns:wps="http://schemas.microsoft.com/office/word/2010/wordprocessingShape" mc:Ignorable="w14 w15 w16se w16cid w16 w16cex w16sdtdh w16sdtfl w16du wp14">
   <w:footnote w:type="separator" w:id="-1">
     <w:p>
       <w:pPr>
@@ -28662,7 +28879,7 @@
 </file>
 
 <file path=word/numbering.xml><?xml version="1.0" encoding="utf-8"?>
-<w:numbering xmlns:wpc="http://schemas.microsoft.com/office/word/2010/wordprocessingCanvas" xmlns:cx="http://schemas.microsoft.com/office/drawing/2014/chartex" xmlns:cx1="http://schemas.microsoft.com/office/drawing/2015/9/8/chartex" xmlns:cx2="http://schemas.microsoft.com/office/drawing/2015/10/21/chartex" xmlns:cx3="http://schemas.microsoft.com/office/drawing/2016/5/9/chartex" xmlns:cx4="http://schemas.microsoft.com/office/drawing/2016/5/10/chartex" xmlns:cx5="http://schemas.microsoft.com/office/drawing/2016/5/11/chartex" xmlns:cx6="http://schemas.microsoft.com/office/drawing/2016/5/12/chartex" xmlns:cx7="http://schemas.microsoft.com/office/drawing/2016/5/13/chartex" xmlns:cx8="http://schemas.microsoft.com/office/drawing/2016/5/14/chartex" xmlns:mc="http://schemas.openxmlformats.org/markup-compatibility/2006" xmlns:aink="http://schemas.microsoft.com/office/drawing/2016/ink" xmlns:am3d="http://schemas.microsoft.com/office/drawing/2017/model3d" xmlns:o="urn:schemas-microsoft-com:office:office" xmlns:oel="http://schemas.microsoft.com/office/2019/extlst" xmlns:r="http://schemas.openxmlformats.org/officeDocument/2006/relationships" xmlns:m="http://schemas.openxmlformats.org/officeDocument/2006/math" xmlns:v="urn:schemas-microsoft-com:vml" xmlns:wp14="http://schemas.microsoft.com/office/word/2010/wordprocessingDrawing" xmlns:wp="http://schemas.openxmlformats.org/drawingml/2006/wordprocessingDrawing" xmlns:w10="urn:schemas-microsoft-com:office:word" xmlns:w="http://schemas.openxmlformats.org/wordprocessingml/2006/main" xmlns:w14="http://schemas.microsoft.com/office/word/2010/wordml" xmlns:w15="http://schemas.microsoft.com/office/word/2012/wordml" xmlns:w16cex="http://schemas.microsoft.com/office/word/2018/wordml/cex" xmlns:w16cid="http://schemas.microsoft.com/office/word/2016/wordml/cid" xmlns:w16="http://schemas.microsoft.com/office/word/2018/wordml" xmlns:w16du="http://schemas.microsoft.com/office/word/2023/wordml/word16du" xmlns:w16sdtdh="http://schemas.microsoft.com/office/word/2020/wordml/sdtdatahash" xmlns:w16se="http://schemas.microsoft.com/office/word/2015/wordml/symex" xmlns:wpg="http://schemas.microsoft.com/office/word/2010/wordprocessingGroup" xmlns:wpi="http://schemas.microsoft.com/office/word/2010/wordprocessingInk" xmlns:wne="http://schemas.microsoft.com/office/word/2006/wordml" xmlns:wps="http://schemas.microsoft.com/office/word/2010/wordprocessingShape" mc:Ignorable="w14 w15 w16se w16cid w16 w16cex w16sdtdh w16du wp14">
+<w:numbering xmlns:wpc="http://schemas.microsoft.com/office/word/2010/wordprocessingCanvas" xmlns:cx="http://schemas.microsoft.com/office/drawing/2014/chartex" xmlns:cx1="http://schemas.microsoft.com/office/drawing/2015/9/8/chartex" xmlns:cx2="http://schemas.microsoft.com/office/drawing/2015/10/21/chartex" xmlns:cx3="http://schemas.microsoft.com/office/drawing/2016/5/9/chartex" xmlns:cx4="http://schemas.microsoft.com/office/drawing/2016/5/10/chartex" xmlns:cx5="http://schemas.microsoft.com/office/drawing/2016/5/11/chartex" xmlns:cx6="http://schemas.microsoft.com/office/drawing/2016/5/12/chartex" xmlns:cx7="http://schemas.microsoft.com/office/drawing/2016/5/13/chartex" xmlns:cx8="http://schemas.microsoft.com/office/drawing/2016/5/14/chartex" xmlns:mc="http://schemas.openxmlformats.org/markup-compatibility/2006" xmlns:aink="http://schemas.microsoft.com/office/drawing/2016/ink" xmlns:am3d="http://schemas.microsoft.com/office/drawing/2017/model3d" xmlns:o="urn:schemas-microsoft-com:office:office" xmlns:oel="http://schemas.microsoft.com/office/2019/extlst" xmlns:r="http://schemas.openxmlformats.org/officeDocument/2006/relationships" xmlns:m="http://schemas.openxmlformats.org/officeDocument/2006/math" xmlns:v="urn:schemas-microsoft-com:vml" xmlns:wp14="http://schemas.microsoft.com/office/word/2010/wordprocessingDrawing" xmlns:wp="http://schemas.openxmlformats.org/drawingml/2006/wordprocessingDrawing" xmlns:w10="urn:schemas-microsoft-com:office:word" xmlns:w="http://schemas.openxmlformats.org/wordprocessingml/2006/main" xmlns:w14="http://schemas.microsoft.com/office/word/2010/wordml" xmlns:w15="http://schemas.microsoft.com/office/word/2012/wordml" xmlns:w16cex="http://schemas.microsoft.com/office/word/2018/wordml/cex" xmlns:w16cid="http://schemas.microsoft.com/office/word/2016/wordml/cid" xmlns:w16="http://schemas.microsoft.com/office/word/2018/wordml" xmlns:w16du="http://schemas.microsoft.com/office/word/2023/wordml/word16du" xmlns:w16sdtdh="http://schemas.microsoft.com/office/word/2020/wordml/sdtdatahash" xmlns:w16sdtfl="http://schemas.microsoft.com/office/word/2024/wordml/sdtformatlock" xmlns:w16se="http://schemas.microsoft.com/office/word/2015/wordml/symex" xmlns:wpg="http://schemas.microsoft.com/office/word/2010/wordprocessingGroup" xmlns:wpi="http://schemas.microsoft.com/office/word/2010/wordprocessingInk" xmlns:wne="http://schemas.microsoft.com/office/word/2006/wordml" xmlns:wps="http://schemas.microsoft.com/office/word/2010/wordprocessingShape" mc:Ignorable="w14 w15 w16se w16cid w16 w16cex w16sdtdh w16sdtfl w16du wp14">
   <w:abstractNum w:abstractNumId="0" w15:restartNumberingAfterBreak="0">
     <w:nsid w:val="01D749F0"/>
     <w:multiLevelType w:val="hybridMultilevel"/>
@@ -30781,6 +30998,119 @@
     </w:lvl>
   </w:abstractNum>
   <w:abstractNum w:abstractNumId="20" w15:restartNumberingAfterBreak="0">
+    <w:nsid w:val="499757DB"/>
+    <w:multiLevelType w:val="hybridMultilevel"/>
+    <w:tmpl w:val="251047B4"/>
+    <w:lvl w:ilvl="0" w:tplc="B90A2872">
+      <w:numFmt w:val="bullet"/>
+      <w:lvlText w:val=""/>
+      <w:lvlJc w:val="left"/>
+      <w:pPr>
+        <w:ind w:left="800" w:hanging="360"/>
+      </w:pPr>
+      <w:rPr>
+        <w:rFonts w:ascii="Wingdings" w:eastAsia="나눔고딕" w:hAnsi="Wingdings" w:cstheme="minorBidi" w:hint="default"/>
+        <w:color w:val="FF0000"/>
+      </w:rPr>
+    </w:lvl>
+    <w:lvl w:ilvl="1" w:tplc="04090003" w:tentative="1">
+      <w:start w:val="1"/>
+      <w:numFmt w:val="bullet"/>
+      <w:lvlText w:val=""/>
+      <w:lvlJc w:val="left"/>
+      <w:pPr>
+        <w:ind w:left="1320" w:hanging="440"/>
+      </w:pPr>
+      <w:rPr>
+        <w:rFonts w:ascii="Wingdings" w:hAnsi="Wingdings" w:hint="default"/>
+      </w:rPr>
+    </w:lvl>
+    <w:lvl w:ilvl="2" w:tplc="04090005" w:tentative="1">
+      <w:start w:val="1"/>
+      <w:numFmt w:val="bullet"/>
+      <w:lvlText w:val=""/>
+      <w:lvlJc w:val="left"/>
+      <w:pPr>
+        <w:ind w:left="1760" w:hanging="440"/>
+      </w:pPr>
+      <w:rPr>
+        <w:rFonts w:ascii="Wingdings" w:hAnsi="Wingdings" w:hint="default"/>
+      </w:rPr>
+    </w:lvl>
+    <w:lvl w:ilvl="3" w:tplc="04090001" w:tentative="1">
+      <w:start w:val="1"/>
+      <w:numFmt w:val="bullet"/>
+      <w:lvlText w:val=""/>
+      <w:lvlJc w:val="left"/>
+      <w:pPr>
+        <w:ind w:left="2200" w:hanging="440"/>
+      </w:pPr>
+      <w:rPr>
+        <w:rFonts w:ascii="Wingdings" w:hAnsi="Wingdings" w:hint="default"/>
+      </w:rPr>
+    </w:lvl>
+    <w:lvl w:ilvl="4" w:tplc="04090003" w:tentative="1">
+      <w:start w:val="1"/>
+      <w:numFmt w:val="bullet"/>
+      <w:lvlText w:val=""/>
+      <w:lvlJc w:val="left"/>
+      <w:pPr>
+        <w:ind w:left="2640" w:hanging="440"/>
+      </w:pPr>
+      <w:rPr>
+        <w:rFonts w:ascii="Wingdings" w:hAnsi="Wingdings" w:hint="default"/>
+      </w:rPr>
+    </w:lvl>
+    <w:lvl w:ilvl="5" w:tplc="04090005" w:tentative="1">
+      <w:start w:val="1"/>
+      <w:numFmt w:val="bullet"/>
+      <w:lvlText w:val=""/>
+      <w:lvlJc w:val="left"/>
+      <w:pPr>
+        <w:ind w:left="3080" w:hanging="440"/>
+      </w:pPr>
+      <w:rPr>
+        <w:rFonts w:ascii="Wingdings" w:hAnsi="Wingdings" w:hint="default"/>
+      </w:rPr>
+    </w:lvl>
+    <w:lvl w:ilvl="6" w:tplc="04090001" w:tentative="1">
+      <w:start w:val="1"/>
+      <w:numFmt w:val="bullet"/>
+      <w:lvlText w:val=""/>
+      <w:lvlJc w:val="left"/>
+      <w:pPr>
+        <w:ind w:left="3520" w:hanging="440"/>
+      </w:pPr>
+      <w:rPr>
+        <w:rFonts w:ascii="Wingdings" w:hAnsi="Wingdings" w:hint="default"/>
+      </w:rPr>
+    </w:lvl>
+    <w:lvl w:ilvl="7" w:tplc="04090003" w:tentative="1">
+      <w:start w:val="1"/>
+      <w:numFmt w:val="bullet"/>
+      <w:lvlText w:val=""/>
+      <w:lvlJc w:val="left"/>
+      <w:pPr>
+        <w:ind w:left="3960" w:hanging="440"/>
+      </w:pPr>
+      <w:rPr>
+        <w:rFonts w:ascii="Wingdings" w:hAnsi="Wingdings" w:hint="default"/>
+      </w:rPr>
+    </w:lvl>
+    <w:lvl w:ilvl="8" w:tplc="04090005" w:tentative="1">
+      <w:start w:val="1"/>
+      <w:numFmt w:val="bullet"/>
+      <w:lvlText w:val=""/>
+      <w:lvlJc w:val="left"/>
+      <w:pPr>
+        <w:ind w:left="4400" w:hanging="440"/>
+      </w:pPr>
+      <w:rPr>
+        <w:rFonts w:ascii="Wingdings" w:hAnsi="Wingdings" w:hint="default"/>
+      </w:rPr>
+    </w:lvl>
+  </w:abstractNum>
+  <w:abstractNum w:abstractNumId="21" w15:restartNumberingAfterBreak="0">
     <w:nsid w:val="51492B1D"/>
     <w:multiLevelType w:val="hybridMultilevel"/>
     <w:tmpl w:val="9F74AF42"/>
@@ -30892,7 +31222,7 @@
       </w:rPr>
     </w:lvl>
   </w:abstractNum>
-  <w:abstractNum w:abstractNumId="21" w15:restartNumberingAfterBreak="0">
+  <w:abstractNum w:abstractNumId="22" w15:restartNumberingAfterBreak="0">
     <w:nsid w:val="620056E0"/>
     <w:multiLevelType w:val="hybridMultilevel"/>
     <w:tmpl w:val="7ED89248"/>
@@ -31005,7 +31335,7 @@
       </w:rPr>
     </w:lvl>
   </w:abstractNum>
-  <w:abstractNum w:abstractNumId="22" w15:restartNumberingAfterBreak="0">
+  <w:abstractNum w:abstractNumId="23" w15:restartNumberingAfterBreak="0">
     <w:nsid w:val="63C54992"/>
     <w:multiLevelType w:val="hybridMultilevel"/>
     <w:tmpl w:val="8D42B352"/>
@@ -31118,7 +31448,7 @@
       </w:rPr>
     </w:lvl>
   </w:abstractNum>
-  <w:abstractNum w:abstractNumId="23" w15:restartNumberingAfterBreak="0">
+  <w:abstractNum w:abstractNumId="24" w15:restartNumberingAfterBreak="0">
     <w:nsid w:val="643A55D9"/>
     <w:multiLevelType w:val="hybridMultilevel"/>
     <w:tmpl w:val="A1629776"/>
@@ -31231,7 +31561,7 @@
       </w:rPr>
     </w:lvl>
   </w:abstractNum>
-  <w:abstractNum w:abstractNumId="24" w15:restartNumberingAfterBreak="0">
+  <w:abstractNum w:abstractNumId="25" w15:restartNumberingAfterBreak="0">
     <w:nsid w:val="64DC1E9F"/>
     <w:multiLevelType w:val="hybridMultilevel"/>
     <w:tmpl w:val="08F06000"/>
@@ -31344,7 +31674,7 @@
       </w:rPr>
     </w:lvl>
   </w:abstractNum>
-  <w:abstractNum w:abstractNumId="25" w15:restartNumberingAfterBreak="0">
+  <w:abstractNum w:abstractNumId="26" w15:restartNumberingAfterBreak="0">
     <w:nsid w:val="68E30BC0"/>
     <w:multiLevelType w:val="hybridMultilevel"/>
     <w:tmpl w:val="5A503DF8"/>
@@ -31433,7 +31763,7 @@
       </w:pPr>
     </w:lvl>
   </w:abstractNum>
-  <w:abstractNum w:abstractNumId="26" w15:restartNumberingAfterBreak="0">
+  <w:abstractNum w:abstractNumId="27" w15:restartNumberingAfterBreak="0">
     <w:nsid w:val="6EBD06F2"/>
     <w:multiLevelType w:val="hybridMultilevel"/>
     <w:tmpl w:val="C8B8D086"/>
@@ -31545,7 +31875,7 @@
       </w:rPr>
     </w:lvl>
   </w:abstractNum>
-  <w:abstractNum w:abstractNumId="27" w15:restartNumberingAfterBreak="0">
+  <w:abstractNum w:abstractNumId="28" w15:restartNumberingAfterBreak="0">
     <w:nsid w:val="6F50304B"/>
     <w:multiLevelType w:val="hybridMultilevel"/>
     <w:tmpl w:val="056662D6"/>
@@ -31658,7 +31988,7 @@
       </w:rPr>
     </w:lvl>
   </w:abstractNum>
-  <w:abstractNum w:abstractNumId="28" w15:restartNumberingAfterBreak="0">
+  <w:abstractNum w:abstractNumId="29" w15:restartNumberingAfterBreak="0">
     <w:nsid w:val="72AF6DEA"/>
     <w:multiLevelType w:val="hybridMultilevel"/>
     <w:tmpl w:val="DEC0E76A"/>
@@ -31770,7 +32100,7 @@
       </w:rPr>
     </w:lvl>
   </w:abstractNum>
-  <w:abstractNum w:abstractNumId="29" w15:restartNumberingAfterBreak="0">
+  <w:abstractNum w:abstractNumId="30" w15:restartNumberingAfterBreak="0">
     <w:nsid w:val="77913ED3"/>
     <w:multiLevelType w:val="hybridMultilevel"/>
     <w:tmpl w:val="B7B4EFE0"/>
@@ -31883,7 +32213,7 @@
       </w:rPr>
     </w:lvl>
   </w:abstractNum>
-  <w:abstractNum w:abstractNumId="30" w15:restartNumberingAfterBreak="0">
+  <w:abstractNum w:abstractNumId="31" w15:restartNumberingAfterBreak="0">
     <w:nsid w:val="7CC1551D"/>
     <w:multiLevelType w:val="hybridMultilevel"/>
     <w:tmpl w:val="160AF926"/>
@@ -32000,7 +32330,7 @@
     <w:abstractNumId w:val="14"/>
   </w:num>
   <w:num w:numId="2" w16cid:durableId="1721978882">
-    <w:abstractNumId w:val="25"/>
+    <w:abstractNumId w:val="26"/>
   </w:num>
   <w:num w:numId="3" w16cid:durableId="368996245">
     <w:abstractNumId w:val="1"/>
@@ -32024,7 +32354,7 @@
     <w:abstractNumId w:val="19"/>
   </w:num>
   <w:num w:numId="10" w16cid:durableId="1183012261">
-    <w:abstractNumId w:val="30"/>
+    <w:abstractNumId w:val="31"/>
   </w:num>
   <w:num w:numId="11" w16cid:durableId="1356345745">
     <w:abstractNumId w:val="15"/>
@@ -32039,10 +32369,10 @@
     <w:abstractNumId w:val="13"/>
   </w:num>
   <w:num w:numId="15" w16cid:durableId="1905796492">
-    <w:abstractNumId w:val="21"/>
+    <w:abstractNumId w:val="22"/>
   </w:num>
   <w:num w:numId="16" w16cid:durableId="526647918">
-    <w:abstractNumId w:val="22"/>
+    <w:abstractNumId w:val="23"/>
   </w:num>
   <w:num w:numId="17" w16cid:durableId="12810178">
     <w:abstractNumId w:val="4"/>
@@ -32051,7 +32381,7 @@
     <w:abstractNumId w:val="0"/>
   </w:num>
   <w:num w:numId="19" w16cid:durableId="510722581">
-    <w:abstractNumId w:val="29"/>
+    <w:abstractNumId w:val="30"/>
   </w:num>
   <w:num w:numId="20" w16cid:durableId="513694482">
     <w:abstractNumId w:val="11"/>
@@ -32060,16 +32390,16 @@
     <w:abstractNumId w:val="9"/>
   </w:num>
   <w:num w:numId="22" w16cid:durableId="1231698626">
-    <w:abstractNumId w:val="23"/>
+    <w:abstractNumId w:val="24"/>
   </w:num>
   <w:num w:numId="23" w16cid:durableId="480587295">
-    <w:abstractNumId w:val="28"/>
+    <w:abstractNumId w:val="29"/>
   </w:num>
   <w:num w:numId="24" w16cid:durableId="372971080">
     <w:abstractNumId w:val="12"/>
   </w:num>
   <w:num w:numId="25" w16cid:durableId="1173644129">
-    <w:abstractNumId w:val="20"/>
+    <w:abstractNumId w:val="21"/>
   </w:num>
   <w:num w:numId="26" w16cid:durableId="2031450838">
     <w:abstractNumId w:val="3"/>
@@ -32078,22 +32408,25 @@
     <w:abstractNumId w:val="7"/>
   </w:num>
   <w:num w:numId="28" w16cid:durableId="1193109274">
-    <w:abstractNumId w:val="26"/>
+    <w:abstractNumId w:val="27"/>
   </w:num>
   <w:num w:numId="29" w16cid:durableId="51775840">
-    <w:abstractNumId w:val="27"/>
+    <w:abstractNumId w:val="28"/>
   </w:num>
   <w:num w:numId="30" w16cid:durableId="313147979">
     <w:abstractNumId w:val="8"/>
   </w:num>
   <w:num w:numId="31" w16cid:durableId="1095445807">
-    <w:abstractNumId w:val="24"/>
+    <w:abstractNumId w:val="25"/>
+  </w:num>
+  <w:num w:numId="32" w16cid:durableId="1024328619">
+    <w:abstractNumId w:val="20"/>
   </w:num>
 </w:numbering>
 </file>
 
 <file path=word/styles.xml><?xml version="1.0" encoding="utf-8"?>
-<w:styles xmlns:mc="http://schemas.openxmlformats.org/markup-compatibility/2006" xmlns:r="http://schemas.openxmlformats.org/officeDocument/2006/relationships" xmlns:w="http://schemas.openxmlformats.org/wordprocessingml/2006/main" xmlns:w14="http://schemas.microsoft.com/office/word/2010/wordml" xmlns:w15="http://schemas.microsoft.com/office/word/2012/wordml" xmlns:w16cex="http://schemas.microsoft.com/office/word/2018/wordml/cex" xmlns:w16cid="http://schemas.microsoft.com/office/word/2016/wordml/cid" xmlns:w16="http://schemas.microsoft.com/office/word/2018/wordml" xmlns:w16du="http://schemas.microsoft.com/office/word/2023/wordml/word16du" xmlns:w16sdtdh="http://schemas.microsoft.com/office/word/2020/wordml/sdtdatahash" xmlns:w16se="http://schemas.microsoft.com/office/word/2015/wordml/symex" mc:Ignorable="w14 w15 w16se w16cid w16 w16cex w16sdtdh w16du">
+<w:styles xmlns:mc="http://schemas.openxmlformats.org/markup-compatibility/2006" xmlns:r="http://schemas.openxmlformats.org/officeDocument/2006/relationships" xmlns:w="http://schemas.openxmlformats.org/wordprocessingml/2006/main" xmlns:w14="http://schemas.microsoft.com/office/word/2010/wordml" xmlns:w15="http://schemas.microsoft.com/office/word/2012/wordml" xmlns:w16cex="http://schemas.microsoft.com/office/word/2018/wordml/cex" xmlns:w16cid="http://schemas.microsoft.com/office/word/2016/wordml/cid" xmlns:w16="http://schemas.microsoft.com/office/word/2018/wordml" xmlns:w16du="http://schemas.microsoft.com/office/word/2023/wordml/word16du" xmlns:w16sdtdh="http://schemas.microsoft.com/office/word/2020/wordml/sdtdatahash" xmlns:w16sdtfl="http://schemas.microsoft.com/office/word/2024/wordml/sdtformatlock" xmlns:w16se="http://schemas.microsoft.com/office/word/2015/wordml/symex" mc:Ignorable="w14 w15 w16se w16cid w16 w16cex w16sdtdh w16sdtfl w16du">
   <w:docDefaults>
     <w:rPrDefault>
       <w:rPr>
@@ -32699,6 +33032,7 @@
   <w:style w:type="character" w:default="1" w:styleId="a0">
     <w:name w:val="Default Paragraph Font"/>
     <w:uiPriority w:val="1"/>
+    <w:semiHidden/>
     <w:unhideWhenUsed/>
   </w:style>
   <w:style w:type="table" w:default="1" w:styleId="a1">

--- a/네트워크 로직/네트워크_로직.docx
+++ b/네트워크 로직/네트워크_로직.docx
@@ -1,6 +1,6 @@
 
 <file path=word/document.xml><?xml version="1.0" encoding="utf-8"?>
-<w:document xmlns:wpc="http://schemas.microsoft.com/office/word/2010/wordprocessingCanvas" xmlns:cx="http://schemas.microsoft.com/office/drawing/2014/chartex" xmlns:cx1="http://schemas.microsoft.com/office/drawing/2015/9/8/chartex" xmlns:cx2="http://schemas.microsoft.com/office/drawing/2015/10/21/chartex" xmlns:cx3="http://schemas.microsoft.com/office/drawing/2016/5/9/chartex" xmlns:cx4="http://schemas.microsoft.com/office/drawing/2016/5/10/chartex" xmlns:cx5="http://schemas.microsoft.com/office/drawing/2016/5/11/chartex" xmlns:cx6="http://schemas.microsoft.com/office/drawing/2016/5/12/chartex" xmlns:cx7="http://schemas.microsoft.com/office/drawing/2016/5/13/chartex" xmlns:cx8="http://schemas.microsoft.com/office/drawing/2016/5/14/chartex" xmlns:mc="http://schemas.openxmlformats.org/markup-compatibility/2006" xmlns:aink="http://schemas.microsoft.com/office/drawing/2016/ink" xmlns:am3d="http://schemas.microsoft.com/office/drawing/2017/model3d" xmlns:o="urn:schemas-microsoft-com:office:office" xmlns:oel="http://schemas.microsoft.com/office/2019/extlst" xmlns:r="http://schemas.openxmlformats.org/officeDocument/2006/relationships" xmlns:m="http://schemas.openxmlformats.org/officeDocument/2006/math" xmlns:v="urn:schemas-microsoft-com:vml" xmlns:wp14="http://schemas.microsoft.com/office/word/2010/wordprocessingDrawing" xmlns:wp="http://schemas.openxmlformats.org/drawingml/2006/wordprocessingDrawing" xmlns:w10="urn:schemas-microsoft-com:office:word" xmlns:w="http://schemas.openxmlformats.org/wordprocessingml/2006/main" xmlns:w14="http://schemas.microsoft.com/office/word/2010/wordml" xmlns:w15="http://schemas.microsoft.com/office/word/2012/wordml" xmlns:w16cex="http://schemas.microsoft.com/office/word/2018/wordml/cex" xmlns:w16cid="http://schemas.microsoft.com/office/word/2016/wordml/cid" xmlns:w16="http://schemas.microsoft.com/office/word/2018/wordml" xmlns:w16du="http://schemas.microsoft.com/office/word/2023/wordml/word16du" xmlns:w16sdtdh="http://schemas.microsoft.com/office/word/2020/wordml/sdtdatahash" xmlns:w16sdtfl="http://schemas.microsoft.com/office/word/2024/wordml/sdtformatlock" xmlns:w16se="http://schemas.microsoft.com/office/word/2015/wordml/symex" xmlns:wpg="http://schemas.microsoft.com/office/word/2010/wordprocessingGroup" xmlns:wpi="http://schemas.microsoft.com/office/word/2010/wordprocessingInk" xmlns:wne="http://schemas.microsoft.com/office/word/2006/wordml" xmlns:wps="http://schemas.microsoft.com/office/word/2010/wordprocessingShape" mc:Ignorable="w14 w15 w16se w16cid w16 w16cex w16sdtdh w16sdtfl w16du wp14">
+<w:document xmlns:wpc="http://schemas.microsoft.com/office/word/2010/wordprocessingCanvas" xmlns:cx="http://schemas.microsoft.com/office/drawing/2014/chartex" xmlns:cx1="http://schemas.microsoft.com/office/drawing/2015/9/8/chartex" xmlns:cx2="http://schemas.microsoft.com/office/drawing/2015/10/21/chartex" xmlns:cx3="http://schemas.microsoft.com/office/drawing/2016/5/9/chartex" xmlns:cx4="http://schemas.microsoft.com/office/drawing/2016/5/10/chartex" xmlns:cx5="http://schemas.microsoft.com/office/drawing/2016/5/11/chartex" xmlns:cx6="http://schemas.microsoft.com/office/drawing/2016/5/12/chartex" xmlns:cx7="http://schemas.microsoft.com/office/drawing/2016/5/13/chartex" xmlns:cx8="http://schemas.microsoft.com/office/drawing/2016/5/14/chartex" xmlns:mc="http://schemas.openxmlformats.org/markup-compatibility/2006" xmlns:aink="http://schemas.microsoft.com/office/drawing/2016/ink" xmlns:am3d="http://schemas.microsoft.com/office/drawing/2017/model3d" xmlns:o="urn:schemas-microsoft-com:office:office" xmlns:oel="http://schemas.microsoft.com/office/2019/extlst" xmlns:r="http://schemas.openxmlformats.org/officeDocument/2006/relationships" xmlns:m="http://schemas.openxmlformats.org/officeDocument/2006/math" xmlns:v="urn:schemas-microsoft-com:vml" xmlns:wp14="http://schemas.microsoft.com/office/word/2010/wordprocessingDrawing" xmlns:wp="http://schemas.openxmlformats.org/drawingml/2006/wordprocessingDrawing" xmlns:w10="urn:schemas-microsoft-com:office:word" xmlns:w="http://schemas.openxmlformats.org/wordprocessingml/2006/main" xmlns:w14="http://schemas.microsoft.com/office/word/2010/wordml" xmlns:w15="http://schemas.microsoft.com/office/word/2012/wordml" xmlns:w16cex="http://schemas.microsoft.com/office/word/2018/wordml/cex" xmlns:w16cid="http://schemas.microsoft.com/office/word/2016/wordml/cid" xmlns:w16="http://schemas.microsoft.com/office/word/2018/wordml" xmlns:w16du="http://schemas.microsoft.com/office/word/2023/wordml/word16du" xmlns:w16sdtdh="http://schemas.microsoft.com/office/word/2020/wordml/sdtdatahash" xmlns:w16se="http://schemas.microsoft.com/office/word/2015/wordml/symex" xmlns:wpg="http://schemas.microsoft.com/office/word/2010/wordprocessingGroup" xmlns:wpi="http://schemas.microsoft.com/office/word/2010/wordprocessingInk" xmlns:wne="http://schemas.microsoft.com/office/word/2006/wordml" xmlns:wps="http://schemas.microsoft.com/office/word/2010/wordprocessingShape" mc:Ignorable="w14 w15 w16se w16cid w16 w16cex w16sdtdh w16du wp14">
   <w:body>
     <w:sdt>
       <w:sdtPr>
@@ -3988,7 +3988,6 @@
           <w:sz w:val="14"/>
           <w:szCs w:val="14"/>
         </w:rPr>
-        <w:lastRenderedPageBreak/>
         <w:tab/>
       </w:r>
       <w:r>
@@ -4578,6 +4577,7 @@
           <w:sz w:val="14"/>
           <w:szCs w:val="14"/>
         </w:rPr>
+        <w:lastRenderedPageBreak/>
         <w:t>{</w:t>
       </w:r>
     </w:p>
@@ -7998,7 +7998,6 @@
           <w:sz w:val="14"/>
           <w:szCs w:val="14"/>
         </w:rPr>
-        <w:lastRenderedPageBreak/>
         <w:tab/>
       </w:r>
       <w:r>
@@ -9057,6 +9056,7 @@
           <w:sz w:val="14"/>
           <w:szCs w:val="14"/>
         </w:rPr>
+        <w:lastRenderedPageBreak/>
         <w:t> </w:t>
       </w:r>
     </w:p>
@@ -12281,7 +12281,6 @@
           <w:sz w:val="14"/>
           <w:szCs w:val="14"/>
         </w:rPr>
-        <w:lastRenderedPageBreak/>
         <w:tab/>
       </w:r>
       <w:r>
@@ -13799,6 +13798,7 @@
           <w:sz w:val="14"/>
           <w:szCs w:val="14"/>
         </w:rPr>
+        <w:lastRenderedPageBreak/>
         <w:tab/>
         <w:t>std::pair&lt;</w:t>
       </w:r>
@@ -15860,7 +15860,6 @@
           <w:sz w:val="14"/>
           <w:szCs w:val="14"/>
         </w:rPr>
-        <w:lastRenderedPageBreak/>
         <w:tab/>
       </w:r>
       <w:r>
@@ -17456,6 +17455,7 @@
           <w:sz w:val="14"/>
           <w:szCs w:val="14"/>
         </w:rPr>
+        <w:lastRenderedPageBreak/>
         <w:t>struct</w:t>
       </w:r>
       <w:r>
@@ -19556,7 +19556,6 @@
           <w:sz w:val="14"/>
           <w:szCs w:val="14"/>
         </w:rPr>
-        <w:lastRenderedPageBreak/>
         <w:t>struct</w:t>
       </w:r>
       <w:r>
@@ -21508,6 +21507,7 @@
           <w:sz w:val="14"/>
           <w:szCs w:val="14"/>
         </w:rPr>
+        <w:lastRenderedPageBreak/>
         <w:t>};</w:t>
       </w:r>
     </w:p>
@@ -22016,7 +22016,7 @@
           <v:shape id="_x0000_i1025" type="#_x0000_t75" style="width:382.55pt;height:23.1pt" o:ole="">
             <v:imagedata r:id="rId7" o:title=""/>
           </v:shape>
-          <o:OLEObject Type="Embed" ProgID="Word.OpenDocumentText.12" ShapeID="_x0000_i1025" DrawAspect="Content" ObjectID="_1836164757" r:id="rId8"/>
+          <o:OLEObject Type="Embed" ProgID="Word.OpenDocumentText.12" ShapeID="_x0000_i1025" DrawAspect="Content" ObjectID="_1836167083" r:id="rId8"/>
         </w:object>
       </w:r>
     </w:p>
@@ -22204,6 +22204,7 @@
         <w:rPr>
           <w:rFonts w:ascii="나눔고딕" w:eastAsia="나눔고딕" w:hAnsi="나눔고딕" w:hint="eastAsia"/>
         </w:rPr>
+        <w:lastRenderedPageBreak/>
         <w:t>로직</w:t>
       </w:r>
       <w:bookmarkEnd w:id="3"/>
@@ -22805,18 +22806,7 @@
                 <w:sz w:val="20"/>
                 <w:szCs w:val="20"/>
               </w:rPr>
-              <w:t>방향을 바</w:t>
-            </w:r>
-            <w:r>
-              <w:rPr>
-                <w:rFonts w:ascii="나눔고딕" w:eastAsia="나눔고딕" w:hAnsi="나눔고딕" w:hint="eastAsia"/>
-                <w:strike/>
-                <w:color w:val="45B0E1" w:themeColor="accent1" w:themeTint="99"/>
-                <w:sz w:val="20"/>
-                <w:szCs w:val="20"/>
-              </w:rPr>
-              <w:lastRenderedPageBreak/>
-              <w:t>꾸는 게 나을 것 같음.</w:t>
+              <w:t>방향을 바꾸는 게 나을 것 같음.</w:t>
             </w:r>
           </w:p>
         </w:tc>
@@ -22842,7 +22832,6 @@
                 <w:sz w:val="20"/>
                 <w:szCs w:val="20"/>
               </w:rPr>
-              <w:lastRenderedPageBreak/>
               <w:t>2</w:t>
             </w:r>
           </w:p>
@@ -22953,7 +22942,7 @@
           <w:p>
             <w:pPr>
               <w:rPr>
-                <w:rFonts w:ascii="나눔고딕" w:eastAsia="나눔고딕" w:hAnsi="나눔고딕" w:hint="eastAsia"/>
+                <w:rFonts w:ascii="나눔고딕" w:eastAsia="나눔고딕" w:hAnsi="나눔고딕"/>
                 <w:color w:val="FF99FF"/>
                 <w:sz w:val="20"/>
                 <w:szCs w:val="20"/>
@@ -23190,7 +23179,7 @@
             <w:pPr>
               <w:rPr>
                 <w:rFonts w:ascii="나눔고딕" w:eastAsia="나눔고딕" w:hAnsi="나눔고딕"/>
-                <w:color w:val="FF0000"/>
+                <w:color w:val="000000" w:themeColor="text1"/>
                 <w:sz w:val="20"/>
                 <w:szCs w:val="20"/>
               </w:rPr>
@@ -23198,38 +23187,26 @@
             <w:r>
               <w:rPr>
                 <w:rFonts w:ascii="나눔고딕" w:eastAsia="나눔고딕" w:hAnsi="나눔고딕" w:hint="eastAsia"/>
-                <w:color w:val="FF0000"/>
-                <w:sz w:val="20"/>
-                <w:szCs w:val="20"/>
-              </w:rPr>
-              <w:t xml:space="preserve">(3-1 먼저 </w:t>
-            </w:r>
-            <w:proofErr w:type="spellStart"/>
-            <w:r>
-              <w:rPr>
-                <w:rFonts w:ascii="나눔고딕" w:eastAsia="나눔고딕" w:hAnsi="나눔고딕" w:hint="eastAsia"/>
-                <w:color w:val="FF0000"/>
-                <w:sz w:val="20"/>
-                <w:szCs w:val="20"/>
-              </w:rPr>
-              <w:t>읽어주세욥</w:t>
-            </w:r>
-            <w:proofErr w:type="spellEnd"/>
-            <w:r>
-              <w:rPr>
-                <w:rFonts w:ascii="나눔고딕" w:eastAsia="나눔고딕" w:hAnsi="나눔고딕" w:hint="eastAsia"/>
-                <w:color w:val="FF0000"/>
-                <w:sz w:val="20"/>
-                <w:szCs w:val="20"/>
-              </w:rPr>
-              <w:t>)</w:t>
+                <w:color w:val="000000" w:themeColor="text1"/>
+                <w:sz w:val="20"/>
+                <w:szCs w:val="20"/>
+              </w:rPr>
+              <w:t xml:space="preserve">- </w:t>
+            </w:r>
+            <w:r>
+              <w:rPr>
+                <w:rFonts w:ascii="나눔고딕" w:eastAsia="나눔고딕" w:hAnsi="나눔고딕" w:hint="eastAsia"/>
+                <w:color w:val="000000" w:themeColor="text1"/>
+                <w:sz w:val="20"/>
+                <w:szCs w:val="20"/>
+              </w:rPr>
+              <w:t>클라이언트: 무게에 따른 이동 속도를 계산하여 이동</w:t>
             </w:r>
           </w:p>
           <w:p>
             <w:pPr>
               <w:rPr>
                 <w:rFonts w:ascii="나눔고딕" w:eastAsia="나눔고딕" w:hAnsi="나눔고딕"/>
-                <w:color w:val="FF0000"/>
                 <w:sz w:val="20"/>
                 <w:szCs w:val="20"/>
               </w:rPr>
@@ -23237,7 +23214,7 @@
             <w:r>
               <w:rPr>
                 <w:rFonts w:ascii="나눔고딕" w:eastAsia="나눔고딕" w:hAnsi="나눔고딕" w:hint="eastAsia"/>
-                <w:color w:val="FF0000"/>
+                <w:color w:val="000000" w:themeColor="text1"/>
                 <w:sz w:val="20"/>
                 <w:szCs w:val="20"/>
               </w:rPr>
@@ -23246,34 +23223,7 @@
             <w:r>
               <w:rPr>
                 <w:rFonts w:ascii="나눔고딕" w:eastAsia="나눔고딕" w:hAnsi="나눔고딕" w:hint="eastAsia"/>
-                <w:color w:val="FF0000"/>
-                <w:sz w:val="20"/>
-                <w:szCs w:val="20"/>
-              </w:rPr>
-              <w:t>클라이언트: 무게에 따른 이동 속도를 계산하여 이동</w:t>
-            </w:r>
-          </w:p>
-          <w:p>
-            <w:pPr>
-              <w:rPr>
-                <w:rFonts w:ascii="나눔고딕" w:eastAsia="나눔고딕" w:hAnsi="나눔고딕"/>
-                <w:sz w:val="20"/>
-                <w:szCs w:val="20"/>
-              </w:rPr>
-            </w:pPr>
-            <w:r>
-              <w:rPr>
-                <w:rFonts w:ascii="나눔고딕" w:eastAsia="나눔고딕" w:hAnsi="나눔고딕" w:hint="eastAsia"/>
-                <w:color w:val="FF0000"/>
-                <w:sz w:val="20"/>
-                <w:szCs w:val="20"/>
-              </w:rPr>
-              <w:t xml:space="preserve">- </w:t>
-            </w:r>
-            <w:r>
-              <w:rPr>
-                <w:rFonts w:ascii="나눔고딕" w:eastAsia="나눔고딕" w:hAnsi="나눔고딕" w:hint="eastAsia"/>
-                <w:color w:val="FF0000"/>
+                <w:color w:val="000000" w:themeColor="text1"/>
                 <w:sz w:val="20"/>
                 <w:szCs w:val="20"/>
               </w:rPr>
@@ -23282,7 +23232,7 @@
             <w:r>
               <w:rPr>
                 <w:rFonts w:ascii="나눔고딕" w:eastAsia="나눔고딕" w:hAnsi="나눔고딕" w:hint="eastAsia"/>
-                <w:color w:val="FF0000"/>
+                <w:color w:val="000000" w:themeColor="text1"/>
                 <w:sz w:val="20"/>
                 <w:szCs w:val="20"/>
               </w:rPr>
@@ -23291,7 +23241,7 @@
             <w:r>
               <w:rPr>
                 <w:rFonts w:ascii="나눔고딕" w:eastAsia="나눔고딕" w:hAnsi="나눔고딕" w:hint="eastAsia"/>
-                <w:color w:val="FF0000"/>
+                <w:color w:val="000000" w:themeColor="text1"/>
                 <w:sz w:val="20"/>
                 <w:szCs w:val="20"/>
               </w:rPr>
@@ -23300,7 +23250,7 @@
             <w:r>
               <w:rPr>
                 <w:rFonts w:ascii="나눔고딕" w:eastAsia="나눔고딕" w:hAnsi="나눔고딕" w:hint="eastAsia"/>
-                <w:color w:val="FF0000"/>
+                <w:color w:val="000000" w:themeColor="text1"/>
                 <w:sz w:val="20"/>
                 <w:szCs w:val="20"/>
               </w:rPr>
@@ -24113,6 +24063,7 @@
                 <w:sz w:val="20"/>
                 <w:szCs w:val="20"/>
               </w:rPr>
+              <w:lastRenderedPageBreak/>
               <w:t>(애니메이션 중간에 아이템이 삭제되는 문제 해결???)</w:t>
             </w:r>
           </w:p>
@@ -24189,6 +24140,7 @@
                 <w:sz w:val="20"/>
                 <w:szCs w:val="20"/>
               </w:rPr>
+              <w:lastRenderedPageBreak/>
               <w:t>-</w:t>
             </w:r>
           </w:p>
@@ -24202,6 +24154,7 @@
               <w:jc w:val="center"/>
               <w:rPr>
                 <w:rFonts w:ascii="나눔고딕" w:eastAsia="나눔고딕" w:hAnsi="나눔고딕"/>
+                <w:strike/>
                 <w:sz w:val="20"/>
                 <w:szCs w:val="20"/>
               </w:rPr>
@@ -24209,6 +24162,7 @@
             <w:r>
               <w:rPr>
                 <w:rFonts w:ascii="나눔고딕" w:eastAsia="나눔고딕" w:hAnsi="나눔고딕" w:hint="eastAsia"/>
+                <w:strike/>
                 <w:sz w:val="20"/>
                 <w:szCs w:val="20"/>
               </w:rPr>
@@ -24224,7 +24178,8 @@
             <w:pPr>
               <w:rPr>
                 <w:rFonts w:ascii="나눔고딕" w:eastAsia="나눔고딕" w:hAnsi="나눔고딕"/>
-                <w:color w:val="FF0000"/>
+                <w:strike/>
+                <w:color w:val="000000" w:themeColor="text1"/>
                 <w:sz w:val="20"/>
                 <w:szCs w:val="20"/>
               </w:rPr>
@@ -24232,7 +24187,8 @@
             <w:r>
               <w:rPr>
                 <w:rFonts w:ascii="나눔고딕" w:eastAsia="나눔고딕" w:hAnsi="나눔고딕" w:hint="eastAsia"/>
-                <w:color w:val="FF0000"/>
+                <w:strike/>
+                <w:color w:val="000000" w:themeColor="text1"/>
                 <w:sz w:val="20"/>
                 <w:szCs w:val="20"/>
               </w:rPr>
@@ -24242,7 +24198,8 @@
             <w:r>
               <w:rPr>
                 <w:rFonts w:ascii="나눔고딕" w:eastAsia="나눔고딕" w:hAnsi="나눔고딕" w:hint="eastAsia"/>
-                <w:color w:val="FF0000"/>
+                <w:strike/>
+                <w:color w:val="000000" w:themeColor="text1"/>
                 <w:sz w:val="20"/>
                 <w:szCs w:val="20"/>
               </w:rPr>
@@ -24252,7 +24209,8 @@
             <w:r>
               <w:rPr>
                 <w:rFonts w:ascii="나눔고딕" w:eastAsia="나눔고딕" w:hAnsi="나눔고딕" w:hint="eastAsia"/>
-                <w:color w:val="FF0000"/>
+                <w:strike/>
+                <w:color w:val="000000" w:themeColor="text1"/>
                 <w:sz w:val="20"/>
                 <w:szCs w:val="20"/>
               </w:rPr>
@@ -24262,7 +24220,8 @@
             <w:r>
               <w:rPr>
                 <w:rFonts w:ascii="나눔고딕" w:eastAsia="나눔고딕" w:hAnsi="나눔고딕" w:hint="eastAsia"/>
-                <w:color w:val="FF0000"/>
+                <w:strike/>
+                <w:color w:val="000000" w:themeColor="text1"/>
                 <w:sz w:val="20"/>
                 <w:szCs w:val="20"/>
               </w:rPr>
@@ -24272,7 +24231,8 @@
             <w:r>
               <w:rPr>
                 <w:rFonts w:ascii="나눔고딕" w:eastAsia="나눔고딕" w:hAnsi="나눔고딕" w:hint="eastAsia"/>
-                <w:color w:val="FF0000"/>
+                <w:strike/>
+                <w:color w:val="000000" w:themeColor="text1"/>
                 <w:sz w:val="20"/>
                 <w:szCs w:val="20"/>
               </w:rPr>
@@ -24282,7 +24242,8 @@
             <w:r>
               <w:rPr>
                 <w:rFonts w:ascii="나눔고딕" w:eastAsia="나눔고딕" w:hAnsi="나눔고딕" w:hint="eastAsia"/>
-                <w:color w:val="FF0000"/>
+                <w:strike/>
+                <w:color w:val="000000" w:themeColor="text1"/>
                 <w:sz w:val="20"/>
                 <w:szCs w:val="20"/>
               </w:rPr>
@@ -24292,7 +24253,8 @@
             <w:r>
               <w:rPr>
                 <w:rFonts w:ascii="나눔고딕" w:eastAsia="나눔고딕" w:hAnsi="나눔고딕" w:hint="eastAsia"/>
-                <w:color w:val="FF0000"/>
+                <w:strike/>
+                <w:color w:val="000000" w:themeColor="text1"/>
                 <w:sz w:val="20"/>
                 <w:szCs w:val="20"/>
               </w:rPr>
@@ -24303,7 +24265,8 @@
             <w:pPr>
               <w:rPr>
                 <w:rFonts w:ascii="나눔고딕" w:eastAsia="나눔고딕" w:hAnsi="나눔고딕"/>
-                <w:color w:val="FF0000"/>
+                <w:strike/>
+                <w:color w:val="000000" w:themeColor="text1"/>
                 <w:sz w:val="20"/>
                 <w:szCs w:val="20"/>
               </w:rPr>
@@ -24311,7 +24274,8 @@
             <w:r>
               <w:rPr>
                 <w:rFonts w:ascii="나눔고딕" w:eastAsia="나눔고딕" w:hAnsi="나눔고딕" w:hint="eastAsia"/>
-                <w:color w:val="FF0000"/>
+                <w:strike/>
+                <w:color w:val="000000" w:themeColor="text1"/>
                 <w:sz w:val="20"/>
                 <w:szCs w:val="20"/>
               </w:rPr>
@@ -24321,7 +24285,8 @@
             <w:r>
               <w:rPr>
                 <w:rFonts w:ascii="나눔고딕" w:eastAsia="나눔고딕" w:hAnsi="나눔고딕" w:hint="eastAsia"/>
-                <w:color w:val="FF0000"/>
+                <w:strike/>
+                <w:color w:val="000000" w:themeColor="text1"/>
                 <w:sz w:val="20"/>
                 <w:szCs w:val="20"/>
               </w:rPr>
@@ -24331,7 +24296,8 @@
             <w:r>
               <w:rPr>
                 <w:rFonts w:ascii="나눔고딕" w:eastAsia="나눔고딕" w:hAnsi="나눔고딕" w:hint="eastAsia"/>
-                <w:color w:val="FF0000"/>
+                <w:strike/>
+                <w:color w:val="000000" w:themeColor="text1"/>
                 <w:sz w:val="20"/>
                 <w:szCs w:val="20"/>
               </w:rPr>
@@ -24341,7 +24307,8 @@
             <w:r>
               <w:rPr>
                 <w:rFonts w:ascii="나눔고딕" w:eastAsia="나눔고딕" w:hAnsi="나눔고딕" w:hint="eastAsia"/>
-                <w:color w:val="FF0000"/>
+                <w:strike/>
+                <w:color w:val="000000" w:themeColor="text1"/>
                 <w:sz w:val="20"/>
                 <w:szCs w:val="20"/>
               </w:rPr>
@@ -24351,7 +24318,8 @@
             <w:r>
               <w:rPr>
                 <w:rFonts w:ascii="나눔고딕" w:eastAsia="나눔고딕" w:hAnsi="나눔고딕" w:hint="eastAsia"/>
-                <w:color w:val="FF0000"/>
+                <w:strike/>
+                <w:color w:val="000000" w:themeColor="text1"/>
                 <w:sz w:val="20"/>
                 <w:szCs w:val="20"/>
               </w:rPr>
@@ -24362,6 +24330,7 @@
             <w:pPr>
               <w:rPr>
                 <w:rFonts w:ascii="나눔고딕" w:eastAsia="나눔고딕" w:hAnsi="나눔고딕"/>
+                <w:strike/>
                 <w:color w:val="FF0000"/>
                 <w:sz w:val="20"/>
                 <w:szCs w:val="20"/>
@@ -24371,7 +24340,8 @@
           <w:p>
             <w:pPr>
               <w:rPr>
-                <w:rFonts w:ascii="나눔고딕" w:eastAsia="나눔고딕" w:hAnsi="나눔고딕" w:hint="eastAsia"/>
+                <w:rFonts w:ascii="나눔고딕" w:eastAsia="나눔고딕" w:hAnsi="나눔고딕"/>
+                <w:strike/>
                 <w:sz w:val="20"/>
                 <w:szCs w:val="20"/>
               </w:rPr>
@@ -24379,6 +24349,7 @@
             <w:r>
               <w:rPr>
                 <w:rFonts w:ascii="나눔고딕" w:eastAsia="나눔고딕" w:hAnsi="나눔고딕" w:hint="eastAsia"/>
+                <w:strike/>
                 <w:color w:val="FF99FF"/>
                 <w:sz w:val="20"/>
                 <w:szCs w:val="20"/>
@@ -24389,6 +24360,7 @@
             <w:r>
               <w:rPr>
                 <w:rFonts w:ascii="나눔고딕" w:eastAsia="나눔고딕" w:hAnsi="나눔고딕" w:hint="eastAsia"/>
+                <w:strike/>
                 <w:color w:val="FF99FF"/>
                 <w:sz w:val="20"/>
                 <w:szCs w:val="20"/>
@@ -24399,6 +24371,7 @@
             <w:r>
               <w:rPr>
                 <w:rFonts w:ascii="나눔고딕" w:eastAsia="나눔고딕" w:hAnsi="나눔고딕" w:hint="eastAsia"/>
+                <w:strike/>
                 <w:color w:val="FF99FF"/>
                 <w:sz w:val="20"/>
                 <w:szCs w:val="20"/>
@@ -24409,6 +24382,7 @@
             <w:r>
               <w:rPr>
                 <w:rFonts w:ascii="나눔고딕" w:eastAsia="나눔고딕" w:hAnsi="나눔고딕" w:hint="eastAsia"/>
+                <w:strike/>
                 <w:color w:val="FF99FF"/>
                 <w:sz w:val="20"/>
                 <w:szCs w:val="20"/>
@@ -24419,20 +24393,12 @@
             <w:r>
               <w:rPr>
                 <w:rFonts w:ascii="나눔고딕" w:eastAsia="나눔고딕" w:hAnsi="나눔고딕" w:hint="eastAsia"/>
+                <w:strike/>
                 <w:color w:val="FF99FF"/>
                 <w:sz w:val="20"/>
                 <w:szCs w:val="20"/>
               </w:rPr>
-              <w:t xml:space="preserve"> 될 듯</w:t>
-            </w:r>
-            <w:r>
-              <w:rPr>
-                <w:rFonts w:ascii="나눔고딕" w:eastAsia="나눔고딕" w:hAnsi="나눔고딕" w:hint="eastAsia"/>
-                <w:color w:val="FF99FF"/>
-                <w:sz w:val="20"/>
-                <w:szCs w:val="20"/>
-              </w:rPr>
-              <w:t>.</w:t>
+              <w:t xml:space="preserve"> 될 듯.</w:t>
             </w:r>
           </w:p>
         </w:tc>
@@ -24520,7 +24486,6 @@
                 <w:sz w:val="20"/>
                 <w:szCs w:val="20"/>
               </w:rPr>
-              <w:lastRenderedPageBreak/>
               <w:t>단계</w:t>
             </w:r>
           </w:p>
@@ -25609,6 +25574,7 @@
                 <w:sz w:val="20"/>
                 <w:szCs w:val="20"/>
               </w:rPr>
+              <w:lastRenderedPageBreak/>
               <w:t>=&gt;위 내용과 마찬가지로 같은 패킷 사용해도 될 것 같습니다. 처리는 여기 적힌대로 진진행하면 될 듯.</w:t>
             </w:r>
           </w:p>
@@ -25635,6 +25601,7 @@
                 <w:sz w:val="20"/>
                 <w:szCs w:val="20"/>
               </w:rPr>
+              <w:lastRenderedPageBreak/>
               <w:t>2-1</w:t>
             </w:r>
           </w:p>
@@ -25737,7 +25704,7 @@
             <w:pPr>
               <w:rPr>
                 <w:rFonts w:ascii="나눔고딕" w:eastAsia="나눔고딕" w:hAnsi="나눔고딕"/>
-                <w:color w:val="FF0000"/>
+                <w:color w:val="000000" w:themeColor="text1"/>
                 <w:sz w:val="20"/>
                 <w:szCs w:val="20"/>
               </w:rPr>
@@ -25745,7 +25712,7 @@
             <w:r>
               <w:rPr>
                 <w:rFonts w:ascii="나눔고딕" w:eastAsia="나눔고딕" w:hAnsi="나눔고딕" w:hint="eastAsia"/>
-                <w:color w:val="FF0000"/>
+                <w:color w:val="000000" w:themeColor="text1"/>
                 <w:sz w:val="20"/>
                 <w:szCs w:val="20"/>
               </w:rPr>
@@ -25754,7 +25721,7 @@
             <w:r>
               <w:rPr>
                 <w:rFonts w:ascii="나눔고딕" w:eastAsia="나눔고딕" w:hAnsi="나눔고딕" w:hint="eastAsia"/>
-                <w:color w:val="FF0000"/>
+                <w:color w:val="000000" w:themeColor="text1"/>
                 <w:sz w:val="20"/>
                 <w:szCs w:val="20"/>
               </w:rPr>
@@ -25764,7 +25731,7 @@
             <w:r>
               <w:rPr>
                 <w:rFonts w:ascii="나눔고딕" w:eastAsia="나눔고딕" w:hAnsi="나눔고딕" w:hint="eastAsia"/>
-                <w:color w:val="FF0000"/>
+                <w:color w:val="000000" w:themeColor="text1"/>
                 <w:sz w:val="20"/>
                 <w:szCs w:val="20"/>
               </w:rPr>
@@ -25774,7 +25741,7 @@
             <w:r>
               <w:rPr>
                 <w:rFonts w:ascii="나눔고딕" w:eastAsia="나눔고딕" w:hAnsi="나눔고딕" w:hint="eastAsia"/>
-                <w:color w:val="FF0000"/>
+                <w:color w:val="000000" w:themeColor="text1"/>
                 <w:sz w:val="20"/>
                 <w:szCs w:val="20"/>
               </w:rPr>
@@ -25784,7 +25751,7 @@
             <w:r>
               <w:rPr>
                 <w:rFonts w:ascii="나눔고딕" w:eastAsia="나눔고딕" w:hAnsi="나눔고딕" w:hint="eastAsia"/>
-                <w:color w:val="FF0000"/>
+                <w:color w:val="000000" w:themeColor="text1"/>
                 <w:sz w:val="20"/>
                 <w:szCs w:val="20"/>
               </w:rPr>
@@ -25794,35 +25761,18 @@
             <w:r>
               <w:rPr>
                 <w:rFonts w:ascii="나눔고딕" w:eastAsia="나눔고딕" w:hAnsi="나눔고딕" w:hint="eastAsia"/>
-                <w:color w:val="FF0000"/>
-                <w:sz w:val="20"/>
-                <w:szCs w:val="20"/>
-              </w:rPr>
-              <w:t xml:space="preserve"> 그 값을 받아</w:t>
-            </w:r>
-            <w:r>
-              <w:rPr>
-                <w:rFonts w:ascii="나눔고딕" w:eastAsia="나눔고딕" w:hAnsi="나눔고딕" w:hint="eastAsia"/>
-                <w:color w:val="FF0000"/>
-                <w:sz w:val="20"/>
-                <w:szCs w:val="20"/>
-              </w:rPr>
-              <w:t xml:space="preserve"> UI에 남은 잔량을 </w:t>
-            </w:r>
-            <w:r>
-              <w:rPr>
-                <w:rFonts w:ascii="나눔고딕" w:eastAsia="나눔고딕" w:hAnsi="나눔고딕" w:hint="eastAsia"/>
-                <w:color w:val="FF0000"/>
-                <w:sz w:val="20"/>
-                <w:szCs w:val="20"/>
-              </w:rPr>
-              <w:t>표시</w:t>
+                <w:color w:val="000000" w:themeColor="text1"/>
+                <w:sz w:val="20"/>
+                <w:szCs w:val="20"/>
+              </w:rPr>
+              <w:t xml:space="preserve"> 그 값을 받아 UI에 남은 잔량을 표시</w:t>
             </w:r>
           </w:p>
           <w:p>
             <w:pPr>
               <w:rPr>
-                <w:rFonts w:ascii="나눔고딕" w:eastAsia="나눔고딕" w:hAnsi="나눔고딕" w:hint="eastAsia"/>
+                <w:rFonts w:ascii="나눔고딕" w:eastAsia="나눔고딕" w:hAnsi="나눔고딕"/>
+                <w:strike/>
                 <w:color w:val="FF99FF"/>
                 <w:sz w:val="20"/>
                 <w:szCs w:val="20"/>
@@ -25831,6 +25781,7 @@
             <w:r>
               <w:rPr>
                 <w:rFonts w:ascii="나눔고딕" w:eastAsia="나눔고딕" w:hAnsi="나눔고딕" w:hint="eastAsia"/>
+                <w:strike/>
                 <w:color w:val="FF99FF"/>
                 <w:sz w:val="20"/>
                 <w:szCs w:val="20"/>
@@ -25840,6 +25791,7 @@
             <w:r>
               <w:rPr>
                 <w:rFonts w:ascii="나눔고딕" w:eastAsia="나눔고딕" w:hAnsi="나눔고딕" w:hint="eastAsia"/>
+                <w:strike/>
                 <w:color w:val="FF99FF"/>
                 <w:sz w:val="20"/>
                 <w:szCs w:val="20"/>
@@ -25887,18 +25839,7 @@
                 <w:sz w:val="20"/>
                 <w:szCs w:val="20"/>
               </w:rPr>
-              <w:t xml:space="preserve"> 패킷의 Rotation에 플레이어 몸통(yaw) 각도와 바라보는 방향(pitch) </w:t>
-            </w:r>
-            <w:r>
-              <w:rPr>
-                <w:rFonts w:ascii="나눔고딕" w:eastAsia="나눔고딕" w:hAnsi="나눔고딕" w:hint="eastAsia"/>
-                <w:strike/>
-                <w:color w:val="83CAEB" w:themeColor="accent1" w:themeTint="66"/>
-                <w:sz w:val="20"/>
-                <w:szCs w:val="20"/>
-              </w:rPr>
-              <w:lastRenderedPageBreak/>
-              <w:t>각도를 넣어 송신함(이 패킷에 float로 눈높이</w:t>
+              <w:t xml:space="preserve"> 패킷의 Rotation에 플레이어 몸통(yaw) 각도와 바라보는 방향(pitch) 각도를 넣어 송신함(이 패킷에 float로 눈높이</w:t>
             </w:r>
             <w:r>
               <w:rPr>
@@ -26370,7 +26311,6 @@
                 <w:sz w:val="20"/>
                 <w:szCs w:val="20"/>
               </w:rPr>
-              <w:lastRenderedPageBreak/>
               <w:t>2-2</w:t>
             </w:r>
           </w:p>
@@ -26919,6 +26859,7 @@
               <w:t>(</w:t>
             </w:r>
             <w:proofErr w:type="spellStart"/>
+            <w:proofErr w:type="gramEnd"/>
             <w:r>
               <w:rPr>
                 <w:rFonts w:ascii="나눔고딕" w:eastAsia="나눔고딕" w:hAnsi="나눔고딕"/>
@@ -26929,7 +26870,6 @@
               <w:t>packet.pitch</w:t>
             </w:r>
             <w:proofErr w:type="spellEnd"/>
-            <w:proofErr w:type="gramEnd"/>
             <w:r>
               <w:rPr>
                 <w:rFonts w:ascii="나눔고딕" w:eastAsia="나눔고딕" w:hAnsi="나눔고딕"/>
@@ -26957,47 +26897,7 @@
                 <w:sz w:val="20"/>
                 <w:szCs w:val="20"/>
               </w:rPr>
-              <w:t>, 0</w:t>
-            </w:r>
-            <w:proofErr w:type="gramStart"/>
-            <w:r>
-              <w:rPr>
-                <w:rFonts w:ascii="나눔고딕" w:eastAsia="나눔고딕" w:hAnsi="나눔고딕"/>
-                <w:color w:val="000000" w:themeColor="text1"/>
-                <w:sz w:val="20"/>
-                <w:szCs w:val="20"/>
-              </w:rPr>
-              <w:t>).Vector</w:t>
-            </w:r>
-            <w:proofErr w:type="gramEnd"/>
-            <w:r>
-              <w:rPr>
-                <w:rFonts w:ascii="나눔고딕" w:eastAsia="나눔고딕" w:hAnsi="나눔고딕"/>
-                <w:color w:val="000000" w:themeColor="text1"/>
-                <w:sz w:val="20"/>
-                <w:szCs w:val="20"/>
-              </w:rPr>
-              <w:t>(</w:t>
-            </w:r>
-            <w:proofErr w:type="gramStart"/>
-            <w:r>
-              <w:rPr>
-                <w:rFonts w:ascii="나눔고딕" w:eastAsia="나눔고딕" w:hAnsi="나눔고딕"/>
-                <w:color w:val="000000" w:themeColor="text1"/>
-                <w:sz w:val="20"/>
-                <w:szCs w:val="20"/>
-              </w:rPr>
-              <w:t>);</w:t>
-            </w:r>
-            <w:proofErr w:type="gramEnd"/>
-            <w:r>
-              <w:rPr>
-                <w:rFonts w:ascii="나눔고딕" w:eastAsia="나눔고딕" w:hAnsi="나눔고딕"/>
-                <w:color w:val="000000" w:themeColor="text1"/>
-                <w:sz w:val="20"/>
-                <w:szCs w:val="20"/>
-              </w:rPr>
-              <w:t xml:space="preserve"> </w:t>
+              <w:t xml:space="preserve">, 0).Vector(); </w:t>
             </w:r>
           </w:p>
           <w:p>
@@ -27435,6 +27335,7 @@
                 <w:sz w:val="20"/>
                 <w:szCs w:val="20"/>
               </w:rPr>
+              <w:lastRenderedPageBreak/>
               <w:t>=&gt;생각해보니 문 잠금 해제는 문 열림이 아니구나 헷갈렸습니다..</w:t>
             </w:r>
           </w:p>
@@ -27461,6 +27362,7 @@
                 <w:sz w:val="20"/>
                 <w:szCs w:val="20"/>
               </w:rPr>
+              <w:lastRenderedPageBreak/>
               <w:t>2-5</w:t>
             </w:r>
           </w:p>
@@ -27605,7 +27507,6 @@
         <w:rPr>
           <w:rFonts w:hint="eastAsia"/>
         </w:rPr>
-        <w:lastRenderedPageBreak/>
         <w:t>문 열기 &amp; 닫기</w:t>
       </w:r>
       <w:bookmarkEnd w:id="7"/>
@@ -28701,7 +28602,7 @@
 </file>
 
 <file path=word/endnotes.xml><?xml version="1.0" encoding="utf-8"?>
-<w:endnotes xmlns:wpc="http://schemas.microsoft.com/office/word/2010/wordprocessingCanvas" xmlns:cx="http://schemas.microsoft.com/office/drawing/2014/chartex" xmlns:cx1="http://schemas.microsoft.com/office/drawing/2015/9/8/chartex" xmlns:cx2="http://schemas.microsoft.com/office/drawing/2015/10/21/chartex" xmlns:cx3="http://schemas.microsoft.com/office/drawing/2016/5/9/chartex" xmlns:cx4="http://schemas.microsoft.com/office/drawing/2016/5/10/chartex" xmlns:cx5="http://schemas.microsoft.com/office/drawing/2016/5/11/chartex" xmlns:cx6="http://schemas.microsoft.com/office/drawing/2016/5/12/chartex" xmlns:cx7="http://schemas.microsoft.com/office/drawing/2016/5/13/chartex" xmlns:cx8="http://schemas.microsoft.com/office/drawing/2016/5/14/chartex" xmlns:mc="http://schemas.openxmlformats.org/markup-compatibility/2006" xmlns:aink="http://schemas.microsoft.com/office/drawing/2016/ink" xmlns:am3d="http://schemas.microsoft.com/office/drawing/2017/model3d" xmlns:o="urn:schemas-microsoft-com:office:office" xmlns:oel="http://schemas.microsoft.com/office/2019/extlst" xmlns:r="http://schemas.openxmlformats.org/officeDocument/2006/relationships" xmlns:m="http://schemas.openxmlformats.org/officeDocument/2006/math" xmlns:v="urn:schemas-microsoft-com:vml" xmlns:wp14="http://schemas.microsoft.com/office/word/2010/wordprocessingDrawing" xmlns:wp="http://schemas.openxmlformats.org/drawingml/2006/wordprocessingDrawing" xmlns:w10="urn:schemas-microsoft-com:office:word" xmlns:w="http://schemas.openxmlformats.org/wordprocessingml/2006/main" xmlns:w14="http://schemas.microsoft.com/office/word/2010/wordml" xmlns:w15="http://schemas.microsoft.com/office/word/2012/wordml" xmlns:w16cex="http://schemas.microsoft.com/office/word/2018/wordml/cex" xmlns:w16cid="http://schemas.microsoft.com/office/word/2016/wordml/cid" xmlns:w16="http://schemas.microsoft.com/office/word/2018/wordml" xmlns:w16du="http://schemas.microsoft.com/office/word/2023/wordml/word16du" xmlns:w16sdtdh="http://schemas.microsoft.com/office/word/2020/wordml/sdtdatahash" xmlns:w16sdtfl="http://schemas.microsoft.com/office/word/2024/wordml/sdtformatlock" xmlns:w16se="http://schemas.microsoft.com/office/word/2015/wordml/symex" xmlns:wpg="http://schemas.microsoft.com/office/word/2010/wordprocessingGroup" xmlns:wpi="http://schemas.microsoft.com/office/word/2010/wordprocessingInk" xmlns:wne="http://schemas.microsoft.com/office/word/2006/wordml" xmlns:wps="http://schemas.microsoft.com/office/word/2010/wordprocessingShape" mc:Ignorable="w14 w15 w16se w16cid w16 w16cex w16sdtdh w16sdtfl w16du wp14">
+<w:endnotes xmlns:wpc="http://schemas.microsoft.com/office/word/2010/wordprocessingCanvas" xmlns:cx="http://schemas.microsoft.com/office/drawing/2014/chartex" xmlns:cx1="http://schemas.microsoft.com/office/drawing/2015/9/8/chartex" xmlns:cx2="http://schemas.microsoft.com/office/drawing/2015/10/21/chartex" xmlns:cx3="http://schemas.microsoft.com/office/drawing/2016/5/9/chartex" xmlns:cx4="http://schemas.microsoft.com/office/drawing/2016/5/10/chartex" xmlns:cx5="http://schemas.microsoft.com/office/drawing/2016/5/11/chartex" xmlns:cx6="http://schemas.microsoft.com/office/drawing/2016/5/12/chartex" xmlns:cx7="http://schemas.microsoft.com/office/drawing/2016/5/13/chartex" xmlns:cx8="http://schemas.microsoft.com/office/drawing/2016/5/14/chartex" xmlns:mc="http://schemas.openxmlformats.org/markup-compatibility/2006" xmlns:aink="http://schemas.microsoft.com/office/drawing/2016/ink" xmlns:am3d="http://schemas.microsoft.com/office/drawing/2017/model3d" xmlns:o="urn:schemas-microsoft-com:office:office" xmlns:oel="http://schemas.microsoft.com/office/2019/extlst" xmlns:r="http://schemas.openxmlformats.org/officeDocument/2006/relationships" xmlns:m="http://schemas.openxmlformats.org/officeDocument/2006/math" xmlns:v="urn:schemas-microsoft-com:vml" xmlns:wp14="http://schemas.microsoft.com/office/word/2010/wordprocessingDrawing" xmlns:wp="http://schemas.openxmlformats.org/drawingml/2006/wordprocessingDrawing" xmlns:w10="urn:schemas-microsoft-com:office:word" xmlns:w="http://schemas.openxmlformats.org/wordprocessingml/2006/main" xmlns:w14="http://schemas.microsoft.com/office/word/2010/wordml" xmlns:w15="http://schemas.microsoft.com/office/word/2012/wordml" xmlns:w16cex="http://schemas.microsoft.com/office/word/2018/wordml/cex" xmlns:w16cid="http://schemas.microsoft.com/office/word/2016/wordml/cid" xmlns:w16="http://schemas.microsoft.com/office/word/2018/wordml" xmlns:w16du="http://schemas.microsoft.com/office/word/2023/wordml/word16du" xmlns:w16sdtdh="http://schemas.microsoft.com/office/word/2020/wordml/sdtdatahash" xmlns:w16se="http://schemas.microsoft.com/office/word/2015/wordml/symex" xmlns:wpg="http://schemas.microsoft.com/office/word/2010/wordprocessingGroup" xmlns:wpi="http://schemas.microsoft.com/office/word/2010/wordprocessingInk" xmlns:wne="http://schemas.microsoft.com/office/word/2006/wordml" xmlns:wps="http://schemas.microsoft.com/office/word/2010/wordprocessingShape" mc:Ignorable="w14 w15 w16se w16cid w16 w16cex w16sdtdh w16du wp14">
   <w:endnote w:type="separator" w:id="-1">
     <w:p>
       <w:pPr>
@@ -28726,7 +28627,7 @@
 </file>
 
 <file path=word/footer1.xml><?xml version="1.0" encoding="utf-8"?>
-<w:ftr xmlns:wpc="http://schemas.microsoft.com/office/word/2010/wordprocessingCanvas" xmlns:cx="http://schemas.microsoft.com/office/drawing/2014/chartex" xmlns:cx1="http://schemas.microsoft.com/office/drawing/2015/9/8/chartex" xmlns:cx2="http://schemas.microsoft.com/office/drawing/2015/10/21/chartex" xmlns:cx3="http://schemas.microsoft.com/office/drawing/2016/5/9/chartex" xmlns:cx4="http://schemas.microsoft.com/office/drawing/2016/5/10/chartex" xmlns:cx5="http://schemas.microsoft.com/office/drawing/2016/5/11/chartex" xmlns:cx6="http://schemas.microsoft.com/office/drawing/2016/5/12/chartex" xmlns:cx7="http://schemas.microsoft.com/office/drawing/2016/5/13/chartex" xmlns:cx8="http://schemas.microsoft.com/office/drawing/2016/5/14/chartex" xmlns:mc="http://schemas.openxmlformats.org/markup-compatibility/2006" xmlns:aink="http://schemas.microsoft.com/office/drawing/2016/ink" xmlns:am3d="http://schemas.microsoft.com/office/drawing/2017/model3d" xmlns:o="urn:schemas-microsoft-com:office:office" xmlns:oel="http://schemas.microsoft.com/office/2019/extlst" xmlns:r="http://schemas.openxmlformats.org/officeDocument/2006/relationships" xmlns:m="http://schemas.openxmlformats.org/officeDocument/2006/math" xmlns:v="urn:schemas-microsoft-com:vml" xmlns:wp14="http://schemas.microsoft.com/office/word/2010/wordprocessingDrawing" xmlns:wp="http://schemas.openxmlformats.org/drawingml/2006/wordprocessingDrawing" xmlns:w10="urn:schemas-microsoft-com:office:word" xmlns:w="http://schemas.openxmlformats.org/wordprocessingml/2006/main" xmlns:w14="http://schemas.microsoft.com/office/word/2010/wordml" xmlns:w15="http://schemas.microsoft.com/office/word/2012/wordml" xmlns:w16cex="http://schemas.microsoft.com/office/word/2018/wordml/cex" xmlns:w16cid="http://schemas.microsoft.com/office/word/2016/wordml/cid" xmlns:w16="http://schemas.microsoft.com/office/word/2018/wordml" xmlns:w16du="http://schemas.microsoft.com/office/word/2023/wordml/word16du" xmlns:w16sdtdh="http://schemas.microsoft.com/office/word/2020/wordml/sdtdatahash" xmlns:w16sdtfl="http://schemas.microsoft.com/office/word/2024/wordml/sdtformatlock" xmlns:w16se="http://schemas.microsoft.com/office/word/2015/wordml/symex" xmlns:wpg="http://schemas.microsoft.com/office/word/2010/wordprocessingGroup" xmlns:wpi="http://schemas.microsoft.com/office/word/2010/wordprocessingInk" xmlns:wne="http://schemas.microsoft.com/office/word/2006/wordml" xmlns:wps="http://schemas.microsoft.com/office/word/2010/wordprocessingShape" mc:Ignorable="w14 w15 w16se w16cid w16 w16cex w16sdtdh w16sdtfl w16du wp14">
+<w:ftr xmlns:wpc="http://schemas.microsoft.com/office/word/2010/wordprocessingCanvas" xmlns:cx="http://schemas.microsoft.com/office/drawing/2014/chartex" xmlns:cx1="http://schemas.microsoft.com/office/drawing/2015/9/8/chartex" xmlns:cx2="http://schemas.microsoft.com/office/drawing/2015/10/21/chartex" xmlns:cx3="http://schemas.microsoft.com/office/drawing/2016/5/9/chartex" xmlns:cx4="http://schemas.microsoft.com/office/drawing/2016/5/10/chartex" xmlns:cx5="http://schemas.microsoft.com/office/drawing/2016/5/11/chartex" xmlns:cx6="http://schemas.microsoft.com/office/drawing/2016/5/12/chartex" xmlns:cx7="http://schemas.microsoft.com/office/drawing/2016/5/13/chartex" xmlns:cx8="http://schemas.microsoft.com/office/drawing/2016/5/14/chartex" xmlns:mc="http://schemas.openxmlformats.org/markup-compatibility/2006" xmlns:aink="http://schemas.microsoft.com/office/drawing/2016/ink" xmlns:am3d="http://schemas.microsoft.com/office/drawing/2017/model3d" xmlns:o="urn:schemas-microsoft-com:office:office" xmlns:oel="http://schemas.microsoft.com/office/2019/extlst" xmlns:r="http://schemas.openxmlformats.org/officeDocument/2006/relationships" xmlns:m="http://schemas.openxmlformats.org/officeDocument/2006/math" xmlns:v="urn:schemas-microsoft-com:vml" xmlns:wp14="http://schemas.microsoft.com/office/word/2010/wordprocessingDrawing" xmlns:wp="http://schemas.openxmlformats.org/drawingml/2006/wordprocessingDrawing" xmlns:w10="urn:schemas-microsoft-com:office:word" xmlns:w="http://schemas.openxmlformats.org/wordprocessingml/2006/main" xmlns:w14="http://schemas.microsoft.com/office/word/2010/wordml" xmlns:w15="http://schemas.microsoft.com/office/word/2012/wordml" xmlns:w16cex="http://schemas.microsoft.com/office/word/2018/wordml/cex" xmlns:w16cid="http://schemas.microsoft.com/office/word/2016/wordml/cid" xmlns:w16="http://schemas.microsoft.com/office/word/2018/wordml" xmlns:w16du="http://schemas.microsoft.com/office/word/2023/wordml/word16du" xmlns:w16sdtdh="http://schemas.microsoft.com/office/word/2020/wordml/sdtdatahash" xmlns:w16se="http://schemas.microsoft.com/office/word/2015/wordml/symex" xmlns:wpg="http://schemas.microsoft.com/office/word/2010/wordprocessingGroup" xmlns:wpi="http://schemas.microsoft.com/office/word/2010/wordprocessingInk" xmlns:wne="http://schemas.microsoft.com/office/word/2006/wordml" xmlns:wps="http://schemas.microsoft.com/office/word/2010/wordprocessingShape" mc:Ignorable="w14 w15 w16se w16cid w16 w16cex w16sdtdh w16du wp14">
   <w:sdt>
     <w:sdtPr>
       <w:id w:val="-395980860"/>
@@ -28854,7 +28755,7 @@
 </file>
 
 <file path=word/footnotes.xml><?xml version="1.0" encoding="utf-8"?>
-<w:footnotes xmlns:wpc="http://schemas.microsoft.com/office/word/2010/wordprocessingCanvas" xmlns:cx="http://schemas.microsoft.com/office/drawing/2014/chartex" xmlns:cx1="http://schemas.microsoft.com/office/drawing/2015/9/8/chartex" xmlns:cx2="http://schemas.microsoft.com/office/drawing/2015/10/21/chartex" xmlns:cx3="http://schemas.microsoft.com/office/drawing/2016/5/9/chartex" xmlns:cx4="http://schemas.microsoft.com/office/drawing/2016/5/10/chartex" xmlns:cx5="http://schemas.microsoft.com/office/drawing/2016/5/11/chartex" xmlns:cx6="http://schemas.microsoft.com/office/drawing/2016/5/12/chartex" xmlns:cx7="http://schemas.microsoft.com/office/drawing/2016/5/13/chartex" xmlns:cx8="http://schemas.microsoft.com/office/drawing/2016/5/14/chartex" xmlns:mc="http://schemas.openxmlformats.org/markup-compatibility/2006" xmlns:aink="http://schemas.microsoft.com/office/drawing/2016/ink" xmlns:am3d="http://schemas.microsoft.com/office/drawing/2017/model3d" xmlns:o="urn:schemas-microsoft-com:office:office" xmlns:oel="http://schemas.microsoft.com/office/2019/extlst" xmlns:r="http://schemas.openxmlformats.org/officeDocument/2006/relationships" xmlns:m="http://schemas.openxmlformats.org/officeDocument/2006/math" xmlns:v="urn:schemas-microsoft-com:vml" xmlns:wp14="http://schemas.microsoft.com/office/word/2010/wordprocessingDrawing" xmlns:wp="http://schemas.openxmlformats.org/drawingml/2006/wordprocessingDrawing" xmlns:w10="urn:schemas-microsoft-com:office:word" xmlns:w="http://schemas.openxmlformats.org/wordprocessingml/2006/main" xmlns:w14="http://schemas.microsoft.com/office/word/2010/wordml" xmlns:w15="http://schemas.microsoft.com/office/word/2012/wordml" xmlns:w16cex="http://schemas.microsoft.com/office/word/2018/wordml/cex" xmlns:w16cid="http://schemas.microsoft.com/office/word/2016/wordml/cid" xmlns:w16="http://schemas.microsoft.com/office/word/2018/wordml" xmlns:w16du="http://schemas.microsoft.com/office/word/2023/wordml/word16du" xmlns:w16sdtdh="http://schemas.microsoft.com/office/word/2020/wordml/sdtdatahash" xmlns:w16sdtfl="http://schemas.microsoft.com/office/word/2024/wordml/sdtformatlock" xmlns:w16se="http://schemas.microsoft.com/office/word/2015/wordml/symex" xmlns:wpg="http://schemas.microsoft.com/office/word/2010/wordprocessingGroup" xmlns:wpi="http://schemas.microsoft.com/office/word/2010/wordprocessingInk" xmlns:wne="http://schemas.microsoft.com/office/word/2006/wordml" xmlns:wps="http://schemas.microsoft.com/office/word/2010/wordprocessingShape" mc:Ignorable="w14 w15 w16se w16cid w16 w16cex w16sdtdh w16sdtfl w16du wp14">
+<w:footnotes xmlns:wpc="http://schemas.microsoft.com/office/word/2010/wordprocessingCanvas" xmlns:cx="http://schemas.microsoft.com/office/drawing/2014/chartex" xmlns:cx1="http://schemas.microsoft.com/office/drawing/2015/9/8/chartex" xmlns:cx2="http://schemas.microsoft.com/office/drawing/2015/10/21/chartex" xmlns:cx3="http://schemas.microsoft.com/office/drawing/2016/5/9/chartex" xmlns:cx4="http://schemas.microsoft.com/office/drawing/2016/5/10/chartex" xmlns:cx5="http://schemas.microsoft.com/office/drawing/2016/5/11/chartex" xmlns:cx6="http://schemas.microsoft.com/office/drawing/2016/5/12/chartex" xmlns:cx7="http://schemas.microsoft.com/office/drawing/2016/5/13/chartex" xmlns:cx8="http://schemas.microsoft.com/office/drawing/2016/5/14/chartex" xmlns:mc="http://schemas.openxmlformats.org/markup-compatibility/2006" xmlns:aink="http://schemas.microsoft.com/office/drawing/2016/ink" xmlns:am3d="http://schemas.microsoft.com/office/drawing/2017/model3d" xmlns:o="urn:schemas-microsoft-com:office:office" xmlns:oel="http://schemas.microsoft.com/office/2019/extlst" xmlns:r="http://schemas.openxmlformats.org/officeDocument/2006/relationships" xmlns:m="http://schemas.openxmlformats.org/officeDocument/2006/math" xmlns:v="urn:schemas-microsoft-com:vml" xmlns:wp14="http://schemas.microsoft.com/office/word/2010/wordprocessingDrawing" xmlns:wp="http://schemas.openxmlformats.org/drawingml/2006/wordprocessingDrawing" xmlns:w10="urn:schemas-microsoft-com:office:word" xmlns:w="http://schemas.openxmlformats.org/wordprocessingml/2006/main" xmlns:w14="http://schemas.microsoft.com/office/word/2010/wordml" xmlns:w15="http://schemas.microsoft.com/office/word/2012/wordml" xmlns:w16cex="http://schemas.microsoft.com/office/word/2018/wordml/cex" xmlns:w16cid="http://schemas.microsoft.com/office/word/2016/wordml/cid" xmlns:w16="http://schemas.microsoft.com/office/word/2018/wordml" xmlns:w16du="http://schemas.microsoft.com/office/word/2023/wordml/word16du" xmlns:w16sdtdh="http://schemas.microsoft.com/office/word/2020/wordml/sdtdatahash" xmlns:w16se="http://schemas.microsoft.com/office/word/2015/wordml/symex" xmlns:wpg="http://schemas.microsoft.com/office/word/2010/wordprocessingGroup" xmlns:wpi="http://schemas.microsoft.com/office/word/2010/wordprocessingInk" xmlns:wne="http://schemas.microsoft.com/office/word/2006/wordml" xmlns:wps="http://schemas.microsoft.com/office/word/2010/wordprocessingShape" mc:Ignorable="w14 w15 w16se w16cid w16 w16cex w16sdtdh w16du wp14">
   <w:footnote w:type="separator" w:id="-1">
     <w:p>
       <w:pPr>
@@ -28879,7 +28780,7 @@
 </file>
 
 <file path=word/numbering.xml><?xml version="1.0" encoding="utf-8"?>
-<w:numbering xmlns:wpc="http://schemas.microsoft.com/office/word/2010/wordprocessingCanvas" xmlns:cx="http://schemas.microsoft.com/office/drawing/2014/chartex" xmlns:cx1="http://schemas.microsoft.com/office/drawing/2015/9/8/chartex" xmlns:cx2="http://schemas.microsoft.com/office/drawing/2015/10/21/chartex" xmlns:cx3="http://schemas.microsoft.com/office/drawing/2016/5/9/chartex" xmlns:cx4="http://schemas.microsoft.com/office/drawing/2016/5/10/chartex" xmlns:cx5="http://schemas.microsoft.com/office/drawing/2016/5/11/chartex" xmlns:cx6="http://schemas.microsoft.com/office/drawing/2016/5/12/chartex" xmlns:cx7="http://schemas.microsoft.com/office/drawing/2016/5/13/chartex" xmlns:cx8="http://schemas.microsoft.com/office/drawing/2016/5/14/chartex" xmlns:mc="http://schemas.openxmlformats.org/markup-compatibility/2006" xmlns:aink="http://schemas.microsoft.com/office/drawing/2016/ink" xmlns:am3d="http://schemas.microsoft.com/office/drawing/2017/model3d" xmlns:o="urn:schemas-microsoft-com:office:office" xmlns:oel="http://schemas.microsoft.com/office/2019/extlst" xmlns:r="http://schemas.openxmlformats.org/officeDocument/2006/relationships" xmlns:m="http://schemas.openxmlformats.org/officeDocument/2006/math" xmlns:v="urn:schemas-microsoft-com:vml" xmlns:wp14="http://schemas.microsoft.com/office/word/2010/wordprocessingDrawing" xmlns:wp="http://schemas.openxmlformats.org/drawingml/2006/wordprocessingDrawing" xmlns:w10="urn:schemas-microsoft-com:office:word" xmlns:w="http://schemas.openxmlformats.org/wordprocessingml/2006/main" xmlns:w14="http://schemas.microsoft.com/office/word/2010/wordml" xmlns:w15="http://schemas.microsoft.com/office/word/2012/wordml" xmlns:w16cex="http://schemas.microsoft.com/office/word/2018/wordml/cex" xmlns:w16cid="http://schemas.microsoft.com/office/word/2016/wordml/cid" xmlns:w16="http://schemas.microsoft.com/office/word/2018/wordml" xmlns:w16du="http://schemas.microsoft.com/office/word/2023/wordml/word16du" xmlns:w16sdtdh="http://schemas.microsoft.com/office/word/2020/wordml/sdtdatahash" xmlns:w16sdtfl="http://schemas.microsoft.com/office/word/2024/wordml/sdtformatlock" xmlns:w16se="http://schemas.microsoft.com/office/word/2015/wordml/symex" xmlns:wpg="http://schemas.microsoft.com/office/word/2010/wordprocessingGroup" xmlns:wpi="http://schemas.microsoft.com/office/word/2010/wordprocessingInk" xmlns:wne="http://schemas.microsoft.com/office/word/2006/wordml" xmlns:wps="http://schemas.microsoft.com/office/word/2010/wordprocessingShape" mc:Ignorable="w14 w15 w16se w16cid w16 w16cex w16sdtdh w16sdtfl w16du wp14">
+<w:numbering xmlns:wpc="http://schemas.microsoft.com/office/word/2010/wordprocessingCanvas" xmlns:cx="http://schemas.microsoft.com/office/drawing/2014/chartex" xmlns:cx1="http://schemas.microsoft.com/office/drawing/2015/9/8/chartex" xmlns:cx2="http://schemas.microsoft.com/office/drawing/2015/10/21/chartex" xmlns:cx3="http://schemas.microsoft.com/office/drawing/2016/5/9/chartex" xmlns:cx4="http://schemas.microsoft.com/office/drawing/2016/5/10/chartex" xmlns:cx5="http://schemas.microsoft.com/office/drawing/2016/5/11/chartex" xmlns:cx6="http://schemas.microsoft.com/office/drawing/2016/5/12/chartex" xmlns:cx7="http://schemas.microsoft.com/office/drawing/2016/5/13/chartex" xmlns:cx8="http://schemas.microsoft.com/office/drawing/2016/5/14/chartex" xmlns:mc="http://schemas.openxmlformats.org/markup-compatibility/2006" xmlns:aink="http://schemas.microsoft.com/office/drawing/2016/ink" xmlns:am3d="http://schemas.microsoft.com/office/drawing/2017/model3d" xmlns:o="urn:schemas-microsoft-com:office:office" xmlns:oel="http://schemas.microsoft.com/office/2019/extlst" xmlns:r="http://schemas.openxmlformats.org/officeDocument/2006/relationships" xmlns:m="http://schemas.openxmlformats.org/officeDocument/2006/math" xmlns:v="urn:schemas-microsoft-com:vml" xmlns:wp14="http://schemas.microsoft.com/office/word/2010/wordprocessingDrawing" xmlns:wp="http://schemas.openxmlformats.org/drawingml/2006/wordprocessingDrawing" xmlns:w10="urn:schemas-microsoft-com:office:word" xmlns:w="http://schemas.openxmlformats.org/wordprocessingml/2006/main" xmlns:w14="http://schemas.microsoft.com/office/word/2010/wordml" xmlns:w15="http://schemas.microsoft.com/office/word/2012/wordml" xmlns:w16cex="http://schemas.microsoft.com/office/word/2018/wordml/cex" xmlns:w16cid="http://schemas.microsoft.com/office/word/2016/wordml/cid" xmlns:w16="http://schemas.microsoft.com/office/word/2018/wordml" xmlns:w16du="http://schemas.microsoft.com/office/word/2023/wordml/word16du" xmlns:w16sdtdh="http://schemas.microsoft.com/office/word/2020/wordml/sdtdatahash" xmlns:w16se="http://schemas.microsoft.com/office/word/2015/wordml/symex" xmlns:wpg="http://schemas.microsoft.com/office/word/2010/wordprocessingGroup" xmlns:wpi="http://schemas.microsoft.com/office/word/2010/wordprocessingInk" xmlns:wne="http://schemas.microsoft.com/office/word/2006/wordml" xmlns:wps="http://schemas.microsoft.com/office/word/2010/wordprocessingShape" mc:Ignorable="w14 w15 w16se w16cid w16 w16cex w16sdtdh w16du wp14">
   <w:abstractNum w:abstractNumId="0" w15:restartNumberingAfterBreak="0">
     <w:nsid w:val="01D749F0"/>
     <w:multiLevelType w:val="hybridMultilevel"/>
@@ -32426,7 +32327,7 @@
 </file>
 
 <file path=word/styles.xml><?xml version="1.0" encoding="utf-8"?>
-<w:styles xmlns:mc="http://schemas.openxmlformats.org/markup-compatibility/2006" xmlns:r="http://schemas.openxmlformats.org/officeDocument/2006/relationships" xmlns:w="http://schemas.openxmlformats.org/wordprocessingml/2006/main" xmlns:w14="http://schemas.microsoft.com/office/word/2010/wordml" xmlns:w15="http://schemas.microsoft.com/office/word/2012/wordml" xmlns:w16cex="http://schemas.microsoft.com/office/word/2018/wordml/cex" xmlns:w16cid="http://schemas.microsoft.com/office/word/2016/wordml/cid" xmlns:w16="http://schemas.microsoft.com/office/word/2018/wordml" xmlns:w16du="http://schemas.microsoft.com/office/word/2023/wordml/word16du" xmlns:w16sdtdh="http://schemas.microsoft.com/office/word/2020/wordml/sdtdatahash" xmlns:w16sdtfl="http://schemas.microsoft.com/office/word/2024/wordml/sdtformatlock" xmlns:w16se="http://schemas.microsoft.com/office/word/2015/wordml/symex" mc:Ignorable="w14 w15 w16se w16cid w16 w16cex w16sdtdh w16sdtfl w16du">
+<w:styles xmlns:mc="http://schemas.openxmlformats.org/markup-compatibility/2006" xmlns:r="http://schemas.openxmlformats.org/officeDocument/2006/relationships" xmlns:w="http://schemas.openxmlformats.org/wordprocessingml/2006/main" xmlns:w14="http://schemas.microsoft.com/office/word/2010/wordml" xmlns:w15="http://schemas.microsoft.com/office/word/2012/wordml" xmlns:w16cex="http://schemas.microsoft.com/office/word/2018/wordml/cex" xmlns:w16cid="http://schemas.microsoft.com/office/word/2016/wordml/cid" xmlns:w16="http://schemas.microsoft.com/office/word/2018/wordml" xmlns:w16du="http://schemas.microsoft.com/office/word/2023/wordml/word16du" xmlns:w16sdtdh="http://schemas.microsoft.com/office/word/2020/wordml/sdtdatahash" xmlns:w16se="http://schemas.microsoft.com/office/word/2015/wordml/symex" mc:Ignorable="w14 w15 w16se w16cid w16 w16cex w16sdtdh w16du">
   <w:docDefaults>
     <w:rPrDefault>
       <w:rPr>

--- a/네트워크 로직/네트워크_로직.docx
+++ b/네트워크 로직/네트워크_로직.docx
@@ -80,7 +80,7 @@
             </w:rPr>
             <w:fldChar w:fldCharType="separate"/>
           </w:r>
-          <w:hyperlink w:anchor="_Toc225076676" w:history="1">
+          <w:hyperlink w:anchor="_Toc227364555" w:history="1">
             <w:r>
               <w:rPr>
                 <w:rStyle w:val="aa"/>
@@ -122,7 +122,7 @@
                 <w:noProof/>
                 <w:webHidden/>
               </w:rPr>
-              <w:instrText xml:space="preserve"> PAGEREF _Toc225076676 \h </w:instrText>
+              <w:instrText xml:space="preserve"> PAGEREF _Toc227364555 \h </w:instrText>
             </w:r>
             <w:r>
               <w:rPr>
@@ -164,7 +164,7 @@
               <w:noProof/>
             </w:rPr>
           </w:pPr>
-          <w:hyperlink w:anchor="_Toc225076677" w:history="1">
+          <w:hyperlink w:anchor="_Toc227364556" w:history="1">
             <w:r>
               <w:rPr>
                 <w:rStyle w:val="aa"/>
@@ -204,7 +204,7 @@
                 <w:noProof/>
                 <w:webHidden/>
               </w:rPr>
-              <w:instrText xml:space="preserve"> PAGEREF _Toc225076677 \h </w:instrText>
+              <w:instrText xml:space="preserve"> PAGEREF _Toc227364556 \h </w:instrText>
             </w:r>
             <w:r>
               <w:rPr>
@@ -246,7 +246,7 @@
               <w:noProof/>
             </w:rPr>
           </w:pPr>
-          <w:hyperlink w:anchor="_Toc225076678" w:history="1">
+          <w:hyperlink w:anchor="_Toc227364557" w:history="1">
             <w:r>
               <w:rPr>
                 <w:rStyle w:val="aa"/>
@@ -288,7 +288,7 @@
                 <w:noProof/>
                 <w:webHidden/>
               </w:rPr>
-              <w:instrText xml:space="preserve"> PAGEREF _Toc225076678 \h </w:instrText>
+              <w:instrText xml:space="preserve"> PAGEREF _Toc227364557 \h </w:instrText>
             </w:r>
             <w:r>
               <w:rPr>
@@ -331,7 +331,7 @@
               <w:noProof/>
             </w:rPr>
           </w:pPr>
-          <w:hyperlink w:anchor="_Toc225076679" w:history="1">
+          <w:hyperlink w:anchor="_Toc227364558" w:history="1">
             <w:r>
               <w:rPr>
                 <w:rStyle w:val="aa"/>
@@ -352,7 +352,7 @@
                 <w:rFonts w:ascii="나눔고딕" w:eastAsia="나눔고딕" w:hAnsi="나눔고딕"/>
                 <w:noProof/>
               </w:rPr>
-              <w:t>Object 생성</w:t>
+              <w:t>Object 생성 및 삭제</w:t>
             </w:r>
             <w:r>
               <w:rPr>
@@ -373,7 +373,7 @@
                 <w:noProof/>
                 <w:webHidden/>
               </w:rPr>
-              <w:instrText xml:space="preserve"> PAGEREF _Toc225076679 \h </w:instrText>
+              <w:instrText xml:space="preserve"> PAGEREF _Toc227364558 \h </w:instrText>
             </w:r>
             <w:r>
               <w:rPr>
@@ -416,7 +416,7 @@
               <w:noProof/>
             </w:rPr>
           </w:pPr>
-          <w:hyperlink w:anchor="_Toc225076680" w:history="1">
+          <w:hyperlink w:anchor="_Toc227364559" w:history="1">
             <w:r>
               <w:rPr>
                 <w:rStyle w:val="aa"/>
@@ -458,7 +458,7 @@
                 <w:noProof/>
                 <w:webHidden/>
               </w:rPr>
-              <w:instrText xml:space="preserve"> PAGEREF _Toc225076680 \h </w:instrText>
+              <w:instrText xml:space="preserve"> PAGEREF _Toc227364559 \h </w:instrText>
             </w:r>
             <w:r>
               <w:rPr>
@@ -501,7 +501,7 @@
               <w:noProof/>
             </w:rPr>
           </w:pPr>
-          <w:hyperlink w:anchor="_Toc225076681" w:history="1">
+          <w:hyperlink w:anchor="_Toc227364560" w:history="1">
             <w:r>
               <w:rPr>
                 <w:rStyle w:val="aa"/>
@@ -543,7 +543,7 @@
                 <w:noProof/>
                 <w:webHidden/>
               </w:rPr>
-              <w:instrText xml:space="preserve"> PAGEREF _Toc225076681 \h </w:instrText>
+              <w:instrText xml:space="preserve"> PAGEREF _Toc227364560 \h </w:instrText>
             </w:r>
             <w:r>
               <w:rPr>
@@ -586,7 +586,7 @@
               <w:noProof/>
             </w:rPr>
           </w:pPr>
-          <w:hyperlink w:anchor="_Toc225076682" w:history="1">
+          <w:hyperlink w:anchor="_Toc227364561" w:history="1">
             <w:r>
               <w:rPr>
                 <w:rStyle w:val="aa"/>
@@ -605,7 +605,7 @@
                 <w:rStyle w:val="aa"/>
                 <w:noProof/>
               </w:rPr>
-              <w:t>문 열기 &amp; 닫기</w:t>
+              <w:t>손전등, 열쇠 사용</w:t>
             </w:r>
             <w:r>
               <w:rPr>
@@ -626,7 +626,7 @@
                 <w:noProof/>
                 <w:webHidden/>
               </w:rPr>
-              <w:instrText xml:space="preserve"> PAGEREF _Toc225076682 \h </w:instrText>
+              <w:instrText xml:space="preserve"> PAGEREF _Toc227364561 \h </w:instrText>
             </w:r>
             <w:r>
               <w:rPr>
@@ -646,7 +646,7 @@
                 <w:noProof/>
                 <w:webHidden/>
               </w:rPr>
-              <w:t>10</w:t>
+              <w:t>11</w:t>
             </w:r>
             <w:r>
               <w:rPr>
@@ -669,7 +669,7 @@
               <w:noProof/>
             </w:rPr>
           </w:pPr>
-          <w:hyperlink w:anchor="_Toc225076683" w:history="1">
+          <w:hyperlink w:anchor="_Toc227364562" w:history="1">
             <w:r>
               <w:rPr>
                 <w:rStyle w:val="aa"/>
@@ -688,7 +688,7 @@
                 <w:rStyle w:val="aa"/>
                 <w:noProof/>
               </w:rPr>
-              <w:t>OpenCV 감정 처리</w:t>
+              <w:t>문 열기 &amp; 닫기</w:t>
             </w:r>
             <w:r>
               <w:rPr>
@@ -709,7 +709,7 @@
                 <w:noProof/>
                 <w:webHidden/>
               </w:rPr>
-              <w:instrText xml:space="preserve"> PAGEREF _Toc225076683 \h </w:instrText>
+              <w:instrText xml:space="preserve"> PAGEREF _Toc227364562 \h </w:instrText>
             </w:r>
             <w:r>
               <w:rPr>
@@ -729,7 +729,90 @@
                 <w:noProof/>
                 <w:webHidden/>
               </w:rPr>
-              <w:t>10</w:t>
+              <w:t>11</w:t>
+            </w:r>
+            <w:r>
+              <w:rPr>
+                <w:noProof/>
+                <w:webHidden/>
+              </w:rPr>
+              <w:fldChar w:fldCharType="end"/>
+            </w:r>
+          </w:hyperlink>
+        </w:p>
+        <w:p>
+          <w:pPr>
+            <w:pStyle w:val="20"/>
+            <w:tabs>
+              <w:tab w:val="left" w:pos="880"/>
+              <w:tab w:val="right" w:leader="dot" w:pos="10456"/>
+            </w:tabs>
+            <w:ind w:left="440"/>
+            <w:rPr>
+              <w:noProof/>
+            </w:rPr>
+          </w:pPr>
+          <w:hyperlink w:anchor="_Toc227364563" w:history="1">
+            <w:r>
+              <w:rPr>
+                <w:rStyle w:val="aa"/>
+                <w:noProof/>
+              </w:rPr>
+              <w:t>6.</w:t>
+            </w:r>
+            <w:r>
+              <w:rPr>
+                <w:noProof/>
+              </w:rPr>
+              <w:tab/>
+            </w:r>
+            <w:r>
+              <w:rPr>
+                <w:rStyle w:val="aa"/>
+                <w:noProof/>
+              </w:rPr>
+              <w:t>OpenCV 감정 처리</w:t>
+            </w:r>
+            <w:r>
+              <w:rPr>
+                <w:noProof/>
+                <w:webHidden/>
+              </w:rPr>
+              <w:tab/>
+            </w:r>
+            <w:r>
+              <w:rPr>
+                <w:noProof/>
+                <w:webHidden/>
+              </w:rPr>
+              <w:fldChar w:fldCharType="begin"/>
+            </w:r>
+            <w:r>
+              <w:rPr>
+                <w:noProof/>
+                <w:webHidden/>
+              </w:rPr>
+              <w:instrText xml:space="preserve"> PAGEREF _Toc227364563 \h </w:instrText>
+            </w:r>
+            <w:r>
+              <w:rPr>
+                <w:noProof/>
+                <w:webHidden/>
+              </w:rPr>
+            </w:r>
+            <w:r>
+              <w:rPr>
+                <w:noProof/>
+                <w:webHidden/>
+              </w:rPr>
+              <w:fldChar w:fldCharType="separate"/>
+            </w:r>
+            <w:r>
+              <w:rPr>
+                <w:noProof/>
+                <w:webHidden/>
+              </w:rPr>
+              <w:t>11</w:t>
             </w:r>
             <w:r>
               <w:rPr>
@@ -917,7 +1000,7 @@
         </w:rPr>
         <w:t xml:space="preserve"> </w:t>
       </w:r>
-      <w:bookmarkStart w:id="0" w:name="_Toc225076676"/>
+      <w:bookmarkStart w:id="0" w:name="_Toc227364555"/>
       <w:r>
         <w:rPr>
           <w:rFonts w:ascii="나눔고딕" w:eastAsia="나눔고딕" w:hAnsi="나눔고딕" w:hint="eastAsia"/>
@@ -4454,6 +4537,7 @@
           <w:sz w:val="14"/>
           <w:szCs w:val="14"/>
         </w:rPr>
+        <w:lastRenderedPageBreak/>
         <w:t> </w:t>
       </w:r>
     </w:p>
@@ -4577,7 +4661,6 @@
           <w:sz w:val="14"/>
           <w:szCs w:val="14"/>
         </w:rPr>
-        <w:lastRenderedPageBreak/>
         <w:t>{</w:t>
       </w:r>
     </w:p>
@@ -8961,6 +9044,7 @@
           <w:sz w:val="14"/>
           <w:szCs w:val="14"/>
         </w:rPr>
+        <w:lastRenderedPageBreak/>
         <w:tab/>
         <w:t>}</w:t>
       </w:r>
@@ -9056,7 +9140,6 @@
           <w:sz w:val="14"/>
           <w:szCs w:val="14"/>
         </w:rPr>
-        <w:lastRenderedPageBreak/>
         <w:t> </w:t>
       </w:r>
     </w:p>
@@ -13622,6 +13705,7 @@
           <w:sz w:val="14"/>
           <w:szCs w:val="14"/>
         </w:rPr>
+        <w:lastRenderedPageBreak/>
         <w:tab/>
         <w:t>std::pair&lt;</w:t>
       </w:r>
@@ -13798,7 +13882,6 @@
           <w:sz w:val="14"/>
           <w:szCs w:val="14"/>
         </w:rPr>
-        <w:lastRenderedPageBreak/>
         <w:tab/>
         <w:t>std::pair&lt;</w:t>
       </w:r>
@@ -14040,7 +14123,7 @@
           <w:numId w:val="7"/>
         </w:numPr>
       </w:pPr>
-      <w:bookmarkStart w:id="1" w:name="_Toc225076677"/>
+      <w:bookmarkStart w:id="1" w:name="_Toc227364556"/>
       <w:r>
         <w:rPr>
           <w:rFonts w:hint="eastAsia"/>
@@ -17359,6 +17442,7 @@
           <w:sz w:val="14"/>
           <w:szCs w:val="14"/>
         </w:rPr>
+        <w:lastRenderedPageBreak/>
         <w:t>};</w:t>
       </w:r>
     </w:p>
@@ -17455,7 +17539,6 @@
           <w:sz w:val="14"/>
           <w:szCs w:val="14"/>
         </w:rPr>
-        <w:lastRenderedPageBreak/>
         <w:t>struct</w:t>
       </w:r>
       <w:r>
@@ -21373,6 +21456,7 @@
           <w:sz w:val="14"/>
           <w:szCs w:val="14"/>
         </w:rPr>
+        <w:lastRenderedPageBreak/>
         <w:tab/>
       </w:r>
       <w:r>
@@ -21507,7 +21591,6 @@
           <w:sz w:val="14"/>
           <w:szCs w:val="14"/>
         </w:rPr>
-        <w:lastRenderedPageBreak/>
         <w:t>};</w:t>
       </w:r>
     </w:p>
@@ -22013,10 +22096,10 @@
             <v:path o:extrusionok="f" gradientshapeok="t" o:connecttype="rect"/>
             <o:lock v:ext="edit" aspectratio="t"/>
           </v:shapetype>
-          <v:shape id="_x0000_i1025" type="#_x0000_t75" style="width:382.55pt;height:23.1pt" o:ole="">
+          <v:shape id="_x0000_i1025" type="#_x0000_t75" style="width:382.45pt;height:23.05pt" o:ole="">
             <v:imagedata r:id="rId7" o:title=""/>
           </v:shape>
-          <o:OLEObject Type="Embed" ProgID="Word.OpenDocumentText.12" ShapeID="_x0000_i1025" DrawAspect="Content" ObjectID="_1836167083" r:id="rId8"/>
+          <o:OLEObject Type="Embed" ProgID="Word.OpenDocumentText.12" ShapeID="_x0000_i1025" DrawAspect="Content" ObjectID="_1837979470" r:id="rId8"/>
         </w:object>
       </w:r>
     </w:p>
@@ -22199,12 +22282,11 @@
           <w:rFonts w:ascii="나눔고딕" w:eastAsia="나눔고딕" w:hAnsi="나눔고딕"/>
         </w:rPr>
       </w:pPr>
-      <w:bookmarkStart w:id="3" w:name="_Toc225076678"/>
+      <w:bookmarkStart w:id="3" w:name="_Toc227364557"/>
       <w:r>
         <w:rPr>
           <w:rFonts w:ascii="나눔고딕" w:eastAsia="나눔고딕" w:hAnsi="나눔고딕" w:hint="eastAsia"/>
         </w:rPr>
-        <w:lastRenderedPageBreak/>
         <w:t>로직</w:t>
       </w:r>
       <w:bookmarkEnd w:id="3"/>
@@ -22220,20 +22302,20 @@
           <w:rFonts w:ascii="나눔고딕" w:eastAsia="나눔고딕" w:hAnsi="나눔고딕"/>
         </w:rPr>
       </w:pPr>
-      <w:bookmarkStart w:id="4" w:name="_Toc225076679"/>
+      <w:bookmarkStart w:id="4" w:name="_Toc227364558"/>
       <w:r>
         <w:rPr>
           <w:rFonts w:ascii="나눔고딕" w:eastAsia="나눔고딕" w:hAnsi="나눔고딕" w:hint="eastAsia"/>
         </w:rPr>
         <w:t>Object 생성</w:t>
       </w:r>
+      <w:r>
+        <w:rPr>
+          <w:rFonts w:ascii="나눔고딕" w:eastAsia="나눔고딕" w:hAnsi="나눔고딕" w:hint="eastAsia"/>
+        </w:rPr>
+        <w:t xml:space="preserve"> 및 삭제</w:t>
+      </w:r>
       <w:bookmarkEnd w:id="4"/>
-      <w:r>
-        <w:rPr>
-          <w:rFonts w:ascii="나눔고딕" w:eastAsia="나눔고딕" w:hAnsi="나눔고딕" w:hint="eastAsia"/>
-        </w:rPr>
-        <w:t xml:space="preserve"> 및 삭제</w:t>
-      </w:r>
     </w:p>
     <w:tbl>
       <w:tblPr>
@@ -22325,7 +22407,7 @@
         <w:tc>
           <w:tcPr>
             <w:tcW w:w="709" w:type="dxa"/>
-            <w:shd w:val="clear" w:color="auto" w:fill="FFFFFF" w:themeFill="background1"/>
+            <w:shd w:val="clear" w:color="auto" w:fill="D9F2D0" w:themeFill="accent6" w:themeFillTint="33"/>
           </w:tcPr>
           <w:p>
             <w:pPr>
@@ -22349,6 +22431,7 @@
         <w:tc>
           <w:tcPr>
             <w:tcW w:w="1701" w:type="dxa"/>
+            <w:shd w:val="clear" w:color="auto" w:fill="D9F2D0" w:themeFill="accent6" w:themeFillTint="33"/>
           </w:tcPr>
           <w:p>
             <w:pPr>
@@ -22372,6 +22455,7 @@
         <w:tc>
           <w:tcPr>
             <w:tcW w:w="7938" w:type="dxa"/>
+            <w:shd w:val="clear" w:color="auto" w:fill="D9F2D0" w:themeFill="accent6" w:themeFillTint="33"/>
           </w:tcPr>
           <w:p>
             <w:pPr>
@@ -22396,7 +22480,7 @@
         <w:tc>
           <w:tcPr>
             <w:tcW w:w="709" w:type="dxa"/>
-            <w:shd w:val="clear" w:color="auto" w:fill="FFFFFF" w:themeFill="background1"/>
+            <w:shd w:val="clear" w:color="auto" w:fill="D9F2D0" w:themeFill="accent6" w:themeFillTint="33"/>
           </w:tcPr>
           <w:p>
             <w:pPr>
@@ -22420,6 +22504,7 @@
         <w:tc>
           <w:tcPr>
             <w:tcW w:w="1701" w:type="dxa"/>
+            <w:shd w:val="clear" w:color="auto" w:fill="D9F2D0" w:themeFill="accent6" w:themeFillTint="33"/>
           </w:tcPr>
           <w:p>
             <w:pPr>
@@ -22443,6 +22528,7 @@
         <w:tc>
           <w:tcPr>
             <w:tcW w:w="7938" w:type="dxa"/>
+            <w:shd w:val="clear" w:color="auto" w:fill="D9F2D0" w:themeFill="accent6" w:themeFillTint="33"/>
           </w:tcPr>
           <w:p>
             <w:pPr>
@@ -22482,7 +22568,7 @@
           <w:rFonts w:ascii="나눔고딕" w:eastAsia="나눔고딕" w:hAnsi="나눔고딕"/>
         </w:rPr>
       </w:pPr>
-      <w:bookmarkStart w:id="5" w:name="_Toc225076680"/>
+      <w:bookmarkStart w:id="5" w:name="_Toc227364559"/>
       <w:r>
         <w:rPr>
           <w:rFonts w:ascii="나눔고딕" w:eastAsia="나눔고딕" w:hAnsi="나눔고딕" w:hint="eastAsia"/>
@@ -22617,7 +22703,7 @@
         <w:tc>
           <w:tcPr>
             <w:tcW w:w="709" w:type="dxa"/>
-            <w:shd w:val="clear" w:color="auto" w:fill="FFFFFF" w:themeFill="background1"/>
+            <w:shd w:val="clear" w:color="auto" w:fill="D9F2D0" w:themeFill="accent6" w:themeFillTint="33"/>
           </w:tcPr>
           <w:p>
             <w:pPr>
@@ -22641,6 +22727,7 @@
         <w:tc>
           <w:tcPr>
             <w:tcW w:w="1701" w:type="dxa"/>
+            <w:shd w:val="clear" w:color="auto" w:fill="D9F2D0" w:themeFill="accent6" w:themeFillTint="33"/>
           </w:tcPr>
           <w:p>
             <w:pPr>
@@ -22664,6 +22751,7 @@
         <w:tc>
           <w:tcPr>
             <w:tcW w:w="7938" w:type="dxa"/>
+            <w:shd w:val="clear" w:color="auto" w:fill="D9F2D0" w:themeFill="accent6" w:themeFillTint="33"/>
           </w:tcPr>
           <w:p>
             <w:pPr>
@@ -22697,7 +22785,6 @@
               </w:rPr>
               <w:t xml:space="preserve">입력이 있을 시 0.2초마다 </w:t>
             </w:r>
-            <w:proofErr w:type="spellStart"/>
             <w:r>
               <w:rPr>
                 <w:rFonts w:ascii="나눔고딕" w:eastAsia="나눔고딕" w:hAnsi="나눔고딕"/>
@@ -22706,7 +22793,6 @@
               </w:rPr>
               <w:t>C_Move_Packet</w:t>
             </w:r>
-            <w:proofErr w:type="spellEnd"/>
             <w:r>
               <w:rPr>
                 <w:rFonts w:ascii="나눔고딕" w:eastAsia="나눔고딕" w:hAnsi="나눔고딕" w:hint="eastAsia"/>
@@ -22742,9 +22828,8 @@
                 <w:sz w:val="20"/>
                 <w:szCs w:val="20"/>
               </w:rPr>
-              <w:t xml:space="preserve">설명) </w:t>
-            </w:r>
-            <w:proofErr w:type="spellStart"/>
+              <w:t xml:space="preserve">설명) C_Move_Packet 안에 있는 Rotation에서 yaw(y)가 몸통의 각도이고, pitch(x)가 바라보는 방향임. 따라서 다른 플레이어들의 바라보는 방향 동기화를 할 때 따로 패킷을 만들어 보내는 것보다, C_Move_Packet을 보내서 </w:t>
+            </w:r>
             <w:r>
               <w:rPr>
                 <w:rFonts w:ascii="나눔고딕" w:eastAsia="나눔고딕" w:hAnsi="나눔고딕" w:hint="eastAsia"/>
@@ -22753,9 +22838,8 @@
                 <w:sz w:val="20"/>
                 <w:szCs w:val="20"/>
               </w:rPr>
-              <w:t>C_Move_Packet</w:t>
-            </w:r>
-            <w:proofErr w:type="spellEnd"/>
+              <w:t xml:space="preserve">입력이 있을 때 0.2초마다 </w:t>
+            </w:r>
             <w:r>
               <w:rPr>
                 <w:rFonts w:ascii="나눔고딕" w:eastAsia="나눔고딕" w:hAnsi="나눔고딕" w:hint="eastAsia"/>
@@ -22764,49 +22848,263 @@
                 <w:sz w:val="20"/>
                 <w:szCs w:val="20"/>
               </w:rPr>
-              <w:t xml:space="preserve"> 안에 있는 Rotation에서 yaw(y)가 몸통의 각도이고, pitch(x)가 바라보는 방향임. 따라서 다른 플레이어들의 바라보는 방향 동기화를 할 때 따로 패킷을 만들어 보내는 것보다, </w:t>
-            </w:r>
-            <w:proofErr w:type="spellStart"/>
-            <w:r>
-              <w:rPr>
-                <w:rFonts w:ascii="나눔고딕" w:eastAsia="나눔고딕" w:hAnsi="나눔고딕" w:hint="eastAsia"/>
-                <w:strike/>
-                <w:color w:val="45B0E1" w:themeColor="accent1" w:themeTint="99"/>
-                <w:sz w:val="20"/>
-                <w:szCs w:val="20"/>
-              </w:rPr>
-              <w:t>C_Move_Packet</w:t>
-            </w:r>
-            <w:proofErr w:type="spellEnd"/>
-            <w:r>
-              <w:rPr>
-                <w:rFonts w:ascii="나눔고딕" w:eastAsia="나눔고딕" w:hAnsi="나눔고딕" w:hint="eastAsia"/>
-                <w:strike/>
-                <w:color w:val="45B0E1" w:themeColor="accent1" w:themeTint="99"/>
-                <w:sz w:val="20"/>
-                <w:szCs w:val="20"/>
-              </w:rPr>
-              <w:t xml:space="preserve">을 보내서 </w:t>
-            </w:r>
-            <w:r>
-              <w:rPr>
-                <w:rFonts w:ascii="나눔고딕" w:eastAsia="나눔고딕" w:hAnsi="나눔고딕" w:hint="eastAsia"/>
-                <w:strike/>
-                <w:color w:val="45B0E1" w:themeColor="accent1" w:themeTint="99"/>
-                <w:sz w:val="20"/>
-                <w:szCs w:val="20"/>
-              </w:rPr>
-              <w:t xml:space="preserve">입력이 있을 때 0.2초마다 </w:t>
-            </w:r>
-            <w:r>
-              <w:rPr>
-                <w:rFonts w:ascii="나눔고딕" w:eastAsia="나눔고딕" w:hAnsi="나눔고딕" w:hint="eastAsia"/>
-                <w:strike/>
-                <w:color w:val="45B0E1" w:themeColor="accent1" w:themeTint="99"/>
-                <w:sz w:val="20"/>
-                <w:szCs w:val="20"/>
-              </w:rPr>
               <w:t>방향을 바꾸는 게 나을 것 같음.</w:t>
+            </w:r>
+          </w:p>
+        </w:tc>
+      </w:tr>
+      <w:tr>
+        <w:tc>
+          <w:tcPr>
+            <w:tcW w:w="709" w:type="dxa"/>
+            <w:shd w:val="clear" w:color="auto" w:fill="D9F2D0" w:themeFill="accent6" w:themeFillTint="33"/>
+          </w:tcPr>
+          <w:p>
+            <w:pPr>
+              <w:jc w:val="center"/>
+              <w:rPr>
+                <w:rFonts w:ascii="나눔고딕" w:eastAsia="나눔고딕" w:hAnsi="나눔고딕"/>
+                <w:sz w:val="20"/>
+                <w:szCs w:val="20"/>
+              </w:rPr>
+            </w:pPr>
+            <w:r>
+              <w:rPr>
+                <w:rFonts w:ascii="나눔고딕" w:eastAsia="나눔고딕" w:hAnsi="나눔고딕" w:hint="eastAsia"/>
+                <w:sz w:val="20"/>
+                <w:szCs w:val="20"/>
+              </w:rPr>
+              <w:t>2</w:t>
+            </w:r>
+          </w:p>
+        </w:tc>
+        <w:tc>
+          <w:tcPr>
+            <w:tcW w:w="1701" w:type="dxa"/>
+            <w:shd w:val="clear" w:color="auto" w:fill="D9F2D0" w:themeFill="accent6" w:themeFillTint="33"/>
+          </w:tcPr>
+          <w:p>
+            <w:pPr>
+              <w:jc w:val="center"/>
+              <w:rPr>
+                <w:rFonts w:ascii="나눔고딕" w:eastAsia="나눔고딕" w:hAnsi="나눔고딕"/>
+                <w:sz w:val="20"/>
+                <w:szCs w:val="20"/>
+              </w:rPr>
+            </w:pPr>
+            <w:r>
+              <w:rPr>
+                <w:rFonts w:ascii="나눔고딕" w:eastAsia="나눔고딕" w:hAnsi="나눔고딕" w:hint="eastAsia"/>
+                <w:sz w:val="20"/>
+                <w:szCs w:val="20"/>
+              </w:rPr>
+              <w:t>Server</w:t>
+            </w:r>
+            <w:r>
+              <w:rPr>
+                <w:rFonts w:ascii="나눔고딕" w:eastAsia="나눔고딕" w:hAnsi="나눔고딕" w:hint="eastAsia"/>
+                <w:sz w:val="20"/>
+                <w:szCs w:val="20"/>
+              </w:rPr>
+              <w:t xml:space="preserve"> </w:t>
+            </w:r>
+            <w:r>
+              <w:rPr>
+                <w:rFonts w:ascii="나눔고딕" w:eastAsia="나눔고딕" w:hAnsi="나눔고딕" w:hint="eastAsia"/>
+                <w:sz w:val="20"/>
+                <w:szCs w:val="20"/>
+              </w:rPr>
+              <w:t>→</w:t>
+            </w:r>
+            <w:r>
+              <w:rPr>
+                <w:rFonts w:ascii="나눔고딕" w:eastAsia="나눔고딕" w:hAnsi="나눔고딕" w:hint="eastAsia"/>
+                <w:sz w:val="20"/>
+                <w:szCs w:val="20"/>
+              </w:rPr>
+              <w:t xml:space="preserve"> Client</w:t>
+            </w:r>
+          </w:p>
+        </w:tc>
+        <w:tc>
+          <w:tcPr>
+            <w:tcW w:w="7938" w:type="dxa"/>
+            <w:shd w:val="clear" w:color="auto" w:fill="D9F2D0" w:themeFill="accent6" w:themeFillTint="33"/>
+          </w:tcPr>
+          <w:p>
+            <w:pPr>
+              <w:rPr>
+                <w:rFonts w:ascii="나눔고딕" w:eastAsia="나눔고딕" w:hAnsi="나눔고딕"/>
+                <w:sz w:val="20"/>
+                <w:szCs w:val="20"/>
+              </w:rPr>
+            </w:pPr>
+            <w:r>
+              <w:rPr>
+                <w:rFonts w:ascii="나눔고딕" w:eastAsia="나눔고딕" w:hAnsi="나눔고딕" w:hint="eastAsia"/>
+                <w:sz w:val="20"/>
+                <w:szCs w:val="20"/>
+              </w:rPr>
+              <w:t xml:space="preserve">유효성 검사 후, </w:t>
+            </w:r>
+          </w:p>
+          <w:p>
+            <w:pPr>
+              <w:rPr>
+                <w:rFonts w:ascii="나눔고딕" w:eastAsia="나눔고딕" w:hAnsi="나눔고딕"/>
+                <w:sz w:val="20"/>
+                <w:szCs w:val="20"/>
+              </w:rPr>
+            </w:pPr>
+            <w:r>
+              <w:rPr>
+                <w:rFonts w:ascii="나눔고딕" w:eastAsia="나눔고딕" w:hAnsi="나눔고딕" w:hint="eastAsia"/>
+                <w:sz w:val="20"/>
+                <w:szCs w:val="20"/>
+              </w:rPr>
+              <w:t>- 해당 클라이언트: 만약 플레이어 위치가 잘못됐다면 고치라고 명령(S_MovePacket 쓰면 되나??)</w:t>
+            </w:r>
+          </w:p>
+          <w:p>
+            <w:pPr>
+              <w:rPr>
+                <w:rFonts w:ascii="나눔고딕" w:eastAsia="나눔고딕" w:hAnsi="나눔고딕"/>
+                <w:color w:val="FF99FF"/>
+                <w:sz w:val="20"/>
+                <w:szCs w:val="20"/>
+              </w:rPr>
+            </w:pPr>
+            <w:r>
+              <w:rPr>
+                <w:rFonts w:ascii="나눔고딕" w:eastAsia="나눔고딕" w:hAnsi="나눔고딕" w:hint="eastAsia"/>
+                <w:color w:val="FF99FF"/>
+                <w:sz w:val="20"/>
+                <w:szCs w:val="20"/>
+              </w:rPr>
+              <w:t>=&gt; 네 맞아여. 이전 좌표를 다시 보냅니다. 그래서 제대로된 이동일때는 다른 클라이언트한테만 패킷 송신합니다.</w:t>
+            </w:r>
+          </w:p>
+          <w:p>
+            <w:pPr>
+              <w:rPr>
+                <w:rFonts w:ascii="나눔고딕" w:eastAsia="나눔고딕" w:hAnsi="나눔고딕"/>
+                <w:sz w:val="20"/>
+                <w:szCs w:val="20"/>
+              </w:rPr>
+            </w:pPr>
+            <w:r>
+              <w:rPr>
+                <w:rFonts w:ascii="나눔고딕" w:eastAsia="나눔고딕" w:hAnsi="나눔고딕" w:hint="eastAsia"/>
+                <w:sz w:val="20"/>
+                <w:szCs w:val="20"/>
+              </w:rPr>
+              <w:t xml:space="preserve">- 다른 클라이언트: </w:t>
+            </w:r>
+            <w:r>
+              <w:rPr>
+                <w:rFonts w:ascii="나눔고딕" w:eastAsia="나눔고딕" w:hAnsi="나눔고딕"/>
+                <w:sz w:val="20"/>
+                <w:szCs w:val="20"/>
+              </w:rPr>
+              <w:t>S_Move_Packet</w:t>
+            </w:r>
+            <w:r>
+              <w:rPr>
+                <w:rFonts w:ascii="나눔고딕" w:eastAsia="나눔고딕" w:hAnsi="나눔고딕" w:hint="eastAsia"/>
+                <w:sz w:val="20"/>
+                <w:szCs w:val="20"/>
+              </w:rPr>
+              <w:t>을 송신</w:t>
+            </w:r>
+          </w:p>
+        </w:tc>
+      </w:tr>
+      <w:tr>
+        <w:tc>
+          <w:tcPr>
+            <w:tcW w:w="709" w:type="dxa"/>
+            <w:shd w:val="clear" w:color="auto" w:fill="D9F2D0" w:themeFill="accent6" w:themeFillTint="33"/>
+          </w:tcPr>
+          <w:p>
+            <w:pPr>
+              <w:jc w:val="center"/>
+              <w:rPr>
+                <w:rFonts w:ascii="나눔고딕" w:eastAsia="나눔고딕" w:hAnsi="나눔고딕"/>
+                <w:sz w:val="20"/>
+                <w:szCs w:val="20"/>
+              </w:rPr>
+            </w:pPr>
+            <w:r>
+              <w:rPr>
+                <w:rFonts w:ascii="나눔고딕" w:eastAsia="나눔고딕" w:hAnsi="나눔고딕" w:hint="eastAsia"/>
+                <w:sz w:val="20"/>
+                <w:szCs w:val="20"/>
+              </w:rPr>
+              <w:t>3</w:t>
+            </w:r>
+          </w:p>
+        </w:tc>
+        <w:tc>
+          <w:tcPr>
+            <w:tcW w:w="1701" w:type="dxa"/>
+            <w:shd w:val="clear" w:color="auto" w:fill="D9F2D0" w:themeFill="accent6" w:themeFillTint="33"/>
+          </w:tcPr>
+          <w:p>
+            <w:pPr>
+              <w:jc w:val="center"/>
+              <w:rPr>
+                <w:rFonts w:ascii="나눔고딕" w:eastAsia="나눔고딕" w:hAnsi="나눔고딕"/>
+                <w:sz w:val="20"/>
+                <w:szCs w:val="20"/>
+              </w:rPr>
+            </w:pPr>
+            <w:r>
+              <w:rPr>
+                <w:rFonts w:ascii="나눔고딕" w:eastAsia="나눔고딕" w:hAnsi="나눔고딕" w:hint="eastAsia"/>
+                <w:sz w:val="20"/>
+                <w:szCs w:val="20"/>
+              </w:rPr>
+              <w:t>Client</w:t>
+            </w:r>
+          </w:p>
+        </w:tc>
+        <w:tc>
+          <w:tcPr>
+            <w:tcW w:w="7938" w:type="dxa"/>
+            <w:shd w:val="clear" w:color="auto" w:fill="D9F2D0" w:themeFill="accent6" w:themeFillTint="33"/>
+          </w:tcPr>
+          <w:p>
+            <w:pPr>
+              <w:rPr>
+                <w:rFonts w:ascii="나눔고딕" w:eastAsia="나눔고딕" w:hAnsi="나눔고딕"/>
+                <w:sz w:val="20"/>
+                <w:szCs w:val="20"/>
+              </w:rPr>
+            </w:pPr>
+            <w:r>
+              <w:rPr>
+                <w:rFonts w:ascii="나눔고딕" w:eastAsia="나눔고딕" w:hAnsi="나눔고딕" w:hint="eastAsia"/>
+                <w:sz w:val="20"/>
+                <w:szCs w:val="20"/>
+              </w:rPr>
+              <w:t>- 해당 클라이언트: 위치가 잘못됐다면 위치 수정</w:t>
+            </w:r>
+          </w:p>
+          <w:p>
+            <w:pPr>
+              <w:rPr>
+                <w:rFonts w:ascii="나눔고딕" w:eastAsia="나눔고딕" w:hAnsi="나눔고딕"/>
+                <w:sz w:val="20"/>
+                <w:szCs w:val="20"/>
+              </w:rPr>
+            </w:pPr>
+            <w:r>
+              <w:rPr>
+                <w:rFonts w:ascii="나눔고딕" w:eastAsia="나눔고딕" w:hAnsi="나눔고딕" w:hint="eastAsia"/>
+                <w:sz w:val="20"/>
+                <w:szCs w:val="20"/>
+              </w:rPr>
+              <w:t xml:space="preserve">- 다른 클라이언트: 플레이어의 ID를 통해 위치 &amp; 애니메이션 보간 처리 </w:t>
             </w:r>
           </w:p>
         </w:tc>
@@ -22832,7 +23130,7 @@
                 <w:sz w:val="20"/>
                 <w:szCs w:val="20"/>
               </w:rPr>
-              <w:t>2</w:t>
+              <w:t>-</w:t>
             </w:r>
           </w:p>
         </w:tc>
@@ -22855,31 +23153,7 @@
                 <w:sz w:val="20"/>
                 <w:szCs w:val="20"/>
               </w:rPr>
-              <w:t>Server</w:t>
-            </w:r>
-            <w:r>
-              <w:rPr>
-                <w:rFonts w:ascii="나눔고딕" w:eastAsia="나눔고딕" w:hAnsi="나눔고딕" w:hint="eastAsia"/>
-                <w:sz w:val="20"/>
-                <w:szCs w:val="20"/>
-              </w:rPr>
-              <w:t xml:space="preserve"> </w:t>
-            </w:r>
-            <w:r>
-              <w:rPr>
-                <w:rFonts w:ascii="나눔고딕" w:eastAsia="나눔고딕" w:hAnsi="나눔고딕" w:hint="eastAsia"/>
-                <w:sz w:val="20"/>
-                <w:szCs w:val="20"/>
-              </w:rPr>
-              <w:t>→</w:t>
-            </w:r>
-            <w:r>
-              <w:rPr>
-                <w:rFonts w:ascii="나눔고딕" w:eastAsia="나눔고딕" w:hAnsi="나눔고딕" w:hint="eastAsia"/>
-                <w:sz w:val="20"/>
-                <w:szCs w:val="20"/>
-              </w:rPr>
-              <w:t xml:space="preserve"> Client</w:t>
+              <w:t>무게에 따른 이동 속도 계산</w:t>
             </w:r>
           </w:p>
         </w:tc>
@@ -22891,294 +23165,6 @@
             <w:pPr>
               <w:rPr>
                 <w:rFonts w:ascii="나눔고딕" w:eastAsia="나눔고딕" w:hAnsi="나눔고딕"/>
-                <w:sz w:val="20"/>
-                <w:szCs w:val="20"/>
-              </w:rPr>
-            </w:pPr>
-            <w:r>
-              <w:rPr>
-                <w:rFonts w:ascii="나눔고딕" w:eastAsia="나눔고딕" w:hAnsi="나눔고딕" w:hint="eastAsia"/>
-                <w:sz w:val="20"/>
-                <w:szCs w:val="20"/>
-              </w:rPr>
-              <w:t xml:space="preserve">유효성 검사 후, </w:t>
-            </w:r>
-          </w:p>
-          <w:p>
-            <w:pPr>
-              <w:rPr>
-                <w:rFonts w:ascii="나눔고딕" w:eastAsia="나눔고딕" w:hAnsi="나눔고딕"/>
-                <w:sz w:val="20"/>
-                <w:szCs w:val="20"/>
-              </w:rPr>
-            </w:pPr>
-            <w:r>
-              <w:rPr>
-                <w:rFonts w:ascii="나눔고딕" w:eastAsia="나눔고딕" w:hAnsi="나눔고딕" w:hint="eastAsia"/>
-                <w:sz w:val="20"/>
-                <w:szCs w:val="20"/>
-              </w:rPr>
-              <w:t>- 해당 클라이언트: 만약 플레이어 위치가 잘못됐다면 고치라고 명령(</w:t>
-            </w:r>
-            <w:proofErr w:type="spellStart"/>
-            <w:r>
-              <w:rPr>
-                <w:rFonts w:ascii="나눔고딕" w:eastAsia="나눔고딕" w:hAnsi="나눔고딕" w:hint="eastAsia"/>
-                <w:sz w:val="20"/>
-                <w:szCs w:val="20"/>
-              </w:rPr>
-              <w:t>S_MovePacket</w:t>
-            </w:r>
-            <w:proofErr w:type="spellEnd"/>
-            <w:r>
-              <w:rPr>
-                <w:rFonts w:ascii="나눔고딕" w:eastAsia="나눔고딕" w:hAnsi="나눔고딕" w:hint="eastAsia"/>
-                <w:sz w:val="20"/>
-                <w:szCs w:val="20"/>
-              </w:rPr>
-              <w:t xml:space="preserve"> 쓰면 되나??)</w:t>
-            </w:r>
-          </w:p>
-          <w:p>
-            <w:pPr>
-              <w:rPr>
-                <w:rFonts w:ascii="나눔고딕" w:eastAsia="나눔고딕" w:hAnsi="나눔고딕"/>
-                <w:color w:val="FF99FF"/>
-                <w:sz w:val="20"/>
-                <w:szCs w:val="20"/>
-              </w:rPr>
-            </w:pPr>
-            <w:r>
-              <w:rPr>
-                <w:rFonts w:ascii="나눔고딕" w:eastAsia="나눔고딕" w:hAnsi="나눔고딕" w:hint="eastAsia"/>
-                <w:color w:val="FF99FF"/>
-                <w:sz w:val="20"/>
-                <w:szCs w:val="20"/>
-              </w:rPr>
-              <w:t xml:space="preserve">=&gt; 네 </w:t>
-            </w:r>
-            <w:proofErr w:type="spellStart"/>
-            <w:r>
-              <w:rPr>
-                <w:rFonts w:ascii="나눔고딕" w:eastAsia="나눔고딕" w:hAnsi="나눔고딕" w:hint="eastAsia"/>
-                <w:color w:val="FF99FF"/>
-                <w:sz w:val="20"/>
-                <w:szCs w:val="20"/>
-              </w:rPr>
-              <w:t>맞아여</w:t>
-            </w:r>
-            <w:proofErr w:type="spellEnd"/>
-            <w:r>
-              <w:rPr>
-                <w:rFonts w:ascii="나눔고딕" w:eastAsia="나눔고딕" w:hAnsi="나눔고딕" w:hint="eastAsia"/>
-                <w:color w:val="FF99FF"/>
-                <w:sz w:val="20"/>
-                <w:szCs w:val="20"/>
-              </w:rPr>
-              <w:t xml:space="preserve">. 이전 좌표를 다시 보냅니다. 그래서 </w:t>
-            </w:r>
-            <w:proofErr w:type="spellStart"/>
-            <w:r>
-              <w:rPr>
-                <w:rFonts w:ascii="나눔고딕" w:eastAsia="나눔고딕" w:hAnsi="나눔고딕" w:hint="eastAsia"/>
-                <w:color w:val="FF99FF"/>
-                <w:sz w:val="20"/>
-                <w:szCs w:val="20"/>
-              </w:rPr>
-              <w:t>제대로된</w:t>
-            </w:r>
-            <w:proofErr w:type="spellEnd"/>
-            <w:r>
-              <w:rPr>
-                <w:rFonts w:ascii="나눔고딕" w:eastAsia="나눔고딕" w:hAnsi="나눔고딕" w:hint="eastAsia"/>
-                <w:color w:val="FF99FF"/>
-                <w:sz w:val="20"/>
-                <w:szCs w:val="20"/>
-              </w:rPr>
-              <w:t xml:space="preserve"> 이동일때는 다른 클라이언트한테만 패킷 송신합니다.</w:t>
-            </w:r>
-          </w:p>
-          <w:p>
-            <w:pPr>
-              <w:rPr>
-                <w:rFonts w:ascii="나눔고딕" w:eastAsia="나눔고딕" w:hAnsi="나눔고딕"/>
-                <w:sz w:val="20"/>
-                <w:szCs w:val="20"/>
-              </w:rPr>
-            </w:pPr>
-            <w:r>
-              <w:rPr>
-                <w:rFonts w:ascii="나눔고딕" w:eastAsia="나눔고딕" w:hAnsi="나눔고딕" w:hint="eastAsia"/>
-                <w:sz w:val="20"/>
-                <w:szCs w:val="20"/>
-              </w:rPr>
-              <w:t xml:space="preserve">- 다른 클라이언트: </w:t>
-            </w:r>
-            <w:proofErr w:type="spellStart"/>
-            <w:r>
-              <w:rPr>
-                <w:rFonts w:ascii="나눔고딕" w:eastAsia="나눔고딕" w:hAnsi="나눔고딕"/>
-                <w:sz w:val="20"/>
-                <w:szCs w:val="20"/>
-              </w:rPr>
-              <w:t>S_Move_Packet</w:t>
-            </w:r>
-            <w:proofErr w:type="spellEnd"/>
-            <w:r>
-              <w:rPr>
-                <w:rFonts w:ascii="나눔고딕" w:eastAsia="나눔고딕" w:hAnsi="나눔고딕" w:hint="eastAsia"/>
-                <w:sz w:val="20"/>
-                <w:szCs w:val="20"/>
-              </w:rPr>
-              <w:t>을 송신</w:t>
-            </w:r>
-          </w:p>
-        </w:tc>
-      </w:tr>
-      <w:tr>
-        <w:tc>
-          <w:tcPr>
-            <w:tcW w:w="709" w:type="dxa"/>
-            <w:shd w:val="clear" w:color="auto" w:fill="FFFFFF" w:themeFill="background1"/>
-          </w:tcPr>
-          <w:p>
-            <w:pPr>
-              <w:jc w:val="center"/>
-              <w:rPr>
-                <w:rFonts w:ascii="나눔고딕" w:eastAsia="나눔고딕" w:hAnsi="나눔고딕"/>
-                <w:sz w:val="20"/>
-                <w:szCs w:val="20"/>
-              </w:rPr>
-            </w:pPr>
-            <w:r>
-              <w:rPr>
-                <w:rFonts w:ascii="나눔고딕" w:eastAsia="나눔고딕" w:hAnsi="나눔고딕" w:hint="eastAsia"/>
-                <w:sz w:val="20"/>
-                <w:szCs w:val="20"/>
-              </w:rPr>
-              <w:t>3</w:t>
-            </w:r>
-          </w:p>
-        </w:tc>
-        <w:tc>
-          <w:tcPr>
-            <w:tcW w:w="1701" w:type="dxa"/>
-          </w:tcPr>
-          <w:p>
-            <w:pPr>
-              <w:jc w:val="center"/>
-              <w:rPr>
-                <w:rFonts w:ascii="나눔고딕" w:eastAsia="나눔고딕" w:hAnsi="나눔고딕"/>
-                <w:sz w:val="20"/>
-                <w:szCs w:val="20"/>
-              </w:rPr>
-            </w:pPr>
-            <w:r>
-              <w:rPr>
-                <w:rFonts w:ascii="나눔고딕" w:eastAsia="나눔고딕" w:hAnsi="나눔고딕" w:hint="eastAsia"/>
-                <w:sz w:val="20"/>
-                <w:szCs w:val="20"/>
-              </w:rPr>
-              <w:t>Client</w:t>
-            </w:r>
-          </w:p>
-        </w:tc>
-        <w:tc>
-          <w:tcPr>
-            <w:tcW w:w="7938" w:type="dxa"/>
-          </w:tcPr>
-          <w:p>
-            <w:pPr>
-              <w:rPr>
-                <w:rFonts w:ascii="나눔고딕" w:eastAsia="나눔고딕" w:hAnsi="나눔고딕"/>
-                <w:sz w:val="20"/>
-                <w:szCs w:val="20"/>
-              </w:rPr>
-            </w:pPr>
-            <w:r>
-              <w:rPr>
-                <w:rFonts w:ascii="나눔고딕" w:eastAsia="나눔고딕" w:hAnsi="나눔고딕" w:hint="eastAsia"/>
-                <w:sz w:val="20"/>
-                <w:szCs w:val="20"/>
-              </w:rPr>
-              <w:t>- 해당 클라이언트: 위치가 잘못됐다면 위치 수정</w:t>
-            </w:r>
-          </w:p>
-          <w:p>
-            <w:pPr>
-              <w:rPr>
-                <w:rFonts w:ascii="나눔고딕" w:eastAsia="나눔고딕" w:hAnsi="나눔고딕"/>
-                <w:sz w:val="20"/>
-                <w:szCs w:val="20"/>
-              </w:rPr>
-            </w:pPr>
-            <w:r>
-              <w:rPr>
-                <w:rFonts w:ascii="나눔고딕" w:eastAsia="나눔고딕" w:hAnsi="나눔고딕" w:hint="eastAsia"/>
-                <w:sz w:val="20"/>
-                <w:szCs w:val="20"/>
-              </w:rPr>
-              <w:t xml:space="preserve">- 다른 클라이언트: 플레이어의 ID를 통해 위치 &amp; 애니메이션 보간 처리 </w:t>
-            </w:r>
-          </w:p>
-        </w:tc>
-      </w:tr>
-      <w:tr>
-        <w:tc>
-          <w:tcPr>
-            <w:tcW w:w="709" w:type="dxa"/>
-            <w:shd w:val="clear" w:color="auto" w:fill="FFFFFF" w:themeFill="background1"/>
-          </w:tcPr>
-          <w:p>
-            <w:pPr>
-              <w:jc w:val="center"/>
-              <w:rPr>
-                <w:rFonts w:ascii="나눔고딕" w:eastAsia="나눔고딕" w:hAnsi="나눔고딕"/>
-                <w:sz w:val="20"/>
-                <w:szCs w:val="20"/>
-              </w:rPr>
-            </w:pPr>
-            <w:r>
-              <w:rPr>
-                <w:rFonts w:ascii="나눔고딕" w:eastAsia="나눔고딕" w:hAnsi="나눔고딕" w:hint="eastAsia"/>
-                <w:sz w:val="20"/>
-                <w:szCs w:val="20"/>
-              </w:rPr>
-              <w:t>-</w:t>
-            </w:r>
-          </w:p>
-        </w:tc>
-        <w:tc>
-          <w:tcPr>
-            <w:tcW w:w="1701" w:type="dxa"/>
-          </w:tcPr>
-          <w:p>
-            <w:pPr>
-              <w:jc w:val="center"/>
-              <w:rPr>
-                <w:rFonts w:ascii="나눔고딕" w:eastAsia="나눔고딕" w:hAnsi="나눔고딕"/>
-                <w:sz w:val="20"/>
-                <w:szCs w:val="20"/>
-              </w:rPr>
-            </w:pPr>
-            <w:r>
-              <w:rPr>
-                <w:rFonts w:ascii="나눔고딕" w:eastAsia="나눔고딕" w:hAnsi="나눔고딕" w:hint="eastAsia"/>
-                <w:sz w:val="20"/>
-                <w:szCs w:val="20"/>
-              </w:rPr>
-              <w:t>무게에 따른 이동 속도 계산</w:t>
-            </w:r>
-          </w:p>
-        </w:tc>
-        <w:tc>
-          <w:tcPr>
-            <w:tcW w:w="7938" w:type="dxa"/>
-          </w:tcPr>
-          <w:p>
-            <w:pPr>
-              <w:rPr>
-                <w:rFonts w:ascii="나눔고딕" w:eastAsia="나눔고딕" w:hAnsi="나눔고딕"/>
                 <w:color w:val="000000" w:themeColor="text1"/>
                 <w:sz w:val="20"/>
                 <w:szCs w:val="20"/>
@@ -23278,7 +23264,7 @@
           <w:rFonts w:ascii="나눔고딕" w:eastAsia="나눔고딕" w:hAnsi="나눔고딕"/>
         </w:rPr>
       </w:pPr>
-      <w:bookmarkStart w:id="6" w:name="_Toc225076681"/>
+      <w:bookmarkStart w:id="6" w:name="_Toc227364560"/>
       <w:r>
         <w:rPr>
           <w:rFonts w:ascii="나눔고딕" w:eastAsia="나눔고딕" w:hAnsi="나눔고딕" w:hint="eastAsia"/>
@@ -23401,7 +23387,7 @@
         <w:tc>
           <w:tcPr>
             <w:tcW w:w="709" w:type="dxa"/>
-            <w:shd w:val="clear" w:color="auto" w:fill="FFFFFF" w:themeFill="background1"/>
+            <w:shd w:val="clear" w:color="auto" w:fill="D9F2D0" w:themeFill="accent6" w:themeFillTint="33"/>
           </w:tcPr>
           <w:p>
             <w:pPr>
@@ -23425,6 +23411,7 @@
         <w:tc>
           <w:tcPr>
             <w:tcW w:w="1701" w:type="dxa"/>
+            <w:shd w:val="clear" w:color="auto" w:fill="D9F2D0" w:themeFill="accent6" w:themeFillTint="33"/>
           </w:tcPr>
           <w:p>
             <w:pPr>
@@ -23448,6 +23435,7 @@
         <w:tc>
           <w:tcPr>
             <w:tcW w:w="7938" w:type="dxa"/>
+            <w:shd w:val="clear" w:color="auto" w:fill="D9F2D0" w:themeFill="accent6" w:themeFillTint="33"/>
           </w:tcPr>
           <w:p>
             <w:pPr>
@@ -23520,7 +23508,7 @@
         <w:tc>
           <w:tcPr>
             <w:tcW w:w="709" w:type="dxa"/>
-            <w:shd w:val="clear" w:color="auto" w:fill="FFFFFF" w:themeFill="background1"/>
+            <w:shd w:val="clear" w:color="auto" w:fill="D9F2D0" w:themeFill="accent6" w:themeFillTint="33"/>
           </w:tcPr>
           <w:p>
             <w:pPr>
@@ -23544,6 +23532,7 @@
         <w:tc>
           <w:tcPr>
             <w:tcW w:w="1701" w:type="dxa"/>
+            <w:shd w:val="clear" w:color="auto" w:fill="D9F2D0" w:themeFill="accent6" w:themeFillTint="33"/>
           </w:tcPr>
           <w:p>
             <w:pPr>
@@ -23567,6 +23556,7 @@
         <w:tc>
           <w:tcPr>
             <w:tcW w:w="7938" w:type="dxa"/>
+            <w:shd w:val="clear" w:color="auto" w:fill="D9F2D0" w:themeFill="accent6" w:themeFillTint="33"/>
           </w:tcPr>
           <w:p>
             <w:pPr>
@@ -23591,7 +23581,7 @@
         <w:tc>
           <w:tcPr>
             <w:tcW w:w="709" w:type="dxa"/>
-            <w:shd w:val="clear" w:color="auto" w:fill="FFFFFF" w:themeFill="background1"/>
+            <w:shd w:val="clear" w:color="auto" w:fill="D9F2D0" w:themeFill="accent6" w:themeFillTint="33"/>
           </w:tcPr>
           <w:p>
             <w:pPr>
@@ -23615,6 +23605,7 @@
         <w:tc>
           <w:tcPr>
             <w:tcW w:w="1701" w:type="dxa"/>
+            <w:shd w:val="clear" w:color="auto" w:fill="D9F2D0" w:themeFill="accent6" w:themeFillTint="33"/>
           </w:tcPr>
           <w:p>
             <w:pPr>
@@ -23638,6 +23629,7 @@
         <w:tc>
           <w:tcPr>
             <w:tcW w:w="7938" w:type="dxa"/>
+            <w:shd w:val="clear" w:color="auto" w:fill="D9F2D0" w:themeFill="accent6" w:themeFillTint="33"/>
           </w:tcPr>
           <w:p>
             <w:pPr>
@@ -23744,7 +23736,7 @@
         <w:tc>
           <w:tcPr>
             <w:tcW w:w="709" w:type="dxa"/>
-            <w:shd w:val="clear" w:color="auto" w:fill="FFFFFF" w:themeFill="background1"/>
+            <w:shd w:val="clear" w:color="auto" w:fill="D9F2D0" w:themeFill="accent6" w:themeFillTint="33"/>
           </w:tcPr>
           <w:p>
             <w:pPr>
@@ -23768,6 +23760,7 @@
         <w:tc>
           <w:tcPr>
             <w:tcW w:w="1701" w:type="dxa"/>
+            <w:shd w:val="clear" w:color="auto" w:fill="D9F2D0" w:themeFill="accent6" w:themeFillTint="33"/>
           </w:tcPr>
           <w:p>
             <w:pPr>
@@ -23791,6 +23784,7 @@
         <w:tc>
           <w:tcPr>
             <w:tcW w:w="7938" w:type="dxa"/>
+            <w:shd w:val="clear" w:color="auto" w:fill="D9F2D0" w:themeFill="accent6" w:themeFillTint="33"/>
           </w:tcPr>
           <w:p>
             <w:pPr>
@@ -23971,6 +23965,7 @@
                 <w:sz w:val="20"/>
                 <w:szCs w:val="20"/>
               </w:rPr>
+              <w:lastRenderedPageBreak/>
               <w:t>(+ 애니메이션 실행 중간에 월드에서 아이템 안 보이도록 설정함)</w:t>
             </w:r>
           </w:p>
@@ -23980,7 +23975,7 @@
         <w:tc>
           <w:tcPr>
             <w:tcW w:w="709" w:type="dxa"/>
-            <w:shd w:val="clear" w:color="auto" w:fill="FFFFFF" w:themeFill="background1"/>
+            <w:shd w:val="clear" w:color="auto" w:fill="D9F2D0" w:themeFill="accent6" w:themeFillTint="33"/>
           </w:tcPr>
           <w:p>
             <w:pPr>
@@ -23997,6 +23992,7 @@
                 <w:sz w:val="20"/>
                 <w:szCs w:val="20"/>
               </w:rPr>
+              <w:lastRenderedPageBreak/>
               <w:t>5</w:t>
             </w:r>
           </w:p>
@@ -24004,6 +24000,7 @@
         <w:tc>
           <w:tcPr>
             <w:tcW w:w="1701" w:type="dxa"/>
+            <w:shd w:val="clear" w:color="auto" w:fill="D9F2D0" w:themeFill="accent6" w:themeFillTint="33"/>
           </w:tcPr>
           <w:p>
             <w:pPr>
@@ -24027,6 +24024,7 @@
         <w:tc>
           <w:tcPr>
             <w:tcW w:w="7938" w:type="dxa"/>
+            <w:shd w:val="clear" w:color="auto" w:fill="D9F2D0" w:themeFill="accent6" w:themeFillTint="33"/>
           </w:tcPr>
           <w:p>
             <w:pPr>
@@ -24063,7 +24061,6 @@
                 <w:sz w:val="20"/>
                 <w:szCs w:val="20"/>
               </w:rPr>
-              <w:lastRenderedPageBreak/>
               <w:t>(애니메이션 중간에 아이템이 삭제되는 문제 해결???)</w:t>
             </w:r>
           </w:p>
@@ -24123,7 +24120,7 @@
         <w:tc>
           <w:tcPr>
             <w:tcW w:w="709" w:type="dxa"/>
-            <w:shd w:val="clear" w:color="auto" w:fill="FFFFFF" w:themeFill="background1"/>
+            <w:shd w:val="clear" w:color="auto" w:fill="D9F2D0" w:themeFill="accent6" w:themeFillTint="33"/>
           </w:tcPr>
           <w:p>
             <w:pPr>
@@ -24140,7 +24137,6 @@
                 <w:sz w:val="20"/>
                 <w:szCs w:val="20"/>
               </w:rPr>
-              <w:lastRenderedPageBreak/>
               <w:t>-</w:t>
             </w:r>
           </w:p>
@@ -24148,6 +24144,7 @@
         <w:tc>
           <w:tcPr>
             <w:tcW w:w="1701" w:type="dxa"/>
+            <w:shd w:val="clear" w:color="auto" w:fill="D9F2D0" w:themeFill="accent6" w:themeFillTint="33"/>
           </w:tcPr>
           <w:p>
             <w:pPr>
@@ -24173,6 +24170,7 @@
         <w:tc>
           <w:tcPr>
             <w:tcW w:w="7938" w:type="dxa"/>
+            <w:shd w:val="clear" w:color="auto" w:fill="D9F2D0" w:themeFill="accent6" w:themeFillTint="33"/>
           </w:tcPr>
           <w:p>
             <w:pPr>
@@ -24192,73 +24190,7 @@
                 <w:sz w:val="20"/>
                 <w:szCs w:val="20"/>
               </w:rPr>
-              <w:t xml:space="preserve">- 클라이언트: </w:t>
-            </w:r>
-            <w:proofErr w:type="spellStart"/>
-            <w:r>
-              <w:rPr>
-                <w:rFonts w:ascii="나눔고딕" w:eastAsia="나눔고딕" w:hAnsi="나눔고딕" w:hint="eastAsia"/>
-                <w:strike/>
-                <w:color w:val="000000" w:themeColor="text1"/>
-                <w:sz w:val="20"/>
-                <w:szCs w:val="20"/>
-              </w:rPr>
-              <w:t>S_AddItemToInventory_Packet</w:t>
-            </w:r>
-            <w:proofErr w:type="spellEnd"/>
-            <w:r>
-              <w:rPr>
-                <w:rFonts w:ascii="나눔고딕" w:eastAsia="나눔고딕" w:hAnsi="나눔고딕" w:hint="eastAsia"/>
-                <w:strike/>
-                <w:color w:val="000000" w:themeColor="text1"/>
-                <w:sz w:val="20"/>
-                <w:szCs w:val="20"/>
-              </w:rPr>
-              <w:t xml:space="preserve">으로 Item/Tool을 획득하면, 전체 무게 변수에 무게를 더함. 서버에 유효성 확인을 받기 위해 </w:t>
-            </w:r>
-            <w:proofErr w:type="spellStart"/>
-            <w:r>
-              <w:rPr>
-                <w:rFonts w:ascii="나눔고딕" w:eastAsia="나눔고딕" w:hAnsi="나눔고딕" w:hint="eastAsia"/>
-                <w:strike/>
-                <w:color w:val="000000" w:themeColor="text1"/>
-                <w:sz w:val="20"/>
-                <w:szCs w:val="20"/>
-              </w:rPr>
-              <w:t>C_TotalWeight_Packet</w:t>
-            </w:r>
-            <w:proofErr w:type="spellEnd"/>
-            <w:r>
-              <w:rPr>
-                <w:rFonts w:ascii="나눔고딕" w:eastAsia="나눔고딕" w:hAnsi="나눔고딕" w:hint="eastAsia"/>
-                <w:strike/>
-                <w:color w:val="000000" w:themeColor="text1"/>
-                <w:sz w:val="20"/>
-                <w:szCs w:val="20"/>
-              </w:rPr>
-              <w:t xml:space="preserve">을 보냄(float weight 자료형 하나만 </w:t>
-            </w:r>
-            <w:proofErr w:type="spellStart"/>
-            <w:r>
-              <w:rPr>
-                <w:rFonts w:ascii="나눔고딕" w:eastAsia="나눔고딕" w:hAnsi="나눔고딕" w:hint="eastAsia"/>
-                <w:strike/>
-                <w:color w:val="000000" w:themeColor="text1"/>
-                <w:sz w:val="20"/>
-                <w:szCs w:val="20"/>
-              </w:rPr>
-              <w:t>써야될</w:t>
-            </w:r>
-            <w:proofErr w:type="spellEnd"/>
-            <w:r>
-              <w:rPr>
-                <w:rFonts w:ascii="나눔고딕" w:eastAsia="나눔고딕" w:hAnsi="나눔고딕" w:hint="eastAsia"/>
-                <w:strike/>
-                <w:color w:val="000000" w:themeColor="text1"/>
-                <w:sz w:val="20"/>
-                <w:szCs w:val="20"/>
-              </w:rPr>
-              <w:t xml:space="preserve"> 듯??)</w:t>
+              <w:t>- 클라이언트: S_AddItemToInventory_Packet으로 Item/Tool을 획득하면, 전체 무게 변수에 무게를 더함. 서버에 유효성 확인을 받기 위해 C_TotalWeight_Packet을 보냄(float weight 자료형 하나만 써야될 듯??)</w:t>
             </w:r>
           </w:p>
           <w:p>
@@ -24279,51 +24211,7 @@
                 <w:sz w:val="20"/>
                 <w:szCs w:val="20"/>
               </w:rPr>
-              <w:t xml:space="preserve">- 서버: </w:t>
-            </w:r>
-            <w:proofErr w:type="spellStart"/>
-            <w:r>
-              <w:rPr>
-                <w:rFonts w:ascii="나눔고딕" w:eastAsia="나눔고딕" w:hAnsi="나눔고딕" w:hint="eastAsia"/>
-                <w:strike/>
-                <w:color w:val="000000" w:themeColor="text1"/>
-                <w:sz w:val="20"/>
-                <w:szCs w:val="20"/>
-              </w:rPr>
-              <w:t>C_TotalWeight_Packet</w:t>
-            </w:r>
-            <w:proofErr w:type="spellEnd"/>
-            <w:r>
-              <w:rPr>
-                <w:rFonts w:ascii="나눔고딕" w:eastAsia="나눔고딕" w:hAnsi="나눔고딕" w:hint="eastAsia"/>
-                <w:strike/>
-                <w:color w:val="000000" w:themeColor="text1"/>
-                <w:sz w:val="20"/>
-                <w:szCs w:val="20"/>
-              </w:rPr>
-              <w:t xml:space="preserve">을 받고 유효성 검사 후, 유효하지 않다면 </w:t>
-            </w:r>
-            <w:proofErr w:type="spellStart"/>
-            <w:r>
-              <w:rPr>
-                <w:rFonts w:ascii="나눔고딕" w:eastAsia="나눔고딕" w:hAnsi="나눔고딕" w:hint="eastAsia"/>
-                <w:strike/>
-                <w:color w:val="000000" w:themeColor="text1"/>
-                <w:sz w:val="20"/>
-                <w:szCs w:val="20"/>
-              </w:rPr>
-              <w:t>S_ModifyTotalWeight_Packet</w:t>
-            </w:r>
-            <w:proofErr w:type="spellEnd"/>
-            <w:r>
-              <w:rPr>
-                <w:rFonts w:ascii="나눔고딕" w:eastAsia="나눔고딕" w:hAnsi="나눔고딕" w:hint="eastAsia"/>
-                <w:strike/>
-                <w:color w:val="000000" w:themeColor="text1"/>
-                <w:sz w:val="20"/>
-                <w:szCs w:val="20"/>
-              </w:rPr>
-              <w:t>을 보냄</w:t>
+              <w:t>- 서버: C_TotalWeight_Packet을 받고 유효성 검사 후, 유효하지 않다면 S_ModifyTotalWeight_Packet을 보냄</w:t>
             </w:r>
           </w:p>
           <w:p>
@@ -24354,51 +24242,7 @@
                 <w:sz w:val="20"/>
                 <w:szCs w:val="20"/>
               </w:rPr>
-              <w:t xml:space="preserve">=&gt;이거는 </w:t>
-            </w:r>
-            <w:proofErr w:type="spellStart"/>
-            <w:r>
-              <w:rPr>
-                <w:rFonts w:ascii="나눔고딕" w:eastAsia="나눔고딕" w:hAnsi="나눔고딕" w:hint="eastAsia"/>
-                <w:strike/>
-                <w:color w:val="FF99FF"/>
-                <w:sz w:val="20"/>
-                <w:szCs w:val="20"/>
-              </w:rPr>
-              <w:t>안해도</w:t>
-            </w:r>
-            <w:proofErr w:type="spellEnd"/>
-            <w:r>
-              <w:rPr>
-                <w:rFonts w:ascii="나눔고딕" w:eastAsia="나눔고딕" w:hAnsi="나눔고딕" w:hint="eastAsia"/>
-                <w:strike/>
-                <w:color w:val="FF99FF"/>
-                <w:sz w:val="20"/>
-                <w:szCs w:val="20"/>
-              </w:rPr>
-              <w:t xml:space="preserve"> 됩니다. 실제 무게는 서버가 계산해서 이동 같은 거 따로 검사하기 때문에 이거 자체는 검사 </w:t>
-            </w:r>
-            <w:proofErr w:type="spellStart"/>
-            <w:r>
-              <w:rPr>
-                <w:rFonts w:ascii="나눔고딕" w:eastAsia="나눔고딕" w:hAnsi="나눔고딕" w:hint="eastAsia"/>
-                <w:strike/>
-                <w:color w:val="FF99FF"/>
-                <w:sz w:val="20"/>
-                <w:szCs w:val="20"/>
-              </w:rPr>
-              <w:t>안받아도</w:t>
-            </w:r>
-            <w:proofErr w:type="spellEnd"/>
-            <w:r>
-              <w:rPr>
-                <w:rFonts w:ascii="나눔고딕" w:eastAsia="나눔고딕" w:hAnsi="나눔고딕" w:hint="eastAsia"/>
-                <w:strike/>
-                <w:color w:val="FF99FF"/>
-                <w:sz w:val="20"/>
-                <w:szCs w:val="20"/>
-              </w:rPr>
-              <w:t xml:space="preserve"> 될 듯.</w:t>
+              <w:t>=&gt;이거는 안해도 됩니다. 실제 무게는 서버가 계산해서 이동 같은 거 따로 검사하기 때문에 이거 자체는 검사 안받아도 될 듯.</w:t>
             </w:r>
           </w:p>
         </w:tc>
@@ -24543,7 +24387,7 @@
         <w:tc>
           <w:tcPr>
             <w:tcW w:w="709" w:type="dxa"/>
-            <w:shd w:val="clear" w:color="auto" w:fill="FFFFFF" w:themeFill="background1"/>
+            <w:shd w:val="clear" w:color="auto" w:fill="D9F2D0" w:themeFill="accent6" w:themeFillTint="33"/>
           </w:tcPr>
           <w:p>
             <w:pPr>
@@ -24567,6 +24411,7 @@
         <w:tc>
           <w:tcPr>
             <w:tcW w:w="1701" w:type="dxa"/>
+            <w:shd w:val="clear" w:color="auto" w:fill="D9F2D0" w:themeFill="accent6" w:themeFillTint="33"/>
           </w:tcPr>
           <w:p>
             <w:pPr>
@@ -24590,6 +24435,7 @@
         <w:tc>
           <w:tcPr>
             <w:tcW w:w="7938" w:type="dxa"/>
+            <w:shd w:val="clear" w:color="auto" w:fill="D9F2D0" w:themeFill="accent6" w:themeFillTint="33"/>
           </w:tcPr>
           <w:p>
             <w:pPr>
@@ -24648,7 +24494,7 @@
         <w:tc>
           <w:tcPr>
             <w:tcW w:w="709" w:type="dxa"/>
-            <w:shd w:val="clear" w:color="auto" w:fill="FFFFFF" w:themeFill="background1"/>
+            <w:shd w:val="clear" w:color="auto" w:fill="D9F2D0" w:themeFill="accent6" w:themeFillTint="33"/>
           </w:tcPr>
           <w:p>
             <w:pPr>
@@ -24672,6 +24518,7 @@
         <w:tc>
           <w:tcPr>
             <w:tcW w:w="1701" w:type="dxa"/>
+            <w:shd w:val="clear" w:color="auto" w:fill="D9F2D0" w:themeFill="accent6" w:themeFillTint="33"/>
           </w:tcPr>
           <w:p>
             <w:pPr>
@@ -24695,6 +24542,7 @@
         <w:tc>
           <w:tcPr>
             <w:tcW w:w="7938" w:type="dxa"/>
+            <w:shd w:val="clear" w:color="auto" w:fill="D9F2D0" w:themeFill="accent6" w:themeFillTint="33"/>
           </w:tcPr>
           <w:p>
             <w:pPr>
@@ -24847,7 +24695,7 @@
         <w:tc>
           <w:tcPr>
             <w:tcW w:w="709" w:type="dxa"/>
-            <w:shd w:val="clear" w:color="auto" w:fill="FFFFFF" w:themeFill="background1"/>
+            <w:shd w:val="clear" w:color="auto" w:fill="D9F2D0" w:themeFill="accent6" w:themeFillTint="33"/>
           </w:tcPr>
           <w:p>
             <w:pPr>
@@ -24871,6 +24719,7 @@
         <w:tc>
           <w:tcPr>
             <w:tcW w:w="1701" w:type="dxa"/>
+            <w:shd w:val="clear" w:color="auto" w:fill="D9F2D0" w:themeFill="accent6" w:themeFillTint="33"/>
           </w:tcPr>
           <w:p>
             <w:pPr>
@@ -24894,6 +24743,7 @@
         <w:tc>
           <w:tcPr>
             <w:tcW w:w="7938" w:type="dxa"/>
+            <w:shd w:val="clear" w:color="auto" w:fill="D9F2D0" w:themeFill="accent6" w:themeFillTint="33"/>
           </w:tcPr>
           <w:p>
             <w:pPr>
@@ -25113,7 +24963,7 @@
         <w:tc>
           <w:tcPr>
             <w:tcW w:w="709" w:type="dxa"/>
-            <w:shd w:val="clear" w:color="auto" w:fill="FFFFFF" w:themeFill="background1"/>
+            <w:shd w:val="clear" w:color="auto" w:fill="D9F2D0" w:themeFill="accent6" w:themeFillTint="33"/>
           </w:tcPr>
           <w:p>
             <w:pPr>
@@ -25137,6 +24987,7 @@
         <w:tc>
           <w:tcPr>
             <w:tcW w:w="1701" w:type="dxa"/>
+            <w:shd w:val="clear" w:color="auto" w:fill="D9F2D0" w:themeFill="accent6" w:themeFillTint="33"/>
           </w:tcPr>
           <w:p>
             <w:pPr>
@@ -25160,6 +25011,7 @@
         <w:tc>
           <w:tcPr>
             <w:tcW w:w="7938" w:type="dxa"/>
+            <w:shd w:val="clear" w:color="auto" w:fill="D9F2D0" w:themeFill="accent6" w:themeFillTint="33"/>
           </w:tcPr>
           <w:p>
             <w:pPr>
@@ -25241,6 +25093,1383 @@
                 <w:szCs w:val="20"/>
               </w:rPr>
               <w:t>. 같은 도구여도 ID 다르면 통보해줘야 함.</w:t>
+            </w:r>
+          </w:p>
+        </w:tc>
+      </w:tr>
+      <w:tr>
+        <w:tc>
+          <w:tcPr>
+            <w:tcW w:w="709" w:type="dxa"/>
+            <w:shd w:val="clear" w:color="auto" w:fill="D9F2D0" w:themeFill="accent6" w:themeFillTint="33"/>
+          </w:tcPr>
+          <w:p>
+            <w:pPr>
+              <w:jc w:val="center"/>
+              <w:rPr>
+                <w:rFonts w:ascii="나눔고딕" w:eastAsia="나눔고딕" w:hAnsi="나눔고딕"/>
+                <w:sz w:val="20"/>
+                <w:szCs w:val="20"/>
+              </w:rPr>
+            </w:pPr>
+            <w:r>
+              <w:rPr>
+                <w:rFonts w:ascii="나눔고딕" w:eastAsia="나눔고딕" w:hAnsi="나눔고딕" w:hint="eastAsia"/>
+                <w:sz w:val="20"/>
+                <w:szCs w:val="20"/>
+              </w:rPr>
+              <w:t>1-2</w:t>
+            </w:r>
+          </w:p>
+        </w:tc>
+        <w:tc>
+          <w:tcPr>
+            <w:tcW w:w="1701" w:type="dxa"/>
+            <w:shd w:val="clear" w:color="auto" w:fill="D9F2D0" w:themeFill="accent6" w:themeFillTint="33"/>
+          </w:tcPr>
+          <w:p>
+            <w:pPr>
+              <w:jc w:val="center"/>
+              <w:rPr>
+                <w:rFonts w:ascii="나눔고딕" w:eastAsia="나눔고딕" w:hAnsi="나눔고딕"/>
+                <w:sz w:val="20"/>
+                <w:szCs w:val="20"/>
+              </w:rPr>
+            </w:pPr>
+            <w:r>
+              <w:rPr>
+                <w:rFonts w:ascii="나눔고딕" w:eastAsia="나눔고딕" w:hAnsi="나눔고딕" w:hint="eastAsia"/>
+                <w:sz w:val="20"/>
+                <w:szCs w:val="20"/>
+              </w:rPr>
+              <w:t>Server → Client</w:t>
+            </w:r>
+          </w:p>
+        </w:tc>
+        <w:tc>
+          <w:tcPr>
+            <w:tcW w:w="7938" w:type="dxa"/>
+            <w:shd w:val="clear" w:color="auto" w:fill="D9F2D0" w:themeFill="accent6" w:themeFillTint="33"/>
+          </w:tcPr>
+          <w:p>
+            <w:pPr>
+              <w:rPr>
+                <w:rFonts w:ascii="나눔고딕" w:eastAsia="나눔고딕" w:hAnsi="나눔고딕"/>
+                <w:sz w:val="20"/>
+                <w:szCs w:val="20"/>
+              </w:rPr>
+            </w:pPr>
+            <w:r>
+              <w:rPr>
+                <w:rFonts w:ascii="나눔고딕" w:eastAsia="나눔고딕" w:hAnsi="나눔고딕" w:hint="eastAsia"/>
+                <w:sz w:val="20"/>
+                <w:szCs w:val="20"/>
+              </w:rPr>
+              <w:t>- 유효성 검사 후, 해당 클라이언트가 들고 있는 Tool이 유효하지 않다면 해당 클라이언트</w:t>
+            </w:r>
+            <w:r>
+              <w:rPr>
+                <w:rFonts w:ascii="나눔고딕" w:eastAsia="나눔고딕" w:hAnsi="나눔고딕" w:hint="eastAsia"/>
+                <w:sz w:val="20"/>
+                <w:szCs w:val="20"/>
+              </w:rPr>
+              <w:t xml:space="preserve"> 및 다른 클라이언트</w:t>
+            </w:r>
+            <w:r>
+              <w:rPr>
+                <w:rFonts w:ascii="나눔고딕" w:eastAsia="나눔고딕" w:hAnsi="나눔고딕" w:hint="eastAsia"/>
+                <w:sz w:val="20"/>
+                <w:szCs w:val="20"/>
+              </w:rPr>
+              <w:t>에게</w:t>
+            </w:r>
+            <w:r>
+              <w:rPr>
+                <w:rFonts w:ascii="나눔고딕" w:eastAsia="나눔고딕" w:hAnsi="나눔고딕" w:hint="eastAsia"/>
+                <w:sz w:val="20"/>
+                <w:szCs w:val="20"/>
+              </w:rPr>
+              <w:t xml:space="preserve"> </w:t>
+            </w:r>
+            <w:r>
+              <w:rPr>
+                <w:rFonts w:ascii="나눔고딕" w:eastAsia="나눔고딕" w:hAnsi="나눔고딕"/>
+                <w:sz w:val="20"/>
+                <w:szCs w:val="20"/>
+              </w:rPr>
+              <w:t>S_UpdateCurrentTool_Packet</w:t>
+            </w:r>
+            <w:r>
+              <w:rPr>
+                <w:rFonts w:ascii="나눔고딕" w:eastAsia="나눔고딕" w:hAnsi="나눔고딕" w:hint="eastAsia"/>
+                <w:sz w:val="20"/>
+                <w:szCs w:val="20"/>
+              </w:rPr>
+              <w:t xml:space="preserve"> </w:t>
+            </w:r>
+            <w:r>
+              <w:rPr>
+                <w:rFonts w:ascii="나눔고딕" w:eastAsia="나눔고딕" w:hAnsi="나눔고딕" w:hint="eastAsia"/>
+                <w:sz w:val="20"/>
+                <w:szCs w:val="20"/>
+              </w:rPr>
+              <w:t>송신</w:t>
+            </w:r>
+          </w:p>
+          <w:p>
+            <w:pPr>
+              <w:ind w:left="564" w:hangingChars="300" w:hanging="564"/>
+              <w:rPr>
+                <w:rFonts w:ascii="나눔고딕" w:eastAsia="나눔고딕" w:hAnsi="나눔고딕"/>
+                <w:sz w:val="20"/>
+                <w:szCs w:val="20"/>
+              </w:rPr>
+            </w:pPr>
+          </w:p>
+          <w:p>
+            <w:pPr>
+              <w:ind w:left="564" w:hangingChars="300" w:hanging="564"/>
+              <w:rPr>
+                <w:rFonts w:ascii="나눔고딕" w:eastAsia="나눔고딕" w:hAnsi="나눔고딕"/>
+                <w:sz w:val="20"/>
+                <w:szCs w:val="20"/>
+              </w:rPr>
+            </w:pPr>
+            <w:r>
+              <w:rPr>
+                <w:rFonts w:ascii="나눔고딕" w:eastAsia="나눔고딕" w:hAnsi="나눔고딕" w:hint="eastAsia"/>
+                <w:color w:val="FF99FF"/>
+                <w:sz w:val="20"/>
+                <w:szCs w:val="20"/>
+              </w:rPr>
+              <w:t>=&gt;해당 클라랑 다른 클라랑 같은 패킷 써도 될 것 같습니다.</w:t>
+            </w:r>
+            <w:r>
+              <w:rPr>
+                <w:rFonts w:ascii="나눔고딕" w:eastAsia="나눔고딕" w:hAnsi="나눔고딕" w:hint="eastAsia"/>
+                <w:color w:val="FF99FF"/>
+                <w:sz w:val="20"/>
+                <w:szCs w:val="20"/>
+              </w:rPr>
+              <w:t xml:space="preserve"> 서버에서 유효성 검사하고</w:t>
+            </w:r>
+            <w:r>
+              <w:rPr>
+                <w:rFonts w:ascii="나눔고딕" w:eastAsia="나눔고딕" w:hAnsi="나눔고딕" w:hint="eastAsia"/>
+                <w:color w:val="FF99FF"/>
+                <w:sz w:val="20"/>
+                <w:szCs w:val="20"/>
+              </w:rPr>
+              <w:t xml:space="preserve"> 도구 제대로 들라고 통보할 예정. 도구 다르게 들고 있는 걸 State로 표현할 건지 아니면 다른 걸로 표현할 건지에 따라 패킷 내용 달라질 것 같습니다.</w:t>
+            </w:r>
+          </w:p>
+        </w:tc>
+      </w:tr>
+      <w:tr>
+        <w:tc>
+          <w:tcPr>
+            <w:tcW w:w="709" w:type="dxa"/>
+            <w:shd w:val="clear" w:color="auto" w:fill="D9F2D0" w:themeFill="accent6" w:themeFillTint="33"/>
+          </w:tcPr>
+          <w:p>
+            <w:pPr>
+              <w:jc w:val="center"/>
+              <w:rPr>
+                <w:rFonts w:ascii="나눔고딕" w:eastAsia="나눔고딕" w:hAnsi="나눔고딕"/>
+                <w:sz w:val="20"/>
+                <w:szCs w:val="20"/>
+              </w:rPr>
+            </w:pPr>
+            <w:r>
+              <w:rPr>
+                <w:rFonts w:ascii="나눔고딕" w:eastAsia="나눔고딕" w:hAnsi="나눔고딕" w:hint="eastAsia"/>
+                <w:sz w:val="20"/>
+                <w:szCs w:val="20"/>
+              </w:rPr>
+              <w:t>1-3</w:t>
+            </w:r>
+          </w:p>
+        </w:tc>
+        <w:tc>
+          <w:tcPr>
+            <w:tcW w:w="1701" w:type="dxa"/>
+            <w:shd w:val="clear" w:color="auto" w:fill="D9F2D0" w:themeFill="accent6" w:themeFillTint="33"/>
+          </w:tcPr>
+          <w:p>
+            <w:pPr>
+              <w:jc w:val="center"/>
+              <w:rPr>
+                <w:rFonts w:ascii="나눔고딕" w:eastAsia="나눔고딕" w:hAnsi="나눔고딕"/>
+                <w:sz w:val="20"/>
+                <w:szCs w:val="20"/>
+              </w:rPr>
+            </w:pPr>
+            <w:r>
+              <w:rPr>
+                <w:rFonts w:ascii="나눔고딕" w:eastAsia="나눔고딕" w:hAnsi="나눔고딕" w:hint="eastAsia"/>
+                <w:sz w:val="20"/>
+                <w:szCs w:val="20"/>
+              </w:rPr>
+              <w:t>Client</w:t>
+            </w:r>
+          </w:p>
+        </w:tc>
+        <w:tc>
+          <w:tcPr>
+            <w:tcW w:w="7938" w:type="dxa"/>
+            <w:shd w:val="clear" w:color="auto" w:fill="D9F2D0" w:themeFill="accent6" w:themeFillTint="33"/>
+          </w:tcPr>
+          <w:p>
+            <w:pPr>
+              <w:rPr>
+                <w:rFonts w:ascii="나눔고딕" w:eastAsia="나눔고딕" w:hAnsi="나눔고딕"/>
+                <w:sz w:val="20"/>
+                <w:szCs w:val="20"/>
+              </w:rPr>
+            </w:pPr>
+            <w:r>
+              <w:rPr>
+                <w:rFonts w:ascii="나눔고딕" w:eastAsia="나눔고딕" w:hAnsi="나눔고딕" w:hint="eastAsia"/>
+                <w:sz w:val="20"/>
+                <w:szCs w:val="20"/>
+              </w:rPr>
+              <w:t>-</w:t>
+            </w:r>
+            <w:r>
+              <w:rPr>
+                <w:rFonts w:ascii="나눔고딕" w:eastAsia="나눔고딕" w:hAnsi="나눔고딕" w:hint="eastAsia"/>
+                <w:sz w:val="20"/>
+                <w:szCs w:val="20"/>
+              </w:rPr>
+              <w:t xml:space="preserve"> </w:t>
+            </w:r>
+            <w:r>
+              <w:rPr>
+                <w:rFonts w:ascii="나눔고딕" w:eastAsia="나눔고딕" w:hAnsi="나눔고딕"/>
+                <w:sz w:val="20"/>
+                <w:szCs w:val="20"/>
+              </w:rPr>
+              <w:t>S_UpdateCurrentTool_Packet</w:t>
+            </w:r>
+            <w:r>
+              <w:rPr>
+                <w:rFonts w:ascii="나눔고딕" w:eastAsia="나눔고딕" w:hAnsi="나눔고딕" w:hint="eastAsia"/>
+                <w:sz w:val="20"/>
+                <w:szCs w:val="20"/>
+              </w:rPr>
+              <w:t xml:space="preserve">을 수신하면, </w:t>
+            </w:r>
+            <w:r>
+              <w:rPr>
+                <w:rFonts w:ascii="나눔고딕" w:eastAsia="나눔고딕" w:hAnsi="나눔고딕" w:hint="eastAsia"/>
+                <w:sz w:val="20"/>
+                <w:szCs w:val="20"/>
+              </w:rPr>
+              <w:t xml:space="preserve">해당 클라이언트 및 다른 클라이언트에게 </w:t>
+            </w:r>
+            <w:r>
+              <w:rPr>
+                <w:rFonts w:ascii="나눔고딕" w:eastAsia="나눔고딕" w:hAnsi="나눔고딕" w:hint="eastAsia"/>
+                <w:sz w:val="20"/>
+                <w:szCs w:val="20"/>
+              </w:rPr>
+              <w:lastRenderedPageBreak/>
+              <w:t xml:space="preserve">서버 </w:t>
+            </w:r>
+            <w:r>
+              <w:rPr>
+                <w:rFonts w:ascii="나눔고딕" w:eastAsia="나눔고딕" w:hAnsi="나눔고딕" w:hint="eastAsia"/>
+                <w:sz w:val="20"/>
+                <w:szCs w:val="20"/>
+              </w:rPr>
+              <w:t>명령</w:t>
+            </w:r>
+            <w:r>
+              <w:rPr>
+                <w:rFonts w:ascii="나눔고딕" w:eastAsia="나눔고딕" w:hAnsi="나눔고딕" w:hint="eastAsia"/>
+                <w:sz w:val="20"/>
+                <w:szCs w:val="20"/>
+              </w:rPr>
+              <w:t>대로 현재 들고 있는 Tool 변경</w:t>
+            </w:r>
+            <w:r>
+              <w:rPr>
+                <w:rFonts w:ascii="나눔고딕" w:eastAsia="나눔고딕" w:hAnsi="나눔고딕" w:hint="eastAsia"/>
+                <w:sz w:val="20"/>
+                <w:szCs w:val="20"/>
+              </w:rPr>
+              <w:t xml:space="preserve"> or 삭제</w:t>
+            </w:r>
+          </w:p>
+          <w:p>
+            <w:pPr>
+              <w:rPr>
+                <w:rFonts w:ascii="나눔고딕" w:eastAsia="나눔고딕" w:hAnsi="나눔고딕"/>
+                <w:sz w:val="20"/>
+                <w:szCs w:val="20"/>
+              </w:rPr>
+            </w:pPr>
+          </w:p>
+          <w:p>
+            <w:pPr>
+              <w:rPr>
+                <w:rFonts w:ascii="나눔고딕" w:eastAsia="나눔고딕" w:hAnsi="나눔고딕"/>
+                <w:strike/>
+                <w:sz w:val="20"/>
+                <w:szCs w:val="20"/>
+              </w:rPr>
+            </w:pPr>
+            <w:r>
+              <w:rPr>
+                <w:rFonts w:ascii="나눔고딕" w:eastAsia="나눔고딕" w:hAnsi="나눔고딕" w:hint="eastAsia"/>
+                <w:strike/>
+                <w:color w:val="FF99FF"/>
+                <w:sz w:val="20"/>
+                <w:szCs w:val="20"/>
+              </w:rPr>
+              <w:t>=&gt;위 내용과 마찬가지로 같은 패킷 사용해도 될 것 같습니다. 처리는 여기 적힌대로 진진행하면 될 듯.</w:t>
+            </w:r>
+          </w:p>
+        </w:tc>
+      </w:tr>
+      <w:tr>
+        <w:tc>
+          <w:tcPr>
+            <w:tcW w:w="709" w:type="dxa"/>
+            <w:shd w:val="clear" w:color="auto" w:fill="D9F2D0" w:themeFill="accent6" w:themeFillTint="33"/>
+          </w:tcPr>
+          <w:p>
+            <w:pPr>
+              <w:jc w:val="center"/>
+              <w:rPr>
+                <w:rFonts w:ascii="나눔고딕" w:eastAsia="나눔고딕" w:hAnsi="나눔고딕"/>
+                <w:sz w:val="20"/>
+                <w:szCs w:val="20"/>
+              </w:rPr>
+            </w:pPr>
+            <w:r>
+              <w:rPr>
+                <w:rFonts w:ascii="나눔고딕" w:eastAsia="나눔고딕" w:hAnsi="나눔고딕" w:hint="eastAsia"/>
+                <w:sz w:val="20"/>
+                <w:szCs w:val="20"/>
+              </w:rPr>
+              <w:lastRenderedPageBreak/>
+              <w:t>2-1</w:t>
+            </w:r>
+          </w:p>
+        </w:tc>
+        <w:tc>
+          <w:tcPr>
+            <w:tcW w:w="1701" w:type="dxa"/>
+            <w:shd w:val="clear" w:color="auto" w:fill="D9F2D0" w:themeFill="accent6" w:themeFillTint="33"/>
+          </w:tcPr>
+          <w:p>
+            <w:pPr>
+              <w:jc w:val="center"/>
+              <w:rPr>
+                <w:rFonts w:ascii="나눔고딕" w:eastAsia="나눔고딕" w:hAnsi="나눔고딕"/>
+                <w:sz w:val="20"/>
+                <w:szCs w:val="20"/>
+              </w:rPr>
+            </w:pPr>
+            <w:r>
+              <w:rPr>
+                <w:rFonts w:ascii="나눔고딕" w:eastAsia="나눔고딕" w:hAnsi="나눔고딕" w:hint="eastAsia"/>
+                <w:sz w:val="20"/>
+                <w:szCs w:val="20"/>
+              </w:rPr>
+              <w:t>Client → Server</w:t>
+            </w:r>
+          </w:p>
+        </w:tc>
+        <w:tc>
+          <w:tcPr>
+            <w:tcW w:w="7938" w:type="dxa"/>
+            <w:shd w:val="clear" w:color="auto" w:fill="D9F2D0" w:themeFill="accent6" w:themeFillTint="33"/>
+          </w:tcPr>
+          <w:p>
+            <w:pPr>
+              <w:ind w:left="376" w:hangingChars="200" w:hanging="376"/>
+              <w:rPr>
+                <w:rFonts w:ascii="나눔고딕" w:eastAsia="나눔고딕" w:hAnsi="나눔고딕"/>
+                <w:sz w:val="20"/>
+                <w:szCs w:val="20"/>
+              </w:rPr>
+            </w:pPr>
+            <w:r>
+              <w:rPr>
+                <w:rFonts w:ascii="나눔고딕" w:eastAsia="나눔고딕" w:hAnsi="나눔고딕" w:hint="eastAsia"/>
+                <w:sz w:val="20"/>
+                <w:szCs w:val="20"/>
+              </w:rPr>
+              <w:t xml:space="preserve">Tool을 들고 있는 상태에서 Tool 사용 입력(마우스 좌클릭)하면 </w:t>
+            </w:r>
+            <w:r>
+              <w:rPr>
+                <w:rFonts w:ascii="나눔고딕" w:eastAsia="나눔고딕" w:hAnsi="나눔고딕" w:hint="eastAsia"/>
+                <w:sz w:val="20"/>
+                <w:szCs w:val="20"/>
+              </w:rPr>
+              <w:t xml:space="preserve">해당 클라이언트는바로애니메이션 및 </w:t>
+            </w:r>
+            <w:r>
+              <w:rPr>
+                <w:rFonts w:ascii="나눔고딕" w:eastAsia="나눔고딕" w:hAnsi="나눔고딕" w:hint="eastAsia"/>
+                <w:sz w:val="20"/>
+                <w:szCs w:val="20"/>
+              </w:rPr>
+              <w:t>C_UseTool</w:t>
+            </w:r>
+            <w:r>
+              <w:rPr>
+                <w:rFonts w:ascii="나눔고딕" w:eastAsia="나눔고딕" w:hAnsi="나눔고딕" w:hint="eastAsia"/>
+                <w:sz w:val="20"/>
+                <w:szCs w:val="20"/>
+              </w:rPr>
+              <w:t>_Packet송신</w:t>
+            </w:r>
+          </w:p>
+          <w:p>
+            <w:pPr>
+              <w:ind w:left="376" w:hangingChars="200" w:hanging="376"/>
+              <w:rPr>
+                <w:rFonts w:ascii="나눔고딕" w:eastAsia="나눔고딕" w:hAnsi="나눔고딕" w:hint="eastAsia"/>
+                <w:color w:val="0070C0"/>
+                <w:sz w:val="20"/>
+                <w:szCs w:val="20"/>
+              </w:rPr>
+            </w:pPr>
+            <w:r>
+              <w:rPr>
+                <w:rFonts w:ascii="나눔고딕" w:eastAsia="나눔고딕" w:hAnsi="나눔고딕" w:hint="eastAsia"/>
+                <w:color w:val="0070C0"/>
+                <w:sz w:val="20"/>
+                <w:szCs w:val="20"/>
+              </w:rPr>
+              <w:t xml:space="preserve">열쇠와 랜턴 사용은 목차 </w:t>
+            </w:r>
+            <w:r>
+              <w:rPr>
+                <w:rFonts w:ascii="나눔고딕" w:eastAsia="나눔고딕" w:hAnsi="나눔고딕" w:hint="eastAsia"/>
+                <w:color w:val="0070C0"/>
+                <w:sz w:val="20"/>
+                <w:szCs w:val="20"/>
+              </w:rPr>
+              <w:t xml:space="preserve">4, </w:t>
+            </w:r>
+            <w:r>
+              <w:rPr>
+                <w:rFonts w:ascii="나눔고딕" w:eastAsia="나눔고딕" w:hAnsi="나눔고딕" w:hint="eastAsia"/>
+                <w:color w:val="0070C0"/>
+                <w:sz w:val="20"/>
+                <w:szCs w:val="20"/>
+              </w:rPr>
+              <w:t>5번 참고</w:t>
+            </w:r>
+          </w:p>
+          <w:p>
+            <w:pPr>
+              <w:rPr>
+                <w:rFonts w:ascii="나눔고딕" w:eastAsia="나눔고딕" w:hAnsi="나눔고딕"/>
+                <w:strike/>
+                <w:sz w:val="20"/>
+                <w:szCs w:val="20"/>
+              </w:rPr>
+            </w:pPr>
+            <w:r>
+              <w:rPr>
+                <w:rFonts w:ascii="나눔고딕" w:eastAsia="나눔고딕" w:hAnsi="나눔고딕" w:hint="eastAsia"/>
+                <w:strike/>
+                <w:sz w:val="20"/>
+                <w:szCs w:val="20"/>
+              </w:rPr>
+              <w:t xml:space="preserve">- </w:t>
+            </w:r>
+            <w:r>
+              <w:rPr>
+                <w:rFonts w:ascii="나눔고딕" w:eastAsia="나눔고딕" w:hAnsi="나눔고딕" w:hint="eastAsia"/>
+                <w:strike/>
+                <w:sz w:val="20"/>
+                <w:szCs w:val="20"/>
+              </w:rPr>
+              <w:t>열쇠는 잠긴 문과 상호작용 가능 할 때만 송신</w:t>
+            </w:r>
+          </w:p>
+          <w:p>
+            <w:pPr>
+              <w:rPr>
+                <w:rFonts w:ascii="나눔고딕" w:eastAsia="나눔고딕" w:hAnsi="나눔고딕"/>
+                <w:strike/>
+                <w:color w:val="000000" w:themeColor="text1"/>
+                <w:sz w:val="20"/>
+                <w:szCs w:val="20"/>
+              </w:rPr>
+            </w:pPr>
+            <w:r>
+              <w:rPr>
+                <w:rFonts w:ascii="나눔고딕" w:eastAsia="나눔고딕" w:hAnsi="나눔고딕" w:hint="eastAsia"/>
+                <w:strike/>
+                <w:color w:val="000000" w:themeColor="text1"/>
+                <w:sz w:val="20"/>
+                <w:szCs w:val="20"/>
+              </w:rPr>
+              <w:t>- 랜턴은 유지 시간이 180s이고, 켜지는 동안 1s씩 감소되므로,</w:t>
+            </w:r>
+            <w:r>
+              <w:rPr>
+                <w:rFonts w:ascii="나눔고딕" w:eastAsia="나눔고딕" w:hAnsi="나눔고딕" w:hint="eastAsia"/>
+                <w:strike/>
+                <w:color w:val="000000" w:themeColor="text1"/>
+                <w:sz w:val="20"/>
+                <w:szCs w:val="20"/>
+              </w:rPr>
+              <w:t xml:space="preserve"> 남은 유지 시간을 동기화 해야 함. 랜턴을 사용하고 있는 상태일 때 서버가 클라한테 1s에 한 번씩 랜턴 유지 시간에 대한 정보인 S_000_Packet을 보내서 시간을 동기화하고, 클라에서 그 값을 받아 UI에 남은 잔량을 표시</w:t>
+            </w:r>
+          </w:p>
+          <w:p>
+            <w:pPr>
+              <w:rPr>
+                <w:rFonts w:ascii="나눔고딕" w:eastAsia="나눔고딕" w:hAnsi="나눔고딕"/>
+                <w:strike/>
+                <w:color w:val="FF99FF"/>
+                <w:sz w:val="20"/>
+                <w:szCs w:val="20"/>
+              </w:rPr>
+            </w:pPr>
+            <w:r>
+              <w:rPr>
+                <w:rFonts w:ascii="나눔고딕" w:eastAsia="나눔고딕" w:hAnsi="나눔고딕" w:hint="eastAsia"/>
+                <w:strike/>
+                <w:color w:val="FF99FF"/>
+                <w:sz w:val="20"/>
+                <w:szCs w:val="20"/>
+              </w:rPr>
+              <w:t>=&gt;</w:t>
+            </w:r>
+            <w:r>
+              <w:rPr>
+                <w:rFonts w:ascii="나눔고딕" w:eastAsia="나눔고딕" w:hAnsi="나눔고딕" w:hint="eastAsia"/>
+                <w:strike/>
+                <w:color w:val="FF99FF"/>
+                <w:sz w:val="20"/>
+                <w:szCs w:val="20"/>
+              </w:rPr>
+              <w:t>이거는 제가 패킷 만들어서 통신 구현해놓겠습니다.</w:t>
+            </w:r>
+          </w:p>
+          <w:p>
+            <w:pPr>
+              <w:rPr>
+                <w:rFonts w:ascii="나눔고딕" w:eastAsia="나눔고딕" w:hAnsi="나눔고딕"/>
+                <w:strike/>
+                <w:color w:val="83CAEB" w:themeColor="accent1" w:themeTint="66"/>
+                <w:sz w:val="20"/>
+                <w:szCs w:val="20"/>
+              </w:rPr>
+            </w:pPr>
+            <w:r>
+              <w:rPr>
+                <w:rFonts w:ascii="나눔고딕" w:eastAsia="나눔고딕" w:hAnsi="나눔고딕" w:hint="eastAsia"/>
+                <w:strike/>
+                <w:color w:val="83CAEB" w:themeColor="accent1" w:themeTint="66"/>
+                <w:sz w:val="20"/>
+                <w:szCs w:val="20"/>
+              </w:rPr>
+              <w:t>=&gt;</w:t>
+            </w:r>
+            <w:r>
+              <w:rPr>
+                <w:rFonts w:ascii="나눔고딕" w:eastAsia="나눔고딕" w:hAnsi="나눔고딕" w:hint="eastAsia"/>
+                <w:strike/>
+                <w:color w:val="83CAEB" w:themeColor="accent1" w:themeTint="66"/>
+                <w:sz w:val="20"/>
+                <w:szCs w:val="20"/>
+              </w:rPr>
+              <w:t>C_Use_Tool 패킷의 Rotation에 플레이어 몸통(yaw) 각도와 바라보는 방향(pitch) 각도를 넣어 송신함(이 패킷에 float로 눈높이</w:t>
+            </w:r>
+            <w:r>
+              <w:rPr>
+                <w:rFonts w:ascii="나눔고딕" w:eastAsia="나눔고딕" w:hAnsi="나눔고딕" w:hint="eastAsia"/>
+                <w:strike/>
+                <w:color w:val="83CAEB" w:themeColor="accent1" w:themeTint="66"/>
+                <w:sz w:val="20"/>
+                <w:szCs w:val="20"/>
+              </w:rPr>
+              <w:t>(카메라 높이)</w:t>
+            </w:r>
+            <w:r>
+              <w:rPr>
+                <w:rFonts w:ascii="나눔고딕" w:eastAsia="나눔고딕" w:hAnsi="나눔고딕" w:hint="eastAsia"/>
+                <w:strike/>
+                <w:color w:val="83CAEB" w:themeColor="accent1" w:themeTint="66"/>
+                <w:sz w:val="20"/>
+                <w:szCs w:val="20"/>
+              </w:rPr>
+              <w:t xml:space="preserve"> 추가 필요!! 총 쏠 때 계산하기 위해, 2-4 참고, 아니면 눈높이는 const니까 서버에서 </w:t>
+            </w:r>
+            <w:r>
+              <w:rPr>
+                <w:rFonts w:ascii="나눔고딕" w:eastAsia="나눔고딕" w:hAnsi="나눔고딕" w:hint="eastAsia"/>
+                <w:strike/>
+                <w:color w:val="83CAEB" w:themeColor="accent1" w:themeTint="66"/>
+                <w:sz w:val="20"/>
+                <w:szCs w:val="20"/>
+              </w:rPr>
+              <w:t xml:space="preserve">변수로 만들어서 </w:t>
+            </w:r>
+            <w:r>
+              <w:rPr>
+                <w:rFonts w:ascii="나눔고딕" w:eastAsia="나눔고딕" w:hAnsi="나눔고딕" w:hint="eastAsia"/>
+                <w:strike/>
+                <w:color w:val="83CAEB" w:themeColor="accent1" w:themeTint="66"/>
+                <w:sz w:val="20"/>
+                <w:szCs w:val="20"/>
+              </w:rPr>
+              <w:t>계산해도 될듯??)</w:t>
+            </w:r>
+          </w:p>
+          <w:p>
+            <w:pPr>
+              <w:rPr>
+                <w:rFonts w:ascii="나눔고딕" w:eastAsia="나눔고딕" w:hAnsi="나눔고딕"/>
+                <w:sz w:val="20"/>
+                <w:szCs w:val="20"/>
+              </w:rPr>
+            </w:pPr>
+          </w:p>
+          <w:p>
+            <w:pPr>
+              <w:rPr>
+                <w:rFonts w:ascii="나눔고딕" w:eastAsia="나눔고딕" w:hAnsi="나눔고딕"/>
+                <w:sz w:val="20"/>
+                <w:szCs w:val="20"/>
+              </w:rPr>
+            </w:pPr>
+            <w:r>
+              <w:rPr>
+                <w:rFonts w:ascii="나눔고딕" w:eastAsia="나눔고딕" w:hAnsi="나눔고딕" w:hint="eastAsia"/>
+                <w:sz w:val="20"/>
+                <w:szCs w:val="20"/>
+              </w:rPr>
+              <w:t>---</w:t>
+            </w:r>
+          </w:p>
+          <w:p>
+            <w:pPr>
+              <w:rPr>
+                <w:rFonts w:ascii="나눔고딕" w:eastAsia="나눔고딕" w:hAnsi="나눔고딕"/>
+                <w:strike/>
+                <w:color w:val="83CAEB" w:themeColor="accent1" w:themeTint="66"/>
+                <w:sz w:val="20"/>
+                <w:szCs w:val="20"/>
+              </w:rPr>
+            </w:pPr>
+            <w:r>
+              <w:rPr>
+                <w:rFonts w:ascii="나눔고딕" w:eastAsia="나눔고딕" w:hAnsi="나눔고딕" w:hint="eastAsia"/>
+                <w:strike/>
+                <w:color w:val="83CAEB" w:themeColor="accent1" w:themeTint="66"/>
+                <w:sz w:val="20"/>
+                <w:szCs w:val="20"/>
+              </w:rPr>
+              <w:t xml:space="preserve">? </w:t>
+            </w:r>
+            <w:r>
+              <w:rPr>
+                <w:rFonts w:ascii="나눔고딕" w:eastAsia="나눔고딕" w:hAnsi="나눔고딕" w:hint="eastAsia"/>
+                <w:strike/>
+                <w:color w:val="83CAEB" w:themeColor="accent1" w:themeTint="66"/>
+                <w:sz w:val="20"/>
+                <w:szCs w:val="20"/>
+              </w:rPr>
+              <w:t>패킷에 Tool Type 추가해야 되지 않을까?</w:t>
+            </w:r>
+            <w:r>
+              <w:rPr>
+                <w:rFonts w:ascii="나눔고딕" w:eastAsia="나눔고딕" w:hAnsi="나눔고딕" w:hint="eastAsia"/>
+                <w:strike/>
+                <w:color w:val="83CAEB" w:themeColor="accent1" w:themeTint="66"/>
+                <w:sz w:val="20"/>
+                <w:szCs w:val="20"/>
+              </w:rPr>
+              <w:t xml:space="preserve"> 서버에서</w:t>
+            </w:r>
+            <w:r>
+              <w:rPr>
+                <w:rFonts w:ascii="나눔고딕" w:eastAsia="나눔고딕" w:hAnsi="나눔고딕" w:hint="eastAsia"/>
+                <w:strike/>
+                <w:color w:val="83CAEB" w:themeColor="accent1" w:themeTint="66"/>
+                <w:sz w:val="20"/>
+                <w:szCs w:val="20"/>
+              </w:rPr>
+              <w:t xml:space="preserve"> Id로 타입 구별되면 상관없지만..</w:t>
+            </w:r>
+          </w:p>
+          <w:p>
+            <w:pPr>
+              <w:rPr>
+                <w:rFonts w:ascii="나눔고딕" w:eastAsia="나눔고딕" w:hAnsi="나눔고딕"/>
+                <w:strike/>
+                <w:color w:val="83CAEB" w:themeColor="accent1" w:themeTint="66"/>
+                <w:sz w:val="20"/>
+                <w:szCs w:val="20"/>
+              </w:rPr>
+            </w:pPr>
+            <w:r>
+              <w:rPr>
+                <w:rFonts w:ascii="나눔고딕" w:eastAsia="나눔고딕" w:hAnsi="나눔고딕" w:hint="eastAsia"/>
+                <w:strike/>
+                <w:color w:val="83CAEB" w:themeColor="accent1" w:themeTint="66"/>
+                <w:sz w:val="20"/>
+                <w:szCs w:val="20"/>
+              </w:rPr>
+              <w:t>+</w:t>
+            </w:r>
+            <w:r>
+              <w:rPr>
+                <w:rFonts w:ascii="나눔고딕" w:eastAsia="나눔고딕" w:hAnsi="나눔고딕" w:hint="eastAsia"/>
+                <w:strike/>
+                <w:color w:val="83CAEB" w:themeColor="accent1" w:themeTint="66"/>
+                <w:sz w:val="20"/>
+                <w:szCs w:val="20"/>
+              </w:rPr>
+              <w:t>총 쏠 때</w:t>
+            </w:r>
+            <w:r>
+              <w:rPr>
+                <w:rFonts w:ascii="나눔고딕" w:eastAsia="나눔고딕" w:hAnsi="나눔고딕" w:hint="eastAsia"/>
+                <w:strike/>
+                <w:color w:val="83CAEB" w:themeColor="accent1" w:themeTint="66"/>
+                <w:sz w:val="20"/>
+                <w:szCs w:val="20"/>
+              </w:rPr>
+              <w:t xml:space="preserve"> &amp; 칼 휘두를 때</w:t>
+            </w:r>
+            <w:r>
+              <w:rPr>
+                <w:rFonts w:ascii="나눔고딕" w:eastAsia="나눔고딕" w:hAnsi="나눔고딕" w:hint="eastAsia"/>
+                <w:strike/>
+                <w:color w:val="83CAEB" w:themeColor="accent1" w:themeTint="66"/>
+                <w:sz w:val="20"/>
+                <w:szCs w:val="20"/>
+              </w:rPr>
+              <w:t xml:space="preserve"> 플레이어가 바라보는 각도 정보 </w:t>
+            </w:r>
+            <w:r>
+              <w:rPr>
+                <w:rFonts w:ascii="나눔고딕" w:eastAsia="나눔고딕" w:hAnsi="나눔고딕" w:hint="eastAsia"/>
+                <w:strike/>
+                <w:color w:val="83CAEB" w:themeColor="accent1" w:themeTint="66"/>
+                <w:sz w:val="20"/>
+                <w:szCs w:val="20"/>
+              </w:rPr>
+              <w:t>(Rotation 값으로) viewRotation</w:t>
+            </w:r>
+            <w:r>
+              <w:rPr>
+                <w:rFonts w:ascii="나눔고딕" w:eastAsia="나눔고딕" w:hAnsi="나눔고딕" w:hint="eastAsia"/>
+                <w:strike/>
+                <w:color w:val="83CAEB" w:themeColor="accent1" w:themeTint="66"/>
+                <w:sz w:val="20"/>
+                <w:szCs w:val="20"/>
+              </w:rPr>
+              <w:t>을 패킷에</w:t>
+            </w:r>
+            <w:r>
+              <w:rPr>
+                <w:rFonts w:ascii="나눔고딕" w:eastAsia="나눔고딕" w:hAnsi="나눔고딕" w:hint="eastAsia"/>
+                <w:strike/>
+                <w:color w:val="83CAEB" w:themeColor="accent1" w:themeTint="66"/>
+                <w:sz w:val="20"/>
+                <w:szCs w:val="20"/>
+              </w:rPr>
+              <w:t xml:space="preserve"> 추가</w:t>
+            </w:r>
+            <w:r>
+              <w:rPr>
+                <w:rFonts w:ascii="나눔고딕" w:eastAsia="나눔고딕" w:hAnsi="나눔고딕" w:hint="eastAsia"/>
+                <w:strike/>
+                <w:color w:val="83CAEB" w:themeColor="accent1" w:themeTint="66"/>
+                <w:sz w:val="20"/>
+                <w:szCs w:val="20"/>
+              </w:rPr>
+              <w:t xml:space="preserve"> 필요</w:t>
+            </w:r>
+          </w:p>
+          <w:p>
+            <w:pPr>
+              <w:rPr>
+                <w:rFonts w:ascii="나눔고딕" w:eastAsia="나눔고딕" w:hAnsi="나눔고딕"/>
+                <w:strike/>
+                <w:color w:val="FF99FF"/>
+                <w:sz w:val="20"/>
+                <w:szCs w:val="20"/>
+              </w:rPr>
+            </w:pPr>
+            <w:r>
+              <w:rPr>
+                <w:rFonts w:ascii="나눔고딕" w:eastAsia="나눔고딕" w:hAnsi="나눔고딕" w:hint="eastAsia"/>
+                <w:strike/>
+                <w:color w:val="FF99FF"/>
+                <w:sz w:val="20"/>
+                <w:szCs w:val="20"/>
+              </w:rPr>
+              <w:t>=&gt;ID로 현재 들고 있는 도구와 동일할 때만 사용가능하도록 판단할거라 ㄱㅊ.</w:t>
+            </w:r>
+          </w:p>
+          <w:p>
+            <w:pPr>
+              <w:rPr>
+                <w:rFonts w:ascii="나눔고딕" w:eastAsia="나눔고딕" w:hAnsi="나눔고딕"/>
+                <w:strike/>
+                <w:color w:val="FF99FF"/>
+                <w:sz w:val="20"/>
+                <w:szCs w:val="20"/>
+              </w:rPr>
+            </w:pPr>
+            <w:r>
+              <w:rPr>
+                <w:rFonts w:ascii="나눔고딕" w:eastAsia="나눔고딕" w:hAnsi="나눔고딕" w:hint="eastAsia"/>
+                <w:strike/>
+                <w:color w:val="FF99FF"/>
+                <w:sz w:val="20"/>
+                <w:szCs w:val="20"/>
+              </w:rPr>
+              <w:t>각도는 추가해야 될 듯</w:t>
+            </w:r>
+          </w:p>
+          <w:p>
+            <w:pPr>
+              <w:rPr>
+                <w:rFonts w:ascii="나눔고딕" w:eastAsia="나눔고딕" w:hAnsi="나눔고딕"/>
+                <w:strike/>
+                <w:color w:val="83CAEB" w:themeColor="accent1" w:themeTint="66"/>
+                <w:sz w:val="20"/>
+                <w:szCs w:val="20"/>
+              </w:rPr>
+            </w:pPr>
+            <w:r>
+              <w:rPr>
+                <w:rFonts w:ascii="나눔고딕" w:eastAsia="나눔고딕" w:hAnsi="나눔고딕" w:hint="eastAsia"/>
+                <w:strike/>
+                <w:color w:val="83CAEB" w:themeColor="accent1" w:themeTint="66"/>
+                <w:sz w:val="20"/>
+                <w:szCs w:val="20"/>
+              </w:rPr>
+              <w:t xml:space="preserve">? </w:t>
+            </w:r>
+            <w:r>
+              <w:rPr>
+                <w:rFonts w:ascii="나눔고딕" w:eastAsia="나눔고딕" w:hAnsi="나눔고딕" w:hint="eastAsia"/>
+                <w:strike/>
+                <w:color w:val="83CAEB" w:themeColor="accent1" w:themeTint="66"/>
+                <w:sz w:val="20"/>
+                <w:szCs w:val="20"/>
+              </w:rPr>
+              <w:t xml:space="preserve">여기서 본인 클라에서는 바로 애니메이션??? 아니면 서버 </w:t>
+            </w:r>
+            <w:r>
+              <w:rPr>
+                <w:rFonts w:ascii="나눔고딕" w:eastAsia="나눔고딕" w:hAnsi="나눔고딕" w:hint="eastAsia"/>
+                <w:strike/>
+                <w:color w:val="83CAEB" w:themeColor="accent1" w:themeTint="66"/>
+                <w:sz w:val="20"/>
+                <w:szCs w:val="20"/>
+              </w:rPr>
+              <w:t>확인</w:t>
+            </w:r>
+            <w:r>
+              <w:rPr>
+                <w:rFonts w:ascii="나눔고딕" w:eastAsia="나눔고딕" w:hAnsi="나눔고딕"/>
+                <w:strike/>
+                <w:color w:val="83CAEB" w:themeColor="accent1" w:themeTint="66"/>
+                <w:sz w:val="20"/>
+                <w:szCs w:val="20"/>
+              </w:rPr>
+              <w:t>받고</w:t>
+            </w:r>
+            <w:r>
+              <w:rPr>
+                <w:rFonts w:ascii="나눔고딕" w:eastAsia="나눔고딕" w:hAnsi="나눔고딕" w:hint="eastAsia"/>
+                <w:strike/>
+                <w:color w:val="83CAEB" w:themeColor="accent1" w:themeTint="66"/>
+                <w:sz w:val="20"/>
+                <w:szCs w:val="20"/>
+              </w:rPr>
+              <w:t>?</w:t>
+            </w:r>
+          </w:p>
+          <w:p>
+            <w:pPr>
+              <w:rPr>
+                <w:rFonts w:ascii="나눔고딕" w:eastAsia="나눔고딕" w:hAnsi="나눔고딕"/>
+                <w:strike/>
+                <w:color w:val="FF99FF"/>
+                <w:sz w:val="20"/>
+                <w:szCs w:val="20"/>
+              </w:rPr>
+            </w:pPr>
+            <w:r>
+              <w:rPr>
+                <w:rFonts w:ascii="나눔고딕" w:eastAsia="나눔고딕" w:hAnsi="나눔고딕" w:hint="eastAsia"/>
+                <w:strike/>
+                <w:color w:val="FF99FF"/>
+                <w:sz w:val="20"/>
+                <w:szCs w:val="20"/>
+              </w:rPr>
+              <w:t>=&gt;이건 바로</w:t>
+            </w:r>
+          </w:p>
+          <w:p>
+            <w:pPr>
+              <w:rPr>
+                <w:rFonts w:ascii="나눔고딕" w:eastAsia="나눔고딕" w:hAnsi="나눔고딕"/>
+                <w:strike/>
+                <w:color w:val="83CAEB" w:themeColor="accent1" w:themeTint="66"/>
+                <w:sz w:val="20"/>
+                <w:szCs w:val="20"/>
+              </w:rPr>
+            </w:pPr>
+            <w:r>
+              <w:rPr>
+                <w:rFonts w:ascii="나눔고딕" w:eastAsia="나눔고딕" w:hAnsi="나눔고딕" w:hint="eastAsia"/>
+                <w:strike/>
+                <w:color w:val="83CAEB" w:themeColor="accent1" w:themeTint="66"/>
+                <w:sz w:val="20"/>
+                <w:szCs w:val="20"/>
+              </w:rPr>
+              <w:t>? 클라에서 총 쏘기 애니메이션 후에, 총을 맞은 부분에 파티클 효과를 넣어야 하는데, 이건 서버에서 총을 맞은 곳 위치를 보내줘서 할까, 아니면 클라에서 계산해서 파티클</w:t>
+            </w:r>
+            <w:r>
+              <w:rPr>
+                <w:rFonts w:ascii="나눔고딕" w:eastAsia="나눔고딕" w:hAnsi="나눔고딕" w:hint="eastAsia"/>
+                <w:strike/>
+                <w:color w:val="83CAEB" w:themeColor="accent1" w:themeTint="66"/>
+                <w:sz w:val="20"/>
+                <w:szCs w:val="20"/>
+              </w:rPr>
+              <w:t>을</w:t>
+            </w:r>
+            <w:r>
+              <w:rPr>
+                <w:rFonts w:ascii="나눔고딕" w:eastAsia="나눔고딕" w:hAnsi="나눔고딕" w:hint="eastAsia"/>
+                <w:strike/>
+                <w:color w:val="83CAEB" w:themeColor="accent1" w:themeTint="66"/>
+                <w:sz w:val="20"/>
+                <w:szCs w:val="20"/>
+              </w:rPr>
+              <w:t xml:space="preserve"> 넣을까??</w:t>
+            </w:r>
+            <w:r>
+              <w:rPr>
+                <w:rFonts w:ascii="나눔고딕" w:eastAsia="나눔고딕" w:hAnsi="나눔고딕" w:hint="eastAsia"/>
+                <w:strike/>
+                <w:color w:val="83CAEB" w:themeColor="accent1" w:themeTint="66"/>
+                <w:sz w:val="20"/>
+                <w:szCs w:val="20"/>
+              </w:rPr>
+              <w:t xml:space="preserve"> </w:t>
+            </w:r>
+          </w:p>
+          <w:p>
+            <w:pPr>
+              <w:rPr>
+                <w:rFonts w:ascii="나눔고딕" w:eastAsia="나눔고딕" w:hAnsi="나눔고딕"/>
+                <w:strike/>
+                <w:color w:val="FF99FF"/>
+                <w:sz w:val="20"/>
+                <w:szCs w:val="20"/>
+              </w:rPr>
+            </w:pPr>
+            <w:r>
+              <w:rPr>
+                <w:rFonts w:ascii="나눔고딕" w:eastAsia="나눔고딕" w:hAnsi="나눔고딕" w:hint="eastAsia"/>
+                <w:strike/>
+                <w:color w:val="FF99FF"/>
+                <w:sz w:val="20"/>
+                <w:szCs w:val="20"/>
+              </w:rPr>
+              <w:t>=&gt;서버에서 총알 맞고 삭제 위치 보내면 처리하기. 근데 우리 총알 날아가는 게 보임??</w:t>
+            </w:r>
+          </w:p>
+          <w:p>
+            <w:pPr>
+              <w:rPr>
+                <w:rFonts w:ascii="나눔고딕" w:eastAsia="나눔고딕" w:hAnsi="나눔고딕"/>
+                <w:color w:val="FF99FF"/>
+                <w:sz w:val="20"/>
+                <w:szCs w:val="20"/>
+              </w:rPr>
+            </w:pPr>
+            <w:r>
+              <w:rPr>
+                <w:rFonts w:ascii="나눔고딕" w:eastAsia="나눔고딕" w:hAnsi="나눔고딕" w:hint="eastAsia"/>
+                <w:strike/>
+                <w:color w:val="83CAEB" w:themeColor="accent1" w:themeTint="66"/>
+                <w:sz w:val="20"/>
+                <w:szCs w:val="20"/>
+              </w:rPr>
+              <w:t>=&gt; 총알 날아가는 건 안 보이고 충돌된 위치만 보이는 것</w:t>
+            </w:r>
+          </w:p>
+        </w:tc>
+      </w:tr>
+      <w:tr>
+        <w:tc>
+          <w:tcPr>
+            <w:tcW w:w="709" w:type="dxa"/>
+            <w:shd w:val="clear" w:color="auto" w:fill="D9F2D0" w:themeFill="accent6" w:themeFillTint="33"/>
+          </w:tcPr>
+          <w:p>
+            <w:pPr>
+              <w:jc w:val="center"/>
+              <w:rPr>
+                <w:rFonts w:ascii="나눔고딕" w:eastAsia="나눔고딕" w:hAnsi="나눔고딕"/>
+                <w:sz w:val="20"/>
+                <w:szCs w:val="20"/>
+              </w:rPr>
+            </w:pPr>
+            <w:r>
+              <w:rPr>
+                <w:rFonts w:ascii="나눔고딕" w:eastAsia="나눔고딕" w:hAnsi="나눔고딕" w:hint="eastAsia"/>
+                <w:sz w:val="20"/>
+                <w:szCs w:val="20"/>
+              </w:rPr>
+              <w:t>2-2</w:t>
+            </w:r>
+          </w:p>
+        </w:tc>
+        <w:tc>
+          <w:tcPr>
+            <w:tcW w:w="1701" w:type="dxa"/>
+            <w:shd w:val="clear" w:color="auto" w:fill="D9F2D0" w:themeFill="accent6" w:themeFillTint="33"/>
+          </w:tcPr>
+          <w:p>
+            <w:pPr>
+              <w:jc w:val="center"/>
+              <w:rPr>
+                <w:rFonts w:ascii="나눔고딕" w:eastAsia="나눔고딕" w:hAnsi="나눔고딕"/>
+                <w:sz w:val="20"/>
+                <w:szCs w:val="20"/>
+              </w:rPr>
+            </w:pPr>
+            <w:r>
+              <w:rPr>
+                <w:rFonts w:ascii="나눔고딕" w:eastAsia="나눔고딕" w:hAnsi="나눔고딕" w:hint="eastAsia"/>
+                <w:sz w:val="20"/>
+                <w:szCs w:val="20"/>
+              </w:rPr>
+              <w:t>Server → Client</w:t>
+            </w:r>
+          </w:p>
+        </w:tc>
+        <w:tc>
+          <w:tcPr>
+            <w:tcW w:w="7938" w:type="dxa"/>
+            <w:shd w:val="clear" w:color="auto" w:fill="D9F2D0" w:themeFill="accent6" w:themeFillTint="33"/>
+          </w:tcPr>
+          <w:p>
+            <w:pPr>
+              <w:rPr>
+                <w:rFonts w:ascii="나눔고딕" w:eastAsia="나눔고딕" w:hAnsi="나눔고딕"/>
+                <w:sz w:val="20"/>
+                <w:szCs w:val="20"/>
+              </w:rPr>
+            </w:pPr>
+            <w:r>
+              <w:rPr>
+                <w:rFonts w:ascii="나눔고딕" w:eastAsia="나눔고딕" w:hAnsi="나눔고딕" w:hint="eastAsia"/>
+                <w:sz w:val="20"/>
+                <w:szCs w:val="20"/>
+              </w:rPr>
+              <w:t xml:space="preserve">유효성 검사 후, </w:t>
+            </w:r>
+          </w:p>
+          <w:p>
+            <w:pPr>
+              <w:rPr>
+                <w:rFonts w:ascii="나눔고딕" w:eastAsia="나눔고딕" w:hAnsi="나눔고딕"/>
+                <w:sz w:val="20"/>
+                <w:szCs w:val="20"/>
+              </w:rPr>
+            </w:pPr>
+            <w:r>
+              <w:rPr>
+                <w:rFonts w:ascii="나눔고딕" w:eastAsia="나눔고딕" w:hAnsi="나눔고딕" w:hint="eastAsia"/>
+                <w:sz w:val="20"/>
+                <w:szCs w:val="20"/>
+              </w:rPr>
+              <w:t xml:space="preserve">- 다른 </w:t>
+            </w:r>
+            <w:r>
+              <w:rPr>
+                <w:rFonts w:ascii="나눔고딕" w:eastAsia="나눔고딕" w:hAnsi="나눔고딕" w:hint="eastAsia"/>
+                <w:sz w:val="20"/>
+                <w:szCs w:val="20"/>
+              </w:rPr>
+              <w:t>클라이언트</w:t>
+            </w:r>
+            <w:r>
+              <w:rPr>
+                <w:rFonts w:ascii="나눔고딕" w:eastAsia="나눔고딕" w:hAnsi="나눔고딕" w:hint="eastAsia"/>
+                <w:sz w:val="20"/>
+                <w:szCs w:val="20"/>
+                <w:shd w:val="clear" w:color="auto" w:fill="D9F2D0" w:themeFill="accent6" w:themeFillTint="33"/>
+              </w:rPr>
+              <w:t xml:space="preserve">: </w:t>
+            </w:r>
+            <w:r>
+              <w:rPr>
+                <w:rFonts w:ascii="나눔고딕" w:eastAsia="나눔고딕" w:hAnsi="나눔고딕" w:hint="eastAsia"/>
+                <w:strike/>
+                <w:sz w:val="20"/>
+                <w:szCs w:val="20"/>
+                <w:shd w:val="clear" w:color="auto" w:fill="D9F2D0" w:themeFill="accent6" w:themeFillTint="33"/>
+              </w:rPr>
+              <w:t>S_UpdateObjectState</w:t>
+            </w:r>
+            <w:r>
+              <w:rPr>
+                <w:rFonts w:ascii="나눔고딕" w:eastAsia="나눔고딕" w:hAnsi="나눔고딕" w:hint="eastAsia"/>
+                <w:strike/>
+                <w:sz w:val="20"/>
+                <w:szCs w:val="20"/>
+                <w:shd w:val="clear" w:color="auto" w:fill="D9F2D0" w:themeFill="accent6" w:themeFillTint="33"/>
+              </w:rPr>
+              <w:t>_Packet</w:t>
+            </w:r>
+            <w:r>
+              <w:rPr>
+                <w:rFonts w:ascii="나눔고딕" w:eastAsia="나눔고딕" w:hAnsi="나눔고딕" w:hint="eastAsia"/>
+                <w:sz w:val="20"/>
+                <w:szCs w:val="20"/>
+              </w:rPr>
+              <w:t xml:space="preserve"> </w:t>
+            </w:r>
+            <w:r>
+              <w:rPr>
+                <w:rFonts w:ascii="나눔고딕" w:eastAsia="나눔고딕" w:hAnsi="나눔고딕" w:hint="eastAsia"/>
+                <w:sz w:val="20"/>
+                <w:szCs w:val="20"/>
+              </w:rPr>
+              <w:t xml:space="preserve">S_UseTool_Packet </w:t>
+            </w:r>
+            <w:r>
+              <w:rPr>
+                <w:rFonts w:ascii="나눔고딕" w:eastAsia="나눔고딕" w:hAnsi="나눔고딕" w:hint="eastAsia"/>
+                <w:sz w:val="20"/>
+                <w:szCs w:val="20"/>
+              </w:rPr>
+              <w:t>송신</w:t>
+            </w:r>
+          </w:p>
+          <w:p>
+            <w:pPr>
+              <w:rPr>
+                <w:rFonts w:ascii="나눔고딕" w:eastAsia="나눔고딕" w:hAnsi="나눔고딕"/>
+                <w:sz w:val="20"/>
+                <w:szCs w:val="20"/>
+              </w:rPr>
+            </w:pPr>
+          </w:p>
+          <w:p>
+            <w:pPr>
+              <w:rPr>
+                <w:rFonts w:ascii="나눔고딕" w:eastAsia="나눔고딕" w:hAnsi="나눔고딕"/>
+                <w:color w:val="FF99FF"/>
+                <w:sz w:val="20"/>
+                <w:szCs w:val="20"/>
+              </w:rPr>
+            </w:pPr>
+            <w:r>
+              <w:rPr>
+                <w:rFonts w:ascii="나눔고딕" w:eastAsia="나눔고딕" w:hAnsi="나눔고딕" w:hint="eastAsia"/>
+                <w:strike/>
+                <w:color w:val="FF99FF"/>
+                <w:sz w:val="20"/>
+                <w:szCs w:val="20"/>
+              </w:rPr>
+              <w:t xml:space="preserve">=&gt;이건 사실 클라는 애니메이션 처리만 하면 되니까 S_UpdateObjectState 쓰면 될 듯? </w:t>
+            </w:r>
+            <w:r>
+              <w:rPr>
+                <w:rFonts w:ascii="나눔고딕" w:eastAsia="나눔고딕" w:hAnsi="나눔고딕" w:hint="eastAsia"/>
+                <w:color w:val="FF99FF"/>
+                <w:sz w:val="20"/>
+                <w:szCs w:val="20"/>
+              </w:rPr>
+              <w:t>애니메이션 시간 끝나고 서버가 다시 Idle로 바꾸던지 하긴 해야되는데 이건 하나가 해당 동작에서 다른 동작 가능하게 해놧는지에 따라 다르고, 시간도 알려달라고 해야될</w:t>
+            </w:r>
+            <w:r>
+              <w:rPr>
+                <w:rFonts w:ascii="나눔고딕" w:eastAsia="나눔고딕" w:hAnsi="나눔고딕" w:hint="eastAsia"/>
+                <w:color w:val="FF99FF"/>
+                <w:sz w:val="20"/>
+                <w:szCs w:val="20"/>
+              </w:rPr>
+              <w:t>듯</w:t>
+            </w:r>
+          </w:p>
+          <w:p>
+            <w:pPr>
+              <w:rPr>
+                <w:rFonts w:ascii="나눔고딕" w:eastAsia="나눔고딕" w:hAnsi="나눔고딕"/>
+                <w:sz w:val="20"/>
+                <w:szCs w:val="20"/>
+              </w:rPr>
+            </w:pPr>
+            <w:r>
+              <w:rPr>
+                <w:rFonts w:ascii="나눔고딕" w:eastAsia="나눔고딕" w:hAnsi="나눔고딕" w:hint="eastAsia"/>
+                <w:strike/>
+                <w:color w:val="83CAEB" w:themeColor="accent1" w:themeTint="66"/>
+                <w:sz w:val="20"/>
+                <w:szCs w:val="20"/>
+              </w:rPr>
+              <w:t>=&gt; 넴 일단 클라에서는 패킷 받으면 애니메이션 실행하도록 구현하겠습니다.</w:t>
+            </w:r>
+          </w:p>
+        </w:tc>
+      </w:tr>
+      <w:tr>
+        <w:tc>
+          <w:tcPr>
+            <w:tcW w:w="709" w:type="dxa"/>
+            <w:shd w:val="clear" w:color="auto" w:fill="D9F2D0" w:themeFill="accent6" w:themeFillTint="33"/>
+          </w:tcPr>
+          <w:p>
+            <w:pPr>
+              <w:jc w:val="center"/>
+              <w:rPr>
+                <w:rFonts w:ascii="나눔고딕" w:eastAsia="나눔고딕" w:hAnsi="나눔고딕"/>
+                <w:sz w:val="20"/>
+                <w:szCs w:val="20"/>
+              </w:rPr>
+            </w:pPr>
+            <w:r>
+              <w:rPr>
+                <w:rFonts w:ascii="나눔고딕" w:eastAsia="나눔고딕" w:hAnsi="나눔고딕" w:hint="eastAsia"/>
+                <w:sz w:val="20"/>
+                <w:szCs w:val="20"/>
+              </w:rPr>
+              <w:t>2-3</w:t>
+            </w:r>
+          </w:p>
+        </w:tc>
+        <w:tc>
+          <w:tcPr>
+            <w:tcW w:w="1701" w:type="dxa"/>
+            <w:shd w:val="clear" w:color="auto" w:fill="D9F2D0" w:themeFill="accent6" w:themeFillTint="33"/>
+          </w:tcPr>
+          <w:p>
+            <w:pPr>
+              <w:jc w:val="center"/>
+              <w:rPr>
+                <w:rFonts w:ascii="나눔고딕" w:eastAsia="나눔고딕" w:hAnsi="나눔고딕"/>
+                <w:sz w:val="20"/>
+                <w:szCs w:val="20"/>
+              </w:rPr>
+            </w:pPr>
+            <w:r>
+              <w:rPr>
+                <w:rFonts w:ascii="나눔고딕" w:eastAsia="나눔고딕" w:hAnsi="나눔고딕" w:hint="eastAsia"/>
+                <w:sz w:val="20"/>
+                <w:szCs w:val="20"/>
+              </w:rPr>
+              <w:t>Client</w:t>
+            </w:r>
+          </w:p>
+        </w:tc>
+        <w:tc>
+          <w:tcPr>
+            <w:tcW w:w="7938" w:type="dxa"/>
+            <w:shd w:val="clear" w:color="auto" w:fill="D9F2D0" w:themeFill="accent6" w:themeFillTint="33"/>
+          </w:tcPr>
+          <w:p>
+            <w:pPr>
+              <w:rPr>
+                <w:rFonts w:ascii="나눔고딕" w:eastAsia="나눔고딕" w:hAnsi="나눔고딕"/>
+                <w:sz w:val="20"/>
+                <w:szCs w:val="20"/>
+              </w:rPr>
+            </w:pPr>
+            <w:r>
+              <w:rPr>
+                <w:rFonts w:ascii="나눔고딕" w:eastAsia="나눔고딕" w:hAnsi="나눔고딕" w:hint="eastAsia"/>
+                <w:sz w:val="20"/>
+                <w:szCs w:val="20"/>
+              </w:rPr>
+              <w:t xml:space="preserve">- </w:t>
+            </w:r>
+            <w:r>
+              <w:rPr>
+                <w:rFonts w:ascii="나눔고딕" w:eastAsia="나눔고딕" w:hAnsi="나눔고딕" w:hint="eastAsia"/>
+                <w:sz w:val="20"/>
+                <w:szCs w:val="20"/>
+              </w:rPr>
+              <w:t>다른 클라이언트</w:t>
+            </w:r>
+            <w:r>
+              <w:rPr>
+                <w:rFonts w:ascii="나눔고딕" w:eastAsia="나눔고딕" w:hAnsi="나눔고딕" w:hint="eastAsia"/>
+                <w:sz w:val="20"/>
+                <w:szCs w:val="20"/>
+              </w:rPr>
+              <w:t xml:space="preserve">: </w:t>
+            </w:r>
+            <w:r>
+              <w:rPr>
+                <w:rFonts w:ascii="나눔고딕" w:eastAsia="나눔고딕" w:hAnsi="나눔고딕" w:hint="eastAsia"/>
+                <w:strike/>
+                <w:sz w:val="20"/>
+                <w:szCs w:val="20"/>
+                <w:shd w:val="clear" w:color="auto" w:fill="D9F2D0" w:themeFill="accent6" w:themeFillTint="33"/>
+              </w:rPr>
+              <w:t>S_UpdateObjectState</w:t>
+            </w:r>
+            <w:r>
+              <w:rPr>
+                <w:rFonts w:ascii="나눔고딕" w:eastAsia="나눔고딕" w:hAnsi="나눔고딕" w:hint="eastAsia"/>
+                <w:strike/>
+                <w:sz w:val="20"/>
+                <w:szCs w:val="20"/>
+                <w:shd w:val="clear" w:color="auto" w:fill="D9F2D0" w:themeFill="accent6" w:themeFillTint="33"/>
+              </w:rPr>
+              <w:t>_Packet</w:t>
+            </w:r>
+            <w:r>
+              <w:rPr>
+                <w:rFonts w:ascii="나눔고딕" w:eastAsia="나눔고딕" w:hAnsi="나눔고딕" w:hint="eastAsia"/>
+                <w:sz w:val="20"/>
+                <w:szCs w:val="20"/>
+                <w:shd w:val="clear" w:color="auto" w:fill="D9F2D0" w:themeFill="accent6" w:themeFillTint="33"/>
+              </w:rPr>
+              <w:t xml:space="preserve"> </w:t>
+            </w:r>
+            <w:r>
+              <w:rPr>
+                <w:rFonts w:ascii="나눔고딕" w:eastAsia="나눔고딕" w:hAnsi="나눔고딕" w:hint="eastAsia"/>
+                <w:sz w:val="20"/>
+                <w:szCs w:val="20"/>
+                <w:shd w:val="clear" w:color="auto" w:fill="D9F2D0" w:themeFill="accent6" w:themeFillTint="33"/>
+              </w:rPr>
+              <w:t>S</w:t>
+            </w:r>
+            <w:r>
+              <w:rPr>
+                <w:rFonts w:ascii="나눔고딕" w:eastAsia="나눔고딕" w:hAnsi="나눔고딕" w:hint="eastAsia"/>
+                <w:sz w:val="20"/>
+                <w:szCs w:val="20"/>
+              </w:rPr>
+              <w:t>_UseTool_Packet</w:t>
+            </w:r>
+            <w:r>
+              <w:rPr>
+                <w:rFonts w:ascii="나눔고딕" w:eastAsia="나눔고딕" w:hAnsi="나눔고딕" w:hint="eastAsia"/>
+                <w:sz w:val="20"/>
+                <w:szCs w:val="20"/>
+              </w:rPr>
+              <w:t>을 수신하면, 다른 클라이언트의 애니메이션 실행</w:t>
             </w:r>
           </w:p>
         </w:tc>
@@ -25266,7 +26495,7 @@
                 <w:sz w:val="20"/>
                 <w:szCs w:val="20"/>
               </w:rPr>
-              <w:t>1-2</w:t>
+              <w:t>2-4</w:t>
             </w:r>
           </w:p>
         </w:tc>
@@ -25311,104 +26540,304 @@
                 <w:sz w:val="20"/>
                 <w:szCs w:val="20"/>
               </w:rPr>
-              <w:t>- 유효성 검사 후, 해당 클라이언트가 들고 있는 Tool이 유효하지 않다면 해당 클라이언트</w:t>
-            </w:r>
-            <w:r>
-              <w:rPr>
-                <w:rFonts w:ascii="나눔고딕" w:eastAsia="나눔고딕" w:hAnsi="나눔고딕" w:hint="eastAsia"/>
-                <w:sz w:val="20"/>
-                <w:szCs w:val="20"/>
-              </w:rPr>
-              <w:t xml:space="preserve"> 및 다른 클라이언트</w:t>
-            </w:r>
-            <w:r>
-              <w:rPr>
-                <w:rFonts w:ascii="나눔고딕" w:eastAsia="나눔고딕" w:hAnsi="나눔고딕" w:hint="eastAsia"/>
-                <w:sz w:val="20"/>
-                <w:szCs w:val="20"/>
-              </w:rPr>
-              <w:t>에게</w:t>
-            </w:r>
-            <w:r>
-              <w:rPr>
-                <w:rFonts w:ascii="나눔고딕" w:eastAsia="나눔고딕" w:hAnsi="나눔고딕" w:hint="eastAsia"/>
-                <w:sz w:val="20"/>
-                <w:szCs w:val="20"/>
-              </w:rPr>
-              <w:t xml:space="preserve"> </w:t>
-            </w:r>
-            <w:proofErr w:type="spellStart"/>
-            <w:r>
-              <w:rPr>
-                <w:rFonts w:ascii="나눔고딕" w:eastAsia="나눔고딕" w:hAnsi="나눔고딕"/>
-                <w:sz w:val="20"/>
-                <w:szCs w:val="20"/>
-              </w:rPr>
-              <w:t>S_UpdateCurrentTool_Packet</w:t>
-            </w:r>
-            <w:proofErr w:type="spellEnd"/>
-            <w:r>
-              <w:rPr>
-                <w:rFonts w:ascii="나눔고딕" w:eastAsia="나눔고딕" w:hAnsi="나눔고딕" w:hint="eastAsia"/>
-                <w:sz w:val="20"/>
-                <w:szCs w:val="20"/>
-              </w:rPr>
-              <w:t xml:space="preserve"> </w:t>
-            </w:r>
-            <w:r>
-              <w:rPr>
-                <w:rFonts w:ascii="나눔고딕" w:eastAsia="나눔고딕" w:hAnsi="나눔고딕" w:hint="eastAsia"/>
-                <w:sz w:val="20"/>
-                <w:szCs w:val="20"/>
-              </w:rPr>
-              <w:t>송신</w:t>
+              <w:t xml:space="preserve">- 총, 칼 사용 시 충돌처리 </w:t>
             </w:r>
           </w:p>
           <w:p>
             <w:pPr>
-              <w:ind w:left="564" w:hangingChars="300" w:hanging="564"/>
               <w:rPr>
                 <w:rFonts w:ascii="나눔고딕" w:eastAsia="나눔고딕" w:hAnsi="나눔고딕"/>
+                <w:color w:val="000000" w:themeColor="text1"/>
                 <w:sz w:val="20"/>
                 <w:szCs w:val="20"/>
               </w:rPr>
             </w:pPr>
+            <w:r>
+              <w:rPr>
+                <w:rFonts w:ascii="나눔고딕" w:eastAsia="나눔고딕" w:hAnsi="나눔고딕" w:hint="eastAsia"/>
+                <w:color w:val="000000" w:themeColor="text1"/>
+                <w:sz w:val="20"/>
+                <w:szCs w:val="20"/>
+              </w:rPr>
+              <w:t xml:space="preserve">- </w:t>
+            </w:r>
+            <w:r>
+              <w:rPr>
+                <w:rFonts w:ascii="나눔고딕" w:eastAsia="나눔고딕" w:hAnsi="나눔고딕" w:hint="eastAsia"/>
+                <w:color w:val="000000" w:themeColor="text1"/>
+                <w:sz w:val="20"/>
+                <w:szCs w:val="20"/>
+              </w:rPr>
+              <w:t xml:space="preserve">총 충돌 </w:t>
+            </w:r>
+            <w:r>
+              <w:rPr>
+                <w:rFonts w:ascii="나눔고딕" w:eastAsia="나눔고딕" w:hAnsi="나눔고딕" w:hint="eastAsia"/>
+                <w:color w:val="000000" w:themeColor="text1"/>
+                <w:sz w:val="20"/>
+                <w:szCs w:val="20"/>
+              </w:rPr>
+              <w:t xml:space="preserve">계산 방법: </w:t>
+            </w:r>
           </w:p>
           <w:p>
             <w:pPr>
-              <w:ind w:left="564" w:hangingChars="300" w:hanging="564"/>
               <w:rPr>
                 <w:rFonts w:ascii="나눔고딕" w:eastAsia="나눔고딕" w:hAnsi="나눔고딕"/>
+                <w:color w:val="000000" w:themeColor="text1"/>
                 <w:sz w:val="20"/>
                 <w:szCs w:val="20"/>
               </w:rPr>
             </w:pPr>
             <w:r>
               <w:rPr>
-                <w:rFonts w:ascii="나눔고딕" w:eastAsia="나눔고딕" w:hAnsi="나눔고딕" w:hint="eastAsia"/>
+                <w:rFonts w:ascii="나눔고딕" w:eastAsia="나눔고딕" w:hAnsi="나눔고딕"/>
+                <w:color w:val="000000" w:themeColor="text1"/>
+                <w:sz w:val="20"/>
+                <w:szCs w:val="20"/>
+              </w:rPr>
+              <w:t xml:space="preserve">FVector ShootDir = FRotator(packet.pitch, packet.yaw, 0).Vector(); </w:t>
+            </w:r>
+          </w:p>
+          <w:p>
+            <w:pPr>
+              <w:rPr>
+                <w:rFonts w:ascii="나눔고딕" w:eastAsia="나눔고딕" w:hAnsi="나눔고딕"/>
+                <w:color w:val="000000" w:themeColor="text1"/>
+                <w:sz w:val="20"/>
+                <w:szCs w:val="20"/>
+              </w:rPr>
+            </w:pPr>
+            <w:r>
+              <w:rPr>
+                <w:rFonts w:ascii="나눔고딕" w:eastAsia="나눔고딕" w:hAnsi="나눔고딕"/>
+                <w:color w:val="000000" w:themeColor="text1"/>
+                <w:sz w:val="20"/>
+                <w:szCs w:val="20"/>
+              </w:rPr>
+              <w:t xml:space="preserve">FVector StartLocation = playerPos + FVector(0, 0, </w:t>
+            </w:r>
+            <w:r>
+              <w:rPr>
+                <w:rFonts w:ascii="나눔고딕" w:eastAsia="나눔고딕" w:hAnsi="나눔고딕" w:hint="eastAsia"/>
+                <w:color w:val="000000" w:themeColor="text1"/>
+                <w:sz w:val="20"/>
+                <w:szCs w:val="20"/>
+              </w:rPr>
+              <w:t>눈높이</w:t>
+            </w:r>
+            <w:r>
+              <w:rPr>
+                <w:rFonts w:ascii="나눔고딕" w:eastAsia="나눔고딕" w:hAnsi="나눔고딕"/>
+                <w:color w:val="000000" w:themeColor="text1"/>
+                <w:sz w:val="20"/>
+                <w:szCs w:val="20"/>
+              </w:rPr>
+              <w:t xml:space="preserve">); // 서버에서 관리하는 플레이어 위치 </w:t>
+            </w:r>
+          </w:p>
+          <w:p>
+            <w:pPr>
+              <w:rPr>
+                <w:rFonts w:ascii="나눔고딕" w:eastAsia="나눔고딕" w:hAnsi="나눔고딕"/>
+                <w:color w:val="000000" w:themeColor="text1"/>
+                <w:sz w:val="20"/>
+                <w:szCs w:val="20"/>
+              </w:rPr>
+            </w:pPr>
+            <w:r>
+              <w:rPr>
+                <w:rFonts w:ascii="나눔고딕" w:eastAsia="나눔고딕" w:hAnsi="나눔고딕"/>
+                <w:color w:val="000000" w:themeColor="text1"/>
+                <w:sz w:val="20"/>
+                <w:szCs w:val="20"/>
+              </w:rPr>
+              <w:t>FVector EndLocation = StartLocation + (ShootDir * 5000.0f); // 사정거리 50m</w:t>
+            </w:r>
+          </w:p>
+          <w:p>
+            <w:pPr>
+              <w:rPr>
+                <w:rFonts w:ascii="나눔고딕" w:eastAsia="나눔고딕" w:hAnsi="나눔고딕"/>
+                <w:strike/>
+                <w:color w:val="83CAEB" w:themeColor="accent1" w:themeTint="66"/>
+                <w:sz w:val="20"/>
+                <w:szCs w:val="20"/>
+              </w:rPr>
+            </w:pPr>
+            <w:r>
+              <w:rPr>
+                <w:rFonts w:ascii="나눔고딕" w:eastAsia="나눔고딕" w:hAnsi="나눔고딕" w:hint="eastAsia"/>
+                <w:strike/>
+                <w:color w:val="83CAEB" w:themeColor="accent1" w:themeTint="66"/>
+                <w:sz w:val="20"/>
+                <w:szCs w:val="20"/>
+              </w:rPr>
+              <w:t>(칼도 비슷하게 하면 될 것 같아여)</w:t>
+            </w:r>
+          </w:p>
+          <w:p>
+            <w:pPr>
+              <w:rPr>
+                <w:rFonts w:ascii="나눔고딕" w:eastAsia="나눔고딕" w:hAnsi="나눔고딕"/>
+                <w:sz w:val="20"/>
+                <w:szCs w:val="20"/>
+              </w:rPr>
+            </w:pPr>
+            <w:r>
+              <w:rPr>
+                <w:rFonts w:ascii="나눔고딕" w:eastAsia="나눔고딕" w:hAnsi="나눔고딕" w:hint="eastAsia"/>
+                <w:sz w:val="20"/>
+                <w:szCs w:val="20"/>
+              </w:rPr>
+              <w:t xml:space="preserve">- </w:t>
+            </w:r>
+            <w:r>
+              <w:rPr>
+                <w:rFonts w:ascii="나눔고딕" w:eastAsia="나눔고딕" w:hAnsi="나눔고딕" w:hint="eastAsia"/>
+                <w:sz w:val="20"/>
+                <w:szCs w:val="20"/>
+              </w:rPr>
+              <w:t xml:space="preserve">총 맞은 </w:t>
+            </w:r>
+            <w:r>
+              <w:rPr>
+                <w:rFonts w:ascii="나눔고딕" w:eastAsia="나눔고딕" w:hAnsi="나눔고딕" w:hint="eastAsia"/>
+                <w:sz w:val="20"/>
+                <w:szCs w:val="20"/>
+              </w:rPr>
+              <w:t>위치</w:t>
+            </w:r>
+            <w:r>
+              <w:rPr>
+                <w:rFonts w:ascii="나눔고딕" w:eastAsia="나눔고딕" w:hAnsi="나눔고딕" w:hint="eastAsia"/>
+                <w:sz w:val="20"/>
+                <w:szCs w:val="20"/>
+              </w:rPr>
+              <w:t xml:space="preserve"> 계산</w:t>
+            </w:r>
+            <w:r>
+              <w:rPr>
+                <w:rFonts w:ascii="나눔고딕" w:eastAsia="나눔고딕" w:hAnsi="나눔고딕" w:hint="eastAsia"/>
+                <w:sz w:val="20"/>
+                <w:szCs w:val="20"/>
+              </w:rPr>
+              <w:t xml:space="preserve"> 후</w:t>
+            </w:r>
+            <w:r>
+              <w:rPr>
+                <w:rFonts w:ascii="나눔고딕" w:eastAsia="나눔고딕" w:hAnsi="나눔고딕" w:hint="eastAsia"/>
+                <w:sz w:val="20"/>
+                <w:szCs w:val="20"/>
+              </w:rPr>
+              <w:t xml:space="preserve"> </w:t>
+            </w:r>
+            <w:r>
+              <w:rPr>
+                <w:rFonts w:ascii="나눔고딕" w:eastAsia="나눔고딕" w:hAnsi="나눔고딕" w:hint="eastAsia"/>
+                <w:sz w:val="20"/>
+                <w:szCs w:val="20"/>
+              </w:rPr>
+              <w:t>S_SpawnParticle</w:t>
+            </w:r>
+            <w:r>
+              <w:rPr>
+                <w:rFonts w:ascii="나눔고딕" w:eastAsia="나눔고딕" w:hAnsi="나눔고딕" w:hint="eastAsia"/>
+                <w:sz w:val="20"/>
+                <w:szCs w:val="20"/>
+              </w:rPr>
+              <w:t xml:space="preserve"> 송신</w:t>
+            </w:r>
+          </w:p>
+          <w:p>
+            <w:pPr>
+              <w:rPr>
+                <w:rFonts w:ascii="나눔고딕" w:eastAsia="나눔고딕" w:hAnsi="나눔고딕"/>
+                <w:sz w:val="20"/>
+                <w:szCs w:val="20"/>
+              </w:rPr>
+            </w:pPr>
+            <w:r>
+              <w:rPr>
+                <w:rFonts w:ascii="나눔고딕" w:eastAsia="나눔고딕" w:hAnsi="나눔고딕" w:hint="eastAsia"/>
+                <w:sz w:val="20"/>
+                <w:szCs w:val="20"/>
+              </w:rPr>
+              <w:t>- 열쇠 사용시</w:t>
+            </w:r>
+            <w:r>
+              <w:rPr>
+                <w:rFonts w:ascii="나눔고딕" w:eastAsia="나눔고딕" w:hAnsi="나눔고딕" w:hint="eastAsia"/>
+                <w:sz w:val="20"/>
+                <w:szCs w:val="20"/>
+              </w:rPr>
+              <w:t xml:space="preserve"> S_UpdateObjectState_Packet으로 문 상태 잠금 해제 </w:t>
+            </w:r>
+            <w:r>
+              <w:rPr>
+                <w:rFonts w:ascii="나눔고딕" w:eastAsia="나눔고딕" w:hAnsi="나눔고딕" w:hint="eastAsia"/>
+                <w:sz w:val="20"/>
+                <w:szCs w:val="20"/>
+              </w:rPr>
+              <w:t>송신</w:t>
+            </w:r>
+            <w:r>
+              <w:rPr>
+                <w:rFonts w:ascii="나눔고딕" w:eastAsia="나눔고딕" w:hAnsi="나눔고딕" w:hint="eastAsia"/>
+                <w:sz w:val="20"/>
+                <w:szCs w:val="20"/>
+              </w:rPr>
+              <w:t xml:space="preserve"> (목차 4번 </w:t>
+            </w:r>
+            <w:r>
+              <w:rPr>
+                <w:rFonts w:ascii="나눔고딕" w:eastAsia="나눔고딕" w:hAnsi="나눔고딕" w:hint="eastAsia"/>
+                <w:sz w:val="20"/>
+                <w:szCs w:val="20"/>
+              </w:rPr>
+              <w:lastRenderedPageBreak/>
+              <w:t>참고)</w:t>
+            </w:r>
+          </w:p>
+          <w:p>
+            <w:pPr>
+              <w:rPr>
+                <w:rFonts w:ascii="나눔고딕" w:eastAsia="나눔고딕" w:hAnsi="나눔고딕"/>
+                <w:strike/>
                 <w:color w:val="FF99FF"/>
                 <w:sz w:val="20"/>
                 <w:szCs w:val="20"/>
               </w:rPr>
-              <w:t>=&gt;해당 클라랑 다른 클라랑 같은 패킷 써도 될 것 같습니다.</w:t>
-            </w:r>
-            <w:r>
-              <w:rPr>
-                <w:rFonts w:ascii="나눔고딕" w:eastAsia="나눔고딕" w:hAnsi="나눔고딕" w:hint="eastAsia"/>
+            </w:pPr>
+            <w:r>
+              <w:rPr>
+                <w:rFonts w:ascii="나눔고딕" w:eastAsia="나눔고딕" w:hAnsi="나눔고딕" w:hint="eastAsia"/>
+                <w:strike/>
                 <w:color w:val="FF99FF"/>
                 <w:sz w:val="20"/>
                 <w:szCs w:val="20"/>
               </w:rPr>
-              <w:t xml:space="preserve"> 서버에서 유효성 검사하고</w:t>
-            </w:r>
-            <w:r>
-              <w:rPr>
-                <w:rFonts w:ascii="나눔고딕" w:eastAsia="나눔고딕" w:hAnsi="나눔고딕" w:hint="eastAsia"/>
+              <w:t>=&gt;열쇠 사용하자마자 문 열리는 건 아니니까 UpdateObjectState로 문 상태만 열림으로 변경하변 될 듯</w:t>
+            </w:r>
+          </w:p>
+          <w:p>
+            <w:pPr>
+              <w:rPr>
+                <w:rFonts w:ascii="나눔고딕" w:eastAsia="나눔고딕" w:hAnsi="나눔고딕"/>
                 <w:color w:val="FF99FF"/>
                 <w:sz w:val="20"/>
                 <w:szCs w:val="20"/>
               </w:rPr>
-              <w:t xml:space="preserve"> 도구 제대로 들라고 통보할 예정. 도구 다르게 들고 있는 걸 State로 표현할 건지 아니면 다른 걸로 표현할 건지에 따라 패킷 내용 달라질 것 같습니다.</w:t>
+            </w:pPr>
+            <w:r>
+              <w:rPr>
+                <w:rFonts w:ascii="나눔고딕" w:eastAsia="나눔고딕" w:hAnsi="나눔고딕" w:hint="eastAsia"/>
+                <w:strike/>
+                <w:color w:val="83CAEB" w:themeColor="accent1" w:themeTint="66"/>
+                <w:sz w:val="20"/>
+                <w:szCs w:val="20"/>
+              </w:rPr>
+              <w:t>=&gt;생각해보니 문 잠금 해제는 문 열림이 아니구나 헷갈렸습니다..</w:t>
             </w:r>
           </w:p>
         </w:tc>
@@ -25434,7 +26863,8 @@
                 <w:sz w:val="20"/>
                 <w:szCs w:val="20"/>
               </w:rPr>
-              <w:t>1-3</w:t>
+              <w:lastRenderedPageBreak/>
+              <w:t>2-5</w:t>
             </w:r>
           </w:p>
         </w:tc>
@@ -25479,1935 +26909,6 @@
                 <w:sz w:val="20"/>
                 <w:szCs w:val="20"/>
               </w:rPr>
-              <w:t>-</w:t>
-            </w:r>
-            <w:r>
-              <w:rPr>
-                <w:rFonts w:ascii="나눔고딕" w:eastAsia="나눔고딕" w:hAnsi="나눔고딕" w:hint="eastAsia"/>
-                <w:sz w:val="20"/>
-                <w:szCs w:val="20"/>
-              </w:rPr>
-              <w:t xml:space="preserve"> </w:t>
-            </w:r>
-            <w:proofErr w:type="spellStart"/>
-            <w:r>
-              <w:rPr>
-                <w:rFonts w:ascii="나눔고딕" w:eastAsia="나눔고딕" w:hAnsi="나눔고딕"/>
-                <w:sz w:val="20"/>
-                <w:szCs w:val="20"/>
-              </w:rPr>
-              <w:t>S_UpdateCurrentTool_Packet</w:t>
-            </w:r>
-            <w:proofErr w:type="spellEnd"/>
-            <w:r>
-              <w:rPr>
-                <w:rFonts w:ascii="나눔고딕" w:eastAsia="나눔고딕" w:hAnsi="나눔고딕" w:hint="eastAsia"/>
-                <w:sz w:val="20"/>
-                <w:szCs w:val="20"/>
-              </w:rPr>
-              <w:t xml:space="preserve">을 수신하면, </w:t>
-            </w:r>
-            <w:r>
-              <w:rPr>
-                <w:rFonts w:ascii="나눔고딕" w:eastAsia="나눔고딕" w:hAnsi="나눔고딕" w:hint="eastAsia"/>
-                <w:sz w:val="20"/>
-                <w:szCs w:val="20"/>
-              </w:rPr>
-              <w:t xml:space="preserve">해당 클라이언트 및 다른 클라이언트에게 </w:t>
-            </w:r>
-            <w:r>
-              <w:rPr>
-                <w:rFonts w:ascii="나눔고딕" w:eastAsia="나눔고딕" w:hAnsi="나눔고딕" w:hint="eastAsia"/>
-                <w:sz w:val="20"/>
-                <w:szCs w:val="20"/>
-              </w:rPr>
-              <w:t xml:space="preserve">서버 </w:t>
-            </w:r>
-            <w:r>
-              <w:rPr>
-                <w:rFonts w:ascii="나눔고딕" w:eastAsia="나눔고딕" w:hAnsi="나눔고딕" w:hint="eastAsia"/>
-                <w:sz w:val="20"/>
-                <w:szCs w:val="20"/>
-              </w:rPr>
-              <w:t>명령</w:t>
-            </w:r>
-            <w:r>
-              <w:rPr>
-                <w:rFonts w:ascii="나눔고딕" w:eastAsia="나눔고딕" w:hAnsi="나눔고딕" w:hint="eastAsia"/>
-                <w:sz w:val="20"/>
-                <w:szCs w:val="20"/>
-              </w:rPr>
-              <w:t>대로 현재 들고 있는 Tool 변경</w:t>
-            </w:r>
-            <w:r>
-              <w:rPr>
-                <w:rFonts w:ascii="나눔고딕" w:eastAsia="나눔고딕" w:hAnsi="나눔고딕" w:hint="eastAsia"/>
-                <w:sz w:val="20"/>
-                <w:szCs w:val="20"/>
-              </w:rPr>
-              <w:t xml:space="preserve"> or 삭제</w:t>
-            </w:r>
-          </w:p>
-          <w:p>
-            <w:pPr>
-              <w:rPr>
-                <w:rFonts w:ascii="나눔고딕" w:eastAsia="나눔고딕" w:hAnsi="나눔고딕"/>
-                <w:sz w:val="20"/>
-                <w:szCs w:val="20"/>
-              </w:rPr>
-            </w:pPr>
-          </w:p>
-          <w:p>
-            <w:pPr>
-              <w:rPr>
-                <w:rFonts w:ascii="나눔고딕" w:eastAsia="나눔고딕" w:hAnsi="나눔고딕"/>
-                <w:strike/>
-                <w:sz w:val="20"/>
-                <w:szCs w:val="20"/>
-              </w:rPr>
-            </w:pPr>
-            <w:r>
-              <w:rPr>
-                <w:rFonts w:ascii="나눔고딕" w:eastAsia="나눔고딕" w:hAnsi="나눔고딕" w:hint="eastAsia"/>
-                <w:strike/>
-                <w:color w:val="FF99FF"/>
-                <w:sz w:val="20"/>
-                <w:szCs w:val="20"/>
-              </w:rPr>
-              <w:lastRenderedPageBreak/>
-              <w:t>=&gt;위 내용과 마찬가지로 같은 패킷 사용해도 될 것 같습니다. 처리는 여기 적힌대로 진진행하면 될 듯.</w:t>
-            </w:r>
-          </w:p>
-        </w:tc>
-      </w:tr>
-      <w:tr>
-        <w:tc>
-          <w:tcPr>
-            <w:tcW w:w="709" w:type="dxa"/>
-            <w:shd w:val="clear" w:color="auto" w:fill="FFFFFF" w:themeFill="background1"/>
-          </w:tcPr>
-          <w:p>
-            <w:pPr>
-              <w:jc w:val="center"/>
-              <w:rPr>
-                <w:rFonts w:ascii="나눔고딕" w:eastAsia="나눔고딕" w:hAnsi="나눔고딕"/>
-                <w:sz w:val="20"/>
-                <w:szCs w:val="20"/>
-              </w:rPr>
-            </w:pPr>
-            <w:r>
-              <w:rPr>
-                <w:rFonts w:ascii="나눔고딕" w:eastAsia="나눔고딕" w:hAnsi="나눔고딕" w:hint="eastAsia"/>
-                <w:sz w:val="20"/>
-                <w:szCs w:val="20"/>
-              </w:rPr>
-              <w:lastRenderedPageBreak/>
-              <w:t>2-1</w:t>
-            </w:r>
-          </w:p>
-        </w:tc>
-        <w:tc>
-          <w:tcPr>
-            <w:tcW w:w="1701" w:type="dxa"/>
-          </w:tcPr>
-          <w:p>
-            <w:pPr>
-              <w:jc w:val="center"/>
-              <w:rPr>
-                <w:rFonts w:ascii="나눔고딕" w:eastAsia="나눔고딕" w:hAnsi="나눔고딕"/>
-                <w:sz w:val="20"/>
-                <w:szCs w:val="20"/>
-              </w:rPr>
-            </w:pPr>
-            <w:r>
-              <w:rPr>
-                <w:rFonts w:ascii="나눔고딕" w:eastAsia="나눔고딕" w:hAnsi="나눔고딕" w:hint="eastAsia"/>
-                <w:sz w:val="20"/>
-                <w:szCs w:val="20"/>
-              </w:rPr>
-              <w:t>Client → Server</w:t>
-            </w:r>
-          </w:p>
-        </w:tc>
-        <w:tc>
-          <w:tcPr>
-            <w:tcW w:w="7938" w:type="dxa"/>
-          </w:tcPr>
-          <w:p>
-            <w:pPr>
-              <w:ind w:left="376" w:hangingChars="200" w:hanging="376"/>
-              <w:rPr>
-                <w:rFonts w:ascii="나눔고딕" w:eastAsia="나눔고딕" w:hAnsi="나눔고딕"/>
-                <w:sz w:val="20"/>
-                <w:szCs w:val="20"/>
-              </w:rPr>
-            </w:pPr>
-            <w:r>
-              <w:rPr>
-                <w:rFonts w:ascii="나눔고딕" w:eastAsia="나눔고딕" w:hAnsi="나눔고딕" w:hint="eastAsia"/>
-                <w:sz w:val="20"/>
-                <w:szCs w:val="20"/>
-              </w:rPr>
-              <w:t xml:space="preserve">Tool을 들고 있는 상태에서 Tool 사용 입력(마우스 좌클릭)하면 </w:t>
-            </w:r>
-            <w:r>
-              <w:rPr>
-                <w:rFonts w:ascii="나눔고딕" w:eastAsia="나눔고딕" w:hAnsi="나눔고딕" w:hint="eastAsia"/>
-                <w:sz w:val="20"/>
-                <w:szCs w:val="20"/>
-              </w:rPr>
-              <w:t xml:space="preserve">해당 클라이언트는바로애니메이션 및 </w:t>
-            </w:r>
-            <w:r>
-              <w:rPr>
-                <w:rFonts w:ascii="나눔고딕" w:eastAsia="나눔고딕" w:hAnsi="나눔고딕" w:hint="eastAsia"/>
-                <w:sz w:val="20"/>
-                <w:szCs w:val="20"/>
-              </w:rPr>
-              <w:t>C_UseTool</w:t>
-            </w:r>
-            <w:r>
-              <w:rPr>
-                <w:rFonts w:ascii="나눔고딕" w:eastAsia="나눔고딕" w:hAnsi="나눔고딕" w:hint="eastAsia"/>
-                <w:sz w:val="20"/>
-                <w:szCs w:val="20"/>
-              </w:rPr>
-              <w:t>_Packet송신</w:t>
-            </w:r>
-          </w:p>
-          <w:p>
-            <w:pPr>
-              <w:rPr>
-                <w:rFonts w:ascii="나눔고딕" w:eastAsia="나눔고딕" w:hAnsi="나눔고딕"/>
-                <w:sz w:val="20"/>
-                <w:szCs w:val="20"/>
-              </w:rPr>
-            </w:pPr>
-            <w:r>
-              <w:rPr>
-                <w:rFonts w:ascii="나눔고딕" w:eastAsia="나눔고딕" w:hAnsi="나눔고딕" w:hint="eastAsia"/>
-                <w:sz w:val="20"/>
-                <w:szCs w:val="20"/>
-              </w:rPr>
-              <w:t xml:space="preserve">- </w:t>
-            </w:r>
-            <w:r>
-              <w:rPr>
-                <w:rFonts w:ascii="나눔고딕" w:eastAsia="나눔고딕" w:hAnsi="나눔고딕" w:hint="eastAsia"/>
-                <w:sz w:val="20"/>
-                <w:szCs w:val="20"/>
-              </w:rPr>
-              <w:t>열쇠는 잠긴 문과 상호작용 가능 할 때만 송신</w:t>
-            </w:r>
-          </w:p>
-          <w:p>
-            <w:pPr>
-              <w:rPr>
-                <w:rFonts w:ascii="나눔고딕" w:eastAsia="나눔고딕" w:hAnsi="나눔고딕"/>
-                <w:color w:val="000000" w:themeColor="text1"/>
-                <w:sz w:val="20"/>
-                <w:szCs w:val="20"/>
-              </w:rPr>
-            </w:pPr>
-            <w:r>
-              <w:rPr>
-                <w:rFonts w:ascii="나눔고딕" w:eastAsia="나눔고딕" w:hAnsi="나눔고딕" w:hint="eastAsia"/>
-                <w:color w:val="000000" w:themeColor="text1"/>
-                <w:sz w:val="20"/>
-                <w:szCs w:val="20"/>
-              </w:rPr>
-              <w:t>- 랜턴은 유지 시간이 180s이고, 켜지는 동안 1s씩 감소되므로,</w:t>
-            </w:r>
-            <w:r>
-              <w:rPr>
-                <w:rFonts w:ascii="나눔고딕" w:eastAsia="나눔고딕" w:hAnsi="나눔고딕" w:hint="eastAsia"/>
-                <w:color w:val="000000" w:themeColor="text1"/>
-                <w:sz w:val="20"/>
-                <w:szCs w:val="20"/>
-              </w:rPr>
-              <w:t xml:space="preserve"> 남은 유지 시간을 동기화 해야 함. 랜턴을 사용하고 있는 상태일 때 서버가 </w:t>
-            </w:r>
-            <w:proofErr w:type="spellStart"/>
-            <w:r>
-              <w:rPr>
-                <w:rFonts w:ascii="나눔고딕" w:eastAsia="나눔고딕" w:hAnsi="나눔고딕" w:hint="eastAsia"/>
-                <w:color w:val="000000" w:themeColor="text1"/>
-                <w:sz w:val="20"/>
-                <w:szCs w:val="20"/>
-              </w:rPr>
-              <w:t>클라한테</w:t>
-            </w:r>
-            <w:proofErr w:type="spellEnd"/>
-            <w:r>
-              <w:rPr>
-                <w:rFonts w:ascii="나눔고딕" w:eastAsia="나눔고딕" w:hAnsi="나눔고딕" w:hint="eastAsia"/>
-                <w:color w:val="000000" w:themeColor="text1"/>
-                <w:sz w:val="20"/>
-                <w:szCs w:val="20"/>
-              </w:rPr>
-              <w:t xml:space="preserve"> 1s에 한 번씩 랜턴 유지 시간에 대한 정보인 S_000_Packet을 보내서 시간을 동기화하고, </w:t>
-            </w:r>
-            <w:proofErr w:type="spellStart"/>
-            <w:r>
-              <w:rPr>
-                <w:rFonts w:ascii="나눔고딕" w:eastAsia="나눔고딕" w:hAnsi="나눔고딕" w:hint="eastAsia"/>
-                <w:color w:val="000000" w:themeColor="text1"/>
-                <w:sz w:val="20"/>
-                <w:szCs w:val="20"/>
-              </w:rPr>
-              <w:t>클라에서</w:t>
-            </w:r>
-            <w:proofErr w:type="spellEnd"/>
-            <w:r>
-              <w:rPr>
-                <w:rFonts w:ascii="나눔고딕" w:eastAsia="나눔고딕" w:hAnsi="나눔고딕" w:hint="eastAsia"/>
-                <w:color w:val="000000" w:themeColor="text1"/>
-                <w:sz w:val="20"/>
-                <w:szCs w:val="20"/>
-              </w:rPr>
-              <w:t xml:space="preserve"> 그 값을 받아 UI에 남은 잔량을 표시</w:t>
-            </w:r>
-          </w:p>
-          <w:p>
-            <w:pPr>
-              <w:rPr>
-                <w:rFonts w:ascii="나눔고딕" w:eastAsia="나눔고딕" w:hAnsi="나눔고딕"/>
-                <w:strike/>
-                <w:color w:val="FF99FF"/>
-                <w:sz w:val="20"/>
-                <w:szCs w:val="20"/>
-              </w:rPr>
-            </w:pPr>
-            <w:r>
-              <w:rPr>
-                <w:rFonts w:ascii="나눔고딕" w:eastAsia="나눔고딕" w:hAnsi="나눔고딕" w:hint="eastAsia"/>
-                <w:strike/>
-                <w:color w:val="FF99FF"/>
-                <w:sz w:val="20"/>
-                <w:szCs w:val="20"/>
-              </w:rPr>
-              <w:t>=&gt;</w:t>
-            </w:r>
-            <w:r>
-              <w:rPr>
-                <w:rFonts w:ascii="나눔고딕" w:eastAsia="나눔고딕" w:hAnsi="나눔고딕" w:hint="eastAsia"/>
-                <w:strike/>
-                <w:color w:val="FF99FF"/>
-                <w:sz w:val="20"/>
-                <w:szCs w:val="20"/>
-              </w:rPr>
-              <w:t>이거는 제가 패킷 만들어서 통신 구현해놓겠습니다.</w:t>
-            </w:r>
-          </w:p>
-          <w:p>
-            <w:pPr>
-              <w:rPr>
-                <w:rFonts w:ascii="나눔고딕" w:eastAsia="나눔고딕" w:hAnsi="나눔고딕"/>
-                <w:strike/>
-                <w:color w:val="83CAEB" w:themeColor="accent1" w:themeTint="66"/>
-                <w:sz w:val="20"/>
-                <w:szCs w:val="20"/>
-              </w:rPr>
-            </w:pPr>
-            <w:r>
-              <w:rPr>
-                <w:rFonts w:ascii="나눔고딕" w:eastAsia="나눔고딕" w:hAnsi="나눔고딕" w:hint="eastAsia"/>
-                <w:strike/>
-                <w:color w:val="83CAEB" w:themeColor="accent1" w:themeTint="66"/>
-                <w:sz w:val="20"/>
-                <w:szCs w:val="20"/>
-              </w:rPr>
-              <w:t>=&gt;</w:t>
-            </w:r>
-            <w:proofErr w:type="spellStart"/>
-            <w:r>
-              <w:rPr>
-                <w:rFonts w:ascii="나눔고딕" w:eastAsia="나눔고딕" w:hAnsi="나눔고딕" w:hint="eastAsia"/>
-                <w:strike/>
-                <w:color w:val="83CAEB" w:themeColor="accent1" w:themeTint="66"/>
-                <w:sz w:val="20"/>
-                <w:szCs w:val="20"/>
-              </w:rPr>
-              <w:t>C_Use_Tool</w:t>
-            </w:r>
-            <w:proofErr w:type="spellEnd"/>
-            <w:r>
-              <w:rPr>
-                <w:rFonts w:ascii="나눔고딕" w:eastAsia="나눔고딕" w:hAnsi="나눔고딕" w:hint="eastAsia"/>
-                <w:strike/>
-                <w:color w:val="83CAEB" w:themeColor="accent1" w:themeTint="66"/>
-                <w:sz w:val="20"/>
-                <w:szCs w:val="20"/>
-              </w:rPr>
-              <w:t xml:space="preserve"> 패킷의 Rotation에 플레이어 몸통(yaw) 각도와 바라보는 방향(pitch) 각도를 넣어 송신함(이 패킷에 float로 눈높이</w:t>
-            </w:r>
-            <w:r>
-              <w:rPr>
-                <w:rFonts w:ascii="나눔고딕" w:eastAsia="나눔고딕" w:hAnsi="나눔고딕" w:hint="eastAsia"/>
-                <w:strike/>
-                <w:color w:val="83CAEB" w:themeColor="accent1" w:themeTint="66"/>
-                <w:sz w:val="20"/>
-                <w:szCs w:val="20"/>
-              </w:rPr>
-              <w:t>(카메라 높이)</w:t>
-            </w:r>
-            <w:r>
-              <w:rPr>
-                <w:rFonts w:ascii="나눔고딕" w:eastAsia="나눔고딕" w:hAnsi="나눔고딕" w:hint="eastAsia"/>
-                <w:strike/>
-                <w:color w:val="83CAEB" w:themeColor="accent1" w:themeTint="66"/>
-                <w:sz w:val="20"/>
-                <w:szCs w:val="20"/>
-              </w:rPr>
-              <w:t xml:space="preserve"> 추가 필요!! 총 쏠 때 계산하기 위해, 2-4 참고, 아니면 눈높이는 const니까 서버에서 </w:t>
-            </w:r>
-            <w:r>
-              <w:rPr>
-                <w:rFonts w:ascii="나눔고딕" w:eastAsia="나눔고딕" w:hAnsi="나눔고딕" w:hint="eastAsia"/>
-                <w:strike/>
-                <w:color w:val="83CAEB" w:themeColor="accent1" w:themeTint="66"/>
-                <w:sz w:val="20"/>
-                <w:szCs w:val="20"/>
-              </w:rPr>
-              <w:t xml:space="preserve">변수로 만들어서 </w:t>
-            </w:r>
-            <w:r>
-              <w:rPr>
-                <w:rFonts w:ascii="나눔고딕" w:eastAsia="나눔고딕" w:hAnsi="나눔고딕" w:hint="eastAsia"/>
-                <w:strike/>
-                <w:color w:val="83CAEB" w:themeColor="accent1" w:themeTint="66"/>
-                <w:sz w:val="20"/>
-                <w:szCs w:val="20"/>
-              </w:rPr>
-              <w:t xml:space="preserve">계산해도 </w:t>
-            </w:r>
-            <w:proofErr w:type="spellStart"/>
-            <w:r>
-              <w:rPr>
-                <w:rFonts w:ascii="나눔고딕" w:eastAsia="나눔고딕" w:hAnsi="나눔고딕" w:hint="eastAsia"/>
-                <w:strike/>
-                <w:color w:val="83CAEB" w:themeColor="accent1" w:themeTint="66"/>
-                <w:sz w:val="20"/>
-                <w:szCs w:val="20"/>
-              </w:rPr>
-              <w:t>될듯</w:t>
-            </w:r>
-            <w:proofErr w:type="spellEnd"/>
-            <w:r>
-              <w:rPr>
-                <w:rFonts w:ascii="나눔고딕" w:eastAsia="나눔고딕" w:hAnsi="나눔고딕" w:hint="eastAsia"/>
-                <w:strike/>
-                <w:color w:val="83CAEB" w:themeColor="accent1" w:themeTint="66"/>
-                <w:sz w:val="20"/>
-                <w:szCs w:val="20"/>
-              </w:rPr>
-              <w:t>??)</w:t>
-            </w:r>
-          </w:p>
-          <w:p>
-            <w:pPr>
-              <w:rPr>
-                <w:rFonts w:ascii="나눔고딕" w:eastAsia="나눔고딕" w:hAnsi="나눔고딕"/>
-                <w:sz w:val="20"/>
-                <w:szCs w:val="20"/>
-              </w:rPr>
-            </w:pPr>
-          </w:p>
-          <w:p>
-            <w:pPr>
-              <w:rPr>
-                <w:rFonts w:ascii="나눔고딕" w:eastAsia="나눔고딕" w:hAnsi="나눔고딕"/>
-                <w:sz w:val="20"/>
-                <w:szCs w:val="20"/>
-              </w:rPr>
-            </w:pPr>
-            <w:r>
-              <w:rPr>
-                <w:rFonts w:ascii="나눔고딕" w:eastAsia="나눔고딕" w:hAnsi="나눔고딕" w:hint="eastAsia"/>
-                <w:sz w:val="20"/>
-                <w:szCs w:val="20"/>
-              </w:rPr>
-              <w:t>---</w:t>
-            </w:r>
-          </w:p>
-          <w:p>
-            <w:pPr>
-              <w:rPr>
-                <w:rFonts w:ascii="나눔고딕" w:eastAsia="나눔고딕" w:hAnsi="나눔고딕"/>
-                <w:strike/>
-                <w:color w:val="83CAEB" w:themeColor="accent1" w:themeTint="66"/>
-                <w:sz w:val="20"/>
-                <w:szCs w:val="20"/>
-              </w:rPr>
-            </w:pPr>
-            <w:r>
-              <w:rPr>
-                <w:rFonts w:ascii="나눔고딕" w:eastAsia="나눔고딕" w:hAnsi="나눔고딕" w:hint="eastAsia"/>
-                <w:strike/>
-                <w:color w:val="83CAEB" w:themeColor="accent1" w:themeTint="66"/>
-                <w:sz w:val="20"/>
-                <w:szCs w:val="20"/>
-              </w:rPr>
-              <w:t xml:space="preserve">? </w:t>
-            </w:r>
-            <w:r>
-              <w:rPr>
-                <w:rFonts w:ascii="나눔고딕" w:eastAsia="나눔고딕" w:hAnsi="나눔고딕" w:hint="eastAsia"/>
-                <w:strike/>
-                <w:color w:val="83CAEB" w:themeColor="accent1" w:themeTint="66"/>
-                <w:sz w:val="20"/>
-                <w:szCs w:val="20"/>
-              </w:rPr>
-              <w:t>패킷에 Tool Type 추가해야 되지 않을까?</w:t>
-            </w:r>
-            <w:r>
-              <w:rPr>
-                <w:rFonts w:ascii="나눔고딕" w:eastAsia="나눔고딕" w:hAnsi="나눔고딕" w:hint="eastAsia"/>
-                <w:strike/>
-                <w:color w:val="83CAEB" w:themeColor="accent1" w:themeTint="66"/>
-                <w:sz w:val="20"/>
-                <w:szCs w:val="20"/>
-              </w:rPr>
-              <w:t xml:space="preserve"> 서버에서</w:t>
-            </w:r>
-            <w:r>
-              <w:rPr>
-                <w:rFonts w:ascii="나눔고딕" w:eastAsia="나눔고딕" w:hAnsi="나눔고딕" w:hint="eastAsia"/>
-                <w:strike/>
-                <w:color w:val="83CAEB" w:themeColor="accent1" w:themeTint="66"/>
-                <w:sz w:val="20"/>
-                <w:szCs w:val="20"/>
-              </w:rPr>
-              <w:t xml:space="preserve"> Id로 타입 구별되면 상관없지만..</w:t>
-            </w:r>
-          </w:p>
-          <w:p>
-            <w:pPr>
-              <w:rPr>
-                <w:rFonts w:ascii="나눔고딕" w:eastAsia="나눔고딕" w:hAnsi="나눔고딕"/>
-                <w:strike/>
-                <w:color w:val="83CAEB" w:themeColor="accent1" w:themeTint="66"/>
-                <w:sz w:val="20"/>
-                <w:szCs w:val="20"/>
-              </w:rPr>
-            </w:pPr>
-            <w:r>
-              <w:rPr>
-                <w:rFonts w:ascii="나눔고딕" w:eastAsia="나눔고딕" w:hAnsi="나눔고딕" w:hint="eastAsia"/>
-                <w:strike/>
-                <w:color w:val="83CAEB" w:themeColor="accent1" w:themeTint="66"/>
-                <w:sz w:val="20"/>
-                <w:szCs w:val="20"/>
-              </w:rPr>
-              <w:t>+</w:t>
-            </w:r>
-            <w:r>
-              <w:rPr>
-                <w:rFonts w:ascii="나눔고딕" w:eastAsia="나눔고딕" w:hAnsi="나눔고딕" w:hint="eastAsia"/>
-                <w:strike/>
-                <w:color w:val="83CAEB" w:themeColor="accent1" w:themeTint="66"/>
-                <w:sz w:val="20"/>
-                <w:szCs w:val="20"/>
-              </w:rPr>
-              <w:t>총 쏠 때</w:t>
-            </w:r>
-            <w:r>
-              <w:rPr>
-                <w:rFonts w:ascii="나눔고딕" w:eastAsia="나눔고딕" w:hAnsi="나눔고딕" w:hint="eastAsia"/>
-                <w:strike/>
-                <w:color w:val="83CAEB" w:themeColor="accent1" w:themeTint="66"/>
-                <w:sz w:val="20"/>
-                <w:szCs w:val="20"/>
-              </w:rPr>
-              <w:t xml:space="preserve"> &amp; 칼 휘두를 때</w:t>
-            </w:r>
-            <w:r>
-              <w:rPr>
-                <w:rFonts w:ascii="나눔고딕" w:eastAsia="나눔고딕" w:hAnsi="나눔고딕" w:hint="eastAsia"/>
-                <w:strike/>
-                <w:color w:val="83CAEB" w:themeColor="accent1" w:themeTint="66"/>
-                <w:sz w:val="20"/>
-                <w:szCs w:val="20"/>
-              </w:rPr>
-              <w:t xml:space="preserve"> 플레이어가 바라보는 각도 정보 </w:t>
-            </w:r>
-            <w:r>
-              <w:rPr>
-                <w:rFonts w:ascii="나눔고딕" w:eastAsia="나눔고딕" w:hAnsi="나눔고딕" w:hint="eastAsia"/>
-                <w:strike/>
-                <w:color w:val="83CAEB" w:themeColor="accent1" w:themeTint="66"/>
-                <w:sz w:val="20"/>
-                <w:szCs w:val="20"/>
-              </w:rPr>
-              <w:t>(Rotation 값으로) viewRotation</w:t>
-            </w:r>
-            <w:r>
-              <w:rPr>
-                <w:rFonts w:ascii="나눔고딕" w:eastAsia="나눔고딕" w:hAnsi="나눔고딕" w:hint="eastAsia"/>
-                <w:strike/>
-                <w:color w:val="83CAEB" w:themeColor="accent1" w:themeTint="66"/>
-                <w:sz w:val="20"/>
-                <w:szCs w:val="20"/>
-              </w:rPr>
-              <w:t>을 패킷에</w:t>
-            </w:r>
-            <w:r>
-              <w:rPr>
-                <w:rFonts w:ascii="나눔고딕" w:eastAsia="나눔고딕" w:hAnsi="나눔고딕" w:hint="eastAsia"/>
-                <w:strike/>
-                <w:color w:val="83CAEB" w:themeColor="accent1" w:themeTint="66"/>
-                <w:sz w:val="20"/>
-                <w:szCs w:val="20"/>
-              </w:rPr>
-              <w:t xml:space="preserve"> 추가</w:t>
-            </w:r>
-            <w:r>
-              <w:rPr>
-                <w:rFonts w:ascii="나눔고딕" w:eastAsia="나눔고딕" w:hAnsi="나눔고딕" w:hint="eastAsia"/>
-                <w:strike/>
-                <w:color w:val="83CAEB" w:themeColor="accent1" w:themeTint="66"/>
-                <w:sz w:val="20"/>
-                <w:szCs w:val="20"/>
-              </w:rPr>
-              <w:t xml:space="preserve"> 필요</w:t>
-            </w:r>
-          </w:p>
-          <w:p>
-            <w:pPr>
-              <w:rPr>
-                <w:rFonts w:ascii="나눔고딕" w:eastAsia="나눔고딕" w:hAnsi="나눔고딕"/>
-                <w:strike/>
-                <w:color w:val="FF99FF"/>
-                <w:sz w:val="20"/>
-                <w:szCs w:val="20"/>
-              </w:rPr>
-            </w:pPr>
-            <w:r>
-              <w:rPr>
-                <w:rFonts w:ascii="나눔고딕" w:eastAsia="나눔고딕" w:hAnsi="나눔고딕" w:hint="eastAsia"/>
-                <w:strike/>
-                <w:color w:val="FF99FF"/>
-                <w:sz w:val="20"/>
-                <w:szCs w:val="20"/>
-              </w:rPr>
-              <w:t>=&gt;ID로 현재 들고 있는 도구와 동일할 때만 사용가능하도록 판단할거라 ㄱㅊ.</w:t>
-            </w:r>
-          </w:p>
-          <w:p>
-            <w:pPr>
-              <w:rPr>
-                <w:rFonts w:ascii="나눔고딕" w:eastAsia="나눔고딕" w:hAnsi="나눔고딕"/>
-                <w:strike/>
-                <w:color w:val="FF99FF"/>
-                <w:sz w:val="20"/>
-                <w:szCs w:val="20"/>
-              </w:rPr>
-            </w:pPr>
-            <w:r>
-              <w:rPr>
-                <w:rFonts w:ascii="나눔고딕" w:eastAsia="나눔고딕" w:hAnsi="나눔고딕" w:hint="eastAsia"/>
-                <w:strike/>
-                <w:color w:val="FF99FF"/>
-                <w:sz w:val="20"/>
-                <w:szCs w:val="20"/>
-              </w:rPr>
-              <w:t>각도는 추가해야 될 듯</w:t>
-            </w:r>
-          </w:p>
-          <w:p>
-            <w:pPr>
-              <w:rPr>
-                <w:rFonts w:ascii="나눔고딕" w:eastAsia="나눔고딕" w:hAnsi="나눔고딕"/>
-                <w:strike/>
-                <w:color w:val="83CAEB" w:themeColor="accent1" w:themeTint="66"/>
-                <w:sz w:val="20"/>
-                <w:szCs w:val="20"/>
-              </w:rPr>
-            </w:pPr>
-            <w:r>
-              <w:rPr>
-                <w:rFonts w:ascii="나눔고딕" w:eastAsia="나눔고딕" w:hAnsi="나눔고딕" w:hint="eastAsia"/>
-                <w:strike/>
-                <w:color w:val="83CAEB" w:themeColor="accent1" w:themeTint="66"/>
-                <w:sz w:val="20"/>
-                <w:szCs w:val="20"/>
-              </w:rPr>
-              <w:t xml:space="preserve">? </w:t>
-            </w:r>
-            <w:r>
-              <w:rPr>
-                <w:rFonts w:ascii="나눔고딕" w:eastAsia="나눔고딕" w:hAnsi="나눔고딕" w:hint="eastAsia"/>
-                <w:strike/>
-                <w:color w:val="83CAEB" w:themeColor="accent1" w:themeTint="66"/>
-                <w:sz w:val="20"/>
-                <w:szCs w:val="20"/>
-              </w:rPr>
-              <w:t xml:space="preserve">여기서 본인 클라에서는 바로 애니메이션??? 아니면 서버 </w:t>
-            </w:r>
-            <w:r>
-              <w:rPr>
-                <w:rFonts w:ascii="나눔고딕" w:eastAsia="나눔고딕" w:hAnsi="나눔고딕" w:hint="eastAsia"/>
-                <w:strike/>
-                <w:color w:val="83CAEB" w:themeColor="accent1" w:themeTint="66"/>
-                <w:sz w:val="20"/>
-                <w:szCs w:val="20"/>
-              </w:rPr>
-              <w:t>확인</w:t>
-            </w:r>
-            <w:r>
-              <w:rPr>
-                <w:rFonts w:ascii="나눔고딕" w:eastAsia="나눔고딕" w:hAnsi="나눔고딕"/>
-                <w:strike/>
-                <w:color w:val="83CAEB" w:themeColor="accent1" w:themeTint="66"/>
-                <w:sz w:val="20"/>
-                <w:szCs w:val="20"/>
-              </w:rPr>
-              <w:t>받고</w:t>
-            </w:r>
-            <w:r>
-              <w:rPr>
-                <w:rFonts w:ascii="나눔고딕" w:eastAsia="나눔고딕" w:hAnsi="나눔고딕" w:hint="eastAsia"/>
-                <w:strike/>
-                <w:color w:val="83CAEB" w:themeColor="accent1" w:themeTint="66"/>
-                <w:sz w:val="20"/>
-                <w:szCs w:val="20"/>
-              </w:rPr>
-              <w:t>?</w:t>
-            </w:r>
-          </w:p>
-          <w:p>
-            <w:pPr>
-              <w:rPr>
-                <w:rFonts w:ascii="나눔고딕" w:eastAsia="나눔고딕" w:hAnsi="나눔고딕"/>
-                <w:strike/>
-                <w:color w:val="FF99FF"/>
-                <w:sz w:val="20"/>
-                <w:szCs w:val="20"/>
-              </w:rPr>
-            </w:pPr>
-            <w:r>
-              <w:rPr>
-                <w:rFonts w:ascii="나눔고딕" w:eastAsia="나눔고딕" w:hAnsi="나눔고딕" w:hint="eastAsia"/>
-                <w:strike/>
-                <w:color w:val="FF99FF"/>
-                <w:sz w:val="20"/>
-                <w:szCs w:val="20"/>
-              </w:rPr>
-              <w:t>=&gt;이건 바로</w:t>
-            </w:r>
-          </w:p>
-          <w:p>
-            <w:pPr>
-              <w:rPr>
-                <w:rFonts w:ascii="나눔고딕" w:eastAsia="나눔고딕" w:hAnsi="나눔고딕"/>
-                <w:strike/>
-                <w:color w:val="83CAEB" w:themeColor="accent1" w:themeTint="66"/>
-                <w:sz w:val="20"/>
-                <w:szCs w:val="20"/>
-              </w:rPr>
-            </w:pPr>
-            <w:r>
-              <w:rPr>
-                <w:rFonts w:ascii="나눔고딕" w:eastAsia="나눔고딕" w:hAnsi="나눔고딕" w:hint="eastAsia"/>
-                <w:strike/>
-                <w:color w:val="83CAEB" w:themeColor="accent1" w:themeTint="66"/>
-                <w:sz w:val="20"/>
-                <w:szCs w:val="20"/>
-              </w:rPr>
-              <w:t>? 클라에서 총 쏘기 애니메이션 후에, 총을 맞은 부분에 파티클 효과를 넣어야 하는데, 이건 서버에서 총을 맞은 곳 위치를 보내줘서 할까, 아니면 클라에서 계산해서 파티클</w:t>
-            </w:r>
-            <w:r>
-              <w:rPr>
-                <w:rFonts w:ascii="나눔고딕" w:eastAsia="나눔고딕" w:hAnsi="나눔고딕" w:hint="eastAsia"/>
-                <w:strike/>
-                <w:color w:val="83CAEB" w:themeColor="accent1" w:themeTint="66"/>
-                <w:sz w:val="20"/>
-                <w:szCs w:val="20"/>
-              </w:rPr>
-              <w:t>을</w:t>
-            </w:r>
-            <w:r>
-              <w:rPr>
-                <w:rFonts w:ascii="나눔고딕" w:eastAsia="나눔고딕" w:hAnsi="나눔고딕" w:hint="eastAsia"/>
-                <w:strike/>
-                <w:color w:val="83CAEB" w:themeColor="accent1" w:themeTint="66"/>
-                <w:sz w:val="20"/>
-                <w:szCs w:val="20"/>
-              </w:rPr>
-              <w:t xml:space="preserve"> 넣을까??</w:t>
-            </w:r>
-            <w:r>
-              <w:rPr>
-                <w:rFonts w:ascii="나눔고딕" w:eastAsia="나눔고딕" w:hAnsi="나눔고딕" w:hint="eastAsia"/>
-                <w:strike/>
-                <w:color w:val="83CAEB" w:themeColor="accent1" w:themeTint="66"/>
-                <w:sz w:val="20"/>
-                <w:szCs w:val="20"/>
-              </w:rPr>
-              <w:t xml:space="preserve"> </w:t>
-            </w:r>
-          </w:p>
-          <w:p>
-            <w:pPr>
-              <w:rPr>
-                <w:rFonts w:ascii="나눔고딕" w:eastAsia="나눔고딕" w:hAnsi="나눔고딕"/>
-                <w:strike/>
-                <w:color w:val="FF99FF"/>
-                <w:sz w:val="20"/>
-                <w:szCs w:val="20"/>
-              </w:rPr>
-            </w:pPr>
-            <w:r>
-              <w:rPr>
-                <w:rFonts w:ascii="나눔고딕" w:eastAsia="나눔고딕" w:hAnsi="나눔고딕" w:hint="eastAsia"/>
-                <w:strike/>
-                <w:color w:val="FF99FF"/>
-                <w:sz w:val="20"/>
-                <w:szCs w:val="20"/>
-              </w:rPr>
-              <w:t>=&gt;서버에서 총알 맞고 삭제 위치 보내면 처리하기. 근데 우리 총알 날아가는 게 보임??</w:t>
-            </w:r>
-          </w:p>
-          <w:p>
-            <w:pPr>
-              <w:rPr>
-                <w:rFonts w:ascii="나눔고딕" w:eastAsia="나눔고딕" w:hAnsi="나눔고딕"/>
-                <w:color w:val="FF99FF"/>
-                <w:sz w:val="20"/>
-                <w:szCs w:val="20"/>
-              </w:rPr>
-            </w:pPr>
-            <w:r>
-              <w:rPr>
-                <w:rFonts w:ascii="나눔고딕" w:eastAsia="나눔고딕" w:hAnsi="나눔고딕" w:hint="eastAsia"/>
-                <w:strike/>
-                <w:color w:val="83CAEB" w:themeColor="accent1" w:themeTint="66"/>
-                <w:sz w:val="20"/>
-                <w:szCs w:val="20"/>
-              </w:rPr>
-              <w:t>=&gt; 총알 날아가는 건 안 보이고 충돌된 위치만 보이는 것</w:t>
-            </w:r>
-          </w:p>
-        </w:tc>
-      </w:tr>
-      <w:tr>
-        <w:tc>
-          <w:tcPr>
-            <w:tcW w:w="709" w:type="dxa"/>
-            <w:shd w:val="clear" w:color="auto" w:fill="FFFFFF" w:themeFill="background1"/>
-          </w:tcPr>
-          <w:p>
-            <w:pPr>
-              <w:jc w:val="center"/>
-              <w:rPr>
-                <w:rFonts w:ascii="나눔고딕" w:eastAsia="나눔고딕" w:hAnsi="나눔고딕"/>
-                <w:sz w:val="20"/>
-                <w:szCs w:val="20"/>
-              </w:rPr>
-            </w:pPr>
-            <w:r>
-              <w:rPr>
-                <w:rFonts w:ascii="나눔고딕" w:eastAsia="나눔고딕" w:hAnsi="나눔고딕" w:hint="eastAsia"/>
-                <w:sz w:val="20"/>
-                <w:szCs w:val="20"/>
-              </w:rPr>
-              <w:t>2-2</w:t>
-            </w:r>
-          </w:p>
-        </w:tc>
-        <w:tc>
-          <w:tcPr>
-            <w:tcW w:w="1701" w:type="dxa"/>
-          </w:tcPr>
-          <w:p>
-            <w:pPr>
-              <w:jc w:val="center"/>
-              <w:rPr>
-                <w:rFonts w:ascii="나눔고딕" w:eastAsia="나눔고딕" w:hAnsi="나눔고딕"/>
-                <w:sz w:val="20"/>
-                <w:szCs w:val="20"/>
-              </w:rPr>
-            </w:pPr>
-            <w:r>
-              <w:rPr>
-                <w:rFonts w:ascii="나눔고딕" w:eastAsia="나눔고딕" w:hAnsi="나눔고딕" w:hint="eastAsia"/>
-                <w:sz w:val="20"/>
-                <w:szCs w:val="20"/>
-              </w:rPr>
-              <w:t>Server → Client</w:t>
-            </w:r>
-          </w:p>
-        </w:tc>
-        <w:tc>
-          <w:tcPr>
-            <w:tcW w:w="7938" w:type="dxa"/>
-          </w:tcPr>
-          <w:p>
-            <w:pPr>
-              <w:rPr>
-                <w:rFonts w:ascii="나눔고딕" w:eastAsia="나눔고딕" w:hAnsi="나눔고딕"/>
-                <w:sz w:val="20"/>
-                <w:szCs w:val="20"/>
-              </w:rPr>
-            </w:pPr>
-            <w:r>
-              <w:rPr>
-                <w:rFonts w:ascii="나눔고딕" w:eastAsia="나눔고딕" w:hAnsi="나눔고딕" w:hint="eastAsia"/>
-                <w:sz w:val="20"/>
-                <w:szCs w:val="20"/>
-              </w:rPr>
-              <w:t xml:space="preserve">유효성 검사 후, </w:t>
-            </w:r>
-          </w:p>
-          <w:p>
-            <w:pPr>
-              <w:rPr>
-                <w:rFonts w:ascii="나눔고딕" w:eastAsia="나눔고딕" w:hAnsi="나눔고딕"/>
-                <w:sz w:val="20"/>
-                <w:szCs w:val="20"/>
-              </w:rPr>
-            </w:pPr>
-            <w:r>
-              <w:rPr>
-                <w:rFonts w:ascii="나눔고딕" w:eastAsia="나눔고딕" w:hAnsi="나눔고딕" w:hint="eastAsia"/>
-                <w:sz w:val="20"/>
-                <w:szCs w:val="20"/>
-              </w:rPr>
-              <w:t xml:space="preserve">- 다른 </w:t>
-            </w:r>
-            <w:r>
-              <w:rPr>
-                <w:rFonts w:ascii="나눔고딕" w:eastAsia="나눔고딕" w:hAnsi="나눔고딕" w:hint="eastAsia"/>
-                <w:sz w:val="20"/>
-                <w:szCs w:val="20"/>
-              </w:rPr>
-              <w:t>클라이언트</w:t>
-            </w:r>
-            <w:r>
-              <w:rPr>
-                <w:rFonts w:ascii="나눔고딕" w:eastAsia="나눔고딕" w:hAnsi="나눔고딕" w:hint="eastAsia"/>
-                <w:sz w:val="20"/>
-                <w:szCs w:val="20"/>
-              </w:rPr>
-              <w:t xml:space="preserve">: </w:t>
-            </w:r>
-            <w:r>
-              <w:rPr>
-                <w:rFonts w:ascii="나눔고딕" w:eastAsia="나눔고딕" w:hAnsi="나눔고딕" w:hint="eastAsia"/>
-                <w:sz w:val="20"/>
-                <w:szCs w:val="20"/>
-                <w:shd w:val="clear" w:color="auto" w:fill="FFFFFF" w:themeFill="background1"/>
-              </w:rPr>
-              <w:t>S_UpdateObjectState</w:t>
-            </w:r>
-            <w:r>
-              <w:rPr>
-                <w:rFonts w:ascii="나눔고딕" w:eastAsia="나눔고딕" w:hAnsi="나눔고딕" w:hint="eastAsia"/>
-                <w:sz w:val="20"/>
-                <w:szCs w:val="20"/>
-                <w:shd w:val="clear" w:color="auto" w:fill="FFFFFF" w:themeFill="background1"/>
-              </w:rPr>
-              <w:t>_Packet</w:t>
-            </w:r>
-            <w:r>
-              <w:rPr>
-                <w:rFonts w:ascii="나눔고딕" w:eastAsia="나눔고딕" w:hAnsi="나눔고딕" w:hint="eastAsia"/>
-                <w:sz w:val="20"/>
-                <w:szCs w:val="20"/>
-              </w:rPr>
-              <w:t xml:space="preserve"> </w:t>
-            </w:r>
-            <w:r>
-              <w:rPr>
-                <w:rFonts w:ascii="나눔고딕" w:eastAsia="나눔고딕" w:hAnsi="나눔고딕" w:hint="eastAsia"/>
-                <w:sz w:val="20"/>
-                <w:szCs w:val="20"/>
-              </w:rPr>
-              <w:t>송신</w:t>
-            </w:r>
-          </w:p>
-          <w:p>
-            <w:pPr>
-              <w:rPr>
-                <w:rFonts w:ascii="나눔고딕" w:eastAsia="나눔고딕" w:hAnsi="나눔고딕"/>
-                <w:sz w:val="20"/>
-                <w:szCs w:val="20"/>
-              </w:rPr>
-            </w:pPr>
-          </w:p>
-          <w:p>
-            <w:pPr>
-              <w:rPr>
-                <w:rFonts w:ascii="나눔고딕" w:eastAsia="나눔고딕" w:hAnsi="나눔고딕"/>
-                <w:color w:val="FF99FF"/>
-                <w:sz w:val="20"/>
-                <w:szCs w:val="20"/>
-              </w:rPr>
-            </w:pPr>
-            <w:r>
-              <w:rPr>
-                <w:rFonts w:ascii="나눔고딕" w:eastAsia="나눔고딕" w:hAnsi="나눔고딕" w:hint="eastAsia"/>
-                <w:strike/>
-                <w:color w:val="FF99FF"/>
-                <w:sz w:val="20"/>
-                <w:szCs w:val="20"/>
-              </w:rPr>
-              <w:t xml:space="preserve">=&gt;이건 사실 클라는 애니메이션 처리만 하면 되니까 S_UpdateObjectState 쓰면 될 듯? </w:t>
-            </w:r>
-            <w:r>
-              <w:rPr>
-                <w:rFonts w:ascii="나눔고딕" w:eastAsia="나눔고딕" w:hAnsi="나눔고딕" w:hint="eastAsia"/>
-                <w:color w:val="FF99FF"/>
-                <w:sz w:val="20"/>
-                <w:szCs w:val="20"/>
-              </w:rPr>
-              <w:t xml:space="preserve">애니메이션 시간 끝나고 서버가 다시 Idle로 </w:t>
-            </w:r>
-            <w:proofErr w:type="gramStart"/>
-            <w:r>
-              <w:rPr>
-                <w:rFonts w:ascii="나눔고딕" w:eastAsia="나눔고딕" w:hAnsi="나눔고딕" w:hint="eastAsia"/>
-                <w:color w:val="FF99FF"/>
-                <w:sz w:val="20"/>
-                <w:szCs w:val="20"/>
-              </w:rPr>
-              <w:t>바꾸던지</w:t>
-            </w:r>
-            <w:proofErr w:type="gramEnd"/>
-            <w:r>
-              <w:rPr>
-                <w:rFonts w:ascii="나눔고딕" w:eastAsia="나눔고딕" w:hAnsi="나눔고딕" w:hint="eastAsia"/>
-                <w:color w:val="FF99FF"/>
-                <w:sz w:val="20"/>
-                <w:szCs w:val="20"/>
-              </w:rPr>
-              <w:t xml:space="preserve"> 하긴 해야되는데 이건 하나가 해당 동작에서 다른 동작 가능하게 해놧는지에 따라 다르고, 시간도 알려달라고 </w:t>
-            </w:r>
-            <w:proofErr w:type="spellStart"/>
-            <w:r>
-              <w:rPr>
-                <w:rFonts w:ascii="나눔고딕" w:eastAsia="나눔고딕" w:hAnsi="나눔고딕" w:hint="eastAsia"/>
-                <w:color w:val="FF99FF"/>
-                <w:sz w:val="20"/>
-                <w:szCs w:val="20"/>
-              </w:rPr>
-              <w:t>해야될</w:t>
-            </w:r>
-            <w:r>
-              <w:rPr>
-                <w:rFonts w:ascii="나눔고딕" w:eastAsia="나눔고딕" w:hAnsi="나눔고딕" w:hint="eastAsia"/>
-                <w:color w:val="FF99FF"/>
-                <w:sz w:val="20"/>
-                <w:szCs w:val="20"/>
-              </w:rPr>
-              <w:t>듯</w:t>
-            </w:r>
-            <w:proofErr w:type="spellEnd"/>
-          </w:p>
-          <w:p>
-            <w:pPr>
-              <w:rPr>
-                <w:rFonts w:ascii="나눔고딕" w:eastAsia="나눔고딕" w:hAnsi="나눔고딕"/>
-                <w:sz w:val="20"/>
-                <w:szCs w:val="20"/>
-              </w:rPr>
-            </w:pPr>
-            <w:r>
-              <w:rPr>
-                <w:rFonts w:ascii="나눔고딕" w:eastAsia="나눔고딕" w:hAnsi="나눔고딕" w:hint="eastAsia"/>
-                <w:strike/>
-                <w:color w:val="83CAEB" w:themeColor="accent1" w:themeTint="66"/>
-                <w:sz w:val="20"/>
-                <w:szCs w:val="20"/>
-              </w:rPr>
-              <w:t xml:space="preserve">=&gt; </w:t>
-            </w:r>
-            <w:proofErr w:type="spellStart"/>
-            <w:r>
-              <w:rPr>
-                <w:rFonts w:ascii="나눔고딕" w:eastAsia="나눔고딕" w:hAnsi="나눔고딕" w:hint="eastAsia"/>
-                <w:strike/>
-                <w:color w:val="83CAEB" w:themeColor="accent1" w:themeTint="66"/>
-                <w:sz w:val="20"/>
-                <w:szCs w:val="20"/>
-              </w:rPr>
-              <w:t>넴</w:t>
-            </w:r>
-            <w:proofErr w:type="spellEnd"/>
-            <w:r>
-              <w:rPr>
-                <w:rFonts w:ascii="나눔고딕" w:eastAsia="나눔고딕" w:hAnsi="나눔고딕" w:hint="eastAsia"/>
-                <w:strike/>
-                <w:color w:val="83CAEB" w:themeColor="accent1" w:themeTint="66"/>
-                <w:sz w:val="20"/>
-                <w:szCs w:val="20"/>
-              </w:rPr>
-              <w:t xml:space="preserve"> 일단 </w:t>
-            </w:r>
-            <w:proofErr w:type="spellStart"/>
-            <w:r>
-              <w:rPr>
-                <w:rFonts w:ascii="나눔고딕" w:eastAsia="나눔고딕" w:hAnsi="나눔고딕" w:hint="eastAsia"/>
-                <w:strike/>
-                <w:color w:val="83CAEB" w:themeColor="accent1" w:themeTint="66"/>
-                <w:sz w:val="20"/>
-                <w:szCs w:val="20"/>
-              </w:rPr>
-              <w:t>클라에서는</w:t>
-            </w:r>
-            <w:proofErr w:type="spellEnd"/>
-            <w:r>
-              <w:rPr>
-                <w:rFonts w:ascii="나눔고딕" w:eastAsia="나눔고딕" w:hAnsi="나눔고딕" w:hint="eastAsia"/>
-                <w:strike/>
-                <w:color w:val="83CAEB" w:themeColor="accent1" w:themeTint="66"/>
-                <w:sz w:val="20"/>
-                <w:szCs w:val="20"/>
-              </w:rPr>
-              <w:t xml:space="preserve"> 패킷 받으면 애니메이션 실행하도록 구현하겠습니다.</w:t>
-            </w:r>
-          </w:p>
-        </w:tc>
-      </w:tr>
-      <w:tr>
-        <w:tc>
-          <w:tcPr>
-            <w:tcW w:w="709" w:type="dxa"/>
-            <w:shd w:val="clear" w:color="auto" w:fill="FFFFFF" w:themeFill="background1"/>
-          </w:tcPr>
-          <w:p>
-            <w:pPr>
-              <w:jc w:val="center"/>
-              <w:rPr>
-                <w:rFonts w:ascii="나눔고딕" w:eastAsia="나눔고딕" w:hAnsi="나눔고딕"/>
-                <w:sz w:val="20"/>
-                <w:szCs w:val="20"/>
-              </w:rPr>
-            </w:pPr>
-            <w:r>
-              <w:rPr>
-                <w:rFonts w:ascii="나눔고딕" w:eastAsia="나눔고딕" w:hAnsi="나눔고딕" w:hint="eastAsia"/>
-                <w:sz w:val="20"/>
-                <w:szCs w:val="20"/>
-              </w:rPr>
-              <w:t>2-3</w:t>
-            </w:r>
-          </w:p>
-        </w:tc>
-        <w:tc>
-          <w:tcPr>
-            <w:tcW w:w="1701" w:type="dxa"/>
-          </w:tcPr>
-          <w:p>
-            <w:pPr>
-              <w:jc w:val="center"/>
-              <w:rPr>
-                <w:rFonts w:ascii="나눔고딕" w:eastAsia="나눔고딕" w:hAnsi="나눔고딕"/>
-                <w:sz w:val="20"/>
-                <w:szCs w:val="20"/>
-              </w:rPr>
-            </w:pPr>
-            <w:r>
-              <w:rPr>
-                <w:rFonts w:ascii="나눔고딕" w:eastAsia="나눔고딕" w:hAnsi="나눔고딕" w:hint="eastAsia"/>
-                <w:sz w:val="20"/>
-                <w:szCs w:val="20"/>
-              </w:rPr>
-              <w:t>Client</w:t>
-            </w:r>
-          </w:p>
-        </w:tc>
-        <w:tc>
-          <w:tcPr>
-            <w:tcW w:w="7938" w:type="dxa"/>
-          </w:tcPr>
-          <w:p>
-            <w:pPr>
-              <w:rPr>
-                <w:rFonts w:ascii="나눔고딕" w:eastAsia="나눔고딕" w:hAnsi="나눔고딕"/>
-                <w:sz w:val="20"/>
-                <w:szCs w:val="20"/>
-              </w:rPr>
-            </w:pPr>
-            <w:r>
-              <w:rPr>
-                <w:rFonts w:ascii="나눔고딕" w:eastAsia="나눔고딕" w:hAnsi="나눔고딕" w:hint="eastAsia"/>
-                <w:sz w:val="20"/>
-                <w:szCs w:val="20"/>
-              </w:rPr>
-              <w:t xml:space="preserve">- </w:t>
-            </w:r>
-            <w:r>
-              <w:rPr>
-                <w:rFonts w:ascii="나눔고딕" w:eastAsia="나눔고딕" w:hAnsi="나눔고딕" w:hint="eastAsia"/>
-                <w:sz w:val="20"/>
-                <w:szCs w:val="20"/>
-              </w:rPr>
-              <w:t>다른 클라이언트</w:t>
-            </w:r>
-            <w:r>
-              <w:rPr>
-                <w:rFonts w:ascii="나눔고딕" w:eastAsia="나눔고딕" w:hAnsi="나눔고딕" w:hint="eastAsia"/>
-                <w:sz w:val="20"/>
-                <w:szCs w:val="20"/>
-              </w:rPr>
-              <w:t xml:space="preserve">: </w:t>
-            </w:r>
-            <w:r>
-              <w:rPr>
-                <w:rFonts w:ascii="나눔고딕" w:eastAsia="나눔고딕" w:hAnsi="나눔고딕" w:hint="eastAsia"/>
-                <w:sz w:val="20"/>
-                <w:szCs w:val="20"/>
-                <w:shd w:val="clear" w:color="auto" w:fill="FFFFFF" w:themeFill="background1"/>
-              </w:rPr>
-              <w:t>S_UpdateObjectState</w:t>
-            </w:r>
-            <w:r>
-              <w:rPr>
-                <w:rFonts w:ascii="나눔고딕" w:eastAsia="나눔고딕" w:hAnsi="나눔고딕" w:hint="eastAsia"/>
-                <w:sz w:val="20"/>
-                <w:szCs w:val="20"/>
-                <w:shd w:val="clear" w:color="auto" w:fill="FFFFFF" w:themeFill="background1"/>
-              </w:rPr>
-              <w:t>_Packet</w:t>
-            </w:r>
-            <w:r>
-              <w:rPr>
-                <w:rFonts w:ascii="나눔고딕" w:eastAsia="나눔고딕" w:hAnsi="나눔고딕" w:hint="eastAsia"/>
-                <w:sz w:val="20"/>
-                <w:szCs w:val="20"/>
-              </w:rPr>
-              <w:t>을 수신하면, 다른 클라이언트의 애니메이션 실행</w:t>
-            </w:r>
-          </w:p>
-        </w:tc>
-      </w:tr>
-      <w:tr>
-        <w:tc>
-          <w:tcPr>
-            <w:tcW w:w="709" w:type="dxa"/>
-            <w:shd w:val="clear" w:color="auto" w:fill="FFFFFF" w:themeFill="background1"/>
-          </w:tcPr>
-          <w:p>
-            <w:pPr>
-              <w:jc w:val="center"/>
-              <w:rPr>
-                <w:rFonts w:ascii="나눔고딕" w:eastAsia="나눔고딕" w:hAnsi="나눔고딕"/>
-                <w:sz w:val="20"/>
-                <w:szCs w:val="20"/>
-              </w:rPr>
-            </w:pPr>
-            <w:r>
-              <w:rPr>
-                <w:rFonts w:ascii="나눔고딕" w:eastAsia="나눔고딕" w:hAnsi="나눔고딕" w:hint="eastAsia"/>
-                <w:sz w:val="20"/>
-                <w:szCs w:val="20"/>
-              </w:rPr>
-              <w:t>2-4</w:t>
-            </w:r>
-          </w:p>
-        </w:tc>
-        <w:tc>
-          <w:tcPr>
-            <w:tcW w:w="1701" w:type="dxa"/>
-          </w:tcPr>
-          <w:p>
-            <w:pPr>
-              <w:jc w:val="center"/>
-              <w:rPr>
-                <w:rFonts w:ascii="나눔고딕" w:eastAsia="나눔고딕" w:hAnsi="나눔고딕"/>
-                <w:sz w:val="20"/>
-                <w:szCs w:val="20"/>
-              </w:rPr>
-            </w:pPr>
-            <w:r>
-              <w:rPr>
-                <w:rFonts w:ascii="나눔고딕" w:eastAsia="나눔고딕" w:hAnsi="나눔고딕" w:hint="eastAsia"/>
-                <w:sz w:val="20"/>
-                <w:szCs w:val="20"/>
-              </w:rPr>
-              <w:t>Server → Client</w:t>
-            </w:r>
-          </w:p>
-        </w:tc>
-        <w:tc>
-          <w:tcPr>
-            <w:tcW w:w="7938" w:type="dxa"/>
-          </w:tcPr>
-          <w:p>
-            <w:pPr>
-              <w:rPr>
-                <w:rFonts w:ascii="나눔고딕" w:eastAsia="나눔고딕" w:hAnsi="나눔고딕"/>
-                <w:sz w:val="20"/>
-                <w:szCs w:val="20"/>
-              </w:rPr>
-            </w:pPr>
-            <w:r>
-              <w:rPr>
-                <w:rFonts w:ascii="나눔고딕" w:eastAsia="나눔고딕" w:hAnsi="나눔고딕" w:hint="eastAsia"/>
-                <w:sz w:val="20"/>
-                <w:szCs w:val="20"/>
-              </w:rPr>
-              <w:t xml:space="preserve">- 총, 칼 사용 시 충돌처리 </w:t>
-            </w:r>
-          </w:p>
-          <w:p>
-            <w:pPr>
-              <w:rPr>
-                <w:rFonts w:ascii="나눔고딕" w:eastAsia="나눔고딕" w:hAnsi="나눔고딕"/>
-                <w:color w:val="000000" w:themeColor="text1"/>
-                <w:sz w:val="20"/>
-                <w:szCs w:val="20"/>
-              </w:rPr>
-            </w:pPr>
-            <w:r>
-              <w:rPr>
-                <w:rFonts w:ascii="나눔고딕" w:eastAsia="나눔고딕" w:hAnsi="나눔고딕" w:hint="eastAsia"/>
-                <w:color w:val="000000" w:themeColor="text1"/>
-                <w:sz w:val="20"/>
-                <w:szCs w:val="20"/>
-              </w:rPr>
-              <w:t xml:space="preserve">- </w:t>
-            </w:r>
-            <w:r>
-              <w:rPr>
-                <w:rFonts w:ascii="나눔고딕" w:eastAsia="나눔고딕" w:hAnsi="나눔고딕" w:hint="eastAsia"/>
-                <w:color w:val="000000" w:themeColor="text1"/>
-                <w:sz w:val="20"/>
-                <w:szCs w:val="20"/>
-              </w:rPr>
-              <w:t xml:space="preserve">총 충돌 </w:t>
-            </w:r>
-            <w:r>
-              <w:rPr>
-                <w:rFonts w:ascii="나눔고딕" w:eastAsia="나눔고딕" w:hAnsi="나눔고딕" w:hint="eastAsia"/>
-                <w:color w:val="000000" w:themeColor="text1"/>
-                <w:sz w:val="20"/>
-                <w:szCs w:val="20"/>
-              </w:rPr>
-              <w:t xml:space="preserve">계산 방법: </w:t>
-            </w:r>
-          </w:p>
-          <w:p>
-            <w:pPr>
-              <w:rPr>
-                <w:rFonts w:ascii="나눔고딕" w:eastAsia="나눔고딕" w:hAnsi="나눔고딕"/>
-                <w:color w:val="000000" w:themeColor="text1"/>
-                <w:sz w:val="20"/>
-                <w:szCs w:val="20"/>
-              </w:rPr>
-            </w:pPr>
-            <w:proofErr w:type="spellStart"/>
-            <w:r>
-              <w:rPr>
-                <w:rFonts w:ascii="나눔고딕" w:eastAsia="나눔고딕" w:hAnsi="나눔고딕"/>
-                <w:color w:val="000000" w:themeColor="text1"/>
-                <w:sz w:val="20"/>
-                <w:szCs w:val="20"/>
-              </w:rPr>
-              <w:t>FVector</w:t>
-            </w:r>
-            <w:proofErr w:type="spellEnd"/>
-            <w:r>
-              <w:rPr>
-                <w:rFonts w:ascii="나눔고딕" w:eastAsia="나눔고딕" w:hAnsi="나눔고딕"/>
-                <w:color w:val="000000" w:themeColor="text1"/>
-                <w:sz w:val="20"/>
-                <w:szCs w:val="20"/>
-              </w:rPr>
-              <w:t xml:space="preserve"> </w:t>
-            </w:r>
-            <w:proofErr w:type="spellStart"/>
-            <w:r>
-              <w:rPr>
-                <w:rFonts w:ascii="나눔고딕" w:eastAsia="나눔고딕" w:hAnsi="나눔고딕"/>
-                <w:color w:val="000000" w:themeColor="text1"/>
-                <w:sz w:val="20"/>
-                <w:szCs w:val="20"/>
-              </w:rPr>
-              <w:t>ShootDir</w:t>
-            </w:r>
-            <w:proofErr w:type="spellEnd"/>
-            <w:r>
-              <w:rPr>
-                <w:rFonts w:ascii="나눔고딕" w:eastAsia="나눔고딕" w:hAnsi="나눔고딕"/>
-                <w:color w:val="000000" w:themeColor="text1"/>
-                <w:sz w:val="20"/>
-                <w:szCs w:val="20"/>
-              </w:rPr>
-              <w:t xml:space="preserve"> = </w:t>
-            </w:r>
-            <w:proofErr w:type="spellStart"/>
-            <w:proofErr w:type="gramStart"/>
-            <w:r>
-              <w:rPr>
-                <w:rFonts w:ascii="나눔고딕" w:eastAsia="나눔고딕" w:hAnsi="나눔고딕"/>
-                <w:color w:val="000000" w:themeColor="text1"/>
-                <w:sz w:val="20"/>
-                <w:szCs w:val="20"/>
-              </w:rPr>
-              <w:t>FRotator</w:t>
-            </w:r>
-            <w:proofErr w:type="spellEnd"/>
-            <w:r>
-              <w:rPr>
-                <w:rFonts w:ascii="나눔고딕" w:eastAsia="나눔고딕" w:hAnsi="나눔고딕"/>
-                <w:color w:val="000000" w:themeColor="text1"/>
-                <w:sz w:val="20"/>
-                <w:szCs w:val="20"/>
-              </w:rPr>
-              <w:t>(</w:t>
-            </w:r>
-            <w:proofErr w:type="spellStart"/>
-            <w:proofErr w:type="gramEnd"/>
-            <w:r>
-              <w:rPr>
-                <w:rFonts w:ascii="나눔고딕" w:eastAsia="나눔고딕" w:hAnsi="나눔고딕"/>
-                <w:color w:val="000000" w:themeColor="text1"/>
-                <w:sz w:val="20"/>
-                <w:szCs w:val="20"/>
-              </w:rPr>
-              <w:t>packet.pitch</w:t>
-            </w:r>
-            <w:proofErr w:type="spellEnd"/>
-            <w:r>
-              <w:rPr>
-                <w:rFonts w:ascii="나눔고딕" w:eastAsia="나눔고딕" w:hAnsi="나눔고딕"/>
-                <w:color w:val="000000" w:themeColor="text1"/>
-                <w:sz w:val="20"/>
-                <w:szCs w:val="20"/>
-              </w:rPr>
-              <w:t xml:space="preserve">, </w:t>
-            </w:r>
-            <w:proofErr w:type="spellStart"/>
-            <w:r>
-              <w:rPr>
-                <w:rFonts w:ascii="나눔고딕" w:eastAsia="나눔고딕" w:hAnsi="나눔고딕"/>
-                <w:color w:val="000000" w:themeColor="text1"/>
-                <w:sz w:val="20"/>
-                <w:szCs w:val="20"/>
-              </w:rPr>
-              <w:t>packet.yaw</w:t>
-            </w:r>
-            <w:proofErr w:type="spellEnd"/>
-            <w:r>
-              <w:rPr>
-                <w:rFonts w:ascii="나눔고딕" w:eastAsia="나눔고딕" w:hAnsi="나눔고딕"/>
-                <w:color w:val="000000" w:themeColor="text1"/>
-                <w:sz w:val="20"/>
-                <w:szCs w:val="20"/>
-              </w:rPr>
-              <w:t xml:space="preserve">, 0).Vector(); </w:t>
-            </w:r>
-          </w:p>
-          <w:p>
-            <w:pPr>
-              <w:rPr>
-                <w:rFonts w:ascii="나눔고딕" w:eastAsia="나눔고딕" w:hAnsi="나눔고딕"/>
-                <w:color w:val="000000" w:themeColor="text1"/>
-                <w:sz w:val="20"/>
-                <w:szCs w:val="20"/>
-              </w:rPr>
-            </w:pPr>
-            <w:proofErr w:type="spellStart"/>
-            <w:r>
-              <w:rPr>
-                <w:rFonts w:ascii="나눔고딕" w:eastAsia="나눔고딕" w:hAnsi="나눔고딕"/>
-                <w:color w:val="000000" w:themeColor="text1"/>
-                <w:sz w:val="20"/>
-                <w:szCs w:val="20"/>
-              </w:rPr>
-              <w:t>FVector</w:t>
-            </w:r>
-            <w:proofErr w:type="spellEnd"/>
-            <w:r>
-              <w:rPr>
-                <w:rFonts w:ascii="나눔고딕" w:eastAsia="나눔고딕" w:hAnsi="나눔고딕"/>
-                <w:color w:val="000000" w:themeColor="text1"/>
-                <w:sz w:val="20"/>
-                <w:szCs w:val="20"/>
-              </w:rPr>
-              <w:t xml:space="preserve"> </w:t>
-            </w:r>
-            <w:proofErr w:type="spellStart"/>
-            <w:r>
-              <w:rPr>
-                <w:rFonts w:ascii="나눔고딕" w:eastAsia="나눔고딕" w:hAnsi="나눔고딕"/>
-                <w:color w:val="000000" w:themeColor="text1"/>
-                <w:sz w:val="20"/>
-                <w:szCs w:val="20"/>
-              </w:rPr>
-              <w:t>StartLocation</w:t>
-            </w:r>
-            <w:proofErr w:type="spellEnd"/>
-            <w:r>
-              <w:rPr>
-                <w:rFonts w:ascii="나눔고딕" w:eastAsia="나눔고딕" w:hAnsi="나눔고딕"/>
-                <w:color w:val="000000" w:themeColor="text1"/>
-                <w:sz w:val="20"/>
-                <w:szCs w:val="20"/>
-              </w:rPr>
-              <w:t xml:space="preserve"> = </w:t>
-            </w:r>
-            <w:proofErr w:type="spellStart"/>
-            <w:r>
-              <w:rPr>
-                <w:rFonts w:ascii="나눔고딕" w:eastAsia="나눔고딕" w:hAnsi="나눔고딕"/>
-                <w:color w:val="000000" w:themeColor="text1"/>
-                <w:sz w:val="20"/>
-                <w:szCs w:val="20"/>
-              </w:rPr>
-              <w:t>playerPos</w:t>
-            </w:r>
-            <w:proofErr w:type="spellEnd"/>
-            <w:r>
-              <w:rPr>
-                <w:rFonts w:ascii="나눔고딕" w:eastAsia="나눔고딕" w:hAnsi="나눔고딕"/>
-                <w:color w:val="000000" w:themeColor="text1"/>
-                <w:sz w:val="20"/>
-                <w:szCs w:val="20"/>
-              </w:rPr>
-              <w:t xml:space="preserve"> + </w:t>
-            </w:r>
-            <w:proofErr w:type="spellStart"/>
-            <w:r>
-              <w:rPr>
-                <w:rFonts w:ascii="나눔고딕" w:eastAsia="나눔고딕" w:hAnsi="나눔고딕"/>
-                <w:color w:val="000000" w:themeColor="text1"/>
-                <w:sz w:val="20"/>
-                <w:szCs w:val="20"/>
-              </w:rPr>
-              <w:t>FVector</w:t>
-            </w:r>
-            <w:proofErr w:type="spellEnd"/>
-            <w:r>
-              <w:rPr>
-                <w:rFonts w:ascii="나눔고딕" w:eastAsia="나눔고딕" w:hAnsi="나눔고딕"/>
-                <w:color w:val="000000" w:themeColor="text1"/>
-                <w:sz w:val="20"/>
-                <w:szCs w:val="20"/>
-              </w:rPr>
-              <w:t xml:space="preserve">(0, 0, </w:t>
-            </w:r>
-            <w:r>
-              <w:rPr>
-                <w:rFonts w:ascii="나눔고딕" w:eastAsia="나눔고딕" w:hAnsi="나눔고딕" w:hint="eastAsia"/>
-                <w:color w:val="000000" w:themeColor="text1"/>
-                <w:sz w:val="20"/>
-                <w:szCs w:val="20"/>
-              </w:rPr>
-              <w:t>눈높이</w:t>
-            </w:r>
-            <w:r>
-              <w:rPr>
-                <w:rFonts w:ascii="나눔고딕" w:eastAsia="나눔고딕" w:hAnsi="나눔고딕"/>
-                <w:color w:val="000000" w:themeColor="text1"/>
-                <w:sz w:val="20"/>
-                <w:szCs w:val="20"/>
-              </w:rPr>
-              <w:t>)</w:t>
-            </w:r>
-            <w:proofErr w:type="gramStart"/>
-            <w:r>
-              <w:rPr>
-                <w:rFonts w:ascii="나눔고딕" w:eastAsia="나눔고딕" w:hAnsi="나눔고딕"/>
-                <w:color w:val="000000" w:themeColor="text1"/>
-                <w:sz w:val="20"/>
-                <w:szCs w:val="20"/>
-              </w:rPr>
-              <w:t>; /</w:t>
-            </w:r>
-            <w:proofErr w:type="gramEnd"/>
-            <w:r>
-              <w:rPr>
-                <w:rFonts w:ascii="나눔고딕" w:eastAsia="나눔고딕" w:hAnsi="나눔고딕"/>
-                <w:color w:val="000000" w:themeColor="text1"/>
-                <w:sz w:val="20"/>
-                <w:szCs w:val="20"/>
-              </w:rPr>
-              <w:t xml:space="preserve">/ 서버에서 관리하는 플레이어 위치 </w:t>
-            </w:r>
-          </w:p>
-          <w:p>
-            <w:pPr>
-              <w:rPr>
-                <w:rFonts w:ascii="나눔고딕" w:eastAsia="나눔고딕" w:hAnsi="나눔고딕"/>
-                <w:color w:val="000000" w:themeColor="text1"/>
-                <w:sz w:val="20"/>
-                <w:szCs w:val="20"/>
-              </w:rPr>
-            </w:pPr>
-            <w:proofErr w:type="spellStart"/>
-            <w:r>
-              <w:rPr>
-                <w:rFonts w:ascii="나눔고딕" w:eastAsia="나눔고딕" w:hAnsi="나눔고딕"/>
-                <w:color w:val="000000" w:themeColor="text1"/>
-                <w:sz w:val="20"/>
-                <w:szCs w:val="20"/>
-              </w:rPr>
-              <w:t>FVector</w:t>
-            </w:r>
-            <w:proofErr w:type="spellEnd"/>
-            <w:r>
-              <w:rPr>
-                <w:rFonts w:ascii="나눔고딕" w:eastAsia="나눔고딕" w:hAnsi="나눔고딕"/>
-                <w:color w:val="000000" w:themeColor="text1"/>
-                <w:sz w:val="20"/>
-                <w:szCs w:val="20"/>
-              </w:rPr>
-              <w:t xml:space="preserve"> </w:t>
-            </w:r>
-            <w:proofErr w:type="spellStart"/>
-            <w:r>
-              <w:rPr>
-                <w:rFonts w:ascii="나눔고딕" w:eastAsia="나눔고딕" w:hAnsi="나눔고딕"/>
-                <w:color w:val="000000" w:themeColor="text1"/>
-                <w:sz w:val="20"/>
-                <w:szCs w:val="20"/>
-              </w:rPr>
-              <w:t>EndLocation</w:t>
-            </w:r>
-            <w:proofErr w:type="spellEnd"/>
-            <w:r>
-              <w:rPr>
-                <w:rFonts w:ascii="나눔고딕" w:eastAsia="나눔고딕" w:hAnsi="나눔고딕"/>
-                <w:color w:val="000000" w:themeColor="text1"/>
-                <w:sz w:val="20"/>
-                <w:szCs w:val="20"/>
-              </w:rPr>
-              <w:t xml:space="preserve"> = </w:t>
-            </w:r>
-            <w:proofErr w:type="spellStart"/>
-            <w:r>
-              <w:rPr>
-                <w:rFonts w:ascii="나눔고딕" w:eastAsia="나눔고딕" w:hAnsi="나눔고딕"/>
-                <w:color w:val="000000" w:themeColor="text1"/>
-                <w:sz w:val="20"/>
-                <w:szCs w:val="20"/>
-              </w:rPr>
-              <w:t>StartLocation</w:t>
-            </w:r>
-            <w:proofErr w:type="spellEnd"/>
-            <w:r>
-              <w:rPr>
-                <w:rFonts w:ascii="나눔고딕" w:eastAsia="나눔고딕" w:hAnsi="나눔고딕"/>
-                <w:color w:val="000000" w:themeColor="text1"/>
-                <w:sz w:val="20"/>
-                <w:szCs w:val="20"/>
-              </w:rPr>
-              <w:t xml:space="preserve"> + (</w:t>
-            </w:r>
-            <w:proofErr w:type="spellStart"/>
-            <w:r>
-              <w:rPr>
-                <w:rFonts w:ascii="나눔고딕" w:eastAsia="나눔고딕" w:hAnsi="나눔고딕"/>
-                <w:color w:val="000000" w:themeColor="text1"/>
-                <w:sz w:val="20"/>
-                <w:szCs w:val="20"/>
-              </w:rPr>
-              <w:t>ShootDir</w:t>
-            </w:r>
-            <w:proofErr w:type="spellEnd"/>
-            <w:r>
-              <w:rPr>
-                <w:rFonts w:ascii="나눔고딕" w:eastAsia="나눔고딕" w:hAnsi="나눔고딕"/>
-                <w:color w:val="000000" w:themeColor="text1"/>
-                <w:sz w:val="20"/>
-                <w:szCs w:val="20"/>
-              </w:rPr>
-              <w:t xml:space="preserve"> * 5000.0f)</w:t>
-            </w:r>
-            <w:proofErr w:type="gramStart"/>
-            <w:r>
-              <w:rPr>
-                <w:rFonts w:ascii="나눔고딕" w:eastAsia="나눔고딕" w:hAnsi="나눔고딕"/>
-                <w:color w:val="000000" w:themeColor="text1"/>
-                <w:sz w:val="20"/>
-                <w:szCs w:val="20"/>
-              </w:rPr>
-              <w:t>; /</w:t>
-            </w:r>
-            <w:proofErr w:type="gramEnd"/>
-            <w:r>
-              <w:rPr>
-                <w:rFonts w:ascii="나눔고딕" w:eastAsia="나눔고딕" w:hAnsi="나눔고딕"/>
-                <w:color w:val="000000" w:themeColor="text1"/>
-                <w:sz w:val="20"/>
-                <w:szCs w:val="20"/>
-              </w:rPr>
-              <w:t>/ 사정거리 50m</w:t>
-            </w:r>
-          </w:p>
-          <w:p>
-            <w:pPr>
-              <w:rPr>
-                <w:rFonts w:ascii="나눔고딕" w:eastAsia="나눔고딕" w:hAnsi="나눔고딕"/>
-                <w:strike/>
-                <w:color w:val="83CAEB" w:themeColor="accent1" w:themeTint="66"/>
-                <w:sz w:val="20"/>
-                <w:szCs w:val="20"/>
-              </w:rPr>
-            </w:pPr>
-            <w:r>
-              <w:rPr>
-                <w:rFonts w:ascii="나눔고딕" w:eastAsia="나눔고딕" w:hAnsi="나눔고딕" w:hint="eastAsia"/>
-                <w:strike/>
-                <w:color w:val="83CAEB" w:themeColor="accent1" w:themeTint="66"/>
-                <w:sz w:val="20"/>
-                <w:szCs w:val="20"/>
-              </w:rPr>
-              <w:t xml:space="preserve">(칼도 비슷하게 하면 될 것 </w:t>
-            </w:r>
-            <w:proofErr w:type="spellStart"/>
-            <w:r>
-              <w:rPr>
-                <w:rFonts w:ascii="나눔고딕" w:eastAsia="나눔고딕" w:hAnsi="나눔고딕" w:hint="eastAsia"/>
-                <w:strike/>
-                <w:color w:val="83CAEB" w:themeColor="accent1" w:themeTint="66"/>
-                <w:sz w:val="20"/>
-                <w:szCs w:val="20"/>
-              </w:rPr>
-              <w:t>같아여</w:t>
-            </w:r>
-            <w:proofErr w:type="spellEnd"/>
-            <w:r>
-              <w:rPr>
-                <w:rFonts w:ascii="나눔고딕" w:eastAsia="나눔고딕" w:hAnsi="나눔고딕" w:hint="eastAsia"/>
-                <w:strike/>
-                <w:color w:val="83CAEB" w:themeColor="accent1" w:themeTint="66"/>
-                <w:sz w:val="20"/>
-                <w:szCs w:val="20"/>
-              </w:rPr>
-              <w:t>)</w:t>
-            </w:r>
-          </w:p>
-          <w:p>
-            <w:pPr>
-              <w:rPr>
-                <w:rFonts w:ascii="나눔고딕" w:eastAsia="나눔고딕" w:hAnsi="나눔고딕"/>
-                <w:sz w:val="20"/>
-                <w:szCs w:val="20"/>
-              </w:rPr>
-            </w:pPr>
-            <w:r>
-              <w:rPr>
-                <w:rFonts w:ascii="나눔고딕" w:eastAsia="나눔고딕" w:hAnsi="나눔고딕" w:hint="eastAsia"/>
-                <w:sz w:val="20"/>
-                <w:szCs w:val="20"/>
-              </w:rPr>
-              <w:t xml:space="preserve">- </w:t>
-            </w:r>
-            <w:r>
-              <w:rPr>
-                <w:rFonts w:ascii="나눔고딕" w:eastAsia="나눔고딕" w:hAnsi="나눔고딕" w:hint="eastAsia"/>
-                <w:sz w:val="20"/>
-                <w:szCs w:val="20"/>
-              </w:rPr>
-              <w:t xml:space="preserve">총 맞은 </w:t>
-            </w:r>
-            <w:r>
-              <w:rPr>
-                <w:rFonts w:ascii="나눔고딕" w:eastAsia="나눔고딕" w:hAnsi="나눔고딕" w:hint="eastAsia"/>
-                <w:sz w:val="20"/>
-                <w:szCs w:val="20"/>
-              </w:rPr>
-              <w:t>위치</w:t>
-            </w:r>
-            <w:r>
-              <w:rPr>
-                <w:rFonts w:ascii="나눔고딕" w:eastAsia="나눔고딕" w:hAnsi="나눔고딕" w:hint="eastAsia"/>
-                <w:sz w:val="20"/>
-                <w:szCs w:val="20"/>
-              </w:rPr>
-              <w:t xml:space="preserve"> 계산</w:t>
-            </w:r>
-            <w:r>
-              <w:rPr>
-                <w:rFonts w:ascii="나눔고딕" w:eastAsia="나눔고딕" w:hAnsi="나눔고딕" w:hint="eastAsia"/>
-                <w:sz w:val="20"/>
-                <w:szCs w:val="20"/>
-              </w:rPr>
-              <w:t xml:space="preserve"> 후</w:t>
-            </w:r>
-            <w:r>
-              <w:rPr>
-                <w:rFonts w:ascii="나눔고딕" w:eastAsia="나눔고딕" w:hAnsi="나눔고딕" w:hint="eastAsia"/>
-                <w:sz w:val="20"/>
-                <w:szCs w:val="20"/>
-              </w:rPr>
-              <w:t xml:space="preserve"> </w:t>
-            </w:r>
-            <w:proofErr w:type="spellStart"/>
-            <w:r>
-              <w:rPr>
-                <w:rFonts w:ascii="나눔고딕" w:eastAsia="나눔고딕" w:hAnsi="나눔고딕" w:hint="eastAsia"/>
-                <w:sz w:val="20"/>
-                <w:szCs w:val="20"/>
-              </w:rPr>
-              <w:t>S_SpawnParticle</w:t>
-            </w:r>
-            <w:proofErr w:type="spellEnd"/>
-            <w:r>
-              <w:rPr>
-                <w:rFonts w:ascii="나눔고딕" w:eastAsia="나눔고딕" w:hAnsi="나눔고딕" w:hint="eastAsia"/>
-                <w:sz w:val="20"/>
-                <w:szCs w:val="20"/>
-              </w:rPr>
-              <w:t xml:space="preserve"> 송신</w:t>
-            </w:r>
-          </w:p>
-          <w:p>
-            <w:pPr>
-              <w:rPr>
-                <w:rFonts w:ascii="나눔고딕" w:eastAsia="나눔고딕" w:hAnsi="나눔고딕"/>
-                <w:sz w:val="20"/>
-                <w:szCs w:val="20"/>
-              </w:rPr>
-            </w:pPr>
-            <w:r>
-              <w:rPr>
-                <w:rFonts w:ascii="나눔고딕" w:eastAsia="나눔고딕" w:hAnsi="나눔고딕" w:hint="eastAsia"/>
-                <w:sz w:val="20"/>
-                <w:szCs w:val="20"/>
-              </w:rPr>
-              <w:t>- 열쇠 사용시</w:t>
-            </w:r>
-            <w:r>
-              <w:rPr>
-                <w:rFonts w:ascii="나눔고딕" w:eastAsia="나눔고딕" w:hAnsi="나눔고딕" w:hint="eastAsia"/>
-                <w:sz w:val="20"/>
-                <w:szCs w:val="20"/>
-              </w:rPr>
-              <w:t xml:space="preserve"> S_UpdateObjectState_Packet으로 문 상태 잠금 해제 </w:t>
-            </w:r>
-            <w:r>
-              <w:rPr>
-                <w:rFonts w:ascii="나눔고딕" w:eastAsia="나눔고딕" w:hAnsi="나눔고딕" w:hint="eastAsia"/>
-                <w:sz w:val="20"/>
-                <w:szCs w:val="20"/>
-              </w:rPr>
-              <w:t>송신</w:t>
-            </w:r>
-            <w:r>
-              <w:rPr>
-                <w:rFonts w:ascii="나눔고딕" w:eastAsia="나눔고딕" w:hAnsi="나눔고딕" w:hint="eastAsia"/>
-                <w:sz w:val="20"/>
-                <w:szCs w:val="20"/>
-              </w:rPr>
-              <w:t xml:space="preserve"> (목차 4번 참고)</w:t>
-            </w:r>
-          </w:p>
-          <w:p>
-            <w:pPr>
-              <w:rPr>
-                <w:rFonts w:ascii="나눔고딕" w:eastAsia="나눔고딕" w:hAnsi="나눔고딕"/>
-                <w:strike/>
-                <w:color w:val="FF99FF"/>
-                <w:sz w:val="20"/>
-                <w:szCs w:val="20"/>
-              </w:rPr>
-            </w:pPr>
-            <w:r>
-              <w:rPr>
-                <w:rFonts w:ascii="나눔고딕" w:eastAsia="나눔고딕" w:hAnsi="나눔고딕" w:hint="eastAsia"/>
-                <w:strike/>
-                <w:color w:val="FF99FF"/>
-                <w:sz w:val="20"/>
-                <w:szCs w:val="20"/>
-              </w:rPr>
-              <w:t>=&gt;열쇠 사용하자마자 문 열리는 건 아니니까 UpdateObjectState로 문 상태만 열림으로 변경하변 될 듯</w:t>
-            </w:r>
-          </w:p>
-          <w:p>
-            <w:pPr>
-              <w:rPr>
-                <w:rFonts w:ascii="나눔고딕" w:eastAsia="나눔고딕" w:hAnsi="나눔고딕"/>
-                <w:color w:val="FF99FF"/>
-                <w:sz w:val="20"/>
-                <w:szCs w:val="20"/>
-              </w:rPr>
-            </w:pPr>
-            <w:r>
-              <w:rPr>
-                <w:rFonts w:ascii="나눔고딕" w:eastAsia="나눔고딕" w:hAnsi="나눔고딕" w:hint="eastAsia"/>
-                <w:strike/>
-                <w:color w:val="83CAEB" w:themeColor="accent1" w:themeTint="66"/>
-                <w:sz w:val="20"/>
-                <w:szCs w:val="20"/>
-              </w:rPr>
-              <w:lastRenderedPageBreak/>
-              <w:t>=&gt;생각해보니 문 잠금 해제는 문 열림이 아니구나 헷갈렸습니다..</w:t>
-            </w:r>
-          </w:p>
-        </w:tc>
-      </w:tr>
-      <w:tr>
-        <w:tc>
-          <w:tcPr>
-            <w:tcW w:w="709" w:type="dxa"/>
-            <w:shd w:val="clear" w:color="auto" w:fill="FFFFFF" w:themeFill="background1"/>
-          </w:tcPr>
-          <w:p>
-            <w:pPr>
-              <w:jc w:val="center"/>
-              <w:rPr>
-                <w:rFonts w:ascii="나눔고딕" w:eastAsia="나눔고딕" w:hAnsi="나눔고딕"/>
-                <w:sz w:val="20"/>
-                <w:szCs w:val="20"/>
-              </w:rPr>
-            </w:pPr>
-            <w:r>
-              <w:rPr>
-                <w:rFonts w:ascii="나눔고딕" w:eastAsia="나눔고딕" w:hAnsi="나눔고딕" w:hint="eastAsia"/>
-                <w:sz w:val="20"/>
-                <w:szCs w:val="20"/>
-              </w:rPr>
-              <w:lastRenderedPageBreak/>
-              <w:t>2-5</w:t>
-            </w:r>
-          </w:p>
-        </w:tc>
-        <w:tc>
-          <w:tcPr>
-            <w:tcW w:w="1701" w:type="dxa"/>
-          </w:tcPr>
-          <w:p>
-            <w:pPr>
-              <w:jc w:val="center"/>
-              <w:rPr>
-                <w:rFonts w:ascii="나눔고딕" w:eastAsia="나눔고딕" w:hAnsi="나눔고딕"/>
-                <w:sz w:val="20"/>
-                <w:szCs w:val="20"/>
-              </w:rPr>
-            </w:pPr>
-            <w:r>
-              <w:rPr>
-                <w:rFonts w:ascii="나눔고딕" w:eastAsia="나눔고딕" w:hAnsi="나눔고딕" w:hint="eastAsia"/>
-                <w:sz w:val="20"/>
-                <w:szCs w:val="20"/>
-              </w:rPr>
-              <w:t>Client</w:t>
-            </w:r>
-          </w:p>
-        </w:tc>
-        <w:tc>
-          <w:tcPr>
-            <w:tcW w:w="7938" w:type="dxa"/>
-          </w:tcPr>
-          <w:p>
-            <w:pPr>
-              <w:rPr>
-                <w:rFonts w:ascii="나눔고딕" w:eastAsia="나눔고딕" w:hAnsi="나눔고딕"/>
-                <w:sz w:val="20"/>
-                <w:szCs w:val="20"/>
-              </w:rPr>
-            </w:pPr>
-            <w:r>
-              <w:rPr>
-                <w:rFonts w:ascii="나눔고딕" w:eastAsia="나눔고딕" w:hAnsi="나눔고딕" w:hint="eastAsia"/>
-                <w:sz w:val="20"/>
-                <w:szCs w:val="20"/>
-              </w:rPr>
               <w:t xml:space="preserve">- </w:t>
             </w:r>
             <w:r>
@@ -27490,7 +26991,7 @@
     <w:p>
       <w:pPr>
         <w:rPr>
-          <w:rFonts w:ascii="나눔고딕" w:eastAsia="나눔고딕" w:hAnsi="나눔고딕"/>
+          <w:rFonts w:ascii="나눔고딕" w:eastAsia="나눔고딕" w:hAnsi="나눔고딕" w:hint="eastAsia"/>
         </w:rPr>
       </w:pPr>
     </w:p>
@@ -27502,14 +27003,20 @@
           <w:numId w:val="8"/>
         </w:numPr>
       </w:pPr>
-      <w:bookmarkStart w:id="7" w:name="_Toc225076682"/>
+      <w:bookmarkStart w:id="7" w:name="_Toc227364561"/>
       <w:r>
         <w:rPr>
           <w:rFonts w:hint="eastAsia"/>
         </w:rPr>
-        <w:t>문 열기 &amp; 닫기</w:t>
+        <w:t>손전등</w:t>
       </w:r>
       <w:bookmarkEnd w:id="7"/>
+      <w:r>
+        <w:rPr>
+          <w:rFonts w:hint="eastAsia"/>
+        </w:rPr>
+        <w:t xml:space="preserve"> 사용</w:t>
+      </w:r>
     </w:p>
     <w:tbl>
       <w:tblPr>
@@ -27664,12 +27171,11 @@
                 <w:sz w:val="20"/>
                 <w:szCs w:val="20"/>
               </w:rPr>
-              <w:t>문이 상호 작용 범위 내에 있고 문이 잠겨 있다면,</w:t>
+              <w:t>Tool을 들고 있는 상태에서 Tool 사용 입력(마우스 좌클릭)하면</w:t>
             </w:r>
           </w:p>
           <w:p>
             <w:pPr>
-              <w:ind w:left="564" w:hangingChars="300" w:hanging="564"/>
               <w:rPr>
                 <w:rFonts w:ascii="나눔고딕" w:eastAsia="나눔고딕" w:hAnsi="나눔고딕"/>
                 <w:sz w:val="20"/>
@@ -27682,47 +27188,35 @@
                 <w:sz w:val="20"/>
                 <w:szCs w:val="20"/>
               </w:rPr>
-              <w:t xml:space="preserve">- 잠기지 않은 문: 상호작용 키를 눌러 </w:t>
-            </w:r>
-            <w:r>
-              <w:rPr>
-                <w:rFonts w:ascii="나눔고딕" w:eastAsia="나눔고딕" w:hAnsi="나눔고딕" w:hint="eastAsia"/>
-                <w:sz w:val="20"/>
-                <w:szCs w:val="20"/>
-                <w:shd w:val="clear" w:color="auto" w:fill="FFFFFF" w:themeFill="background1"/>
-              </w:rPr>
-              <w:t>C_</w:t>
-            </w:r>
-            <w:r>
-              <w:rPr>
-                <w:rFonts w:ascii="나눔고딕" w:eastAsia="나눔고딕" w:hAnsi="나눔고딕" w:hint="eastAsia"/>
-                <w:sz w:val="20"/>
-                <w:szCs w:val="20"/>
-                <w:shd w:val="clear" w:color="auto" w:fill="FFFFFF" w:themeFill="background1"/>
-              </w:rPr>
-              <w:t>Interact</w:t>
-            </w:r>
-            <w:r>
-              <w:rPr>
-                <w:rFonts w:ascii="나눔고딕" w:eastAsia="나눔고딕" w:hAnsi="나눔고딕" w:hint="eastAsia"/>
-                <w:sz w:val="20"/>
-                <w:szCs w:val="20"/>
-                <w:shd w:val="clear" w:color="auto" w:fill="FFFFFF" w:themeFill="background1"/>
-              </w:rPr>
-              <w:t xml:space="preserve">Door_Packet </w:t>
-            </w:r>
-            <w:r>
-              <w:rPr>
-                <w:rFonts w:ascii="나눔고딕" w:eastAsia="나눔고딕" w:hAnsi="나눔고딕" w:hint="eastAsia"/>
-                <w:sz w:val="20"/>
-                <w:szCs w:val="20"/>
-              </w:rPr>
-              <w:t>송신</w:t>
+              <w:t xml:space="preserve">- 손전등이 </w:t>
+            </w:r>
+            <w:r>
+              <w:rPr>
+                <w:rFonts w:ascii="나눔고딕" w:eastAsia="나눔고딕" w:hAnsi="나눔고딕" w:hint="eastAsia"/>
+                <w:sz w:val="20"/>
+                <w:szCs w:val="20"/>
+              </w:rPr>
+              <w:t>꺼져 있을 때</w:t>
+            </w:r>
+            <w:r>
+              <w:rPr>
+                <w:rFonts w:ascii="나눔고딕" w:eastAsia="나눔고딕" w:hAnsi="나눔고딕" w:hint="eastAsia"/>
+                <w:sz w:val="20"/>
+                <w:szCs w:val="20"/>
+              </w:rPr>
+              <w:t xml:space="preserve">: </w:t>
+            </w:r>
+            <w:r>
+              <w:rPr>
+                <w:rFonts w:ascii="나눔고딕" w:eastAsia="나눔고딕" w:hAnsi="나눔고딕" w:hint="eastAsia"/>
+                <w:sz w:val="20"/>
+                <w:szCs w:val="20"/>
+              </w:rPr>
+              <w:t>C_TurnOnLantern_Packet 송신</w:t>
             </w:r>
           </w:p>
           <w:p>
             <w:pPr>
-              <w:ind w:left="564" w:hangingChars="300" w:hanging="564"/>
               <w:rPr>
                 <w:rFonts w:ascii="나눔고딕" w:eastAsia="나눔고딕" w:hAnsi="나눔고딕"/>
                 <w:sz w:val="20"/>
@@ -27735,27 +27229,49 @@
                 <w:sz w:val="20"/>
                 <w:szCs w:val="20"/>
               </w:rPr>
-              <w:t>- 잠긴 문: 열쇠가 Tool Bar에 있다면 도구 사용 입력으로 C_UseTool_Packet 송신</w:t>
+              <w:t xml:space="preserve">- 손전등이 </w:t>
+            </w:r>
+            <w:r>
+              <w:rPr>
+                <w:rFonts w:ascii="나눔고딕" w:eastAsia="나눔고딕" w:hAnsi="나눔고딕" w:hint="eastAsia"/>
+                <w:sz w:val="20"/>
+                <w:szCs w:val="20"/>
+              </w:rPr>
+              <w:t>켜져 있을 때</w:t>
+            </w:r>
+            <w:r>
+              <w:rPr>
+                <w:rFonts w:ascii="나눔고딕" w:eastAsia="나눔고딕" w:hAnsi="나눔고딕" w:hint="eastAsia"/>
+                <w:sz w:val="20"/>
+                <w:szCs w:val="20"/>
+              </w:rPr>
+              <w:t>: C_TurnOffLantern_Packet 송신</w:t>
             </w:r>
           </w:p>
           <w:p>
             <w:pPr>
               <w:rPr>
                 <w:rFonts w:ascii="나눔고딕" w:eastAsia="나눔고딕" w:hAnsi="나눔고딕"/>
-                <w:strike/>
                 <w:sz w:val="20"/>
                 <w:szCs w:val="20"/>
               </w:rPr>
             </w:pPr>
-            <w:r>
-              <w:rPr>
-                <w:rFonts w:ascii="나눔고딕" w:eastAsia="나눔고딕" w:hAnsi="나눔고딕" w:hint="eastAsia"/>
-                <w:strike/>
-                <w:color w:val="FF99FF"/>
-                <w:sz w:val="20"/>
-                <w:szCs w:val="20"/>
-              </w:rPr>
-              <w:t>=&gt;이거는 패킷 Open, Close 나누지 말고 bool로 열기인지 닫기인지 나눠도 될 듯</w:t>
+          </w:p>
+          <w:p>
+            <w:pPr>
+              <w:rPr>
+                <w:rFonts w:ascii="나눔고딕" w:eastAsia="나눔고딕" w:hAnsi="나눔고딕" w:hint="eastAsia"/>
+                <w:sz w:val="20"/>
+                <w:szCs w:val="20"/>
+              </w:rPr>
+            </w:pPr>
+            <w:r>
+              <w:rPr>
+                <w:rFonts w:ascii="나눔고딕" w:eastAsia="나눔고딕" w:hAnsi="나눔고딕" w:hint="eastAsia"/>
+                <w:sz w:val="20"/>
+                <w:szCs w:val="20"/>
+              </w:rPr>
+              <w:t>- 해당 클라이언트: 바로 조명 켰다가 꺼짐</w:t>
             </w:r>
           </w:p>
         </w:tc>
@@ -27770,7 +27286,7 @@
             <w:pPr>
               <w:jc w:val="center"/>
               <w:rPr>
-                <w:rFonts w:ascii="나눔고딕" w:eastAsia="나눔고딕" w:hAnsi="나눔고딕"/>
+                <w:rFonts w:ascii="나눔고딕" w:eastAsia="나눔고딕" w:hAnsi="나눔고딕" w:hint="eastAsia"/>
                 <w:sz w:val="20"/>
                 <w:szCs w:val="20"/>
               </w:rPr>
@@ -27793,7 +27309,7 @@
             <w:pPr>
               <w:jc w:val="center"/>
               <w:rPr>
-                <w:rFonts w:ascii="나눔고딕" w:eastAsia="나눔고딕" w:hAnsi="나눔고딕"/>
+                <w:rFonts w:ascii="나눔고딕" w:eastAsia="나눔고딕" w:hAnsi="나눔고딕" w:hint="eastAsia"/>
                 <w:sz w:val="20"/>
                 <w:szCs w:val="20"/>
               </w:rPr>
@@ -27804,7 +27320,7 @@
                 <w:sz w:val="20"/>
                 <w:szCs w:val="20"/>
               </w:rPr>
-              <w:t>Server → Client</w:t>
+              <w:t>Client, Server</w:t>
             </w:r>
           </w:p>
         </w:tc>
@@ -27827,45 +27343,14 @@
                 <w:sz w:val="20"/>
                 <w:szCs w:val="20"/>
               </w:rPr>
-              <w:t xml:space="preserve">유효성 검사 후, </w:t>
-            </w:r>
-            <w:r>
-              <w:rPr>
-                <w:rFonts w:ascii="나눔고딕" w:eastAsia="나눔고딕" w:hAnsi="나눔고딕" w:hint="eastAsia"/>
-                <w:color w:val="000000" w:themeColor="text1"/>
-                <w:sz w:val="20"/>
-                <w:szCs w:val="20"/>
-                <w:shd w:val="clear" w:color="auto" w:fill="FFFFFF" w:themeFill="background1"/>
-              </w:rPr>
-              <w:t>S_</w:t>
-            </w:r>
-            <w:r>
-              <w:rPr>
-                <w:rFonts w:ascii="나눔고딕" w:eastAsia="나눔고딕" w:hAnsi="나눔고딕" w:hint="eastAsia"/>
-                <w:color w:val="000000" w:themeColor="text1"/>
-                <w:sz w:val="20"/>
-                <w:szCs w:val="20"/>
-                <w:shd w:val="clear" w:color="auto" w:fill="FFFFFF" w:themeFill="background1"/>
-              </w:rPr>
-              <w:t>InteractDoor</w:t>
-            </w:r>
-            <w:r>
-              <w:rPr>
-                <w:rFonts w:ascii="나눔고딕" w:eastAsia="나눔고딕" w:hAnsi="나눔고딕" w:hint="eastAsia"/>
-                <w:color w:val="000000" w:themeColor="text1"/>
-                <w:sz w:val="20"/>
-                <w:szCs w:val="20"/>
-                <w:shd w:val="clear" w:color="auto" w:fill="FFFFFF" w:themeFill="background1"/>
-              </w:rPr>
-              <w:t>_Packet</w:t>
+              <w:t>Client: 손전등을 사용 중일 때 직접 잔량 계산</w:t>
             </w:r>
           </w:p>
           <w:p>
             <w:pPr>
               <w:ind w:left="564" w:hangingChars="300" w:hanging="564"/>
               <w:rPr>
-                <w:rFonts w:ascii="나눔고딕" w:eastAsia="나눔고딕" w:hAnsi="나눔고딕"/>
-                <w:strike/>
+                <w:rFonts w:ascii="나눔고딕" w:eastAsia="나눔고딕" w:hAnsi="나눔고딕" w:hint="eastAsia"/>
                 <w:sz w:val="20"/>
                 <w:szCs w:val="20"/>
               </w:rPr>
@@ -27873,12 +27358,10 @@
             <w:r>
               <w:rPr>
                 <w:rFonts w:ascii="나눔고딕" w:eastAsia="나눔고딕" w:hAnsi="나눔고딕" w:hint="eastAsia"/>
-                <w:strike/>
-                <w:color w:val="FF99FF"/>
-                <w:sz w:val="20"/>
-                <w:szCs w:val="20"/>
-              </w:rPr>
-              <w:t>=&gt;이것도 마찬가지</w:t>
+                <w:sz w:val="20"/>
+                <w:szCs w:val="20"/>
+              </w:rPr>
+              <w:t>Server: 손전등을 사용 중일 때 잔량 계산</w:t>
             </w:r>
           </w:p>
         </w:tc>
@@ -27893,7 +27376,7 @@
             <w:pPr>
               <w:jc w:val="center"/>
               <w:rPr>
-                <w:rFonts w:ascii="나눔고딕" w:eastAsia="나눔고딕" w:hAnsi="나눔고딕"/>
+                <w:rFonts w:ascii="나눔고딕" w:eastAsia="나눔고딕" w:hAnsi="나눔고딕" w:hint="eastAsia"/>
                 <w:sz w:val="20"/>
                 <w:szCs w:val="20"/>
               </w:rPr>
@@ -27914,9 +27397,8 @@
           </w:tcPr>
           <w:p>
             <w:pPr>
-              <w:jc w:val="center"/>
-              <w:rPr>
-                <w:rFonts w:ascii="나눔고딕" w:eastAsia="나눔고딕" w:hAnsi="나눔고딕"/>
+              <w:rPr>
+                <w:rFonts w:ascii="나눔고딕" w:eastAsia="나눔고딕" w:hAnsi="나눔고딕" w:hint="eastAsia"/>
                 <w:sz w:val="20"/>
                 <w:szCs w:val="20"/>
               </w:rPr>
@@ -27927,7 +27409,23 @@
                 <w:sz w:val="20"/>
                 <w:szCs w:val="20"/>
               </w:rPr>
-              <w:t>Client</w:t>
+              <w:t xml:space="preserve">Server </w:t>
+            </w:r>
+            <w:r>
+              <w:rPr>
+                <w:rFonts w:ascii="나눔고딕" w:eastAsia="나눔고딕" w:hAnsi="나눔고딕" w:hint="eastAsia"/>
+                <w:sz w:val="20"/>
+                <w:szCs w:val="20"/>
+              </w:rPr>
+              <w:t>→</w:t>
+            </w:r>
+            <w:r>
+              <w:rPr>
+                <w:rFonts w:ascii="나눔고딕" w:eastAsia="나눔고딕" w:hAnsi="나눔고딕" w:hint="eastAsia"/>
+                <w:sz w:val="20"/>
+                <w:szCs w:val="20"/>
+              </w:rPr>
+              <w:t xml:space="preserve"> Client</w:t>
             </w:r>
           </w:p>
         </w:tc>
@@ -27938,7 +27436,7 @@
           <w:p>
             <w:pPr>
               <w:rPr>
-                <w:rFonts w:ascii="나눔고딕" w:eastAsia="나눔고딕" w:hAnsi="나눔고딕"/>
+                <w:rFonts w:ascii="나눔고딕" w:eastAsia="나눔고딕" w:hAnsi="나눔고딕" w:hint="eastAsia"/>
                 <w:sz w:val="20"/>
                 <w:szCs w:val="20"/>
               </w:rPr>
@@ -27949,13 +27447,29 @@
                 <w:sz w:val="20"/>
                 <w:szCs w:val="20"/>
               </w:rPr>
-              <w:t>- 해당 클라이언트: ID가 myID와 같다면 본인의 문 열기 애니메이션 실행</w:t>
+              <w:t>- C_TurnOffLantern_Packet을 수신하면, 서버에서 계산된 잔량을 S_TurnOffLantern_Packet</w:t>
+            </w:r>
+            <w:r>
+              <w:rPr>
+                <w:rFonts w:ascii="나눔고딕" w:eastAsia="나눔고딕" w:hAnsi="나눔고딕" w:hint="eastAsia"/>
+                <w:sz w:val="20"/>
+                <w:szCs w:val="20"/>
+              </w:rPr>
+              <w:t>(플레이어 id, 손전등 id?, 잔량 등)</w:t>
+            </w:r>
+            <w:r>
+              <w:rPr>
+                <w:rFonts w:ascii="나눔고딕" w:eastAsia="나눔고딕" w:hAnsi="나눔고딕" w:hint="eastAsia"/>
+                <w:sz w:val="20"/>
+                <w:szCs w:val="20"/>
+              </w:rPr>
+              <w:t>에 넣어 송신</w:t>
             </w:r>
           </w:p>
           <w:p>
             <w:pPr>
               <w:rPr>
-                <w:rFonts w:ascii="나눔고딕" w:eastAsia="나눔고딕" w:hAnsi="나눔고딕"/>
+                <w:rFonts w:ascii="나눔고딕" w:eastAsia="나눔고딕" w:hAnsi="나눔고딕" w:hint="eastAsia"/>
                 <w:sz w:val="20"/>
                 <w:szCs w:val="20"/>
               </w:rPr>
@@ -27966,7 +27480,23 @@
                 <w:sz w:val="20"/>
                 <w:szCs w:val="20"/>
               </w:rPr>
-              <w:t>- 다른 클라이언트: 다른 클라이언트의 문 열기 애니메이션 실행</w:t>
+              <w:t xml:space="preserve">- </w:t>
+            </w:r>
+            <w:r>
+              <w:rPr>
+                <w:rFonts w:ascii="나눔고딕" w:eastAsia="나눔고딕" w:hAnsi="나눔고딕" w:hint="eastAsia"/>
+                <w:sz w:val="20"/>
+                <w:szCs w:val="20"/>
+              </w:rPr>
+              <w:t>C_TurnOnLantern_Packet을 수신</w:t>
+            </w:r>
+            <w:r>
+              <w:rPr>
+                <w:rFonts w:ascii="나눔고딕" w:eastAsia="나눔고딕" w:hAnsi="나눔고딕" w:hint="eastAsia"/>
+                <w:sz w:val="20"/>
+                <w:szCs w:val="20"/>
+              </w:rPr>
+              <w:t>하면(이 패킷은 잔량 없어도 될 것 같은데??) S_TurnOffLantern_Packet 송신</w:t>
             </w:r>
           </w:p>
         </w:tc>
@@ -27981,7 +27511,7 @@
             <w:pPr>
               <w:jc w:val="center"/>
               <w:rPr>
-                <w:rFonts w:ascii="나눔고딕" w:eastAsia="나눔고딕" w:hAnsi="나눔고딕"/>
+                <w:rFonts w:ascii="나눔고딕" w:eastAsia="나눔고딕" w:hAnsi="나눔고딕" w:hint="eastAsia"/>
                 <w:sz w:val="20"/>
                 <w:szCs w:val="20"/>
               </w:rPr>
@@ -28002,9 +27532,8 @@
           </w:tcPr>
           <w:p>
             <w:pPr>
-              <w:jc w:val="center"/>
-              <w:rPr>
-                <w:rFonts w:ascii="나눔고딕" w:eastAsia="나눔고딕" w:hAnsi="나눔고딕"/>
+              <w:rPr>
+                <w:rFonts w:ascii="나눔고딕" w:eastAsia="나눔고딕" w:hAnsi="나눔고딕" w:hint="eastAsia"/>
                 <w:sz w:val="20"/>
                 <w:szCs w:val="20"/>
               </w:rPr>
@@ -28015,7 +27544,7 @@
                 <w:sz w:val="20"/>
                 <w:szCs w:val="20"/>
               </w:rPr>
-              <w:t>Client → Server</w:t>
+              <w:t>Client</w:t>
             </w:r>
           </w:p>
         </w:tc>
@@ -28026,6 +27555,136 @@
           <w:p>
             <w:pPr>
               <w:rPr>
+                <w:rFonts w:ascii="나눔고딕" w:eastAsia="나눔고딕" w:hAnsi="나눔고딕" w:hint="eastAsia"/>
+                <w:sz w:val="20"/>
+                <w:szCs w:val="20"/>
+              </w:rPr>
+            </w:pPr>
+            <w:r>
+              <w:rPr>
+                <w:rFonts w:ascii="나눔고딕" w:eastAsia="나눔고딕" w:hAnsi="나눔고딕" w:hint="eastAsia"/>
+                <w:sz w:val="20"/>
+                <w:szCs w:val="20"/>
+              </w:rPr>
+              <w:t xml:space="preserve">- 해당 클라이언트: </w:t>
+            </w:r>
+            <w:r>
+              <w:rPr>
+                <w:rFonts w:ascii="나눔고딕" w:eastAsia="나눔고딕" w:hAnsi="나눔고딕" w:hint="eastAsia"/>
+                <w:sz w:val="20"/>
+                <w:szCs w:val="20"/>
+              </w:rPr>
+              <w:t>S_TurnOffLantern_Packet을 수신하면 잔량 보정</w:t>
+            </w:r>
+            <w:r>
+              <w:rPr>
+                <w:rFonts w:ascii="나눔고딕" w:eastAsia="나눔고딕" w:hAnsi="나눔고딕" w:hint="eastAsia"/>
+                <w:sz w:val="20"/>
+                <w:szCs w:val="20"/>
+              </w:rPr>
+              <w:t>(해당 클라는 S_TurnOnLantern_Packet 받으면 잔량 보정 안 해도 될 것 같아서 일단 뺐습니다)</w:t>
+            </w:r>
+          </w:p>
+          <w:p>
+            <w:pPr>
+              <w:rPr>
+                <w:rFonts w:ascii="나눔고딕" w:eastAsia="나눔고딕" w:hAnsi="나눔고딕" w:hint="eastAsia"/>
+                <w:sz w:val="20"/>
+                <w:szCs w:val="20"/>
+              </w:rPr>
+            </w:pPr>
+            <w:r>
+              <w:rPr>
+                <w:rFonts w:ascii="나눔고딕" w:eastAsia="나눔고딕" w:hAnsi="나눔고딕" w:hint="eastAsia"/>
+                <w:sz w:val="20"/>
+                <w:szCs w:val="20"/>
+              </w:rPr>
+              <w:t>-</w:t>
+            </w:r>
+            <w:r>
+              <w:rPr>
+                <w:rFonts w:ascii="나눔고딕" w:eastAsia="나눔고딕" w:hAnsi="나눔고딕" w:hint="eastAsia"/>
+                <w:sz w:val="20"/>
+                <w:szCs w:val="20"/>
+              </w:rPr>
+              <w:t xml:space="preserve"> </w:t>
+            </w:r>
+            <w:r>
+              <w:rPr>
+                <w:rFonts w:ascii="나눔고딕" w:eastAsia="나눔고딕" w:hAnsi="나눔고딕" w:hint="eastAsia"/>
+                <w:sz w:val="20"/>
+                <w:szCs w:val="20"/>
+              </w:rPr>
+              <w:t>다른 클라이언트: S_TurnOffLantern_Packet or S_TurnOnLantern_Packet을 수신하면 다른 클라이언트가 들고 있는 손전등의 조명을 끄거나 켬</w:t>
+            </w:r>
+          </w:p>
+        </w:tc>
+      </w:tr>
+    </w:tbl>
+    <w:p>
+      <w:pPr>
+        <w:rPr>
+          <w:rFonts w:hint="eastAsia"/>
+        </w:rPr>
+      </w:pPr>
+    </w:p>
+    <w:p>
+      <w:pPr>
+        <w:pStyle w:val="2"/>
+        <w:numPr>
+          <w:ilvl w:val="0"/>
+          <w:numId w:val="8"/>
+        </w:numPr>
+      </w:pPr>
+      <w:bookmarkStart w:id="8" w:name="_Toc227364562"/>
+      <w:r>
+        <w:rPr>
+          <w:rFonts w:hint="eastAsia"/>
+        </w:rPr>
+        <w:t>문 열기</w:t>
+      </w:r>
+      <w:r>
+        <w:rPr>
+          <w:rFonts w:hint="eastAsia"/>
+        </w:rPr>
+        <w:t xml:space="preserve">, </w:t>
+      </w:r>
+      <w:r>
+        <w:rPr>
+          <w:rFonts w:hint="eastAsia"/>
+        </w:rPr>
+        <w:t>닫기</w:t>
+      </w:r>
+      <w:bookmarkEnd w:id="8"/>
+      <w:r>
+        <w:rPr>
+          <w:rFonts w:hint="eastAsia"/>
+        </w:rPr>
+        <w:t>, 잠긴 문 열쇠 사용</w:t>
+      </w:r>
+    </w:p>
+    <w:tbl>
+      <w:tblPr>
+        <w:tblStyle w:val="ab"/>
+        <w:tblW w:w="10348" w:type="dxa"/>
+        <w:tblInd w:w="137" w:type="dxa"/>
+        <w:tblLook w:val="04A0" w:firstRow="1" w:lastRow="0" w:firstColumn="1" w:lastColumn="0" w:noHBand="0" w:noVBand="1"/>
+      </w:tblPr>
+      <w:tblGrid>
+        <w:gridCol w:w="709"/>
+        <w:gridCol w:w="1701"/>
+        <w:gridCol w:w="7938"/>
+      </w:tblGrid>
+      <w:tr>
+        <w:tc>
+          <w:tcPr>
+            <w:tcW w:w="709" w:type="dxa"/>
+            <w:shd w:val="clear" w:color="auto" w:fill="BFBFBF" w:themeFill="background1" w:themeFillShade="BF"/>
+          </w:tcPr>
+          <w:p>
+            <w:pPr>
+              <w:jc w:val="center"/>
+              <w:rPr>
                 <w:rFonts w:ascii="나눔고딕" w:eastAsia="나눔고딕" w:hAnsi="나눔고딕"/>
                 <w:sz w:val="20"/>
                 <w:szCs w:val="20"/>
@@ -28037,32 +27696,55 @@
                 <w:sz w:val="20"/>
                 <w:szCs w:val="20"/>
               </w:rPr>
-              <w:t xml:space="preserve">문이 상호 작용 범위 내에 있고 문이 열려 있다면, 상호작용 키를 눌러 </w:t>
-            </w:r>
-            <w:r>
-              <w:rPr>
-                <w:rFonts w:ascii="나눔고딕" w:eastAsia="나눔고딕" w:hAnsi="나눔고딕" w:hint="eastAsia"/>
-                <w:sz w:val="20"/>
-                <w:szCs w:val="20"/>
-                <w:shd w:val="clear" w:color="auto" w:fill="FFFFFF" w:themeFill="background1"/>
-              </w:rPr>
-              <w:t>C_InteractDoor_Packet</w:t>
-            </w:r>
-            <w:r>
-              <w:rPr>
-                <w:rFonts w:ascii="나눔고딕" w:eastAsia="나눔고딕" w:hAnsi="나눔고딕" w:hint="eastAsia"/>
-                <w:sz w:val="20"/>
-                <w:szCs w:val="20"/>
-              </w:rPr>
-              <w:t xml:space="preserve"> </w:t>
-            </w:r>
-            <w:r>
-              <w:rPr>
-                <w:rFonts w:ascii="나눔고딕" w:eastAsia="나눔고딕" w:hAnsi="나눔고딕" w:hint="eastAsia"/>
-                <w:sz w:val="20"/>
-                <w:szCs w:val="20"/>
-              </w:rPr>
-              <w:t>송신</w:t>
+              <w:t>단계</w:t>
+            </w:r>
+          </w:p>
+        </w:tc>
+        <w:tc>
+          <w:tcPr>
+            <w:tcW w:w="1701" w:type="dxa"/>
+            <w:shd w:val="clear" w:color="auto" w:fill="BFBFBF" w:themeFill="background1" w:themeFillShade="BF"/>
+          </w:tcPr>
+          <w:p>
+            <w:pPr>
+              <w:jc w:val="center"/>
+              <w:rPr>
+                <w:rFonts w:ascii="나눔고딕" w:eastAsia="나눔고딕" w:hAnsi="나눔고딕"/>
+                <w:sz w:val="20"/>
+                <w:szCs w:val="20"/>
+              </w:rPr>
+            </w:pPr>
+            <w:r>
+              <w:rPr>
+                <w:rFonts w:ascii="나눔고딕" w:eastAsia="나눔고딕" w:hAnsi="나눔고딕" w:hint="eastAsia"/>
+                <w:sz w:val="20"/>
+                <w:szCs w:val="20"/>
+              </w:rPr>
+              <w:t>주체</w:t>
+            </w:r>
+          </w:p>
+        </w:tc>
+        <w:tc>
+          <w:tcPr>
+            <w:tcW w:w="7938" w:type="dxa"/>
+            <w:shd w:val="clear" w:color="auto" w:fill="BFBFBF" w:themeFill="background1" w:themeFillShade="BF"/>
+          </w:tcPr>
+          <w:p>
+            <w:pPr>
+              <w:jc w:val="center"/>
+              <w:rPr>
+                <w:rFonts w:ascii="나눔고딕" w:eastAsia="나눔고딕" w:hAnsi="나눔고딕"/>
+                <w:sz w:val="20"/>
+                <w:szCs w:val="20"/>
+              </w:rPr>
+            </w:pPr>
+            <w:r>
+              <w:rPr>
+                <w:rFonts w:ascii="나눔고딕" w:eastAsia="나눔고딕" w:hAnsi="나눔고딕" w:hint="eastAsia"/>
+                <w:sz w:val="20"/>
+                <w:szCs w:val="20"/>
+              </w:rPr>
+              <w:t>동작</w:t>
             </w:r>
           </w:p>
         </w:tc>
@@ -28088,7 +27770,7 @@
                 <w:sz w:val="20"/>
                 <w:szCs w:val="20"/>
               </w:rPr>
-              <w:t>5</w:t>
+              <w:t>1</w:t>
             </w:r>
           </w:p>
         </w:tc>
@@ -28111,7 +27793,7 @@
                 <w:sz w:val="20"/>
                 <w:szCs w:val="20"/>
               </w:rPr>
-              <w:t>Server → Client</w:t>
+              <w:t>Client → Server</w:t>
             </w:r>
           </w:p>
         </w:tc>
@@ -28121,6 +27803,7 @@
           </w:tcPr>
           <w:p>
             <w:pPr>
+              <w:ind w:left="564" w:hangingChars="300" w:hanging="564"/>
               <w:rPr>
                 <w:rFonts w:ascii="나눔고딕" w:eastAsia="나눔고딕" w:hAnsi="나눔고딕"/>
                 <w:sz w:val="20"/>
@@ -28133,7 +27816,41 @@
                 <w:sz w:val="20"/>
                 <w:szCs w:val="20"/>
               </w:rPr>
-              <w:t>유효성 검사 후</w:t>
+              <w:t xml:space="preserve">문이 상호 작용 범위 내에 있고 문이 </w:t>
+            </w:r>
+            <w:r>
+              <w:rPr>
+                <w:rFonts w:ascii="나눔고딕" w:eastAsia="나눔고딕" w:hAnsi="나눔고딕" w:hint="eastAsia"/>
+                <w:sz w:val="20"/>
+                <w:szCs w:val="20"/>
+              </w:rPr>
+              <w:t xml:space="preserve">닫혀 </w:t>
+            </w:r>
+            <w:r>
+              <w:rPr>
+                <w:rFonts w:ascii="나눔고딕" w:eastAsia="나눔고딕" w:hAnsi="나눔고딕" w:hint="eastAsia"/>
+                <w:sz w:val="20"/>
+                <w:szCs w:val="20"/>
+              </w:rPr>
+              <w:t>있다면,</w:t>
+            </w:r>
+          </w:p>
+          <w:p>
+            <w:pPr>
+              <w:ind w:left="564" w:hangingChars="300" w:hanging="564"/>
+              <w:rPr>
+                <w:rFonts w:ascii="나눔고딕" w:eastAsia="나눔고딕" w:hAnsi="나눔고딕"/>
+                <w:sz w:val="20"/>
+                <w:szCs w:val="20"/>
+              </w:rPr>
+            </w:pPr>
+            <w:r>
+              <w:rPr>
+                <w:rFonts w:ascii="나눔고딕" w:eastAsia="나눔고딕" w:hAnsi="나눔고딕" w:hint="eastAsia"/>
+                <w:sz w:val="20"/>
+                <w:szCs w:val="20"/>
+              </w:rPr>
+              <w:t xml:space="preserve">- 잠기지 않은 문: 상호작용 키를 눌러 </w:t>
             </w:r>
             <w:r>
               <w:rPr>
@@ -28142,25 +27859,85 @@
                 <w:szCs w:val="20"/>
                 <w:shd w:val="clear" w:color="auto" w:fill="FFFFFF" w:themeFill="background1"/>
               </w:rPr>
-              <w:t xml:space="preserve">, </w:t>
-            </w:r>
-            <w:r>
-              <w:rPr>
-                <w:rFonts w:ascii="나눔고딕" w:eastAsia="나눔고딕" w:hAnsi="나눔고딕" w:hint="eastAsia"/>
-                <w:color w:val="000000" w:themeColor="text1"/>
+              <w:t>C_</w:t>
+            </w:r>
+            <w:r>
+              <w:rPr>
+                <w:rFonts w:ascii="나눔고딕" w:eastAsia="나눔고딕" w:hAnsi="나눔고딕" w:hint="eastAsia"/>
                 <w:sz w:val="20"/>
                 <w:szCs w:val="20"/>
                 <w:shd w:val="clear" w:color="auto" w:fill="FFFFFF" w:themeFill="background1"/>
               </w:rPr>
-              <w:t>S_InteractDoor_Packet</w:t>
-            </w:r>
-            <w:r>
-              <w:rPr>
-                <w:rFonts w:ascii="나눔고딕" w:eastAsia="나눔고딕" w:hAnsi="나눔고딕" w:hint="eastAsia"/>
-                <w:sz w:val="20"/>
-                <w:szCs w:val="20"/>
-              </w:rPr>
-              <w:t xml:space="preserve"> 송신</w:t>
+              <w:t>Interact</w:t>
+            </w:r>
+            <w:r>
+              <w:rPr>
+                <w:rFonts w:ascii="나눔고딕" w:eastAsia="나눔고딕" w:hAnsi="나눔고딕" w:hint="eastAsia"/>
+                <w:sz w:val="20"/>
+                <w:szCs w:val="20"/>
+                <w:shd w:val="clear" w:color="auto" w:fill="FFFFFF" w:themeFill="background1"/>
+              </w:rPr>
+              <w:t xml:space="preserve">Door_Packet </w:t>
+            </w:r>
+            <w:r>
+              <w:rPr>
+                <w:rFonts w:ascii="나눔고딕" w:eastAsia="나눔고딕" w:hAnsi="나눔고딕" w:hint="eastAsia"/>
+                <w:sz w:val="20"/>
+                <w:szCs w:val="20"/>
+              </w:rPr>
+              <w:t>송신</w:t>
+            </w:r>
+          </w:p>
+          <w:p>
+            <w:pPr>
+              <w:ind w:left="564" w:hangingChars="300" w:hanging="564"/>
+              <w:rPr>
+                <w:rFonts w:ascii="나눔고딕" w:eastAsia="나눔고딕" w:hAnsi="나눔고딕"/>
+                <w:strike/>
+                <w:sz w:val="20"/>
+                <w:szCs w:val="20"/>
+              </w:rPr>
+            </w:pPr>
+            <w:r>
+              <w:rPr>
+                <w:rFonts w:ascii="나눔고딕" w:eastAsia="나눔고딕" w:hAnsi="나눔고딕" w:hint="eastAsia"/>
+                <w:sz w:val="20"/>
+                <w:szCs w:val="20"/>
+              </w:rPr>
+              <w:t xml:space="preserve">- 잠긴 문: 열쇠가 Tool Bar에 있다면 도구 사용 입력으로 </w:t>
+            </w:r>
+            <w:r>
+              <w:rPr>
+                <w:rFonts w:ascii="나눔고딕" w:eastAsia="나눔고딕" w:hAnsi="나눔고딕" w:hint="eastAsia"/>
+                <w:strike/>
+                <w:sz w:val="20"/>
+                <w:szCs w:val="20"/>
+              </w:rPr>
+              <w:t>C_UseTool_Packet</w:t>
+            </w:r>
+            <w:r>
+              <w:rPr>
+                <w:rFonts w:ascii="나눔고딕" w:eastAsia="나눔고딕" w:hAnsi="나눔고딕" w:hint="eastAsia"/>
+                <w:sz w:val="20"/>
+                <w:szCs w:val="20"/>
+              </w:rPr>
+              <w:t xml:space="preserve"> </w:t>
+            </w:r>
+            <w:r>
+              <w:rPr>
+                <w:rFonts w:ascii="나눔고딕" w:eastAsia="나눔고딕" w:hAnsi="나눔고딕" w:hint="eastAsia"/>
+                <w:sz w:val="20"/>
+                <w:szCs w:val="20"/>
+              </w:rPr>
+              <w:t xml:space="preserve">C_UseKeyPacket </w:t>
+            </w:r>
+            <w:r>
+              <w:rPr>
+                <w:rFonts w:ascii="나눔고딕" w:eastAsia="나눔고딕" w:hAnsi="나눔고딕" w:hint="eastAsia"/>
+                <w:sz w:val="20"/>
+                <w:szCs w:val="20"/>
+              </w:rPr>
+              <w:t>송신</w:t>
             </w:r>
           </w:p>
         </w:tc>
@@ -28186,7 +27963,7 @@
                 <w:sz w:val="20"/>
                 <w:szCs w:val="20"/>
               </w:rPr>
-              <w:t>6</w:t>
+              <w:t>2</w:t>
             </w:r>
           </w:p>
         </w:tc>
@@ -28209,7 +27986,7 @@
                 <w:sz w:val="20"/>
                 <w:szCs w:val="20"/>
               </w:rPr>
-              <w:t>Client</w:t>
+              <w:t>Server → Client</w:t>
             </w:r>
           </w:p>
         </w:tc>
@@ -28219,6 +27996,7 @@
           </w:tcPr>
           <w:p>
             <w:pPr>
+              <w:ind w:left="564" w:hangingChars="300" w:hanging="564"/>
               <w:rPr>
                 <w:rFonts w:ascii="나눔고딕" w:eastAsia="나눔고딕" w:hAnsi="나눔고딕"/>
                 <w:sz w:val="20"/>
@@ -28231,11 +28009,12 @@
                 <w:sz w:val="20"/>
                 <w:szCs w:val="20"/>
               </w:rPr>
-              <w:t>- 해당 클라이언트: ID가 myID와 같다면 본인의 문 닫기 애니메이션 실행</w:t>
+              <w:t xml:space="preserve">유효성 검사 후, </w:t>
             </w:r>
           </w:p>
           <w:p>
             <w:pPr>
+              <w:ind w:left="564" w:hangingChars="300" w:hanging="564"/>
               <w:rPr>
                 <w:rFonts w:ascii="나눔고딕" w:eastAsia="나눔고딕" w:hAnsi="나눔고딕"/>
                 <w:sz w:val="20"/>
@@ -28248,6 +28027,558 @@
                 <w:sz w:val="20"/>
                 <w:szCs w:val="20"/>
               </w:rPr>
+              <w:t xml:space="preserve">- 잠기지 않은 문: </w:t>
+            </w:r>
+            <w:r>
+              <w:rPr>
+                <w:rFonts w:ascii="나눔고딕" w:eastAsia="나눔고딕" w:hAnsi="나눔고딕" w:hint="eastAsia"/>
+                <w:color w:val="000000" w:themeColor="text1"/>
+                <w:sz w:val="20"/>
+                <w:szCs w:val="20"/>
+                <w:shd w:val="clear" w:color="auto" w:fill="FFFFFF" w:themeFill="background1"/>
+              </w:rPr>
+              <w:t>S_InteractDoor_Packet</w:t>
+            </w:r>
+            <w:r>
+              <w:rPr>
+                <w:rFonts w:ascii="나눔고딕" w:eastAsia="나눔고딕" w:hAnsi="나눔고딕" w:hint="eastAsia"/>
+                <w:color w:val="000000" w:themeColor="text1"/>
+                <w:sz w:val="20"/>
+                <w:szCs w:val="20"/>
+                <w:shd w:val="clear" w:color="auto" w:fill="FFFFFF" w:themeFill="background1"/>
+              </w:rPr>
+              <w:t xml:space="preserve"> 송신</w:t>
+            </w:r>
+          </w:p>
+          <w:p>
+            <w:pPr>
+              <w:ind w:left="564" w:hangingChars="300" w:hanging="564"/>
+              <w:rPr>
+                <w:rFonts w:ascii="나눔고딕" w:eastAsia="나눔고딕" w:hAnsi="나눔고딕" w:hint="eastAsia"/>
+                <w:sz w:val="20"/>
+                <w:szCs w:val="20"/>
+              </w:rPr>
+            </w:pPr>
+            <w:r>
+              <w:rPr>
+                <w:rFonts w:ascii="나눔고딕" w:eastAsia="나눔고딕" w:hAnsi="나눔고딕" w:hint="eastAsia"/>
+                <w:sz w:val="20"/>
+                <w:szCs w:val="20"/>
+              </w:rPr>
+              <w:t xml:space="preserve">- 잠긴 문: </w:t>
+            </w:r>
+            <w:r>
+              <w:rPr>
+                <w:rFonts w:ascii="나눔고딕" w:eastAsia="나눔고딕" w:hAnsi="나눔고딕"/>
+                <w:sz w:val="20"/>
+                <w:szCs w:val="20"/>
+              </w:rPr>
+              <w:t>S_RemoveItemFromInventory</w:t>
+            </w:r>
+            <w:r>
+              <w:rPr>
+                <w:rFonts w:ascii="나눔고딕" w:eastAsia="나눔고딕" w:hAnsi="나눔고딕" w:hint="eastAsia"/>
+                <w:sz w:val="20"/>
+                <w:szCs w:val="20"/>
+              </w:rPr>
+              <w:t xml:space="preserve">_Packet과 </w:t>
+            </w:r>
+            <w:r>
+              <w:rPr>
+                <w:rFonts w:ascii="나눔고딕" w:eastAsia="나눔고딕" w:hAnsi="나눔고딕"/>
+                <w:color w:val="000000" w:themeColor="text1"/>
+                <w:sz w:val="20"/>
+                <w:szCs w:val="20"/>
+                <w:shd w:val="clear" w:color="auto" w:fill="FFFFFF" w:themeFill="background1"/>
+              </w:rPr>
+              <w:t>S_UpdateObjectState</w:t>
+            </w:r>
+            <w:r>
+              <w:rPr>
+                <w:rFonts w:ascii="나눔고딕" w:eastAsia="나눔고딕" w:hAnsi="나눔고딕" w:hint="eastAsia"/>
+                <w:color w:val="000000" w:themeColor="text1"/>
+                <w:sz w:val="20"/>
+                <w:szCs w:val="20"/>
+                <w:shd w:val="clear" w:color="auto" w:fill="FFFFFF" w:themeFill="background1"/>
+              </w:rPr>
+              <w:t>_Packet 송신</w:t>
+            </w:r>
+          </w:p>
+        </w:tc>
+      </w:tr>
+      <w:tr>
+        <w:tc>
+          <w:tcPr>
+            <w:tcW w:w="709" w:type="dxa"/>
+            <w:shd w:val="clear" w:color="auto" w:fill="FFFFFF" w:themeFill="background1"/>
+          </w:tcPr>
+          <w:p>
+            <w:pPr>
+              <w:jc w:val="center"/>
+              <w:rPr>
+                <w:rFonts w:ascii="나눔고딕" w:eastAsia="나눔고딕" w:hAnsi="나눔고딕"/>
+                <w:sz w:val="20"/>
+                <w:szCs w:val="20"/>
+              </w:rPr>
+            </w:pPr>
+            <w:r>
+              <w:rPr>
+                <w:rFonts w:ascii="나눔고딕" w:eastAsia="나눔고딕" w:hAnsi="나눔고딕" w:hint="eastAsia"/>
+                <w:sz w:val="20"/>
+                <w:szCs w:val="20"/>
+              </w:rPr>
+              <w:t>3</w:t>
+            </w:r>
+          </w:p>
+        </w:tc>
+        <w:tc>
+          <w:tcPr>
+            <w:tcW w:w="1701" w:type="dxa"/>
+          </w:tcPr>
+          <w:p>
+            <w:pPr>
+              <w:jc w:val="center"/>
+              <w:rPr>
+                <w:rFonts w:ascii="나눔고딕" w:eastAsia="나눔고딕" w:hAnsi="나눔고딕"/>
+                <w:sz w:val="20"/>
+                <w:szCs w:val="20"/>
+              </w:rPr>
+            </w:pPr>
+            <w:r>
+              <w:rPr>
+                <w:rFonts w:ascii="나눔고딕" w:eastAsia="나눔고딕" w:hAnsi="나눔고딕" w:hint="eastAsia"/>
+                <w:sz w:val="20"/>
+                <w:szCs w:val="20"/>
+              </w:rPr>
+              <w:t>Client</w:t>
+            </w:r>
+          </w:p>
+        </w:tc>
+        <w:tc>
+          <w:tcPr>
+            <w:tcW w:w="7938" w:type="dxa"/>
+          </w:tcPr>
+          <w:p>
+            <w:pPr>
+              <w:rPr>
+                <w:rFonts w:ascii="나눔고딕" w:eastAsia="나눔고딕" w:hAnsi="나눔고딕"/>
+                <w:sz w:val="20"/>
+                <w:szCs w:val="20"/>
+              </w:rPr>
+            </w:pPr>
+            <w:r>
+              <w:rPr>
+                <w:rFonts w:ascii="나눔고딕" w:eastAsia="나눔고딕" w:hAnsi="나눔고딕" w:hint="eastAsia"/>
+                <w:sz w:val="20"/>
+                <w:szCs w:val="20"/>
+              </w:rPr>
+              <w:t>- 잠기지 않은 문:</w:t>
+            </w:r>
+          </w:p>
+          <w:p>
+            <w:pPr>
+              <w:ind w:firstLineChars="100" w:firstLine="188"/>
+              <w:rPr>
+                <w:rFonts w:ascii="나눔고딕" w:eastAsia="나눔고딕" w:hAnsi="나눔고딕"/>
+                <w:sz w:val="20"/>
+                <w:szCs w:val="20"/>
+              </w:rPr>
+            </w:pPr>
+            <w:r>
+              <w:rPr>
+                <w:rFonts w:ascii="나눔고딕" w:eastAsia="나눔고딕" w:hAnsi="나눔고딕" w:hint="eastAsia"/>
+                <w:sz w:val="20"/>
+                <w:szCs w:val="20"/>
+              </w:rPr>
+              <w:t>- 해당 클라이언트: ID가 myID와 같다면 본인의 문 열기 애니메이션 실행</w:t>
+            </w:r>
+          </w:p>
+          <w:p>
+            <w:pPr>
+              <w:ind w:firstLineChars="100" w:firstLine="188"/>
+              <w:rPr>
+                <w:rFonts w:ascii="나눔고딕" w:eastAsia="나눔고딕" w:hAnsi="나눔고딕"/>
+                <w:sz w:val="20"/>
+                <w:szCs w:val="20"/>
+              </w:rPr>
+            </w:pPr>
+            <w:r>
+              <w:rPr>
+                <w:rFonts w:ascii="나눔고딕" w:eastAsia="나눔고딕" w:hAnsi="나눔고딕" w:hint="eastAsia"/>
+                <w:sz w:val="20"/>
+                <w:szCs w:val="20"/>
+              </w:rPr>
+              <w:t>- 다른 클라이언트: 다른 클라이언트의 문 열기 애니메이션 실행</w:t>
+            </w:r>
+          </w:p>
+          <w:p>
+            <w:pPr>
+              <w:rPr>
+                <w:rFonts w:ascii="나눔고딕" w:eastAsia="나눔고딕" w:hAnsi="나눔고딕"/>
+                <w:sz w:val="20"/>
+                <w:szCs w:val="20"/>
+              </w:rPr>
+            </w:pPr>
+            <w:r>
+              <w:rPr>
+                <w:rFonts w:ascii="나눔고딕" w:eastAsia="나눔고딕" w:hAnsi="나눔고딕" w:hint="eastAsia"/>
+                <w:sz w:val="20"/>
+                <w:szCs w:val="20"/>
+              </w:rPr>
+              <w:t>- 잠긴 문:</w:t>
+            </w:r>
+          </w:p>
+          <w:p>
+            <w:pPr>
+              <w:rPr>
+                <w:rFonts w:ascii="나눔고딕" w:eastAsia="나눔고딕" w:hAnsi="나눔고딕" w:hint="eastAsia"/>
+                <w:sz w:val="20"/>
+                <w:szCs w:val="20"/>
+              </w:rPr>
+            </w:pPr>
+            <w:r>
+              <w:rPr>
+                <w:rFonts w:ascii="나눔고딕" w:eastAsia="나눔고딕" w:hAnsi="나눔고딕" w:hint="eastAsia"/>
+                <w:sz w:val="20"/>
+                <w:szCs w:val="20"/>
+              </w:rPr>
+              <w:t xml:space="preserve"> - </w:t>
+            </w:r>
+            <w:r>
+              <w:rPr>
+                <w:rFonts w:ascii="나눔고딕" w:eastAsia="나눔고딕" w:hAnsi="나눔고딕"/>
+                <w:sz w:val="20"/>
+                <w:szCs w:val="20"/>
+              </w:rPr>
+              <w:t>S_RemoveItemFromInventory</w:t>
+            </w:r>
+            <w:r>
+              <w:rPr>
+                <w:rFonts w:ascii="나눔고딕" w:eastAsia="나눔고딕" w:hAnsi="나눔고딕" w:hint="eastAsia"/>
+                <w:sz w:val="20"/>
+                <w:szCs w:val="20"/>
+              </w:rPr>
+              <w:t>_Packet</w:t>
+            </w:r>
+            <w:r>
+              <w:rPr>
+                <w:rFonts w:ascii="나눔고딕" w:eastAsia="나눔고딕" w:hAnsi="나눔고딕" w:hint="eastAsia"/>
+                <w:sz w:val="20"/>
+                <w:szCs w:val="20"/>
+              </w:rPr>
+              <w:t xml:space="preserve">를 수신하면 ToolBar에서 해당 열쇠 삭제, </w:t>
+            </w:r>
+            <w:r>
+              <w:rPr>
+                <w:rFonts w:ascii="나눔고딕" w:eastAsia="나눔고딕" w:hAnsi="나눔고딕"/>
+                <w:color w:val="000000" w:themeColor="text1"/>
+                <w:sz w:val="20"/>
+                <w:szCs w:val="20"/>
+                <w:shd w:val="clear" w:color="auto" w:fill="FFFFFF" w:themeFill="background1"/>
+              </w:rPr>
+              <w:t>S_UpdateObjectState</w:t>
+            </w:r>
+            <w:r>
+              <w:rPr>
+                <w:rFonts w:ascii="나눔고딕" w:eastAsia="나눔고딕" w:hAnsi="나눔고딕" w:hint="eastAsia"/>
+                <w:color w:val="000000" w:themeColor="text1"/>
+                <w:sz w:val="20"/>
+                <w:szCs w:val="20"/>
+                <w:shd w:val="clear" w:color="auto" w:fill="FFFFFF" w:themeFill="background1"/>
+              </w:rPr>
+              <w:t>_Packet</w:t>
+            </w:r>
+            <w:r>
+              <w:rPr>
+                <w:rFonts w:ascii="나눔고딕" w:eastAsia="나눔고딕" w:hAnsi="나눔고딕" w:hint="eastAsia"/>
+                <w:color w:val="000000" w:themeColor="text1"/>
+                <w:sz w:val="20"/>
+                <w:szCs w:val="20"/>
+                <w:shd w:val="clear" w:color="auto" w:fill="FFFFFF" w:themeFill="background1"/>
+              </w:rPr>
+              <w:t>를 수신하면 해당 문의 상태를 CLOSE_DOOR로 변경</w:t>
+            </w:r>
+          </w:p>
+        </w:tc>
+      </w:tr>
+      <w:tr>
+        <w:tc>
+          <w:tcPr>
+            <w:tcW w:w="709" w:type="dxa"/>
+            <w:shd w:val="clear" w:color="auto" w:fill="FFFFFF" w:themeFill="background1"/>
+          </w:tcPr>
+          <w:p>
+            <w:pPr>
+              <w:jc w:val="center"/>
+              <w:rPr>
+                <w:rFonts w:ascii="나눔고딕" w:eastAsia="나눔고딕" w:hAnsi="나눔고딕"/>
+                <w:sz w:val="20"/>
+                <w:szCs w:val="20"/>
+              </w:rPr>
+            </w:pPr>
+            <w:r>
+              <w:rPr>
+                <w:rFonts w:ascii="나눔고딕" w:eastAsia="나눔고딕" w:hAnsi="나눔고딕" w:hint="eastAsia"/>
+                <w:sz w:val="20"/>
+                <w:szCs w:val="20"/>
+              </w:rPr>
+              <w:t>4</w:t>
+            </w:r>
+          </w:p>
+        </w:tc>
+        <w:tc>
+          <w:tcPr>
+            <w:tcW w:w="1701" w:type="dxa"/>
+          </w:tcPr>
+          <w:p>
+            <w:pPr>
+              <w:jc w:val="center"/>
+              <w:rPr>
+                <w:rFonts w:ascii="나눔고딕" w:eastAsia="나눔고딕" w:hAnsi="나눔고딕"/>
+                <w:sz w:val="20"/>
+                <w:szCs w:val="20"/>
+              </w:rPr>
+            </w:pPr>
+            <w:r>
+              <w:rPr>
+                <w:rFonts w:ascii="나눔고딕" w:eastAsia="나눔고딕" w:hAnsi="나눔고딕" w:hint="eastAsia"/>
+                <w:sz w:val="20"/>
+                <w:szCs w:val="20"/>
+              </w:rPr>
+              <w:t>Client → Server</w:t>
+            </w:r>
+          </w:p>
+        </w:tc>
+        <w:tc>
+          <w:tcPr>
+            <w:tcW w:w="7938" w:type="dxa"/>
+          </w:tcPr>
+          <w:p>
+            <w:pPr>
+              <w:rPr>
+                <w:rFonts w:ascii="나눔고딕" w:eastAsia="나눔고딕" w:hAnsi="나눔고딕"/>
+                <w:sz w:val="20"/>
+                <w:szCs w:val="20"/>
+              </w:rPr>
+            </w:pPr>
+            <w:r>
+              <w:rPr>
+                <w:rFonts w:ascii="나눔고딕" w:eastAsia="나눔고딕" w:hAnsi="나눔고딕" w:hint="eastAsia"/>
+                <w:sz w:val="20"/>
+                <w:szCs w:val="20"/>
+              </w:rPr>
+              <w:t xml:space="preserve">문이 상호 작용 범위 내에 있고 문이 열려 있다면, 상호작용 키를 눌러 </w:t>
+            </w:r>
+            <w:r>
+              <w:rPr>
+                <w:rFonts w:ascii="나눔고딕" w:eastAsia="나눔고딕" w:hAnsi="나눔고딕" w:hint="eastAsia"/>
+                <w:sz w:val="20"/>
+                <w:szCs w:val="20"/>
+                <w:shd w:val="clear" w:color="auto" w:fill="FFFFFF" w:themeFill="background1"/>
+              </w:rPr>
+              <w:t>C_InteractDoor_Packet</w:t>
+            </w:r>
+            <w:r>
+              <w:rPr>
+                <w:rFonts w:ascii="나눔고딕" w:eastAsia="나눔고딕" w:hAnsi="나눔고딕" w:hint="eastAsia"/>
+                <w:sz w:val="20"/>
+                <w:szCs w:val="20"/>
+              </w:rPr>
+              <w:t xml:space="preserve"> </w:t>
+            </w:r>
+            <w:r>
+              <w:rPr>
+                <w:rFonts w:ascii="나눔고딕" w:eastAsia="나눔고딕" w:hAnsi="나눔고딕" w:hint="eastAsia"/>
+                <w:sz w:val="20"/>
+                <w:szCs w:val="20"/>
+              </w:rPr>
+              <w:t>송신</w:t>
+            </w:r>
+          </w:p>
+        </w:tc>
+      </w:tr>
+      <w:tr>
+        <w:tc>
+          <w:tcPr>
+            <w:tcW w:w="709" w:type="dxa"/>
+            <w:shd w:val="clear" w:color="auto" w:fill="FFFFFF" w:themeFill="background1"/>
+          </w:tcPr>
+          <w:p>
+            <w:pPr>
+              <w:jc w:val="center"/>
+              <w:rPr>
+                <w:rFonts w:ascii="나눔고딕" w:eastAsia="나눔고딕" w:hAnsi="나눔고딕"/>
+                <w:sz w:val="20"/>
+                <w:szCs w:val="20"/>
+              </w:rPr>
+            </w:pPr>
+            <w:r>
+              <w:rPr>
+                <w:rFonts w:ascii="나눔고딕" w:eastAsia="나눔고딕" w:hAnsi="나눔고딕" w:hint="eastAsia"/>
+                <w:sz w:val="20"/>
+                <w:szCs w:val="20"/>
+              </w:rPr>
+              <w:t>5</w:t>
+            </w:r>
+          </w:p>
+        </w:tc>
+        <w:tc>
+          <w:tcPr>
+            <w:tcW w:w="1701" w:type="dxa"/>
+          </w:tcPr>
+          <w:p>
+            <w:pPr>
+              <w:jc w:val="center"/>
+              <w:rPr>
+                <w:rFonts w:ascii="나눔고딕" w:eastAsia="나눔고딕" w:hAnsi="나눔고딕"/>
+                <w:sz w:val="20"/>
+                <w:szCs w:val="20"/>
+              </w:rPr>
+            </w:pPr>
+            <w:r>
+              <w:rPr>
+                <w:rFonts w:ascii="나눔고딕" w:eastAsia="나눔고딕" w:hAnsi="나눔고딕" w:hint="eastAsia"/>
+                <w:sz w:val="20"/>
+                <w:szCs w:val="20"/>
+              </w:rPr>
+              <w:t>Server → Client</w:t>
+            </w:r>
+          </w:p>
+        </w:tc>
+        <w:tc>
+          <w:tcPr>
+            <w:tcW w:w="7938" w:type="dxa"/>
+          </w:tcPr>
+          <w:p>
+            <w:pPr>
+              <w:rPr>
+                <w:rFonts w:ascii="나눔고딕" w:eastAsia="나눔고딕" w:hAnsi="나눔고딕"/>
+                <w:sz w:val="20"/>
+                <w:szCs w:val="20"/>
+              </w:rPr>
+            </w:pPr>
+            <w:r>
+              <w:rPr>
+                <w:rFonts w:ascii="나눔고딕" w:eastAsia="나눔고딕" w:hAnsi="나눔고딕" w:hint="eastAsia"/>
+                <w:sz w:val="20"/>
+                <w:szCs w:val="20"/>
+              </w:rPr>
+              <w:t>유효성 검사 후</w:t>
+            </w:r>
+            <w:r>
+              <w:rPr>
+                <w:rFonts w:ascii="나눔고딕" w:eastAsia="나눔고딕" w:hAnsi="나눔고딕" w:hint="eastAsia"/>
+                <w:sz w:val="20"/>
+                <w:szCs w:val="20"/>
+                <w:shd w:val="clear" w:color="auto" w:fill="FFFFFF" w:themeFill="background1"/>
+              </w:rPr>
+              <w:t xml:space="preserve">, </w:t>
+            </w:r>
+            <w:r>
+              <w:rPr>
+                <w:rFonts w:ascii="나눔고딕" w:eastAsia="나눔고딕" w:hAnsi="나눔고딕" w:hint="eastAsia"/>
+                <w:color w:val="000000" w:themeColor="text1"/>
+                <w:sz w:val="20"/>
+                <w:szCs w:val="20"/>
+                <w:shd w:val="clear" w:color="auto" w:fill="FFFFFF" w:themeFill="background1"/>
+              </w:rPr>
+              <w:t>S_InteractDoor_Packet</w:t>
+            </w:r>
+            <w:r>
+              <w:rPr>
+                <w:rFonts w:ascii="나눔고딕" w:eastAsia="나눔고딕" w:hAnsi="나눔고딕" w:hint="eastAsia"/>
+                <w:sz w:val="20"/>
+                <w:szCs w:val="20"/>
+              </w:rPr>
+              <w:t xml:space="preserve"> 송신</w:t>
+            </w:r>
+          </w:p>
+        </w:tc>
+      </w:tr>
+      <w:tr>
+        <w:tc>
+          <w:tcPr>
+            <w:tcW w:w="709" w:type="dxa"/>
+            <w:shd w:val="clear" w:color="auto" w:fill="FFFFFF" w:themeFill="background1"/>
+          </w:tcPr>
+          <w:p>
+            <w:pPr>
+              <w:jc w:val="center"/>
+              <w:rPr>
+                <w:rFonts w:ascii="나눔고딕" w:eastAsia="나눔고딕" w:hAnsi="나눔고딕"/>
+                <w:sz w:val="20"/>
+                <w:szCs w:val="20"/>
+              </w:rPr>
+            </w:pPr>
+            <w:r>
+              <w:rPr>
+                <w:rFonts w:ascii="나눔고딕" w:eastAsia="나눔고딕" w:hAnsi="나눔고딕" w:hint="eastAsia"/>
+                <w:sz w:val="20"/>
+                <w:szCs w:val="20"/>
+              </w:rPr>
+              <w:t>6</w:t>
+            </w:r>
+          </w:p>
+        </w:tc>
+        <w:tc>
+          <w:tcPr>
+            <w:tcW w:w="1701" w:type="dxa"/>
+          </w:tcPr>
+          <w:p>
+            <w:pPr>
+              <w:jc w:val="center"/>
+              <w:rPr>
+                <w:rFonts w:ascii="나눔고딕" w:eastAsia="나눔고딕" w:hAnsi="나눔고딕"/>
+                <w:sz w:val="20"/>
+                <w:szCs w:val="20"/>
+              </w:rPr>
+            </w:pPr>
+            <w:r>
+              <w:rPr>
+                <w:rFonts w:ascii="나눔고딕" w:eastAsia="나눔고딕" w:hAnsi="나눔고딕" w:hint="eastAsia"/>
+                <w:sz w:val="20"/>
+                <w:szCs w:val="20"/>
+              </w:rPr>
+              <w:t>Client</w:t>
+            </w:r>
+          </w:p>
+        </w:tc>
+        <w:tc>
+          <w:tcPr>
+            <w:tcW w:w="7938" w:type="dxa"/>
+          </w:tcPr>
+          <w:p>
+            <w:pPr>
+              <w:rPr>
+                <w:rFonts w:ascii="나눔고딕" w:eastAsia="나눔고딕" w:hAnsi="나눔고딕"/>
+                <w:sz w:val="20"/>
+                <w:szCs w:val="20"/>
+              </w:rPr>
+            </w:pPr>
+            <w:r>
+              <w:rPr>
+                <w:rFonts w:ascii="나눔고딕" w:eastAsia="나눔고딕" w:hAnsi="나눔고딕" w:hint="eastAsia"/>
+                <w:sz w:val="20"/>
+                <w:szCs w:val="20"/>
+              </w:rPr>
+              <w:t>- 해당 클라이언트: ID가 myID와 같다면 본인의 문 닫기 애니메이션 실행</w:t>
+            </w:r>
+          </w:p>
+          <w:p>
+            <w:pPr>
+              <w:rPr>
+                <w:rFonts w:ascii="나눔고딕" w:eastAsia="나눔고딕" w:hAnsi="나눔고딕"/>
+                <w:sz w:val="20"/>
+                <w:szCs w:val="20"/>
+              </w:rPr>
+            </w:pPr>
+            <w:r>
+              <w:rPr>
+                <w:rFonts w:ascii="나눔고딕" w:eastAsia="나눔고딕" w:hAnsi="나눔고딕" w:hint="eastAsia"/>
+                <w:sz w:val="20"/>
+                <w:szCs w:val="20"/>
+              </w:rPr>
+              <w:lastRenderedPageBreak/>
               <w:t xml:space="preserve">- 다른 클라이언트: 다른 클라이언트의 문 </w:t>
             </w:r>
             <w:r>
@@ -28279,14 +28610,14 @@
           <w:numId w:val="8"/>
         </w:numPr>
       </w:pPr>
-      <w:bookmarkStart w:id="8" w:name="_Toc225076683"/>
+      <w:bookmarkStart w:id="9" w:name="_Toc227364563"/>
       <w:r>
         <w:rPr>
           <w:rFonts w:hint="eastAsia"/>
         </w:rPr>
         <w:t>OpenCV 감정 처리</w:t>
       </w:r>
-      <w:bookmarkEnd w:id="8"/>
+      <w:bookmarkEnd w:id="9"/>
     </w:p>
     <w:tbl>
       <w:tblPr>
@@ -28782,6 +29113,118 @@
 <file path=word/numbering.xml><?xml version="1.0" encoding="utf-8"?>
 <w:numbering xmlns:wpc="http://schemas.microsoft.com/office/word/2010/wordprocessingCanvas" xmlns:cx="http://schemas.microsoft.com/office/drawing/2014/chartex" xmlns:cx1="http://schemas.microsoft.com/office/drawing/2015/9/8/chartex" xmlns:cx2="http://schemas.microsoft.com/office/drawing/2015/10/21/chartex" xmlns:cx3="http://schemas.microsoft.com/office/drawing/2016/5/9/chartex" xmlns:cx4="http://schemas.microsoft.com/office/drawing/2016/5/10/chartex" xmlns:cx5="http://schemas.microsoft.com/office/drawing/2016/5/11/chartex" xmlns:cx6="http://schemas.microsoft.com/office/drawing/2016/5/12/chartex" xmlns:cx7="http://schemas.microsoft.com/office/drawing/2016/5/13/chartex" xmlns:cx8="http://schemas.microsoft.com/office/drawing/2016/5/14/chartex" xmlns:mc="http://schemas.openxmlformats.org/markup-compatibility/2006" xmlns:aink="http://schemas.microsoft.com/office/drawing/2016/ink" xmlns:am3d="http://schemas.microsoft.com/office/drawing/2017/model3d" xmlns:o="urn:schemas-microsoft-com:office:office" xmlns:oel="http://schemas.microsoft.com/office/2019/extlst" xmlns:r="http://schemas.openxmlformats.org/officeDocument/2006/relationships" xmlns:m="http://schemas.openxmlformats.org/officeDocument/2006/math" xmlns:v="urn:schemas-microsoft-com:vml" xmlns:wp14="http://schemas.microsoft.com/office/word/2010/wordprocessingDrawing" xmlns:wp="http://schemas.openxmlformats.org/drawingml/2006/wordprocessingDrawing" xmlns:w10="urn:schemas-microsoft-com:office:word" xmlns:w="http://schemas.openxmlformats.org/wordprocessingml/2006/main" xmlns:w14="http://schemas.microsoft.com/office/word/2010/wordml" xmlns:w15="http://schemas.microsoft.com/office/word/2012/wordml" xmlns:w16cex="http://schemas.microsoft.com/office/word/2018/wordml/cex" xmlns:w16cid="http://schemas.microsoft.com/office/word/2016/wordml/cid" xmlns:w16="http://schemas.microsoft.com/office/word/2018/wordml" xmlns:w16du="http://schemas.microsoft.com/office/word/2023/wordml/word16du" xmlns:w16sdtdh="http://schemas.microsoft.com/office/word/2020/wordml/sdtdatahash" xmlns:w16se="http://schemas.microsoft.com/office/word/2015/wordml/symex" xmlns:wpg="http://schemas.microsoft.com/office/word/2010/wordprocessingGroup" xmlns:wpi="http://schemas.microsoft.com/office/word/2010/wordprocessingInk" xmlns:wne="http://schemas.microsoft.com/office/word/2006/wordml" xmlns:wps="http://schemas.microsoft.com/office/word/2010/wordprocessingShape" mc:Ignorable="w14 w15 w16se w16cid w16 w16cex w16sdtdh w16du wp14">
   <w:abstractNum w:abstractNumId="0" w15:restartNumberingAfterBreak="0">
+    <w:nsid w:val="00AE48D1"/>
+    <w:multiLevelType w:val="hybridMultilevel"/>
+    <w:tmpl w:val="E3DE6DBE"/>
+    <w:lvl w:ilvl="0" w:tplc="F64C4F92">
+      <w:numFmt w:val="bullet"/>
+      <w:lvlText w:val="-"/>
+      <w:lvlJc w:val="left"/>
+      <w:pPr>
+        <w:ind w:left="800" w:hanging="360"/>
+      </w:pPr>
+      <w:rPr>
+        <w:rFonts w:ascii="나눔고딕" w:eastAsia="나눔고딕" w:hAnsi="나눔고딕" w:cstheme="minorBidi" w:hint="eastAsia"/>
+      </w:rPr>
+    </w:lvl>
+    <w:lvl w:ilvl="1" w:tplc="04090003" w:tentative="1">
+      <w:start w:val="1"/>
+      <w:numFmt w:val="bullet"/>
+      <w:lvlText w:val=""/>
+      <w:lvlJc w:val="left"/>
+      <w:pPr>
+        <w:ind w:left="1320" w:hanging="440"/>
+      </w:pPr>
+      <w:rPr>
+        <w:rFonts w:ascii="Wingdings" w:hAnsi="Wingdings" w:hint="default"/>
+      </w:rPr>
+    </w:lvl>
+    <w:lvl w:ilvl="2" w:tplc="04090005" w:tentative="1">
+      <w:start w:val="1"/>
+      <w:numFmt w:val="bullet"/>
+      <w:lvlText w:val=""/>
+      <w:lvlJc w:val="left"/>
+      <w:pPr>
+        <w:ind w:left="1760" w:hanging="440"/>
+      </w:pPr>
+      <w:rPr>
+        <w:rFonts w:ascii="Wingdings" w:hAnsi="Wingdings" w:hint="default"/>
+      </w:rPr>
+    </w:lvl>
+    <w:lvl w:ilvl="3" w:tplc="04090001" w:tentative="1">
+      <w:start w:val="1"/>
+      <w:numFmt w:val="bullet"/>
+      <w:lvlText w:val=""/>
+      <w:lvlJc w:val="left"/>
+      <w:pPr>
+        <w:ind w:left="2200" w:hanging="440"/>
+      </w:pPr>
+      <w:rPr>
+        <w:rFonts w:ascii="Wingdings" w:hAnsi="Wingdings" w:hint="default"/>
+      </w:rPr>
+    </w:lvl>
+    <w:lvl w:ilvl="4" w:tplc="04090003" w:tentative="1">
+      <w:start w:val="1"/>
+      <w:numFmt w:val="bullet"/>
+      <w:lvlText w:val=""/>
+      <w:lvlJc w:val="left"/>
+      <w:pPr>
+        <w:ind w:left="2640" w:hanging="440"/>
+      </w:pPr>
+      <w:rPr>
+        <w:rFonts w:ascii="Wingdings" w:hAnsi="Wingdings" w:hint="default"/>
+      </w:rPr>
+    </w:lvl>
+    <w:lvl w:ilvl="5" w:tplc="04090005" w:tentative="1">
+      <w:start w:val="1"/>
+      <w:numFmt w:val="bullet"/>
+      <w:lvlText w:val=""/>
+      <w:lvlJc w:val="left"/>
+      <w:pPr>
+        <w:ind w:left="3080" w:hanging="440"/>
+      </w:pPr>
+      <w:rPr>
+        <w:rFonts w:ascii="Wingdings" w:hAnsi="Wingdings" w:hint="default"/>
+      </w:rPr>
+    </w:lvl>
+    <w:lvl w:ilvl="6" w:tplc="04090001" w:tentative="1">
+      <w:start w:val="1"/>
+      <w:numFmt w:val="bullet"/>
+      <w:lvlText w:val=""/>
+      <w:lvlJc w:val="left"/>
+      <w:pPr>
+        <w:ind w:left="3520" w:hanging="440"/>
+      </w:pPr>
+      <w:rPr>
+        <w:rFonts w:ascii="Wingdings" w:hAnsi="Wingdings" w:hint="default"/>
+      </w:rPr>
+    </w:lvl>
+    <w:lvl w:ilvl="7" w:tplc="04090003" w:tentative="1">
+      <w:start w:val="1"/>
+      <w:numFmt w:val="bullet"/>
+      <w:lvlText w:val=""/>
+      <w:lvlJc w:val="left"/>
+      <w:pPr>
+        <w:ind w:left="3960" w:hanging="440"/>
+      </w:pPr>
+      <w:rPr>
+        <w:rFonts w:ascii="Wingdings" w:hAnsi="Wingdings" w:hint="default"/>
+      </w:rPr>
+    </w:lvl>
+    <w:lvl w:ilvl="8" w:tplc="04090005" w:tentative="1">
+      <w:start w:val="1"/>
+      <w:numFmt w:val="bullet"/>
+      <w:lvlText w:val=""/>
+      <w:lvlJc w:val="left"/>
+      <w:pPr>
+        <w:ind w:left="4400" w:hanging="440"/>
+      </w:pPr>
+      <w:rPr>
+        <w:rFonts w:ascii="Wingdings" w:hAnsi="Wingdings" w:hint="default"/>
+      </w:rPr>
+    </w:lvl>
+  </w:abstractNum>
+  <w:abstractNum w:abstractNumId="1" w15:restartNumberingAfterBreak="0">
     <w:nsid w:val="01D749F0"/>
     <w:multiLevelType w:val="hybridMultilevel"/>
     <w:tmpl w:val="1D5CD0D2"/>
@@ -28894,7 +29337,7 @@
       </w:rPr>
     </w:lvl>
   </w:abstractNum>
-  <w:abstractNum w:abstractNumId="1" w15:restartNumberingAfterBreak="0">
+  <w:abstractNum w:abstractNumId="2" w15:restartNumberingAfterBreak="0">
     <w:nsid w:val="04A26CED"/>
     <w:multiLevelType w:val="hybridMultilevel"/>
     <w:tmpl w:val="B3CADCE4"/>
@@ -28983,7 +29426,119 @@
       </w:pPr>
     </w:lvl>
   </w:abstractNum>
-  <w:abstractNum w:abstractNumId="2" w15:restartNumberingAfterBreak="0">
+  <w:abstractNum w:abstractNumId="3" w15:restartNumberingAfterBreak="0">
+    <w:nsid w:val="06784CFB"/>
+    <w:multiLevelType w:val="hybridMultilevel"/>
+    <w:tmpl w:val="112AC930"/>
+    <w:lvl w:ilvl="0" w:tplc="12743CF0">
+      <w:numFmt w:val="bullet"/>
+      <w:lvlText w:val="-"/>
+      <w:lvlJc w:val="left"/>
+      <w:pPr>
+        <w:ind w:left="800" w:hanging="360"/>
+      </w:pPr>
+      <w:rPr>
+        <w:rFonts w:ascii="나눔고딕" w:eastAsia="나눔고딕" w:hAnsi="나눔고딕" w:cstheme="minorBidi" w:hint="eastAsia"/>
+      </w:rPr>
+    </w:lvl>
+    <w:lvl w:ilvl="1" w:tplc="04090003" w:tentative="1">
+      <w:start w:val="1"/>
+      <w:numFmt w:val="bullet"/>
+      <w:lvlText w:val=""/>
+      <w:lvlJc w:val="left"/>
+      <w:pPr>
+        <w:ind w:left="1320" w:hanging="440"/>
+      </w:pPr>
+      <w:rPr>
+        <w:rFonts w:ascii="Wingdings" w:hAnsi="Wingdings" w:hint="default"/>
+      </w:rPr>
+    </w:lvl>
+    <w:lvl w:ilvl="2" w:tplc="04090005" w:tentative="1">
+      <w:start w:val="1"/>
+      <w:numFmt w:val="bullet"/>
+      <w:lvlText w:val=""/>
+      <w:lvlJc w:val="left"/>
+      <w:pPr>
+        <w:ind w:left="1760" w:hanging="440"/>
+      </w:pPr>
+      <w:rPr>
+        <w:rFonts w:ascii="Wingdings" w:hAnsi="Wingdings" w:hint="default"/>
+      </w:rPr>
+    </w:lvl>
+    <w:lvl w:ilvl="3" w:tplc="04090001" w:tentative="1">
+      <w:start w:val="1"/>
+      <w:numFmt w:val="bullet"/>
+      <w:lvlText w:val=""/>
+      <w:lvlJc w:val="left"/>
+      <w:pPr>
+        <w:ind w:left="2200" w:hanging="440"/>
+      </w:pPr>
+      <w:rPr>
+        <w:rFonts w:ascii="Wingdings" w:hAnsi="Wingdings" w:hint="default"/>
+      </w:rPr>
+    </w:lvl>
+    <w:lvl w:ilvl="4" w:tplc="04090003" w:tentative="1">
+      <w:start w:val="1"/>
+      <w:numFmt w:val="bullet"/>
+      <w:lvlText w:val=""/>
+      <w:lvlJc w:val="left"/>
+      <w:pPr>
+        <w:ind w:left="2640" w:hanging="440"/>
+      </w:pPr>
+      <w:rPr>
+        <w:rFonts w:ascii="Wingdings" w:hAnsi="Wingdings" w:hint="default"/>
+      </w:rPr>
+    </w:lvl>
+    <w:lvl w:ilvl="5" w:tplc="04090005" w:tentative="1">
+      <w:start w:val="1"/>
+      <w:numFmt w:val="bullet"/>
+      <w:lvlText w:val=""/>
+      <w:lvlJc w:val="left"/>
+      <w:pPr>
+        <w:ind w:left="3080" w:hanging="440"/>
+      </w:pPr>
+      <w:rPr>
+        <w:rFonts w:ascii="Wingdings" w:hAnsi="Wingdings" w:hint="default"/>
+      </w:rPr>
+    </w:lvl>
+    <w:lvl w:ilvl="6" w:tplc="04090001" w:tentative="1">
+      <w:start w:val="1"/>
+      <w:numFmt w:val="bullet"/>
+      <w:lvlText w:val=""/>
+      <w:lvlJc w:val="left"/>
+      <w:pPr>
+        <w:ind w:left="3520" w:hanging="440"/>
+      </w:pPr>
+      <w:rPr>
+        <w:rFonts w:ascii="Wingdings" w:hAnsi="Wingdings" w:hint="default"/>
+      </w:rPr>
+    </w:lvl>
+    <w:lvl w:ilvl="7" w:tplc="04090003" w:tentative="1">
+      <w:start w:val="1"/>
+      <w:numFmt w:val="bullet"/>
+      <w:lvlText w:val=""/>
+      <w:lvlJc w:val="left"/>
+      <w:pPr>
+        <w:ind w:left="3960" w:hanging="440"/>
+      </w:pPr>
+      <w:rPr>
+        <w:rFonts w:ascii="Wingdings" w:hAnsi="Wingdings" w:hint="default"/>
+      </w:rPr>
+    </w:lvl>
+    <w:lvl w:ilvl="8" w:tplc="04090005" w:tentative="1">
+      <w:start w:val="1"/>
+      <w:numFmt w:val="bullet"/>
+      <w:lvlText w:val=""/>
+      <w:lvlJc w:val="left"/>
+      <w:pPr>
+        <w:ind w:left="4400" w:hanging="440"/>
+      </w:pPr>
+      <w:rPr>
+        <w:rFonts w:ascii="Wingdings" w:hAnsi="Wingdings" w:hint="default"/>
+      </w:rPr>
+    </w:lvl>
+  </w:abstractNum>
+  <w:abstractNum w:abstractNumId="4" w15:restartNumberingAfterBreak="0">
     <w:nsid w:val="11CD06A0"/>
     <w:multiLevelType w:val="hybridMultilevel"/>
     <w:tmpl w:val="78FE3A20"/>
@@ -29072,7 +29627,119 @@
       </w:pPr>
     </w:lvl>
   </w:abstractNum>
-  <w:abstractNum w:abstractNumId="3" w15:restartNumberingAfterBreak="0">
+  <w:abstractNum w:abstractNumId="5" w15:restartNumberingAfterBreak="0">
+    <w:nsid w:val="14052CA4"/>
+    <w:multiLevelType w:val="hybridMultilevel"/>
+    <w:tmpl w:val="46BE36FE"/>
+    <w:lvl w:ilvl="0" w:tplc="EB80120A">
+      <w:numFmt w:val="bullet"/>
+      <w:lvlText w:val="-"/>
+      <w:lvlJc w:val="left"/>
+      <w:pPr>
+        <w:ind w:left="800" w:hanging="360"/>
+      </w:pPr>
+      <w:rPr>
+        <w:rFonts w:ascii="나눔고딕" w:eastAsia="나눔고딕" w:hAnsi="나눔고딕" w:cstheme="minorBidi" w:hint="eastAsia"/>
+      </w:rPr>
+    </w:lvl>
+    <w:lvl w:ilvl="1" w:tplc="04090003" w:tentative="1">
+      <w:start w:val="1"/>
+      <w:numFmt w:val="bullet"/>
+      <w:lvlText w:val=""/>
+      <w:lvlJc w:val="left"/>
+      <w:pPr>
+        <w:ind w:left="1320" w:hanging="440"/>
+      </w:pPr>
+      <w:rPr>
+        <w:rFonts w:ascii="Wingdings" w:hAnsi="Wingdings" w:hint="default"/>
+      </w:rPr>
+    </w:lvl>
+    <w:lvl w:ilvl="2" w:tplc="04090005" w:tentative="1">
+      <w:start w:val="1"/>
+      <w:numFmt w:val="bullet"/>
+      <w:lvlText w:val=""/>
+      <w:lvlJc w:val="left"/>
+      <w:pPr>
+        <w:ind w:left="1760" w:hanging="440"/>
+      </w:pPr>
+      <w:rPr>
+        <w:rFonts w:ascii="Wingdings" w:hAnsi="Wingdings" w:hint="default"/>
+      </w:rPr>
+    </w:lvl>
+    <w:lvl w:ilvl="3" w:tplc="04090001" w:tentative="1">
+      <w:start w:val="1"/>
+      <w:numFmt w:val="bullet"/>
+      <w:lvlText w:val=""/>
+      <w:lvlJc w:val="left"/>
+      <w:pPr>
+        <w:ind w:left="2200" w:hanging="440"/>
+      </w:pPr>
+      <w:rPr>
+        <w:rFonts w:ascii="Wingdings" w:hAnsi="Wingdings" w:hint="default"/>
+      </w:rPr>
+    </w:lvl>
+    <w:lvl w:ilvl="4" w:tplc="04090003" w:tentative="1">
+      <w:start w:val="1"/>
+      <w:numFmt w:val="bullet"/>
+      <w:lvlText w:val=""/>
+      <w:lvlJc w:val="left"/>
+      <w:pPr>
+        <w:ind w:left="2640" w:hanging="440"/>
+      </w:pPr>
+      <w:rPr>
+        <w:rFonts w:ascii="Wingdings" w:hAnsi="Wingdings" w:hint="default"/>
+      </w:rPr>
+    </w:lvl>
+    <w:lvl w:ilvl="5" w:tplc="04090005" w:tentative="1">
+      <w:start w:val="1"/>
+      <w:numFmt w:val="bullet"/>
+      <w:lvlText w:val=""/>
+      <w:lvlJc w:val="left"/>
+      <w:pPr>
+        <w:ind w:left="3080" w:hanging="440"/>
+      </w:pPr>
+      <w:rPr>
+        <w:rFonts w:ascii="Wingdings" w:hAnsi="Wingdings" w:hint="default"/>
+      </w:rPr>
+    </w:lvl>
+    <w:lvl w:ilvl="6" w:tplc="04090001" w:tentative="1">
+      <w:start w:val="1"/>
+      <w:numFmt w:val="bullet"/>
+      <w:lvlText w:val=""/>
+      <w:lvlJc w:val="left"/>
+      <w:pPr>
+        <w:ind w:left="3520" w:hanging="440"/>
+      </w:pPr>
+      <w:rPr>
+        <w:rFonts w:ascii="Wingdings" w:hAnsi="Wingdings" w:hint="default"/>
+      </w:rPr>
+    </w:lvl>
+    <w:lvl w:ilvl="7" w:tplc="04090003" w:tentative="1">
+      <w:start w:val="1"/>
+      <w:numFmt w:val="bullet"/>
+      <w:lvlText w:val=""/>
+      <w:lvlJc w:val="left"/>
+      <w:pPr>
+        <w:ind w:left="3960" w:hanging="440"/>
+      </w:pPr>
+      <w:rPr>
+        <w:rFonts w:ascii="Wingdings" w:hAnsi="Wingdings" w:hint="default"/>
+      </w:rPr>
+    </w:lvl>
+    <w:lvl w:ilvl="8" w:tplc="04090005" w:tentative="1">
+      <w:start w:val="1"/>
+      <w:numFmt w:val="bullet"/>
+      <w:lvlText w:val=""/>
+      <w:lvlJc w:val="left"/>
+      <w:pPr>
+        <w:ind w:left="4400" w:hanging="440"/>
+      </w:pPr>
+      <w:rPr>
+        <w:rFonts w:ascii="Wingdings" w:hAnsi="Wingdings" w:hint="default"/>
+      </w:rPr>
+    </w:lvl>
+  </w:abstractNum>
+  <w:abstractNum w:abstractNumId="6" w15:restartNumberingAfterBreak="0">
     <w:nsid w:val="144B2AF3"/>
     <w:multiLevelType w:val="hybridMultilevel"/>
     <w:tmpl w:val="33FCAF8A"/>
@@ -29184,7 +29851,7 @@
       </w:rPr>
     </w:lvl>
   </w:abstractNum>
-  <w:abstractNum w:abstractNumId="4" w15:restartNumberingAfterBreak="0">
+  <w:abstractNum w:abstractNumId="7" w15:restartNumberingAfterBreak="0">
     <w:nsid w:val="17584802"/>
     <w:multiLevelType w:val="hybridMultilevel"/>
     <w:tmpl w:val="E9ECBD86"/>
@@ -29297,7 +29964,7 @@
       </w:rPr>
     </w:lvl>
   </w:abstractNum>
-  <w:abstractNum w:abstractNumId="5" w15:restartNumberingAfterBreak="0">
+  <w:abstractNum w:abstractNumId="8" w15:restartNumberingAfterBreak="0">
     <w:nsid w:val="17FD7CC6"/>
     <w:multiLevelType w:val="multilevel"/>
     <w:tmpl w:val="03461334"/>
@@ -29410,7 +30077,7 @@
       </w:rPr>
     </w:lvl>
   </w:abstractNum>
-  <w:abstractNum w:abstractNumId="6" w15:restartNumberingAfterBreak="0">
+  <w:abstractNum w:abstractNumId="9" w15:restartNumberingAfterBreak="0">
     <w:nsid w:val="18397FD4"/>
     <w:multiLevelType w:val="hybridMultilevel"/>
     <w:tmpl w:val="2CA63996"/>
@@ -29502,7 +30169,7 @@
       </w:pPr>
     </w:lvl>
   </w:abstractNum>
-  <w:abstractNum w:abstractNumId="7" w15:restartNumberingAfterBreak="0">
+  <w:abstractNum w:abstractNumId="10" w15:restartNumberingAfterBreak="0">
     <w:nsid w:val="18517E66"/>
     <w:multiLevelType w:val="hybridMultilevel"/>
     <w:tmpl w:val="9D7298A8"/>
@@ -29614,7 +30281,7 @@
       </w:rPr>
     </w:lvl>
   </w:abstractNum>
-  <w:abstractNum w:abstractNumId="8" w15:restartNumberingAfterBreak="0">
+  <w:abstractNum w:abstractNumId="11" w15:restartNumberingAfterBreak="0">
     <w:nsid w:val="1B413E46"/>
     <w:multiLevelType w:val="hybridMultilevel"/>
     <w:tmpl w:val="DED42038"/>
@@ -29727,7 +30394,7 @@
       </w:rPr>
     </w:lvl>
   </w:abstractNum>
-  <w:abstractNum w:abstractNumId="9" w15:restartNumberingAfterBreak="0">
+  <w:abstractNum w:abstractNumId="12" w15:restartNumberingAfterBreak="0">
     <w:nsid w:val="25032183"/>
     <w:multiLevelType w:val="hybridMultilevel"/>
     <w:tmpl w:val="35DA3D90"/>
@@ -29840,7 +30507,7 @@
       </w:rPr>
     </w:lvl>
   </w:abstractNum>
-  <w:abstractNum w:abstractNumId="10" w15:restartNumberingAfterBreak="0">
+  <w:abstractNum w:abstractNumId="13" w15:restartNumberingAfterBreak="0">
     <w:nsid w:val="28504CB5"/>
     <w:multiLevelType w:val="multilevel"/>
     <w:tmpl w:val="272AF29C"/>
@@ -29953,7 +30620,7 @@
       </w:rPr>
     </w:lvl>
   </w:abstractNum>
-  <w:abstractNum w:abstractNumId="11" w15:restartNumberingAfterBreak="0">
+  <w:abstractNum w:abstractNumId="14" w15:restartNumberingAfterBreak="0">
     <w:nsid w:val="2A510DA3"/>
     <w:multiLevelType w:val="hybridMultilevel"/>
     <w:tmpl w:val="BF9E9CAC"/>
@@ -30066,7 +30733,7 @@
       </w:rPr>
     </w:lvl>
   </w:abstractNum>
-  <w:abstractNum w:abstractNumId="12" w15:restartNumberingAfterBreak="0">
+  <w:abstractNum w:abstractNumId="15" w15:restartNumberingAfterBreak="0">
     <w:nsid w:val="2E15179D"/>
     <w:multiLevelType w:val="hybridMultilevel"/>
     <w:tmpl w:val="6C92B940"/>
@@ -30179,7 +30846,7 @@
       </w:rPr>
     </w:lvl>
   </w:abstractNum>
-  <w:abstractNum w:abstractNumId="13" w15:restartNumberingAfterBreak="0">
+  <w:abstractNum w:abstractNumId="16" w15:restartNumberingAfterBreak="0">
     <w:nsid w:val="31A24F84"/>
     <w:multiLevelType w:val="hybridMultilevel"/>
     <w:tmpl w:val="1F706C7A"/>
@@ -30292,7 +30959,7 @@
       </w:rPr>
     </w:lvl>
   </w:abstractNum>
-  <w:abstractNum w:abstractNumId="14" w15:restartNumberingAfterBreak="0">
+  <w:abstractNum w:abstractNumId="17" w15:restartNumberingAfterBreak="0">
     <w:nsid w:val="384D10F1"/>
     <w:multiLevelType w:val="hybridMultilevel"/>
     <w:tmpl w:val="448AC8E8"/>
@@ -30381,7 +31048,7 @@
       </w:pPr>
     </w:lvl>
   </w:abstractNum>
-  <w:abstractNum w:abstractNumId="15" w15:restartNumberingAfterBreak="0">
+  <w:abstractNum w:abstractNumId="18" w15:restartNumberingAfterBreak="0">
     <w:nsid w:val="3B4D312C"/>
     <w:multiLevelType w:val="hybridMultilevel"/>
     <w:tmpl w:val="2A1A7E76"/>
@@ -30470,7 +31137,7 @@
       </w:pPr>
     </w:lvl>
   </w:abstractNum>
-  <w:abstractNum w:abstractNumId="16" w15:restartNumberingAfterBreak="0">
+  <w:abstractNum w:abstractNumId="19" w15:restartNumberingAfterBreak="0">
     <w:nsid w:val="3BE21EFE"/>
     <w:multiLevelType w:val="hybridMultilevel"/>
     <w:tmpl w:val="475CED7A"/>
@@ -30583,7 +31250,119 @@
       </w:rPr>
     </w:lvl>
   </w:abstractNum>
-  <w:abstractNum w:abstractNumId="17" w15:restartNumberingAfterBreak="0">
+  <w:abstractNum w:abstractNumId="20" w15:restartNumberingAfterBreak="0">
+    <w:nsid w:val="414C3F59"/>
+    <w:multiLevelType w:val="hybridMultilevel"/>
+    <w:tmpl w:val="4B72A2C8"/>
+    <w:lvl w:ilvl="0" w:tplc="B57265DE">
+      <w:numFmt w:val="bullet"/>
+      <w:lvlText w:val="-"/>
+      <w:lvlJc w:val="left"/>
+      <w:pPr>
+        <w:ind w:left="800" w:hanging="360"/>
+      </w:pPr>
+      <w:rPr>
+        <w:rFonts w:ascii="나눔고딕" w:eastAsia="나눔고딕" w:hAnsi="나눔고딕" w:cstheme="minorBidi" w:hint="eastAsia"/>
+      </w:rPr>
+    </w:lvl>
+    <w:lvl w:ilvl="1" w:tplc="04090003" w:tentative="1">
+      <w:start w:val="1"/>
+      <w:numFmt w:val="bullet"/>
+      <w:lvlText w:val=""/>
+      <w:lvlJc w:val="left"/>
+      <w:pPr>
+        <w:ind w:left="1320" w:hanging="440"/>
+      </w:pPr>
+      <w:rPr>
+        <w:rFonts w:ascii="Wingdings" w:hAnsi="Wingdings" w:hint="default"/>
+      </w:rPr>
+    </w:lvl>
+    <w:lvl w:ilvl="2" w:tplc="04090005" w:tentative="1">
+      <w:start w:val="1"/>
+      <w:numFmt w:val="bullet"/>
+      <w:lvlText w:val=""/>
+      <w:lvlJc w:val="left"/>
+      <w:pPr>
+        <w:ind w:left="1760" w:hanging="440"/>
+      </w:pPr>
+      <w:rPr>
+        <w:rFonts w:ascii="Wingdings" w:hAnsi="Wingdings" w:hint="default"/>
+      </w:rPr>
+    </w:lvl>
+    <w:lvl w:ilvl="3" w:tplc="04090001" w:tentative="1">
+      <w:start w:val="1"/>
+      <w:numFmt w:val="bullet"/>
+      <w:lvlText w:val=""/>
+      <w:lvlJc w:val="left"/>
+      <w:pPr>
+        <w:ind w:left="2200" w:hanging="440"/>
+      </w:pPr>
+      <w:rPr>
+        <w:rFonts w:ascii="Wingdings" w:hAnsi="Wingdings" w:hint="default"/>
+      </w:rPr>
+    </w:lvl>
+    <w:lvl w:ilvl="4" w:tplc="04090003" w:tentative="1">
+      <w:start w:val="1"/>
+      <w:numFmt w:val="bullet"/>
+      <w:lvlText w:val=""/>
+      <w:lvlJc w:val="left"/>
+      <w:pPr>
+        <w:ind w:left="2640" w:hanging="440"/>
+      </w:pPr>
+      <w:rPr>
+        <w:rFonts w:ascii="Wingdings" w:hAnsi="Wingdings" w:hint="default"/>
+      </w:rPr>
+    </w:lvl>
+    <w:lvl w:ilvl="5" w:tplc="04090005" w:tentative="1">
+      <w:start w:val="1"/>
+      <w:numFmt w:val="bullet"/>
+      <w:lvlText w:val=""/>
+      <w:lvlJc w:val="left"/>
+      <w:pPr>
+        <w:ind w:left="3080" w:hanging="440"/>
+      </w:pPr>
+      <w:rPr>
+        <w:rFonts w:ascii="Wingdings" w:hAnsi="Wingdings" w:hint="default"/>
+      </w:rPr>
+    </w:lvl>
+    <w:lvl w:ilvl="6" w:tplc="04090001" w:tentative="1">
+      <w:start w:val="1"/>
+      <w:numFmt w:val="bullet"/>
+      <w:lvlText w:val=""/>
+      <w:lvlJc w:val="left"/>
+      <w:pPr>
+        <w:ind w:left="3520" w:hanging="440"/>
+      </w:pPr>
+      <w:rPr>
+        <w:rFonts w:ascii="Wingdings" w:hAnsi="Wingdings" w:hint="default"/>
+      </w:rPr>
+    </w:lvl>
+    <w:lvl w:ilvl="7" w:tplc="04090003" w:tentative="1">
+      <w:start w:val="1"/>
+      <w:numFmt w:val="bullet"/>
+      <w:lvlText w:val=""/>
+      <w:lvlJc w:val="left"/>
+      <w:pPr>
+        <w:ind w:left="3960" w:hanging="440"/>
+      </w:pPr>
+      <w:rPr>
+        <w:rFonts w:ascii="Wingdings" w:hAnsi="Wingdings" w:hint="default"/>
+      </w:rPr>
+    </w:lvl>
+    <w:lvl w:ilvl="8" w:tplc="04090005" w:tentative="1">
+      <w:start w:val="1"/>
+      <w:numFmt w:val="bullet"/>
+      <w:lvlText w:val=""/>
+      <w:lvlJc w:val="left"/>
+      <w:pPr>
+        <w:ind w:left="4400" w:hanging="440"/>
+      </w:pPr>
+      <w:rPr>
+        <w:rFonts w:ascii="Wingdings" w:hAnsi="Wingdings" w:hint="default"/>
+      </w:rPr>
+    </w:lvl>
+  </w:abstractNum>
+  <w:abstractNum w:abstractNumId="21" w15:restartNumberingAfterBreak="0">
     <w:nsid w:val="471F2F9D"/>
     <w:multiLevelType w:val="multilevel"/>
     <w:tmpl w:val="B4048BF0"/>
@@ -30696,7 +31475,7 @@
       </w:rPr>
     </w:lvl>
   </w:abstractNum>
-  <w:abstractNum w:abstractNumId="18" w15:restartNumberingAfterBreak="0">
+  <w:abstractNum w:abstractNumId="22" w15:restartNumberingAfterBreak="0">
     <w:nsid w:val="473B54FE"/>
     <w:multiLevelType w:val="hybridMultilevel"/>
     <w:tmpl w:val="9D2E8F78"/>
@@ -30785,7 +31564,7 @@
       </w:pPr>
     </w:lvl>
   </w:abstractNum>
-  <w:abstractNum w:abstractNumId="19" w15:restartNumberingAfterBreak="0">
+  <w:abstractNum w:abstractNumId="23" w15:restartNumberingAfterBreak="0">
     <w:nsid w:val="490C1E57"/>
     <w:multiLevelType w:val="hybridMultilevel"/>
     <w:tmpl w:val="549405D6"/>
@@ -30898,7 +31677,7 @@
       </w:rPr>
     </w:lvl>
   </w:abstractNum>
-  <w:abstractNum w:abstractNumId="20" w15:restartNumberingAfterBreak="0">
+  <w:abstractNum w:abstractNumId="24" w15:restartNumberingAfterBreak="0">
     <w:nsid w:val="499757DB"/>
     <w:multiLevelType w:val="hybridMultilevel"/>
     <w:tmpl w:val="251047B4"/>
@@ -31011,7 +31790,7 @@
       </w:rPr>
     </w:lvl>
   </w:abstractNum>
-  <w:abstractNum w:abstractNumId="21" w15:restartNumberingAfterBreak="0">
+  <w:abstractNum w:abstractNumId="25" w15:restartNumberingAfterBreak="0">
     <w:nsid w:val="51492B1D"/>
     <w:multiLevelType w:val="hybridMultilevel"/>
     <w:tmpl w:val="9F74AF42"/>
@@ -31123,7 +31902,7 @@
       </w:rPr>
     </w:lvl>
   </w:abstractNum>
-  <w:abstractNum w:abstractNumId="22" w15:restartNumberingAfterBreak="0">
+  <w:abstractNum w:abstractNumId="26" w15:restartNumberingAfterBreak="0">
     <w:nsid w:val="620056E0"/>
     <w:multiLevelType w:val="hybridMultilevel"/>
     <w:tmpl w:val="7ED89248"/>
@@ -31236,7 +32015,119 @@
       </w:rPr>
     </w:lvl>
   </w:abstractNum>
-  <w:abstractNum w:abstractNumId="23" w15:restartNumberingAfterBreak="0">
+  <w:abstractNum w:abstractNumId="27" w15:restartNumberingAfterBreak="0">
+    <w:nsid w:val="62731956"/>
+    <w:multiLevelType w:val="hybridMultilevel"/>
+    <w:tmpl w:val="00B6C568"/>
+    <w:lvl w:ilvl="0" w:tplc="F4B0A930">
+      <w:numFmt w:val="bullet"/>
+      <w:lvlText w:val="-"/>
+      <w:lvlJc w:val="left"/>
+      <w:pPr>
+        <w:ind w:left="800" w:hanging="360"/>
+      </w:pPr>
+      <w:rPr>
+        <w:rFonts w:ascii="나눔고딕" w:eastAsia="나눔고딕" w:hAnsi="나눔고딕" w:cstheme="minorBidi" w:hint="eastAsia"/>
+      </w:rPr>
+    </w:lvl>
+    <w:lvl w:ilvl="1" w:tplc="04090003" w:tentative="1">
+      <w:start w:val="1"/>
+      <w:numFmt w:val="bullet"/>
+      <w:lvlText w:val=""/>
+      <w:lvlJc w:val="left"/>
+      <w:pPr>
+        <w:ind w:left="1320" w:hanging="440"/>
+      </w:pPr>
+      <w:rPr>
+        <w:rFonts w:ascii="Wingdings" w:hAnsi="Wingdings" w:hint="default"/>
+      </w:rPr>
+    </w:lvl>
+    <w:lvl w:ilvl="2" w:tplc="04090005" w:tentative="1">
+      <w:start w:val="1"/>
+      <w:numFmt w:val="bullet"/>
+      <w:lvlText w:val=""/>
+      <w:lvlJc w:val="left"/>
+      <w:pPr>
+        <w:ind w:left="1760" w:hanging="440"/>
+      </w:pPr>
+      <w:rPr>
+        <w:rFonts w:ascii="Wingdings" w:hAnsi="Wingdings" w:hint="default"/>
+      </w:rPr>
+    </w:lvl>
+    <w:lvl w:ilvl="3" w:tplc="04090001" w:tentative="1">
+      <w:start w:val="1"/>
+      <w:numFmt w:val="bullet"/>
+      <w:lvlText w:val=""/>
+      <w:lvlJc w:val="left"/>
+      <w:pPr>
+        <w:ind w:left="2200" w:hanging="440"/>
+      </w:pPr>
+      <w:rPr>
+        <w:rFonts w:ascii="Wingdings" w:hAnsi="Wingdings" w:hint="default"/>
+      </w:rPr>
+    </w:lvl>
+    <w:lvl w:ilvl="4" w:tplc="04090003" w:tentative="1">
+      <w:start w:val="1"/>
+      <w:numFmt w:val="bullet"/>
+      <w:lvlText w:val=""/>
+      <w:lvlJc w:val="left"/>
+      <w:pPr>
+        <w:ind w:left="2640" w:hanging="440"/>
+      </w:pPr>
+      <w:rPr>
+        <w:rFonts w:ascii="Wingdings" w:hAnsi="Wingdings" w:hint="default"/>
+      </w:rPr>
+    </w:lvl>
+    <w:lvl w:ilvl="5" w:tplc="04090005" w:tentative="1">
+      <w:start w:val="1"/>
+      <w:numFmt w:val="bullet"/>
+      <w:lvlText w:val=""/>
+      <w:lvlJc w:val="left"/>
+      <w:pPr>
+        <w:ind w:left="3080" w:hanging="440"/>
+      </w:pPr>
+      <w:rPr>
+        <w:rFonts w:ascii="Wingdings" w:hAnsi="Wingdings" w:hint="default"/>
+      </w:rPr>
+    </w:lvl>
+    <w:lvl w:ilvl="6" w:tplc="04090001" w:tentative="1">
+      <w:start w:val="1"/>
+      <w:numFmt w:val="bullet"/>
+      <w:lvlText w:val=""/>
+      <w:lvlJc w:val="left"/>
+      <w:pPr>
+        <w:ind w:left="3520" w:hanging="440"/>
+      </w:pPr>
+      <w:rPr>
+        <w:rFonts w:ascii="Wingdings" w:hAnsi="Wingdings" w:hint="default"/>
+      </w:rPr>
+    </w:lvl>
+    <w:lvl w:ilvl="7" w:tplc="04090003" w:tentative="1">
+      <w:start w:val="1"/>
+      <w:numFmt w:val="bullet"/>
+      <w:lvlText w:val=""/>
+      <w:lvlJc w:val="left"/>
+      <w:pPr>
+        <w:ind w:left="3960" w:hanging="440"/>
+      </w:pPr>
+      <w:rPr>
+        <w:rFonts w:ascii="Wingdings" w:hAnsi="Wingdings" w:hint="default"/>
+      </w:rPr>
+    </w:lvl>
+    <w:lvl w:ilvl="8" w:tplc="04090005" w:tentative="1">
+      <w:start w:val="1"/>
+      <w:numFmt w:val="bullet"/>
+      <w:lvlText w:val=""/>
+      <w:lvlJc w:val="left"/>
+      <w:pPr>
+        <w:ind w:left="4400" w:hanging="440"/>
+      </w:pPr>
+      <w:rPr>
+        <w:rFonts w:ascii="Wingdings" w:hAnsi="Wingdings" w:hint="default"/>
+      </w:rPr>
+    </w:lvl>
+  </w:abstractNum>
+  <w:abstractNum w:abstractNumId="28" w15:restartNumberingAfterBreak="0">
     <w:nsid w:val="63C54992"/>
     <w:multiLevelType w:val="hybridMultilevel"/>
     <w:tmpl w:val="8D42B352"/>
@@ -31349,7 +32240,7 @@
       </w:rPr>
     </w:lvl>
   </w:abstractNum>
-  <w:abstractNum w:abstractNumId="24" w15:restartNumberingAfterBreak="0">
+  <w:abstractNum w:abstractNumId="29" w15:restartNumberingAfterBreak="0">
     <w:nsid w:val="643A55D9"/>
     <w:multiLevelType w:val="hybridMultilevel"/>
     <w:tmpl w:val="A1629776"/>
@@ -31462,7 +32353,7 @@
       </w:rPr>
     </w:lvl>
   </w:abstractNum>
-  <w:abstractNum w:abstractNumId="25" w15:restartNumberingAfterBreak="0">
+  <w:abstractNum w:abstractNumId="30" w15:restartNumberingAfterBreak="0">
     <w:nsid w:val="64DC1E9F"/>
     <w:multiLevelType w:val="hybridMultilevel"/>
     <w:tmpl w:val="08F06000"/>
@@ -31575,7 +32466,7 @@
       </w:rPr>
     </w:lvl>
   </w:abstractNum>
-  <w:abstractNum w:abstractNumId="26" w15:restartNumberingAfterBreak="0">
+  <w:abstractNum w:abstractNumId="31" w15:restartNumberingAfterBreak="0">
     <w:nsid w:val="68E30BC0"/>
     <w:multiLevelType w:val="hybridMultilevel"/>
     <w:tmpl w:val="5A503DF8"/>
@@ -31664,7 +32555,119 @@
       </w:pPr>
     </w:lvl>
   </w:abstractNum>
-  <w:abstractNum w:abstractNumId="27" w15:restartNumberingAfterBreak="0">
+  <w:abstractNum w:abstractNumId="32" w15:restartNumberingAfterBreak="0">
+    <w:nsid w:val="6E243ADF"/>
+    <w:multiLevelType w:val="hybridMultilevel"/>
+    <w:tmpl w:val="37C27D6E"/>
+    <w:lvl w:ilvl="0" w:tplc="13D64CD6">
+      <w:numFmt w:val="bullet"/>
+      <w:lvlText w:val="-"/>
+      <w:lvlJc w:val="left"/>
+      <w:pPr>
+        <w:ind w:left="800" w:hanging="360"/>
+      </w:pPr>
+      <w:rPr>
+        <w:rFonts w:ascii="나눔고딕" w:eastAsia="나눔고딕" w:hAnsi="나눔고딕" w:cstheme="minorBidi" w:hint="eastAsia"/>
+      </w:rPr>
+    </w:lvl>
+    <w:lvl w:ilvl="1" w:tplc="04090003" w:tentative="1">
+      <w:start w:val="1"/>
+      <w:numFmt w:val="bullet"/>
+      <w:lvlText w:val=""/>
+      <w:lvlJc w:val="left"/>
+      <w:pPr>
+        <w:ind w:left="1320" w:hanging="440"/>
+      </w:pPr>
+      <w:rPr>
+        <w:rFonts w:ascii="Wingdings" w:hAnsi="Wingdings" w:hint="default"/>
+      </w:rPr>
+    </w:lvl>
+    <w:lvl w:ilvl="2" w:tplc="04090005" w:tentative="1">
+      <w:start w:val="1"/>
+      <w:numFmt w:val="bullet"/>
+      <w:lvlText w:val=""/>
+      <w:lvlJc w:val="left"/>
+      <w:pPr>
+        <w:ind w:left="1760" w:hanging="440"/>
+      </w:pPr>
+      <w:rPr>
+        <w:rFonts w:ascii="Wingdings" w:hAnsi="Wingdings" w:hint="default"/>
+      </w:rPr>
+    </w:lvl>
+    <w:lvl w:ilvl="3" w:tplc="04090001" w:tentative="1">
+      <w:start w:val="1"/>
+      <w:numFmt w:val="bullet"/>
+      <w:lvlText w:val=""/>
+      <w:lvlJc w:val="left"/>
+      <w:pPr>
+        <w:ind w:left="2200" w:hanging="440"/>
+      </w:pPr>
+      <w:rPr>
+        <w:rFonts w:ascii="Wingdings" w:hAnsi="Wingdings" w:hint="default"/>
+      </w:rPr>
+    </w:lvl>
+    <w:lvl w:ilvl="4" w:tplc="04090003" w:tentative="1">
+      <w:start w:val="1"/>
+      <w:numFmt w:val="bullet"/>
+      <w:lvlText w:val=""/>
+      <w:lvlJc w:val="left"/>
+      <w:pPr>
+        <w:ind w:left="2640" w:hanging="440"/>
+      </w:pPr>
+      <w:rPr>
+        <w:rFonts w:ascii="Wingdings" w:hAnsi="Wingdings" w:hint="default"/>
+      </w:rPr>
+    </w:lvl>
+    <w:lvl w:ilvl="5" w:tplc="04090005" w:tentative="1">
+      <w:start w:val="1"/>
+      <w:numFmt w:val="bullet"/>
+      <w:lvlText w:val=""/>
+      <w:lvlJc w:val="left"/>
+      <w:pPr>
+        <w:ind w:left="3080" w:hanging="440"/>
+      </w:pPr>
+      <w:rPr>
+        <w:rFonts w:ascii="Wingdings" w:hAnsi="Wingdings" w:hint="default"/>
+      </w:rPr>
+    </w:lvl>
+    <w:lvl w:ilvl="6" w:tplc="04090001" w:tentative="1">
+      <w:start w:val="1"/>
+      <w:numFmt w:val="bullet"/>
+      <w:lvlText w:val=""/>
+      <w:lvlJc w:val="left"/>
+      <w:pPr>
+        <w:ind w:left="3520" w:hanging="440"/>
+      </w:pPr>
+      <w:rPr>
+        <w:rFonts w:ascii="Wingdings" w:hAnsi="Wingdings" w:hint="default"/>
+      </w:rPr>
+    </w:lvl>
+    <w:lvl w:ilvl="7" w:tplc="04090003" w:tentative="1">
+      <w:start w:val="1"/>
+      <w:numFmt w:val="bullet"/>
+      <w:lvlText w:val=""/>
+      <w:lvlJc w:val="left"/>
+      <w:pPr>
+        <w:ind w:left="3960" w:hanging="440"/>
+      </w:pPr>
+      <w:rPr>
+        <w:rFonts w:ascii="Wingdings" w:hAnsi="Wingdings" w:hint="default"/>
+      </w:rPr>
+    </w:lvl>
+    <w:lvl w:ilvl="8" w:tplc="04090005" w:tentative="1">
+      <w:start w:val="1"/>
+      <w:numFmt w:val="bullet"/>
+      <w:lvlText w:val=""/>
+      <w:lvlJc w:val="left"/>
+      <w:pPr>
+        <w:ind w:left="4400" w:hanging="440"/>
+      </w:pPr>
+      <w:rPr>
+        <w:rFonts w:ascii="Wingdings" w:hAnsi="Wingdings" w:hint="default"/>
+      </w:rPr>
+    </w:lvl>
+  </w:abstractNum>
+  <w:abstractNum w:abstractNumId="33" w15:restartNumberingAfterBreak="0">
     <w:nsid w:val="6EBD06F2"/>
     <w:multiLevelType w:val="hybridMultilevel"/>
     <w:tmpl w:val="C8B8D086"/>
@@ -31776,7 +32779,7 @@
       </w:rPr>
     </w:lvl>
   </w:abstractNum>
-  <w:abstractNum w:abstractNumId="28" w15:restartNumberingAfterBreak="0">
+  <w:abstractNum w:abstractNumId="34" w15:restartNumberingAfterBreak="0">
     <w:nsid w:val="6F50304B"/>
     <w:multiLevelType w:val="hybridMultilevel"/>
     <w:tmpl w:val="056662D6"/>
@@ -31889,7 +32892,7 @@
       </w:rPr>
     </w:lvl>
   </w:abstractNum>
-  <w:abstractNum w:abstractNumId="29" w15:restartNumberingAfterBreak="0">
+  <w:abstractNum w:abstractNumId="35" w15:restartNumberingAfterBreak="0">
     <w:nsid w:val="72AF6DEA"/>
     <w:multiLevelType w:val="hybridMultilevel"/>
     <w:tmpl w:val="DEC0E76A"/>
@@ -32001,7 +33004,7 @@
       </w:rPr>
     </w:lvl>
   </w:abstractNum>
-  <w:abstractNum w:abstractNumId="30" w15:restartNumberingAfterBreak="0">
+  <w:abstractNum w:abstractNumId="36" w15:restartNumberingAfterBreak="0">
     <w:nsid w:val="77913ED3"/>
     <w:multiLevelType w:val="hybridMultilevel"/>
     <w:tmpl w:val="B7B4EFE0"/>
@@ -32114,7 +33117,7 @@
       </w:rPr>
     </w:lvl>
   </w:abstractNum>
-  <w:abstractNum w:abstractNumId="31" w15:restartNumberingAfterBreak="0">
+  <w:abstractNum w:abstractNumId="37" w15:restartNumberingAfterBreak="0">
     <w:nsid w:val="7CC1551D"/>
     <w:multiLevelType w:val="hybridMultilevel"/>
     <w:tmpl w:val="160AF926"/>
@@ -32228,100 +33231,118 @@
     </w:lvl>
   </w:abstractNum>
   <w:num w:numId="1" w16cid:durableId="688602507">
+    <w:abstractNumId w:val="17"/>
+  </w:num>
+  <w:num w:numId="2" w16cid:durableId="1721978882">
+    <w:abstractNumId w:val="31"/>
+  </w:num>
+  <w:num w:numId="3" w16cid:durableId="368996245">
+    <w:abstractNumId w:val="2"/>
+  </w:num>
+  <w:num w:numId="4" w16cid:durableId="2068525202">
+    <w:abstractNumId w:val="8"/>
+  </w:num>
+  <w:num w:numId="5" w16cid:durableId="153112510">
+    <w:abstractNumId w:val="13"/>
+  </w:num>
+  <w:num w:numId="6" w16cid:durableId="273945153">
+    <w:abstractNumId w:val="21"/>
+  </w:num>
+  <w:num w:numId="7" w16cid:durableId="273287820">
+    <w:abstractNumId w:val="22"/>
+  </w:num>
+  <w:num w:numId="8" w16cid:durableId="1690328576">
+    <w:abstractNumId w:val="9"/>
+  </w:num>
+  <w:num w:numId="9" w16cid:durableId="134296385">
+    <w:abstractNumId w:val="23"/>
+  </w:num>
+  <w:num w:numId="10" w16cid:durableId="1183012261">
+    <w:abstractNumId w:val="37"/>
+  </w:num>
+  <w:num w:numId="11" w16cid:durableId="1356345745">
+    <w:abstractNumId w:val="18"/>
+  </w:num>
+  <w:num w:numId="12" w16cid:durableId="18092061">
+    <w:abstractNumId w:val="19"/>
+  </w:num>
+  <w:num w:numId="13" w16cid:durableId="587155783">
+    <w:abstractNumId w:val="4"/>
+  </w:num>
+  <w:num w:numId="14" w16cid:durableId="1405448952">
+    <w:abstractNumId w:val="16"/>
+  </w:num>
+  <w:num w:numId="15" w16cid:durableId="1905796492">
+    <w:abstractNumId w:val="26"/>
+  </w:num>
+  <w:num w:numId="16" w16cid:durableId="526647918">
+    <w:abstractNumId w:val="28"/>
+  </w:num>
+  <w:num w:numId="17" w16cid:durableId="12810178">
+    <w:abstractNumId w:val="7"/>
+  </w:num>
+  <w:num w:numId="18" w16cid:durableId="309099807">
+    <w:abstractNumId w:val="1"/>
+  </w:num>
+  <w:num w:numId="19" w16cid:durableId="510722581">
+    <w:abstractNumId w:val="36"/>
+  </w:num>
+  <w:num w:numId="20" w16cid:durableId="513694482">
     <w:abstractNumId w:val="14"/>
   </w:num>
-  <w:num w:numId="2" w16cid:durableId="1721978882">
-    <w:abstractNumId w:val="26"/>
+  <w:num w:numId="21" w16cid:durableId="115147192">
+    <w:abstractNumId w:val="12"/>
   </w:num>
-  <w:num w:numId="3" w16cid:durableId="368996245">
-    <w:abstractNumId w:val="1"/>
+  <w:num w:numId="22" w16cid:durableId="1231698626">
+    <w:abstractNumId w:val="29"/>
   </w:num>
-  <w:num w:numId="4" w16cid:durableId="2068525202">
+  <w:num w:numId="23" w16cid:durableId="480587295">
+    <w:abstractNumId w:val="35"/>
+  </w:num>
+  <w:num w:numId="24" w16cid:durableId="372971080">
+    <w:abstractNumId w:val="15"/>
+  </w:num>
+  <w:num w:numId="25" w16cid:durableId="1173644129">
+    <w:abstractNumId w:val="25"/>
+  </w:num>
+  <w:num w:numId="26" w16cid:durableId="2031450838">
+    <w:abstractNumId w:val="6"/>
+  </w:num>
+  <w:num w:numId="27" w16cid:durableId="1150444650">
+    <w:abstractNumId w:val="10"/>
+  </w:num>
+  <w:num w:numId="28" w16cid:durableId="1193109274">
+    <w:abstractNumId w:val="33"/>
+  </w:num>
+  <w:num w:numId="29" w16cid:durableId="51775840">
+    <w:abstractNumId w:val="34"/>
+  </w:num>
+  <w:num w:numId="30" w16cid:durableId="313147979">
+    <w:abstractNumId w:val="11"/>
+  </w:num>
+  <w:num w:numId="31" w16cid:durableId="1095445807">
+    <w:abstractNumId w:val="30"/>
+  </w:num>
+  <w:num w:numId="32" w16cid:durableId="1024328619">
+    <w:abstractNumId w:val="24"/>
+  </w:num>
+  <w:num w:numId="33" w16cid:durableId="1675499110">
+    <w:abstractNumId w:val="32"/>
+  </w:num>
+  <w:num w:numId="34" w16cid:durableId="740296106">
+    <w:abstractNumId w:val="27"/>
+  </w:num>
+  <w:num w:numId="35" w16cid:durableId="1908875544">
+    <w:abstractNumId w:val="20"/>
+  </w:num>
+  <w:num w:numId="36" w16cid:durableId="1504322611">
     <w:abstractNumId w:val="5"/>
   </w:num>
-  <w:num w:numId="5" w16cid:durableId="153112510">
-    <w:abstractNumId w:val="10"/>
-  </w:num>
-  <w:num w:numId="6" w16cid:durableId="273945153">
-    <w:abstractNumId w:val="17"/>
-  </w:num>
-  <w:num w:numId="7" w16cid:durableId="273287820">
-    <w:abstractNumId w:val="18"/>
-  </w:num>
-  <w:num w:numId="8" w16cid:durableId="1690328576">
-    <w:abstractNumId w:val="6"/>
-  </w:num>
-  <w:num w:numId="9" w16cid:durableId="134296385">
-    <w:abstractNumId w:val="19"/>
-  </w:num>
-  <w:num w:numId="10" w16cid:durableId="1183012261">
-    <w:abstractNumId w:val="31"/>
-  </w:num>
-  <w:num w:numId="11" w16cid:durableId="1356345745">
-    <w:abstractNumId w:val="15"/>
-  </w:num>
-  <w:num w:numId="12" w16cid:durableId="18092061">
-    <w:abstractNumId w:val="16"/>
-  </w:num>
-  <w:num w:numId="13" w16cid:durableId="587155783">
-    <w:abstractNumId w:val="2"/>
-  </w:num>
-  <w:num w:numId="14" w16cid:durableId="1405448952">
-    <w:abstractNumId w:val="13"/>
-  </w:num>
-  <w:num w:numId="15" w16cid:durableId="1905796492">
-    <w:abstractNumId w:val="22"/>
-  </w:num>
-  <w:num w:numId="16" w16cid:durableId="526647918">
-    <w:abstractNumId w:val="23"/>
-  </w:num>
-  <w:num w:numId="17" w16cid:durableId="12810178">
-    <w:abstractNumId w:val="4"/>
-  </w:num>
-  <w:num w:numId="18" w16cid:durableId="309099807">
+  <w:num w:numId="37" w16cid:durableId="1693649559">
     <w:abstractNumId w:val="0"/>
   </w:num>
-  <w:num w:numId="19" w16cid:durableId="510722581">
-    <w:abstractNumId w:val="30"/>
-  </w:num>
-  <w:num w:numId="20" w16cid:durableId="513694482">
-    <w:abstractNumId w:val="11"/>
-  </w:num>
-  <w:num w:numId="21" w16cid:durableId="115147192">
-    <w:abstractNumId w:val="9"/>
-  </w:num>
-  <w:num w:numId="22" w16cid:durableId="1231698626">
-    <w:abstractNumId w:val="24"/>
-  </w:num>
-  <w:num w:numId="23" w16cid:durableId="480587295">
-    <w:abstractNumId w:val="29"/>
-  </w:num>
-  <w:num w:numId="24" w16cid:durableId="372971080">
-    <w:abstractNumId w:val="12"/>
-  </w:num>
-  <w:num w:numId="25" w16cid:durableId="1173644129">
-    <w:abstractNumId w:val="21"/>
-  </w:num>
-  <w:num w:numId="26" w16cid:durableId="2031450838">
+  <w:num w:numId="38" w16cid:durableId="1059280447">
     <w:abstractNumId w:val="3"/>
-  </w:num>
-  <w:num w:numId="27" w16cid:durableId="1150444650">
-    <w:abstractNumId w:val="7"/>
-  </w:num>
-  <w:num w:numId="28" w16cid:durableId="1193109274">
-    <w:abstractNumId w:val="27"/>
-  </w:num>
-  <w:num w:numId="29" w16cid:durableId="51775840">
-    <w:abstractNumId w:val="28"/>
-  </w:num>
-  <w:num w:numId="30" w16cid:durableId="313147979">
-    <w:abstractNumId w:val="8"/>
-  </w:num>
-  <w:num w:numId="31" w16cid:durableId="1095445807">
-    <w:abstractNumId w:val="25"/>
-  </w:num>
-  <w:num w:numId="32" w16cid:durableId="1024328619">
-    <w:abstractNumId w:val="20"/>
   </w:num>
 </w:numbering>
 </file>
@@ -32726,7 +33747,7 @@
   <w:style w:type="paragraph" w:default="1" w:styleId="a">
     <w:name w:val="Normal"/>
     <w:qFormat/>
-    <w:rsid w:val="00257A4E"/>
+    <w:rsid w:val="00E62BFC"/>
     <w:pPr>
       <w:widowControl w:val="0"/>
       <w:wordWrap w:val="0"/>
@@ -32933,7 +33954,6 @@
   <w:style w:type="character" w:default="1" w:styleId="a0">
     <w:name w:val="Default Paragraph Font"/>
     <w:uiPriority w:val="1"/>
-    <w:semiHidden/>
     <w:unhideWhenUsed/>
   </w:style>
   <w:style w:type="table" w:default="1" w:styleId="a1">

--- a/네트워크 로직/네트워크_로직.docx
+++ b/네트워크 로직/네트워크_로직.docx
@@ -1,6 +1,6 @@
 
 <file path=word/document.xml><?xml version="1.0" encoding="utf-8"?>
-<w:document xmlns:wpc="http://schemas.microsoft.com/office/word/2010/wordprocessingCanvas" xmlns:cx="http://schemas.microsoft.com/office/drawing/2014/chartex" xmlns:cx1="http://schemas.microsoft.com/office/drawing/2015/9/8/chartex" xmlns:cx2="http://schemas.microsoft.com/office/drawing/2015/10/21/chartex" xmlns:cx3="http://schemas.microsoft.com/office/drawing/2016/5/9/chartex" xmlns:cx4="http://schemas.microsoft.com/office/drawing/2016/5/10/chartex" xmlns:cx5="http://schemas.microsoft.com/office/drawing/2016/5/11/chartex" xmlns:cx6="http://schemas.microsoft.com/office/drawing/2016/5/12/chartex" xmlns:cx7="http://schemas.microsoft.com/office/drawing/2016/5/13/chartex" xmlns:cx8="http://schemas.microsoft.com/office/drawing/2016/5/14/chartex" xmlns:mc="http://schemas.openxmlformats.org/markup-compatibility/2006" xmlns:aink="http://schemas.microsoft.com/office/drawing/2016/ink" xmlns:am3d="http://schemas.microsoft.com/office/drawing/2017/model3d" xmlns:o="urn:schemas-microsoft-com:office:office" xmlns:oel="http://schemas.microsoft.com/office/2019/extlst" xmlns:r="http://schemas.openxmlformats.org/officeDocument/2006/relationships" xmlns:m="http://schemas.openxmlformats.org/officeDocument/2006/math" xmlns:v="urn:schemas-microsoft-com:vml" xmlns:wp14="http://schemas.microsoft.com/office/word/2010/wordprocessingDrawing" xmlns:wp="http://schemas.openxmlformats.org/drawingml/2006/wordprocessingDrawing" xmlns:w10="urn:schemas-microsoft-com:office:word" xmlns:w="http://schemas.openxmlformats.org/wordprocessingml/2006/main" xmlns:w14="http://schemas.microsoft.com/office/word/2010/wordml" xmlns:w15="http://schemas.microsoft.com/office/word/2012/wordml" xmlns:w16cex="http://schemas.microsoft.com/office/word/2018/wordml/cex" xmlns:w16cid="http://schemas.microsoft.com/office/word/2016/wordml/cid" xmlns:w16="http://schemas.microsoft.com/office/word/2018/wordml" xmlns:w16du="http://schemas.microsoft.com/office/word/2023/wordml/word16du" xmlns:w16sdtdh="http://schemas.microsoft.com/office/word/2020/wordml/sdtdatahash" xmlns:w16se="http://schemas.microsoft.com/office/word/2015/wordml/symex" xmlns:wpg="http://schemas.microsoft.com/office/word/2010/wordprocessingGroup" xmlns:wpi="http://schemas.microsoft.com/office/word/2010/wordprocessingInk" xmlns:wne="http://schemas.microsoft.com/office/word/2006/wordml" xmlns:wps="http://schemas.microsoft.com/office/word/2010/wordprocessingShape" mc:Ignorable="w14 w15 w16se w16cid w16 w16cex w16sdtdh w16du wp14">
+<w:document xmlns:wpc="http://schemas.microsoft.com/office/word/2010/wordprocessingCanvas" xmlns:cx="http://schemas.microsoft.com/office/drawing/2014/chartex" xmlns:cx1="http://schemas.microsoft.com/office/drawing/2015/9/8/chartex" xmlns:cx2="http://schemas.microsoft.com/office/drawing/2015/10/21/chartex" xmlns:cx3="http://schemas.microsoft.com/office/drawing/2016/5/9/chartex" xmlns:cx4="http://schemas.microsoft.com/office/drawing/2016/5/10/chartex" xmlns:cx5="http://schemas.microsoft.com/office/drawing/2016/5/11/chartex" xmlns:cx6="http://schemas.microsoft.com/office/drawing/2016/5/12/chartex" xmlns:cx7="http://schemas.microsoft.com/office/drawing/2016/5/13/chartex" xmlns:cx8="http://schemas.microsoft.com/office/drawing/2016/5/14/chartex" xmlns:mc="http://schemas.openxmlformats.org/markup-compatibility/2006" xmlns:aink="http://schemas.microsoft.com/office/drawing/2016/ink" xmlns:am3d="http://schemas.microsoft.com/office/drawing/2017/model3d" xmlns:o="urn:schemas-microsoft-com:office:office" xmlns:oel="http://schemas.microsoft.com/office/2019/extlst" xmlns:r="http://schemas.openxmlformats.org/officeDocument/2006/relationships" xmlns:m="http://schemas.openxmlformats.org/officeDocument/2006/math" xmlns:v="urn:schemas-microsoft-com:vml" xmlns:wp14="http://schemas.microsoft.com/office/word/2010/wordprocessingDrawing" xmlns:wp="http://schemas.openxmlformats.org/drawingml/2006/wordprocessingDrawing" xmlns:w10="urn:schemas-microsoft-com:office:word" xmlns:w="http://schemas.openxmlformats.org/wordprocessingml/2006/main" xmlns:w14="http://schemas.microsoft.com/office/word/2010/wordml" xmlns:w15="http://schemas.microsoft.com/office/word/2012/wordml" xmlns:w16cex="http://schemas.microsoft.com/office/word/2018/wordml/cex" xmlns:w16cid="http://schemas.microsoft.com/office/word/2016/wordml/cid" xmlns:w16="http://schemas.microsoft.com/office/word/2018/wordml" xmlns:w16du="http://schemas.microsoft.com/office/word/2023/wordml/word16du" xmlns:w16sdtdh="http://schemas.microsoft.com/office/word/2020/wordml/sdtdatahash" xmlns:w16sdtfl="http://schemas.microsoft.com/office/word/2024/wordml/sdtformatlock" xmlns:w16se="http://schemas.microsoft.com/office/word/2015/wordml/symex" xmlns:wpg="http://schemas.microsoft.com/office/word/2010/wordprocessingGroup" xmlns:wpi="http://schemas.microsoft.com/office/word/2010/wordprocessingInk" xmlns:wne="http://schemas.microsoft.com/office/word/2006/wordml" xmlns:wps="http://schemas.microsoft.com/office/word/2010/wordprocessingShape" mc:Ignorable="w14 w15 w16se w16cid w16 w16cex w16sdtdh w16sdtfl w16du wp14">
   <w:body>
     <w:sdt>
       <w:sdtPr>
@@ -520,21 +520,7 @@
                 <w:rStyle w:val="aa"/>
                 <w:noProof/>
               </w:rPr>
-              <w:t>플레이</w:t>
-            </w:r>
-            <w:r>
-              <w:rPr>
-                <w:rStyle w:val="aa"/>
-                <w:noProof/>
-              </w:rPr>
-              <w:t>어</w:t>
-            </w:r>
-            <w:r>
-              <w:rPr>
-                <w:rStyle w:val="aa"/>
-                <w:noProof/>
-              </w:rPr>
-              <w:t xml:space="preserve"> hp</w:t>
+              <w:t>플레이어 hp</w:t>
             </w:r>
             <w:r>
               <w:rPr>
@@ -3827,6 +3813,7 @@
           <w:sz w:val="14"/>
           <w:szCs w:val="14"/>
         </w:rPr>
+        <w:lastRenderedPageBreak/>
         <w:tab/>
       </w:r>
       <w:proofErr w:type="spellStart"/>
@@ -4296,7 +4283,6 @@
           <w:sz w:val="14"/>
           <w:szCs w:val="14"/>
         </w:rPr>
-        <w:lastRenderedPageBreak/>
         <w:tab/>
       </w:r>
       <w:proofErr w:type="spellStart"/>
@@ -7909,6 +7895,7 @@
           <w:sz w:val="14"/>
           <w:szCs w:val="14"/>
         </w:rPr>
+        <w:lastRenderedPageBreak/>
         <w:t> </w:t>
       </w:r>
     </w:p>
@@ -8713,7 +8700,6 @@
           <w:sz w:val="14"/>
           <w:szCs w:val="14"/>
         </w:rPr>
-        <w:lastRenderedPageBreak/>
         <w:t>};</w:t>
       </w:r>
     </w:p>
@@ -12528,6 +12514,7 @@
           <w:sz w:val="14"/>
           <w:szCs w:val="14"/>
         </w:rPr>
+        <w:lastRenderedPageBreak/>
         <w:t>{</w:t>
       </w:r>
     </w:p>
@@ -14020,7 +14007,6 @@
           <w:sz w:val="14"/>
           <w:szCs w:val="14"/>
         </w:rPr>
-        <w:lastRenderedPageBreak/>
         <w:tab/>
         <w:t>std::vector&lt;</w:t>
       </w:r>
@@ -16744,6 +16730,7 @@
           <w:sz w:val="14"/>
           <w:szCs w:val="14"/>
         </w:rPr>
+        <w:lastRenderedPageBreak/>
         <w:t>struct</w:t>
       </w:r>
       <w:r>
@@ -18277,7 +18264,6 @@
           <w:sz w:val="14"/>
           <w:szCs w:val="14"/>
         </w:rPr>
-        <w:lastRenderedPageBreak/>
         <w:tab/>
       </w:r>
       <w:r>
@@ -20851,6 +20837,7 @@
           <w:sz w:val="14"/>
           <w:szCs w:val="14"/>
         </w:rPr>
+        <w:lastRenderedPageBreak/>
         <w:t>struct</w:t>
       </w:r>
       <w:r>
@@ -22868,7 +22855,6 @@
           <w:sz w:val="14"/>
           <w:szCs w:val="14"/>
         </w:rPr>
-        <w:lastRenderedPageBreak/>
         <w:t>struct</w:t>
       </w:r>
       <w:r>
@@ -24299,10 +24285,10 @@
             <v:path o:extrusionok="f" gradientshapeok="t" o:connecttype="rect"/>
             <o:lock v:ext="edit" aspectratio="t"/>
           </v:shapetype>
-          <v:shape id="_x0000_i1025" type="#_x0000_t75" style="width:382.55pt;height:23.1pt" o:ole="">
+          <v:shape id="_x0000_i1025" type="#_x0000_t75" style="width:382.55pt;height:23.15pt" o:ole="">
             <v:imagedata r:id="rId7" o:title=""/>
           </v:shape>
-          <o:OLEObject Type="Embed" ProgID="Word.OpenDocumentText.12" ShapeID="_x0000_i1025" DrawAspect="Content" ObjectID="_1838654526" r:id="rId8"/>
+          <o:OLEObject Type="Embed" ProgID="Word.OpenDocumentText.12" ShapeID="_x0000_i1025" DrawAspect="Content" ObjectID="_1838698057" r:id="rId8"/>
         </w:object>
       </w:r>
     </w:p>
@@ -25005,6 +24991,7 @@
                 <w:sz w:val="20"/>
                 <w:szCs w:val="20"/>
               </w:rPr>
+              <w:lastRenderedPageBreak/>
               <w:t>1</w:t>
             </w:r>
           </w:p>
@@ -25847,43 +25834,19 @@
               <w:t>초기값은 100.f(float)</w:t>
             </w:r>
           </w:p>
-        </w:tc>
-      </w:tr>
-      <w:tr>
-        <w:tc>
-          <w:tcPr>
-            <w:tcW w:w="709" w:type="dxa"/>
-            <w:shd w:val="clear" w:color="auto" w:fill="FFFFFF" w:themeFill="background1"/>
-          </w:tcPr>
           <w:p>
             <w:pPr>
-              <w:jc w:val="center"/>
               <w:rPr>
                 <w:rFonts w:ascii="나눔고딕" w:eastAsia="나눔고딕" w:hAnsi="나눔고딕"/>
                 <w:sz w:val="20"/>
                 <w:szCs w:val="20"/>
               </w:rPr>
             </w:pPr>
-            <w:r>
-              <w:rPr>
-                <w:rFonts w:ascii="나눔고딕" w:eastAsia="나눔고딕" w:hAnsi="나눔고딕" w:hint="eastAsia"/>
-                <w:sz w:val="20"/>
-                <w:szCs w:val="20"/>
-              </w:rPr>
-              <w:t>2</w:t>
-            </w:r>
           </w:p>
-        </w:tc>
-        <w:tc>
-          <w:tcPr>
-            <w:tcW w:w="1701" w:type="dxa"/>
-            <w:shd w:val="clear" w:color="auto" w:fill="FFFFFF" w:themeFill="background1"/>
-          </w:tcPr>
           <w:p>
             <w:pPr>
-              <w:jc w:val="center"/>
-              <w:rPr>
-                <w:rFonts w:ascii="나눔고딕" w:eastAsia="나눔고딕" w:hAnsi="나눔고딕"/>
+              <w:rPr>
+                <w:rFonts w:ascii="나눔고딕" w:eastAsia="나눔고딕" w:hAnsi="나눔고딕" w:hint="eastAsia"/>
                 <w:sz w:val="20"/>
                 <w:szCs w:val="20"/>
               </w:rPr>
@@ -25894,54 +25857,7 @@
                 <w:sz w:val="20"/>
                 <w:szCs w:val="20"/>
               </w:rPr>
-              <w:t>Server</w:t>
-            </w:r>
-            <w:r>
-              <w:rPr>
-                <w:rFonts w:ascii="나눔고딕" w:eastAsia="나눔고딕" w:hAnsi="나눔고딕" w:hint="eastAsia"/>
-                <w:sz w:val="20"/>
-                <w:szCs w:val="20"/>
-              </w:rPr>
-              <w:t xml:space="preserve"> → </w:t>
-            </w:r>
-            <w:r>
-              <w:rPr>
-                <w:rFonts w:ascii="나눔고딕" w:eastAsia="나눔고딕" w:hAnsi="나눔고딕" w:hint="eastAsia"/>
-                <w:sz w:val="20"/>
-                <w:szCs w:val="20"/>
-              </w:rPr>
-              <w:t>Client</w:t>
-            </w:r>
-          </w:p>
-        </w:tc>
-        <w:tc>
-          <w:tcPr>
-            <w:tcW w:w="7938" w:type="dxa"/>
-            <w:shd w:val="clear" w:color="auto" w:fill="FFFFFF" w:themeFill="background1"/>
-          </w:tcPr>
-          <w:p>
-            <w:pPr>
-              <w:rPr>
-                <w:rFonts w:ascii="나눔고딕" w:eastAsia="나눔고딕" w:hAnsi="나눔고딕"/>
-                <w:sz w:val="20"/>
-                <w:szCs w:val="20"/>
-              </w:rPr>
-            </w:pPr>
-            <w:r>
-              <w:rPr>
-                <w:rFonts w:ascii="나눔고딕" w:eastAsia="나눔고딕" w:hAnsi="나눔고딕" w:hint="eastAsia"/>
-                <w:sz w:val="20"/>
-                <w:szCs w:val="20"/>
-              </w:rPr>
-              <w:t>플레이어</w:t>
-            </w:r>
-            <w:r>
-              <w:rPr>
-                <w:rFonts w:ascii="나눔고딕" w:eastAsia="나눔고딕" w:hAnsi="나눔고딕" w:hint="eastAsia"/>
-                <w:sz w:val="20"/>
-                <w:szCs w:val="20"/>
-              </w:rPr>
-              <w:t xml:space="preserve">의 체력이 깎였을 때 </w:t>
+              <w:t xml:space="preserve">=&gt;hp 0.5 </w:t>
             </w:r>
             <w:proofErr w:type="spellStart"/>
             <w:r>
@@ -25950,7 +25866,7 @@
                 <w:sz w:val="20"/>
                 <w:szCs w:val="20"/>
               </w:rPr>
-              <w:t>S_GetDamage_Packet</w:t>
+              <w:t>이런거</w:t>
             </w:r>
             <w:proofErr w:type="spellEnd"/>
             <w:r>
@@ -25959,7 +25875,7 @@
                 <w:sz w:val="20"/>
                 <w:szCs w:val="20"/>
               </w:rPr>
-              <w:t xml:space="preserve"> or </w:t>
+              <w:t xml:space="preserve"> 없으면 그냥 int로 </w:t>
             </w:r>
             <w:proofErr w:type="spellStart"/>
             <w:r>
@@ -25968,7 +25884,7 @@
                 <w:sz w:val="20"/>
                 <w:szCs w:val="20"/>
               </w:rPr>
-              <w:t>S_UpdateHp_Packet</w:t>
+              <w:t>하는게</w:t>
             </w:r>
             <w:proofErr w:type="spellEnd"/>
             <w:r>
@@ -25977,7 +25893,7 @@
                 <w:sz w:val="20"/>
                 <w:szCs w:val="20"/>
               </w:rPr>
-              <w:t xml:space="preserve"> 패킷을 보냄</w:t>
+              <w:t xml:space="preserve"> 나을 것 같아요. 기획에서는 float긴 했는데 굳이 싶음.</w:t>
             </w:r>
           </w:p>
         </w:tc>
@@ -26003,7 +25919,139 @@
                 <w:sz w:val="20"/>
                 <w:szCs w:val="20"/>
               </w:rPr>
-              <w:lastRenderedPageBreak/>
+              <w:t>2</w:t>
+            </w:r>
+          </w:p>
+        </w:tc>
+        <w:tc>
+          <w:tcPr>
+            <w:tcW w:w="1701" w:type="dxa"/>
+            <w:shd w:val="clear" w:color="auto" w:fill="FFFFFF" w:themeFill="background1"/>
+          </w:tcPr>
+          <w:p>
+            <w:pPr>
+              <w:jc w:val="center"/>
+              <w:rPr>
+                <w:rFonts w:ascii="나눔고딕" w:eastAsia="나눔고딕" w:hAnsi="나눔고딕"/>
+                <w:sz w:val="20"/>
+                <w:szCs w:val="20"/>
+              </w:rPr>
+            </w:pPr>
+            <w:r>
+              <w:rPr>
+                <w:rFonts w:ascii="나눔고딕" w:eastAsia="나눔고딕" w:hAnsi="나눔고딕" w:hint="eastAsia"/>
+                <w:sz w:val="20"/>
+                <w:szCs w:val="20"/>
+              </w:rPr>
+              <w:t>Server</w:t>
+            </w:r>
+            <w:r>
+              <w:rPr>
+                <w:rFonts w:ascii="나눔고딕" w:eastAsia="나눔고딕" w:hAnsi="나눔고딕" w:hint="eastAsia"/>
+                <w:sz w:val="20"/>
+                <w:szCs w:val="20"/>
+              </w:rPr>
+              <w:t xml:space="preserve"> → </w:t>
+            </w:r>
+            <w:r>
+              <w:rPr>
+                <w:rFonts w:ascii="나눔고딕" w:eastAsia="나눔고딕" w:hAnsi="나눔고딕" w:hint="eastAsia"/>
+                <w:sz w:val="20"/>
+                <w:szCs w:val="20"/>
+              </w:rPr>
+              <w:t>Client</w:t>
+            </w:r>
+          </w:p>
+        </w:tc>
+        <w:tc>
+          <w:tcPr>
+            <w:tcW w:w="7938" w:type="dxa"/>
+            <w:shd w:val="clear" w:color="auto" w:fill="FFFFFF" w:themeFill="background1"/>
+          </w:tcPr>
+          <w:p>
+            <w:pPr>
+              <w:rPr>
+                <w:rFonts w:ascii="나눔고딕" w:eastAsia="나눔고딕" w:hAnsi="나눔고딕"/>
+                <w:sz w:val="20"/>
+                <w:szCs w:val="20"/>
+              </w:rPr>
+            </w:pPr>
+            <w:r>
+              <w:rPr>
+                <w:rFonts w:ascii="나눔고딕" w:eastAsia="나눔고딕" w:hAnsi="나눔고딕" w:hint="eastAsia"/>
+                <w:sz w:val="20"/>
+                <w:szCs w:val="20"/>
+              </w:rPr>
+              <w:t>플레이어</w:t>
+            </w:r>
+            <w:r>
+              <w:rPr>
+                <w:rFonts w:ascii="나눔고딕" w:eastAsia="나눔고딕" w:hAnsi="나눔고딕" w:hint="eastAsia"/>
+                <w:sz w:val="20"/>
+                <w:szCs w:val="20"/>
+              </w:rPr>
+              <w:t xml:space="preserve">의 체력이 깎였을 때 </w:t>
+            </w:r>
+            <w:proofErr w:type="spellStart"/>
+            <w:r>
+              <w:rPr>
+                <w:rFonts w:ascii="나눔고딕" w:eastAsia="나눔고딕" w:hAnsi="나눔고딕" w:hint="eastAsia"/>
+                <w:sz w:val="20"/>
+                <w:szCs w:val="20"/>
+              </w:rPr>
+              <w:t>S_GetDamage_Packet</w:t>
+            </w:r>
+            <w:proofErr w:type="spellEnd"/>
+            <w:r>
+              <w:rPr>
+                <w:rFonts w:ascii="나눔고딕" w:eastAsia="나눔고딕" w:hAnsi="나눔고딕" w:hint="eastAsia"/>
+                <w:sz w:val="20"/>
+                <w:szCs w:val="20"/>
+              </w:rPr>
+              <w:t xml:space="preserve"> or </w:t>
+            </w:r>
+            <w:proofErr w:type="spellStart"/>
+            <w:r>
+              <w:rPr>
+                <w:rFonts w:ascii="나눔고딕" w:eastAsia="나눔고딕" w:hAnsi="나눔고딕" w:hint="eastAsia"/>
+                <w:sz w:val="20"/>
+                <w:szCs w:val="20"/>
+              </w:rPr>
+              <w:t>S_UpdateHp_Packet</w:t>
+            </w:r>
+            <w:proofErr w:type="spellEnd"/>
+            <w:r>
+              <w:rPr>
+                <w:rFonts w:ascii="나눔고딕" w:eastAsia="나눔고딕" w:hAnsi="나눔고딕" w:hint="eastAsia"/>
+                <w:sz w:val="20"/>
+                <w:szCs w:val="20"/>
+              </w:rPr>
+              <w:t xml:space="preserve"> 패킷을 보냄</w:t>
+            </w:r>
+          </w:p>
+        </w:tc>
+      </w:tr>
+      <w:tr>
+        <w:tc>
+          <w:tcPr>
+            <w:tcW w:w="709" w:type="dxa"/>
+            <w:shd w:val="clear" w:color="auto" w:fill="FFFFFF" w:themeFill="background1"/>
+          </w:tcPr>
+          <w:p>
+            <w:pPr>
+              <w:jc w:val="center"/>
+              <w:rPr>
+                <w:rFonts w:ascii="나눔고딕" w:eastAsia="나눔고딕" w:hAnsi="나눔고딕"/>
+                <w:sz w:val="20"/>
+                <w:szCs w:val="20"/>
+              </w:rPr>
+            </w:pPr>
+            <w:r>
+              <w:rPr>
+                <w:rFonts w:ascii="나눔고딕" w:eastAsia="나눔고딕" w:hAnsi="나눔고딕" w:hint="eastAsia"/>
+                <w:sz w:val="20"/>
+                <w:szCs w:val="20"/>
+              </w:rPr>
               <w:t>3</w:t>
             </w:r>
           </w:p>
@@ -26745,7 +26793,16 @@
                 <w:sz w:val="20"/>
                 <w:szCs w:val="20"/>
               </w:rPr>
-              <w:t>, Item은 Inventory 내에서 무게 표시</w:t>
+              <w:t xml:space="preserve">, Item은 Inventory 내에서 무게 </w:t>
+            </w:r>
+            <w:r>
+              <w:rPr>
+                <w:rFonts w:ascii="나눔고딕" w:eastAsia="나눔고딕" w:hAnsi="나눔고딕" w:hint="eastAsia"/>
+                <w:sz w:val="20"/>
+                <w:szCs w:val="20"/>
+              </w:rPr>
+              <w:lastRenderedPageBreak/>
+              <w:t>표시</w:t>
             </w:r>
           </w:p>
           <w:p>
@@ -26864,6 +26921,7 @@
                 <w:sz w:val="20"/>
                 <w:szCs w:val="20"/>
               </w:rPr>
+              <w:lastRenderedPageBreak/>
               <w:t>5</w:t>
             </w:r>
           </w:p>
@@ -28100,7 +28158,6 @@
                 <w:sz w:val="20"/>
                 <w:szCs w:val="20"/>
               </w:rPr>
-              <w:lastRenderedPageBreak/>
               <w:t>- 공통: 그 위치에 Item/Tool 생성</w:t>
             </w:r>
           </w:p>
@@ -28389,6 +28446,7 @@
                 <w:sz w:val="20"/>
                 <w:szCs w:val="20"/>
               </w:rPr>
+              <w:lastRenderedPageBreak/>
               <w:t>1-2</w:t>
             </w:r>
           </w:p>
@@ -29802,7 +29860,6 @@
                 <w:sz w:val="20"/>
                 <w:szCs w:val="20"/>
               </w:rPr>
-              <w:lastRenderedPageBreak/>
               <w:t>=&gt; 총알 날아가는 건 안 보이고 충돌된 위치만 보이는 것</w:t>
             </w:r>
           </w:p>
@@ -29829,7 +29886,6 @@
                 <w:sz w:val="20"/>
                 <w:szCs w:val="20"/>
               </w:rPr>
-              <w:lastRenderedPageBreak/>
               <w:t>2-2</w:t>
             </w:r>
           </w:p>
@@ -30218,6 +30274,7 @@
                 <w:sz w:val="20"/>
                 <w:szCs w:val="20"/>
               </w:rPr>
+              <w:lastRenderedPageBreak/>
               <w:t>2-3</w:t>
             </w:r>
           </w:p>
@@ -30521,7 +30578,6 @@
               <w:t>(</w:t>
             </w:r>
             <w:proofErr w:type="spellStart"/>
-            <w:proofErr w:type="gramEnd"/>
             <w:r>
               <w:rPr>
                 <w:rFonts w:ascii="나눔고딕" w:eastAsia="나눔고딕" w:hAnsi="나눔고딕"/>
@@ -30532,6 +30588,7 @@
               <w:t>packet.pitch</w:t>
             </w:r>
             <w:proofErr w:type="spellEnd"/>
+            <w:proofErr w:type="gramEnd"/>
             <w:r>
               <w:rPr>
                 <w:rFonts w:ascii="나눔고딕" w:eastAsia="나눔고딕" w:hAnsi="나눔고딕"/>
@@ -30559,7 +30616,27 @@
                 <w:sz w:val="20"/>
                 <w:szCs w:val="20"/>
               </w:rPr>
-              <w:t xml:space="preserve">, 0).Vector(); </w:t>
+              <w:t>, 0</w:t>
+            </w:r>
+            <w:proofErr w:type="gramStart"/>
+            <w:r>
+              <w:rPr>
+                <w:rFonts w:ascii="나눔고딕" w:eastAsia="나눔고딕" w:hAnsi="나눔고딕"/>
+                <w:color w:val="000000" w:themeColor="text1"/>
+                <w:sz w:val="20"/>
+                <w:szCs w:val="20"/>
+              </w:rPr>
+              <w:t>).Vector</w:t>
+            </w:r>
+            <w:proofErr w:type="gramEnd"/>
+            <w:r>
+              <w:rPr>
+                <w:rFonts w:ascii="나눔고딕" w:eastAsia="나눔고딕" w:hAnsi="나눔고딕"/>
+                <w:color w:val="000000" w:themeColor="text1"/>
+                <w:sz w:val="20"/>
+                <w:szCs w:val="20"/>
+              </w:rPr>
+              <w:t xml:space="preserve">(); </w:t>
             </w:r>
           </w:p>
           <w:p>
@@ -32210,7 +32287,6 @@
                 <w:sz w:val="20"/>
                 <w:szCs w:val="20"/>
               </w:rPr>
-              <w:lastRenderedPageBreak/>
               <w:t>=&gt;2, 3번 순서 바꾸는 게 나을 듯. 통신 후에 계산이니까</w:t>
             </w:r>
           </w:p>
@@ -32270,7 +32346,6 @@
                 <w:sz w:val="20"/>
                 <w:szCs w:val="20"/>
               </w:rPr>
-              <w:lastRenderedPageBreak/>
               <w:t>4</w:t>
             </w:r>
           </w:p>
@@ -32459,7 +32534,16 @@
                 <w:sz w:val="20"/>
                 <w:szCs w:val="20"/>
               </w:rPr>
-              <w:t>을 수신하면 다른 클라이언트가 들고 있는 손전등의 조명을 끄거나 켬</w:t>
+              <w:t>을 수신하</w:t>
+            </w:r>
+            <w:r>
+              <w:rPr>
+                <w:rFonts w:ascii="나눔고딕" w:eastAsia="나눔고딕" w:hAnsi="나눔고딕" w:hint="eastAsia"/>
+                <w:sz w:val="20"/>
+                <w:szCs w:val="20"/>
+              </w:rPr>
+              <w:lastRenderedPageBreak/>
+              <w:t>면 다른 클라이언트가 들고 있는 손전등의 조명을 끄거나 켬</w:t>
             </w:r>
           </w:p>
           <w:p>
@@ -34633,42 +34717,21 @@
               <w:t xml:space="preserve"> 송신</w:t>
             </w:r>
           </w:p>
-        </w:tc>
-      </w:tr>
-      <w:tr>
-        <w:tc>
-          <w:tcPr>
-            <w:tcW w:w="709" w:type="dxa"/>
-            <w:shd w:val="clear" w:color="auto" w:fill="FFFFFF" w:themeFill="background1"/>
-          </w:tcPr>
           <w:p>
             <w:pPr>
-              <w:jc w:val="center"/>
               <w:rPr>
                 <w:rFonts w:ascii="나눔고딕" w:eastAsia="나눔고딕" w:hAnsi="나눔고딕"/>
+                <w:color w:val="000000" w:themeColor="text1"/>
                 <w:sz w:val="20"/>
                 <w:szCs w:val="20"/>
               </w:rPr>
             </w:pPr>
-            <w:r>
-              <w:rPr>
-                <w:rFonts w:ascii="나눔고딕" w:eastAsia="나눔고딕" w:hAnsi="나눔고딕" w:hint="eastAsia"/>
-                <w:sz w:val="20"/>
-                <w:szCs w:val="20"/>
-              </w:rPr>
-              <w:t>2</w:t>
-            </w:r>
           </w:p>
-        </w:tc>
-        <w:tc>
-          <w:tcPr>
-            <w:tcW w:w="1701" w:type="dxa"/>
-          </w:tcPr>
           <w:p>
             <w:pPr>
-              <w:jc w:val="center"/>
-              <w:rPr>
-                <w:rFonts w:ascii="나눔고딕" w:eastAsia="나눔고딕" w:hAnsi="나눔고딕"/>
+              <w:rPr>
+                <w:rFonts w:ascii="나눔고딕" w:eastAsia="나눔고딕" w:hAnsi="나눔고딕" w:hint="eastAsia"/>
+                <w:color w:val="000000" w:themeColor="text1"/>
                 <w:sz w:val="20"/>
                 <w:szCs w:val="20"/>
               </w:rPr>
@@ -34676,70 +34739,71 @@
             <w:r>
               <w:rPr>
                 <w:rFonts w:ascii="나눔고딕" w:eastAsia="나눔고딕" w:hAnsi="나눔고딕" w:hint="eastAsia"/>
-                <w:sz w:val="20"/>
-                <w:szCs w:val="20"/>
-              </w:rPr>
-              <w:t xml:space="preserve">Server </w:t>
-            </w:r>
-            <w:r>
-              <w:rPr>
-                <w:rFonts w:ascii="나눔고딕" w:eastAsia="나눔고딕" w:hAnsi="나눔고딕" w:hint="eastAsia"/>
-                <w:sz w:val="20"/>
-                <w:szCs w:val="20"/>
-              </w:rPr>
-              <w:t>→</w:t>
-            </w:r>
-            <w:r>
-              <w:rPr>
-                <w:rFonts w:ascii="나눔고딕" w:eastAsia="나눔고딕" w:hAnsi="나눔고딕" w:hint="eastAsia"/>
-                <w:sz w:val="20"/>
-                <w:szCs w:val="20"/>
-              </w:rPr>
-              <w:t xml:space="preserve"> Client</w:t>
-            </w:r>
-          </w:p>
-        </w:tc>
-        <w:tc>
-          <w:tcPr>
-            <w:tcW w:w="7938" w:type="dxa"/>
-          </w:tcPr>
-          <w:p>
-            <w:pPr>
-              <w:rPr>
-                <w:rFonts w:ascii="나눔고딕" w:eastAsia="나눔고딕" w:hAnsi="나눔고딕"/>
-                <w:color w:val="000000" w:themeColor="text1"/>
-                <w:sz w:val="20"/>
-                <w:szCs w:val="20"/>
-              </w:rPr>
-            </w:pPr>
-            <w:r>
-              <w:rPr>
-                <w:rFonts w:ascii="나눔고딕" w:eastAsia="나눔고딕" w:hAnsi="나눔고딕" w:hint="eastAsia"/>
-                <w:color w:val="000000" w:themeColor="text1"/>
-                <w:sz w:val="20"/>
-                <w:szCs w:val="20"/>
-              </w:rPr>
-              <w:t xml:space="preserve">모든 Client에게 알리도록 </w:t>
+                <w:color w:val="FF66FF"/>
+                <w:sz w:val="20"/>
+                <w:szCs w:val="20"/>
+              </w:rPr>
+              <w:t xml:space="preserve">=&gt;패킷 이름 </w:t>
             </w:r>
             <w:proofErr w:type="spellStart"/>
             <w:r>
               <w:rPr>
                 <w:rFonts w:ascii="나눔고딕" w:eastAsia="나눔고딕" w:hAnsi="나눔고딕" w:hint="eastAsia"/>
-                <w:color w:val="000000" w:themeColor="text1"/>
-                <w:sz w:val="20"/>
-                <w:szCs w:val="20"/>
-              </w:rPr>
-              <w:t>S_PullLaver_Packet</w:t>
+                <w:color w:val="FF66FF"/>
+                <w:sz w:val="20"/>
+                <w:szCs w:val="20"/>
+              </w:rPr>
+              <w:t>StartStage</w:t>
             </w:r>
             <w:proofErr w:type="spellEnd"/>
             <w:r>
               <w:rPr>
                 <w:rFonts w:ascii="나눔고딕" w:eastAsia="나눔고딕" w:hAnsi="나눔고딕" w:hint="eastAsia"/>
-                <w:color w:val="000000" w:themeColor="text1"/>
-                <w:sz w:val="20"/>
-                <w:szCs w:val="20"/>
-              </w:rPr>
-              <w:t xml:space="preserve"> 송신</w:t>
+                <w:color w:val="FF66FF"/>
+                <w:sz w:val="20"/>
+                <w:szCs w:val="20"/>
+              </w:rPr>
+              <w:t xml:space="preserve">, </w:t>
+            </w:r>
+            <w:proofErr w:type="spellStart"/>
+            <w:r>
+              <w:rPr>
+                <w:rFonts w:ascii="나눔고딕" w:eastAsia="나눔고딕" w:hAnsi="나눔고딕" w:hint="eastAsia"/>
+                <w:color w:val="FF66FF"/>
+                <w:sz w:val="20"/>
+                <w:szCs w:val="20"/>
+              </w:rPr>
+              <w:t>EndStage</w:t>
+            </w:r>
+            <w:proofErr w:type="spellEnd"/>
+            <w:r>
+              <w:rPr>
+                <w:rFonts w:ascii="나눔고딕" w:eastAsia="나눔고딕" w:hAnsi="나눔고딕" w:hint="eastAsia"/>
+                <w:color w:val="FF66FF"/>
+                <w:sz w:val="20"/>
+                <w:szCs w:val="20"/>
+              </w:rPr>
+              <w:t xml:space="preserve"> </w:t>
+            </w:r>
+            <w:proofErr w:type="spellStart"/>
+            <w:r>
+              <w:rPr>
+                <w:rFonts w:ascii="나눔고딕" w:eastAsia="나눔고딕" w:hAnsi="나눔고딕" w:hint="eastAsia"/>
+                <w:color w:val="FF66FF"/>
+                <w:sz w:val="20"/>
+                <w:szCs w:val="20"/>
+              </w:rPr>
+              <w:t>이런식으로</w:t>
+            </w:r>
+            <w:proofErr w:type="spellEnd"/>
+            <w:r>
+              <w:rPr>
+                <w:rFonts w:ascii="나눔고딕" w:eastAsia="나눔고딕" w:hAnsi="나눔고딕" w:hint="eastAsia"/>
+                <w:color w:val="FF66FF"/>
+                <w:sz w:val="20"/>
+                <w:szCs w:val="20"/>
+              </w:rPr>
+              <w:t xml:space="preserve"> 할 것 같습니다.</w:t>
             </w:r>
           </w:p>
         </w:tc>
@@ -34765,7 +34829,7 @@
                 <w:sz w:val="20"/>
                 <w:szCs w:val="20"/>
               </w:rPr>
-              <w:t>3</w:t>
+              <w:t>2</w:t>
             </w:r>
           </w:p>
         </w:tc>
@@ -34788,7 +34852,23 @@
                 <w:sz w:val="20"/>
                 <w:szCs w:val="20"/>
               </w:rPr>
-              <w:t>Client</w:t>
+              <w:t xml:space="preserve">Server </w:t>
+            </w:r>
+            <w:r>
+              <w:rPr>
+                <w:rFonts w:ascii="나눔고딕" w:eastAsia="나눔고딕" w:hAnsi="나눔고딕" w:hint="eastAsia"/>
+                <w:sz w:val="20"/>
+                <w:szCs w:val="20"/>
+              </w:rPr>
+              <w:t>→</w:t>
+            </w:r>
+            <w:r>
+              <w:rPr>
+                <w:rFonts w:ascii="나눔고딕" w:eastAsia="나눔고딕" w:hAnsi="나눔고딕" w:hint="eastAsia"/>
+                <w:sz w:val="20"/>
+                <w:szCs w:val="20"/>
+              </w:rPr>
+              <w:t xml:space="preserve"> Client</w:t>
             </w:r>
           </w:p>
         </w:tc>
@@ -34805,6 +34885,15 @@
                 <w:szCs w:val="20"/>
               </w:rPr>
             </w:pPr>
+            <w:r>
+              <w:rPr>
+                <w:rFonts w:ascii="나눔고딕" w:eastAsia="나눔고딕" w:hAnsi="나눔고딕" w:hint="eastAsia"/>
+                <w:color w:val="000000" w:themeColor="text1"/>
+                <w:sz w:val="20"/>
+                <w:szCs w:val="20"/>
+              </w:rPr>
+              <w:t xml:space="preserve">모든 Client에게 알리도록 </w:t>
+            </w:r>
             <w:proofErr w:type="spellStart"/>
             <w:r>
               <w:rPr>
@@ -34823,45 +34912,56 @@
                 <w:sz w:val="20"/>
                 <w:szCs w:val="20"/>
               </w:rPr>
-              <w:t xml:space="preserve">을 받으면 </w:t>
-            </w:r>
-            <w:r>
-              <w:rPr>
-                <w:rFonts w:ascii="나눔고딕" w:eastAsia="나눔고딕" w:hAnsi="나눔고딕" w:hint="eastAsia"/>
+              <w:t xml:space="preserve"> 송신</w:t>
+            </w:r>
+          </w:p>
+          <w:p>
+            <w:pPr>
+              <w:rPr>
+                <w:rFonts w:ascii="나눔고딕" w:eastAsia="나눔고딕" w:hAnsi="나눔고딕"/>
                 <w:color w:val="000000" w:themeColor="text1"/>
                 <w:sz w:val="20"/>
                 <w:szCs w:val="20"/>
               </w:rPr>
-              <w:t xml:space="preserve">연출(방 모델을 바꿈, 카메라 </w:t>
+            </w:pPr>
+          </w:p>
+          <w:p>
+            <w:pPr>
+              <w:rPr>
+                <w:rFonts w:ascii="나눔고딕" w:eastAsia="나눔고딕" w:hAnsi="나눔고딕" w:hint="eastAsia"/>
+                <w:color w:val="000000" w:themeColor="text1"/>
+                <w:sz w:val="20"/>
+                <w:szCs w:val="20"/>
+              </w:rPr>
+            </w:pPr>
+            <w:r>
+              <w:rPr>
+                <w:rFonts w:ascii="나눔고딕" w:eastAsia="나눔고딕" w:hAnsi="나눔고딕" w:hint="eastAsia"/>
+                <w:color w:val="FF66FF"/>
+                <w:sz w:val="20"/>
+                <w:szCs w:val="20"/>
+              </w:rPr>
+              <w:t xml:space="preserve">=&gt;모든 플레이어 위치 기지로 위치 변경(일단 </w:t>
             </w:r>
             <w:proofErr w:type="spellStart"/>
             <w:r>
               <w:rPr>
                 <w:rFonts w:ascii="나눔고딕" w:eastAsia="나눔고딕" w:hAnsi="나눔고딕" w:hint="eastAsia"/>
-                <w:color w:val="000000" w:themeColor="text1"/>
-                <w:sz w:val="20"/>
-                <w:szCs w:val="20"/>
-              </w:rPr>
-              <w:t>무빙이나</w:t>
+                <w:color w:val="FF66FF"/>
+                <w:sz w:val="20"/>
+                <w:szCs w:val="20"/>
+              </w:rPr>
+              <w:t>메인룸</w:t>
             </w:r>
             <w:proofErr w:type="spellEnd"/>
             <w:r>
               <w:rPr>
                 <w:rFonts w:ascii="나눔고딕" w:eastAsia="나눔고딕" w:hAnsi="나눔고딕" w:hint="eastAsia"/>
-                <w:color w:val="000000" w:themeColor="text1"/>
-                <w:sz w:val="20"/>
-                <w:szCs w:val="20"/>
-              </w:rPr>
-              <w:t xml:space="preserve"> 로딩 중 화면 보여주</w:t>
-            </w:r>
-            <w:r>
-              <w:rPr>
-                <w:rFonts w:ascii="나눔고딕" w:eastAsia="나눔고딕" w:hAnsi="나눔고딕" w:hint="eastAsia"/>
-                <w:color w:val="000000" w:themeColor="text1"/>
-                <w:sz w:val="20"/>
-                <w:szCs w:val="20"/>
-              </w:rPr>
-              <w:t>고, 움직이지 못하도록 ~)</w:t>
+                <w:color w:val="FF66FF"/>
+                <w:sz w:val="20"/>
+                <w:szCs w:val="20"/>
+              </w:rPr>
+              <w:t>)</w:t>
             </w:r>
           </w:p>
         </w:tc>
@@ -34887,7 +34987,7 @@
                 <w:sz w:val="20"/>
                 <w:szCs w:val="20"/>
               </w:rPr>
-              <w:t>4</w:t>
+              <w:t>3</w:t>
             </w:r>
           </w:p>
         </w:tc>
@@ -34910,23 +35010,7 @@
                 <w:sz w:val="20"/>
                 <w:szCs w:val="20"/>
               </w:rPr>
-              <w:t xml:space="preserve">Server </w:t>
-            </w:r>
-            <w:r>
-              <w:rPr>
-                <w:rFonts w:ascii="나눔고딕" w:eastAsia="나눔고딕" w:hAnsi="나눔고딕" w:hint="eastAsia"/>
-                <w:sz w:val="20"/>
-                <w:szCs w:val="20"/>
-              </w:rPr>
-              <w:t>→</w:t>
-            </w:r>
-            <w:r>
-              <w:rPr>
-                <w:rFonts w:ascii="나눔고딕" w:eastAsia="나눔고딕" w:hAnsi="나눔고딕" w:hint="eastAsia"/>
-                <w:sz w:val="20"/>
-                <w:szCs w:val="20"/>
-              </w:rPr>
-              <w:t xml:space="preserve"> Client</w:t>
+              <w:t>Client</w:t>
             </w:r>
           </w:p>
         </w:tc>
@@ -34951,7 +35035,7 @@
                 <w:sz w:val="20"/>
                 <w:szCs w:val="20"/>
               </w:rPr>
-              <w:t>S_GoNextStage_Packet</w:t>
+              <w:t>S_PullLaver_Packet</w:t>
             </w:r>
             <w:proofErr w:type="spellEnd"/>
             <w:r>
@@ -34961,7 +35045,16 @@
                 <w:sz w:val="20"/>
                 <w:szCs w:val="20"/>
               </w:rPr>
-              <w:t xml:space="preserve">과 </w:t>
+              <w:t xml:space="preserve">을 받으면 </w:t>
+            </w:r>
+            <w:r>
+              <w:rPr>
+                <w:rFonts w:ascii="나눔고딕" w:eastAsia="나눔고딕" w:hAnsi="나눔고딕" w:hint="eastAsia"/>
+                <w:color w:val="000000" w:themeColor="text1"/>
+                <w:sz w:val="20"/>
+                <w:szCs w:val="20"/>
+              </w:rPr>
+              <w:t xml:space="preserve">연출(방 모델을 바꿈, 카메라 </w:t>
             </w:r>
             <w:proofErr w:type="spellStart"/>
             <w:r>
@@ -34971,7 +35064,7 @@
                 <w:sz w:val="20"/>
                 <w:szCs w:val="20"/>
               </w:rPr>
-              <w:t>S_CreateCubes_Packet</w:t>
+              <w:t>무빙이나</w:t>
             </w:r>
             <w:proofErr w:type="spellEnd"/>
             <w:r>
@@ -34981,27 +35074,104 @@
                 <w:sz w:val="20"/>
                 <w:szCs w:val="20"/>
               </w:rPr>
-              <w:t xml:space="preserve">과 </w:t>
+              <w:t xml:space="preserve"> 로딩 중 화면 보여주</w:t>
+            </w:r>
+            <w:r>
+              <w:rPr>
+                <w:rFonts w:ascii="나눔고딕" w:eastAsia="나눔고딕" w:hAnsi="나눔고딕" w:hint="eastAsia"/>
+                <w:color w:val="000000" w:themeColor="text1"/>
+                <w:sz w:val="20"/>
+                <w:szCs w:val="20"/>
+              </w:rPr>
+              <w:t>고, 움직이지 못하도록 ~)</w:t>
+            </w:r>
+          </w:p>
+          <w:p>
+            <w:pPr>
+              <w:rPr>
+                <w:rFonts w:ascii="나눔고딕" w:eastAsia="나눔고딕" w:hAnsi="나눔고딕"/>
+                <w:color w:val="000000" w:themeColor="text1"/>
+                <w:sz w:val="20"/>
+                <w:szCs w:val="20"/>
+              </w:rPr>
+            </w:pPr>
+          </w:p>
+          <w:p>
+            <w:pPr>
+              <w:rPr>
+                <w:rFonts w:ascii="나눔고딕" w:eastAsia="나눔고딕" w:hAnsi="나눔고딕"/>
+                <w:color w:val="FF66FF"/>
+                <w:sz w:val="20"/>
+                <w:szCs w:val="20"/>
+              </w:rPr>
+            </w:pPr>
+            <w:r>
+              <w:rPr>
+                <w:rFonts w:ascii="나눔고딕" w:eastAsia="나눔고딕" w:hAnsi="나눔고딕" w:hint="eastAsia"/>
+                <w:color w:val="FF66FF"/>
+                <w:sz w:val="20"/>
+                <w:szCs w:val="20"/>
+              </w:rPr>
+              <w:t xml:space="preserve">=&gt;연출 끝나고 기지 방 문 닫힘으로 해놓기. 모델을 바꿔도 되고 애니메이션으로 해도 </w:t>
+            </w:r>
+            <w:proofErr w:type="gramStart"/>
+            <w:r>
+              <w:rPr>
+                <w:rFonts w:ascii="나눔고딕" w:eastAsia="나눔고딕" w:hAnsi="나눔고딕" w:hint="eastAsia"/>
+                <w:color w:val="FF66FF"/>
+                <w:sz w:val="20"/>
+                <w:szCs w:val="20"/>
+              </w:rPr>
+              <w:t>되고..</w:t>
+            </w:r>
+            <w:proofErr w:type="gramEnd"/>
+            <w:r>
+              <w:rPr>
+                <w:rFonts w:ascii="나눔고딕" w:eastAsia="나눔고딕" w:hAnsi="나눔고딕" w:hint="eastAsia"/>
+                <w:color w:val="FF66FF"/>
+                <w:sz w:val="20"/>
+                <w:szCs w:val="20"/>
+              </w:rPr>
+              <w:t xml:space="preserve"> 이건 맘대로.</w:t>
+            </w:r>
+          </w:p>
+          <w:p>
+            <w:pPr>
+              <w:rPr>
+                <w:rFonts w:ascii="나눔고딕" w:eastAsia="나눔고딕" w:hAnsi="나눔고딕" w:hint="eastAsia"/>
+                <w:color w:val="000000" w:themeColor="text1"/>
+                <w:sz w:val="20"/>
+                <w:szCs w:val="20"/>
+              </w:rPr>
+            </w:pPr>
+            <w:r>
+              <w:rPr>
+                <w:rFonts w:ascii="나눔고딕" w:eastAsia="나눔고딕" w:hAnsi="나눔고딕" w:hint="eastAsia"/>
+                <w:color w:val="FF66FF"/>
+                <w:sz w:val="20"/>
+                <w:szCs w:val="20"/>
+              </w:rPr>
+              <w:t xml:space="preserve">그리고 정비 끝나고 플레이어가 다시 레버를 당기면 </w:t>
             </w:r>
             <w:proofErr w:type="spellStart"/>
             <w:r>
               <w:rPr>
                 <w:rFonts w:ascii="나눔고딕" w:eastAsia="나눔고딕" w:hAnsi="나눔고딕" w:hint="eastAsia"/>
-                <w:color w:val="000000" w:themeColor="text1"/>
-                <w:sz w:val="20"/>
-                <w:szCs w:val="20"/>
-              </w:rPr>
-              <w:t>S_Move_Packet</w:t>
+                <w:color w:val="FF66FF"/>
+                <w:sz w:val="20"/>
+                <w:szCs w:val="20"/>
+              </w:rPr>
+              <w:t>S_StartStage</w:t>
             </w:r>
             <w:proofErr w:type="spellEnd"/>
             <w:r>
               <w:rPr>
                 <w:rFonts w:ascii="나눔고딕" w:eastAsia="나눔고딕" w:hAnsi="나눔고딕" w:hint="eastAsia"/>
-                <w:color w:val="000000" w:themeColor="text1"/>
-                <w:sz w:val="20"/>
-                <w:szCs w:val="20"/>
-              </w:rPr>
-              <w:t xml:space="preserve"> 송신</w:t>
+                <w:color w:val="FF66FF"/>
+                <w:sz w:val="20"/>
+                <w:szCs w:val="20"/>
+              </w:rPr>
+              <w:t xml:space="preserve"> 패킷 보내고 로딩 화면 띄우기</w:t>
             </w:r>
           </w:p>
         </w:tc>
@@ -35027,7 +35197,7 @@
                 <w:sz w:val="20"/>
                 <w:szCs w:val="20"/>
               </w:rPr>
-              <w:t>5</w:t>
+              <w:t>4</w:t>
             </w:r>
           </w:p>
         </w:tc>
@@ -35050,7 +35220,23 @@
                 <w:sz w:val="20"/>
                 <w:szCs w:val="20"/>
               </w:rPr>
-              <w:t>Client</w:t>
+              <w:t xml:space="preserve">Server </w:t>
+            </w:r>
+            <w:r>
+              <w:rPr>
+                <w:rFonts w:ascii="나눔고딕" w:eastAsia="나눔고딕" w:hAnsi="나눔고딕" w:hint="eastAsia"/>
+                <w:sz w:val="20"/>
+                <w:szCs w:val="20"/>
+              </w:rPr>
+              <w:t>→</w:t>
+            </w:r>
+            <w:r>
+              <w:rPr>
+                <w:rFonts w:ascii="나눔고딕" w:eastAsia="나눔고딕" w:hAnsi="나눔고딕" w:hint="eastAsia"/>
+                <w:sz w:val="20"/>
+                <w:szCs w:val="20"/>
+              </w:rPr>
+              <w:t xml:space="preserve"> Client</w:t>
             </w:r>
           </w:p>
         </w:tc>
@@ -35067,6 +35253,7 @@
                 <w:szCs w:val="20"/>
               </w:rPr>
             </w:pPr>
+            <w:proofErr w:type="spellStart"/>
             <w:r>
               <w:rPr>
                 <w:rFonts w:ascii="나눔고딕" w:eastAsia="나눔고딕" w:hAnsi="나눔고딕" w:hint="eastAsia"/>
@@ -35074,7 +35261,17 @@
                 <w:sz w:val="20"/>
                 <w:szCs w:val="20"/>
               </w:rPr>
-              <w:t xml:space="preserve">- </w:t>
+              <w:t>S_GoNextStage_Packet</w:t>
+            </w:r>
+            <w:proofErr w:type="spellEnd"/>
+            <w:r>
+              <w:rPr>
+                <w:rFonts w:ascii="나눔고딕" w:eastAsia="나눔고딕" w:hAnsi="나눔고딕" w:hint="eastAsia"/>
+                <w:color w:val="000000" w:themeColor="text1"/>
+                <w:sz w:val="20"/>
+                <w:szCs w:val="20"/>
+              </w:rPr>
+              <w:t xml:space="preserve">과 </w:t>
             </w:r>
             <w:proofErr w:type="spellStart"/>
             <w:r>
@@ -35084,7 +35281,7 @@
                 <w:sz w:val="20"/>
                 <w:szCs w:val="20"/>
               </w:rPr>
-              <w:t>S_GoNextStage_Packet</w:t>
+              <w:t>S_CreateCubes_Packet</w:t>
             </w:r>
             <w:proofErr w:type="spellEnd"/>
             <w:r>
@@ -35094,7 +35291,7 @@
                 <w:sz w:val="20"/>
                 <w:szCs w:val="20"/>
               </w:rPr>
-              <w:t>을 받으면 기존 스테이지 정리(</w:t>
+              <w:t xml:space="preserve">과 </w:t>
             </w:r>
             <w:proofErr w:type="spellStart"/>
             <w:r>
@@ -35104,7 +35301,7 @@
                 <w:sz w:val="20"/>
                 <w:szCs w:val="20"/>
               </w:rPr>
-              <w:t>MainEntrance</w:t>
+              <w:t>S_Move_Packet</w:t>
             </w:r>
             <w:proofErr w:type="spellEnd"/>
             <w:r>
@@ -35114,7 +35311,7 @@
                 <w:sz w:val="20"/>
                 <w:szCs w:val="20"/>
               </w:rPr>
-              <w:t>는 남기는 건가??? 이거 남기면 여기 빼고 삭제하고, 플레이어 위치 보정 안 해도 됨)</w:t>
+              <w:t xml:space="preserve"> 송신</w:t>
             </w:r>
           </w:p>
           <w:p>
@@ -35126,39 +35323,103 @@
                 <w:szCs w:val="20"/>
               </w:rPr>
             </w:pPr>
-            <w:r>
-              <w:rPr>
-                <w:rFonts w:ascii="나눔고딕" w:eastAsia="나눔고딕" w:hAnsi="나눔고딕" w:hint="eastAsia"/>
-                <w:color w:val="000000" w:themeColor="text1"/>
-                <w:sz w:val="20"/>
-                <w:szCs w:val="20"/>
-              </w:rPr>
-              <w:t xml:space="preserve">- </w:t>
-            </w:r>
-            <w:proofErr w:type="spellStart"/>
-            <w:r>
-              <w:rPr>
-                <w:rFonts w:ascii="나눔고딕" w:eastAsia="나눔고딕" w:hAnsi="나눔고딕" w:hint="eastAsia"/>
-                <w:color w:val="000000" w:themeColor="text1"/>
-                <w:sz w:val="20"/>
-                <w:szCs w:val="20"/>
-              </w:rPr>
-              <w:t>S_CreateCubes_Packet</w:t>
-            </w:r>
-            <w:proofErr w:type="spellEnd"/>
-            <w:r>
-              <w:rPr>
-                <w:rFonts w:ascii="나눔고딕" w:eastAsia="나눔고딕" w:hAnsi="나눔고딕" w:hint="eastAsia"/>
-                <w:color w:val="000000" w:themeColor="text1"/>
-                <w:sz w:val="20"/>
-                <w:szCs w:val="20"/>
-              </w:rPr>
-              <w:t>을 받으면 새로운 큐브 생성</w:t>
-            </w:r>
           </w:p>
           <w:p>
             <w:pPr>
               <w:rPr>
+                <w:rFonts w:ascii="나눔고딕" w:eastAsia="나눔고딕" w:hAnsi="나눔고딕" w:hint="eastAsia"/>
+                <w:color w:val="000000" w:themeColor="text1"/>
+                <w:sz w:val="20"/>
+                <w:szCs w:val="20"/>
+              </w:rPr>
+            </w:pPr>
+            <w:r>
+              <w:rPr>
+                <w:rFonts w:ascii="나눔고딕" w:eastAsia="나눔고딕" w:hAnsi="나눔고딕" w:hint="eastAsia"/>
+                <w:color w:val="FF66FF"/>
+                <w:sz w:val="20"/>
+                <w:szCs w:val="20"/>
+              </w:rPr>
+              <w:t>=&gt;</w:t>
+            </w:r>
+            <w:proofErr w:type="spellStart"/>
+            <w:r>
+              <w:rPr>
+                <w:rFonts w:ascii="나눔고딕" w:eastAsia="나눔고딕" w:hAnsi="나눔고딕" w:hint="eastAsia"/>
+                <w:color w:val="FF66FF"/>
+                <w:sz w:val="20"/>
+                <w:szCs w:val="20"/>
+              </w:rPr>
+              <w:t>S_StartStage</w:t>
+            </w:r>
+            <w:proofErr w:type="spellEnd"/>
+            <w:r>
+              <w:rPr>
+                <w:rFonts w:ascii="나눔고딕" w:eastAsia="나눔고딕" w:hAnsi="나눔고딕" w:hint="eastAsia"/>
+                <w:color w:val="FF66FF"/>
+                <w:sz w:val="20"/>
+                <w:szCs w:val="20"/>
+              </w:rPr>
+              <w:t xml:space="preserve"> 패킷 받으면 모든 클라이언트에게 알리고 방 재생성 후 정보 보내기</w:t>
+            </w:r>
+          </w:p>
+        </w:tc>
+      </w:tr>
+      <w:tr>
+        <w:tc>
+          <w:tcPr>
+            <w:tcW w:w="709" w:type="dxa"/>
+            <w:shd w:val="clear" w:color="auto" w:fill="FFFFFF" w:themeFill="background1"/>
+          </w:tcPr>
+          <w:p>
+            <w:pPr>
+              <w:jc w:val="center"/>
+              <w:rPr>
+                <w:rFonts w:ascii="나눔고딕" w:eastAsia="나눔고딕" w:hAnsi="나눔고딕"/>
+                <w:sz w:val="20"/>
+                <w:szCs w:val="20"/>
+              </w:rPr>
+            </w:pPr>
+            <w:r>
+              <w:rPr>
+                <w:rFonts w:ascii="나눔고딕" w:eastAsia="나눔고딕" w:hAnsi="나눔고딕" w:hint="eastAsia"/>
+                <w:sz w:val="20"/>
+                <w:szCs w:val="20"/>
+              </w:rPr>
+              <w:t>5</w:t>
+            </w:r>
+          </w:p>
+        </w:tc>
+        <w:tc>
+          <w:tcPr>
+            <w:tcW w:w="1701" w:type="dxa"/>
+          </w:tcPr>
+          <w:p>
+            <w:pPr>
+              <w:jc w:val="center"/>
+              <w:rPr>
+                <w:rFonts w:ascii="나눔고딕" w:eastAsia="나눔고딕" w:hAnsi="나눔고딕"/>
+                <w:sz w:val="20"/>
+                <w:szCs w:val="20"/>
+              </w:rPr>
+            </w:pPr>
+            <w:r>
+              <w:rPr>
+                <w:rFonts w:ascii="나눔고딕" w:eastAsia="나눔고딕" w:hAnsi="나눔고딕" w:hint="eastAsia"/>
+                <w:sz w:val="20"/>
+                <w:szCs w:val="20"/>
+              </w:rPr>
+              <w:t>Client</w:t>
+            </w:r>
+          </w:p>
+        </w:tc>
+        <w:tc>
+          <w:tcPr>
+            <w:tcW w:w="7938" w:type="dxa"/>
+          </w:tcPr>
+          <w:p>
+            <w:pPr>
+              <w:rPr>
                 <w:rFonts w:ascii="나눔고딕" w:eastAsia="나눔고딕" w:hAnsi="나눔고딕"/>
                 <w:color w:val="000000" w:themeColor="text1"/>
                 <w:sz w:val="20"/>
@@ -35182,6 +35443,104 @@
                 <w:sz w:val="20"/>
                 <w:szCs w:val="20"/>
               </w:rPr>
+              <w:t>S_GoNextStage_Packet</w:t>
+            </w:r>
+            <w:proofErr w:type="spellEnd"/>
+            <w:r>
+              <w:rPr>
+                <w:rFonts w:ascii="나눔고딕" w:eastAsia="나눔고딕" w:hAnsi="나눔고딕" w:hint="eastAsia"/>
+                <w:color w:val="000000" w:themeColor="text1"/>
+                <w:sz w:val="20"/>
+                <w:szCs w:val="20"/>
+              </w:rPr>
+              <w:t>을 받으면 기존 스테이지 정리(</w:t>
+            </w:r>
+            <w:proofErr w:type="spellStart"/>
+            <w:r>
+              <w:rPr>
+                <w:rFonts w:ascii="나눔고딕" w:eastAsia="나눔고딕" w:hAnsi="나눔고딕" w:hint="eastAsia"/>
+                <w:color w:val="000000" w:themeColor="text1"/>
+                <w:sz w:val="20"/>
+                <w:szCs w:val="20"/>
+              </w:rPr>
+              <w:t>MainEntrance</w:t>
+            </w:r>
+            <w:proofErr w:type="spellEnd"/>
+            <w:r>
+              <w:rPr>
+                <w:rFonts w:ascii="나눔고딕" w:eastAsia="나눔고딕" w:hAnsi="나눔고딕" w:hint="eastAsia"/>
+                <w:color w:val="000000" w:themeColor="text1"/>
+                <w:sz w:val="20"/>
+                <w:szCs w:val="20"/>
+              </w:rPr>
+              <w:t>는 남기는 건가??? 이거 남기면 여기 빼고 삭제하고, 플레이어 위치 보정 안 해도 됨)</w:t>
+            </w:r>
+          </w:p>
+          <w:p>
+            <w:pPr>
+              <w:rPr>
+                <w:rFonts w:ascii="나눔고딕" w:eastAsia="나눔고딕" w:hAnsi="나눔고딕"/>
+                <w:color w:val="000000" w:themeColor="text1"/>
+                <w:sz w:val="20"/>
+                <w:szCs w:val="20"/>
+              </w:rPr>
+            </w:pPr>
+            <w:r>
+              <w:rPr>
+                <w:rFonts w:ascii="나눔고딕" w:eastAsia="나눔고딕" w:hAnsi="나눔고딕" w:hint="eastAsia"/>
+                <w:color w:val="000000" w:themeColor="text1"/>
+                <w:sz w:val="20"/>
+                <w:szCs w:val="20"/>
+              </w:rPr>
+              <w:t xml:space="preserve">- </w:t>
+            </w:r>
+            <w:proofErr w:type="spellStart"/>
+            <w:r>
+              <w:rPr>
+                <w:rFonts w:ascii="나눔고딕" w:eastAsia="나눔고딕" w:hAnsi="나눔고딕" w:hint="eastAsia"/>
+                <w:color w:val="000000" w:themeColor="text1"/>
+                <w:sz w:val="20"/>
+                <w:szCs w:val="20"/>
+              </w:rPr>
+              <w:t>S_CreateCubes_Packet</w:t>
+            </w:r>
+            <w:proofErr w:type="spellEnd"/>
+            <w:r>
+              <w:rPr>
+                <w:rFonts w:ascii="나눔고딕" w:eastAsia="나눔고딕" w:hAnsi="나눔고딕" w:hint="eastAsia"/>
+                <w:color w:val="000000" w:themeColor="text1"/>
+                <w:sz w:val="20"/>
+                <w:szCs w:val="20"/>
+              </w:rPr>
+              <w:t>을 받으면 새로운 큐브 생성</w:t>
+            </w:r>
+          </w:p>
+          <w:p>
+            <w:pPr>
+              <w:rPr>
+                <w:rFonts w:ascii="나눔고딕" w:eastAsia="나눔고딕" w:hAnsi="나눔고딕"/>
+                <w:color w:val="000000" w:themeColor="text1"/>
+                <w:sz w:val="20"/>
+                <w:szCs w:val="20"/>
+              </w:rPr>
+            </w:pPr>
+            <w:r>
+              <w:rPr>
+                <w:rFonts w:ascii="나눔고딕" w:eastAsia="나눔고딕" w:hAnsi="나눔고딕" w:hint="eastAsia"/>
+                <w:color w:val="000000" w:themeColor="text1"/>
+                <w:sz w:val="20"/>
+                <w:szCs w:val="20"/>
+              </w:rPr>
+              <w:t xml:space="preserve">- </w:t>
+            </w:r>
+            <w:proofErr w:type="spellStart"/>
+            <w:r>
+              <w:rPr>
+                <w:rFonts w:ascii="나눔고딕" w:eastAsia="나눔고딕" w:hAnsi="나눔고딕" w:hint="eastAsia"/>
+                <w:color w:val="000000" w:themeColor="text1"/>
+                <w:sz w:val="20"/>
+                <w:szCs w:val="20"/>
+              </w:rPr>
               <w:t>S_MovePacket</w:t>
             </w:r>
             <w:proofErr w:type="spellEnd"/>
@@ -35193,6 +35552,35 @@
                 <w:szCs w:val="20"/>
               </w:rPr>
               <w:t>을 받으면 플레이어의 위치 보정</w:t>
+            </w:r>
+          </w:p>
+          <w:p>
+            <w:pPr>
+              <w:rPr>
+                <w:rFonts w:ascii="나눔고딕" w:eastAsia="나눔고딕" w:hAnsi="나눔고딕"/>
+                <w:color w:val="000000" w:themeColor="text1"/>
+                <w:sz w:val="20"/>
+                <w:szCs w:val="20"/>
+              </w:rPr>
+            </w:pPr>
+          </w:p>
+          <w:p>
+            <w:pPr>
+              <w:rPr>
+                <w:rFonts w:ascii="나눔고딕" w:eastAsia="나눔고딕" w:hAnsi="나눔고딕" w:hint="eastAsia"/>
+                <w:color w:val="000000" w:themeColor="text1"/>
+                <w:sz w:val="20"/>
+                <w:szCs w:val="20"/>
+              </w:rPr>
+            </w:pPr>
+            <w:r>
+              <w:rPr>
+                <w:rFonts w:ascii="나눔고딕" w:eastAsia="나눔고딕" w:hAnsi="나눔고딕" w:hint="eastAsia"/>
+                <w:color w:val="FF66FF"/>
+                <w:sz w:val="20"/>
+                <w:szCs w:val="20"/>
+              </w:rPr>
+              <w:t>=&gt;방 생성 정보를 받고 전부 다 배치 완료했으면 로딩화면 끝내고 기지 문 열어주기</w:t>
             </w:r>
           </w:p>
         </w:tc>
@@ -35425,6 +35813,64 @@
               <w:t xml:space="preserve"> 송신</w:t>
             </w:r>
           </w:p>
+          <w:p>
+            <w:pPr>
+              <w:rPr>
+                <w:rFonts w:ascii="나눔고딕" w:eastAsia="나눔고딕" w:hAnsi="나눔고딕"/>
+                <w:color w:val="000000" w:themeColor="text1"/>
+                <w:sz w:val="20"/>
+                <w:szCs w:val="20"/>
+              </w:rPr>
+            </w:pPr>
+          </w:p>
+          <w:p>
+            <w:pPr>
+              <w:rPr>
+                <w:rFonts w:ascii="나눔고딕" w:eastAsia="나눔고딕" w:hAnsi="나눔고딕" w:hint="eastAsia"/>
+                <w:color w:val="000000" w:themeColor="text1"/>
+                <w:sz w:val="20"/>
+                <w:szCs w:val="20"/>
+              </w:rPr>
+            </w:pPr>
+            <w:r>
+              <w:rPr>
+                <w:rFonts w:ascii="나눔고딕" w:eastAsia="나눔고딕" w:hAnsi="나눔고딕" w:hint="eastAsia"/>
+                <w:color w:val="FF66FF"/>
+                <w:sz w:val="20"/>
+                <w:szCs w:val="20"/>
+              </w:rPr>
+              <w:t xml:space="preserve">=&gt;몬스터는 공격당하면 그냥 바로 </w:t>
+            </w:r>
+            <w:proofErr w:type="spellStart"/>
+            <w:r>
+              <w:rPr>
+                <w:rFonts w:ascii="나눔고딕" w:eastAsia="나눔고딕" w:hAnsi="나눔고딕" w:hint="eastAsia"/>
+                <w:color w:val="FF66FF"/>
+                <w:sz w:val="20"/>
+                <w:szCs w:val="20"/>
+              </w:rPr>
+              <w:t>UpdateObjectState</w:t>
+            </w:r>
+            <w:proofErr w:type="spellEnd"/>
+            <w:r>
+              <w:rPr>
+                <w:rFonts w:ascii="나눔고딕" w:eastAsia="나눔고딕" w:hAnsi="나눔고딕" w:hint="eastAsia"/>
+                <w:color w:val="FF66FF"/>
+                <w:sz w:val="20"/>
+                <w:szCs w:val="20"/>
+              </w:rPr>
+              <w:t>로 보냅니다</w:t>
+            </w:r>
+            <w:r>
+              <w:rPr>
+                <w:rFonts w:ascii="나눔고딕" w:eastAsia="나눔고딕" w:hAnsi="나눔고딕" w:hint="eastAsia"/>
+                <w:color w:val="FF66FF"/>
+                <w:sz w:val="20"/>
+                <w:szCs w:val="20"/>
+              </w:rPr>
+              <w:t>.</w:t>
+            </w:r>
+          </w:p>
         </w:tc>
       </w:tr>
       <w:tr>
@@ -35482,7 +35928,7 @@
           <w:p>
             <w:pPr>
               <w:rPr>
-                <w:rFonts w:ascii="나눔고딕" w:eastAsia="나눔고딕" w:hAnsi="나눔고딕"/>
+                <w:rFonts w:ascii="나눔고딕" w:eastAsia="나눔고딕" w:hAnsi="나눔고딕" w:hint="eastAsia"/>
                 <w:color w:val="000000" w:themeColor="text1"/>
                 <w:sz w:val="20"/>
                 <w:szCs w:val="20"/>
@@ -35730,7 +36176,7 @@
 </file>
 
 <file path=word/endnotes.xml><?xml version="1.0" encoding="utf-8"?>
-<w:endnotes xmlns:wpc="http://schemas.microsoft.com/office/word/2010/wordprocessingCanvas" xmlns:cx="http://schemas.microsoft.com/office/drawing/2014/chartex" xmlns:cx1="http://schemas.microsoft.com/office/drawing/2015/9/8/chartex" xmlns:cx2="http://schemas.microsoft.com/office/drawing/2015/10/21/chartex" xmlns:cx3="http://schemas.microsoft.com/office/drawing/2016/5/9/chartex" xmlns:cx4="http://schemas.microsoft.com/office/drawing/2016/5/10/chartex" xmlns:cx5="http://schemas.microsoft.com/office/drawing/2016/5/11/chartex" xmlns:cx6="http://schemas.microsoft.com/office/drawing/2016/5/12/chartex" xmlns:cx7="http://schemas.microsoft.com/office/drawing/2016/5/13/chartex" xmlns:cx8="http://schemas.microsoft.com/office/drawing/2016/5/14/chartex" xmlns:mc="http://schemas.openxmlformats.org/markup-compatibility/2006" xmlns:aink="http://schemas.microsoft.com/office/drawing/2016/ink" xmlns:am3d="http://schemas.microsoft.com/office/drawing/2017/model3d" xmlns:o="urn:schemas-microsoft-com:office:office" xmlns:oel="http://schemas.microsoft.com/office/2019/extlst" xmlns:r="http://schemas.openxmlformats.org/officeDocument/2006/relationships" xmlns:m="http://schemas.openxmlformats.org/officeDocument/2006/math" xmlns:v="urn:schemas-microsoft-com:vml" xmlns:wp14="http://schemas.microsoft.com/office/word/2010/wordprocessingDrawing" xmlns:wp="http://schemas.openxmlformats.org/drawingml/2006/wordprocessingDrawing" xmlns:w10="urn:schemas-microsoft-com:office:word" xmlns:w="http://schemas.openxmlformats.org/wordprocessingml/2006/main" xmlns:w14="http://schemas.microsoft.com/office/word/2010/wordml" xmlns:w15="http://schemas.microsoft.com/office/word/2012/wordml" xmlns:w16cex="http://schemas.microsoft.com/office/word/2018/wordml/cex" xmlns:w16cid="http://schemas.microsoft.com/office/word/2016/wordml/cid" xmlns:w16="http://schemas.microsoft.com/office/word/2018/wordml" xmlns:w16du="http://schemas.microsoft.com/office/word/2023/wordml/word16du" xmlns:w16sdtdh="http://schemas.microsoft.com/office/word/2020/wordml/sdtdatahash" xmlns:w16se="http://schemas.microsoft.com/office/word/2015/wordml/symex" xmlns:wpg="http://schemas.microsoft.com/office/word/2010/wordprocessingGroup" xmlns:wpi="http://schemas.microsoft.com/office/word/2010/wordprocessingInk" xmlns:wne="http://schemas.microsoft.com/office/word/2006/wordml" xmlns:wps="http://schemas.microsoft.com/office/word/2010/wordprocessingShape" mc:Ignorable="w14 w15 w16se w16cid w16 w16cex w16sdtdh w16du wp14">
+<w:endnotes xmlns:wpc="http://schemas.microsoft.com/office/word/2010/wordprocessingCanvas" xmlns:cx="http://schemas.microsoft.com/office/drawing/2014/chartex" xmlns:cx1="http://schemas.microsoft.com/office/drawing/2015/9/8/chartex" xmlns:cx2="http://schemas.microsoft.com/office/drawing/2015/10/21/chartex" xmlns:cx3="http://schemas.microsoft.com/office/drawing/2016/5/9/chartex" xmlns:cx4="http://schemas.microsoft.com/office/drawing/2016/5/10/chartex" xmlns:cx5="http://schemas.microsoft.com/office/drawing/2016/5/11/chartex" xmlns:cx6="http://schemas.microsoft.com/office/drawing/2016/5/12/chartex" xmlns:cx7="http://schemas.microsoft.com/office/drawing/2016/5/13/chartex" xmlns:cx8="http://schemas.microsoft.com/office/drawing/2016/5/14/chartex" xmlns:mc="http://schemas.openxmlformats.org/markup-compatibility/2006" xmlns:aink="http://schemas.microsoft.com/office/drawing/2016/ink" xmlns:am3d="http://schemas.microsoft.com/office/drawing/2017/model3d" xmlns:o="urn:schemas-microsoft-com:office:office" xmlns:oel="http://schemas.microsoft.com/office/2019/extlst" xmlns:r="http://schemas.openxmlformats.org/officeDocument/2006/relationships" xmlns:m="http://schemas.openxmlformats.org/officeDocument/2006/math" xmlns:v="urn:schemas-microsoft-com:vml" xmlns:wp14="http://schemas.microsoft.com/office/word/2010/wordprocessingDrawing" xmlns:wp="http://schemas.openxmlformats.org/drawingml/2006/wordprocessingDrawing" xmlns:w10="urn:schemas-microsoft-com:office:word" xmlns:w="http://schemas.openxmlformats.org/wordprocessingml/2006/main" xmlns:w14="http://schemas.microsoft.com/office/word/2010/wordml" xmlns:w15="http://schemas.microsoft.com/office/word/2012/wordml" xmlns:w16cex="http://schemas.microsoft.com/office/word/2018/wordml/cex" xmlns:w16cid="http://schemas.microsoft.com/office/word/2016/wordml/cid" xmlns:w16="http://schemas.microsoft.com/office/word/2018/wordml" xmlns:w16du="http://schemas.microsoft.com/office/word/2023/wordml/word16du" xmlns:w16sdtdh="http://schemas.microsoft.com/office/word/2020/wordml/sdtdatahash" xmlns:w16sdtfl="http://schemas.microsoft.com/office/word/2024/wordml/sdtformatlock" xmlns:w16se="http://schemas.microsoft.com/office/word/2015/wordml/symex" xmlns:wpg="http://schemas.microsoft.com/office/word/2010/wordprocessingGroup" xmlns:wpi="http://schemas.microsoft.com/office/word/2010/wordprocessingInk" xmlns:wne="http://schemas.microsoft.com/office/word/2006/wordml" xmlns:wps="http://schemas.microsoft.com/office/word/2010/wordprocessingShape" mc:Ignorable="w14 w15 w16se w16cid w16 w16cex w16sdtdh w16sdtfl w16du wp14">
   <w:endnote w:type="separator" w:id="-1">
     <w:p>
       <w:pPr>
@@ -35755,7 +36201,7 @@
 </file>
 
 <file path=word/footer1.xml><?xml version="1.0" encoding="utf-8"?>
-<w:ftr xmlns:wpc="http://schemas.microsoft.com/office/word/2010/wordprocessingCanvas" xmlns:cx="http://schemas.microsoft.com/office/drawing/2014/chartex" xmlns:cx1="http://schemas.microsoft.com/office/drawing/2015/9/8/chartex" xmlns:cx2="http://schemas.microsoft.com/office/drawing/2015/10/21/chartex" xmlns:cx3="http://schemas.microsoft.com/office/drawing/2016/5/9/chartex" xmlns:cx4="http://schemas.microsoft.com/office/drawing/2016/5/10/chartex" xmlns:cx5="http://schemas.microsoft.com/office/drawing/2016/5/11/chartex" xmlns:cx6="http://schemas.microsoft.com/office/drawing/2016/5/12/chartex" xmlns:cx7="http://schemas.microsoft.com/office/drawing/2016/5/13/chartex" xmlns:cx8="http://schemas.microsoft.com/office/drawing/2016/5/14/chartex" xmlns:mc="http://schemas.openxmlformats.org/markup-compatibility/2006" xmlns:aink="http://schemas.microsoft.com/office/drawing/2016/ink" xmlns:am3d="http://schemas.microsoft.com/office/drawing/2017/model3d" xmlns:o="urn:schemas-microsoft-com:office:office" xmlns:oel="http://schemas.microsoft.com/office/2019/extlst" xmlns:r="http://schemas.openxmlformats.org/officeDocument/2006/relationships" xmlns:m="http://schemas.openxmlformats.org/officeDocument/2006/math" xmlns:v="urn:schemas-microsoft-com:vml" xmlns:wp14="http://schemas.microsoft.com/office/word/2010/wordprocessingDrawing" xmlns:wp="http://schemas.openxmlformats.org/drawingml/2006/wordprocessingDrawing" xmlns:w10="urn:schemas-microsoft-com:office:word" xmlns:w="http://schemas.openxmlformats.org/wordprocessingml/2006/main" xmlns:w14="http://schemas.microsoft.com/office/word/2010/wordml" xmlns:w15="http://schemas.microsoft.com/office/word/2012/wordml" xmlns:w16cex="http://schemas.microsoft.com/office/word/2018/wordml/cex" xmlns:w16cid="http://schemas.microsoft.com/office/word/2016/wordml/cid" xmlns:w16="http://schemas.microsoft.com/office/word/2018/wordml" xmlns:w16du="http://schemas.microsoft.com/office/word/2023/wordml/word16du" xmlns:w16sdtdh="http://schemas.microsoft.com/office/word/2020/wordml/sdtdatahash" xmlns:w16se="http://schemas.microsoft.com/office/word/2015/wordml/symex" xmlns:wpg="http://schemas.microsoft.com/office/word/2010/wordprocessingGroup" xmlns:wpi="http://schemas.microsoft.com/office/word/2010/wordprocessingInk" xmlns:wne="http://schemas.microsoft.com/office/word/2006/wordml" xmlns:wps="http://schemas.microsoft.com/office/word/2010/wordprocessingShape" mc:Ignorable="w14 w15 w16se w16cid w16 w16cex w16sdtdh w16du wp14">
+<w:ftr xmlns:wpc="http://schemas.microsoft.com/office/word/2010/wordprocessingCanvas" xmlns:cx="http://schemas.microsoft.com/office/drawing/2014/chartex" xmlns:cx1="http://schemas.microsoft.com/office/drawing/2015/9/8/chartex" xmlns:cx2="http://schemas.microsoft.com/office/drawing/2015/10/21/chartex" xmlns:cx3="http://schemas.microsoft.com/office/drawing/2016/5/9/chartex" xmlns:cx4="http://schemas.microsoft.com/office/drawing/2016/5/10/chartex" xmlns:cx5="http://schemas.microsoft.com/office/drawing/2016/5/11/chartex" xmlns:cx6="http://schemas.microsoft.com/office/drawing/2016/5/12/chartex" xmlns:cx7="http://schemas.microsoft.com/office/drawing/2016/5/13/chartex" xmlns:cx8="http://schemas.microsoft.com/office/drawing/2016/5/14/chartex" xmlns:mc="http://schemas.openxmlformats.org/markup-compatibility/2006" xmlns:aink="http://schemas.microsoft.com/office/drawing/2016/ink" xmlns:am3d="http://schemas.microsoft.com/office/drawing/2017/model3d" xmlns:o="urn:schemas-microsoft-com:office:office" xmlns:oel="http://schemas.microsoft.com/office/2019/extlst" xmlns:r="http://schemas.openxmlformats.org/officeDocument/2006/relationships" xmlns:m="http://schemas.openxmlformats.org/officeDocument/2006/math" xmlns:v="urn:schemas-microsoft-com:vml" xmlns:wp14="http://schemas.microsoft.com/office/word/2010/wordprocessingDrawing" xmlns:wp="http://schemas.openxmlformats.org/drawingml/2006/wordprocessingDrawing" xmlns:w10="urn:schemas-microsoft-com:office:word" xmlns:w="http://schemas.openxmlformats.org/wordprocessingml/2006/main" xmlns:w14="http://schemas.microsoft.com/office/word/2010/wordml" xmlns:w15="http://schemas.microsoft.com/office/word/2012/wordml" xmlns:w16cex="http://schemas.microsoft.com/office/word/2018/wordml/cex" xmlns:w16cid="http://schemas.microsoft.com/office/word/2016/wordml/cid" xmlns:w16="http://schemas.microsoft.com/office/word/2018/wordml" xmlns:w16du="http://schemas.microsoft.com/office/word/2023/wordml/word16du" xmlns:w16sdtdh="http://schemas.microsoft.com/office/word/2020/wordml/sdtdatahash" xmlns:w16sdtfl="http://schemas.microsoft.com/office/word/2024/wordml/sdtformatlock" xmlns:w16se="http://schemas.microsoft.com/office/word/2015/wordml/symex" xmlns:wpg="http://schemas.microsoft.com/office/word/2010/wordprocessingGroup" xmlns:wpi="http://schemas.microsoft.com/office/word/2010/wordprocessingInk" xmlns:wne="http://schemas.microsoft.com/office/word/2006/wordml" xmlns:wps="http://schemas.microsoft.com/office/word/2010/wordprocessingShape" mc:Ignorable="w14 w15 w16se w16cid w16 w16cex w16sdtdh w16sdtfl w16du wp14">
   <w:sdt>
     <w:sdtPr>
       <w:id w:val="-395980860"/>
@@ -35883,7 +36329,7 @@
 </file>
 
 <file path=word/footnotes.xml><?xml version="1.0" encoding="utf-8"?>
-<w:footnotes xmlns:wpc="http://schemas.microsoft.com/office/word/2010/wordprocessingCanvas" xmlns:cx="http://schemas.microsoft.com/office/drawing/2014/chartex" xmlns:cx1="http://schemas.microsoft.com/office/drawing/2015/9/8/chartex" xmlns:cx2="http://schemas.microsoft.com/office/drawing/2015/10/21/chartex" xmlns:cx3="http://schemas.microsoft.com/office/drawing/2016/5/9/chartex" xmlns:cx4="http://schemas.microsoft.com/office/drawing/2016/5/10/chartex" xmlns:cx5="http://schemas.microsoft.com/office/drawing/2016/5/11/chartex" xmlns:cx6="http://schemas.microsoft.com/office/drawing/2016/5/12/chartex" xmlns:cx7="http://schemas.microsoft.com/office/drawing/2016/5/13/chartex" xmlns:cx8="http://schemas.microsoft.com/office/drawing/2016/5/14/chartex" xmlns:mc="http://schemas.openxmlformats.org/markup-compatibility/2006" xmlns:aink="http://schemas.microsoft.com/office/drawing/2016/ink" xmlns:am3d="http://schemas.microsoft.com/office/drawing/2017/model3d" xmlns:o="urn:schemas-microsoft-com:office:office" xmlns:oel="http://schemas.microsoft.com/office/2019/extlst" xmlns:r="http://schemas.openxmlformats.org/officeDocument/2006/relationships" xmlns:m="http://schemas.openxmlformats.org/officeDocument/2006/math" xmlns:v="urn:schemas-microsoft-com:vml" xmlns:wp14="http://schemas.microsoft.com/office/word/2010/wordprocessingDrawing" xmlns:wp="http://schemas.openxmlformats.org/drawingml/2006/wordprocessingDrawing" xmlns:w10="urn:schemas-microsoft-com:office:word" xmlns:w="http://schemas.openxmlformats.org/wordprocessingml/2006/main" xmlns:w14="http://schemas.microsoft.com/office/word/2010/wordml" xmlns:w15="http://schemas.microsoft.com/office/word/2012/wordml" xmlns:w16cex="http://schemas.microsoft.com/office/word/2018/wordml/cex" xmlns:w16cid="http://schemas.microsoft.com/office/word/2016/wordml/cid" xmlns:w16="http://schemas.microsoft.com/office/word/2018/wordml" xmlns:w16du="http://schemas.microsoft.com/office/word/2023/wordml/word16du" xmlns:w16sdtdh="http://schemas.microsoft.com/office/word/2020/wordml/sdtdatahash" xmlns:w16se="http://schemas.microsoft.com/office/word/2015/wordml/symex" xmlns:wpg="http://schemas.microsoft.com/office/word/2010/wordprocessingGroup" xmlns:wpi="http://schemas.microsoft.com/office/word/2010/wordprocessingInk" xmlns:wne="http://schemas.microsoft.com/office/word/2006/wordml" xmlns:wps="http://schemas.microsoft.com/office/word/2010/wordprocessingShape" mc:Ignorable="w14 w15 w16se w16cid w16 w16cex w16sdtdh w16du wp14">
+<w:footnotes xmlns:wpc="http://schemas.microsoft.com/office/word/2010/wordprocessingCanvas" xmlns:cx="http://schemas.microsoft.com/office/drawing/2014/chartex" xmlns:cx1="http://schemas.microsoft.com/office/drawing/2015/9/8/chartex" xmlns:cx2="http://schemas.microsoft.com/office/drawing/2015/10/21/chartex" xmlns:cx3="http://schemas.microsoft.com/office/drawing/2016/5/9/chartex" xmlns:cx4="http://schemas.microsoft.com/office/drawing/2016/5/10/chartex" xmlns:cx5="http://schemas.microsoft.com/office/drawing/2016/5/11/chartex" xmlns:cx6="http://schemas.microsoft.com/office/drawing/2016/5/12/chartex" xmlns:cx7="http://schemas.microsoft.com/office/drawing/2016/5/13/chartex" xmlns:cx8="http://schemas.microsoft.com/office/drawing/2016/5/14/chartex" xmlns:mc="http://schemas.openxmlformats.org/markup-compatibility/2006" xmlns:aink="http://schemas.microsoft.com/office/drawing/2016/ink" xmlns:am3d="http://schemas.microsoft.com/office/drawing/2017/model3d" xmlns:o="urn:schemas-microsoft-com:office:office" xmlns:oel="http://schemas.microsoft.com/office/2019/extlst" xmlns:r="http://schemas.openxmlformats.org/officeDocument/2006/relationships" xmlns:m="http://schemas.openxmlformats.org/officeDocument/2006/math" xmlns:v="urn:schemas-microsoft-com:vml" xmlns:wp14="http://schemas.microsoft.com/office/word/2010/wordprocessingDrawing" xmlns:wp="http://schemas.openxmlformats.org/drawingml/2006/wordprocessingDrawing" xmlns:w10="urn:schemas-microsoft-com:office:word" xmlns:w="http://schemas.openxmlformats.org/wordprocessingml/2006/main" xmlns:w14="http://schemas.microsoft.com/office/word/2010/wordml" xmlns:w15="http://schemas.microsoft.com/office/word/2012/wordml" xmlns:w16cex="http://schemas.microsoft.com/office/word/2018/wordml/cex" xmlns:w16cid="http://schemas.microsoft.com/office/word/2016/wordml/cid" xmlns:w16="http://schemas.microsoft.com/office/word/2018/wordml" xmlns:w16du="http://schemas.microsoft.com/office/word/2023/wordml/word16du" xmlns:w16sdtdh="http://schemas.microsoft.com/office/word/2020/wordml/sdtdatahash" xmlns:w16sdtfl="http://schemas.microsoft.com/office/word/2024/wordml/sdtformatlock" xmlns:w16se="http://schemas.microsoft.com/office/word/2015/wordml/symex" xmlns:wpg="http://schemas.microsoft.com/office/word/2010/wordprocessingGroup" xmlns:wpi="http://schemas.microsoft.com/office/word/2010/wordprocessingInk" xmlns:wne="http://schemas.microsoft.com/office/word/2006/wordml" xmlns:wps="http://schemas.microsoft.com/office/word/2010/wordprocessingShape" mc:Ignorable="w14 w15 w16se w16cid w16 w16cex w16sdtdh w16sdtfl w16du wp14">
   <w:footnote w:type="separator" w:id="-1">
     <w:p>
       <w:pPr>
@@ -35908,7 +36354,7 @@
 </file>
 
 <file path=word/numbering.xml><?xml version="1.0" encoding="utf-8"?>
-<w:numbering xmlns:wpc="http://schemas.microsoft.com/office/word/2010/wordprocessingCanvas" xmlns:cx="http://schemas.microsoft.com/office/drawing/2014/chartex" xmlns:cx1="http://schemas.microsoft.com/office/drawing/2015/9/8/chartex" xmlns:cx2="http://schemas.microsoft.com/office/drawing/2015/10/21/chartex" xmlns:cx3="http://schemas.microsoft.com/office/drawing/2016/5/9/chartex" xmlns:cx4="http://schemas.microsoft.com/office/drawing/2016/5/10/chartex" xmlns:cx5="http://schemas.microsoft.com/office/drawing/2016/5/11/chartex" xmlns:cx6="http://schemas.microsoft.com/office/drawing/2016/5/12/chartex" xmlns:cx7="http://schemas.microsoft.com/office/drawing/2016/5/13/chartex" xmlns:cx8="http://schemas.microsoft.com/office/drawing/2016/5/14/chartex" xmlns:mc="http://schemas.openxmlformats.org/markup-compatibility/2006" xmlns:aink="http://schemas.microsoft.com/office/drawing/2016/ink" xmlns:am3d="http://schemas.microsoft.com/office/drawing/2017/model3d" xmlns:o="urn:schemas-microsoft-com:office:office" xmlns:oel="http://schemas.microsoft.com/office/2019/extlst" xmlns:r="http://schemas.openxmlformats.org/officeDocument/2006/relationships" xmlns:m="http://schemas.openxmlformats.org/officeDocument/2006/math" xmlns:v="urn:schemas-microsoft-com:vml" xmlns:wp14="http://schemas.microsoft.com/office/word/2010/wordprocessingDrawing" xmlns:wp="http://schemas.openxmlformats.org/drawingml/2006/wordprocessingDrawing" xmlns:w10="urn:schemas-microsoft-com:office:word" xmlns:w="http://schemas.openxmlformats.org/wordprocessingml/2006/main" xmlns:w14="http://schemas.microsoft.com/office/word/2010/wordml" xmlns:w15="http://schemas.microsoft.com/office/word/2012/wordml" xmlns:w16cex="http://schemas.microsoft.com/office/word/2018/wordml/cex" xmlns:w16cid="http://schemas.microsoft.com/office/word/2016/wordml/cid" xmlns:w16="http://schemas.microsoft.com/office/word/2018/wordml" xmlns:w16du="http://schemas.microsoft.com/office/word/2023/wordml/word16du" xmlns:w16sdtdh="http://schemas.microsoft.com/office/word/2020/wordml/sdtdatahash" xmlns:w16se="http://schemas.microsoft.com/office/word/2015/wordml/symex" xmlns:wpg="http://schemas.microsoft.com/office/word/2010/wordprocessingGroup" xmlns:wpi="http://schemas.microsoft.com/office/word/2010/wordprocessingInk" xmlns:wne="http://schemas.microsoft.com/office/word/2006/wordml" xmlns:wps="http://schemas.microsoft.com/office/word/2010/wordprocessingShape" mc:Ignorable="w14 w15 w16se w16cid w16 w16cex w16sdtdh w16du wp14">
+<w:numbering xmlns:wpc="http://schemas.microsoft.com/office/word/2010/wordprocessingCanvas" xmlns:cx="http://schemas.microsoft.com/office/drawing/2014/chartex" xmlns:cx1="http://schemas.microsoft.com/office/drawing/2015/9/8/chartex" xmlns:cx2="http://schemas.microsoft.com/office/drawing/2015/10/21/chartex" xmlns:cx3="http://schemas.microsoft.com/office/drawing/2016/5/9/chartex" xmlns:cx4="http://schemas.microsoft.com/office/drawing/2016/5/10/chartex" xmlns:cx5="http://schemas.microsoft.com/office/drawing/2016/5/11/chartex" xmlns:cx6="http://schemas.microsoft.com/office/drawing/2016/5/12/chartex" xmlns:cx7="http://schemas.microsoft.com/office/drawing/2016/5/13/chartex" xmlns:cx8="http://schemas.microsoft.com/office/drawing/2016/5/14/chartex" xmlns:mc="http://schemas.openxmlformats.org/markup-compatibility/2006" xmlns:aink="http://schemas.microsoft.com/office/drawing/2016/ink" xmlns:am3d="http://schemas.microsoft.com/office/drawing/2017/model3d" xmlns:o="urn:schemas-microsoft-com:office:office" xmlns:oel="http://schemas.microsoft.com/office/2019/extlst" xmlns:r="http://schemas.openxmlformats.org/officeDocument/2006/relationships" xmlns:m="http://schemas.openxmlformats.org/officeDocument/2006/math" xmlns:v="urn:schemas-microsoft-com:vml" xmlns:wp14="http://schemas.microsoft.com/office/word/2010/wordprocessingDrawing" xmlns:wp="http://schemas.openxmlformats.org/drawingml/2006/wordprocessingDrawing" xmlns:w10="urn:schemas-microsoft-com:office:word" xmlns:w="http://schemas.openxmlformats.org/wordprocessingml/2006/main" xmlns:w14="http://schemas.microsoft.com/office/word/2010/wordml" xmlns:w15="http://schemas.microsoft.com/office/word/2012/wordml" xmlns:w16cex="http://schemas.microsoft.com/office/word/2018/wordml/cex" xmlns:w16cid="http://schemas.microsoft.com/office/word/2016/wordml/cid" xmlns:w16="http://schemas.microsoft.com/office/word/2018/wordml" xmlns:w16du="http://schemas.microsoft.com/office/word/2023/wordml/word16du" xmlns:w16sdtdh="http://schemas.microsoft.com/office/word/2020/wordml/sdtdatahash" xmlns:w16sdtfl="http://schemas.microsoft.com/office/word/2024/wordml/sdtformatlock" xmlns:w16se="http://schemas.microsoft.com/office/word/2015/wordml/symex" xmlns:wpg="http://schemas.microsoft.com/office/word/2010/wordprocessingGroup" xmlns:wpi="http://schemas.microsoft.com/office/word/2010/wordprocessingInk" xmlns:wne="http://schemas.microsoft.com/office/word/2006/wordml" xmlns:wps="http://schemas.microsoft.com/office/word/2010/wordprocessingShape" mc:Ignorable="w14 w15 w16se w16cid w16 w16cex w16sdtdh w16sdtfl w16du wp14">
   <w:abstractNum w:abstractNumId="0" w15:restartNumberingAfterBreak="0">
     <w:nsid w:val="00AE48D1"/>
     <w:multiLevelType w:val="hybridMultilevel"/>
@@ -37192,6 +37638,118 @@
     </w:lvl>
   </w:abstractNum>
   <w:abstractNum w:abstractNumId="12" w15:restartNumberingAfterBreak="0">
+    <w:nsid w:val="24AF7671"/>
+    <w:multiLevelType w:val="hybridMultilevel"/>
+    <w:tmpl w:val="EA2AD556"/>
+    <w:lvl w:ilvl="0" w:tplc="CD92D444">
+      <w:numFmt w:val="bullet"/>
+      <w:lvlText w:val=""/>
+      <w:lvlJc w:val="left"/>
+      <w:pPr>
+        <w:ind w:left="800" w:hanging="360"/>
+      </w:pPr>
+      <w:rPr>
+        <w:rFonts w:ascii="Wingdings" w:eastAsia="나눔고딕" w:hAnsi="Wingdings" w:cstheme="minorBidi" w:hint="default"/>
+      </w:rPr>
+    </w:lvl>
+    <w:lvl w:ilvl="1" w:tplc="04090003" w:tentative="1">
+      <w:start w:val="1"/>
+      <w:numFmt w:val="bullet"/>
+      <w:lvlText w:val=""/>
+      <w:lvlJc w:val="left"/>
+      <w:pPr>
+        <w:ind w:left="1320" w:hanging="440"/>
+      </w:pPr>
+      <w:rPr>
+        <w:rFonts w:ascii="Wingdings" w:hAnsi="Wingdings" w:hint="default"/>
+      </w:rPr>
+    </w:lvl>
+    <w:lvl w:ilvl="2" w:tplc="04090005" w:tentative="1">
+      <w:start w:val="1"/>
+      <w:numFmt w:val="bullet"/>
+      <w:lvlText w:val=""/>
+      <w:lvlJc w:val="left"/>
+      <w:pPr>
+        <w:ind w:left="1760" w:hanging="440"/>
+      </w:pPr>
+      <w:rPr>
+        <w:rFonts w:ascii="Wingdings" w:hAnsi="Wingdings" w:hint="default"/>
+      </w:rPr>
+    </w:lvl>
+    <w:lvl w:ilvl="3" w:tplc="04090001" w:tentative="1">
+      <w:start w:val="1"/>
+      <w:numFmt w:val="bullet"/>
+      <w:lvlText w:val=""/>
+      <w:lvlJc w:val="left"/>
+      <w:pPr>
+        <w:ind w:left="2200" w:hanging="440"/>
+      </w:pPr>
+      <w:rPr>
+        <w:rFonts w:ascii="Wingdings" w:hAnsi="Wingdings" w:hint="default"/>
+      </w:rPr>
+    </w:lvl>
+    <w:lvl w:ilvl="4" w:tplc="04090003" w:tentative="1">
+      <w:start w:val="1"/>
+      <w:numFmt w:val="bullet"/>
+      <w:lvlText w:val=""/>
+      <w:lvlJc w:val="left"/>
+      <w:pPr>
+        <w:ind w:left="2640" w:hanging="440"/>
+      </w:pPr>
+      <w:rPr>
+        <w:rFonts w:ascii="Wingdings" w:hAnsi="Wingdings" w:hint="default"/>
+      </w:rPr>
+    </w:lvl>
+    <w:lvl w:ilvl="5" w:tplc="04090005" w:tentative="1">
+      <w:start w:val="1"/>
+      <w:numFmt w:val="bullet"/>
+      <w:lvlText w:val=""/>
+      <w:lvlJc w:val="left"/>
+      <w:pPr>
+        <w:ind w:left="3080" w:hanging="440"/>
+      </w:pPr>
+      <w:rPr>
+        <w:rFonts w:ascii="Wingdings" w:hAnsi="Wingdings" w:hint="default"/>
+      </w:rPr>
+    </w:lvl>
+    <w:lvl w:ilvl="6" w:tplc="04090001" w:tentative="1">
+      <w:start w:val="1"/>
+      <w:numFmt w:val="bullet"/>
+      <w:lvlText w:val=""/>
+      <w:lvlJc w:val="left"/>
+      <w:pPr>
+        <w:ind w:left="3520" w:hanging="440"/>
+      </w:pPr>
+      <w:rPr>
+        <w:rFonts w:ascii="Wingdings" w:hAnsi="Wingdings" w:hint="default"/>
+      </w:rPr>
+    </w:lvl>
+    <w:lvl w:ilvl="7" w:tplc="04090003" w:tentative="1">
+      <w:start w:val="1"/>
+      <w:numFmt w:val="bullet"/>
+      <w:lvlText w:val=""/>
+      <w:lvlJc w:val="left"/>
+      <w:pPr>
+        <w:ind w:left="3960" w:hanging="440"/>
+      </w:pPr>
+      <w:rPr>
+        <w:rFonts w:ascii="Wingdings" w:hAnsi="Wingdings" w:hint="default"/>
+      </w:rPr>
+    </w:lvl>
+    <w:lvl w:ilvl="8" w:tplc="04090005" w:tentative="1">
+      <w:start w:val="1"/>
+      <w:numFmt w:val="bullet"/>
+      <w:lvlText w:val=""/>
+      <w:lvlJc w:val="left"/>
+      <w:pPr>
+        <w:ind w:left="4400" w:hanging="440"/>
+      </w:pPr>
+      <w:rPr>
+        <w:rFonts w:ascii="Wingdings" w:hAnsi="Wingdings" w:hint="default"/>
+      </w:rPr>
+    </w:lvl>
+  </w:abstractNum>
+  <w:abstractNum w:abstractNumId="13" w15:restartNumberingAfterBreak="0">
     <w:nsid w:val="25032183"/>
     <w:multiLevelType w:val="hybridMultilevel"/>
     <w:tmpl w:val="35DA3D90"/>
@@ -37304,7 +37862,7 @@
       </w:rPr>
     </w:lvl>
   </w:abstractNum>
-  <w:abstractNum w:abstractNumId="13" w15:restartNumberingAfterBreak="0">
+  <w:abstractNum w:abstractNumId="14" w15:restartNumberingAfterBreak="0">
     <w:nsid w:val="28504CB5"/>
     <w:multiLevelType w:val="multilevel"/>
     <w:tmpl w:val="272AF29C"/>
@@ -37417,7 +37975,7 @@
       </w:rPr>
     </w:lvl>
   </w:abstractNum>
-  <w:abstractNum w:abstractNumId="14" w15:restartNumberingAfterBreak="0">
+  <w:abstractNum w:abstractNumId="15" w15:restartNumberingAfterBreak="0">
     <w:nsid w:val="2A510DA3"/>
     <w:multiLevelType w:val="hybridMultilevel"/>
     <w:tmpl w:val="BF9E9CAC"/>
@@ -37530,7 +38088,7 @@
       </w:rPr>
     </w:lvl>
   </w:abstractNum>
-  <w:abstractNum w:abstractNumId="15" w15:restartNumberingAfterBreak="0">
+  <w:abstractNum w:abstractNumId="16" w15:restartNumberingAfterBreak="0">
     <w:nsid w:val="2E15179D"/>
     <w:multiLevelType w:val="hybridMultilevel"/>
     <w:tmpl w:val="6C92B940"/>
@@ -37643,7 +38201,7 @@
       </w:rPr>
     </w:lvl>
   </w:abstractNum>
-  <w:abstractNum w:abstractNumId="16" w15:restartNumberingAfterBreak="0">
+  <w:abstractNum w:abstractNumId="17" w15:restartNumberingAfterBreak="0">
     <w:nsid w:val="31A24F84"/>
     <w:multiLevelType w:val="hybridMultilevel"/>
     <w:tmpl w:val="1F706C7A"/>
@@ -37756,7 +38314,7 @@
       </w:rPr>
     </w:lvl>
   </w:abstractNum>
-  <w:abstractNum w:abstractNumId="17" w15:restartNumberingAfterBreak="0">
+  <w:abstractNum w:abstractNumId="18" w15:restartNumberingAfterBreak="0">
     <w:nsid w:val="384D10F1"/>
     <w:multiLevelType w:val="hybridMultilevel"/>
     <w:tmpl w:val="448AC8E8"/>
@@ -37845,7 +38403,7 @@
       </w:pPr>
     </w:lvl>
   </w:abstractNum>
-  <w:abstractNum w:abstractNumId="18" w15:restartNumberingAfterBreak="0">
+  <w:abstractNum w:abstractNumId="19" w15:restartNumberingAfterBreak="0">
     <w:nsid w:val="3B4D312C"/>
     <w:multiLevelType w:val="hybridMultilevel"/>
     <w:tmpl w:val="2A1A7E76"/>
@@ -37934,7 +38492,7 @@
       </w:pPr>
     </w:lvl>
   </w:abstractNum>
-  <w:abstractNum w:abstractNumId="19" w15:restartNumberingAfterBreak="0">
+  <w:abstractNum w:abstractNumId="20" w15:restartNumberingAfterBreak="0">
     <w:nsid w:val="3BE21EFE"/>
     <w:multiLevelType w:val="hybridMultilevel"/>
     <w:tmpl w:val="475CED7A"/>
@@ -38047,7 +38605,119 @@
       </w:rPr>
     </w:lvl>
   </w:abstractNum>
-  <w:abstractNum w:abstractNumId="20" w15:restartNumberingAfterBreak="0">
+  <w:abstractNum w:abstractNumId="21" w15:restartNumberingAfterBreak="0">
+    <w:nsid w:val="3E75494D"/>
+    <w:multiLevelType w:val="hybridMultilevel"/>
+    <w:tmpl w:val="74CA04F4"/>
+    <w:lvl w:ilvl="0" w:tplc="23AA9040">
+      <w:numFmt w:val="bullet"/>
+      <w:lvlText w:val=""/>
+      <w:lvlJc w:val="left"/>
+      <w:pPr>
+        <w:ind w:left="800" w:hanging="360"/>
+      </w:pPr>
+      <w:rPr>
+        <w:rFonts w:ascii="Wingdings" w:eastAsia="나눔고딕" w:hAnsi="Wingdings" w:cstheme="minorBidi" w:hint="default"/>
+      </w:rPr>
+    </w:lvl>
+    <w:lvl w:ilvl="1" w:tplc="04090003" w:tentative="1">
+      <w:start w:val="1"/>
+      <w:numFmt w:val="bullet"/>
+      <w:lvlText w:val=""/>
+      <w:lvlJc w:val="left"/>
+      <w:pPr>
+        <w:ind w:left="1320" w:hanging="440"/>
+      </w:pPr>
+      <w:rPr>
+        <w:rFonts w:ascii="Wingdings" w:hAnsi="Wingdings" w:hint="default"/>
+      </w:rPr>
+    </w:lvl>
+    <w:lvl w:ilvl="2" w:tplc="04090005" w:tentative="1">
+      <w:start w:val="1"/>
+      <w:numFmt w:val="bullet"/>
+      <w:lvlText w:val=""/>
+      <w:lvlJc w:val="left"/>
+      <w:pPr>
+        <w:ind w:left="1760" w:hanging="440"/>
+      </w:pPr>
+      <w:rPr>
+        <w:rFonts w:ascii="Wingdings" w:hAnsi="Wingdings" w:hint="default"/>
+      </w:rPr>
+    </w:lvl>
+    <w:lvl w:ilvl="3" w:tplc="04090001" w:tentative="1">
+      <w:start w:val="1"/>
+      <w:numFmt w:val="bullet"/>
+      <w:lvlText w:val=""/>
+      <w:lvlJc w:val="left"/>
+      <w:pPr>
+        <w:ind w:left="2200" w:hanging="440"/>
+      </w:pPr>
+      <w:rPr>
+        <w:rFonts w:ascii="Wingdings" w:hAnsi="Wingdings" w:hint="default"/>
+      </w:rPr>
+    </w:lvl>
+    <w:lvl w:ilvl="4" w:tplc="04090003" w:tentative="1">
+      <w:start w:val="1"/>
+      <w:numFmt w:val="bullet"/>
+      <w:lvlText w:val=""/>
+      <w:lvlJc w:val="left"/>
+      <w:pPr>
+        <w:ind w:left="2640" w:hanging="440"/>
+      </w:pPr>
+      <w:rPr>
+        <w:rFonts w:ascii="Wingdings" w:hAnsi="Wingdings" w:hint="default"/>
+      </w:rPr>
+    </w:lvl>
+    <w:lvl w:ilvl="5" w:tplc="04090005" w:tentative="1">
+      <w:start w:val="1"/>
+      <w:numFmt w:val="bullet"/>
+      <w:lvlText w:val=""/>
+      <w:lvlJc w:val="left"/>
+      <w:pPr>
+        <w:ind w:left="3080" w:hanging="440"/>
+      </w:pPr>
+      <w:rPr>
+        <w:rFonts w:ascii="Wingdings" w:hAnsi="Wingdings" w:hint="default"/>
+      </w:rPr>
+    </w:lvl>
+    <w:lvl w:ilvl="6" w:tplc="04090001" w:tentative="1">
+      <w:start w:val="1"/>
+      <w:numFmt w:val="bullet"/>
+      <w:lvlText w:val=""/>
+      <w:lvlJc w:val="left"/>
+      <w:pPr>
+        <w:ind w:left="3520" w:hanging="440"/>
+      </w:pPr>
+      <w:rPr>
+        <w:rFonts w:ascii="Wingdings" w:hAnsi="Wingdings" w:hint="default"/>
+      </w:rPr>
+    </w:lvl>
+    <w:lvl w:ilvl="7" w:tplc="04090003" w:tentative="1">
+      <w:start w:val="1"/>
+      <w:numFmt w:val="bullet"/>
+      <w:lvlText w:val=""/>
+      <w:lvlJc w:val="left"/>
+      <w:pPr>
+        <w:ind w:left="3960" w:hanging="440"/>
+      </w:pPr>
+      <w:rPr>
+        <w:rFonts w:ascii="Wingdings" w:hAnsi="Wingdings" w:hint="default"/>
+      </w:rPr>
+    </w:lvl>
+    <w:lvl w:ilvl="8" w:tplc="04090005" w:tentative="1">
+      <w:start w:val="1"/>
+      <w:numFmt w:val="bullet"/>
+      <w:lvlText w:val=""/>
+      <w:lvlJc w:val="left"/>
+      <w:pPr>
+        <w:ind w:left="4400" w:hanging="440"/>
+      </w:pPr>
+      <w:rPr>
+        <w:rFonts w:ascii="Wingdings" w:hAnsi="Wingdings" w:hint="default"/>
+      </w:rPr>
+    </w:lvl>
+  </w:abstractNum>
+  <w:abstractNum w:abstractNumId="22" w15:restartNumberingAfterBreak="0">
     <w:nsid w:val="414C3F59"/>
     <w:multiLevelType w:val="hybridMultilevel"/>
     <w:tmpl w:val="4B72A2C8"/>
@@ -38159,7 +38829,7 @@
       </w:rPr>
     </w:lvl>
   </w:abstractNum>
-  <w:abstractNum w:abstractNumId="21" w15:restartNumberingAfterBreak="0">
+  <w:abstractNum w:abstractNumId="23" w15:restartNumberingAfterBreak="0">
     <w:nsid w:val="471F2F9D"/>
     <w:multiLevelType w:val="multilevel"/>
     <w:tmpl w:val="B4048BF0"/>
@@ -38272,7 +38942,7 @@
       </w:rPr>
     </w:lvl>
   </w:abstractNum>
-  <w:abstractNum w:abstractNumId="22" w15:restartNumberingAfterBreak="0">
+  <w:abstractNum w:abstractNumId="24" w15:restartNumberingAfterBreak="0">
     <w:nsid w:val="473B54FE"/>
     <w:multiLevelType w:val="hybridMultilevel"/>
     <w:tmpl w:val="9D2E8F78"/>
@@ -38361,7 +39031,7 @@
       </w:pPr>
     </w:lvl>
   </w:abstractNum>
-  <w:abstractNum w:abstractNumId="23" w15:restartNumberingAfterBreak="0">
+  <w:abstractNum w:abstractNumId="25" w15:restartNumberingAfterBreak="0">
     <w:nsid w:val="490C1E57"/>
     <w:multiLevelType w:val="hybridMultilevel"/>
     <w:tmpl w:val="549405D6"/>
@@ -38474,7 +39144,7 @@
       </w:rPr>
     </w:lvl>
   </w:abstractNum>
-  <w:abstractNum w:abstractNumId="24" w15:restartNumberingAfterBreak="0">
+  <w:abstractNum w:abstractNumId="26" w15:restartNumberingAfterBreak="0">
     <w:nsid w:val="499757DB"/>
     <w:multiLevelType w:val="hybridMultilevel"/>
     <w:tmpl w:val="251047B4"/>
@@ -38587,7 +39257,7 @@
       </w:rPr>
     </w:lvl>
   </w:abstractNum>
-  <w:abstractNum w:abstractNumId="25" w15:restartNumberingAfterBreak="0">
+  <w:abstractNum w:abstractNumId="27" w15:restartNumberingAfterBreak="0">
     <w:nsid w:val="51492B1D"/>
     <w:multiLevelType w:val="hybridMultilevel"/>
     <w:tmpl w:val="9F74AF42"/>
@@ -38699,7 +39369,119 @@
       </w:rPr>
     </w:lvl>
   </w:abstractNum>
-  <w:abstractNum w:abstractNumId="26" w15:restartNumberingAfterBreak="0">
+  <w:abstractNum w:abstractNumId="28" w15:restartNumberingAfterBreak="0">
+    <w:nsid w:val="619612F3"/>
+    <w:multiLevelType w:val="hybridMultilevel"/>
+    <w:tmpl w:val="A0F8E05E"/>
+    <w:lvl w:ilvl="0" w:tplc="E1F8A9DA">
+      <w:numFmt w:val="bullet"/>
+      <w:lvlText w:val=""/>
+      <w:lvlJc w:val="left"/>
+      <w:pPr>
+        <w:ind w:left="800" w:hanging="360"/>
+      </w:pPr>
+      <w:rPr>
+        <w:rFonts w:ascii="Wingdings" w:eastAsia="나눔고딕" w:hAnsi="Wingdings" w:cstheme="minorBidi" w:hint="default"/>
+      </w:rPr>
+    </w:lvl>
+    <w:lvl w:ilvl="1" w:tplc="04090003" w:tentative="1">
+      <w:start w:val="1"/>
+      <w:numFmt w:val="bullet"/>
+      <w:lvlText w:val=""/>
+      <w:lvlJc w:val="left"/>
+      <w:pPr>
+        <w:ind w:left="1320" w:hanging="440"/>
+      </w:pPr>
+      <w:rPr>
+        <w:rFonts w:ascii="Wingdings" w:hAnsi="Wingdings" w:hint="default"/>
+      </w:rPr>
+    </w:lvl>
+    <w:lvl w:ilvl="2" w:tplc="04090005" w:tentative="1">
+      <w:start w:val="1"/>
+      <w:numFmt w:val="bullet"/>
+      <w:lvlText w:val=""/>
+      <w:lvlJc w:val="left"/>
+      <w:pPr>
+        <w:ind w:left="1760" w:hanging="440"/>
+      </w:pPr>
+      <w:rPr>
+        <w:rFonts w:ascii="Wingdings" w:hAnsi="Wingdings" w:hint="default"/>
+      </w:rPr>
+    </w:lvl>
+    <w:lvl w:ilvl="3" w:tplc="04090001" w:tentative="1">
+      <w:start w:val="1"/>
+      <w:numFmt w:val="bullet"/>
+      <w:lvlText w:val=""/>
+      <w:lvlJc w:val="left"/>
+      <w:pPr>
+        <w:ind w:left="2200" w:hanging="440"/>
+      </w:pPr>
+      <w:rPr>
+        <w:rFonts w:ascii="Wingdings" w:hAnsi="Wingdings" w:hint="default"/>
+      </w:rPr>
+    </w:lvl>
+    <w:lvl w:ilvl="4" w:tplc="04090003" w:tentative="1">
+      <w:start w:val="1"/>
+      <w:numFmt w:val="bullet"/>
+      <w:lvlText w:val=""/>
+      <w:lvlJc w:val="left"/>
+      <w:pPr>
+        <w:ind w:left="2640" w:hanging="440"/>
+      </w:pPr>
+      <w:rPr>
+        <w:rFonts w:ascii="Wingdings" w:hAnsi="Wingdings" w:hint="default"/>
+      </w:rPr>
+    </w:lvl>
+    <w:lvl w:ilvl="5" w:tplc="04090005" w:tentative="1">
+      <w:start w:val="1"/>
+      <w:numFmt w:val="bullet"/>
+      <w:lvlText w:val=""/>
+      <w:lvlJc w:val="left"/>
+      <w:pPr>
+        <w:ind w:left="3080" w:hanging="440"/>
+      </w:pPr>
+      <w:rPr>
+        <w:rFonts w:ascii="Wingdings" w:hAnsi="Wingdings" w:hint="default"/>
+      </w:rPr>
+    </w:lvl>
+    <w:lvl w:ilvl="6" w:tplc="04090001" w:tentative="1">
+      <w:start w:val="1"/>
+      <w:numFmt w:val="bullet"/>
+      <w:lvlText w:val=""/>
+      <w:lvlJc w:val="left"/>
+      <w:pPr>
+        <w:ind w:left="3520" w:hanging="440"/>
+      </w:pPr>
+      <w:rPr>
+        <w:rFonts w:ascii="Wingdings" w:hAnsi="Wingdings" w:hint="default"/>
+      </w:rPr>
+    </w:lvl>
+    <w:lvl w:ilvl="7" w:tplc="04090003" w:tentative="1">
+      <w:start w:val="1"/>
+      <w:numFmt w:val="bullet"/>
+      <w:lvlText w:val=""/>
+      <w:lvlJc w:val="left"/>
+      <w:pPr>
+        <w:ind w:left="3960" w:hanging="440"/>
+      </w:pPr>
+      <w:rPr>
+        <w:rFonts w:ascii="Wingdings" w:hAnsi="Wingdings" w:hint="default"/>
+      </w:rPr>
+    </w:lvl>
+    <w:lvl w:ilvl="8" w:tplc="04090005" w:tentative="1">
+      <w:start w:val="1"/>
+      <w:numFmt w:val="bullet"/>
+      <w:lvlText w:val=""/>
+      <w:lvlJc w:val="left"/>
+      <w:pPr>
+        <w:ind w:left="4400" w:hanging="440"/>
+      </w:pPr>
+      <w:rPr>
+        <w:rFonts w:ascii="Wingdings" w:hAnsi="Wingdings" w:hint="default"/>
+      </w:rPr>
+    </w:lvl>
+  </w:abstractNum>
+  <w:abstractNum w:abstractNumId="29" w15:restartNumberingAfterBreak="0">
     <w:nsid w:val="620056E0"/>
     <w:multiLevelType w:val="hybridMultilevel"/>
     <w:tmpl w:val="7ED89248"/>
@@ -38812,7 +39594,7 @@
       </w:rPr>
     </w:lvl>
   </w:abstractNum>
-  <w:abstractNum w:abstractNumId="27" w15:restartNumberingAfterBreak="0">
+  <w:abstractNum w:abstractNumId="30" w15:restartNumberingAfterBreak="0">
     <w:nsid w:val="62731956"/>
     <w:multiLevelType w:val="hybridMultilevel"/>
     <w:tmpl w:val="00B6C568"/>
@@ -38924,7 +39706,7 @@
       </w:rPr>
     </w:lvl>
   </w:abstractNum>
-  <w:abstractNum w:abstractNumId="28" w15:restartNumberingAfterBreak="0">
+  <w:abstractNum w:abstractNumId="31" w15:restartNumberingAfterBreak="0">
     <w:nsid w:val="63C54992"/>
     <w:multiLevelType w:val="hybridMultilevel"/>
     <w:tmpl w:val="8D42B352"/>
@@ -39037,7 +39819,7 @@
       </w:rPr>
     </w:lvl>
   </w:abstractNum>
-  <w:abstractNum w:abstractNumId="29" w15:restartNumberingAfterBreak="0">
+  <w:abstractNum w:abstractNumId="32" w15:restartNumberingAfterBreak="0">
     <w:nsid w:val="643A55D9"/>
     <w:multiLevelType w:val="hybridMultilevel"/>
     <w:tmpl w:val="A1629776"/>
@@ -39150,7 +39932,7 @@
       </w:rPr>
     </w:lvl>
   </w:abstractNum>
-  <w:abstractNum w:abstractNumId="30" w15:restartNumberingAfterBreak="0">
+  <w:abstractNum w:abstractNumId="33" w15:restartNumberingAfterBreak="0">
     <w:nsid w:val="64DC1E9F"/>
     <w:multiLevelType w:val="hybridMultilevel"/>
     <w:tmpl w:val="08F06000"/>
@@ -39263,7 +40045,7 @@
       </w:rPr>
     </w:lvl>
   </w:abstractNum>
-  <w:abstractNum w:abstractNumId="31" w15:restartNumberingAfterBreak="0">
+  <w:abstractNum w:abstractNumId="34" w15:restartNumberingAfterBreak="0">
     <w:nsid w:val="68E30BC0"/>
     <w:multiLevelType w:val="hybridMultilevel"/>
     <w:tmpl w:val="5A503DF8"/>
@@ -39352,7 +40134,119 @@
       </w:pPr>
     </w:lvl>
   </w:abstractNum>
-  <w:abstractNum w:abstractNumId="32" w15:restartNumberingAfterBreak="0">
+  <w:abstractNum w:abstractNumId="35" w15:restartNumberingAfterBreak="0">
+    <w:nsid w:val="69AC47C6"/>
+    <w:multiLevelType w:val="hybridMultilevel"/>
+    <w:tmpl w:val="490CA744"/>
+    <w:lvl w:ilvl="0" w:tplc="C9544B6E">
+      <w:numFmt w:val="bullet"/>
+      <w:lvlText w:val=""/>
+      <w:lvlJc w:val="left"/>
+      <w:pPr>
+        <w:ind w:left="800" w:hanging="360"/>
+      </w:pPr>
+      <w:rPr>
+        <w:rFonts w:ascii="Wingdings" w:eastAsia="나눔고딕" w:hAnsi="Wingdings" w:cstheme="minorBidi" w:hint="default"/>
+      </w:rPr>
+    </w:lvl>
+    <w:lvl w:ilvl="1" w:tplc="04090003" w:tentative="1">
+      <w:start w:val="1"/>
+      <w:numFmt w:val="bullet"/>
+      <w:lvlText w:val=""/>
+      <w:lvlJc w:val="left"/>
+      <w:pPr>
+        <w:ind w:left="1320" w:hanging="440"/>
+      </w:pPr>
+      <w:rPr>
+        <w:rFonts w:ascii="Wingdings" w:hAnsi="Wingdings" w:hint="default"/>
+      </w:rPr>
+    </w:lvl>
+    <w:lvl w:ilvl="2" w:tplc="04090005" w:tentative="1">
+      <w:start w:val="1"/>
+      <w:numFmt w:val="bullet"/>
+      <w:lvlText w:val=""/>
+      <w:lvlJc w:val="left"/>
+      <w:pPr>
+        <w:ind w:left="1760" w:hanging="440"/>
+      </w:pPr>
+      <w:rPr>
+        <w:rFonts w:ascii="Wingdings" w:hAnsi="Wingdings" w:hint="default"/>
+      </w:rPr>
+    </w:lvl>
+    <w:lvl w:ilvl="3" w:tplc="04090001" w:tentative="1">
+      <w:start w:val="1"/>
+      <w:numFmt w:val="bullet"/>
+      <w:lvlText w:val=""/>
+      <w:lvlJc w:val="left"/>
+      <w:pPr>
+        <w:ind w:left="2200" w:hanging="440"/>
+      </w:pPr>
+      <w:rPr>
+        <w:rFonts w:ascii="Wingdings" w:hAnsi="Wingdings" w:hint="default"/>
+      </w:rPr>
+    </w:lvl>
+    <w:lvl w:ilvl="4" w:tplc="04090003" w:tentative="1">
+      <w:start w:val="1"/>
+      <w:numFmt w:val="bullet"/>
+      <w:lvlText w:val=""/>
+      <w:lvlJc w:val="left"/>
+      <w:pPr>
+        <w:ind w:left="2640" w:hanging="440"/>
+      </w:pPr>
+      <w:rPr>
+        <w:rFonts w:ascii="Wingdings" w:hAnsi="Wingdings" w:hint="default"/>
+      </w:rPr>
+    </w:lvl>
+    <w:lvl w:ilvl="5" w:tplc="04090005" w:tentative="1">
+      <w:start w:val="1"/>
+      <w:numFmt w:val="bullet"/>
+      <w:lvlText w:val=""/>
+      <w:lvlJc w:val="left"/>
+      <w:pPr>
+        <w:ind w:left="3080" w:hanging="440"/>
+      </w:pPr>
+      <w:rPr>
+        <w:rFonts w:ascii="Wingdings" w:hAnsi="Wingdings" w:hint="default"/>
+      </w:rPr>
+    </w:lvl>
+    <w:lvl w:ilvl="6" w:tplc="04090001" w:tentative="1">
+      <w:start w:val="1"/>
+      <w:numFmt w:val="bullet"/>
+      <w:lvlText w:val=""/>
+      <w:lvlJc w:val="left"/>
+      <w:pPr>
+        <w:ind w:left="3520" w:hanging="440"/>
+      </w:pPr>
+      <w:rPr>
+        <w:rFonts w:ascii="Wingdings" w:hAnsi="Wingdings" w:hint="default"/>
+      </w:rPr>
+    </w:lvl>
+    <w:lvl w:ilvl="7" w:tplc="04090003" w:tentative="1">
+      <w:start w:val="1"/>
+      <w:numFmt w:val="bullet"/>
+      <w:lvlText w:val=""/>
+      <w:lvlJc w:val="left"/>
+      <w:pPr>
+        <w:ind w:left="3960" w:hanging="440"/>
+      </w:pPr>
+      <w:rPr>
+        <w:rFonts w:ascii="Wingdings" w:hAnsi="Wingdings" w:hint="default"/>
+      </w:rPr>
+    </w:lvl>
+    <w:lvl w:ilvl="8" w:tplc="04090005" w:tentative="1">
+      <w:start w:val="1"/>
+      <w:numFmt w:val="bullet"/>
+      <w:lvlText w:val=""/>
+      <w:lvlJc w:val="left"/>
+      <w:pPr>
+        <w:ind w:left="4400" w:hanging="440"/>
+      </w:pPr>
+      <w:rPr>
+        <w:rFonts w:ascii="Wingdings" w:hAnsi="Wingdings" w:hint="default"/>
+      </w:rPr>
+    </w:lvl>
+  </w:abstractNum>
+  <w:abstractNum w:abstractNumId="36" w15:restartNumberingAfterBreak="0">
     <w:nsid w:val="6E243ADF"/>
     <w:multiLevelType w:val="hybridMultilevel"/>
     <w:tmpl w:val="37C27D6E"/>
@@ -39464,7 +40358,7 @@
       </w:rPr>
     </w:lvl>
   </w:abstractNum>
-  <w:abstractNum w:abstractNumId="33" w15:restartNumberingAfterBreak="0">
+  <w:abstractNum w:abstractNumId="37" w15:restartNumberingAfterBreak="0">
     <w:nsid w:val="6EBD06F2"/>
     <w:multiLevelType w:val="hybridMultilevel"/>
     <w:tmpl w:val="C8B8D086"/>
@@ -39576,7 +40470,7 @@
       </w:rPr>
     </w:lvl>
   </w:abstractNum>
-  <w:abstractNum w:abstractNumId="34" w15:restartNumberingAfterBreak="0">
+  <w:abstractNum w:abstractNumId="38" w15:restartNumberingAfterBreak="0">
     <w:nsid w:val="6EE05859"/>
     <w:multiLevelType w:val="hybridMultilevel"/>
     <w:tmpl w:val="FAD20112"/>
@@ -39688,7 +40582,7 @@
       </w:rPr>
     </w:lvl>
   </w:abstractNum>
-  <w:abstractNum w:abstractNumId="35" w15:restartNumberingAfterBreak="0">
+  <w:abstractNum w:abstractNumId="39" w15:restartNumberingAfterBreak="0">
     <w:nsid w:val="6F50304B"/>
     <w:multiLevelType w:val="hybridMultilevel"/>
     <w:tmpl w:val="056662D6"/>
@@ -39801,7 +40695,7 @@
       </w:rPr>
     </w:lvl>
   </w:abstractNum>
-  <w:abstractNum w:abstractNumId="36" w15:restartNumberingAfterBreak="0">
+  <w:abstractNum w:abstractNumId="40" w15:restartNumberingAfterBreak="0">
     <w:nsid w:val="72AF6DEA"/>
     <w:multiLevelType w:val="hybridMultilevel"/>
     <w:tmpl w:val="DEC0E76A"/>
@@ -39913,7 +40807,7 @@
       </w:rPr>
     </w:lvl>
   </w:abstractNum>
-  <w:abstractNum w:abstractNumId="37" w15:restartNumberingAfterBreak="0">
+  <w:abstractNum w:abstractNumId="41" w15:restartNumberingAfterBreak="0">
     <w:nsid w:val="77913ED3"/>
     <w:multiLevelType w:val="hybridMultilevel"/>
     <w:tmpl w:val="B7B4EFE0"/>
@@ -40026,7 +40920,7 @@
       </w:rPr>
     </w:lvl>
   </w:abstractNum>
-  <w:abstractNum w:abstractNumId="38" w15:restartNumberingAfterBreak="0">
+  <w:abstractNum w:abstractNumId="42" w15:restartNumberingAfterBreak="0">
     <w:nsid w:val="7CC1551D"/>
     <w:multiLevelType w:val="hybridMultilevel"/>
     <w:tmpl w:val="160AF926"/>
@@ -40140,10 +41034,10 @@
     </w:lvl>
   </w:abstractNum>
   <w:num w:numId="1" w16cid:durableId="688602507">
-    <w:abstractNumId w:val="17"/>
+    <w:abstractNumId w:val="18"/>
   </w:num>
   <w:num w:numId="2" w16cid:durableId="1721978882">
-    <w:abstractNumId w:val="31"/>
+    <w:abstractNumId w:val="34"/>
   </w:num>
   <w:num w:numId="3" w16cid:durableId="368996245">
     <w:abstractNumId w:val="2"/>
@@ -40152,40 +41046,40 @@
     <w:abstractNumId w:val="8"/>
   </w:num>
   <w:num w:numId="5" w16cid:durableId="153112510">
-    <w:abstractNumId w:val="13"/>
+    <w:abstractNumId w:val="14"/>
   </w:num>
   <w:num w:numId="6" w16cid:durableId="273945153">
-    <w:abstractNumId w:val="21"/>
+    <w:abstractNumId w:val="23"/>
   </w:num>
   <w:num w:numId="7" w16cid:durableId="273287820">
-    <w:abstractNumId w:val="22"/>
+    <w:abstractNumId w:val="24"/>
   </w:num>
   <w:num w:numId="8" w16cid:durableId="1690328576">
     <w:abstractNumId w:val="9"/>
   </w:num>
   <w:num w:numId="9" w16cid:durableId="134296385">
-    <w:abstractNumId w:val="23"/>
+    <w:abstractNumId w:val="25"/>
   </w:num>
   <w:num w:numId="10" w16cid:durableId="1183012261">
-    <w:abstractNumId w:val="38"/>
+    <w:abstractNumId w:val="42"/>
   </w:num>
   <w:num w:numId="11" w16cid:durableId="1356345745">
-    <w:abstractNumId w:val="18"/>
+    <w:abstractNumId w:val="19"/>
   </w:num>
   <w:num w:numId="12" w16cid:durableId="18092061">
-    <w:abstractNumId w:val="19"/>
+    <w:abstractNumId w:val="20"/>
   </w:num>
   <w:num w:numId="13" w16cid:durableId="587155783">
     <w:abstractNumId w:val="4"/>
   </w:num>
   <w:num w:numId="14" w16cid:durableId="1405448952">
-    <w:abstractNumId w:val="16"/>
+    <w:abstractNumId w:val="17"/>
   </w:num>
   <w:num w:numId="15" w16cid:durableId="1905796492">
-    <w:abstractNumId w:val="26"/>
+    <w:abstractNumId w:val="29"/>
   </w:num>
   <w:num w:numId="16" w16cid:durableId="526647918">
-    <w:abstractNumId w:val="28"/>
+    <w:abstractNumId w:val="31"/>
   </w:num>
   <w:num w:numId="17" w16cid:durableId="12810178">
     <w:abstractNumId w:val="7"/>
@@ -40194,25 +41088,25 @@
     <w:abstractNumId w:val="1"/>
   </w:num>
   <w:num w:numId="19" w16cid:durableId="510722581">
-    <w:abstractNumId w:val="37"/>
+    <w:abstractNumId w:val="41"/>
   </w:num>
   <w:num w:numId="20" w16cid:durableId="513694482">
-    <w:abstractNumId w:val="14"/>
+    <w:abstractNumId w:val="15"/>
   </w:num>
   <w:num w:numId="21" w16cid:durableId="115147192">
-    <w:abstractNumId w:val="12"/>
+    <w:abstractNumId w:val="13"/>
   </w:num>
   <w:num w:numId="22" w16cid:durableId="1231698626">
-    <w:abstractNumId w:val="29"/>
+    <w:abstractNumId w:val="32"/>
   </w:num>
   <w:num w:numId="23" w16cid:durableId="480587295">
-    <w:abstractNumId w:val="36"/>
+    <w:abstractNumId w:val="40"/>
   </w:num>
   <w:num w:numId="24" w16cid:durableId="372971080">
-    <w:abstractNumId w:val="15"/>
+    <w:abstractNumId w:val="16"/>
   </w:num>
   <w:num w:numId="25" w16cid:durableId="1173644129">
-    <w:abstractNumId w:val="25"/>
+    <w:abstractNumId w:val="27"/>
   </w:num>
   <w:num w:numId="26" w16cid:durableId="2031450838">
     <w:abstractNumId w:val="6"/>
@@ -40221,28 +41115,28 @@
     <w:abstractNumId w:val="10"/>
   </w:num>
   <w:num w:numId="28" w16cid:durableId="1193109274">
-    <w:abstractNumId w:val="33"/>
+    <w:abstractNumId w:val="37"/>
   </w:num>
   <w:num w:numId="29" w16cid:durableId="51775840">
-    <w:abstractNumId w:val="35"/>
+    <w:abstractNumId w:val="39"/>
   </w:num>
   <w:num w:numId="30" w16cid:durableId="313147979">
     <w:abstractNumId w:val="11"/>
   </w:num>
   <w:num w:numId="31" w16cid:durableId="1095445807">
+    <w:abstractNumId w:val="33"/>
+  </w:num>
+  <w:num w:numId="32" w16cid:durableId="1024328619">
+    <w:abstractNumId w:val="26"/>
+  </w:num>
+  <w:num w:numId="33" w16cid:durableId="1675499110">
+    <w:abstractNumId w:val="36"/>
+  </w:num>
+  <w:num w:numId="34" w16cid:durableId="740296106">
     <w:abstractNumId w:val="30"/>
   </w:num>
-  <w:num w:numId="32" w16cid:durableId="1024328619">
-    <w:abstractNumId w:val="24"/>
-  </w:num>
-  <w:num w:numId="33" w16cid:durableId="1675499110">
-    <w:abstractNumId w:val="32"/>
-  </w:num>
-  <w:num w:numId="34" w16cid:durableId="740296106">
-    <w:abstractNumId w:val="27"/>
-  </w:num>
   <w:num w:numId="35" w16cid:durableId="1908875544">
-    <w:abstractNumId w:val="20"/>
+    <w:abstractNumId w:val="22"/>
   </w:num>
   <w:num w:numId="36" w16cid:durableId="1504322611">
     <w:abstractNumId w:val="5"/>
@@ -40254,13 +41148,25 @@
     <w:abstractNumId w:val="3"/>
   </w:num>
   <w:num w:numId="39" w16cid:durableId="1691103564">
-    <w:abstractNumId w:val="34"/>
+    <w:abstractNumId w:val="38"/>
+  </w:num>
+  <w:num w:numId="40" w16cid:durableId="72968942">
+    <w:abstractNumId w:val="28"/>
+  </w:num>
+  <w:num w:numId="41" w16cid:durableId="1479762649">
+    <w:abstractNumId w:val="35"/>
+  </w:num>
+  <w:num w:numId="42" w16cid:durableId="345207594">
+    <w:abstractNumId w:val="12"/>
+  </w:num>
+  <w:num w:numId="43" w16cid:durableId="822506951">
+    <w:abstractNumId w:val="21"/>
   </w:num>
 </w:numbering>
 </file>
 
 <file path=word/styles.xml><?xml version="1.0" encoding="utf-8"?>
-<w:styles xmlns:mc="http://schemas.openxmlformats.org/markup-compatibility/2006" xmlns:r="http://schemas.openxmlformats.org/officeDocument/2006/relationships" xmlns:w="http://schemas.openxmlformats.org/wordprocessingml/2006/main" xmlns:w14="http://schemas.microsoft.com/office/word/2010/wordml" xmlns:w15="http://schemas.microsoft.com/office/word/2012/wordml" xmlns:w16cex="http://schemas.microsoft.com/office/word/2018/wordml/cex" xmlns:w16cid="http://schemas.microsoft.com/office/word/2016/wordml/cid" xmlns:w16="http://schemas.microsoft.com/office/word/2018/wordml" xmlns:w16du="http://schemas.microsoft.com/office/word/2023/wordml/word16du" xmlns:w16sdtdh="http://schemas.microsoft.com/office/word/2020/wordml/sdtdatahash" xmlns:w16se="http://schemas.microsoft.com/office/word/2015/wordml/symex" mc:Ignorable="w14 w15 w16se w16cid w16 w16cex w16sdtdh w16du">
+<w:styles xmlns:mc="http://schemas.openxmlformats.org/markup-compatibility/2006" xmlns:r="http://schemas.openxmlformats.org/officeDocument/2006/relationships" xmlns:w="http://schemas.openxmlformats.org/wordprocessingml/2006/main" xmlns:w14="http://schemas.microsoft.com/office/word/2010/wordml" xmlns:w15="http://schemas.microsoft.com/office/word/2012/wordml" xmlns:w16cex="http://schemas.microsoft.com/office/word/2018/wordml/cex" xmlns:w16cid="http://schemas.microsoft.com/office/word/2016/wordml/cid" xmlns:w16="http://schemas.microsoft.com/office/word/2018/wordml" xmlns:w16du="http://schemas.microsoft.com/office/word/2023/wordml/word16du" xmlns:w16sdtdh="http://schemas.microsoft.com/office/word/2020/wordml/sdtdatahash" xmlns:w16sdtfl="http://schemas.microsoft.com/office/word/2024/wordml/sdtformatlock" xmlns:w16se="http://schemas.microsoft.com/office/word/2015/wordml/symex" mc:Ignorable="w14 w15 w16se w16cid w16 w16cex w16sdtdh w16sdtfl w16du">
   <w:docDefaults>
     <w:rPrDefault>
       <w:rPr>

--- a/네트워크 로직/네트워크_로직.docx
+++ b/네트워크 로직/네트워크_로직.docx
@@ -80,7 +80,7 @@
             </w:rPr>
             <w:fldChar w:fldCharType="separate"/>
           </w:r>
-          <w:hyperlink w:anchor="_Toc228041700" w:history="1">
+          <w:hyperlink w:anchor="_Toc229176675" w:history="1">
             <w:r>
               <w:rPr>
                 <w:rStyle w:val="aa"/>
@@ -122,7 +122,7 @@
                 <w:noProof/>
                 <w:webHidden/>
               </w:rPr>
-              <w:instrText xml:space="preserve"> PAGEREF _Toc228041700 \h </w:instrText>
+              <w:instrText xml:space="preserve"> PAGEREF _Toc229176675 \h </w:instrText>
             </w:r>
             <w:r>
               <w:rPr>
@@ -164,7 +164,7 @@
               <w:noProof/>
             </w:rPr>
           </w:pPr>
-          <w:hyperlink w:anchor="_Toc228041701" w:history="1">
+          <w:hyperlink w:anchor="_Toc229176676" w:history="1">
             <w:r>
               <w:rPr>
                 <w:rStyle w:val="aa"/>
@@ -204,7 +204,7 @@
                 <w:noProof/>
                 <w:webHidden/>
               </w:rPr>
-              <w:instrText xml:space="preserve"> PAGEREF _Toc228041701 \h </w:instrText>
+              <w:instrText xml:space="preserve"> PAGEREF _Toc229176676 \h </w:instrText>
             </w:r>
             <w:r>
               <w:rPr>
@@ -246,7 +246,7 @@
               <w:noProof/>
             </w:rPr>
           </w:pPr>
-          <w:hyperlink w:anchor="_Toc228041702" w:history="1">
+          <w:hyperlink w:anchor="_Toc229176677" w:history="1">
             <w:r>
               <w:rPr>
                 <w:rStyle w:val="aa"/>
@@ -288,7 +288,7 @@
                 <w:noProof/>
                 <w:webHidden/>
               </w:rPr>
-              <w:instrText xml:space="preserve"> PAGEREF _Toc228041702 \h </w:instrText>
+              <w:instrText xml:space="preserve"> PAGEREF _Toc229176677 \h </w:instrText>
             </w:r>
             <w:r>
               <w:rPr>
@@ -331,7 +331,7 @@
               <w:noProof/>
             </w:rPr>
           </w:pPr>
-          <w:hyperlink w:anchor="_Toc228041703" w:history="1">
+          <w:hyperlink w:anchor="_Toc229176678" w:history="1">
             <w:r>
               <w:rPr>
                 <w:rStyle w:val="aa"/>
@@ -373,7 +373,7 @@
                 <w:noProof/>
                 <w:webHidden/>
               </w:rPr>
-              <w:instrText xml:space="preserve"> PAGEREF _Toc228041703 \h </w:instrText>
+              <w:instrText xml:space="preserve"> PAGEREF _Toc229176678 \h </w:instrText>
             </w:r>
             <w:r>
               <w:rPr>
@@ -416,7 +416,7 @@
               <w:noProof/>
             </w:rPr>
           </w:pPr>
-          <w:hyperlink w:anchor="_Toc228041704" w:history="1">
+          <w:hyperlink w:anchor="_Toc229176679" w:history="1">
             <w:r>
               <w:rPr>
                 <w:rStyle w:val="aa"/>
@@ -458,7 +458,7 @@
                 <w:noProof/>
                 <w:webHidden/>
               </w:rPr>
-              <w:instrText xml:space="preserve"> PAGEREF _Toc228041704 \h </w:instrText>
+              <w:instrText xml:space="preserve"> PAGEREF _Toc229176679 \h </w:instrText>
             </w:r>
             <w:r>
               <w:rPr>
@@ -501,7 +501,7 @@
               <w:noProof/>
             </w:rPr>
           </w:pPr>
-          <w:hyperlink w:anchor="_Toc228041705" w:history="1">
+          <w:hyperlink w:anchor="_Toc229176680" w:history="1">
             <w:r>
               <w:rPr>
                 <w:rStyle w:val="aa"/>
@@ -541,7 +541,7 @@
                 <w:noProof/>
                 <w:webHidden/>
               </w:rPr>
-              <w:instrText xml:space="preserve"> PAGEREF _Toc228041705 \h </w:instrText>
+              <w:instrText xml:space="preserve"> PAGEREF _Toc229176680 \h </w:instrText>
             </w:r>
             <w:r>
               <w:rPr>
@@ -584,7 +584,7 @@
               <w:noProof/>
             </w:rPr>
           </w:pPr>
-          <w:hyperlink w:anchor="_Toc228041706" w:history="1">
+          <w:hyperlink w:anchor="_Toc229176681" w:history="1">
             <w:r>
               <w:rPr>
                 <w:rStyle w:val="aa"/>
@@ -626,7 +626,7 @@
                 <w:noProof/>
                 <w:webHidden/>
               </w:rPr>
-              <w:instrText xml:space="preserve"> PAGEREF _Toc228041706 \h </w:instrText>
+              <w:instrText xml:space="preserve"> PAGEREF _Toc229176681 \h </w:instrText>
             </w:r>
             <w:r>
               <w:rPr>
@@ -669,7 +669,7 @@
               <w:noProof/>
             </w:rPr>
           </w:pPr>
-          <w:hyperlink w:anchor="_Toc228041707" w:history="1">
+          <w:hyperlink w:anchor="_Toc229176682" w:history="1">
             <w:r>
               <w:rPr>
                 <w:rStyle w:val="aa"/>
@@ -709,7 +709,7 @@
                 <w:noProof/>
                 <w:webHidden/>
               </w:rPr>
-              <w:instrText xml:space="preserve"> PAGEREF _Toc228041707 \h </w:instrText>
+              <w:instrText xml:space="preserve"> PAGEREF _Toc229176682 \h </w:instrText>
             </w:r>
             <w:r>
               <w:rPr>
@@ -752,7 +752,7 @@
               <w:noProof/>
             </w:rPr>
           </w:pPr>
-          <w:hyperlink w:anchor="_Toc228041708" w:history="1">
+          <w:hyperlink w:anchor="_Toc229176683" w:history="1">
             <w:r>
               <w:rPr>
                 <w:rStyle w:val="aa"/>
@@ -792,7 +792,7 @@
                 <w:noProof/>
                 <w:webHidden/>
               </w:rPr>
-              <w:instrText xml:space="preserve"> PAGEREF _Toc228041708 \h </w:instrText>
+              <w:instrText xml:space="preserve"> PAGEREF _Toc229176683 \h </w:instrText>
             </w:r>
             <w:r>
               <w:rPr>
@@ -835,7 +835,7 @@
               <w:noProof/>
             </w:rPr>
           </w:pPr>
-          <w:hyperlink w:anchor="_Toc228041709" w:history="1">
+          <w:hyperlink w:anchor="_Toc229176684" w:history="1">
             <w:r>
               <w:rPr>
                 <w:rStyle w:val="aa"/>
@@ -875,7 +875,7 @@
                 <w:noProof/>
                 <w:webHidden/>
               </w:rPr>
-              <w:instrText xml:space="preserve"> PAGEREF _Toc228041709 \h </w:instrText>
+              <w:instrText xml:space="preserve"> PAGEREF _Toc229176684 \h </w:instrText>
             </w:r>
             <w:r>
               <w:rPr>
@@ -895,7 +895,7 @@
                 <w:noProof/>
                 <w:webHidden/>
               </w:rPr>
-              <w:t>12</w:t>
+              <w:t>13</w:t>
             </w:r>
             <w:r>
               <w:rPr>
@@ -918,7 +918,7 @@
               <w:noProof/>
             </w:rPr>
           </w:pPr>
-          <w:hyperlink w:anchor="_Toc228041710" w:history="1">
+          <w:hyperlink w:anchor="_Toc229176685" w:history="1">
             <w:r>
               <w:rPr>
                 <w:rStyle w:val="aa"/>
@@ -937,7 +937,14 @@
                 <w:rStyle w:val="aa"/>
                 <w:noProof/>
               </w:rPr>
-              <w:t>Stage 변경</w:t>
+              <w:t>Stage 변</w:t>
+            </w:r>
+            <w:r>
+              <w:rPr>
+                <w:rStyle w:val="aa"/>
+                <w:noProof/>
+              </w:rPr>
+              <w:t>경</w:t>
             </w:r>
             <w:r>
               <w:rPr>
@@ -958,7 +965,7 @@
                 <w:noProof/>
                 <w:webHidden/>
               </w:rPr>
-              <w:instrText xml:space="preserve"> PAGEREF _Toc228041710 \h </w:instrText>
+              <w:instrText xml:space="preserve"> PAGEREF _Toc229176685 \h </w:instrText>
             </w:r>
             <w:r>
               <w:rPr>
@@ -1001,7 +1008,7 @@
               <w:noProof/>
             </w:rPr>
           </w:pPr>
-          <w:hyperlink w:anchor="_Toc228041711" w:history="1">
+          <w:hyperlink w:anchor="_Toc229176686" w:history="1">
             <w:r>
               <w:rPr>
                 <w:rStyle w:val="aa"/>
@@ -1041,7 +1048,7 @@
                 <w:noProof/>
                 <w:webHidden/>
               </w:rPr>
-              <w:instrText xml:space="preserve"> PAGEREF _Toc228041711 \h </w:instrText>
+              <w:instrText xml:space="preserve"> PAGEREF _Toc229176686 \h </w:instrText>
             </w:r>
             <w:r>
               <w:rPr>
@@ -1062,6 +1069,96 @@
                 <w:webHidden/>
               </w:rPr>
               <w:t>13</w:t>
+            </w:r>
+            <w:r>
+              <w:rPr>
+                <w:noProof/>
+                <w:webHidden/>
+              </w:rPr>
+              <w:fldChar w:fldCharType="end"/>
+            </w:r>
+          </w:hyperlink>
+        </w:p>
+        <w:p>
+          <w:pPr>
+            <w:pStyle w:val="20"/>
+            <w:tabs>
+              <w:tab w:val="left" w:pos="875"/>
+              <w:tab w:val="right" w:leader="dot" w:pos="10456"/>
+            </w:tabs>
+            <w:ind w:left="440"/>
+            <w:rPr>
+              <w:noProof/>
+            </w:rPr>
+          </w:pPr>
+          <w:hyperlink w:anchor="_Toc229176687" w:history="1">
+            <w:r>
+              <w:rPr>
+                <w:rStyle w:val="aa"/>
+                <w:noProof/>
+              </w:rPr>
+              <w:t>10.</w:t>
+            </w:r>
+            <w:r>
+              <w:rPr>
+                <w:noProof/>
+              </w:rPr>
+              <w:tab/>
+            </w:r>
+            <w:r>
+              <w:rPr>
+                <w:rStyle w:val="aa"/>
+                <w:noProof/>
+              </w:rPr>
+              <w:t>판매</w:t>
+            </w:r>
+            <w:r>
+              <w:rPr>
+                <w:rStyle w:val="aa"/>
+                <w:noProof/>
+              </w:rPr>
+              <w:t>기</w:t>
+            </w:r>
+            <w:r>
+              <w:rPr>
+                <w:noProof/>
+                <w:webHidden/>
+              </w:rPr>
+              <w:tab/>
+            </w:r>
+            <w:r>
+              <w:rPr>
+                <w:noProof/>
+                <w:webHidden/>
+              </w:rPr>
+              <w:fldChar w:fldCharType="begin"/>
+            </w:r>
+            <w:r>
+              <w:rPr>
+                <w:noProof/>
+                <w:webHidden/>
+              </w:rPr>
+              <w:instrText xml:space="preserve"> PAGEREF _Toc229176687 \h </w:instrText>
+            </w:r>
+            <w:r>
+              <w:rPr>
+                <w:noProof/>
+                <w:webHidden/>
+              </w:rPr>
+            </w:r>
+            <w:r>
+              <w:rPr>
+                <w:noProof/>
+                <w:webHidden/>
+              </w:rPr>
+              <w:fldChar w:fldCharType="separate"/>
+            </w:r>
+            <w:r>
+              <w:rPr>
+                <w:noProof/>
+                <w:webHidden/>
+              </w:rPr>
+              <w:t>14</w:t>
             </w:r>
             <w:r>
               <w:rPr>
@@ -1249,7 +1346,7 @@
         </w:rPr>
         <w:t xml:space="preserve"> </w:t>
       </w:r>
-      <w:bookmarkStart w:id="0" w:name="_Toc228041700"/>
+      <w:bookmarkStart w:id="0" w:name="_Toc229176675"/>
       <w:r>
         <w:rPr>
           <w:rFonts w:ascii="나눔고딕" w:eastAsia="나눔고딕" w:hAnsi="나눔고딕" w:hint="eastAsia"/>
@@ -1372,6 +1469,7 @@
         <w:t xml:space="preserve"> </w:t>
       </w:r>
       <w:proofErr w:type="spellStart"/>
+      <w:proofErr w:type="gramStart"/>
       <w:r>
         <w:rPr>
           <w:rFonts w:ascii="나눔고딕" w:eastAsia="나눔고딕" w:hAnsi="나눔고딕" w:cs="Courier New" w:hint="eastAsia"/>
@@ -1389,7 +1487,17 @@
           <w:sz w:val="14"/>
           <w:szCs w:val="14"/>
         </w:rPr>
-        <w:t xml:space="preserve"> : </w:t>
+        <w:t xml:space="preserve"> :</w:t>
+      </w:r>
+      <w:proofErr w:type="gramEnd"/>
+      <w:r>
+        <w:rPr>
+          <w:rFonts w:ascii="나눔고딕" w:eastAsia="나눔고딕" w:hAnsi="나눔고딕" w:cs="Courier New" w:hint="eastAsia"/>
+          <w:color w:val="F8F8F2"/>
+          <w:sz w:val="14"/>
+          <w:szCs w:val="14"/>
+        </w:rPr>
+        <w:t xml:space="preserve"> </w:t>
       </w:r>
       <w:r>
         <w:rPr>
@@ -4137,6 +4245,7 @@
           <w:sz w:val="14"/>
           <w:szCs w:val="14"/>
         </w:rPr>
+        <w:lastRenderedPageBreak/>
         <w:tab/>
       </w:r>
       <w:proofErr w:type="spellStart"/>
@@ -4271,7 +4380,6 @@
           <w:sz w:val="14"/>
           <w:szCs w:val="14"/>
         </w:rPr>
-        <w:lastRenderedPageBreak/>
         <w:tab/>
       </w:r>
       <w:proofErr w:type="spellStart"/>
@@ -5451,6 +5559,7 @@
         <w:t xml:space="preserve"> </w:t>
       </w:r>
       <w:proofErr w:type="spellStart"/>
+      <w:proofErr w:type="gramStart"/>
       <w:r>
         <w:rPr>
           <w:rFonts w:ascii="나눔고딕" w:eastAsia="나눔고딕" w:hAnsi="나눔고딕" w:cs="Courier New" w:hint="eastAsia"/>
@@ -5468,7 +5577,17 @@
           <w:sz w:val="14"/>
           <w:szCs w:val="14"/>
         </w:rPr>
-        <w:t xml:space="preserve"> : </w:t>
+        <w:t xml:space="preserve"> :</w:t>
+      </w:r>
+      <w:proofErr w:type="gramEnd"/>
+      <w:r>
+        <w:rPr>
+          <w:rFonts w:ascii="나눔고딕" w:eastAsia="나눔고딕" w:hAnsi="나눔고딕" w:cs="Courier New" w:hint="eastAsia"/>
+          <w:color w:val="F8F8F2"/>
+          <w:sz w:val="14"/>
+          <w:szCs w:val="14"/>
+        </w:rPr>
+        <w:t xml:space="preserve"> </w:t>
       </w:r>
       <w:r>
         <w:rPr>
@@ -5602,6 +5721,7 @@
         </w:rPr>
         <w:t>0b00</w:t>
       </w:r>
+      <w:proofErr w:type="gramStart"/>
       <w:r>
         <w:rPr>
           <w:rFonts w:ascii="나눔고딕" w:eastAsia="나눔고딕" w:hAnsi="나눔고딕" w:cs="Courier New" w:hint="eastAsia"/>
@@ -5618,7 +5738,17 @@
           <w:sz w:val="14"/>
           <w:szCs w:val="14"/>
         </w:rPr>
-        <w:t>// 갈 수 없음 + 물체 없음</w:t>
+        <w:t>/</w:t>
+      </w:r>
+      <w:proofErr w:type="gramEnd"/>
+      <w:r>
+        <w:rPr>
+          <w:rFonts w:ascii="나눔고딕" w:eastAsia="나눔고딕" w:hAnsi="나눔고딕" w:cs="Courier New" w:hint="eastAsia"/>
+          <w:color w:val="D4D0AB"/>
+          <w:sz w:val="14"/>
+          <w:szCs w:val="14"/>
+        </w:rPr>
+        <w:t>/ 갈 수 없음 + 물체 없음</w:t>
       </w:r>
     </w:p>
     <w:p>
@@ -5694,6 +5824,7 @@
         </w:rPr>
         <w:t>0b01</w:t>
       </w:r>
+      <w:proofErr w:type="gramStart"/>
       <w:r>
         <w:rPr>
           <w:rFonts w:ascii="나눔고딕" w:eastAsia="나눔고딕" w:hAnsi="나눔고딕" w:cs="Courier New" w:hint="eastAsia"/>
@@ -5710,7 +5841,17 @@
           <w:sz w:val="14"/>
           <w:szCs w:val="14"/>
         </w:rPr>
-        <w:t>// 갈 수 있음 + 물체 없음</w:t>
+        <w:t>/</w:t>
+      </w:r>
+      <w:proofErr w:type="gramEnd"/>
+      <w:r>
+        <w:rPr>
+          <w:rFonts w:ascii="나눔고딕" w:eastAsia="나눔고딕" w:hAnsi="나눔고딕" w:cs="Courier New" w:hint="eastAsia"/>
+          <w:color w:val="D4D0AB"/>
+          <w:sz w:val="14"/>
+          <w:szCs w:val="14"/>
+        </w:rPr>
+        <w:t>/ 갈 수 있음 + 물체 없음</w:t>
       </w:r>
     </w:p>
     <w:p>
@@ -5786,6 +5927,7 @@
         </w:rPr>
         <w:t>0b10</w:t>
       </w:r>
+      <w:proofErr w:type="gramStart"/>
       <w:r>
         <w:rPr>
           <w:rFonts w:ascii="나눔고딕" w:eastAsia="나눔고딕" w:hAnsi="나눔고딕" w:cs="Courier New" w:hint="eastAsia"/>
@@ -5802,7 +5944,17 @@
           <w:sz w:val="14"/>
           <w:szCs w:val="14"/>
         </w:rPr>
-        <w:t>// 갈 수 없음 + 물체 있음 == 벽</w:t>
+        <w:t>/</w:t>
+      </w:r>
+      <w:proofErr w:type="gramEnd"/>
+      <w:r>
+        <w:rPr>
+          <w:rFonts w:ascii="나눔고딕" w:eastAsia="나눔고딕" w:hAnsi="나눔고딕" w:cs="Courier New" w:hint="eastAsia"/>
+          <w:color w:val="D4D0AB"/>
+          <w:sz w:val="14"/>
+          <w:szCs w:val="14"/>
+        </w:rPr>
+        <w:t>/ 갈 수 없음 + 물체 있음 == 벽</w:t>
       </w:r>
     </w:p>
     <w:p>
@@ -5876,7 +6028,17 @@
           <w:sz w:val="14"/>
           <w:szCs w:val="14"/>
         </w:rPr>
-        <w:t>0b11</w:t>
+        <w:t>0b</w:t>
+      </w:r>
+      <w:proofErr w:type="gramStart"/>
+      <w:r>
+        <w:rPr>
+          <w:rFonts w:ascii="나눔고딕" w:eastAsia="나눔고딕" w:hAnsi="나눔고딕" w:cs="Courier New" w:hint="eastAsia"/>
+          <w:color w:val="ABE338"/>
+          <w:sz w:val="14"/>
+          <w:szCs w:val="14"/>
+        </w:rPr>
+        <w:t>11</w:t>
       </w:r>
       <w:r>
         <w:rPr>
@@ -5894,7 +6056,17 @@
           <w:sz w:val="14"/>
           <w:szCs w:val="14"/>
         </w:rPr>
-        <w:t>// 갈 수 있음 + 물체 있음</w:t>
+        <w:t>/</w:t>
+      </w:r>
+      <w:proofErr w:type="gramEnd"/>
+      <w:r>
+        <w:rPr>
+          <w:rFonts w:ascii="나눔고딕" w:eastAsia="나눔고딕" w:hAnsi="나눔고딕" w:cs="Courier New" w:hint="eastAsia"/>
+          <w:color w:val="D4D0AB"/>
+          <w:sz w:val="14"/>
+          <w:szCs w:val="14"/>
+        </w:rPr>
+        <w:t>/ 갈 수 있음 + 물체 있음</w:t>
       </w:r>
     </w:p>
     <w:p>
@@ -8583,6 +8755,7 @@
           <w:sz w:val="14"/>
           <w:szCs w:val="14"/>
         </w:rPr>
+        <w:lastRenderedPageBreak/>
         <w:t> </w:t>
       </w:r>
     </w:p>
@@ -8688,7 +8861,6 @@
           <w:sz w:val="14"/>
           <w:szCs w:val="14"/>
         </w:rPr>
-        <w:lastRenderedPageBreak/>
         <w:t>};</w:t>
       </w:r>
     </w:p>
@@ -8823,6 +8995,7 @@
           <w:szCs w:val="14"/>
         </w:rPr>
       </w:pPr>
+      <w:proofErr w:type="gramStart"/>
       <w:r>
         <w:rPr>
           <w:rFonts w:ascii="나눔고딕" w:eastAsia="나눔고딕" w:hAnsi="나눔고딕" w:cs="Courier New" w:hint="eastAsia"/>
@@ -8830,7 +9003,17 @@
           <w:sz w:val="14"/>
           <w:szCs w:val="14"/>
         </w:rPr>
-        <w:t>// unordered map에 pair를 쓰기 위해 필요한 구조체</w:t>
+        <w:t>// unordered</w:t>
+      </w:r>
+      <w:proofErr w:type="gramEnd"/>
+      <w:r>
+        <w:rPr>
+          <w:rFonts w:ascii="나눔고딕" w:eastAsia="나눔고딕" w:hAnsi="나눔고딕" w:cs="Courier New" w:hint="eastAsia"/>
+          <w:color w:val="D4D0AB"/>
+          <w:sz w:val="14"/>
+          <w:szCs w:val="14"/>
+        </w:rPr>
+        <w:t xml:space="preserve"> map에 pair를 쓰기 위해 필요한 구조체</w:t>
       </w:r>
     </w:p>
     <w:p>
@@ -9015,6 +9198,7 @@
         </w:rPr>
         <w:t xml:space="preserve"> </w:t>
       </w:r>
+      <w:proofErr w:type="gramStart"/>
       <w:r>
         <w:rPr>
           <w:rFonts w:ascii="나눔고딕" w:eastAsia="나눔고딕" w:hAnsi="나눔고딕" w:cs="Courier New" w:hint="eastAsia"/>
@@ -9033,7 +9217,17 @@
           <w:sz w:val="14"/>
           <w:szCs w:val="14"/>
         </w:rPr>
-        <w:t>()(</w:t>
+        <w:t>(</w:t>
+      </w:r>
+      <w:proofErr w:type="gramEnd"/>
+      <w:r>
+        <w:rPr>
+          <w:rFonts w:ascii="나눔고딕" w:eastAsia="나눔고딕" w:hAnsi="나눔고딕" w:cs="Courier New" w:hint="eastAsia"/>
+          <w:color w:val="F8F8F2"/>
+          <w:sz w:val="14"/>
+          <w:szCs w:val="14"/>
+        </w:rPr>
+        <w:t>)(</w:t>
       </w:r>
       <w:r>
         <w:rPr>
@@ -9241,6 +9435,7 @@
         </w:rPr>
         <w:tab/>
       </w:r>
+      <w:proofErr w:type="gramStart"/>
       <w:r>
         <w:rPr>
           <w:rFonts w:ascii="나눔고딕" w:eastAsia="나눔고딕" w:hAnsi="나눔고딕" w:cs="Courier New" w:hint="eastAsia"/>
@@ -9248,7 +9443,17 @@
           <w:sz w:val="14"/>
           <w:szCs w:val="14"/>
         </w:rPr>
-        <w:t>// 두 값을 섞어서 Hash 생성</w:t>
+        <w:t>// 두</w:t>
+      </w:r>
+      <w:proofErr w:type="gramEnd"/>
+      <w:r>
+        <w:rPr>
+          <w:rFonts w:ascii="나눔고딕" w:eastAsia="나눔고딕" w:hAnsi="나눔고딕" w:cs="Courier New" w:hint="eastAsia"/>
+          <w:color w:val="D4D0AB"/>
+          <w:sz w:val="14"/>
+          <w:szCs w:val="14"/>
+        </w:rPr>
+        <w:t xml:space="preserve"> 값을 섞어서 Hash 생성</w:t>
       </w:r>
     </w:p>
     <w:p>
@@ -9324,7 +9529,27 @@
           <w:sz w:val="14"/>
           <w:szCs w:val="14"/>
         </w:rPr>
-        <w:t xml:space="preserve"> std::hash</w:t>
+        <w:t xml:space="preserve"> </w:t>
+      </w:r>
+      <w:proofErr w:type="gramStart"/>
+      <w:r>
+        <w:rPr>
+          <w:rFonts w:ascii="나눔고딕" w:eastAsia="나눔고딕" w:hAnsi="나눔고딕" w:cs="Courier New" w:hint="eastAsia"/>
+          <w:color w:val="F8F8F2"/>
+          <w:sz w:val="14"/>
+          <w:szCs w:val="14"/>
+        </w:rPr>
+        <w:t>std::</w:t>
+      </w:r>
+      <w:proofErr w:type="gramEnd"/>
+      <w:r>
+        <w:rPr>
+          <w:rFonts w:ascii="나눔고딕" w:eastAsia="나눔고딕" w:hAnsi="나눔고딕" w:cs="Courier New" w:hint="eastAsia"/>
+          <w:color w:val="F8F8F2"/>
+          <w:sz w:val="14"/>
+          <w:szCs w:val="14"/>
+        </w:rPr>
+        <w:t>hash</w:t>
       </w:r>
       <w:r>
         <w:rPr>
@@ -9741,8 +9966,19 @@
           <w:sz w:val="14"/>
           <w:szCs w:val="14"/>
         </w:rPr>
-        <w:t xml:space="preserve"> x;</w:t>
-      </w:r>
+        <w:t xml:space="preserve"> </w:t>
+      </w:r>
+      <w:proofErr w:type="gramStart"/>
+      <w:r>
+        <w:rPr>
+          <w:rFonts w:ascii="나눔고딕" w:eastAsia="나눔고딕" w:hAnsi="나눔고딕" w:cs="Courier New" w:hint="eastAsia"/>
+          <w:color w:val="F8F8F2"/>
+          <w:sz w:val="14"/>
+          <w:szCs w:val="14"/>
+        </w:rPr>
+        <w:t>x;</w:t>
+      </w:r>
+      <w:proofErr w:type="gramEnd"/>
     </w:p>
     <w:p>
       <w:pPr>
@@ -9808,8 +10044,19 @@
           <w:sz w:val="14"/>
           <w:szCs w:val="14"/>
         </w:rPr>
-        <w:t xml:space="preserve"> y;</w:t>
-      </w:r>
+        <w:t xml:space="preserve"> </w:t>
+      </w:r>
+      <w:proofErr w:type="gramStart"/>
+      <w:r>
+        <w:rPr>
+          <w:rFonts w:ascii="나눔고딕" w:eastAsia="나눔고딕" w:hAnsi="나눔고딕" w:cs="Courier New" w:hint="eastAsia"/>
+          <w:color w:val="F8F8F2"/>
+          <w:sz w:val="14"/>
+          <w:szCs w:val="14"/>
+        </w:rPr>
+        <w:t>y;</w:t>
+      </w:r>
+      <w:proofErr w:type="gramEnd"/>
     </w:p>
     <w:p>
       <w:pPr>
@@ -9875,8 +10122,19 @@
           <w:sz w:val="14"/>
           <w:szCs w:val="14"/>
         </w:rPr>
-        <w:t xml:space="preserve"> z;</w:t>
-      </w:r>
+        <w:t xml:space="preserve"> </w:t>
+      </w:r>
+      <w:proofErr w:type="gramStart"/>
+      <w:r>
+        <w:rPr>
+          <w:rFonts w:ascii="나눔고딕" w:eastAsia="나눔고딕" w:hAnsi="나눔고딕" w:cs="Courier New" w:hint="eastAsia"/>
+          <w:color w:val="F8F8F2"/>
+          <w:sz w:val="14"/>
+          <w:szCs w:val="14"/>
+        </w:rPr>
+        <w:t>z;</w:t>
+      </w:r>
+      <w:proofErr w:type="gramEnd"/>
     </w:p>
     <w:p>
       <w:pPr>
@@ -10000,6 +10258,7 @@
         </w:rPr>
         <w:t>operator</w:t>
       </w:r>
+      <w:proofErr w:type="gramStart"/>
       <w:r>
         <w:rPr>
           <w:rFonts w:ascii="나눔고딕" w:eastAsia="나눔고딕" w:hAnsi="나눔고딕" w:cs="Courier New" w:hint="eastAsia"/>
@@ -10009,6 +10268,7 @@
         </w:rPr>
         <w:t>+(</w:t>
       </w:r>
+      <w:proofErr w:type="gramEnd"/>
       <w:r>
         <w:rPr>
           <w:rFonts w:ascii="나눔고딕" w:eastAsia="나눔고딕" w:hAnsi="나눔고딕" w:cs="Courier New" w:hint="eastAsia"/>
@@ -10203,6 +10463,7 @@
         <w:t xml:space="preserve"> + x, </w:t>
       </w:r>
       <w:proofErr w:type="spellStart"/>
+      <w:proofErr w:type="gramStart"/>
       <w:r>
         <w:rPr>
           <w:rFonts w:ascii="나눔고딕" w:eastAsia="나눔고딕" w:hAnsi="나눔고딕" w:cs="Courier New" w:hint="eastAsia"/>
@@ -10213,6 +10474,7 @@
         <w:t>other.y</w:t>
       </w:r>
       <w:proofErr w:type="spellEnd"/>
+      <w:proofErr w:type="gramEnd"/>
       <w:r>
         <w:rPr>
           <w:rFonts w:ascii="나눔고딕" w:eastAsia="나눔고딕" w:hAnsi="나눔고딕" w:cs="Courier New" w:hint="eastAsia"/>
@@ -10413,6 +10675,7 @@
         </w:rPr>
         <w:t>operator</w:t>
       </w:r>
+      <w:proofErr w:type="gramStart"/>
       <w:r>
         <w:rPr>
           <w:rFonts w:ascii="나눔고딕" w:eastAsia="나눔고딕" w:hAnsi="나눔고딕" w:cs="Courier New" w:hint="eastAsia"/>
@@ -10422,6 +10685,7 @@
         </w:rPr>
         <w:t>-(</w:t>
       </w:r>
+      <w:proofErr w:type="gramEnd"/>
       <w:r>
         <w:rPr>
           <w:rFonts w:ascii="나눔고딕" w:eastAsia="나눔고딕" w:hAnsi="나눔고딕" w:cs="Courier New" w:hint="eastAsia"/>
@@ -10593,7 +10857,27 @@
           <w:sz w:val="14"/>
           <w:szCs w:val="14"/>
         </w:rPr>
-        <w:t xml:space="preserve"> { x - </w:t>
+        <w:t xml:space="preserve"> </w:t>
+      </w:r>
+      <w:proofErr w:type="gramStart"/>
+      <w:r>
+        <w:rPr>
+          <w:rFonts w:ascii="나눔고딕" w:eastAsia="나눔고딕" w:hAnsi="나눔고딕" w:cs="Courier New" w:hint="eastAsia"/>
+          <w:color w:val="F8F8F2"/>
+          <w:sz w:val="14"/>
+          <w:szCs w:val="14"/>
+        </w:rPr>
+        <w:t>{ x</w:t>
+      </w:r>
+      <w:proofErr w:type="gramEnd"/>
+      <w:r>
+        <w:rPr>
+          <w:rFonts w:ascii="나눔고딕" w:eastAsia="나눔고딕" w:hAnsi="나눔고딕" w:cs="Courier New" w:hint="eastAsia"/>
+          <w:color w:val="F8F8F2"/>
+          <w:sz w:val="14"/>
+          <w:szCs w:val="14"/>
+        </w:rPr>
+        <w:t xml:space="preserve"> - </w:t>
       </w:r>
       <w:proofErr w:type="spellStart"/>
       <w:r>
@@ -10826,6 +11110,7 @@
         </w:rPr>
         <w:t>operator</w:t>
       </w:r>
+      <w:proofErr w:type="gramStart"/>
       <w:r>
         <w:rPr>
           <w:rFonts w:ascii="나눔고딕" w:eastAsia="나눔고딕" w:hAnsi="나눔고딕" w:cs="Courier New" w:hint="eastAsia"/>
@@ -10835,6 +11120,7 @@
         </w:rPr>
         <w:t>/(</w:t>
       </w:r>
+      <w:proofErr w:type="gramEnd"/>
       <w:r>
         <w:rPr>
           <w:rFonts w:ascii="나눔고딕" w:eastAsia="나눔고딕" w:hAnsi="나눔고딕" w:cs="Courier New" w:hint="eastAsia"/>
@@ -11028,7 +11314,27 @@
           <w:sz w:val="14"/>
           <w:szCs w:val="14"/>
         </w:rPr>
-        <w:t xml:space="preserve"> { x/ </w:t>
+        <w:t xml:space="preserve"> </w:t>
+      </w:r>
+      <w:proofErr w:type="gramStart"/>
+      <w:r>
+        <w:rPr>
+          <w:rFonts w:ascii="나눔고딕" w:eastAsia="나눔고딕" w:hAnsi="나눔고딕" w:cs="Courier New" w:hint="eastAsia"/>
+          <w:color w:val="F8F8F2"/>
+          <w:sz w:val="14"/>
+          <w:szCs w:val="14"/>
+        </w:rPr>
+        <w:t>{ x</w:t>
+      </w:r>
+      <w:proofErr w:type="gramEnd"/>
+      <w:r>
+        <w:rPr>
+          <w:rFonts w:ascii="나눔고딕" w:eastAsia="나눔고딕" w:hAnsi="나눔고딕" w:cs="Courier New" w:hint="eastAsia"/>
+          <w:color w:val="F8F8F2"/>
+          <w:sz w:val="14"/>
+          <w:szCs w:val="14"/>
+        </w:rPr>
+        <w:t xml:space="preserve">/ </w:t>
       </w:r>
       <w:r>
         <w:rPr>
@@ -11263,6 +11569,7 @@
         </w:rPr>
         <w:t>operator</w:t>
       </w:r>
+      <w:proofErr w:type="gramStart"/>
       <w:r>
         <w:rPr>
           <w:rFonts w:ascii="나눔고딕" w:eastAsia="나눔고딕" w:hAnsi="나눔고딕" w:cs="Courier New" w:hint="eastAsia"/>
@@ -11272,6 +11579,7 @@
         </w:rPr>
         <w:t>&lt;(</w:t>
       </w:r>
+      <w:proofErr w:type="gramEnd"/>
       <w:r>
         <w:rPr>
           <w:rFonts w:ascii="나눔고딕" w:eastAsia="나눔고딕" w:hAnsi="나눔고딕" w:cs="Courier New" w:hint="eastAsia"/>
@@ -11466,6 +11774,7 @@
         <w:t xml:space="preserve"> || y &lt; </w:t>
       </w:r>
       <w:proofErr w:type="spellStart"/>
+      <w:proofErr w:type="gramStart"/>
       <w:r>
         <w:rPr>
           <w:rFonts w:ascii="나눔고딕" w:eastAsia="나눔고딕" w:hAnsi="나눔고딕" w:cs="Courier New" w:hint="eastAsia"/>
@@ -11476,6 +11785,7 @@
         <w:t>other.y</w:t>
       </w:r>
       <w:proofErr w:type="spellEnd"/>
+      <w:proofErr w:type="gramEnd"/>
       <w:r>
         <w:rPr>
           <w:rFonts w:ascii="나눔고딕" w:eastAsia="나눔고딕" w:hAnsi="나눔고딕" w:cs="Courier New" w:hint="eastAsia"/>
@@ -11678,6 +11988,7 @@
         </w:rPr>
         <w:t>operator</w:t>
       </w:r>
+      <w:proofErr w:type="gramStart"/>
       <w:r>
         <w:rPr>
           <w:rFonts w:ascii="나눔고딕" w:eastAsia="나눔고딕" w:hAnsi="나눔고딕" w:cs="Courier New" w:hint="eastAsia"/>
@@ -11687,6 +11998,7 @@
         </w:rPr>
         <w:t>&gt;(</w:t>
       </w:r>
+      <w:proofErr w:type="gramEnd"/>
       <w:r>
         <w:rPr>
           <w:rFonts w:ascii="나눔고딕" w:eastAsia="나눔고딕" w:hAnsi="나눔고딕" w:cs="Courier New" w:hint="eastAsia"/>
@@ -11881,6 +12193,7 @@
         <w:t xml:space="preserve"> || y &gt; </w:t>
       </w:r>
       <w:proofErr w:type="spellStart"/>
+      <w:proofErr w:type="gramStart"/>
       <w:r>
         <w:rPr>
           <w:rFonts w:ascii="나눔고딕" w:eastAsia="나눔고딕" w:hAnsi="나눔고딕" w:cs="Courier New" w:hint="eastAsia"/>
@@ -11891,6 +12204,7 @@
         <w:t>other.y</w:t>
       </w:r>
       <w:proofErr w:type="spellEnd"/>
+      <w:proofErr w:type="gramEnd"/>
       <w:r>
         <w:rPr>
           <w:rFonts w:ascii="나눔고딕" w:eastAsia="나눔고딕" w:hAnsi="나눔고딕" w:cs="Courier New" w:hint="eastAsia"/>
@@ -12230,8 +12544,19 @@
           <w:sz w:val="14"/>
           <w:szCs w:val="14"/>
         </w:rPr>
-        <w:t xml:space="preserve"> min;</w:t>
-      </w:r>
+        <w:t xml:space="preserve"> </w:t>
+      </w:r>
+      <w:proofErr w:type="gramStart"/>
+      <w:r>
+        <w:rPr>
+          <w:rFonts w:ascii="나눔고딕" w:eastAsia="나눔고딕" w:hAnsi="나눔고딕" w:cs="Courier New" w:hint="eastAsia"/>
+          <w:color w:val="F8F8F2"/>
+          <w:sz w:val="14"/>
+          <w:szCs w:val="14"/>
+        </w:rPr>
+        <w:t>min;</w:t>
+      </w:r>
+      <w:proofErr w:type="gramEnd"/>
     </w:p>
     <w:p>
       <w:pPr>
@@ -12295,8 +12620,19 @@
           <w:sz w:val="14"/>
           <w:szCs w:val="14"/>
         </w:rPr>
-        <w:t xml:space="preserve"> max;</w:t>
-      </w:r>
+        <w:t xml:space="preserve"> </w:t>
+      </w:r>
+      <w:proofErr w:type="gramStart"/>
+      <w:r>
+        <w:rPr>
+          <w:rFonts w:ascii="나눔고딕" w:eastAsia="나눔고딕" w:hAnsi="나눔고딕" w:cs="Courier New" w:hint="eastAsia"/>
+          <w:color w:val="F8F8F2"/>
+          <w:sz w:val="14"/>
+          <w:szCs w:val="14"/>
+        </w:rPr>
+        <w:t>max;</w:t>
+      </w:r>
+      <w:proofErr w:type="gramEnd"/>
     </w:p>
     <w:p>
       <w:pPr>
@@ -12570,8 +12906,19 @@
           <w:sz w:val="14"/>
           <w:szCs w:val="14"/>
         </w:rPr>
-        <w:t xml:space="preserve"> pitch;</w:t>
-      </w:r>
+        <w:t xml:space="preserve"> </w:t>
+      </w:r>
+      <w:proofErr w:type="gramStart"/>
+      <w:r>
+        <w:rPr>
+          <w:rFonts w:ascii="나눔고딕" w:eastAsia="나눔고딕" w:hAnsi="나눔고딕" w:cs="Courier New" w:hint="eastAsia"/>
+          <w:color w:val="F8F8F2"/>
+          <w:sz w:val="14"/>
+          <w:szCs w:val="14"/>
+        </w:rPr>
+        <w:t>pitch;</w:t>
+      </w:r>
+      <w:proofErr w:type="gramEnd"/>
     </w:p>
     <w:p>
       <w:pPr>
@@ -12637,8 +12984,19 @@
           <w:sz w:val="14"/>
           <w:szCs w:val="14"/>
         </w:rPr>
-        <w:t xml:space="preserve"> yaw;</w:t>
-      </w:r>
+        <w:t xml:space="preserve"> </w:t>
+      </w:r>
+      <w:proofErr w:type="gramStart"/>
+      <w:r>
+        <w:rPr>
+          <w:rFonts w:ascii="나눔고딕" w:eastAsia="나눔고딕" w:hAnsi="나눔고딕" w:cs="Courier New" w:hint="eastAsia"/>
+          <w:color w:val="F8F8F2"/>
+          <w:sz w:val="14"/>
+          <w:szCs w:val="14"/>
+        </w:rPr>
+        <w:t>yaw;</w:t>
+      </w:r>
+      <w:proofErr w:type="gramEnd"/>
     </w:p>
     <w:p>
       <w:pPr>
@@ -12704,8 +13062,19 @@
           <w:sz w:val="14"/>
           <w:szCs w:val="14"/>
         </w:rPr>
-        <w:t xml:space="preserve"> roll;</w:t>
-      </w:r>
+        <w:t xml:space="preserve"> </w:t>
+      </w:r>
+      <w:proofErr w:type="gramStart"/>
+      <w:r>
+        <w:rPr>
+          <w:rFonts w:ascii="나눔고딕" w:eastAsia="나눔고딕" w:hAnsi="나눔고딕" w:cs="Courier New" w:hint="eastAsia"/>
+          <w:color w:val="F8F8F2"/>
+          <w:sz w:val="14"/>
+          <w:szCs w:val="14"/>
+        </w:rPr>
+        <w:t>roll;</w:t>
+      </w:r>
+      <w:proofErr w:type="gramEnd"/>
     </w:p>
     <w:p>
       <w:pPr>
@@ -12981,8 +13350,19 @@
           <w:sz w:val="14"/>
           <w:szCs w:val="14"/>
         </w:rPr>
-        <w:t xml:space="preserve"> type;</w:t>
-      </w:r>
+        <w:t xml:space="preserve"> </w:t>
+      </w:r>
+      <w:proofErr w:type="gramStart"/>
+      <w:r>
+        <w:rPr>
+          <w:rFonts w:ascii="나눔고딕" w:eastAsia="나눔고딕" w:hAnsi="나눔고딕" w:cs="Courier New" w:hint="eastAsia"/>
+          <w:color w:val="F8F8F2"/>
+          <w:sz w:val="14"/>
+          <w:szCs w:val="14"/>
+        </w:rPr>
+        <w:t>type;</w:t>
+      </w:r>
+      <w:proofErr w:type="gramEnd"/>
     </w:p>
     <w:p>
       <w:pPr>
@@ -13046,8 +13426,19 @@
           <w:sz w:val="14"/>
           <w:szCs w:val="14"/>
         </w:rPr>
-        <w:t xml:space="preserve"> size;</w:t>
-      </w:r>
+        <w:t xml:space="preserve"> </w:t>
+      </w:r>
+      <w:proofErr w:type="gramStart"/>
+      <w:r>
+        <w:rPr>
+          <w:rFonts w:ascii="나눔고딕" w:eastAsia="나눔고딕" w:hAnsi="나눔고딕" w:cs="Courier New" w:hint="eastAsia"/>
+          <w:color w:val="F8F8F2"/>
+          <w:sz w:val="14"/>
+          <w:szCs w:val="14"/>
+        </w:rPr>
+        <w:t>size;</w:t>
+      </w:r>
+      <w:proofErr w:type="gramEnd"/>
     </w:p>
     <w:p>
       <w:pPr>
@@ -13102,9 +13493,20 @@
           <w:sz w:val="14"/>
           <w:szCs w:val="14"/>
         </w:rPr>
-        <w:t>//std::</w:t>
+        <w:t>//</w:t>
+      </w:r>
+      <w:proofErr w:type="gramStart"/>
+      <w:r>
+        <w:rPr>
+          <w:rFonts w:ascii="나눔고딕" w:eastAsia="나눔고딕" w:hAnsi="나눔고딕" w:cs="Courier New" w:hint="eastAsia"/>
+          <w:color w:val="D4D0AB"/>
+          <w:sz w:val="14"/>
+          <w:szCs w:val="14"/>
+        </w:rPr>
+        <w:t>std::</w:t>
       </w:r>
       <w:proofErr w:type="spellStart"/>
+      <w:proofErr w:type="gramEnd"/>
       <w:r>
         <w:rPr>
           <w:rFonts w:ascii="나눔고딕" w:eastAsia="나눔고딕" w:hAnsi="나눔고딕" w:cs="Courier New" w:hint="eastAsia"/>
@@ -13212,6 +13614,7 @@
         <w:t xml:space="preserve"> </w:t>
       </w:r>
       <w:proofErr w:type="spellStart"/>
+      <w:proofErr w:type="gramStart"/>
       <w:r>
         <w:rPr>
           <w:rFonts w:ascii="나눔고딕" w:eastAsia="나눔고딕" w:hAnsi="나눔고딕" w:cs="Courier New" w:hint="eastAsia"/>
@@ -13231,6 +13634,7 @@
         </w:rPr>
         <w:t>;</w:t>
       </w:r>
+      <w:proofErr w:type="gramEnd"/>
     </w:p>
     <w:p>
       <w:pPr>
@@ -13299,6 +13703,7 @@
         <w:t xml:space="preserve"> </w:t>
       </w:r>
       <w:proofErr w:type="spellStart"/>
+      <w:proofErr w:type="gramStart"/>
       <w:r>
         <w:rPr>
           <w:rFonts w:ascii="나눔고딕" w:eastAsia="나눔고딕" w:hAnsi="나눔고딕" w:cs="Courier New" w:hint="eastAsia"/>
@@ -13318,6 +13723,7 @@
         </w:rPr>
         <w:t>;</w:t>
       </w:r>
+      <w:proofErr w:type="gramEnd"/>
     </w:p>
     <w:p>
       <w:pPr>
@@ -13364,9 +13770,19 @@
           <w:szCs w:val="14"/>
         </w:rPr>
         <w:tab/>
+      </w:r>
+      <w:proofErr w:type="gramStart"/>
+      <w:r>
+        <w:rPr>
+          <w:rFonts w:ascii="나눔고딕" w:eastAsia="나눔고딕" w:hAnsi="나눔고딕" w:cs="Courier New" w:hint="eastAsia"/>
+          <w:color w:val="F8F8F2"/>
+          <w:sz w:val="14"/>
+          <w:szCs w:val="14"/>
+        </w:rPr>
         <w:t>std::</w:t>
       </w:r>
       <w:proofErr w:type="spellStart"/>
+      <w:proofErr w:type="gramEnd"/>
       <w:r>
         <w:rPr>
           <w:rFonts w:ascii="나눔고딕" w:eastAsia="나눔고딕" w:hAnsi="나눔고딕" w:cs="Courier New" w:hint="eastAsia"/>
@@ -13492,9 +13908,19 @@
           <w:szCs w:val="14"/>
         </w:rPr>
         <w:tab/>
+      </w:r>
+      <w:proofErr w:type="gramStart"/>
+      <w:r>
+        <w:rPr>
+          <w:rFonts w:ascii="나눔고딕" w:eastAsia="나눔고딕" w:hAnsi="나눔고딕" w:cs="Courier New" w:hint="eastAsia"/>
+          <w:color w:val="F8F8F2"/>
+          <w:sz w:val="14"/>
+          <w:szCs w:val="14"/>
+        </w:rPr>
         <w:t>std::</w:t>
       </w:r>
       <w:proofErr w:type="spellStart"/>
+      <w:proofErr w:type="gramEnd"/>
       <w:r>
         <w:rPr>
           <w:rFonts w:ascii="나눔고딕" w:eastAsia="나눔고딕" w:hAnsi="나눔고딕" w:cs="Courier New" w:hint="eastAsia"/>
@@ -13620,9 +14046,19 @@
           <w:szCs w:val="14"/>
         </w:rPr>
         <w:tab/>
+      </w:r>
+      <w:proofErr w:type="gramStart"/>
+      <w:r>
+        <w:rPr>
+          <w:rFonts w:ascii="나눔고딕" w:eastAsia="나눔고딕" w:hAnsi="나눔고딕" w:cs="Courier New" w:hint="eastAsia"/>
+          <w:color w:val="F8F8F2"/>
+          <w:sz w:val="14"/>
+          <w:szCs w:val="14"/>
+        </w:rPr>
         <w:t>std::</w:t>
       </w:r>
       <w:proofErr w:type="spellStart"/>
+      <w:proofErr w:type="gramEnd"/>
       <w:r>
         <w:rPr>
           <w:rFonts w:ascii="나눔고딕" w:eastAsia="나눔고딕" w:hAnsi="나눔고딕" w:cs="Courier New" w:hint="eastAsia"/>
@@ -13746,7 +14182,26 @@
           <w:szCs w:val="14"/>
         </w:rPr>
         <w:tab/>
-        <w:t>std::pair&lt;</w:t>
+      </w:r>
+      <w:proofErr w:type="gramStart"/>
+      <w:r>
+        <w:rPr>
+          <w:rFonts w:ascii="나눔고딕" w:eastAsia="나눔고딕" w:hAnsi="나눔고딕" w:cs="Courier New" w:hint="eastAsia"/>
+          <w:color w:val="F8F8F2"/>
+          <w:sz w:val="14"/>
+          <w:szCs w:val="14"/>
+        </w:rPr>
+        <w:t>std::</w:t>
+      </w:r>
+      <w:proofErr w:type="gramEnd"/>
+      <w:r>
+        <w:rPr>
+          <w:rFonts w:ascii="나눔고딕" w:eastAsia="나눔고딕" w:hAnsi="나눔고딕" w:cs="Courier New" w:hint="eastAsia"/>
+          <w:color w:val="F8F8F2"/>
+          <w:sz w:val="14"/>
+          <w:szCs w:val="14"/>
+        </w:rPr>
+        <w:t>pair&lt;</w:t>
       </w:r>
       <w:proofErr w:type="spellStart"/>
       <w:r>
@@ -13837,8 +14292,28 @@
           <w:sz w:val="14"/>
           <w:szCs w:val="14"/>
         </w:rPr>
+        <w:lastRenderedPageBreak/>
         <w:tab/>
-        <w:t>std::pair&lt;</w:t>
+      </w:r>
+      <w:proofErr w:type="gramStart"/>
+      <w:r>
+        <w:rPr>
+          <w:rFonts w:ascii="나눔고딕" w:eastAsia="나눔고딕" w:hAnsi="나눔고딕" w:cs="Courier New" w:hint="eastAsia"/>
+          <w:color w:val="F8F8F2"/>
+          <w:sz w:val="14"/>
+          <w:szCs w:val="14"/>
+        </w:rPr>
+        <w:t>std::</w:t>
+      </w:r>
+      <w:proofErr w:type="gramEnd"/>
+      <w:r>
+        <w:rPr>
+          <w:rFonts w:ascii="나눔고딕" w:eastAsia="나눔고딕" w:hAnsi="나눔고딕" w:cs="Courier New" w:hint="eastAsia"/>
+          <w:color w:val="F8F8F2"/>
+          <w:sz w:val="14"/>
+          <w:szCs w:val="14"/>
+        </w:rPr>
+        <w:t>pair&lt;</w:t>
       </w:r>
       <w:proofErr w:type="spellStart"/>
       <w:r>
@@ -13930,7 +14405,26 @@
           <w:szCs w:val="14"/>
         </w:rPr>
         <w:tab/>
-        <w:t>std::vector&lt;</w:t>
+      </w:r>
+      <w:proofErr w:type="gramStart"/>
+      <w:r>
+        <w:rPr>
+          <w:rFonts w:ascii="나눔고딕" w:eastAsia="나눔고딕" w:hAnsi="나눔고딕" w:cs="Courier New" w:hint="eastAsia"/>
+          <w:color w:val="F8F8F2"/>
+          <w:sz w:val="14"/>
+          <w:szCs w:val="14"/>
+        </w:rPr>
+        <w:t>std::</w:t>
+      </w:r>
+      <w:proofErr w:type="gramEnd"/>
+      <w:r>
+        <w:rPr>
+          <w:rFonts w:ascii="나눔고딕" w:eastAsia="나눔고딕" w:hAnsi="나눔고딕" w:cs="Courier New" w:hint="eastAsia"/>
+          <w:color w:val="F8F8F2"/>
+          <w:sz w:val="14"/>
+          <w:szCs w:val="14"/>
+        </w:rPr>
+        <w:t>vector&lt;</w:t>
       </w:r>
       <w:r>
         <w:rPr>
@@ -13995,9 +14489,27 @@
           <w:sz w:val="14"/>
           <w:szCs w:val="14"/>
         </w:rPr>
-        <w:lastRenderedPageBreak/>
         <w:tab/>
-        <w:t>std::vector&lt;</w:t>
+      </w:r>
+      <w:proofErr w:type="gramStart"/>
+      <w:r>
+        <w:rPr>
+          <w:rFonts w:ascii="나눔고딕" w:eastAsia="나눔고딕" w:hAnsi="나눔고딕" w:cs="Courier New" w:hint="eastAsia"/>
+          <w:color w:val="F8F8F2"/>
+          <w:sz w:val="14"/>
+          <w:szCs w:val="14"/>
+        </w:rPr>
+        <w:t>std::</w:t>
+      </w:r>
+      <w:proofErr w:type="gramEnd"/>
+      <w:r>
+        <w:rPr>
+          <w:rFonts w:ascii="나눔고딕" w:eastAsia="나눔고딕" w:hAnsi="나눔고딕" w:cs="Courier New" w:hint="eastAsia"/>
+          <w:color w:val="F8F8F2"/>
+          <w:sz w:val="14"/>
+          <w:szCs w:val="14"/>
+        </w:rPr>
+        <w:t>vector&lt;</w:t>
       </w:r>
       <w:r>
         <w:rPr>
@@ -14071,9 +14583,20 @@
           <w:sz w:val="14"/>
           <w:szCs w:val="14"/>
         </w:rPr>
-        <w:t>//std::</w:t>
+        <w:t>//</w:t>
+      </w:r>
+      <w:proofErr w:type="gramStart"/>
+      <w:r>
+        <w:rPr>
+          <w:rFonts w:ascii="나눔고딕" w:eastAsia="나눔고딕" w:hAnsi="나눔고딕" w:cs="Courier New" w:hint="eastAsia"/>
+          <w:color w:val="D4D0AB"/>
+          <w:sz w:val="14"/>
+          <w:szCs w:val="14"/>
+        </w:rPr>
+        <w:t>std::</w:t>
       </w:r>
       <w:proofErr w:type="spellStart"/>
+      <w:proofErr w:type="gramEnd"/>
       <w:r>
         <w:rPr>
           <w:rFonts w:ascii="나눔고딕" w:eastAsia="나눔고딕" w:hAnsi="나눔고딕" w:cs="Courier New" w:hint="eastAsia"/>
@@ -14147,9 +14670,20 @@
           <w:sz w:val="14"/>
           <w:szCs w:val="14"/>
         </w:rPr>
-        <w:t>//std::</w:t>
+        <w:t>//</w:t>
+      </w:r>
+      <w:proofErr w:type="gramStart"/>
+      <w:r>
+        <w:rPr>
+          <w:rFonts w:ascii="나눔고딕" w:eastAsia="나눔고딕" w:hAnsi="나눔고딕" w:cs="Courier New" w:hint="eastAsia"/>
+          <w:color w:val="D4D0AB"/>
+          <w:sz w:val="14"/>
+          <w:szCs w:val="14"/>
+        </w:rPr>
+        <w:t>std::</w:t>
       </w:r>
       <w:proofErr w:type="spellStart"/>
+      <w:proofErr w:type="gramEnd"/>
       <w:r>
         <w:rPr>
           <w:rFonts w:ascii="나눔고딕" w:eastAsia="나눔고딕" w:hAnsi="나눔고딕" w:cs="Courier New" w:hint="eastAsia"/>
@@ -14215,7 +14749,26 @@
           <w:szCs w:val="14"/>
         </w:rPr>
         <w:tab/>
-        <w:t>std::vector&lt;</w:t>
+      </w:r>
+      <w:proofErr w:type="gramStart"/>
+      <w:r>
+        <w:rPr>
+          <w:rFonts w:ascii="나눔고딕" w:eastAsia="나눔고딕" w:hAnsi="나눔고딕" w:cs="Courier New" w:hint="eastAsia"/>
+          <w:color w:val="F8F8F2"/>
+          <w:sz w:val="14"/>
+          <w:szCs w:val="14"/>
+        </w:rPr>
+        <w:t>std::</w:t>
+      </w:r>
+      <w:proofErr w:type="gramEnd"/>
+      <w:r>
+        <w:rPr>
+          <w:rFonts w:ascii="나눔고딕" w:eastAsia="나눔고딕" w:hAnsi="나눔고딕" w:cs="Courier New" w:hint="eastAsia"/>
+          <w:color w:val="F8F8F2"/>
+          <w:sz w:val="14"/>
+          <w:szCs w:val="14"/>
+        </w:rPr>
+        <w:t>vector&lt;</w:t>
       </w:r>
       <w:r>
         <w:rPr>
@@ -14323,6 +14876,7 @@
         <w:t xml:space="preserve"> </w:t>
       </w:r>
       <w:proofErr w:type="spellStart"/>
+      <w:proofErr w:type="gramStart"/>
       <w:r>
         <w:rPr>
           <w:rFonts w:ascii="나눔고딕" w:eastAsia="나눔고딕" w:hAnsi="나눔고딕" w:cs="Courier New" w:hint="eastAsia"/>
@@ -14342,6 +14896,7 @@
         </w:rPr>
         <w:t>;</w:t>
       </w:r>
+      <w:proofErr w:type="gramEnd"/>
     </w:p>
     <w:p>
       <w:pPr>
@@ -14622,6 +15177,7 @@
         <w:t xml:space="preserve"> </w:t>
       </w:r>
       <w:proofErr w:type="spellStart"/>
+      <w:proofErr w:type="gramStart"/>
       <w:r>
         <w:rPr>
           <w:rFonts w:ascii="나눔고딕" w:eastAsia="나눔고딕" w:hAnsi="나눔고딕" w:cs="Courier New" w:hint="eastAsia"/>
@@ -14641,6 +15197,7 @@
         </w:rPr>
         <w:t>;</w:t>
       </w:r>
+      <w:proofErr w:type="gramEnd"/>
     </w:p>
     <w:p>
       <w:pPr>
@@ -14687,7 +15244,26 @@
           <w:szCs w:val="14"/>
         </w:rPr>
         <w:tab/>
-        <w:t>std::pair&lt;</w:t>
+      </w:r>
+      <w:proofErr w:type="gramStart"/>
+      <w:r>
+        <w:rPr>
+          <w:rFonts w:ascii="나눔고딕" w:eastAsia="나눔고딕" w:hAnsi="나눔고딕" w:cs="Courier New" w:hint="eastAsia"/>
+          <w:color w:val="F8F8F2"/>
+          <w:sz w:val="14"/>
+          <w:szCs w:val="14"/>
+        </w:rPr>
+        <w:t>std::</w:t>
+      </w:r>
+      <w:proofErr w:type="gramEnd"/>
+      <w:r>
+        <w:rPr>
+          <w:rFonts w:ascii="나눔고딕" w:eastAsia="나눔고딕" w:hAnsi="나눔고딕" w:cs="Courier New" w:hint="eastAsia"/>
+          <w:color w:val="F8F8F2"/>
+          <w:sz w:val="14"/>
+          <w:szCs w:val="14"/>
+        </w:rPr>
+        <w:t>pair&lt;</w:t>
       </w:r>
       <w:proofErr w:type="spellStart"/>
       <w:r>
@@ -14799,7 +15375,26 @@
           <w:szCs w:val="14"/>
         </w:rPr>
         <w:tab/>
-        <w:t>std::pair&lt;</w:t>
+      </w:r>
+      <w:proofErr w:type="gramStart"/>
+      <w:r>
+        <w:rPr>
+          <w:rFonts w:ascii="나눔고딕" w:eastAsia="나눔고딕" w:hAnsi="나눔고딕" w:cs="Courier New" w:hint="eastAsia"/>
+          <w:color w:val="F8F8F2"/>
+          <w:sz w:val="14"/>
+          <w:szCs w:val="14"/>
+        </w:rPr>
+        <w:t>std::</w:t>
+      </w:r>
+      <w:proofErr w:type="gramEnd"/>
+      <w:r>
+        <w:rPr>
+          <w:rFonts w:ascii="나눔고딕" w:eastAsia="나눔고딕" w:hAnsi="나눔고딕" w:cs="Courier New" w:hint="eastAsia"/>
+          <w:color w:val="F8F8F2"/>
+          <w:sz w:val="14"/>
+          <w:szCs w:val="14"/>
+        </w:rPr>
+        <w:t>pair&lt;</w:t>
       </w:r>
       <w:proofErr w:type="spellStart"/>
       <w:r>
@@ -14911,7 +15506,26 @@
           <w:szCs w:val="14"/>
         </w:rPr>
         <w:tab/>
-        <w:t>std::pair&lt;</w:t>
+      </w:r>
+      <w:proofErr w:type="gramStart"/>
+      <w:r>
+        <w:rPr>
+          <w:rFonts w:ascii="나눔고딕" w:eastAsia="나눔고딕" w:hAnsi="나눔고딕" w:cs="Courier New" w:hint="eastAsia"/>
+          <w:color w:val="F8F8F2"/>
+          <w:sz w:val="14"/>
+          <w:szCs w:val="14"/>
+        </w:rPr>
+        <w:t>std::</w:t>
+      </w:r>
+      <w:proofErr w:type="gramEnd"/>
+      <w:r>
+        <w:rPr>
+          <w:rFonts w:ascii="나눔고딕" w:eastAsia="나눔고딕" w:hAnsi="나눔고딕" w:cs="Courier New" w:hint="eastAsia"/>
+          <w:color w:val="F8F8F2"/>
+          <w:sz w:val="14"/>
+          <w:szCs w:val="14"/>
+        </w:rPr>
+        <w:t>pair&lt;</w:t>
       </w:r>
       <w:proofErr w:type="spellStart"/>
       <w:r>
@@ -15023,7 +15637,26 @@
           <w:szCs w:val="14"/>
         </w:rPr>
         <w:tab/>
-        <w:t>std::pair&lt;</w:t>
+      </w:r>
+      <w:proofErr w:type="gramStart"/>
+      <w:r>
+        <w:rPr>
+          <w:rFonts w:ascii="나눔고딕" w:eastAsia="나눔고딕" w:hAnsi="나눔고딕" w:cs="Courier New" w:hint="eastAsia"/>
+          <w:color w:val="F8F8F2"/>
+          <w:sz w:val="14"/>
+          <w:szCs w:val="14"/>
+        </w:rPr>
+        <w:t>std::</w:t>
+      </w:r>
+      <w:proofErr w:type="gramEnd"/>
+      <w:r>
+        <w:rPr>
+          <w:rFonts w:ascii="나눔고딕" w:eastAsia="나눔고딕" w:hAnsi="나눔고딕" w:cs="Courier New" w:hint="eastAsia"/>
+          <w:color w:val="F8F8F2"/>
+          <w:sz w:val="14"/>
+          <w:szCs w:val="14"/>
+        </w:rPr>
+        <w:t>pair&lt;</w:t>
       </w:r>
       <w:proofErr w:type="spellStart"/>
       <w:r>
@@ -15179,7 +15812,7 @@
           <w:numId w:val="7"/>
         </w:numPr>
       </w:pPr>
-      <w:bookmarkStart w:id="1" w:name="_Toc228041701"/>
+      <w:bookmarkStart w:id="1" w:name="_Toc229176676"/>
       <w:r>
         <w:rPr>
           <w:rFonts w:hint="eastAsia"/>
@@ -16489,8 +17122,19 @@
           <w:sz w:val="14"/>
           <w:szCs w:val="14"/>
         </w:rPr>
-        <w:t xml:space="preserve"> id;</w:t>
-      </w:r>
+        <w:t xml:space="preserve"> </w:t>
+      </w:r>
+      <w:proofErr w:type="gramStart"/>
+      <w:r>
+        <w:rPr>
+          <w:rFonts w:ascii="나눔고딕" w:eastAsia="나눔고딕" w:hAnsi="나눔고딕" w:cs="Courier New" w:hint="eastAsia"/>
+          <w:color w:val="F8F8F2"/>
+          <w:sz w:val="14"/>
+          <w:szCs w:val="14"/>
+        </w:rPr>
+        <w:t>id;</w:t>
+      </w:r>
+      <w:proofErr w:type="gramEnd"/>
     </w:p>
     <w:p>
       <w:pPr>
@@ -16559,6 +17203,7 @@
         <w:t xml:space="preserve"> </w:t>
       </w:r>
       <w:proofErr w:type="spellStart"/>
+      <w:proofErr w:type="gramStart"/>
       <w:r>
         <w:rPr>
           <w:rFonts w:ascii="나눔고딕" w:eastAsia="나눔고딕" w:hAnsi="나눔고딕" w:cs="Courier New" w:hint="eastAsia"/>
@@ -16578,6 +17223,7 @@
         </w:rPr>
         <w:t>;</w:t>
       </w:r>
+      <w:proofErr w:type="gramEnd"/>
     </w:p>
     <w:p>
       <w:pPr>
@@ -16853,8 +17499,19 @@
           <w:sz w:val="14"/>
           <w:szCs w:val="14"/>
         </w:rPr>
-        <w:t xml:space="preserve"> type;</w:t>
-      </w:r>
+        <w:t xml:space="preserve"> </w:t>
+      </w:r>
+      <w:proofErr w:type="gramStart"/>
+      <w:r>
+        <w:rPr>
+          <w:rFonts w:ascii="나눔고딕" w:eastAsia="나눔고딕" w:hAnsi="나눔고딕" w:cs="Courier New" w:hint="eastAsia"/>
+          <w:color w:val="F8F8F2"/>
+          <w:sz w:val="14"/>
+          <w:szCs w:val="14"/>
+        </w:rPr>
+        <w:t>type;</w:t>
+      </w:r>
+      <w:proofErr w:type="gramEnd"/>
     </w:p>
     <w:p>
       <w:pPr>
@@ -16918,8 +17575,19 @@
           <w:sz w:val="14"/>
           <w:szCs w:val="14"/>
         </w:rPr>
-        <w:t xml:space="preserve"> pos;</w:t>
-      </w:r>
+        <w:t xml:space="preserve"> </w:t>
+      </w:r>
+      <w:proofErr w:type="gramStart"/>
+      <w:r>
+        <w:rPr>
+          <w:rFonts w:ascii="나눔고딕" w:eastAsia="나눔고딕" w:hAnsi="나눔고딕" w:cs="Courier New" w:hint="eastAsia"/>
+          <w:color w:val="F8F8F2"/>
+          <w:sz w:val="14"/>
+          <w:szCs w:val="14"/>
+        </w:rPr>
+        <w:t>pos;</w:t>
+      </w:r>
+      <w:proofErr w:type="gramEnd"/>
     </w:p>
     <w:p>
       <w:pPr>
@@ -16986,6 +17654,7 @@
         <w:t xml:space="preserve"> </w:t>
       </w:r>
       <w:proofErr w:type="spellStart"/>
+      <w:proofErr w:type="gramStart"/>
       <w:r>
         <w:rPr>
           <w:rFonts w:ascii="나눔고딕" w:eastAsia="나눔고딕" w:hAnsi="나눔고딕" w:cs="Courier New" w:hint="eastAsia"/>
@@ -17005,6 +17674,7 @@
         </w:rPr>
         <w:t>;</w:t>
       </w:r>
+      <w:proofErr w:type="gramEnd"/>
     </w:p>
     <w:p>
       <w:pPr>
@@ -17278,8 +17948,19 @@
           <w:sz w:val="14"/>
           <w:szCs w:val="14"/>
         </w:rPr>
-        <w:t xml:space="preserve"> pos;</w:t>
-      </w:r>
+        <w:t xml:space="preserve"> </w:t>
+      </w:r>
+      <w:proofErr w:type="gramStart"/>
+      <w:r>
+        <w:rPr>
+          <w:rFonts w:ascii="나눔고딕" w:eastAsia="나눔고딕" w:hAnsi="나눔고딕" w:cs="Courier New" w:hint="eastAsia"/>
+          <w:color w:val="F8F8F2"/>
+          <w:sz w:val="14"/>
+          <w:szCs w:val="14"/>
+        </w:rPr>
+        <w:t>pos;</w:t>
+      </w:r>
+      <w:proofErr w:type="gramEnd"/>
     </w:p>
     <w:p>
       <w:pPr>
@@ -17346,6 +18027,7 @@
         <w:t xml:space="preserve"> </w:t>
       </w:r>
       <w:proofErr w:type="spellStart"/>
+      <w:proofErr w:type="gramStart"/>
       <w:r>
         <w:rPr>
           <w:rFonts w:ascii="나눔고딕" w:eastAsia="나눔고딕" w:hAnsi="나눔고딕" w:cs="Courier New" w:hint="eastAsia"/>
@@ -17365,6 +18047,7 @@
         </w:rPr>
         <w:t>;</w:t>
       </w:r>
+      <w:proofErr w:type="gramEnd"/>
     </w:p>
     <w:p>
       <w:pPr>
@@ -17690,6 +18373,7 @@
         <w:t xml:space="preserve"> </w:t>
       </w:r>
       <w:proofErr w:type="spellStart"/>
+      <w:proofErr w:type="gramStart"/>
       <w:r>
         <w:rPr>
           <w:rFonts w:ascii="나눔고딕" w:eastAsia="나눔고딕" w:hAnsi="나눔고딕" w:cs="Courier New" w:hint="eastAsia"/>
@@ -17709,6 +18393,7 @@
         </w:rPr>
         <w:t>;</w:t>
       </w:r>
+      <w:proofErr w:type="gramEnd"/>
     </w:p>
     <w:p>
       <w:pPr>
@@ -17774,8 +18459,19 @@
           <w:sz w:val="14"/>
           <w:szCs w:val="14"/>
         </w:rPr>
-        <w:t xml:space="preserve"> type;</w:t>
-      </w:r>
+        <w:t xml:space="preserve"> </w:t>
+      </w:r>
+      <w:proofErr w:type="gramStart"/>
+      <w:r>
+        <w:rPr>
+          <w:rFonts w:ascii="나눔고딕" w:eastAsia="나눔고딕" w:hAnsi="나눔고딕" w:cs="Courier New" w:hint="eastAsia"/>
+          <w:color w:val="F8F8F2"/>
+          <w:sz w:val="14"/>
+          <w:szCs w:val="14"/>
+        </w:rPr>
+        <w:t>type;</w:t>
+      </w:r>
+      <w:proofErr w:type="gramEnd"/>
     </w:p>
     <w:p>
       <w:pPr>
@@ -17841,8 +18537,19 @@
           <w:sz w:val="14"/>
           <w:szCs w:val="14"/>
         </w:rPr>
-        <w:t xml:space="preserve"> state;</w:t>
-      </w:r>
+        <w:t xml:space="preserve"> </w:t>
+      </w:r>
+      <w:proofErr w:type="gramStart"/>
+      <w:r>
+        <w:rPr>
+          <w:rFonts w:ascii="나눔고딕" w:eastAsia="나눔고딕" w:hAnsi="나눔고딕" w:cs="Courier New" w:hint="eastAsia"/>
+          <w:color w:val="F8F8F2"/>
+          <w:sz w:val="14"/>
+          <w:szCs w:val="14"/>
+        </w:rPr>
+        <w:t>state;</w:t>
+      </w:r>
+      <w:proofErr w:type="gramEnd"/>
     </w:p>
     <w:p>
       <w:pPr>
@@ -18098,6 +18805,7 @@
           <w:sz w:val="14"/>
           <w:szCs w:val="14"/>
         </w:rPr>
+        <w:lastRenderedPageBreak/>
         <w:tab/>
       </w:r>
       <w:proofErr w:type="spellStart"/>
@@ -18118,8 +18826,19 @@
           <w:sz w:val="14"/>
           <w:szCs w:val="14"/>
         </w:rPr>
-        <w:t xml:space="preserve"> type;</w:t>
-      </w:r>
+        <w:t xml:space="preserve"> </w:t>
+      </w:r>
+      <w:proofErr w:type="gramStart"/>
+      <w:r>
+        <w:rPr>
+          <w:rFonts w:ascii="나눔고딕" w:eastAsia="나눔고딕" w:hAnsi="나눔고딕" w:cs="Courier New" w:hint="eastAsia"/>
+          <w:color w:val="F8F8F2"/>
+          <w:sz w:val="14"/>
+          <w:szCs w:val="14"/>
+        </w:rPr>
+        <w:t>type;</w:t>
+      </w:r>
+      <w:proofErr w:type="gramEnd"/>
     </w:p>
     <w:p>
       <w:pPr>
@@ -18188,6 +18907,7 @@
         <w:t xml:space="preserve"> </w:t>
       </w:r>
       <w:proofErr w:type="spellStart"/>
+      <w:proofErr w:type="gramStart"/>
       <w:r>
         <w:rPr>
           <w:rFonts w:ascii="나눔고딕" w:eastAsia="나눔고딕" w:hAnsi="나눔고딕" w:cs="Courier New" w:hint="eastAsia"/>
@@ -18207,6 +18927,7 @@
         </w:rPr>
         <w:t>;</w:t>
       </w:r>
+      <w:proofErr w:type="gramEnd"/>
     </w:p>
     <w:p>
       <w:pPr>
@@ -18252,7 +18973,6 @@
           <w:sz w:val="14"/>
           <w:szCs w:val="14"/>
         </w:rPr>
-        <w:lastRenderedPageBreak/>
         <w:tab/>
       </w:r>
       <w:r>
@@ -18271,8 +18991,19 @@
           <w:sz w:val="14"/>
           <w:szCs w:val="14"/>
         </w:rPr>
-        <w:t xml:space="preserve"> pos;</w:t>
-      </w:r>
+        <w:t xml:space="preserve"> </w:t>
+      </w:r>
+      <w:proofErr w:type="gramStart"/>
+      <w:r>
+        <w:rPr>
+          <w:rFonts w:ascii="나눔고딕" w:eastAsia="나눔고딕" w:hAnsi="나눔고딕" w:cs="Courier New" w:hint="eastAsia"/>
+          <w:color w:val="F8F8F2"/>
+          <w:sz w:val="14"/>
+          <w:szCs w:val="14"/>
+        </w:rPr>
+        <w:t>pos;</w:t>
+      </w:r>
+      <w:proofErr w:type="gramEnd"/>
     </w:p>
     <w:p>
       <w:pPr>
@@ -18339,6 +19070,7 @@
         <w:t xml:space="preserve"> </w:t>
       </w:r>
       <w:proofErr w:type="spellStart"/>
+      <w:proofErr w:type="gramStart"/>
       <w:r>
         <w:rPr>
           <w:rFonts w:ascii="나눔고딕" w:eastAsia="나눔고딕" w:hAnsi="나눔고딕" w:cs="Courier New" w:hint="eastAsia"/>
@@ -18358,6 +19090,7 @@
         </w:rPr>
         <w:t>;</w:t>
       </w:r>
+      <w:proofErr w:type="gramEnd"/>
     </w:p>
     <w:p>
       <w:pPr>
@@ -18423,8 +19156,19 @@
           <w:sz w:val="14"/>
           <w:szCs w:val="14"/>
         </w:rPr>
-        <w:t xml:space="preserve"> state;</w:t>
-      </w:r>
+        <w:t xml:space="preserve"> </w:t>
+      </w:r>
+      <w:proofErr w:type="gramStart"/>
+      <w:r>
+        <w:rPr>
+          <w:rFonts w:ascii="나눔고딕" w:eastAsia="나눔고딕" w:hAnsi="나눔고딕" w:cs="Courier New" w:hint="eastAsia"/>
+          <w:color w:val="F8F8F2"/>
+          <w:sz w:val="14"/>
+          <w:szCs w:val="14"/>
+        </w:rPr>
+        <w:t>state;</w:t>
+      </w:r>
+      <w:proofErr w:type="gramEnd"/>
     </w:p>
     <w:p>
       <w:pPr>
@@ -18703,6 +19447,7 @@
         <w:t xml:space="preserve"> </w:t>
       </w:r>
       <w:proofErr w:type="spellStart"/>
+      <w:proofErr w:type="gramStart"/>
       <w:r>
         <w:rPr>
           <w:rFonts w:ascii="나눔고딕" w:eastAsia="나눔고딕" w:hAnsi="나눔고딕" w:cs="Courier New" w:hint="eastAsia"/>
@@ -18722,6 +19467,7 @@
         </w:rPr>
         <w:t>;</w:t>
       </w:r>
+      <w:proofErr w:type="gramEnd"/>
     </w:p>
     <w:p>
       <w:pPr>
@@ -18790,6 +19536,7 @@
         <w:t xml:space="preserve"> </w:t>
       </w:r>
       <w:proofErr w:type="spellStart"/>
+      <w:proofErr w:type="gramStart"/>
       <w:r>
         <w:rPr>
           <w:rFonts w:ascii="나눔고딕" w:eastAsia="나눔고딕" w:hAnsi="나눔고딕" w:cs="Courier New" w:hint="eastAsia"/>
@@ -18809,6 +19556,7 @@
         </w:rPr>
         <w:t>;</w:t>
       </w:r>
+      <w:proofErr w:type="gramEnd"/>
     </w:p>
     <w:p>
       <w:pPr>
@@ -18877,6 +19625,7 @@
         <w:t xml:space="preserve"> </w:t>
       </w:r>
       <w:proofErr w:type="spellStart"/>
+      <w:proofErr w:type="gramStart"/>
       <w:r>
         <w:rPr>
           <w:rFonts w:ascii="나눔고딕" w:eastAsia="나눔고딕" w:hAnsi="나눔고딕" w:cs="Courier New" w:hint="eastAsia"/>
@@ -18896,6 +19645,7 @@
         </w:rPr>
         <w:t>;</w:t>
       </w:r>
+      <w:proofErr w:type="gramEnd"/>
     </w:p>
     <w:p>
       <w:pPr>
@@ -19163,6 +19913,7 @@
         <w:t xml:space="preserve"> </w:t>
       </w:r>
       <w:proofErr w:type="spellStart"/>
+      <w:proofErr w:type="gramStart"/>
       <w:r>
         <w:rPr>
           <w:rFonts w:ascii="나눔고딕" w:eastAsia="나눔고딕" w:hAnsi="나눔고딕" w:cs="Courier New" w:hint="eastAsia"/>
@@ -19182,6 +19933,7 @@
         </w:rPr>
         <w:t>;</w:t>
       </w:r>
+      <w:proofErr w:type="gramEnd"/>
     </w:p>
     <w:p>
       <w:pPr>
@@ -19250,6 +20002,7 @@
         <w:t xml:space="preserve"> </w:t>
       </w:r>
       <w:proofErr w:type="spellStart"/>
+      <w:proofErr w:type="gramStart"/>
       <w:r>
         <w:rPr>
           <w:rFonts w:ascii="나눔고딕" w:eastAsia="나눔고딕" w:hAnsi="나눔고딕" w:cs="Courier New" w:hint="eastAsia"/>
@@ -19269,6 +20022,7 @@
         </w:rPr>
         <w:t>;</w:t>
       </w:r>
+      <w:proofErr w:type="gramEnd"/>
     </w:p>
     <w:p>
       <w:pPr>
@@ -19547,6 +20301,7 @@
         <w:t xml:space="preserve"> </w:t>
       </w:r>
       <w:proofErr w:type="spellStart"/>
+      <w:proofErr w:type="gramStart"/>
       <w:r>
         <w:rPr>
           <w:rFonts w:ascii="나눔고딕" w:eastAsia="나눔고딕" w:hAnsi="나눔고딕" w:cs="Courier New" w:hint="eastAsia"/>
@@ -19566,6 +20321,7 @@
         </w:rPr>
         <w:t>;</w:t>
       </w:r>
+      <w:proofErr w:type="gramEnd"/>
     </w:p>
     <w:p>
       <w:pPr>
@@ -19634,6 +20390,7 @@
         <w:t xml:space="preserve"> </w:t>
       </w:r>
       <w:proofErr w:type="spellStart"/>
+      <w:proofErr w:type="gramStart"/>
       <w:r>
         <w:rPr>
           <w:rFonts w:ascii="나눔고딕" w:eastAsia="나눔고딕" w:hAnsi="나눔고딕" w:cs="Courier New" w:hint="eastAsia"/>
@@ -19653,6 +20410,7 @@
         </w:rPr>
         <w:t>;</w:t>
       </w:r>
+      <w:proofErr w:type="gramEnd"/>
     </w:p>
     <w:p>
       <w:pPr>
@@ -19931,6 +20689,7 @@
         <w:t xml:space="preserve"> </w:t>
       </w:r>
       <w:proofErr w:type="spellStart"/>
+      <w:proofErr w:type="gramStart"/>
       <w:r>
         <w:rPr>
           <w:rFonts w:ascii="나눔고딕" w:eastAsia="나눔고딕" w:hAnsi="나눔고딕" w:cs="Courier New" w:hint="eastAsia"/>
@@ -19950,6 +20709,7 @@
         </w:rPr>
         <w:t>;</w:t>
       </w:r>
+      <w:proofErr w:type="gramEnd"/>
     </w:p>
     <w:p>
       <w:pPr>
@@ -20018,6 +20778,7 @@
         <w:t xml:space="preserve"> </w:t>
       </w:r>
       <w:proofErr w:type="spellStart"/>
+      <w:proofErr w:type="gramStart"/>
       <w:r>
         <w:rPr>
           <w:rFonts w:ascii="나눔고딕" w:eastAsia="나눔고딕" w:hAnsi="나눔고딕" w:cs="Courier New" w:hint="eastAsia"/>
@@ -20037,6 +20798,7 @@
         </w:rPr>
         <w:t>;</w:t>
       </w:r>
+      <w:proofErr w:type="gramEnd"/>
     </w:p>
     <w:p>
       <w:pPr>
@@ -20105,6 +20867,7 @@
         <w:t xml:space="preserve"> </w:t>
       </w:r>
       <w:proofErr w:type="spellStart"/>
+      <w:proofErr w:type="gramStart"/>
       <w:r>
         <w:rPr>
           <w:rFonts w:ascii="나눔고딕" w:eastAsia="나눔고딕" w:hAnsi="나눔고딕" w:cs="Courier New" w:hint="eastAsia"/>
@@ -20124,6 +20887,7 @@
         </w:rPr>
         <w:t>;</w:t>
       </w:r>
+      <w:proofErr w:type="gramEnd"/>
     </w:p>
     <w:p>
       <w:pPr>
@@ -20446,8 +21210,19 @@
           <w:sz w:val="14"/>
           <w:szCs w:val="14"/>
         </w:rPr>
-        <w:t xml:space="preserve"> type;</w:t>
-      </w:r>
+        <w:t xml:space="preserve"> </w:t>
+      </w:r>
+      <w:proofErr w:type="gramStart"/>
+      <w:r>
+        <w:rPr>
+          <w:rFonts w:ascii="나눔고딕" w:eastAsia="나눔고딕" w:hAnsi="나눔고딕" w:cs="Courier New" w:hint="eastAsia"/>
+          <w:color w:val="F8F8F2"/>
+          <w:sz w:val="14"/>
+          <w:szCs w:val="14"/>
+        </w:rPr>
+        <w:t>type;</w:t>
+      </w:r>
+      <w:proofErr w:type="gramEnd"/>
     </w:p>
     <w:p>
       <w:pPr>
@@ -20516,6 +21291,7 @@
         <w:t xml:space="preserve"> </w:t>
       </w:r>
       <w:proofErr w:type="spellStart"/>
+      <w:proofErr w:type="gramStart"/>
       <w:r>
         <w:rPr>
           <w:rFonts w:ascii="나눔고딕" w:eastAsia="나눔고딕" w:hAnsi="나눔고딕" w:cs="Courier New" w:hint="eastAsia"/>
@@ -20535,6 +21311,7 @@
         </w:rPr>
         <w:t>;</w:t>
       </w:r>
+      <w:proofErr w:type="gramEnd"/>
     </w:p>
     <w:p>
       <w:pPr>
@@ -20598,8 +21375,19 @@
           <w:sz w:val="14"/>
           <w:szCs w:val="14"/>
         </w:rPr>
-        <w:t xml:space="preserve"> pos;</w:t>
-      </w:r>
+        <w:t xml:space="preserve"> </w:t>
+      </w:r>
+      <w:proofErr w:type="gramStart"/>
+      <w:r>
+        <w:rPr>
+          <w:rFonts w:ascii="나눔고딕" w:eastAsia="나눔고딕" w:hAnsi="나눔고딕" w:cs="Courier New" w:hint="eastAsia"/>
+          <w:color w:val="F8F8F2"/>
+          <w:sz w:val="14"/>
+          <w:szCs w:val="14"/>
+        </w:rPr>
+        <w:t>pos;</w:t>
+      </w:r>
+      <w:proofErr w:type="gramEnd"/>
     </w:p>
     <w:p>
       <w:pPr>
@@ -20666,6 +21454,7 @@
         <w:t xml:space="preserve"> </w:t>
       </w:r>
       <w:proofErr w:type="spellStart"/>
+      <w:proofErr w:type="gramStart"/>
       <w:r>
         <w:rPr>
           <w:rFonts w:ascii="나눔고딕" w:eastAsia="나눔고딕" w:hAnsi="나눔고딕" w:cs="Courier New" w:hint="eastAsia"/>
@@ -20685,6 +21474,7 @@
         </w:rPr>
         <w:t>;</w:t>
       </w:r>
+      <w:proofErr w:type="gramEnd"/>
     </w:p>
     <w:p>
       <w:pPr>
@@ -20963,6 +21753,7 @@
         <w:t xml:space="preserve"> </w:t>
       </w:r>
       <w:proofErr w:type="spellStart"/>
+      <w:proofErr w:type="gramStart"/>
       <w:r>
         <w:rPr>
           <w:rFonts w:ascii="나눔고딕" w:eastAsia="나눔고딕" w:hAnsi="나눔고딕" w:cs="Courier New" w:hint="eastAsia"/>
@@ -20982,6 +21773,7 @@
         </w:rPr>
         <w:t>;</w:t>
       </w:r>
+      <w:proofErr w:type="gramEnd"/>
     </w:p>
     <w:p>
       <w:pPr>
@@ -21048,6 +21840,7 @@
         <w:t xml:space="preserve"> </w:t>
       </w:r>
       <w:proofErr w:type="spellStart"/>
+      <w:proofErr w:type="gramStart"/>
       <w:r>
         <w:rPr>
           <w:rFonts w:ascii="나눔고딕" w:eastAsia="나눔고딕" w:hAnsi="나눔고딕" w:cs="Courier New" w:hint="eastAsia"/>
@@ -21067,6 +21860,7 @@
         </w:rPr>
         <w:t>;</w:t>
       </w:r>
+      <w:proofErr w:type="gramEnd"/>
     </w:p>
     <w:p>
       <w:pPr>
@@ -21137,6 +21931,7 @@
         <w:t xml:space="preserve"> </w:t>
       </w:r>
       <w:proofErr w:type="spellStart"/>
+      <w:proofErr w:type="gramStart"/>
       <w:r>
         <w:rPr>
           <w:rFonts w:ascii="나눔고딕" w:eastAsia="나눔고딕" w:hAnsi="나눔고딕" w:cs="Courier New" w:hint="eastAsia"/>
@@ -21156,6 +21951,7 @@
         </w:rPr>
         <w:t>;</w:t>
       </w:r>
+      <w:proofErr w:type="gramEnd"/>
     </w:p>
     <w:p>
       <w:pPr>
@@ -21219,8 +22015,19 @@
           <w:sz w:val="14"/>
           <w:szCs w:val="14"/>
         </w:rPr>
-        <w:t xml:space="preserve"> pos;</w:t>
-      </w:r>
+        <w:t xml:space="preserve"> </w:t>
+      </w:r>
+      <w:proofErr w:type="gramStart"/>
+      <w:r>
+        <w:rPr>
+          <w:rFonts w:ascii="나눔고딕" w:eastAsia="나눔고딕" w:hAnsi="나눔고딕" w:cs="Courier New" w:hint="eastAsia"/>
+          <w:color w:val="F8F8F2"/>
+          <w:sz w:val="14"/>
+          <w:szCs w:val="14"/>
+        </w:rPr>
+        <w:t>pos;</w:t>
+      </w:r>
+      <w:proofErr w:type="gramEnd"/>
     </w:p>
     <w:p>
       <w:pPr>
@@ -21287,6 +22094,7 @@
         <w:t xml:space="preserve"> </w:t>
       </w:r>
       <w:proofErr w:type="spellStart"/>
+      <w:proofErr w:type="gramStart"/>
       <w:r>
         <w:rPr>
           <w:rFonts w:ascii="나눔고딕" w:eastAsia="나눔고딕" w:hAnsi="나눔고딕" w:cs="Courier New" w:hint="eastAsia"/>
@@ -21306,6 +22114,7 @@
         </w:rPr>
         <w:t>;</w:t>
       </w:r>
+      <w:proofErr w:type="gramEnd"/>
     </w:p>
     <w:p>
       <w:pPr>
@@ -21584,6 +22393,7 @@
         <w:t xml:space="preserve"> </w:t>
       </w:r>
       <w:proofErr w:type="spellStart"/>
+      <w:proofErr w:type="gramStart"/>
       <w:r>
         <w:rPr>
           <w:rFonts w:ascii="나눔고딕" w:eastAsia="나눔고딕" w:hAnsi="나눔고딕" w:cs="Courier New" w:hint="eastAsia"/>
@@ -21603,6 +22413,7 @@
         </w:rPr>
         <w:t>;</w:t>
       </w:r>
+      <w:proofErr w:type="gramEnd"/>
     </w:p>
     <w:p>
       <w:pPr>
@@ -21671,6 +22482,7 @@
         <w:t xml:space="preserve"> </w:t>
       </w:r>
       <w:proofErr w:type="spellStart"/>
+      <w:proofErr w:type="gramStart"/>
       <w:r>
         <w:rPr>
           <w:rFonts w:ascii="나눔고딕" w:eastAsia="나눔고딕" w:hAnsi="나눔고딕" w:cs="Courier New" w:hint="eastAsia"/>
@@ -21690,6 +22502,7 @@
         </w:rPr>
         <w:t>;</w:t>
       </w:r>
+      <w:proofErr w:type="gramEnd"/>
     </w:p>
     <w:p>
       <w:pPr>
@@ -21968,6 +22781,7 @@
         <w:t xml:space="preserve"> </w:t>
       </w:r>
       <w:proofErr w:type="spellStart"/>
+      <w:proofErr w:type="gramStart"/>
       <w:r>
         <w:rPr>
           <w:rFonts w:ascii="나눔고딕" w:eastAsia="나눔고딕" w:hAnsi="나눔고딕" w:cs="Courier New" w:hint="eastAsia"/>
@@ -21987,6 +22801,7 @@
         </w:rPr>
         <w:t>;</w:t>
       </w:r>
+      <w:proofErr w:type="gramEnd"/>
     </w:p>
     <w:p>
       <w:pPr>
@@ -22052,8 +22867,19 @@
           <w:sz w:val="14"/>
           <w:szCs w:val="14"/>
         </w:rPr>
-        <w:t xml:space="preserve"> type;</w:t>
-      </w:r>
+        <w:t xml:space="preserve"> </w:t>
+      </w:r>
+      <w:proofErr w:type="gramStart"/>
+      <w:r>
+        <w:rPr>
+          <w:rFonts w:ascii="나눔고딕" w:eastAsia="나눔고딕" w:hAnsi="나눔고딕" w:cs="Courier New" w:hint="eastAsia"/>
+          <w:color w:val="F8F8F2"/>
+          <w:sz w:val="14"/>
+          <w:szCs w:val="14"/>
+        </w:rPr>
+        <w:t>type;</w:t>
+      </w:r>
+      <w:proofErr w:type="gramEnd"/>
     </w:p>
     <w:p>
       <w:pPr>
@@ -22119,8 +22945,19 @@
           <w:sz w:val="14"/>
           <w:szCs w:val="14"/>
         </w:rPr>
-        <w:t xml:space="preserve"> state;</w:t>
-      </w:r>
+        <w:t xml:space="preserve"> </w:t>
+      </w:r>
+      <w:proofErr w:type="gramStart"/>
+      <w:r>
+        <w:rPr>
+          <w:rFonts w:ascii="나눔고딕" w:eastAsia="나눔고딕" w:hAnsi="나눔고딕" w:cs="Courier New" w:hint="eastAsia"/>
+          <w:color w:val="F8F8F2"/>
+          <w:sz w:val="14"/>
+          <w:szCs w:val="14"/>
+        </w:rPr>
+        <w:t>state;</w:t>
+      </w:r>
+      <w:proofErr w:type="gramEnd"/>
     </w:p>
     <w:p>
       <w:pPr>
@@ -22396,8 +23233,19 @@
           <w:sz w:val="14"/>
           <w:szCs w:val="14"/>
         </w:rPr>
-        <w:t xml:space="preserve"> type;</w:t>
-      </w:r>
+        <w:t xml:space="preserve"> </w:t>
+      </w:r>
+      <w:proofErr w:type="gramStart"/>
+      <w:r>
+        <w:rPr>
+          <w:rFonts w:ascii="나눔고딕" w:eastAsia="나눔고딕" w:hAnsi="나눔고딕" w:cs="Courier New" w:hint="eastAsia"/>
+          <w:color w:val="F8F8F2"/>
+          <w:sz w:val="14"/>
+          <w:szCs w:val="14"/>
+        </w:rPr>
+        <w:t>type;</w:t>
+      </w:r>
+      <w:proofErr w:type="gramEnd"/>
     </w:p>
     <w:p>
       <w:pPr>
@@ -22466,6 +23314,7 @@
         <w:t xml:space="preserve"> </w:t>
       </w:r>
       <w:proofErr w:type="spellStart"/>
+      <w:proofErr w:type="gramStart"/>
       <w:r>
         <w:rPr>
           <w:rFonts w:ascii="나눔고딕" w:eastAsia="나눔고딕" w:hAnsi="나눔고딕" w:cs="Courier New" w:hint="eastAsia"/>
@@ -22485,6 +23334,7 @@
         </w:rPr>
         <w:t>;</w:t>
       </w:r>
+      <w:proofErr w:type="gramEnd"/>
     </w:p>
     <w:p>
       <w:pPr>
@@ -22548,8 +23398,19 @@
           <w:sz w:val="14"/>
           <w:szCs w:val="14"/>
         </w:rPr>
-        <w:t xml:space="preserve"> pos;</w:t>
-      </w:r>
+        <w:t xml:space="preserve"> </w:t>
+      </w:r>
+      <w:proofErr w:type="gramStart"/>
+      <w:r>
+        <w:rPr>
+          <w:rFonts w:ascii="나눔고딕" w:eastAsia="나눔고딕" w:hAnsi="나눔고딕" w:cs="Courier New" w:hint="eastAsia"/>
+          <w:color w:val="F8F8F2"/>
+          <w:sz w:val="14"/>
+          <w:szCs w:val="14"/>
+        </w:rPr>
+        <w:t>pos;</w:t>
+      </w:r>
+      <w:proofErr w:type="gramEnd"/>
     </w:p>
     <w:p>
       <w:pPr>
@@ -22616,6 +23477,7 @@
         <w:t xml:space="preserve"> </w:t>
       </w:r>
       <w:proofErr w:type="spellStart"/>
+      <w:proofErr w:type="gramStart"/>
       <w:r>
         <w:rPr>
           <w:rFonts w:ascii="나눔고딕" w:eastAsia="나눔고딕" w:hAnsi="나눔고딕" w:cs="Courier New" w:hint="eastAsia"/>
@@ -22635,6 +23497,7 @@
         </w:rPr>
         <w:t>;</w:t>
       </w:r>
+      <w:proofErr w:type="gramEnd"/>
     </w:p>
     <w:p>
       <w:pPr>
@@ -22700,8 +23563,19 @@
           <w:sz w:val="14"/>
           <w:szCs w:val="14"/>
         </w:rPr>
-        <w:t xml:space="preserve"> state;</w:t>
-      </w:r>
+        <w:t xml:space="preserve"> </w:t>
+      </w:r>
+      <w:proofErr w:type="gramStart"/>
+      <w:r>
+        <w:rPr>
+          <w:rFonts w:ascii="나눔고딕" w:eastAsia="나눔고딕" w:hAnsi="나눔고딕" w:cs="Courier New" w:hint="eastAsia"/>
+          <w:color w:val="F8F8F2"/>
+          <w:sz w:val="14"/>
+          <w:szCs w:val="14"/>
+        </w:rPr>
+        <w:t>state;</w:t>
+      </w:r>
+      <w:proofErr w:type="gramEnd"/>
     </w:p>
     <w:p>
       <w:pPr>
@@ -22747,6 +23621,7 @@
           <w:sz w:val="14"/>
           <w:szCs w:val="14"/>
         </w:rPr>
+        <w:lastRenderedPageBreak/>
         <w:t>};</w:t>
       </w:r>
     </w:p>
@@ -22843,7 +23718,6 @@
           <w:sz w:val="14"/>
           <w:szCs w:val="14"/>
         </w:rPr>
-        <w:lastRenderedPageBreak/>
         <w:t>struct</w:t>
       </w:r>
       <w:r>
@@ -22959,7 +23833,26 @@
           <w:szCs w:val="14"/>
         </w:rPr>
         <w:tab/>
-        <w:t>std::vector&lt;</w:t>
+      </w:r>
+      <w:proofErr w:type="gramStart"/>
+      <w:r>
+        <w:rPr>
+          <w:rFonts w:ascii="나눔고딕" w:eastAsia="나눔고딕" w:hAnsi="나눔고딕" w:cs="Courier New" w:hint="eastAsia"/>
+          <w:color w:val="F8F8F2"/>
+          <w:sz w:val="14"/>
+          <w:szCs w:val="14"/>
+        </w:rPr>
+        <w:t>std::</w:t>
+      </w:r>
+      <w:proofErr w:type="gramEnd"/>
+      <w:r>
+        <w:rPr>
+          <w:rFonts w:ascii="나눔고딕" w:eastAsia="나눔고딕" w:hAnsi="나눔고딕" w:cs="Courier New" w:hint="eastAsia"/>
+          <w:color w:val="F8F8F2"/>
+          <w:sz w:val="14"/>
+          <w:szCs w:val="14"/>
+        </w:rPr>
+        <w:t>vector&lt;</w:t>
       </w:r>
       <w:proofErr w:type="spellStart"/>
       <w:r>
@@ -23047,7 +23940,26 @@
           <w:szCs w:val="14"/>
         </w:rPr>
         <w:tab/>
-        <w:t>std::vector&lt;</w:t>
+      </w:r>
+      <w:proofErr w:type="gramStart"/>
+      <w:r>
+        <w:rPr>
+          <w:rFonts w:ascii="나눔고딕" w:eastAsia="나눔고딕" w:hAnsi="나눔고딕" w:cs="Courier New" w:hint="eastAsia"/>
+          <w:color w:val="F8F8F2"/>
+          <w:sz w:val="14"/>
+          <w:szCs w:val="14"/>
+        </w:rPr>
+        <w:t>std::</w:t>
+      </w:r>
+      <w:proofErr w:type="gramEnd"/>
+      <w:r>
+        <w:rPr>
+          <w:rFonts w:ascii="나눔고딕" w:eastAsia="나눔고딕" w:hAnsi="나눔고딕" w:cs="Courier New" w:hint="eastAsia"/>
+          <w:color w:val="F8F8F2"/>
+          <w:sz w:val="14"/>
+          <w:szCs w:val="14"/>
+        </w:rPr>
+        <w:t>vector&lt;</w:t>
       </w:r>
       <w:proofErr w:type="spellStart"/>
       <w:r>
@@ -23347,6 +24259,7 @@
         <w:t xml:space="preserve"> </w:t>
       </w:r>
       <w:proofErr w:type="spellStart"/>
+      <w:proofErr w:type="gramStart"/>
       <w:r>
         <w:rPr>
           <w:rFonts w:ascii="나눔고딕" w:eastAsia="나눔고딕" w:hAnsi="나눔고딕" w:cs="Courier New" w:hint="eastAsia"/>
@@ -23366,6 +24279,7 @@
         </w:rPr>
         <w:t>;</w:t>
       </w:r>
+      <w:proofErr w:type="gramEnd"/>
     </w:p>
     <w:p>
       <w:pPr>
@@ -23432,6 +24346,7 @@
         <w:t xml:space="preserve"> </w:t>
       </w:r>
       <w:proofErr w:type="spellStart"/>
+      <w:proofErr w:type="gramStart"/>
       <w:r>
         <w:rPr>
           <w:rFonts w:ascii="나눔고딕" w:eastAsia="나눔고딕" w:hAnsi="나눔고딕" w:cs="Courier New" w:hint="eastAsia"/>
@@ -23451,6 +24366,7 @@
         </w:rPr>
         <w:t>;</w:t>
       </w:r>
+      <w:proofErr w:type="gramEnd"/>
     </w:p>
     <w:p>
       <w:pPr>
@@ -23521,6 +24437,7 @@
         <w:t xml:space="preserve"> </w:t>
       </w:r>
       <w:proofErr w:type="spellStart"/>
+      <w:proofErr w:type="gramStart"/>
       <w:r>
         <w:rPr>
           <w:rFonts w:ascii="나눔고딕" w:eastAsia="나눔고딕" w:hAnsi="나눔고딕" w:cs="Courier New" w:hint="eastAsia"/>
@@ -23540,6 +24457,7 @@
         </w:rPr>
         <w:t>;</w:t>
       </w:r>
+      <w:proofErr w:type="gramEnd"/>
     </w:p>
     <w:p>
       <w:pPr>
@@ -23608,6 +24526,7 @@
         <w:t xml:space="preserve"> </w:t>
       </w:r>
       <w:proofErr w:type="spellStart"/>
+      <w:proofErr w:type="gramStart"/>
       <w:r>
         <w:rPr>
           <w:rFonts w:ascii="나눔고딕" w:eastAsia="나눔고딕" w:hAnsi="나눔고딕" w:cs="Courier New" w:hint="eastAsia"/>
@@ -23627,6 +24546,7 @@
         </w:rPr>
         <w:t>;</w:t>
       </w:r>
+      <w:proofErr w:type="gramEnd"/>
     </w:p>
     <w:p>
       <w:pPr>
@@ -23905,6 +24825,7 @@
         <w:t xml:space="preserve"> </w:t>
       </w:r>
       <w:proofErr w:type="spellStart"/>
+      <w:proofErr w:type="gramStart"/>
       <w:r>
         <w:rPr>
           <w:rFonts w:ascii="나눔고딕" w:eastAsia="나눔고딕" w:hAnsi="나눔고딕" w:cs="Courier New" w:hint="eastAsia"/>
@@ -23924,6 +24845,7 @@
         </w:rPr>
         <w:t>;</w:t>
       </w:r>
+      <w:proofErr w:type="gramEnd"/>
     </w:p>
     <w:p>
       <w:pPr>
@@ -23990,6 +24912,7 @@
         <w:t xml:space="preserve"> </w:t>
       </w:r>
       <w:proofErr w:type="spellStart"/>
+      <w:proofErr w:type="gramStart"/>
       <w:r>
         <w:rPr>
           <w:rFonts w:ascii="나눔고딕" w:eastAsia="나눔고딕" w:hAnsi="나눔고딕" w:cs="Courier New" w:hint="eastAsia"/>
@@ -24009,6 +24932,7 @@
         </w:rPr>
         <w:t>;</w:t>
       </w:r>
+      <w:proofErr w:type="gramEnd"/>
     </w:p>
     <w:p>
       <w:pPr>
@@ -24079,6 +25003,7 @@
         <w:t xml:space="preserve"> </w:t>
       </w:r>
       <w:proofErr w:type="spellStart"/>
+      <w:proofErr w:type="gramStart"/>
       <w:r>
         <w:rPr>
           <w:rFonts w:ascii="나눔고딕" w:eastAsia="나눔고딕" w:hAnsi="나눔고딕" w:cs="Courier New" w:hint="eastAsia"/>
@@ -24098,6 +25023,7 @@
         </w:rPr>
         <w:t>;</w:t>
       </w:r>
+      <w:proofErr w:type="gramEnd"/>
     </w:p>
     <w:p>
       <w:pPr>
@@ -24168,6 +25094,7 @@
         <w:t xml:space="preserve"> </w:t>
       </w:r>
       <w:proofErr w:type="spellStart"/>
+      <w:proofErr w:type="gramStart"/>
       <w:r>
         <w:rPr>
           <w:rFonts w:ascii="나눔고딕" w:eastAsia="나눔고딕" w:hAnsi="나눔고딕" w:cs="Courier New" w:hint="eastAsia"/>
@@ -24187,6 +25114,7 @@
         </w:rPr>
         <w:t>;</w:t>
       </w:r>
+      <w:proofErr w:type="gramEnd"/>
     </w:p>
     <w:p>
       <w:pPr>
@@ -24274,10 +25202,10 @@
             <v:path o:extrusionok="f" gradientshapeok="t" o:connecttype="rect"/>
             <o:lock v:ext="edit" aspectratio="t"/>
           </v:shapetype>
-          <v:shape id="_x0000_i1025" type="#_x0000_t75" style="width:382.45pt;height:23.05pt" o:ole="">
+          <v:shape id="_x0000_i1025" type="#_x0000_t75" style="width:382.05pt;height:23.1pt" o:ole="">
             <v:imagedata r:id="rId7" o:title=""/>
           </v:shape>
-          <o:OLEObject Type="Embed" ProgID="Word.OpenDocumentText.12" ShapeID="_x0000_i1025" DrawAspect="Content" ObjectID="_1838843423" r:id="rId8"/>
+          <o:OLEObject Type="Embed" ProgID="Word.OpenDocumentText.12" ShapeID="_x0000_i1025" DrawAspect="Content" ObjectID="_1839790595" r:id="rId8"/>
         </w:object>
       </w:r>
     </w:p>
@@ -24460,7 +25388,7 @@
           <w:rFonts w:ascii="나눔고딕" w:eastAsia="나눔고딕" w:hAnsi="나눔고딕"/>
         </w:rPr>
       </w:pPr>
-      <w:bookmarkStart w:id="3" w:name="_Toc228041702"/>
+      <w:bookmarkStart w:id="3" w:name="_Toc229176677"/>
       <w:r>
         <w:rPr>
           <w:rFonts w:ascii="나눔고딕" w:eastAsia="나눔고딕" w:hAnsi="나눔고딕" w:hint="eastAsia"/>
@@ -24480,7 +25408,7 @@
           <w:rFonts w:ascii="나눔고딕" w:eastAsia="나눔고딕" w:hAnsi="나눔고딕"/>
         </w:rPr>
       </w:pPr>
-      <w:bookmarkStart w:id="4" w:name="_Toc228041703"/>
+      <w:bookmarkStart w:id="4" w:name="_Toc229176678"/>
       <w:r>
         <w:rPr>
           <w:rFonts w:ascii="나눔고딕" w:eastAsia="나눔고딕" w:hAnsi="나눔고딕" w:hint="eastAsia"/>
@@ -24694,7 +25622,16 @@
                 <w:sz w:val="20"/>
                 <w:szCs w:val="20"/>
               </w:rPr>
-              <w:t>S_CreateGameRoom_Packet</w:t>
+              <w:t>S_CreateGameRoom_</w:t>
+            </w:r>
+            <w:proofErr w:type="gramStart"/>
+            <w:r>
+              <w:rPr>
+                <w:rFonts w:ascii="나눔고딕" w:eastAsia="나눔고딕" w:hAnsi="나눔고딕" w:hint="eastAsia"/>
+                <w:sz w:val="20"/>
+                <w:szCs w:val="20"/>
+              </w:rPr>
+              <w:t>Packet</w:t>
             </w:r>
             <w:proofErr w:type="spellEnd"/>
             <w:r>
@@ -24715,6 +25652,7 @@
               <w:t>으로</w:t>
             </w:r>
             <w:proofErr w:type="spellEnd"/>
+            <w:proofErr w:type="gramEnd"/>
             <w:r>
               <w:rPr>
                 <w:rFonts w:ascii="나눔고딕" w:eastAsia="나눔고딕" w:hAnsi="나눔고딕" w:hint="eastAsia"/>
@@ -24828,7 +25766,7 @@
           <w:rFonts w:ascii="나눔고딕" w:eastAsia="나눔고딕" w:hAnsi="나눔고딕"/>
         </w:rPr>
       </w:pPr>
-      <w:bookmarkStart w:id="5" w:name="_Toc228041704"/>
+      <w:bookmarkStart w:id="5" w:name="_Toc229176679"/>
       <w:r>
         <w:rPr>
           <w:rFonts w:ascii="나눔고딕" w:eastAsia="나눔고딕" w:hAnsi="나눔고딕" w:hint="eastAsia"/>
@@ -25627,7 +26565,7 @@
           <w:numId w:val="8"/>
         </w:numPr>
       </w:pPr>
-      <w:bookmarkStart w:id="6" w:name="_Toc228041705"/>
+      <w:bookmarkStart w:id="6" w:name="_Toc229176680"/>
       <w:r>
         <w:rPr>
           <w:rFonts w:hint="eastAsia"/>
@@ -25881,16 +26819,7 @@
                 <w:sz w:val="20"/>
                 <w:szCs w:val="20"/>
               </w:rPr>
-              <w:t xml:space="preserve"> 나을 것 같아요. 기획에서는 float긴 했는데 </w:t>
-            </w:r>
-            <w:r>
-              <w:rPr>
-                <w:rFonts w:ascii="나눔고딕" w:eastAsia="나눔고딕" w:hAnsi="나눔고딕" w:hint="eastAsia"/>
-                <w:sz w:val="20"/>
-                <w:szCs w:val="20"/>
-              </w:rPr>
-              <w:lastRenderedPageBreak/>
-              <w:t>굳이 싶음.</w:t>
+              <w:t xml:space="preserve"> 나을 것 같아요. 기획에서는 float긴 했는데 굳이 싶음.</w:t>
             </w:r>
           </w:p>
         </w:tc>
@@ -26133,7 +27062,7 @@
           <w:rFonts w:ascii="나눔고딕" w:eastAsia="나눔고딕" w:hAnsi="나눔고딕"/>
         </w:rPr>
       </w:pPr>
-      <w:bookmarkStart w:id="7" w:name="_Toc228041706"/>
+      <w:bookmarkStart w:id="7" w:name="_Toc229176681"/>
       <w:r>
         <w:rPr>
           <w:rFonts w:ascii="나눔고딕" w:eastAsia="나눔고딕" w:hAnsi="나눔고딕" w:hint="eastAsia"/>
@@ -27782,6 +28711,7 @@
                 <w:sz w:val="20"/>
                 <w:szCs w:val="20"/>
               </w:rPr>
+              <w:lastRenderedPageBreak/>
               <w:t>=&gt;</w:t>
             </w:r>
             <w:proofErr w:type="spellStart"/>
@@ -29349,8 +30279,20 @@
                 <w:sz w:val="20"/>
                 <w:szCs w:val="20"/>
               </w:rPr>
-              <w:t xml:space="preserve"> Id로 타입 구별되면 상관없지만..</w:t>
-            </w:r>
+              <w:t xml:space="preserve"> Id로 타입 구별되면 </w:t>
+            </w:r>
+            <w:proofErr w:type="gramStart"/>
+            <w:r>
+              <w:rPr>
+                <w:rFonts w:ascii="나눔고딕" w:eastAsia="나눔고딕" w:hAnsi="나눔고딕" w:hint="eastAsia"/>
+                <w:strike/>
+                <w:color w:val="83CAEB" w:themeColor="accent1" w:themeTint="66"/>
+                <w:sz w:val="20"/>
+                <w:szCs w:val="20"/>
+              </w:rPr>
+              <w:t>상관없지만..</w:t>
+            </w:r>
+            <w:proofErr w:type="gramEnd"/>
           </w:p>
           <w:p>
             <w:pPr>
@@ -29495,7 +30437,29 @@
                 <w:sz w:val="20"/>
                 <w:szCs w:val="20"/>
               </w:rPr>
-              <w:t xml:space="preserve"> 판단할거라 </w:t>
+              <w:t xml:space="preserve"> </w:t>
+            </w:r>
+            <w:proofErr w:type="gramStart"/>
+            <w:r>
+              <w:rPr>
+                <w:rFonts w:ascii="나눔고딕" w:eastAsia="나눔고딕" w:hAnsi="나눔고딕" w:hint="eastAsia"/>
+                <w:strike/>
+                <w:color w:val="FF99FF"/>
+                <w:sz w:val="20"/>
+                <w:szCs w:val="20"/>
+              </w:rPr>
+              <w:t>판단할거라</w:t>
+            </w:r>
+            <w:proofErr w:type="gramEnd"/>
+            <w:r>
+              <w:rPr>
+                <w:rFonts w:ascii="나눔고딕" w:eastAsia="나눔고딕" w:hAnsi="나눔고딕" w:hint="eastAsia"/>
+                <w:strike/>
+                <w:color w:val="FF99FF"/>
+                <w:sz w:val="20"/>
+                <w:szCs w:val="20"/>
+              </w:rPr>
+              <w:t xml:space="preserve"> </w:t>
             </w:r>
             <w:proofErr w:type="spellStart"/>
             <w:r>
@@ -29644,6 +30608,7 @@
                 <w:sz w:val="20"/>
                 <w:szCs w:val="20"/>
               </w:rPr>
+              <w:lastRenderedPageBreak/>
               <w:t>=&gt;이건 바로</w:t>
             </w:r>
           </w:p>
@@ -29709,18 +30674,7 @@
                 <w:sz w:val="20"/>
                 <w:szCs w:val="20"/>
               </w:rPr>
-              <w:t xml:space="preserve"> 효과를 넣어야 하는데, </w:t>
-            </w:r>
-            <w:r>
-              <w:rPr>
-                <w:rFonts w:ascii="나눔고딕" w:eastAsia="나눔고딕" w:hAnsi="나눔고딕" w:hint="eastAsia"/>
-                <w:strike/>
-                <w:color w:val="83CAEB" w:themeColor="accent1" w:themeTint="66"/>
-                <w:sz w:val="20"/>
-                <w:szCs w:val="20"/>
-              </w:rPr>
-              <w:lastRenderedPageBreak/>
-              <w:t xml:space="preserve">이건 서버에서 총을 맞은 곳 위치를 보내줘서 할까, 아니면 </w:t>
+              <w:t xml:space="preserve"> 효과를 넣어야 하는데, 이건 서버에서 총을 맞은 곳 위치를 보내줘서 할까, 아니면 </w:t>
             </w:r>
             <w:proofErr w:type="spellStart"/>
             <w:r>
@@ -30071,7 +31025,27 @@
                 <w:sz w:val="20"/>
                 <w:szCs w:val="20"/>
               </w:rPr>
-              <w:t xml:space="preserve">애니메이션 시간 끝나고 서버가 다시 Idle로 바꾸던지 하긴 </w:t>
+              <w:t xml:space="preserve">애니메이션 시간 끝나고 서버가 다시 Idle로 </w:t>
+            </w:r>
+            <w:proofErr w:type="gramStart"/>
+            <w:r>
+              <w:rPr>
+                <w:rFonts w:ascii="나눔고딕" w:eastAsia="나눔고딕" w:hAnsi="나눔고딕" w:hint="eastAsia"/>
+                <w:color w:val="FF99FF"/>
+                <w:sz w:val="20"/>
+                <w:szCs w:val="20"/>
+              </w:rPr>
+              <w:t>바꾸던지</w:t>
+            </w:r>
+            <w:proofErr w:type="gramEnd"/>
+            <w:r>
+              <w:rPr>
+                <w:rFonts w:ascii="나눔고딕" w:eastAsia="나눔고딕" w:hAnsi="나눔고딕" w:hint="eastAsia"/>
+                <w:color w:val="FF99FF"/>
+                <w:sz w:val="20"/>
+                <w:szCs w:val="20"/>
+              </w:rPr>
+              <w:t xml:space="preserve"> 하긴 </w:t>
             </w:r>
             <w:proofErr w:type="spellStart"/>
             <w:r>
@@ -30502,6 +31476,7 @@
               <w:t xml:space="preserve"> = </w:t>
             </w:r>
             <w:proofErr w:type="spellStart"/>
+            <w:proofErr w:type="gramStart"/>
             <w:r>
               <w:rPr>
                 <w:rFonts w:ascii="나눔고딕" w:eastAsia="나눔고딕" w:hAnsi="나눔고딕"/>
@@ -30522,6 +31497,7 @@
               <w:t>(</w:t>
             </w:r>
             <w:proofErr w:type="spellStart"/>
+            <w:proofErr w:type="gramEnd"/>
             <w:r>
               <w:rPr>
                 <w:rFonts w:ascii="나눔고딕" w:eastAsia="나눔고딕" w:hAnsi="나눔고딕"/>
@@ -30667,7 +31643,27 @@
                 <w:sz w:val="20"/>
                 <w:szCs w:val="20"/>
               </w:rPr>
-              <w:t xml:space="preserve">); // 서버에서 관리하는 플레이어 위치 </w:t>
+              <w:t>)</w:t>
+            </w:r>
+            <w:proofErr w:type="gramStart"/>
+            <w:r>
+              <w:rPr>
+                <w:rFonts w:ascii="나눔고딕" w:eastAsia="나눔고딕" w:hAnsi="나눔고딕"/>
+                <w:color w:val="000000" w:themeColor="text1"/>
+                <w:sz w:val="20"/>
+                <w:szCs w:val="20"/>
+              </w:rPr>
+              <w:t>; /</w:t>
+            </w:r>
+            <w:proofErr w:type="gramEnd"/>
+            <w:r>
+              <w:rPr>
+                <w:rFonts w:ascii="나눔고딕" w:eastAsia="나눔고딕" w:hAnsi="나눔고딕"/>
+                <w:color w:val="000000" w:themeColor="text1"/>
+                <w:sz w:val="20"/>
+                <w:szCs w:val="20"/>
+              </w:rPr>
+              <w:t xml:space="preserve">/ 서버에서 관리하는 플레이어 위치 </w:t>
             </w:r>
           </w:p>
           <w:p>
@@ -30757,7 +31753,27 @@
                 <w:sz w:val="20"/>
                 <w:szCs w:val="20"/>
               </w:rPr>
-              <w:t xml:space="preserve"> * 5000.0f); // 사정거리 50m</w:t>
+              <w:t xml:space="preserve"> * 5000.0f)</w:t>
+            </w:r>
+            <w:proofErr w:type="gramStart"/>
+            <w:r>
+              <w:rPr>
+                <w:rFonts w:ascii="나눔고딕" w:eastAsia="나눔고딕" w:hAnsi="나눔고딕"/>
+                <w:color w:val="000000" w:themeColor="text1"/>
+                <w:sz w:val="20"/>
+                <w:szCs w:val="20"/>
+              </w:rPr>
+              <w:t>; /</w:t>
+            </w:r>
+            <w:proofErr w:type="gramEnd"/>
+            <w:r>
+              <w:rPr>
+                <w:rFonts w:ascii="나눔고딕" w:eastAsia="나눔고딕" w:hAnsi="나눔고딕"/>
+                <w:color w:val="000000" w:themeColor="text1"/>
+                <w:sz w:val="20"/>
+                <w:szCs w:val="20"/>
+              </w:rPr>
+              <w:t>/ 사정거리 50m</w:t>
             </w:r>
           </w:p>
           <w:p>
@@ -31214,7 +32230,7 @@
           <w:numId w:val="8"/>
         </w:numPr>
       </w:pPr>
-      <w:bookmarkStart w:id="8" w:name="_Toc228041707"/>
+      <w:bookmarkStart w:id="8" w:name="_Toc229176682"/>
       <w:r>
         <w:rPr>
           <w:rFonts w:hint="eastAsia"/>
@@ -31519,7 +32535,25 @@
                 <w:sz w:val="20"/>
                 <w:szCs w:val="20"/>
               </w:rPr>
-              <w:t>(해당 클라이언트도 서버 확인 받고 껐다 킴)</w:t>
+              <w:t xml:space="preserve">(해당 클라이언트도 서버 </w:t>
+            </w:r>
+            <w:proofErr w:type="gramStart"/>
+            <w:r>
+              <w:rPr>
+                <w:rFonts w:ascii="나눔고딕" w:eastAsia="나눔고딕" w:hAnsi="나눔고딕" w:hint="eastAsia"/>
+                <w:sz w:val="20"/>
+                <w:szCs w:val="20"/>
+              </w:rPr>
+              <w:t>확인 받고</w:t>
+            </w:r>
+            <w:proofErr w:type="gramEnd"/>
+            <w:r>
+              <w:rPr>
+                <w:rFonts w:ascii="나눔고딕" w:eastAsia="나눔고딕" w:hAnsi="나눔고딕" w:hint="eastAsia"/>
+                <w:sz w:val="20"/>
+                <w:szCs w:val="20"/>
+              </w:rPr>
+              <w:t xml:space="preserve"> 껐다 킴)</w:t>
             </w:r>
           </w:p>
           <w:p>
@@ -31597,7 +32631,29 @@
                 <w:sz w:val="20"/>
                 <w:szCs w:val="20"/>
               </w:rPr>
-              <w:t xml:space="preserve">=&gt;이거는 바로 껐다 키기 할거면 </w:t>
+              <w:t xml:space="preserve">=&gt;이거는 바로 껐다 키기 </w:t>
+            </w:r>
+            <w:proofErr w:type="gramStart"/>
+            <w:r>
+              <w:rPr>
+                <w:rFonts w:ascii="나눔고딕" w:eastAsia="나눔고딕" w:hAnsi="나눔고딕" w:hint="eastAsia"/>
+                <w:strike/>
+                <w:color w:val="FF99FF"/>
+                <w:sz w:val="20"/>
+                <w:szCs w:val="20"/>
+              </w:rPr>
+              <w:t>할거면</w:t>
+            </w:r>
+            <w:proofErr w:type="gramEnd"/>
+            <w:r>
+              <w:rPr>
+                <w:rFonts w:ascii="나눔고딕" w:eastAsia="나눔고딕" w:hAnsi="나눔고딕" w:hint="eastAsia"/>
+                <w:strike/>
+                <w:color w:val="FF99FF"/>
+                <w:sz w:val="20"/>
+                <w:szCs w:val="20"/>
+              </w:rPr>
+              <w:t xml:space="preserve"> </w:t>
             </w:r>
             <w:proofErr w:type="spellStart"/>
             <w:r>
@@ -31663,6 +32719,7 @@
               <w:t xml:space="preserve"> </w:t>
             </w:r>
             <w:proofErr w:type="spellStart"/>
+            <w:proofErr w:type="gramStart"/>
             <w:r>
               <w:rPr>
                 <w:rFonts w:ascii="나눔고딕" w:eastAsia="나눔고딕" w:hAnsi="나눔고딕" w:hint="eastAsia"/>
@@ -31674,6 +32731,7 @@
               <w:t>쓰는게</w:t>
             </w:r>
             <w:proofErr w:type="spellEnd"/>
+            <w:proofErr w:type="gramEnd"/>
             <w:r>
               <w:rPr>
                 <w:rFonts w:ascii="나눔고딕" w:eastAsia="나눔고딕" w:hAnsi="나눔고딕" w:hint="eastAsia"/>
@@ -31858,7 +32916,25 @@
                 <w:sz w:val="20"/>
                 <w:szCs w:val="20"/>
               </w:rPr>
-              <w:t>(플레이어 id, 손전등 id?, 잔량 등)에 넣어 송신</w:t>
+              <w:t xml:space="preserve">(플레이어 id, 손전등 </w:t>
+            </w:r>
+            <w:proofErr w:type="gramStart"/>
+            <w:r>
+              <w:rPr>
+                <w:rFonts w:ascii="나눔고딕" w:eastAsia="나눔고딕" w:hAnsi="나눔고딕" w:hint="eastAsia"/>
+                <w:sz w:val="20"/>
+                <w:szCs w:val="20"/>
+              </w:rPr>
+              <w:t>id?,</w:t>
+            </w:r>
+            <w:proofErr w:type="gramEnd"/>
+            <w:r>
+              <w:rPr>
+                <w:rFonts w:ascii="나눔고딕" w:eastAsia="나눔고딕" w:hAnsi="나눔고딕" w:hint="eastAsia"/>
+                <w:sz w:val="20"/>
+                <w:szCs w:val="20"/>
+              </w:rPr>
+              <w:t xml:space="preserve"> 잔량 등)에 넣어 송신</w:t>
             </w:r>
           </w:p>
           <w:p>
@@ -31971,7 +33047,18 @@
                 <w:sz w:val="20"/>
                 <w:szCs w:val="20"/>
               </w:rPr>
-              <w:t xml:space="preserve"> 잔량 없어도 될 것 같습니다 On일때는 랜턴 밝히는 범위만 보내주면 될 듯</w:t>
+              <w:t xml:space="preserve"> 잔량 없어도 될 것 같습니다 On일때는 랜턴 밝히는 범위만 보내주면 </w:t>
+            </w:r>
+            <w:r>
+              <w:rPr>
+                <w:rFonts w:ascii="나눔고딕" w:eastAsia="나눔고딕" w:hAnsi="나눔고딕" w:hint="eastAsia"/>
+                <w:strike/>
+                <w:color w:val="FF99FF"/>
+                <w:sz w:val="20"/>
+                <w:szCs w:val="20"/>
+              </w:rPr>
+              <w:lastRenderedPageBreak/>
+              <w:t>될 듯</w:t>
             </w:r>
           </w:p>
         </w:tc>
@@ -31997,6 +33084,7 @@
                 <w:sz w:val="20"/>
                 <w:szCs w:val="20"/>
               </w:rPr>
+              <w:lastRenderedPageBreak/>
               <w:t>3</w:t>
             </w:r>
           </w:p>
@@ -32060,7 +33148,6 @@
                 <w:sz w:val="20"/>
                 <w:szCs w:val="20"/>
               </w:rPr>
-              <w:lastRenderedPageBreak/>
               <w:t xml:space="preserve">Server: 손전등을 사용 중일 때 잔량 계산, 잔량이 0이 되면 </w:t>
             </w:r>
             <w:proofErr w:type="spellStart"/>
@@ -32133,6 +33220,7 @@
               <w:t xml:space="preserve">그리고 계산하다가 잔량 0되면 서버에서 off 패킷 </w:t>
             </w:r>
             <w:proofErr w:type="spellStart"/>
+            <w:proofErr w:type="gramStart"/>
             <w:r>
               <w:rPr>
                 <w:rFonts w:ascii="나눔고딕" w:eastAsia="나눔고딕" w:hAnsi="나눔고딕" w:hint="eastAsia"/>
@@ -32144,6 +33232,7 @@
               <w:t>보내는걸로</w:t>
             </w:r>
             <w:proofErr w:type="spellEnd"/>
+            <w:proofErr w:type="gramEnd"/>
           </w:p>
         </w:tc>
       </w:tr>
@@ -32168,7 +33257,6 @@
                 <w:sz w:val="20"/>
                 <w:szCs w:val="20"/>
               </w:rPr>
-              <w:lastRenderedPageBreak/>
               <w:t>4</w:t>
             </w:r>
           </w:p>
@@ -32431,7 +33519,7 @@
           <w:numId w:val="8"/>
         </w:numPr>
       </w:pPr>
-      <w:bookmarkStart w:id="9" w:name="_Toc228041708"/>
+      <w:bookmarkStart w:id="9" w:name="_Toc229176683"/>
       <w:r>
         <w:rPr>
           <w:rFonts w:hint="eastAsia"/>
@@ -32692,7 +33780,7 @@
                 <w:rFonts w:ascii="나눔고딕" w:eastAsia="나눔고딕" w:hAnsi="나눔고딕" w:hint="eastAsia"/>
                 <w:sz w:val="20"/>
                 <w:szCs w:val="20"/>
-                <w:shd w:val="clear" w:color="auto" w:fill="FFFFFF" w:themeFill="background1"/>
+                <w:shd w:val="clear" w:color="auto" w:fill="D9F2D0" w:themeFill="accent6" w:themeFillTint="33"/>
               </w:rPr>
               <w:t xml:space="preserve"> </w:t>
             </w:r>
@@ -32819,6 +33907,7 @@
               <w:t xml:space="preserve"> </w:t>
             </w:r>
             <w:proofErr w:type="spellStart"/>
+            <w:proofErr w:type="gramStart"/>
             <w:r>
               <w:rPr>
                 <w:rFonts w:ascii="나눔고딕" w:eastAsia="나눔고딕" w:hAnsi="나눔고딕" w:hint="eastAsia"/>
@@ -32830,6 +33919,7 @@
               <w:t>표현하는게</w:t>
             </w:r>
             <w:proofErr w:type="spellEnd"/>
+            <w:proofErr w:type="gramEnd"/>
             <w:r>
               <w:rPr>
                 <w:rFonts w:ascii="나눔고딕" w:eastAsia="나눔고딕" w:hAnsi="나눔고딕" w:hint="eastAsia"/>
@@ -34043,7 +35133,7 @@
           <w:numId w:val="8"/>
         </w:numPr>
       </w:pPr>
-      <w:bookmarkStart w:id="10" w:name="_Toc228041709"/>
+      <w:bookmarkStart w:id="10" w:name="_Toc229176684"/>
       <w:r>
         <w:rPr>
           <w:rFonts w:hint="eastAsia"/>
@@ -34407,7 +35497,7 @@
           <w:numId w:val="8"/>
         </w:numPr>
       </w:pPr>
-      <w:bookmarkStart w:id="11" w:name="_Toc228041710"/>
+      <w:bookmarkStart w:id="11" w:name="_Toc229176685"/>
       <w:r>
         <w:rPr>
           <w:rFonts w:hint="eastAsia"/>
@@ -35159,7 +36249,29 @@
                 <w:sz w:val="20"/>
                 <w:szCs w:val="20"/>
               </w:rPr>
-              <w:t>=&gt;연출 끝나고 기지 방 문 닫힘으로 해놓기. 모델을 바꿔도 되고 애니메이션으로 해도 되고.. 이건 맘대로.</w:t>
+              <w:t xml:space="preserve">=&gt;연출 끝나고 기지 방 문 닫힘으로 해놓기. 모델을 바꿔도 되고 애니메이션으로 해도 </w:t>
+            </w:r>
+            <w:proofErr w:type="gramStart"/>
+            <w:r>
+              <w:rPr>
+                <w:rFonts w:ascii="나눔고딕" w:eastAsia="나눔고딕" w:hAnsi="나눔고딕" w:hint="eastAsia"/>
+                <w:strike/>
+                <w:color w:val="FF66FF"/>
+                <w:sz w:val="20"/>
+                <w:szCs w:val="20"/>
+              </w:rPr>
+              <w:t>되고..</w:t>
+            </w:r>
+            <w:proofErr w:type="gramEnd"/>
+            <w:r>
+              <w:rPr>
+                <w:rFonts w:ascii="나눔고딕" w:eastAsia="나눔고딕" w:hAnsi="나눔고딕" w:hint="eastAsia"/>
+                <w:strike/>
+                <w:color w:val="FF66FF"/>
+                <w:sz w:val="20"/>
+                <w:szCs w:val="20"/>
+              </w:rPr>
+              <w:t xml:space="preserve"> 이건 맘대로.</w:t>
             </w:r>
           </w:p>
           <w:p>
@@ -35453,7 +36565,7 @@
           <w:p>
             <w:pPr>
               <w:rPr>
-                <w:rFonts w:ascii="나눔고딕" w:eastAsia="나눔고딕" w:hAnsi="나눔고딕" w:hint="eastAsia"/>
+                <w:rFonts w:ascii="나눔고딕" w:eastAsia="나눔고딕" w:hAnsi="나눔고딕"/>
                 <w:color w:val="000000" w:themeColor="text1"/>
                 <w:sz w:val="20"/>
                 <w:szCs w:val="20"/>
@@ -35560,7 +36672,7 @@
           <w:numId w:val="8"/>
         </w:numPr>
       </w:pPr>
-      <w:bookmarkStart w:id="12" w:name="_Toc228041711"/>
+      <w:bookmarkStart w:id="12" w:name="_Toc229176686"/>
       <w:r>
         <w:rPr>
           <w:rFonts w:hint="eastAsia"/>
@@ -36129,6 +37241,1738 @@
       </w:tr>
     </w:tbl>
     <w:p/>
+    <w:p>
+      <w:pPr>
+        <w:pStyle w:val="2"/>
+        <w:numPr>
+          <w:ilvl w:val="0"/>
+          <w:numId w:val="8"/>
+        </w:numPr>
+      </w:pPr>
+      <w:bookmarkStart w:id="13" w:name="_Toc229176687"/>
+      <w:r>
+        <w:rPr>
+          <w:rFonts w:hint="eastAsia"/>
+        </w:rPr>
+        <w:lastRenderedPageBreak/>
+        <w:t>판매기</w:t>
+      </w:r>
+      <w:bookmarkEnd w:id="13"/>
+      <w:r>
+        <w:rPr>
+          <w:rFonts w:hint="eastAsia"/>
+        </w:rPr>
+        <w:t xml:space="preserve"> 및 크레딧</w:t>
+      </w:r>
+    </w:p>
+    <w:p>
+      <w:pPr>
+        <w:pStyle w:val="a6"/>
+        <w:numPr>
+          <w:ilvl w:val="1"/>
+          <w:numId w:val="8"/>
+        </w:numPr>
+        <w:rPr>
+          <w:rFonts w:ascii="나눔고딕" w:eastAsia="나눔고딕" w:hAnsi="나눔고딕"/>
+        </w:rPr>
+      </w:pPr>
+      <w:r>
+        <w:rPr>
+          <w:rFonts w:ascii="나눔고딕" w:eastAsia="나눔고딕" w:hAnsi="나눔고딕" w:hint="eastAsia"/>
+        </w:rPr>
+        <w:t>설치</w:t>
+      </w:r>
+    </w:p>
+    <w:tbl>
+      <w:tblPr>
+        <w:tblStyle w:val="ab"/>
+        <w:tblW w:w="10348" w:type="dxa"/>
+        <w:tblInd w:w="137" w:type="dxa"/>
+        <w:tblLook w:val="04A0" w:firstRow="1" w:lastRow="0" w:firstColumn="1" w:lastColumn="0" w:noHBand="0" w:noVBand="1"/>
+      </w:tblPr>
+      <w:tblGrid>
+        <w:gridCol w:w="709"/>
+        <w:gridCol w:w="1701"/>
+        <w:gridCol w:w="7938"/>
+      </w:tblGrid>
+      <w:tr>
+        <w:tc>
+          <w:tcPr>
+            <w:tcW w:w="709" w:type="dxa"/>
+            <w:shd w:val="clear" w:color="auto" w:fill="BFBFBF" w:themeFill="background1" w:themeFillShade="BF"/>
+          </w:tcPr>
+          <w:p>
+            <w:pPr>
+              <w:jc w:val="center"/>
+              <w:rPr>
+                <w:rFonts w:ascii="나눔고딕" w:eastAsia="나눔고딕" w:hAnsi="나눔고딕"/>
+                <w:sz w:val="20"/>
+                <w:szCs w:val="20"/>
+              </w:rPr>
+            </w:pPr>
+            <w:r>
+              <w:rPr>
+                <w:rFonts w:ascii="나눔고딕" w:eastAsia="나눔고딕" w:hAnsi="나눔고딕" w:hint="eastAsia"/>
+                <w:sz w:val="20"/>
+                <w:szCs w:val="20"/>
+              </w:rPr>
+              <w:t>단계</w:t>
+            </w:r>
+          </w:p>
+        </w:tc>
+        <w:tc>
+          <w:tcPr>
+            <w:tcW w:w="1701" w:type="dxa"/>
+            <w:shd w:val="clear" w:color="auto" w:fill="BFBFBF" w:themeFill="background1" w:themeFillShade="BF"/>
+          </w:tcPr>
+          <w:p>
+            <w:pPr>
+              <w:jc w:val="center"/>
+              <w:rPr>
+                <w:rFonts w:ascii="나눔고딕" w:eastAsia="나눔고딕" w:hAnsi="나눔고딕"/>
+                <w:sz w:val="20"/>
+                <w:szCs w:val="20"/>
+              </w:rPr>
+            </w:pPr>
+            <w:r>
+              <w:rPr>
+                <w:rFonts w:ascii="나눔고딕" w:eastAsia="나눔고딕" w:hAnsi="나눔고딕" w:hint="eastAsia"/>
+                <w:sz w:val="20"/>
+                <w:szCs w:val="20"/>
+              </w:rPr>
+              <w:t>주체</w:t>
+            </w:r>
+          </w:p>
+        </w:tc>
+        <w:tc>
+          <w:tcPr>
+            <w:tcW w:w="7938" w:type="dxa"/>
+            <w:shd w:val="clear" w:color="auto" w:fill="BFBFBF" w:themeFill="background1" w:themeFillShade="BF"/>
+          </w:tcPr>
+          <w:p>
+            <w:pPr>
+              <w:jc w:val="center"/>
+              <w:rPr>
+                <w:rFonts w:ascii="나눔고딕" w:eastAsia="나눔고딕" w:hAnsi="나눔고딕"/>
+                <w:sz w:val="20"/>
+                <w:szCs w:val="20"/>
+              </w:rPr>
+            </w:pPr>
+            <w:r>
+              <w:rPr>
+                <w:rFonts w:ascii="나눔고딕" w:eastAsia="나눔고딕" w:hAnsi="나눔고딕" w:hint="eastAsia"/>
+                <w:sz w:val="20"/>
+                <w:szCs w:val="20"/>
+              </w:rPr>
+              <w:t>동작</w:t>
+            </w:r>
+          </w:p>
+        </w:tc>
+      </w:tr>
+      <w:tr>
+        <w:tc>
+          <w:tcPr>
+            <w:tcW w:w="709" w:type="dxa"/>
+            <w:shd w:val="clear" w:color="auto" w:fill="FFFFFF" w:themeFill="background1"/>
+          </w:tcPr>
+          <w:p>
+            <w:pPr>
+              <w:jc w:val="center"/>
+              <w:rPr>
+                <w:rFonts w:ascii="나눔고딕" w:eastAsia="나눔고딕" w:hAnsi="나눔고딕"/>
+                <w:sz w:val="20"/>
+                <w:szCs w:val="20"/>
+              </w:rPr>
+            </w:pPr>
+            <w:r>
+              <w:rPr>
+                <w:rFonts w:ascii="나눔고딕" w:eastAsia="나눔고딕" w:hAnsi="나눔고딕" w:hint="eastAsia"/>
+                <w:sz w:val="20"/>
+                <w:szCs w:val="20"/>
+              </w:rPr>
+              <w:t>1</w:t>
+            </w:r>
+          </w:p>
+        </w:tc>
+        <w:tc>
+          <w:tcPr>
+            <w:tcW w:w="1701" w:type="dxa"/>
+          </w:tcPr>
+          <w:p>
+            <w:pPr>
+              <w:jc w:val="center"/>
+              <w:rPr>
+                <w:rFonts w:ascii="나눔고딕" w:eastAsia="나눔고딕" w:hAnsi="나눔고딕" w:hint="eastAsia"/>
+                <w:sz w:val="20"/>
+                <w:szCs w:val="20"/>
+              </w:rPr>
+            </w:pPr>
+            <w:r>
+              <w:rPr>
+                <w:rFonts w:ascii="나눔고딕" w:eastAsia="나눔고딕" w:hAnsi="나눔고딕" w:hint="eastAsia"/>
+                <w:sz w:val="20"/>
+                <w:szCs w:val="20"/>
+              </w:rPr>
+              <w:t>Server</w:t>
+            </w:r>
+            <w:r>
+              <w:rPr>
+                <w:rFonts w:ascii="나눔고딕" w:eastAsia="나눔고딕" w:hAnsi="나눔고딕" w:hint="eastAsia"/>
+                <w:sz w:val="20"/>
+                <w:szCs w:val="20"/>
+              </w:rPr>
+              <w:t xml:space="preserve"> → </w:t>
+            </w:r>
+            <w:r>
+              <w:rPr>
+                <w:rFonts w:ascii="나눔고딕" w:eastAsia="나눔고딕" w:hAnsi="나눔고딕" w:hint="eastAsia"/>
+                <w:sz w:val="20"/>
+                <w:szCs w:val="20"/>
+              </w:rPr>
+              <w:t>Client</w:t>
+            </w:r>
+          </w:p>
+        </w:tc>
+        <w:tc>
+          <w:tcPr>
+            <w:tcW w:w="7938" w:type="dxa"/>
+          </w:tcPr>
+          <w:p>
+            <w:pPr>
+              <w:rPr>
+                <w:rFonts w:ascii="나눔고딕" w:eastAsia="나눔고딕" w:hAnsi="나눔고딕" w:hint="eastAsia"/>
+                <w:strike/>
+                <w:color w:val="000000" w:themeColor="text1"/>
+                <w:sz w:val="20"/>
+                <w:szCs w:val="20"/>
+              </w:rPr>
+            </w:pPr>
+            <w:proofErr w:type="spellStart"/>
+            <w:r>
+              <w:rPr>
+                <w:rFonts w:ascii="나눔고딕" w:eastAsia="나눔고딕" w:hAnsi="나눔고딕"/>
+                <w:color w:val="000000" w:themeColor="text1"/>
+                <w:sz w:val="20"/>
+                <w:szCs w:val="20"/>
+              </w:rPr>
+              <w:t>S_CreateCubes_Packet</w:t>
+            </w:r>
+            <w:proofErr w:type="spellEnd"/>
+            <w:r>
+              <w:rPr>
+                <w:rFonts w:ascii="나눔고딕" w:eastAsia="나눔고딕" w:hAnsi="나눔고딕" w:hint="eastAsia"/>
+                <w:color w:val="000000" w:themeColor="text1"/>
+                <w:sz w:val="20"/>
+                <w:szCs w:val="20"/>
+              </w:rPr>
+              <w:t>에 정보 추가하여 송신</w:t>
+            </w:r>
+          </w:p>
+        </w:tc>
+      </w:tr>
+      <w:tr>
+        <w:tc>
+          <w:tcPr>
+            <w:tcW w:w="709" w:type="dxa"/>
+            <w:shd w:val="clear" w:color="auto" w:fill="FFFFFF" w:themeFill="background1"/>
+          </w:tcPr>
+          <w:p>
+            <w:pPr>
+              <w:jc w:val="center"/>
+              <w:rPr>
+                <w:rFonts w:ascii="나눔고딕" w:eastAsia="나눔고딕" w:hAnsi="나눔고딕" w:hint="eastAsia"/>
+                <w:sz w:val="20"/>
+                <w:szCs w:val="20"/>
+              </w:rPr>
+            </w:pPr>
+            <w:r>
+              <w:rPr>
+                <w:rFonts w:ascii="나눔고딕" w:eastAsia="나눔고딕" w:hAnsi="나눔고딕" w:hint="eastAsia"/>
+                <w:sz w:val="20"/>
+                <w:szCs w:val="20"/>
+              </w:rPr>
+              <w:t>2</w:t>
+            </w:r>
+          </w:p>
+        </w:tc>
+        <w:tc>
+          <w:tcPr>
+            <w:tcW w:w="1701" w:type="dxa"/>
+          </w:tcPr>
+          <w:p>
+            <w:pPr>
+              <w:jc w:val="center"/>
+              <w:rPr>
+                <w:rFonts w:ascii="나눔고딕" w:eastAsia="나눔고딕" w:hAnsi="나눔고딕" w:hint="eastAsia"/>
+                <w:sz w:val="20"/>
+                <w:szCs w:val="20"/>
+              </w:rPr>
+            </w:pPr>
+            <w:r>
+              <w:rPr>
+                <w:rFonts w:ascii="나눔고딕" w:eastAsia="나눔고딕" w:hAnsi="나눔고딕" w:hint="eastAsia"/>
+                <w:sz w:val="20"/>
+                <w:szCs w:val="20"/>
+              </w:rPr>
+              <w:t>Client</w:t>
+            </w:r>
+          </w:p>
+        </w:tc>
+        <w:tc>
+          <w:tcPr>
+            <w:tcW w:w="7938" w:type="dxa"/>
+          </w:tcPr>
+          <w:p>
+            <w:pPr>
+              <w:rPr>
+                <w:rFonts w:ascii="나눔고딕" w:eastAsia="나눔고딕" w:hAnsi="나눔고딕" w:hint="eastAsia"/>
+                <w:color w:val="000000" w:themeColor="text1"/>
+                <w:sz w:val="20"/>
+                <w:szCs w:val="20"/>
+              </w:rPr>
+            </w:pPr>
+            <w:r>
+              <w:rPr>
+                <w:rFonts w:ascii="나눔고딕" w:eastAsia="나눔고딕" w:hAnsi="나눔고딕" w:hint="eastAsia"/>
+                <w:color w:val="000000" w:themeColor="text1"/>
+                <w:sz w:val="20"/>
+                <w:szCs w:val="20"/>
+              </w:rPr>
+              <w:t>판매기 설치</w:t>
+            </w:r>
+          </w:p>
+        </w:tc>
+      </w:tr>
+    </w:tbl>
+    <w:p>
+      <w:pPr>
+        <w:rPr>
+          <w:rFonts w:ascii="나눔고딕" w:eastAsia="나눔고딕" w:hAnsi="나눔고딕" w:hint="eastAsia"/>
+        </w:rPr>
+      </w:pPr>
+    </w:p>
+    <w:p>
+      <w:pPr>
+        <w:pStyle w:val="a6"/>
+        <w:numPr>
+          <w:ilvl w:val="1"/>
+          <w:numId w:val="8"/>
+        </w:numPr>
+        <w:rPr>
+          <w:rFonts w:ascii="나눔고딕" w:eastAsia="나눔고딕" w:hAnsi="나눔고딕"/>
+        </w:rPr>
+      </w:pPr>
+      <w:r>
+        <w:rPr>
+          <w:rFonts w:ascii="나눔고딕" w:eastAsia="나눔고딕" w:hAnsi="나눔고딕" w:hint="eastAsia"/>
+        </w:rPr>
+        <w:t>판매</w:t>
+      </w:r>
+    </w:p>
+    <w:tbl>
+      <w:tblPr>
+        <w:tblStyle w:val="ab"/>
+        <w:tblW w:w="10348" w:type="dxa"/>
+        <w:tblInd w:w="137" w:type="dxa"/>
+        <w:tblLook w:val="04A0" w:firstRow="1" w:lastRow="0" w:firstColumn="1" w:lastColumn="0" w:noHBand="0" w:noVBand="1"/>
+      </w:tblPr>
+      <w:tblGrid>
+        <w:gridCol w:w="709"/>
+        <w:gridCol w:w="1701"/>
+        <w:gridCol w:w="7938"/>
+      </w:tblGrid>
+      <w:tr>
+        <w:tc>
+          <w:tcPr>
+            <w:tcW w:w="709" w:type="dxa"/>
+            <w:shd w:val="clear" w:color="auto" w:fill="BFBFBF" w:themeFill="background1" w:themeFillShade="BF"/>
+          </w:tcPr>
+          <w:p>
+            <w:pPr>
+              <w:jc w:val="center"/>
+              <w:rPr>
+                <w:rFonts w:ascii="나눔고딕" w:eastAsia="나눔고딕" w:hAnsi="나눔고딕"/>
+                <w:sz w:val="20"/>
+                <w:szCs w:val="20"/>
+              </w:rPr>
+            </w:pPr>
+            <w:r>
+              <w:rPr>
+                <w:rFonts w:ascii="나눔고딕" w:eastAsia="나눔고딕" w:hAnsi="나눔고딕" w:hint="eastAsia"/>
+                <w:sz w:val="20"/>
+                <w:szCs w:val="20"/>
+              </w:rPr>
+              <w:t>단계</w:t>
+            </w:r>
+          </w:p>
+        </w:tc>
+        <w:tc>
+          <w:tcPr>
+            <w:tcW w:w="1701" w:type="dxa"/>
+            <w:shd w:val="clear" w:color="auto" w:fill="BFBFBF" w:themeFill="background1" w:themeFillShade="BF"/>
+          </w:tcPr>
+          <w:p>
+            <w:pPr>
+              <w:jc w:val="center"/>
+              <w:rPr>
+                <w:rFonts w:ascii="나눔고딕" w:eastAsia="나눔고딕" w:hAnsi="나눔고딕"/>
+                <w:sz w:val="20"/>
+                <w:szCs w:val="20"/>
+              </w:rPr>
+            </w:pPr>
+            <w:r>
+              <w:rPr>
+                <w:rFonts w:ascii="나눔고딕" w:eastAsia="나눔고딕" w:hAnsi="나눔고딕" w:hint="eastAsia"/>
+                <w:sz w:val="20"/>
+                <w:szCs w:val="20"/>
+              </w:rPr>
+              <w:t>주체</w:t>
+            </w:r>
+          </w:p>
+        </w:tc>
+        <w:tc>
+          <w:tcPr>
+            <w:tcW w:w="7938" w:type="dxa"/>
+            <w:shd w:val="clear" w:color="auto" w:fill="BFBFBF" w:themeFill="background1" w:themeFillShade="BF"/>
+          </w:tcPr>
+          <w:p>
+            <w:pPr>
+              <w:jc w:val="center"/>
+              <w:rPr>
+                <w:rFonts w:ascii="나눔고딕" w:eastAsia="나눔고딕" w:hAnsi="나눔고딕"/>
+                <w:sz w:val="20"/>
+                <w:szCs w:val="20"/>
+              </w:rPr>
+            </w:pPr>
+            <w:r>
+              <w:rPr>
+                <w:rFonts w:ascii="나눔고딕" w:eastAsia="나눔고딕" w:hAnsi="나눔고딕" w:hint="eastAsia"/>
+                <w:sz w:val="20"/>
+                <w:szCs w:val="20"/>
+              </w:rPr>
+              <w:t>동작</w:t>
+            </w:r>
+          </w:p>
+        </w:tc>
+      </w:tr>
+      <w:tr>
+        <w:tc>
+          <w:tcPr>
+            <w:tcW w:w="709" w:type="dxa"/>
+            <w:shd w:val="clear" w:color="auto" w:fill="FFFFFF" w:themeFill="background1"/>
+          </w:tcPr>
+          <w:p>
+            <w:pPr>
+              <w:jc w:val="center"/>
+              <w:rPr>
+                <w:rFonts w:ascii="나눔고딕" w:eastAsia="나눔고딕" w:hAnsi="나눔고딕"/>
+                <w:sz w:val="20"/>
+                <w:szCs w:val="20"/>
+              </w:rPr>
+            </w:pPr>
+            <w:r>
+              <w:rPr>
+                <w:rFonts w:ascii="나눔고딕" w:eastAsia="나눔고딕" w:hAnsi="나눔고딕" w:hint="eastAsia"/>
+                <w:sz w:val="20"/>
+                <w:szCs w:val="20"/>
+              </w:rPr>
+              <w:t>1</w:t>
+            </w:r>
+          </w:p>
+        </w:tc>
+        <w:tc>
+          <w:tcPr>
+            <w:tcW w:w="1701" w:type="dxa"/>
+          </w:tcPr>
+          <w:p>
+            <w:pPr>
+              <w:jc w:val="center"/>
+              <w:rPr>
+                <w:rFonts w:ascii="나눔고딕" w:eastAsia="나눔고딕" w:hAnsi="나눔고딕" w:hint="eastAsia"/>
+                <w:sz w:val="20"/>
+                <w:szCs w:val="20"/>
+              </w:rPr>
+            </w:pPr>
+            <w:r>
+              <w:rPr>
+                <w:rFonts w:ascii="나눔고딕" w:eastAsia="나눔고딕" w:hAnsi="나눔고딕" w:hint="eastAsia"/>
+                <w:sz w:val="20"/>
+                <w:szCs w:val="20"/>
+              </w:rPr>
+              <w:t>Client</w:t>
+            </w:r>
+            <w:r>
+              <w:rPr>
+                <w:rFonts w:ascii="나눔고딕" w:eastAsia="나눔고딕" w:hAnsi="나눔고딕" w:hint="eastAsia"/>
+                <w:sz w:val="20"/>
+                <w:szCs w:val="20"/>
+              </w:rPr>
+              <w:t xml:space="preserve"> → </w:t>
+            </w:r>
+            <w:r>
+              <w:rPr>
+                <w:rFonts w:ascii="나눔고딕" w:eastAsia="나눔고딕" w:hAnsi="나눔고딕" w:hint="eastAsia"/>
+                <w:sz w:val="20"/>
+                <w:szCs w:val="20"/>
+              </w:rPr>
+              <w:t>Server</w:t>
+            </w:r>
+          </w:p>
+        </w:tc>
+        <w:tc>
+          <w:tcPr>
+            <w:tcW w:w="7938" w:type="dxa"/>
+          </w:tcPr>
+          <w:p>
+            <w:pPr>
+              <w:rPr>
+                <w:rFonts w:ascii="나눔고딕" w:eastAsia="나눔고딕" w:hAnsi="나눔고딕"/>
+                <w:color w:val="000000" w:themeColor="text1"/>
+                <w:sz w:val="20"/>
+                <w:szCs w:val="20"/>
+              </w:rPr>
+            </w:pPr>
+            <w:r>
+              <w:rPr>
+                <w:rFonts w:ascii="나눔고딕" w:eastAsia="나눔고딕" w:hAnsi="나눔고딕" w:hint="eastAsia"/>
+                <w:color w:val="000000" w:themeColor="text1"/>
+                <w:sz w:val="20"/>
+                <w:szCs w:val="20"/>
+              </w:rPr>
+              <w:t xml:space="preserve">1. </w:t>
+            </w:r>
+            <w:r>
+              <w:rPr>
+                <w:rFonts w:ascii="나눔고딕" w:eastAsia="나눔고딕" w:hAnsi="나눔고딕" w:hint="eastAsia"/>
+                <w:color w:val="000000" w:themeColor="text1"/>
+                <w:sz w:val="20"/>
+                <w:szCs w:val="20"/>
+              </w:rPr>
+              <w:t xml:space="preserve">판매기 근처에 가면 </w:t>
+            </w:r>
+            <w:r>
+              <w:rPr>
+                <w:rFonts w:ascii="나눔고딕" w:eastAsia="나눔고딕" w:hAnsi="나눔고딕"/>
+                <w:color w:val="000000" w:themeColor="text1"/>
+                <w:sz w:val="20"/>
+                <w:szCs w:val="20"/>
+              </w:rPr>
+              <w:t>‘</w:t>
+            </w:r>
+            <w:r>
+              <w:rPr>
+                <w:rFonts w:ascii="나눔고딕" w:eastAsia="나눔고딕" w:hAnsi="나눔고딕" w:hint="eastAsia"/>
+                <w:color w:val="000000" w:themeColor="text1"/>
+                <w:sz w:val="20"/>
+                <w:szCs w:val="20"/>
+              </w:rPr>
+              <w:t>물건 내려놓기</w:t>
+            </w:r>
+            <w:r>
+              <w:rPr>
+                <w:rFonts w:ascii="나눔고딕" w:eastAsia="나눔고딕" w:hAnsi="나눔고딕"/>
+                <w:color w:val="000000" w:themeColor="text1"/>
+                <w:sz w:val="20"/>
+                <w:szCs w:val="20"/>
+              </w:rPr>
+              <w:t>’</w:t>
+            </w:r>
+            <w:r>
+              <w:rPr>
+                <w:rFonts w:ascii="나눔고딕" w:eastAsia="나눔고딕" w:hAnsi="나눔고딕" w:hint="eastAsia"/>
+                <w:color w:val="000000" w:themeColor="text1"/>
+                <w:sz w:val="20"/>
+                <w:szCs w:val="20"/>
+              </w:rPr>
+              <w:t xml:space="preserve"> 위젯이 뜸.</w:t>
+            </w:r>
+          </w:p>
+          <w:p>
+            <w:pPr>
+              <w:rPr>
+                <w:rFonts w:ascii="나눔고딕" w:eastAsia="나눔고딕" w:hAnsi="나눔고딕"/>
+                <w:color w:val="000000" w:themeColor="text1"/>
+                <w:sz w:val="20"/>
+                <w:szCs w:val="20"/>
+              </w:rPr>
+            </w:pPr>
+            <w:r>
+              <w:rPr>
+                <w:rFonts w:ascii="나눔고딕" w:eastAsia="나눔고딕" w:hAnsi="나눔고딕" w:hint="eastAsia"/>
+                <w:color w:val="000000" w:themeColor="text1"/>
+                <w:sz w:val="20"/>
+                <w:szCs w:val="20"/>
+              </w:rPr>
+              <w:t xml:space="preserve">2. 물건을 1개 이상 내려 놓으면 </w:t>
+            </w:r>
+            <w:r>
+              <w:rPr>
+                <w:rFonts w:ascii="나눔고딕" w:eastAsia="나눔고딕" w:hAnsi="나눔고딕"/>
+                <w:color w:val="000000" w:themeColor="text1"/>
+                <w:sz w:val="20"/>
+                <w:szCs w:val="20"/>
+              </w:rPr>
+              <w:t>‘</w:t>
+            </w:r>
+            <w:r>
+              <w:rPr>
+                <w:rFonts w:ascii="나눔고딕" w:eastAsia="나눔고딕" w:hAnsi="나눔고딕" w:hint="eastAsia"/>
+                <w:color w:val="000000" w:themeColor="text1"/>
+                <w:sz w:val="20"/>
+                <w:szCs w:val="20"/>
+              </w:rPr>
+              <w:t>판매하기(E)</w:t>
+            </w:r>
+            <w:r>
+              <w:rPr>
+                <w:rFonts w:ascii="나눔고딕" w:eastAsia="나눔고딕" w:hAnsi="나눔고딕"/>
+                <w:color w:val="000000" w:themeColor="text1"/>
+                <w:sz w:val="20"/>
+                <w:szCs w:val="20"/>
+              </w:rPr>
+              <w:t>’</w:t>
+            </w:r>
+            <w:r>
+              <w:rPr>
+                <w:rFonts w:ascii="나눔고딕" w:eastAsia="나눔고딕" w:hAnsi="나눔고딕" w:hint="eastAsia"/>
+                <w:color w:val="000000" w:themeColor="text1"/>
+                <w:sz w:val="20"/>
+                <w:szCs w:val="20"/>
+              </w:rPr>
+              <w:t xml:space="preserve"> 위젯이 뜸. </w:t>
+            </w:r>
+          </w:p>
+          <w:p>
+            <w:pPr>
+              <w:rPr>
+                <w:rFonts w:ascii="나눔고딕" w:eastAsia="나눔고딕" w:hAnsi="나눔고딕" w:hint="eastAsia"/>
+                <w:color w:val="000000" w:themeColor="text1"/>
+                <w:sz w:val="20"/>
+                <w:szCs w:val="20"/>
+              </w:rPr>
+            </w:pPr>
+            <w:r>
+              <w:rPr>
+                <w:rFonts w:ascii="나눔고딕" w:eastAsia="나눔고딕" w:hAnsi="나눔고딕" w:hint="eastAsia"/>
+                <w:color w:val="000000" w:themeColor="text1"/>
+                <w:sz w:val="20"/>
+                <w:szCs w:val="20"/>
+              </w:rPr>
+              <w:t xml:space="preserve">3. 물건 판매 버튼을 누르면 </w:t>
+            </w:r>
+            <w:proofErr w:type="spellStart"/>
+            <w:r>
+              <w:rPr>
+                <w:rFonts w:ascii="나눔고딕" w:eastAsia="나눔고딕" w:hAnsi="나눔고딕" w:hint="eastAsia"/>
+                <w:color w:val="000000" w:themeColor="text1"/>
+                <w:sz w:val="20"/>
+                <w:szCs w:val="20"/>
+              </w:rPr>
+              <w:t>C_SellItem_Packet</w:t>
+            </w:r>
+            <w:proofErr w:type="spellEnd"/>
+            <w:r>
+              <w:rPr>
+                <w:rFonts w:ascii="나눔고딕" w:eastAsia="나눔고딕" w:hAnsi="나눔고딕" w:hint="eastAsia"/>
+                <w:color w:val="000000" w:themeColor="text1"/>
+                <w:sz w:val="20"/>
+                <w:szCs w:val="20"/>
+              </w:rPr>
+              <w:t>을 송신 (판매기 id, 아이템 id들)</w:t>
+            </w:r>
+          </w:p>
+        </w:tc>
+      </w:tr>
+      <w:tr>
+        <w:tc>
+          <w:tcPr>
+            <w:tcW w:w="709" w:type="dxa"/>
+            <w:shd w:val="clear" w:color="auto" w:fill="FFFFFF" w:themeFill="background1"/>
+          </w:tcPr>
+          <w:p>
+            <w:pPr>
+              <w:jc w:val="center"/>
+              <w:rPr>
+                <w:rFonts w:ascii="나눔고딕" w:eastAsia="나눔고딕" w:hAnsi="나눔고딕" w:hint="eastAsia"/>
+                <w:sz w:val="20"/>
+                <w:szCs w:val="20"/>
+              </w:rPr>
+            </w:pPr>
+            <w:r>
+              <w:rPr>
+                <w:rFonts w:ascii="나눔고딕" w:eastAsia="나눔고딕" w:hAnsi="나눔고딕" w:hint="eastAsia"/>
+                <w:sz w:val="20"/>
+                <w:szCs w:val="20"/>
+              </w:rPr>
+              <w:t>2</w:t>
+            </w:r>
+          </w:p>
+        </w:tc>
+        <w:tc>
+          <w:tcPr>
+            <w:tcW w:w="1701" w:type="dxa"/>
+          </w:tcPr>
+          <w:p>
+            <w:pPr>
+              <w:jc w:val="center"/>
+              <w:rPr>
+                <w:rFonts w:ascii="나눔고딕" w:eastAsia="나눔고딕" w:hAnsi="나눔고딕" w:hint="eastAsia"/>
+                <w:sz w:val="20"/>
+                <w:szCs w:val="20"/>
+              </w:rPr>
+            </w:pPr>
+            <w:r>
+              <w:rPr>
+                <w:rFonts w:ascii="나눔고딕" w:eastAsia="나눔고딕" w:hAnsi="나눔고딕" w:hint="eastAsia"/>
+                <w:sz w:val="20"/>
+                <w:szCs w:val="20"/>
+              </w:rPr>
+              <w:t xml:space="preserve">Server </w:t>
+            </w:r>
+            <w:r>
+              <w:rPr>
+                <w:rFonts w:ascii="나눔고딕" w:eastAsia="나눔고딕" w:hAnsi="나눔고딕" w:hint="eastAsia"/>
+                <w:sz w:val="20"/>
+                <w:szCs w:val="20"/>
+              </w:rPr>
+              <w:t>→</w:t>
+            </w:r>
+            <w:r>
+              <w:rPr>
+                <w:rFonts w:ascii="나눔고딕" w:eastAsia="나눔고딕" w:hAnsi="나눔고딕" w:hint="eastAsia"/>
+                <w:sz w:val="20"/>
+                <w:szCs w:val="20"/>
+              </w:rPr>
+              <w:t xml:space="preserve"> Client </w:t>
+            </w:r>
+          </w:p>
+        </w:tc>
+        <w:tc>
+          <w:tcPr>
+            <w:tcW w:w="7938" w:type="dxa"/>
+          </w:tcPr>
+          <w:p>
+            <w:pPr>
+              <w:ind w:left="188" w:hangingChars="100" w:hanging="188"/>
+              <w:rPr>
+                <w:rFonts w:ascii="나눔고딕" w:eastAsia="나눔고딕" w:hAnsi="나눔고딕" w:hint="eastAsia"/>
+                <w:color w:val="000000" w:themeColor="text1"/>
+                <w:sz w:val="20"/>
+                <w:szCs w:val="20"/>
+              </w:rPr>
+            </w:pPr>
+            <w:proofErr w:type="spellStart"/>
+            <w:r>
+              <w:rPr>
+                <w:rFonts w:ascii="나눔고딕" w:eastAsia="나눔고딕" w:hAnsi="나눔고딕" w:hint="eastAsia"/>
+                <w:color w:val="000000" w:themeColor="text1"/>
+                <w:sz w:val="20"/>
+                <w:szCs w:val="20"/>
+              </w:rPr>
+              <w:t>C_SellItem_Packet</w:t>
+            </w:r>
+            <w:proofErr w:type="spellEnd"/>
+            <w:r>
+              <w:rPr>
+                <w:rFonts w:ascii="나눔고딕" w:eastAsia="나눔고딕" w:hAnsi="나눔고딕" w:hint="eastAsia"/>
+                <w:color w:val="000000" w:themeColor="text1"/>
+                <w:sz w:val="20"/>
+                <w:szCs w:val="20"/>
+              </w:rPr>
+              <w:t xml:space="preserve">을 수신하면 판매 아이템 목록 확인 및 유효성 검사 후, </w:t>
+            </w:r>
+            <w:proofErr w:type="spellStart"/>
+            <w:r>
+              <w:rPr>
+                <w:rFonts w:ascii="나눔고딕" w:eastAsia="나눔고딕" w:hAnsi="나눔고딕" w:hint="eastAsia"/>
+                <w:color w:val="000000" w:themeColor="text1"/>
+                <w:sz w:val="20"/>
+                <w:szCs w:val="20"/>
+              </w:rPr>
+              <w:t>크레딧을</w:t>
+            </w:r>
+            <w:proofErr w:type="spellEnd"/>
+            <w:r>
+              <w:rPr>
+                <w:rFonts w:ascii="나눔고딕" w:eastAsia="나눔고딕" w:hAnsi="나눔고딕" w:hint="eastAsia"/>
+                <w:color w:val="000000" w:themeColor="text1"/>
+                <w:sz w:val="20"/>
+                <w:szCs w:val="20"/>
+              </w:rPr>
+              <w:t xml:space="preserve"> 변경하는 </w:t>
+            </w:r>
+            <w:proofErr w:type="spellStart"/>
+            <w:r>
+              <w:rPr>
+                <w:rFonts w:ascii="나눔고딕" w:eastAsia="나눔고딕" w:hAnsi="나눔고딕" w:hint="eastAsia"/>
+                <w:color w:val="000000" w:themeColor="text1"/>
+                <w:sz w:val="20"/>
+                <w:szCs w:val="20"/>
+              </w:rPr>
+              <w:t>S_Credit_Packet</w:t>
+            </w:r>
+            <w:proofErr w:type="spellEnd"/>
+            <w:r>
+              <w:rPr>
+                <w:rFonts w:ascii="나눔고딕" w:eastAsia="나눔고딕" w:hAnsi="나눔고딕" w:hint="eastAsia"/>
+                <w:color w:val="000000" w:themeColor="text1"/>
+                <w:sz w:val="20"/>
+                <w:szCs w:val="20"/>
+              </w:rPr>
+              <w:t xml:space="preserve">(total Credit 정보)과 아이템을 삭제하는 </w:t>
+            </w:r>
+            <w:proofErr w:type="spellStart"/>
+            <w:r>
+              <w:rPr>
+                <w:rFonts w:ascii="나눔고딕" w:eastAsia="나눔고딕" w:hAnsi="나눔고딕" w:hint="eastAsia"/>
+                <w:color w:val="000000" w:themeColor="text1"/>
+                <w:sz w:val="20"/>
+                <w:szCs w:val="20"/>
+              </w:rPr>
+              <w:t>S_RemoveObject_Packet</w:t>
+            </w:r>
+            <w:proofErr w:type="spellEnd"/>
+            <w:r>
+              <w:rPr>
+                <w:rFonts w:ascii="나눔고딕" w:eastAsia="나눔고딕" w:hAnsi="나눔고딕" w:hint="eastAsia"/>
+                <w:color w:val="000000" w:themeColor="text1"/>
+                <w:sz w:val="20"/>
+                <w:szCs w:val="20"/>
+              </w:rPr>
+              <w:t xml:space="preserve"> 송신(아이템 줍기 할 때는 </w:t>
+            </w:r>
+            <w:proofErr w:type="spellStart"/>
+            <w:r>
+              <w:rPr>
+                <w:rFonts w:ascii="나눔고딕" w:eastAsia="나눔고딕" w:hAnsi="나눔고딕" w:hint="eastAsia"/>
+                <w:color w:val="000000" w:themeColor="text1"/>
+                <w:sz w:val="20"/>
+                <w:szCs w:val="20"/>
+              </w:rPr>
+              <w:t>RemoveObject</w:t>
+            </w:r>
+            <w:proofErr w:type="spellEnd"/>
+            <w:r>
+              <w:rPr>
+                <w:rFonts w:ascii="나눔고딕" w:eastAsia="나눔고딕" w:hAnsi="나눔고딕" w:hint="eastAsia"/>
+                <w:color w:val="000000" w:themeColor="text1"/>
+                <w:sz w:val="20"/>
+                <w:szCs w:val="20"/>
+              </w:rPr>
+              <w:t xml:space="preserve"> 패킷 안 보내는데, 판매할 땐 보내기!)</w:t>
+            </w:r>
+          </w:p>
+        </w:tc>
+      </w:tr>
+      <w:tr>
+        <w:tc>
+          <w:tcPr>
+            <w:tcW w:w="709" w:type="dxa"/>
+            <w:shd w:val="clear" w:color="auto" w:fill="FFFFFF" w:themeFill="background1"/>
+          </w:tcPr>
+          <w:p>
+            <w:pPr>
+              <w:jc w:val="center"/>
+              <w:rPr>
+                <w:rFonts w:ascii="나눔고딕" w:eastAsia="나눔고딕" w:hAnsi="나눔고딕" w:hint="eastAsia"/>
+                <w:sz w:val="20"/>
+                <w:szCs w:val="20"/>
+              </w:rPr>
+            </w:pPr>
+            <w:r>
+              <w:rPr>
+                <w:rFonts w:ascii="나눔고딕" w:eastAsia="나눔고딕" w:hAnsi="나눔고딕" w:hint="eastAsia"/>
+                <w:sz w:val="20"/>
+                <w:szCs w:val="20"/>
+              </w:rPr>
+              <w:t>3</w:t>
+            </w:r>
+          </w:p>
+        </w:tc>
+        <w:tc>
+          <w:tcPr>
+            <w:tcW w:w="1701" w:type="dxa"/>
+          </w:tcPr>
+          <w:p>
+            <w:pPr>
+              <w:jc w:val="center"/>
+              <w:rPr>
+                <w:rFonts w:ascii="나눔고딕" w:eastAsia="나눔고딕" w:hAnsi="나눔고딕" w:hint="eastAsia"/>
+                <w:sz w:val="20"/>
+                <w:szCs w:val="20"/>
+              </w:rPr>
+            </w:pPr>
+            <w:r>
+              <w:rPr>
+                <w:rFonts w:ascii="나눔고딕" w:eastAsia="나눔고딕" w:hAnsi="나눔고딕" w:hint="eastAsia"/>
+                <w:sz w:val="20"/>
+                <w:szCs w:val="20"/>
+              </w:rPr>
+              <w:t>Client</w:t>
+            </w:r>
+          </w:p>
+        </w:tc>
+        <w:tc>
+          <w:tcPr>
+            <w:tcW w:w="7938" w:type="dxa"/>
+          </w:tcPr>
+          <w:p>
+            <w:pPr>
+              <w:ind w:left="188" w:hangingChars="100" w:hanging="188"/>
+              <w:rPr>
+                <w:rFonts w:ascii="나눔고딕" w:eastAsia="나눔고딕" w:hAnsi="나눔고딕"/>
+                <w:color w:val="000000" w:themeColor="text1"/>
+                <w:sz w:val="20"/>
+                <w:szCs w:val="20"/>
+              </w:rPr>
+            </w:pPr>
+            <w:proofErr w:type="spellStart"/>
+            <w:r>
+              <w:rPr>
+                <w:rFonts w:ascii="나눔고딕" w:eastAsia="나눔고딕" w:hAnsi="나눔고딕" w:hint="eastAsia"/>
+                <w:color w:val="000000" w:themeColor="text1"/>
+                <w:sz w:val="20"/>
+                <w:szCs w:val="20"/>
+              </w:rPr>
+              <w:t>S_Credit_Packet</w:t>
+            </w:r>
+            <w:proofErr w:type="spellEnd"/>
+            <w:r>
+              <w:rPr>
+                <w:rFonts w:ascii="나눔고딕" w:eastAsia="나눔고딕" w:hAnsi="나눔고딕" w:hint="eastAsia"/>
+                <w:color w:val="000000" w:themeColor="text1"/>
+                <w:sz w:val="20"/>
+                <w:szCs w:val="20"/>
+              </w:rPr>
+              <w:t>을 수신하면 플레이어의 크레딧 값 변경</w:t>
+            </w:r>
+          </w:p>
+          <w:p>
+            <w:pPr>
+              <w:ind w:left="188" w:hangingChars="100" w:hanging="188"/>
+              <w:rPr>
+                <w:rFonts w:ascii="나눔고딕" w:eastAsia="나눔고딕" w:hAnsi="나눔고딕" w:hint="eastAsia"/>
+                <w:color w:val="000000" w:themeColor="text1"/>
+                <w:sz w:val="20"/>
+                <w:szCs w:val="20"/>
+              </w:rPr>
+            </w:pPr>
+            <w:proofErr w:type="spellStart"/>
+            <w:r>
+              <w:rPr>
+                <w:rFonts w:ascii="나눔고딕" w:eastAsia="나눔고딕" w:hAnsi="나눔고딕" w:hint="eastAsia"/>
+                <w:color w:val="000000" w:themeColor="text1"/>
+                <w:sz w:val="20"/>
+                <w:szCs w:val="20"/>
+              </w:rPr>
+              <w:t>S_RemoveObject_Packet</w:t>
+            </w:r>
+            <w:proofErr w:type="spellEnd"/>
+            <w:r>
+              <w:rPr>
+                <w:rFonts w:ascii="나눔고딕" w:eastAsia="나눔고딕" w:hAnsi="나눔고딕" w:hint="eastAsia"/>
+                <w:color w:val="000000" w:themeColor="text1"/>
+                <w:sz w:val="20"/>
+                <w:szCs w:val="20"/>
+              </w:rPr>
+              <w:t>을 수신하면 월드에서 아이템 삭제</w:t>
+            </w:r>
+          </w:p>
+        </w:tc>
+      </w:tr>
+    </w:tbl>
+    <w:p>
+      <w:pPr>
+        <w:rPr>
+          <w:rFonts w:ascii="나눔고딕" w:eastAsia="나눔고딕" w:hAnsi="나눔고딕" w:hint="eastAsia"/>
+        </w:rPr>
+      </w:pPr>
+    </w:p>
+    <w:p>
+      <w:pPr>
+        <w:pStyle w:val="a6"/>
+        <w:numPr>
+          <w:ilvl w:val="1"/>
+          <w:numId w:val="8"/>
+        </w:numPr>
+        <w:rPr>
+          <w:rFonts w:ascii="나눔고딕" w:eastAsia="나눔고딕" w:hAnsi="나눔고딕"/>
+        </w:rPr>
+      </w:pPr>
+      <w:r>
+        <w:rPr>
+          <w:rFonts w:ascii="나눔고딕" w:eastAsia="나눔고딕" w:hAnsi="나눔고딕" w:hint="eastAsia"/>
+        </w:rPr>
+        <w:t>Credit 관리</w:t>
+      </w:r>
+    </w:p>
+    <w:p>
+      <w:pPr>
+        <w:ind w:left="988" w:firstLine="612"/>
+        <w:rPr>
+          <w:rFonts w:ascii="나눔고딕" w:eastAsia="나눔고딕" w:hAnsi="나눔고딕"/>
+          <w:color w:val="000000" w:themeColor="text1"/>
+          <w:sz w:val="20"/>
+          <w:szCs w:val="20"/>
+        </w:rPr>
+      </w:pPr>
+      <w:r>
+        <w:rPr>
+          <w:rFonts w:ascii="나눔고딕" w:eastAsia="나눔고딕" w:hAnsi="나눔고딕" w:hint="eastAsia"/>
+          <w:color w:val="000000" w:themeColor="text1"/>
+          <w:sz w:val="20"/>
+          <w:szCs w:val="20"/>
+        </w:rPr>
+        <w:t xml:space="preserve">- </w:t>
+      </w:r>
+      <w:r>
+        <w:rPr>
+          <w:rFonts w:ascii="나눔고딕" w:eastAsia="나눔고딕" w:hAnsi="나눔고딕" w:hint="eastAsia"/>
+          <w:color w:val="000000" w:themeColor="text1"/>
+          <w:sz w:val="20"/>
+          <w:szCs w:val="20"/>
+        </w:rPr>
+        <w:t xml:space="preserve">Client </w:t>
+      </w:r>
+      <w:r>
+        <w:rPr>
+          <w:rFonts w:ascii="나눔고딕" w:eastAsia="나눔고딕" w:hAnsi="나눔고딕" w:hint="eastAsia"/>
+          <w:color w:val="000000" w:themeColor="text1"/>
+          <w:sz w:val="20"/>
+          <w:szCs w:val="20"/>
+        </w:rPr>
+        <w:t>초기 값 0, 물건 구입 및 판매 시 서버에서 보내주는 total 값으로 갱신하고 UI에 표시</w:t>
+      </w:r>
+    </w:p>
+    <w:p>
+      <w:pPr>
+        <w:ind w:left="800" w:firstLine="800"/>
+        <w:rPr>
+          <w:rFonts w:ascii="나눔고딕" w:eastAsia="나눔고딕" w:hAnsi="나눔고딕"/>
+          <w:color w:val="000000" w:themeColor="text1"/>
+          <w:sz w:val="20"/>
+          <w:szCs w:val="20"/>
+        </w:rPr>
+      </w:pPr>
+      <w:r>
+        <w:rPr>
+          <w:rFonts w:ascii="나눔고딕" w:eastAsia="나눔고딕" w:hAnsi="나눔고딕" w:hint="eastAsia"/>
+          <w:color w:val="000000" w:themeColor="text1"/>
+          <w:sz w:val="20"/>
+          <w:szCs w:val="20"/>
+        </w:rPr>
+        <w:t xml:space="preserve">- 게임 결과를 표시할 때는 서버에서 모든 플레이어의 크레딧 정보를 보내주고 </w:t>
+      </w:r>
+      <w:proofErr w:type="spellStart"/>
+      <w:r>
+        <w:rPr>
+          <w:rFonts w:ascii="나눔고딕" w:eastAsia="나눔고딕" w:hAnsi="나눔고딕" w:hint="eastAsia"/>
+          <w:color w:val="000000" w:themeColor="text1"/>
+          <w:sz w:val="20"/>
+          <w:szCs w:val="20"/>
+        </w:rPr>
+        <w:t>클라에서</w:t>
+      </w:r>
+      <w:proofErr w:type="spellEnd"/>
+      <w:r>
+        <w:rPr>
+          <w:rFonts w:ascii="나눔고딕" w:eastAsia="나눔고딕" w:hAnsi="나눔고딕" w:hint="eastAsia"/>
+          <w:color w:val="000000" w:themeColor="text1"/>
+          <w:sz w:val="20"/>
+          <w:szCs w:val="20"/>
+        </w:rPr>
+        <w:t xml:space="preserve"> </w:t>
+      </w:r>
+      <w:r>
+        <w:rPr>
+          <w:rFonts w:ascii="나눔고딕" w:eastAsia="나눔고딕" w:hAnsi="나눔고딕" w:hint="eastAsia"/>
+          <w:color w:val="000000" w:themeColor="text1"/>
+          <w:sz w:val="20"/>
+          <w:szCs w:val="20"/>
+        </w:rPr>
+        <w:t>결과 출력</w:t>
+      </w:r>
+    </w:p>
+    <w:p>
+      <w:pPr>
+        <w:rPr>
+          <w:rFonts w:ascii="나눔고딕" w:eastAsia="나눔고딕" w:hAnsi="나눔고딕"/>
+          <w:color w:val="000000" w:themeColor="text1"/>
+          <w:sz w:val="20"/>
+          <w:szCs w:val="20"/>
+        </w:rPr>
+      </w:pPr>
+    </w:p>
+    <w:p>
+      <w:pPr>
+        <w:pStyle w:val="2"/>
+        <w:numPr>
+          <w:ilvl w:val="0"/>
+          <w:numId w:val="8"/>
+        </w:numPr>
+      </w:pPr>
+      <w:r>
+        <w:rPr>
+          <w:rFonts w:hint="eastAsia"/>
+        </w:rPr>
+        <w:t>기지</w:t>
+      </w:r>
+    </w:p>
+    <w:p>
+      <w:pPr>
+        <w:pStyle w:val="a6"/>
+        <w:numPr>
+          <w:ilvl w:val="1"/>
+          <w:numId w:val="8"/>
+        </w:numPr>
+        <w:rPr>
+          <w:rFonts w:ascii="나눔고딕" w:eastAsia="나눔고딕" w:hAnsi="나눔고딕"/>
+        </w:rPr>
+      </w:pPr>
+      <w:r>
+        <w:rPr>
+          <w:rFonts w:ascii="나눔고딕" w:eastAsia="나눔고딕" w:hAnsi="나눔고딕" w:hint="eastAsia"/>
+        </w:rPr>
+        <w:t>설치</w:t>
+      </w:r>
+    </w:p>
+    <w:p>
+      <w:pPr>
+        <w:pStyle w:val="a6"/>
+        <w:numPr>
+          <w:ilvl w:val="3"/>
+          <w:numId w:val="8"/>
+        </w:numPr>
+        <w:rPr>
+          <w:rFonts w:ascii="나눔고딕" w:eastAsia="나눔고딕" w:hAnsi="나눔고딕" w:hint="eastAsia"/>
+        </w:rPr>
+      </w:pPr>
+      <w:r>
+        <w:rPr>
+          <w:rFonts w:ascii="나눔고딕" w:eastAsia="나눔고딕" w:hAnsi="나눔고딕" w:hint="eastAsia"/>
+        </w:rPr>
+        <w:t>Client에서 (0, 0, 0)(이 맞나??) 위치에 Base 설치(서버와 통신 X)</w:t>
+      </w:r>
+    </w:p>
+    <w:p>
+      <w:pPr>
+        <w:pStyle w:val="a6"/>
+        <w:numPr>
+          <w:ilvl w:val="1"/>
+          <w:numId w:val="8"/>
+        </w:numPr>
+        <w:rPr>
+          <w:rFonts w:ascii="나눔고딕" w:eastAsia="나눔고딕" w:hAnsi="나눔고딕"/>
+        </w:rPr>
+      </w:pPr>
+      <w:r>
+        <w:rPr>
+          <w:rFonts w:ascii="나눔고딕" w:eastAsia="나눔고딕" w:hAnsi="나눔고딕" w:hint="eastAsia"/>
+        </w:rPr>
+        <w:t>문 열고 닫힘</w:t>
+      </w:r>
+    </w:p>
+    <w:tbl>
+      <w:tblPr>
+        <w:tblStyle w:val="ab"/>
+        <w:tblW w:w="10348" w:type="dxa"/>
+        <w:tblInd w:w="137" w:type="dxa"/>
+        <w:tblLook w:val="04A0" w:firstRow="1" w:lastRow="0" w:firstColumn="1" w:lastColumn="0" w:noHBand="0" w:noVBand="1"/>
+      </w:tblPr>
+      <w:tblGrid>
+        <w:gridCol w:w="709"/>
+        <w:gridCol w:w="1701"/>
+        <w:gridCol w:w="7938"/>
+      </w:tblGrid>
+      <w:tr>
+        <w:tc>
+          <w:tcPr>
+            <w:tcW w:w="709" w:type="dxa"/>
+            <w:shd w:val="clear" w:color="auto" w:fill="BFBFBF" w:themeFill="background1" w:themeFillShade="BF"/>
+          </w:tcPr>
+          <w:p>
+            <w:pPr>
+              <w:jc w:val="center"/>
+              <w:rPr>
+                <w:rFonts w:ascii="나눔고딕" w:eastAsia="나눔고딕" w:hAnsi="나눔고딕"/>
+                <w:sz w:val="20"/>
+                <w:szCs w:val="20"/>
+              </w:rPr>
+            </w:pPr>
+            <w:r>
+              <w:rPr>
+                <w:rFonts w:ascii="나눔고딕" w:eastAsia="나눔고딕" w:hAnsi="나눔고딕" w:hint="eastAsia"/>
+                <w:sz w:val="20"/>
+                <w:szCs w:val="20"/>
+              </w:rPr>
+              <w:t>단계</w:t>
+            </w:r>
+          </w:p>
+        </w:tc>
+        <w:tc>
+          <w:tcPr>
+            <w:tcW w:w="1701" w:type="dxa"/>
+            <w:shd w:val="clear" w:color="auto" w:fill="BFBFBF" w:themeFill="background1" w:themeFillShade="BF"/>
+          </w:tcPr>
+          <w:p>
+            <w:pPr>
+              <w:jc w:val="center"/>
+              <w:rPr>
+                <w:rFonts w:ascii="나눔고딕" w:eastAsia="나눔고딕" w:hAnsi="나눔고딕"/>
+                <w:sz w:val="20"/>
+                <w:szCs w:val="20"/>
+              </w:rPr>
+            </w:pPr>
+            <w:r>
+              <w:rPr>
+                <w:rFonts w:ascii="나눔고딕" w:eastAsia="나눔고딕" w:hAnsi="나눔고딕" w:hint="eastAsia"/>
+                <w:sz w:val="20"/>
+                <w:szCs w:val="20"/>
+              </w:rPr>
+              <w:t>주체</w:t>
+            </w:r>
+          </w:p>
+        </w:tc>
+        <w:tc>
+          <w:tcPr>
+            <w:tcW w:w="7938" w:type="dxa"/>
+            <w:shd w:val="clear" w:color="auto" w:fill="BFBFBF" w:themeFill="background1" w:themeFillShade="BF"/>
+          </w:tcPr>
+          <w:p>
+            <w:pPr>
+              <w:jc w:val="center"/>
+              <w:rPr>
+                <w:rFonts w:ascii="나눔고딕" w:eastAsia="나눔고딕" w:hAnsi="나눔고딕"/>
+                <w:sz w:val="20"/>
+                <w:szCs w:val="20"/>
+              </w:rPr>
+            </w:pPr>
+            <w:r>
+              <w:rPr>
+                <w:rFonts w:ascii="나눔고딕" w:eastAsia="나눔고딕" w:hAnsi="나눔고딕" w:hint="eastAsia"/>
+                <w:sz w:val="20"/>
+                <w:szCs w:val="20"/>
+              </w:rPr>
+              <w:t>동작</w:t>
+            </w:r>
+          </w:p>
+        </w:tc>
+      </w:tr>
+      <w:tr>
+        <w:tc>
+          <w:tcPr>
+            <w:tcW w:w="709" w:type="dxa"/>
+            <w:shd w:val="clear" w:color="auto" w:fill="FFFFFF" w:themeFill="background1"/>
+          </w:tcPr>
+          <w:p>
+            <w:pPr>
+              <w:jc w:val="center"/>
+              <w:rPr>
+                <w:rFonts w:ascii="나눔고딕" w:eastAsia="나눔고딕" w:hAnsi="나눔고딕"/>
+                <w:sz w:val="20"/>
+                <w:szCs w:val="20"/>
+              </w:rPr>
+            </w:pPr>
+            <w:r>
+              <w:rPr>
+                <w:rFonts w:ascii="나눔고딕" w:eastAsia="나눔고딕" w:hAnsi="나눔고딕" w:hint="eastAsia"/>
+                <w:sz w:val="20"/>
+                <w:szCs w:val="20"/>
+              </w:rPr>
+              <w:t>1</w:t>
+            </w:r>
+          </w:p>
+        </w:tc>
+        <w:tc>
+          <w:tcPr>
+            <w:tcW w:w="1701" w:type="dxa"/>
+          </w:tcPr>
+          <w:p>
+            <w:pPr>
+              <w:jc w:val="center"/>
+              <w:rPr>
+                <w:rFonts w:ascii="나눔고딕" w:eastAsia="나눔고딕" w:hAnsi="나눔고딕" w:hint="eastAsia"/>
+                <w:sz w:val="20"/>
+                <w:szCs w:val="20"/>
+              </w:rPr>
+            </w:pPr>
+            <w:r>
+              <w:rPr>
+                <w:rFonts w:ascii="나눔고딕" w:eastAsia="나눔고딕" w:hAnsi="나눔고딕" w:hint="eastAsia"/>
+                <w:sz w:val="20"/>
+                <w:szCs w:val="20"/>
+              </w:rPr>
+              <w:t xml:space="preserve">Server </w:t>
+            </w:r>
+            <w:r>
+              <w:rPr>
+                <w:rFonts w:ascii="나눔고딕" w:eastAsia="나눔고딕" w:hAnsi="나눔고딕" w:hint="eastAsia"/>
+                <w:sz w:val="20"/>
+                <w:szCs w:val="20"/>
+              </w:rPr>
+              <w:t>→</w:t>
+            </w:r>
+            <w:r>
+              <w:rPr>
+                <w:rFonts w:ascii="나눔고딕" w:eastAsia="나눔고딕" w:hAnsi="나눔고딕" w:hint="eastAsia"/>
+                <w:sz w:val="20"/>
+                <w:szCs w:val="20"/>
+              </w:rPr>
+              <w:t xml:space="preserve"> Client</w:t>
+            </w:r>
+          </w:p>
+        </w:tc>
+        <w:tc>
+          <w:tcPr>
+            <w:tcW w:w="7938" w:type="dxa"/>
+          </w:tcPr>
+          <w:p>
+            <w:pPr>
+              <w:rPr>
+                <w:rFonts w:ascii="나눔고딕" w:eastAsia="나눔고딕" w:hAnsi="나눔고딕"/>
+                <w:color w:val="000000" w:themeColor="text1"/>
+                <w:sz w:val="20"/>
+                <w:szCs w:val="20"/>
+              </w:rPr>
+            </w:pPr>
+            <w:r>
+              <w:rPr>
+                <w:rFonts w:ascii="나눔고딕" w:eastAsia="나눔고딕" w:hAnsi="나눔고딕" w:hint="eastAsia"/>
+                <w:color w:val="000000" w:themeColor="text1"/>
+                <w:sz w:val="20"/>
+                <w:szCs w:val="20"/>
+              </w:rPr>
+              <w:t>[자동]</w:t>
+            </w:r>
+          </w:p>
+          <w:p>
+            <w:pPr>
+              <w:rPr>
+                <w:rFonts w:ascii="나눔고딕" w:eastAsia="나눔고딕" w:hAnsi="나눔고딕"/>
+                <w:color w:val="000000" w:themeColor="text1"/>
+                <w:sz w:val="20"/>
+                <w:szCs w:val="20"/>
+              </w:rPr>
+            </w:pPr>
+            <w:r>
+              <w:rPr>
+                <w:rFonts w:ascii="나눔고딕" w:eastAsia="나눔고딕" w:hAnsi="나눔고딕" w:hint="eastAsia"/>
+                <w:color w:val="000000" w:themeColor="text1"/>
+                <w:sz w:val="20"/>
+                <w:szCs w:val="20"/>
+              </w:rPr>
+              <w:t>-  Hatch의 State를 기반(Close, Open)으로 20초간 개폐를 반복(20초간 열고 20초간 닫으라는 건지 뭔 소리인지는 모르겠음</w:t>
+            </w:r>
+            <w:r>
+              <w:rPr>
+                <w:rFonts w:ascii="나눔고딕" w:eastAsia="나눔고딕" w:hAnsi="나눔고딕"/>
+                <w:color w:val="000000" w:themeColor="text1"/>
+                <w:sz w:val="20"/>
+                <w:szCs w:val="20"/>
+              </w:rPr>
+              <w:t>…</w:t>
+            </w:r>
+            <w:r>
+              <w:rPr>
+                <w:rFonts w:ascii="나눔고딕" w:eastAsia="나눔고딕" w:hAnsi="나눔고딕" w:hint="eastAsia"/>
+                <w:color w:val="000000" w:themeColor="text1"/>
+                <w:sz w:val="20"/>
+                <w:szCs w:val="20"/>
+              </w:rPr>
+              <w:t xml:space="preserve">)하며 </w:t>
+            </w:r>
+            <w:proofErr w:type="spellStart"/>
+            <w:r>
+              <w:rPr>
+                <w:rFonts w:ascii="나눔고딕" w:eastAsia="나눔고딕" w:hAnsi="나눔고딕" w:hint="eastAsia"/>
+                <w:color w:val="000000" w:themeColor="text1"/>
+                <w:sz w:val="20"/>
+                <w:szCs w:val="20"/>
+              </w:rPr>
+              <w:t>S_Interact_Door_Packet</w:t>
+            </w:r>
+            <w:proofErr w:type="spellEnd"/>
+            <w:r>
+              <w:rPr>
+                <w:rFonts w:ascii="나눔고딕" w:eastAsia="나눔고딕" w:hAnsi="나눔고딕" w:hint="eastAsia"/>
+                <w:color w:val="000000" w:themeColor="text1"/>
+                <w:sz w:val="20"/>
+                <w:szCs w:val="20"/>
+              </w:rPr>
+              <w:t xml:space="preserve">(일반 </w:t>
+            </w:r>
+            <w:proofErr w:type="spellStart"/>
+            <w:r>
+              <w:rPr>
+                <w:rFonts w:ascii="나눔고딕" w:eastAsia="나눔고딕" w:hAnsi="나눔고딕" w:hint="eastAsia"/>
+                <w:color w:val="000000" w:themeColor="text1"/>
+                <w:sz w:val="20"/>
+                <w:szCs w:val="20"/>
+              </w:rPr>
+              <w:t>문이랑</w:t>
+            </w:r>
+            <w:proofErr w:type="spellEnd"/>
+            <w:r>
+              <w:rPr>
+                <w:rFonts w:ascii="나눔고딕" w:eastAsia="나눔고딕" w:hAnsi="나눔고딕" w:hint="eastAsia"/>
+                <w:color w:val="000000" w:themeColor="text1"/>
+                <w:sz w:val="20"/>
+                <w:szCs w:val="20"/>
+              </w:rPr>
+              <w:t xml:space="preserve"> 같은 패킷 써도 </w:t>
+            </w:r>
+            <w:proofErr w:type="spellStart"/>
+            <w:r>
+              <w:rPr>
+                <w:rFonts w:ascii="나눔고딕" w:eastAsia="나눔고딕" w:hAnsi="나눔고딕" w:hint="eastAsia"/>
+                <w:color w:val="000000" w:themeColor="text1"/>
+                <w:sz w:val="20"/>
+                <w:szCs w:val="20"/>
+              </w:rPr>
+              <w:t>되려나</w:t>
+            </w:r>
+            <w:proofErr w:type="spellEnd"/>
+            <w:r>
+              <w:rPr>
+                <w:rFonts w:ascii="나눔고딕" w:eastAsia="나눔고딕" w:hAnsi="나눔고딕" w:hint="eastAsia"/>
+                <w:color w:val="000000" w:themeColor="text1"/>
+                <w:sz w:val="20"/>
+                <w:szCs w:val="20"/>
+              </w:rPr>
+              <w:t>??)을 송신</w:t>
+            </w:r>
+          </w:p>
+          <w:p>
+            <w:pPr>
+              <w:rPr>
+                <w:rFonts w:ascii="나눔고딕" w:eastAsia="나눔고딕" w:hAnsi="나눔고딕"/>
+                <w:color w:val="000000" w:themeColor="text1"/>
+                <w:sz w:val="20"/>
+                <w:szCs w:val="20"/>
+              </w:rPr>
+            </w:pPr>
+            <w:r>
+              <w:rPr>
+                <w:rFonts w:ascii="나눔고딕" w:eastAsia="나눔고딕" w:hAnsi="나눔고딕" w:hint="eastAsia"/>
+                <w:color w:val="000000" w:themeColor="text1"/>
+                <w:sz w:val="20"/>
+                <w:szCs w:val="20"/>
+              </w:rPr>
+              <w:t>- 수동</w:t>
+            </w:r>
+            <w:r>
+              <w:rPr>
+                <w:rFonts w:ascii="나눔고딕" w:eastAsia="나눔고딕" w:hAnsi="나눔고딕" w:hint="eastAsia"/>
+                <w:color w:val="000000" w:themeColor="text1"/>
+                <w:sz w:val="20"/>
+                <w:szCs w:val="20"/>
+              </w:rPr>
+              <w:t xml:space="preserve"> 문 열고 닫힘</w:t>
+            </w:r>
+            <w:r>
+              <w:rPr>
+                <w:rFonts w:ascii="나눔고딕" w:eastAsia="나눔고딕" w:hAnsi="나눔고딕" w:hint="eastAsia"/>
+                <w:color w:val="000000" w:themeColor="text1"/>
+                <w:sz w:val="20"/>
+                <w:szCs w:val="20"/>
+              </w:rPr>
+              <w:t xml:space="preserve"> 입력이 들어왔다면 20초를 다시 카운트</w:t>
+            </w:r>
+            <w:r>
+              <w:rPr>
+                <w:rFonts w:ascii="나눔고딕" w:eastAsia="나눔고딕" w:hAnsi="나눔고딕"/>
+                <w:color w:val="000000" w:themeColor="text1"/>
+                <w:sz w:val="20"/>
+                <w:szCs w:val="20"/>
+              </w:rPr>
+              <w:t>하</w:t>
+            </w:r>
+            <w:r>
+              <w:rPr>
+                <w:rFonts w:ascii="나눔고딕" w:eastAsia="나눔고딕" w:hAnsi="나눔고딕" w:hint="eastAsia"/>
+                <w:color w:val="000000" w:themeColor="text1"/>
+                <w:sz w:val="20"/>
+                <w:szCs w:val="20"/>
+              </w:rPr>
+              <w:t>여 계산</w:t>
+            </w:r>
+          </w:p>
+          <w:p>
+            <w:pPr>
+              <w:rPr>
+                <w:rFonts w:ascii="나눔고딕" w:eastAsia="나눔고딕" w:hAnsi="나눔고딕" w:hint="eastAsia"/>
+                <w:color w:val="000000" w:themeColor="text1"/>
+                <w:sz w:val="20"/>
+                <w:szCs w:val="20"/>
+              </w:rPr>
+            </w:pPr>
+            <w:r>
+              <w:rPr>
+                <w:rFonts w:ascii="나눔고딕" w:eastAsia="나눔고딕" w:hAnsi="나눔고딕" w:hint="eastAsia"/>
+                <w:color w:val="000000" w:themeColor="text1"/>
+                <w:sz w:val="20"/>
+                <w:szCs w:val="20"/>
+              </w:rPr>
+              <w:t>* 게임이 가장 처음 시작할 때는 Hatch를 수동으로 열어야 하므로, 수동 입력이 들어오기 전까진 자동으로 개폐하지 않음</w:t>
+            </w:r>
+          </w:p>
+        </w:tc>
+      </w:tr>
+      <w:tr>
+        <w:tc>
+          <w:tcPr>
+            <w:tcW w:w="709" w:type="dxa"/>
+            <w:shd w:val="clear" w:color="auto" w:fill="FFFFFF" w:themeFill="background1"/>
+          </w:tcPr>
+          <w:p>
+            <w:pPr>
+              <w:jc w:val="center"/>
+              <w:rPr>
+                <w:rFonts w:ascii="나눔고딕" w:eastAsia="나눔고딕" w:hAnsi="나눔고딕" w:hint="eastAsia"/>
+                <w:sz w:val="20"/>
+                <w:szCs w:val="20"/>
+              </w:rPr>
+            </w:pPr>
+            <w:r>
+              <w:rPr>
+                <w:rFonts w:ascii="나눔고딕" w:eastAsia="나눔고딕" w:hAnsi="나눔고딕" w:hint="eastAsia"/>
+                <w:sz w:val="20"/>
+                <w:szCs w:val="20"/>
+              </w:rPr>
+              <w:t>2</w:t>
+            </w:r>
+          </w:p>
+        </w:tc>
+        <w:tc>
+          <w:tcPr>
+            <w:tcW w:w="1701" w:type="dxa"/>
+          </w:tcPr>
+          <w:p>
+            <w:pPr>
+              <w:jc w:val="center"/>
+              <w:rPr>
+                <w:rFonts w:ascii="나눔고딕" w:eastAsia="나눔고딕" w:hAnsi="나눔고딕" w:hint="eastAsia"/>
+                <w:sz w:val="20"/>
+                <w:szCs w:val="20"/>
+              </w:rPr>
+            </w:pPr>
+            <w:r>
+              <w:rPr>
+                <w:rFonts w:ascii="나눔고딕" w:eastAsia="나눔고딕" w:hAnsi="나눔고딕" w:hint="eastAsia"/>
+                <w:sz w:val="20"/>
+                <w:szCs w:val="20"/>
+              </w:rPr>
+              <w:t>Client</w:t>
+            </w:r>
+            <w:r>
+              <w:rPr>
+                <w:rFonts w:ascii="나눔고딕" w:eastAsia="나눔고딕" w:hAnsi="나눔고딕" w:hint="eastAsia"/>
+                <w:sz w:val="20"/>
+                <w:szCs w:val="20"/>
+              </w:rPr>
+              <w:t xml:space="preserve"> </w:t>
+            </w:r>
+            <w:r>
+              <w:rPr>
+                <w:rFonts w:ascii="나눔고딕" w:eastAsia="나눔고딕" w:hAnsi="나눔고딕" w:hint="eastAsia"/>
+                <w:sz w:val="20"/>
+                <w:szCs w:val="20"/>
+              </w:rPr>
+              <w:t>→</w:t>
+            </w:r>
+            <w:r>
+              <w:rPr>
+                <w:rFonts w:ascii="나눔고딕" w:eastAsia="나눔고딕" w:hAnsi="나눔고딕" w:hint="eastAsia"/>
+                <w:sz w:val="20"/>
+                <w:szCs w:val="20"/>
+              </w:rPr>
+              <w:t xml:space="preserve"> </w:t>
+            </w:r>
+            <w:r>
+              <w:rPr>
+                <w:rFonts w:ascii="나눔고딕" w:eastAsia="나눔고딕" w:hAnsi="나눔고딕" w:hint="eastAsia"/>
+                <w:sz w:val="20"/>
+                <w:szCs w:val="20"/>
+              </w:rPr>
+              <w:t>Server</w:t>
+            </w:r>
+            <w:r>
+              <w:rPr>
+                <w:rFonts w:ascii="나눔고딕" w:eastAsia="나눔고딕" w:hAnsi="나눔고딕" w:hint="eastAsia"/>
+                <w:sz w:val="20"/>
+                <w:szCs w:val="20"/>
+              </w:rPr>
+              <w:t xml:space="preserve"> </w:t>
+            </w:r>
+          </w:p>
+        </w:tc>
+        <w:tc>
+          <w:tcPr>
+            <w:tcW w:w="7938" w:type="dxa"/>
+          </w:tcPr>
+          <w:p>
+            <w:pPr>
+              <w:ind w:left="188" w:hangingChars="100" w:hanging="188"/>
+              <w:rPr>
+                <w:rFonts w:ascii="나눔고딕" w:eastAsia="나눔고딕" w:hAnsi="나눔고딕"/>
+                <w:color w:val="000000" w:themeColor="text1"/>
+                <w:sz w:val="20"/>
+                <w:szCs w:val="20"/>
+              </w:rPr>
+            </w:pPr>
+            <w:r>
+              <w:rPr>
+                <w:rFonts w:ascii="나눔고딕" w:eastAsia="나눔고딕" w:hAnsi="나눔고딕" w:hint="eastAsia"/>
+                <w:color w:val="000000" w:themeColor="text1"/>
+                <w:sz w:val="20"/>
+                <w:szCs w:val="20"/>
+              </w:rPr>
+              <w:t>[수동]</w:t>
+            </w:r>
+          </w:p>
+          <w:p>
+            <w:pPr>
+              <w:ind w:left="188" w:hangingChars="100" w:hanging="188"/>
+              <w:rPr>
+                <w:rFonts w:ascii="나눔고딕" w:eastAsia="나눔고딕" w:hAnsi="나눔고딕" w:hint="eastAsia"/>
+                <w:color w:val="000000" w:themeColor="text1"/>
+                <w:sz w:val="20"/>
+                <w:szCs w:val="20"/>
+              </w:rPr>
+            </w:pPr>
+            <w:r>
+              <w:rPr>
+                <w:rFonts w:ascii="나눔고딕" w:eastAsia="나눔고딕" w:hAnsi="나눔고딕" w:hint="eastAsia"/>
+                <w:color w:val="000000" w:themeColor="text1"/>
+                <w:sz w:val="20"/>
+                <w:szCs w:val="20"/>
+              </w:rPr>
+              <w:t xml:space="preserve">- 기지 안에서 E 키로 상호작용하여 </w:t>
+            </w:r>
+            <w:proofErr w:type="spellStart"/>
+            <w:r>
+              <w:rPr>
+                <w:rFonts w:ascii="나눔고딕" w:eastAsia="나눔고딕" w:hAnsi="나눔고딕" w:hint="eastAsia"/>
+                <w:color w:val="000000" w:themeColor="text1"/>
+                <w:sz w:val="20"/>
+                <w:szCs w:val="20"/>
+              </w:rPr>
+              <w:t>C_InteractDoor_Packet</w:t>
+            </w:r>
+            <w:proofErr w:type="spellEnd"/>
+            <w:r>
+              <w:rPr>
+                <w:rFonts w:ascii="나눔고딕" w:eastAsia="나눔고딕" w:hAnsi="나눔고딕" w:hint="eastAsia"/>
+                <w:color w:val="000000" w:themeColor="text1"/>
+                <w:sz w:val="20"/>
+                <w:szCs w:val="20"/>
+              </w:rPr>
+              <w:t xml:space="preserve"> 송신</w:t>
+            </w:r>
+          </w:p>
+        </w:tc>
+      </w:tr>
+      <w:tr>
+        <w:tc>
+          <w:tcPr>
+            <w:tcW w:w="709" w:type="dxa"/>
+            <w:shd w:val="clear" w:color="auto" w:fill="FFFFFF" w:themeFill="background1"/>
+          </w:tcPr>
+          <w:p>
+            <w:pPr>
+              <w:jc w:val="center"/>
+              <w:rPr>
+                <w:rFonts w:ascii="나눔고딕" w:eastAsia="나눔고딕" w:hAnsi="나눔고딕" w:hint="eastAsia"/>
+                <w:sz w:val="20"/>
+                <w:szCs w:val="20"/>
+              </w:rPr>
+            </w:pPr>
+          </w:p>
+        </w:tc>
+        <w:tc>
+          <w:tcPr>
+            <w:tcW w:w="1701" w:type="dxa"/>
+          </w:tcPr>
+          <w:p>
+            <w:pPr>
+              <w:jc w:val="center"/>
+              <w:rPr>
+                <w:rFonts w:ascii="나눔고딕" w:eastAsia="나눔고딕" w:hAnsi="나눔고딕" w:hint="eastAsia"/>
+                <w:sz w:val="20"/>
+                <w:szCs w:val="20"/>
+              </w:rPr>
+            </w:pPr>
+            <w:r>
+              <w:rPr>
+                <w:rFonts w:ascii="나눔고딕" w:eastAsia="나눔고딕" w:hAnsi="나눔고딕" w:hint="eastAsia"/>
+                <w:sz w:val="20"/>
+                <w:szCs w:val="20"/>
+              </w:rPr>
+              <w:t xml:space="preserve">Server </w:t>
+            </w:r>
+            <w:r>
+              <w:rPr>
+                <w:rFonts w:ascii="나눔고딕" w:eastAsia="나눔고딕" w:hAnsi="나눔고딕" w:hint="eastAsia"/>
+                <w:sz w:val="20"/>
+                <w:szCs w:val="20"/>
+              </w:rPr>
+              <w:t>→</w:t>
+            </w:r>
+            <w:r>
+              <w:rPr>
+                <w:rFonts w:ascii="나눔고딕" w:eastAsia="나눔고딕" w:hAnsi="나눔고딕" w:hint="eastAsia"/>
+                <w:sz w:val="20"/>
+                <w:szCs w:val="20"/>
+              </w:rPr>
+              <w:t xml:space="preserve"> Client</w:t>
+            </w:r>
+          </w:p>
+        </w:tc>
+        <w:tc>
+          <w:tcPr>
+            <w:tcW w:w="7938" w:type="dxa"/>
+          </w:tcPr>
+          <w:p>
+            <w:pPr>
+              <w:ind w:left="188" w:hangingChars="100" w:hanging="188"/>
+              <w:rPr>
+                <w:rFonts w:ascii="나눔고딕" w:eastAsia="나눔고딕" w:hAnsi="나눔고딕" w:hint="eastAsia"/>
+                <w:color w:val="000000" w:themeColor="text1"/>
+                <w:sz w:val="20"/>
+                <w:szCs w:val="20"/>
+              </w:rPr>
+            </w:pPr>
+            <w:proofErr w:type="spellStart"/>
+            <w:r>
+              <w:rPr>
+                <w:rFonts w:ascii="나눔고딕" w:eastAsia="나눔고딕" w:hAnsi="나눔고딕" w:hint="eastAsia"/>
+                <w:color w:val="000000" w:themeColor="text1"/>
+                <w:sz w:val="20"/>
+                <w:szCs w:val="20"/>
+              </w:rPr>
+              <w:t>S_InteractDoor_Packet</w:t>
+            </w:r>
+            <w:proofErr w:type="spellEnd"/>
+            <w:r>
+              <w:rPr>
+                <w:rFonts w:ascii="나눔고딕" w:eastAsia="나눔고딕" w:hAnsi="나눔고딕" w:hint="eastAsia"/>
+                <w:color w:val="000000" w:themeColor="text1"/>
+                <w:sz w:val="20"/>
+                <w:szCs w:val="20"/>
+              </w:rPr>
+              <w:t>을 수신하면 문 열거나 닫힘 애니메이션 실행</w:t>
+            </w:r>
+          </w:p>
+        </w:tc>
+      </w:tr>
+    </w:tbl>
+    <w:p>
+      <w:pPr>
+        <w:rPr>
+          <w:rFonts w:ascii="나눔고딕" w:eastAsia="나눔고딕" w:hAnsi="나눔고딕" w:hint="eastAsia"/>
+        </w:rPr>
+      </w:pPr>
+    </w:p>
     <w:sectPr>
       <w:footerReference w:type="default" r:id="rId9"/>
       <w:pgSz w:w="11906" w:h="16838"/>
@@ -37288,7 +40132,7 @@
   <w:abstractNum w:abstractNumId="9" w15:restartNumberingAfterBreak="0">
     <w:nsid w:val="18397FD4"/>
     <w:multiLevelType w:val="hybridMultilevel"/>
-    <w:tmpl w:val="2CA63996"/>
+    <w:tmpl w:val="923EF020"/>
     <w:lvl w:ilvl="0" w:tplc="04F44228">
       <w:start w:val="1"/>
       <w:numFmt w:val="decimal"/>
@@ -37322,14 +40166,17 @@
         <w:ind w:left="2120" w:hanging="440"/>
       </w:pPr>
     </w:lvl>
-    <w:lvl w:ilvl="3" w:tplc="0409000F" w:tentative="1">
-      <w:start w:val="1"/>
-      <w:numFmt w:val="decimal"/>
-      <w:lvlText w:val="%4."/>
+    <w:lvl w:ilvl="3" w:tplc="A5EE3A7A">
+      <w:start w:val="11"/>
+      <w:numFmt w:val="bullet"/>
+      <w:lvlText w:val="-"/>
       <w:lvlJc w:val="left"/>
       <w:pPr>
-        <w:ind w:left="2560" w:hanging="440"/>
-      </w:pPr>
+        <w:ind w:left="2480" w:hanging="360"/>
+      </w:pPr>
+      <w:rPr>
+        <w:rFonts w:ascii="나눔고딕" w:eastAsia="나눔고딕" w:hAnsi="나눔고딕" w:cstheme="minorBidi" w:hint="eastAsia"/>
+      </w:rPr>
     </w:lvl>
     <w:lvl w:ilvl="4" w:tplc="04090019" w:tentative="1">
       <w:start w:val="1"/>
@@ -37603,6 +40450,95 @@
     </w:lvl>
   </w:abstractNum>
   <w:abstractNum w:abstractNumId="12" w15:restartNumberingAfterBreak="0">
+    <w:nsid w:val="204F25C8"/>
+    <w:multiLevelType w:val="hybridMultilevel"/>
+    <w:tmpl w:val="21E84A6E"/>
+    <w:lvl w:ilvl="0" w:tplc="E8AE1A16">
+      <w:start w:val="1"/>
+      <w:numFmt w:val="decimal"/>
+      <w:lvlText w:val="%1."/>
+      <w:lvlJc w:val="left"/>
+      <w:pPr>
+        <w:ind w:left="800" w:hanging="360"/>
+      </w:pPr>
+      <w:rPr>
+        <w:rFonts w:hint="default"/>
+      </w:rPr>
+    </w:lvl>
+    <w:lvl w:ilvl="1" w:tplc="04090019" w:tentative="1">
+      <w:start w:val="1"/>
+      <w:numFmt w:val="upperLetter"/>
+      <w:lvlText w:val="%2."/>
+      <w:lvlJc w:val="left"/>
+      <w:pPr>
+        <w:ind w:left="1320" w:hanging="440"/>
+      </w:pPr>
+    </w:lvl>
+    <w:lvl w:ilvl="2" w:tplc="0409001B" w:tentative="1">
+      <w:start w:val="1"/>
+      <w:numFmt w:val="lowerRoman"/>
+      <w:lvlText w:val="%3."/>
+      <w:lvlJc w:val="right"/>
+      <w:pPr>
+        <w:ind w:left="1760" w:hanging="440"/>
+      </w:pPr>
+    </w:lvl>
+    <w:lvl w:ilvl="3" w:tplc="0409000F" w:tentative="1">
+      <w:start w:val="1"/>
+      <w:numFmt w:val="decimal"/>
+      <w:lvlText w:val="%4."/>
+      <w:lvlJc w:val="left"/>
+      <w:pPr>
+        <w:ind w:left="2200" w:hanging="440"/>
+      </w:pPr>
+    </w:lvl>
+    <w:lvl w:ilvl="4" w:tplc="04090019" w:tentative="1">
+      <w:start w:val="1"/>
+      <w:numFmt w:val="upperLetter"/>
+      <w:lvlText w:val="%5."/>
+      <w:lvlJc w:val="left"/>
+      <w:pPr>
+        <w:ind w:left="2640" w:hanging="440"/>
+      </w:pPr>
+    </w:lvl>
+    <w:lvl w:ilvl="5" w:tplc="0409001B" w:tentative="1">
+      <w:start w:val="1"/>
+      <w:numFmt w:val="lowerRoman"/>
+      <w:lvlText w:val="%6."/>
+      <w:lvlJc w:val="right"/>
+      <w:pPr>
+        <w:ind w:left="3080" w:hanging="440"/>
+      </w:pPr>
+    </w:lvl>
+    <w:lvl w:ilvl="6" w:tplc="0409000F" w:tentative="1">
+      <w:start w:val="1"/>
+      <w:numFmt w:val="decimal"/>
+      <w:lvlText w:val="%7."/>
+      <w:lvlJc w:val="left"/>
+      <w:pPr>
+        <w:ind w:left="3520" w:hanging="440"/>
+      </w:pPr>
+    </w:lvl>
+    <w:lvl w:ilvl="7" w:tplc="04090019" w:tentative="1">
+      <w:start w:val="1"/>
+      <w:numFmt w:val="upperLetter"/>
+      <w:lvlText w:val="%8."/>
+      <w:lvlJc w:val="left"/>
+      <w:pPr>
+        <w:ind w:left="3960" w:hanging="440"/>
+      </w:pPr>
+    </w:lvl>
+    <w:lvl w:ilvl="8" w:tplc="0409001B" w:tentative="1">
+      <w:start w:val="1"/>
+      <w:numFmt w:val="lowerRoman"/>
+      <w:lvlText w:val="%9."/>
+      <w:lvlJc w:val="right"/>
+      <w:pPr>
+        <w:ind w:left="4400" w:hanging="440"/>
+      </w:pPr>
+    </w:lvl>
+  </w:abstractNum>
+  <w:abstractNum w:abstractNumId="13" w15:restartNumberingAfterBreak="0">
     <w:nsid w:val="24AF7671"/>
     <w:multiLevelType w:val="hybridMultilevel"/>
     <w:tmpl w:val="EA2AD556"/>
@@ -37714,7 +40650,7 @@
       </w:rPr>
     </w:lvl>
   </w:abstractNum>
-  <w:abstractNum w:abstractNumId="13" w15:restartNumberingAfterBreak="0">
+  <w:abstractNum w:abstractNumId="14" w15:restartNumberingAfterBreak="0">
     <w:nsid w:val="25032183"/>
     <w:multiLevelType w:val="hybridMultilevel"/>
     <w:tmpl w:val="35DA3D90"/>
@@ -37827,7 +40763,7 @@
       </w:rPr>
     </w:lvl>
   </w:abstractNum>
-  <w:abstractNum w:abstractNumId="14" w15:restartNumberingAfterBreak="0">
+  <w:abstractNum w:abstractNumId="15" w15:restartNumberingAfterBreak="0">
     <w:nsid w:val="28504CB5"/>
     <w:multiLevelType w:val="multilevel"/>
     <w:tmpl w:val="272AF29C"/>
@@ -37940,7 +40876,7 @@
       </w:rPr>
     </w:lvl>
   </w:abstractNum>
-  <w:abstractNum w:abstractNumId="15" w15:restartNumberingAfterBreak="0">
+  <w:abstractNum w:abstractNumId="16" w15:restartNumberingAfterBreak="0">
     <w:nsid w:val="2A510DA3"/>
     <w:multiLevelType w:val="hybridMultilevel"/>
     <w:tmpl w:val="BF9E9CAC"/>
@@ -38053,7 +40989,7 @@
       </w:rPr>
     </w:lvl>
   </w:abstractNum>
-  <w:abstractNum w:abstractNumId="16" w15:restartNumberingAfterBreak="0">
+  <w:abstractNum w:abstractNumId="17" w15:restartNumberingAfterBreak="0">
     <w:nsid w:val="2E15179D"/>
     <w:multiLevelType w:val="hybridMultilevel"/>
     <w:tmpl w:val="6C92B940"/>
@@ -38166,7 +41102,7 @@
       </w:rPr>
     </w:lvl>
   </w:abstractNum>
-  <w:abstractNum w:abstractNumId="17" w15:restartNumberingAfterBreak="0">
+  <w:abstractNum w:abstractNumId="18" w15:restartNumberingAfterBreak="0">
     <w:nsid w:val="31A24F84"/>
     <w:multiLevelType w:val="hybridMultilevel"/>
     <w:tmpl w:val="1F706C7A"/>
@@ -38279,7 +41215,7 @@
       </w:rPr>
     </w:lvl>
   </w:abstractNum>
-  <w:abstractNum w:abstractNumId="18" w15:restartNumberingAfterBreak="0">
+  <w:abstractNum w:abstractNumId="19" w15:restartNumberingAfterBreak="0">
     <w:nsid w:val="384D10F1"/>
     <w:multiLevelType w:val="hybridMultilevel"/>
     <w:tmpl w:val="448AC8E8"/>
@@ -38368,7 +41304,7 @@
       </w:pPr>
     </w:lvl>
   </w:abstractNum>
-  <w:abstractNum w:abstractNumId="19" w15:restartNumberingAfterBreak="0">
+  <w:abstractNum w:abstractNumId="20" w15:restartNumberingAfterBreak="0">
     <w:nsid w:val="3B4D312C"/>
     <w:multiLevelType w:val="hybridMultilevel"/>
     <w:tmpl w:val="2A1A7E76"/>
@@ -38457,7 +41393,7 @@
       </w:pPr>
     </w:lvl>
   </w:abstractNum>
-  <w:abstractNum w:abstractNumId="20" w15:restartNumberingAfterBreak="0">
+  <w:abstractNum w:abstractNumId="21" w15:restartNumberingAfterBreak="0">
     <w:nsid w:val="3BE21EFE"/>
     <w:multiLevelType w:val="hybridMultilevel"/>
     <w:tmpl w:val="475CED7A"/>
@@ -38570,7 +41506,7 @@
       </w:rPr>
     </w:lvl>
   </w:abstractNum>
-  <w:abstractNum w:abstractNumId="21" w15:restartNumberingAfterBreak="0">
+  <w:abstractNum w:abstractNumId="22" w15:restartNumberingAfterBreak="0">
     <w:nsid w:val="3E75494D"/>
     <w:multiLevelType w:val="hybridMultilevel"/>
     <w:tmpl w:val="74CA04F4"/>
@@ -38682,7 +41618,7 @@
       </w:rPr>
     </w:lvl>
   </w:abstractNum>
-  <w:abstractNum w:abstractNumId="22" w15:restartNumberingAfterBreak="0">
+  <w:abstractNum w:abstractNumId="23" w15:restartNumberingAfterBreak="0">
     <w:nsid w:val="414C3F59"/>
     <w:multiLevelType w:val="hybridMultilevel"/>
     <w:tmpl w:val="4B72A2C8"/>
@@ -38794,7 +41730,7 @@
       </w:rPr>
     </w:lvl>
   </w:abstractNum>
-  <w:abstractNum w:abstractNumId="23" w15:restartNumberingAfterBreak="0">
+  <w:abstractNum w:abstractNumId="24" w15:restartNumberingAfterBreak="0">
     <w:nsid w:val="471F2F9D"/>
     <w:multiLevelType w:val="multilevel"/>
     <w:tmpl w:val="B4048BF0"/>
@@ -38907,7 +41843,7 @@
       </w:rPr>
     </w:lvl>
   </w:abstractNum>
-  <w:abstractNum w:abstractNumId="24" w15:restartNumberingAfterBreak="0">
+  <w:abstractNum w:abstractNumId="25" w15:restartNumberingAfterBreak="0">
     <w:nsid w:val="473B54FE"/>
     <w:multiLevelType w:val="hybridMultilevel"/>
     <w:tmpl w:val="9D2E8F78"/>
@@ -38996,7 +41932,7 @@
       </w:pPr>
     </w:lvl>
   </w:abstractNum>
-  <w:abstractNum w:abstractNumId="25" w15:restartNumberingAfterBreak="0">
+  <w:abstractNum w:abstractNumId="26" w15:restartNumberingAfterBreak="0">
     <w:nsid w:val="490C1E57"/>
     <w:multiLevelType w:val="hybridMultilevel"/>
     <w:tmpl w:val="549405D6"/>
@@ -39109,7 +42045,7 @@
       </w:rPr>
     </w:lvl>
   </w:abstractNum>
-  <w:abstractNum w:abstractNumId="26" w15:restartNumberingAfterBreak="0">
+  <w:abstractNum w:abstractNumId="27" w15:restartNumberingAfterBreak="0">
     <w:nsid w:val="499757DB"/>
     <w:multiLevelType w:val="hybridMultilevel"/>
     <w:tmpl w:val="251047B4"/>
@@ -39222,7 +42158,7 @@
       </w:rPr>
     </w:lvl>
   </w:abstractNum>
-  <w:abstractNum w:abstractNumId="27" w15:restartNumberingAfterBreak="0">
+  <w:abstractNum w:abstractNumId="28" w15:restartNumberingAfterBreak="0">
     <w:nsid w:val="51492B1D"/>
     <w:multiLevelType w:val="hybridMultilevel"/>
     <w:tmpl w:val="9F74AF42"/>
@@ -39334,7 +42270,7 @@
       </w:rPr>
     </w:lvl>
   </w:abstractNum>
-  <w:abstractNum w:abstractNumId="28" w15:restartNumberingAfterBreak="0">
+  <w:abstractNum w:abstractNumId="29" w15:restartNumberingAfterBreak="0">
     <w:nsid w:val="619612F3"/>
     <w:multiLevelType w:val="hybridMultilevel"/>
     <w:tmpl w:val="A0F8E05E"/>
@@ -39446,7 +42382,7 @@
       </w:rPr>
     </w:lvl>
   </w:abstractNum>
-  <w:abstractNum w:abstractNumId="29" w15:restartNumberingAfterBreak="0">
+  <w:abstractNum w:abstractNumId="30" w15:restartNumberingAfterBreak="0">
     <w:nsid w:val="620056E0"/>
     <w:multiLevelType w:val="hybridMultilevel"/>
     <w:tmpl w:val="7ED89248"/>
@@ -39559,7 +42495,7 @@
       </w:rPr>
     </w:lvl>
   </w:abstractNum>
-  <w:abstractNum w:abstractNumId="30" w15:restartNumberingAfterBreak="0">
+  <w:abstractNum w:abstractNumId="31" w15:restartNumberingAfterBreak="0">
     <w:nsid w:val="62731956"/>
     <w:multiLevelType w:val="hybridMultilevel"/>
     <w:tmpl w:val="00B6C568"/>
@@ -39671,7 +42607,7 @@
       </w:rPr>
     </w:lvl>
   </w:abstractNum>
-  <w:abstractNum w:abstractNumId="31" w15:restartNumberingAfterBreak="0">
+  <w:abstractNum w:abstractNumId="32" w15:restartNumberingAfterBreak="0">
     <w:nsid w:val="63C54992"/>
     <w:multiLevelType w:val="hybridMultilevel"/>
     <w:tmpl w:val="8D42B352"/>
@@ -39784,7 +42720,7 @@
       </w:rPr>
     </w:lvl>
   </w:abstractNum>
-  <w:abstractNum w:abstractNumId="32" w15:restartNumberingAfterBreak="0">
+  <w:abstractNum w:abstractNumId="33" w15:restartNumberingAfterBreak="0">
     <w:nsid w:val="643A55D9"/>
     <w:multiLevelType w:val="hybridMultilevel"/>
     <w:tmpl w:val="A1629776"/>
@@ -39897,7 +42833,7 @@
       </w:rPr>
     </w:lvl>
   </w:abstractNum>
-  <w:abstractNum w:abstractNumId="33" w15:restartNumberingAfterBreak="0">
+  <w:abstractNum w:abstractNumId="34" w15:restartNumberingAfterBreak="0">
     <w:nsid w:val="64DC1E9F"/>
     <w:multiLevelType w:val="hybridMultilevel"/>
     <w:tmpl w:val="08F06000"/>
@@ -40010,7 +42946,96 @@
       </w:rPr>
     </w:lvl>
   </w:abstractNum>
-  <w:abstractNum w:abstractNumId="34" w15:restartNumberingAfterBreak="0">
+  <w:abstractNum w:abstractNumId="35" w15:restartNumberingAfterBreak="0">
+    <w:nsid w:val="67323ABD"/>
+    <w:multiLevelType w:val="hybridMultilevel"/>
+    <w:tmpl w:val="3670C790"/>
+    <w:lvl w:ilvl="0" w:tplc="7BC6CA5C">
+      <w:start w:val="1"/>
+      <w:numFmt w:val="decimalEnclosedCircle"/>
+      <w:lvlText w:val="%1"/>
+      <w:lvlJc w:val="left"/>
+      <w:pPr>
+        <w:ind w:left="1600" w:hanging="360"/>
+      </w:pPr>
+      <w:rPr>
+        <w:rFonts w:asciiTheme="minorEastAsia" w:hAnsiTheme="minorEastAsia" w:hint="default"/>
+      </w:rPr>
+    </w:lvl>
+    <w:lvl w:ilvl="1" w:tplc="04090019" w:tentative="1">
+      <w:start w:val="1"/>
+      <w:numFmt w:val="upperLetter"/>
+      <w:lvlText w:val="%2."/>
+      <w:lvlJc w:val="left"/>
+      <w:pPr>
+        <w:ind w:left="1320" w:hanging="440"/>
+      </w:pPr>
+    </w:lvl>
+    <w:lvl w:ilvl="2" w:tplc="0409001B" w:tentative="1">
+      <w:start w:val="1"/>
+      <w:numFmt w:val="lowerRoman"/>
+      <w:lvlText w:val="%3."/>
+      <w:lvlJc w:val="right"/>
+      <w:pPr>
+        <w:ind w:left="1760" w:hanging="440"/>
+      </w:pPr>
+    </w:lvl>
+    <w:lvl w:ilvl="3" w:tplc="0409000F" w:tentative="1">
+      <w:start w:val="1"/>
+      <w:numFmt w:val="decimal"/>
+      <w:lvlText w:val="%4."/>
+      <w:lvlJc w:val="left"/>
+      <w:pPr>
+        <w:ind w:left="2200" w:hanging="440"/>
+      </w:pPr>
+    </w:lvl>
+    <w:lvl w:ilvl="4" w:tplc="04090019" w:tentative="1">
+      <w:start w:val="1"/>
+      <w:numFmt w:val="upperLetter"/>
+      <w:lvlText w:val="%5."/>
+      <w:lvlJc w:val="left"/>
+      <w:pPr>
+        <w:ind w:left="2640" w:hanging="440"/>
+      </w:pPr>
+    </w:lvl>
+    <w:lvl w:ilvl="5" w:tplc="0409001B" w:tentative="1">
+      <w:start w:val="1"/>
+      <w:numFmt w:val="lowerRoman"/>
+      <w:lvlText w:val="%6."/>
+      <w:lvlJc w:val="right"/>
+      <w:pPr>
+        <w:ind w:left="3080" w:hanging="440"/>
+      </w:pPr>
+    </w:lvl>
+    <w:lvl w:ilvl="6" w:tplc="0409000F" w:tentative="1">
+      <w:start w:val="1"/>
+      <w:numFmt w:val="decimal"/>
+      <w:lvlText w:val="%7."/>
+      <w:lvlJc w:val="left"/>
+      <w:pPr>
+        <w:ind w:left="3520" w:hanging="440"/>
+      </w:pPr>
+    </w:lvl>
+    <w:lvl w:ilvl="7" w:tplc="04090019" w:tentative="1">
+      <w:start w:val="1"/>
+      <w:numFmt w:val="upperLetter"/>
+      <w:lvlText w:val="%8."/>
+      <w:lvlJc w:val="left"/>
+      <w:pPr>
+        <w:ind w:left="3960" w:hanging="440"/>
+      </w:pPr>
+    </w:lvl>
+    <w:lvl w:ilvl="8" w:tplc="0409001B" w:tentative="1">
+      <w:start w:val="1"/>
+      <w:numFmt w:val="lowerRoman"/>
+      <w:lvlText w:val="%9."/>
+      <w:lvlJc w:val="right"/>
+      <w:pPr>
+        <w:ind w:left="4400" w:hanging="440"/>
+      </w:pPr>
+    </w:lvl>
+  </w:abstractNum>
+  <w:abstractNum w:abstractNumId="36" w15:restartNumberingAfterBreak="0">
     <w:nsid w:val="68E30BC0"/>
     <w:multiLevelType w:val="hybridMultilevel"/>
     <w:tmpl w:val="5A503DF8"/>
@@ -40099,7 +43124,99 @@
       </w:pPr>
     </w:lvl>
   </w:abstractNum>
-  <w:abstractNum w:abstractNumId="35" w15:restartNumberingAfterBreak="0">
+  <w:abstractNum w:abstractNumId="37" w15:restartNumberingAfterBreak="0">
+    <w:nsid w:val="690C351F"/>
+    <w:multiLevelType w:val="hybridMultilevel"/>
+    <w:tmpl w:val="2CA63996"/>
+    <w:lvl w:ilvl="0" w:tplc="FFFFFFFF">
+      <w:start w:val="1"/>
+      <w:numFmt w:val="decimal"/>
+      <w:lvlText w:val="%1."/>
+      <w:lvlJc w:val="left"/>
+      <w:pPr>
+        <w:ind w:left="1160" w:hanging="360"/>
+      </w:pPr>
+      <w:rPr>
+        <w:rFonts w:hint="default"/>
+      </w:rPr>
+    </w:lvl>
+    <w:lvl w:ilvl="1" w:tplc="FFFFFFFF">
+      <w:start w:val="1"/>
+      <w:numFmt w:val="decimalEnclosedCircle"/>
+      <w:lvlText w:val="%2"/>
+      <w:lvlJc w:val="left"/>
+      <w:pPr>
+        <w:ind w:left="1600" w:hanging="360"/>
+      </w:pPr>
+      <w:rPr>
+        <w:rFonts w:asciiTheme="minorEastAsia" w:hAnsiTheme="minorEastAsia" w:hint="default"/>
+      </w:rPr>
+    </w:lvl>
+    <w:lvl w:ilvl="2" w:tplc="FFFFFFFF">
+      <w:start w:val="1"/>
+      <w:numFmt w:val="lowerRoman"/>
+      <w:lvlText w:val="%3."/>
+      <w:lvlJc w:val="right"/>
+      <w:pPr>
+        <w:ind w:left="2120" w:hanging="440"/>
+      </w:pPr>
+    </w:lvl>
+    <w:lvl w:ilvl="3" w:tplc="FFFFFFFF" w:tentative="1">
+      <w:start w:val="1"/>
+      <w:numFmt w:val="decimal"/>
+      <w:lvlText w:val="%4."/>
+      <w:lvlJc w:val="left"/>
+      <w:pPr>
+        <w:ind w:left="2560" w:hanging="440"/>
+      </w:pPr>
+    </w:lvl>
+    <w:lvl w:ilvl="4" w:tplc="FFFFFFFF" w:tentative="1">
+      <w:start w:val="1"/>
+      <w:numFmt w:val="upperLetter"/>
+      <w:lvlText w:val="%5."/>
+      <w:lvlJc w:val="left"/>
+      <w:pPr>
+        <w:ind w:left="3000" w:hanging="440"/>
+      </w:pPr>
+    </w:lvl>
+    <w:lvl w:ilvl="5" w:tplc="FFFFFFFF" w:tentative="1">
+      <w:start w:val="1"/>
+      <w:numFmt w:val="lowerRoman"/>
+      <w:lvlText w:val="%6."/>
+      <w:lvlJc w:val="right"/>
+      <w:pPr>
+        <w:ind w:left="3440" w:hanging="440"/>
+      </w:pPr>
+    </w:lvl>
+    <w:lvl w:ilvl="6" w:tplc="FFFFFFFF" w:tentative="1">
+      <w:start w:val="1"/>
+      <w:numFmt w:val="decimal"/>
+      <w:lvlText w:val="%7."/>
+      <w:lvlJc w:val="left"/>
+      <w:pPr>
+        <w:ind w:left="3880" w:hanging="440"/>
+      </w:pPr>
+    </w:lvl>
+    <w:lvl w:ilvl="7" w:tplc="FFFFFFFF" w:tentative="1">
+      <w:start w:val="1"/>
+      <w:numFmt w:val="upperLetter"/>
+      <w:lvlText w:val="%8."/>
+      <w:lvlJc w:val="left"/>
+      <w:pPr>
+        <w:ind w:left="4320" w:hanging="440"/>
+      </w:pPr>
+    </w:lvl>
+    <w:lvl w:ilvl="8" w:tplc="FFFFFFFF" w:tentative="1">
+      <w:start w:val="1"/>
+      <w:numFmt w:val="lowerRoman"/>
+      <w:lvlText w:val="%9."/>
+      <w:lvlJc w:val="right"/>
+      <w:pPr>
+        <w:ind w:left="4760" w:hanging="440"/>
+      </w:pPr>
+    </w:lvl>
+  </w:abstractNum>
+  <w:abstractNum w:abstractNumId="38" w15:restartNumberingAfterBreak="0">
     <w:nsid w:val="69AC47C6"/>
     <w:multiLevelType w:val="hybridMultilevel"/>
     <w:tmpl w:val="490CA744"/>
@@ -40211,7 +43328,7 @@
       </w:rPr>
     </w:lvl>
   </w:abstractNum>
-  <w:abstractNum w:abstractNumId="36" w15:restartNumberingAfterBreak="0">
+  <w:abstractNum w:abstractNumId="39" w15:restartNumberingAfterBreak="0">
     <w:nsid w:val="6E243ADF"/>
     <w:multiLevelType w:val="hybridMultilevel"/>
     <w:tmpl w:val="37C27D6E"/>
@@ -40323,7 +43440,7 @@
       </w:rPr>
     </w:lvl>
   </w:abstractNum>
-  <w:abstractNum w:abstractNumId="37" w15:restartNumberingAfterBreak="0">
+  <w:abstractNum w:abstractNumId="40" w15:restartNumberingAfterBreak="0">
     <w:nsid w:val="6EBD06F2"/>
     <w:multiLevelType w:val="hybridMultilevel"/>
     <w:tmpl w:val="C8B8D086"/>
@@ -40435,7 +43552,7 @@
       </w:rPr>
     </w:lvl>
   </w:abstractNum>
-  <w:abstractNum w:abstractNumId="38" w15:restartNumberingAfterBreak="0">
+  <w:abstractNum w:abstractNumId="41" w15:restartNumberingAfterBreak="0">
     <w:nsid w:val="6EE05859"/>
     <w:multiLevelType w:val="hybridMultilevel"/>
     <w:tmpl w:val="FAD20112"/>
@@ -40547,7 +43664,7 @@
       </w:rPr>
     </w:lvl>
   </w:abstractNum>
-  <w:abstractNum w:abstractNumId="39" w15:restartNumberingAfterBreak="0">
+  <w:abstractNum w:abstractNumId="42" w15:restartNumberingAfterBreak="0">
     <w:nsid w:val="6F50304B"/>
     <w:multiLevelType w:val="hybridMultilevel"/>
     <w:tmpl w:val="056662D6"/>
@@ -40660,7 +43777,7 @@
       </w:rPr>
     </w:lvl>
   </w:abstractNum>
-  <w:abstractNum w:abstractNumId="40" w15:restartNumberingAfterBreak="0">
+  <w:abstractNum w:abstractNumId="43" w15:restartNumberingAfterBreak="0">
     <w:nsid w:val="72AF6DEA"/>
     <w:multiLevelType w:val="hybridMultilevel"/>
     <w:tmpl w:val="DEC0E76A"/>
@@ -40772,7 +43889,7 @@
       </w:rPr>
     </w:lvl>
   </w:abstractNum>
-  <w:abstractNum w:abstractNumId="41" w15:restartNumberingAfterBreak="0">
+  <w:abstractNum w:abstractNumId="44" w15:restartNumberingAfterBreak="0">
     <w:nsid w:val="77913ED3"/>
     <w:multiLevelType w:val="hybridMultilevel"/>
     <w:tmpl w:val="B7B4EFE0"/>
@@ -40885,7 +44002,7 @@
       </w:rPr>
     </w:lvl>
   </w:abstractNum>
-  <w:abstractNum w:abstractNumId="42" w15:restartNumberingAfterBreak="0">
+  <w:abstractNum w:abstractNumId="45" w15:restartNumberingAfterBreak="0">
     <w:nsid w:val="7CC1551D"/>
     <w:multiLevelType w:val="hybridMultilevel"/>
     <w:tmpl w:val="160AF926"/>
@@ -40999,10 +44116,10 @@
     </w:lvl>
   </w:abstractNum>
   <w:num w:numId="1" w16cid:durableId="688602507">
-    <w:abstractNumId w:val="18"/>
+    <w:abstractNumId w:val="19"/>
   </w:num>
   <w:num w:numId="2" w16cid:durableId="1721978882">
-    <w:abstractNumId w:val="34"/>
+    <w:abstractNumId w:val="36"/>
   </w:num>
   <w:num w:numId="3" w16cid:durableId="368996245">
     <w:abstractNumId w:val="2"/>
@@ -41011,40 +44128,40 @@
     <w:abstractNumId w:val="8"/>
   </w:num>
   <w:num w:numId="5" w16cid:durableId="153112510">
-    <w:abstractNumId w:val="14"/>
+    <w:abstractNumId w:val="15"/>
   </w:num>
   <w:num w:numId="6" w16cid:durableId="273945153">
-    <w:abstractNumId w:val="23"/>
+    <w:abstractNumId w:val="24"/>
   </w:num>
   <w:num w:numId="7" w16cid:durableId="273287820">
-    <w:abstractNumId w:val="24"/>
+    <w:abstractNumId w:val="25"/>
   </w:num>
   <w:num w:numId="8" w16cid:durableId="1690328576">
     <w:abstractNumId w:val="9"/>
   </w:num>
   <w:num w:numId="9" w16cid:durableId="134296385">
-    <w:abstractNumId w:val="25"/>
+    <w:abstractNumId w:val="26"/>
   </w:num>
   <w:num w:numId="10" w16cid:durableId="1183012261">
-    <w:abstractNumId w:val="42"/>
+    <w:abstractNumId w:val="45"/>
   </w:num>
   <w:num w:numId="11" w16cid:durableId="1356345745">
-    <w:abstractNumId w:val="19"/>
+    <w:abstractNumId w:val="20"/>
   </w:num>
   <w:num w:numId="12" w16cid:durableId="18092061">
-    <w:abstractNumId w:val="20"/>
+    <w:abstractNumId w:val="21"/>
   </w:num>
   <w:num w:numId="13" w16cid:durableId="587155783">
     <w:abstractNumId w:val="4"/>
   </w:num>
   <w:num w:numId="14" w16cid:durableId="1405448952">
-    <w:abstractNumId w:val="17"/>
+    <w:abstractNumId w:val="18"/>
   </w:num>
   <w:num w:numId="15" w16cid:durableId="1905796492">
-    <w:abstractNumId w:val="29"/>
+    <w:abstractNumId w:val="30"/>
   </w:num>
   <w:num w:numId="16" w16cid:durableId="526647918">
-    <w:abstractNumId w:val="31"/>
+    <w:abstractNumId w:val="32"/>
   </w:num>
   <w:num w:numId="17" w16cid:durableId="12810178">
     <w:abstractNumId w:val="7"/>
@@ -41053,25 +44170,25 @@
     <w:abstractNumId w:val="1"/>
   </w:num>
   <w:num w:numId="19" w16cid:durableId="510722581">
-    <w:abstractNumId w:val="41"/>
+    <w:abstractNumId w:val="44"/>
   </w:num>
   <w:num w:numId="20" w16cid:durableId="513694482">
-    <w:abstractNumId w:val="15"/>
+    <w:abstractNumId w:val="16"/>
   </w:num>
   <w:num w:numId="21" w16cid:durableId="115147192">
-    <w:abstractNumId w:val="13"/>
+    <w:abstractNumId w:val="14"/>
   </w:num>
   <w:num w:numId="22" w16cid:durableId="1231698626">
-    <w:abstractNumId w:val="32"/>
+    <w:abstractNumId w:val="33"/>
   </w:num>
   <w:num w:numId="23" w16cid:durableId="480587295">
-    <w:abstractNumId w:val="40"/>
+    <w:abstractNumId w:val="43"/>
   </w:num>
   <w:num w:numId="24" w16cid:durableId="372971080">
-    <w:abstractNumId w:val="16"/>
+    <w:abstractNumId w:val="17"/>
   </w:num>
   <w:num w:numId="25" w16cid:durableId="1173644129">
-    <w:abstractNumId w:val="27"/>
+    <w:abstractNumId w:val="28"/>
   </w:num>
   <w:num w:numId="26" w16cid:durableId="2031450838">
     <w:abstractNumId w:val="6"/>
@@ -41080,28 +44197,28 @@
     <w:abstractNumId w:val="10"/>
   </w:num>
   <w:num w:numId="28" w16cid:durableId="1193109274">
-    <w:abstractNumId w:val="37"/>
+    <w:abstractNumId w:val="40"/>
   </w:num>
   <w:num w:numId="29" w16cid:durableId="51775840">
-    <w:abstractNumId w:val="39"/>
+    <w:abstractNumId w:val="42"/>
   </w:num>
   <w:num w:numId="30" w16cid:durableId="313147979">
     <w:abstractNumId w:val="11"/>
   </w:num>
   <w:num w:numId="31" w16cid:durableId="1095445807">
-    <w:abstractNumId w:val="33"/>
+    <w:abstractNumId w:val="34"/>
   </w:num>
   <w:num w:numId="32" w16cid:durableId="1024328619">
-    <w:abstractNumId w:val="26"/>
+    <w:abstractNumId w:val="27"/>
   </w:num>
   <w:num w:numId="33" w16cid:durableId="1675499110">
-    <w:abstractNumId w:val="36"/>
+    <w:abstractNumId w:val="39"/>
   </w:num>
   <w:num w:numId="34" w16cid:durableId="740296106">
-    <w:abstractNumId w:val="30"/>
+    <w:abstractNumId w:val="31"/>
   </w:num>
   <w:num w:numId="35" w16cid:durableId="1908875544">
-    <w:abstractNumId w:val="22"/>
+    <w:abstractNumId w:val="23"/>
   </w:num>
   <w:num w:numId="36" w16cid:durableId="1504322611">
     <w:abstractNumId w:val="5"/>
@@ -41113,19 +44230,28 @@
     <w:abstractNumId w:val="3"/>
   </w:num>
   <w:num w:numId="39" w16cid:durableId="1691103564">
+    <w:abstractNumId w:val="41"/>
+  </w:num>
+  <w:num w:numId="40" w16cid:durableId="72968942">
+    <w:abstractNumId w:val="29"/>
+  </w:num>
+  <w:num w:numId="41" w16cid:durableId="1479762649">
     <w:abstractNumId w:val="38"/>
   </w:num>
-  <w:num w:numId="40" w16cid:durableId="72968942">
-    <w:abstractNumId w:val="28"/>
+  <w:num w:numId="42" w16cid:durableId="345207594">
+    <w:abstractNumId w:val="13"/>
   </w:num>
-  <w:num w:numId="41" w16cid:durableId="1479762649">
-    <w:abstractNumId w:val="35"/>
+  <w:num w:numId="43" w16cid:durableId="822506951">
+    <w:abstractNumId w:val="22"/>
   </w:num>
-  <w:num w:numId="42" w16cid:durableId="345207594">
+  <w:num w:numId="44" w16cid:durableId="390620091">
+    <w:abstractNumId w:val="37"/>
+  </w:num>
+  <w:num w:numId="45" w16cid:durableId="957680399">
     <w:abstractNumId w:val="12"/>
   </w:num>
-  <w:num w:numId="43" w16cid:durableId="822506951">
-    <w:abstractNumId w:val="21"/>
+  <w:num w:numId="46" w16cid:durableId="615062305">
+    <w:abstractNumId w:val="35"/>
   </w:num>
 </w:numbering>
 </file>
@@ -41530,7 +44656,7 @@
   <w:style w:type="paragraph" w:default="1" w:styleId="a">
     <w:name w:val="Normal"/>
     <w:qFormat/>
-    <w:rsid w:val="00693FF5"/>
+    <w:rsid w:val="00400EDC"/>
     <w:pPr>
       <w:widowControl w:val="0"/>
       <w:wordWrap w:val="0"/>
@@ -41737,7 +44863,6 @@
   <w:style w:type="character" w:default="1" w:styleId="a0">
     <w:name w:val="Default Paragraph Font"/>
     <w:uiPriority w:val="1"/>
-    <w:semiHidden/>
     <w:unhideWhenUsed/>
   </w:style>
   <w:style w:type="table" w:default="1" w:styleId="a1">

--- a/네트워크 로직/네트워크_로직.docx
+++ b/네트워크 로직/네트워크_로직.docx
@@ -80,7 +80,7 @@
             </w:rPr>
             <w:fldChar w:fldCharType="separate"/>
           </w:r>
-          <w:hyperlink w:anchor="_Toc229176675" w:history="1">
+          <w:hyperlink w:anchor="_Toc229177934" w:history="1">
             <w:r>
               <w:rPr>
                 <w:rStyle w:val="aa"/>
@@ -122,7 +122,7 @@
                 <w:noProof/>
                 <w:webHidden/>
               </w:rPr>
-              <w:instrText xml:space="preserve"> PAGEREF _Toc229176675 \h </w:instrText>
+              <w:instrText xml:space="preserve"> PAGEREF _Toc229177934 \h </w:instrText>
             </w:r>
             <w:r>
               <w:rPr>
@@ -164,7 +164,7 @@
               <w:noProof/>
             </w:rPr>
           </w:pPr>
-          <w:hyperlink w:anchor="_Toc229176676" w:history="1">
+          <w:hyperlink w:anchor="_Toc229177935" w:history="1">
             <w:r>
               <w:rPr>
                 <w:rStyle w:val="aa"/>
@@ -204,7 +204,7 @@
                 <w:noProof/>
                 <w:webHidden/>
               </w:rPr>
-              <w:instrText xml:space="preserve"> PAGEREF _Toc229176676 \h </w:instrText>
+              <w:instrText xml:space="preserve"> PAGEREF _Toc229177935 \h </w:instrText>
             </w:r>
             <w:r>
               <w:rPr>
@@ -246,7 +246,7 @@
               <w:noProof/>
             </w:rPr>
           </w:pPr>
-          <w:hyperlink w:anchor="_Toc229176677" w:history="1">
+          <w:hyperlink w:anchor="_Toc229177936" w:history="1">
             <w:r>
               <w:rPr>
                 <w:rStyle w:val="aa"/>
@@ -288,7 +288,7 @@
                 <w:noProof/>
                 <w:webHidden/>
               </w:rPr>
-              <w:instrText xml:space="preserve"> PAGEREF _Toc229176677 \h </w:instrText>
+              <w:instrText xml:space="preserve"> PAGEREF _Toc229177936 \h </w:instrText>
             </w:r>
             <w:r>
               <w:rPr>
@@ -331,7 +331,7 @@
               <w:noProof/>
             </w:rPr>
           </w:pPr>
-          <w:hyperlink w:anchor="_Toc229176678" w:history="1">
+          <w:hyperlink w:anchor="_Toc229177937" w:history="1">
             <w:r>
               <w:rPr>
                 <w:rStyle w:val="aa"/>
@@ -373,7 +373,7 @@
                 <w:noProof/>
                 <w:webHidden/>
               </w:rPr>
-              <w:instrText xml:space="preserve"> PAGEREF _Toc229176678 \h </w:instrText>
+              <w:instrText xml:space="preserve"> PAGEREF _Toc229177937 \h </w:instrText>
             </w:r>
             <w:r>
               <w:rPr>
@@ -416,7 +416,7 @@
               <w:noProof/>
             </w:rPr>
           </w:pPr>
-          <w:hyperlink w:anchor="_Toc229176679" w:history="1">
+          <w:hyperlink w:anchor="_Toc229177938" w:history="1">
             <w:r>
               <w:rPr>
                 <w:rStyle w:val="aa"/>
@@ -458,7 +458,7 @@
                 <w:noProof/>
                 <w:webHidden/>
               </w:rPr>
-              <w:instrText xml:space="preserve"> PAGEREF _Toc229176679 \h </w:instrText>
+              <w:instrText xml:space="preserve"> PAGEREF _Toc229177938 \h </w:instrText>
             </w:r>
             <w:r>
               <w:rPr>
@@ -501,7 +501,7 @@
               <w:noProof/>
             </w:rPr>
           </w:pPr>
-          <w:hyperlink w:anchor="_Toc229176680" w:history="1">
+          <w:hyperlink w:anchor="_Toc229177939" w:history="1">
             <w:r>
               <w:rPr>
                 <w:rStyle w:val="aa"/>
@@ -541,7 +541,7 @@
                 <w:noProof/>
                 <w:webHidden/>
               </w:rPr>
-              <w:instrText xml:space="preserve"> PAGEREF _Toc229176680 \h </w:instrText>
+              <w:instrText xml:space="preserve"> PAGEREF _Toc229177939 \h </w:instrText>
             </w:r>
             <w:r>
               <w:rPr>
@@ -584,7 +584,7 @@
               <w:noProof/>
             </w:rPr>
           </w:pPr>
-          <w:hyperlink w:anchor="_Toc229176681" w:history="1">
+          <w:hyperlink w:anchor="_Toc229177940" w:history="1">
             <w:r>
               <w:rPr>
                 <w:rStyle w:val="aa"/>
@@ -626,7 +626,7 @@
                 <w:noProof/>
                 <w:webHidden/>
               </w:rPr>
-              <w:instrText xml:space="preserve"> PAGEREF _Toc229176681 \h </w:instrText>
+              <w:instrText xml:space="preserve"> PAGEREF _Toc229177940 \h </w:instrText>
             </w:r>
             <w:r>
               <w:rPr>
@@ -669,7 +669,7 @@
               <w:noProof/>
             </w:rPr>
           </w:pPr>
-          <w:hyperlink w:anchor="_Toc229176682" w:history="1">
+          <w:hyperlink w:anchor="_Toc229177941" w:history="1">
             <w:r>
               <w:rPr>
                 <w:rStyle w:val="aa"/>
@@ -709,7 +709,7 @@
                 <w:noProof/>
                 <w:webHidden/>
               </w:rPr>
-              <w:instrText xml:space="preserve"> PAGEREF _Toc229176682 \h </w:instrText>
+              <w:instrText xml:space="preserve"> PAGEREF _Toc229177941 \h </w:instrText>
             </w:r>
             <w:r>
               <w:rPr>
@@ -752,7 +752,7 @@
               <w:noProof/>
             </w:rPr>
           </w:pPr>
-          <w:hyperlink w:anchor="_Toc229176683" w:history="1">
+          <w:hyperlink w:anchor="_Toc229177942" w:history="1">
             <w:r>
               <w:rPr>
                 <w:rStyle w:val="aa"/>
@@ -792,7 +792,7 @@
                 <w:noProof/>
                 <w:webHidden/>
               </w:rPr>
-              <w:instrText xml:space="preserve"> PAGEREF _Toc229176683 \h </w:instrText>
+              <w:instrText xml:space="preserve"> PAGEREF _Toc229177942 \h </w:instrText>
             </w:r>
             <w:r>
               <w:rPr>
@@ -835,7 +835,7 @@
               <w:noProof/>
             </w:rPr>
           </w:pPr>
-          <w:hyperlink w:anchor="_Toc229176684" w:history="1">
+          <w:hyperlink w:anchor="_Toc229177943" w:history="1">
             <w:r>
               <w:rPr>
                 <w:rStyle w:val="aa"/>
@@ -875,7 +875,7 @@
                 <w:noProof/>
                 <w:webHidden/>
               </w:rPr>
-              <w:instrText xml:space="preserve"> PAGEREF _Toc229176684 \h </w:instrText>
+              <w:instrText xml:space="preserve"> PAGEREF _Toc229177943 \h </w:instrText>
             </w:r>
             <w:r>
               <w:rPr>
@@ -918,7 +918,7 @@
               <w:noProof/>
             </w:rPr>
           </w:pPr>
-          <w:hyperlink w:anchor="_Toc229176685" w:history="1">
+          <w:hyperlink w:anchor="_Toc229177944" w:history="1">
             <w:r>
               <w:rPr>
                 <w:rStyle w:val="aa"/>
@@ -937,14 +937,7 @@
                 <w:rStyle w:val="aa"/>
                 <w:noProof/>
               </w:rPr>
-              <w:t>Stage 변</w:t>
-            </w:r>
-            <w:r>
-              <w:rPr>
-                <w:rStyle w:val="aa"/>
-                <w:noProof/>
-              </w:rPr>
-              <w:t>경</w:t>
+              <w:t>Stage 변경</w:t>
             </w:r>
             <w:r>
               <w:rPr>
@@ -965,7 +958,7 @@
                 <w:noProof/>
                 <w:webHidden/>
               </w:rPr>
-              <w:instrText xml:space="preserve"> PAGEREF _Toc229176685 \h </w:instrText>
+              <w:instrText xml:space="preserve"> PAGEREF _Toc229177944 \h </w:instrText>
             </w:r>
             <w:r>
               <w:rPr>
@@ -1008,7 +1001,7 @@
               <w:noProof/>
             </w:rPr>
           </w:pPr>
-          <w:hyperlink w:anchor="_Toc229176686" w:history="1">
+          <w:hyperlink w:anchor="_Toc229177945" w:history="1">
             <w:r>
               <w:rPr>
                 <w:rStyle w:val="aa"/>
@@ -1048,7 +1041,7 @@
                 <w:noProof/>
                 <w:webHidden/>
               </w:rPr>
-              <w:instrText xml:space="preserve"> PAGEREF _Toc229176686 \h </w:instrText>
+              <w:instrText xml:space="preserve"> PAGEREF _Toc229177945 \h </w:instrText>
             </w:r>
             <w:r>
               <w:rPr>
@@ -1091,7 +1084,7 @@
               <w:noProof/>
             </w:rPr>
           </w:pPr>
-          <w:hyperlink w:anchor="_Toc229176687" w:history="1">
+          <w:hyperlink w:anchor="_Toc229177946" w:history="1">
             <w:r>
               <w:rPr>
                 <w:rStyle w:val="aa"/>
@@ -1110,14 +1103,97 @@
                 <w:rStyle w:val="aa"/>
                 <w:noProof/>
               </w:rPr>
-              <w:t>판매</w:t>
-            </w:r>
+              <w:t>판매기 및 크레딧</w:t>
+            </w:r>
+            <w:r>
+              <w:rPr>
+                <w:noProof/>
+                <w:webHidden/>
+              </w:rPr>
+              <w:tab/>
+            </w:r>
+            <w:r>
+              <w:rPr>
+                <w:noProof/>
+                <w:webHidden/>
+              </w:rPr>
+              <w:fldChar w:fldCharType="begin"/>
+            </w:r>
+            <w:r>
+              <w:rPr>
+                <w:noProof/>
+                <w:webHidden/>
+              </w:rPr>
+              <w:instrText xml:space="preserve"> PAGEREF _Toc229177946 \h </w:instrText>
+            </w:r>
+            <w:r>
+              <w:rPr>
+                <w:noProof/>
+                <w:webHidden/>
+              </w:rPr>
+            </w:r>
+            <w:r>
+              <w:rPr>
+                <w:noProof/>
+                <w:webHidden/>
+              </w:rPr>
+              <w:fldChar w:fldCharType="separate"/>
+            </w:r>
+            <w:r>
+              <w:rPr>
+                <w:noProof/>
+                <w:webHidden/>
+              </w:rPr>
+              <w:t>14</w:t>
+            </w:r>
+            <w:r>
+              <w:rPr>
+                <w:noProof/>
+                <w:webHidden/>
+              </w:rPr>
+              <w:fldChar w:fldCharType="end"/>
+            </w:r>
+          </w:hyperlink>
+        </w:p>
+        <w:p>
+          <w:pPr>
+            <w:pStyle w:val="20"/>
+            <w:tabs>
+              <w:tab w:val="left" w:pos="875"/>
+              <w:tab w:val="right" w:leader="dot" w:pos="10456"/>
+            </w:tabs>
+            <w:ind w:left="440"/>
+            <w:rPr>
+              <w:noProof/>
+            </w:rPr>
+          </w:pPr>
+          <w:hyperlink w:anchor="_Toc229177947" w:history="1">
             <w:r>
               <w:rPr>
                 <w:rStyle w:val="aa"/>
                 <w:noProof/>
               </w:rPr>
+              <w:t>11.</w:t>
+            </w:r>
+            <w:r>
+              <w:rPr>
+                <w:noProof/>
+              </w:rPr>
+              <w:tab/>
+            </w:r>
+            <w:r>
+              <w:rPr>
+                <w:rStyle w:val="aa"/>
+                <w:noProof/>
+              </w:rPr>
               <w:t>기</w:t>
+            </w:r>
+            <w:r>
+              <w:rPr>
+                <w:rStyle w:val="aa"/>
+                <w:noProof/>
+              </w:rPr>
+              <w:t>지</w:t>
             </w:r>
             <w:r>
               <w:rPr>
@@ -1138,7 +1214,7 @@
                 <w:noProof/>
                 <w:webHidden/>
               </w:rPr>
-              <w:instrText xml:space="preserve"> PAGEREF _Toc229176687 \h </w:instrText>
+              <w:instrText xml:space="preserve"> PAGEREF _Toc229177947 \h </w:instrText>
             </w:r>
             <w:r>
               <w:rPr>
@@ -1346,7 +1422,7 @@
         </w:rPr>
         <w:t xml:space="preserve"> </w:t>
       </w:r>
-      <w:bookmarkStart w:id="0" w:name="_Toc229176675"/>
+      <w:bookmarkStart w:id="0" w:name="_Toc229177934"/>
       <w:r>
         <w:rPr>
           <w:rFonts w:ascii="나눔고딕" w:eastAsia="나눔고딕" w:hAnsi="나눔고딕" w:hint="eastAsia"/>
@@ -4111,6 +4187,7 @@
           <w:sz w:val="14"/>
           <w:szCs w:val="14"/>
         </w:rPr>
+        <w:lastRenderedPageBreak/>
         <w:tab/>
       </w:r>
       <w:proofErr w:type="spellStart"/>
@@ -4245,7 +4322,6 @@
           <w:sz w:val="14"/>
           <w:szCs w:val="14"/>
         </w:rPr>
-        <w:lastRenderedPageBreak/>
         <w:tab/>
       </w:r>
       <w:proofErr w:type="spellStart"/>
@@ -8621,6 +8697,7 @@
           <w:sz w:val="14"/>
           <w:szCs w:val="14"/>
         </w:rPr>
+        <w:lastRenderedPageBreak/>
         <w:tab/>
       </w:r>
       <w:proofErr w:type="spellStart"/>
@@ -8755,7 +8832,6 @@
           <w:sz w:val="14"/>
           <w:szCs w:val="14"/>
         </w:rPr>
-        <w:lastRenderedPageBreak/>
         <w:t> </w:t>
       </w:r>
     </w:p>
@@ -14045,6 +14121,7 @@
           <w:sz w:val="14"/>
           <w:szCs w:val="14"/>
         </w:rPr>
+        <w:lastRenderedPageBreak/>
         <w:tab/>
       </w:r>
       <w:proofErr w:type="gramStart"/>
@@ -14292,7 +14369,6 @@
           <w:sz w:val="14"/>
           <w:szCs w:val="14"/>
         </w:rPr>
-        <w:lastRenderedPageBreak/>
         <w:tab/>
       </w:r>
       <w:proofErr w:type="gramStart"/>
@@ -15812,7 +15888,7 @@
           <w:numId w:val="7"/>
         </w:numPr>
       </w:pPr>
-      <w:bookmarkStart w:id="1" w:name="_Toc229176676"/>
+      <w:bookmarkStart w:id="1" w:name="_Toc229177935"/>
       <w:r>
         <w:rPr>
           <w:rFonts w:hint="eastAsia"/>
@@ -18691,6 +18767,7 @@
           <w:sz w:val="14"/>
           <w:szCs w:val="14"/>
         </w:rPr>
+        <w:lastRenderedPageBreak/>
         <w:t>struct</w:t>
       </w:r>
       <w:r>
@@ -18805,7 +18882,6 @@
           <w:sz w:val="14"/>
           <w:szCs w:val="14"/>
         </w:rPr>
-        <w:lastRenderedPageBreak/>
         <w:tab/>
       </w:r>
       <w:proofErr w:type="spellStart"/>
@@ -23456,6 +23532,7 @@
           <w:sz w:val="14"/>
           <w:szCs w:val="14"/>
         </w:rPr>
+        <w:lastRenderedPageBreak/>
         <w:tab/>
       </w:r>
       <w:r>
@@ -23621,7 +23698,6 @@
           <w:sz w:val="14"/>
           <w:szCs w:val="14"/>
         </w:rPr>
-        <w:lastRenderedPageBreak/>
         <w:t>};</w:t>
       </w:r>
     </w:p>
@@ -25202,10 +25278,10 @@
             <v:path o:extrusionok="f" gradientshapeok="t" o:connecttype="rect"/>
             <o:lock v:ext="edit" aspectratio="t"/>
           </v:shapetype>
-          <v:shape id="_x0000_i1025" type="#_x0000_t75" style="width:382.05pt;height:23.1pt" o:ole="">
+          <v:shape id="_x0000_i1025" type="#_x0000_t75" style="width:381.9pt;height:23.15pt" o:ole="">
             <v:imagedata r:id="rId7" o:title=""/>
           </v:shape>
-          <o:OLEObject Type="Embed" ProgID="Word.OpenDocumentText.12" ShapeID="_x0000_i1025" DrawAspect="Content" ObjectID="_1839790595" r:id="rId8"/>
+          <o:OLEObject Type="Embed" ProgID="Word.OpenDocumentText.12" ShapeID="_x0000_i1025" DrawAspect="Content" ObjectID="_1839790688" r:id="rId8"/>
         </w:object>
       </w:r>
     </w:p>
@@ -25388,7 +25464,7 @@
           <w:rFonts w:ascii="나눔고딕" w:eastAsia="나눔고딕" w:hAnsi="나눔고딕"/>
         </w:rPr>
       </w:pPr>
-      <w:bookmarkStart w:id="3" w:name="_Toc229176677"/>
+      <w:bookmarkStart w:id="3" w:name="_Toc229177936"/>
       <w:r>
         <w:rPr>
           <w:rFonts w:ascii="나눔고딕" w:eastAsia="나눔고딕" w:hAnsi="나눔고딕" w:hint="eastAsia"/>
@@ -25408,7 +25484,7 @@
           <w:rFonts w:ascii="나눔고딕" w:eastAsia="나눔고딕" w:hAnsi="나눔고딕"/>
         </w:rPr>
       </w:pPr>
-      <w:bookmarkStart w:id="4" w:name="_Toc229176678"/>
+      <w:bookmarkStart w:id="4" w:name="_Toc229177937"/>
       <w:r>
         <w:rPr>
           <w:rFonts w:ascii="나눔고딕" w:eastAsia="나눔고딕" w:hAnsi="나눔고딕" w:hint="eastAsia"/>
@@ -25766,7 +25842,7 @@
           <w:rFonts w:ascii="나눔고딕" w:eastAsia="나눔고딕" w:hAnsi="나눔고딕"/>
         </w:rPr>
       </w:pPr>
-      <w:bookmarkStart w:id="5" w:name="_Toc229176679"/>
+      <w:bookmarkStart w:id="5" w:name="_Toc229177938"/>
       <w:r>
         <w:rPr>
           <w:rFonts w:ascii="나눔고딕" w:eastAsia="나눔고딕" w:hAnsi="나눔고딕" w:hint="eastAsia"/>
@@ -26565,7 +26641,7 @@
           <w:numId w:val="8"/>
         </w:numPr>
       </w:pPr>
-      <w:bookmarkStart w:id="6" w:name="_Toc229176680"/>
+      <w:bookmarkStart w:id="6" w:name="_Toc229177939"/>
       <w:r>
         <w:rPr>
           <w:rFonts w:hint="eastAsia"/>
@@ -26711,6 +26787,7 @@
                 <w:sz w:val="20"/>
                 <w:szCs w:val="20"/>
               </w:rPr>
+              <w:lastRenderedPageBreak/>
               <w:t>1</w:t>
             </w:r>
           </w:p>
@@ -26845,7 +26922,6 @@
                 <w:sz w:val="20"/>
                 <w:szCs w:val="20"/>
               </w:rPr>
-              <w:lastRenderedPageBreak/>
               <w:t>2</w:t>
             </w:r>
           </w:p>
@@ -27062,7 +27138,7 @@
           <w:rFonts w:ascii="나눔고딕" w:eastAsia="나눔고딕" w:hAnsi="나눔고딕"/>
         </w:rPr>
       </w:pPr>
-      <w:bookmarkStart w:id="7" w:name="_Toc229176681"/>
+      <w:bookmarkStart w:id="7" w:name="_Toc229177940"/>
       <w:r>
         <w:rPr>
           <w:rFonts w:ascii="나눔고딕" w:eastAsia="나눔고딕" w:hAnsi="나눔고딕" w:hint="eastAsia"/>
@@ -28711,7 +28787,6 @@
                 <w:sz w:val="20"/>
                 <w:szCs w:val="20"/>
               </w:rPr>
-              <w:lastRenderedPageBreak/>
               <w:t>=&gt;</w:t>
             </w:r>
             <w:proofErr w:type="spellStart"/>
@@ -30523,6 +30598,7 @@
                 <w:sz w:val="20"/>
                 <w:szCs w:val="20"/>
               </w:rPr>
+              <w:lastRenderedPageBreak/>
               <w:t xml:space="preserve">? </w:t>
             </w:r>
             <w:r>
@@ -30608,7 +30684,6 @@
                 <w:sz w:val="20"/>
                 <w:szCs w:val="20"/>
               </w:rPr>
-              <w:lastRenderedPageBreak/>
               <w:t>=&gt;이건 바로</w:t>
             </w:r>
           </w:p>
@@ -32230,7 +32305,7 @@
           <w:numId w:val="8"/>
         </w:numPr>
       </w:pPr>
-      <w:bookmarkStart w:id="8" w:name="_Toc229176682"/>
+      <w:bookmarkStart w:id="8" w:name="_Toc229177941"/>
       <w:r>
         <w:rPr>
           <w:rFonts w:hint="eastAsia"/>
@@ -33025,6 +33100,7 @@
                 <w:sz w:val="20"/>
                 <w:szCs w:val="20"/>
               </w:rPr>
+              <w:lastRenderedPageBreak/>
               <w:t xml:space="preserve">=&gt; </w:t>
             </w:r>
             <w:proofErr w:type="spellStart"/>
@@ -33047,18 +33123,7 @@
                 <w:sz w:val="20"/>
                 <w:szCs w:val="20"/>
               </w:rPr>
-              <w:t xml:space="preserve"> 잔량 없어도 될 것 같습니다 On일때는 랜턴 밝히는 범위만 보내주면 </w:t>
-            </w:r>
-            <w:r>
-              <w:rPr>
-                <w:rFonts w:ascii="나눔고딕" w:eastAsia="나눔고딕" w:hAnsi="나눔고딕" w:hint="eastAsia"/>
-                <w:strike/>
-                <w:color w:val="FF99FF"/>
-                <w:sz w:val="20"/>
-                <w:szCs w:val="20"/>
-              </w:rPr>
-              <w:lastRenderedPageBreak/>
-              <w:t>될 듯</w:t>
+              <w:t xml:space="preserve"> 잔량 없어도 될 것 같습니다 On일때는 랜턴 밝히는 범위만 보내주면 될 듯</w:t>
             </w:r>
           </w:p>
         </w:tc>
@@ -33519,7 +33584,7 @@
           <w:numId w:val="8"/>
         </w:numPr>
       </w:pPr>
-      <w:bookmarkStart w:id="9" w:name="_Toc229176683"/>
+      <w:bookmarkStart w:id="9" w:name="_Toc229177942"/>
       <w:r>
         <w:rPr>
           <w:rFonts w:hint="eastAsia"/>
@@ -35133,12 +35198,11 @@
           <w:numId w:val="8"/>
         </w:numPr>
       </w:pPr>
-      <w:bookmarkStart w:id="10" w:name="_Toc229176684"/>
+      <w:bookmarkStart w:id="10" w:name="_Toc229177943"/>
       <w:r>
         <w:rPr>
           <w:rFonts w:hint="eastAsia"/>
         </w:rPr>
-        <w:lastRenderedPageBreak/>
         <w:t>OpenCV 감정 처리</w:t>
       </w:r>
       <w:bookmarkEnd w:id="10"/>
@@ -35497,7 +35561,7 @@
           <w:numId w:val="8"/>
         </w:numPr>
       </w:pPr>
-      <w:bookmarkStart w:id="11" w:name="_Toc229176685"/>
+      <w:bookmarkStart w:id="11" w:name="_Toc229177944"/>
       <w:r>
         <w:rPr>
           <w:rFonts w:hint="eastAsia"/>
@@ -36672,7 +36736,7 @@
           <w:numId w:val="8"/>
         </w:numPr>
       </w:pPr>
-      <w:bookmarkStart w:id="12" w:name="_Toc229176686"/>
+      <w:bookmarkStart w:id="12" w:name="_Toc229177945"/>
       <w:r>
         <w:rPr>
           <w:rFonts w:hint="eastAsia"/>
@@ -37249,7 +37313,7 @@
           <w:numId w:val="8"/>
         </w:numPr>
       </w:pPr>
-      <w:bookmarkStart w:id="13" w:name="_Toc229176687"/>
+      <w:bookmarkStart w:id="13" w:name="_Toc229177946"/>
       <w:r>
         <w:rPr>
           <w:rFonts w:hint="eastAsia"/>
@@ -37257,13 +37321,13 @@
         <w:lastRenderedPageBreak/>
         <w:t>판매기</w:t>
       </w:r>
+      <w:r>
+        <w:rPr>
+          <w:rFonts w:hint="eastAsia"/>
+        </w:rPr>
+        <w:t xml:space="preserve"> 및 크레딧</w:t>
+      </w:r>
       <w:bookmarkEnd w:id="13"/>
-      <w:r>
-        <w:rPr>
-          <w:rFonts w:hint="eastAsia"/>
-        </w:rPr>
-        <w:t xml:space="preserve"> 및 크레딧</w:t>
-      </w:r>
     </w:p>
     <w:p>
       <w:pPr>
@@ -37402,7 +37466,7 @@
             <w:pPr>
               <w:jc w:val="center"/>
               <w:rPr>
-                <w:rFonts w:ascii="나눔고딕" w:eastAsia="나눔고딕" w:hAnsi="나눔고딕" w:hint="eastAsia"/>
+                <w:rFonts w:ascii="나눔고딕" w:eastAsia="나눔고딕" w:hAnsi="나눔고딕"/>
                 <w:sz w:val="20"/>
                 <w:szCs w:val="20"/>
               </w:rPr>
@@ -37440,7 +37504,7 @@
           <w:p>
             <w:pPr>
               <w:rPr>
-                <w:rFonts w:ascii="나눔고딕" w:eastAsia="나눔고딕" w:hAnsi="나눔고딕" w:hint="eastAsia"/>
+                <w:rFonts w:ascii="나눔고딕" w:eastAsia="나눔고딕" w:hAnsi="나눔고딕"/>
                 <w:strike/>
                 <w:color w:val="000000" w:themeColor="text1"/>
                 <w:sz w:val="20"/>
@@ -37480,7 +37544,7 @@
             <w:pPr>
               <w:jc w:val="center"/>
               <w:rPr>
-                <w:rFonts w:ascii="나눔고딕" w:eastAsia="나눔고딕" w:hAnsi="나눔고딕" w:hint="eastAsia"/>
+                <w:rFonts w:ascii="나눔고딕" w:eastAsia="나눔고딕" w:hAnsi="나눔고딕"/>
                 <w:sz w:val="20"/>
                 <w:szCs w:val="20"/>
               </w:rPr>
@@ -37503,7 +37567,7 @@
             <w:pPr>
               <w:jc w:val="center"/>
               <w:rPr>
-                <w:rFonts w:ascii="나눔고딕" w:eastAsia="나눔고딕" w:hAnsi="나눔고딕" w:hint="eastAsia"/>
+                <w:rFonts w:ascii="나눔고딕" w:eastAsia="나눔고딕" w:hAnsi="나눔고딕"/>
                 <w:sz w:val="20"/>
                 <w:szCs w:val="20"/>
               </w:rPr>
@@ -37525,7 +37589,7 @@
           <w:p>
             <w:pPr>
               <w:rPr>
-                <w:rFonts w:ascii="나눔고딕" w:eastAsia="나눔고딕" w:hAnsi="나눔고딕" w:hint="eastAsia"/>
+                <w:rFonts w:ascii="나눔고딕" w:eastAsia="나눔고딕" w:hAnsi="나눔고딕"/>
                 <w:color w:val="000000" w:themeColor="text1"/>
                 <w:sz w:val="20"/>
                 <w:szCs w:val="20"/>
@@ -37547,7 +37611,7 @@
     <w:p>
       <w:pPr>
         <w:rPr>
-          <w:rFonts w:ascii="나눔고딕" w:eastAsia="나눔고딕" w:hAnsi="나눔고딕" w:hint="eastAsia"/>
+          <w:rFonts w:ascii="나눔고딕" w:eastAsia="나눔고딕" w:hAnsi="나눔고딕"/>
         </w:rPr>
       </w:pPr>
     </w:p>
@@ -37688,7 +37752,7 @@
             <w:pPr>
               <w:jc w:val="center"/>
               <w:rPr>
-                <w:rFonts w:ascii="나눔고딕" w:eastAsia="나눔고딕" w:hAnsi="나눔고딕" w:hint="eastAsia"/>
+                <w:rFonts w:ascii="나눔고딕" w:eastAsia="나눔고딕" w:hAnsi="나눔고딕"/>
                 <w:sz w:val="20"/>
                 <w:szCs w:val="20"/>
               </w:rPr>
@@ -37845,7 +37909,7 @@
           <w:p>
             <w:pPr>
               <w:rPr>
-                <w:rFonts w:ascii="나눔고딕" w:eastAsia="나눔고딕" w:hAnsi="나눔고딕" w:hint="eastAsia"/>
+                <w:rFonts w:ascii="나눔고딕" w:eastAsia="나눔고딕" w:hAnsi="나눔고딕"/>
                 <w:color w:val="000000" w:themeColor="text1"/>
                 <w:sz w:val="20"/>
                 <w:szCs w:val="20"/>
@@ -37893,7 +37957,7 @@
             <w:pPr>
               <w:jc w:val="center"/>
               <w:rPr>
-                <w:rFonts w:ascii="나눔고딕" w:eastAsia="나눔고딕" w:hAnsi="나눔고딕" w:hint="eastAsia"/>
+                <w:rFonts w:ascii="나눔고딕" w:eastAsia="나눔고딕" w:hAnsi="나눔고딕"/>
                 <w:sz w:val="20"/>
                 <w:szCs w:val="20"/>
               </w:rPr>
@@ -37916,7 +37980,7 @@
             <w:pPr>
               <w:jc w:val="center"/>
               <w:rPr>
-                <w:rFonts w:ascii="나눔고딕" w:eastAsia="나눔고딕" w:hAnsi="나눔고딕" w:hint="eastAsia"/>
+                <w:rFonts w:ascii="나눔고딕" w:eastAsia="나눔고딕" w:hAnsi="나눔고딕"/>
                 <w:sz w:val="20"/>
                 <w:szCs w:val="20"/>
               </w:rPr>
@@ -37955,7 +38019,7 @@
             <w:pPr>
               <w:ind w:left="188" w:hangingChars="100" w:hanging="188"/>
               <w:rPr>
-                <w:rFonts w:ascii="나눔고딕" w:eastAsia="나눔고딕" w:hAnsi="나눔고딕" w:hint="eastAsia"/>
+                <w:rFonts w:ascii="나눔고딕" w:eastAsia="나눔고딕" w:hAnsi="나눔고딕"/>
                 <w:color w:val="000000" w:themeColor="text1"/>
                 <w:sz w:val="20"/>
                 <w:szCs w:val="20"/>
@@ -38074,7 +38138,7 @@
             <w:pPr>
               <w:jc w:val="center"/>
               <w:rPr>
-                <w:rFonts w:ascii="나눔고딕" w:eastAsia="나눔고딕" w:hAnsi="나눔고딕" w:hint="eastAsia"/>
+                <w:rFonts w:ascii="나눔고딕" w:eastAsia="나눔고딕" w:hAnsi="나눔고딕"/>
                 <w:sz w:val="20"/>
                 <w:szCs w:val="20"/>
               </w:rPr>
@@ -38097,7 +38161,7 @@
             <w:pPr>
               <w:jc w:val="center"/>
               <w:rPr>
-                <w:rFonts w:ascii="나눔고딕" w:eastAsia="나눔고딕" w:hAnsi="나눔고딕" w:hint="eastAsia"/>
+                <w:rFonts w:ascii="나눔고딕" w:eastAsia="나눔고딕" w:hAnsi="나눔고딕"/>
                 <w:sz w:val="20"/>
                 <w:szCs w:val="20"/>
               </w:rPr>
@@ -38151,7 +38215,7 @@
             <w:pPr>
               <w:ind w:left="188" w:hangingChars="100" w:hanging="188"/>
               <w:rPr>
-                <w:rFonts w:ascii="나눔고딕" w:eastAsia="나눔고딕" w:hAnsi="나눔고딕" w:hint="eastAsia"/>
+                <w:rFonts w:ascii="나눔고딕" w:eastAsia="나눔고딕" w:hAnsi="나눔고딕"/>
                 <w:color w:val="000000" w:themeColor="text1"/>
                 <w:sz w:val="20"/>
                 <w:szCs w:val="20"/>
@@ -38184,7 +38248,7 @@
     <w:p>
       <w:pPr>
         <w:rPr>
-          <w:rFonts w:ascii="나눔고딕" w:eastAsia="나눔고딕" w:hAnsi="나눔고딕" w:hint="eastAsia"/>
+          <w:rFonts w:ascii="나눔고딕" w:eastAsia="나눔고딕" w:hAnsi="나눔고딕"/>
         </w:rPr>
       </w:pPr>
     </w:p>
@@ -38223,25 +38287,7 @@
           <w:sz w:val="20"/>
           <w:szCs w:val="20"/>
         </w:rPr>
-        <w:t xml:space="preserve">- </w:t>
-      </w:r>
-      <w:r>
-        <w:rPr>
-          <w:rFonts w:ascii="나눔고딕" w:eastAsia="나눔고딕" w:hAnsi="나눔고딕" w:hint="eastAsia"/>
-          <w:color w:val="000000" w:themeColor="text1"/>
-          <w:sz w:val="20"/>
-          <w:szCs w:val="20"/>
-        </w:rPr>
-        <w:t xml:space="preserve">Client </w:t>
-      </w:r>
-      <w:r>
-        <w:rPr>
-          <w:rFonts w:ascii="나눔고딕" w:eastAsia="나눔고딕" w:hAnsi="나눔고딕" w:hint="eastAsia"/>
-          <w:color w:val="000000" w:themeColor="text1"/>
-          <w:sz w:val="20"/>
-          <w:szCs w:val="20"/>
-        </w:rPr>
-        <w:t>초기 값 0, 물건 구입 및 판매 시 서버에서 보내주는 total 값으로 갱신하고 UI에 표시</w:t>
+        <w:t>- Client 초기 값 0, 물건 구입 및 판매 시 서버에서 보내주는 total 값으로 갱신하고 UI에 표시</w:t>
       </w:r>
     </w:p>
     <w:p>
@@ -38311,12 +38357,14 @@
           <w:numId w:val="8"/>
         </w:numPr>
       </w:pPr>
+      <w:bookmarkStart w:id="14" w:name="_Toc229177947"/>
       <w:r>
         <w:rPr>
           <w:rFonts w:hint="eastAsia"/>
         </w:rPr>
         <w:t>기지</w:t>
       </w:r>
+      <w:bookmarkEnd w:id="14"/>
     </w:p>
     <w:p>
       <w:pPr>
@@ -38344,7 +38392,7 @@
           <w:numId w:val="8"/>
         </w:numPr>
         <w:rPr>
-          <w:rFonts w:ascii="나눔고딕" w:eastAsia="나눔고딕" w:hAnsi="나눔고딕" w:hint="eastAsia"/>
+          <w:rFonts w:ascii="나눔고딕" w:eastAsia="나눔고딕" w:hAnsi="나눔고딕"/>
         </w:rPr>
       </w:pPr>
       <w:r>
@@ -38491,7 +38539,7 @@
             <w:pPr>
               <w:jc w:val="center"/>
               <w:rPr>
-                <w:rFonts w:ascii="나눔고딕" w:eastAsia="나눔고딕" w:hAnsi="나눔고딕" w:hint="eastAsia"/>
+                <w:rFonts w:ascii="나눔고딕" w:eastAsia="나눔고딕" w:hAnsi="나눔고딕"/>
                 <w:sz w:val="20"/>
                 <w:szCs w:val="20"/>
               </w:rPr>
@@ -38700,7 +38748,7 @@
           <w:p>
             <w:pPr>
               <w:rPr>
-                <w:rFonts w:ascii="나눔고딕" w:eastAsia="나눔고딕" w:hAnsi="나눔고딕" w:hint="eastAsia"/>
+                <w:rFonts w:ascii="나눔고딕" w:eastAsia="나눔고딕" w:hAnsi="나눔고딕"/>
                 <w:color w:val="000000" w:themeColor="text1"/>
                 <w:sz w:val="20"/>
                 <w:szCs w:val="20"/>
@@ -38728,7 +38776,7 @@
             <w:pPr>
               <w:jc w:val="center"/>
               <w:rPr>
-                <w:rFonts w:ascii="나눔고딕" w:eastAsia="나눔고딕" w:hAnsi="나눔고딕" w:hint="eastAsia"/>
+                <w:rFonts w:ascii="나눔고딕" w:eastAsia="나눔고딕" w:hAnsi="나눔고딕"/>
                 <w:sz w:val="20"/>
                 <w:szCs w:val="20"/>
               </w:rPr>
@@ -38751,7 +38799,7 @@
             <w:pPr>
               <w:jc w:val="center"/>
               <w:rPr>
-                <w:rFonts w:ascii="나눔고딕" w:eastAsia="나눔고딕" w:hAnsi="나눔고딕" w:hint="eastAsia"/>
+                <w:rFonts w:ascii="나눔고딕" w:eastAsia="나눔고딕" w:hAnsi="나눔고딕"/>
                 <w:sz w:val="20"/>
                 <w:szCs w:val="20"/>
               </w:rPr>
@@ -38834,7 +38882,7 @@
             <w:pPr>
               <w:ind w:left="188" w:hangingChars="100" w:hanging="188"/>
               <w:rPr>
-                <w:rFonts w:ascii="나눔고딕" w:eastAsia="나눔고딕" w:hAnsi="나눔고딕" w:hint="eastAsia"/>
+                <w:rFonts w:ascii="나눔고딕" w:eastAsia="나눔고딕" w:hAnsi="나눔고딕"/>
                 <w:color w:val="000000" w:themeColor="text1"/>
                 <w:sz w:val="20"/>
                 <w:szCs w:val="20"/>
@@ -38882,7 +38930,7 @@
             <w:pPr>
               <w:jc w:val="center"/>
               <w:rPr>
-                <w:rFonts w:ascii="나눔고딕" w:eastAsia="나눔고딕" w:hAnsi="나눔고딕" w:hint="eastAsia"/>
+                <w:rFonts w:ascii="나눔고딕" w:eastAsia="나눔고딕" w:hAnsi="나눔고딕"/>
                 <w:sz w:val="20"/>
                 <w:szCs w:val="20"/>
               </w:rPr>
@@ -38897,7 +38945,7 @@
             <w:pPr>
               <w:jc w:val="center"/>
               <w:rPr>
-                <w:rFonts w:ascii="나눔고딕" w:eastAsia="나눔고딕" w:hAnsi="나눔고딕" w:hint="eastAsia"/>
+                <w:rFonts w:ascii="나눔고딕" w:eastAsia="나눔고딕" w:hAnsi="나눔고딕"/>
                 <w:sz w:val="20"/>
                 <w:szCs w:val="20"/>
               </w:rPr>
@@ -38936,7 +38984,7 @@
             <w:pPr>
               <w:ind w:left="188" w:hangingChars="100" w:hanging="188"/>
               <w:rPr>
-                <w:rFonts w:ascii="나눔고딕" w:eastAsia="나눔고딕" w:hAnsi="나눔고딕" w:hint="eastAsia"/>
+                <w:rFonts w:ascii="나눔고딕" w:eastAsia="나눔고딕" w:hAnsi="나눔고딕"/>
                 <w:color w:val="000000" w:themeColor="text1"/>
                 <w:sz w:val="20"/>
                 <w:szCs w:val="20"/>
@@ -38969,7 +39017,7 @@
     <w:p>
       <w:pPr>
         <w:rPr>
-          <w:rFonts w:ascii="나눔고딕" w:eastAsia="나눔고딕" w:hAnsi="나눔고딕" w:hint="eastAsia"/>
+          <w:rFonts w:ascii="나눔고딕" w:eastAsia="나눔고딕" w:hAnsi="나눔고딕"/>
         </w:rPr>
       </w:pPr>
     </w:p>
@@ -44863,6 +44911,7 @@
   <w:style w:type="character" w:default="1" w:styleId="a0">
     <w:name w:val="Default Paragraph Font"/>
     <w:uiPriority w:val="1"/>
+    <w:semiHidden/>
     <w:unhideWhenUsed/>
   </w:style>
   <w:style w:type="table" w:default="1" w:styleId="a1">

--- a/네트워크 로직/네트워크_로직.docx
+++ b/네트워크 로직/네트워크_로직.docx
@@ -25282,10 +25282,10 @@
             <v:path o:extrusionok="f" gradientshapeok="t" o:connecttype="rect"/>
             <o:lock v:ext="edit" aspectratio="t"/>
           </v:shapetype>
-          <v:shape id="_x0000_i1025" type="#_x0000_t75" style="width:382pt;height:23pt" o:ole="">
+          <v:shape id="_x0000_i1025" type="#_x0000_t75" style="width:381.9pt;height:23.05pt" o:ole="">
             <v:imagedata r:id="rId7" o:title=""/>
           </v:shape>
-          <o:OLEObject Type="Embed" ProgID="Word.OpenDocumentText.12" ShapeID="_x0000_i1025" DrawAspect="Content" ObjectID="_1839863145" r:id="rId8"/>
+          <o:OLEObject Type="Embed" ProgID="Word.OpenDocumentText.12" ShapeID="_x0000_i1025" DrawAspect="Content" ObjectID="_1839884181" r:id="rId8"/>
         </w:object>
       </w:r>
     </w:p>
@@ -32454,7 +32454,7 @@
         <w:tc>
           <w:tcPr>
             <w:tcW w:w="709" w:type="dxa"/>
-            <w:shd w:val="clear" w:color="auto" w:fill="FFFFFF" w:themeFill="background1"/>
+            <w:shd w:val="clear" w:color="auto" w:fill="D9F2D0" w:themeFill="accent6" w:themeFillTint="33"/>
           </w:tcPr>
           <w:p>
             <w:pPr>
@@ -32478,6 +32478,7 @@
         <w:tc>
           <w:tcPr>
             <w:tcW w:w="1701" w:type="dxa"/>
+            <w:shd w:val="clear" w:color="auto" w:fill="D9F2D0" w:themeFill="accent6" w:themeFillTint="33"/>
           </w:tcPr>
           <w:p>
             <w:pPr>
@@ -32501,12 +32502,13 @@
         <w:tc>
           <w:tcPr>
             <w:tcW w:w="7938" w:type="dxa"/>
+            <w:shd w:val="clear" w:color="auto" w:fill="D9F2D0" w:themeFill="accent6" w:themeFillTint="33"/>
           </w:tcPr>
           <w:p>
             <w:pPr>
               <w:ind w:left="564" w:hangingChars="300" w:hanging="564"/>
               <w:rPr>
-                <w:rFonts w:ascii="나눔고딕" w:eastAsia="나눔고딕" w:hAnsi="나눔고딕"/>
+                <w:rFonts w:ascii="나눔고딕" w:eastAsia="나눔고딕" w:hAnsi="나눔고딕" w:hint="eastAsia"/>
                 <w:sz w:val="20"/>
                 <w:szCs w:val="20"/>
               </w:rPr>
@@ -32536,12 +32538,57 @@
                 <w:szCs w:val="20"/>
               </w:rPr>
               <w:t>)하면</w:t>
+            </w:r>
+            <w:r>
+              <w:rPr>
+                <w:rFonts w:ascii="나눔고딕" w:eastAsia="나눔고딕" w:hAnsi="나눔고딕" w:hint="eastAsia"/>
+                <w:sz w:val="20"/>
+                <w:szCs w:val="20"/>
+              </w:rPr>
+              <w:t xml:space="preserve">, 손전등의 상태에 </w:t>
+            </w:r>
+            <w:proofErr w:type="gramStart"/>
+            <w:r>
+              <w:rPr>
+                <w:rFonts w:ascii="나눔고딕" w:eastAsia="나눔고딕" w:hAnsi="나눔고딕" w:hint="eastAsia"/>
+                <w:sz w:val="20"/>
+                <w:szCs w:val="20"/>
+              </w:rPr>
+              <w:t>상관 없이</w:t>
+            </w:r>
+            <w:proofErr w:type="gramEnd"/>
+            <w:r>
+              <w:rPr>
+                <w:rFonts w:ascii="나눔고딕" w:eastAsia="나눔고딕" w:hAnsi="나눔고딕" w:hint="eastAsia"/>
+                <w:sz w:val="20"/>
+                <w:szCs w:val="20"/>
+              </w:rPr>
+              <w:t xml:space="preserve"> </w:t>
+            </w:r>
+            <w:proofErr w:type="spellStart"/>
+            <w:r>
+              <w:rPr>
+                <w:rFonts w:ascii="나눔고딕" w:eastAsia="나눔고딕" w:hAnsi="나눔고딕" w:hint="eastAsia"/>
+                <w:sz w:val="20"/>
+                <w:szCs w:val="20"/>
+              </w:rPr>
+              <w:t>C_UseLantern_Packet</w:t>
+            </w:r>
+            <w:proofErr w:type="spellEnd"/>
+            <w:r>
+              <w:rPr>
+                <w:rFonts w:ascii="나눔고딕" w:eastAsia="나눔고딕" w:hAnsi="나눔고딕" w:hint="eastAsia"/>
+                <w:sz w:val="20"/>
+                <w:szCs w:val="20"/>
+              </w:rPr>
+              <w:t xml:space="preserve"> 송신</w:t>
             </w:r>
           </w:p>
           <w:p>
             <w:pPr>
               <w:rPr>
                 <w:rFonts w:ascii="나눔고딕" w:eastAsia="나눔고딕" w:hAnsi="나눔고딕"/>
+                <w:strike/>
                 <w:sz w:val="20"/>
                 <w:szCs w:val="20"/>
               </w:rPr>
@@ -32549,6 +32596,7 @@
             <w:r>
               <w:rPr>
                 <w:rFonts w:ascii="나눔고딕" w:eastAsia="나눔고딕" w:hAnsi="나눔고딕" w:hint="eastAsia"/>
+                <w:strike/>
                 <w:sz w:val="20"/>
                 <w:szCs w:val="20"/>
               </w:rPr>
@@ -32557,6 +32605,7 @@
             <w:r>
               <w:rPr>
                 <w:rFonts w:ascii="나눔고딕" w:eastAsia="나눔고딕" w:hAnsi="나눔고딕" w:hint="eastAsia"/>
+                <w:strike/>
                 <w:sz w:val="20"/>
                 <w:szCs w:val="20"/>
               </w:rPr>
@@ -32565,6 +32614,7 @@
             <w:r>
               <w:rPr>
                 <w:rFonts w:ascii="나눔고딕" w:eastAsia="나눔고딕" w:hAnsi="나눔고딕" w:hint="eastAsia"/>
+                <w:strike/>
                 <w:sz w:val="20"/>
                 <w:szCs w:val="20"/>
               </w:rPr>
@@ -32574,6 +32624,7 @@
             <w:r>
               <w:rPr>
                 <w:rFonts w:ascii="나눔고딕" w:eastAsia="나눔고딕" w:hAnsi="나눔고딕" w:hint="eastAsia"/>
+                <w:strike/>
                 <w:sz w:val="20"/>
                 <w:szCs w:val="20"/>
               </w:rPr>
@@ -32583,6 +32634,7 @@
             <w:r>
               <w:rPr>
                 <w:rFonts w:ascii="나눔고딕" w:eastAsia="나눔고딕" w:hAnsi="나눔고딕" w:hint="eastAsia"/>
+                <w:strike/>
                 <w:sz w:val="20"/>
                 <w:szCs w:val="20"/>
               </w:rPr>
@@ -32593,6 +32645,7 @@
             <w:pPr>
               <w:rPr>
                 <w:rFonts w:ascii="나눔고딕" w:eastAsia="나눔고딕" w:hAnsi="나눔고딕"/>
+                <w:strike/>
                 <w:sz w:val="20"/>
                 <w:szCs w:val="20"/>
               </w:rPr>
@@ -32600,6 +32653,7 @@
             <w:r>
               <w:rPr>
                 <w:rFonts w:ascii="나눔고딕" w:eastAsia="나눔고딕" w:hAnsi="나눔고딕" w:hint="eastAsia"/>
+                <w:strike/>
                 <w:sz w:val="20"/>
                 <w:szCs w:val="20"/>
               </w:rPr>
@@ -32608,6 +32662,7 @@
             <w:r>
               <w:rPr>
                 <w:rFonts w:ascii="나눔고딕" w:eastAsia="나눔고딕" w:hAnsi="나눔고딕" w:hint="eastAsia"/>
+                <w:strike/>
                 <w:sz w:val="20"/>
                 <w:szCs w:val="20"/>
               </w:rPr>
@@ -32616,6 +32671,7 @@
             <w:r>
               <w:rPr>
                 <w:rFonts w:ascii="나눔고딕" w:eastAsia="나눔고딕" w:hAnsi="나눔고딕" w:hint="eastAsia"/>
+                <w:strike/>
                 <w:sz w:val="20"/>
                 <w:szCs w:val="20"/>
               </w:rPr>
@@ -32625,6 +32681,7 @@
             <w:r>
               <w:rPr>
                 <w:rFonts w:ascii="나눔고딕" w:eastAsia="나눔고딕" w:hAnsi="나눔고딕" w:hint="eastAsia"/>
+                <w:strike/>
                 <w:sz w:val="20"/>
                 <w:szCs w:val="20"/>
               </w:rPr>
@@ -32634,6 +32691,7 @@
             <w:r>
               <w:rPr>
                 <w:rFonts w:ascii="나눔고딕" w:eastAsia="나눔고딕" w:hAnsi="나눔고딕" w:hint="eastAsia"/>
+                <w:strike/>
                 <w:sz w:val="20"/>
                 <w:szCs w:val="20"/>
               </w:rPr>
@@ -32912,7 +32970,7 @@
         <w:tc>
           <w:tcPr>
             <w:tcW w:w="709" w:type="dxa"/>
-            <w:shd w:val="clear" w:color="auto" w:fill="FFFFFF" w:themeFill="background1"/>
+            <w:shd w:val="clear" w:color="auto" w:fill="D9F2D0" w:themeFill="accent6" w:themeFillTint="33"/>
           </w:tcPr>
           <w:p>
             <w:pPr>
@@ -32936,6 +32994,7 @@
         <w:tc>
           <w:tcPr>
             <w:tcW w:w="1701" w:type="dxa"/>
+            <w:shd w:val="clear" w:color="auto" w:fill="D9F2D0" w:themeFill="accent6" w:themeFillTint="33"/>
           </w:tcPr>
           <w:p>
             <w:pPr>
@@ -32984,6 +33043,7 @@
         <w:tc>
           <w:tcPr>
             <w:tcW w:w="7938" w:type="dxa"/>
+            <w:shd w:val="clear" w:color="auto" w:fill="D9F2D0" w:themeFill="accent6" w:themeFillTint="33"/>
           </w:tcPr>
           <w:p>
             <w:pPr>
@@ -32999,7 +33059,7 @@
                 <w:sz w:val="20"/>
                 <w:szCs w:val="20"/>
               </w:rPr>
-              <w:t xml:space="preserve">- </w:t>
+              <w:t xml:space="preserve"> </w:t>
             </w:r>
             <w:proofErr w:type="spellStart"/>
             <w:r>
@@ -33008,7 +33068,7 @@
                 <w:sz w:val="20"/>
                 <w:szCs w:val="20"/>
               </w:rPr>
-              <w:t>C_TurnOffLantern_Packet</w:t>
+              <w:t>C_UseLantern_Packet</w:t>
             </w:r>
             <w:proofErr w:type="spellEnd"/>
             <w:r>
@@ -33017,43 +33077,7 @@
                 <w:sz w:val="20"/>
                 <w:szCs w:val="20"/>
               </w:rPr>
-              <w:t xml:space="preserve">을 수신하면, 서버에서 계산된 잔량을 </w:t>
-            </w:r>
-            <w:proofErr w:type="spellStart"/>
-            <w:r>
-              <w:rPr>
-                <w:rFonts w:ascii="나눔고딕" w:eastAsia="나눔고딕" w:hAnsi="나눔고딕" w:hint="eastAsia"/>
-                <w:sz w:val="20"/>
-                <w:szCs w:val="20"/>
-              </w:rPr>
-              <w:t>S_TurnOffLantern_Packet</w:t>
-            </w:r>
-            <w:proofErr w:type="spellEnd"/>
-            <w:r>
-              <w:rPr>
-                <w:rFonts w:ascii="나눔고딕" w:eastAsia="나눔고딕" w:hAnsi="나눔고딕" w:hint="eastAsia"/>
-                <w:sz w:val="20"/>
-                <w:szCs w:val="20"/>
-              </w:rPr>
-              <w:t xml:space="preserve">(플레이어 id, 손전등 </w:t>
-            </w:r>
-            <w:proofErr w:type="gramStart"/>
-            <w:r>
-              <w:rPr>
-                <w:rFonts w:ascii="나눔고딕" w:eastAsia="나눔고딕" w:hAnsi="나눔고딕" w:hint="eastAsia"/>
-                <w:sz w:val="20"/>
-                <w:szCs w:val="20"/>
-              </w:rPr>
-              <w:t>id?,</w:t>
-            </w:r>
-            <w:proofErr w:type="gramEnd"/>
-            <w:r>
-              <w:rPr>
-                <w:rFonts w:ascii="나눔고딕" w:eastAsia="나눔고딕" w:hAnsi="나눔고딕" w:hint="eastAsia"/>
-                <w:sz w:val="20"/>
-                <w:szCs w:val="20"/>
-              </w:rPr>
-              <w:t xml:space="preserve"> 잔량 등)에 넣어 송신</w:t>
+              <w:t xml:space="preserve">을 수신하면, </w:t>
             </w:r>
           </w:p>
           <w:p>
@@ -33070,42 +33094,77 @@
                 <w:sz w:val="20"/>
                 <w:szCs w:val="20"/>
               </w:rPr>
+              <w:t xml:space="preserve">- 랜턴을 끌 때: </w:t>
+            </w:r>
+            <w:r>
+              <w:rPr>
+                <w:rFonts w:ascii="나눔고딕" w:eastAsia="나눔고딕" w:hAnsi="나눔고딕" w:hint="eastAsia"/>
+                <w:sz w:val="20"/>
+                <w:szCs w:val="20"/>
+              </w:rPr>
+              <w:t xml:space="preserve">서버에서 계산된 잔량을 </w:t>
+            </w:r>
+            <w:proofErr w:type="spellStart"/>
+            <w:r>
+              <w:rPr>
+                <w:rFonts w:ascii="나눔고딕" w:eastAsia="나눔고딕" w:hAnsi="나눔고딕" w:hint="eastAsia"/>
+                <w:sz w:val="20"/>
+                <w:szCs w:val="20"/>
+              </w:rPr>
+              <w:t>S_TurnOffLantern_Packet</w:t>
+            </w:r>
+            <w:proofErr w:type="spellEnd"/>
+            <w:r>
+              <w:rPr>
+                <w:rFonts w:ascii="나눔고딕" w:eastAsia="나눔고딕" w:hAnsi="나눔고딕" w:hint="eastAsia"/>
+                <w:sz w:val="20"/>
+                <w:szCs w:val="20"/>
+              </w:rPr>
+              <w:t xml:space="preserve">(플레이어 id, 손전등 </w:t>
+            </w:r>
+            <w:proofErr w:type="gramStart"/>
+            <w:r>
+              <w:rPr>
+                <w:rFonts w:ascii="나눔고딕" w:eastAsia="나눔고딕" w:hAnsi="나눔고딕" w:hint="eastAsia"/>
+                <w:sz w:val="20"/>
+                <w:szCs w:val="20"/>
+              </w:rPr>
+              <w:t>id?,</w:t>
+            </w:r>
+            <w:proofErr w:type="gramEnd"/>
+            <w:r>
+              <w:rPr>
+                <w:rFonts w:ascii="나눔고딕" w:eastAsia="나눔고딕" w:hAnsi="나눔고딕" w:hint="eastAsia"/>
+                <w:sz w:val="20"/>
+                <w:szCs w:val="20"/>
+              </w:rPr>
+              <w:t xml:space="preserve"> 잔량 등)에 넣어 송신</w:t>
+            </w:r>
+          </w:p>
+          <w:p>
+            <w:pPr>
+              <w:rPr>
+                <w:rFonts w:ascii="나눔고딕" w:eastAsia="나눔고딕" w:hAnsi="나눔고딕"/>
+                <w:sz w:val="20"/>
+                <w:szCs w:val="20"/>
+              </w:rPr>
+            </w:pPr>
+            <w:r>
+              <w:rPr>
+                <w:rFonts w:ascii="나눔고딕" w:eastAsia="나눔고딕" w:hAnsi="나눔고딕" w:hint="eastAsia"/>
+                <w:sz w:val="20"/>
+                <w:szCs w:val="20"/>
+              </w:rPr>
+              <w:lastRenderedPageBreak/>
               <w:t xml:space="preserve">- </w:t>
             </w:r>
-            <w:proofErr w:type="spellStart"/>
-            <w:r>
-              <w:rPr>
-                <w:rFonts w:ascii="나눔고딕" w:eastAsia="나눔고딕" w:hAnsi="나눔고딕" w:hint="eastAsia"/>
-                <w:sz w:val="20"/>
-                <w:szCs w:val="20"/>
-              </w:rPr>
-              <w:t>C_TurnOnLantern_Packet</w:t>
-            </w:r>
-            <w:proofErr w:type="spellEnd"/>
-            <w:r>
-              <w:rPr>
-                <w:rFonts w:ascii="나눔고딕" w:eastAsia="나눔고딕" w:hAnsi="나눔고딕" w:hint="eastAsia"/>
-                <w:sz w:val="20"/>
-                <w:szCs w:val="20"/>
-              </w:rPr>
-              <w:t>을 수신하면</w:t>
-            </w:r>
-            <w:r>
-              <w:rPr>
-                <w:rFonts w:ascii="나눔고딕" w:eastAsia="나눔고딕" w:hAnsi="나눔고딕" w:hint="eastAsia"/>
-                <w:strike/>
-                <w:sz w:val="20"/>
-                <w:szCs w:val="20"/>
-              </w:rPr>
-              <w:t>(이 패킷은 잔량 없어도 될 것 같은데??)</w:t>
-            </w:r>
-            <w:r>
-              <w:rPr>
-                <w:rFonts w:ascii="나눔고딕" w:eastAsia="나눔고딕" w:hAnsi="나눔고딕" w:hint="eastAsia"/>
-                <w:sz w:val="20"/>
-                <w:szCs w:val="20"/>
-              </w:rPr>
-              <w:t xml:space="preserve"> </w:t>
+            <w:r>
+              <w:rPr>
+                <w:rFonts w:ascii="나눔고딕" w:eastAsia="나눔고딕" w:hAnsi="나눔고딕" w:hint="eastAsia"/>
+                <w:sz w:val="20"/>
+                <w:szCs w:val="20"/>
+              </w:rPr>
+              <w:t xml:space="preserve">랜턴을 킬 때: </w:t>
             </w:r>
             <w:proofErr w:type="spellStart"/>
             <w:r>
@@ -33144,7 +33203,6 @@
                 <w:sz w:val="20"/>
                 <w:szCs w:val="20"/>
               </w:rPr>
-              <w:lastRenderedPageBreak/>
               <w:t xml:space="preserve">=&gt; </w:t>
             </w:r>
             <w:proofErr w:type="spellStart"/>
@@ -33428,7 +33486,23 @@
                 <w:sz w:val="20"/>
                 <w:szCs w:val="20"/>
               </w:rPr>
-              <w:t>을 수신하면 잔량</w:t>
+              <w:t xml:space="preserve">을 수신하면 </w:t>
+            </w:r>
+            <w:r>
+              <w:rPr>
+                <w:rFonts w:ascii="나눔고딕" w:eastAsia="나눔고딕" w:hAnsi="나눔고딕" w:hint="eastAsia"/>
+                <w:sz w:val="20"/>
+                <w:szCs w:val="20"/>
+              </w:rPr>
+              <w:t xml:space="preserve">내리기 애니메이션 및 </w:t>
+            </w:r>
+            <w:r>
+              <w:rPr>
+                <w:rFonts w:ascii="나눔고딕" w:eastAsia="나눔고딕" w:hAnsi="나눔고딕" w:hint="eastAsia"/>
+                <w:sz w:val="20"/>
+                <w:szCs w:val="20"/>
+              </w:rPr>
+              <w:t>잔량</w:t>
             </w:r>
             <w:r>
               <w:rPr>
@@ -33554,7 +33628,15 @@
                 <w:sz w:val="20"/>
                 <w:szCs w:val="20"/>
               </w:rPr>
-              <w:t>을 수신하면 다른 클라이언트가 들고 있는 손전등의 조명을 끄거나 켬</w:t>
+              <w:t xml:space="preserve">을 수신하면 다른 클라이언트가 들고 있는 손전등의 조명을 끄거나 </w:t>
+            </w:r>
+            <w:r>
+              <w:rPr>
+                <w:rFonts w:ascii="나눔고딕" w:eastAsia="나눔고딕" w:hAnsi="나눔고딕" w:hint="eastAsia"/>
+                <w:sz w:val="20"/>
+                <w:szCs w:val="20"/>
+              </w:rPr>
+              <w:t>키고 내리거나 올리는 애니메이션</w:t>
             </w:r>
           </w:p>
           <w:p>
@@ -35068,6 +35150,7 @@
                 <w:sz w:val="20"/>
                 <w:szCs w:val="20"/>
               </w:rPr>
+              <w:lastRenderedPageBreak/>
               <w:t>5</w:t>
             </w:r>
           </w:p>
@@ -37362,7 +37445,6 @@
         <w:rPr>
           <w:rFonts w:hint="eastAsia"/>
         </w:rPr>
-        <w:lastRenderedPageBreak/>
         <w:t>판매기</w:t>
       </w:r>
       <w:r>
@@ -38063,7 +38145,7 @@
             <w:pPr>
               <w:ind w:left="188" w:hangingChars="100" w:hanging="188"/>
               <w:rPr>
-                <w:rFonts w:ascii="나눔고딕" w:eastAsia="나눔고딕" w:hAnsi="나눔고딕" w:hint="eastAsia"/>
+                <w:rFonts w:ascii="나눔고딕" w:eastAsia="나눔고딕" w:hAnsi="나눔고딕"/>
                 <w:color w:val="000000" w:themeColor="text1"/>
                 <w:sz w:val="20"/>
                 <w:szCs w:val="20"/>
@@ -38316,7 +38398,7 @@
             <w:pPr>
               <w:ind w:left="188" w:hangingChars="100" w:hanging="188"/>
               <w:rPr>
-                <w:rFonts w:ascii="나눔고딕" w:eastAsia="나눔고딕" w:hAnsi="나눔고딕" w:hint="eastAsia"/>
+                <w:rFonts w:ascii="나눔고딕" w:eastAsia="나눔고딕" w:hAnsi="나눔고딕"/>
                 <w:color w:val="000000" w:themeColor="text1"/>
                 <w:sz w:val="20"/>
                 <w:szCs w:val="20"/>
@@ -38384,7 +38466,7 @@
       <w:pPr>
         <w:ind w:left="988" w:firstLine="612"/>
         <w:rPr>
-          <w:rFonts w:ascii="나눔고딕" w:eastAsia="나눔고딕" w:hAnsi="나눔고딕" w:hint="eastAsia"/>
+          <w:rFonts w:ascii="나눔고딕" w:eastAsia="나눔고딕" w:hAnsi="나눔고딕"/>
           <w:strike/>
           <w:color w:val="000000" w:themeColor="text1"/>
           <w:sz w:val="20"/>
@@ -39076,6 +39158,7 @@
                 <w:sz w:val="20"/>
                 <w:szCs w:val="20"/>
               </w:rPr>
+              <w:lastRenderedPageBreak/>
               <w:t>2</w:t>
             </w:r>
           </w:p>

--- a/네트워크 로직/네트워크_로직.docx
+++ b/네트워크 로직/네트워크_로직.docx
@@ -80,7 +80,7 @@
             </w:rPr>
             <w:fldChar w:fldCharType="separate"/>
           </w:r>
-          <w:hyperlink w:anchor="_Toc229177934" w:history="1">
+          <w:hyperlink w:anchor="_Toc229777826" w:history="1">
             <w:r>
               <w:rPr>
                 <w:rStyle w:val="aa"/>
@@ -122,7 +122,7 @@
                 <w:noProof/>
                 <w:webHidden/>
               </w:rPr>
-              <w:instrText xml:space="preserve"> PAGEREF _Toc229177934 \h </w:instrText>
+              <w:instrText xml:space="preserve"> PAGEREF _Toc229777826 \h </w:instrText>
             </w:r>
             <w:r>
               <w:rPr>
@@ -164,7 +164,7 @@
               <w:noProof/>
             </w:rPr>
           </w:pPr>
-          <w:hyperlink w:anchor="_Toc229177935" w:history="1">
+          <w:hyperlink w:anchor="_Toc229777827" w:history="1">
             <w:r>
               <w:rPr>
                 <w:rStyle w:val="aa"/>
@@ -204,7 +204,7 @@
                 <w:noProof/>
                 <w:webHidden/>
               </w:rPr>
-              <w:instrText xml:space="preserve"> PAGEREF _Toc229177935 \h </w:instrText>
+              <w:instrText xml:space="preserve"> PAGEREF _Toc229777827 \h </w:instrText>
             </w:r>
             <w:r>
               <w:rPr>
@@ -246,7 +246,7 @@
               <w:noProof/>
             </w:rPr>
           </w:pPr>
-          <w:hyperlink w:anchor="_Toc229177936" w:history="1">
+          <w:hyperlink w:anchor="_Toc229777828" w:history="1">
             <w:r>
               <w:rPr>
                 <w:rStyle w:val="aa"/>
@@ -288,7 +288,7 @@
                 <w:noProof/>
                 <w:webHidden/>
               </w:rPr>
-              <w:instrText xml:space="preserve"> PAGEREF _Toc229177936 \h </w:instrText>
+              <w:instrText xml:space="preserve"> PAGEREF _Toc229777828 \h </w:instrText>
             </w:r>
             <w:r>
               <w:rPr>
@@ -331,7 +331,7 @@
               <w:noProof/>
             </w:rPr>
           </w:pPr>
-          <w:hyperlink w:anchor="_Toc229177937" w:history="1">
+          <w:hyperlink w:anchor="_Toc229777829" w:history="1">
             <w:r>
               <w:rPr>
                 <w:rStyle w:val="aa"/>
@@ -373,7 +373,7 @@
                 <w:noProof/>
                 <w:webHidden/>
               </w:rPr>
-              <w:instrText xml:space="preserve"> PAGEREF _Toc229177937 \h </w:instrText>
+              <w:instrText xml:space="preserve"> PAGEREF _Toc229777829 \h </w:instrText>
             </w:r>
             <w:r>
               <w:rPr>
@@ -416,7 +416,7 @@
               <w:noProof/>
             </w:rPr>
           </w:pPr>
-          <w:hyperlink w:anchor="_Toc229177938" w:history="1">
+          <w:hyperlink w:anchor="_Toc229777830" w:history="1">
             <w:r>
               <w:rPr>
                 <w:rStyle w:val="aa"/>
@@ -458,7 +458,7 @@
                 <w:noProof/>
                 <w:webHidden/>
               </w:rPr>
-              <w:instrText xml:space="preserve"> PAGEREF _Toc229177938 \h </w:instrText>
+              <w:instrText xml:space="preserve"> PAGEREF _Toc229777830 \h </w:instrText>
             </w:r>
             <w:r>
               <w:rPr>
@@ -501,7 +501,7 @@
               <w:noProof/>
             </w:rPr>
           </w:pPr>
-          <w:hyperlink w:anchor="_Toc229177939" w:history="1">
+          <w:hyperlink w:anchor="_Toc229777831" w:history="1">
             <w:r>
               <w:rPr>
                 <w:rStyle w:val="aa"/>
@@ -541,7 +541,7 @@
                 <w:noProof/>
                 <w:webHidden/>
               </w:rPr>
-              <w:instrText xml:space="preserve"> PAGEREF _Toc229177939 \h </w:instrText>
+              <w:instrText xml:space="preserve"> PAGEREF _Toc229777831 \h </w:instrText>
             </w:r>
             <w:r>
               <w:rPr>
@@ -584,7 +584,7 @@
               <w:noProof/>
             </w:rPr>
           </w:pPr>
-          <w:hyperlink w:anchor="_Toc229177940" w:history="1">
+          <w:hyperlink w:anchor="_Toc229777832" w:history="1">
             <w:r>
               <w:rPr>
                 <w:rStyle w:val="aa"/>
@@ -626,7 +626,7 @@
                 <w:noProof/>
                 <w:webHidden/>
               </w:rPr>
-              <w:instrText xml:space="preserve"> PAGEREF _Toc229177940 \h </w:instrText>
+              <w:instrText xml:space="preserve"> PAGEREF _Toc229777832 \h </w:instrText>
             </w:r>
             <w:r>
               <w:rPr>
@@ -669,7 +669,7 @@
               <w:noProof/>
             </w:rPr>
           </w:pPr>
-          <w:hyperlink w:anchor="_Toc229177941" w:history="1">
+          <w:hyperlink w:anchor="_Toc229777833" w:history="1">
             <w:r>
               <w:rPr>
                 <w:rStyle w:val="aa"/>
@@ -709,7 +709,7 @@
                 <w:noProof/>
                 <w:webHidden/>
               </w:rPr>
-              <w:instrText xml:space="preserve"> PAGEREF _Toc229177941 \h </w:instrText>
+              <w:instrText xml:space="preserve"> PAGEREF _Toc229777833 \h </w:instrText>
             </w:r>
             <w:r>
               <w:rPr>
@@ -752,7 +752,7 @@
               <w:noProof/>
             </w:rPr>
           </w:pPr>
-          <w:hyperlink w:anchor="_Toc229177942" w:history="1">
+          <w:hyperlink w:anchor="_Toc229777834" w:history="1">
             <w:r>
               <w:rPr>
                 <w:rStyle w:val="aa"/>
@@ -792,7 +792,7 @@
                 <w:noProof/>
                 <w:webHidden/>
               </w:rPr>
-              <w:instrText xml:space="preserve"> PAGEREF _Toc229177942 \h </w:instrText>
+              <w:instrText xml:space="preserve"> PAGEREF _Toc229777834 \h </w:instrText>
             </w:r>
             <w:r>
               <w:rPr>
@@ -835,7 +835,7 @@
               <w:noProof/>
             </w:rPr>
           </w:pPr>
-          <w:hyperlink w:anchor="_Toc229177943" w:history="1">
+          <w:hyperlink w:anchor="_Toc229777835" w:history="1">
             <w:r>
               <w:rPr>
                 <w:rStyle w:val="aa"/>
@@ -875,7 +875,7 @@
                 <w:noProof/>
                 <w:webHidden/>
               </w:rPr>
-              <w:instrText xml:space="preserve"> PAGEREF _Toc229177943 \h </w:instrText>
+              <w:instrText xml:space="preserve"> PAGEREF _Toc229777835 \h </w:instrText>
             </w:r>
             <w:r>
               <w:rPr>
@@ -918,7 +918,7 @@
               <w:noProof/>
             </w:rPr>
           </w:pPr>
-          <w:hyperlink w:anchor="_Toc229177944" w:history="1">
+          <w:hyperlink w:anchor="_Toc229777836" w:history="1">
             <w:r>
               <w:rPr>
                 <w:rStyle w:val="aa"/>
@@ -958,7 +958,7 @@
                 <w:noProof/>
                 <w:webHidden/>
               </w:rPr>
-              <w:instrText xml:space="preserve"> PAGEREF _Toc229177944 \h </w:instrText>
+              <w:instrText xml:space="preserve"> PAGEREF _Toc229777836 \h </w:instrText>
             </w:r>
             <w:r>
               <w:rPr>
@@ -1001,7 +1001,7 @@
               <w:noProof/>
             </w:rPr>
           </w:pPr>
-          <w:hyperlink w:anchor="_Toc229177945" w:history="1">
+          <w:hyperlink w:anchor="_Toc229777837" w:history="1">
             <w:r>
               <w:rPr>
                 <w:rStyle w:val="aa"/>
@@ -1041,7 +1041,7 @@
                 <w:noProof/>
                 <w:webHidden/>
               </w:rPr>
-              <w:instrText xml:space="preserve"> PAGEREF _Toc229177945 \h </w:instrText>
+              <w:instrText xml:space="preserve"> PAGEREF _Toc229777837 \h </w:instrText>
             </w:r>
             <w:r>
               <w:rPr>
@@ -1062,6 +1062,89 @@
                 <w:webHidden/>
               </w:rPr>
               <w:t>13</w:t>
+            </w:r>
+            <w:r>
+              <w:rPr>
+                <w:noProof/>
+                <w:webHidden/>
+              </w:rPr>
+              <w:fldChar w:fldCharType="end"/>
+            </w:r>
+          </w:hyperlink>
+        </w:p>
+        <w:p>
+          <w:pPr>
+            <w:pStyle w:val="30"/>
+            <w:tabs>
+              <w:tab w:val="right" w:leader="dot" w:pos="10456"/>
+            </w:tabs>
+            <w:ind w:left="880"/>
+            <w:rPr>
+              <w:noProof/>
+            </w:rPr>
+          </w:pPr>
+          <w:hyperlink w:anchor="_Toc229777838" w:history="1">
+            <w:r>
+              <w:rPr>
+                <w:rStyle w:val="aa"/>
+                <w:noProof/>
+              </w:rPr>
+              <w:t>9-1. Emoti</w:t>
+            </w:r>
+            <w:r>
+              <w:rPr>
+                <w:rStyle w:val="aa"/>
+                <w:noProof/>
+              </w:rPr>
+              <w:t>o</w:t>
+            </w:r>
+            <w:r>
+              <w:rPr>
+                <w:rStyle w:val="aa"/>
+                <w:noProof/>
+              </w:rPr>
+              <w:t>nGame</w:t>
+            </w:r>
+            <w:r>
+              <w:rPr>
+                <w:noProof/>
+                <w:webHidden/>
+              </w:rPr>
+              <w:tab/>
+            </w:r>
+            <w:r>
+              <w:rPr>
+                <w:noProof/>
+                <w:webHidden/>
+              </w:rPr>
+              <w:fldChar w:fldCharType="begin"/>
+            </w:r>
+            <w:r>
+              <w:rPr>
+                <w:noProof/>
+                <w:webHidden/>
+              </w:rPr>
+              <w:instrText xml:space="preserve"> PAGEREF _Toc229777838 \h </w:instrText>
+            </w:r>
+            <w:r>
+              <w:rPr>
+                <w:noProof/>
+                <w:webHidden/>
+              </w:rPr>
+            </w:r>
+            <w:r>
+              <w:rPr>
+                <w:noProof/>
+                <w:webHidden/>
+              </w:rPr>
+              <w:fldChar w:fldCharType="separate"/>
+            </w:r>
+            <w:r>
+              <w:rPr>
+                <w:noProof/>
+                <w:webHidden/>
+              </w:rPr>
+              <w:t>14</w:t>
             </w:r>
             <w:r>
               <w:rPr>
@@ -1076,7 +1159,7 @@
           <w:pPr>
             <w:pStyle w:val="20"/>
             <w:tabs>
-              <w:tab w:val="left" w:pos="875"/>
+              <w:tab w:val="left" w:pos="1100"/>
               <w:tab w:val="right" w:leader="dot" w:pos="10456"/>
             </w:tabs>
             <w:ind w:left="440"/>
@@ -1084,7 +1167,7 @@
               <w:noProof/>
             </w:rPr>
           </w:pPr>
-          <w:hyperlink w:anchor="_Toc229177946" w:history="1">
+          <w:hyperlink w:anchor="_Toc229777839" w:history="1">
             <w:r>
               <w:rPr>
                 <w:rStyle w:val="aa"/>
@@ -1124,7 +1207,7 @@
                 <w:noProof/>
                 <w:webHidden/>
               </w:rPr>
-              <w:instrText xml:space="preserve"> PAGEREF _Toc229177946 \h </w:instrText>
+              <w:instrText xml:space="preserve"> PAGEREF _Toc229777839 \h </w:instrText>
             </w:r>
             <w:r>
               <w:rPr>
@@ -1159,7 +1242,7 @@
           <w:pPr>
             <w:pStyle w:val="20"/>
             <w:tabs>
-              <w:tab w:val="left" w:pos="875"/>
+              <w:tab w:val="left" w:pos="1100"/>
               <w:tab w:val="right" w:leader="dot" w:pos="10456"/>
             </w:tabs>
             <w:ind w:left="440"/>
@@ -1167,7 +1250,7 @@
               <w:noProof/>
             </w:rPr>
           </w:pPr>
-          <w:hyperlink w:anchor="_Toc229177947" w:history="1">
+          <w:hyperlink w:anchor="_Toc229777840" w:history="1">
             <w:r>
               <w:rPr>
                 <w:rStyle w:val="aa"/>
@@ -1207,7 +1290,7 @@
                 <w:noProof/>
                 <w:webHidden/>
               </w:rPr>
-              <w:instrText xml:space="preserve"> PAGEREF _Toc229177947 \h </w:instrText>
+              <w:instrText xml:space="preserve"> PAGEREF _Toc229777840 \h </w:instrText>
             </w:r>
             <w:r>
               <w:rPr>
@@ -1415,7 +1498,7 @@
         </w:rPr>
         <w:t xml:space="preserve"> </w:t>
       </w:r>
-      <w:bookmarkStart w:id="0" w:name="_Toc229177934"/>
+      <w:bookmarkStart w:id="0" w:name="_Toc229777826"/>
       <w:r>
         <w:rPr>
           <w:rFonts w:ascii="나눔고딕" w:eastAsia="나눔고딕" w:hAnsi="나눔고딕" w:hint="eastAsia"/>
@@ -3979,6 +4062,7 @@
           <w:sz w:val="14"/>
           <w:szCs w:val="14"/>
         </w:rPr>
+        <w:lastRenderedPageBreak/>
         <w:tab/>
       </w:r>
       <w:proofErr w:type="spellStart"/>
@@ -4180,7 +4264,6 @@
           <w:sz w:val="14"/>
           <w:szCs w:val="14"/>
         </w:rPr>
-        <w:lastRenderedPageBreak/>
         <w:tab/>
       </w:r>
       <w:proofErr w:type="spellStart"/>
@@ -8489,6 +8572,7 @@
           <w:sz w:val="14"/>
           <w:szCs w:val="14"/>
         </w:rPr>
+        <w:lastRenderedPageBreak/>
         <w:tab/>
       </w:r>
       <w:proofErr w:type="spellStart"/>
@@ -8690,7 +8774,6 @@
           <w:sz w:val="14"/>
           <w:szCs w:val="14"/>
         </w:rPr>
-        <w:lastRenderedPageBreak/>
         <w:tab/>
       </w:r>
       <w:proofErr w:type="spellStart"/>
@@ -13749,6 +13832,7 @@
           <w:sz w:val="14"/>
           <w:szCs w:val="14"/>
         </w:rPr>
+        <w:lastRenderedPageBreak/>
         <w:tab/>
       </w:r>
       <w:r>
@@ -14114,7 +14198,6 @@
           <w:sz w:val="14"/>
           <w:szCs w:val="14"/>
         </w:rPr>
-        <w:lastRenderedPageBreak/>
         <w:tab/>
       </w:r>
       <w:proofErr w:type="gramStart"/>
@@ -15881,7 +15964,7 @@
           <w:numId w:val="7"/>
         </w:numPr>
       </w:pPr>
-      <w:bookmarkStart w:id="1" w:name="_Toc229177935"/>
+      <w:bookmarkStart w:id="1" w:name="_Toc229777827"/>
       <w:r>
         <w:rPr>
           <w:rFonts w:hint="eastAsia"/>
@@ -18586,6 +18669,7 @@
           <w:sz w:val="14"/>
           <w:szCs w:val="14"/>
         </w:rPr>
+        <w:lastRenderedPageBreak/>
         <w:tab/>
       </w:r>
       <w:proofErr w:type="spellStart"/>
@@ -18760,7 +18844,6 @@
           <w:sz w:val="14"/>
           <w:szCs w:val="14"/>
         </w:rPr>
-        <w:lastRenderedPageBreak/>
         <w:t>struct</w:t>
       </w:r>
       <w:r>
@@ -23293,6 +23376,7 @@
           <w:sz w:val="14"/>
           <w:szCs w:val="14"/>
         </w:rPr>
+        <w:lastRenderedPageBreak/>
         <w:tab/>
       </w:r>
       <w:proofErr w:type="spellStart"/>
@@ -23536,7 +23620,6 @@
           <w:sz w:val="14"/>
           <w:szCs w:val="14"/>
         </w:rPr>
-        <w:lastRenderedPageBreak/>
         <w:tab/>
       </w:r>
       <w:r>
@@ -25285,7 +25368,7 @@
           <v:shape id="_x0000_i1025" type="#_x0000_t75" style="width:381.9pt;height:23.05pt" o:ole="">
             <v:imagedata r:id="rId7" o:title=""/>
           </v:shape>
-          <o:OLEObject Type="Embed" ProgID="Word.OpenDocumentText.12" ShapeID="_x0000_i1025" DrawAspect="Content" ObjectID="_1839884181" r:id="rId8"/>
+          <o:OLEObject Type="Embed" ProgID="Word.OpenDocumentText.12" ShapeID="_x0000_i1025" DrawAspect="Content" ObjectID="_1840391426" r:id="rId8"/>
         </w:object>
       </w:r>
     </w:p>
@@ -25468,7 +25551,7 @@
           <w:rFonts w:ascii="나눔고딕" w:eastAsia="나눔고딕" w:hAnsi="나눔고딕"/>
         </w:rPr>
       </w:pPr>
-      <w:bookmarkStart w:id="3" w:name="_Toc229177936"/>
+      <w:bookmarkStart w:id="3" w:name="_Toc229777828"/>
       <w:r>
         <w:rPr>
           <w:rFonts w:ascii="나눔고딕" w:eastAsia="나눔고딕" w:hAnsi="나눔고딕" w:hint="eastAsia"/>
@@ -25488,7 +25571,7 @@
           <w:rFonts w:ascii="나눔고딕" w:eastAsia="나눔고딕" w:hAnsi="나눔고딕"/>
         </w:rPr>
       </w:pPr>
-      <w:bookmarkStart w:id="4" w:name="_Toc229177937"/>
+      <w:bookmarkStart w:id="4" w:name="_Toc229777829"/>
       <w:r>
         <w:rPr>
           <w:rFonts w:ascii="나눔고딕" w:eastAsia="나눔고딕" w:hAnsi="나눔고딕" w:hint="eastAsia"/>
@@ -25846,7 +25929,7 @@
           <w:rFonts w:ascii="나눔고딕" w:eastAsia="나눔고딕" w:hAnsi="나눔고딕"/>
         </w:rPr>
       </w:pPr>
-      <w:bookmarkStart w:id="5" w:name="_Toc229177938"/>
+      <w:bookmarkStart w:id="5" w:name="_Toc229777830"/>
       <w:r>
         <w:rPr>
           <w:rFonts w:ascii="나눔고딕" w:eastAsia="나눔고딕" w:hAnsi="나눔고딕" w:hint="eastAsia"/>
@@ -26645,7 +26728,7 @@
           <w:numId w:val="8"/>
         </w:numPr>
       </w:pPr>
-      <w:bookmarkStart w:id="6" w:name="_Toc229177939"/>
+      <w:bookmarkStart w:id="6" w:name="_Toc229777831"/>
       <w:r>
         <w:rPr>
           <w:rFonts w:hint="eastAsia"/>
@@ -26717,6 +26800,7 @@
                 <w:sz w:val="20"/>
                 <w:szCs w:val="20"/>
               </w:rPr>
+              <w:lastRenderedPageBreak/>
               <w:t>단계</w:t>
             </w:r>
           </w:p>
@@ -26791,7 +26875,6 @@
                 <w:sz w:val="20"/>
                 <w:szCs w:val="20"/>
               </w:rPr>
-              <w:lastRenderedPageBreak/>
               <w:t>1</w:t>
             </w:r>
           </w:p>
@@ -27164,7 +27247,7 @@
           <w:rFonts w:ascii="나눔고딕" w:eastAsia="나눔고딕" w:hAnsi="나눔고딕"/>
         </w:rPr>
       </w:pPr>
-      <w:bookmarkStart w:id="7" w:name="_Toc229177940"/>
+      <w:bookmarkStart w:id="7" w:name="_Toc229777832"/>
       <w:r>
         <w:rPr>
           <w:rFonts w:ascii="나눔고딕" w:eastAsia="나눔고딕" w:hAnsi="나눔고딕" w:hint="eastAsia"/>
@@ -28750,6 +28833,7 @@
                 <w:sz w:val="20"/>
                 <w:szCs w:val="20"/>
               </w:rPr>
+              <w:lastRenderedPageBreak/>
               <w:t xml:space="preserve">- 다른 </w:t>
             </w:r>
             <w:r>
@@ -30621,6 +30705,7 @@
                 <w:sz w:val="20"/>
                 <w:szCs w:val="20"/>
               </w:rPr>
+              <w:lastRenderedPageBreak/>
               <w:t>각도는 추가해야 될 듯</w:t>
             </w:r>
           </w:p>
@@ -30642,7 +30727,6 @@
                 <w:sz w:val="20"/>
                 <w:szCs w:val="20"/>
               </w:rPr>
-              <w:lastRenderedPageBreak/>
               <w:t xml:space="preserve">? </w:t>
             </w:r>
             <w:r>
@@ -32349,7 +32433,7 @@
           <w:numId w:val="8"/>
         </w:numPr>
       </w:pPr>
-      <w:bookmarkStart w:id="8" w:name="_Toc229177941"/>
+      <w:bookmarkStart w:id="8" w:name="_Toc229777833"/>
       <w:r>
         <w:rPr>
           <w:rFonts w:hint="eastAsia"/>
@@ -32508,7 +32592,7 @@
             <w:pPr>
               <w:ind w:left="564" w:hangingChars="300" w:hanging="564"/>
               <w:rPr>
-                <w:rFonts w:ascii="나눔고딕" w:eastAsia="나눔고딕" w:hAnsi="나눔고딕" w:hint="eastAsia"/>
+                <w:rFonts w:ascii="나눔고딕" w:eastAsia="나눔고딕" w:hAnsi="나눔고딕"/>
                 <w:sz w:val="20"/>
                 <w:szCs w:val="20"/>
               </w:rPr>
@@ -33120,7 +33204,16 @@
                 <w:sz w:val="20"/>
                 <w:szCs w:val="20"/>
               </w:rPr>
-              <w:t xml:space="preserve">(플레이어 id, 손전등 </w:t>
+              <w:t>(플레이어 id, 손전</w:t>
+            </w:r>
+            <w:r>
+              <w:rPr>
+                <w:rFonts w:ascii="나눔고딕" w:eastAsia="나눔고딕" w:hAnsi="나눔고딕" w:hint="eastAsia"/>
+                <w:sz w:val="20"/>
+                <w:szCs w:val="20"/>
+              </w:rPr>
+              <w:lastRenderedPageBreak/>
+              <w:t xml:space="preserve">등 </w:t>
             </w:r>
             <w:proofErr w:type="gramStart"/>
             <w:r>
@@ -33155,7 +33248,6 @@
                 <w:sz w:val="20"/>
                 <w:szCs w:val="20"/>
               </w:rPr>
-              <w:lastRenderedPageBreak/>
               <w:t xml:space="preserve">- </w:t>
             </w:r>
             <w:r>
@@ -33234,7 +33326,7 @@
         <w:tc>
           <w:tcPr>
             <w:tcW w:w="709" w:type="dxa"/>
-            <w:shd w:val="clear" w:color="auto" w:fill="FFFFFF" w:themeFill="background1"/>
+            <w:shd w:val="clear" w:color="auto" w:fill="D9F2D0" w:themeFill="accent6" w:themeFillTint="33"/>
           </w:tcPr>
           <w:p>
             <w:pPr>
@@ -33259,6 +33351,7 @@
         <w:tc>
           <w:tcPr>
             <w:tcW w:w="1701" w:type="dxa"/>
+            <w:shd w:val="clear" w:color="auto" w:fill="D9F2D0" w:themeFill="accent6" w:themeFillTint="33"/>
           </w:tcPr>
           <w:p>
             <w:pPr>
@@ -33281,6 +33374,7 @@
         <w:tc>
           <w:tcPr>
             <w:tcW w:w="7938" w:type="dxa"/>
+            <w:shd w:val="clear" w:color="auto" w:fill="D9F2D0" w:themeFill="accent6" w:themeFillTint="33"/>
           </w:tcPr>
           <w:p>
             <w:pPr>
@@ -33407,7 +33501,7 @@
         <w:tc>
           <w:tcPr>
             <w:tcW w:w="709" w:type="dxa"/>
-            <w:shd w:val="clear" w:color="auto" w:fill="FFFFFF" w:themeFill="background1"/>
+            <w:shd w:val="clear" w:color="auto" w:fill="D9F2D0" w:themeFill="accent6" w:themeFillTint="33"/>
           </w:tcPr>
           <w:p>
             <w:pPr>
@@ -33431,6 +33525,7 @@
         <w:tc>
           <w:tcPr>
             <w:tcW w:w="1701" w:type="dxa"/>
+            <w:shd w:val="clear" w:color="auto" w:fill="D9F2D0" w:themeFill="accent6" w:themeFillTint="33"/>
           </w:tcPr>
           <w:p>
             <w:pPr>
@@ -33453,6 +33548,7 @@
         <w:tc>
           <w:tcPr>
             <w:tcW w:w="7938" w:type="dxa"/>
+            <w:shd w:val="clear" w:color="auto" w:fill="D9F2D0" w:themeFill="accent6" w:themeFillTint="33"/>
           </w:tcPr>
           <w:p>
             <w:pPr>
@@ -33710,7 +33806,7 @@
           <w:numId w:val="8"/>
         </w:numPr>
       </w:pPr>
-      <w:bookmarkStart w:id="9" w:name="_Toc229177942"/>
+      <w:bookmarkStart w:id="9" w:name="_Toc229777834"/>
       <w:r>
         <w:rPr>
           <w:rFonts w:hint="eastAsia"/>
@@ -35107,6 +35203,7 @@
                 <w:szCs w:val="20"/>
                 <w:shd w:val="clear" w:color="auto" w:fill="D9F2D0" w:themeFill="accent6" w:themeFillTint="33"/>
               </w:rPr>
+              <w:lastRenderedPageBreak/>
               <w:t>C_InteractDoor_Packet</w:t>
             </w:r>
             <w:proofErr w:type="spellEnd"/>
@@ -35325,7 +35422,7 @@
           <w:numId w:val="8"/>
         </w:numPr>
       </w:pPr>
-      <w:bookmarkStart w:id="10" w:name="_Toc229177943"/>
+      <w:bookmarkStart w:id="10" w:name="_Toc229777835"/>
       <w:r>
         <w:rPr>
           <w:rFonts w:hint="eastAsia"/>
@@ -35688,7 +35785,7 @@
           <w:numId w:val="8"/>
         </w:numPr>
       </w:pPr>
-      <w:bookmarkStart w:id="11" w:name="_Toc229177944"/>
+      <w:bookmarkStart w:id="11" w:name="_Toc229777836"/>
       <w:r>
         <w:rPr>
           <w:rFonts w:hint="eastAsia"/>
@@ -36863,7 +36960,7 @@
           <w:numId w:val="8"/>
         </w:numPr>
       </w:pPr>
-      <w:bookmarkStart w:id="12" w:name="_Toc229177945"/>
+      <w:bookmarkStart w:id="12" w:name="_Toc229777837"/>
       <w:r>
         <w:rPr>
           <w:rFonts w:hint="eastAsia"/>
@@ -37302,6 +37399,7 @@
                 <w:sz w:val="20"/>
                 <w:szCs w:val="20"/>
               </w:rPr>
+              <w:lastRenderedPageBreak/>
               <w:t>단계</w:t>
             </w:r>
           </w:p>
@@ -37431,47 +37529,30 @@
         </w:tc>
       </w:tr>
     </w:tbl>
-    <w:p/>
     <w:p>
       <w:pPr>
-        <w:pStyle w:val="2"/>
-        <w:numPr>
-          <w:ilvl w:val="0"/>
-          <w:numId w:val="8"/>
-        </w:numPr>
-      </w:pPr>
-      <w:bookmarkStart w:id="13" w:name="_Toc229177946"/>
-      <w:r>
+        <w:pStyle w:val="3"/>
+        <w:ind w:left="800" w:firstLine="800"/>
         <w:rPr>
           <w:rFonts w:hint="eastAsia"/>
         </w:rPr>
-        <w:t>판매기</w:t>
-      </w:r>
+      </w:pPr>
+      <w:bookmarkStart w:id="13" w:name="_Toc229777838"/>
       <w:r>
         <w:rPr>
           <w:rFonts w:hint="eastAsia"/>
         </w:rPr>
-        <w:t xml:space="preserve"> 및 크레딧</w:t>
+        <w:t xml:space="preserve">9-1. </w:t>
+      </w:r>
+      <w:proofErr w:type="spellStart"/>
+      <w:r>
+        <w:rPr>
+          <w:rFonts w:hint="eastAsia"/>
+        </w:rPr>
+        <w:t>EmotionGame</w:t>
       </w:r>
       <w:bookmarkEnd w:id="13"/>
-    </w:p>
-    <w:p>
-      <w:pPr>
-        <w:pStyle w:val="a6"/>
-        <w:numPr>
-          <w:ilvl w:val="1"/>
-          <w:numId w:val="8"/>
-        </w:numPr>
-        <w:rPr>
-          <w:rFonts w:ascii="나눔고딕" w:eastAsia="나눔고딕" w:hAnsi="나눔고딕"/>
-        </w:rPr>
-      </w:pPr>
-      <w:r>
-        <w:rPr>
-          <w:rFonts w:ascii="나눔고딕" w:eastAsia="나눔고딕" w:hAnsi="나눔고딕" w:hint="eastAsia"/>
-        </w:rPr>
-        <w:t>설치</w:t>
-      </w:r>
+      <w:proofErr w:type="spellEnd"/>
     </w:p>
     <w:tbl>
       <w:tblPr>
@@ -37630,7 +37711,7 @@
           <w:p>
             <w:pPr>
               <w:rPr>
-                <w:rFonts w:ascii="나눔고딕" w:eastAsia="나눔고딕" w:hAnsi="나눔고딕"/>
+                <w:rFonts w:ascii="나눔고딕" w:eastAsia="나눔고딕" w:hAnsi="나눔고딕" w:hint="eastAsia"/>
                 <w:strike/>
                 <w:color w:val="000000" w:themeColor="text1"/>
                 <w:sz w:val="20"/>
@@ -37640,12 +37721,12 @@
             <w:proofErr w:type="spellStart"/>
             <w:r>
               <w:rPr>
-                <w:rFonts w:ascii="나눔고딕" w:eastAsia="나눔고딕" w:hAnsi="나눔고딕"/>
+                <w:rFonts w:ascii="나눔고딕" w:eastAsia="나눔고딕" w:hAnsi="나눔고딕" w:hint="eastAsia"/>
                 <w:color w:val="000000" w:themeColor="text1"/>
                 <w:sz w:val="20"/>
                 <w:szCs w:val="20"/>
               </w:rPr>
-              <w:t>S_CreateCubes_Packet</w:t>
+              <w:t>S_UpdateObjectState_Packet</w:t>
             </w:r>
             <w:proofErr w:type="spellEnd"/>
             <w:r>
@@ -37655,7 +37736,7 @@
                 <w:sz w:val="20"/>
                 <w:szCs w:val="20"/>
               </w:rPr>
-              <w:t>에 정보 추가하여 송신</w:t>
+              <w:t>을 송신하여 플레이어가 몬스터에 잡혔음을 알림</w:t>
             </w:r>
           </w:p>
         </w:tc>
@@ -37715,6 +37796,106 @@
           <w:p>
             <w:pPr>
               <w:rPr>
+                <w:rFonts w:ascii="나눔고딕" w:eastAsia="나눔고딕" w:hAnsi="나눔고딕" w:hint="eastAsia"/>
+                <w:color w:val="000000" w:themeColor="text1"/>
+                <w:sz w:val="20"/>
+                <w:szCs w:val="20"/>
+              </w:rPr>
+            </w:pPr>
+            <w:proofErr w:type="spellStart"/>
+            <w:r>
+              <w:rPr>
+                <w:rFonts w:ascii="나눔고딕" w:eastAsia="나눔고딕" w:hAnsi="나눔고딕" w:hint="eastAsia"/>
+                <w:color w:val="000000" w:themeColor="text1"/>
+                <w:sz w:val="20"/>
+                <w:szCs w:val="20"/>
+              </w:rPr>
+              <w:t>S_UpdateObjectState_Packet</w:t>
+            </w:r>
+            <w:proofErr w:type="spellEnd"/>
+            <w:r>
+              <w:rPr>
+                <w:rFonts w:ascii="나눔고딕" w:eastAsia="나눔고딕" w:hAnsi="나눔고딕" w:hint="eastAsia"/>
+                <w:color w:val="000000" w:themeColor="text1"/>
+                <w:sz w:val="20"/>
+                <w:szCs w:val="20"/>
+              </w:rPr>
+              <w:t>을 수신하면 패킷을 받자마자 3초를 세고, 몬스터 화면에 3, 2, 1 이미지를 띄움</w:t>
+            </w:r>
+          </w:p>
+        </w:tc>
+      </w:tr>
+      <w:tr>
+        <w:tc>
+          <w:tcPr>
+            <w:tcW w:w="709" w:type="dxa"/>
+            <w:shd w:val="clear" w:color="auto" w:fill="FFFFFF" w:themeFill="background1"/>
+          </w:tcPr>
+          <w:p>
+            <w:pPr>
+              <w:jc w:val="center"/>
+              <w:rPr>
+                <w:rFonts w:ascii="나눔고딕" w:eastAsia="나눔고딕" w:hAnsi="나눔고딕" w:hint="eastAsia"/>
+                <w:sz w:val="20"/>
+                <w:szCs w:val="20"/>
+              </w:rPr>
+            </w:pPr>
+            <w:r>
+              <w:rPr>
+                <w:rFonts w:ascii="나눔고딕" w:eastAsia="나눔고딕" w:hAnsi="나눔고딕" w:hint="eastAsia"/>
+                <w:sz w:val="20"/>
+                <w:szCs w:val="20"/>
+              </w:rPr>
+              <w:t>3</w:t>
+            </w:r>
+          </w:p>
+        </w:tc>
+        <w:tc>
+          <w:tcPr>
+            <w:tcW w:w="1701" w:type="dxa"/>
+          </w:tcPr>
+          <w:p>
+            <w:pPr>
+              <w:jc w:val="center"/>
+              <w:rPr>
+                <w:rFonts w:ascii="나눔고딕" w:eastAsia="나눔고딕" w:hAnsi="나눔고딕" w:hint="eastAsia"/>
+                <w:sz w:val="20"/>
+                <w:szCs w:val="20"/>
+              </w:rPr>
+            </w:pPr>
+            <w:r>
+              <w:rPr>
+                <w:rFonts w:ascii="나눔고딕" w:eastAsia="나눔고딕" w:hAnsi="나눔고딕" w:hint="eastAsia"/>
+                <w:sz w:val="20"/>
+                <w:szCs w:val="20"/>
+              </w:rPr>
+              <w:t xml:space="preserve">Server </w:t>
+            </w:r>
+            <w:r>
+              <w:rPr>
+                <w:rFonts w:ascii="나눔고딕" w:eastAsia="나눔고딕" w:hAnsi="나눔고딕" w:hint="eastAsia"/>
+                <w:sz w:val="20"/>
+                <w:szCs w:val="20"/>
+              </w:rPr>
+              <w:t>→</w:t>
+            </w:r>
+            <w:r>
+              <w:rPr>
+                <w:rFonts w:ascii="나눔고딕" w:eastAsia="나눔고딕" w:hAnsi="나눔고딕" w:hint="eastAsia"/>
+                <w:sz w:val="20"/>
+                <w:szCs w:val="20"/>
+              </w:rPr>
+              <w:t xml:space="preserve"> Client</w:t>
+            </w:r>
+          </w:p>
+        </w:tc>
+        <w:tc>
+          <w:tcPr>
+            <w:tcW w:w="7938" w:type="dxa"/>
+          </w:tcPr>
+          <w:p>
+            <w:pPr>
+              <w:rPr>
                 <w:rFonts w:ascii="나눔고딕" w:eastAsia="나눔고딕" w:hAnsi="나눔고딕"/>
                 <w:color w:val="000000" w:themeColor="text1"/>
                 <w:sz w:val="20"/>
@@ -37728,7 +37909,172 @@
                 <w:sz w:val="20"/>
                 <w:szCs w:val="20"/>
               </w:rPr>
-              <w:t>판매기 설치</w:t>
+              <w:t xml:space="preserve">감정 가위바위보 판정 결과를 </w:t>
+            </w:r>
+            <w:proofErr w:type="spellStart"/>
+            <w:r>
+              <w:rPr>
+                <w:rFonts w:ascii="나눔고딕" w:eastAsia="나눔고딕" w:hAnsi="나눔고딕" w:hint="eastAsia"/>
+                <w:color w:val="000000" w:themeColor="text1"/>
+                <w:sz w:val="20"/>
+                <w:szCs w:val="20"/>
+              </w:rPr>
+              <w:t>S_EmotionGameResult_Packet</w:t>
+            </w:r>
+            <w:proofErr w:type="spellEnd"/>
+            <w:r>
+              <w:rPr>
+                <w:rFonts w:ascii="나눔고딕" w:eastAsia="나눔고딕" w:hAnsi="나눔고딕" w:hint="eastAsia"/>
+                <w:color w:val="000000" w:themeColor="text1"/>
+                <w:sz w:val="20"/>
+                <w:szCs w:val="20"/>
+              </w:rPr>
+              <w:t>에 넣어 송신</w:t>
+            </w:r>
+          </w:p>
+          <w:p>
+            <w:pPr>
+              <w:rPr>
+                <w:rFonts w:ascii="나눔고딕" w:eastAsia="나눔고딕" w:hAnsi="나눔고딕" w:hint="eastAsia"/>
+                <w:color w:val="000000" w:themeColor="text1"/>
+                <w:sz w:val="20"/>
+                <w:szCs w:val="20"/>
+              </w:rPr>
+            </w:pPr>
+            <w:r>
+              <w:rPr>
+                <w:rFonts w:ascii="나눔고딕" w:eastAsia="나눔고딕" w:hAnsi="나눔고딕" w:hint="eastAsia"/>
+                <w:color w:val="000000" w:themeColor="text1"/>
+                <w:sz w:val="20"/>
+                <w:szCs w:val="20"/>
+              </w:rPr>
+              <w:t xml:space="preserve">이 때 플레이어의 체력이 깎였으면, </w:t>
+            </w:r>
+            <w:proofErr w:type="spellStart"/>
+            <w:r>
+              <w:rPr>
+                <w:rFonts w:ascii="나눔고딕" w:eastAsia="나눔고딕" w:hAnsi="나눔고딕"/>
+                <w:color w:val="000000" w:themeColor="text1"/>
+                <w:sz w:val="20"/>
+                <w:szCs w:val="20"/>
+              </w:rPr>
+              <w:t>S_UpdateHp_Packet</w:t>
+            </w:r>
+            <w:proofErr w:type="spellEnd"/>
+            <w:r>
+              <w:rPr>
+                <w:rFonts w:ascii="나눔고딕" w:eastAsia="나눔고딕" w:hAnsi="나눔고딕" w:hint="eastAsia"/>
+                <w:color w:val="000000" w:themeColor="text1"/>
+                <w:sz w:val="20"/>
+                <w:szCs w:val="20"/>
+              </w:rPr>
+              <w:t xml:space="preserve"> 송신</w:t>
+            </w:r>
+          </w:p>
+        </w:tc>
+      </w:tr>
+      <w:tr>
+        <w:tc>
+          <w:tcPr>
+            <w:tcW w:w="709" w:type="dxa"/>
+            <w:shd w:val="clear" w:color="auto" w:fill="FFFFFF" w:themeFill="background1"/>
+          </w:tcPr>
+          <w:p>
+            <w:pPr>
+              <w:jc w:val="center"/>
+              <w:rPr>
+                <w:rFonts w:ascii="나눔고딕" w:eastAsia="나눔고딕" w:hAnsi="나눔고딕" w:hint="eastAsia"/>
+                <w:sz w:val="20"/>
+                <w:szCs w:val="20"/>
+              </w:rPr>
+            </w:pPr>
+          </w:p>
+        </w:tc>
+        <w:tc>
+          <w:tcPr>
+            <w:tcW w:w="1701" w:type="dxa"/>
+          </w:tcPr>
+          <w:p>
+            <w:pPr>
+              <w:jc w:val="center"/>
+              <w:rPr>
+                <w:rFonts w:ascii="나눔고딕" w:eastAsia="나눔고딕" w:hAnsi="나눔고딕" w:hint="eastAsia"/>
+                <w:sz w:val="20"/>
+                <w:szCs w:val="20"/>
+              </w:rPr>
+            </w:pPr>
+            <w:r>
+              <w:rPr>
+                <w:rFonts w:ascii="나눔고딕" w:eastAsia="나눔고딕" w:hAnsi="나눔고딕" w:hint="eastAsia"/>
+                <w:sz w:val="20"/>
+                <w:szCs w:val="20"/>
+              </w:rPr>
+              <w:t>Client</w:t>
+            </w:r>
+          </w:p>
+        </w:tc>
+        <w:tc>
+          <w:tcPr>
+            <w:tcW w:w="7938" w:type="dxa"/>
+          </w:tcPr>
+          <w:p>
+            <w:pPr>
+              <w:rPr>
+                <w:rFonts w:ascii="나눔고딕" w:eastAsia="나눔고딕" w:hAnsi="나눔고딕"/>
+                <w:color w:val="000000" w:themeColor="text1"/>
+                <w:sz w:val="20"/>
+                <w:szCs w:val="20"/>
+              </w:rPr>
+            </w:pPr>
+            <w:proofErr w:type="spellStart"/>
+            <w:r>
+              <w:rPr>
+                <w:rFonts w:ascii="나눔고딕" w:eastAsia="나눔고딕" w:hAnsi="나눔고딕" w:hint="eastAsia"/>
+                <w:color w:val="000000" w:themeColor="text1"/>
+                <w:sz w:val="20"/>
+                <w:szCs w:val="20"/>
+              </w:rPr>
+              <w:t>S_EmotionGameResult_Packet</w:t>
+            </w:r>
+            <w:proofErr w:type="spellEnd"/>
+            <w:r>
+              <w:rPr>
+                <w:rFonts w:ascii="나눔고딕" w:eastAsia="나눔고딕" w:hAnsi="나눔고딕" w:hint="eastAsia"/>
+                <w:color w:val="000000" w:themeColor="text1"/>
+                <w:sz w:val="20"/>
+                <w:szCs w:val="20"/>
+              </w:rPr>
+              <w:t>을 수신하면 모니터에 결과를 출력</w:t>
+            </w:r>
+          </w:p>
+          <w:p>
+            <w:pPr>
+              <w:rPr>
+                <w:rFonts w:ascii="나눔고딕" w:eastAsia="나눔고딕" w:hAnsi="나눔고딕" w:hint="eastAsia"/>
+                <w:color w:val="000000" w:themeColor="text1"/>
+                <w:sz w:val="20"/>
+                <w:szCs w:val="20"/>
+              </w:rPr>
+            </w:pPr>
+            <w:proofErr w:type="spellStart"/>
+            <w:r>
+              <w:rPr>
+                <w:rFonts w:ascii="나눔고딕" w:eastAsia="나눔고딕" w:hAnsi="나눔고딕" w:hint="eastAsia"/>
+                <w:color w:val="000000" w:themeColor="text1"/>
+                <w:sz w:val="20"/>
+                <w:szCs w:val="20"/>
+              </w:rPr>
+              <w:t>S_UpdateHp_Packet</w:t>
+            </w:r>
+            <w:proofErr w:type="spellEnd"/>
+            <w:r>
+              <w:rPr>
+                <w:rFonts w:ascii="나눔고딕" w:eastAsia="나눔고딕" w:hAnsi="나눔고딕" w:hint="eastAsia"/>
+                <w:color w:val="000000" w:themeColor="text1"/>
+                <w:sz w:val="20"/>
+                <w:szCs w:val="20"/>
+              </w:rPr>
+              <w:t>을 수신하면 플레이어의 체력 변경</w:t>
             </w:r>
           </w:p>
         </w:tc>
@@ -37737,9 +38083,32 @@
     <w:p>
       <w:pPr>
         <w:rPr>
-          <w:rFonts w:ascii="나눔고딕" w:eastAsia="나눔고딕" w:hAnsi="나눔고딕"/>
-        </w:rPr>
-      </w:pPr>
+          <w:rFonts w:hint="eastAsia"/>
+        </w:rPr>
+      </w:pPr>
+    </w:p>
+    <w:p>
+      <w:pPr>
+        <w:pStyle w:val="2"/>
+        <w:numPr>
+          <w:ilvl w:val="0"/>
+          <w:numId w:val="8"/>
+        </w:numPr>
+      </w:pPr>
+      <w:bookmarkStart w:id="14" w:name="_Toc229777839"/>
+      <w:r>
+        <w:rPr>
+          <w:rFonts w:hint="eastAsia"/>
+        </w:rPr>
+        <w:t>판매기</w:t>
+      </w:r>
+      <w:r>
+        <w:rPr>
+          <w:rFonts w:hint="eastAsia"/>
+        </w:rPr>
+        <w:t xml:space="preserve"> 및 크레딧</w:t>
+      </w:r>
+      <w:bookmarkEnd w:id="14"/>
     </w:p>
     <w:p>
       <w:pPr>
@@ -37756,7 +38125,7 @@
         <w:rPr>
           <w:rFonts w:ascii="나눔고딕" w:eastAsia="나눔고딕" w:hAnsi="나눔고딕" w:hint="eastAsia"/>
         </w:rPr>
-        <w:t>판매</w:t>
+        <w:t>설치</w:t>
       </w:r>
     </w:p>
     <w:tbl>
@@ -37889,23 +38258,23 @@
                 <w:sz w:val="20"/>
                 <w:szCs w:val="20"/>
               </w:rPr>
+              <w:t>Server</w:t>
+            </w:r>
+            <w:r>
+              <w:rPr>
+                <w:rFonts w:ascii="나눔고딕" w:eastAsia="나눔고딕" w:hAnsi="나눔고딕" w:hint="eastAsia"/>
+                <w:sz w:val="20"/>
+                <w:szCs w:val="20"/>
+              </w:rPr>
+              <w:t xml:space="preserve"> → </w:t>
+            </w:r>
+            <w:r>
+              <w:rPr>
+                <w:rFonts w:ascii="나눔고딕" w:eastAsia="나눔고딕" w:hAnsi="나눔고딕" w:hint="eastAsia"/>
+                <w:sz w:val="20"/>
+                <w:szCs w:val="20"/>
+              </w:rPr>
               <w:t>Client</w:t>
-            </w:r>
-            <w:r>
-              <w:rPr>
-                <w:rFonts w:ascii="나눔고딕" w:eastAsia="나눔고딕" w:hAnsi="나눔고딕" w:hint="eastAsia"/>
-                <w:sz w:val="20"/>
-                <w:szCs w:val="20"/>
-              </w:rPr>
-              <w:t xml:space="preserve"> → </w:t>
-            </w:r>
-            <w:r>
-              <w:rPr>
-                <w:rFonts w:ascii="나눔고딕" w:eastAsia="나눔고딕" w:hAnsi="나눔고딕" w:hint="eastAsia"/>
-                <w:sz w:val="20"/>
-                <w:szCs w:val="20"/>
-              </w:rPr>
-              <w:t>Server</w:t>
             </w:r>
           </w:p>
         </w:tc>
@@ -37917,29 +38286,13 @@
             <w:pPr>
               <w:rPr>
                 <w:rFonts w:ascii="나눔고딕" w:eastAsia="나눔고딕" w:hAnsi="나눔고딕"/>
+                <w:strike/>
                 <w:color w:val="000000" w:themeColor="text1"/>
                 <w:sz w:val="20"/>
                 <w:szCs w:val="20"/>
               </w:rPr>
             </w:pPr>
-            <w:r>
-              <w:rPr>
-                <w:rFonts w:ascii="나눔고딕" w:eastAsia="나눔고딕" w:hAnsi="나눔고딕" w:hint="eastAsia"/>
-                <w:color w:val="000000" w:themeColor="text1"/>
-                <w:sz w:val="20"/>
-                <w:szCs w:val="20"/>
-              </w:rPr>
-              <w:t xml:space="preserve">1. </w:t>
-            </w:r>
-            <w:r>
-              <w:rPr>
-                <w:rFonts w:ascii="나눔고딕" w:eastAsia="나눔고딕" w:hAnsi="나눔고딕" w:hint="eastAsia"/>
-                <w:color w:val="000000" w:themeColor="text1"/>
-                <w:sz w:val="20"/>
-                <w:szCs w:val="20"/>
-              </w:rPr>
-              <w:t xml:space="preserve">판매기 근처에 가면 </w:t>
-            </w:r>
+            <w:proofErr w:type="spellStart"/>
             <w:r>
               <w:rPr>
                 <w:rFonts w:ascii="나눔고딕" w:eastAsia="나눔고딕" w:hAnsi="나눔고딕"/>
@@ -37947,8 +38300,9 @@
                 <w:sz w:val="20"/>
                 <w:szCs w:val="20"/>
               </w:rPr>
-              <w:t>‘</w:t>
-            </w:r>
+              <w:t>S_CreateCubes_Packet</w:t>
+            </w:r>
+            <w:proofErr w:type="spellEnd"/>
             <w:r>
               <w:rPr>
                 <w:rFonts w:ascii="나눔고딕" w:eastAsia="나눔고딕" w:hAnsi="나눔고딕" w:hint="eastAsia"/>
@@ -37956,119 +38310,7 @@
                 <w:sz w:val="20"/>
                 <w:szCs w:val="20"/>
               </w:rPr>
-              <w:t>물건 내려놓기</w:t>
-            </w:r>
-            <w:r>
-              <w:rPr>
-                <w:rFonts w:ascii="나눔고딕" w:eastAsia="나눔고딕" w:hAnsi="나눔고딕"/>
-                <w:color w:val="000000" w:themeColor="text1"/>
-                <w:sz w:val="20"/>
-                <w:szCs w:val="20"/>
-              </w:rPr>
-              <w:t>’</w:t>
-            </w:r>
-            <w:r>
-              <w:rPr>
-                <w:rFonts w:ascii="나눔고딕" w:eastAsia="나눔고딕" w:hAnsi="나눔고딕" w:hint="eastAsia"/>
-                <w:color w:val="000000" w:themeColor="text1"/>
-                <w:sz w:val="20"/>
-                <w:szCs w:val="20"/>
-              </w:rPr>
-              <w:t xml:space="preserve"> 위젯이 뜸.</w:t>
-            </w:r>
-          </w:p>
-          <w:p>
-            <w:pPr>
-              <w:rPr>
-                <w:rFonts w:ascii="나눔고딕" w:eastAsia="나눔고딕" w:hAnsi="나눔고딕"/>
-                <w:color w:val="000000" w:themeColor="text1"/>
-                <w:sz w:val="20"/>
-                <w:szCs w:val="20"/>
-              </w:rPr>
-            </w:pPr>
-            <w:r>
-              <w:rPr>
-                <w:rFonts w:ascii="나눔고딕" w:eastAsia="나눔고딕" w:hAnsi="나눔고딕" w:hint="eastAsia"/>
-                <w:color w:val="000000" w:themeColor="text1"/>
-                <w:sz w:val="20"/>
-                <w:szCs w:val="20"/>
-              </w:rPr>
-              <w:t xml:space="preserve">2. 물건을 1개 이상 내려 놓으면 </w:t>
-            </w:r>
-            <w:r>
-              <w:rPr>
-                <w:rFonts w:ascii="나눔고딕" w:eastAsia="나눔고딕" w:hAnsi="나눔고딕"/>
-                <w:color w:val="000000" w:themeColor="text1"/>
-                <w:sz w:val="20"/>
-                <w:szCs w:val="20"/>
-              </w:rPr>
-              <w:t>‘</w:t>
-            </w:r>
-            <w:r>
-              <w:rPr>
-                <w:rFonts w:ascii="나눔고딕" w:eastAsia="나눔고딕" w:hAnsi="나눔고딕" w:hint="eastAsia"/>
-                <w:color w:val="000000" w:themeColor="text1"/>
-                <w:sz w:val="20"/>
-                <w:szCs w:val="20"/>
-              </w:rPr>
-              <w:t>판매하기(E)</w:t>
-            </w:r>
-            <w:r>
-              <w:rPr>
-                <w:rFonts w:ascii="나눔고딕" w:eastAsia="나눔고딕" w:hAnsi="나눔고딕"/>
-                <w:color w:val="000000" w:themeColor="text1"/>
-                <w:sz w:val="20"/>
-                <w:szCs w:val="20"/>
-              </w:rPr>
-              <w:t>’</w:t>
-            </w:r>
-            <w:r>
-              <w:rPr>
-                <w:rFonts w:ascii="나눔고딕" w:eastAsia="나눔고딕" w:hAnsi="나눔고딕" w:hint="eastAsia"/>
-                <w:color w:val="000000" w:themeColor="text1"/>
-                <w:sz w:val="20"/>
-                <w:szCs w:val="20"/>
-              </w:rPr>
-              <w:t xml:space="preserve"> 위젯이 뜸. </w:t>
-            </w:r>
-          </w:p>
-          <w:p>
-            <w:pPr>
-              <w:rPr>
-                <w:rFonts w:ascii="나눔고딕" w:eastAsia="나눔고딕" w:hAnsi="나눔고딕"/>
-                <w:color w:val="000000" w:themeColor="text1"/>
-                <w:sz w:val="20"/>
-                <w:szCs w:val="20"/>
-              </w:rPr>
-            </w:pPr>
-            <w:r>
-              <w:rPr>
-                <w:rFonts w:ascii="나눔고딕" w:eastAsia="나눔고딕" w:hAnsi="나눔고딕" w:hint="eastAsia"/>
-                <w:color w:val="000000" w:themeColor="text1"/>
-                <w:sz w:val="20"/>
-                <w:szCs w:val="20"/>
-              </w:rPr>
-              <w:t xml:space="preserve">3. 물건 판매 버튼을 누르면 </w:t>
-            </w:r>
-            <w:proofErr w:type="spellStart"/>
-            <w:r>
-              <w:rPr>
-                <w:rFonts w:ascii="나눔고딕" w:eastAsia="나눔고딕" w:hAnsi="나눔고딕" w:hint="eastAsia"/>
-                <w:color w:val="000000" w:themeColor="text1"/>
-                <w:sz w:val="20"/>
-                <w:szCs w:val="20"/>
-              </w:rPr>
-              <w:t>C_SellItem_Packet</w:t>
-            </w:r>
-            <w:proofErr w:type="spellEnd"/>
-            <w:r>
-              <w:rPr>
-                <w:rFonts w:ascii="나눔고딕" w:eastAsia="나눔고딕" w:hAnsi="나눔고딕" w:hint="eastAsia"/>
-                <w:color w:val="000000" w:themeColor="text1"/>
-                <w:sz w:val="20"/>
-                <w:szCs w:val="20"/>
-              </w:rPr>
-              <w:t>을 송신 (판매기 id, 아이템 id들)</w:t>
+              <w:t>에 정보 추가하여 송신</w:t>
             </w:r>
           </w:p>
         </w:tc>
@@ -38117,23 +38359,7 @@
                 <w:sz w:val="20"/>
                 <w:szCs w:val="20"/>
               </w:rPr>
-              <w:t xml:space="preserve">Server </w:t>
-            </w:r>
-            <w:r>
-              <w:rPr>
-                <w:rFonts w:ascii="나눔고딕" w:eastAsia="나눔고딕" w:hAnsi="나눔고딕" w:hint="eastAsia"/>
-                <w:sz w:val="20"/>
-                <w:szCs w:val="20"/>
-              </w:rPr>
-              <w:t>→</w:t>
-            </w:r>
-            <w:r>
-              <w:rPr>
-                <w:rFonts w:ascii="나눔고딕" w:eastAsia="나눔고딕" w:hAnsi="나눔고딕" w:hint="eastAsia"/>
-                <w:sz w:val="20"/>
-                <w:szCs w:val="20"/>
-              </w:rPr>
-              <w:t xml:space="preserve"> Client </w:t>
+              <w:t>Client</w:t>
             </w:r>
           </w:p>
         </w:tc>
@@ -38143,7 +38369,6 @@
           </w:tcPr>
           <w:p>
             <w:pPr>
-              <w:ind w:left="188" w:hangingChars="100" w:hanging="188"/>
               <w:rPr>
                 <w:rFonts w:ascii="나눔고딕" w:eastAsia="나눔고딕" w:hAnsi="나눔고딕"/>
                 <w:color w:val="000000" w:themeColor="text1"/>
@@ -38151,7 +38376,6 @@
                 <w:szCs w:val="20"/>
               </w:rPr>
             </w:pPr>
-            <w:proofErr w:type="spellStart"/>
             <w:r>
               <w:rPr>
                 <w:rFonts w:ascii="나눔고딕" w:eastAsia="나눔고딕" w:hAnsi="나눔고딕" w:hint="eastAsia"/>
@@ -38159,279 +38383,7 @@
                 <w:sz w:val="20"/>
                 <w:szCs w:val="20"/>
               </w:rPr>
-              <w:t>C_SellItem_Packet</w:t>
-            </w:r>
-            <w:proofErr w:type="spellEnd"/>
-            <w:r>
-              <w:rPr>
-                <w:rFonts w:ascii="나눔고딕" w:eastAsia="나눔고딕" w:hAnsi="나눔고딕" w:hint="eastAsia"/>
-                <w:color w:val="000000" w:themeColor="text1"/>
-                <w:sz w:val="20"/>
-                <w:szCs w:val="20"/>
-              </w:rPr>
-              <w:t xml:space="preserve">을 수신하면 판매 아이템 목록 확인 및 유효성 검사 후, </w:t>
-            </w:r>
-            <w:proofErr w:type="spellStart"/>
-            <w:r>
-              <w:rPr>
-                <w:rFonts w:ascii="나눔고딕" w:eastAsia="나눔고딕" w:hAnsi="나눔고딕" w:hint="eastAsia"/>
-                <w:color w:val="000000" w:themeColor="text1"/>
-                <w:sz w:val="20"/>
-                <w:szCs w:val="20"/>
-              </w:rPr>
-              <w:t>크레딧을</w:t>
-            </w:r>
-            <w:proofErr w:type="spellEnd"/>
-            <w:r>
-              <w:rPr>
-                <w:rFonts w:ascii="나눔고딕" w:eastAsia="나눔고딕" w:hAnsi="나눔고딕" w:hint="eastAsia"/>
-                <w:color w:val="000000" w:themeColor="text1"/>
-                <w:sz w:val="20"/>
-                <w:szCs w:val="20"/>
-              </w:rPr>
-              <w:t xml:space="preserve"> 변경하는 </w:t>
-            </w:r>
-            <w:proofErr w:type="spellStart"/>
-            <w:r>
-              <w:rPr>
-                <w:rFonts w:ascii="나눔고딕" w:eastAsia="나눔고딕" w:hAnsi="나눔고딕" w:hint="eastAsia"/>
-                <w:color w:val="000000" w:themeColor="text1"/>
-                <w:sz w:val="20"/>
-                <w:szCs w:val="20"/>
-              </w:rPr>
-              <w:t>S_Credit_Packet</w:t>
-            </w:r>
-            <w:proofErr w:type="spellEnd"/>
-            <w:r>
-              <w:rPr>
-                <w:rFonts w:ascii="나눔고딕" w:eastAsia="나눔고딕" w:hAnsi="나눔고딕" w:hint="eastAsia"/>
-                <w:color w:val="000000" w:themeColor="text1"/>
-                <w:sz w:val="20"/>
-                <w:szCs w:val="20"/>
-              </w:rPr>
-              <w:t>(total Credit</w:t>
-            </w:r>
-            <w:r>
-              <w:rPr>
-                <w:rFonts w:ascii="나눔고딕" w:eastAsia="나눔고딕" w:hAnsi="나눔고딕" w:hint="eastAsia"/>
-                <w:color w:val="000000" w:themeColor="text1"/>
-                <w:sz w:val="20"/>
-                <w:szCs w:val="20"/>
-              </w:rPr>
-              <w:t>과 삭제할 아이템 id)</w:t>
-            </w:r>
-          </w:p>
-          <w:p>
-            <w:pPr>
-              <w:ind w:left="188" w:hangingChars="100" w:hanging="188"/>
-              <w:rPr>
-                <w:rFonts w:ascii="나눔고딕" w:eastAsia="나눔고딕" w:hAnsi="나눔고딕"/>
-                <w:color w:val="000000" w:themeColor="text1"/>
-                <w:sz w:val="20"/>
-                <w:szCs w:val="20"/>
-              </w:rPr>
-            </w:pPr>
-          </w:p>
-          <w:p>
-            <w:pPr>
-              <w:ind w:left="188" w:hangingChars="100" w:hanging="188"/>
-              <w:rPr>
-                <w:rFonts w:ascii="나눔고딕" w:eastAsia="나눔고딕" w:hAnsi="나눔고딕"/>
-                <w:strike/>
-                <w:color w:val="FF99FF"/>
-                <w:sz w:val="20"/>
-                <w:szCs w:val="20"/>
-              </w:rPr>
-            </w:pPr>
-            <w:r>
-              <w:rPr>
-                <w:rFonts w:ascii="나눔고딕" w:eastAsia="나눔고딕" w:hAnsi="나눔고딕" w:hint="eastAsia"/>
-                <w:strike/>
-                <w:color w:val="FF99FF"/>
-                <w:sz w:val="20"/>
-                <w:szCs w:val="20"/>
-              </w:rPr>
-              <w:t xml:space="preserve">=&gt;이거 두 개 합쳐서 </w:t>
-            </w:r>
-            <w:proofErr w:type="spellStart"/>
-            <w:r>
-              <w:rPr>
-                <w:rFonts w:ascii="나눔고딕" w:eastAsia="나눔고딕" w:hAnsi="나눔고딕" w:hint="eastAsia"/>
-                <w:strike/>
-                <w:color w:val="FF99FF"/>
-                <w:sz w:val="20"/>
-                <w:szCs w:val="20"/>
-              </w:rPr>
-              <w:t>S_SellItemResult_Packet</w:t>
-            </w:r>
-            <w:proofErr w:type="spellEnd"/>
-            <w:r>
-              <w:rPr>
-                <w:rFonts w:ascii="나눔고딕" w:eastAsia="나눔고딕" w:hAnsi="나눔고딕" w:hint="eastAsia"/>
-                <w:strike/>
-                <w:color w:val="FF99FF"/>
-                <w:sz w:val="20"/>
-                <w:szCs w:val="20"/>
-              </w:rPr>
-              <w:t>으로 보내</w:t>
-            </w:r>
-            <w:r>
-              <w:rPr>
-                <w:rFonts w:ascii="나눔고딕" w:eastAsia="나눔고딕" w:hAnsi="나눔고딕" w:hint="eastAsia"/>
-                <w:strike/>
-                <w:color w:val="FF99FF"/>
-                <w:sz w:val="20"/>
-                <w:szCs w:val="20"/>
-              </w:rPr>
-              <w:t xml:space="preserve">는 게 더 </w:t>
-            </w:r>
-            <w:proofErr w:type="spellStart"/>
-            <w:r>
-              <w:rPr>
-                <w:rFonts w:ascii="나눔고딕" w:eastAsia="나눔고딕" w:hAnsi="나눔고딕" w:hint="eastAsia"/>
-                <w:strike/>
-                <w:color w:val="FF99FF"/>
-                <w:sz w:val="20"/>
-                <w:szCs w:val="20"/>
-              </w:rPr>
-              <w:t>자연스러우려나</w:t>
-            </w:r>
-            <w:proofErr w:type="spellEnd"/>
-            <w:r>
-              <w:rPr>
-                <w:rFonts w:ascii="나눔고딕" w:eastAsia="나눔고딕" w:hAnsi="나눔고딕" w:hint="eastAsia"/>
-                <w:strike/>
-                <w:color w:val="FF99FF"/>
-                <w:sz w:val="20"/>
-                <w:szCs w:val="20"/>
-              </w:rPr>
-              <w:t xml:space="preserve"> </w:t>
-            </w:r>
-            <w:proofErr w:type="spellStart"/>
-            <w:r>
-              <w:rPr>
-                <w:rFonts w:ascii="나눔고딕" w:eastAsia="나눔고딕" w:hAnsi="나눔고딕" w:hint="eastAsia"/>
-                <w:strike/>
-                <w:color w:val="FF99FF"/>
-                <w:sz w:val="20"/>
-                <w:szCs w:val="20"/>
-              </w:rPr>
-              <w:t>어떤게</w:t>
-            </w:r>
-            <w:proofErr w:type="spellEnd"/>
-            <w:r>
-              <w:rPr>
-                <w:rFonts w:ascii="나눔고딕" w:eastAsia="나눔고딕" w:hAnsi="나눔고딕"/>
-                <w:strike/>
-                <w:color w:val="FF99FF"/>
-                <w:sz w:val="20"/>
-                <w:szCs w:val="20"/>
-              </w:rPr>
-              <w:t>…</w:t>
-            </w:r>
-            <w:r>
-              <w:rPr>
-                <w:rFonts w:ascii="나눔고딕" w:eastAsia="나눔고딕" w:hAnsi="나눔고딕" w:hint="eastAsia"/>
-                <w:strike/>
-                <w:color w:val="FF99FF"/>
-                <w:sz w:val="20"/>
-                <w:szCs w:val="20"/>
-              </w:rPr>
-              <w:t xml:space="preserve"> 나은 것 같아?</w:t>
-            </w:r>
-          </w:p>
-        </w:tc>
-      </w:tr>
-      <w:tr>
-        <w:tc>
-          <w:tcPr>
-            <w:tcW w:w="709" w:type="dxa"/>
-            <w:shd w:val="clear" w:color="auto" w:fill="FFFFFF" w:themeFill="background1"/>
-          </w:tcPr>
-          <w:p>
-            <w:pPr>
-              <w:jc w:val="center"/>
-              <w:rPr>
-                <w:rFonts w:ascii="나눔고딕" w:eastAsia="나눔고딕" w:hAnsi="나눔고딕"/>
-                <w:sz w:val="20"/>
-                <w:szCs w:val="20"/>
-              </w:rPr>
-            </w:pPr>
-            <w:r>
-              <w:rPr>
-                <w:rFonts w:ascii="나눔고딕" w:eastAsia="나눔고딕" w:hAnsi="나눔고딕" w:hint="eastAsia"/>
-                <w:sz w:val="20"/>
-                <w:szCs w:val="20"/>
-              </w:rPr>
-              <w:t>3</w:t>
-            </w:r>
-          </w:p>
-        </w:tc>
-        <w:tc>
-          <w:tcPr>
-            <w:tcW w:w="1701" w:type="dxa"/>
-          </w:tcPr>
-          <w:p>
-            <w:pPr>
-              <w:jc w:val="center"/>
-              <w:rPr>
-                <w:rFonts w:ascii="나눔고딕" w:eastAsia="나눔고딕" w:hAnsi="나눔고딕"/>
-                <w:sz w:val="20"/>
-                <w:szCs w:val="20"/>
-              </w:rPr>
-            </w:pPr>
-            <w:r>
-              <w:rPr>
-                <w:rFonts w:ascii="나눔고딕" w:eastAsia="나눔고딕" w:hAnsi="나눔고딕" w:hint="eastAsia"/>
-                <w:sz w:val="20"/>
-                <w:szCs w:val="20"/>
-              </w:rPr>
-              <w:t>Client</w:t>
-            </w:r>
-          </w:p>
-        </w:tc>
-        <w:tc>
-          <w:tcPr>
-            <w:tcW w:w="7938" w:type="dxa"/>
-          </w:tcPr>
-          <w:p>
-            <w:pPr>
-              <w:ind w:left="188" w:hangingChars="100" w:hanging="188"/>
-              <w:rPr>
-                <w:rFonts w:ascii="나눔고딕" w:eastAsia="나눔고딕" w:hAnsi="나눔고딕"/>
-                <w:color w:val="000000" w:themeColor="text1"/>
-                <w:sz w:val="20"/>
-                <w:szCs w:val="20"/>
-              </w:rPr>
-            </w:pPr>
-            <w:proofErr w:type="spellStart"/>
-            <w:r>
-              <w:rPr>
-                <w:rFonts w:ascii="나눔고딕" w:eastAsia="나눔고딕" w:hAnsi="나눔고딕" w:hint="eastAsia"/>
-                <w:color w:val="000000" w:themeColor="text1"/>
-                <w:sz w:val="20"/>
-                <w:szCs w:val="20"/>
-              </w:rPr>
-              <w:t>S_Credit_Packet</w:t>
-            </w:r>
-            <w:proofErr w:type="spellEnd"/>
-            <w:r>
-              <w:rPr>
-                <w:rFonts w:ascii="나눔고딕" w:eastAsia="나눔고딕" w:hAnsi="나눔고딕" w:hint="eastAsia"/>
-                <w:color w:val="000000" w:themeColor="text1"/>
-                <w:sz w:val="20"/>
-                <w:szCs w:val="20"/>
-              </w:rPr>
-              <w:t xml:space="preserve">을 수신하면 플레이어의 크레딧 </w:t>
-            </w:r>
-            <w:r>
-              <w:rPr>
-                <w:rFonts w:ascii="나눔고딕" w:eastAsia="나눔고딕" w:hAnsi="나눔고딕" w:hint="eastAsia"/>
-                <w:color w:val="000000" w:themeColor="text1"/>
-                <w:sz w:val="20"/>
-                <w:szCs w:val="20"/>
-              </w:rPr>
-              <w:t>값을 변경하고, 판매 아이템 월드에서 삭제</w:t>
+              <w:t>판매기 설치</w:t>
             </w:r>
           </w:p>
         </w:tc>
@@ -38459,245 +38411,7 @@
         <w:rPr>
           <w:rFonts w:ascii="나눔고딕" w:eastAsia="나눔고딕" w:hAnsi="나눔고딕" w:hint="eastAsia"/>
         </w:rPr>
-        <w:t>Credit 관리</w:t>
-      </w:r>
-    </w:p>
-    <w:p>
-      <w:pPr>
-        <w:ind w:left="988" w:firstLine="612"/>
-        <w:rPr>
-          <w:rFonts w:ascii="나눔고딕" w:eastAsia="나눔고딕" w:hAnsi="나눔고딕"/>
-          <w:strike/>
-          <w:color w:val="000000" w:themeColor="text1"/>
-          <w:sz w:val="20"/>
-          <w:szCs w:val="20"/>
-        </w:rPr>
-      </w:pPr>
-      <w:r>
-        <w:rPr>
-          <w:rFonts w:ascii="나눔고딕" w:eastAsia="나눔고딕" w:hAnsi="나눔고딕" w:hint="eastAsia"/>
-          <w:color w:val="000000" w:themeColor="text1"/>
-          <w:sz w:val="20"/>
-          <w:szCs w:val="20"/>
-        </w:rPr>
-        <w:t>- Client 초기 값 0, 물건 구입 및 판매 시 서버에서 보내주는 total 값으로 갱신하고 UI에 표시</w:t>
-      </w:r>
-    </w:p>
-    <w:p>
-      <w:pPr>
-        <w:ind w:left="800" w:firstLine="800"/>
-        <w:rPr>
-          <w:rFonts w:ascii="나눔고딕" w:eastAsia="나눔고딕" w:hAnsi="나눔고딕"/>
-          <w:strike/>
-          <w:color w:val="FF99FF"/>
-          <w:sz w:val="20"/>
-          <w:szCs w:val="20"/>
-        </w:rPr>
-      </w:pPr>
-      <w:r>
-        <w:rPr>
-          <w:rFonts w:ascii="나눔고딕" w:eastAsia="나눔고딕" w:hAnsi="나눔고딕" w:hint="eastAsia"/>
-          <w:strike/>
-          <w:color w:val="FF99FF"/>
-          <w:sz w:val="20"/>
-          <w:szCs w:val="20"/>
-        </w:rPr>
-        <w:t xml:space="preserve">=&gt;이게 제가 알기론 </w:t>
-      </w:r>
-      <w:proofErr w:type="spellStart"/>
-      <w:r>
-        <w:rPr>
-          <w:rFonts w:ascii="나눔고딕" w:eastAsia="나눔고딕" w:hAnsi="나눔고딕" w:hint="eastAsia"/>
-          <w:strike/>
-          <w:color w:val="FF99FF"/>
-          <w:sz w:val="20"/>
-          <w:szCs w:val="20"/>
-        </w:rPr>
-        <w:t>크레딧이</w:t>
-      </w:r>
-      <w:proofErr w:type="spellEnd"/>
-      <w:r>
-        <w:rPr>
-          <w:rFonts w:ascii="나눔고딕" w:eastAsia="나눔고딕" w:hAnsi="나눔고딕" w:hint="eastAsia"/>
-          <w:strike/>
-          <w:color w:val="FF99FF"/>
-          <w:sz w:val="20"/>
-          <w:szCs w:val="20"/>
-        </w:rPr>
-        <w:t xml:space="preserve"> 공유라서 </w:t>
-      </w:r>
-      <w:proofErr w:type="spellStart"/>
-      <w:r>
-        <w:rPr>
-          <w:rFonts w:ascii="나눔고딕" w:eastAsia="나눔고딕" w:hAnsi="나눔고딕" w:hint="eastAsia"/>
-          <w:strike/>
-          <w:color w:val="FF99FF"/>
-          <w:sz w:val="20"/>
-          <w:szCs w:val="20"/>
-        </w:rPr>
-        <w:t>리썰처럼</w:t>
-      </w:r>
-      <w:proofErr w:type="spellEnd"/>
-      <w:r>
-        <w:rPr>
-          <w:rFonts w:ascii="나눔고딕" w:eastAsia="나눔고딕" w:hAnsi="나눔고딕" w:hint="eastAsia"/>
-          <w:strike/>
-          <w:color w:val="FF99FF"/>
-          <w:sz w:val="20"/>
-          <w:szCs w:val="20"/>
-        </w:rPr>
-        <w:t xml:space="preserve"> 가운데에 표시만 해주면 </w:t>
-      </w:r>
-      <w:proofErr w:type="spellStart"/>
-      <w:r>
-        <w:rPr>
-          <w:rFonts w:ascii="나눔고딕" w:eastAsia="나눔고딕" w:hAnsi="나눔고딕" w:hint="eastAsia"/>
-          <w:strike/>
-          <w:color w:val="FF99FF"/>
-          <w:sz w:val="20"/>
-          <w:szCs w:val="20"/>
-        </w:rPr>
-        <w:t>될겨</w:t>
-      </w:r>
-      <w:proofErr w:type="spellEnd"/>
-    </w:p>
-    <w:p>
-      <w:pPr>
-        <w:rPr>
-          <w:rFonts w:ascii="나눔고딕" w:eastAsia="나눔고딕" w:hAnsi="나눔고딕"/>
-          <w:color w:val="000000" w:themeColor="text1"/>
-          <w:sz w:val="20"/>
-          <w:szCs w:val="20"/>
-        </w:rPr>
-      </w:pPr>
-    </w:p>
-    <w:p>
-      <w:pPr>
-        <w:pStyle w:val="2"/>
-        <w:numPr>
-          <w:ilvl w:val="0"/>
-          <w:numId w:val="8"/>
-        </w:numPr>
-      </w:pPr>
-      <w:bookmarkStart w:id="14" w:name="_Toc229177947"/>
-      <w:r>
-        <w:rPr>
-          <w:rFonts w:hint="eastAsia"/>
-        </w:rPr>
-        <w:t>기지</w:t>
-      </w:r>
-      <w:bookmarkEnd w:id="14"/>
-    </w:p>
-    <w:p>
-      <w:pPr>
-        <w:pStyle w:val="a6"/>
-        <w:numPr>
-          <w:ilvl w:val="1"/>
-          <w:numId w:val="8"/>
-        </w:numPr>
-        <w:rPr>
-          <w:rFonts w:ascii="나눔고딕" w:eastAsia="나눔고딕" w:hAnsi="나눔고딕"/>
-        </w:rPr>
-      </w:pPr>
-      <w:r>
-        <w:rPr>
-          <w:rFonts w:ascii="나눔고딕" w:eastAsia="나눔고딕" w:hAnsi="나눔고딕" w:hint="eastAsia"/>
-        </w:rPr>
-        <w:t>설치</w:t>
-      </w:r>
-    </w:p>
-    <w:p>
-      <w:pPr>
-        <w:pStyle w:val="a6"/>
-        <w:numPr>
-          <w:ilvl w:val="3"/>
-          <w:numId w:val="8"/>
-        </w:numPr>
-        <w:rPr>
-          <w:rFonts w:ascii="나눔고딕" w:eastAsia="나눔고딕" w:hAnsi="나눔고딕"/>
-        </w:rPr>
-      </w:pPr>
-      <w:r>
-        <w:rPr>
-          <w:rFonts w:ascii="나눔고딕" w:eastAsia="나눔고딕" w:hAnsi="나눔고딕" w:hint="eastAsia"/>
-        </w:rPr>
-        <w:t>Client에서 (0, 0, 0</w:t>
-      </w:r>
-      <w:r>
-        <w:rPr>
-          <w:rFonts w:ascii="나눔고딕" w:eastAsia="나눔고딕" w:hAnsi="나눔고딕" w:hint="eastAsia"/>
-        </w:rPr>
-        <w:t xml:space="preserve">) </w:t>
-      </w:r>
-      <w:r>
-        <w:rPr>
-          <w:rFonts w:ascii="나눔고딕" w:eastAsia="나눔고딕" w:hAnsi="나눔고딕" w:hint="eastAsia"/>
-        </w:rPr>
-        <w:t>위치에 Base 설치(서버와 통신 X)</w:t>
-      </w:r>
-    </w:p>
-    <w:p>
-      <w:pPr>
-        <w:ind w:left="2120"/>
-        <w:rPr>
-          <w:rFonts w:ascii="나눔고딕" w:eastAsia="나눔고딕" w:hAnsi="나눔고딕"/>
-          <w:strike/>
-          <w:color w:val="FF99FF"/>
-        </w:rPr>
-      </w:pPr>
-      <w:r>
-        <w:rPr>
-          <w:rFonts w:ascii="나눔고딕" w:eastAsia="나눔고딕" w:hAnsi="나눔고딕" w:hint="eastAsia"/>
-          <w:strike/>
-          <w:color w:val="FF99FF"/>
-        </w:rPr>
-        <w:t xml:space="preserve">=&gt;(0, 0, 0) 맞습니다. </w:t>
-      </w:r>
-      <w:proofErr w:type="spellStart"/>
-      <w:r>
-        <w:rPr>
-          <w:rFonts w:ascii="나눔고딕" w:eastAsia="나눔고딕" w:hAnsi="나눔고딕" w:hint="eastAsia"/>
-          <w:strike/>
-          <w:color w:val="FF99FF"/>
-        </w:rPr>
-        <w:t>메인룸은</w:t>
-      </w:r>
-      <w:proofErr w:type="spellEnd"/>
-      <w:r>
-        <w:rPr>
-          <w:rFonts w:ascii="나눔고딕" w:eastAsia="나눔고딕" w:hAnsi="나눔고딕" w:hint="eastAsia"/>
-          <w:strike/>
-          <w:color w:val="FF99FF"/>
-        </w:rPr>
-        <w:t xml:space="preserve"> 제가 조정해서 </w:t>
-      </w:r>
-      <w:proofErr w:type="spellStart"/>
-      <w:r>
-        <w:rPr>
-          <w:rFonts w:ascii="나눔고딕" w:eastAsia="나눔고딕" w:hAnsi="나눔고딕" w:hint="eastAsia"/>
-          <w:strike/>
-          <w:color w:val="FF99FF"/>
-        </w:rPr>
-        <w:t>설치할게유</w:t>
-      </w:r>
-      <w:proofErr w:type="spellEnd"/>
-    </w:p>
-    <w:p>
-      <w:pPr>
-        <w:pStyle w:val="a6"/>
-        <w:numPr>
-          <w:ilvl w:val="1"/>
-          <w:numId w:val="8"/>
-        </w:numPr>
-        <w:rPr>
-          <w:rFonts w:ascii="나눔고딕" w:eastAsia="나눔고딕" w:hAnsi="나눔고딕"/>
-        </w:rPr>
-      </w:pPr>
-      <w:r>
-        <w:rPr>
-          <w:rFonts w:ascii="나눔고딕" w:eastAsia="나눔고딕" w:hAnsi="나눔고딕" w:hint="eastAsia"/>
-        </w:rPr>
-        <w:t>문 열고 닫힘</w:t>
+        <w:t>판매</w:t>
       </w:r>
     </w:p>
     <w:tbl>
@@ -38830,23 +38544,23 @@
                 <w:sz w:val="20"/>
                 <w:szCs w:val="20"/>
               </w:rPr>
-              <w:t xml:space="preserve">Server </w:t>
-            </w:r>
-            <w:r>
-              <w:rPr>
-                <w:rFonts w:ascii="나눔고딕" w:eastAsia="나눔고딕" w:hAnsi="나눔고딕" w:hint="eastAsia"/>
-                <w:sz w:val="20"/>
-                <w:szCs w:val="20"/>
-              </w:rPr>
-              <w:t>→</w:t>
-            </w:r>
-            <w:r>
-              <w:rPr>
-                <w:rFonts w:ascii="나눔고딕" w:eastAsia="나눔고딕" w:hAnsi="나눔고딕" w:hint="eastAsia"/>
-                <w:sz w:val="20"/>
-                <w:szCs w:val="20"/>
-              </w:rPr>
-              <w:t xml:space="preserve"> Client</w:t>
+              <w:t>Client</w:t>
+            </w:r>
+            <w:r>
+              <w:rPr>
+                <w:rFonts w:ascii="나눔고딕" w:eastAsia="나눔고딕" w:hAnsi="나눔고딕" w:hint="eastAsia"/>
+                <w:sz w:val="20"/>
+                <w:szCs w:val="20"/>
+              </w:rPr>
+              <w:t xml:space="preserve"> → </w:t>
+            </w:r>
+            <w:r>
+              <w:rPr>
+                <w:rFonts w:ascii="나눔고딕" w:eastAsia="나눔고딕" w:hAnsi="나눔고딕" w:hint="eastAsia"/>
+                <w:sz w:val="20"/>
+                <w:szCs w:val="20"/>
+              </w:rPr>
+              <w:t>Server</w:t>
             </w:r>
           </w:p>
         </w:tc>
@@ -38870,7 +38584,52 @@
                 <w:sz w:val="20"/>
                 <w:szCs w:val="20"/>
               </w:rPr>
-              <w:t>[자동]</w:t>
+              <w:t xml:space="preserve">1. </w:t>
+            </w:r>
+            <w:r>
+              <w:rPr>
+                <w:rFonts w:ascii="나눔고딕" w:eastAsia="나눔고딕" w:hAnsi="나눔고딕" w:hint="eastAsia"/>
+                <w:color w:val="000000" w:themeColor="text1"/>
+                <w:sz w:val="20"/>
+                <w:szCs w:val="20"/>
+              </w:rPr>
+              <w:t xml:space="preserve">판매기 근처에 가면 </w:t>
+            </w:r>
+            <w:r>
+              <w:rPr>
+                <w:rFonts w:ascii="나눔고딕" w:eastAsia="나눔고딕" w:hAnsi="나눔고딕"/>
+                <w:color w:val="000000" w:themeColor="text1"/>
+                <w:sz w:val="20"/>
+                <w:szCs w:val="20"/>
+              </w:rPr>
+              <w:t>‘</w:t>
+            </w:r>
+            <w:r>
+              <w:rPr>
+                <w:rFonts w:ascii="나눔고딕" w:eastAsia="나눔고딕" w:hAnsi="나눔고딕" w:hint="eastAsia"/>
+                <w:color w:val="000000" w:themeColor="text1"/>
+                <w:sz w:val="20"/>
+                <w:szCs w:val="20"/>
+              </w:rPr>
+              <w:t>물건 내려놓기</w:t>
+            </w:r>
+            <w:r>
+              <w:rPr>
+                <w:rFonts w:ascii="나눔고딕" w:eastAsia="나눔고딕" w:hAnsi="나눔고딕"/>
+                <w:color w:val="000000" w:themeColor="text1"/>
+                <w:sz w:val="20"/>
+                <w:szCs w:val="20"/>
+              </w:rPr>
+              <w:t>’</w:t>
+            </w:r>
+            <w:r>
+              <w:rPr>
+                <w:rFonts w:ascii="나눔고딕" w:eastAsia="나눔고딕" w:hAnsi="나눔고딕" w:hint="eastAsia"/>
+                <w:color w:val="000000" w:themeColor="text1"/>
+                <w:sz w:val="20"/>
+                <w:szCs w:val="20"/>
+              </w:rPr>
+              <w:t xml:space="preserve"> 위젯이 뜸.</w:t>
             </w:r>
           </w:p>
           <w:p>
@@ -38889,7 +38648,7 @@
                 <w:sz w:val="20"/>
                 <w:szCs w:val="20"/>
               </w:rPr>
-              <w:t>-  Hatch의 State를 기반(Close, Open)으로 20초간 개폐를 반복(20초간 열고 20초간 닫으라는 건지 뭔 소리인지는 모르겠음</w:t>
+              <w:t xml:space="preserve">2. 물건을 1개 이상 내려 놓으면 </w:t>
             </w:r>
             <w:r>
               <w:rPr>
@@ -38898,7 +38657,7 @@
                 <w:sz w:val="20"/>
                 <w:szCs w:val="20"/>
               </w:rPr>
-              <w:t>…</w:t>
+              <w:t>‘</w:t>
             </w:r>
             <w:r>
               <w:rPr>
@@ -38907,19 +38666,17 @@
                 <w:sz w:val="20"/>
                 <w:szCs w:val="20"/>
               </w:rPr>
-              <w:t xml:space="preserve">)하며 </w:t>
-            </w:r>
-            <w:proofErr w:type="spellStart"/>
-            <w:r>
-              <w:rPr>
-                <w:rFonts w:ascii="나눔고딕" w:eastAsia="나눔고딕" w:hAnsi="나눔고딕" w:hint="eastAsia"/>
+              <w:t>판매하기(E)</w:t>
+            </w:r>
+            <w:r>
+              <w:rPr>
+                <w:rFonts w:ascii="나눔고딕" w:eastAsia="나눔고딕" w:hAnsi="나눔고딕"/>
                 <w:color w:val="000000" w:themeColor="text1"/>
                 <w:sz w:val="20"/>
                 <w:szCs w:val="20"/>
               </w:rPr>
-              <w:t>S_Interact_Door_Packet</w:t>
-            </w:r>
-            <w:proofErr w:type="spellEnd"/>
+              <w:t>’</w:t>
+            </w:r>
             <w:r>
               <w:rPr>
                 <w:rFonts w:ascii="나눔고딕" w:eastAsia="나눔고딕" w:hAnsi="나눔고딕" w:hint="eastAsia"/>
@@ -38927,47 +38684,7 @@
                 <w:sz w:val="20"/>
                 <w:szCs w:val="20"/>
               </w:rPr>
-              <w:t xml:space="preserve">(일반 </w:t>
-            </w:r>
-            <w:proofErr w:type="spellStart"/>
-            <w:r>
-              <w:rPr>
-                <w:rFonts w:ascii="나눔고딕" w:eastAsia="나눔고딕" w:hAnsi="나눔고딕" w:hint="eastAsia"/>
-                <w:color w:val="000000" w:themeColor="text1"/>
-                <w:sz w:val="20"/>
-                <w:szCs w:val="20"/>
-              </w:rPr>
-              <w:t>문이랑</w:t>
-            </w:r>
-            <w:proofErr w:type="spellEnd"/>
-            <w:r>
-              <w:rPr>
-                <w:rFonts w:ascii="나눔고딕" w:eastAsia="나눔고딕" w:hAnsi="나눔고딕" w:hint="eastAsia"/>
-                <w:color w:val="000000" w:themeColor="text1"/>
-                <w:sz w:val="20"/>
-                <w:szCs w:val="20"/>
-              </w:rPr>
-              <w:t xml:space="preserve"> 같은 패킷 써도 </w:t>
-            </w:r>
-            <w:proofErr w:type="spellStart"/>
-            <w:r>
-              <w:rPr>
-                <w:rFonts w:ascii="나눔고딕" w:eastAsia="나눔고딕" w:hAnsi="나눔고딕" w:hint="eastAsia"/>
-                <w:color w:val="000000" w:themeColor="text1"/>
-                <w:sz w:val="20"/>
-                <w:szCs w:val="20"/>
-              </w:rPr>
-              <w:t>되려나</w:t>
-            </w:r>
-            <w:proofErr w:type="spellEnd"/>
-            <w:r>
-              <w:rPr>
-                <w:rFonts w:ascii="나눔고딕" w:eastAsia="나눔고딕" w:hAnsi="나눔고딕" w:hint="eastAsia"/>
-                <w:color w:val="000000" w:themeColor="text1"/>
-                <w:sz w:val="20"/>
-                <w:szCs w:val="20"/>
-              </w:rPr>
-              <w:t>??)을 송신</w:t>
+              <w:t xml:space="preserve"> 위젯이 뜸. </w:t>
             </w:r>
           </w:p>
           <w:p>
@@ -38986,8 +38703,9 @@
                 <w:sz w:val="20"/>
                 <w:szCs w:val="20"/>
               </w:rPr>
-              <w:t>- 수동</w:t>
-            </w:r>
+              <w:t xml:space="preserve">3. 물건 판매 버튼을 누르면 </w:t>
+            </w:r>
+            <w:proofErr w:type="spellStart"/>
             <w:r>
               <w:rPr>
                 <w:rFonts w:ascii="나눔고딕" w:eastAsia="나눔고딕" w:hAnsi="나눔고딕" w:hint="eastAsia"/>
@@ -38995,8 +38713,9 @@
                 <w:sz w:val="20"/>
                 <w:szCs w:val="20"/>
               </w:rPr>
-              <w:t xml:space="preserve"> 문 열고 닫힘</w:t>
-            </w:r>
+              <w:t>C_SellItem_Packet</w:t>
+            </w:r>
+            <w:proofErr w:type="spellEnd"/>
             <w:r>
               <w:rPr>
                 <w:rFonts w:ascii="나눔고딕" w:eastAsia="나눔고딕" w:hAnsi="나눔고딕" w:hint="eastAsia"/>
@@ -39004,135 +38723,7 @@
                 <w:sz w:val="20"/>
                 <w:szCs w:val="20"/>
               </w:rPr>
-              <w:t xml:space="preserve"> 입력이 들어왔다면 20초를 다시 카운트</w:t>
-            </w:r>
-            <w:r>
-              <w:rPr>
-                <w:rFonts w:ascii="나눔고딕" w:eastAsia="나눔고딕" w:hAnsi="나눔고딕"/>
-                <w:color w:val="000000" w:themeColor="text1"/>
-                <w:sz w:val="20"/>
-                <w:szCs w:val="20"/>
-              </w:rPr>
-              <w:t>하</w:t>
-            </w:r>
-            <w:r>
-              <w:rPr>
-                <w:rFonts w:ascii="나눔고딕" w:eastAsia="나눔고딕" w:hAnsi="나눔고딕" w:hint="eastAsia"/>
-                <w:color w:val="000000" w:themeColor="text1"/>
-                <w:sz w:val="20"/>
-                <w:szCs w:val="20"/>
-              </w:rPr>
-              <w:t>여 계산</w:t>
-            </w:r>
-          </w:p>
-          <w:p>
-            <w:pPr>
-              <w:rPr>
-                <w:rFonts w:ascii="나눔고딕" w:eastAsia="나눔고딕" w:hAnsi="나눔고딕"/>
-                <w:color w:val="000000" w:themeColor="text1"/>
-                <w:sz w:val="20"/>
-                <w:szCs w:val="20"/>
-              </w:rPr>
-            </w:pPr>
-            <w:r>
-              <w:rPr>
-                <w:rFonts w:ascii="나눔고딕" w:eastAsia="나눔고딕" w:hAnsi="나눔고딕" w:hint="eastAsia"/>
-                <w:color w:val="000000" w:themeColor="text1"/>
-                <w:sz w:val="20"/>
-                <w:szCs w:val="20"/>
-              </w:rPr>
-              <w:t>* 게임이 가장 처음 시작할 때는 Hatch를 수동으로 열어야 하므로, 수동 입력이 들어오기 전까진 자동으로 개폐하지 않음</w:t>
-            </w:r>
-          </w:p>
-          <w:p>
-            <w:pPr>
-              <w:rPr>
-                <w:rFonts w:ascii="나눔고딕" w:eastAsia="나눔고딕" w:hAnsi="나눔고딕"/>
-                <w:color w:val="000000" w:themeColor="text1"/>
-                <w:sz w:val="20"/>
-                <w:szCs w:val="20"/>
-              </w:rPr>
-            </w:pPr>
-          </w:p>
-          <w:p>
-            <w:pPr>
-              <w:rPr>
-                <w:rFonts w:ascii="나눔고딕" w:eastAsia="나눔고딕" w:hAnsi="나눔고딕"/>
-                <w:color w:val="000000" w:themeColor="text1"/>
-                <w:sz w:val="20"/>
-                <w:szCs w:val="20"/>
-              </w:rPr>
-            </w:pPr>
-            <w:r>
-              <w:rPr>
-                <w:rFonts w:ascii="나눔고딕" w:eastAsia="나눔고딕" w:hAnsi="나눔고딕" w:hint="eastAsia"/>
-                <w:color w:val="FF99FF"/>
-                <w:sz w:val="20"/>
-                <w:szCs w:val="20"/>
-              </w:rPr>
-              <w:t xml:space="preserve">=&gt;패킷은 같은 거 써도 될 것 같아요. 근데 자동의 존재 의의를 모르겠네. 그냥 일단 </w:t>
-            </w:r>
-            <w:proofErr w:type="spellStart"/>
-            <w:r>
-              <w:rPr>
-                <w:rFonts w:ascii="나눔고딕" w:eastAsia="나눔고딕" w:hAnsi="나눔고딕" w:hint="eastAsia"/>
-                <w:color w:val="FF99FF"/>
-                <w:sz w:val="20"/>
-                <w:szCs w:val="20"/>
-              </w:rPr>
-              <w:t>리썰처럼</w:t>
-            </w:r>
-            <w:proofErr w:type="spellEnd"/>
-            <w:r>
-              <w:rPr>
-                <w:rFonts w:ascii="나눔고딕" w:eastAsia="나눔고딕" w:hAnsi="나눔고딕" w:hint="eastAsia"/>
-                <w:color w:val="FF99FF"/>
-                <w:sz w:val="20"/>
-                <w:szCs w:val="20"/>
-              </w:rPr>
-              <w:t xml:space="preserve"> </w:t>
-            </w:r>
-            <w:proofErr w:type="spellStart"/>
-            <w:proofErr w:type="gramStart"/>
-            <w:r>
-              <w:rPr>
-                <w:rFonts w:ascii="나눔고딕" w:eastAsia="나눔고딕" w:hAnsi="나눔고딕" w:hint="eastAsia"/>
-                <w:color w:val="FF99FF"/>
-                <w:sz w:val="20"/>
-                <w:szCs w:val="20"/>
-              </w:rPr>
-              <w:t>구현하는게</w:t>
-            </w:r>
-            <w:proofErr w:type="spellEnd"/>
-            <w:proofErr w:type="gramEnd"/>
-            <w:r>
-              <w:rPr>
-                <w:rFonts w:ascii="나눔고딕" w:eastAsia="나눔고딕" w:hAnsi="나눔고딕" w:hint="eastAsia"/>
-                <w:color w:val="FF99FF"/>
-                <w:sz w:val="20"/>
-                <w:szCs w:val="20"/>
-              </w:rPr>
-              <w:t xml:space="preserve"> </w:t>
-            </w:r>
-            <w:proofErr w:type="spellStart"/>
-            <w:r>
-              <w:rPr>
-                <w:rFonts w:ascii="나눔고딕" w:eastAsia="나눔고딕" w:hAnsi="나눔고딕" w:hint="eastAsia"/>
-                <w:color w:val="FF99FF"/>
-                <w:sz w:val="20"/>
-                <w:szCs w:val="20"/>
-              </w:rPr>
-              <w:t>나을듯</w:t>
-            </w:r>
-            <w:proofErr w:type="spellEnd"/>
-            <w:r>
-              <w:rPr>
-                <w:rFonts w:ascii="나눔고딕" w:eastAsia="나눔고딕" w:hAnsi="나눔고딕" w:hint="eastAsia"/>
-                <w:color w:val="FF99FF"/>
-                <w:sz w:val="20"/>
-                <w:szCs w:val="20"/>
-              </w:rPr>
-              <w:t>.</w:t>
+              <w:t>을 송신 (판매기 id, 아이템 id들)</w:t>
             </w:r>
           </w:p>
         </w:tc>
@@ -39158,7 +38749,6 @@
                 <w:sz w:val="20"/>
                 <w:szCs w:val="20"/>
               </w:rPr>
-              <w:lastRenderedPageBreak/>
               <w:t>2</w:t>
             </w:r>
           </w:p>
@@ -39182,15 +38772,7 @@
                 <w:sz w:val="20"/>
                 <w:szCs w:val="20"/>
               </w:rPr>
-              <w:t>Client</w:t>
-            </w:r>
-            <w:r>
-              <w:rPr>
-                <w:rFonts w:ascii="나눔고딕" w:eastAsia="나눔고딕" w:hAnsi="나눔고딕" w:hint="eastAsia"/>
-                <w:sz w:val="20"/>
-                <w:szCs w:val="20"/>
-              </w:rPr>
-              <w:t xml:space="preserve"> </w:t>
+              <w:t xml:space="preserve">Server </w:t>
             </w:r>
             <w:r>
               <w:rPr>
@@ -39206,23 +38788,7 @@
                 <w:sz w:val="20"/>
                 <w:szCs w:val="20"/>
               </w:rPr>
-              <w:t xml:space="preserve"> </w:t>
-            </w:r>
-            <w:r>
-              <w:rPr>
-                <w:rFonts w:ascii="나눔고딕" w:eastAsia="나눔고딕" w:hAnsi="나눔고딕" w:hint="eastAsia"/>
-                <w:sz w:val="20"/>
-                <w:szCs w:val="20"/>
-              </w:rPr>
-              <w:t>Server</w:t>
-            </w:r>
-            <w:r>
-              <w:rPr>
-                <w:rFonts w:ascii="나눔고딕" w:eastAsia="나눔고딕" w:hAnsi="나눔고딕" w:hint="eastAsia"/>
-                <w:sz w:val="20"/>
-                <w:szCs w:val="20"/>
-              </w:rPr>
-              <w:t xml:space="preserve"> </w:t>
+              <w:t xml:space="preserve"> Client </w:t>
             </w:r>
           </w:p>
         </w:tc>
@@ -39240,6 +38806,7 @@
                 <w:szCs w:val="20"/>
               </w:rPr>
             </w:pPr>
+            <w:proofErr w:type="spellStart"/>
             <w:r>
               <w:rPr>
                 <w:rFonts w:ascii="나눔고딕" w:eastAsia="나눔고딕" w:hAnsi="나눔고딕" w:hint="eastAsia"/>
@@ -39247,7 +38814,66 @@
                 <w:sz w:val="20"/>
                 <w:szCs w:val="20"/>
               </w:rPr>
-              <w:t>[수동]</w:t>
+              <w:t>C_SellItem_Packet</w:t>
+            </w:r>
+            <w:proofErr w:type="spellEnd"/>
+            <w:r>
+              <w:rPr>
+                <w:rFonts w:ascii="나눔고딕" w:eastAsia="나눔고딕" w:hAnsi="나눔고딕" w:hint="eastAsia"/>
+                <w:color w:val="000000" w:themeColor="text1"/>
+                <w:sz w:val="20"/>
+                <w:szCs w:val="20"/>
+              </w:rPr>
+              <w:t xml:space="preserve">을 수신하면 판매 아이템 목록 확인 및 유효성 검사 후, </w:t>
+            </w:r>
+            <w:proofErr w:type="spellStart"/>
+            <w:r>
+              <w:rPr>
+                <w:rFonts w:ascii="나눔고딕" w:eastAsia="나눔고딕" w:hAnsi="나눔고딕" w:hint="eastAsia"/>
+                <w:color w:val="000000" w:themeColor="text1"/>
+                <w:sz w:val="20"/>
+                <w:szCs w:val="20"/>
+              </w:rPr>
+              <w:t>크레딧을</w:t>
+            </w:r>
+            <w:proofErr w:type="spellEnd"/>
+            <w:r>
+              <w:rPr>
+                <w:rFonts w:ascii="나눔고딕" w:eastAsia="나눔고딕" w:hAnsi="나눔고딕" w:hint="eastAsia"/>
+                <w:color w:val="000000" w:themeColor="text1"/>
+                <w:sz w:val="20"/>
+                <w:szCs w:val="20"/>
+              </w:rPr>
+              <w:t xml:space="preserve"> 변경하는 </w:t>
+            </w:r>
+            <w:proofErr w:type="spellStart"/>
+            <w:r>
+              <w:rPr>
+                <w:rFonts w:ascii="나눔고딕" w:eastAsia="나눔고딕" w:hAnsi="나눔고딕" w:hint="eastAsia"/>
+                <w:color w:val="000000" w:themeColor="text1"/>
+                <w:sz w:val="20"/>
+                <w:szCs w:val="20"/>
+              </w:rPr>
+              <w:t>S_Credit_Packet</w:t>
+            </w:r>
+            <w:proofErr w:type="spellEnd"/>
+            <w:r>
+              <w:rPr>
+                <w:rFonts w:ascii="나눔고딕" w:eastAsia="나눔고딕" w:hAnsi="나눔고딕" w:hint="eastAsia"/>
+                <w:color w:val="000000" w:themeColor="text1"/>
+                <w:sz w:val="20"/>
+                <w:szCs w:val="20"/>
+              </w:rPr>
+              <w:t>(total Credit</w:t>
+            </w:r>
+            <w:r>
+              <w:rPr>
+                <w:rFonts w:ascii="나눔고딕" w:eastAsia="나눔고딕" w:hAnsi="나눔고딕" w:hint="eastAsia"/>
+                <w:color w:val="000000" w:themeColor="text1"/>
+                <w:sz w:val="20"/>
+                <w:szCs w:val="20"/>
+              </w:rPr>
+              <w:t>과 삭제할 아이템 id)</w:t>
             </w:r>
           </w:p>
           <w:p>
@@ -39260,34 +38886,113 @@
                 <w:szCs w:val="20"/>
               </w:rPr>
             </w:pPr>
-            <w:r>
-              <w:rPr>
-                <w:rFonts w:ascii="나눔고딕" w:eastAsia="나눔고딕" w:hAnsi="나눔고딕" w:hint="eastAsia"/>
-                <w:color w:val="000000" w:themeColor="text1"/>
-                <w:sz w:val="20"/>
-                <w:szCs w:val="20"/>
-              </w:rPr>
-              <w:t xml:space="preserve">- 기지 안에서 E 키로 상호작용하여 </w:t>
+          </w:p>
+          <w:p>
+            <w:pPr>
+              <w:ind w:left="188" w:hangingChars="100" w:hanging="188"/>
+              <w:rPr>
+                <w:rFonts w:ascii="나눔고딕" w:eastAsia="나눔고딕" w:hAnsi="나눔고딕"/>
+                <w:strike/>
+                <w:color w:val="FF99FF"/>
+                <w:sz w:val="20"/>
+                <w:szCs w:val="20"/>
+              </w:rPr>
+            </w:pPr>
+            <w:r>
+              <w:rPr>
+                <w:rFonts w:ascii="나눔고딕" w:eastAsia="나눔고딕" w:hAnsi="나눔고딕" w:hint="eastAsia"/>
+                <w:strike/>
+                <w:color w:val="FF99FF"/>
+                <w:sz w:val="20"/>
+                <w:szCs w:val="20"/>
+              </w:rPr>
+              <w:t xml:space="preserve">=&gt;이거 두 개 합쳐서 </w:t>
             </w:r>
             <w:proofErr w:type="spellStart"/>
             <w:r>
               <w:rPr>
                 <w:rFonts w:ascii="나눔고딕" w:eastAsia="나눔고딕" w:hAnsi="나눔고딕" w:hint="eastAsia"/>
-                <w:color w:val="000000" w:themeColor="text1"/>
-                <w:sz w:val="20"/>
-                <w:szCs w:val="20"/>
-              </w:rPr>
-              <w:t>C_InteractDoor_Packet</w:t>
+                <w:strike/>
+                <w:color w:val="FF99FF"/>
+                <w:sz w:val="20"/>
+                <w:szCs w:val="20"/>
+              </w:rPr>
+              <w:t>S_SellItemResult_Packet</w:t>
             </w:r>
             <w:proofErr w:type="spellEnd"/>
             <w:r>
               <w:rPr>
                 <w:rFonts w:ascii="나눔고딕" w:eastAsia="나눔고딕" w:hAnsi="나눔고딕" w:hint="eastAsia"/>
-                <w:color w:val="000000" w:themeColor="text1"/>
-                <w:sz w:val="20"/>
-                <w:szCs w:val="20"/>
-              </w:rPr>
-              <w:t xml:space="preserve"> 송신</w:t>
+                <w:strike/>
+                <w:color w:val="FF99FF"/>
+                <w:sz w:val="20"/>
+                <w:szCs w:val="20"/>
+              </w:rPr>
+              <w:t>으로 보내</w:t>
+            </w:r>
+            <w:r>
+              <w:rPr>
+                <w:rFonts w:ascii="나눔고딕" w:eastAsia="나눔고딕" w:hAnsi="나눔고딕" w:hint="eastAsia"/>
+                <w:strike/>
+                <w:color w:val="FF99FF"/>
+                <w:sz w:val="20"/>
+                <w:szCs w:val="20"/>
+              </w:rPr>
+              <w:t xml:space="preserve">는 게 더 </w:t>
+            </w:r>
+            <w:proofErr w:type="spellStart"/>
+            <w:r>
+              <w:rPr>
+                <w:rFonts w:ascii="나눔고딕" w:eastAsia="나눔고딕" w:hAnsi="나눔고딕" w:hint="eastAsia"/>
+                <w:strike/>
+                <w:color w:val="FF99FF"/>
+                <w:sz w:val="20"/>
+                <w:szCs w:val="20"/>
+              </w:rPr>
+              <w:t>자연스러우려나</w:t>
+            </w:r>
+            <w:proofErr w:type="spellEnd"/>
+            <w:r>
+              <w:rPr>
+                <w:rFonts w:ascii="나눔고딕" w:eastAsia="나눔고딕" w:hAnsi="나눔고딕" w:hint="eastAsia"/>
+                <w:strike/>
+                <w:color w:val="FF99FF"/>
+                <w:sz w:val="20"/>
+                <w:szCs w:val="20"/>
+              </w:rPr>
+              <w:t xml:space="preserve"> </w:t>
+            </w:r>
+            <w:proofErr w:type="spellStart"/>
+            <w:r>
+              <w:rPr>
+                <w:rFonts w:ascii="나눔고딕" w:eastAsia="나눔고딕" w:hAnsi="나눔고딕" w:hint="eastAsia"/>
+                <w:strike/>
+                <w:color w:val="FF99FF"/>
+                <w:sz w:val="20"/>
+                <w:szCs w:val="20"/>
+              </w:rPr>
+              <w:t>어떤게</w:t>
+            </w:r>
+            <w:proofErr w:type="spellEnd"/>
+            <w:r>
+              <w:rPr>
+                <w:rFonts w:ascii="나눔고딕" w:eastAsia="나눔고딕" w:hAnsi="나눔고딕"/>
+                <w:strike/>
+                <w:color w:val="FF99FF"/>
+                <w:sz w:val="20"/>
+                <w:szCs w:val="20"/>
+              </w:rPr>
+              <w:t>…</w:t>
+            </w:r>
+            <w:r>
+              <w:rPr>
+                <w:rFonts w:ascii="나눔고딕" w:eastAsia="나눔고딕" w:hAnsi="나눔고딕" w:hint="eastAsia"/>
+                <w:strike/>
+                <w:color w:val="FF99FF"/>
+                <w:sz w:val="20"/>
+                <w:szCs w:val="20"/>
+              </w:rPr>
+              <w:t xml:space="preserve"> 나은 것 같아?</w:t>
             </w:r>
           </w:p>
         </w:tc>
@@ -39307,6 +39012,14 @@
                 <w:szCs w:val="20"/>
               </w:rPr>
             </w:pPr>
+            <w:r>
+              <w:rPr>
+                <w:rFonts w:ascii="나눔고딕" w:eastAsia="나눔고딕" w:hAnsi="나눔고딕" w:hint="eastAsia"/>
+                <w:sz w:val="20"/>
+                <w:szCs w:val="20"/>
+              </w:rPr>
+              <w:t>3</w:t>
+            </w:r>
           </w:p>
         </w:tc>
         <w:tc>
@@ -39328,23 +39041,7 @@
                 <w:sz w:val="20"/>
                 <w:szCs w:val="20"/>
               </w:rPr>
-              <w:t xml:space="preserve">Server </w:t>
-            </w:r>
-            <w:r>
-              <w:rPr>
-                <w:rFonts w:ascii="나눔고딕" w:eastAsia="나눔고딕" w:hAnsi="나눔고딕" w:hint="eastAsia"/>
-                <w:sz w:val="20"/>
-                <w:szCs w:val="20"/>
-              </w:rPr>
-              <w:t>→</w:t>
-            </w:r>
-            <w:r>
-              <w:rPr>
-                <w:rFonts w:ascii="나눔고딕" w:eastAsia="나눔고딕" w:hAnsi="나눔고딕" w:hint="eastAsia"/>
-                <w:sz w:val="20"/>
-                <w:szCs w:val="20"/>
-              </w:rPr>
-              <w:t xml:space="preserve"> Client</w:t>
+              <w:t>Client</w:t>
             </w:r>
           </w:p>
         </w:tc>
@@ -39370,6 +39067,1007 @@
                 <w:sz w:val="20"/>
                 <w:szCs w:val="20"/>
               </w:rPr>
+              <w:t>S_Credit_Packet</w:t>
+            </w:r>
+            <w:proofErr w:type="spellEnd"/>
+            <w:r>
+              <w:rPr>
+                <w:rFonts w:ascii="나눔고딕" w:eastAsia="나눔고딕" w:hAnsi="나눔고딕" w:hint="eastAsia"/>
+                <w:color w:val="000000" w:themeColor="text1"/>
+                <w:sz w:val="20"/>
+                <w:szCs w:val="20"/>
+              </w:rPr>
+              <w:t xml:space="preserve">을 수신하면 플레이어의 크레딧 </w:t>
+            </w:r>
+            <w:r>
+              <w:rPr>
+                <w:rFonts w:ascii="나눔고딕" w:eastAsia="나눔고딕" w:hAnsi="나눔고딕" w:hint="eastAsia"/>
+                <w:color w:val="000000" w:themeColor="text1"/>
+                <w:sz w:val="20"/>
+                <w:szCs w:val="20"/>
+              </w:rPr>
+              <w:t>값을 변경하고, 판매 아이템 월드에서 삭제</w:t>
+            </w:r>
+          </w:p>
+        </w:tc>
+      </w:tr>
+    </w:tbl>
+    <w:p>
+      <w:pPr>
+        <w:rPr>
+          <w:rFonts w:ascii="나눔고딕" w:eastAsia="나눔고딕" w:hAnsi="나눔고딕"/>
+        </w:rPr>
+      </w:pPr>
+    </w:p>
+    <w:p>
+      <w:pPr>
+        <w:pStyle w:val="a6"/>
+        <w:numPr>
+          <w:ilvl w:val="1"/>
+          <w:numId w:val="8"/>
+        </w:numPr>
+        <w:rPr>
+          <w:rFonts w:ascii="나눔고딕" w:eastAsia="나눔고딕" w:hAnsi="나눔고딕"/>
+        </w:rPr>
+      </w:pPr>
+      <w:r>
+        <w:rPr>
+          <w:rFonts w:ascii="나눔고딕" w:eastAsia="나눔고딕" w:hAnsi="나눔고딕" w:hint="eastAsia"/>
+        </w:rPr>
+        <w:t>Credit 관리</w:t>
+      </w:r>
+    </w:p>
+    <w:p>
+      <w:pPr>
+        <w:ind w:left="988" w:firstLine="612"/>
+        <w:rPr>
+          <w:rFonts w:ascii="나눔고딕" w:eastAsia="나눔고딕" w:hAnsi="나눔고딕"/>
+          <w:strike/>
+          <w:color w:val="000000" w:themeColor="text1"/>
+          <w:sz w:val="20"/>
+          <w:szCs w:val="20"/>
+        </w:rPr>
+      </w:pPr>
+      <w:r>
+        <w:rPr>
+          <w:rFonts w:ascii="나눔고딕" w:eastAsia="나눔고딕" w:hAnsi="나눔고딕" w:hint="eastAsia"/>
+          <w:color w:val="000000" w:themeColor="text1"/>
+          <w:sz w:val="20"/>
+          <w:szCs w:val="20"/>
+        </w:rPr>
+        <w:t>- Client 초기 값 0, 물건 구입 및 판매 시 서버에서 보내주는 total 값으로 갱신하고 UI에 표시</w:t>
+      </w:r>
+    </w:p>
+    <w:p>
+      <w:pPr>
+        <w:ind w:left="800" w:firstLine="800"/>
+        <w:rPr>
+          <w:rFonts w:ascii="나눔고딕" w:eastAsia="나눔고딕" w:hAnsi="나눔고딕"/>
+          <w:strike/>
+          <w:color w:val="FF99FF"/>
+          <w:sz w:val="20"/>
+          <w:szCs w:val="20"/>
+        </w:rPr>
+      </w:pPr>
+      <w:r>
+        <w:rPr>
+          <w:rFonts w:ascii="나눔고딕" w:eastAsia="나눔고딕" w:hAnsi="나눔고딕" w:hint="eastAsia"/>
+          <w:strike/>
+          <w:color w:val="FF99FF"/>
+          <w:sz w:val="20"/>
+          <w:szCs w:val="20"/>
+        </w:rPr>
+        <w:t xml:space="preserve">=&gt;이게 제가 알기론 </w:t>
+      </w:r>
+      <w:proofErr w:type="spellStart"/>
+      <w:r>
+        <w:rPr>
+          <w:rFonts w:ascii="나눔고딕" w:eastAsia="나눔고딕" w:hAnsi="나눔고딕" w:hint="eastAsia"/>
+          <w:strike/>
+          <w:color w:val="FF99FF"/>
+          <w:sz w:val="20"/>
+          <w:szCs w:val="20"/>
+        </w:rPr>
+        <w:t>크레딧이</w:t>
+      </w:r>
+      <w:proofErr w:type="spellEnd"/>
+      <w:r>
+        <w:rPr>
+          <w:rFonts w:ascii="나눔고딕" w:eastAsia="나눔고딕" w:hAnsi="나눔고딕" w:hint="eastAsia"/>
+          <w:strike/>
+          <w:color w:val="FF99FF"/>
+          <w:sz w:val="20"/>
+          <w:szCs w:val="20"/>
+        </w:rPr>
+        <w:t xml:space="preserve"> 공유라서 </w:t>
+      </w:r>
+      <w:proofErr w:type="spellStart"/>
+      <w:r>
+        <w:rPr>
+          <w:rFonts w:ascii="나눔고딕" w:eastAsia="나눔고딕" w:hAnsi="나눔고딕" w:hint="eastAsia"/>
+          <w:strike/>
+          <w:color w:val="FF99FF"/>
+          <w:sz w:val="20"/>
+          <w:szCs w:val="20"/>
+        </w:rPr>
+        <w:t>리썰처럼</w:t>
+      </w:r>
+      <w:proofErr w:type="spellEnd"/>
+      <w:r>
+        <w:rPr>
+          <w:rFonts w:ascii="나눔고딕" w:eastAsia="나눔고딕" w:hAnsi="나눔고딕" w:hint="eastAsia"/>
+          <w:strike/>
+          <w:color w:val="FF99FF"/>
+          <w:sz w:val="20"/>
+          <w:szCs w:val="20"/>
+        </w:rPr>
+        <w:t xml:space="preserve"> 가운데에 표시만 해주면 </w:t>
+      </w:r>
+      <w:proofErr w:type="spellStart"/>
+      <w:r>
+        <w:rPr>
+          <w:rFonts w:ascii="나눔고딕" w:eastAsia="나눔고딕" w:hAnsi="나눔고딕" w:hint="eastAsia"/>
+          <w:strike/>
+          <w:color w:val="FF99FF"/>
+          <w:sz w:val="20"/>
+          <w:szCs w:val="20"/>
+        </w:rPr>
+        <w:t>될겨</w:t>
+      </w:r>
+      <w:proofErr w:type="spellEnd"/>
+    </w:p>
+    <w:p>
+      <w:pPr>
+        <w:rPr>
+          <w:rFonts w:ascii="나눔고딕" w:eastAsia="나눔고딕" w:hAnsi="나눔고딕"/>
+          <w:color w:val="000000" w:themeColor="text1"/>
+          <w:sz w:val="20"/>
+          <w:szCs w:val="20"/>
+        </w:rPr>
+      </w:pPr>
+    </w:p>
+    <w:p>
+      <w:pPr>
+        <w:pStyle w:val="2"/>
+        <w:numPr>
+          <w:ilvl w:val="0"/>
+          <w:numId w:val="8"/>
+        </w:numPr>
+      </w:pPr>
+      <w:bookmarkStart w:id="15" w:name="_Toc229777840"/>
+      <w:r>
+        <w:rPr>
+          <w:rFonts w:hint="eastAsia"/>
+        </w:rPr>
+        <w:t>기지</w:t>
+      </w:r>
+      <w:bookmarkEnd w:id="15"/>
+    </w:p>
+    <w:p>
+      <w:pPr>
+        <w:pStyle w:val="a6"/>
+        <w:numPr>
+          <w:ilvl w:val="1"/>
+          <w:numId w:val="8"/>
+        </w:numPr>
+        <w:rPr>
+          <w:rFonts w:ascii="나눔고딕" w:eastAsia="나눔고딕" w:hAnsi="나눔고딕"/>
+        </w:rPr>
+      </w:pPr>
+      <w:r>
+        <w:rPr>
+          <w:rFonts w:ascii="나눔고딕" w:eastAsia="나눔고딕" w:hAnsi="나눔고딕" w:hint="eastAsia"/>
+        </w:rPr>
+        <w:t>설치</w:t>
+      </w:r>
+    </w:p>
+    <w:p>
+      <w:pPr>
+        <w:pStyle w:val="a6"/>
+        <w:numPr>
+          <w:ilvl w:val="3"/>
+          <w:numId w:val="8"/>
+        </w:numPr>
+        <w:rPr>
+          <w:rFonts w:ascii="나눔고딕" w:eastAsia="나눔고딕" w:hAnsi="나눔고딕"/>
+        </w:rPr>
+      </w:pPr>
+      <w:r>
+        <w:rPr>
+          <w:rFonts w:ascii="나눔고딕" w:eastAsia="나눔고딕" w:hAnsi="나눔고딕" w:hint="eastAsia"/>
+        </w:rPr>
+        <w:t>Client에서 (0, 0, 0</w:t>
+      </w:r>
+      <w:r>
+        <w:rPr>
+          <w:rFonts w:ascii="나눔고딕" w:eastAsia="나눔고딕" w:hAnsi="나눔고딕" w:hint="eastAsia"/>
+        </w:rPr>
+        <w:t xml:space="preserve">) </w:t>
+      </w:r>
+      <w:r>
+        <w:rPr>
+          <w:rFonts w:ascii="나눔고딕" w:eastAsia="나눔고딕" w:hAnsi="나눔고딕" w:hint="eastAsia"/>
+        </w:rPr>
+        <w:t>위치에 Base 설치(서버와 통신 X)</w:t>
+      </w:r>
+    </w:p>
+    <w:p>
+      <w:pPr>
+        <w:ind w:left="2120"/>
+        <w:rPr>
+          <w:rFonts w:ascii="나눔고딕" w:eastAsia="나눔고딕" w:hAnsi="나눔고딕"/>
+          <w:strike/>
+          <w:color w:val="FF99FF"/>
+        </w:rPr>
+      </w:pPr>
+      <w:r>
+        <w:rPr>
+          <w:rFonts w:ascii="나눔고딕" w:eastAsia="나눔고딕" w:hAnsi="나눔고딕" w:hint="eastAsia"/>
+          <w:strike/>
+          <w:color w:val="FF99FF"/>
+        </w:rPr>
+        <w:t xml:space="preserve">=&gt;(0, 0, 0) 맞습니다. </w:t>
+      </w:r>
+      <w:proofErr w:type="spellStart"/>
+      <w:r>
+        <w:rPr>
+          <w:rFonts w:ascii="나눔고딕" w:eastAsia="나눔고딕" w:hAnsi="나눔고딕" w:hint="eastAsia"/>
+          <w:strike/>
+          <w:color w:val="FF99FF"/>
+        </w:rPr>
+        <w:t>메인룸은</w:t>
+      </w:r>
+      <w:proofErr w:type="spellEnd"/>
+      <w:r>
+        <w:rPr>
+          <w:rFonts w:ascii="나눔고딕" w:eastAsia="나눔고딕" w:hAnsi="나눔고딕" w:hint="eastAsia"/>
+          <w:strike/>
+          <w:color w:val="FF99FF"/>
+        </w:rPr>
+        <w:t xml:space="preserve"> 제가 조정해서 </w:t>
+      </w:r>
+      <w:proofErr w:type="spellStart"/>
+      <w:r>
+        <w:rPr>
+          <w:rFonts w:ascii="나눔고딕" w:eastAsia="나눔고딕" w:hAnsi="나눔고딕" w:hint="eastAsia"/>
+          <w:strike/>
+          <w:color w:val="FF99FF"/>
+        </w:rPr>
+        <w:t>설치할게유</w:t>
+      </w:r>
+      <w:proofErr w:type="spellEnd"/>
+    </w:p>
+    <w:p>
+      <w:pPr>
+        <w:pStyle w:val="a6"/>
+        <w:numPr>
+          <w:ilvl w:val="1"/>
+          <w:numId w:val="8"/>
+        </w:numPr>
+        <w:rPr>
+          <w:rFonts w:ascii="나눔고딕" w:eastAsia="나눔고딕" w:hAnsi="나눔고딕"/>
+        </w:rPr>
+      </w:pPr>
+      <w:r>
+        <w:rPr>
+          <w:rFonts w:ascii="나눔고딕" w:eastAsia="나눔고딕" w:hAnsi="나눔고딕" w:hint="eastAsia"/>
+        </w:rPr>
+        <w:lastRenderedPageBreak/>
+        <w:t>문 열고 닫힘</w:t>
+      </w:r>
+    </w:p>
+    <w:tbl>
+      <w:tblPr>
+        <w:tblStyle w:val="ab"/>
+        <w:tblW w:w="10348" w:type="dxa"/>
+        <w:tblInd w:w="137" w:type="dxa"/>
+        <w:tblLook w:val="04A0" w:firstRow="1" w:lastRow="0" w:firstColumn="1" w:lastColumn="0" w:noHBand="0" w:noVBand="1"/>
+      </w:tblPr>
+      <w:tblGrid>
+        <w:gridCol w:w="709"/>
+        <w:gridCol w:w="1701"/>
+        <w:gridCol w:w="7938"/>
+      </w:tblGrid>
+      <w:tr>
+        <w:tc>
+          <w:tcPr>
+            <w:tcW w:w="709" w:type="dxa"/>
+            <w:shd w:val="clear" w:color="auto" w:fill="BFBFBF" w:themeFill="background1" w:themeFillShade="BF"/>
+          </w:tcPr>
+          <w:p>
+            <w:pPr>
+              <w:jc w:val="center"/>
+              <w:rPr>
+                <w:rFonts w:ascii="나눔고딕" w:eastAsia="나눔고딕" w:hAnsi="나눔고딕"/>
+                <w:sz w:val="20"/>
+                <w:szCs w:val="20"/>
+              </w:rPr>
+            </w:pPr>
+            <w:r>
+              <w:rPr>
+                <w:rFonts w:ascii="나눔고딕" w:eastAsia="나눔고딕" w:hAnsi="나눔고딕" w:hint="eastAsia"/>
+                <w:sz w:val="20"/>
+                <w:szCs w:val="20"/>
+              </w:rPr>
+              <w:t>단계</w:t>
+            </w:r>
+          </w:p>
+        </w:tc>
+        <w:tc>
+          <w:tcPr>
+            <w:tcW w:w="1701" w:type="dxa"/>
+            <w:shd w:val="clear" w:color="auto" w:fill="BFBFBF" w:themeFill="background1" w:themeFillShade="BF"/>
+          </w:tcPr>
+          <w:p>
+            <w:pPr>
+              <w:jc w:val="center"/>
+              <w:rPr>
+                <w:rFonts w:ascii="나눔고딕" w:eastAsia="나눔고딕" w:hAnsi="나눔고딕"/>
+                <w:sz w:val="20"/>
+                <w:szCs w:val="20"/>
+              </w:rPr>
+            </w:pPr>
+            <w:r>
+              <w:rPr>
+                <w:rFonts w:ascii="나눔고딕" w:eastAsia="나눔고딕" w:hAnsi="나눔고딕" w:hint="eastAsia"/>
+                <w:sz w:val="20"/>
+                <w:szCs w:val="20"/>
+              </w:rPr>
+              <w:t>주체</w:t>
+            </w:r>
+          </w:p>
+        </w:tc>
+        <w:tc>
+          <w:tcPr>
+            <w:tcW w:w="7938" w:type="dxa"/>
+            <w:shd w:val="clear" w:color="auto" w:fill="BFBFBF" w:themeFill="background1" w:themeFillShade="BF"/>
+          </w:tcPr>
+          <w:p>
+            <w:pPr>
+              <w:jc w:val="center"/>
+              <w:rPr>
+                <w:rFonts w:ascii="나눔고딕" w:eastAsia="나눔고딕" w:hAnsi="나눔고딕"/>
+                <w:sz w:val="20"/>
+                <w:szCs w:val="20"/>
+              </w:rPr>
+            </w:pPr>
+            <w:r>
+              <w:rPr>
+                <w:rFonts w:ascii="나눔고딕" w:eastAsia="나눔고딕" w:hAnsi="나눔고딕" w:hint="eastAsia"/>
+                <w:sz w:val="20"/>
+                <w:szCs w:val="20"/>
+              </w:rPr>
+              <w:t>동작</w:t>
+            </w:r>
+          </w:p>
+        </w:tc>
+      </w:tr>
+      <w:tr>
+        <w:tc>
+          <w:tcPr>
+            <w:tcW w:w="709" w:type="dxa"/>
+            <w:shd w:val="clear" w:color="auto" w:fill="FFFFFF" w:themeFill="background1"/>
+          </w:tcPr>
+          <w:p>
+            <w:pPr>
+              <w:jc w:val="center"/>
+              <w:rPr>
+                <w:rFonts w:ascii="나눔고딕" w:eastAsia="나눔고딕" w:hAnsi="나눔고딕"/>
+                <w:strike/>
+                <w:sz w:val="20"/>
+                <w:szCs w:val="20"/>
+              </w:rPr>
+            </w:pPr>
+            <w:r>
+              <w:rPr>
+                <w:rFonts w:ascii="나눔고딕" w:eastAsia="나눔고딕" w:hAnsi="나눔고딕" w:hint="eastAsia"/>
+                <w:strike/>
+                <w:sz w:val="20"/>
+                <w:szCs w:val="20"/>
+              </w:rPr>
+              <w:t>1</w:t>
+            </w:r>
+          </w:p>
+        </w:tc>
+        <w:tc>
+          <w:tcPr>
+            <w:tcW w:w="1701" w:type="dxa"/>
+          </w:tcPr>
+          <w:p>
+            <w:pPr>
+              <w:jc w:val="center"/>
+              <w:rPr>
+                <w:rFonts w:ascii="나눔고딕" w:eastAsia="나눔고딕" w:hAnsi="나눔고딕"/>
+                <w:strike/>
+                <w:sz w:val="20"/>
+                <w:szCs w:val="20"/>
+              </w:rPr>
+            </w:pPr>
+            <w:r>
+              <w:rPr>
+                <w:rFonts w:ascii="나눔고딕" w:eastAsia="나눔고딕" w:hAnsi="나눔고딕" w:hint="eastAsia"/>
+                <w:strike/>
+                <w:sz w:val="20"/>
+                <w:szCs w:val="20"/>
+              </w:rPr>
+              <w:t xml:space="preserve">Server </w:t>
+            </w:r>
+            <w:r>
+              <w:rPr>
+                <w:rFonts w:ascii="나눔고딕" w:eastAsia="나눔고딕" w:hAnsi="나눔고딕" w:hint="eastAsia"/>
+                <w:strike/>
+                <w:sz w:val="20"/>
+                <w:szCs w:val="20"/>
+              </w:rPr>
+              <w:t>→</w:t>
+            </w:r>
+            <w:r>
+              <w:rPr>
+                <w:rFonts w:ascii="나눔고딕" w:eastAsia="나눔고딕" w:hAnsi="나눔고딕" w:hint="eastAsia"/>
+                <w:strike/>
+                <w:sz w:val="20"/>
+                <w:szCs w:val="20"/>
+              </w:rPr>
+              <w:t xml:space="preserve"> Client</w:t>
+            </w:r>
+          </w:p>
+        </w:tc>
+        <w:tc>
+          <w:tcPr>
+            <w:tcW w:w="7938" w:type="dxa"/>
+          </w:tcPr>
+          <w:p>
+            <w:pPr>
+              <w:rPr>
+                <w:rFonts w:ascii="나눔고딕" w:eastAsia="나눔고딕" w:hAnsi="나눔고딕"/>
+                <w:strike/>
+                <w:color w:val="000000" w:themeColor="text1"/>
+                <w:sz w:val="20"/>
+                <w:szCs w:val="20"/>
+              </w:rPr>
+            </w:pPr>
+            <w:r>
+              <w:rPr>
+                <w:rFonts w:ascii="나눔고딕" w:eastAsia="나눔고딕" w:hAnsi="나눔고딕" w:hint="eastAsia"/>
+                <w:strike/>
+                <w:color w:val="000000" w:themeColor="text1"/>
+                <w:sz w:val="20"/>
+                <w:szCs w:val="20"/>
+              </w:rPr>
+              <w:t>[자동]</w:t>
+            </w:r>
+          </w:p>
+          <w:p>
+            <w:pPr>
+              <w:rPr>
+                <w:rFonts w:ascii="나눔고딕" w:eastAsia="나눔고딕" w:hAnsi="나눔고딕"/>
+                <w:strike/>
+                <w:color w:val="000000" w:themeColor="text1"/>
+                <w:sz w:val="20"/>
+                <w:szCs w:val="20"/>
+              </w:rPr>
+            </w:pPr>
+            <w:r>
+              <w:rPr>
+                <w:rFonts w:ascii="나눔고딕" w:eastAsia="나눔고딕" w:hAnsi="나눔고딕" w:hint="eastAsia"/>
+                <w:strike/>
+                <w:color w:val="000000" w:themeColor="text1"/>
+                <w:sz w:val="20"/>
+                <w:szCs w:val="20"/>
+              </w:rPr>
+              <w:t>-  Hatch의 State를 기반(Close, Open)으로 20초간 개폐를 반복(20초간 열고 20초간 닫으라는 건지 뭔 소리인지는 모르겠음</w:t>
+            </w:r>
+            <w:r>
+              <w:rPr>
+                <w:rFonts w:ascii="나눔고딕" w:eastAsia="나눔고딕" w:hAnsi="나눔고딕"/>
+                <w:strike/>
+                <w:color w:val="000000" w:themeColor="text1"/>
+                <w:sz w:val="20"/>
+                <w:szCs w:val="20"/>
+              </w:rPr>
+              <w:t>…</w:t>
+            </w:r>
+            <w:r>
+              <w:rPr>
+                <w:rFonts w:ascii="나눔고딕" w:eastAsia="나눔고딕" w:hAnsi="나눔고딕" w:hint="eastAsia"/>
+                <w:strike/>
+                <w:color w:val="000000" w:themeColor="text1"/>
+                <w:sz w:val="20"/>
+                <w:szCs w:val="20"/>
+              </w:rPr>
+              <w:t xml:space="preserve">)하며 </w:t>
+            </w:r>
+            <w:proofErr w:type="spellStart"/>
+            <w:r>
+              <w:rPr>
+                <w:rFonts w:ascii="나눔고딕" w:eastAsia="나눔고딕" w:hAnsi="나눔고딕" w:hint="eastAsia"/>
+                <w:strike/>
+                <w:color w:val="000000" w:themeColor="text1"/>
+                <w:sz w:val="20"/>
+                <w:szCs w:val="20"/>
+              </w:rPr>
+              <w:t>S_Interact_Door_Packet</w:t>
+            </w:r>
+            <w:proofErr w:type="spellEnd"/>
+            <w:r>
+              <w:rPr>
+                <w:rFonts w:ascii="나눔고딕" w:eastAsia="나눔고딕" w:hAnsi="나눔고딕" w:hint="eastAsia"/>
+                <w:strike/>
+                <w:color w:val="000000" w:themeColor="text1"/>
+                <w:sz w:val="20"/>
+                <w:szCs w:val="20"/>
+              </w:rPr>
+              <w:t xml:space="preserve">(일반 </w:t>
+            </w:r>
+            <w:proofErr w:type="spellStart"/>
+            <w:r>
+              <w:rPr>
+                <w:rFonts w:ascii="나눔고딕" w:eastAsia="나눔고딕" w:hAnsi="나눔고딕" w:hint="eastAsia"/>
+                <w:strike/>
+                <w:color w:val="000000" w:themeColor="text1"/>
+                <w:sz w:val="20"/>
+                <w:szCs w:val="20"/>
+              </w:rPr>
+              <w:t>문이랑</w:t>
+            </w:r>
+            <w:proofErr w:type="spellEnd"/>
+            <w:r>
+              <w:rPr>
+                <w:rFonts w:ascii="나눔고딕" w:eastAsia="나눔고딕" w:hAnsi="나눔고딕" w:hint="eastAsia"/>
+                <w:strike/>
+                <w:color w:val="000000" w:themeColor="text1"/>
+                <w:sz w:val="20"/>
+                <w:szCs w:val="20"/>
+              </w:rPr>
+              <w:t xml:space="preserve"> 같은 패킷 써도 </w:t>
+            </w:r>
+            <w:proofErr w:type="spellStart"/>
+            <w:r>
+              <w:rPr>
+                <w:rFonts w:ascii="나눔고딕" w:eastAsia="나눔고딕" w:hAnsi="나눔고딕" w:hint="eastAsia"/>
+                <w:strike/>
+                <w:color w:val="000000" w:themeColor="text1"/>
+                <w:sz w:val="20"/>
+                <w:szCs w:val="20"/>
+              </w:rPr>
+              <w:t>되려나</w:t>
+            </w:r>
+            <w:proofErr w:type="spellEnd"/>
+            <w:r>
+              <w:rPr>
+                <w:rFonts w:ascii="나눔고딕" w:eastAsia="나눔고딕" w:hAnsi="나눔고딕" w:hint="eastAsia"/>
+                <w:strike/>
+                <w:color w:val="000000" w:themeColor="text1"/>
+                <w:sz w:val="20"/>
+                <w:szCs w:val="20"/>
+              </w:rPr>
+              <w:t>??)을 송신</w:t>
+            </w:r>
+          </w:p>
+          <w:p>
+            <w:pPr>
+              <w:rPr>
+                <w:rFonts w:ascii="나눔고딕" w:eastAsia="나눔고딕" w:hAnsi="나눔고딕"/>
+                <w:strike/>
+                <w:color w:val="000000" w:themeColor="text1"/>
+                <w:sz w:val="20"/>
+                <w:szCs w:val="20"/>
+              </w:rPr>
+            </w:pPr>
+            <w:r>
+              <w:rPr>
+                <w:rFonts w:ascii="나눔고딕" w:eastAsia="나눔고딕" w:hAnsi="나눔고딕" w:hint="eastAsia"/>
+                <w:strike/>
+                <w:color w:val="000000" w:themeColor="text1"/>
+                <w:sz w:val="20"/>
+                <w:szCs w:val="20"/>
+              </w:rPr>
+              <w:t>- 수동</w:t>
+            </w:r>
+            <w:r>
+              <w:rPr>
+                <w:rFonts w:ascii="나눔고딕" w:eastAsia="나눔고딕" w:hAnsi="나눔고딕" w:hint="eastAsia"/>
+                <w:strike/>
+                <w:color w:val="000000" w:themeColor="text1"/>
+                <w:sz w:val="20"/>
+                <w:szCs w:val="20"/>
+              </w:rPr>
+              <w:t xml:space="preserve"> 문 열고 닫힘</w:t>
+            </w:r>
+            <w:r>
+              <w:rPr>
+                <w:rFonts w:ascii="나눔고딕" w:eastAsia="나눔고딕" w:hAnsi="나눔고딕" w:hint="eastAsia"/>
+                <w:strike/>
+                <w:color w:val="000000" w:themeColor="text1"/>
+                <w:sz w:val="20"/>
+                <w:szCs w:val="20"/>
+              </w:rPr>
+              <w:t xml:space="preserve"> 입력이 들어왔다면 20초를 다시 카운트</w:t>
+            </w:r>
+            <w:r>
+              <w:rPr>
+                <w:rFonts w:ascii="나눔고딕" w:eastAsia="나눔고딕" w:hAnsi="나눔고딕"/>
+                <w:strike/>
+                <w:color w:val="000000" w:themeColor="text1"/>
+                <w:sz w:val="20"/>
+                <w:szCs w:val="20"/>
+              </w:rPr>
+              <w:t>하</w:t>
+            </w:r>
+            <w:r>
+              <w:rPr>
+                <w:rFonts w:ascii="나눔고딕" w:eastAsia="나눔고딕" w:hAnsi="나눔고딕" w:hint="eastAsia"/>
+                <w:strike/>
+                <w:color w:val="000000" w:themeColor="text1"/>
+                <w:sz w:val="20"/>
+                <w:szCs w:val="20"/>
+              </w:rPr>
+              <w:t>여 계산</w:t>
+            </w:r>
+          </w:p>
+          <w:p>
+            <w:pPr>
+              <w:rPr>
+                <w:rFonts w:ascii="나눔고딕" w:eastAsia="나눔고딕" w:hAnsi="나눔고딕"/>
+                <w:strike/>
+                <w:color w:val="000000" w:themeColor="text1"/>
+                <w:sz w:val="20"/>
+                <w:szCs w:val="20"/>
+              </w:rPr>
+            </w:pPr>
+            <w:r>
+              <w:rPr>
+                <w:rFonts w:ascii="나눔고딕" w:eastAsia="나눔고딕" w:hAnsi="나눔고딕" w:hint="eastAsia"/>
+                <w:strike/>
+                <w:color w:val="000000" w:themeColor="text1"/>
+                <w:sz w:val="20"/>
+                <w:szCs w:val="20"/>
+              </w:rPr>
+              <w:t>* 게임이 가장 처음 시작할 때는 Hatch를 수동으로 열어야 하므로, 수동 입력이 들어오기 전까진 자동으로 개폐하지 않음</w:t>
+            </w:r>
+          </w:p>
+          <w:p>
+            <w:pPr>
+              <w:rPr>
+                <w:rFonts w:ascii="나눔고딕" w:eastAsia="나눔고딕" w:hAnsi="나눔고딕"/>
+                <w:strike/>
+                <w:color w:val="000000" w:themeColor="text1"/>
+                <w:sz w:val="20"/>
+                <w:szCs w:val="20"/>
+              </w:rPr>
+            </w:pPr>
+          </w:p>
+          <w:p>
+            <w:pPr>
+              <w:rPr>
+                <w:rFonts w:ascii="나눔고딕" w:eastAsia="나눔고딕" w:hAnsi="나눔고딕"/>
+                <w:strike/>
+                <w:color w:val="000000" w:themeColor="text1"/>
+                <w:sz w:val="20"/>
+                <w:szCs w:val="20"/>
+              </w:rPr>
+            </w:pPr>
+            <w:r>
+              <w:rPr>
+                <w:rFonts w:ascii="나눔고딕" w:eastAsia="나눔고딕" w:hAnsi="나눔고딕" w:hint="eastAsia"/>
+                <w:strike/>
+                <w:color w:val="FF99FF"/>
+                <w:sz w:val="20"/>
+                <w:szCs w:val="20"/>
+              </w:rPr>
+              <w:t xml:space="preserve">=&gt;패킷은 같은 거 써도 될 것 같아요. 근데 자동의 존재 의의를 모르겠네. 그냥 일단 </w:t>
+            </w:r>
+            <w:proofErr w:type="spellStart"/>
+            <w:r>
+              <w:rPr>
+                <w:rFonts w:ascii="나눔고딕" w:eastAsia="나눔고딕" w:hAnsi="나눔고딕" w:hint="eastAsia"/>
+                <w:strike/>
+                <w:color w:val="FF99FF"/>
+                <w:sz w:val="20"/>
+                <w:szCs w:val="20"/>
+              </w:rPr>
+              <w:t>리썰처럼</w:t>
+            </w:r>
+            <w:proofErr w:type="spellEnd"/>
+            <w:r>
+              <w:rPr>
+                <w:rFonts w:ascii="나눔고딕" w:eastAsia="나눔고딕" w:hAnsi="나눔고딕" w:hint="eastAsia"/>
+                <w:strike/>
+                <w:color w:val="FF99FF"/>
+                <w:sz w:val="20"/>
+                <w:szCs w:val="20"/>
+              </w:rPr>
+              <w:t xml:space="preserve"> </w:t>
+            </w:r>
+            <w:proofErr w:type="spellStart"/>
+            <w:proofErr w:type="gramStart"/>
+            <w:r>
+              <w:rPr>
+                <w:rFonts w:ascii="나눔고딕" w:eastAsia="나눔고딕" w:hAnsi="나눔고딕" w:hint="eastAsia"/>
+                <w:strike/>
+                <w:color w:val="FF99FF"/>
+                <w:sz w:val="20"/>
+                <w:szCs w:val="20"/>
+              </w:rPr>
+              <w:t>구현하는게</w:t>
+            </w:r>
+            <w:proofErr w:type="spellEnd"/>
+            <w:proofErr w:type="gramEnd"/>
+            <w:r>
+              <w:rPr>
+                <w:rFonts w:ascii="나눔고딕" w:eastAsia="나눔고딕" w:hAnsi="나눔고딕" w:hint="eastAsia"/>
+                <w:strike/>
+                <w:color w:val="FF99FF"/>
+                <w:sz w:val="20"/>
+                <w:szCs w:val="20"/>
+              </w:rPr>
+              <w:t xml:space="preserve"> </w:t>
+            </w:r>
+            <w:proofErr w:type="spellStart"/>
+            <w:r>
+              <w:rPr>
+                <w:rFonts w:ascii="나눔고딕" w:eastAsia="나눔고딕" w:hAnsi="나눔고딕" w:hint="eastAsia"/>
+                <w:strike/>
+                <w:color w:val="FF99FF"/>
+                <w:sz w:val="20"/>
+                <w:szCs w:val="20"/>
+              </w:rPr>
+              <w:t>나을듯</w:t>
+            </w:r>
+            <w:proofErr w:type="spellEnd"/>
+            <w:r>
+              <w:rPr>
+                <w:rFonts w:ascii="나눔고딕" w:eastAsia="나눔고딕" w:hAnsi="나눔고딕" w:hint="eastAsia"/>
+                <w:strike/>
+                <w:color w:val="FF99FF"/>
+                <w:sz w:val="20"/>
+                <w:szCs w:val="20"/>
+              </w:rPr>
+              <w:t>.</w:t>
+            </w:r>
+          </w:p>
+        </w:tc>
+      </w:tr>
+      <w:tr>
+        <w:tc>
+          <w:tcPr>
+            <w:tcW w:w="709" w:type="dxa"/>
+            <w:shd w:val="clear" w:color="auto" w:fill="FFFFFF" w:themeFill="background1"/>
+          </w:tcPr>
+          <w:p>
+            <w:pPr>
+              <w:jc w:val="center"/>
+              <w:rPr>
+                <w:rFonts w:ascii="나눔고딕" w:eastAsia="나눔고딕" w:hAnsi="나눔고딕"/>
+                <w:sz w:val="20"/>
+                <w:szCs w:val="20"/>
+              </w:rPr>
+            </w:pPr>
+            <w:r>
+              <w:rPr>
+                <w:rFonts w:ascii="나눔고딕" w:eastAsia="나눔고딕" w:hAnsi="나눔고딕" w:hint="eastAsia"/>
+                <w:sz w:val="20"/>
+                <w:szCs w:val="20"/>
+              </w:rPr>
+              <w:t>2</w:t>
+            </w:r>
+          </w:p>
+        </w:tc>
+        <w:tc>
+          <w:tcPr>
+            <w:tcW w:w="1701" w:type="dxa"/>
+          </w:tcPr>
+          <w:p>
+            <w:pPr>
+              <w:jc w:val="center"/>
+              <w:rPr>
+                <w:rFonts w:ascii="나눔고딕" w:eastAsia="나눔고딕" w:hAnsi="나눔고딕"/>
+                <w:sz w:val="20"/>
+                <w:szCs w:val="20"/>
+              </w:rPr>
+            </w:pPr>
+            <w:r>
+              <w:rPr>
+                <w:rFonts w:ascii="나눔고딕" w:eastAsia="나눔고딕" w:hAnsi="나눔고딕" w:hint="eastAsia"/>
+                <w:sz w:val="20"/>
+                <w:szCs w:val="20"/>
+              </w:rPr>
+              <w:t>Client</w:t>
+            </w:r>
+            <w:r>
+              <w:rPr>
+                <w:rFonts w:ascii="나눔고딕" w:eastAsia="나눔고딕" w:hAnsi="나눔고딕" w:hint="eastAsia"/>
+                <w:sz w:val="20"/>
+                <w:szCs w:val="20"/>
+              </w:rPr>
+              <w:t xml:space="preserve"> </w:t>
+            </w:r>
+            <w:r>
+              <w:rPr>
+                <w:rFonts w:ascii="나눔고딕" w:eastAsia="나눔고딕" w:hAnsi="나눔고딕" w:hint="eastAsia"/>
+                <w:sz w:val="20"/>
+                <w:szCs w:val="20"/>
+              </w:rPr>
+              <w:t>→</w:t>
+            </w:r>
+            <w:r>
+              <w:rPr>
+                <w:rFonts w:ascii="나눔고딕" w:eastAsia="나눔고딕" w:hAnsi="나눔고딕" w:hint="eastAsia"/>
+                <w:sz w:val="20"/>
+                <w:szCs w:val="20"/>
+              </w:rPr>
+              <w:t xml:space="preserve"> </w:t>
+            </w:r>
+            <w:r>
+              <w:rPr>
+                <w:rFonts w:ascii="나눔고딕" w:eastAsia="나눔고딕" w:hAnsi="나눔고딕" w:hint="eastAsia"/>
+                <w:sz w:val="20"/>
+                <w:szCs w:val="20"/>
+              </w:rPr>
+              <w:t>Server</w:t>
+            </w:r>
+            <w:r>
+              <w:rPr>
+                <w:rFonts w:ascii="나눔고딕" w:eastAsia="나눔고딕" w:hAnsi="나눔고딕" w:hint="eastAsia"/>
+                <w:sz w:val="20"/>
+                <w:szCs w:val="20"/>
+              </w:rPr>
+              <w:t xml:space="preserve"> </w:t>
+            </w:r>
+          </w:p>
+        </w:tc>
+        <w:tc>
+          <w:tcPr>
+            <w:tcW w:w="7938" w:type="dxa"/>
+          </w:tcPr>
+          <w:p>
+            <w:pPr>
+              <w:ind w:left="188" w:hangingChars="100" w:hanging="188"/>
+              <w:rPr>
+                <w:rFonts w:ascii="나눔고딕" w:eastAsia="나눔고딕" w:hAnsi="나눔고딕"/>
+                <w:color w:val="000000" w:themeColor="text1"/>
+                <w:sz w:val="20"/>
+                <w:szCs w:val="20"/>
+              </w:rPr>
+            </w:pPr>
+            <w:r>
+              <w:rPr>
+                <w:rFonts w:ascii="나눔고딕" w:eastAsia="나눔고딕" w:hAnsi="나눔고딕" w:hint="eastAsia"/>
+                <w:color w:val="000000" w:themeColor="text1"/>
+                <w:sz w:val="20"/>
+                <w:szCs w:val="20"/>
+              </w:rPr>
+              <w:t>[수동]</w:t>
+            </w:r>
+          </w:p>
+          <w:p>
+            <w:pPr>
+              <w:ind w:left="188" w:hangingChars="100" w:hanging="188"/>
+              <w:rPr>
+                <w:rFonts w:ascii="나눔고딕" w:eastAsia="나눔고딕" w:hAnsi="나눔고딕"/>
+                <w:color w:val="000000" w:themeColor="text1"/>
+                <w:sz w:val="20"/>
+                <w:szCs w:val="20"/>
+              </w:rPr>
+            </w:pPr>
+            <w:r>
+              <w:rPr>
+                <w:rFonts w:ascii="나눔고딕" w:eastAsia="나눔고딕" w:hAnsi="나눔고딕" w:hint="eastAsia"/>
+                <w:color w:val="000000" w:themeColor="text1"/>
+                <w:sz w:val="20"/>
+                <w:szCs w:val="20"/>
+              </w:rPr>
+              <w:t xml:space="preserve">- 기지 안에서 E 키로 상호작용하여 </w:t>
+            </w:r>
+            <w:proofErr w:type="spellStart"/>
+            <w:r>
+              <w:rPr>
+                <w:rFonts w:ascii="나눔고딕" w:eastAsia="나눔고딕" w:hAnsi="나눔고딕" w:hint="eastAsia"/>
+                <w:color w:val="000000" w:themeColor="text1"/>
+                <w:sz w:val="20"/>
+                <w:szCs w:val="20"/>
+              </w:rPr>
+              <w:t>C_InteractDoor_Packet</w:t>
+            </w:r>
+            <w:proofErr w:type="spellEnd"/>
+            <w:r>
+              <w:rPr>
+                <w:rFonts w:ascii="나눔고딕" w:eastAsia="나눔고딕" w:hAnsi="나눔고딕" w:hint="eastAsia"/>
+                <w:color w:val="000000" w:themeColor="text1"/>
+                <w:sz w:val="20"/>
+                <w:szCs w:val="20"/>
+              </w:rPr>
+              <w:t xml:space="preserve"> 송신</w:t>
+            </w:r>
+          </w:p>
+        </w:tc>
+      </w:tr>
+      <w:tr>
+        <w:tc>
+          <w:tcPr>
+            <w:tcW w:w="709" w:type="dxa"/>
+            <w:shd w:val="clear" w:color="auto" w:fill="FFFFFF" w:themeFill="background1"/>
+          </w:tcPr>
+          <w:p>
+            <w:pPr>
+              <w:jc w:val="center"/>
+              <w:rPr>
+                <w:rFonts w:ascii="나눔고딕" w:eastAsia="나눔고딕" w:hAnsi="나눔고딕"/>
+                <w:sz w:val="20"/>
+                <w:szCs w:val="20"/>
+              </w:rPr>
+            </w:pPr>
+            <w:r>
+              <w:rPr>
+                <w:rFonts w:ascii="나눔고딕" w:eastAsia="나눔고딕" w:hAnsi="나눔고딕" w:hint="eastAsia"/>
+                <w:sz w:val="20"/>
+                <w:szCs w:val="20"/>
+              </w:rPr>
+              <w:t>3</w:t>
+            </w:r>
+          </w:p>
+        </w:tc>
+        <w:tc>
+          <w:tcPr>
+            <w:tcW w:w="1701" w:type="dxa"/>
+          </w:tcPr>
+          <w:p>
+            <w:pPr>
+              <w:jc w:val="center"/>
+              <w:rPr>
+                <w:rFonts w:ascii="나눔고딕" w:eastAsia="나눔고딕" w:hAnsi="나눔고딕"/>
+                <w:sz w:val="20"/>
+                <w:szCs w:val="20"/>
+              </w:rPr>
+            </w:pPr>
+            <w:r>
+              <w:rPr>
+                <w:rFonts w:ascii="나눔고딕" w:eastAsia="나눔고딕" w:hAnsi="나눔고딕" w:hint="eastAsia"/>
+                <w:sz w:val="20"/>
+                <w:szCs w:val="20"/>
+              </w:rPr>
+              <w:t xml:space="preserve">Server </w:t>
+            </w:r>
+            <w:r>
+              <w:rPr>
+                <w:rFonts w:ascii="나눔고딕" w:eastAsia="나눔고딕" w:hAnsi="나눔고딕" w:hint="eastAsia"/>
+                <w:sz w:val="20"/>
+                <w:szCs w:val="20"/>
+              </w:rPr>
+              <w:t>→</w:t>
+            </w:r>
+            <w:r>
+              <w:rPr>
+                <w:rFonts w:ascii="나눔고딕" w:eastAsia="나눔고딕" w:hAnsi="나눔고딕" w:hint="eastAsia"/>
+                <w:sz w:val="20"/>
+                <w:szCs w:val="20"/>
+              </w:rPr>
+              <w:t xml:space="preserve"> Client</w:t>
+            </w:r>
+          </w:p>
+        </w:tc>
+        <w:tc>
+          <w:tcPr>
+            <w:tcW w:w="7938" w:type="dxa"/>
+          </w:tcPr>
+          <w:p>
+            <w:pPr>
+              <w:ind w:left="188" w:hangingChars="100" w:hanging="188"/>
+              <w:rPr>
+                <w:rFonts w:ascii="나눔고딕" w:eastAsia="나눔고딕" w:hAnsi="나눔고딕"/>
+                <w:color w:val="000000" w:themeColor="text1"/>
+                <w:sz w:val="20"/>
+                <w:szCs w:val="20"/>
+              </w:rPr>
+            </w:pPr>
+            <w:proofErr w:type="spellStart"/>
+            <w:r>
+              <w:rPr>
+                <w:rFonts w:ascii="나눔고딕" w:eastAsia="나눔고딕" w:hAnsi="나눔고딕" w:hint="eastAsia"/>
+                <w:color w:val="000000" w:themeColor="text1"/>
+                <w:sz w:val="20"/>
+                <w:szCs w:val="20"/>
+              </w:rPr>
               <w:t>S_InteractDoor_Packet</w:t>
             </w:r>
             <w:proofErr w:type="spellEnd"/>
@@ -39381,6 +40079,92 @@
                 <w:szCs w:val="20"/>
               </w:rPr>
               <w:t>을 수신하면 문 열거나 닫힘 애니메이션 실행</w:t>
+            </w:r>
+          </w:p>
+        </w:tc>
+      </w:tr>
+      <w:tr>
+        <w:tc>
+          <w:tcPr>
+            <w:tcW w:w="709" w:type="dxa"/>
+            <w:shd w:val="clear" w:color="auto" w:fill="FFFFFF" w:themeFill="background1"/>
+          </w:tcPr>
+          <w:p>
+            <w:pPr>
+              <w:jc w:val="center"/>
+              <w:rPr>
+                <w:rFonts w:ascii="나눔고딕" w:eastAsia="나눔고딕" w:hAnsi="나눔고딕" w:hint="eastAsia"/>
+                <w:sz w:val="20"/>
+                <w:szCs w:val="20"/>
+              </w:rPr>
+            </w:pPr>
+            <w:r>
+              <w:rPr>
+                <w:rFonts w:ascii="나눔고딕" w:eastAsia="나눔고딕" w:hAnsi="나눔고딕" w:hint="eastAsia"/>
+                <w:sz w:val="20"/>
+                <w:szCs w:val="20"/>
+              </w:rPr>
+              <w:t>*</w:t>
+            </w:r>
+          </w:p>
+        </w:tc>
+        <w:tc>
+          <w:tcPr>
+            <w:tcW w:w="1701" w:type="dxa"/>
+          </w:tcPr>
+          <w:p>
+            <w:pPr>
+              <w:jc w:val="center"/>
+              <w:rPr>
+                <w:rFonts w:ascii="나눔고딕" w:eastAsia="나눔고딕" w:hAnsi="나눔고딕" w:hint="eastAsia"/>
+                <w:sz w:val="20"/>
+                <w:szCs w:val="20"/>
+              </w:rPr>
+            </w:pPr>
+          </w:p>
+        </w:tc>
+        <w:tc>
+          <w:tcPr>
+            <w:tcW w:w="7938" w:type="dxa"/>
+          </w:tcPr>
+          <w:p>
+            <w:pPr>
+              <w:ind w:left="188" w:hangingChars="100" w:hanging="188"/>
+              <w:rPr>
+                <w:rFonts w:ascii="나눔고딕" w:eastAsia="나눔고딕" w:hAnsi="나눔고딕" w:hint="eastAsia"/>
+                <w:color w:val="000000" w:themeColor="text1"/>
+                <w:sz w:val="20"/>
+                <w:szCs w:val="20"/>
+              </w:rPr>
+            </w:pPr>
+            <w:r>
+              <w:rPr>
+                <w:rFonts w:ascii="나눔고딕" w:eastAsia="나눔고딕" w:hAnsi="나눔고딕" w:hint="eastAsia"/>
+                <w:color w:val="000000" w:themeColor="text1"/>
+                <w:sz w:val="20"/>
+                <w:szCs w:val="20"/>
+              </w:rPr>
+              <w:t xml:space="preserve">여기서 Door는 Client 자체에서 생성되니까, </w:t>
+            </w:r>
+            <w:proofErr w:type="spellStart"/>
+            <w:r>
+              <w:rPr>
+                <w:rFonts w:ascii="나눔고딕" w:eastAsia="나눔고딕" w:hAnsi="나눔고딕" w:hint="eastAsia"/>
+                <w:color w:val="000000" w:themeColor="text1"/>
+                <w:sz w:val="20"/>
+                <w:szCs w:val="20"/>
+              </w:rPr>
+              <w:t>Interact_Door_Packet</w:t>
+            </w:r>
+            <w:proofErr w:type="spellEnd"/>
+            <w:r>
+              <w:rPr>
+                <w:rFonts w:ascii="나눔고딕" w:eastAsia="나눔고딕" w:hAnsi="나눔고딕" w:hint="eastAsia"/>
+                <w:color w:val="000000" w:themeColor="text1"/>
+                <w:sz w:val="20"/>
+                <w:szCs w:val="20"/>
+              </w:rPr>
+              <w:t xml:space="preserve">에서 사용하는 id는 서버와 클라 같은 숫자로 통일해야 할 것 같음. </w:t>
             </w:r>
           </w:p>
         </w:tc>
@@ -45191,7 +45975,7 @@
   <w:style w:type="paragraph" w:default="1" w:styleId="a">
     <w:name w:val="Normal"/>
     <w:qFormat/>
-    <w:rsid w:val="00400EDC"/>
+    <w:rsid w:val="00600DEC"/>
     <w:pPr>
       <w:widowControl w:val="0"/>
       <w:wordWrap w:val="0"/>
@@ -45248,7 +46032,6 @@
     <w:next w:val="a"/>
     <w:link w:val="3Char"/>
     <w:uiPriority w:val="9"/>
-    <w:semiHidden/>
     <w:unhideWhenUsed/>
     <w:qFormat/>
     <w:rsid w:val="00032EB2"/>
@@ -45398,7 +46181,6 @@
   <w:style w:type="character" w:default="1" w:styleId="a0">
     <w:name w:val="Default Paragraph Font"/>
     <w:uiPriority w:val="1"/>
-    <w:semiHidden/>
     <w:unhideWhenUsed/>
   </w:style>
   <w:style w:type="table" w:default="1" w:styleId="a1">
@@ -45453,7 +46235,6 @@
     <w:basedOn w:val="a0"/>
     <w:link w:val="3"/>
     <w:uiPriority w:val="9"/>
-    <w:semiHidden/>
     <w:rsid w:val="00032EB2"/>
     <w:rPr>
       <w:rFonts w:asciiTheme="majorHAnsi" w:eastAsiaTheme="majorEastAsia" w:hAnsiTheme="majorHAnsi" w:cstheme="majorBidi"/>
@@ -45844,6 +46625,18 @@
     <w:uiPriority w:val="99"/>
     <w:rsid w:val="000D4893"/>
   </w:style>
+  <w:style w:type="paragraph" w:styleId="30">
+    <w:name w:val="toc 3"/>
+    <w:basedOn w:val="a"/>
+    <w:next w:val="a"/>
+    <w:autoRedefine/>
+    <w:uiPriority w:val="39"/>
+    <w:unhideWhenUsed/>
+    <w:rsid w:val="00600DEC"/>
+    <w:pPr>
+      <w:ind w:leftChars="400" w:left="850"/>
+    </w:pPr>
+  </w:style>
 </w:styles>
 </file>
 

--- a/네트워크 로직/네트워크_로직.docx
+++ b/네트워크 로직/네트워크_로직.docx
@@ -1089,21 +1089,7 @@
                 <w:rStyle w:val="aa"/>
                 <w:noProof/>
               </w:rPr>
-              <w:t>9-1. Emoti</w:t>
-            </w:r>
-            <w:r>
-              <w:rPr>
-                <w:rStyle w:val="aa"/>
-                <w:noProof/>
-              </w:rPr>
-              <w:t>o</w:t>
-            </w:r>
-            <w:r>
-              <w:rPr>
-                <w:rStyle w:val="aa"/>
-                <w:noProof/>
-              </w:rPr>
-              <w:t>nGame</w:t>
+              <w:t>9-1. EmotionGame</w:t>
             </w:r>
             <w:r>
               <w:rPr>
@@ -25368,7 +25354,7 @@
           <v:shape id="_x0000_i1025" type="#_x0000_t75" style="width:381.9pt;height:23.05pt" o:ole="">
             <v:imagedata r:id="rId7" o:title=""/>
           </v:shape>
-          <o:OLEObject Type="Embed" ProgID="Word.OpenDocumentText.12" ShapeID="_x0000_i1025" DrawAspect="Content" ObjectID="_1840391426" r:id="rId8"/>
+          <o:OLEObject Type="Embed" ProgID="Word.OpenDocumentText.12" ShapeID="_x0000_i1025" DrawAspect="Content" ObjectID="_1840396495" r:id="rId8"/>
         </w:object>
       </w:r>
     </w:p>
@@ -37533,9 +37519,6 @@
       <w:pPr>
         <w:pStyle w:val="3"/>
         <w:ind w:left="800" w:firstLine="800"/>
-        <w:rPr>
-          <w:rFonts w:hint="eastAsia"/>
-        </w:rPr>
       </w:pPr>
       <w:bookmarkStart w:id="13" w:name="_Toc229777838"/>
       <w:r>
@@ -37644,7 +37627,7 @@
         <w:tc>
           <w:tcPr>
             <w:tcW w:w="709" w:type="dxa"/>
-            <w:shd w:val="clear" w:color="auto" w:fill="FFFFFF" w:themeFill="background1"/>
+            <w:shd w:val="clear" w:color="auto" w:fill="D9F2D0" w:themeFill="accent6" w:themeFillTint="33"/>
           </w:tcPr>
           <w:p>
             <w:pPr>
@@ -37668,6 +37651,7 @@
         <w:tc>
           <w:tcPr>
             <w:tcW w:w="1701" w:type="dxa"/>
+            <w:shd w:val="clear" w:color="auto" w:fill="D9F2D0" w:themeFill="accent6" w:themeFillTint="33"/>
           </w:tcPr>
           <w:p>
             <w:pPr>
@@ -37707,11 +37691,12 @@
         <w:tc>
           <w:tcPr>
             <w:tcW w:w="7938" w:type="dxa"/>
+            <w:shd w:val="clear" w:color="auto" w:fill="D9F2D0" w:themeFill="accent6" w:themeFillTint="33"/>
           </w:tcPr>
           <w:p>
             <w:pPr>
               <w:rPr>
-                <w:rFonts w:ascii="나눔고딕" w:eastAsia="나눔고딕" w:hAnsi="나눔고딕" w:hint="eastAsia"/>
+                <w:rFonts w:ascii="나눔고딕" w:eastAsia="나눔고딕" w:hAnsi="나눔고딕"/>
                 <w:strike/>
                 <w:color w:val="000000" w:themeColor="text1"/>
                 <w:sz w:val="20"/>
@@ -37737,6 +37722,92 @@
                 <w:szCs w:val="20"/>
               </w:rPr>
               <w:t>을 송신하여 플레이어가 몬스터에 잡혔음을 알림</w:t>
+            </w:r>
+          </w:p>
+        </w:tc>
+      </w:tr>
+      <w:tr>
+        <w:tc>
+          <w:tcPr>
+            <w:tcW w:w="709" w:type="dxa"/>
+            <w:shd w:val="clear" w:color="auto" w:fill="D9F2D0" w:themeFill="accent6" w:themeFillTint="33"/>
+          </w:tcPr>
+          <w:p>
+            <w:pPr>
+              <w:jc w:val="center"/>
+              <w:rPr>
+                <w:rFonts w:ascii="나눔고딕" w:eastAsia="나눔고딕" w:hAnsi="나눔고딕"/>
+                <w:sz w:val="20"/>
+                <w:szCs w:val="20"/>
+              </w:rPr>
+            </w:pPr>
+            <w:r>
+              <w:rPr>
+                <w:rFonts w:ascii="나눔고딕" w:eastAsia="나눔고딕" w:hAnsi="나눔고딕" w:hint="eastAsia"/>
+                <w:sz w:val="20"/>
+                <w:szCs w:val="20"/>
+              </w:rPr>
+              <w:t>2</w:t>
+            </w:r>
+          </w:p>
+        </w:tc>
+        <w:tc>
+          <w:tcPr>
+            <w:tcW w:w="1701" w:type="dxa"/>
+            <w:shd w:val="clear" w:color="auto" w:fill="D9F2D0" w:themeFill="accent6" w:themeFillTint="33"/>
+          </w:tcPr>
+          <w:p>
+            <w:pPr>
+              <w:jc w:val="center"/>
+              <w:rPr>
+                <w:rFonts w:ascii="나눔고딕" w:eastAsia="나눔고딕" w:hAnsi="나눔고딕"/>
+                <w:sz w:val="20"/>
+                <w:szCs w:val="20"/>
+              </w:rPr>
+            </w:pPr>
+            <w:r>
+              <w:rPr>
+                <w:rFonts w:ascii="나눔고딕" w:eastAsia="나눔고딕" w:hAnsi="나눔고딕" w:hint="eastAsia"/>
+                <w:sz w:val="20"/>
+                <w:szCs w:val="20"/>
+              </w:rPr>
+              <w:t>Client</w:t>
+            </w:r>
+          </w:p>
+        </w:tc>
+        <w:tc>
+          <w:tcPr>
+            <w:tcW w:w="7938" w:type="dxa"/>
+            <w:shd w:val="clear" w:color="auto" w:fill="D9F2D0" w:themeFill="accent6" w:themeFillTint="33"/>
+          </w:tcPr>
+          <w:p>
+            <w:pPr>
+              <w:rPr>
+                <w:rFonts w:ascii="나눔고딕" w:eastAsia="나눔고딕" w:hAnsi="나눔고딕"/>
+                <w:color w:val="000000" w:themeColor="text1"/>
+                <w:sz w:val="20"/>
+                <w:szCs w:val="20"/>
+              </w:rPr>
+            </w:pPr>
+            <w:proofErr w:type="spellStart"/>
+            <w:r>
+              <w:rPr>
+                <w:rFonts w:ascii="나눔고딕" w:eastAsia="나눔고딕" w:hAnsi="나눔고딕" w:hint="eastAsia"/>
+                <w:color w:val="000000" w:themeColor="text1"/>
+                <w:sz w:val="20"/>
+                <w:szCs w:val="20"/>
+              </w:rPr>
+              <w:t>S_UpdateObjectState_Packet</w:t>
+            </w:r>
+            <w:proofErr w:type="spellEnd"/>
+            <w:r>
+              <w:rPr>
+                <w:rFonts w:ascii="나눔고딕" w:eastAsia="나눔고딕" w:hAnsi="나눔고딕" w:hint="eastAsia"/>
+                <w:color w:val="000000" w:themeColor="text1"/>
+                <w:sz w:val="20"/>
+                <w:szCs w:val="20"/>
+              </w:rPr>
+              <w:t>을 수신하면 패킷을 받자마자 3초를 세고, 몬스터 화면에 3, 2, 1 이미지를 띄움</w:t>
             </w:r>
           </w:p>
         </w:tc>
@@ -37762,7 +37833,7 @@
                 <w:sz w:val="20"/>
                 <w:szCs w:val="20"/>
               </w:rPr>
-              <w:t>2</w:t>
+              <w:t>3</w:t>
             </w:r>
           </w:p>
         </w:tc>
@@ -37785,7 +37856,23 @@
                 <w:sz w:val="20"/>
                 <w:szCs w:val="20"/>
               </w:rPr>
-              <w:t>Client</w:t>
+              <w:t xml:space="preserve">Server </w:t>
+            </w:r>
+            <w:r>
+              <w:rPr>
+                <w:rFonts w:ascii="나눔고딕" w:eastAsia="나눔고딕" w:hAnsi="나눔고딕" w:hint="eastAsia"/>
+                <w:sz w:val="20"/>
+                <w:szCs w:val="20"/>
+              </w:rPr>
+              <w:t>→</w:t>
+            </w:r>
+            <w:r>
+              <w:rPr>
+                <w:rFonts w:ascii="나눔고딕" w:eastAsia="나눔고딕" w:hAnsi="나눔고딕" w:hint="eastAsia"/>
+                <w:sz w:val="20"/>
+                <w:szCs w:val="20"/>
+              </w:rPr>
+              <w:t xml:space="preserve"> Client</w:t>
             </w:r>
           </w:p>
         </w:tc>
@@ -37796,12 +37883,21 @@
           <w:p>
             <w:pPr>
               <w:rPr>
-                <w:rFonts w:ascii="나눔고딕" w:eastAsia="나눔고딕" w:hAnsi="나눔고딕" w:hint="eastAsia"/>
+                <w:rFonts w:ascii="나눔고딕" w:eastAsia="나눔고딕" w:hAnsi="나눔고딕"/>
                 <w:color w:val="000000" w:themeColor="text1"/>
                 <w:sz w:val="20"/>
                 <w:szCs w:val="20"/>
               </w:rPr>
             </w:pPr>
+            <w:r>
+              <w:rPr>
+                <w:rFonts w:ascii="나눔고딕" w:eastAsia="나눔고딕" w:hAnsi="나눔고딕" w:hint="eastAsia"/>
+                <w:color w:val="000000" w:themeColor="text1"/>
+                <w:sz w:val="20"/>
+                <w:szCs w:val="20"/>
+              </w:rPr>
+              <w:t xml:space="preserve">감정 가위바위보 판정 결과를 </w:t>
+            </w:r>
             <w:proofErr w:type="spellStart"/>
             <w:r>
               <w:rPr>
@@ -37810,7 +37906,7 @@
                 <w:sz w:val="20"/>
                 <w:szCs w:val="20"/>
               </w:rPr>
-              <w:t>S_UpdateObjectState_Packet</w:t>
+              <w:t>S_EmotionGameResult_Packet</w:t>
             </w:r>
             <w:proofErr w:type="spellEnd"/>
             <w:r>
@@ -37820,7 +37916,46 @@
                 <w:sz w:val="20"/>
                 <w:szCs w:val="20"/>
               </w:rPr>
-              <w:t>을 수신하면 패킷을 받자마자 3초를 세고, 몬스터 화면에 3, 2, 1 이미지를 띄움</w:t>
+              <w:t>에 넣어 송신</w:t>
+            </w:r>
+          </w:p>
+          <w:p>
+            <w:pPr>
+              <w:rPr>
+                <w:rFonts w:ascii="나눔고딕" w:eastAsia="나눔고딕" w:hAnsi="나눔고딕"/>
+                <w:color w:val="000000" w:themeColor="text1"/>
+                <w:sz w:val="20"/>
+                <w:szCs w:val="20"/>
+              </w:rPr>
+            </w:pPr>
+            <w:r>
+              <w:rPr>
+                <w:rFonts w:ascii="나눔고딕" w:eastAsia="나눔고딕" w:hAnsi="나눔고딕" w:hint="eastAsia"/>
+                <w:color w:val="000000" w:themeColor="text1"/>
+                <w:sz w:val="20"/>
+                <w:szCs w:val="20"/>
+              </w:rPr>
+              <w:t xml:space="preserve">이 때 플레이어의 체력이 깎였으면, </w:t>
+            </w:r>
+            <w:proofErr w:type="spellStart"/>
+            <w:r>
+              <w:rPr>
+                <w:rFonts w:ascii="나눔고딕" w:eastAsia="나눔고딕" w:hAnsi="나눔고딕"/>
+                <w:color w:val="000000" w:themeColor="text1"/>
+                <w:sz w:val="20"/>
+                <w:szCs w:val="20"/>
+              </w:rPr>
+              <w:t>S_UpdateHp_Packet</w:t>
+            </w:r>
+            <w:proofErr w:type="spellEnd"/>
+            <w:r>
+              <w:rPr>
+                <w:rFonts w:ascii="나눔고딕" w:eastAsia="나눔고딕" w:hAnsi="나눔고딕" w:hint="eastAsia"/>
+                <w:color w:val="000000" w:themeColor="text1"/>
+                <w:sz w:val="20"/>
+                <w:szCs w:val="20"/>
+              </w:rPr>
+              <w:t xml:space="preserve"> 송신</w:t>
             </w:r>
           </w:p>
         </w:tc>
@@ -37835,7 +37970,7 @@
             <w:pPr>
               <w:jc w:val="center"/>
               <w:rPr>
-                <w:rFonts w:ascii="나눔고딕" w:eastAsia="나눔고딕" w:hAnsi="나눔고딕" w:hint="eastAsia"/>
+                <w:rFonts w:ascii="나눔고딕" w:eastAsia="나눔고딕" w:hAnsi="나눔고딕"/>
                 <w:sz w:val="20"/>
                 <w:szCs w:val="20"/>
               </w:rPr>
@@ -37846,7 +37981,7 @@
                 <w:sz w:val="20"/>
                 <w:szCs w:val="20"/>
               </w:rPr>
-              <w:t>3</w:t>
+              <w:t>4</w:t>
             </w:r>
           </w:p>
         </w:tc>
@@ -37858,7 +37993,7 @@
             <w:pPr>
               <w:jc w:val="center"/>
               <w:rPr>
-                <w:rFonts w:ascii="나눔고딕" w:eastAsia="나눔고딕" w:hAnsi="나눔고딕" w:hint="eastAsia"/>
+                <w:rFonts w:ascii="나눔고딕" w:eastAsia="나눔고딕" w:hAnsi="나눔고딕"/>
                 <w:sz w:val="20"/>
                 <w:szCs w:val="20"/>
               </w:rPr>
@@ -37869,23 +38004,7 @@
                 <w:sz w:val="20"/>
                 <w:szCs w:val="20"/>
               </w:rPr>
-              <w:t xml:space="preserve">Server </w:t>
-            </w:r>
-            <w:r>
-              <w:rPr>
-                <w:rFonts w:ascii="나눔고딕" w:eastAsia="나눔고딕" w:hAnsi="나눔고딕" w:hint="eastAsia"/>
-                <w:sz w:val="20"/>
-                <w:szCs w:val="20"/>
-              </w:rPr>
-              <w:t>→</w:t>
-            </w:r>
-            <w:r>
-              <w:rPr>
-                <w:rFonts w:ascii="나눔고딕" w:eastAsia="나눔고딕" w:hAnsi="나눔고딕" w:hint="eastAsia"/>
-                <w:sz w:val="20"/>
-                <w:szCs w:val="20"/>
-              </w:rPr>
-              <w:t xml:space="preserve"> Client</w:t>
+              <w:t>Client</w:t>
             </w:r>
           </w:p>
         </w:tc>
@@ -37902,6 +38021,7 @@
                 <w:szCs w:val="20"/>
               </w:rPr>
             </w:pPr>
+            <w:proofErr w:type="spellStart"/>
             <w:r>
               <w:rPr>
                 <w:rFonts w:ascii="나눔고딕" w:eastAsia="나눔고딕" w:hAnsi="나눔고딕" w:hint="eastAsia"/>
@@ -37909,9 +38029,9 @@
                 <w:sz w:val="20"/>
                 <w:szCs w:val="20"/>
               </w:rPr>
-              <w:t xml:space="preserve">감정 가위바위보 판정 결과를 </w:t>
-            </w:r>
-            <w:proofErr w:type="spellStart"/>
+              <w:t>S_EmotionGameResult_Packet</w:t>
+            </w:r>
+            <w:proofErr w:type="spellEnd"/>
             <w:r>
               <w:rPr>
                 <w:rFonts w:ascii="나눔고딕" w:eastAsia="나눔고딕" w:hAnsi="나눔고딕" w:hint="eastAsia"/>
@@ -37919,138 +38039,13 @@
                 <w:sz w:val="20"/>
                 <w:szCs w:val="20"/>
               </w:rPr>
-              <w:t>S_EmotionGameResult_Packet</w:t>
-            </w:r>
-            <w:proofErr w:type="spellEnd"/>
-            <w:r>
-              <w:rPr>
-                <w:rFonts w:ascii="나눔고딕" w:eastAsia="나눔고딕" w:hAnsi="나눔고딕" w:hint="eastAsia"/>
-                <w:color w:val="000000" w:themeColor="text1"/>
-                <w:sz w:val="20"/>
-                <w:szCs w:val="20"/>
-              </w:rPr>
-              <w:t>에 넣어 송신</w:t>
+              <w:t>을 수신하면 모니터에 결과를 출력</w:t>
             </w:r>
           </w:p>
           <w:p>
             <w:pPr>
               <w:rPr>
-                <w:rFonts w:ascii="나눔고딕" w:eastAsia="나눔고딕" w:hAnsi="나눔고딕" w:hint="eastAsia"/>
-                <w:color w:val="000000" w:themeColor="text1"/>
-                <w:sz w:val="20"/>
-                <w:szCs w:val="20"/>
-              </w:rPr>
-            </w:pPr>
-            <w:r>
-              <w:rPr>
-                <w:rFonts w:ascii="나눔고딕" w:eastAsia="나눔고딕" w:hAnsi="나눔고딕" w:hint="eastAsia"/>
-                <w:color w:val="000000" w:themeColor="text1"/>
-                <w:sz w:val="20"/>
-                <w:szCs w:val="20"/>
-              </w:rPr>
-              <w:t xml:space="preserve">이 때 플레이어의 체력이 깎였으면, </w:t>
-            </w:r>
-            <w:proofErr w:type="spellStart"/>
-            <w:r>
-              <w:rPr>
                 <w:rFonts w:ascii="나눔고딕" w:eastAsia="나눔고딕" w:hAnsi="나눔고딕"/>
-                <w:color w:val="000000" w:themeColor="text1"/>
-                <w:sz w:val="20"/>
-                <w:szCs w:val="20"/>
-              </w:rPr>
-              <w:t>S_UpdateHp_Packet</w:t>
-            </w:r>
-            <w:proofErr w:type="spellEnd"/>
-            <w:r>
-              <w:rPr>
-                <w:rFonts w:ascii="나눔고딕" w:eastAsia="나눔고딕" w:hAnsi="나눔고딕" w:hint="eastAsia"/>
-                <w:color w:val="000000" w:themeColor="text1"/>
-                <w:sz w:val="20"/>
-                <w:szCs w:val="20"/>
-              </w:rPr>
-              <w:t xml:space="preserve"> 송신</w:t>
-            </w:r>
-          </w:p>
-        </w:tc>
-      </w:tr>
-      <w:tr>
-        <w:tc>
-          <w:tcPr>
-            <w:tcW w:w="709" w:type="dxa"/>
-            <w:shd w:val="clear" w:color="auto" w:fill="FFFFFF" w:themeFill="background1"/>
-          </w:tcPr>
-          <w:p>
-            <w:pPr>
-              <w:jc w:val="center"/>
-              <w:rPr>
-                <w:rFonts w:ascii="나눔고딕" w:eastAsia="나눔고딕" w:hAnsi="나눔고딕" w:hint="eastAsia"/>
-                <w:sz w:val="20"/>
-                <w:szCs w:val="20"/>
-              </w:rPr>
-            </w:pPr>
-          </w:p>
-        </w:tc>
-        <w:tc>
-          <w:tcPr>
-            <w:tcW w:w="1701" w:type="dxa"/>
-          </w:tcPr>
-          <w:p>
-            <w:pPr>
-              <w:jc w:val="center"/>
-              <w:rPr>
-                <w:rFonts w:ascii="나눔고딕" w:eastAsia="나눔고딕" w:hAnsi="나눔고딕" w:hint="eastAsia"/>
-                <w:sz w:val="20"/>
-                <w:szCs w:val="20"/>
-              </w:rPr>
-            </w:pPr>
-            <w:r>
-              <w:rPr>
-                <w:rFonts w:ascii="나눔고딕" w:eastAsia="나눔고딕" w:hAnsi="나눔고딕" w:hint="eastAsia"/>
-                <w:sz w:val="20"/>
-                <w:szCs w:val="20"/>
-              </w:rPr>
-              <w:t>Client</w:t>
-            </w:r>
-          </w:p>
-        </w:tc>
-        <w:tc>
-          <w:tcPr>
-            <w:tcW w:w="7938" w:type="dxa"/>
-          </w:tcPr>
-          <w:p>
-            <w:pPr>
-              <w:rPr>
-                <w:rFonts w:ascii="나눔고딕" w:eastAsia="나눔고딕" w:hAnsi="나눔고딕"/>
-                <w:color w:val="000000" w:themeColor="text1"/>
-                <w:sz w:val="20"/>
-                <w:szCs w:val="20"/>
-              </w:rPr>
-            </w:pPr>
-            <w:proofErr w:type="spellStart"/>
-            <w:r>
-              <w:rPr>
-                <w:rFonts w:ascii="나눔고딕" w:eastAsia="나눔고딕" w:hAnsi="나눔고딕" w:hint="eastAsia"/>
-                <w:color w:val="000000" w:themeColor="text1"/>
-                <w:sz w:val="20"/>
-                <w:szCs w:val="20"/>
-              </w:rPr>
-              <w:t>S_EmotionGameResult_Packet</w:t>
-            </w:r>
-            <w:proofErr w:type="spellEnd"/>
-            <w:r>
-              <w:rPr>
-                <w:rFonts w:ascii="나눔고딕" w:eastAsia="나눔고딕" w:hAnsi="나눔고딕" w:hint="eastAsia"/>
-                <w:color w:val="000000" w:themeColor="text1"/>
-                <w:sz w:val="20"/>
-                <w:szCs w:val="20"/>
-              </w:rPr>
-              <w:t>을 수신하면 모니터에 결과를 출력</w:t>
-            </w:r>
-          </w:p>
-          <w:p>
-            <w:pPr>
-              <w:rPr>
-                <w:rFonts w:ascii="나눔고딕" w:eastAsia="나눔고딕" w:hAnsi="나눔고딕" w:hint="eastAsia"/>
                 <w:color w:val="000000" w:themeColor="text1"/>
                 <w:sz w:val="20"/>
                 <w:szCs w:val="20"/>
@@ -38080,13 +38075,7 @@
         </w:tc>
       </w:tr>
     </w:tbl>
-    <w:p>
-      <w:pPr>
-        <w:rPr>
-          <w:rFonts w:hint="eastAsia"/>
-        </w:rPr>
-      </w:pPr>
-    </w:p>
+    <w:p/>
     <w:p>
       <w:pPr>
         <w:pStyle w:val="2"/>
@@ -40093,7 +40082,7 @@
             <w:pPr>
               <w:jc w:val="center"/>
               <w:rPr>
-                <w:rFonts w:ascii="나눔고딕" w:eastAsia="나눔고딕" w:hAnsi="나눔고딕" w:hint="eastAsia"/>
+                <w:rFonts w:ascii="나눔고딕" w:eastAsia="나눔고딕" w:hAnsi="나눔고딕"/>
                 <w:sz w:val="20"/>
                 <w:szCs w:val="20"/>
               </w:rPr>
@@ -40116,7 +40105,7 @@
             <w:pPr>
               <w:jc w:val="center"/>
               <w:rPr>
-                <w:rFonts w:ascii="나눔고딕" w:eastAsia="나눔고딕" w:hAnsi="나눔고딕" w:hint="eastAsia"/>
+                <w:rFonts w:ascii="나눔고딕" w:eastAsia="나눔고딕" w:hAnsi="나눔고딕"/>
                 <w:sz w:val="20"/>
                 <w:szCs w:val="20"/>
               </w:rPr>
@@ -40131,7 +40120,7 @@
             <w:pPr>
               <w:ind w:left="188" w:hangingChars="100" w:hanging="188"/>
               <w:rPr>
-                <w:rFonts w:ascii="나눔고딕" w:eastAsia="나눔고딕" w:hAnsi="나눔고딕" w:hint="eastAsia"/>
+                <w:rFonts w:ascii="나눔고딕" w:eastAsia="나눔고딕" w:hAnsi="나눔고딕"/>
                 <w:color w:val="000000" w:themeColor="text1"/>
                 <w:sz w:val="20"/>
                 <w:szCs w:val="20"/>
@@ -46181,6 +46170,7 @@
   <w:style w:type="character" w:default="1" w:styleId="a0">
     <w:name w:val="Default Paragraph Font"/>
     <w:uiPriority w:val="1"/>
+    <w:semiHidden/>
     <w:unhideWhenUsed/>
   </w:style>
   <w:style w:type="table" w:default="1" w:styleId="a1">

--- a/네트워크 로직/네트워크_로직.docx
+++ b/네트워크 로직/네트워크_로직.docx
@@ -25354,7 +25354,7 @@
           <v:shape id="_x0000_i1025" type="#_x0000_t75" style="width:381.9pt;height:23.05pt" o:ole="">
             <v:imagedata r:id="rId7" o:title=""/>
           </v:shape>
-          <o:OLEObject Type="Embed" ProgID="Word.OpenDocumentText.12" ShapeID="_x0000_i1025" DrawAspect="Content" ObjectID="_1840396495" r:id="rId8"/>
+          <o:OLEObject Type="Embed" ProgID="Word.OpenDocumentText.12" ShapeID="_x0000_i1025" DrawAspect="Content" ObjectID="_1840487377" r:id="rId8"/>
         </w:object>
       </w:r>
     </w:p>
@@ -38275,7 +38275,6 @@
             <w:pPr>
               <w:rPr>
                 <w:rFonts w:ascii="나눔고딕" w:eastAsia="나눔고딕" w:hAnsi="나눔고딕"/>
-                <w:strike/>
                 <w:color w:val="000000" w:themeColor="text1"/>
                 <w:sz w:val="20"/>
                 <w:szCs w:val="20"/>
@@ -38300,6 +38299,70 @@
                 <w:szCs w:val="20"/>
               </w:rPr>
               <w:t>에 정보 추가하여 송신</w:t>
+            </w:r>
+          </w:p>
+          <w:p>
+            <w:pPr>
+              <w:rPr>
+                <w:rFonts w:ascii="나눔고딕" w:eastAsia="나눔고딕" w:hAnsi="나눔고딕" w:hint="eastAsia"/>
+                <w:color w:val="000000" w:themeColor="text1"/>
+                <w:sz w:val="20"/>
+                <w:szCs w:val="20"/>
+              </w:rPr>
+            </w:pPr>
+            <w:r>
+              <w:rPr>
+                <w:rFonts w:ascii="나눔고딕" w:eastAsia="나눔고딕" w:hAnsi="나눔고딕" w:hint="eastAsia"/>
+                <w:color w:val="000000" w:themeColor="text1"/>
+                <w:sz w:val="20"/>
+                <w:szCs w:val="20"/>
+              </w:rPr>
+              <w:t>* 설치 시, 상태(Open, Closed</w:t>
+            </w:r>
+            <w:r>
+              <w:rPr>
+                <w:rFonts w:ascii="나눔고딕" w:eastAsia="나눔고딕" w:hAnsi="나눔고딕" w:hint="eastAsia"/>
+                <w:color w:val="000000" w:themeColor="text1"/>
+                <w:sz w:val="20"/>
+                <w:szCs w:val="20"/>
+              </w:rPr>
+              <w:t xml:space="preserve"> </w:t>
+            </w:r>
+            <w:r>
+              <w:rPr>
+                <w:rFonts w:ascii="나눔고딕" w:eastAsia="나눔고딕" w:hAnsi="나눔고딕" w:hint="eastAsia"/>
+                <w:color w:val="000000" w:themeColor="text1"/>
+                <w:sz w:val="20"/>
+                <w:szCs w:val="20"/>
+              </w:rPr>
+              <w:t xml:space="preserve">이 포함된 </w:t>
+            </w:r>
+            <w:r>
+              <w:rPr>
+                <w:rFonts w:ascii="나눔고딕" w:eastAsia="나눔고딕" w:hAnsi="나눔고딕" w:hint="eastAsia"/>
+                <w:color w:val="000000" w:themeColor="text1"/>
+                <w:sz w:val="20"/>
+                <w:szCs w:val="20"/>
+              </w:rPr>
+              <w:t>구조체)</w:t>
+            </w:r>
+            <w:r>
+              <w:rPr>
+                <w:rFonts w:ascii="나눔고딕" w:eastAsia="나눔고딕" w:hAnsi="나눔고딕" w:hint="eastAsia"/>
+                <w:color w:val="000000" w:themeColor="text1"/>
+                <w:sz w:val="20"/>
+                <w:szCs w:val="20"/>
+              </w:rPr>
+              <w:t>와</w:t>
+            </w:r>
+            <w:r>
+              <w:rPr>
+                <w:rFonts w:ascii="나눔고딕" w:eastAsia="나눔고딕" w:hAnsi="나눔고딕" w:hint="eastAsia"/>
+                <w:color w:val="000000" w:themeColor="text1"/>
+                <w:sz w:val="20"/>
+                <w:szCs w:val="20"/>
+              </w:rPr>
+              <w:t xml:space="preserve"> 금액 제한 정보도 함께 보내야 함</w:t>
             </w:r>
           </w:p>
         </w:tc>
@@ -38499,7 +38562,7 @@
             <w:pPr>
               <w:jc w:val="center"/>
               <w:rPr>
-                <w:rFonts w:ascii="나눔고딕" w:eastAsia="나눔고딕" w:hAnsi="나눔고딕"/>
+                <w:rFonts w:ascii="나눔고딕" w:eastAsia="나눔고딕" w:hAnsi="나눔고딕" w:hint="eastAsia"/>
                 <w:sz w:val="20"/>
                 <w:szCs w:val="20"/>
               </w:rPr>
@@ -38517,12 +38580,13 @@
         <w:tc>
           <w:tcPr>
             <w:tcW w:w="1701" w:type="dxa"/>
+            <w:shd w:val="clear" w:color="auto" w:fill="FFFFFF" w:themeFill="background1"/>
           </w:tcPr>
           <w:p>
             <w:pPr>
               <w:jc w:val="center"/>
               <w:rPr>
-                <w:rFonts w:ascii="나눔고딕" w:eastAsia="나눔고딕" w:hAnsi="나눔고딕"/>
+                <w:rFonts w:ascii="나눔고딕" w:eastAsia="나눔고딕" w:hAnsi="나눔고딕" w:hint="eastAsia"/>
                 <w:sz w:val="20"/>
                 <w:szCs w:val="20"/>
               </w:rPr>
@@ -38533,35 +38597,36 @@
                 <w:sz w:val="20"/>
                 <w:szCs w:val="20"/>
               </w:rPr>
-              <w:t>Client</w:t>
-            </w:r>
-            <w:r>
-              <w:rPr>
-                <w:rFonts w:ascii="나눔고딕" w:eastAsia="나눔고딕" w:hAnsi="나눔고딕" w:hint="eastAsia"/>
-                <w:sz w:val="20"/>
-                <w:szCs w:val="20"/>
-              </w:rPr>
-              <w:t xml:space="preserve"> → </w:t>
-            </w:r>
-            <w:r>
-              <w:rPr>
-                <w:rFonts w:ascii="나눔고딕" w:eastAsia="나눔고딕" w:hAnsi="나눔고딕" w:hint="eastAsia"/>
-                <w:sz w:val="20"/>
-                <w:szCs w:val="20"/>
-              </w:rPr>
-              <w:t>Server</w:t>
+              <w:t xml:space="preserve">Server </w:t>
+            </w:r>
+            <w:r>
+              <w:rPr>
+                <w:rFonts w:ascii="나눔고딕" w:eastAsia="나눔고딕" w:hAnsi="나눔고딕" w:hint="eastAsia"/>
+                <w:sz w:val="20"/>
+                <w:szCs w:val="20"/>
+              </w:rPr>
+              <w:t>→</w:t>
+            </w:r>
+            <w:r>
+              <w:rPr>
+                <w:rFonts w:ascii="나눔고딕" w:eastAsia="나눔고딕" w:hAnsi="나눔고딕" w:hint="eastAsia"/>
+                <w:sz w:val="20"/>
+                <w:szCs w:val="20"/>
+              </w:rPr>
+              <w:t xml:space="preserve"> Client</w:t>
             </w:r>
           </w:p>
         </w:tc>
         <w:tc>
           <w:tcPr>
             <w:tcW w:w="7938" w:type="dxa"/>
+            <w:shd w:val="clear" w:color="auto" w:fill="FFFFFF" w:themeFill="background1"/>
           </w:tcPr>
           <w:p>
             <w:pPr>
-              <w:rPr>
-                <w:rFonts w:ascii="나눔고딕" w:eastAsia="나눔고딕" w:hAnsi="나눔고딕"/>
-                <w:color w:val="000000" w:themeColor="text1"/>
+              <w:ind w:left="188" w:hangingChars="100" w:hanging="188"/>
+              <w:rPr>
+                <w:rFonts w:ascii="나눔고딕" w:eastAsia="나눔고딕" w:hAnsi="나눔고딕" w:hint="eastAsia"/>
                 <w:sz w:val="20"/>
                 <w:szCs w:val="20"/>
               </w:rPr>
@@ -38569,150 +38634,110 @@
             <w:r>
               <w:rPr>
                 <w:rFonts w:ascii="나눔고딕" w:eastAsia="나눔고딕" w:hAnsi="나눔고딕" w:hint="eastAsia"/>
-                <w:color w:val="000000" w:themeColor="text1"/>
-                <w:sz w:val="20"/>
-                <w:szCs w:val="20"/>
-              </w:rPr>
-              <w:t xml:space="preserve">1. </w:t>
-            </w:r>
-            <w:r>
-              <w:rPr>
-                <w:rFonts w:ascii="나눔고딕" w:eastAsia="나눔고딕" w:hAnsi="나눔고딕" w:hint="eastAsia"/>
-                <w:color w:val="000000" w:themeColor="text1"/>
-                <w:sz w:val="20"/>
-                <w:szCs w:val="20"/>
-              </w:rPr>
-              <w:t xml:space="preserve">판매기 근처에 가면 </w:t>
-            </w:r>
-            <w:r>
-              <w:rPr>
-                <w:rFonts w:ascii="나눔고딕" w:eastAsia="나눔고딕" w:hAnsi="나눔고딕"/>
-                <w:color w:val="000000" w:themeColor="text1"/>
-                <w:sz w:val="20"/>
-                <w:szCs w:val="20"/>
-              </w:rPr>
-              <w:t>‘</w:t>
-            </w:r>
-            <w:r>
-              <w:rPr>
-                <w:rFonts w:ascii="나눔고딕" w:eastAsia="나눔고딕" w:hAnsi="나눔고딕" w:hint="eastAsia"/>
-                <w:color w:val="000000" w:themeColor="text1"/>
-                <w:sz w:val="20"/>
-                <w:szCs w:val="20"/>
-              </w:rPr>
-              <w:t>물건 내려놓기</w:t>
-            </w:r>
-            <w:r>
-              <w:rPr>
-                <w:rFonts w:ascii="나눔고딕" w:eastAsia="나눔고딕" w:hAnsi="나눔고딕"/>
-                <w:color w:val="000000" w:themeColor="text1"/>
-                <w:sz w:val="20"/>
-                <w:szCs w:val="20"/>
-              </w:rPr>
-              <w:t>’</w:t>
-            </w:r>
-            <w:r>
-              <w:rPr>
-                <w:rFonts w:ascii="나눔고딕" w:eastAsia="나눔고딕" w:hAnsi="나눔고딕" w:hint="eastAsia"/>
-                <w:color w:val="000000" w:themeColor="text1"/>
-                <w:sz w:val="20"/>
-                <w:szCs w:val="20"/>
-              </w:rPr>
-              <w:t xml:space="preserve"> 위젯이 뜸.</w:t>
-            </w:r>
-          </w:p>
-          <w:p>
-            <w:pPr>
-              <w:rPr>
-                <w:rFonts w:ascii="나눔고딕" w:eastAsia="나눔고딕" w:hAnsi="나눔고딕"/>
-                <w:color w:val="000000" w:themeColor="text1"/>
-                <w:sz w:val="20"/>
-                <w:szCs w:val="20"/>
-              </w:rPr>
-            </w:pPr>
-            <w:r>
-              <w:rPr>
-                <w:rFonts w:ascii="나눔고딕" w:eastAsia="나눔고딕" w:hAnsi="나눔고딕" w:hint="eastAsia"/>
-                <w:color w:val="000000" w:themeColor="text1"/>
-                <w:sz w:val="20"/>
-                <w:szCs w:val="20"/>
-              </w:rPr>
-              <w:t xml:space="preserve">2. 물건을 1개 이상 내려 놓으면 </w:t>
-            </w:r>
-            <w:r>
-              <w:rPr>
-                <w:rFonts w:ascii="나눔고딕" w:eastAsia="나눔고딕" w:hAnsi="나눔고딕"/>
-                <w:color w:val="000000" w:themeColor="text1"/>
-                <w:sz w:val="20"/>
-                <w:szCs w:val="20"/>
-              </w:rPr>
-              <w:t>‘</w:t>
-            </w:r>
-            <w:r>
-              <w:rPr>
-                <w:rFonts w:ascii="나눔고딕" w:eastAsia="나눔고딕" w:hAnsi="나눔고딕" w:hint="eastAsia"/>
-                <w:color w:val="000000" w:themeColor="text1"/>
-                <w:sz w:val="20"/>
-                <w:szCs w:val="20"/>
-              </w:rPr>
-              <w:t>판매하기(E)</w:t>
-            </w:r>
-            <w:r>
-              <w:rPr>
-                <w:rFonts w:ascii="나눔고딕" w:eastAsia="나눔고딕" w:hAnsi="나눔고딕"/>
-                <w:color w:val="000000" w:themeColor="text1"/>
-                <w:sz w:val="20"/>
-                <w:szCs w:val="20"/>
-              </w:rPr>
-              <w:t>’</w:t>
-            </w:r>
-            <w:r>
-              <w:rPr>
-                <w:rFonts w:ascii="나눔고딕" w:eastAsia="나눔고딕" w:hAnsi="나눔고딕" w:hint="eastAsia"/>
-                <w:color w:val="000000" w:themeColor="text1"/>
-                <w:sz w:val="20"/>
-                <w:szCs w:val="20"/>
-              </w:rPr>
-              <w:t xml:space="preserve"> 위젯이 뜸. </w:t>
-            </w:r>
-          </w:p>
-          <w:p>
-            <w:pPr>
-              <w:rPr>
-                <w:rFonts w:ascii="나눔고딕" w:eastAsia="나눔고딕" w:hAnsi="나눔고딕"/>
-                <w:color w:val="000000" w:themeColor="text1"/>
-                <w:sz w:val="20"/>
-                <w:szCs w:val="20"/>
-              </w:rPr>
-            </w:pPr>
-            <w:r>
-              <w:rPr>
-                <w:rFonts w:ascii="나눔고딕" w:eastAsia="나눔고딕" w:hAnsi="나눔고딕" w:hint="eastAsia"/>
-                <w:color w:val="000000" w:themeColor="text1"/>
-                <w:sz w:val="20"/>
-                <w:szCs w:val="20"/>
-              </w:rPr>
-              <w:t xml:space="preserve">3. 물건 판매 버튼을 누르면 </w:t>
+                <w:sz w:val="20"/>
+                <w:szCs w:val="20"/>
+              </w:rPr>
+              <w:t xml:space="preserve">- </w:t>
+            </w:r>
+            <w:r>
+              <w:rPr>
+                <w:rFonts w:ascii="나눔고딕" w:eastAsia="나눔고딕" w:hAnsi="나눔고딕" w:hint="eastAsia"/>
+                <w:sz w:val="20"/>
+                <w:szCs w:val="20"/>
+              </w:rPr>
+              <w:t xml:space="preserve">특수 </w:t>
             </w:r>
             <w:proofErr w:type="spellStart"/>
             <w:r>
               <w:rPr>
                 <w:rFonts w:ascii="나눔고딕" w:eastAsia="나눔고딕" w:hAnsi="나눔고딕" w:hint="eastAsia"/>
-                <w:color w:val="000000" w:themeColor="text1"/>
-                <w:sz w:val="20"/>
-                <w:szCs w:val="20"/>
-              </w:rPr>
-              <w:t>C_SellItem_Packet</w:t>
+                <w:sz w:val="20"/>
+                <w:szCs w:val="20"/>
+              </w:rPr>
+              <w:t>기믹</w:t>
             </w:r>
             <w:proofErr w:type="spellEnd"/>
             <w:r>
               <w:rPr>
                 <w:rFonts w:ascii="나눔고딕" w:eastAsia="나눔고딕" w:hAnsi="나눔고딕" w:hint="eastAsia"/>
-                <w:color w:val="000000" w:themeColor="text1"/>
-                <w:sz w:val="20"/>
-                <w:szCs w:val="20"/>
-              </w:rPr>
-              <w:t>을 송신 (판매기 id, 아이템 id들)</w:t>
+                <w:sz w:val="20"/>
+                <w:szCs w:val="20"/>
+              </w:rPr>
+              <w:t xml:space="preserve"> 판매기</w:t>
+            </w:r>
+            <w:r>
+              <w:rPr>
+                <w:rFonts w:ascii="나눔고딕" w:eastAsia="나눔고딕" w:hAnsi="나눔고딕" w:hint="eastAsia"/>
+                <w:sz w:val="20"/>
+                <w:szCs w:val="20"/>
+              </w:rPr>
+              <w:t xml:space="preserve">: </w:t>
+            </w:r>
+            <w:r>
+              <w:rPr>
+                <w:rFonts w:ascii="나눔고딕" w:eastAsia="나눔고딕" w:hAnsi="나눔고딕" w:hint="eastAsia"/>
+                <w:sz w:val="20"/>
+                <w:szCs w:val="20"/>
+              </w:rPr>
+              <w:t xml:space="preserve">200초가 지나면 </w:t>
+            </w:r>
+            <w:r>
+              <w:rPr>
+                <w:rFonts w:ascii="나눔고딕" w:eastAsia="나눔고딕" w:hAnsi="나눔고딕" w:hint="eastAsia"/>
+                <w:sz w:val="20"/>
+                <w:szCs w:val="20"/>
+              </w:rPr>
+              <w:t>Closed</w:t>
+            </w:r>
+            <w:r>
+              <w:rPr>
+                <w:rFonts w:ascii="나눔고딕" w:eastAsia="나눔고딕" w:hAnsi="나눔고딕" w:hint="eastAsia"/>
+                <w:sz w:val="20"/>
+                <w:szCs w:val="20"/>
+              </w:rPr>
+              <w:t xml:space="preserve"> </w:t>
+            </w:r>
+            <w:r>
+              <w:rPr>
+                <w:rFonts w:ascii="나눔고딕" w:eastAsia="나눔고딕" w:hAnsi="나눔고딕" w:hint="eastAsia"/>
+                <w:sz w:val="20"/>
+                <w:szCs w:val="20"/>
+              </w:rPr>
+              <w:t>상태를</w:t>
+            </w:r>
+            <w:r>
+              <w:rPr>
+                <w:rFonts w:ascii="나눔고딕" w:eastAsia="나눔고딕" w:hAnsi="나눔고딕" w:hint="eastAsia"/>
+                <w:sz w:val="20"/>
+                <w:szCs w:val="20"/>
+              </w:rPr>
+              <w:t xml:space="preserve"> Open 바</w:t>
+            </w:r>
+            <w:r>
+              <w:rPr>
+                <w:rFonts w:ascii="나눔고딕" w:eastAsia="나눔고딕" w:hAnsi="나눔고딕" w:hint="eastAsia"/>
+                <w:sz w:val="20"/>
+                <w:szCs w:val="20"/>
+              </w:rPr>
+              <w:t>꾸는</w:t>
+            </w:r>
+            <w:proofErr w:type="spellStart"/>
+            <w:r>
+              <w:rPr>
+                <w:rFonts w:ascii="나눔고딕" w:eastAsia="나눔고딕" w:hAnsi="나눔고딕" w:hint="eastAsia"/>
+                <w:sz w:val="20"/>
+                <w:szCs w:val="20"/>
+              </w:rPr>
+              <w:t>S_UpdateObjectState_Packet</w:t>
+            </w:r>
+            <w:proofErr w:type="spellEnd"/>
+            <w:r>
+              <w:rPr>
+                <w:rFonts w:ascii="나눔고딕" w:eastAsia="나눔고딕" w:hAnsi="나눔고딕" w:hint="eastAsia"/>
+                <w:sz w:val="20"/>
+                <w:szCs w:val="20"/>
+              </w:rPr>
+              <w:t>??을 송신</w:t>
             </w:r>
           </w:p>
         </w:tc>
@@ -38727,7 +38752,7 @@
             <w:pPr>
               <w:jc w:val="center"/>
               <w:rPr>
-                <w:rFonts w:ascii="나눔고딕" w:eastAsia="나눔고딕" w:hAnsi="나눔고딕"/>
+                <w:rFonts w:ascii="나눔고딕" w:eastAsia="나눔고딕" w:hAnsi="나눔고딕" w:hint="eastAsia"/>
                 <w:sz w:val="20"/>
                 <w:szCs w:val="20"/>
               </w:rPr>
@@ -38745,12 +38770,13 @@
         <w:tc>
           <w:tcPr>
             <w:tcW w:w="1701" w:type="dxa"/>
+            <w:shd w:val="clear" w:color="auto" w:fill="FFFFFF" w:themeFill="background1"/>
           </w:tcPr>
           <w:p>
             <w:pPr>
               <w:jc w:val="center"/>
               <w:rPr>
-                <w:rFonts w:ascii="나눔고딕" w:eastAsia="나눔고딕" w:hAnsi="나눔고딕"/>
+                <w:rFonts w:ascii="나눔고딕" w:eastAsia="나눔고딕" w:hAnsi="나눔고딕" w:hint="eastAsia"/>
                 <w:sz w:val="20"/>
                 <w:szCs w:val="20"/>
               </w:rPr>
@@ -38761,36 +38787,19 @@
                 <w:sz w:val="20"/>
                 <w:szCs w:val="20"/>
               </w:rPr>
-              <w:t xml:space="preserve">Server </w:t>
-            </w:r>
-            <w:r>
-              <w:rPr>
-                <w:rFonts w:ascii="나눔고딕" w:eastAsia="나눔고딕" w:hAnsi="나눔고딕" w:hint="eastAsia"/>
-                <w:sz w:val="20"/>
-                <w:szCs w:val="20"/>
-              </w:rPr>
-              <w:t>→</w:t>
-            </w:r>
-            <w:r>
-              <w:rPr>
-                <w:rFonts w:ascii="나눔고딕" w:eastAsia="나눔고딕" w:hAnsi="나눔고딕" w:hint="eastAsia"/>
-                <w:sz w:val="20"/>
-                <w:szCs w:val="20"/>
-              </w:rPr>
-              <w:t xml:space="preserve"> Client </w:t>
+              <w:t>Client</w:t>
             </w:r>
           </w:p>
         </w:tc>
         <w:tc>
           <w:tcPr>
             <w:tcW w:w="7938" w:type="dxa"/>
+            <w:shd w:val="clear" w:color="auto" w:fill="FFFFFF" w:themeFill="background1"/>
           </w:tcPr>
           <w:p>
             <w:pPr>
-              <w:ind w:left="188" w:hangingChars="100" w:hanging="188"/>
-              <w:rPr>
-                <w:rFonts w:ascii="나눔고딕" w:eastAsia="나눔고딕" w:hAnsi="나눔고딕"/>
-                <w:color w:val="000000" w:themeColor="text1"/>
+              <w:rPr>
+                <w:rFonts w:ascii="나눔고딕" w:eastAsia="나눔고딕" w:hAnsi="나눔고딕" w:hint="eastAsia"/>
                 <w:sz w:val="20"/>
                 <w:szCs w:val="20"/>
               </w:rPr>
@@ -38799,189 +38808,67 @@
             <w:r>
               <w:rPr>
                 <w:rFonts w:ascii="나눔고딕" w:eastAsia="나눔고딕" w:hAnsi="나눔고딕" w:hint="eastAsia"/>
-                <w:color w:val="000000" w:themeColor="text1"/>
-                <w:sz w:val="20"/>
-                <w:szCs w:val="20"/>
-              </w:rPr>
-              <w:t>C_SellItem_Packet</w:t>
+                <w:sz w:val="20"/>
+                <w:szCs w:val="20"/>
+              </w:rPr>
+              <w:t>S_UpdateObjectState_Packet</w:t>
             </w:r>
             <w:proofErr w:type="spellEnd"/>
             <w:r>
               <w:rPr>
                 <w:rFonts w:ascii="나눔고딕" w:eastAsia="나눔고딕" w:hAnsi="나눔고딕" w:hint="eastAsia"/>
-                <w:color w:val="000000" w:themeColor="text1"/>
-                <w:sz w:val="20"/>
-                <w:szCs w:val="20"/>
-              </w:rPr>
-              <w:t xml:space="preserve">을 수신하면 판매 아이템 목록 확인 및 유효성 검사 후, </w:t>
+                <w:sz w:val="20"/>
+                <w:szCs w:val="20"/>
+              </w:rPr>
+              <w:t>을 받으면 판매기의 상태를 변경</w:t>
+            </w:r>
+            <w:r>
+              <w:rPr>
+                <w:rFonts w:ascii="나눔고딕" w:eastAsia="나눔고딕" w:hAnsi="나눔고딕" w:hint="eastAsia"/>
+                <w:sz w:val="20"/>
+                <w:szCs w:val="20"/>
+              </w:rPr>
+              <w:t xml:space="preserve">하고, </w:t>
+            </w:r>
+            <w:r>
+              <w:rPr>
+                <w:rFonts w:ascii="나눔고딕" w:eastAsia="나눔고딕" w:hAnsi="나눔고딕" w:hint="eastAsia"/>
+                <w:sz w:val="20"/>
+                <w:szCs w:val="20"/>
+              </w:rPr>
+              <w:t xml:space="preserve">Closed에서 Open으로 변경되면 </w:t>
             </w:r>
             <w:proofErr w:type="spellStart"/>
             <w:r>
               <w:rPr>
-                <w:rFonts w:ascii="나눔고딕" w:eastAsia="나눔고딕" w:hAnsi="나눔고딕" w:hint="eastAsia"/>
-                <w:color w:val="000000" w:themeColor="text1"/>
-                <w:sz w:val="20"/>
-                <w:szCs w:val="20"/>
-              </w:rPr>
-              <w:t>크레딧을</w:t>
+                <w:rFonts w:hint="eastAsia"/>
+                <w:sz w:val="20"/>
+                <w:szCs w:val="20"/>
+              </w:rPr>
+              <w:t>SellingMachine_bar</w:t>
             </w:r>
             <w:proofErr w:type="spellEnd"/>
             <w:r>
               <w:rPr>
-                <w:rFonts w:ascii="나눔고딕" w:eastAsia="나눔고딕" w:hAnsi="나눔고딕" w:hint="eastAsia"/>
-                <w:color w:val="000000" w:themeColor="text1"/>
-                <w:sz w:val="20"/>
-                <w:szCs w:val="20"/>
-              </w:rPr>
-              <w:t xml:space="preserve"> 변경하는 </w:t>
-            </w:r>
-            <w:proofErr w:type="spellStart"/>
-            <w:r>
-              <w:rPr>
-                <w:rFonts w:ascii="나눔고딕" w:eastAsia="나눔고딕" w:hAnsi="나눔고딕" w:hint="eastAsia"/>
-                <w:color w:val="000000" w:themeColor="text1"/>
-                <w:sz w:val="20"/>
-                <w:szCs w:val="20"/>
-              </w:rPr>
-              <w:t>S_Credit_Packet</w:t>
-            </w:r>
-            <w:proofErr w:type="spellEnd"/>
-            <w:r>
-              <w:rPr>
-                <w:rFonts w:ascii="나눔고딕" w:eastAsia="나눔고딕" w:hAnsi="나눔고딕" w:hint="eastAsia"/>
-                <w:color w:val="000000" w:themeColor="text1"/>
-                <w:sz w:val="20"/>
-                <w:szCs w:val="20"/>
-              </w:rPr>
-              <w:t>(total Credit</w:t>
-            </w:r>
-            <w:r>
-              <w:rPr>
-                <w:rFonts w:ascii="나눔고딕" w:eastAsia="나눔고딕" w:hAnsi="나눔고딕" w:hint="eastAsia"/>
-                <w:color w:val="000000" w:themeColor="text1"/>
-                <w:sz w:val="20"/>
-                <w:szCs w:val="20"/>
-              </w:rPr>
-              <w:t>과 삭제할 아이템 id)</w:t>
-            </w:r>
-          </w:p>
-          <w:p>
-            <w:pPr>
-              <w:ind w:left="188" w:hangingChars="100" w:hanging="188"/>
-              <w:rPr>
-                <w:rFonts w:ascii="나눔고딕" w:eastAsia="나눔고딕" w:hAnsi="나눔고딕"/>
-                <w:color w:val="000000" w:themeColor="text1"/>
-                <w:sz w:val="20"/>
-                <w:szCs w:val="20"/>
-              </w:rPr>
-            </w:pPr>
-          </w:p>
-          <w:p>
-            <w:pPr>
-              <w:ind w:left="188" w:hangingChars="100" w:hanging="188"/>
-              <w:rPr>
-                <w:rFonts w:ascii="나눔고딕" w:eastAsia="나눔고딕" w:hAnsi="나눔고딕"/>
-                <w:strike/>
-                <w:color w:val="FF99FF"/>
-                <w:sz w:val="20"/>
-                <w:szCs w:val="20"/>
-              </w:rPr>
-            </w:pPr>
-            <w:r>
-              <w:rPr>
-                <w:rFonts w:ascii="나눔고딕" w:eastAsia="나눔고딕" w:hAnsi="나눔고딕" w:hint="eastAsia"/>
-                <w:strike/>
-                <w:color w:val="FF99FF"/>
-                <w:sz w:val="20"/>
-                <w:szCs w:val="20"/>
-              </w:rPr>
-              <w:t xml:space="preserve">=&gt;이거 두 개 합쳐서 </w:t>
-            </w:r>
-            <w:proofErr w:type="spellStart"/>
-            <w:r>
-              <w:rPr>
-                <w:rFonts w:ascii="나눔고딕" w:eastAsia="나눔고딕" w:hAnsi="나눔고딕" w:hint="eastAsia"/>
-                <w:strike/>
-                <w:color w:val="FF99FF"/>
-                <w:sz w:val="20"/>
-                <w:szCs w:val="20"/>
-              </w:rPr>
-              <w:t>S_SellItemResult_Packet</w:t>
-            </w:r>
-            <w:proofErr w:type="spellEnd"/>
-            <w:r>
-              <w:rPr>
-                <w:rFonts w:ascii="나눔고딕" w:eastAsia="나눔고딕" w:hAnsi="나눔고딕" w:hint="eastAsia"/>
-                <w:strike/>
-                <w:color w:val="FF99FF"/>
-                <w:sz w:val="20"/>
-                <w:szCs w:val="20"/>
-              </w:rPr>
-              <w:t>으로 보내</w:t>
-            </w:r>
-            <w:r>
-              <w:rPr>
-                <w:rFonts w:ascii="나눔고딕" w:eastAsia="나눔고딕" w:hAnsi="나눔고딕" w:hint="eastAsia"/>
-                <w:strike/>
-                <w:color w:val="FF99FF"/>
-                <w:sz w:val="20"/>
-                <w:szCs w:val="20"/>
-              </w:rPr>
-              <w:t xml:space="preserve">는 게 더 </w:t>
-            </w:r>
-            <w:proofErr w:type="spellStart"/>
-            <w:r>
-              <w:rPr>
-                <w:rFonts w:ascii="나눔고딕" w:eastAsia="나눔고딕" w:hAnsi="나눔고딕" w:hint="eastAsia"/>
-                <w:strike/>
-                <w:color w:val="FF99FF"/>
-                <w:sz w:val="20"/>
-                <w:szCs w:val="20"/>
-              </w:rPr>
-              <w:t>자연스러우려나</w:t>
-            </w:r>
-            <w:proofErr w:type="spellEnd"/>
-            <w:r>
-              <w:rPr>
-                <w:rFonts w:ascii="나눔고딕" w:eastAsia="나눔고딕" w:hAnsi="나눔고딕" w:hint="eastAsia"/>
-                <w:strike/>
-                <w:color w:val="FF99FF"/>
-                <w:sz w:val="20"/>
-                <w:szCs w:val="20"/>
+                <w:rFonts w:hint="eastAsia"/>
+                <w:sz w:val="20"/>
+                <w:szCs w:val="20"/>
+              </w:rPr>
+              <w:t>가 내려가는</w:t>
+            </w:r>
+            <w:r>
+              <w:rPr>
+                <w:rFonts w:hint="eastAsia"/>
               </w:rPr>
               <w:t xml:space="preserve"> </w:t>
             </w:r>
-            <w:proofErr w:type="spellStart"/>
-            <w:r>
-              <w:rPr>
-                <w:rFonts w:ascii="나눔고딕" w:eastAsia="나눔고딕" w:hAnsi="나눔고딕" w:hint="eastAsia"/>
-                <w:strike/>
-                <w:color w:val="FF99FF"/>
-                <w:sz w:val="20"/>
-                <w:szCs w:val="20"/>
-              </w:rPr>
-              <w:t>어떤게</w:t>
-            </w:r>
-            <w:proofErr w:type="spellEnd"/>
-            <w:r>
-              <w:rPr>
-                <w:rFonts w:ascii="나눔고딕" w:eastAsia="나눔고딕" w:hAnsi="나눔고딕"/>
-                <w:strike/>
-                <w:color w:val="FF99FF"/>
-                <w:sz w:val="20"/>
-                <w:szCs w:val="20"/>
-              </w:rPr>
-              <w:t>…</w:t>
-            </w:r>
-            <w:r>
-              <w:rPr>
-                <w:rFonts w:ascii="나눔고딕" w:eastAsia="나눔고딕" w:hAnsi="나눔고딕" w:hint="eastAsia"/>
-                <w:strike/>
-                <w:color w:val="FF99FF"/>
-                <w:sz w:val="20"/>
-                <w:szCs w:val="20"/>
-              </w:rPr>
-              <w:t xml:space="preserve"> 나은 것 같아?</w:t>
+            <w:r>
+              <w:rPr>
+                <w:rFonts w:ascii="나눔고딕" w:eastAsia="나눔고딕" w:hAnsi="나눔고딕" w:hint="eastAsia"/>
+                <w:sz w:val="20"/>
+                <w:szCs w:val="20"/>
+              </w:rPr>
+              <w:t>애니메이션 재생</w:t>
             </w:r>
           </w:p>
         </w:tc>
@@ -39032,6 +38919,298 @@
               </w:rPr>
               <w:t>Client</w:t>
             </w:r>
+            <w:r>
+              <w:rPr>
+                <w:rFonts w:ascii="나눔고딕" w:eastAsia="나눔고딕" w:hAnsi="나눔고딕" w:hint="eastAsia"/>
+                <w:sz w:val="20"/>
+                <w:szCs w:val="20"/>
+              </w:rPr>
+              <w:t xml:space="preserve"> → </w:t>
+            </w:r>
+            <w:r>
+              <w:rPr>
+                <w:rFonts w:ascii="나눔고딕" w:eastAsia="나눔고딕" w:hAnsi="나눔고딕" w:hint="eastAsia"/>
+                <w:sz w:val="20"/>
+                <w:szCs w:val="20"/>
+              </w:rPr>
+              <w:t>Server</w:t>
+            </w:r>
+          </w:p>
+        </w:tc>
+        <w:tc>
+          <w:tcPr>
+            <w:tcW w:w="7938" w:type="dxa"/>
+          </w:tcPr>
+          <w:p>
+            <w:pPr>
+              <w:rPr>
+                <w:rFonts w:ascii="나눔고딕" w:eastAsia="나눔고딕" w:hAnsi="나눔고딕"/>
+                <w:color w:val="000000" w:themeColor="text1"/>
+                <w:sz w:val="20"/>
+                <w:szCs w:val="20"/>
+              </w:rPr>
+            </w:pPr>
+            <w:r>
+              <w:rPr>
+                <w:rFonts w:ascii="나눔고딕" w:eastAsia="나눔고딕" w:hAnsi="나눔고딕" w:hint="eastAsia"/>
+                <w:color w:val="000000" w:themeColor="text1"/>
+                <w:sz w:val="20"/>
+                <w:szCs w:val="20"/>
+              </w:rPr>
+              <w:t xml:space="preserve">1. </w:t>
+            </w:r>
+            <w:r>
+              <w:rPr>
+                <w:rFonts w:ascii="나눔고딕" w:eastAsia="나눔고딕" w:hAnsi="나눔고딕" w:hint="eastAsia"/>
+                <w:color w:val="000000" w:themeColor="text1"/>
+                <w:sz w:val="20"/>
+                <w:szCs w:val="20"/>
+              </w:rPr>
+              <w:t xml:space="preserve">Open 상태의 </w:t>
+            </w:r>
+            <w:r>
+              <w:rPr>
+                <w:rFonts w:ascii="나눔고딕" w:eastAsia="나눔고딕" w:hAnsi="나눔고딕" w:hint="eastAsia"/>
+                <w:color w:val="000000" w:themeColor="text1"/>
+                <w:sz w:val="20"/>
+                <w:szCs w:val="20"/>
+              </w:rPr>
+              <w:t xml:space="preserve">판매기 근처에 가면 </w:t>
+            </w:r>
+            <w:r>
+              <w:rPr>
+                <w:rFonts w:ascii="나눔고딕" w:eastAsia="나눔고딕" w:hAnsi="나눔고딕"/>
+                <w:color w:val="000000" w:themeColor="text1"/>
+                <w:sz w:val="20"/>
+                <w:szCs w:val="20"/>
+              </w:rPr>
+              <w:t>‘</w:t>
+            </w:r>
+            <w:r>
+              <w:rPr>
+                <w:rFonts w:ascii="나눔고딕" w:eastAsia="나눔고딕" w:hAnsi="나눔고딕" w:hint="eastAsia"/>
+                <w:color w:val="000000" w:themeColor="text1"/>
+                <w:sz w:val="20"/>
+                <w:szCs w:val="20"/>
+              </w:rPr>
+              <w:t>물건 내려놓기</w:t>
+            </w:r>
+            <w:r>
+              <w:rPr>
+                <w:rFonts w:ascii="나눔고딕" w:eastAsia="나눔고딕" w:hAnsi="나눔고딕"/>
+                <w:color w:val="000000" w:themeColor="text1"/>
+                <w:sz w:val="20"/>
+                <w:szCs w:val="20"/>
+              </w:rPr>
+              <w:t>’</w:t>
+            </w:r>
+            <w:r>
+              <w:rPr>
+                <w:rFonts w:ascii="나눔고딕" w:eastAsia="나눔고딕" w:hAnsi="나눔고딕" w:hint="eastAsia"/>
+                <w:color w:val="000000" w:themeColor="text1"/>
+                <w:sz w:val="20"/>
+                <w:szCs w:val="20"/>
+              </w:rPr>
+              <w:t xml:space="preserve"> 위젯이 뜸.</w:t>
+            </w:r>
+          </w:p>
+          <w:p>
+            <w:pPr>
+              <w:rPr>
+                <w:rFonts w:ascii="나눔고딕" w:eastAsia="나눔고딕" w:hAnsi="나눔고딕"/>
+                <w:color w:val="000000" w:themeColor="text1"/>
+                <w:sz w:val="20"/>
+                <w:szCs w:val="20"/>
+              </w:rPr>
+            </w:pPr>
+            <w:r>
+              <w:rPr>
+                <w:rFonts w:ascii="나눔고딕" w:eastAsia="나눔고딕" w:hAnsi="나눔고딕" w:hint="eastAsia"/>
+                <w:color w:val="000000" w:themeColor="text1"/>
+                <w:sz w:val="20"/>
+                <w:szCs w:val="20"/>
+              </w:rPr>
+              <w:t xml:space="preserve">2. 물건을 1개 이상 내려 놓으면 </w:t>
+            </w:r>
+            <w:r>
+              <w:rPr>
+                <w:rFonts w:ascii="나눔고딕" w:eastAsia="나눔고딕" w:hAnsi="나눔고딕"/>
+                <w:color w:val="000000" w:themeColor="text1"/>
+                <w:sz w:val="20"/>
+                <w:szCs w:val="20"/>
+              </w:rPr>
+              <w:t>‘</w:t>
+            </w:r>
+            <w:r>
+              <w:rPr>
+                <w:rFonts w:ascii="나눔고딕" w:eastAsia="나눔고딕" w:hAnsi="나눔고딕" w:hint="eastAsia"/>
+                <w:color w:val="000000" w:themeColor="text1"/>
+                <w:sz w:val="20"/>
+                <w:szCs w:val="20"/>
+              </w:rPr>
+              <w:t>판매하기(E)</w:t>
+            </w:r>
+            <w:r>
+              <w:rPr>
+                <w:rFonts w:ascii="나눔고딕" w:eastAsia="나눔고딕" w:hAnsi="나눔고딕"/>
+                <w:color w:val="000000" w:themeColor="text1"/>
+                <w:sz w:val="20"/>
+                <w:szCs w:val="20"/>
+              </w:rPr>
+              <w:t>’</w:t>
+            </w:r>
+            <w:r>
+              <w:rPr>
+                <w:rFonts w:ascii="나눔고딕" w:eastAsia="나눔고딕" w:hAnsi="나눔고딕" w:hint="eastAsia"/>
+                <w:color w:val="000000" w:themeColor="text1"/>
+                <w:sz w:val="20"/>
+                <w:szCs w:val="20"/>
+              </w:rPr>
+              <w:t xml:space="preserve"> 위젯이 뜸. </w:t>
+            </w:r>
+          </w:p>
+          <w:p>
+            <w:pPr>
+              <w:rPr>
+                <w:rFonts w:ascii="나눔고딕" w:eastAsia="나눔고딕" w:hAnsi="나눔고딕" w:hint="eastAsia"/>
+                <w:color w:val="000000" w:themeColor="text1"/>
+                <w:sz w:val="20"/>
+                <w:szCs w:val="20"/>
+              </w:rPr>
+            </w:pPr>
+            <w:r>
+              <w:rPr>
+                <w:rFonts w:ascii="나눔고딕" w:eastAsia="나눔고딕" w:hAnsi="나눔고딕" w:hint="eastAsia"/>
+                <w:color w:val="000000" w:themeColor="text1"/>
+                <w:sz w:val="20"/>
+                <w:szCs w:val="20"/>
+              </w:rPr>
+              <w:t xml:space="preserve">3. 물건 판매 버튼을 누르면 </w:t>
+            </w:r>
+            <w:proofErr w:type="spellStart"/>
+            <w:r>
+              <w:rPr>
+                <w:rFonts w:ascii="나눔고딕" w:eastAsia="나눔고딕" w:hAnsi="나눔고딕" w:hint="eastAsia"/>
+                <w:color w:val="000000" w:themeColor="text1"/>
+                <w:sz w:val="20"/>
+                <w:szCs w:val="20"/>
+              </w:rPr>
+              <w:t>C_SellItem_Packet</w:t>
+            </w:r>
+            <w:proofErr w:type="spellEnd"/>
+            <w:r>
+              <w:rPr>
+                <w:rFonts w:ascii="나눔고딕" w:eastAsia="나눔고딕" w:hAnsi="나눔고딕" w:hint="eastAsia"/>
+                <w:color w:val="000000" w:themeColor="text1"/>
+                <w:sz w:val="20"/>
+                <w:szCs w:val="20"/>
+              </w:rPr>
+              <w:t>을 송신 (판매기 id, 아이템 id들)</w:t>
+            </w:r>
+          </w:p>
+          <w:p>
+            <w:pPr>
+              <w:rPr>
+                <w:rFonts w:ascii="나눔고딕" w:eastAsia="나눔고딕" w:hAnsi="나눔고딕" w:hint="eastAsia"/>
+                <w:color w:val="000000" w:themeColor="text1"/>
+                <w:sz w:val="20"/>
+                <w:szCs w:val="20"/>
+              </w:rPr>
+            </w:pPr>
+            <w:r>
+              <w:rPr>
+                <w:rFonts w:ascii="나눔고딕" w:eastAsia="나눔고딕" w:hAnsi="나눔고딕" w:hint="eastAsia"/>
+                <w:color w:val="000000" w:themeColor="text1"/>
+                <w:sz w:val="20"/>
+                <w:szCs w:val="20"/>
+              </w:rPr>
+              <w:t xml:space="preserve">* 물건 목록을 보낼 때는 판매기의 금액 제한을 </w:t>
+            </w:r>
+            <w:proofErr w:type="spellStart"/>
+            <w:r>
+              <w:rPr>
+                <w:rFonts w:ascii="나눔고딕" w:eastAsia="나눔고딕" w:hAnsi="나눔고딕" w:hint="eastAsia"/>
+                <w:color w:val="000000" w:themeColor="text1"/>
+                <w:sz w:val="20"/>
+                <w:szCs w:val="20"/>
+              </w:rPr>
+              <w:t>클라에서</w:t>
+            </w:r>
+            <w:proofErr w:type="spellEnd"/>
+            <w:r>
+              <w:rPr>
+                <w:rFonts w:ascii="나눔고딕" w:eastAsia="나눔고딕" w:hAnsi="나눔고딕" w:hint="eastAsia"/>
+                <w:color w:val="000000" w:themeColor="text1"/>
+                <w:sz w:val="20"/>
+                <w:szCs w:val="20"/>
+              </w:rPr>
+              <w:t xml:space="preserve"> 체크하여 범위 내의 아이템만 보냄</w:t>
+            </w:r>
+          </w:p>
+        </w:tc>
+      </w:tr>
+      <w:tr>
+        <w:tc>
+          <w:tcPr>
+            <w:tcW w:w="709" w:type="dxa"/>
+            <w:shd w:val="clear" w:color="auto" w:fill="FFFFFF" w:themeFill="background1"/>
+          </w:tcPr>
+          <w:p>
+            <w:pPr>
+              <w:jc w:val="center"/>
+              <w:rPr>
+                <w:rFonts w:ascii="나눔고딕" w:eastAsia="나눔고딕" w:hAnsi="나눔고딕"/>
+                <w:sz w:val="20"/>
+                <w:szCs w:val="20"/>
+              </w:rPr>
+            </w:pPr>
+            <w:r>
+              <w:rPr>
+                <w:rFonts w:ascii="나눔고딕" w:eastAsia="나눔고딕" w:hAnsi="나눔고딕" w:hint="eastAsia"/>
+                <w:sz w:val="20"/>
+                <w:szCs w:val="20"/>
+              </w:rPr>
+              <w:t>4</w:t>
+            </w:r>
+          </w:p>
+        </w:tc>
+        <w:tc>
+          <w:tcPr>
+            <w:tcW w:w="1701" w:type="dxa"/>
+          </w:tcPr>
+          <w:p>
+            <w:pPr>
+              <w:jc w:val="center"/>
+              <w:rPr>
+                <w:rFonts w:ascii="나눔고딕" w:eastAsia="나눔고딕" w:hAnsi="나눔고딕"/>
+                <w:sz w:val="20"/>
+                <w:szCs w:val="20"/>
+              </w:rPr>
+            </w:pPr>
+            <w:r>
+              <w:rPr>
+                <w:rFonts w:ascii="나눔고딕" w:eastAsia="나눔고딕" w:hAnsi="나눔고딕" w:hint="eastAsia"/>
+                <w:sz w:val="20"/>
+                <w:szCs w:val="20"/>
+              </w:rPr>
+              <w:t xml:space="preserve">Server </w:t>
+            </w:r>
+            <w:r>
+              <w:rPr>
+                <w:rFonts w:ascii="나눔고딕" w:eastAsia="나눔고딕" w:hAnsi="나눔고딕" w:hint="eastAsia"/>
+                <w:sz w:val="20"/>
+                <w:szCs w:val="20"/>
+              </w:rPr>
+              <w:t>→</w:t>
+            </w:r>
+            <w:r>
+              <w:rPr>
+                <w:rFonts w:ascii="나눔고딕" w:eastAsia="나눔고딕" w:hAnsi="나눔고딕" w:hint="eastAsia"/>
+                <w:sz w:val="20"/>
+                <w:szCs w:val="20"/>
+              </w:rPr>
+              <w:t xml:space="preserve"> Client </w:t>
+            </w:r>
           </w:p>
         </w:tc>
         <w:tc>
@@ -39042,6 +39221,207 @@
             <w:pPr>
               <w:ind w:left="188" w:hangingChars="100" w:hanging="188"/>
               <w:rPr>
+                <w:rFonts w:ascii="나눔고딕" w:eastAsia="나눔고딕" w:hAnsi="나눔고딕" w:hint="eastAsia"/>
+                <w:color w:val="000000" w:themeColor="text1"/>
+                <w:sz w:val="20"/>
+                <w:szCs w:val="20"/>
+              </w:rPr>
+            </w:pPr>
+            <w:proofErr w:type="spellStart"/>
+            <w:r>
+              <w:rPr>
+                <w:rFonts w:ascii="나눔고딕" w:eastAsia="나눔고딕" w:hAnsi="나눔고딕" w:hint="eastAsia"/>
+                <w:color w:val="000000" w:themeColor="text1"/>
+                <w:sz w:val="20"/>
+                <w:szCs w:val="20"/>
+              </w:rPr>
+              <w:t>C_SellItem_Packet</w:t>
+            </w:r>
+            <w:proofErr w:type="spellEnd"/>
+            <w:r>
+              <w:rPr>
+                <w:rFonts w:ascii="나눔고딕" w:eastAsia="나눔고딕" w:hAnsi="나눔고딕" w:hint="eastAsia"/>
+                <w:color w:val="000000" w:themeColor="text1"/>
+                <w:sz w:val="20"/>
+                <w:szCs w:val="20"/>
+              </w:rPr>
+              <w:t xml:space="preserve">을 수신하면 판매 아이템 목록 확인 및 유효성 검사 후, </w:t>
+            </w:r>
+            <w:proofErr w:type="spellStart"/>
+            <w:r>
+              <w:rPr>
+                <w:rFonts w:ascii="나눔고딕" w:eastAsia="나눔고딕" w:hAnsi="나눔고딕" w:hint="eastAsia"/>
+                <w:color w:val="000000" w:themeColor="text1"/>
+                <w:sz w:val="20"/>
+                <w:szCs w:val="20"/>
+              </w:rPr>
+              <w:t>크레딧을</w:t>
+            </w:r>
+            <w:proofErr w:type="spellEnd"/>
+            <w:r>
+              <w:rPr>
+                <w:rFonts w:ascii="나눔고딕" w:eastAsia="나눔고딕" w:hAnsi="나눔고딕" w:hint="eastAsia"/>
+                <w:color w:val="000000" w:themeColor="text1"/>
+                <w:sz w:val="20"/>
+                <w:szCs w:val="20"/>
+              </w:rPr>
+              <w:t xml:space="preserve"> 변경하는 </w:t>
+            </w:r>
+            <w:proofErr w:type="spellStart"/>
+            <w:r>
+              <w:rPr>
+                <w:rFonts w:ascii="나눔고딕" w:eastAsia="나눔고딕" w:hAnsi="나눔고딕" w:hint="eastAsia"/>
+                <w:color w:val="000000" w:themeColor="text1"/>
+                <w:sz w:val="20"/>
+                <w:szCs w:val="20"/>
+              </w:rPr>
+              <w:t>S_SellItemResult_Packet</w:t>
+            </w:r>
+            <w:proofErr w:type="spellEnd"/>
+            <w:r>
+              <w:rPr>
+                <w:rFonts w:ascii="나눔고딕" w:eastAsia="나눔고딕" w:hAnsi="나눔고딕" w:hint="eastAsia"/>
+                <w:color w:val="000000" w:themeColor="text1"/>
+                <w:sz w:val="20"/>
+                <w:szCs w:val="20"/>
+              </w:rPr>
+              <w:t xml:space="preserve"> </w:t>
+            </w:r>
+            <w:r>
+              <w:rPr>
+                <w:rFonts w:ascii="나눔고딕" w:eastAsia="나눔고딕" w:hAnsi="나눔고딕" w:hint="eastAsia"/>
+                <w:color w:val="000000" w:themeColor="text1"/>
+                <w:sz w:val="20"/>
+                <w:szCs w:val="20"/>
+              </w:rPr>
+              <w:t>(total Credit</w:t>
+            </w:r>
+            <w:r>
+              <w:rPr>
+                <w:rFonts w:ascii="나눔고딕" w:eastAsia="나눔고딕" w:hAnsi="나눔고딕" w:hint="eastAsia"/>
+                <w:color w:val="000000" w:themeColor="text1"/>
+                <w:sz w:val="20"/>
+                <w:szCs w:val="20"/>
+              </w:rPr>
+              <w:t>과 삭제할 아이템 id)</w:t>
+            </w:r>
+            <w:r>
+              <w:rPr>
+                <w:rFonts w:ascii="나눔고딕" w:eastAsia="나눔고딕" w:hAnsi="나눔고딕" w:hint="eastAsia"/>
+                <w:color w:val="000000" w:themeColor="text1"/>
+                <w:sz w:val="20"/>
+                <w:szCs w:val="20"/>
+              </w:rPr>
+              <w:t xml:space="preserve"> 송신</w:t>
+            </w:r>
+            <w:r>
+              <w:rPr>
+                <w:rFonts w:ascii="나눔고딕" w:eastAsia="나눔고딕" w:hAnsi="나눔고딕" w:hint="eastAsia"/>
+                <w:color w:val="000000" w:themeColor="text1"/>
+                <w:sz w:val="20"/>
+                <w:szCs w:val="20"/>
+              </w:rPr>
+              <w:t>하고,</w:t>
+            </w:r>
+          </w:p>
+          <w:p>
+            <w:pPr>
+              <w:ind w:left="188" w:hangingChars="100" w:hanging="188"/>
+              <w:rPr>
+                <w:rFonts w:ascii="나눔고딕" w:eastAsia="나눔고딕" w:hAnsi="나눔고딕" w:hint="eastAsia"/>
+                <w:color w:val="000000" w:themeColor="text1"/>
+                <w:sz w:val="20"/>
+                <w:szCs w:val="20"/>
+              </w:rPr>
+            </w:pPr>
+            <w:r>
+              <w:rPr>
+                <w:rFonts w:ascii="나눔고딕" w:eastAsia="나눔고딕" w:hAnsi="나눔고딕" w:hint="eastAsia"/>
+                <w:color w:val="000000" w:themeColor="text1"/>
+                <w:sz w:val="20"/>
+                <w:szCs w:val="20"/>
+              </w:rPr>
+              <w:t xml:space="preserve">판매기의 상태를 Closed로 변경하도록 </w:t>
+            </w:r>
+            <w:proofErr w:type="spellStart"/>
+            <w:r>
+              <w:rPr>
+                <w:rFonts w:ascii="나눔고딕" w:eastAsia="나눔고딕" w:hAnsi="나눔고딕" w:hint="eastAsia"/>
+                <w:color w:val="000000" w:themeColor="text1"/>
+                <w:sz w:val="20"/>
+                <w:szCs w:val="20"/>
+              </w:rPr>
+              <w:t>S_UpdateObjectState_Packet</w:t>
+            </w:r>
+            <w:proofErr w:type="spellEnd"/>
+            <w:r>
+              <w:rPr>
+                <w:rFonts w:ascii="나눔고딕" w:eastAsia="나눔고딕" w:hAnsi="나눔고딕" w:hint="eastAsia"/>
+                <w:color w:val="000000" w:themeColor="text1"/>
+                <w:sz w:val="20"/>
+                <w:szCs w:val="20"/>
+              </w:rPr>
+              <w:t xml:space="preserve"> 송신</w:t>
+            </w:r>
+          </w:p>
+        </w:tc>
+      </w:tr>
+      <w:tr>
+        <w:tc>
+          <w:tcPr>
+            <w:tcW w:w="709" w:type="dxa"/>
+            <w:shd w:val="clear" w:color="auto" w:fill="FFFFFF" w:themeFill="background1"/>
+          </w:tcPr>
+          <w:p>
+            <w:pPr>
+              <w:jc w:val="center"/>
+              <w:rPr>
+                <w:rFonts w:ascii="나눔고딕" w:eastAsia="나눔고딕" w:hAnsi="나눔고딕"/>
+                <w:sz w:val="20"/>
+                <w:szCs w:val="20"/>
+              </w:rPr>
+            </w:pPr>
+            <w:r>
+              <w:rPr>
+                <w:rFonts w:ascii="나눔고딕" w:eastAsia="나눔고딕" w:hAnsi="나눔고딕" w:hint="eastAsia"/>
+                <w:sz w:val="20"/>
+                <w:szCs w:val="20"/>
+              </w:rPr>
+              <w:t>5</w:t>
+            </w:r>
+          </w:p>
+        </w:tc>
+        <w:tc>
+          <w:tcPr>
+            <w:tcW w:w="1701" w:type="dxa"/>
+          </w:tcPr>
+          <w:p>
+            <w:pPr>
+              <w:jc w:val="center"/>
+              <w:rPr>
+                <w:rFonts w:ascii="나눔고딕" w:eastAsia="나눔고딕" w:hAnsi="나눔고딕"/>
+                <w:sz w:val="20"/>
+                <w:szCs w:val="20"/>
+              </w:rPr>
+            </w:pPr>
+            <w:r>
+              <w:rPr>
+                <w:rFonts w:ascii="나눔고딕" w:eastAsia="나눔고딕" w:hAnsi="나눔고딕" w:hint="eastAsia"/>
+                <w:sz w:val="20"/>
+                <w:szCs w:val="20"/>
+              </w:rPr>
+              <w:t>Client</w:t>
+            </w:r>
+          </w:p>
+        </w:tc>
+        <w:tc>
+          <w:tcPr>
+            <w:tcW w:w="7938" w:type="dxa"/>
+          </w:tcPr>
+          <w:p>
+            <w:pPr>
+              <w:ind w:left="188" w:hangingChars="100" w:hanging="188"/>
+              <w:rPr>
                 <w:rFonts w:ascii="나눔고딕" w:eastAsia="나눔고딕" w:hAnsi="나눔고딕"/>
                 <w:color w:val="000000" w:themeColor="text1"/>
                 <w:sz w:val="20"/>
@@ -39056,7 +39436,7 @@
                 <w:sz w:val="20"/>
                 <w:szCs w:val="20"/>
               </w:rPr>
-              <w:t>S_Credit_Packet</w:t>
+              <w:t>S_SellItemResult_Packet</w:t>
             </w:r>
             <w:proofErr w:type="spellEnd"/>
             <w:r>
@@ -39075,7 +39455,292 @@
                 <w:sz w:val="20"/>
                 <w:szCs w:val="20"/>
               </w:rPr>
-              <w:t>값을 변경하고, 판매 아이템 월드에서 삭제</w:t>
+              <w:t>값을 변경, 판매 아이템 월드에서 삭제</w:t>
+            </w:r>
+            <w:r>
+              <w:rPr>
+                <w:rFonts w:ascii="나눔고딕" w:eastAsia="나눔고딕" w:hAnsi="나눔고딕" w:hint="eastAsia"/>
+                <w:color w:val="000000" w:themeColor="text1"/>
+                <w:sz w:val="20"/>
+                <w:szCs w:val="20"/>
+              </w:rPr>
+              <w:t>하고,</w:t>
+            </w:r>
+          </w:p>
+          <w:p>
+            <w:pPr>
+              <w:ind w:left="188" w:hangingChars="100" w:hanging="188"/>
+              <w:rPr>
+                <w:rFonts w:ascii="나눔고딕" w:eastAsia="나눔고딕" w:hAnsi="나눔고딕" w:hint="eastAsia"/>
+                <w:color w:val="000000" w:themeColor="text1"/>
+                <w:sz w:val="20"/>
+                <w:szCs w:val="20"/>
+              </w:rPr>
+            </w:pPr>
+            <w:proofErr w:type="spellStart"/>
+            <w:r>
+              <w:rPr>
+                <w:rFonts w:ascii="나눔고딕" w:eastAsia="나눔고딕" w:hAnsi="나눔고딕" w:hint="eastAsia"/>
+                <w:color w:val="000000" w:themeColor="text1"/>
+                <w:sz w:val="20"/>
+                <w:szCs w:val="20"/>
+              </w:rPr>
+              <w:t>S_UpdateObjectState_Packet</w:t>
+            </w:r>
+            <w:proofErr w:type="spellEnd"/>
+            <w:r>
+              <w:rPr>
+                <w:rFonts w:ascii="나눔고딕" w:eastAsia="나눔고딕" w:hAnsi="나눔고딕" w:hint="eastAsia"/>
+                <w:color w:val="000000" w:themeColor="text1"/>
+                <w:sz w:val="20"/>
+                <w:szCs w:val="20"/>
+              </w:rPr>
+              <w:t xml:space="preserve">에서 Closed 상태로 변경된다면 </w:t>
+            </w:r>
+            <w:proofErr w:type="spellStart"/>
+            <w:r>
+              <w:rPr>
+                <w:rFonts w:ascii="나눔고딕" w:eastAsia="나눔고딕" w:hAnsi="나눔고딕" w:hint="eastAsia"/>
+                <w:color w:val="000000" w:themeColor="text1"/>
+                <w:sz w:val="20"/>
+                <w:szCs w:val="20"/>
+              </w:rPr>
+              <w:t>SellingMachine_bar</w:t>
+            </w:r>
+            <w:proofErr w:type="spellEnd"/>
+            <w:r>
+              <w:rPr>
+                <w:rFonts w:ascii="나눔고딕" w:eastAsia="나눔고딕" w:hAnsi="나눔고딕" w:hint="eastAsia"/>
+                <w:color w:val="000000" w:themeColor="text1"/>
+                <w:sz w:val="20"/>
+                <w:szCs w:val="20"/>
+              </w:rPr>
+              <w:t>를 올리는 애니메이션 재생</w:t>
+            </w:r>
+          </w:p>
+        </w:tc>
+      </w:tr>
+      <w:tr>
+        <w:tc>
+          <w:tcPr>
+            <w:tcW w:w="709" w:type="dxa"/>
+            <w:shd w:val="clear" w:color="auto" w:fill="FFFFFF" w:themeFill="background1"/>
+          </w:tcPr>
+          <w:p>
+            <w:pPr>
+              <w:jc w:val="center"/>
+              <w:rPr>
+                <w:rFonts w:ascii="나눔고딕" w:eastAsia="나눔고딕" w:hAnsi="나눔고딕" w:hint="eastAsia"/>
+                <w:sz w:val="20"/>
+                <w:szCs w:val="20"/>
+              </w:rPr>
+            </w:pPr>
+            <w:r>
+              <w:rPr>
+                <w:rFonts w:ascii="나눔고딕" w:eastAsia="나눔고딕" w:hAnsi="나눔고딕" w:hint="eastAsia"/>
+                <w:sz w:val="20"/>
+                <w:szCs w:val="20"/>
+              </w:rPr>
+              <w:t>6</w:t>
+            </w:r>
+          </w:p>
+        </w:tc>
+        <w:tc>
+          <w:tcPr>
+            <w:tcW w:w="1701" w:type="dxa"/>
+          </w:tcPr>
+          <w:p>
+            <w:pPr>
+              <w:jc w:val="center"/>
+              <w:rPr>
+                <w:rFonts w:ascii="나눔고딕" w:eastAsia="나눔고딕" w:hAnsi="나눔고딕" w:hint="eastAsia"/>
+                <w:sz w:val="20"/>
+                <w:szCs w:val="20"/>
+              </w:rPr>
+            </w:pPr>
+            <w:r>
+              <w:rPr>
+                <w:rFonts w:ascii="나눔고딕" w:eastAsia="나눔고딕" w:hAnsi="나눔고딕" w:hint="eastAsia"/>
+                <w:sz w:val="20"/>
+                <w:szCs w:val="20"/>
+              </w:rPr>
+              <w:t xml:space="preserve">Server </w:t>
+            </w:r>
+            <w:r>
+              <w:rPr>
+                <w:rFonts w:ascii="나눔고딕" w:eastAsia="나눔고딕" w:hAnsi="나눔고딕" w:hint="eastAsia"/>
+                <w:sz w:val="20"/>
+                <w:szCs w:val="20"/>
+              </w:rPr>
+              <w:t>→</w:t>
+            </w:r>
+            <w:r>
+              <w:rPr>
+                <w:rFonts w:ascii="나눔고딕" w:eastAsia="나눔고딕" w:hAnsi="나눔고딕" w:hint="eastAsia"/>
+                <w:sz w:val="20"/>
+                <w:szCs w:val="20"/>
+              </w:rPr>
+              <w:t xml:space="preserve"> Client </w:t>
+            </w:r>
+          </w:p>
+        </w:tc>
+        <w:tc>
+          <w:tcPr>
+            <w:tcW w:w="7938" w:type="dxa"/>
+          </w:tcPr>
+          <w:p>
+            <w:pPr>
+              <w:ind w:left="188" w:hangingChars="100" w:hanging="188"/>
+              <w:rPr>
+                <w:rFonts w:ascii="나눔고딕" w:eastAsia="나눔고딕" w:hAnsi="나눔고딕" w:hint="eastAsia"/>
+                <w:color w:val="000000" w:themeColor="text1"/>
+                <w:sz w:val="20"/>
+                <w:szCs w:val="20"/>
+              </w:rPr>
+            </w:pPr>
+            <w:r>
+              <w:rPr>
+                <w:rFonts w:ascii="나눔고딕" w:eastAsia="나눔고딕" w:hAnsi="나눔고딕" w:hint="eastAsia"/>
+                <w:color w:val="000000" w:themeColor="text1"/>
+                <w:sz w:val="20"/>
+                <w:szCs w:val="20"/>
+              </w:rPr>
+              <w:t xml:space="preserve">약 3~5초 뒤에 판매기 상태를 Closed에서 Open으로 변경하는 </w:t>
+            </w:r>
+            <w:proofErr w:type="spellStart"/>
+            <w:r>
+              <w:rPr>
+                <w:rFonts w:ascii="나눔고딕" w:eastAsia="나눔고딕" w:hAnsi="나눔고딕" w:hint="eastAsia"/>
+                <w:color w:val="000000" w:themeColor="text1"/>
+                <w:sz w:val="20"/>
+                <w:szCs w:val="20"/>
+              </w:rPr>
+              <w:t>S_UpdatectState_Packet</w:t>
+            </w:r>
+            <w:proofErr w:type="spellEnd"/>
+            <w:r>
+              <w:rPr>
+                <w:rFonts w:ascii="나눔고딕" w:eastAsia="나눔고딕" w:hAnsi="나눔고딕" w:hint="eastAsia"/>
+                <w:color w:val="000000" w:themeColor="text1"/>
+                <w:sz w:val="20"/>
+                <w:szCs w:val="20"/>
+              </w:rPr>
+              <w:t>을 송신</w:t>
+            </w:r>
+          </w:p>
+        </w:tc>
+      </w:tr>
+      <w:tr>
+        <w:tc>
+          <w:tcPr>
+            <w:tcW w:w="709" w:type="dxa"/>
+            <w:shd w:val="clear" w:color="auto" w:fill="FFFFFF" w:themeFill="background1"/>
+          </w:tcPr>
+          <w:p>
+            <w:pPr>
+              <w:jc w:val="center"/>
+              <w:rPr>
+                <w:rFonts w:ascii="나눔고딕" w:eastAsia="나눔고딕" w:hAnsi="나눔고딕" w:hint="eastAsia"/>
+                <w:sz w:val="20"/>
+                <w:szCs w:val="20"/>
+              </w:rPr>
+            </w:pPr>
+            <w:r>
+              <w:rPr>
+                <w:rFonts w:ascii="나눔고딕" w:eastAsia="나눔고딕" w:hAnsi="나눔고딕" w:hint="eastAsia"/>
+                <w:sz w:val="20"/>
+                <w:szCs w:val="20"/>
+              </w:rPr>
+              <w:t>7</w:t>
+            </w:r>
+          </w:p>
+        </w:tc>
+        <w:tc>
+          <w:tcPr>
+            <w:tcW w:w="1701" w:type="dxa"/>
+          </w:tcPr>
+          <w:p>
+            <w:pPr>
+              <w:jc w:val="center"/>
+              <w:rPr>
+                <w:rFonts w:ascii="나눔고딕" w:eastAsia="나눔고딕" w:hAnsi="나눔고딕" w:hint="eastAsia"/>
+                <w:sz w:val="20"/>
+                <w:szCs w:val="20"/>
+              </w:rPr>
+            </w:pPr>
+            <w:r>
+              <w:rPr>
+                <w:rFonts w:ascii="나눔고딕" w:eastAsia="나눔고딕" w:hAnsi="나눔고딕" w:hint="eastAsia"/>
+                <w:sz w:val="20"/>
+                <w:szCs w:val="20"/>
+              </w:rPr>
+              <w:t>Client</w:t>
+            </w:r>
+          </w:p>
+        </w:tc>
+        <w:tc>
+          <w:tcPr>
+            <w:tcW w:w="7938" w:type="dxa"/>
+          </w:tcPr>
+          <w:p>
+            <w:pPr>
+              <w:ind w:left="188" w:hangingChars="100" w:hanging="188"/>
+              <w:rPr>
+                <w:rFonts w:ascii="나눔고딕" w:eastAsia="나눔고딕" w:hAnsi="나눔고딕" w:hint="eastAsia"/>
+                <w:color w:val="000000" w:themeColor="text1"/>
+                <w:sz w:val="20"/>
+                <w:szCs w:val="20"/>
+              </w:rPr>
+            </w:pPr>
+            <w:proofErr w:type="spellStart"/>
+            <w:r>
+              <w:rPr>
+                <w:rFonts w:ascii="나눔고딕" w:eastAsia="나눔고딕" w:hAnsi="나눔고딕" w:hint="eastAsia"/>
+                <w:sz w:val="20"/>
+                <w:szCs w:val="20"/>
+              </w:rPr>
+              <w:t>S_UpdateObjectState_Packet</w:t>
+            </w:r>
+            <w:proofErr w:type="spellEnd"/>
+            <w:r>
+              <w:rPr>
+                <w:rFonts w:ascii="나눔고딕" w:eastAsia="나눔고딕" w:hAnsi="나눔고딕" w:hint="eastAsia"/>
+                <w:sz w:val="20"/>
+                <w:szCs w:val="20"/>
+              </w:rPr>
+              <w:t xml:space="preserve">을 받으면 판매기의 상태를 변경하고, Open으로 변경되면 </w:t>
+            </w:r>
+            <w:proofErr w:type="spellStart"/>
+            <w:r>
+              <w:rPr>
+                <w:rFonts w:hint="eastAsia"/>
+                <w:sz w:val="20"/>
+                <w:szCs w:val="20"/>
+              </w:rPr>
+              <w:t>SellingMachine_bar</w:t>
+            </w:r>
+            <w:proofErr w:type="spellEnd"/>
+            <w:r>
+              <w:rPr>
+                <w:rFonts w:hint="eastAsia"/>
+                <w:sz w:val="20"/>
+                <w:szCs w:val="20"/>
+              </w:rPr>
+              <w:t>가 내려가는</w:t>
+            </w:r>
+            <w:r>
+              <w:rPr>
+                <w:rFonts w:hint="eastAsia"/>
+              </w:rPr>
+              <w:t xml:space="preserve"> </w:t>
+            </w:r>
+            <w:r>
+              <w:rPr>
+                <w:rFonts w:ascii="나눔고딕" w:eastAsia="나눔고딕" w:hAnsi="나눔고딕" w:hint="eastAsia"/>
+                <w:sz w:val="20"/>
+                <w:szCs w:val="20"/>
+              </w:rPr>
+              <w:t>애니메이션 재생</w:t>
             </w:r>
           </w:p>
         </w:tc>
@@ -39124,6 +39789,7 @@
           <w:sz w:val="20"/>
           <w:szCs w:val="20"/>
         </w:rPr>
+        <w:lastRenderedPageBreak/>
         <w:t>- Client 초기 값 0, 물건 구입 및 판매 시 서버에서 보내주는 total 값으로 갱신하고 UI에 표시</w:t>
       </w:r>
     </w:p>
@@ -39341,7 +40007,6 @@
         <w:rPr>
           <w:rFonts w:ascii="나눔고딕" w:eastAsia="나눔고딕" w:hAnsi="나눔고딕" w:hint="eastAsia"/>
         </w:rPr>
-        <w:lastRenderedPageBreak/>
         <w:t>문 열고 닫힘</w:t>
       </w:r>
     </w:p>
@@ -42409,6 +43074,118 @@
     </w:lvl>
   </w:abstractNum>
   <w:abstractNum w:abstractNumId="19" w15:restartNumberingAfterBreak="0">
+    <w:nsid w:val="34820B80"/>
+    <w:multiLevelType w:val="hybridMultilevel"/>
+    <w:tmpl w:val="F2F06AEA"/>
+    <w:lvl w:ilvl="0" w:tplc="A55E86A6">
+      <w:numFmt w:val="bullet"/>
+      <w:lvlText w:val=""/>
+      <w:lvlJc w:val="left"/>
+      <w:pPr>
+        <w:ind w:left="800" w:hanging="360"/>
+      </w:pPr>
+      <w:rPr>
+        <w:rFonts w:ascii="Wingdings" w:eastAsia="나눔고딕" w:hAnsi="Wingdings" w:cstheme="minorBidi" w:hint="default"/>
+      </w:rPr>
+    </w:lvl>
+    <w:lvl w:ilvl="1" w:tplc="04090003" w:tentative="1">
+      <w:start w:val="1"/>
+      <w:numFmt w:val="bullet"/>
+      <w:lvlText w:val=""/>
+      <w:lvlJc w:val="left"/>
+      <w:pPr>
+        <w:ind w:left="1320" w:hanging="440"/>
+      </w:pPr>
+      <w:rPr>
+        <w:rFonts w:ascii="Wingdings" w:hAnsi="Wingdings" w:hint="default"/>
+      </w:rPr>
+    </w:lvl>
+    <w:lvl w:ilvl="2" w:tplc="04090005" w:tentative="1">
+      <w:start w:val="1"/>
+      <w:numFmt w:val="bullet"/>
+      <w:lvlText w:val=""/>
+      <w:lvlJc w:val="left"/>
+      <w:pPr>
+        <w:ind w:left="1760" w:hanging="440"/>
+      </w:pPr>
+      <w:rPr>
+        <w:rFonts w:ascii="Wingdings" w:hAnsi="Wingdings" w:hint="default"/>
+      </w:rPr>
+    </w:lvl>
+    <w:lvl w:ilvl="3" w:tplc="04090001" w:tentative="1">
+      <w:start w:val="1"/>
+      <w:numFmt w:val="bullet"/>
+      <w:lvlText w:val=""/>
+      <w:lvlJc w:val="left"/>
+      <w:pPr>
+        <w:ind w:left="2200" w:hanging="440"/>
+      </w:pPr>
+      <w:rPr>
+        <w:rFonts w:ascii="Wingdings" w:hAnsi="Wingdings" w:hint="default"/>
+      </w:rPr>
+    </w:lvl>
+    <w:lvl w:ilvl="4" w:tplc="04090003" w:tentative="1">
+      <w:start w:val="1"/>
+      <w:numFmt w:val="bullet"/>
+      <w:lvlText w:val=""/>
+      <w:lvlJc w:val="left"/>
+      <w:pPr>
+        <w:ind w:left="2640" w:hanging="440"/>
+      </w:pPr>
+      <w:rPr>
+        <w:rFonts w:ascii="Wingdings" w:hAnsi="Wingdings" w:hint="default"/>
+      </w:rPr>
+    </w:lvl>
+    <w:lvl w:ilvl="5" w:tplc="04090005" w:tentative="1">
+      <w:start w:val="1"/>
+      <w:numFmt w:val="bullet"/>
+      <w:lvlText w:val=""/>
+      <w:lvlJc w:val="left"/>
+      <w:pPr>
+        <w:ind w:left="3080" w:hanging="440"/>
+      </w:pPr>
+      <w:rPr>
+        <w:rFonts w:ascii="Wingdings" w:hAnsi="Wingdings" w:hint="default"/>
+      </w:rPr>
+    </w:lvl>
+    <w:lvl w:ilvl="6" w:tplc="04090001" w:tentative="1">
+      <w:start w:val="1"/>
+      <w:numFmt w:val="bullet"/>
+      <w:lvlText w:val=""/>
+      <w:lvlJc w:val="left"/>
+      <w:pPr>
+        <w:ind w:left="3520" w:hanging="440"/>
+      </w:pPr>
+      <w:rPr>
+        <w:rFonts w:ascii="Wingdings" w:hAnsi="Wingdings" w:hint="default"/>
+      </w:rPr>
+    </w:lvl>
+    <w:lvl w:ilvl="7" w:tplc="04090003" w:tentative="1">
+      <w:start w:val="1"/>
+      <w:numFmt w:val="bullet"/>
+      <w:lvlText w:val=""/>
+      <w:lvlJc w:val="left"/>
+      <w:pPr>
+        <w:ind w:left="3960" w:hanging="440"/>
+      </w:pPr>
+      <w:rPr>
+        <w:rFonts w:ascii="Wingdings" w:hAnsi="Wingdings" w:hint="default"/>
+      </w:rPr>
+    </w:lvl>
+    <w:lvl w:ilvl="8" w:tplc="04090005" w:tentative="1">
+      <w:start w:val="1"/>
+      <w:numFmt w:val="bullet"/>
+      <w:lvlText w:val=""/>
+      <w:lvlJc w:val="left"/>
+      <w:pPr>
+        <w:ind w:left="4400" w:hanging="440"/>
+      </w:pPr>
+      <w:rPr>
+        <w:rFonts w:ascii="Wingdings" w:hAnsi="Wingdings" w:hint="default"/>
+      </w:rPr>
+    </w:lvl>
+  </w:abstractNum>
+  <w:abstractNum w:abstractNumId="20" w15:restartNumberingAfterBreak="0">
     <w:nsid w:val="384D10F1"/>
     <w:multiLevelType w:val="hybridMultilevel"/>
     <w:tmpl w:val="448AC8E8"/>
@@ -42497,7 +43274,119 @@
       </w:pPr>
     </w:lvl>
   </w:abstractNum>
-  <w:abstractNum w:abstractNumId="20" w15:restartNumberingAfterBreak="0">
+  <w:abstractNum w:abstractNumId="21" w15:restartNumberingAfterBreak="0">
+    <w:nsid w:val="38861D05"/>
+    <w:multiLevelType w:val="hybridMultilevel"/>
+    <w:tmpl w:val="F464418C"/>
+    <w:lvl w:ilvl="0" w:tplc="168AF266">
+      <w:numFmt w:val="bullet"/>
+      <w:lvlText w:val=""/>
+      <w:lvlJc w:val="left"/>
+      <w:pPr>
+        <w:ind w:left="800" w:hanging="360"/>
+      </w:pPr>
+      <w:rPr>
+        <w:rFonts w:ascii="Wingdings" w:eastAsia="나눔고딕" w:hAnsi="Wingdings" w:cstheme="minorBidi" w:hint="default"/>
+      </w:rPr>
+    </w:lvl>
+    <w:lvl w:ilvl="1" w:tplc="04090003" w:tentative="1">
+      <w:start w:val="1"/>
+      <w:numFmt w:val="bullet"/>
+      <w:lvlText w:val=""/>
+      <w:lvlJc w:val="left"/>
+      <w:pPr>
+        <w:ind w:left="1320" w:hanging="440"/>
+      </w:pPr>
+      <w:rPr>
+        <w:rFonts w:ascii="Wingdings" w:hAnsi="Wingdings" w:hint="default"/>
+      </w:rPr>
+    </w:lvl>
+    <w:lvl w:ilvl="2" w:tplc="04090005" w:tentative="1">
+      <w:start w:val="1"/>
+      <w:numFmt w:val="bullet"/>
+      <w:lvlText w:val=""/>
+      <w:lvlJc w:val="left"/>
+      <w:pPr>
+        <w:ind w:left="1760" w:hanging="440"/>
+      </w:pPr>
+      <w:rPr>
+        <w:rFonts w:ascii="Wingdings" w:hAnsi="Wingdings" w:hint="default"/>
+      </w:rPr>
+    </w:lvl>
+    <w:lvl w:ilvl="3" w:tplc="04090001" w:tentative="1">
+      <w:start w:val="1"/>
+      <w:numFmt w:val="bullet"/>
+      <w:lvlText w:val=""/>
+      <w:lvlJc w:val="left"/>
+      <w:pPr>
+        <w:ind w:left="2200" w:hanging="440"/>
+      </w:pPr>
+      <w:rPr>
+        <w:rFonts w:ascii="Wingdings" w:hAnsi="Wingdings" w:hint="default"/>
+      </w:rPr>
+    </w:lvl>
+    <w:lvl w:ilvl="4" w:tplc="04090003" w:tentative="1">
+      <w:start w:val="1"/>
+      <w:numFmt w:val="bullet"/>
+      <w:lvlText w:val=""/>
+      <w:lvlJc w:val="left"/>
+      <w:pPr>
+        <w:ind w:left="2640" w:hanging="440"/>
+      </w:pPr>
+      <w:rPr>
+        <w:rFonts w:ascii="Wingdings" w:hAnsi="Wingdings" w:hint="default"/>
+      </w:rPr>
+    </w:lvl>
+    <w:lvl w:ilvl="5" w:tplc="04090005" w:tentative="1">
+      <w:start w:val="1"/>
+      <w:numFmt w:val="bullet"/>
+      <w:lvlText w:val=""/>
+      <w:lvlJc w:val="left"/>
+      <w:pPr>
+        <w:ind w:left="3080" w:hanging="440"/>
+      </w:pPr>
+      <w:rPr>
+        <w:rFonts w:ascii="Wingdings" w:hAnsi="Wingdings" w:hint="default"/>
+      </w:rPr>
+    </w:lvl>
+    <w:lvl w:ilvl="6" w:tplc="04090001" w:tentative="1">
+      <w:start w:val="1"/>
+      <w:numFmt w:val="bullet"/>
+      <w:lvlText w:val=""/>
+      <w:lvlJc w:val="left"/>
+      <w:pPr>
+        <w:ind w:left="3520" w:hanging="440"/>
+      </w:pPr>
+      <w:rPr>
+        <w:rFonts w:ascii="Wingdings" w:hAnsi="Wingdings" w:hint="default"/>
+      </w:rPr>
+    </w:lvl>
+    <w:lvl w:ilvl="7" w:tplc="04090003" w:tentative="1">
+      <w:start w:val="1"/>
+      <w:numFmt w:val="bullet"/>
+      <w:lvlText w:val=""/>
+      <w:lvlJc w:val="left"/>
+      <w:pPr>
+        <w:ind w:left="3960" w:hanging="440"/>
+      </w:pPr>
+      <w:rPr>
+        <w:rFonts w:ascii="Wingdings" w:hAnsi="Wingdings" w:hint="default"/>
+      </w:rPr>
+    </w:lvl>
+    <w:lvl w:ilvl="8" w:tplc="04090005" w:tentative="1">
+      <w:start w:val="1"/>
+      <w:numFmt w:val="bullet"/>
+      <w:lvlText w:val=""/>
+      <w:lvlJc w:val="left"/>
+      <w:pPr>
+        <w:ind w:left="4400" w:hanging="440"/>
+      </w:pPr>
+      <w:rPr>
+        <w:rFonts w:ascii="Wingdings" w:hAnsi="Wingdings" w:hint="default"/>
+      </w:rPr>
+    </w:lvl>
+  </w:abstractNum>
+  <w:abstractNum w:abstractNumId="22" w15:restartNumberingAfterBreak="0">
     <w:nsid w:val="3B4D312C"/>
     <w:multiLevelType w:val="hybridMultilevel"/>
     <w:tmpl w:val="2A1A7E76"/>
@@ -42586,7 +43475,7 @@
       </w:pPr>
     </w:lvl>
   </w:abstractNum>
-  <w:abstractNum w:abstractNumId="21" w15:restartNumberingAfterBreak="0">
+  <w:abstractNum w:abstractNumId="23" w15:restartNumberingAfterBreak="0">
     <w:nsid w:val="3BE21EFE"/>
     <w:multiLevelType w:val="hybridMultilevel"/>
     <w:tmpl w:val="475CED7A"/>
@@ -42699,7 +43588,7 @@
       </w:rPr>
     </w:lvl>
   </w:abstractNum>
-  <w:abstractNum w:abstractNumId="22" w15:restartNumberingAfterBreak="0">
+  <w:abstractNum w:abstractNumId="24" w15:restartNumberingAfterBreak="0">
     <w:nsid w:val="3E75494D"/>
     <w:multiLevelType w:val="hybridMultilevel"/>
     <w:tmpl w:val="74CA04F4"/>
@@ -42811,7 +43700,7 @@
       </w:rPr>
     </w:lvl>
   </w:abstractNum>
-  <w:abstractNum w:abstractNumId="23" w15:restartNumberingAfterBreak="0">
+  <w:abstractNum w:abstractNumId="25" w15:restartNumberingAfterBreak="0">
     <w:nsid w:val="414C3F59"/>
     <w:multiLevelType w:val="hybridMultilevel"/>
     <w:tmpl w:val="4B72A2C8"/>
@@ -42923,7 +43812,119 @@
       </w:rPr>
     </w:lvl>
   </w:abstractNum>
-  <w:abstractNum w:abstractNumId="24" w15:restartNumberingAfterBreak="0">
+  <w:abstractNum w:abstractNumId="26" w15:restartNumberingAfterBreak="0">
+    <w:nsid w:val="46A577EA"/>
+    <w:multiLevelType w:val="hybridMultilevel"/>
+    <w:tmpl w:val="68AABB26"/>
+    <w:lvl w:ilvl="0" w:tplc="AF4C8944">
+      <w:numFmt w:val="bullet"/>
+      <w:lvlText w:val=""/>
+      <w:lvlJc w:val="left"/>
+      <w:pPr>
+        <w:ind w:left="800" w:hanging="360"/>
+      </w:pPr>
+      <w:rPr>
+        <w:rFonts w:ascii="Wingdings" w:eastAsia="나눔고딕" w:hAnsi="Wingdings" w:cstheme="minorBidi" w:hint="default"/>
+      </w:rPr>
+    </w:lvl>
+    <w:lvl w:ilvl="1" w:tplc="04090003" w:tentative="1">
+      <w:start w:val="1"/>
+      <w:numFmt w:val="bullet"/>
+      <w:lvlText w:val=""/>
+      <w:lvlJc w:val="left"/>
+      <w:pPr>
+        <w:ind w:left="1320" w:hanging="440"/>
+      </w:pPr>
+      <w:rPr>
+        <w:rFonts w:ascii="Wingdings" w:hAnsi="Wingdings" w:hint="default"/>
+      </w:rPr>
+    </w:lvl>
+    <w:lvl w:ilvl="2" w:tplc="04090005" w:tentative="1">
+      <w:start w:val="1"/>
+      <w:numFmt w:val="bullet"/>
+      <w:lvlText w:val=""/>
+      <w:lvlJc w:val="left"/>
+      <w:pPr>
+        <w:ind w:left="1760" w:hanging="440"/>
+      </w:pPr>
+      <w:rPr>
+        <w:rFonts w:ascii="Wingdings" w:hAnsi="Wingdings" w:hint="default"/>
+      </w:rPr>
+    </w:lvl>
+    <w:lvl w:ilvl="3" w:tplc="04090001" w:tentative="1">
+      <w:start w:val="1"/>
+      <w:numFmt w:val="bullet"/>
+      <w:lvlText w:val=""/>
+      <w:lvlJc w:val="left"/>
+      <w:pPr>
+        <w:ind w:left="2200" w:hanging="440"/>
+      </w:pPr>
+      <w:rPr>
+        <w:rFonts w:ascii="Wingdings" w:hAnsi="Wingdings" w:hint="default"/>
+      </w:rPr>
+    </w:lvl>
+    <w:lvl w:ilvl="4" w:tplc="04090003" w:tentative="1">
+      <w:start w:val="1"/>
+      <w:numFmt w:val="bullet"/>
+      <w:lvlText w:val=""/>
+      <w:lvlJc w:val="left"/>
+      <w:pPr>
+        <w:ind w:left="2640" w:hanging="440"/>
+      </w:pPr>
+      <w:rPr>
+        <w:rFonts w:ascii="Wingdings" w:hAnsi="Wingdings" w:hint="default"/>
+      </w:rPr>
+    </w:lvl>
+    <w:lvl w:ilvl="5" w:tplc="04090005" w:tentative="1">
+      <w:start w:val="1"/>
+      <w:numFmt w:val="bullet"/>
+      <w:lvlText w:val=""/>
+      <w:lvlJc w:val="left"/>
+      <w:pPr>
+        <w:ind w:left="3080" w:hanging="440"/>
+      </w:pPr>
+      <w:rPr>
+        <w:rFonts w:ascii="Wingdings" w:hAnsi="Wingdings" w:hint="default"/>
+      </w:rPr>
+    </w:lvl>
+    <w:lvl w:ilvl="6" w:tplc="04090001" w:tentative="1">
+      <w:start w:val="1"/>
+      <w:numFmt w:val="bullet"/>
+      <w:lvlText w:val=""/>
+      <w:lvlJc w:val="left"/>
+      <w:pPr>
+        <w:ind w:left="3520" w:hanging="440"/>
+      </w:pPr>
+      <w:rPr>
+        <w:rFonts w:ascii="Wingdings" w:hAnsi="Wingdings" w:hint="default"/>
+      </w:rPr>
+    </w:lvl>
+    <w:lvl w:ilvl="7" w:tplc="04090003" w:tentative="1">
+      <w:start w:val="1"/>
+      <w:numFmt w:val="bullet"/>
+      <w:lvlText w:val=""/>
+      <w:lvlJc w:val="left"/>
+      <w:pPr>
+        <w:ind w:left="3960" w:hanging="440"/>
+      </w:pPr>
+      <w:rPr>
+        <w:rFonts w:ascii="Wingdings" w:hAnsi="Wingdings" w:hint="default"/>
+      </w:rPr>
+    </w:lvl>
+    <w:lvl w:ilvl="8" w:tplc="04090005" w:tentative="1">
+      <w:start w:val="1"/>
+      <w:numFmt w:val="bullet"/>
+      <w:lvlText w:val=""/>
+      <w:lvlJc w:val="left"/>
+      <w:pPr>
+        <w:ind w:left="4400" w:hanging="440"/>
+      </w:pPr>
+      <w:rPr>
+        <w:rFonts w:ascii="Wingdings" w:hAnsi="Wingdings" w:hint="default"/>
+      </w:rPr>
+    </w:lvl>
+  </w:abstractNum>
+  <w:abstractNum w:abstractNumId="27" w15:restartNumberingAfterBreak="0">
     <w:nsid w:val="471F2F9D"/>
     <w:multiLevelType w:val="multilevel"/>
     <w:tmpl w:val="B4048BF0"/>
@@ -43036,7 +44037,7 @@
       </w:rPr>
     </w:lvl>
   </w:abstractNum>
-  <w:abstractNum w:abstractNumId="25" w15:restartNumberingAfterBreak="0">
+  <w:abstractNum w:abstractNumId="28" w15:restartNumberingAfterBreak="0">
     <w:nsid w:val="473B54FE"/>
     <w:multiLevelType w:val="hybridMultilevel"/>
     <w:tmpl w:val="9D2E8F78"/>
@@ -43125,7 +44126,7 @@
       </w:pPr>
     </w:lvl>
   </w:abstractNum>
-  <w:abstractNum w:abstractNumId="26" w15:restartNumberingAfterBreak="0">
+  <w:abstractNum w:abstractNumId="29" w15:restartNumberingAfterBreak="0">
     <w:nsid w:val="490C1E57"/>
     <w:multiLevelType w:val="hybridMultilevel"/>
     <w:tmpl w:val="549405D6"/>
@@ -43238,7 +44239,7 @@
       </w:rPr>
     </w:lvl>
   </w:abstractNum>
-  <w:abstractNum w:abstractNumId="27" w15:restartNumberingAfterBreak="0">
+  <w:abstractNum w:abstractNumId="30" w15:restartNumberingAfterBreak="0">
     <w:nsid w:val="499757DB"/>
     <w:multiLevelType w:val="hybridMultilevel"/>
     <w:tmpl w:val="251047B4"/>
@@ -43351,7 +44352,7 @@
       </w:rPr>
     </w:lvl>
   </w:abstractNum>
-  <w:abstractNum w:abstractNumId="28" w15:restartNumberingAfterBreak="0">
+  <w:abstractNum w:abstractNumId="31" w15:restartNumberingAfterBreak="0">
     <w:nsid w:val="51492B1D"/>
     <w:multiLevelType w:val="hybridMultilevel"/>
     <w:tmpl w:val="9F74AF42"/>
@@ -43463,7 +44464,7 @@
       </w:rPr>
     </w:lvl>
   </w:abstractNum>
-  <w:abstractNum w:abstractNumId="29" w15:restartNumberingAfterBreak="0">
+  <w:abstractNum w:abstractNumId="32" w15:restartNumberingAfterBreak="0">
     <w:nsid w:val="54905CA7"/>
     <w:multiLevelType w:val="hybridMultilevel"/>
     <w:tmpl w:val="F70AE06C"/>
@@ -43575,7 +44576,7 @@
       </w:rPr>
     </w:lvl>
   </w:abstractNum>
-  <w:abstractNum w:abstractNumId="30" w15:restartNumberingAfterBreak="0">
+  <w:abstractNum w:abstractNumId="33" w15:restartNumberingAfterBreak="0">
     <w:nsid w:val="619612F3"/>
     <w:multiLevelType w:val="hybridMultilevel"/>
     <w:tmpl w:val="A0F8E05E"/>
@@ -43687,7 +44688,7 @@
       </w:rPr>
     </w:lvl>
   </w:abstractNum>
-  <w:abstractNum w:abstractNumId="31" w15:restartNumberingAfterBreak="0">
+  <w:abstractNum w:abstractNumId="34" w15:restartNumberingAfterBreak="0">
     <w:nsid w:val="620056E0"/>
     <w:multiLevelType w:val="hybridMultilevel"/>
     <w:tmpl w:val="7ED89248"/>
@@ -43800,7 +44801,7 @@
       </w:rPr>
     </w:lvl>
   </w:abstractNum>
-  <w:abstractNum w:abstractNumId="32" w15:restartNumberingAfterBreak="0">
+  <w:abstractNum w:abstractNumId="35" w15:restartNumberingAfterBreak="0">
     <w:nsid w:val="62731956"/>
     <w:multiLevelType w:val="hybridMultilevel"/>
     <w:tmpl w:val="00B6C568"/>
@@ -43912,7 +44913,7 @@
       </w:rPr>
     </w:lvl>
   </w:abstractNum>
-  <w:abstractNum w:abstractNumId="33" w15:restartNumberingAfterBreak="0">
+  <w:abstractNum w:abstractNumId="36" w15:restartNumberingAfterBreak="0">
     <w:nsid w:val="63C54992"/>
     <w:multiLevelType w:val="hybridMultilevel"/>
     <w:tmpl w:val="8D42B352"/>
@@ -44025,7 +45026,7 @@
       </w:rPr>
     </w:lvl>
   </w:abstractNum>
-  <w:abstractNum w:abstractNumId="34" w15:restartNumberingAfterBreak="0">
+  <w:abstractNum w:abstractNumId="37" w15:restartNumberingAfterBreak="0">
     <w:nsid w:val="643A55D9"/>
     <w:multiLevelType w:val="hybridMultilevel"/>
     <w:tmpl w:val="A1629776"/>
@@ -44138,7 +45139,7 @@
       </w:rPr>
     </w:lvl>
   </w:abstractNum>
-  <w:abstractNum w:abstractNumId="35" w15:restartNumberingAfterBreak="0">
+  <w:abstractNum w:abstractNumId="38" w15:restartNumberingAfterBreak="0">
     <w:nsid w:val="64DC1E9F"/>
     <w:multiLevelType w:val="hybridMultilevel"/>
     <w:tmpl w:val="08F06000"/>
@@ -44251,7 +45252,7 @@
       </w:rPr>
     </w:lvl>
   </w:abstractNum>
-  <w:abstractNum w:abstractNumId="36" w15:restartNumberingAfterBreak="0">
+  <w:abstractNum w:abstractNumId="39" w15:restartNumberingAfterBreak="0">
     <w:nsid w:val="67323ABD"/>
     <w:multiLevelType w:val="hybridMultilevel"/>
     <w:tmpl w:val="3670C790"/>
@@ -44340,7 +45341,7 @@
       </w:pPr>
     </w:lvl>
   </w:abstractNum>
-  <w:abstractNum w:abstractNumId="37" w15:restartNumberingAfterBreak="0">
+  <w:abstractNum w:abstractNumId="40" w15:restartNumberingAfterBreak="0">
     <w:nsid w:val="68E30BC0"/>
     <w:multiLevelType w:val="hybridMultilevel"/>
     <w:tmpl w:val="5A503DF8"/>
@@ -44429,7 +45430,7 @@
       </w:pPr>
     </w:lvl>
   </w:abstractNum>
-  <w:abstractNum w:abstractNumId="38" w15:restartNumberingAfterBreak="0">
+  <w:abstractNum w:abstractNumId="41" w15:restartNumberingAfterBreak="0">
     <w:nsid w:val="690C351F"/>
     <w:multiLevelType w:val="hybridMultilevel"/>
     <w:tmpl w:val="2CA63996"/>
@@ -44521,7 +45522,7 @@
       </w:pPr>
     </w:lvl>
   </w:abstractNum>
-  <w:abstractNum w:abstractNumId="39" w15:restartNumberingAfterBreak="0">
+  <w:abstractNum w:abstractNumId="42" w15:restartNumberingAfterBreak="0">
     <w:nsid w:val="69AC47C6"/>
     <w:multiLevelType w:val="hybridMultilevel"/>
     <w:tmpl w:val="490CA744"/>
@@ -44633,7 +45634,7 @@
       </w:rPr>
     </w:lvl>
   </w:abstractNum>
-  <w:abstractNum w:abstractNumId="40" w15:restartNumberingAfterBreak="0">
+  <w:abstractNum w:abstractNumId="43" w15:restartNumberingAfterBreak="0">
     <w:nsid w:val="6E243ADF"/>
     <w:multiLevelType w:val="hybridMultilevel"/>
     <w:tmpl w:val="37C27D6E"/>
@@ -44745,7 +45746,7 @@
       </w:rPr>
     </w:lvl>
   </w:abstractNum>
-  <w:abstractNum w:abstractNumId="41" w15:restartNumberingAfterBreak="0">
+  <w:abstractNum w:abstractNumId="44" w15:restartNumberingAfterBreak="0">
     <w:nsid w:val="6EBD06F2"/>
     <w:multiLevelType w:val="hybridMultilevel"/>
     <w:tmpl w:val="C8B8D086"/>
@@ -44857,7 +45858,7 @@
       </w:rPr>
     </w:lvl>
   </w:abstractNum>
-  <w:abstractNum w:abstractNumId="42" w15:restartNumberingAfterBreak="0">
+  <w:abstractNum w:abstractNumId="45" w15:restartNumberingAfterBreak="0">
     <w:nsid w:val="6EE05859"/>
     <w:multiLevelType w:val="hybridMultilevel"/>
     <w:tmpl w:val="FAD20112"/>
@@ -44969,7 +45970,7 @@
       </w:rPr>
     </w:lvl>
   </w:abstractNum>
-  <w:abstractNum w:abstractNumId="43" w15:restartNumberingAfterBreak="0">
+  <w:abstractNum w:abstractNumId="46" w15:restartNumberingAfterBreak="0">
     <w:nsid w:val="6F50304B"/>
     <w:multiLevelType w:val="hybridMultilevel"/>
     <w:tmpl w:val="056662D6"/>
@@ -45082,7 +46083,7 @@
       </w:rPr>
     </w:lvl>
   </w:abstractNum>
-  <w:abstractNum w:abstractNumId="44" w15:restartNumberingAfterBreak="0">
+  <w:abstractNum w:abstractNumId="47" w15:restartNumberingAfterBreak="0">
     <w:nsid w:val="72AF6DEA"/>
     <w:multiLevelType w:val="hybridMultilevel"/>
     <w:tmpl w:val="DEC0E76A"/>
@@ -45194,7 +46195,7 @@
       </w:rPr>
     </w:lvl>
   </w:abstractNum>
-  <w:abstractNum w:abstractNumId="45" w15:restartNumberingAfterBreak="0">
+  <w:abstractNum w:abstractNumId="48" w15:restartNumberingAfterBreak="0">
     <w:nsid w:val="77913ED3"/>
     <w:multiLevelType w:val="hybridMultilevel"/>
     <w:tmpl w:val="B7B4EFE0"/>
@@ -45307,7 +46308,7 @@
       </w:rPr>
     </w:lvl>
   </w:abstractNum>
-  <w:abstractNum w:abstractNumId="46" w15:restartNumberingAfterBreak="0">
+  <w:abstractNum w:abstractNumId="49" w15:restartNumberingAfterBreak="0">
     <w:nsid w:val="7CC1551D"/>
     <w:multiLevelType w:val="hybridMultilevel"/>
     <w:tmpl w:val="160AF926"/>
@@ -45421,10 +46422,10 @@
     </w:lvl>
   </w:abstractNum>
   <w:num w:numId="1" w16cid:durableId="688602507">
-    <w:abstractNumId w:val="19"/>
+    <w:abstractNumId w:val="20"/>
   </w:num>
   <w:num w:numId="2" w16cid:durableId="1721978882">
-    <w:abstractNumId w:val="37"/>
+    <w:abstractNumId w:val="40"/>
   </w:num>
   <w:num w:numId="3" w16cid:durableId="368996245">
     <w:abstractNumId w:val="2"/>
@@ -45436,25 +46437,25 @@
     <w:abstractNumId w:val="15"/>
   </w:num>
   <w:num w:numId="6" w16cid:durableId="273945153">
-    <w:abstractNumId w:val="24"/>
+    <w:abstractNumId w:val="27"/>
   </w:num>
   <w:num w:numId="7" w16cid:durableId="273287820">
-    <w:abstractNumId w:val="25"/>
+    <w:abstractNumId w:val="28"/>
   </w:num>
   <w:num w:numId="8" w16cid:durableId="1690328576">
     <w:abstractNumId w:val="9"/>
   </w:num>
   <w:num w:numId="9" w16cid:durableId="134296385">
-    <w:abstractNumId w:val="26"/>
+    <w:abstractNumId w:val="29"/>
   </w:num>
   <w:num w:numId="10" w16cid:durableId="1183012261">
-    <w:abstractNumId w:val="46"/>
+    <w:abstractNumId w:val="49"/>
   </w:num>
   <w:num w:numId="11" w16cid:durableId="1356345745">
-    <w:abstractNumId w:val="20"/>
+    <w:abstractNumId w:val="22"/>
   </w:num>
   <w:num w:numId="12" w16cid:durableId="18092061">
-    <w:abstractNumId w:val="21"/>
+    <w:abstractNumId w:val="23"/>
   </w:num>
   <w:num w:numId="13" w16cid:durableId="587155783">
     <w:abstractNumId w:val="4"/>
@@ -45463,10 +46464,10 @@
     <w:abstractNumId w:val="18"/>
   </w:num>
   <w:num w:numId="15" w16cid:durableId="1905796492">
-    <w:abstractNumId w:val="31"/>
+    <w:abstractNumId w:val="34"/>
   </w:num>
   <w:num w:numId="16" w16cid:durableId="526647918">
-    <w:abstractNumId w:val="33"/>
+    <w:abstractNumId w:val="36"/>
   </w:num>
   <w:num w:numId="17" w16cid:durableId="12810178">
     <w:abstractNumId w:val="7"/>
@@ -45475,7 +46476,7 @@
     <w:abstractNumId w:val="1"/>
   </w:num>
   <w:num w:numId="19" w16cid:durableId="510722581">
-    <w:abstractNumId w:val="45"/>
+    <w:abstractNumId w:val="48"/>
   </w:num>
   <w:num w:numId="20" w16cid:durableId="513694482">
     <w:abstractNumId w:val="16"/>
@@ -45484,16 +46485,16 @@
     <w:abstractNumId w:val="14"/>
   </w:num>
   <w:num w:numId="22" w16cid:durableId="1231698626">
-    <w:abstractNumId w:val="34"/>
+    <w:abstractNumId w:val="37"/>
   </w:num>
   <w:num w:numId="23" w16cid:durableId="480587295">
-    <w:abstractNumId w:val="44"/>
+    <w:abstractNumId w:val="47"/>
   </w:num>
   <w:num w:numId="24" w16cid:durableId="372971080">
     <w:abstractNumId w:val="17"/>
   </w:num>
   <w:num w:numId="25" w16cid:durableId="1173644129">
-    <w:abstractNumId w:val="28"/>
+    <w:abstractNumId w:val="31"/>
   </w:num>
   <w:num w:numId="26" w16cid:durableId="2031450838">
     <w:abstractNumId w:val="6"/>
@@ -45502,28 +46503,28 @@
     <w:abstractNumId w:val="10"/>
   </w:num>
   <w:num w:numId="28" w16cid:durableId="1193109274">
-    <w:abstractNumId w:val="41"/>
+    <w:abstractNumId w:val="44"/>
   </w:num>
   <w:num w:numId="29" w16cid:durableId="51775840">
-    <w:abstractNumId w:val="43"/>
+    <w:abstractNumId w:val="46"/>
   </w:num>
   <w:num w:numId="30" w16cid:durableId="313147979">
     <w:abstractNumId w:val="11"/>
   </w:num>
   <w:num w:numId="31" w16cid:durableId="1095445807">
+    <w:abstractNumId w:val="38"/>
+  </w:num>
+  <w:num w:numId="32" w16cid:durableId="1024328619">
+    <w:abstractNumId w:val="30"/>
+  </w:num>
+  <w:num w:numId="33" w16cid:durableId="1675499110">
+    <w:abstractNumId w:val="43"/>
+  </w:num>
+  <w:num w:numId="34" w16cid:durableId="740296106">
     <w:abstractNumId w:val="35"/>
   </w:num>
-  <w:num w:numId="32" w16cid:durableId="1024328619">
-    <w:abstractNumId w:val="27"/>
-  </w:num>
-  <w:num w:numId="33" w16cid:durableId="1675499110">
-    <w:abstractNumId w:val="40"/>
-  </w:num>
-  <w:num w:numId="34" w16cid:durableId="740296106">
-    <w:abstractNumId w:val="32"/>
-  </w:num>
   <w:num w:numId="35" w16cid:durableId="1908875544">
-    <w:abstractNumId w:val="23"/>
+    <w:abstractNumId w:val="25"/>
   </w:num>
   <w:num w:numId="36" w16cid:durableId="1504322611">
     <w:abstractNumId w:val="5"/>
@@ -45535,31 +46536,40 @@
     <w:abstractNumId w:val="3"/>
   </w:num>
   <w:num w:numId="39" w16cid:durableId="1691103564">
-    <w:abstractNumId w:val="42"/>
+    <w:abstractNumId w:val="45"/>
   </w:num>
   <w:num w:numId="40" w16cid:durableId="72968942">
-    <w:abstractNumId w:val="30"/>
+    <w:abstractNumId w:val="33"/>
   </w:num>
   <w:num w:numId="41" w16cid:durableId="1479762649">
-    <w:abstractNumId w:val="39"/>
+    <w:abstractNumId w:val="42"/>
   </w:num>
   <w:num w:numId="42" w16cid:durableId="345207594">
     <w:abstractNumId w:val="13"/>
   </w:num>
   <w:num w:numId="43" w16cid:durableId="822506951">
-    <w:abstractNumId w:val="22"/>
+    <w:abstractNumId w:val="24"/>
   </w:num>
   <w:num w:numId="44" w16cid:durableId="390620091">
-    <w:abstractNumId w:val="38"/>
+    <w:abstractNumId w:val="41"/>
   </w:num>
   <w:num w:numId="45" w16cid:durableId="957680399">
     <w:abstractNumId w:val="12"/>
   </w:num>
   <w:num w:numId="46" w16cid:durableId="615062305">
-    <w:abstractNumId w:val="36"/>
+    <w:abstractNumId w:val="39"/>
   </w:num>
   <w:num w:numId="47" w16cid:durableId="2130707767">
-    <w:abstractNumId w:val="29"/>
+    <w:abstractNumId w:val="32"/>
+  </w:num>
+  <w:num w:numId="48" w16cid:durableId="863324216">
+    <w:abstractNumId w:val="19"/>
+  </w:num>
+  <w:num w:numId="49" w16cid:durableId="1700012653">
+    <w:abstractNumId w:val="26"/>
+  </w:num>
+  <w:num w:numId="50" w16cid:durableId="1270234039">
+    <w:abstractNumId w:val="21"/>
   </w:num>
 </w:numbering>
 </file>

--- a/네트워크 로직/네트워크_로직.docx
+++ b/네트워크 로직/네트워크_로직.docx
@@ -1,6 +1,6 @@
 
 <file path=word/document.xml><?xml version="1.0" encoding="utf-8"?>
-<w:document xmlns:wpc="http://schemas.microsoft.com/office/word/2010/wordprocessingCanvas" xmlns:cx="http://schemas.microsoft.com/office/drawing/2014/chartex" xmlns:cx1="http://schemas.microsoft.com/office/drawing/2015/9/8/chartex" xmlns:cx2="http://schemas.microsoft.com/office/drawing/2015/10/21/chartex" xmlns:cx3="http://schemas.microsoft.com/office/drawing/2016/5/9/chartex" xmlns:cx4="http://schemas.microsoft.com/office/drawing/2016/5/10/chartex" xmlns:cx5="http://schemas.microsoft.com/office/drawing/2016/5/11/chartex" xmlns:cx6="http://schemas.microsoft.com/office/drawing/2016/5/12/chartex" xmlns:cx7="http://schemas.microsoft.com/office/drawing/2016/5/13/chartex" xmlns:cx8="http://schemas.microsoft.com/office/drawing/2016/5/14/chartex" xmlns:mc="http://schemas.openxmlformats.org/markup-compatibility/2006" xmlns:aink="http://schemas.microsoft.com/office/drawing/2016/ink" xmlns:am3d="http://schemas.microsoft.com/office/drawing/2017/model3d" xmlns:o="urn:schemas-microsoft-com:office:office" xmlns:oel="http://schemas.microsoft.com/office/2019/extlst" xmlns:r="http://schemas.openxmlformats.org/officeDocument/2006/relationships" xmlns:m="http://schemas.openxmlformats.org/officeDocument/2006/math" xmlns:v="urn:schemas-microsoft-com:vml" xmlns:wp14="http://schemas.microsoft.com/office/word/2010/wordprocessingDrawing" xmlns:wp="http://schemas.openxmlformats.org/drawingml/2006/wordprocessingDrawing" xmlns:w10="urn:schemas-microsoft-com:office:word" xmlns:w="http://schemas.openxmlformats.org/wordprocessingml/2006/main" xmlns:w14="http://schemas.microsoft.com/office/word/2010/wordml" xmlns:w15="http://schemas.microsoft.com/office/word/2012/wordml" xmlns:w16cex="http://schemas.microsoft.com/office/word/2018/wordml/cex" xmlns:w16cid="http://schemas.microsoft.com/office/word/2016/wordml/cid" xmlns:w16="http://schemas.microsoft.com/office/word/2018/wordml" xmlns:w16du="http://schemas.microsoft.com/office/word/2023/wordml/word16du" xmlns:w16sdtdh="http://schemas.microsoft.com/office/word/2020/wordml/sdtdatahash" xmlns:w16se="http://schemas.microsoft.com/office/word/2015/wordml/symex" xmlns:wpg="http://schemas.microsoft.com/office/word/2010/wordprocessingGroup" xmlns:wpi="http://schemas.microsoft.com/office/word/2010/wordprocessingInk" xmlns:wne="http://schemas.microsoft.com/office/word/2006/wordml" xmlns:wps="http://schemas.microsoft.com/office/word/2010/wordprocessingShape" mc:Ignorable="w14 w15 w16se w16cid w16 w16cex w16sdtdh w16du wp14">
+<w:document xmlns:wpc="http://schemas.microsoft.com/office/word/2010/wordprocessingCanvas" xmlns:cx="http://schemas.microsoft.com/office/drawing/2014/chartex" xmlns:cx1="http://schemas.microsoft.com/office/drawing/2015/9/8/chartex" xmlns:cx2="http://schemas.microsoft.com/office/drawing/2015/10/21/chartex" xmlns:cx3="http://schemas.microsoft.com/office/drawing/2016/5/9/chartex" xmlns:cx4="http://schemas.microsoft.com/office/drawing/2016/5/10/chartex" xmlns:cx5="http://schemas.microsoft.com/office/drawing/2016/5/11/chartex" xmlns:cx6="http://schemas.microsoft.com/office/drawing/2016/5/12/chartex" xmlns:cx7="http://schemas.microsoft.com/office/drawing/2016/5/13/chartex" xmlns:cx8="http://schemas.microsoft.com/office/drawing/2016/5/14/chartex" xmlns:mc="http://schemas.openxmlformats.org/markup-compatibility/2006" xmlns:aink="http://schemas.microsoft.com/office/drawing/2016/ink" xmlns:am3d="http://schemas.microsoft.com/office/drawing/2017/model3d" xmlns:o="urn:schemas-microsoft-com:office:office" xmlns:oel="http://schemas.microsoft.com/office/2019/extlst" xmlns:r="http://schemas.openxmlformats.org/officeDocument/2006/relationships" xmlns:m="http://schemas.openxmlformats.org/officeDocument/2006/math" xmlns:v="urn:schemas-microsoft-com:vml" xmlns:wp14="http://schemas.microsoft.com/office/word/2010/wordprocessingDrawing" xmlns:wp="http://schemas.openxmlformats.org/drawingml/2006/wordprocessingDrawing" xmlns:w10="urn:schemas-microsoft-com:office:word" xmlns:w="http://schemas.openxmlformats.org/wordprocessingml/2006/main" xmlns:w14="http://schemas.microsoft.com/office/word/2010/wordml" xmlns:w15="http://schemas.microsoft.com/office/word/2012/wordml" xmlns:w16cex="http://schemas.microsoft.com/office/word/2018/wordml/cex" xmlns:w16cid="http://schemas.microsoft.com/office/word/2016/wordml/cid" xmlns:w16="http://schemas.microsoft.com/office/word/2018/wordml" xmlns:w16du="http://schemas.microsoft.com/office/word/2023/wordml/word16du" xmlns:w16sdtdh="http://schemas.microsoft.com/office/word/2020/wordml/sdtdatahash" xmlns:w16sdtfl="http://schemas.microsoft.com/office/word/2024/wordml/sdtformatlock" xmlns:w16se="http://schemas.microsoft.com/office/word/2015/wordml/symex" xmlns:wpg="http://schemas.microsoft.com/office/word/2010/wordprocessingGroup" xmlns:wpi="http://schemas.microsoft.com/office/word/2010/wordprocessingInk" xmlns:wne="http://schemas.microsoft.com/office/word/2006/wordml" xmlns:wps="http://schemas.microsoft.com/office/word/2010/wordprocessingShape" mc:Ignorable="w14 w15 w16se w16cid w16 w16cex w16sdtdh w16sdtfl w16du wp14">
   <w:body>
     <w:sdt>
       <w:sdtPr>
@@ -1472,7 +1472,7 @@
         <w:pStyle w:val="1"/>
         <w:numPr>
           <w:ilvl w:val="0"/>
-          <w:numId w:val="7"/>
+          <w:numId w:val="1"/>
         </w:numPr>
         <w:rPr>
           <w:rFonts w:ascii="나눔고딕" w:eastAsia="나눔고딕" w:hAnsi="나눔고딕"/>
@@ -3635,6 +3635,7 @@
           <w:sz w:val="14"/>
           <w:szCs w:val="14"/>
         </w:rPr>
+        <w:lastRenderedPageBreak/>
         <w:t>};</w:t>
       </w:r>
     </w:p>
@@ -4048,7 +4049,6 @@
           <w:sz w:val="14"/>
           <w:szCs w:val="14"/>
         </w:rPr>
-        <w:lastRenderedPageBreak/>
         <w:tab/>
       </w:r>
       <w:proofErr w:type="spellStart"/>
@@ -6194,7 +6194,7 @@
           <w:sz w:val="14"/>
           <w:szCs w:val="14"/>
         </w:rPr>
-        <w:t>/</w:t>
+        <w:t>// 갈</w:t>
       </w:r>
       <w:proofErr w:type="gramEnd"/>
       <w:r>
@@ -6204,7 +6204,7 @@
           <w:sz w:val="14"/>
           <w:szCs w:val="14"/>
         </w:rPr>
-        <w:t>/ 갈 수 있음 + 물체 있음</w:t>
+        <w:t xml:space="preserve"> 수 있음 + 물체 있음</w:t>
       </w:r>
     </w:p>
     <w:p>
@@ -7751,6 +7751,7 @@
           <w:sz w:val="14"/>
           <w:szCs w:val="14"/>
         </w:rPr>
+        <w:lastRenderedPageBreak/>
         <w:tab/>
         <w:t>B2 = -</w:t>
       </w:r>
@@ -8558,7 +8559,6 @@
           <w:sz w:val="14"/>
           <w:szCs w:val="14"/>
         </w:rPr>
-        <w:lastRenderedPageBreak/>
         <w:tab/>
       </w:r>
       <w:proofErr w:type="spellStart"/>
@@ -9355,18 +9355,9 @@
           <w:sz w:val="14"/>
           <w:szCs w:val="14"/>
         </w:rPr>
-        <w:t>(</w:t>
+        <w:t>()(</w:t>
       </w:r>
       <w:proofErr w:type="gramEnd"/>
-      <w:r>
-        <w:rPr>
-          <w:rFonts w:ascii="나눔고딕" w:eastAsia="나눔고딕" w:hAnsi="나눔고딕" w:cs="Courier New" w:hint="eastAsia"/>
-          <w:color w:val="F8F8F2"/>
-          <w:sz w:val="14"/>
-          <w:szCs w:val="14"/>
-        </w:rPr>
-        <w:t>)(</w:t>
-      </w:r>
       <w:r>
         <w:rPr>
           <w:rFonts w:ascii="나눔고딕" w:eastAsia="나눔고딕" w:hAnsi="나눔고딕" w:cs="Courier New" w:hint="eastAsia"/>
@@ -9385,7 +9376,27 @@
           <w:sz w:val="14"/>
           <w:szCs w:val="14"/>
         </w:rPr>
-        <w:t xml:space="preserve"> std::pair&lt;</w:t>
+        <w:t xml:space="preserve"> </w:t>
+      </w:r>
+      <w:proofErr w:type="gramStart"/>
+      <w:r>
+        <w:rPr>
+          <w:rFonts w:ascii="나눔고딕" w:eastAsia="나눔고딕" w:hAnsi="나눔고딕" w:cs="Courier New" w:hint="eastAsia"/>
+          <w:color w:val="F8F8F2"/>
+          <w:sz w:val="14"/>
+          <w:szCs w:val="14"/>
+        </w:rPr>
+        <w:t>std::</w:t>
+      </w:r>
+      <w:proofErr w:type="gramEnd"/>
+      <w:r>
+        <w:rPr>
+          <w:rFonts w:ascii="나눔고딕" w:eastAsia="나눔고딕" w:hAnsi="나눔고딕" w:cs="Courier New" w:hint="eastAsia"/>
+          <w:color w:val="F8F8F2"/>
+          <w:sz w:val="14"/>
+          <w:szCs w:val="14"/>
+        </w:rPr>
+        <w:t>pair&lt;</w:t>
       </w:r>
       <w:r>
         <w:rPr>
@@ -9698,6 +9709,7 @@
         </w:rPr>
         <w:t>&lt;int&gt;</w:t>
       </w:r>
+      <w:proofErr w:type="gramStart"/>
       <w:r>
         <w:rPr>
           <w:rFonts w:ascii="나눔고딕" w:eastAsia="나눔고딕" w:hAnsi="나눔고딕" w:cs="Courier New" w:hint="eastAsia"/>
@@ -9718,14 +9730,35 @@
         <w:t>p.first</w:t>
       </w:r>
       <w:proofErr w:type="spellEnd"/>
-      <w:r>
-        <w:rPr>
-          <w:rFonts w:ascii="나눔고딕" w:eastAsia="나눔고딕" w:hAnsi="나눔고딕" w:cs="Courier New" w:hint="eastAsia"/>
-          <w:color w:val="F8F8F2"/>
-          <w:sz w:val="14"/>
-          <w:szCs w:val="14"/>
-        </w:rPr>
-        <w:t>) ^ (std::hash</w:t>
+      <w:proofErr w:type="gramEnd"/>
+      <w:r>
+        <w:rPr>
+          <w:rFonts w:ascii="나눔고딕" w:eastAsia="나눔고딕" w:hAnsi="나눔고딕" w:cs="Courier New" w:hint="eastAsia"/>
+          <w:color w:val="F8F8F2"/>
+          <w:sz w:val="14"/>
+          <w:szCs w:val="14"/>
+        </w:rPr>
+        <w:t>) ^ (</w:t>
+      </w:r>
+      <w:proofErr w:type="gramStart"/>
+      <w:r>
+        <w:rPr>
+          <w:rFonts w:ascii="나눔고딕" w:eastAsia="나눔고딕" w:hAnsi="나눔고딕" w:cs="Courier New" w:hint="eastAsia"/>
+          <w:color w:val="F8F8F2"/>
+          <w:sz w:val="14"/>
+          <w:szCs w:val="14"/>
+        </w:rPr>
+        <w:t>std::</w:t>
+      </w:r>
+      <w:proofErr w:type="gramEnd"/>
+      <w:r>
+        <w:rPr>
+          <w:rFonts w:ascii="나눔고딕" w:eastAsia="나눔고딕" w:hAnsi="나눔고딕" w:cs="Courier New" w:hint="eastAsia"/>
+          <w:color w:val="F8F8F2"/>
+          <w:sz w:val="14"/>
+          <w:szCs w:val="14"/>
+        </w:rPr>
+        <w:t>hash</w:t>
       </w:r>
       <w:r>
         <w:rPr>
@@ -9736,6 +9769,7 @@
         </w:rPr>
         <w:t>&lt;int&gt;</w:t>
       </w:r>
+      <w:proofErr w:type="gramStart"/>
       <w:r>
         <w:rPr>
           <w:rFonts w:ascii="나눔고딕" w:eastAsia="나눔고딕" w:hAnsi="나눔고딕" w:cs="Courier New" w:hint="eastAsia"/>
@@ -9756,6 +9790,7 @@
         <w:t>p.second</w:t>
       </w:r>
       <w:proofErr w:type="spellEnd"/>
+      <w:proofErr w:type="gramEnd"/>
       <w:r>
         <w:rPr>
           <w:rFonts w:ascii="나눔고딕" w:eastAsia="나눔고딕" w:hAnsi="나눔고딕" w:cs="Courier New" w:hint="eastAsia"/>
@@ -10104,19 +10139,8 @@
           <w:sz w:val="14"/>
           <w:szCs w:val="14"/>
         </w:rPr>
-        <w:t xml:space="preserve"> </w:t>
-      </w:r>
-      <w:proofErr w:type="gramStart"/>
-      <w:r>
-        <w:rPr>
-          <w:rFonts w:ascii="나눔고딕" w:eastAsia="나눔고딕" w:hAnsi="나눔고딕" w:cs="Courier New" w:hint="eastAsia"/>
-          <w:color w:val="F8F8F2"/>
-          <w:sz w:val="14"/>
-          <w:szCs w:val="14"/>
-        </w:rPr>
-        <w:t>x;</w:t>
-      </w:r>
-      <w:proofErr w:type="gramEnd"/>
+        <w:t xml:space="preserve"> x;</w:t>
+      </w:r>
     </w:p>
     <w:p>
       <w:pPr>
@@ -10182,19 +10206,8 @@
           <w:sz w:val="14"/>
           <w:szCs w:val="14"/>
         </w:rPr>
-        <w:t xml:space="preserve"> </w:t>
-      </w:r>
-      <w:proofErr w:type="gramStart"/>
-      <w:r>
-        <w:rPr>
-          <w:rFonts w:ascii="나눔고딕" w:eastAsia="나눔고딕" w:hAnsi="나눔고딕" w:cs="Courier New" w:hint="eastAsia"/>
-          <w:color w:val="F8F8F2"/>
-          <w:sz w:val="14"/>
-          <w:szCs w:val="14"/>
-        </w:rPr>
-        <w:t>y;</w:t>
-      </w:r>
-      <w:proofErr w:type="gramEnd"/>
+        <w:t xml:space="preserve"> y;</w:t>
+      </w:r>
     </w:p>
     <w:p>
       <w:pPr>
@@ -10260,19 +10273,8 @@
           <w:sz w:val="14"/>
           <w:szCs w:val="14"/>
         </w:rPr>
-        <w:t xml:space="preserve"> </w:t>
-      </w:r>
-      <w:proofErr w:type="gramStart"/>
-      <w:r>
-        <w:rPr>
-          <w:rFonts w:ascii="나눔고딕" w:eastAsia="나눔고딕" w:hAnsi="나눔고딕" w:cs="Courier New" w:hint="eastAsia"/>
-          <w:color w:val="F8F8F2"/>
-          <w:sz w:val="14"/>
-          <w:szCs w:val="14"/>
-        </w:rPr>
-        <w:t>z;</w:t>
-      </w:r>
-      <w:proofErr w:type="gramEnd"/>
+        <w:t xml:space="preserve"> z;</w:t>
+      </w:r>
     </w:p>
     <w:p>
       <w:pPr>
@@ -10623,6 +10625,7 @@
         <w:t xml:space="preserve"> + y, </w:t>
       </w:r>
       <w:proofErr w:type="spellStart"/>
+      <w:proofErr w:type="gramStart"/>
       <w:r>
         <w:rPr>
           <w:rFonts w:ascii="나눔고딕" w:eastAsia="나눔고딕" w:hAnsi="나눔고딕" w:cs="Courier New" w:hint="eastAsia"/>
@@ -10633,15 +10636,27 @@
         <w:t>other.z</w:t>
       </w:r>
       <w:proofErr w:type="spellEnd"/>
-      <w:r>
-        <w:rPr>
-          <w:rFonts w:ascii="나눔고딕" w:eastAsia="나눔고딕" w:hAnsi="나눔고딕" w:cs="Courier New" w:hint="eastAsia"/>
-          <w:color w:val="F8F8F2"/>
-          <w:sz w:val="14"/>
-          <w:szCs w:val="14"/>
-        </w:rPr>
-        <w:t xml:space="preserve"> + z};</w:t>
-      </w:r>
+      <w:proofErr w:type="gramEnd"/>
+      <w:r>
+        <w:rPr>
+          <w:rFonts w:ascii="나눔고딕" w:eastAsia="나눔고딕" w:hAnsi="나눔고딕" w:cs="Courier New" w:hint="eastAsia"/>
+          <w:color w:val="F8F8F2"/>
+          <w:sz w:val="14"/>
+          <w:szCs w:val="14"/>
+        </w:rPr>
+        <w:t xml:space="preserve"> + </w:t>
+      </w:r>
+      <w:proofErr w:type="gramStart"/>
+      <w:r>
+        <w:rPr>
+          <w:rFonts w:ascii="나눔고딕" w:eastAsia="나눔고딕" w:hAnsi="나눔고딕" w:cs="Courier New" w:hint="eastAsia"/>
+          <w:color w:val="F8F8F2"/>
+          <w:sz w:val="14"/>
+          <w:szCs w:val="14"/>
+        </w:rPr>
+        <w:t>z};</w:t>
+      </w:r>
+      <w:proofErr w:type="gramEnd"/>
     </w:p>
     <w:p>
       <w:pPr>
@@ -11038,6 +11053,7 @@
         <w:t xml:space="preserve">, y - </w:t>
       </w:r>
       <w:proofErr w:type="spellStart"/>
+      <w:proofErr w:type="gramStart"/>
       <w:r>
         <w:rPr>
           <w:rFonts w:ascii="나눔고딕" w:eastAsia="나눔고딕" w:hAnsi="나눔고딕" w:cs="Courier New" w:hint="eastAsia"/>
@@ -11048,6 +11064,7 @@
         <w:t>other.y</w:t>
       </w:r>
       <w:proofErr w:type="spellEnd"/>
+      <w:proofErr w:type="gramEnd"/>
       <w:r>
         <w:rPr>
           <w:rFonts w:ascii="나눔고딕" w:eastAsia="나눔고딕" w:hAnsi="나눔고딕" w:cs="Courier New" w:hint="eastAsia"/>
@@ -11058,6 +11075,7 @@
         <w:t xml:space="preserve">, z - </w:t>
       </w:r>
       <w:proofErr w:type="spellStart"/>
+      <w:proofErr w:type="gramStart"/>
       <w:r>
         <w:rPr>
           <w:rFonts w:ascii="나눔고딕" w:eastAsia="나눔고딕" w:hAnsi="나눔고딕" w:cs="Courier New" w:hint="eastAsia"/>
@@ -11068,6 +11086,7 @@
         <w:t>other.z</w:t>
       </w:r>
       <w:proofErr w:type="spellEnd"/>
+      <w:proofErr w:type="gramEnd"/>
       <w:r>
         <w:rPr>
           <w:rFonts w:ascii="나눔고딕" w:eastAsia="나눔고딕" w:hAnsi="나눔고딕" w:cs="Courier New" w:hint="eastAsia"/>
@@ -11514,6 +11533,7 @@
         </w:rPr>
         <w:t xml:space="preserve">, z/ </w:t>
       </w:r>
+      <w:proofErr w:type="gramStart"/>
       <w:r>
         <w:rPr>
           <w:rFonts w:ascii="나눔고딕" w:eastAsia="나눔고딕" w:hAnsi="나눔고딕" w:cs="Courier New" w:hint="eastAsia"/>
@@ -11532,7 +11552,17 @@
           <w:sz w:val="14"/>
           <w:szCs w:val="14"/>
         </w:rPr>
-        <w:t xml:space="preserve"> };</w:t>
+        <w:t xml:space="preserve"> }</w:t>
+      </w:r>
+      <w:proofErr w:type="gramEnd"/>
+      <w:r>
+        <w:rPr>
+          <w:rFonts w:ascii="나눔고딕" w:eastAsia="나눔고딕" w:hAnsi="나눔고딕" w:cs="Courier New" w:hint="eastAsia"/>
+          <w:color w:val="F8F8F2"/>
+          <w:sz w:val="14"/>
+          <w:szCs w:val="14"/>
+        </w:rPr>
+        <w:t>;</w:t>
       </w:r>
     </w:p>
     <w:p>
@@ -11934,6 +11964,7 @@
         <w:t xml:space="preserve"> || z &lt; </w:t>
       </w:r>
       <w:proofErr w:type="spellStart"/>
+      <w:proofErr w:type="gramStart"/>
       <w:r>
         <w:rPr>
           <w:rFonts w:ascii="나눔고딕" w:eastAsia="나눔고딕" w:hAnsi="나눔고딕" w:cs="Courier New" w:hint="eastAsia"/>
@@ -11944,6 +11975,7 @@
         <w:t>other.z</w:t>
       </w:r>
       <w:proofErr w:type="spellEnd"/>
+      <w:proofErr w:type="gramEnd"/>
       <w:r>
         <w:rPr>
           <w:rFonts w:ascii="나눔고딕" w:eastAsia="나눔고딕" w:hAnsi="나눔고딕" w:cs="Courier New" w:hint="eastAsia"/>
@@ -12318,7 +12350,17 @@
           <w:sz w:val="14"/>
           <w:szCs w:val="14"/>
         </w:rPr>
-        <w:t>other.x</w:t>
+        <w:t>other.</w:t>
+      </w:r>
+      <w:proofErr w:type="gramStart"/>
+      <w:r>
+        <w:rPr>
+          <w:rFonts w:ascii="나눔고딕" w:eastAsia="나눔고딕" w:hAnsi="나눔고딕" w:cs="Courier New" w:hint="eastAsia"/>
+          <w:color w:val="F8F8F2"/>
+          <w:sz w:val="14"/>
+          <w:szCs w:val="14"/>
+        </w:rPr>
+        <w:t>x</w:t>
       </w:r>
       <w:proofErr w:type="spellEnd"/>
       <w:r>
@@ -12328,7 +12370,17 @@
           <w:sz w:val="14"/>
           <w:szCs w:val="14"/>
         </w:rPr>
-        <w:t xml:space="preserve"> || y &gt; </w:t>
+        <w:t xml:space="preserve"> || y</w:t>
+      </w:r>
+      <w:proofErr w:type="gramEnd"/>
+      <w:r>
+        <w:rPr>
+          <w:rFonts w:ascii="나눔고딕" w:eastAsia="나눔고딕" w:hAnsi="나눔고딕" w:cs="Courier New" w:hint="eastAsia"/>
+          <w:color w:val="F8F8F2"/>
+          <w:sz w:val="14"/>
+          <w:szCs w:val="14"/>
+        </w:rPr>
+        <w:t xml:space="preserve"> &gt; </w:t>
       </w:r>
       <w:proofErr w:type="spellStart"/>
       <w:proofErr w:type="gramStart"/>
@@ -12353,6 +12405,7 @@
         <w:t xml:space="preserve"> || z &gt; </w:t>
       </w:r>
       <w:proofErr w:type="spellStart"/>
+      <w:proofErr w:type="gramStart"/>
       <w:r>
         <w:rPr>
           <w:rFonts w:ascii="나눔고딕" w:eastAsia="나눔고딕" w:hAnsi="나눔고딕" w:cs="Courier New" w:hint="eastAsia"/>
@@ -12363,6 +12416,7 @@
         <w:t>other.z</w:t>
       </w:r>
       <w:proofErr w:type="spellEnd"/>
+      <w:proofErr w:type="gramEnd"/>
       <w:r>
         <w:rPr>
           <w:rFonts w:ascii="나눔고딕" w:eastAsia="나눔고딕" w:hAnsi="나눔고딕" w:cs="Courier New" w:hint="eastAsia"/>
@@ -12561,6 +12615,7 @@
           <w:sz w:val="14"/>
           <w:szCs w:val="14"/>
         </w:rPr>
+        <w:lastRenderedPageBreak/>
         <w:t>struct</w:t>
       </w:r>
       <w:r>
@@ -12682,19 +12737,8 @@
           <w:sz w:val="14"/>
           <w:szCs w:val="14"/>
         </w:rPr>
-        <w:t xml:space="preserve"> </w:t>
-      </w:r>
-      <w:proofErr w:type="gramStart"/>
-      <w:r>
-        <w:rPr>
-          <w:rFonts w:ascii="나눔고딕" w:eastAsia="나눔고딕" w:hAnsi="나눔고딕" w:cs="Courier New" w:hint="eastAsia"/>
-          <w:color w:val="F8F8F2"/>
-          <w:sz w:val="14"/>
-          <w:szCs w:val="14"/>
-        </w:rPr>
-        <w:t>min;</w:t>
-      </w:r>
-      <w:proofErr w:type="gramEnd"/>
+        <w:t xml:space="preserve"> min;</w:t>
+      </w:r>
     </w:p>
     <w:p>
       <w:pPr>
@@ -12758,19 +12802,8 @@
           <w:sz w:val="14"/>
           <w:szCs w:val="14"/>
         </w:rPr>
-        <w:t xml:space="preserve"> </w:t>
-      </w:r>
-      <w:proofErr w:type="gramStart"/>
-      <w:r>
-        <w:rPr>
-          <w:rFonts w:ascii="나눔고딕" w:eastAsia="나눔고딕" w:hAnsi="나눔고딕" w:cs="Courier New" w:hint="eastAsia"/>
-          <w:color w:val="F8F8F2"/>
-          <w:sz w:val="14"/>
-          <w:szCs w:val="14"/>
-        </w:rPr>
-        <w:t>max;</w:t>
-      </w:r>
-      <w:proofErr w:type="gramEnd"/>
+        <w:t xml:space="preserve"> max;</w:t>
+      </w:r>
     </w:p>
     <w:p>
       <w:pPr>
@@ -13044,19 +13077,8 @@
           <w:sz w:val="14"/>
           <w:szCs w:val="14"/>
         </w:rPr>
-        <w:t xml:space="preserve"> </w:t>
-      </w:r>
-      <w:proofErr w:type="gramStart"/>
-      <w:r>
-        <w:rPr>
-          <w:rFonts w:ascii="나눔고딕" w:eastAsia="나눔고딕" w:hAnsi="나눔고딕" w:cs="Courier New" w:hint="eastAsia"/>
-          <w:color w:val="F8F8F2"/>
-          <w:sz w:val="14"/>
-          <w:szCs w:val="14"/>
-        </w:rPr>
-        <w:t>pitch;</w:t>
-      </w:r>
-      <w:proofErr w:type="gramEnd"/>
+        <w:t xml:space="preserve"> pitch;</w:t>
+      </w:r>
     </w:p>
     <w:p>
       <w:pPr>
@@ -13122,19 +13144,8 @@
           <w:sz w:val="14"/>
           <w:szCs w:val="14"/>
         </w:rPr>
-        <w:t xml:space="preserve"> </w:t>
-      </w:r>
-      <w:proofErr w:type="gramStart"/>
-      <w:r>
-        <w:rPr>
-          <w:rFonts w:ascii="나눔고딕" w:eastAsia="나눔고딕" w:hAnsi="나눔고딕" w:cs="Courier New" w:hint="eastAsia"/>
-          <w:color w:val="F8F8F2"/>
-          <w:sz w:val="14"/>
-          <w:szCs w:val="14"/>
-        </w:rPr>
-        <w:t>yaw;</w:t>
-      </w:r>
-      <w:proofErr w:type="gramEnd"/>
+        <w:t xml:space="preserve"> yaw;</w:t>
+      </w:r>
     </w:p>
     <w:p>
       <w:pPr>
@@ -13200,19 +13211,8 @@
           <w:sz w:val="14"/>
           <w:szCs w:val="14"/>
         </w:rPr>
-        <w:t xml:space="preserve"> </w:t>
-      </w:r>
-      <w:proofErr w:type="gramStart"/>
-      <w:r>
-        <w:rPr>
-          <w:rFonts w:ascii="나눔고딕" w:eastAsia="나눔고딕" w:hAnsi="나눔고딕" w:cs="Courier New" w:hint="eastAsia"/>
-          <w:color w:val="F8F8F2"/>
-          <w:sz w:val="14"/>
-          <w:szCs w:val="14"/>
-        </w:rPr>
-        <w:t>roll;</w:t>
-      </w:r>
-      <w:proofErr w:type="gramEnd"/>
+        <w:t xml:space="preserve"> roll;</w:t>
+      </w:r>
     </w:p>
     <w:p>
       <w:pPr>
@@ -13488,19 +13488,8 @@
           <w:sz w:val="14"/>
           <w:szCs w:val="14"/>
         </w:rPr>
-        <w:t xml:space="preserve"> </w:t>
-      </w:r>
-      <w:proofErr w:type="gramStart"/>
-      <w:r>
-        <w:rPr>
-          <w:rFonts w:ascii="나눔고딕" w:eastAsia="나눔고딕" w:hAnsi="나눔고딕" w:cs="Courier New" w:hint="eastAsia"/>
-          <w:color w:val="F8F8F2"/>
-          <w:sz w:val="14"/>
-          <w:szCs w:val="14"/>
-        </w:rPr>
-        <w:t>type;</w:t>
-      </w:r>
-      <w:proofErr w:type="gramEnd"/>
+        <w:t xml:space="preserve"> type;</w:t>
+      </w:r>
     </w:p>
     <w:p>
       <w:pPr>
@@ -13564,19 +13553,8 @@
           <w:sz w:val="14"/>
           <w:szCs w:val="14"/>
         </w:rPr>
-        <w:t xml:space="preserve"> </w:t>
-      </w:r>
-      <w:proofErr w:type="gramStart"/>
-      <w:r>
-        <w:rPr>
-          <w:rFonts w:ascii="나눔고딕" w:eastAsia="나눔고딕" w:hAnsi="나눔고딕" w:cs="Courier New" w:hint="eastAsia"/>
-          <w:color w:val="F8F8F2"/>
-          <w:sz w:val="14"/>
-          <w:szCs w:val="14"/>
-        </w:rPr>
-        <w:t>size;</w:t>
-      </w:r>
-      <w:proofErr w:type="gramEnd"/>
+        <w:t xml:space="preserve"> size;</w:t>
+      </w:r>
     </w:p>
     <w:p>
       <w:pPr>
@@ -13752,7 +13730,6 @@
         <w:t xml:space="preserve"> </w:t>
       </w:r>
       <w:proofErr w:type="spellStart"/>
-      <w:proofErr w:type="gramStart"/>
       <w:r>
         <w:rPr>
           <w:rFonts w:ascii="나눔고딕" w:eastAsia="나눔고딕" w:hAnsi="나눔고딕" w:cs="Courier New" w:hint="eastAsia"/>
@@ -13772,7 +13749,6 @@
         </w:rPr>
         <w:t>;</w:t>
       </w:r>
-      <w:proofErr w:type="gramEnd"/>
     </w:p>
     <w:p>
       <w:pPr>
@@ -13818,7 +13794,6 @@
           <w:sz w:val="14"/>
           <w:szCs w:val="14"/>
         </w:rPr>
-        <w:lastRenderedPageBreak/>
         <w:tab/>
       </w:r>
       <w:r>
@@ -13842,7 +13817,6 @@
         <w:t xml:space="preserve"> </w:t>
       </w:r>
       <w:proofErr w:type="spellStart"/>
-      <w:proofErr w:type="gramStart"/>
       <w:r>
         <w:rPr>
           <w:rFonts w:ascii="나눔고딕" w:eastAsia="나눔고딕" w:hAnsi="나눔고딕" w:cs="Courier New" w:hint="eastAsia"/>
@@ -13862,7 +13836,6 @@
         </w:rPr>
         <w:t>;</w:t>
       </w:r>
-      <w:proofErr w:type="gramEnd"/>
     </w:p>
     <w:p>
       <w:pPr>
@@ -14752,7 +14725,27 @@
           <w:sz w:val="14"/>
           <w:szCs w:val="14"/>
         </w:rPr>
-        <w:t>&lt;Dir, std::vector&lt;Vector&gt;&gt; f1DoorPos;</w:t>
+        <w:t xml:space="preserve">&lt;Dir, </w:t>
+      </w:r>
+      <w:proofErr w:type="gramStart"/>
+      <w:r>
+        <w:rPr>
+          <w:rFonts w:ascii="나눔고딕" w:eastAsia="나눔고딕" w:hAnsi="나눔고딕" w:cs="Courier New" w:hint="eastAsia"/>
+          <w:color w:val="D4D0AB"/>
+          <w:sz w:val="14"/>
+          <w:szCs w:val="14"/>
+        </w:rPr>
+        <w:t>std::</w:t>
+      </w:r>
+      <w:proofErr w:type="gramEnd"/>
+      <w:r>
+        <w:rPr>
+          <w:rFonts w:ascii="나눔고딕" w:eastAsia="나눔고딕" w:hAnsi="나눔고딕" w:cs="Courier New" w:hint="eastAsia"/>
+          <w:color w:val="D4D0AB"/>
+          <w:sz w:val="14"/>
+          <w:szCs w:val="14"/>
+        </w:rPr>
+        <w:t>vector&lt;Vector&gt;&gt; f1DoorPos;</w:t>
       </w:r>
     </w:p>
     <w:p>
@@ -14839,7 +14832,27 @@
           <w:sz w:val="14"/>
           <w:szCs w:val="14"/>
         </w:rPr>
-        <w:t>&lt;Dir, std::vector&lt;Vector&gt;&gt; f2DoorPos;</w:t>
+        <w:t xml:space="preserve">&lt;Dir, </w:t>
+      </w:r>
+      <w:proofErr w:type="gramStart"/>
+      <w:r>
+        <w:rPr>
+          <w:rFonts w:ascii="나눔고딕" w:eastAsia="나눔고딕" w:hAnsi="나눔고딕" w:cs="Courier New" w:hint="eastAsia"/>
+          <w:color w:val="D4D0AB"/>
+          <w:sz w:val="14"/>
+          <w:szCs w:val="14"/>
+        </w:rPr>
+        <w:t>std::</w:t>
+      </w:r>
+      <w:proofErr w:type="gramEnd"/>
+      <w:r>
+        <w:rPr>
+          <w:rFonts w:ascii="나눔고딕" w:eastAsia="나눔고딕" w:hAnsi="나눔고딕" w:cs="Courier New" w:hint="eastAsia"/>
+          <w:color w:val="D4D0AB"/>
+          <w:sz w:val="14"/>
+          <w:szCs w:val="14"/>
+        </w:rPr>
+        <w:t>vector&lt;Vector&gt;&gt; f2DoorPos;</w:t>
       </w:r>
     </w:p>
     <w:p>
@@ -15014,7 +15027,6 @@
         <w:t xml:space="preserve"> </w:t>
       </w:r>
       <w:proofErr w:type="spellStart"/>
-      <w:proofErr w:type="gramStart"/>
       <w:r>
         <w:rPr>
           <w:rFonts w:ascii="나눔고딕" w:eastAsia="나눔고딕" w:hAnsi="나눔고딕" w:cs="Courier New" w:hint="eastAsia"/>
@@ -15034,7 +15046,6 @@
         </w:rPr>
         <w:t>;</w:t>
       </w:r>
-      <w:proofErr w:type="gramEnd"/>
     </w:p>
     <w:p>
       <w:pPr>
@@ -15315,7 +15326,6 @@
         <w:t xml:space="preserve"> </w:t>
       </w:r>
       <w:proofErr w:type="spellStart"/>
-      <w:proofErr w:type="gramStart"/>
       <w:r>
         <w:rPr>
           <w:rFonts w:ascii="나눔고딕" w:eastAsia="나눔고딕" w:hAnsi="나눔고딕" w:cs="Courier New" w:hint="eastAsia"/>
@@ -15335,7 +15345,6 @@
         </w:rPr>
         <w:t>;</w:t>
       </w:r>
-      <w:proofErr w:type="gramEnd"/>
     </w:p>
     <w:p>
       <w:pPr>
@@ -15947,7 +15956,7 @@
         <w:pStyle w:val="1"/>
         <w:numPr>
           <w:ilvl w:val="0"/>
-          <w:numId w:val="7"/>
+          <w:numId w:val="1"/>
         </w:numPr>
       </w:pPr>
       <w:bookmarkStart w:id="1" w:name="_Toc229777827"/>
@@ -17079,6 +17088,7 @@
           <w:sz w:val="14"/>
           <w:szCs w:val="14"/>
         </w:rPr>
+        <w:lastRenderedPageBreak/>
         <w:t> </w:t>
       </w:r>
     </w:p>
@@ -17260,19 +17270,8 @@
           <w:sz w:val="14"/>
           <w:szCs w:val="14"/>
         </w:rPr>
-        <w:t xml:space="preserve"> </w:t>
-      </w:r>
-      <w:proofErr w:type="gramStart"/>
-      <w:r>
-        <w:rPr>
-          <w:rFonts w:ascii="나눔고딕" w:eastAsia="나눔고딕" w:hAnsi="나눔고딕" w:cs="Courier New" w:hint="eastAsia"/>
-          <w:color w:val="F8F8F2"/>
-          <w:sz w:val="14"/>
-          <w:szCs w:val="14"/>
-        </w:rPr>
-        <w:t>id;</w:t>
-      </w:r>
-      <w:proofErr w:type="gramEnd"/>
+        <w:t xml:space="preserve"> id;</w:t>
+      </w:r>
     </w:p>
     <w:p>
       <w:pPr>
@@ -17341,7 +17340,6 @@
         <w:t xml:space="preserve"> </w:t>
       </w:r>
       <w:proofErr w:type="spellStart"/>
-      <w:proofErr w:type="gramStart"/>
       <w:r>
         <w:rPr>
           <w:rFonts w:ascii="나눔고딕" w:eastAsia="나눔고딕" w:hAnsi="나눔고딕" w:cs="Courier New" w:hint="eastAsia"/>
@@ -17361,7 +17359,6 @@
         </w:rPr>
         <w:t>;</w:t>
       </w:r>
-      <w:proofErr w:type="gramEnd"/>
     </w:p>
     <w:p>
       <w:pPr>
@@ -17637,19 +17634,8 @@
           <w:sz w:val="14"/>
           <w:szCs w:val="14"/>
         </w:rPr>
-        <w:t xml:space="preserve"> </w:t>
-      </w:r>
-      <w:proofErr w:type="gramStart"/>
-      <w:r>
-        <w:rPr>
-          <w:rFonts w:ascii="나눔고딕" w:eastAsia="나눔고딕" w:hAnsi="나눔고딕" w:cs="Courier New" w:hint="eastAsia"/>
-          <w:color w:val="F8F8F2"/>
-          <w:sz w:val="14"/>
-          <w:szCs w:val="14"/>
-        </w:rPr>
-        <w:t>type;</w:t>
-      </w:r>
-      <w:proofErr w:type="gramEnd"/>
+        <w:t xml:space="preserve"> type;</w:t>
+      </w:r>
     </w:p>
     <w:p>
       <w:pPr>
@@ -17713,19 +17699,8 @@
           <w:sz w:val="14"/>
           <w:szCs w:val="14"/>
         </w:rPr>
-        <w:t xml:space="preserve"> </w:t>
-      </w:r>
-      <w:proofErr w:type="gramStart"/>
-      <w:r>
-        <w:rPr>
-          <w:rFonts w:ascii="나눔고딕" w:eastAsia="나눔고딕" w:hAnsi="나눔고딕" w:cs="Courier New" w:hint="eastAsia"/>
-          <w:color w:val="F8F8F2"/>
-          <w:sz w:val="14"/>
-          <w:szCs w:val="14"/>
-        </w:rPr>
-        <w:t>pos;</w:t>
-      </w:r>
-      <w:proofErr w:type="gramEnd"/>
+        <w:t xml:space="preserve"> pos;</w:t>
+      </w:r>
     </w:p>
     <w:p>
       <w:pPr>
@@ -17792,7 +17767,6 @@
         <w:t xml:space="preserve"> </w:t>
       </w:r>
       <w:proofErr w:type="spellStart"/>
-      <w:proofErr w:type="gramStart"/>
       <w:r>
         <w:rPr>
           <w:rFonts w:ascii="나눔고딕" w:eastAsia="나눔고딕" w:hAnsi="나눔고딕" w:cs="Courier New" w:hint="eastAsia"/>
@@ -17812,7 +17786,6 @@
         </w:rPr>
         <w:t>;</w:t>
       </w:r>
-      <w:proofErr w:type="gramEnd"/>
     </w:p>
     <w:p>
       <w:pPr>
@@ -18086,19 +18059,8 @@
           <w:sz w:val="14"/>
           <w:szCs w:val="14"/>
         </w:rPr>
-        <w:t xml:space="preserve"> </w:t>
-      </w:r>
-      <w:proofErr w:type="gramStart"/>
-      <w:r>
-        <w:rPr>
-          <w:rFonts w:ascii="나눔고딕" w:eastAsia="나눔고딕" w:hAnsi="나눔고딕" w:cs="Courier New" w:hint="eastAsia"/>
-          <w:color w:val="F8F8F2"/>
-          <w:sz w:val="14"/>
-          <w:szCs w:val="14"/>
-        </w:rPr>
-        <w:t>pos;</w:t>
-      </w:r>
-      <w:proofErr w:type="gramEnd"/>
+        <w:t xml:space="preserve"> pos;</w:t>
+      </w:r>
     </w:p>
     <w:p>
       <w:pPr>
@@ -18165,7 +18127,6 @@
         <w:t xml:space="preserve"> </w:t>
       </w:r>
       <w:proofErr w:type="spellStart"/>
-      <w:proofErr w:type="gramStart"/>
       <w:r>
         <w:rPr>
           <w:rFonts w:ascii="나눔고딕" w:eastAsia="나눔고딕" w:hAnsi="나눔고딕" w:cs="Courier New" w:hint="eastAsia"/>
@@ -18185,7 +18146,6 @@
         </w:rPr>
         <w:t>;</w:t>
       </w:r>
-      <w:proofErr w:type="gramEnd"/>
     </w:p>
     <w:p>
       <w:pPr>
@@ -18511,7 +18471,6 @@
         <w:t xml:space="preserve"> </w:t>
       </w:r>
       <w:proofErr w:type="spellStart"/>
-      <w:proofErr w:type="gramStart"/>
       <w:r>
         <w:rPr>
           <w:rFonts w:ascii="나눔고딕" w:eastAsia="나눔고딕" w:hAnsi="나눔고딕" w:cs="Courier New" w:hint="eastAsia"/>
@@ -18531,7 +18490,6 @@
         </w:rPr>
         <w:t>;</w:t>
       </w:r>
-      <w:proofErr w:type="gramEnd"/>
     </w:p>
     <w:p>
       <w:pPr>
@@ -18597,19 +18555,8 @@
           <w:sz w:val="14"/>
           <w:szCs w:val="14"/>
         </w:rPr>
-        <w:t xml:space="preserve"> </w:t>
-      </w:r>
-      <w:proofErr w:type="gramStart"/>
-      <w:r>
-        <w:rPr>
-          <w:rFonts w:ascii="나눔고딕" w:eastAsia="나눔고딕" w:hAnsi="나눔고딕" w:cs="Courier New" w:hint="eastAsia"/>
-          <w:color w:val="F8F8F2"/>
-          <w:sz w:val="14"/>
-          <w:szCs w:val="14"/>
-        </w:rPr>
-        <w:t>type;</w:t>
-      </w:r>
-      <w:proofErr w:type="gramEnd"/>
+        <w:t xml:space="preserve"> type;</w:t>
+      </w:r>
     </w:p>
     <w:p>
       <w:pPr>
@@ -18655,7 +18602,6 @@
           <w:sz w:val="14"/>
           <w:szCs w:val="14"/>
         </w:rPr>
-        <w:lastRenderedPageBreak/>
         <w:tab/>
       </w:r>
       <w:proofErr w:type="spellStart"/>
@@ -18676,19 +18622,8 @@
           <w:sz w:val="14"/>
           <w:szCs w:val="14"/>
         </w:rPr>
-        <w:t xml:space="preserve"> </w:t>
-      </w:r>
-      <w:proofErr w:type="gramStart"/>
-      <w:r>
-        <w:rPr>
-          <w:rFonts w:ascii="나눔고딕" w:eastAsia="나눔고딕" w:hAnsi="나눔고딕" w:cs="Courier New" w:hint="eastAsia"/>
-          <w:color w:val="F8F8F2"/>
-          <w:sz w:val="14"/>
-          <w:szCs w:val="14"/>
-        </w:rPr>
-        <w:t>state;</w:t>
-      </w:r>
-      <w:proofErr w:type="gramEnd"/>
+        <w:t xml:space="preserve"> state;</w:t>
+      </w:r>
     </w:p>
     <w:p>
       <w:pPr>
@@ -18964,19 +18899,8 @@
           <w:sz w:val="14"/>
           <w:szCs w:val="14"/>
         </w:rPr>
-        <w:t xml:space="preserve"> </w:t>
-      </w:r>
-      <w:proofErr w:type="gramStart"/>
-      <w:r>
-        <w:rPr>
-          <w:rFonts w:ascii="나눔고딕" w:eastAsia="나눔고딕" w:hAnsi="나눔고딕" w:cs="Courier New" w:hint="eastAsia"/>
-          <w:color w:val="F8F8F2"/>
-          <w:sz w:val="14"/>
-          <w:szCs w:val="14"/>
-        </w:rPr>
-        <w:t>type;</w:t>
-      </w:r>
-      <w:proofErr w:type="gramEnd"/>
+        <w:t xml:space="preserve"> type;</w:t>
+      </w:r>
     </w:p>
     <w:p>
       <w:pPr>
@@ -19045,7 +18969,6 @@
         <w:t xml:space="preserve"> </w:t>
       </w:r>
       <w:proofErr w:type="spellStart"/>
-      <w:proofErr w:type="gramStart"/>
       <w:r>
         <w:rPr>
           <w:rFonts w:ascii="나눔고딕" w:eastAsia="나눔고딕" w:hAnsi="나눔고딕" w:cs="Courier New" w:hint="eastAsia"/>
@@ -19065,7 +18988,6 @@
         </w:rPr>
         <w:t>;</w:t>
       </w:r>
-      <w:proofErr w:type="gramEnd"/>
     </w:p>
     <w:p>
       <w:pPr>
@@ -19129,19 +19051,8 @@
           <w:sz w:val="14"/>
           <w:szCs w:val="14"/>
         </w:rPr>
-        <w:t xml:space="preserve"> </w:t>
-      </w:r>
-      <w:proofErr w:type="gramStart"/>
-      <w:r>
-        <w:rPr>
-          <w:rFonts w:ascii="나눔고딕" w:eastAsia="나눔고딕" w:hAnsi="나눔고딕" w:cs="Courier New" w:hint="eastAsia"/>
-          <w:color w:val="F8F8F2"/>
-          <w:sz w:val="14"/>
-          <w:szCs w:val="14"/>
-        </w:rPr>
-        <w:t>pos;</w:t>
-      </w:r>
-      <w:proofErr w:type="gramEnd"/>
+        <w:t xml:space="preserve"> pos;</w:t>
+      </w:r>
     </w:p>
     <w:p>
       <w:pPr>
@@ -19208,7 +19119,6 @@
         <w:t xml:space="preserve"> </w:t>
       </w:r>
       <w:proofErr w:type="spellStart"/>
-      <w:proofErr w:type="gramStart"/>
       <w:r>
         <w:rPr>
           <w:rFonts w:ascii="나눔고딕" w:eastAsia="나눔고딕" w:hAnsi="나눔고딕" w:cs="Courier New" w:hint="eastAsia"/>
@@ -19228,7 +19138,6 @@
         </w:rPr>
         <w:t>;</w:t>
       </w:r>
-      <w:proofErr w:type="gramEnd"/>
     </w:p>
     <w:p>
       <w:pPr>
@@ -19294,19 +19203,8 @@
           <w:sz w:val="14"/>
           <w:szCs w:val="14"/>
         </w:rPr>
-        <w:t xml:space="preserve"> </w:t>
-      </w:r>
-      <w:proofErr w:type="gramStart"/>
-      <w:r>
-        <w:rPr>
-          <w:rFonts w:ascii="나눔고딕" w:eastAsia="나눔고딕" w:hAnsi="나눔고딕" w:cs="Courier New" w:hint="eastAsia"/>
-          <w:color w:val="F8F8F2"/>
-          <w:sz w:val="14"/>
-          <w:szCs w:val="14"/>
-        </w:rPr>
-        <w:t>state;</w:t>
-      </w:r>
-      <w:proofErr w:type="gramEnd"/>
+        <w:t xml:space="preserve"> state;</w:t>
+      </w:r>
     </w:p>
     <w:p>
       <w:pPr>
@@ -19585,7 +19483,6 @@
         <w:t xml:space="preserve"> </w:t>
       </w:r>
       <w:proofErr w:type="spellStart"/>
-      <w:proofErr w:type="gramStart"/>
       <w:r>
         <w:rPr>
           <w:rFonts w:ascii="나눔고딕" w:eastAsia="나눔고딕" w:hAnsi="나눔고딕" w:cs="Courier New" w:hint="eastAsia"/>
@@ -19605,7 +19502,6 @@
         </w:rPr>
         <w:t>;</w:t>
       </w:r>
-      <w:proofErr w:type="gramEnd"/>
     </w:p>
     <w:p>
       <w:pPr>
@@ -19674,7 +19570,6 @@
         <w:t xml:space="preserve"> </w:t>
       </w:r>
       <w:proofErr w:type="spellStart"/>
-      <w:proofErr w:type="gramStart"/>
       <w:r>
         <w:rPr>
           <w:rFonts w:ascii="나눔고딕" w:eastAsia="나눔고딕" w:hAnsi="나눔고딕" w:cs="Courier New" w:hint="eastAsia"/>
@@ -19694,7 +19589,6 @@
         </w:rPr>
         <w:t>;</w:t>
       </w:r>
-      <w:proofErr w:type="gramEnd"/>
     </w:p>
     <w:p>
       <w:pPr>
@@ -19763,7 +19657,6 @@
         <w:t xml:space="preserve"> </w:t>
       </w:r>
       <w:proofErr w:type="spellStart"/>
-      <w:proofErr w:type="gramStart"/>
       <w:r>
         <w:rPr>
           <w:rFonts w:ascii="나눔고딕" w:eastAsia="나눔고딕" w:hAnsi="나눔고딕" w:cs="Courier New" w:hint="eastAsia"/>
@@ -19783,7 +19676,6 @@
         </w:rPr>
         <w:t>;</w:t>
       </w:r>
-      <w:proofErr w:type="gramEnd"/>
     </w:p>
     <w:p>
       <w:pPr>
@@ -19934,19 +19826,8 @@
           <w:sz w:val="14"/>
           <w:szCs w:val="14"/>
         </w:rPr>
-        <w:t xml:space="preserve"> </w:t>
-      </w:r>
-      <w:proofErr w:type="spellStart"/>
-      <w:r>
-        <w:rPr>
-          <w:rFonts w:ascii="나눔고딕" w:eastAsia="나눔고딕" w:hAnsi="나눔고딕" w:cs="Courier New" w:hint="eastAsia"/>
-          <w:color w:val="F8F8F2"/>
-          <w:sz w:val="14"/>
-          <w:szCs w:val="14"/>
-        </w:rPr>
-        <w:t>C_ChangeTool_Packet</w:t>
-      </w:r>
-      <w:proofErr w:type="spellEnd"/>
+        <w:t xml:space="preserve"> C_ChangeTool_Packet</w:t>
+      </w:r>
     </w:p>
     <w:p>
       <w:pPr>
@@ -20062,7 +19943,6 @@
         <w:t xml:space="preserve"> </w:t>
       </w:r>
       <w:proofErr w:type="spellStart"/>
-      <w:proofErr w:type="gramStart"/>
       <w:r>
         <w:rPr>
           <w:rFonts w:ascii="나눔고딕" w:eastAsia="나눔고딕" w:hAnsi="나눔고딕" w:cs="Courier New" w:hint="eastAsia"/>
@@ -20082,7 +19962,6 @@
         </w:rPr>
         <w:t>;</w:t>
       </w:r>
-      <w:proofErr w:type="gramEnd"/>
     </w:p>
     <w:p>
       <w:pPr>
@@ -20151,7 +20030,6 @@
         <w:t xml:space="preserve"> </w:t>
       </w:r>
       <w:proofErr w:type="spellStart"/>
-      <w:proofErr w:type="gramStart"/>
       <w:r>
         <w:rPr>
           <w:rFonts w:ascii="나눔고딕" w:eastAsia="나눔고딕" w:hAnsi="나눔고딕" w:cs="Courier New" w:hint="eastAsia"/>
@@ -20171,7 +20049,6 @@
         </w:rPr>
         <w:t>;</w:t>
       </w:r>
-      <w:proofErr w:type="gramEnd"/>
     </w:p>
     <w:p>
       <w:pPr>
@@ -20450,7 +20327,6 @@
         <w:t xml:space="preserve"> </w:t>
       </w:r>
       <w:proofErr w:type="spellStart"/>
-      <w:proofErr w:type="gramStart"/>
       <w:r>
         <w:rPr>
           <w:rFonts w:ascii="나눔고딕" w:eastAsia="나눔고딕" w:hAnsi="나눔고딕" w:cs="Courier New" w:hint="eastAsia"/>
@@ -20470,7 +20346,6 @@
         </w:rPr>
         <w:t>;</w:t>
       </w:r>
-      <w:proofErr w:type="gramEnd"/>
     </w:p>
     <w:p>
       <w:pPr>
@@ -20539,7 +20414,6 @@
         <w:t xml:space="preserve"> </w:t>
       </w:r>
       <w:proofErr w:type="spellStart"/>
-      <w:proofErr w:type="gramStart"/>
       <w:r>
         <w:rPr>
           <w:rFonts w:ascii="나눔고딕" w:eastAsia="나눔고딕" w:hAnsi="나눔고딕" w:cs="Courier New" w:hint="eastAsia"/>
@@ -20559,7 +20433,6 @@
         </w:rPr>
         <w:t>;</w:t>
       </w:r>
-      <w:proofErr w:type="gramEnd"/>
     </w:p>
     <w:p>
       <w:pPr>
@@ -20838,7 +20711,6 @@
         <w:t xml:space="preserve"> </w:t>
       </w:r>
       <w:proofErr w:type="spellStart"/>
-      <w:proofErr w:type="gramStart"/>
       <w:r>
         <w:rPr>
           <w:rFonts w:ascii="나눔고딕" w:eastAsia="나눔고딕" w:hAnsi="나눔고딕" w:cs="Courier New" w:hint="eastAsia"/>
@@ -20858,7 +20730,6 @@
         </w:rPr>
         <w:t>;</w:t>
       </w:r>
-      <w:proofErr w:type="gramEnd"/>
     </w:p>
     <w:p>
       <w:pPr>
@@ -20927,7 +20798,6 @@
         <w:t xml:space="preserve"> </w:t>
       </w:r>
       <w:proofErr w:type="spellStart"/>
-      <w:proofErr w:type="gramStart"/>
       <w:r>
         <w:rPr>
           <w:rFonts w:ascii="나눔고딕" w:eastAsia="나눔고딕" w:hAnsi="나눔고딕" w:cs="Courier New" w:hint="eastAsia"/>
@@ -20947,7 +20817,6 @@
         </w:rPr>
         <w:t>;</w:t>
       </w:r>
-      <w:proofErr w:type="gramEnd"/>
     </w:p>
     <w:p>
       <w:pPr>
@@ -21016,7 +20885,6 @@
         <w:t xml:space="preserve"> </w:t>
       </w:r>
       <w:proofErr w:type="spellStart"/>
-      <w:proofErr w:type="gramStart"/>
       <w:r>
         <w:rPr>
           <w:rFonts w:ascii="나눔고딕" w:eastAsia="나눔고딕" w:hAnsi="나눔고딕" w:cs="Courier New" w:hint="eastAsia"/>
@@ -21036,7 +20904,6 @@
         </w:rPr>
         <w:t>;</w:t>
       </w:r>
-      <w:proofErr w:type="gramEnd"/>
     </w:p>
     <w:p>
       <w:pPr>
@@ -21292,6 +21159,7 @@
           <w:sz w:val="14"/>
           <w:szCs w:val="14"/>
         </w:rPr>
+        <w:lastRenderedPageBreak/>
         <w:t>{</w:t>
       </w:r>
     </w:p>
@@ -21359,19 +21227,8 @@
           <w:sz w:val="14"/>
           <w:szCs w:val="14"/>
         </w:rPr>
-        <w:t xml:space="preserve"> </w:t>
-      </w:r>
-      <w:proofErr w:type="gramStart"/>
-      <w:r>
-        <w:rPr>
-          <w:rFonts w:ascii="나눔고딕" w:eastAsia="나눔고딕" w:hAnsi="나눔고딕" w:cs="Courier New" w:hint="eastAsia"/>
-          <w:color w:val="F8F8F2"/>
-          <w:sz w:val="14"/>
-          <w:szCs w:val="14"/>
-        </w:rPr>
-        <w:t>type;</w:t>
-      </w:r>
-      <w:proofErr w:type="gramEnd"/>
+        <w:t xml:space="preserve"> type;</w:t>
+      </w:r>
     </w:p>
     <w:p>
       <w:pPr>
@@ -21440,7 +21297,6 @@
         <w:t xml:space="preserve"> </w:t>
       </w:r>
       <w:proofErr w:type="spellStart"/>
-      <w:proofErr w:type="gramStart"/>
       <w:r>
         <w:rPr>
           <w:rFonts w:ascii="나눔고딕" w:eastAsia="나눔고딕" w:hAnsi="나눔고딕" w:cs="Courier New" w:hint="eastAsia"/>
@@ -21460,7 +21316,6 @@
         </w:rPr>
         <w:t>;</w:t>
       </w:r>
-      <w:proofErr w:type="gramEnd"/>
     </w:p>
     <w:p>
       <w:pPr>
@@ -21524,19 +21379,8 @@
           <w:sz w:val="14"/>
           <w:szCs w:val="14"/>
         </w:rPr>
-        <w:t xml:space="preserve"> </w:t>
-      </w:r>
-      <w:proofErr w:type="gramStart"/>
-      <w:r>
-        <w:rPr>
-          <w:rFonts w:ascii="나눔고딕" w:eastAsia="나눔고딕" w:hAnsi="나눔고딕" w:cs="Courier New" w:hint="eastAsia"/>
-          <w:color w:val="F8F8F2"/>
-          <w:sz w:val="14"/>
-          <w:szCs w:val="14"/>
-        </w:rPr>
-        <w:t>pos;</w:t>
-      </w:r>
-      <w:proofErr w:type="gramEnd"/>
+        <w:t xml:space="preserve"> pos;</w:t>
+      </w:r>
     </w:p>
     <w:p>
       <w:pPr>
@@ -21603,7 +21447,6 @@
         <w:t xml:space="preserve"> </w:t>
       </w:r>
       <w:proofErr w:type="spellStart"/>
-      <w:proofErr w:type="gramStart"/>
       <w:r>
         <w:rPr>
           <w:rFonts w:ascii="나눔고딕" w:eastAsia="나눔고딕" w:hAnsi="나눔고딕" w:cs="Courier New" w:hint="eastAsia"/>
@@ -21623,7 +21466,6 @@
         </w:rPr>
         <w:t>;</w:t>
       </w:r>
-      <w:proofErr w:type="gramEnd"/>
     </w:p>
     <w:p>
       <w:pPr>
@@ -21902,7 +21744,6 @@
         <w:t xml:space="preserve"> </w:t>
       </w:r>
       <w:proofErr w:type="spellStart"/>
-      <w:proofErr w:type="gramStart"/>
       <w:r>
         <w:rPr>
           <w:rFonts w:ascii="나눔고딕" w:eastAsia="나눔고딕" w:hAnsi="나눔고딕" w:cs="Courier New" w:hint="eastAsia"/>
@@ -21922,7 +21763,6 @@
         </w:rPr>
         <w:t>;</w:t>
       </w:r>
-      <w:proofErr w:type="gramEnd"/>
     </w:p>
     <w:p>
       <w:pPr>
@@ -21989,7 +21829,6 @@
         <w:t xml:space="preserve"> </w:t>
       </w:r>
       <w:proofErr w:type="spellStart"/>
-      <w:proofErr w:type="gramStart"/>
       <w:r>
         <w:rPr>
           <w:rFonts w:ascii="나눔고딕" w:eastAsia="나눔고딕" w:hAnsi="나눔고딕" w:cs="Courier New" w:hint="eastAsia"/>
@@ -22009,7 +21848,6 @@
         </w:rPr>
         <w:t>;</w:t>
       </w:r>
-      <w:proofErr w:type="gramEnd"/>
     </w:p>
     <w:p>
       <w:pPr>
@@ -22080,7 +21918,6 @@
         <w:t xml:space="preserve"> </w:t>
       </w:r>
       <w:proofErr w:type="spellStart"/>
-      <w:proofErr w:type="gramStart"/>
       <w:r>
         <w:rPr>
           <w:rFonts w:ascii="나눔고딕" w:eastAsia="나눔고딕" w:hAnsi="나눔고딕" w:cs="Courier New" w:hint="eastAsia"/>
@@ -22100,7 +21937,6 @@
         </w:rPr>
         <w:t>;</w:t>
       </w:r>
-      <w:proofErr w:type="gramEnd"/>
     </w:p>
     <w:p>
       <w:pPr>
@@ -22164,19 +22000,8 @@
           <w:sz w:val="14"/>
           <w:szCs w:val="14"/>
         </w:rPr>
-        <w:t xml:space="preserve"> </w:t>
-      </w:r>
-      <w:proofErr w:type="gramStart"/>
-      <w:r>
-        <w:rPr>
-          <w:rFonts w:ascii="나눔고딕" w:eastAsia="나눔고딕" w:hAnsi="나눔고딕" w:cs="Courier New" w:hint="eastAsia"/>
-          <w:color w:val="F8F8F2"/>
-          <w:sz w:val="14"/>
-          <w:szCs w:val="14"/>
-        </w:rPr>
-        <w:t>pos;</w:t>
-      </w:r>
-      <w:proofErr w:type="gramEnd"/>
+        <w:t xml:space="preserve"> pos;</w:t>
+      </w:r>
     </w:p>
     <w:p>
       <w:pPr>
@@ -22243,7 +22068,6 @@
         <w:t xml:space="preserve"> </w:t>
       </w:r>
       <w:proofErr w:type="spellStart"/>
-      <w:proofErr w:type="gramStart"/>
       <w:r>
         <w:rPr>
           <w:rFonts w:ascii="나눔고딕" w:eastAsia="나눔고딕" w:hAnsi="나눔고딕" w:cs="Courier New" w:hint="eastAsia"/>
@@ -22263,7 +22087,6 @@
         </w:rPr>
         <w:t>;</w:t>
       </w:r>
-      <w:proofErr w:type="gramEnd"/>
     </w:p>
     <w:p>
       <w:pPr>
@@ -22542,7 +22365,6 @@
         <w:t xml:space="preserve"> </w:t>
       </w:r>
       <w:proofErr w:type="spellStart"/>
-      <w:proofErr w:type="gramStart"/>
       <w:r>
         <w:rPr>
           <w:rFonts w:ascii="나눔고딕" w:eastAsia="나눔고딕" w:hAnsi="나눔고딕" w:cs="Courier New" w:hint="eastAsia"/>
@@ -22562,7 +22384,6 @@
         </w:rPr>
         <w:t>;</w:t>
       </w:r>
-      <w:proofErr w:type="gramEnd"/>
     </w:p>
     <w:p>
       <w:pPr>
@@ -22631,7 +22452,6 @@
         <w:t xml:space="preserve"> </w:t>
       </w:r>
       <w:proofErr w:type="spellStart"/>
-      <w:proofErr w:type="gramStart"/>
       <w:r>
         <w:rPr>
           <w:rFonts w:ascii="나눔고딕" w:eastAsia="나눔고딕" w:hAnsi="나눔고딕" w:cs="Courier New" w:hint="eastAsia"/>
@@ -22651,7 +22471,6 @@
         </w:rPr>
         <w:t>;</w:t>
       </w:r>
-      <w:proofErr w:type="gramEnd"/>
     </w:p>
     <w:p>
       <w:pPr>
@@ -22930,7 +22749,6 @@
         <w:t xml:space="preserve"> </w:t>
       </w:r>
       <w:proofErr w:type="spellStart"/>
-      <w:proofErr w:type="gramStart"/>
       <w:r>
         <w:rPr>
           <w:rFonts w:ascii="나눔고딕" w:eastAsia="나눔고딕" w:hAnsi="나눔고딕" w:cs="Courier New" w:hint="eastAsia"/>
@@ -22950,7 +22768,6 @@
         </w:rPr>
         <w:t>;</w:t>
       </w:r>
-      <w:proofErr w:type="gramEnd"/>
     </w:p>
     <w:p>
       <w:pPr>
@@ -23016,19 +22833,8 @@
           <w:sz w:val="14"/>
           <w:szCs w:val="14"/>
         </w:rPr>
-        <w:t xml:space="preserve"> </w:t>
-      </w:r>
-      <w:proofErr w:type="gramStart"/>
-      <w:r>
-        <w:rPr>
-          <w:rFonts w:ascii="나눔고딕" w:eastAsia="나눔고딕" w:hAnsi="나눔고딕" w:cs="Courier New" w:hint="eastAsia"/>
-          <w:color w:val="F8F8F2"/>
-          <w:sz w:val="14"/>
-          <w:szCs w:val="14"/>
-        </w:rPr>
-        <w:t>type;</w:t>
-      </w:r>
-      <w:proofErr w:type="gramEnd"/>
+        <w:t xml:space="preserve"> type;</w:t>
+      </w:r>
     </w:p>
     <w:p>
       <w:pPr>
@@ -23094,19 +22900,8 @@
           <w:sz w:val="14"/>
           <w:szCs w:val="14"/>
         </w:rPr>
-        <w:t xml:space="preserve"> </w:t>
-      </w:r>
-      <w:proofErr w:type="gramStart"/>
-      <w:r>
-        <w:rPr>
-          <w:rFonts w:ascii="나눔고딕" w:eastAsia="나눔고딕" w:hAnsi="나눔고딕" w:cs="Courier New" w:hint="eastAsia"/>
-          <w:color w:val="F8F8F2"/>
-          <w:sz w:val="14"/>
-          <w:szCs w:val="14"/>
-        </w:rPr>
-        <w:t>state;</w:t>
-      </w:r>
-      <w:proofErr w:type="gramEnd"/>
+        <w:t xml:space="preserve"> state;</w:t>
+      </w:r>
     </w:p>
     <w:p>
       <w:pPr>
@@ -23362,7 +23157,6 @@
           <w:sz w:val="14"/>
           <w:szCs w:val="14"/>
         </w:rPr>
-        <w:lastRenderedPageBreak/>
         <w:tab/>
       </w:r>
       <w:proofErr w:type="spellStart"/>
@@ -23383,19 +23177,8 @@
           <w:sz w:val="14"/>
           <w:szCs w:val="14"/>
         </w:rPr>
-        <w:t xml:space="preserve"> </w:t>
-      </w:r>
-      <w:proofErr w:type="gramStart"/>
-      <w:r>
-        <w:rPr>
-          <w:rFonts w:ascii="나눔고딕" w:eastAsia="나눔고딕" w:hAnsi="나눔고딕" w:cs="Courier New" w:hint="eastAsia"/>
-          <w:color w:val="F8F8F2"/>
-          <w:sz w:val="14"/>
-          <w:szCs w:val="14"/>
-        </w:rPr>
-        <w:t>type;</w:t>
-      </w:r>
-      <w:proofErr w:type="gramEnd"/>
+        <w:t xml:space="preserve"> type;</w:t>
+      </w:r>
     </w:p>
     <w:p>
       <w:pPr>
@@ -23464,7 +23247,6 @@
         <w:t xml:space="preserve"> </w:t>
       </w:r>
       <w:proofErr w:type="spellStart"/>
-      <w:proofErr w:type="gramStart"/>
       <w:r>
         <w:rPr>
           <w:rFonts w:ascii="나눔고딕" w:eastAsia="나눔고딕" w:hAnsi="나눔고딕" w:cs="Courier New" w:hint="eastAsia"/>
@@ -23484,7 +23266,6 @@
         </w:rPr>
         <w:t>;</w:t>
       </w:r>
-      <w:proofErr w:type="gramEnd"/>
     </w:p>
     <w:p>
       <w:pPr>
@@ -23548,19 +23329,8 @@
           <w:sz w:val="14"/>
           <w:szCs w:val="14"/>
         </w:rPr>
-        <w:t xml:space="preserve"> </w:t>
-      </w:r>
-      <w:proofErr w:type="gramStart"/>
-      <w:r>
-        <w:rPr>
-          <w:rFonts w:ascii="나눔고딕" w:eastAsia="나눔고딕" w:hAnsi="나눔고딕" w:cs="Courier New" w:hint="eastAsia"/>
-          <w:color w:val="F8F8F2"/>
-          <w:sz w:val="14"/>
-          <w:szCs w:val="14"/>
-        </w:rPr>
-        <w:t>pos;</w:t>
-      </w:r>
-      <w:proofErr w:type="gramEnd"/>
+        <w:t xml:space="preserve"> pos;</w:t>
+      </w:r>
     </w:p>
     <w:p>
       <w:pPr>
@@ -23627,7 +23397,6 @@
         <w:t xml:space="preserve"> </w:t>
       </w:r>
       <w:proofErr w:type="spellStart"/>
-      <w:proofErr w:type="gramStart"/>
       <w:r>
         <w:rPr>
           <w:rFonts w:ascii="나눔고딕" w:eastAsia="나눔고딕" w:hAnsi="나눔고딕" w:cs="Courier New" w:hint="eastAsia"/>
@@ -23647,7 +23416,6 @@
         </w:rPr>
         <w:t>;</w:t>
       </w:r>
-      <w:proofErr w:type="gramEnd"/>
     </w:p>
     <w:p>
       <w:pPr>
@@ -23713,19 +23481,8 @@
           <w:sz w:val="14"/>
           <w:szCs w:val="14"/>
         </w:rPr>
-        <w:t xml:space="preserve"> </w:t>
-      </w:r>
-      <w:proofErr w:type="gramStart"/>
-      <w:r>
-        <w:rPr>
-          <w:rFonts w:ascii="나눔고딕" w:eastAsia="나눔고딕" w:hAnsi="나눔고딕" w:cs="Courier New" w:hint="eastAsia"/>
-          <w:color w:val="F8F8F2"/>
-          <w:sz w:val="14"/>
-          <w:szCs w:val="14"/>
-        </w:rPr>
-        <w:t>state;</w:t>
-      </w:r>
-      <w:proofErr w:type="gramEnd"/>
+        <w:t xml:space="preserve"> state;</w:t>
+      </w:r>
     </w:p>
     <w:p>
       <w:pPr>
@@ -24408,7 +24165,6 @@
         <w:t xml:space="preserve"> </w:t>
       </w:r>
       <w:proofErr w:type="spellStart"/>
-      <w:proofErr w:type="gramStart"/>
       <w:r>
         <w:rPr>
           <w:rFonts w:ascii="나눔고딕" w:eastAsia="나눔고딕" w:hAnsi="나눔고딕" w:cs="Courier New" w:hint="eastAsia"/>
@@ -24428,7 +24184,6 @@
         </w:rPr>
         <w:t>;</w:t>
       </w:r>
-      <w:proofErr w:type="gramEnd"/>
     </w:p>
     <w:p>
       <w:pPr>
@@ -24495,7 +24250,6 @@
         <w:t xml:space="preserve"> </w:t>
       </w:r>
       <w:proofErr w:type="spellStart"/>
-      <w:proofErr w:type="gramStart"/>
       <w:r>
         <w:rPr>
           <w:rFonts w:ascii="나눔고딕" w:eastAsia="나눔고딕" w:hAnsi="나눔고딕" w:cs="Courier New" w:hint="eastAsia"/>
@@ -24515,7 +24269,6 @@
         </w:rPr>
         <w:t>;</w:t>
       </w:r>
-      <w:proofErr w:type="gramEnd"/>
     </w:p>
     <w:p>
       <w:pPr>
@@ -24586,7 +24339,6 @@
         <w:t xml:space="preserve"> </w:t>
       </w:r>
       <w:proofErr w:type="spellStart"/>
-      <w:proofErr w:type="gramStart"/>
       <w:r>
         <w:rPr>
           <w:rFonts w:ascii="나눔고딕" w:eastAsia="나눔고딕" w:hAnsi="나눔고딕" w:cs="Courier New" w:hint="eastAsia"/>
@@ -24606,7 +24358,6 @@
         </w:rPr>
         <w:t>;</w:t>
       </w:r>
-      <w:proofErr w:type="gramEnd"/>
     </w:p>
     <w:p>
       <w:pPr>
@@ -24675,7 +24426,6 @@
         <w:t xml:space="preserve"> </w:t>
       </w:r>
       <w:proofErr w:type="spellStart"/>
-      <w:proofErr w:type="gramStart"/>
       <w:r>
         <w:rPr>
           <w:rFonts w:ascii="나눔고딕" w:eastAsia="나눔고딕" w:hAnsi="나눔고딕" w:cs="Courier New" w:hint="eastAsia"/>
@@ -24695,7 +24445,6 @@
         </w:rPr>
         <w:t>;</w:t>
       </w:r>
-      <w:proofErr w:type="gramEnd"/>
     </w:p>
     <w:p>
       <w:pPr>
@@ -24974,7 +24723,6 @@
         <w:t xml:space="preserve"> </w:t>
       </w:r>
       <w:proofErr w:type="spellStart"/>
-      <w:proofErr w:type="gramStart"/>
       <w:r>
         <w:rPr>
           <w:rFonts w:ascii="나눔고딕" w:eastAsia="나눔고딕" w:hAnsi="나눔고딕" w:cs="Courier New" w:hint="eastAsia"/>
@@ -24994,7 +24742,6 @@
         </w:rPr>
         <w:t>;</w:t>
       </w:r>
-      <w:proofErr w:type="gramEnd"/>
     </w:p>
     <w:p>
       <w:pPr>
@@ -25061,7 +24808,6 @@
         <w:t xml:space="preserve"> </w:t>
       </w:r>
       <w:proofErr w:type="spellStart"/>
-      <w:proofErr w:type="gramStart"/>
       <w:r>
         <w:rPr>
           <w:rFonts w:ascii="나눔고딕" w:eastAsia="나눔고딕" w:hAnsi="나눔고딕" w:cs="Courier New" w:hint="eastAsia"/>
@@ -25081,7 +24827,6 @@
         </w:rPr>
         <w:t>;</w:t>
       </w:r>
-      <w:proofErr w:type="gramEnd"/>
     </w:p>
     <w:p>
       <w:pPr>
@@ -25152,7 +24897,6 @@
         <w:t xml:space="preserve"> </w:t>
       </w:r>
       <w:proofErr w:type="spellStart"/>
-      <w:proofErr w:type="gramStart"/>
       <w:r>
         <w:rPr>
           <w:rFonts w:ascii="나눔고딕" w:eastAsia="나눔고딕" w:hAnsi="나눔고딕" w:cs="Courier New" w:hint="eastAsia"/>
@@ -25172,7 +24916,6 @@
         </w:rPr>
         <w:t>;</w:t>
       </w:r>
-      <w:proofErr w:type="gramEnd"/>
     </w:p>
     <w:p>
       <w:pPr>
@@ -25243,7 +24986,6 @@
         <w:t xml:space="preserve"> </w:t>
       </w:r>
       <w:proofErr w:type="spellStart"/>
-      <w:proofErr w:type="gramStart"/>
       <w:r>
         <w:rPr>
           <w:rFonts w:ascii="나눔고딕" w:eastAsia="나눔고딕" w:hAnsi="나눔고딕" w:cs="Courier New" w:hint="eastAsia"/>
@@ -25263,7 +25005,6 @@
         </w:rPr>
         <w:t>;</w:t>
       </w:r>
-      <w:proofErr w:type="gramEnd"/>
     </w:p>
     <w:p>
       <w:pPr>
@@ -25351,10 +25092,10 @@
             <v:path o:extrusionok="f" gradientshapeok="t" o:connecttype="rect"/>
             <o:lock v:ext="edit" aspectratio="t"/>
           </v:shapetype>
-          <v:shape id="_x0000_i1025" type="#_x0000_t75" style="width:381.9pt;height:23.05pt" o:ole="">
+          <v:shape id="_x0000_i1025" type="#_x0000_t75" style="width:382.05pt;height:23.1pt" o:ole="">
             <v:imagedata r:id="rId7" o:title=""/>
           </v:shape>
-          <o:OLEObject Type="Embed" ProgID="Word.OpenDocumentText.12" ShapeID="_x0000_i1025" DrawAspect="Content" ObjectID="_1840487377" r:id="rId8"/>
+          <o:OLEObject Type="Embed" ProgID="Word.OpenDocumentText.12" ShapeID="_x0000_i1025" DrawAspect="Content" ObjectID="_1840512127" r:id="rId8"/>
         </w:object>
       </w:r>
     </w:p>
@@ -25531,7 +25272,7 @@
         <w:pStyle w:val="1"/>
         <w:numPr>
           <w:ilvl w:val="0"/>
-          <w:numId w:val="7"/>
+          <w:numId w:val="1"/>
         </w:numPr>
         <w:rPr>
           <w:rFonts w:ascii="나눔고딕" w:eastAsia="나눔고딕" w:hAnsi="나눔고딕"/>
@@ -25551,7 +25292,7 @@
         <w:pStyle w:val="2"/>
         <w:numPr>
           <w:ilvl w:val="0"/>
-          <w:numId w:val="8"/>
+          <w:numId w:val="2"/>
         </w:numPr>
         <w:rPr>
           <w:rFonts w:ascii="나눔고딕" w:eastAsia="나눔고딕" w:hAnsi="나눔고딕"/>
@@ -25834,6 +25575,7 @@
                 <w:sz w:val="20"/>
                 <w:szCs w:val="20"/>
               </w:rPr>
+              <w:lastRenderedPageBreak/>
               <w:t>2</w:t>
             </w:r>
           </w:p>
@@ -25909,7 +25651,7 @@
         <w:pStyle w:val="2"/>
         <w:numPr>
           <w:ilvl w:val="0"/>
-          <w:numId w:val="8"/>
+          <w:numId w:val="2"/>
         </w:numPr>
         <w:rPr>
           <w:rFonts w:ascii="나눔고딕" w:eastAsia="나눔고딕" w:hAnsi="나눔고딕"/>
@@ -25929,7 +25671,7 @@
         <w:pStyle w:val="a6"/>
         <w:numPr>
           <w:ilvl w:val="1"/>
-          <w:numId w:val="8"/>
+          <w:numId w:val="2"/>
         </w:numPr>
         <w:rPr>
           <w:rFonts w:ascii="나눔고딕" w:eastAsia="나눔고딕" w:hAnsi="나눔고딕"/>
@@ -26711,7 +26453,7 @@
         <w:pStyle w:val="2"/>
         <w:numPr>
           <w:ilvl w:val="0"/>
-          <w:numId w:val="8"/>
+          <w:numId w:val="2"/>
         </w:numPr>
       </w:pPr>
       <w:bookmarkStart w:id="6" w:name="_Toc229777831"/>
@@ -26734,7 +26476,7 @@
         <w:pStyle w:val="a6"/>
         <w:numPr>
           <w:ilvl w:val="1"/>
-          <w:numId w:val="8"/>
+          <w:numId w:val="2"/>
         </w:numPr>
         <w:rPr>
           <w:rFonts w:ascii="나눔고딕" w:eastAsia="나눔고딕" w:hAnsi="나눔고딕"/>
@@ -26786,7 +26528,6 @@
                 <w:sz w:val="20"/>
                 <w:szCs w:val="20"/>
               </w:rPr>
-              <w:lastRenderedPageBreak/>
               <w:t>단계</w:t>
             </w:r>
           </w:p>
@@ -26994,19 +26735,11 @@
               <w:t xml:space="preserve"> 나을 것 같아요. 기획에서는 float긴 했는데 굳이 싶음.</w:t>
             </w:r>
           </w:p>
-        </w:tc>
-      </w:tr>
-      <w:tr>
-        <w:tc>
-          <w:tcPr>
-            <w:tcW w:w="709" w:type="dxa"/>
-            <w:shd w:val="clear" w:color="auto" w:fill="FFFFFF" w:themeFill="background1"/>
-          </w:tcPr>
           <w:p>
             <w:pPr>
-              <w:jc w:val="center"/>
-              <w:rPr>
-                <w:rFonts w:ascii="나눔고딕" w:eastAsia="나눔고딕" w:hAnsi="나눔고딕"/>
+              <w:rPr>
+                <w:rFonts w:ascii="나눔고딕" w:eastAsia="나눔고딕" w:hAnsi="나눔고딕" w:hint="eastAsia"/>
+                <w:color w:val="FF99FF"/>
                 <w:sz w:val="20"/>
                 <w:szCs w:val="20"/>
               </w:rPr>
@@ -27014,117 +26747,11 @@
             <w:r>
               <w:rPr>
                 <w:rFonts w:ascii="나눔고딕" w:eastAsia="나눔고딕" w:hAnsi="나눔고딕" w:hint="eastAsia"/>
-                <w:sz w:val="20"/>
-                <w:szCs w:val="20"/>
-              </w:rPr>
-              <w:t>2</w:t>
-            </w:r>
-          </w:p>
-        </w:tc>
-        <w:tc>
-          <w:tcPr>
-            <w:tcW w:w="1701" w:type="dxa"/>
-            <w:shd w:val="clear" w:color="auto" w:fill="FFFFFF" w:themeFill="background1"/>
-          </w:tcPr>
-          <w:p>
-            <w:pPr>
-              <w:jc w:val="center"/>
-              <w:rPr>
-                <w:rFonts w:ascii="나눔고딕" w:eastAsia="나눔고딕" w:hAnsi="나눔고딕"/>
-                <w:sz w:val="20"/>
-                <w:szCs w:val="20"/>
-              </w:rPr>
-            </w:pPr>
-            <w:r>
-              <w:rPr>
-                <w:rFonts w:ascii="나눔고딕" w:eastAsia="나눔고딕" w:hAnsi="나눔고딕" w:hint="eastAsia"/>
-                <w:sz w:val="20"/>
-                <w:szCs w:val="20"/>
-              </w:rPr>
-              <w:t>Server</w:t>
-            </w:r>
-            <w:r>
-              <w:rPr>
-                <w:rFonts w:ascii="나눔고딕" w:eastAsia="나눔고딕" w:hAnsi="나눔고딕" w:hint="eastAsia"/>
-                <w:sz w:val="20"/>
-                <w:szCs w:val="20"/>
-              </w:rPr>
-              <w:t xml:space="preserve"> → </w:t>
-            </w:r>
-            <w:r>
-              <w:rPr>
-                <w:rFonts w:ascii="나눔고딕" w:eastAsia="나눔고딕" w:hAnsi="나눔고딕" w:hint="eastAsia"/>
-                <w:sz w:val="20"/>
-                <w:szCs w:val="20"/>
-              </w:rPr>
-              <w:t>Client</w:t>
-            </w:r>
-          </w:p>
-        </w:tc>
-        <w:tc>
-          <w:tcPr>
-            <w:tcW w:w="7938" w:type="dxa"/>
-            <w:shd w:val="clear" w:color="auto" w:fill="FFFFFF" w:themeFill="background1"/>
-          </w:tcPr>
-          <w:p>
-            <w:pPr>
-              <w:rPr>
-                <w:rFonts w:ascii="나눔고딕" w:eastAsia="나눔고딕" w:hAnsi="나눔고딕"/>
-                <w:sz w:val="20"/>
-                <w:szCs w:val="20"/>
-              </w:rPr>
-            </w:pPr>
-            <w:r>
-              <w:rPr>
-                <w:rFonts w:ascii="나눔고딕" w:eastAsia="나눔고딕" w:hAnsi="나눔고딕" w:hint="eastAsia"/>
-                <w:sz w:val="20"/>
-                <w:szCs w:val="20"/>
-              </w:rPr>
-              <w:t>플레이어</w:t>
-            </w:r>
-            <w:r>
-              <w:rPr>
-                <w:rFonts w:ascii="나눔고딕" w:eastAsia="나눔고딕" w:hAnsi="나눔고딕" w:hint="eastAsia"/>
-                <w:sz w:val="20"/>
-                <w:szCs w:val="20"/>
-              </w:rPr>
-              <w:t xml:space="preserve">의 체력이 깎였을 때 </w:t>
-            </w:r>
-            <w:proofErr w:type="spellStart"/>
-            <w:r>
-              <w:rPr>
-                <w:rFonts w:ascii="나눔고딕" w:eastAsia="나눔고딕" w:hAnsi="나눔고딕" w:hint="eastAsia"/>
-                <w:sz w:val="20"/>
-                <w:szCs w:val="20"/>
-              </w:rPr>
-              <w:t>S_GetDamage_Packet</w:t>
-            </w:r>
-            <w:proofErr w:type="spellEnd"/>
-            <w:r>
-              <w:rPr>
-                <w:rFonts w:ascii="나눔고딕" w:eastAsia="나눔고딕" w:hAnsi="나눔고딕" w:hint="eastAsia"/>
-                <w:sz w:val="20"/>
-                <w:szCs w:val="20"/>
-              </w:rPr>
-              <w:t xml:space="preserve"> or </w:t>
-            </w:r>
-            <w:proofErr w:type="spellStart"/>
-            <w:r>
-              <w:rPr>
-                <w:rFonts w:ascii="나눔고딕" w:eastAsia="나눔고딕" w:hAnsi="나눔고딕" w:hint="eastAsia"/>
-                <w:sz w:val="20"/>
-                <w:szCs w:val="20"/>
-              </w:rPr>
-              <w:t>S_UpdateHp_Packet</w:t>
-            </w:r>
-            <w:proofErr w:type="spellEnd"/>
-            <w:r>
-              <w:rPr>
-                <w:rFonts w:ascii="나눔고딕" w:eastAsia="나눔고딕" w:hAnsi="나눔고딕" w:hint="eastAsia"/>
-                <w:sz w:val="20"/>
-                <w:szCs w:val="20"/>
-              </w:rPr>
-              <w:t xml:space="preserve"> 패킷을 보냄</w:t>
+                <w:color w:val="FF99FF"/>
+                <w:sz w:val="20"/>
+                <w:szCs w:val="20"/>
+              </w:rPr>
+              <w:t>=&gt; 이거 내가 한 말인가</w:t>
             </w:r>
           </w:p>
         </w:tc>
@@ -27150,7 +26777,7 @@
                 <w:sz w:val="20"/>
                 <w:szCs w:val="20"/>
               </w:rPr>
-              <w:t>3</w:t>
+              <w:t>2</w:t>
             </w:r>
           </w:p>
         </w:tc>
@@ -27174,6 +26801,22 @@
                 <w:sz w:val="20"/>
                 <w:szCs w:val="20"/>
               </w:rPr>
+              <w:t>Server</w:t>
+            </w:r>
+            <w:r>
+              <w:rPr>
+                <w:rFonts w:ascii="나눔고딕" w:eastAsia="나눔고딕" w:hAnsi="나눔고딕" w:hint="eastAsia"/>
+                <w:sz w:val="20"/>
+                <w:szCs w:val="20"/>
+              </w:rPr>
+              <w:t xml:space="preserve"> → </w:t>
+            </w:r>
+            <w:r>
+              <w:rPr>
+                <w:rFonts w:ascii="나눔고딕" w:eastAsia="나눔고딕" w:hAnsi="나눔고딕" w:hint="eastAsia"/>
+                <w:sz w:val="20"/>
+                <w:szCs w:val="20"/>
+              </w:rPr>
               <w:t>Client</w:t>
             </w:r>
           </w:p>
@@ -27191,6 +26834,210 @@
                 <w:szCs w:val="20"/>
               </w:rPr>
             </w:pPr>
+            <w:r>
+              <w:rPr>
+                <w:rFonts w:ascii="나눔고딕" w:eastAsia="나눔고딕" w:hAnsi="나눔고딕" w:hint="eastAsia"/>
+                <w:sz w:val="20"/>
+                <w:szCs w:val="20"/>
+              </w:rPr>
+              <w:t>플레이어</w:t>
+            </w:r>
+            <w:r>
+              <w:rPr>
+                <w:rFonts w:ascii="나눔고딕" w:eastAsia="나눔고딕" w:hAnsi="나눔고딕" w:hint="eastAsia"/>
+                <w:sz w:val="20"/>
+                <w:szCs w:val="20"/>
+              </w:rPr>
+              <w:t xml:space="preserve">의 체력이 깎였을 때 </w:t>
+            </w:r>
+            <w:proofErr w:type="spellStart"/>
+            <w:r>
+              <w:rPr>
+                <w:rFonts w:ascii="나눔고딕" w:eastAsia="나눔고딕" w:hAnsi="나눔고딕" w:hint="eastAsia"/>
+                <w:sz w:val="20"/>
+                <w:szCs w:val="20"/>
+              </w:rPr>
+              <w:t>S_GetDamage_Packet</w:t>
+            </w:r>
+            <w:proofErr w:type="spellEnd"/>
+            <w:r>
+              <w:rPr>
+                <w:rFonts w:ascii="나눔고딕" w:eastAsia="나눔고딕" w:hAnsi="나눔고딕" w:hint="eastAsia"/>
+                <w:sz w:val="20"/>
+                <w:szCs w:val="20"/>
+              </w:rPr>
+              <w:t xml:space="preserve"> or </w:t>
+            </w:r>
+            <w:proofErr w:type="spellStart"/>
+            <w:r>
+              <w:rPr>
+                <w:rFonts w:ascii="나눔고딕" w:eastAsia="나눔고딕" w:hAnsi="나눔고딕" w:hint="eastAsia"/>
+                <w:sz w:val="20"/>
+                <w:szCs w:val="20"/>
+              </w:rPr>
+              <w:t>S_UpdateHp_Packet</w:t>
+            </w:r>
+            <w:proofErr w:type="spellEnd"/>
+            <w:r>
+              <w:rPr>
+                <w:rFonts w:ascii="나눔고딕" w:eastAsia="나눔고딕" w:hAnsi="나눔고딕" w:hint="eastAsia"/>
+                <w:sz w:val="20"/>
+                <w:szCs w:val="20"/>
+              </w:rPr>
+              <w:t xml:space="preserve"> 패킷을 보냄</w:t>
+            </w:r>
+          </w:p>
+          <w:p>
+            <w:pPr>
+              <w:rPr>
+                <w:rFonts w:ascii="나눔고딕" w:eastAsia="나눔고딕" w:hAnsi="나눔고딕"/>
+                <w:sz w:val="20"/>
+                <w:szCs w:val="20"/>
+              </w:rPr>
+            </w:pPr>
+          </w:p>
+          <w:p>
+            <w:pPr>
+              <w:rPr>
+                <w:rFonts w:ascii="나눔고딕" w:eastAsia="나눔고딕" w:hAnsi="나눔고딕" w:hint="eastAsia"/>
+                <w:sz w:val="20"/>
+                <w:szCs w:val="20"/>
+              </w:rPr>
+            </w:pPr>
+            <w:r>
+              <w:rPr>
+                <w:rFonts w:ascii="나눔고딕" w:eastAsia="나눔고딕" w:hAnsi="나눔고딕" w:hint="eastAsia"/>
+                <w:color w:val="FF99FF"/>
+                <w:sz w:val="20"/>
+                <w:szCs w:val="20"/>
+              </w:rPr>
+              <w:t xml:space="preserve">=&gt;이거 </w:t>
+            </w:r>
+            <w:proofErr w:type="spellStart"/>
+            <w:r>
+              <w:rPr>
+                <w:rFonts w:ascii="나눔고딕" w:eastAsia="나눔고딕" w:hAnsi="나눔고딕" w:hint="eastAsia"/>
+                <w:color w:val="FF99FF"/>
+                <w:sz w:val="20"/>
+                <w:szCs w:val="20"/>
+              </w:rPr>
+              <w:t>S_UpdateHP_Packet</w:t>
+            </w:r>
+            <w:proofErr w:type="spellEnd"/>
+            <w:r>
+              <w:rPr>
+                <w:rFonts w:ascii="나눔고딕" w:eastAsia="나눔고딕" w:hAnsi="나눔고딕" w:hint="eastAsia"/>
+                <w:color w:val="FF99FF"/>
+                <w:sz w:val="20"/>
+                <w:szCs w:val="20"/>
+              </w:rPr>
+              <w:t xml:space="preserve">으로 </w:t>
+            </w:r>
+            <w:proofErr w:type="spellStart"/>
+            <w:r>
+              <w:rPr>
+                <w:rFonts w:ascii="나눔고딕" w:eastAsia="나눔고딕" w:hAnsi="나눔고딕" w:hint="eastAsia"/>
+                <w:color w:val="FF99FF"/>
+                <w:sz w:val="20"/>
+                <w:szCs w:val="20"/>
+              </w:rPr>
+              <w:t>통일했습니당</w:t>
+            </w:r>
+            <w:proofErr w:type="spellEnd"/>
+            <w:r>
+              <w:rPr>
+                <w:rFonts w:ascii="나눔고딕" w:eastAsia="나눔고딕" w:hAnsi="나눔고딕" w:hint="eastAsia"/>
+                <w:color w:val="FF99FF"/>
+                <w:sz w:val="20"/>
+                <w:szCs w:val="20"/>
+              </w:rPr>
+              <w:t xml:space="preserve">. 피 깎였는지, 올랐는지 </w:t>
+            </w:r>
+            <w:proofErr w:type="spellStart"/>
+            <w:r>
+              <w:rPr>
+                <w:rFonts w:ascii="나눔고딕" w:eastAsia="나눔고딕" w:hAnsi="나눔고딕" w:hint="eastAsia"/>
+                <w:color w:val="FF99FF"/>
+                <w:sz w:val="20"/>
+                <w:szCs w:val="20"/>
+              </w:rPr>
+              <w:t>클라에서</w:t>
+            </w:r>
+            <w:proofErr w:type="spellEnd"/>
+            <w:r>
+              <w:rPr>
+                <w:rFonts w:ascii="나눔고딕" w:eastAsia="나눔고딕" w:hAnsi="나눔고딕" w:hint="eastAsia"/>
+                <w:color w:val="FF99FF"/>
+                <w:sz w:val="20"/>
+                <w:szCs w:val="20"/>
+              </w:rPr>
+              <w:t xml:space="preserve"> 판단해서 애니메이션 해주면 될 듯.</w:t>
+            </w:r>
+          </w:p>
+        </w:tc>
+      </w:tr>
+      <w:tr>
+        <w:tc>
+          <w:tcPr>
+            <w:tcW w:w="709" w:type="dxa"/>
+            <w:shd w:val="clear" w:color="auto" w:fill="FFFFFF" w:themeFill="background1"/>
+          </w:tcPr>
+          <w:p>
+            <w:pPr>
+              <w:jc w:val="center"/>
+              <w:rPr>
+                <w:rFonts w:ascii="나눔고딕" w:eastAsia="나눔고딕" w:hAnsi="나눔고딕"/>
+                <w:sz w:val="20"/>
+                <w:szCs w:val="20"/>
+              </w:rPr>
+            </w:pPr>
+            <w:r>
+              <w:rPr>
+                <w:rFonts w:ascii="나눔고딕" w:eastAsia="나눔고딕" w:hAnsi="나눔고딕" w:hint="eastAsia"/>
+                <w:sz w:val="20"/>
+                <w:szCs w:val="20"/>
+              </w:rPr>
+              <w:t>3</w:t>
+            </w:r>
+          </w:p>
+        </w:tc>
+        <w:tc>
+          <w:tcPr>
+            <w:tcW w:w="1701" w:type="dxa"/>
+            <w:shd w:val="clear" w:color="auto" w:fill="FFFFFF" w:themeFill="background1"/>
+          </w:tcPr>
+          <w:p>
+            <w:pPr>
+              <w:jc w:val="center"/>
+              <w:rPr>
+                <w:rFonts w:ascii="나눔고딕" w:eastAsia="나눔고딕" w:hAnsi="나눔고딕"/>
+                <w:sz w:val="20"/>
+                <w:szCs w:val="20"/>
+              </w:rPr>
+            </w:pPr>
+            <w:r>
+              <w:rPr>
+                <w:rFonts w:ascii="나눔고딕" w:eastAsia="나눔고딕" w:hAnsi="나눔고딕" w:hint="eastAsia"/>
+                <w:sz w:val="20"/>
+                <w:szCs w:val="20"/>
+              </w:rPr>
+              <w:t>Client</w:t>
+            </w:r>
+          </w:p>
+        </w:tc>
+        <w:tc>
+          <w:tcPr>
+            <w:tcW w:w="7938" w:type="dxa"/>
+            <w:shd w:val="clear" w:color="auto" w:fill="FFFFFF" w:themeFill="background1"/>
+          </w:tcPr>
+          <w:p>
+            <w:pPr>
+              <w:rPr>
+                <w:rFonts w:ascii="나눔고딕" w:eastAsia="나눔고딕" w:hAnsi="나눔고딕"/>
+                <w:sz w:val="20"/>
+                <w:szCs w:val="20"/>
+              </w:rPr>
+            </w:pPr>
             <w:proofErr w:type="spellStart"/>
             <w:r>
               <w:rPr>
@@ -27227,7 +27074,7 @@
         <w:pStyle w:val="2"/>
         <w:numPr>
           <w:ilvl w:val="0"/>
-          <w:numId w:val="8"/>
+          <w:numId w:val="2"/>
         </w:numPr>
         <w:rPr>
           <w:rFonts w:ascii="나눔고딕" w:eastAsia="나눔고딕" w:hAnsi="나눔고딕"/>
@@ -27238,6 +27085,7 @@
         <w:rPr>
           <w:rFonts w:ascii="나눔고딕" w:eastAsia="나눔고딕" w:hAnsi="나눔고딕" w:hint="eastAsia"/>
         </w:rPr>
+        <w:lastRenderedPageBreak/>
         <w:t>Item 획득</w:t>
       </w:r>
       <w:r>
@@ -27253,7 +27101,7 @@
         <w:pStyle w:val="a6"/>
         <w:numPr>
           <w:ilvl w:val="0"/>
-          <w:numId w:val="13"/>
+          <w:numId w:val="3"/>
         </w:numPr>
         <w:rPr>
           <w:rFonts w:ascii="나눔고딕" w:eastAsia="나눔고딕" w:hAnsi="나눔고딕"/>
@@ -28442,7 +28290,7 @@
         <w:pStyle w:val="a6"/>
         <w:numPr>
           <w:ilvl w:val="0"/>
-          <w:numId w:val="13"/>
+          <w:numId w:val="3"/>
         </w:numPr>
         <w:rPr>
           <w:rFonts w:ascii="나눔고딕" w:eastAsia="나눔고딕" w:hAnsi="나눔고딕"/>
@@ -28819,7 +28667,6 @@
                 <w:sz w:val="20"/>
                 <w:szCs w:val="20"/>
               </w:rPr>
-              <w:lastRenderedPageBreak/>
               <w:t xml:space="preserve">- 다른 </w:t>
             </w:r>
             <w:r>
@@ -29107,7 +28954,6 @@
                 <w:sz w:val="20"/>
                 <w:szCs w:val="20"/>
               </w:rPr>
-              <w:lastRenderedPageBreak/>
               <w:t>3</w:t>
             </w:r>
           </w:p>
@@ -29266,7 +29112,7 @@
         <w:pStyle w:val="a6"/>
         <w:numPr>
           <w:ilvl w:val="0"/>
-          <w:numId w:val="13"/>
+          <w:numId w:val="3"/>
         </w:numPr>
         <w:rPr>
           <w:rFonts w:ascii="나눔고딕" w:eastAsia="나눔고딕" w:hAnsi="나눔고딕"/>
@@ -29450,25 +29296,7 @@
                 <w:sz w:val="20"/>
                 <w:szCs w:val="20"/>
               </w:rPr>
-              <w:t xml:space="preserve"> 0.5초 동안 입력이 없으면 </w:t>
-            </w:r>
-            <w:proofErr w:type="spellStart"/>
-            <w:r>
-              <w:rPr>
-                <w:rFonts w:ascii="나눔고딕" w:eastAsia="나눔고딕" w:hAnsi="나눔고딕" w:hint="eastAsia"/>
-                <w:sz w:val="20"/>
-                <w:szCs w:val="20"/>
-              </w:rPr>
-              <w:t>C_ChangeTool_Packet</w:t>
-            </w:r>
-            <w:proofErr w:type="spellEnd"/>
-            <w:r>
-              <w:rPr>
-                <w:rFonts w:ascii="나눔고딕" w:eastAsia="나눔고딕" w:hAnsi="나눔고딕" w:hint="eastAsia"/>
-                <w:sz w:val="20"/>
-                <w:szCs w:val="20"/>
-              </w:rPr>
-              <w:t xml:space="preserve"> 송신(통보)</w:t>
+              <w:t xml:space="preserve"> 0.5초 동안 입력이 없으면 C_ChangeTool_Packet 송신(통보)</w:t>
             </w:r>
             <w:r>
               <w:rPr>
@@ -30691,7 +30519,6 @@
                 <w:sz w:val="20"/>
                 <w:szCs w:val="20"/>
               </w:rPr>
-              <w:lastRenderedPageBreak/>
               <w:t>각도는 추가해야 될 듯</w:t>
             </w:r>
           </w:p>
@@ -30863,7 +30690,18 @@
                 <w:sz w:val="20"/>
                 <w:szCs w:val="20"/>
               </w:rPr>
-              <w:t xml:space="preserve"> 효과를 넣어야 하는데, 이건 서버에서 총을 맞은 곳 위치를 보내줘서 할까, 아니면 </w:t>
+              <w:t xml:space="preserve"> 효과를 넣어야 하는데, </w:t>
+            </w:r>
+            <w:r>
+              <w:rPr>
+                <w:rFonts w:ascii="나눔고딕" w:eastAsia="나눔고딕" w:hAnsi="나눔고딕" w:hint="eastAsia"/>
+                <w:strike/>
+                <w:color w:val="83CAEB" w:themeColor="accent1" w:themeTint="66"/>
+                <w:sz w:val="20"/>
+                <w:szCs w:val="20"/>
+              </w:rPr>
+              <w:lastRenderedPageBreak/>
+              <w:t xml:space="preserve">이건 서버에서 총을 맞은 곳 위치를 보내줘서 할까, 아니면 </w:t>
             </w:r>
             <w:proofErr w:type="spellStart"/>
             <w:r>
@@ -31686,6 +31524,16 @@
               <w:t>(</w:t>
             </w:r>
             <w:proofErr w:type="spellStart"/>
+            <w:r>
+              <w:rPr>
+                <w:rFonts w:ascii="나눔고딕" w:eastAsia="나눔고딕" w:hAnsi="나눔고딕"/>
+                <w:color w:val="000000" w:themeColor="text1"/>
+                <w:sz w:val="20"/>
+                <w:szCs w:val="20"/>
+              </w:rPr>
+              <w:t>packet.pitch</w:t>
+            </w:r>
+            <w:proofErr w:type="spellEnd"/>
             <w:proofErr w:type="gramEnd"/>
             <w:r>
               <w:rPr>
@@ -31694,7 +31542,17 @@
                 <w:sz w:val="20"/>
                 <w:szCs w:val="20"/>
               </w:rPr>
-              <w:t>packet.pitch</w:t>
+              <w:t xml:space="preserve">, </w:t>
+            </w:r>
+            <w:proofErr w:type="spellStart"/>
+            <w:r>
+              <w:rPr>
+                <w:rFonts w:ascii="나눔고딕" w:eastAsia="나눔고딕" w:hAnsi="나눔고딕"/>
+                <w:color w:val="000000" w:themeColor="text1"/>
+                <w:sz w:val="20"/>
+                <w:szCs w:val="20"/>
+              </w:rPr>
+              <w:t>packet.yaw</w:t>
             </w:r>
             <w:proofErr w:type="spellEnd"/>
             <w:r>
@@ -31704,9 +31562,9 @@
                 <w:sz w:val="20"/>
                 <w:szCs w:val="20"/>
               </w:rPr>
-              <w:t xml:space="preserve">, </w:t>
-            </w:r>
-            <w:proofErr w:type="spellStart"/>
+              <w:t>, 0</w:t>
+            </w:r>
+            <w:proofErr w:type="gramStart"/>
             <w:r>
               <w:rPr>
                 <w:rFonts w:ascii="나눔고딕" w:eastAsia="나눔고딕" w:hAnsi="나눔고딕"/>
@@ -31714,9 +31572,9 @@
                 <w:sz w:val="20"/>
                 <w:szCs w:val="20"/>
               </w:rPr>
-              <w:t>packet.yaw</w:t>
-            </w:r>
-            <w:proofErr w:type="spellEnd"/>
+              <w:t>).Vector</w:t>
+            </w:r>
+            <w:proofErr w:type="gramEnd"/>
             <w:r>
               <w:rPr>
                 <w:rFonts w:ascii="나눔고딕" w:eastAsia="나눔고딕" w:hAnsi="나눔고딕"/>
@@ -31724,7 +31582,7 @@
                 <w:sz w:val="20"/>
                 <w:szCs w:val="20"/>
               </w:rPr>
-              <w:t xml:space="preserve">, 0).Vector(); </w:t>
+              <w:t xml:space="preserve">(); </w:t>
             </w:r>
           </w:p>
           <w:p>
@@ -32416,7 +32274,7 @@
         <w:pStyle w:val="2"/>
         <w:numPr>
           <w:ilvl w:val="0"/>
-          <w:numId w:val="8"/>
+          <w:numId w:val="2"/>
         </w:numPr>
       </w:pPr>
       <w:bookmarkStart w:id="8" w:name="_Toc229777833"/>
@@ -32633,25 +32491,7 @@
                 <w:sz w:val="20"/>
                 <w:szCs w:val="20"/>
               </w:rPr>
-              <w:t xml:space="preserve"> </w:t>
-            </w:r>
-            <w:proofErr w:type="spellStart"/>
-            <w:r>
-              <w:rPr>
-                <w:rFonts w:ascii="나눔고딕" w:eastAsia="나눔고딕" w:hAnsi="나눔고딕" w:hint="eastAsia"/>
-                <w:sz w:val="20"/>
-                <w:szCs w:val="20"/>
-              </w:rPr>
-              <w:t>C_UseLantern_Packet</w:t>
-            </w:r>
-            <w:proofErr w:type="spellEnd"/>
-            <w:r>
-              <w:rPr>
-                <w:rFonts w:ascii="나눔고딕" w:eastAsia="나눔고딕" w:hAnsi="나눔고딕" w:hint="eastAsia"/>
-                <w:sz w:val="20"/>
-                <w:szCs w:val="20"/>
-              </w:rPr>
-              <w:t xml:space="preserve"> 송신</w:t>
+              <w:t xml:space="preserve"> C_UseLantern_Packet 송신</w:t>
             </w:r>
           </w:p>
           <w:p>
@@ -33129,18 +32969,8 @@
                 <w:sz w:val="20"/>
                 <w:szCs w:val="20"/>
               </w:rPr>
-              <w:t xml:space="preserve"> </w:t>
-            </w:r>
-            <w:proofErr w:type="spellStart"/>
-            <w:r>
-              <w:rPr>
-                <w:rFonts w:ascii="나눔고딕" w:eastAsia="나눔고딕" w:hAnsi="나눔고딕" w:hint="eastAsia"/>
-                <w:sz w:val="20"/>
-                <w:szCs w:val="20"/>
-              </w:rPr>
-              <w:t>C_UseLantern_Packet</w:t>
-            </w:r>
-            <w:proofErr w:type="spellEnd"/>
+              <w:t xml:space="preserve"> C_UseLantern_Packet</w:t>
+            </w:r>
             <w:r>
               <w:rPr>
                 <w:rFonts w:ascii="나눔고딕" w:eastAsia="나눔고딕" w:hAnsi="나눔고딕" w:hint="eastAsia"/>
@@ -33789,7 +33619,7 @@
         <w:pStyle w:val="2"/>
         <w:numPr>
           <w:ilvl w:val="0"/>
-          <w:numId w:val="8"/>
+          <w:numId w:val="2"/>
         </w:numPr>
       </w:pPr>
       <w:bookmarkStart w:id="9" w:name="_Toc229777834"/>
@@ -34142,7 +33972,7 @@
               <w:rPr>
                 <w:rFonts w:ascii="나눔고딕" w:eastAsia="나눔고딕" w:hAnsi="나눔고딕"/>
                 <w:strike/>
-                <w:color w:val="FF99FF"/>
+                <w:color w:val="FF66FF"/>
                 <w:sz w:val="20"/>
                 <w:szCs w:val="20"/>
               </w:rPr>
@@ -34151,7 +33981,7 @@
               <w:rPr>
                 <w:rFonts w:ascii="나눔고딕" w:eastAsia="나눔고딕" w:hAnsi="나눔고딕" w:hint="eastAsia"/>
                 <w:strike/>
-                <w:color w:val="FF99FF"/>
+                <w:color w:val="FF66FF"/>
                 <w:sz w:val="20"/>
                 <w:szCs w:val="20"/>
               </w:rPr>
@@ -34162,7 +33992,7 @@
               <w:rPr>
                 <w:rFonts w:ascii="나눔고딕" w:eastAsia="나눔고딕" w:hAnsi="나눔고딕" w:hint="eastAsia"/>
                 <w:strike/>
-                <w:color w:val="FF99FF"/>
+                <w:color w:val="FF66FF"/>
                 <w:sz w:val="20"/>
                 <w:szCs w:val="20"/>
               </w:rPr>
@@ -34173,7 +34003,7 @@
               <w:rPr>
                 <w:rFonts w:ascii="나눔고딕" w:eastAsia="나눔고딕" w:hAnsi="나눔고딕" w:hint="eastAsia"/>
                 <w:strike/>
-                <w:color w:val="FF99FF"/>
+                <w:color w:val="FF66FF"/>
                 <w:sz w:val="20"/>
                 <w:szCs w:val="20"/>
               </w:rPr>
@@ -34185,7 +34015,7 @@
               <w:rPr>
                 <w:rFonts w:ascii="나눔고딕" w:eastAsia="나눔고딕" w:hAnsi="나눔고딕" w:hint="eastAsia"/>
                 <w:strike/>
-                <w:color w:val="FF99FF"/>
+                <w:color w:val="FF66FF"/>
                 <w:sz w:val="20"/>
                 <w:szCs w:val="20"/>
               </w:rPr>
@@ -34197,7 +34027,7 @@
               <w:rPr>
                 <w:rFonts w:ascii="나눔고딕" w:eastAsia="나눔고딕" w:hAnsi="나눔고딕" w:hint="eastAsia"/>
                 <w:strike/>
-                <w:color w:val="FF99FF"/>
+                <w:color w:val="FF66FF"/>
                 <w:sz w:val="20"/>
                 <w:szCs w:val="20"/>
               </w:rPr>
@@ -34216,7 +34046,7 @@
               <w:rPr>
                 <w:rFonts w:ascii="나눔고딕" w:eastAsia="나눔고딕" w:hAnsi="나눔고딕" w:hint="eastAsia"/>
                 <w:strike/>
-                <w:color w:val="FF99FF"/>
+                <w:color w:val="FF66FF"/>
                 <w:sz w:val="20"/>
                 <w:szCs w:val="20"/>
               </w:rPr>
@@ -34227,7 +34057,7 @@
               <w:rPr>
                 <w:rFonts w:ascii="나눔고딕" w:eastAsia="나눔고딕" w:hAnsi="나눔고딕" w:hint="eastAsia"/>
                 <w:strike/>
-                <w:color w:val="FF99FF"/>
+                <w:color w:val="FF66FF"/>
                 <w:sz w:val="20"/>
                 <w:szCs w:val="20"/>
               </w:rPr>
@@ -34633,7 +34463,7 @@
               <w:rPr>
                 <w:rFonts w:ascii="나눔고딕" w:eastAsia="나눔고딕" w:hAnsi="나눔고딕" w:hint="eastAsia"/>
                 <w:strike/>
-                <w:color w:val="FF99FF"/>
+                <w:color w:val="FF66FF"/>
                 <w:sz w:val="20"/>
                 <w:szCs w:val="20"/>
                 <w:shd w:val="clear" w:color="auto" w:fill="D9F2D0" w:themeFill="accent6" w:themeFillTint="33"/>
@@ -34645,7 +34475,7 @@
               <w:rPr>
                 <w:rFonts w:ascii="나눔고딕" w:eastAsia="나눔고딕" w:hAnsi="나눔고딕" w:hint="eastAsia"/>
                 <w:strike/>
-                <w:color w:val="FF99FF"/>
+                <w:color w:val="FF66FF"/>
                 <w:sz w:val="20"/>
                 <w:szCs w:val="20"/>
                 <w:shd w:val="clear" w:color="auto" w:fill="D9F2D0" w:themeFill="accent6" w:themeFillTint="33"/>
@@ -34657,7 +34487,7 @@
               <w:rPr>
                 <w:rFonts w:ascii="나눔고딕" w:eastAsia="나눔고딕" w:hAnsi="나눔고딕" w:hint="eastAsia"/>
                 <w:strike/>
-                <w:color w:val="FF99FF"/>
+                <w:color w:val="FF66FF"/>
                 <w:sz w:val="20"/>
                 <w:szCs w:val="20"/>
                 <w:shd w:val="clear" w:color="auto" w:fill="D9F2D0" w:themeFill="accent6" w:themeFillTint="33"/>
@@ -34669,7 +34499,7 @@
               <w:rPr>
                 <w:rFonts w:ascii="나눔고딕" w:eastAsia="나눔고딕" w:hAnsi="나눔고딕" w:hint="eastAsia"/>
                 <w:strike/>
-                <w:color w:val="FF99FF"/>
+                <w:color w:val="FF66FF"/>
                 <w:sz w:val="20"/>
                 <w:szCs w:val="20"/>
                 <w:shd w:val="clear" w:color="auto" w:fill="D9F2D0" w:themeFill="accent6" w:themeFillTint="33"/>
@@ -34681,7 +34511,7 @@
               <w:rPr>
                 <w:rFonts w:ascii="나눔고딕" w:eastAsia="나눔고딕" w:hAnsi="나눔고딕" w:hint="eastAsia"/>
                 <w:strike/>
-                <w:color w:val="FF99FF"/>
+                <w:color w:val="FF66FF"/>
                 <w:sz w:val="20"/>
                 <w:szCs w:val="20"/>
                 <w:shd w:val="clear" w:color="auto" w:fill="D9F2D0" w:themeFill="accent6" w:themeFillTint="33"/>
@@ -34693,7 +34523,7 @@
               <w:rPr>
                 <w:rFonts w:ascii="나눔고딕" w:eastAsia="나눔고딕" w:hAnsi="나눔고딕" w:hint="eastAsia"/>
                 <w:strike/>
-                <w:color w:val="FF99FF"/>
+                <w:color w:val="FF66FF"/>
                 <w:sz w:val="20"/>
                 <w:szCs w:val="20"/>
                 <w:shd w:val="clear" w:color="auto" w:fill="D9F2D0" w:themeFill="accent6" w:themeFillTint="33"/>
@@ -34705,7 +34535,7 @@
               <w:rPr>
                 <w:rFonts w:ascii="나눔고딕" w:eastAsia="나눔고딕" w:hAnsi="나눔고딕" w:hint="eastAsia"/>
                 <w:strike/>
-                <w:color w:val="FF99FF"/>
+                <w:color w:val="FF66FF"/>
                 <w:sz w:val="20"/>
                 <w:szCs w:val="20"/>
                 <w:shd w:val="clear" w:color="auto" w:fill="D9F2D0" w:themeFill="accent6" w:themeFillTint="33"/>
@@ -35016,6 +34846,7 @@
                 <w:sz w:val="20"/>
                 <w:szCs w:val="20"/>
               </w:rPr>
+              <w:lastRenderedPageBreak/>
               <w:t xml:space="preserve">  - 다른 클라이언트: </w:t>
             </w:r>
             <w:proofErr w:type="spellStart"/>
@@ -35116,6 +34947,7 @@
                 <w:sz w:val="20"/>
                 <w:szCs w:val="20"/>
               </w:rPr>
+              <w:lastRenderedPageBreak/>
               <w:t>4</w:t>
             </w:r>
           </w:p>
@@ -35189,7 +35021,6 @@
                 <w:szCs w:val="20"/>
                 <w:shd w:val="clear" w:color="auto" w:fill="D9F2D0" w:themeFill="accent6" w:themeFillTint="33"/>
               </w:rPr>
-              <w:lastRenderedPageBreak/>
               <w:t>C_InteractDoor_Packet</w:t>
             </w:r>
             <w:proofErr w:type="spellEnd"/>
@@ -35233,7 +35064,6 @@
                 <w:sz w:val="20"/>
                 <w:szCs w:val="20"/>
               </w:rPr>
-              <w:lastRenderedPageBreak/>
               <w:t>5</w:t>
             </w:r>
           </w:p>
@@ -35405,7 +35235,7 @@
         <w:pStyle w:val="2"/>
         <w:numPr>
           <w:ilvl w:val="0"/>
-          <w:numId w:val="8"/>
+          <w:numId w:val="2"/>
         </w:numPr>
       </w:pPr>
       <w:bookmarkStart w:id="10" w:name="_Toc229777835"/>
@@ -35640,7 +35470,7 @@
               <w:rPr>
                 <w:rFonts w:ascii="나눔고딕" w:eastAsia="나눔고딕" w:hAnsi="나눔고딕" w:hint="eastAsia"/>
                 <w:strike/>
-                <w:color w:val="FF99FF"/>
+                <w:color w:val="FF66FF"/>
                 <w:sz w:val="20"/>
                 <w:szCs w:val="20"/>
               </w:rPr>
@@ -35651,7 +35481,7 @@
               <w:rPr>
                 <w:rFonts w:ascii="나눔고딕" w:eastAsia="나눔고딕" w:hAnsi="나눔고딕" w:hint="eastAsia"/>
                 <w:strike/>
-                <w:color w:val="FF99FF"/>
+                <w:color w:val="FF66FF"/>
                 <w:sz w:val="20"/>
                 <w:szCs w:val="20"/>
               </w:rPr>
@@ -35662,7 +35492,7 @@
               <w:rPr>
                 <w:rFonts w:ascii="나눔고딕" w:eastAsia="나눔고딕" w:hAnsi="나눔고딕" w:hint="eastAsia"/>
                 <w:strike/>
-                <w:color w:val="FF99FF"/>
+                <w:color w:val="FF66FF"/>
                 <w:sz w:val="20"/>
                 <w:szCs w:val="20"/>
               </w:rPr>
@@ -35768,7 +35598,7 @@
         <w:pStyle w:val="2"/>
         <w:numPr>
           <w:ilvl w:val="0"/>
-          <w:numId w:val="8"/>
+          <w:numId w:val="2"/>
         </w:numPr>
       </w:pPr>
       <w:bookmarkStart w:id="11" w:name="_Toc229777836"/>
@@ -36943,7 +36773,7 @@
         <w:pStyle w:val="2"/>
         <w:numPr>
           <w:ilvl w:val="0"/>
-          <w:numId w:val="8"/>
+          <w:numId w:val="2"/>
         </w:numPr>
       </w:pPr>
       <w:bookmarkStart w:id="12" w:name="_Toc229777837"/>
@@ -36960,7 +36790,7 @@
         <w:pStyle w:val="a6"/>
         <w:numPr>
           <w:ilvl w:val="1"/>
-          <w:numId w:val="8"/>
+          <w:numId w:val="2"/>
         </w:numPr>
         <w:rPr>
           <w:rFonts w:ascii="나눔고딕" w:eastAsia="나눔고딕" w:hAnsi="나눔고딕"/>
@@ -37012,6 +36842,7 @@
                 <w:sz w:val="20"/>
                 <w:szCs w:val="20"/>
               </w:rPr>
+              <w:lastRenderedPageBreak/>
               <w:t>단계</w:t>
             </w:r>
           </w:p>
@@ -37339,7 +37170,7 @@
         <w:pStyle w:val="a6"/>
         <w:numPr>
           <w:ilvl w:val="1"/>
-          <w:numId w:val="8"/>
+          <w:numId w:val="2"/>
         </w:numPr>
         <w:rPr>
           <w:rFonts w:ascii="나눔고딕" w:eastAsia="나눔고딕" w:hAnsi="나눔고딕"/>
@@ -37385,7 +37216,6 @@
                 <w:sz w:val="20"/>
                 <w:szCs w:val="20"/>
               </w:rPr>
-              <w:lastRenderedPageBreak/>
               <w:t>단계</w:t>
             </w:r>
           </w:p>
@@ -37958,6 +37788,75 @@
               <w:t xml:space="preserve"> 송신</w:t>
             </w:r>
           </w:p>
+          <w:p>
+            <w:pPr>
+              <w:rPr>
+                <w:rFonts w:ascii="나눔고딕" w:eastAsia="나눔고딕" w:hAnsi="나눔고딕"/>
+                <w:color w:val="000000" w:themeColor="text1"/>
+                <w:sz w:val="20"/>
+                <w:szCs w:val="20"/>
+              </w:rPr>
+            </w:pPr>
+          </w:p>
+          <w:p>
+            <w:pPr>
+              <w:rPr>
+                <w:rFonts w:ascii="나눔고딕" w:eastAsia="나눔고딕" w:hAnsi="나눔고딕" w:hint="eastAsia"/>
+                <w:color w:val="000000" w:themeColor="text1"/>
+                <w:sz w:val="20"/>
+                <w:szCs w:val="20"/>
+              </w:rPr>
+            </w:pPr>
+            <w:r>
+              <w:rPr>
+                <w:rFonts w:ascii="나눔고딕" w:eastAsia="나눔고딕" w:hAnsi="나눔고딕" w:hint="eastAsia"/>
+                <w:color w:val="FF66FF"/>
+                <w:sz w:val="20"/>
+                <w:szCs w:val="20"/>
+              </w:rPr>
+              <w:t xml:space="preserve">=&gt;이거 그냥 체력 결과도 다 </w:t>
+            </w:r>
+            <w:proofErr w:type="gramStart"/>
+            <w:r>
+              <w:rPr>
+                <w:rFonts w:ascii="나눔고딕" w:eastAsia="나눔고딕" w:hAnsi="나눔고딕" w:hint="eastAsia"/>
+                <w:color w:val="FF66FF"/>
+                <w:sz w:val="20"/>
+                <w:szCs w:val="20"/>
+              </w:rPr>
+              <w:t>한번에</w:t>
+            </w:r>
+            <w:proofErr w:type="gramEnd"/>
+            <w:r>
+              <w:rPr>
+                <w:rFonts w:ascii="나눔고딕" w:eastAsia="나눔고딕" w:hAnsi="나눔고딕" w:hint="eastAsia"/>
+                <w:color w:val="FF66FF"/>
+                <w:sz w:val="20"/>
+                <w:szCs w:val="20"/>
+              </w:rPr>
+              <w:t xml:space="preserve"> 보내기로 했습니다. </w:t>
+            </w:r>
+            <w:proofErr w:type="spellStart"/>
+            <w:r>
+              <w:rPr>
+                <w:rFonts w:ascii="나눔고딕" w:eastAsia="나눔고딕" w:hAnsi="나눔고딕" w:hint="eastAsia"/>
+                <w:color w:val="FF66FF"/>
+                <w:sz w:val="20"/>
+                <w:szCs w:val="20"/>
+              </w:rPr>
+              <w:t>UpdateHp</w:t>
+            </w:r>
+            <w:proofErr w:type="spellEnd"/>
+            <w:r>
+              <w:rPr>
+                <w:rFonts w:ascii="나눔고딕" w:eastAsia="나눔고딕" w:hAnsi="나눔고딕" w:hint="eastAsia"/>
+                <w:color w:val="FF66FF"/>
+                <w:sz w:val="20"/>
+                <w:szCs w:val="20"/>
+              </w:rPr>
+              <w:t>는 없어도 될 듯.</w:t>
+            </w:r>
+          </w:p>
         </w:tc>
       </w:tr>
       <w:tr>
@@ -38072,6 +37971,55 @@
               <w:t>을 수신하면 플레이어의 체력 변경</w:t>
             </w:r>
           </w:p>
+          <w:p>
+            <w:pPr>
+              <w:rPr>
+                <w:rFonts w:ascii="나눔고딕" w:eastAsia="나눔고딕" w:hAnsi="나눔고딕"/>
+                <w:color w:val="000000" w:themeColor="text1"/>
+                <w:sz w:val="20"/>
+                <w:szCs w:val="20"/>
+              </w:rPr>
+            </w:pPr>
+          </w:p>
+          <w:p>
+            <w:pPr>
+              <w:rPr>
+                <w:rFonts w:ascii="나눔고딕" w:eastAsia="나눔고딕" w:hAnsi="나눔고딕" w:hint="eastAsia"/>
+                <w:color w:val="000000" w:themeColor="text1"/>
+                <w:sz w:val="20"/>
+                <w:szCs w:val="20"/>
+              </w:rPr>
+            </w:pPr>
+            <w:r>
+              <w:rPr>
+                <w:rFonts w:ascii="나눔고딕" w:eastAsia="나눔고딕" w:hAnsi="나눔고딕" w:hint="eastAsia"/>
+                <w:color w:val="FF66FF"/>
+                <w:sz w:val="20"/>
+                <w:szCs w:val="20"/>
+              </w:rPr>
+              <w:t xml:space="preserve">=&gt;이거 게임 결과 패킷 보내고 몬스터가 3초정도 대기하도록 </w:t>
+            </w:r>
+            <w:proofErr w:type="spellStart"/>
+            <w:r>
+              <w:rPr>
+                <w:rFonts w:ascii="나눔고딕" w:eastAsia="나눔고딕" w:hAnsi="나눔고딕" w:hint="eastAsia"/>
+                <w:color w:val="FF66FF"/>
+                <w:sz w:val="20"/>
+                <w:szCs w:val="20"/>
+              </w:rPr>
+              <w:t>해놨습니다</w:t>
+            </w:r>
+            <w:proofErr w:type="spellEnd"/>
+            <w:r>
+              <w:rPr>
+                <w:rFonts w:ascii="나눔고딕" w:eastAsia="나눔고딕" w:hAnsi="나눔고딕" w:hint="eastAsia"/>
+                <w:color w:val="FF66FF"/>
+                <w:sz w:val="20"/>
+                <w:szCs w:val="20"/>
+              </w:rPr>
+              <w:t>. 일단 패킷 내용보면 몬스터가 낸 감정 정보도 있는데 그거 1~2초 정도 먼저 보여주고, 결과 출력 이어서 해주시면 될 것 같아요.</w:t>
+            </w:r>
+          </w:p>
         </w:tc>
       </w:tr>
     </w:tbl>
@@ -38081,7 +38029,7 @@
         <w:pStyle w:val="2"/>
         <w:numPr>
           <w:ilvl w:val="0"/>
-          <w:numId w:val="8"/>
+          <w:numId w:val="2"/>
         </w:numPr>
       </w:pPr>
       <w:bookmarkStart w:id="14" w:name="_Toc229777839"/>
@@ -38104,7 +38052,7 @@
         <w:pStyle w:val="a6"/>
         <w:numPr>
           <w:ilvl w:val="1"/>
-          <w:numId w:val="8"/>
+          <w:numId w:val="2"/>
         </w:numPr>
         <w:rPr>
           <w:rFonts w:ascii="나눔고딕" w:eastAsia="나눔고딕" w:hAnsi="나눔고딕"/>
@@ -38453,7 +38401,7 @@
         <w:pStyle w:val="a6"/>
         <w:numPr>
           <w:ilvl w:val="1"/>
-          <w:numId w:val="8"/>
+          <w:numId w:val="2"/>
         </w:numPr>
         <w:rPr>
           <w:rFonts w:ascii="나눔고딕" w:eastAsia="나눔고딕" w:hAnsi="나눔고딕"/>
@@ -38562,7 +38510,7 @@
             <w:pPr>
               <w:jc w:val="center"/>
               <w:rPr>
-                <w:rFonts w:ascii="나눔고딕" w:eastAsia="나눔고딕" w:hAnsi="나눔고딕" w:hint="eastAsia"/>
+                <w:rFonts w:ascii="나눔고딕" w:eastAsia="나눔고딕" w:hAnsi="나눔고딕"/>
                 <w:sz w:val="20"/>
                 <w:szCs w:val="20"/>
               </w:rPr>
@@ -38586,7 +38534,7 @@
             <w:pPr>
               <w:jc w:val="center"/>
               <w:rPr>
-                <w:rFonts w:ascii="나눔고딕" w:eastAsia="나눔고딕" w:hAnsi="나눔고딕" w:hint="eastAsia"/>
+                <w:rFonts w:ascii="나눔고딕" w:eastAsia="나눔고딕" w:hAnsi="나눔고딕"/>
                 <w:sz w:val="20"/>
                 <w:szCs w:val="20"/>
               </w:rPr>
@@ -38626,7 +38574,7 @@
             <w:pPr>
               <w:ind w:left="188" w:hangingChars="100" w:hanging="188"/>
               <w:rPr>
-                <w:rFonts w:ascii="나눔고딕" w:eastAsia="나눔고딕" w:hAnsi="나눔고딕" w:hint="eastAsia"/>
+                <w:rFonts w:ascii="나눔고딕" w:eastAsia="나눔고딕" w:hAnsi="나눔고딕"/>
                 <w:sz w:val="20"/>
                 <w:szCs w:val="20"/>
               </w:rPr>
@@ -38637,15 +38585,7 @@
                 <w:sz w:val="20"/>
                 <w:szCs w:val="20"/>
               </w:rPr>
-              <w:t xml:space="preserve">- </w:t>
-            </w:r>
-            <w:r>
-              <w:rPr>
-                <w:rFonts w:ascii="나눔고딕" w:eastAsia="나눔고딕" w:hAnsi="나눔고딕" w:hint="eastAsia"/>
-                <w:sz w:val="20"/>
-                <w:szCs w:val="20"/>
-              </w:rPr>
-              <w:t xml:space="preserve">특수 </w:t>
+              <w:t xml:space="preserve">- 특수 </w:t>
             </w:r>
             <w:proofErr w:type="spellStart"/>
             <w:r>
@@ -38663,15 +38603,7 @@
                 <w:sz w:val="20"/>
                 <w:szCs w:val="20"/>
               </w:rPr>
-              <w:t xml:space="preserve"> 판매기</w:t>
-            </w:r>
-            <w:r>
-              <w:rPr>
-                <w:rFonts w:ascii="나눔고딕" w:eastAsia="나눔고딕" w:hAnsi="나눔고딕" w:hint="eastAsia"/>
-                <w:sz w:val="20"/>
-                <w:szCs w:val="20"/>
-              </w:rPr>
-              <w:t xml:space="preserve">: </w:t>
+              <w:t xml:space="preserve"> 판매기: </w:t>
             </w:r>
             <w:r>
               <w:rPr>
@@ -38738,6 +38670,35 @@
                 <w:szCs w:val="20"/>
               </w:rPr>
               <w:t>??을 송신</w:t>
+            </w:r>
+          </w:p>
+          <w:p>
+            <w:pPr>
+              <w:ind w:left="188" w:hangingChars="100" w:hanging="188"/>
+              <w:rPr>
+                <w:rFonts w:ascii="나눔고딕" w:eastAsia="나눔고딕" w:hAnsi="나눔고딕"/>
+                <w:sz w:val="20"/>
+                <w:szCs w:val="20"/>
+              </w:rPr>
+            </w:pPr>
+          </w:p>
+          <w:p>
+            <w:pPr>
+              <w:ind w:left="188" w:hangingChars="100" w:hanging="188"/>
+              <w:rPr>
+                <w:rFonts w:ascii="나눔고딕" w:eastAsia="나눔고딕" w:hAnsi="나눔고딕" w:hint="eastAsia"/>
+                <w:sz w:val="20"/>
+                <w:szCs w:val="20"/>
+              </w:rPr>
+            </w:pPr>
+            <w:r>
+              <w:rPr>
+                <w:rFonts w:ascii="나눔고딕" w:eastAsia="나눔고딕" w:hAnsi="나눔고딕" w:hint="eastAsia"/>
+                <w:color w:val="FF66FF"/>
+                <w:sz w:val="20"/>
+                <w:szCs w:val="20"/>
+              </w:rPr>
+              <w:t>=&gt;아마 별일 없으면 그 패킷 쓸 듯</w:t>
             </w:r>
           </w:p>
         </w:tc>
@@ -38752,7 +38713,7 @@
             <w:pPr>
               <w:jc w:val="center"/>
               <w:rPr>
-                <w:rFonts w:ascii="나눔고딕" w:eastAsia="나눔고딕" w:hAnsi="나눔고딕" w:hint="eastAsia"/>
+                <w:rFonts w:ascii="나눔고딕" w:eastAsia="나눔고딕" w:hAnsi="나눔고딕"/>
                 <w:sz w:val="20"/>
                 <w:szCs w:val="20"/>
               </w:rPr>
@@ -38776,7 +38737,7 @@
             <w:pPr>
               <w:jc w:val="center"/>
               <w:rPr>
-                <w:rFonts w:ascii="나눔고딕" w:eastAsia="나눔고딕" w:hAnsi="나눔고딕" w:hint="eastAsia"/>
+                <w:rFonts w:ascii="나눔고딕" w:eastAsia="나눔고딕" w:hAnsi="나눔고딕"/>
                 <w:sz w:val="20"/>
                 <w:szCs w:val="20"/>
               </w:rPr>
@@ -38799,7 +38760,7 @@
           <w:p>
             <w:pPr>
               <w:rPr>
-                <w:rFonts w:ascii="나눔고딕" w:eastAsia="나눔고딕" w:hAnsi="나눔고딕" w:hint="eastAsia"/>
+                <w:rFonts w:ascii="나눔고딕" w:eastAsia="나눔고딕" w:hAnsi="나눔고딕"/>
                 <w:sz w:val="20"/>
                 <w:szCs w:val="20"/>
               </w:rPr>
@@ -39030,6 +38991,7 @@
                 <w:sz w:val="20"/>
                 <w:szCs w:val="20"/>
               </w:rPr>
+              <w:lastRenderedPageBreak/>
               <w:t xml:space="preserve">2. 물건을 1개 이상 내려 놓으면 </w:t>
             </w:r>
             <w:r>
@@ -39072,7 +39034,7 @@
           <w:p>
             <w:pPr>
               <w:rPr>
-                <w:rFonts w:ascii="나눔고딕" w:eastAsia="나눔고딕" w:hAnsi="나눔고딕" w:hint="eastAsia"/>
+                <w:rFonts w:ascii="나눔고딕" w:eastAsia="나눔고딕" w:hAnsi="나눔고딕"/>
                 <w:color w:val="000000" w:themeColor="text1"/>
                 <w:sz w:val="20"/>
                 <w:szCs w:val="20"/>
@@ -39111,7 +39073,7 @@
           <w:p>
             <w:pPr>
               <w:rPr>
-                <w:rFonts w:ascii="나눔고딕" w:eastAsia="나눔고딕" w:hAnsi="나눔고딕" w:hint="eastAsia"/>
+                <w:rFonts w:ascii="나눔고딕" w:eastAsia="나눔고딕" w:hAnsi="나눔고딕"/>
                 <w:color w:val="000000" w:themeColor="text1"/>
                 <w:sz w:val="20"/>
                 <w:szCs w:val="20"/>
@@ -39145,6 +39107,161 @@
                 <w:szCs w:val="20"/>
               </w:rPr>
               <w:t xml:space="preserve"> 체크하여 범위 내의 아이템만 보냄</w:t>
+            </w:r>
+          </w:p>
+          <w:p>
+            <w:pPr>
+              <w:rPr>
+                <w:rFonts w:ascii="나눔고딕" w:eastAsia="나눔고딕" w:hAnsi="나눔고딕"/>
+                <w:color w:val="000000" w:themeColor="text1"/>
+                <w:sz w:val="20"/>
+                <w:szCs w:val="20"/>
+              </w:rPr>
+            </w:pPr>
+          </w:p>
+          <w:p>
+            <w:pPr>
+              <w:rPr>
+                <w:rFonts w:ascii="나눔고딕" w:eastAsia="나눔고딕" w:hAnsi="나눔고딕"/>
+                <w:color w:val="FF66FF"/>
+                <w:sz w:val="20"/>
+                <w:szCs w:val="20"/>
+              </w:rPr>
+            </w:pPr>
+            <w:r>
+              <w:rPr>
+                <w:rFonts w:ascii="나눔고딕" w:eastAsia="나눔고딕" w:hAnsi="나눔고딕" w:hint="eastAsia"/>
+                <w:color w:val="FF66FF"/>
+                <w:sz w:val="20"/>
+                <w:szCs w:val="20"/>
+              </w:rPr>
+              <w:t xml:space="preserve">=&gt;이거 </w:t>
+            </w:r>
+            <w:r>
+              <w:rPr>
+                <w:rFonts w:ascii="나눔고딕" w:eastAsia="나눔고딕" w:hAnsi="나눔고딕" w:hint="eastAsia"/>
+                <w:color w:val="FF66FF"/>
+                <w:sz w:val="20"/>
+                <w:szCs w:val="20"/>
+              </w:rPr>
+              <w:t xml:space="preserve">판매기에 물건 올리기 패킷 </w:t>
+            </w:r>
+            <w:proofErr w:type="spellStart"/>
+            <w:r>
+              <w:rPr>
+                <w:rFonts w:ascii="나눔고딕" w:eastAsia="나눔고딕" w:hAnsi="나눔고딕" w:hint="eastAsia"/>
+                <w:color w:val="FF66FF"/>
+                <w:sz w:val="20"/>
+                <w:szCs w:val="20"/>
+              </w:rPr>
+              <w:t>C_Drop</w:t>
+            </w:r>
+            <w:r>
+              <w:rPr>
+                <w:rFonts w:ascii="나눔고딕" w:eastAsia="나눔고딕" w:hAnsi="나눔고딕" w:hint="eastAsia"/>
+                <w:color w:val="FF66FF"/>
+                <w:sz w:val="20"/>
+                <w:szCs w:val="20"/>
+              </w:rPr>
+              <w:t>Item</w:t>
+            </w:r>
+            <w:r>
+              <w:rPr>
+                <w:rFonts w:ascii="나눔고딕" w:eastAsia="나눔고딕" w:hAnsi="나눔고딕" w:hint="eastAsia"/>
+                <w:color w:val="FF66FF"/>
+                <w:sz w:val="20"/>
+                <w:szCs w:val="20"/>
+              </w:rPr>
+              <w:t>ToSellingMachine_Packet</w:t>
+            </w:r>
+            <w:proofErr w:type="spellEnd"/>
+            <w:r>
+              <w:rPr>
+                <w:rFonts w:ascii="나눔고딕" w:eastAsia="나눔고딕" w:hAnsi="나눔고딕" w:hint="eastAsia"/>
+                <w:color w:val="FF66FF"/>
+                <w:sz w:val="20"/>
+                <w:szCs w:val="20"/>
+              </w:rPr>
+              <w:t xml:space="preserve">으로 따로 만들어서 올리는 걸로 하고, 이거 보낼 때 판매기 금액 제한 확인해서 </w:t>
+            </w:r>
+            <w:proofErr w:type="spellStart"/>
+            <w:r>
+              <w:rPr>
+                <w:rFonts w:ascii="나눔고딕" w:eastAsia="나눔고딕" w:hAnsi="나눔고딕" w:hint="eastAsia"/>
+                <w:color w:val="FF66FF"/>
+                <w:sz w:val="20"/>
+                <w:szCs w:val="20"/>
+              </w:rPr>
+              <w:t>클라에서</w:t>
+            </w:r>
+            <w:proofErr w:type="spellEnd"/>
+            <w:r>
+              <w:rPr>
+                <w:rFonts w:ascii="나눔고딕" w:eastAsia="나눔고딕" w:hAnsi="나눔고딕" w:hint="eastAsia"/>
+                <w:color w:val="FF66FF"/>
+                <w:sz w:val="20"/>
+                <w:szCs w:val="20"/>
+              </w:rPr>
+              <w:t xml:space="preserve"> 제한 이내에만 올릴 수 있게 판정해주시면 될 것 같아요.</w:t>
+            </w:r>
+          </w:p>
+          <w:p>
+            <w:pPr>
+              <w:rPr>
+                <w:rFonts w:ascii="나눔고딕" w:eastAsia="나눔고딕" w:hAnsi="나눔고딕" w:hint="eastAsia"/>
+                <w:color w:val="FF66FF"/>
+                <w:sz w:val="20"/>
+                <w:szCs w:val="20"/>
+              </w:rPr>
+            </w:pPr>
+            <w:r>
+              <w:rPr>
+                <w:rFonts w:ascii="나눔고딕" w:eastAsia="나눔고딕" w:hAnsi="나눔고딕" w:hint="eastAsia"/>
+                <w:color w:val="FF66FF"/>
+                <w:sz w:val="20"/>
+                <w:szCs w:val="20"/>
+              </w:rPr>
+              <w:t xml:space="preserve">그럼 이 뒤에 </w:t>
+            </w:r>
+            <w:proofErr w:type="spellStart"/>
+            <w:r>
+              <w:rPr>
+                <w:rFonts w:ascii="나눔고딕" w:eastAsia="나눔고딕" w:hAnsi="나눔고딕" w:hint="eastAsia"/>
+                <w:color w:val="FF66FF"/>
+                <w:sz w:val="20"/>
+                <w:szCs w:val="20"/>
+              </w:rPr>
+              <w:t>C_SellItem_Packet</w:t>
+            </w:r>
+            <w:proofErr w:type="spellEnd"/>
+            <w:r>
+              <w:rPr>
+                <w:rFonts w:ascii="나눔고딕" w:eastAsia="나눔고딕" w:hAnsi="나눔고딕" w:hint="eastAsia"/>
+                <w:color w:val="FF66FF"/>
+                <w:sz w:val="20"/>
+                <w:szCs w:val="20"/>
+              </w:rPr>
+              <w:t xml:space="preserve"> 때는 따로 판정 </w:t>
+            </w:r>
+            <w:proofErr w:type="spellStart"/>
+            <w:r>
+              <w:rPr>
+                <w:rFonts w:ascii="나눔고딕" w:eastAsia="나눔고딕" w:hAnsi="나눔고딕" w:hint="eastAsia"/>
+                <w:color w:val="FF66FF"/>
+                <w:sz w:val="20"/>
+                <w:szCs w:val="20"/>
+              </w:rPr>
+              <w:t>안해줘도</w:t>
+            </w:r>
+            <w:proofErr w:type="spellEnd"/>
+            <w:r>
+              <w:rPr>
+                <w:rFonts w:ascii="나눔고딕" w:eastAsia="나눔고딕" w:hAnsi="나눔고딕" w:hint="eastAsia"/>
+                <w:color w:val="FF66FF"/>
+                <w:sz w:val="20"/>
+                <w:szCs w:val="20"/>
+              </w:rPr>
+              <w:t xml:space="preserve"> 될 것 같고 판매기 id 같은 거만 담아서 보내면 될 듯.</w:t>
             </w:r>
           </w:p>
         </w:tc>
@@ -39170,6 +39287,7 @@
                 <w:sz w:val="20"/>
                 <w:szCs w:val="20"/>
               </w:rPr>
+              <w:lastRenderedPageBreak/>
               <w:t>4</w:t>
             </w:r>
           </w:p>
@@ -39221,7 +39339,7 @@
             <w:pPr>
               <w:ind w:left="188" w:hangingChars="100" w:hanging="188"/>
               <w:rPr>
-                <w:rFonts w:ascii="나눔고딕" w:eastAsia="나눔고딕" w:hAnsi="나눔고딕" w:hint="eastAsia"/>
+                <w:rFonts w:ascii="나눔고딕" w:eastAsia="나눔고딕" w:hAnsi="나눔고딕"/>
                 <w:color w:val="000000" w:themeColor="text1"/>
                 <w:sz w:val="20"/>
                 <w:szCs w:val="20"/>
@@ -39245,7 +39363,26 @@
                 <w:sz w:val="20"/>
                 <w:szCs w:val="20"/>
               </w:rPr>
-              <w:t xml:space="preserve">을 수신하면 판매 아이템 목록 확인 및 유효성 검사 후, </w:t>
+              <w:t xml:space="preserve">을 수신하면 </w:t>
+            </w:r>
+            <w:r>
+              <w:rPr>
+                <w:rFonts w:ascii="나눔고딕" w:eastAsia="나눔고딕" w:hAnsi="나눔고딕" w:hint="eastAsia"/>
+                <w:strike/>
+                <w:color w:val="000000" w:themeColor="text1"/>
+                <w:sz w:val="20"/>
+                <w:szCs w:val="20"/>
+              </w:rPr>
+              <w:t>판매 아이템 목록 확인 및</w:t>
+            </w:r>
+            <w:r>
+              <w:rPr>
+                <w:rFonts w:ascii="나눔고딕" w:eastAsia="나눔고딕" w:hAnsi="나눔고딕" w:hint="eastAsia"/>
+                <w:color w:val="000000" w:themeColor="text1"/>
+                <w:sz w:val="20"/>
+                <w:szCs w:val="20"/>
+              </w:rPr>
+              <w:t xml:space="preserve"> 유효성 검사 후, </w:t>
             </w:r>
             <w:proofErr w:type="spellStart"/>
             <w:r>
@@ -39328,7 +39465,7 @@
             <w:pPr>
               <w:ind w:left="188" w:hangingChars="100" w:hanging="188"/>
               <w:rPr>
-                <w:rFonts w:ascii="나눔고딕" w:eastAsia="나눔고딕" w:hAnsi="나눔고딕" w:hint="eastAsia"/>
+                <w:rFonts w:ascii="나눔고딕" w:eastAsia="나눔고딕" w:hAnsi="나눔고딕"/>
                 <w:color w:val="000000" w:themeColor="text1"/>
                 <w:sz w:val="20"/>
                 <w:szCs w:val="20"/>
@@ -39362,6 +39499,123 @@
                 <w:szCs w:val="20"/>
               </w:rPr>
               <w:t xml:space="preserve"> 송신</w:t>
+            </w:r>
+          </w:p>
+          <w:p>
+            <w:pPr>
+              <w:ind w:left="188" w:hangingChars="100" w:hanging="188"/>
+              <w:rPr>
+                <w:rFonts w:ascii="나눔고딕" w:eastAsia="나눔고딕" w:hAnsi="나눔고딕"/>
+                <w:color w:val="000000" w:themeColor="text1"/>
+                <w:sz w:val="20"/>
+                <w:szCs w:val="20"/>
+              </w:rPr>
+            </w:pPr>
+          </w:p>
+          <w:p>
+            <w:pPr>
+              <w:rPr>
+                <w:rFonts w:ascii="나눔고딕" w:eastAsia="나눔고딕" w:hAnsi="나눔고딕" w:hint="eastAsia"/>
+                <w:color w:val="000000" w:themeColor="text1"/>
+                <w:sz w:val="20"/>
+                <w:szCs w:val="20"/>
+              </w:rPr>
+            </w:pPr>
+            <w:r>
+              <w:rPr>
+                <w:rFonts w:ascii="나눔고딕" w:eastAsia="나눔고딕" w:hAnsi="나눔고딕" w:hint="eastAsia"/>
+                <w:color w:val="FF66FF"/>
+                <w:sz w:val="20"/>
+                <w:szCs w:val="20"/>
+              </w:rPr>
+              <w:t>=&gt;</w:t>
+            </w:r>
+            <w:r>
+              <w:rPr>
+                <w:rFonts w:ascii="나눔고딕" w:eastAsia="나눔고딕" w:hAnsi="나눔고딕" w:hint="eastAsia"/>
+                <w:color w:val="FF66FF"/>
+                <w:sz w:val="20"/>
+                <w:szCs w:val="20"/>
+              </w:rPr>
+              <w:t xml:space="preserve">판매기 애니메이션은 그냥 </w:t>
+            </w:r>
+            <w:proofErr w:type="spellStart"/>
+            <w:r>
+              <w:rPr>
+                <w:rFonts w:ascii="나눔고딕" w:eastAsia="나눔고딕" w:hAnsi="나눔고딕" w:hint="eastAsia"/>
+                <w:color w:val="FF66FF"/>
+                <w:sz w:val="20"/>
+                <w:szCs w:val="20"/>
+              </w:rPr>
+              <w:t>SellItemResult</w:t>
+            </w:r>
+            <w:proofErr w:type="spellEnd"/>
+            <w:r>
+              <w:rPr>
+                <w:rFonts w:ascii="나눔고딕" w:eastAsia="나눔고딕" w:hAnsi="나눔고딕" w:hint="eastAsia"/>
+                <w:color w:val="FF66FF"/>
+                <w:sz w:val="20"/>
+                <w:szCs w:val="20"/>
+              </w:rPr>
+              <w:t xml:space="preserve"> 받고 </w:t>
+            </w:r>
+            <w:proofErr w:type="spellStart"/>
+            <w:r>
+              <w:rPr>
+                <w:rFonts w:ascii="나눔고딕" w:eastAsia="나눔고딕" w:hAnsi="나눔고딕" w:hint="eastAsia"/>
+                <w:color w:val="FF66FF"/>
+                <w:sz w:val="20"/>
+                <w:szCs w:val="20"/>
+              </w:rPr>
+              <w:t>클라에서</w:t>
+            </w:r>
+            <w:proofErr w:type="spellEnd"/>
+            <w:r>
+              <w:rPr>
+                <w:rFonts w:ascii="나눔고딕" w:eastAsia="나눔고딕" w:hAnsi="나눔고딕" w:hint="eastAsia"/>
+                <w:color w:val="FF66FF"/>
+                <w:sz w:val="20"/>
+                <w:szCs w:val="20"/>
+              </w:rPr>
+              <w:t xml:space="preserve"> 알아서 하면 될 듯.</w:t>
+            </w:r>
+            <w:r>
+              <w:rPr>
+                <w:rFonts w:ascii="나눔고딕" w:eastAsia="나눔고딕" w:hAnsi="나눔고딕"/>
+                <w:color w:val="FF66FF"/>
+                <w:sz w:val="20"/>
+                <w:szCs w:val="20"/>
+              </w:rPr>
+              <w:br/>
+            </w:r>
+            <w:r>
+              <w:rPr>
+                <w:rFonts w:ascii="나눔고딕" w:eastAsia="나눔고딕" w:hAnsi="나눔고딕" w:hint="eastAsia"/>
+                <w:color w:val="FF66FF"/>
+                <w:sz w:val="20"/>
+                <w:szCs w:val="20"/>
+              </w:rPr>
+              <w:t xml:space="preserve">판매기 State 변경은 금액 제한 다 차면 하는 식으로 </w:t>
+            </w:r>
+            <w:proofErr w:type="spellStart"/>
+            <w:r>
+              <w:rPr>
+                <w:rFonts w:ascii="나눔고딕" w:eastAsia="나눔고딕" w:hAnsi="나눔고딕" w:hint="eastAsia"/>
+                <w:color w:val="FF66FF"/>
+                <w:sz w:val="20"/>
+                <w:szCs w:val="20"/>
+              </w:rPr>
+              <w:t>가야할</w:t>
+            </w:r>
+            <w:proofErr w:type="spellEnd"/>
+            <w:r>
+              <w:rPr>
+                <w:rFonts w:ascii="나눔고딕" w:eastAsia="나눔고딕" w:hAnsi="나눔고딕" w:hint="eastAsia"/>
+                <w:color w:val="FF66FF"/>
+                <w:sz w:val="20"/>
+                <w:szCs w:val="20"/>
+              </w:rPr>
+              <w:t xml:space="preserve"> 듯.</w:t>
             </w:r>
           </w:p>
         </w:tc>
@@ -39471,7 +39725,7 @@
             <w:pPr>
               <w:ind w:left="188" w:hangingChars="100" w:hanging="188"/>
               <w:rPr>
-                <w:rFonts w:ascii="나눔고딕" w:eastAsia="나눔고딕" w:hAnsi="나눔고딕" w:hint="eastAsia"/>
+                <w:rFonts w:ascii="나눔고딕" w:eastAsia="나눔고딕" w:hAnsi="나눔고딕"/>
                 <w:color w:val="000000" w:themeColor="text1"/>
                 <w:sz w:val="20"/>
                 <w:szCs w:val="20"/>
@@ -39530,7 +39784,7 @@
             <w:pPr>
               <w:jc w:val="center"/>
               <w:rPr>
-                <w:rFonts w:ascii="나눔고딕" w:eastAsia="나눔고딕" w:hAnsi="나눔고딕" w:hint="eastAsia"/>
+                <w:rFonts w:ascii="나눔고딕" w:eastAsia="나눔고딕" w:hAnsi="나눔고딕"/>
                 <w:sz w:val="20"/>
                 <w:szCs w:val="20"/>
               </w:rPr>
@@ -39553,7 +39807,7 @@
             <w:pPr>
               <w:jc w:val="center"/>
               <w:rPr>
-                <w:rFonts w:ascii="나눔고딕" w:eastAsia="나눔고딕" w:hAnsi="나눔고딕" w:hint="eastAsia"/>
+                <w:rFonts w:ascii="나눔고딕" w:eastAsia="나눔고딕" w:hAnsi="나눔고딕"/>
                 <w:sz w:val="20"/>
                 <w:szCs w:val="20"/>
               </w:rPr>
@@ -39592,7 +39846,7 @@
             <w:pPr>
               <w:ind w:left="188" w:hangingChars="100" w:hanging="188"/>
               <w:rPr>
-                <w:rFonts w:ascii="나눔고딕" w:eastAsia="나눔고딕" w:hAnsi="나눔고딕" w:hint="eastAsia"/>
+                <w:rFonts w:ascii="나눔고딕" w:eastAsia="나눔고딕" w:hAnsi="나눔고딕"/>
                 <w:color w:val="000000" w:themeColor="text1"/>
                 <w:sz w:val="20"/>
                 <w:szCs w:val="20"/>
@@ -39640,7 +39894,7 @@
             <w:pPr>
               <w:jc w:val="center"/>
               <w:rPr>
-                <w:rFonts w:ascii="나눔고딕" w:eastAsia="나눔고딕" w:hAnsi="나눔고딕" w:hint="eastAsia"/>
+                <w:rFonts w:ascii="나눔고딕" w:eastAsia="나눔고딕" w:hAnsi="나눔고딕"/>
                 <w:sz w:val="20"/>
                 <w:szCs w:val="20"/>
               </w:rPr>
@@ -39663,7 +39917,7 @@
             <w:pPr>
               <w:jc w:val="center"/>
               <w:rPr>
-                <w:rFonts w:ascii="나눔고딕" w:eastAsia="나눔고딕" w:hAnsi="나눔고딕" w:hint="eastAsia"/>
+                <w:rFonts w:ascii="나눔고딕" w:eastAsia="나눔고딕" w:hAnsi="나눔고딕"/>
                 <w:sz w:val="20"/>
                 <w:szCs w:val="20"/>
               </w:rPr>
@@ -39686,7 +39940,7 @@
             <w:pPr>
               <w:ind w:left="188" w:hangingChars="100" w:hanging="188"/>
               <w:rPr>
-                <w:rFonts w:ascii="나눔고딕" w:eastAsia="나눔고딕" w:hAnsi="나눔고딕" w:hint="eastAsia"/>
+                <w:rFonts w:ascii="나눔고딕" w:eastAsia="나눔고딕" w:hAnsi="나눔고딕"/>
                 <w:color w:val="000000" w:themeColor="text1"/>
                 <w:sz w:val="20"/>
                 <w:szCs w:val="20"/>
@@ -39758,7 +40012,7 @@
         <w:pStyle w:val="a6"/>
         <w:numPr>
           <w:ilvl w:val="1"/>
-          <w:numId w:val="8"/>
+          <w:numId w:val="2"/>
         </w:numPr>
         <w:rPr>
           <w:rFonts w:ascii="나눔고딕" w:eastAsia="나눔고딕" w:hAnsi="나눔고딕"/>
@@ -39789,7 +40043,6 @@
           <w:sz w:val="20"/>
           <w:szCs w:val="20"/>
         </w:rPr>
-        <w:lastRenderedPageBreak/>
         <w:t>- Client 초기 값 0, 물건 구입 및 판매 시 서버에서 보내주는 total 값으로 갱신하고 UI에 표시</w:t>
       </w:r>
     </w:p>
@@ -39886,7 +40139,7 @@
         <w:pStyle w:val="2"/>
         <w:numPr>
           <w:ilvl w:val="0"/>
-          <w:numId w:val="8"/>
+          <w:numId w:val="2"/>
         </w:numPr>
       </w:pPr>
       <w:bookmarkStart w:id="15" w:name="_Toc229777840"/>
@@ -39903,7 +40156,7 @@
         <w:pStyle w:val="a6"/>
         <w:numPr>
           <w:ilvl w:val="1"/>
-          <w:numId w:val="8"/>
+          <w:numId w:val="2"/>
         </w:numPr>
         <w:rPr>
           <w:rFonts w:ascii="나눔고딕" w:eastAsia="나눔고딕" w:hAnsi="나눔고딕"/>
@@ -39921,7 +40174,7 @@
         <w:pStyle w:val="a6"/>
         <w:numPr>
           <w:ilvl w:val="3"/>
-          <w:numId w:val="8"/>
+          <w:numId w:val="2"/>
         </w:numPr>
         <w:rPr>
           <w:rFonts w:ascii="나눔고딕" w:eastAsia="나눔고딕" w:hAnsi="나눔고딕"/>
@@ -39997,7 +40250,7 @@
         <w:pStyle w:val="a6"/>
         <w:numPr>
           <w:ilvl w:val="1"/>
-          <w:numId w:val="8"/>
+          <w:numId w:val="2"/>
         </w:numPr>
         <w:rPr>
           <w:rFonts w:ascii="나눔고딕" w:eastAsia="나눔고딕" w:hAnsi="나눔고딕"/>
@@ -40377,6 +40630,7 @@
                 <w:sz w:val="20"/>
                 <w:szCs w:val="20"/>
               </w:rPr>
+              <w:lastRenderedPageBreak/>
               <w:t>* 게임이 가장 처음 시작할 때는 Hatch를 수동으로 열어야 하므로, 수동 입력이 들어오기 전까진 자동으로 개폐하지 않음</w:t>
             </w:r>
           </w:p>
@@ -40503,6 +40757,7 @@
                 <w:sz w:val="20"/>
                 <w:szCs w:val="20"/>
               </w:rPr>
+              <w:lastRenderedPageBreak/>
               <w:t>2</w:t>
             </w:r>
           </w:p>
@@ -40821,6 +41076,47 @@
               <w:t xml:space="preserve">에서 사용하는 id는 서버와 클라 같은 숫자로 통일해야 할 것 같음. </w:t>
             </w:r>
           </w:p>
+          <w:p>
+            <w:pPr>
+              <w:ind w:left="188" w:hangingChars="100" w:hanging="188"/>
+              <w:rPr>
+                <w:rFonts w:ascii="나눔고딕" w:eastAsia="나눔고딕" w:hAnsi="나눔고딕"/>
+                <w:color w:val="000000" w:themeColor="text1"/>
+                <w:sz w:val="20"/>
+                <w:szCs w:val="20"/>
+              </w:rPr>
+            </w:pPr>
+          </w:p>
+          <w:p>
+            <w:pPr>
+              <w:rPr>
+                <w:rFonts w:ascii="나눔고딕" w:eastAsia="나눔고딕" w:hAnsi="나눔고딕" w:hint="eastAsia"/>
+                <w:color w:val="000000" w:themeColor="text1"/>
+                <w:sz w:val="20"/>
+                <w:szCs w:val="20"/>
+              </w:rPr>
+            </w:pPr>
+            <w:r>
+              <w:rPr>
+                <w:rFonts w:ascii="나눔고딕" w:eastAsia="나눔고딕" w:hAnsi="나눔고딕" w:hint="eastAsia"/>
+                <w:color w:val="FF66FF"/>
+                <w:sz w:val="20"/>
+                <w:szCs w:val="20"/>
+              </w:rPr>
+              <w:t xml:space="preserve">=&gt;문은 서버에서 생성해서 </w:t>
+            </w:r>
+            <w:proofErr w:type="spellStart"/>
+            <w:r>
+              <w:rPr>
+                <w:rFonts w:ascii="나눔고딕" w:eastAsia="나눔고딕" w:hAnsi="나눔고딕" w:hint="eastAsia"/>
+                <w:color w:val="FF66FF"/>
+                <w:sz w:val="20"/>
+                <w:szCs w:val="20"/>
+              </w:rPr>
+              <w:t>보내드립니다</w:t>
+            </w:r>
+            <w:proofErr w:type="spellEnd"/>
+          </w:p>
         </w:tc>
       </w:tr>
     </w:tbl>
@@ -40843,7 +41139,7 @@
 </file>
 
 <file path=word/endnotes.xml><?xml version="1.0" encoding="utf-8"?>
-<w:endnotes xmlns:wpc="http://schemas.microsoft.com/office/word/2010/wordprocessingCanvas" xmlns:cx="http://schemas.microsoft.com/office/drawing/2014/chartex" xmlns:cx1="http://schemas.microsoft.com/office/drawing/2015/9/8/chartex" xmlns:cx2="http://schemas.microsoft.com/office/drawing/2015/10/21/chartex" xmlns:cx3="http://schemas.microsoft.com/office/drawing/2016/5/9/chartex" xmlns:cx4="http://schemas.microsoft.com/office/drawing/2016/5/10/chartex" xmlns:cx5="http://schemas.microsoft.com/office/drawing/2016/5/11/chartex" xmlns:cx6="http://schemas.microsoft.com/office/drawing/2016/5/12/chartex" xmlns:cx7="http://schemas.microsoft.com/office/drawing/2016/5/13/chartex" xmlns:cx8="http://schemas.microsoft.com/office/drawing/2016/5/14/chartex" xmlns:mc="http://schemas.openxmlformats.org/markup-compatibility/2006" xmlns:aink="http://schemas.microsoft.com/office/drawing/2016/ink" xmlns:am3d="http://schemas.microsoft.com/office/drawing/2017/model3d" xmlns:o="urn:schemas-microsoft-com:office:office" xmlns:oel="http://schemas.microsoft.com/office/2019/extlst" xmlns:r="http://schemas.openxmlformats.org/officeDocument/2006/relationships" xmlns:m="http://schemas.openxmlformats.org/officeDocument/2006/math" xmlns:v="urn:schemas-microsoft-com:vml" xmlns:wp14="http://schemas.microsoft.com/office/word/2010/wordprocessingDrawing" xmlns:wp="http://schemas.openxmlformats.org/drawingml/2006/wordprocessingDrawing" xmlns:w10="urn:schemas-microsoft-com:office:word" xmlns:w="http://schemas.openxmlformats.org/wordprocessingml/2006/main" xmlns:w14="http://schemas.microsoft.com/office/word/2010/wordml" xmlns:w15="http://schemas.microsoft.com/office/word/2012/wordml" xmlns:w16cex="http://schemas.microsoft.com/office/word/2018/wordml/cex" xmlns:w16cid="http://schemas.microsoft.com/office/word/2016/wordml/cid" xmlns:w16="http://schemas.microsoft.com/office/word/2018/wordml" xmlns:w16du="http://schemas.microsoft.com/office/word/2023/wordml/word16du" xmlns:w16sdtdh="http://schemas.microsoft.com/office/word/2020/wordml/sdtdatahash" xmlns:w16se="http://schemas.microsoft.com/office/word/2015/wordml/symex" xmlns:wpg="http://schemas.microsoft.com/office/word/2010/wordprocessingGroup" xmlns:wpi="http://schemas.microsoft.com/office/word/2010/wordprocessingInk" xmlns:wne="http://schemas.microsoft.com/office/word/2006/wordml" xmlns:wps="http://schemas.microsoft.com/office/word/2010/wordprocessingShape" mc:Ignorable="w14 w15 w16se w16cid w16 w16cex w16sdtdh w16du wp14">
+<w:endnotes xmlns:wpc="http://schemas.microsoft.com/office/word/2010/wordprocessingCanvas" xmlns:cx="http://schemas.microsoft.com/office/drawing/2014/chartex" xmlns:cx1="http://schemas.microsoft.com/office/drawing/2015/9/8/chartex" xmlns:cx2="http://schemas.microsoft.com/office/drawing/2015/10/21/chartex" xmlns:cx3="http://schemas.microsoft.com/office/drawing/2016/5/9/chartex" xmlns:cx4="http://schemas.microsoft.com/office/drawing/2016/5/10/chartex" xmlns:cx5="http://schemas.microsoft.com/office/drawing/2016/5/11/chartex" xmlns:cx6="http://schemas.microsoft.com/office/drawing/2016/5/12/chartex" xmlns:cx7="http://schemas.microsoft.com/office/drawing/2016/5/13/chartex" xmlns:cx8="http://schemas.microsoft.com/office/drawing/2016/5/14/chartex" xmlns:mc="http://schemas.openxmlformats.org/markup-compatibility/2006" xmlns:aink="http://schemas.microsoft.com/office/drawing/2016/ink" xmlns:am3d="http://schemas.microsoft.com/office/drawing/2017/model3d" xmlns:o="urn:schemas-microsoft-com:office:office" xmlns:oel="http://schemas.microsoft.com/office/2019/extlst" xmlns:r="http://schemas.openxmlformats.org/officeDocument/2006/relationships" xmlns:m="http://schemas.openxmlformats.org/officeDocument/2006/math" xmlns:v="urn:schemas-microsoft-com:vml" xmlns:wp14="http://schemas.microsoft.com/office/word/2010/wordprocessingDrawing" xmlns:wp="http://schemas.openxmlformats.org/drawingml/2006/wordprocessingDrawing" xmlns:w10="urn:schemas-microsoft-com:office:word" xmlns:w="http://schemas.openxmlformats.org/wordprocessingml/2006/main" xmlns:w14="http://schemas.microsoft.com/office/word/2010/wordml" xmlns:w15="http://schemas.microsoft.com/office/word/2012/wordml" xmlns:w16cex="http://schemas.microsoft.com/office/word/2018/wordml/cex" xmlns:w16cid="http://schemas.microsoft.com/office/word/2016/wordml/cid" xmlns:w16="http://schemas.microsoft.com/office/word/2018/wordml" xmlns:w16du="http://schemas.microsoft.com/office/word/2023/wordml/word16du" xmlns:w16sdtdh="http://schemas.microsoft.com/office/word/2020/wordml/sdtdatahash" xmlns:w16sdtfl="http://schemas.microsoft.com/office/word/2024/wordml/sdtformatlock" xmlns:w16se="http://schemas.microsoft.com/office/word/2015/wordml/symex" xmlns:wpg="http://schemas.microsoft.com/office/word/2010/wordprocessingGroup" xmlns:wpi="http://schemas.microsoft.com/office/word/2010/wordprocessingInk" xmlns:wne="http://schemas.microsoft.com/office/word/2006/wordml" xmlns:wps="http://schemas.microsoft.com/office/word/2010/wordprocessingShape" mc:Ignorable="w14 w15 w16se w16cid w16 w16cex w16sdtdh w16sdtfl w16du wp14">
   <w:endnote w:type="separator" w:id="-1">
     <w:p>
       <w:pPr>
@@ -40868,7 +41164,7 @@
 </file>
 
 <file path=word/footer1.xml><?xml version="1.0" encoding="utf-8"?>
-<w:ftr xmlns:wpc="http://schemas.microsoft.com/office/word/2010/wordprocessingCanvas" xmlns:cx="http://schemas.microsoft.com/office/drawing/2014/chartex" xmlns:cx1="http://schemas.microsoft.com/office/drawing/2015/9/8/chartex" xmlns:cx2="http://schemas.microsoft.com/office/drawing/2015/10/21/chartex" xmlns:cx3="http://schemas.microsoft.com/office/drawing/2016/5/9/chartex" xmlns:cx4="http://schemas.microsoft.com/office/drawing/2016/5/10/chartex" xmlns:cx5="http://schemas.microsoft.com/office/drawing/2016/5/11/chartex" xmlns:cx6="http://schemas.microsoft.com/office/drawing/2016/5/12/chartex" xmlns:cx7="http://schemas.microsoft.com/office/drawing/2016/5/13/chartex" xmlns:cx8="http://schemas.microsoft.com/office/drawing/2016/5/14/chartex" xmlns:mc="http://schemas.openxmlformats.org/markup-compatibility/2006" xmlns:aink="http://schemas.microsoft.com/office/drawing/2016/ink" xmlns:am3d="http://schemas.microsoft.com/office/drawing/2017/model3d" xmlns:o="urn:schemas-microsoft-com:office:office" xmlns:oel="http://schemas.microsoft.com/office/2019/extlst" xmlns:r="http://schemas.openxmlformats.org/officeDocument/2006/relationships" xmlns:m="http://schemas.openxmlformats.org/officeDocument/2006/math" xmlns:v="urn:schemas-microsoft-com:vml" xmlns:wp14="http://schemas.microsoft.com/office/word/2010/wordprocessingDrawing" xmlns:wp="http://schemas.openxmlformats.org/drawingml/2006/wordprocessingDrawing" xmlns:w10="urn:schemas-microsoft-com:office:word" xmlns:w="http://schemas.openxmlformats.org/wordprocessingml/2006/main" xmlns:w14="http://schemas.microsoft.com/office/word/2010/wordml" xmlns:w15="http://schemas.microsoft.com/office/word/2012/wordml" xmlns:w16cex="http://schemas.microsoft.com/office/word/2018/wordml/cex" xmlns:w16cid="http://schemas.microsoft.com/office/word/2016/wordml/cid" xmlns:w16="http://schemas.microsoft.com/office/word/2018/wordml" xmlns:w16du="http://schemas.microsoft.com/office/word/2023/wordml/word16du" xmlns:w16sdtdh="http://schemas.microsoft.com/office/word/2020/wordml/sdtdatahash" xmlns:w16se="http://schemas.microsoft.com/office/word/2015/wordml/symex" xmlns:wpg="http://schemas.microsoft.com/office/word/2010/wordprocessingGroup" xmlns:wpi="http://schemas.microsoft.com/office/word/2010/wordprocessingInk" xmlns:wne="http://schemas.microsoft.com/office/word/2006/wordml" xmlns:wps="http://schemas.microsoft.com/office/word/2010/wordprocessingShape" mc:Ignorable="w14 w15 w16se w16cid w16 w16cex w16sdtdh w16du wp14">
+<w:ftr xmlns:wpc="http://schemas.microsoft.com/office/word/2010/wordprocessingCanvas" xmlns:cx="http://schemas.microsoft.com/office/drawing/2014/chartex" xmlns:cx1="http://schemas.microsoft.com/office/drawing/2015/9/8/chartex" xmlns:cx2="http://schemas.microsoft.com/office/drawing/2015/10/21/chartex" xmlns:cx3="http://schemas.microsoft.com/office/drawing/2016/5/9/chartex" xmlns:cx4="http://schemas.microsoft.com/office/drawing/2016/5/10/chartex" xmlns:cx5="http://schemas.microsoft.com/office/drawing/2016/5/11/chartex" xmlns:cx6="http://schemas.microsoft.com/office/drawing/2016/5/12/chartex" xmlns:cx7="http://schemas.microsoft.com/office/drawing/2016/5/13/chartex" xmlns:cx8="http://schemas.microsoft.com/office/drawing/2016/5/14/chartex" xmlns:mc="http://schemas.openxmlformats.org/markup-compatibility/2006" xmlns:aink="http://schemas.microsoft.com/office/drawing/2016/ink" xmlns:am3d="http://schemas.microsoft.com/office/drawing/2017/model3d" xmlns:o="urn:schemas-microsoft-com:office:office" xmlns:oel="http://schemas.microsoft.com/office/2019/extlst" xmlns:r="http://schemas.openxmlformats.org/officeDocument/2006/relationships" xmlns:m="http://schemas.openxmlformats.org/officeDocument/2006/math" xmlns:v="urn:schemas-microsoft-com:vml" xmlns:wp14="http://schemas.microsoft.com/office/word/2010/wordprocessingDrawing" xmlns:wp="http://schemas.openxmlformats.org/drawingml/2006/wordprocessingDrawing" xmlns:w10="urn:schemas-microsoft-com:office:word" xmlns:w="http://schemas.openxmlformats.org/wordprocessingml/2006/main" xmlns:w14="http://schemas.microsoft.com/office/word/2010/wordml" xmlns:w15="http://schemas.microsoft.com/office/word/2012/wordml" xmlns:w16cex="http://schemas.microsoft.com/office/word/2018/wordml/cex" xmlns:w16cid="http://schemas.microsoft.com/office/word/2016/wordml/cid" xmlns:w16="http://schemas.microsoft.com/office/word/2018/wordml" xmlns:w16du="http://schemas.microsoft.com/office/word/2023/wordml/word16du" xmlns:w16sdtdh="http://schemas.microsoft.com/office/word/2020/wordml/sdtdatahash" xmlns:w16sdtfl="http://schemas.microsoft.com/office/word/2024/wordml/sdtformatlock" xmlns:w16se="http://schemas.microsoft.com/office/word/2015/wordml/symex" xmlns:wpg="http://schemas.microsoft.com/office/word/2010/wordprocessingGroup" xmlns:wpi="http://schemas.microsoft.com/office/word/2010/wordprocessingInk" xmlns:wne="http://schemas.microsoft.com/office/word/2006/wordml" xmlns:wps="http://schemas.microsoft.com/office/word/2010/wordprocessingShape" mc:Ignorable="w14 w15 w16se w16cid w16 w16cex w16sdtdh w16sdtfl w16du wp14">
   <w:sdt>
     <w:sdtPr>
       <w:id w:val="-395980860"/>
@@ -40996,7 +41292,7 @@
 </file>
 
 <file path=word/footnotes.xml><?xml version="1.0" encoding="utf-8"?>
-<w:footnotes xmlns:wpc="http://schemas.microsoft.com/office/word/2010/wordprocessingCanvas" xmlns:cx="http://schemas.microsoft.com/office/drawing/2014/chartex" xmlns:cx1="http://schemas.microsoft.com/office/drawing/2015/9/8/chartex" xmlns:cx2="http://schemas.microsoft.com/office/drawing/2015/10/21/chartex" xmlns:cx3="http://schemas.microsoft.com/office/drawing/2016/5/9/chartex" xmlns:cx4="http://schemas.microsoft.com/office/drawing/2016/5/10/chartex" xmlns:cx5="http://schemas.microsoft.com/office/drawing/2016/5/11/chartex" xmlns:cx6="http://schemas.microsoft.com/office/drawing/2016/5/12/chartex" xmlns:cx7="http://schemas.microsoft.com/office/drawing/2016/5/13/chartex" xmlns:cx8="http://schemas.microsoft.com/office/drawing/2016/5/14/chartex" xmlns:mc="http://schemas.openxmlformats.org/markup-compatibility/2006" xmlns:aink="http://schemas.microsoft.com/office/drawing/2016/ink" xmlns:am3d="http://schemas.microsoft.com/office/drawing/2017/model3d" xmlns:o="urn:schemas-microsoft-com:office:office" xmlns:oel="http://schemas.microsoft.com/office/2019/extlst" xmlns:r="http://schemas.openxmlformats.org/officeDocument/2006/relationships" xmlns:m="http://schemas.openxmlformats.org/officeDocument/2006/math" xmlns:v="urn:schemas-microsoft-com:vml" xmlns:wp14="http://schemas.microsoft.com/office/word/2010/wordprocessingDrawing" xmlns:wp="http://schemas.openxmlformats.org/drawingml/2006/wordprocessingDrawing" xmlns:w10="urn:schemas-microsoft-com:office:word" xmlns:w="http://schemas.openxmlformats.org/wordprocessingml/2006/main" xmlns:w14="http://schemas.microsoft.com/office/word/2010/wordml" xmlns:w15="http://schemas.microsoft.com/office/word/2012/wordml" xmlns:w16cex="http://schemas.microsoft.com/office/word/2018/wordml/cex" xmlns:w16cid="http://schemas.microsoft.com/office/word/2016/wordml/cid" xmlns:w16="http://schemas.microsoft.com/office/word/2018/wordml" xmlns:w16du="http://schemas.microsoft.com/office/word/2023/wordml/word16du" xmlns:w16sdtdh="http://schemas.microsoft.com/office/word/2020/wordml/sdtdatahash" xmlns:w16se="http://schemas.microsoft.com/office/word/2015/wordml/symex" xmlns:wpg="http://schemas.microsoft.com/office/word/2010/wordprocessingGroup" xmlns:wpi="http://schemas.microsoft.com/office/word/2010/wordprocessingInk" xmlns:wne="http://schemas.microsoft.com/office/word/2006/wordml" xmlns:wps="http://schemas.microsoft.com/office/word/2010/wordprocessingShape" mc:Ignorable="w14 w15 w16se w16cid w16 w16cex w16sdtdh w16du wp14">
+<w:footnotes xmlns:wpc="http://schemas.microsoft.com/office/word/2010/wordprocessingCanvas" xmlns:cx="http://schemas.microsoft.com/office/drawing/2014/chartex" xmlns:cx1="http://schemas.microsoft.com/office/drawing/2015/9/8/chartex" xmlns:cx2="http://schemas.microsoft.com/office/drawing/2015/10/21/chartex" xmlns:cx3="http://schemas.microsoft.com/office/drawing/2016/5/9/chartex" xmlns:cx4="http://schemas.microsoft.com/office/drawing/2016/5/10/chartex" xmlns:cx5="http://schemas.microsoft.com/office/drawing/2016/5/11/chartex" xmlns:cx6="http://schemas.microsoft.com/office/drawing/2016/5/12/chartex" xmlns:cx7="http://schemas.microsoft.com/office/drawing/2016/5/13/chartex" xmlns:cx8="http://schemas.microsoft.com/office/drawing/2016/5/14/chartex" xmlns:mc="http://schemas.openxmlformats.org/markup-compatibility/2006" xmlns:aink="http://schemas.microsoft.com/office/drawing/2016/ink" xmlns:am3d="http://schemas.microsoft.com/office/drawing/2017/model3d" xmlns:o="urn:schemas-microsoft-com:office:office" xmlns:oel="http://schemas.microsoft.com/office/2019/extlst" xmlns:r="http://schemas.openxmlformats.org/officeDocument/2006/relationships" xmlns:m="http://schemas.openxmlformats.org/officeDocument/2006/math" xmlns:v="urn:schemas-microsoft-com:vml" xmlns:wp14="http://schemas.microsoft.com/office/word/2010/wordprocessingDrawing" xmlns:wp="http://schemas.openxmlformats.org/drawingml/2006/wordprocessingDrawing" xmlns:w10="urn:schemas-microsoft-com:office:word" xmlns:w="http://schemas.openxmlformats.org/wordprocessingml/2006/main" xmlns:w14="http://schemas.microsoft.com/office/word/2010/wordml" xmlns:w15="http://schemas.microsoft.com/office/word/2012/wordml" xmlns:w16cex="http://schemas.microsoft.com/office/word/2018/wordml/cex" xmlns:w16cid="http://schemas.microsoft.com/office/word/2016/wordml/cid" xmlns:w16="http://schemas.microsoft.com/office/word/2018/wordml" xmlns:w16du="http://schemas.microsoft.com/office/word/2023/wordml/word16du" xmlns:w16sdtdh="http://schemas.microsoft.com/office/word/2020/wordml/sdtdatahash" xmlns:w16sdtfl="http://schemas.microsoft.com/office/word/2024/wordml/sdtformatlock" xmlns:w16se="http://schemas.microsoft.com/office/word/2015/wordml/symex" xmlns:wpg="http://schemas.microsoft.com/office/word/2010/wordprocessingGroup" xmlns:wpi="http://schemas.microsoft.com/office/word/2010/wordprocessingInk" xmlns:wne="http://schemas.microsoft.com/office/word/2006/wordml" xmlns:wps="http://schemas.microsoft.com/office/word/2010/wordprocessingShape" mc:Ignorable="w14 w15 w16se w16cid w16 w16cex w16sdtdh w16sdtfl w16du wp14">
   <w:footnote w:type="separator" w:id="-1">
     <w:p>
       <w:pPr>
@@ -41021,237 +41317,196 @@
 </file>
 
 <file path=word/numbering.xml><?xml version="1.0" encoding="utf-8"?>
-<w:numbering xmlns:wpc="http://schemas.microsoft.com/office/word/2010/wordprocessingCanvas" xmlns:cx="http://schemas.microsoft.com/office/drawing/2014/chartex" xmlns:cx1="http://schemas.microsoft.com/office/drawing/2015/9/8/chartex" xmlns:cx2="http://schemas.microsoft.com/office/drawing/2015/10/21/chartex" xmlns:cx3="http://schemas.microsoft.com/office/drawing/2016/5/9/chartex" xmlns:cx4="http://schemas.microsoft.com/office/drawing/2016/5/10/chartex" xmlns:cx5="http://schemas.microsoft.com/office/drawing/2016/5/11/chartex" xmlns:cx6="http://schemas.microsoft.com/office/drawing/2016/5/12/chartex" xmlns:cx7="http://schemas.microsoft.com/office/drawing/2016/5/13/chartex" xmlns:cx8="http://schemas.microsoft.com/office/drawing/2016/5/14/chartex" xmlns:mc="http://schemas.openxmlformats.org/markup-compatibility/2006" xmlns:aink="http://schemas.microsoft.com/office/drawing/2016/ink" xmlns:am3d="http://schemas.microsoft.com/office/drawing/2017/model3d" xmlns:o="urn:schemas-microsoft-com:office:office" xmlns:oel="http://schemas.microsoft.com/office/2019/extlst" xmlns:r="http://schemas.openxmlformats.org/officeDocument/2006/relationships" xmlns:m="http://schemas.openxmlformats.org/officeDocument/2006/math" xmlns:v="urn:schemas-microsoft-com:vml" xmlns:wp14="http://schemas.microsoft.com/office/word/2010/wordprocessingDrawing" xmlns:wp="http://schemas.openxmlformats.org/drawingml/2006/wordprocessingDrawing" xmlns:w10="urn:schemas-microsoft-com:office:word" xmlns:w="http://schemas.openxmlformats.org/wordprocessingml/2006/main" xmlns:w14="http://schemas.microsoft.com/office/word/2010/wordml" xmlns:w15="http://schemas.microsoft.com/office/word/2012/wordml" xmlns:w16cex="http://schemas.microsoft.com/office/word/2018/wordml/cex" xmlns:w16cid="http://schemas.microsoft.com/office/word/2016/wordml/cid" xmlns:w16="http://schemas.microsoft.com/office/word/2018/wordml" xmlns:w16du="http://schemas.microsoft.com/office/word/2023/wordml/word16du" xmlns:w16sdtdh="http://schemas.microsoft.com/office/word/2020/wordml/sdtdatahash" xmlns:w16se="http://schemas.microsoft.com/office/word/2015/wordml/symex" xmlns:wpg="http://schemas.microsoft.com/office/word/2010/wordprocessingGroup" xmlns:wpi="http://schemas.microsoft.com/office/word/2010/wordprocessingInk" xmlns:wne="http://schemas.microsoft.com/office/word/2006/wordml" xmlns:wps="http://schemas.microsoft.com/office/word/2010/wordprocessingShape" mc:Ignorable="w14 w15 w16se w16cid w16 w16cex w16sdtdh w16du wp14">
+<w:numbering xmlns:wpc="http://schemas.microsoft.com/office/word/2010/wordprocessingCanvas" xmlns:cx="http://schemas.microsoft.com/office/drawing/2014/chartex" xmlns:cx1="http://schemas.microsoft.com/office/drawing/2015/9/8/chartex" xmlns:cx2="http://schemas.microsoft.com/office/drawing/2015/10/21/chartex" xmlns:cx3="http://schemas.microsoft.com/office/drawing/2016/5/9/chartex" xmlns:cx4="http://schemas.microsoft.com/office/drawing/2016/5/10/chartex" xmlns:cx5="http://schemas.microsoft.com/office/drawing/2016/5/11/chartex" xmlns:cx6="http://schemas.microsoft.com/office/drawing/2016/5/12/chartex" xmlns:cx7="http://schemas.microsoft.com/office/drawing/2016/5/13/chartex" xmlns:cx8="http://schemas.microsoft.com/office/drawing/2016/5/14/chartex" xmlns:mc="http://schemas.openxmlformats.org/markup-compatibility/2006" xmlns:aink="http://schemas.microsoft.com/office/drawing/2016/ink" xmlns:am3d="http://schemas.microsoft.com/office/drawing/2017/model3d" xmlns:o="urn:schemas-microsoft-com:office:office" xmlns:oel="http://schemas.microsoft.com/office/2019/extlst" xmlns:r="http://schemas.openxmlformats.org/officeDocument/2006/relationships" xmlns:m="http://schemas.openxmlformats.org/officeDocument/2006/math" xmlns:v="urn:schemas-microsoft-com:vml" xmlns:wp14="http://schemas.microsoft.com/office/word/2010/wordprocessingDrawing" xmlns:wp="http://schemas.openxmlformats.org/drawingml/2006/wordprocessingDrawing" xmlns:w10="urn:schemas-microsoft-com:office:word" xmlns:w="http://schemas.openxmlformats.org/wordprocessingml/2006/main" xmlns:w14="http://schemas.microsoft.com/office/word/2010/wordml" xmlns:w15="http://schemas.microsoft.com/office/word/2012/wordml" xmlns:w16cex="http://schemas.microsoft.com/office/word/2018/wordml/cex" xmlns:w16cid="http://schemas.microsoft.com/office/word/2016/wordml/cid" xmlns:w16="http://schemas.microsoft.com/office/word/2018/wordml" xmlns:w16du="http://schemas.microsoft.com/office/word/2023/wordml/word16du" xmlns:w16sdtdh="http://schemas.microsoft.com/office/word/2020/wordml/sdtdatahash" xmlns:w16sdtfl="http://schemas.microsoft.com/office/word/2024/wordml/sdtformatlock" xmlns:w16se="http://schemas.microsoft.com/office/word/2015/wordml/symex" xmlns:wpg="http://schemas.microsoft.com/office/word/2010/wordprocessingGroup" xmlns:wpi="http://schemas.microsoft.com/office/word/2010/wordprocessingInk" xmlns:wne="http://schemas.microsoft.com/office/word/2006/wordml" xmlns:wps="http://schemas.microsoft.com/office/word/2010/wordprocessingShape" mc:Ignorable="w14 w15 w16se w16cid w16 w16cex w16sdtdh w16sdtfl w16du wp14">
   <w:abstractNum w:abstractNumId="0" w15:restartNumberingAfterBreak="0">
-    <w:nsid w:val="00AE48D1"/>
+    <w:nsid w:val="11CD06A0"/>
     <w:multiLevelType w:val="hybridMultilevel"/>
-    <w:tmpl w:val="E3DE6DBE"/>
-    <w:lvl w:ilvl="0" w:tplc="F64C4F92">
+    <w:tmpl w:val="78FE3A20"/>
+    <w:lvl w:ilvl="0" w:tplc="ED126E64">
+      <w:start w:val="1"/>
+      <w:numFmt w:val="decimalEnclosedCircle"/>
+      <w:lvlText w:val="%1"/>
+      <w:lvlJc w:val="left"/>
+      <w:pPr>
+        <w:ind w:left="1520" w:hanging="360"/>
+      </w:pPr>
+      <w:rPr>
+        <w:rFonts w:asciiTheme="minorEastAsia" w:hAnsiTheme="minorEastAsia" w:hint="eastAsia"/>
+      </w:rPr>
+    </w:lvl>
+    <w:lvl w:ilvl="1" w:tplc="04090019" w:tentative="1">
+      <w:start w:val="1"/>
+      <w:numFmt w:val="upperLetter"/>
+      <w:lvlText w:val="%2."/>
+      <w:lvlJc w:val="left"/>
+      <w:pPr>
+        <w:ind w:left="2040" w:hanging="440"/>
+      </w:pPr>
+    </w:lvl>
+    <w:lvl w:ilvl="2" w:tplc="0409001B" w:tentative="1">
+      <w:start w:val="1"/>
+      <w:numFmt w:val="lowerRoman"/>
+      <w:lvlText w:val="%3."/>
+      <w:lvlJc w:val="right"/>
+      <w:pPr>
+        <w:ind w:left="2480" w:hanging="440"/>
+      </w:pPr>
+    </w:lvl>
+    <w:lvl w:ilvl="3" w:tplc="0409000F" w:tentative="1">
+      <w:start w:val="1"/>
+      <w:numFmt w:val="decimal"/>
+      <w:lvlText w:val="%4."/>
+      <w:lvlJc w:val="left"/>
+      <w:pPr>
+        <w:ind w:left="2920" w:hanging="440"/>
+      </w:pPr>
+    </w:lvl>
+    <w:lvl w:ilvl="4" w:tplc="04090019" w:tentative="1">
+      <w:start w:val="1"/>
+      <w:numFmt w:val="upperLetter"/>
+      <w:lvlText w:val="%5."/>
+      <w:lvlJc w:val="left"/>
+      <w:pPr>
+        <w:ind w:left="3360" w:hanging="440"/>
+      </w:pPr>
+    </w:lvl>
+    <w:lvl w:ilvl="5" w:tplc="0409001B" w:tentative="1">
+      <w:start w:val="1"/>
+      <w:numFmt w:val="lowerRoman"/>
+      <w:lvlText w:val="%6."/>
+      <w:lvlJc w:val="right"/>
+      <w:pPr>
+        <w:ind w:left="3800" w:hanging="440"/>
+      </w:pPr>
+    </w:lvl>
+    <w:lvl w:ilvl="6" w:tplc="0409000F" w:tentative="1">
+      <w:start w:val="1"/>
+      <w:numFmt w:val="decimal"/>
+      <w:lvlText w:val="%7."/>
+      <w:lvlJc w:val="left"/>
+      <w:pPr>
+        <w:ind w:left="4240" w:hanging="440"/>
+      </w:pPr>
+    </w:lvl>
+    <w:lvl w:ilvl="7" w:tplc="04090019" w:tentative="1">
+      <w:start w:val="1"/>
+      <w:numFmt w:val="upperLetter"/>
+      <w:lvlText w:val="%8."/>
+      <w:lvlJc w:val="left"/>
+      <w:pPr>
+        <w:ind w:left="4680" w:hanging="440"/>
+      </w:pPr>
+    </w:lvl>
+    <w:lvl w:ilvl="8" w:tplc="0409001B" w:tentative="1">
+      <w:start w:val="1"/>
+      <w:numFmt w:val="lowerRoman"/>
+      <w:lvlText w:val="%9."/>
+      <w:lvlJc w:val="right"/>
+      <w:pPr>
+        <w:ind w:left="5120" w:hanging="440"/>
+      </w:pPr>
+    </w:lvl>
+  </w:abstractNum>
+  <w:abstractNum w:abstractNumId="1" w15:restartNumberingAfterBreak="0">
+    <w:nsid w:val="18397FD4"/>
+    <w:multiLevelType w:val="hybridMultilevel"/>
+    <w:tmpl w:val="923EF020"/>
+    <w:lvl w:ilvl="0" w:tplc="04F44228">
+      <w:start w:val="1"/>
+      <w:numFmt w:val="decimal"/>
+      <w:lvlText w:val="%1."/>
+      <w:lvlJc w:val="left"/>
+      <w:pPr>
+        <w:ind w:left="1160" w:hanging="360"/>
+      </w:pPr>
+      <w:rPr>
+        <w:rFonts w:hint="default"/>
+      </w:rPr>
+    </w:lvl>
+    <w:lvl w:ilvl="1" w:tplc="7BC6CA5C">
+      <w:start w:val="1"/>
+      <w:numFmt w:val="decimalEnclosedCircle"/>
+      <w:lvlText w:val="%2"/>
+      <w:lvlJc w:val="left"/>
+      <w:pPr>
+        <w:ind w:left="1600" w:hanging="360"/>
+      </w:pPr>
+      <w:rPr>
+        <w:rFonts w:asciiTheme="minorEastAsia" w:hAnsiTheme="minorEastAsia" w:hint="default"/>
+      </w:rPr>
+    </w:lvl>
+    <w:lvl w:ilvl="2" w:tplc="0409001B">
+      <w:start w:val="1"/>
+      <w:numFmt w:val="lowerRoman"/>
+      <w:lvlText w:val="%3."/>
+      <w:lvlJc w:val="right"/>
+      <w:pPr>
+        <w:ind w:left="2120" w:hanging="440"/>
+      </w:pPr>
+    </w:lvl>
+    <w:lvl w:ilvl="3" w:tplc="A5EE3A7A">
+      <w:start w:val="11"/>
       <w:numFmt w:val="bullet"/>
       <w:lvlText w:val="-"/>
       <w:lvlJc w:val="left"/>
       <w:pPr>
-        <w:ind w:left="800" w:hanging="360"/>
+        <w:ind w:left="2480" w:hanging="360"/>
       </w:pPr>
       <w:rPr>
         <w:rFonts w:ascii="나눔고딕" w:eastAsia="나눔고딕" w:hAnsi="나눔고딕" w:cstheme="minorBidi" w:hint="eastAsia"/>
       </w:rPr>
     </w:lvl>
-    <w:lvl w:ilvl="1" w:tplc="04090003" w:tentative="1">
+    <w:lvl w:ilvl="4" w:tplc="04090019" w:tentative="1">
       <w:start w:val="1"/>
-      <w:numFmt w:val="bullet"/>
-      <w:lvlText w:val=""/>
+      <w:numFmt w:val="upperLetter"/>
+      <w:lvlText w:val="%5."/>
       <w:lvlJc w:val="left"/>
       <w:pPr>
-        <w:ind w:left="1320" w:hanging="440"/>
-      </w:pPr>
-      <w:rPr>
-        <w:rFonts w:ascii="Wingdings" w:hAnsi="Wingdings" w:hint="default"/>
-      </w:rPr>
+        <w:ind w:left="3000" w:hanging="440"/>
+      </w:pPr>
     </w:lvl>
-    <w:lvl w:ilvl="2" w:tplc="04090005" w:tentative="1">
+    <w:lvl w:ilvl="5" w:tplc="0409001B" w:tentative="1">
       <w:start w:val="1"/>
-      <w:numFmt w:val="bullet"/>
-      <w:lvlText w:val=""/>
+      <w:numFmt w:val="lowerRoman"/>
+      <w:lvlText w:val="%6."/>
+      <w:lvlJc w:val="right"/>
+      <w:pPr>
+        <w:ind w:left="3440" w:hanging="440"/>
+      </w:pPr>
+    </w:lvl>
+    <w:lvl w:ilvl="6" w:tplc="0409000F" w:tentative="1">
+      <w:start w:val="1"/>
+      <w:numFmt w:val="decimal"/>
+      <w:lvlText w:val="%7."/>
       <w:lvlJc w:val="left"/>
       <w:pPr>
-        <w:ind w:left="1760" w:hanging="440"/>
-      </w:pPr>
-      <w:rPr>
-        <w:rFonts w:ascii="Wingdings" w:hAnsi="Wingdings" w:hint="default"/>
-      </w:rPr>
+        <w:ind w:left="3880" w:hanging="440"/>
+      </w:pPr>
     </w:lvl>
-    <w:lvl w:ilvl="3" w:tplc="04090001" w:tentative="1">
+    <w:lvl w:ilvl="7" w:tplc="04090019" w:tentative="1">
       <w:start w:val="1"/>
-      <w:numFmt w:val="bullet"/>
-      <w:lvlText w:val=""/>
+      <w:numFmt w:val="upperLetter"/>
+      <w:lvlText w:val="%8."/>
       <w:lvlJc w:val="left"/>
       <w:pPr>
-        <w:ind w:left="2200" w:hanging="440"/>
-      </w:pPr>
-      <w:rPr>
-        <w:rFonts w:ascii="Wingdings" w:hAnsi="Wingdings" w:hint="default"/>
-      </w:rPr>
+        <w:ind w:left="4320" w:hanging="440"/>
+      </w:pPr>
     </w:lvl>
-    <w:lvl w:ilvl="4" w:tplc="04090003" w:tentative="1">
+    <w:lvl w:ilvl="8" w:tplc="0409001B" w:tentative="1">
       <w:start w:val="1"/>
-      <w:numFmt w:val="bullet"/>
-      <w:lvlText w:val=""/>
-      <w:lvlJc w:val="left"/>
-      <w:pPr>
-        <w:ind w:left="2640" w:hanging="440"/>
-      </w:pPr>
-      <w:rPr>
-        <w:rFonts w:ascii="Wingdings" w:hAnsi="Wingdings" w:hint="default"/>
-      </w:rPr>
-    </w:lvl>
-    <w:lvl w:ilvl="5" w:tplc="04090005" w:tentative="1">
-      <w:start w:val="1"/>
-      <w:numFmt w:val="bullet"/>
-      <w:lvlText w:val=""/>
-      <w:lvlJc w:val="left"/>
-      <w:pPr>
-        <w:ind w:left="3080" w:hanging="440"/>
-      </w:pPr>
-      <w:rPr>
-        <w:rFonts w:ascii="Wingdings" w:hAnsi="Wingdings" w:hint="default"/>
-      </w:rPr>
-    </w:lvl>
-    <w:lvl w:ilvl="6" w:tplc="04090001" w:tentative="1">
-      <w:start w:val="1"/>
-      <w:numFmt w:val="bullet"/>
-      <w:lvlText w:val=""/>
-      <w:lvlJc w:val="left"/>
-      <w:pPr>
-        <w:ind w:left="3520" w:hanging="440"/>
-      </w:pPr>
-      <w:rPr>
-        <w:rFonts w:ascii="Wingdings" w:hAnsi="Wingdings" w:hint="default"/>
-      </w:rPr>
-    </w:lvl>
-    <w:lvl w:ilvl="7" w:tplc="04090003" w:tentative="1">
-      <w:start w:val="1"/>
-      <w:numFmt w:val="bullet"/>
-      <w:lvlText w:val=""/>
-      <w:lvlJc w:val="left"/>
-      <w:pPr>
-        <w:ind w:left="3960" w:hanging="440"/>
-      </w:pPr>
-      <w:rPr>
-        <w:rFonts w:ascii="Wingdings" w:hAnsi="Wingdings" w:hint="default"/>
-      </w:rPr>
-    </w:lvl>
-    <w:lvl w:ilvl="8" w:tplc="04090005" w:tentative="1">
-      <w:start w:val="1"/>
-      <w:numFmt w:val="bullet"/>
-      <w:lvlText w:val=""/>
-      <w:lvlJc w:val="left"/>
-      <w:pPr>
-        <w:ind w:left="4400" w:hanging="440"/>
-      </w:pPr>
-      <w:rPr>
-        <w:rFonts w:ascii="Wingdings" w:hAnsi="Wingdings" w:hint="default"/>
-      </w:rPr>
-    </w:lvl>
-  </w:abstractNum>
-  <w:abstractNum w:abstractNumId="1" w15:restartNumberingAfterBreak="0">
-    <w:nsid w:val="01D749F0"/>
-    <w:multiLevelType w:val="hybridMultilevel"/>
-    <w:tmpl w:val="1D5CD0D2"/>
-    <w:lvl w:ilvl="0" w:tplc="EA36CE20">
-      <w:start w:val="2"/>
-      <w:numFmt w:val="bullet"/>
-      <w:lvlText w:val="-"/>
-      <w:lvlJc w:val="left"/>
-      <w:pPr>
-        <w:ind w:left="800" w:hanging="360"/>
-      </w:pPr>
-      <w:rPr>
-        <w:rFonts w:ascii="맑은 고딕" w:eastAsia="맑은 고딕" w:hAnsi="맑은 고딕" w:cstheme="minorBidi" w:hint="eastAsia"/>
-      </w:rPr>
-    </w:lvl>
-    <w:lvl w:ilvl="1" w:tplc="04090003" w:tentative="1">
-      <w:start w:val="1"/>
-      <w:numFmt w:val="bullet"/>
-      <w:lvlText w:val=""/>
-      <w:lvlJc w:val="left"/>
-      <w:pPr>
-        <w:ind w:left="1320" w:hanging="440"/>
-      </w:pPr>
-      <w:rPr>
-        <w:rFonts w:ascii="Wingdings" w:hAnsi="Wingdings" w:hint="default"/>
-      </w:rPr>
-    </w:lvl>
-    <w:lvl w:ilvl="2" w:tplc="04090005" w:tentative="1">
-      <w:start w:val="1"/>
-      <w:numFmt w:val="bullet"/>
-      <w:lvlText w:val=""/>
-      <w:lvlJc w:val="left"/>
-      <w:pPr>
-        <w:ind w:left="1760" w:hanging="440"/>
-      </w:pPr>
-      <w:rPr>
-        <w:rFonts w:ascii="Wingdings" w:hAnsi="Wingdings" w:hint="default"/>
-      </w:rPr>
-    </w:lvl>
-    <w:lvl w:ilvl="3" w:tplc="04090001" w:tentative="1">
-      <w:start w:val="1"/>
-      <w:numFmt w:val="bullet"/>
-      <w:lvlText w:val=""/>
-      <w:lvlJc w:val="left"/>
-      <w:pPr>
-        <w:ind w:left="2200" w:hanging="440"/>
-      </w:pPr>
-      <w:rPr>
-        <w:rFonts w:ascii="Wingdings" w:hAnsi="Wingdings" w:hint="default"/>
-      </w:rPr>
-    </w:lvl>
-    <w:lvl w:ilvl="4" w:tplc="04090003" w:tentative="1">
-      <w:start w:val="1"/>
-      <w:numFmt w:val="bullet"/>
-      <w:lvlText w:val=""/>
-      <w:lvlJc w:val="left"/>
-      <w:pPr>
-        <w:ind w:left="2640" w:hanging="440"/>
-      </w:pPr>
-      <w:rPr>
-        <w:rFonts w:ascii="Wingdings" w:hAnsi="Wingdings" w:hint="default"/>
-      </w:rPr>
-    </w:lvl>
-    <w:lvl w:ilvl="5" w:tplc="04090005" w:tentative="1">
-      <w:start w:val="1"/>
-      <w:numFmt w:val="bullet"/>
-      <w:lvlText w:val=""/>
-      <w:lvlJc w:val="left"/>
-      <w:pPr>
-        <w:ind w:left="3080" w:hanging="440"/>
-      </w:pPr>
-      <w:rPr>
-        <w:rFonts w:ascii="Wingdings" w:hAnsi="Wingdings" w:hint="default"/>
-      </w:rPr>
-    </w:lvl>
-    <w:lvl w:ilvl="6" w:tplc="04090001" w:tentative="1">
-      <w:start w:val="1"/>
-      <w:numFmt w:val="bullet"/>
-      <w:lvlText w:val=""/>
-      <w:lvlJc w:val="left"/>
-      <w:pPr>
-        <w:ind w:left="3520" w:hanging="440"/>
-      </w:pPr>
-      <w:rPr>
-        <w:rFonts w:ascii="Wingdings" w:hAnsi="Wingdings" w:hint="default"/>
-      </w:rPr>
-    </w:lvl>
-    <w:lvl w:ilvl="7" w:tplc="04090003" w:tentative="1">
-      <w:start w:val="1"/>
-      <w:numFmt w:val="bullet"/>
-      <w:lvlText w:val=""/>
-      <w:lvlJc w:val="left"/>
-      <w:pPr>
-        <w:ind w:left="3960" w:hanging="440"/>
-      </w:pPr>
-      <w:rPr>
-        <w:rFonts w:ascii="Wingdings" w:hAnsi="Wingdings" w:hint="default"/>
-      </w:rPr>
-    </w:lvl>
-    <w:lvl w:ilvl="8" w:tplc="04090005" w:tentative="1">
-      <w:start w:val="1"/>
-      <w:numFmt w:val="bullet"/>
-      <w:lvlText w:val=""/>
-      <w:lvlJc w:val="left"/>
-      <w:pPr>
-        <w:ind w:left="4400" w:hanging="440"/>
-      </w:pPr>
-      <w:rPr>
-        <w:rFonts w:ascii="Wingdings" w:hAnsi="Wingdings" w:hint="default"/>
-      </w:rPr>
+      <w:numFmt w:val="lowerRoman"/>
+      <w:lvlText w:val="%9."/>
+      <w:lvlJc w:val="right"/>
+      <w:pPr>
+        <w:ind w:left="4760" w:hanging="440"/>
+      </w:pPr>
     </w:lvl>
   </w:abstractNum>
   <w:abstractNum w:abstractNumId="2" w15:restartNumberingAfterBreak="0">
-    <w:nsid w:val="04A26CED"/>
+    <w:nsid w:val="473B54FE"/>
     <w:multiLevelType w:val="hybridMultilevel"/>
-    <w:tmpl w:val="B3CADCE4"/>
-    <w:lvl w:ilvl="0" w:tplc="DB865218">
+    <w:tmpl w:val="9D2E8F78"/>
+    <w:lvl w:ilvl="0" w:tplc="B510D874">
       <w:start w:val="1"/>
       <w:numFmt w:val="decimal"/>
       <w:lvlText w:val="%1."/>
@@ -41336,5246 +41591,21 @@
       </w:pPr>
     </w:lvl>
   </w:abstractNum>
-  <w:abstractNum w:abstractNumId="3" w15:restartNumberingAfterBreak="0">
-    <w:nsid w:val="06784CFB"/>
-    <w:multiLevelType w:val="hybridMultilevel"/>
-    <w:tmpl w:val="112AC930"/>
-    <w:lvl w:ilvl="0" w:tplc="12743CF0">
-      <w:numFmt w:val="bullet"/>
-      <w:lvlText w:val="-"/>
-      <w:lvlJc w:val="left"/>
-      <w:pPr>
-        <w:ind w:left="800" w:hanging="360"/>
-      </w:pPr>
-      <w:rPr>
-        <w:rFonts w:ascii="나눔고딕" w:eastAsia="나눔고딕" w:hAnsi="나눔고딕" w:cstheme="minorBidi" w:hint="eastAsia"/>
-      </w:rPr>
-    </w:lvl>
-    <w:lvl w:ilvl="1" w:tplc="04090003" w:tentative="1">
-      <w:start w:val="1"/>
-      <w:numFmt w:val="bullet"/>
-      <w:lvlText w:val=""/>
-      <w:lvlJc w:val="left"/>
-      <w:pPr>
-        <w:ind w:left="1320" w:hanging="440"/>
-      </w:pPr>
-      <w:rPr>
-        <w:rFonts w:ascii="Wingdings" w:hAnsi="Wingdings" w:hint="default"/>
-      </w:rPr>
-    </w:lvl>
-    <w:lvl w:ilvl="2" w:tplc="04090005" w:tentative="1">
-      <w:start w:val="1"/>
-      <w:numFmt w:val="bullet"/>
-      <w:lvlText w:val=""/>
-      <w:lvlJc w:val="left"/>
-      <w:pPr>
-        <w:ind w:left="1760" w:hanging="440"/>
-      </w:pPr>
-      <w:rPr>
-        <w:rFonts w:ascii="Wingdings" w:hAnsi="Wingdings" w:hint="default"/>
-      </w:rPr>
-    </w:lvl>
-    <w:lvl w:ilvl="3" w:tplc="04090001" w:tentative="1">
-      <w:start w:val="1"/>
-      <w:numFmt w:val="bullet"/>
-      <w:lvlText w:val=""/>
-      <w:lvlJc w:val="left"/>
-      <w:pPr>
-        <w:ind w:left="2200" w:hanging="440"/>
-      </w:pPr>
-      <w:rPr>
-        <w:rFonts w:ascii="Wingdings" w:hAnsi="Wingdings" w:hint="default"/>
-      </w:rPr>
-    </w:lvl>
-    <w:lvl w:ilvl="4" w:tplc="04090003" w:tentative="1">
-      <w:start w:val="1"/>
-      <w:numFmt w:val="bullet"/>
-      <w:lvlText w:val=""/>
-      <w:lvlJc w:val="left"/>
-      <w:pPr>
-        <w:ind w:left="2640" w:hanging="440"/>
-      </w:pPr>
-      <w:rPr>
-        <w:rFonts w:ascii="Wingdings" w:hAnsi="Wingdings" w:hint="default"/>
-      </w:rPr>
-    </w:lvl>
-    <w:lvl w:ilvl="5" w:tplc="04090005" w:tentative="1">
-      <w:start w:val="1"/>
-      <w:numFmt w:val="bullet"/>
-      <w:lvlText w:val=""/>
-      <w:lvlJc w:val="left"/>
-      <w:pPr>
-        <w:ind w:left="3080" w:hanging="440"/>
-      </w:pPr>
-      <w:rPr>
-        <w:rFonts w:ascii="Wingdings" w:hAnsi="Wingdings" w:hint="default"/>
-      </w:rPr>
-    </w:lvl>
-    <w:lvl w:ilvl="6" w:tplc="04090001" w:tentative="1">
-      <w:start w:val="1"/>
-      <w:numFmt w:val="bullet"/>
-      <w:lvlText w:val=""/>
-      <w:lvlJc w:val="left"/>
-      <w:pPr>
-        <w:ind w:left="3520" w:hanging="440"/>
-      </w:pPr>
-      <w:rPr>
-        <w:rFonts w:ascii="Wingdings" w:hAnsi="Wingdings" w:hint="default"/>
-      </w:rPr>
-    </w:lvl>
-    <w:lvl w:ilvl="7" w:tplc="04090003" w:tentative="1">
-      <w:start w:val="1"/>
-      <w:numFmt w:val="bullet"/>
-      <w:lvlText w:val=""/>
-      <w:lvlJc w:val="left"/>
-      <w:pPr>
-        <w:ind w:left="3960" w:hanging="440"/>
-      </w:pPr>
-      <w:rPr>
-        <w:rFonts w:ascii="Wingdings" w:hAnsi="Wingdings" w:hint="default"/>
-      </w:rPr>
-    </w:lvl>
-    <w:lvl w:ilvl="8" w:tplc="04090005" w:tentative="1">
-      <w:start w:val="1"/>
-      <w:numFmt w:val="bullet"/>
-      <w:lvlText w:val=""/>
-      <w:lvlJc w:val="left"/>
-      <w:pPr>
-        <w:ind w:left="4400" w:hanging="440"/>
-      </w:pPr>
-      <w:rPr>
-        <w:rFonts w:ascii="Wingdings" w:hAnsi="Wingdings" w:hint="default"/>
-      </w:rPr>
-    </w:lvl>
-  </w:abstractNum>
-  <w:abstractNum w:abstractNumId="4" w15:restartNumberingAfterBreak="0">
-    <w:nsid w:val="11CD06A0"/>
-    <w:multiLevelType w:val="hybridMultilevel"/>
-    <w:tmpl w:val="78FE3A20"/>
-    <w:lvl w:ilvl="0" w:tplc="ED126E64">
-      <w:start w:val="1"/>
-      <w:numFmt w:val="decimalEnclosedCircle"/>
-      <w:lvlText w:val="%1"/>
-      <w:lvlJc w:val="left"/>
-      <w:pPr>
-        <w:ind w:left="1520" w:hanging="360"/>
-      </w:pPr>
-      <w:rPr>
-        <w:rFonts w:asciiTheme="minorEastAsia" w:hAnsiTheme="minorEastAsia" w:hint="eastAsia"/>
-      </w:rPr>
-    </w:lvl>
-    <w:lvl w:ilvl="1" w:tplc="04090019" w:tentative="1">
-      <w:start w:val="1"/>
-      <w:numFmt w:val="upperLetter"/>
-      <w:lvlText w:val="%2."/>
-      <w:lvlJc w:val="left"/>
-      <w:pPr>
-        <w:ind w:left="2040" w:hanging="440"/>
-      </w:pPr>
-    </w:lvl>
-    <w:lvl w:ilvl="2" w:tplc="0409001B" w:tentative="1">
-      <w:start w:val="1"/>
-      <w:numFmt w:val="lowerRoman"/>
-      <w:lvlText w:val="%3."/>
-      <w:lvlJc w:val="right"/>
-      <w:pPr>
-        <w:ind w:left="2480" w:hanging="440"/>
-      </w:pPr>
-    </w:lvl>
-    <w:lvl w:ilvl="3" w:tplc="0409000F" w:tentative="1">
-      <w:start w:val="1"/>
-      <w:numFmt w:val="decimal"/>
-      <w:lvlText w:val="%4."/>
-      <w:lvlJc w:val="left"/>
-      <w:pPr>
-        <w:ind w:left="2920" w:hanging="440"/>
-      </w:pPr>
-    </w:lvl>
-    <w:lvl w:ilvl="4" w:tplc="04090019" w:tentative="1">
-      <w:start w:val="1"/>
-      <w:numFmt w:val="upperLetter"/>
-      <w:lvlText w:val="%5."/>
-      <w:lvlJc w:val="left"/>
-      <w:pPr>
-        <w:ind w:left="3360" w:hanging="440"/>
-      </w:pPr>
-    </w:lvl>
-    <w:lvl w:ilvl="5" w:tplc="0409001B" w:tentative="1">
-      <w:start w:val="1"/>
-      <w:numFmt w:val="lowerRoman"/>
-      <w:lvlText w:val="%6."/>
-      <w:lvlJc w:val="right"/>
-      <w:pPr>
-        <w:ind w:left="3800" w:hanging="440"/>
-      </w:pPr>
-    </w:lvl>
-    <w:lvl w:ilvl="6" w:tplc="0409000F" w:tentative="1">
-      <w:start w:val="1"/>
-      <w:numFmt w:val="decimal"/>
-      <w:lvlText w:val="%7."/>
-      <w:lvlJc w:val="left"/>
-      <w:pPr>
-        <w:ind w:left="4240" w:hanging="440"/>
-      </w:pPr>
-    </w:lvl>
-    <w:lvl w:ilvl="7" w:tplc="04090019" w:tentative="1">
-      <w:start w:val="1"/>
-      <w:numFmt w:val="upperLetter"/>
-      <w:lvlText w:val="%8."/>
-      <w:lvlJc w:val="left"/>
-      <w:pPr>
-        <w:ind w:left="4680" w:hanging="440"/>
-      </w:pPr>
-    </w:lvl>
-    <w:lvl w:ilvl="8" w:tplc="0409001B" w:tentative="1">
-      <w:start w:val="1"/>
-      <w:numFmt w:val="lowerRoman"/>
-      <w:lvlText w:val="%9."/>
-      <w:lvlJc w:val="right"/>
-      <w:pPr>
-        <w:ind w:left="5120" w:hanging="440"/>
-      </w:pPr>
-    </w:lvl>
-  </w:abstractNum>
-  <w:abstractNum w:abstractNumId="5" w15:restartNumberingAfterBreak="0">
-    <w:nsid w:val="14052CA4"/>
-    <w:multiLevelType w:val="hybridMultilevel"/>
-    <w:tmpl w:val="46BE36FE"/>
-    <w:lvl w:ilvl="0" w:tplc="EB80120A">
-      <w:numFmt w:val="bullet"/>
-      <w:lvlText w:val="-"/>
-      <w:lvlJc w:val="left"/>
-      <w:pPr>
-        <w:ind w:left="800" w:hanging="360"/>
-      </w:pPr>
-      <w:rPr>
-        <w:rFonts w:ascii="나눔고딕" w:eastAsia="나눔고딕" w:hAnsi="나눔고딕" w:cstheme="minorBidi" w:hint="eastAsia"/>
-      </w:rPr>
-    </w:lvl>
-    <w:lvl w:ilvl="1" w:tplc="04090003" w:tentative="1">
-      <w:start w:val="1"/>
-      <w:numFmt w:val="bullet"/>
-      <w:lvlText w:val=""/>
-      <w:lvlJc w:val="left"/>
-      <w:pPr>
-        <w:ind w:left="1320" w:hanging="440"/>
-      </w:pPr>
-      <w:rPr>
-        <w:rFonts w:ascii="Wingdings" w:hAnsi="Wingdings" w:hint="default"/>
-      </w:rPr>
-    </w:lvl>
-    <w:lvl w:ilvl="2" w:tplc="04090005" w:tentative="1">
-      <w:start w:val="1"/>
-      <w:numFmt w:val="bullet"/>
-      <w:lvlText w:val=""/>
-      <w:lvlJc w:val="left"/>
-      <w:pPr>
-        <w:ind w:left="1760" w:hanging="440"/>
-      </w:pPr>
-      <w:rPr>
-        <w:rFonts w:ascii="Wingdings" w:hAnsi="Wingdings" w:hint="default"/>
-      </w:rPr>
-    </w:lvl>
-    <w:lvl w:ilvl="3" w:tplc="04090001" w:tentative="1">
-      <w:start w:val="1"/>
-      <w:numFmt w:val="bullet"/>
-      <w:lvlText w:val=""/>
-      <w:lvlJc w:val="left"/>
-      <w:pPr>
-        <w:ind w:left="2200" w:hanging="440"/>
-      </w:pPr>
-      <w:rPr>
-        <w:rFonts w:ascii="Wingdings" w:hAnsi="Wingdings" w:hint="default"/>
-      </w:rPr>
-    </w:lvl>
-    <w:lvl w:ilvl="4" w:tplc="04090003" w:tentative="1">
-      <w:start w:val="1"/>
-      <w:numFmt w:val="bullet"/>
-      <w:lvlText w:val=""/>
-      <w:lvlJc w:val="left"/>
-      <w:pPr>
-        <w:ind w:left="2640" w:hanging="440"/>
-      </w:pPr>
-      <w:rPr>
-        <w:rFonts w:ascii="Wingdings" w:hAnsi="Wingdings" w:hint="default"/>
-      </w:rPr>
-    </w:lvl>
-    <w:lvl w:ilvl="5" w:tplc="04090005" w:tentative="1">
-      <w:start w:val="1"/>
-      <w:numFmt w:val="bullet"/>
-      <w:lvlText w:val=""/>
-      <w:lvlJc w:val="left"/>
-      <w:pPr>
-        <w:ind w:left="3080" w:hanging="440"/>
-      </w:pPr>
-      <w:rPr>
-        <w:rFonts w:ascii="Wingdings" w:hAnsi="Wingdings" w:hint="default"/>
-      </w:rPr>
-    </w:lvl>
-    <w:lvl w:ilvl="6" w:tplc="04090001" w:tentative="1">
-      <w:start w:val="1"/>
-      <w:numFmt w:val="bullet"/>
-      <w:lvlText w:val=""/>
-      <w:lvlJc w:val="left"/>
-      <w:pPr>
-        <w:ind w:left="3520" w:hanging="440"/>
-      </w:pPr>
-      <w:rPr>
-        <w:rFonts w:ascii="Wingdings" w:hAnsi="Wingdings" w:hint="default"/>
-      </w:rPr>
-    </w:lvl>
-    <w:lvl w:ilvl="7" w:tplc="04090003" w:tentative="1">
-      <w:start w:val="1"/>
-      <w:numFmt w:val="bullet"/>
-      <w:lvlText w:val=""/>
-      <w:lvlJc w:val="left"/>
-      <w:pPr>
-        <w:ind w:left="3960" w:hanging="440"/>
-      </w:pPr>
-      <w:rPr>
-        <w:rFonts w:ascii="Wingdings" w:hAnsi="Wingdings" w:hint="default"/>
-      </w:rPr>
-    </w:lvl>
-    <w:lvl w:ilvl="8" w:tplc="04090005" w:tentative="1">
-      <w:start w:val="1"/>
-      <w:numFmt w:val="bullet"/>
-      <w:lvlText w:val=""/>
-      <w:lvlJc w:val="left"/>
-      <w:pPr>
-        <w:ind w:left="4400" w:hanging="440"/>
-      </w:pPr>
-      <w:rPr>
-        <w:rFonts w:ascii="Wingdings" w:hAnsi="Wingdings" w:hint="default"/>
-      </w:rPr>
-    </w:lvl>
-  </w:abstractNum>
-  <w:abstractNum w:abstractNumId="6" w15:restartNumberingAfterBreak="0">
-    <w:nsid w:val="144B2AF3"/>
-    <w:multiLevelType w:val="hybridMultilevel"/>
-    <w:tmpl w:val="33FCAF8A"/>
-    <w:lvl w:ilvl="0" w:tplc="47A0258E">
-      <w:numFmt w:val="bullet"/>
-      <w:lvlText w:val=""/>
-      <w:lvlJc w:val="left"/>
-      <w:pPr>
-        <w:ind w:left="800" w:hanging="360"/>
-      </w:pPr>
-      <w:rPr>
-        <w:rFonts w:ascii="Wingdings" w:eastAsia="나눔고딕" w:hAnsi="Wingdings" w:cstheme="minorBidi" w:hint="default"/>
-      </w:rPr>
-    </w:lvl>
-    <w:lvl w:ilvl="1" w:tplc="04090003" w:tentative="1">
-      <w:start w:val="1"/>
-      <w:numFmt w:val="bullet"/>
-      <w:lvlText w:val=""/>
-      <w:lvlJc w:val="left"/>
-      <w:pPr>
-        <w:ind w:left="1320" w:hanging="440"/>
-      </w:pPr>
-      <w:rPr>
-        <w:rFonts w:ascii="Wingdings" w:hAnsi="Wingdings" w:hint="default"/>
-      </w:rPr>
-    </w:lvl>
-    <w:lvl w:ilvl="2" w:tplc="04090005" w:tentative="1">
-      <w:start w:val="1"/>
-      <w:numFmt w:val="bullet"/>
-      <w:lvlText w:val=""/>
-      <w:lvlJc w:val="left"/>
-      <w:pPr>
-        <w:ind w:left="1760" w:hanging="440"/>
-      </w:pPr>
-      <w:rPr>
-        <w:rFonts w:ascii="Wingdings" w:hAnsi="Wingdings" w:hint="default"/>
-      </w:rPr>
-    </w:lvl>
-    <w:lvl w:ilvl="3" w:tplc="04090001" w:tentative="1">
-      <w:start w:val="1"/>
-      <w:numFmt w:val="bullet"/>
-      <w:lvlText w:val=""/>
-      <w:lvlJc w:val="left"/>
-      <w:pPr>
-        <w:ind w:left="2200" w:hanging="440"/>
-      </w:pPr>
-      <w:rPr>
-        <w:rFonts w:ascii="Wingdings" w:hAnsi="Wingdings" w:hint="default"/>
-      </w:rPr>
-    </w:lvl>
-    <w:lvl w:ilvl="4" w:tplc="04090003" w:tentative="1">
-      <w:start w:val="1"/>
-      <w:numFmt w:val="bullet"/>
-      <w:lvlText w:val=""/>
-      <w:lvlJc w:val="left"/>
-      <w:pPr>
-        <w:ind w:left="2640" w:hanging="440"/>
-      </w:pPr>
-      <w:rPr>
-        <w:rFonts w:ascii="Wingdings" w:hAnsi="Wingdings" w:hint="default"/>
-      </w:rPr>
-    </w:lvl>
-    <w:lvl w:ilvl="5" w:tplc="04090005" w:tentative="1">
-      <w:start w:val="1"/>
-      <w:numFmt w:val="bullet"/>
-      <w:lvlText w:val=""/>
-      <w:lvlJc w:val="left"/>
-      <w:pPr>
-        <w:ind w:left="3080" w:hanging="440"/>
-      </w:pPr>
-      <w:rPr>
-        <w:rFonts w:ascii="Wingdings" w:hAnsi="Wingdings" w:hint="default"/>
-      </w:rPr>
-    </w:lvl>
-    <w:lvl w:ilvl="6" w:tplc="04090001" w:tentative="1">
-      <w:start w:val="1"/>
-      <w:numFmt w:val="bullet"/>
-      <w:lvlText w:val=""/>
-      <w:lvlJc w:val="left"/>
-      <w:pPr>
-        <w:ind w:left="3520" w:hanging="440"/>
-      </w:pPr>
-      <w:rPr>
-        <w:rFonts w:ascii="Wingdings" w:hAnsi="Wingdings" w:hint="default"/>
-      </w:rPr>
-    </w:lvl>
-    <w:lvl w:ilvl="7" w:tplc="04090003" w:tentative="1">
-      <w:start w:val="1"/>
-      <w:numFmt w:val="bullet"/>
-      <w:lvlText w:val=""/>
-      <w:lvlJc w:val="left"/>
-      <w:pPr>
-        <w:ind w:left="3960" w:hanging="440"/>
-      </w:pPr>
-      <w:rPr>
-        <w:rFonts w:ascii="Wingdings" w:hAnsi="Wingdings" w:hint="default"/>
-      </w:rPr>
-    </w:lvl>
-    <w:lvl w:ilvl="8" w:tplc="04090005" w:tentative="1">
-      <w:start w:val="1"/>
-      <w:numFmt w:val="bullet"/>
-      <w:lvlText w:val=""/>
-      <w:lvlJc w:val="left"/>
-      <w:pPr>
-        <w:ind w:left="4400" w:hanging="440"/>
-      </w:pPr>
-      <w:rPr>
-        <w:rFonts w:ascii="Wingdings" w:hAnsi="Wingdings" w:hint="default"/>
-      </w:rPr>
-    </w:lvl>
-  </w:abstractNum>
-  <w:abstractNum w:abstractNumId="7" w15:restartNumberingAfterBreak="0">
-    <w:nsid w:val="17584802"/>
-    <w:multiLevelType w:val="hybridMultilevel"/>
-    <w:tmpl w:val="E9ECBD86"/>
-    <w:lvl w:ilvl="0" w:tplc="2934F2B6">
-      <w:start w:val="2"/>
-      <w:numFmt w:val="bullet"/>
-      <w:lvlText w:val="-"/>
-      <w:lvlJc w:val="left"/>
-      <w:pPr>
-        <w:ind w:left="800" w:hanging="360"/>
-      </w:pPr>
-      <w:rPr>
-        <w:rFonts w:ascii="맑은 고딕" w:eastAsia="맑은 고딕" w:hAnsi="맑은 고딕" w:cstheme="minorBidi" w:hint="eastAsia"/>
-      </w:rPr>
-    </w:lvl>
-    <w:lvl w:ilvl="1" w:tplc="04090003" w:tentative="1">
-      <w:start w:val="1"/>
-      <w:numFmt w:val="bullet"/>
-      <w:lvlText w:val=""/>
-      <w:lvlJc w:val="left"/>
-      <w:pPr>
-        <w:ind w:left="1320" w:hanging="440"/>
-      </w:pPr>
-      <w:rPr>
-        <w:rFonts w:ascii="Wingdings" w:hAnsi="Wingdings" w:hint="default"/>
-      </w:rPr>
-    </w:lvl>
-    <w:lvl w:ilvl="2" w:tplc="04090005" w:tentative="1">
-      <w:start w:val="1"/>
-      <w:numFmt w:val="bullet"/>
-      <w:lvlText w:val=""/>
-      <w:lvlJc w:val="left"/>
-      <w:pPr>
-        <w:ind w:left="1760" w:hanging="440"/>
-      </w:pPr>
-      <w:rPr>
-        <w:rFonts w:ascii="Wingdings" w:hAnsi="Wingdings" w:hint="default"/>
-      </w:rPr>
-    </w:lvl>
-    <w:lvl w:ilvl="3" w:tplc="04090001" w:tentative="1">
-      <w:start w:val="1"/>
-      <w:numFmt w:val="bullet"/>
-      <w:lvlText w:val=""/>
-      <w:lvlJc w:val="left"/>
-      <w:pPr>
-        <w:ind w:left="2200" w:hanging="440"/>
-      </w:pPr>
-      <w:rPr>
-        <w:rFonts w:ascii="Wingdings" w:hAnsi="Wingdings" w:hint="default"/>
-      </w:rPr>
-    </w:lvl>
-    <w:lvl w:ilvl="4" w:tplc="04090003" w:tentative="1">
-      <w:start w:val="1"/>
-      <w:numFmt w:val="bullet"/>
-      <w:lvlText w:val=""/>
-      <w:lvlJc w:val="left"/>
-      <w:pPr>
-        <w:ind w:left="2640" w:hanging="440"/>
-      </w:pPr>
-      <w:rPr>
-        <w:rFonts w:ascii="Wingdings" w:hAnsi="Wingdings" w:hint="default"/>
-      </w:rPr>
-    </w:lvl>
-    <w:lvl w:ilvl="5" w:tplc="04090005" w:tentative="1">
-      <w:start w:val="1"/>
-      <w:numFmt w:val="bullet"/>
-      <w:lvlText w:val=""/>
-      <w:lvlJc w:val="left"/>
-      <w:pPr>
-        <w:ind w:left="3080" w:hanging="440"/>
-      </w:pPr>
-      <w:rPr>
-        <w:rFonts w:ascii="Wingdings" w:hAnsi="Wingdings" w:hint="default"/>
-      </w:rPr>
-    </w:lvl>
-    <w:lvl w:ilvl="6" w:tplc="04090001" w:tentative="1">
-      <w:start w:val="1"/>
-      <w:numFmt w:val="bullet"/>
-      <w:lvlText w:val=""/>
-      <w:lvlJc w:val="left"/>
-      <w:pPr>
-        <w:ind w:left="3520" w:hanging="440"/>
-      </w:pPr>
-      <w:rPr>
-        <w:rFonts w:ascii="Wingdings" w:hAnsi="Wingdings" w:hint="default"/>
-      </w:rPr>
-    </w:lvl>
-    <w:lvl w:ilvl="7" w:tplc="04090003" w:tentative="1">
-      <w:start w:val="1"/>
-      <w:numFmt w:val="bullet"/>
-      <w:lvlText w:val=""/>
-      <w:lvlJc w:val="left"/>
-      <w:pPr>
-        <w:ind w:left="3960" w:hanging="440"/>
-      </w:pPr>
-      <w:rPr>
-        <w:rFonts w:ascii="Wingdings" w:hAnsi="Wingdings" w:hint="default"/>
-      </w:rPr>
-    </w:lvl>
-    <w:lvl w:ilvl="8" w:tplc="04090005" w:tentative="1">
-      <w:start w:val="1"/>
-      <w:numFmt w:val="bullet"/>
-      <w:lvlText w:val=""/>
-      <w:lvlJc w:val="left"/>
-      <w:pPr>
-        <w:ind w:left="4400" w:hanging="440"/>
-      </w:pPr>
-      <w:rPr>
-        <w:rFonts w:ascii="Wingdings" w:hAnsi="Wingdings" w:hint="default"/>
-      </w:rPr>
-    </w:lvl>
-  </w:abstractNum>
-  <w:abstractNum w:abstractNumId="8" w15:restartNumberingAfterBreak="0">
-    <w:nsid w:val="17FD7CC6"/>
-    <w:multiLevelType w:val="multilevel"/>
-    <w:tmpl w:val="03461334"/>
-    <w:lvl w:ilvl="0">
-      <w:start w:val="1"/>
-      <w:numFmt w:val="decimal"/>
-      <w:lvlText w:val="%1-"/>
-      <w:lvlJc w:val="left"/>
-      <w:pPr>
-        <w:ind w:left="570" w:hanging="570"/>
-      </w:pPr>
-      <w:rPr>
-        <w:rFonts w:hint="default"/>
-      </w:rPr>
-    </w:lvl>
-    <w:lvl w:ilvl="1">
-      <w:start w:val="1"/>
-      <w:numFmt w:val="decimal"/>
-      <w:lvlText w:val="%1-%2."/>
-      <w:lvlJc w:val="left"/>
-      <w:pPr>
-        <w:ind w:left="720" w:hanging="720"/>
-      </w:pPr>
-      <w:rPr>
-        <w:rFonts w:hint="default"/>
-      </w:rPr>
-    </w:lvl>
-    <w:lvl w:ilvl="2">
-      <w:start w:val="1"/>
-      <w:numFmt w:val="decimal"/>
-      <w:lvlText w:val="%1-%2.%3."/>
-      <w:lvlJc w:val="left"/>
-      <w:pPr>
-        <w:ind w:left="1080" w:hanging="1080"/>
-      </w:pPr>
-      <w:rPr>
-        <w:rFonts w:hint="default"/>
-      </w:rPr>
-    </w:lvl>
-    <w:lvl w:ilvl="3">
-      <w:start w:val="1"/>
-      <w:numFmt w:val="decimal"/>
-      <w:lvlText w:val="%1-%2.%3.%4."/>
-      <w:lvlJc w:val="left"/>
-      <w:pPr>
-        <w:ind w:left="1440" w:hanging="1440"/>
-      </w:pPr>
-      <w:rPr>
-        <w:rFonts w:hint="default"/>
-      </w:rPr>
-    </w:lvl>
-    <w:lvl w:ilvl="4">
-      <w:start w:val="1"/>
-      <w:numFmt w:val="decimal"/>
-      <w:lvlText w:val="%1-%2.%3.%4.%5."/>
-      <w:lvlJc w:val="left"/>
-      <w:pPr>
-        <w:ind w:left="1440" w:hanging="1440"/>
-      </w:pPr>
-      <w:rPr>
-        <w:rFonts w:hint="default"/>
-      </w:rPr>
-    </w:lvl>
-    <w:lvl w:ilvl="5">
-      <w:start w:val="1"/>
-      <w:numFmt w:val="decimal"/>
-      <w:lvlText w:val="%1-%2.%3.%4.%5.%6."/>
-      <w:lvlJc w:val="left"/>
-      <w:pPr>
-        <w:ind w:left="1800" w:hanging="1800"/>
-      </w:pPr>
-      <w:rPr>
-        <w:rFonts w:hint="default"/>
-      </w:rPr>
-    </w:lvl>
-    <w:lvl w:ilvl="6">
-      <w:start w:val="1"/>
-      <w:numFmt w:val="decimal"/>
-      <w:lvlText w:val="%1-%2.%3.%4.%5.%6.%7."/>
-      <w:lvlJc w:val="left"/>
-      <w:pPr>
-        <w:ind w:left="2160" w:hanging="2160"/>
-      </w:pPr>
-      <w:rPr>
-        <w:rFonts w:hint="default"/>
-      </w:rPr>
-    </w:lvl>
-    <w:lvl w:ilvl="7">
-      <w:start w:val="1"/>
-      <w:numFmt w:val="decimal"/>
-      <w:lvlText w:val="%1-%2.%3.%4.%5.%6.%7.%8."/>
-      <w:lvlJc w:val="left"/>
-      <w:pPr>
-        <w:ind w:left="2520" w:hanging="2520"/>
-      </w:pPr>
-      <w:rPr>
-        <w:rFonts w:hint="default"/>
-      </w:rPr>
-    </w:lvl>
-    <w:lvl w:ilvl="8">
-      <w:start w:val="1"/>
-      <w:numFmt w:val="decimal"/>
-      <w:lvlText w:val="%1-%2.%3.%4.%5.%6.%7.%8.%9."/>
-      <w:lvlJc w:val="left"/>
-      <w:pPr>
-        <w:ind w:left="2520" w:hanging="2520"/>
-      </w:pPr>
-      <w:rPr>
-        <w:rFonts w:hint="default"/>
-      </w:rPr>
-    </w:lvl>
-  </w:abstractNum>
-  <w:abstractNum w:abstractNumId="9" w15:restartNumberingAfterBreak="0">
-    <w:nsid w:val="18397FD4"/>
-    <w:multiLevelType w:val="hybridMultilevel"/>
-    <w:tmpl w:val="923EF020"/>
-    <w:lvl w:ilvl="0" w:tplc="04F44228">
-      <w:start w:val="1"/>
-      <w:numFmt w:val="decimal"/>
-      <w:lvlText w:val="%1."/>
-      <w:lvlJc w:val="left"/>
-      <w:pPr>
-        <w:ind w:left="1160" w:hanging="360"/>
-      </w:pPr>
-      <w:rPr>
-        <w:rFonts w:hint="default"/>
-      </w:rPr>
-    </w:lvl>
-    <w:lvl w:ilvl="1" w:tplc="7BC6CA5C">
-      <w:start w:val="1"/>
-      <w:numFmt w:val="decimalEnclosedCircle"/>
-      <w:lvlText w:val="%2"/>
-      <w:lvlJc w:val="left"/>
-      <w:pPr>
-        <w:ind w:left="1600" w:hanging="360"/>
-      </w:pPr>
-      <w:rPr>
-        <w:rFonts w:asciiTheme="minorEastAsia" w:hAnsiTheme="minorEastAsia" w:hint="default"/>
-      </w:rPr>
-    </w:lvl>
-    <w:lvl w:ilvl="2" w:tplc="0409001B">
-      <w:start w:val="1"/>
-      <w:numFmt w:val="lowerRoman"/>
-      <w:lvlText w:val="%3."/>
-      <w:lvlJc w:val="right"/>
-      <w:pPr>
-        <w:ind w:left="2120" w:hanging="440"/>
-      </w:pPr>
-    </w:lvl>
-    <w:lvl w:ilvl="3" w:tplc="A5EE3A7A">
-      <w:start w:val="11"/>
-      <w:numFmt w:val="bullet"/>
-      <w:lvlText w:val="-"/>
-      <w:lvlJc w:val="left"/>
-      <w:pPr>
-        <w:ind w:left="2480" w:hanging="360"/>
-      </w:pPr>
-      <w:rPr>
-        <w:rFonts w:ascii="나눔고딕" w:eastAsia="나눔고딕" w:hAnsi="나눔고딕" w:cstheme="minorBidi" w:hint="eastAsia"/>
-      </w:rPr>
-    </w:lvl>
-    <w:lvl w:ilvl="4" w:tplc="04090019" w:tentative="1">
-      <w:start w:val="1"/>
-      <w:numFmt w:val="upperLetter"/>
-      <w:lvlText w:val="%5."/>
-      <w:lvlJc w:val="left"/>
-      <w:pPr>
-        <w:ind w:left="3000" w:hanging="440"/>
-      </w:pPr>
-    </w:lvl>
-    <w:lvl w:ilvl="5" w:tplc="0409001B" w:tentative="1">
-      <w:start w:val="1"/>
-      <w:numFmt w:val="lowerRoman"/>
-      <w:lvlText w:val="%6."/>
-      <w:lvlJc w:val="right"/>
-      <w:pPr>
-        <w:ind w:left="3440" w:hanging="440"/>
-      </w:pPr>
-    </w:lvl>
-    <w:lvl w:ilvl="6" w:tplc="0409000F" w:tentative="1">
-      <w:start w:val="1"/>
-      <w:numFmt w:val="decimal"/>
-      <w:lvlText w:val="%7."/>
-      <w:lvlJc w:val="left"/>
-      <w:pPr>
-        <w:ind w:left="3880" w:hanging="440"/>
-      </w:pPr>
-    </w:lvl>
-    <w:lvl w:ilvl="7" w:tplc="04090019" w:tentative="1">
-      <w:start w:val="1"/>
-      <w:numFmt w:val="upperLetter"/>
-      <w:lvlText w:val="%8."/>
-      <w:lvlJc w:val="left"/>
-      <w:pPr>
-        <w:ind w:left="4320" w:hanging="440"/>
-      </w:pPr>
-    </w:lvl>
-    <w:lvl w:ilvl="8" w:tplc="0409001B" w:tentative="1">
-      <w:start w:val="1"/>
-      <w:numFmt w:val="lowerRoman"/>
-      <w:lvlText w:val="%9."/>
-      <w:lvlJc w:val="right"/>
-      <w:pPr>
-        <w:ind w:left="4760" w:hanging="440"/>
-      </w:pPr>
-    </w:lvl>
-  </w:abstractNum>
-  <w:abstractNum w:abstractNumId="10" w15:restartNumberingAfterBreak="0">
-    <w:nsid w:val="18517E66"/>
-    <w:multiLevelType w:val="hybridMultilevel"/>
-    <w:tmpl w:val="9D7298A8"/>
-    <w:lvl w:ilvl="0" w:tplc="23AE27B4">
-      <w:numFmt w:val="bullet"/>
-      <w:lvlText w:val=""/>
-      <w:lvlJc w:val="left"/>
-      <w:pPr>
-        <w:ind w:left="800" w:hanging="360"/>
-      </w:pPr>
-      <w:rPr>
-        <w:rFonts w:ascii="Wingdings" w:eastAsia="나눔고딕" w:hAnsi="Wingdings" w:cstheme="minorBidi" w:hint="default"/>
-      </w:rPr>
-    </w:lvl>
-    <w:lvl w:ilvl="1" w:tplc="04090003" w:tentative="1">
-      <w:start w:val="1"/>
-      <w:numFmt w:val="bullet"/>
-      <w:lvlText w:val=""/>
-      <w:lvlJc w:val="left"/>
-      <w:pPr>
-        <w:ind w:left="1320" w:hanging="440"/>
-      </w:pPr>
-      <w:rPr>
-        <w:rFonts w:ascii="Wingdings" w:hAnsi="Wingdings" w:hint="default"/>
-      </w:rPr>
-    </w:lvl>
-    <w:lvl w:ilvl="2" w:tplc="04090005" w:tentative="1">
-      <w:start w:val="1"/>
-      <w:numFmt w:val="bullet"/>
-      <w:lvlText w:val=""/>
-      <w:lvlJc w:val="left"/>
-      <w:pPr>
-        <w:ind w:left="1760" w:hanging="440"/>
-      </w:pPr>
-      <w:rPr>
-        <w:rFonts w:ascii="Wingdings" w:hAnsi="Wingdings" w:hint="default"/>
-      </w:rPr>
-    </w:lvl>
-    <w:lvl w:ilvl="3" w:tplc="04090001" w:tentative="1">
-      <w:start w:val="1"/>
-      <w:numFmt w:val="bullet"/>
-      <w:lvlText w:val=""/>
-      <w:lvlJc w:val="left"/>
-      <w:pPr>
-        <w:ind w:left="2200" w:hanging="440"/>
-      </w:pPr>
-      <w:rPr>
-        <w:rFonts w:ascii="Wingdings" w:hAnsi="Wingdings" w:hint="default"/>
-      </w:rPr>
-    </w:lvl>
-    <w:lvl w:ilvl="4" w:tplc="04090003" w:tentative="1">
-      <w:start w:val="1"/>
-      <w:numFmt w:val="bullet"/>
-      <w:lvlText w:val=""/>
-      <w:lvlJc w:val="left"/>
-      <w:pPr>
-        <w:ind w:left="2640" w:hanging="440"/>
-      </w:pPr>
-      <w:rPr>
-        <w:rFonts w:ascii="Wingdings" w:hAnsi="Wingdings" w:hint="default"/>
-      </w:rPr>
-    </w:lvl>
-    <w:lvl w:ilvl="5" w:tplc="04090005" w:tentative="1">
-      <w:start w:val="1"/>
-      <w:numFmt w:val="bullet"/>
-      <w:lvlText w:val=""/>
-      <w:lvlJc w:val="left"/>
-      <w:pPr>
-        <w:ind w:left="3080" w:hanging="440"/>
-      </w:pPr>
-      <w:rPr>
-        <w:rFonts w:ascii="Wingdings" w:hAnsi="Wingdings" w:hint="default"/>
-      </w:rPr>
-    </w:lvl>
-    <w:lvl w:ilvl="6" w:tplc="04090001" w:tentative="1">
-      <w:start w:val="1"/>
-      <w:numFmt w:val="bullet"/>
-      <w:lvlText w:val=""/>
-      <w:lvlJc w:val="left"/>
-      <w:pPr>
-        <w:ind w:left="3520" w:hanging="440"/>
-      </w:pPr>
-      <w:rPr>
-        <w:rFonts w:ascii="Wingdings" w:hAnsi="Wingdings" w:hint="default"/>
-      </w:rPr>
-    </w:lvl>
-    <w:lvl w:ilvl="7" w:tplc="04090003" w:tentative="1">
-      <w:start w:val="1"/>
-      <w:numFmt w:val="bullet"/>
-      <w:lvlText w:val=""/>
-      <w:lvlJc w:val="left"/>
-      <w:pPr>
-        <w:ind w:left="3960" w:hanging="440"/>
-      </w:pPr>
-      <w:rPr>
-        <w:rFonts w:ascii="Wingdings" w:hAnsi="Wingdings" w:hint="default"/>
-      </w:rPr>
-    </w:lvl>
-    <w:lvl w:ilvl="8" w:tplc="04090005" w:tentative="1">
-      <w:start w:val="1"/>
-      <w:numFmt w:val="bullet"/>
-      <w:lvlText w:val=""/>
-      <w:lvlJc w:val="left"/>
-      <w:pPr>
-        <w:ind w:left="4400" w:hanging="440"/>
-      </w:pPr>
-      <w:rPr>
-        <w:rFonts w:ascii="Wingdings" w:hAnsi="Wingdings" w:hint="default"/>
-      </w:rPr>
-    </w:lvl>
-  </w:abstractNum>
-  <w:abstractNum w:abstractNumId="11" w15:restartNumberingAfterBreak="0">
-    <w:nsid w:val="1B413E46"/>
-    <w:multiLevelType w:val="hybridMultilevel"/>
-    <w:tmpl w:val="DED42038"/>
-    <w:lvl w:ilvl="0" w:tplc="E3943B1A">
-      <w:start w:val="1"/>
-      <w:numFmt w:val="bullet"/>
-      <w:lvlText w:val="-"/>
-      <w:lvlJc w:val="left"/>
-      <w:pPr>
-        <w:ind w:left="800" w:hanging="360"/>
-      </w:pPr>
-      <w:rPr>
-        <w:rFonts w:ascii="나눔고딕" w:eastAsia="나눔고딕" w:hAnsi="나눔고딕" w:cstheme="minorBidi" w:hint="eastAsia"/>
-      </w:rPr>
-    </w:lvl>
-    <w:lvl w:ilvl="1" w:tplc="04090003" w:tentative="1">
-      <w:start w:val="1"/>
-      <w:numFmt w:val="bullet"/>
-      <w:lvlText w:val=""/>
-      <w:lvlJc w:val="left"/>
-      <w:pPr>
-        <w:ind w:left="1320" w:hanging="440"/>
-      </w:pPr>
-      <w:rPr>
-        <w:rFonts w:ascii="Wingdings" w:hAnsi="Wingdings" w:hint="default"/>
-      </w:rPr>
-    </w:lvl>
-    <w:lvl w:ilvl="2" w:tplc="04090005" w:tentative="1">
-      <w:start w:val="1"/>
-      <w:numFmt w:val="bullet"/>
-      <w:lvlText w:val=""/>
-      <w:lvlJc w:val="left"/>
-      <w:pPr>
-        <w:ind w:left="1760" w:hanging="440"/>
-      </w:pPr>
-      <w:rPr>
-        <w:rFonts w:ascii="Wingdings" w:hAnsi="Wingdings" w:hint="default"/>
-      </w:rPr>
-    </w:lvl>
-    <w:lvl w:ilvl="3" w:tplc="04090001" w:tentative="1">
-      <w:start w:val="1"/>
-      <w:numFmt w:val="bullet"/>
-      <w:lvlText w:val=""/>
-      <w:lvlJc w:val="left"/>
-      <w:pPr>
-        <w:ind w:left="2200" w:hanging="440"/>
-      </w:pPr>
-      <w:rPr>
-        <w:rFonts w:ascii="Wingdings" w:hAnsi="Wingdings" w:hint="default"/>
-      </w:rPr>
-    </w:lvl>
-    <w:lvl w:ilvl="4" w:tplc="04090003" w:tentative="1">
-      <w:start w:val="1"/>
-      <w:numFmt w:val="bullet"/>
-      <w:lvlText w:val=""/>
-      <w:lvlJc w:val="left"/>
-      <w:pPr>
-        <w:ind w:left="2640" w:hanging="440"/>
-      </w:pPr>
-      <w:rPr>
-        <w:rFonts w:ascii="Wingdings" w:hAnsi="Wingdings" w:hint="default"/>
-      </w:rPr>
-    </w:lvl>
-    <w:lvl w:ilvl="5" w:tplc="04090005" w:tentative="1">
-      <w:start w:val="1"/>
-      <w:numFmt w:val="bullet"/>
-      <w:lvlText w:val=""/>
-      <w:lvlJc w:val="left"/>
-      <w:pPr>
-        <w:ind w:left="3080" w:hanging="440"/>
-      </w:pPr>
-      <w:rPr>
-        <w:rFonts w:ascii="Wingdings" w:hAnsi="Wingdings" w:hint="default"/>
-      </w:rPr>
-    </w:lvl>
-    <w:lvl w:ilvl="6" w:tplc="04090001" w:tentative="1">
-      <w:start w:val="1"/>
-      <w:numFmt w:val="bullet"/>
-      <w:lvlText w:val=""/>
-      <w:lvlJc w:val="left"/>
-      <w:pPr>
-        <w:ind w:left="3520" w:hanging="440"/>
-      </w:pPr>
-      <w:rPr>
-        <w:rFonts w:ascii="Wingdings" w:hAnsi="Wingdings" w:hint="default"/>
-      </w:rPr>
-    </w:lvl>
-    <w:lvl w:ilvl="7" w:tplc="04090003" w:tentative="1">
-      <w:start w:val="1"/>
-      <w:numFmt w:val="bullet"/>
-      <w:lvlText w:val=""/>
-      <w:lvlJc w:val="left"/>
-      <w:pPr>
-        <w:ind w:left="3960" w:hanging="440"/>
-      </w:pPr>
-      <w:rPr>
-        <w:rFonts w:ascii="Wingdings" w:hAnsi="Wingdings" w:hint="default"/>
-      </w:rPr>
-    </w:lvl>
-    <w:lvl w:ilvl="8" w:tplc="04090005" w:tentative="1">
-      <w:start w:val="1"/>
-      <w:numFmt w:val="bullet"/>
-      <w:lvlText w:val=""/>
-      <w:lvlJc w:val="left"/>
-      <w:pPr>
-        <w:ind w:left="4400" w:hanging="440"/>
-      </w:pPr>
-      <w:rPr>
-        <w:rFonts w:ascii="Wingdings" w:hAnsi="Wingdings" w:hint="default"/>
-      </w:rPr>
-    </w:lvl>
-  </w:abstractNum>
-  <w:abstractNum w:abstractNumId="12" w15:restartNumberingAfterBreak="0">
-    <w:nsid w:val="204F25C8"/>
-    <w:multiLevelType w:val="hybridMultilevel"/>
-    <w:tmpl w:val="21E84A6E"/>
-    <w:lvl w:ilvl="0" w:tplc="E8AE1A16">
-      <w:start w:val="1"/>
-      <w:numFmt w:val="decimal"/>
-      <w:lvlText w:val="%1."/>
-      <w:lvlJc w:val="left"/>
-      <w:pPr>
-        <w:ind w:left="800" w:hanging="360"/>
-      </w:pPr>
-      <w:rPr>
-        <w:rFonts w:hint="default"/>
-      </w:rPr>
-    </w:lvl>
-    <w:lvl w:ilvl="1" w:tplc="04090019" w:tentative="1">
-      <w:start w:val="1"/>
-      <w:numFmt w:val="upperLetter"/>
-      <w:lvlText w:val="%2."/>
-      <w:lvlJc w:val="left"/>
-      <w:pPr>
-        <w:ind w:left="1320" w:hanging="440"/>
-      </w:pPr>
-    </w:lvl>
-    <w:lvl w:ilvl="2" w:tplc="0409001B" w:tentative="1">
-      <w:start w:val="1"/>
-      <w:numFmt w:val="lowerRoman"/>
-      <w:lvlText w:val="%3."/>
-      <w:lvlJc w:val="right"/>
-      <w:pPr>
-        <w:ind w:left="1760" w:hanging="440"/>
-      </w:pPr>
-    </w:lvl>
-    <w:lvl w:ilvl="3" w:tplc="0409000F" w:tentative="1">
-      <w:start w:val="1"/>
-      <w:numFmt w:val="decimal"/>
-      <w:lvlText w:val="%4."/>
-      <w:lvlJc w:val="left"/>
-      <w:pPr>
-        <w:ind w:left="2200" w:hanging="440"/>
-      </w:pPr>
-    </w:lvl>
-    <w:lvl w:ilvl="4" w:tplc="04090019" w:tentative="1">
-      <w:start w:val="1"/>
-      <w:numFmt w:val="upperLetter"/>
-      <w:lvlText w:val="%5."/>
-      <w:lvlJc w:val="left"/>
-      <w:pPr>
-        <w:ind w:left="2640" w:hanging="440"/>
-      </w:pPr>
-    </w:lvl>
-    <w:lvl w:ilvl="5" w:tplc="0409001B" w:tentative="1">
-      <w:start w:val="1"/>
-      <w:numFmt w:val="lowerRoman"/>
-      <w:lvlText w:val="%6."/>
-      <w:lvlJc w:val="right"/>
-      <w:pPr>
-        <w:ind w:left="3080" w:hanging="440"/>
-      </w:pPr>
-    </w:lvl>
-    <w:lvl w:ilvl="6" w:tplc="0409000F" w:tentative="1">
-      <w:start w:val="1"/>
-      <w:numFmt w:val="decimal"/>
-      <w:lvlText w:val="%7."/>
-      <w:lvlJc w:val="left"/>
-      <w:pPr>
-        <w:ind w:left="3520" w:hanging="440"/>
-      </w:pPr>
-    </w:lvl>
-    <w:lvl w:ilvl="7" w:tplc="04090019" w:tentative="1">
-      <w:start w:val="1"/>
-      <w:numFmt w:val="upperLetter"/>
-      <w:lvlText w:val="%8."/>
-      <w:lvlJc w:val="left"/>
-      <w:pPr>
-        <w:ind w:left="3960" w:hanging="440"/>
-      </w:pPr>
-    </w:lvl>
-    <w:lvl w:ilvl="8" w:tplc="0409001B" w:tentative="1">
-      <w:start w:val="1"/>
-      <w:numFmt w:val="lowerRoman"/>
-      <w:lvlText w:val="%9."/>
-      <w:lvlJc w:val="right"/>
-      <w:pPr>
-        <w:ind w:left="4400" w:hanging="440"/>
-      </w:pPr>
-    </w:lvl>
-  </w:abstractNum>
-  <w:abstractNum w:abstractNumId="13" w15:restartNumberingAfterBreak="0">
-    <w:nsid w:val="24AF7671"/>
-    <w:multiLevelType w:val="hybridMultilevel"/>
-    <w:tmpl w:val="EA2AD556"/>
-    <w:lvl w:ilvl="0" w:tplc="CD92D444">
-      <w:numFmt w:val="bullet"/>
-      <w:lvlText w:val=""/>
-      <w:lvlJc w:val="left"/>
-      <w:pPr>
-        <w:ind w:left="800" w:hanging="360"/>
-      </w:pPr>
-      <w:rPr>
-        <w:rFonts w:ascii="Wingdings" w:eastAsia="나눔고딕" w:hAnsi="Wingdings" w:cstheme="minorBidi" w:hint="default"/>
-      </w:rPr>
-    </w:lvl>
-    <w:lvl w:ilvl="1" w:tplc="04090003" w:tentative="1">
-      <w:start w:val="1"/>
-      <w:numFmt w:val="bullet"/>
-      <w:lvlText w:val=""/>
-      <w:lvlJc w:val="left"/>
-      <w:pPr>
-        <w:ind w:left="1320" w:hanging="440"/>
-      </w:pPr>
-      <w:rPr>
-        <w:rFonts w:ascii="Wingdings" w:hAnsi="Wingdings" w:hint="default"/>
-      </w:rPr>
-    </w:lvl>
-    <w:lvl w:ilvl="2" w:tplc="04090005" w:tentative="1">
-      <w:start w:val="1"/>
-      <w:numFmt w:val="bullet"/>
-      <w:lvlText w:val=""/>
-      <w:lvlJc w:val="left"/>
-      <w:pPr>
-        <w:ind w:left="1760" w:hanging="440"/>
-      </w:pPr>
-      <w:rPr>
-        <w:rFonts w:ascii="Wingdings" w:hAnsi="Wingdings" w:hint="default"/>
-      </w:rPr>
-    </w:lvl>
-    <w:lvl w:ilvl="3" w:tplc="04090001" w:tentative="1">
-      <w:start w:val="1"/>
-      <w:numFmt w:val="bullet"/>
-      <w:lvlText w:val=""/>
-      <w:lvlJc w:val="left"/>
-      <w:pPr>
-        <w:ind w:left="2200" w:hanging="440"/>
-      </w:pPr>
-      <w:rPr>
-        <w:rFonts w:ascii="Wingdings" w:hAnsi="Wingdings" w:hint="default"/>
-      </w:rPr>
-    </w:lvl>
-    <w:lvl w:ilvl="4" w:tplc="04090003" w:tentative="1">
-      <w:start w:val="1"/>
-      <w:numFmt w:val="bullet"/>
-      <w:lvlText w:val=""/>
-      <w:lvlJc w:val="left"/>
-      <w:pPr>
-        <w:ind w:left="2640" w:hanging="440"/>
-      </w:pPr>
-      <w:rPr>
-        <w:rFonts w:ascii="Wingdings" w:hAnsi="Wingdings" w:hint="default"/>
-      </w:rPr>
-    </w:lvl>
-    <w:lvl w:ilvl="5" w:tplc="04090005" w:tentative="1">
-      <w:start w:val="1"/>
-      <w:numFmt w:val="bullet"/>
-      <w:lvlText w:val=""/>
-      <w:lvlJc w:val="left"/>
-      <w:pPr>
-        <w:ind w:left="3080" w:hanging="440"/>
-      </w:pPr>
-      <w:rPr>
-        <w:rFonts w:ascii="Wingdings" w:hAnsi="Wingdings" w:hint="default"/>
-      </w:rPr>
-    </w:lvl>
-    <w:lvl w:ilvl="6" w:tplc="04090001" w:tentative="1">
-      <w:start w:val="1"/>
-      <w:numFmt w:val="bullet"/>
-      <w:lvlText w:val=""/>
-      <w:lvlJc w:val="left"/>
-      <w:pPr>
-        <w:ind w:left="3520" w:hanging="440"/>
-      </w:pPr>
-      <w:rPr>
-        <w:rFonts w:ascii="Wingdings" w:hAnsi="Wingdings" w:hint="default"/>
-      </w:rPr>
-    </w:lvl>
-    <w:lvl w:ilvl="7" w:tplc="04090003" w:tentative="1">
-      <w:start w:val="1"/>
-      <w:numFmt w:val="bullet"/>
-      <w:lvlText w:val=""/>
-      <w:lvlJc w:val="left"/>
-      <w:pPr>
-        <w:ind w:left="3960" w:hanging="440"/>
-      </w:pPr>
-      <w:rPr>
-        <w:rFonts w:ascii="Wingdings" w:hAnsi="Wingdings" w:hint="default"/>
-      </w:rPr>
-    </w:lvl>
-    <w:lvl w:ilvl="8" w:tplc="04090005" w:tentative="1">
-      <w:start w:val="1"/>
-      <w:numFmt w:val="bullet"/>
-      <w:lvlText w:val=""/>
-      <w:lvlJc w:val="left"/>
-      <w:pPr>
-        <w:ind w:left="4400" w:hanging="440"/>
-      </w:pPr>
-      <w:rPr>
-        <w:rFonts w:ascii="Wingdings" w:hAnsi="Wingdings" w:hint="default"/>
-      </w:rPr>
-    </w:lvl>
-  </w:abstractNum>
-  <w:abstractNum w:abstractNumId="14" w15:restartNumberingAfterBreak="0">
-    <w:nsid w:val="25032183"/>
-    <w:multiLevelType w:val="hybridMultilevel"/>
-    <w:tmpl w:val="35DA3D90"/>
-    <w:lvl w:ilvl="0" w:tplc="2EEEF0B0">
-      <w:start w:val="2"/>
-      <w:numFmt w:val="bullet"/>
-      <w:lvlText w:val="-"/>
-      <w:lvlJc w:val="left"/>
-      <w:pPr>
-        <w:ind w:left="800" w:hanging="360"/>
-      </w:pPr>
-      <w:rPr>
-        <w:rFonts w:ascii="나눔고딕" w:eastAsia="나눔고딕" w:hAnsi="나눔고딕" w:cstheme="minorBidi" w:hint="eastAsia"/>
-      </w:rPr>
-    </w:lvl>
-    <w:lvl w:ilvl="1" w:tplc="04090003" w:tentative="1">
-      <w:start w:val="1"/>
-      <w:numFmt w:val="bullet"/>
-      <w:lvlText w:val=""/>
-      <w:lvlJc w:val="left"/>
-      <w:pPr>
-        <w:ind w:left="1320" w:hanging="440"/>
-      </w:pPr>
-      <w:rPr>
-        <w:rFonts w:ascii="Wingdings" w:hAnsi="Wingdings" w:hint="default"/>
-      </w:rPr>
-    </w:lvl>
-    <w:lvl w:ilvl="2" w:tplc="04090005" w:tentative="1">
-      <w:start w:val="1"/>
-      <w:numFmt w:val="bullet"/>
-      <w:lvlText w:val=""/>
-      <w:lvlJc w:val="left"/>
-      <w:pPr>
-        <w:ind w:left="1760" w:hanging="440"/>
-      </w:pPr>
-      <w:rPr>
-        <w:rFonts w:ascii="Wingdings" w:hAnsi="Wingdings" w:hint="default"/>
-      </w:rPr>
-    </w:lvl>
-    <w:lvl w:ilvl="3" w:tplc="04090001" w:tentative="1">
-      <w:start w:val="1"/>
-      <w:numFmt w:val="bullet"/>
-      <w:lvlText w:val=""/>
-      <w:lvlJc w:val="left"/>
-      <w:pPr>
-        <w:ind w:left="2200" w:hanging="440"/>
-      </w:pPr>
-      <w:rPr>
-        <w:rFonts w:ascii="Wingdings" w:hAnsi="Wingdings" w:hint="default"/>
-      </w:rPr>
-    </w:lvl>
-    <w:lvl w:ilvl="4" w:tplc="04090003" w:tentative="1">
-      <w:start w:val="1"/>
-      <w:numFmt w:val="bullet"/>
-      <w:lvlText w:val=""/>
-      <w:lvlJc w:val="left"/>
-      <w:pPr>
-        <w:ind w:left="2640" w:hanging="440"/>
-      </w:pPr>
-      <w:rPr>
-        <w:rFonts w:ascii="Wingdings" w:hAnsi="Wingdings" w:hint="default"/>
-      </w:rPr>
-    </w:lvl>
-    <w:lvl w:ilvl="5" w:tplc="04090005" w:tentative="1">
-      <w:start w:val="1"/>
-      <w:numFmt w:val="bullet"/>
-      <w:lvlText w:val=""/>
-      <w:lvlJc w:val="left"/>
-      <w:pPr>
-        <w:ind w:left="3080" w:hanging="440"/>
-      </w:pPr>
-      <w:rPr>
-        <w:rFonts w:ascii="Wingdings" w:hAnsi="Wingdings" w:hint="default"/>
-      </w:rPr>
-    </w:lvl>
-    <w:lvl w:ilvl="6" w:tplc="04090001" w:tentative="1">
-      <w:start w:val="1"/>
-      <w:numFmt w:val="bullet"/>
-      <w:lvlText w:val=""/>
-      <w:lvlJc w:val="left"/>
-      <w:pPr>
-        <w:ind w:left="3520" w:hanging="440"/>
-      </w:pPr>
-      <w:rPr>
-        <w:rFonts w:ascii="Wingdings" w:hAnsi="Wingdings" w:hint="default"/>
-      </w:rPr>
-    </w:lvl>
-    <w:lvl w:ilvl="7" w:tplc="04090003" w:tentative="1">
-      <w:start w:val="1"/>
-      <w:numFmt w:val="bullet"/>
-      <w:lvlText w:val=""/>
-      <w:lvlJc w:val="left"/>
-      <w:pPr>
-        <w:ind w:left="3960" w:hanging="440"/>
-      </w:pPr>
-      <w:rPr>
-        <w:rFonts w:ascii="Wingdings" w:hAnsi="Wingdings" w:hint="default"/>
-      </w:rPr>
-    </w:lvl>
-    <w:lvl w:ilvl="8" w:tplc="04090005" w:tentative="1">
-      <w:start w:val="1"/>
-      <w:numFmt w:val="bullet"/>
-      <w:lvlText w:val=""/>
-      <w:lvlJc w:val="left"/>
-      <w:pPr>
-        <w:ind w:left="4400" w:hanging="440"/>
-      </w:pPr>
-      <w:rPr>
-        <w:rFonts w:ascii="Wingdings" w:hAnsi="Wingdings" w:hint="default"/>
-      </w:rPr>
-    </w:lvl>
-  </w:abstractNum>
-  <w:abstractNum w:abstractNumId="15" w15:restartNumberingAfterBreak="0">
-    <w:nsid w:val="28504CB5"/>
-    <w:multiLevelType w:val="multilevel"/>
-    <w:tmpl w:val="272AF29C"/>
-    <w:lvl w:ilvl="0">
-      <w:start w:val="1"/>
-      <w:numFmt w:val="decimal"/>
-      <w:lvlText w:val="%1-"/>
-      <w:lvlJc w:val="left"/>
-      <w:pPr>
-        <w:ind w:left="480" w:hanging="480"/>
-      </w:pPr>
-      <w:rPr>
-        <w:rFonts w:hint="default"/>
-      </w:rPr>
-    </w:lvl>
-    <w:lvl w:ilvl="1">
-      <w:start w:val="1"/>
-      <w:numFmt w:val="decimal"/>
-      <w:lvlText w:val="%1-%2."/>
-      <w:lvlJc w:val="left"/>
-      <w:pPr>
-        <w:ind w:left="720" w:hanging="720"/>
-      </w:pPr>
-      <w:rPr>
-        <w:rFonts w:hint="default"/>
-      </w:rPr>
-    </w:lvl>
-    <w:lvl w:ilvl="2">
-      <w:start w:val="1"/>
-      <w:numFmt w:val="decimal"/>
-      <w:lvlText w:val="%1-%2.%3."/>
-      <w:lvlJc w:val="left"/>
-      <w:pPr>
-        <w:ind w:left="1080" w:hanging="1080"/>
-      </w:pPr>
-      <w:rPr>
-        <w:rFonts w:hint="default"/>
-      </w:rPr>
-    </w:lvl>
-    <w:lvl w:ilvl="3">
-      <w:start w:val="1"/>
-      <w:numFmt w:val="decimal"/>
-      <w:lvlText w:val="%1-%2.%3.%4."/>
-      <w:lvlJc w:val="left"/>
-      <w:pPr>
-        <w:ind w:left="1080" w:hanging="1080"/>
-      </w:pPr>
-      <w:rPr>
-        <w:rFonts w:hint="default"/>
-      </w:rPr>
-    </w:lvl>
-    <w:lvl w:ilvl="4">
-      <w:start w:val="1"/>
-      <w:numFmt w:val="decimal"/>
-      <w:lvlText w:val="%1-%2.%3.%4.%5."/>
-      <w:lvlJc w:val="left"/>
-      <w:pPr>
-        <w:ind w:left="1440" w:hanging="1440"/>
-      </w:pPr>
-      <w:rPr>
-        <w:rFonts w:hint="default"/>
-      </w:rPr>
-    </w:lvl>
-    <w:lvl w:ilvl="5">
-      <w:start w:val="1"/>
-      <w:numFmt w:val="decimal"/>
-      <w:lvlText w:val="%1-%2.%3.%4.%5.%6."/>
-      <w:lvlJc w:val="left"/>
-      <w:pPr>
-        <w:ind w:left="1440" w:hanging="1440"/>
-      </w:pPr>
-      <w:rPr>
-        <w:rFonts w:hint="default"/>
-      </w:rPr>
-    </w:lvl>
-    <w:lvl w:ilvl="6">
-      <w:start w:val="1"/>
-      <w:numFmt w:val="decimal"/>
-      <w:lvlText w:val="%1-%2.%3.%4.%5.%6.%7."/>
-      <w:lvlJc w:val="left"/>
-      <w:pPr>
-        <w:ind w:left="1800" w:hanging="1800"/>
-      </w:pPr>
-      <w:rPr>
-        <w:rFonts w:hint="default"/>
-      </w:rPr>
-    </w:lvl>
-    <w:lvl w:ilvl="7">
-      <w:start w:val="1"/>
-      <w:numFmt w:val="decimal"/>
-      <w:lvlText w:val="%1-%2.%3.%4.%5.%6.%7.%8."/>
-      <w:lvlJc w:val="left"/>
-      <w:pPr>
-        <w:ind w:left="2160" w:hanging="2160"/>
-      </w:pPr>
-      <w:rPr>
-        <w:rFonts w:hint="default"/>
-      </w:rPr>
-    </w:lvl>
-    <w:lvl w:ilvl="8">
-      <w:start w:val="1"/>
-      <w:numFmt w:val="decimal"/>
-      <w:lvlText w:val="%1-%2.%3.%4.%5.%6.%7.%8.%9."/>
-      <w:lvlJc w:val="left"/>
-      <w:pPr>
-        <w:ind w:left="2160" w:hanging="2160"/>
-      </w:pPr>
-      <w:rPr>
-        <w:rFonts w:hint="default"/>
-      </w:rPr>
-    </w:lvl>
-  </w:abstractNum>
-  <w:abstractNum w:abstractNumId="16" w15:restartNumberingAfterBreak="0">
-    <w:nsid w:val="2A510DA3"/>
-    <w:multiLevelType w:val="hybridMultilevel"/>
-    <w:tmpl w:val="BF9E9CAC"/>
-    <w:lvl w:ilvl="0" w:tplc="29980220">
-      <w:start w:val="2"/>
-      <w:numFmt w:val="bullet"/>
-      <w:lvlText w:val="-"/>
-      <w:lvlJc w:val="left"/>
-      <w:pPr>
-        <w:ind w:left="800" w:hanging="360"/>
-      </w:pPr>
-      <w:rPr>
-        <w:rFonts w:ascii="나눔고딕" w:eastAsia="나눔고딕" w:hAnsi="나눔고딕" w:cstheme="minorBidi" w:hint="eastAsia"/>
-      </w:rPr>
-    </w:lvl>
-    <w:lvl w:ilvl="1" w:tplc="04090003" w:tentative="1">
-      <w:start w:val="1"/>
-      <w:numFmt w:val="bullet"/>
-      <w:lvlText w:val=""/>
-      <w:lvlJc w:val="left"/>
-      <w:pPr>
-        <w:ind w:left="1320" w:hanging="440"/>
-      </w:pPr>
-      <w:rPr>
-        <w:rFonts w:ascii="Wingdings" w:hAnsi="Wingdings" w:hint="default"/>
-      </w:rPr>
-    </w:lvl>
-    <w:lvl w:ilvl="2" w:tplc="04090005" w:tentative="1">
-      <w:start w:val="1"/>
-      <w:numFmt w:val="bullet"/>
-      <w:lvlText w:val=""/>
-      <w:lvlJc w:val="left"/>
-      <w:pPr>
-        <w:ind w:left="1760" w:hanging="440"/>
-      </w:pPr>
-      <w:rPr>
-        <w:rFonts w:ascii="Wingdings" w:hAnsi="Wingdings" w:hint="default"/>
-      </w:rPr>
-    </w:lvl>
-    <w:lvl w:ilvl="3" w:tplc="04090001" w:tentative="1">
-      <w:start w:val="1"/>
-      <w:numFmt w:val="bullet"/>
-      <w:lvlText w:val=""/>
-      <w:lvlJc w:val="left"/>
-      <w:pPr>
-        <w:ind w:left="2200" w:hanging="440"/>
-      </w:pPr>
-      <w:rPr>
-        <w:rFonts w:ascii="Wingdings" w:hAnsi="Wingdings" w:hint="default"/>
-      </w:rPr>
-    </w:lvl>
-    <w:lvl w:ilvl="4" w:tplc="04090003" w:tentative="1">
-      <w:start w:val="1"/>
-      <w:numFmt w:val="bullet"/>
-      <w:lvlText w:val=""/>
-      <w:lvlJc w:val="left"/>
-      <w:pPr>
-        <w:ind w:left="2640" w:hanging="440"/>
-      </w:pPr>
-      <w:rPr>
-        <w:rFonts w:ascii="Wingdings" w:hAnsi="Wingdings" w:hint="default"/>
-      </w:rPr>
-    </w:lvl>
-    <w:lvl w:ilvl="5" w:tplc="04090005" w:tentative="1">
-      <w:start w:val="1"/>
-      <w:numFmt w:val="bullet"/>
-      <w:lvlText w:val=""/>
-      <w:lvlJc w:val="left"/>
-      <w:pPr>
-        <w:ind w:left="3080" w:hanging="440"/>
-      </w:pPr>
-      <w:rPr>
-        <w:rFonts w:ascii="Wingdings" w:hAnsi="Wingdings" w:hint="default"/>
-      </w:rPr>
-    </w:lvl>
-    <w:lvl w:ilvl="6" w:tplc="04090001" w:tentative="1">
-      <w:start w:val="1"/>
-      <w:numFmt w:val="bullet"/>
-      <w:lvlText w:val=""/>
-      <w:lvlJc w:val="left"/>
-      <w:pPr>
-        <w:ind w:left="3520" w:hanging="440"/>
-      </w:pPr>
-      <w:rPr>
-        <w:rFonts w:ascii="Wingdings" w:hAnsi="Wingdings" w:hint="default"/>
-      </w:rPr>
-    </w:lvl>
-    <w:lvl w:ilvl="7" w:tplc="04090003" w:tentative="1">
-      <w:start w:val="1"/>
-      <w:numFmt w:val="bullet"/>
-      <w:lvlText w:val=""/>
-      <w:lvlJc w:val="left"/>
-      <w:pPr>
-        <w:ind w:left="3960" w:hanging="440"/>
-      </w:pPr>
-      <w:rPr>
-        <w:rFonts w:ascii="Wingdings" w:hAnsi="Wingdings" w:hint="default"/>
-      </w:rPr>
-    </w:lvl>
-    <w:lvl w:ilvl="8" w:tplc="04090005" w:tentative="1">
-      <w:start w:val="1"/>
-      <w:numFmt w:val="bullet"/>
-      <w:lvlText w:val=""/>
-      <w:lvlJc w:val="left"/>
-      <w:pPr>
-        <w:ind w:left="4400" w:hanging="440"/>
-      </w:pPr>
-      <w:rPr>
-        <w:rFonts w:ascii="Wingdings" w:hAnsi="Wingdings" w:hint="default"/>
-      </w:rPr>
-    </w:lvl>
-  </w:abstractNum>
-  <w:abstractNum w:abstractNumId="17" w15:restartNumberingAfterBreak="0">
-    <w:nsid w:val="2E15179D"/>
-    <w:multiLevelType w:val="hybridMultilevel"/>
-    <w:tmpl w:val="6C92B940"/>
-    <w:lvl w:ilvl="0" w:tplc="F9664954">
-      <w:numFmt w:val="bullet"/>
-      <w:lvlText w:val="&gt;"/>
-      <w:lvlJc w:val="left"/>
-      <w:pPr>
-        <w:ind w:left="800" w:hanging="360"/>
-      </w:pPr>
-      <w:rPr>
-        <w:rFonts w:ascii="나눔고딕" w:eastAsia="나눔고딕" w:hAnsi="나눔고딕" w:cstheme="minorBidi" w:hint="eastAsia"/>
-        <w:color w:val="FF99FF"/>
-      </w:rPr>
-    </w:lvl>
-    <w:lvl w:ilvl="1" w:tplc="04090003" w:tentative="1">
-      <w:start w:val="1"/>
-      <w:numFmt w:val="bullet"/>
-      <w:lvlText w:val=""/>
-      <w:lvlJc w:val="left"/>
-      <w:pPr>
-        <w:ind w:left="1320" w:hanging="440"/>
-      </w:pPr>
-      <w:rPr>
-        <w:rFonts w:ascii="Wingdings" w:hAnsi="Wingdings" w:hint="default"/>
-      </w:rPr>
-    </w:lvl>
-    <w:lvl w:ilvl="2" w:tplc="04090005" w:tentative="1">
-      <w:start w:val="1"/>
-      <w:numFmt w:val="bullet"/>
-      <w:lvlText w:val=""/>
-      <w:lvlJc w:val="left"/>
-      <w:pPr>
-        <w:ind w:left="1760" w:hanging="440"/>
-      </w:pPr>
-      <w:rPr>
-        <w:rFonts w:ascii="Wingdings" w:hAnsi="Wingdings" w:hint="default"/>
-      </w:rPr>
-    </w:lvl>
-    <w:lvl w:ilvl="3" w:tplc="04090001" w:tentative="1">
-      <w:start w:val="1"/>
-      <w:numFmt w:val="bullet"/>
-      <w:lvlText w:val=""/>
-      <w:lvlJc w:val="left"/>
-      <w:pPr>
-        <w:ind w:left="2200" w:hanging="440"/>
-      </w:pPr>
-      <w:rPr>
-        <w:rFonts w:ascii="Wingdings" w:hAnsi="Wingdings" w:hint="default"/>
-      </w:rPr>
-    </w:lvl>
-    <w:lvl w:ilvl="4" w:tplc="04090003" w:tentative="1">
-      <w:start w:val="1"/>
-      <w:numFmt w:val="bullet"/>
-      <w:lvlText w:val=""/>
-      <w:lvlJc w:val="left"/>
-      <w:pPr>
-        <w:ind w:left="2640" w:hanging="440"/>
-      </w:pPr>
-      <w:rPr>
-        <w:rFonts w:ascii="Wingdings" w:hAnsi="Wingdings" w:hint="default"/>
-      </w:rPr>
-    </w:lvl>
-    <w:lvl w:ilvl="5" w:tplc="04090005" w:tentative="1">
-      <w:start w:val="1"/>
-      <w:numFmt w:val="bullet"/>
-      <w:lvlText w:val=""/>
-      <w:lvlJc w:val="left"/>
-      <w:pPr>
-        <w:ind w:left="3080" w:hanging="440"/>
-      </w:pPr>
-      <w:rPr>
-        <w:rFonts w:ascii="Wingdings" w:hAnsi="Wingdings" w:hint="default"/>
-      </w:rPr>
-    </w:lvl>
-    <w:lvl w:ilvl="6" w:tplc="04090001" w:tentative="1">
-      <w:start w:val="1"/>
-      <w:numFmt w:val="bullet"/>
-      <w:lvlText w:val=""/>
-      <w:lvlJc w:val="left"/>
-      <w:pPr>
-        <w:ind w:left="3520" w:hanging="440"/>
-      </w:pPr>
-      <w:rPr>
-        <w:rFonts w:ascii="Wingdings" w:hAnsi="Wingdings" w:hint="default"/>
-      </w:rPr>
-    </w:lvl>
-    <w:lvl w:ilvl="7" w:tplc="04090003" w:tentative="1">
-      <w:start w:val="1"/>
-      <w:numFmt w:val="bullet"/>
-      <w:lvlText w:val=""/>
-      <w:lvlJc w:val="left"/>
-      <w:pPr>
-        <w:ind w:left="3960" w:hanging="440"/>
-      </w:pPr>
-      <w:rPr>
-        <w:rFonts w:ascii="Wingdings" w:hAnsi="Wingdings" w:hint="default"/>
-      </w:rPr>
-    </w:lvl>
-    <w:lvl w:ilvl="8" w:tplc="04090005" w:tentative="1">
-      <w:start w:val="1"/>
-      <w:numFmt w:val="bullet"/>
-      <w:lvlText w:val=""/>
-      <w:lvlJc w:val="left"/>
-      <w:pPr>
-        <w:ind w:left="4400" w:hanging="440"/>
-      </w:pPr>
-      <w:rPr>
-        <w:rFonts w:ascii="Wingdings" w:hAnsi="Wingdings" w:hint="default"/>
-      </w:rPr>
-    </w:lvl>
-  </w:abstractNum>
-  <w:abstractNum w:abstractNumId="18" w15:restartNumberingAfterBreak="0">
-    <w:nsid w:val="31A24F84"/>
-    <w:multiLevelType w:val="hybridMultilevel"/>
-    <w:tmpl w:val="1F706C7A"/>
-    <w:lvl w:ilvl="0" w:tplc="E1F2918C">
-      <w:start w:val="2"/>
-      <w:numFmt w:val="bullet"/>
-      <w:lvlText w:val="-"/>
-      <w:lvlJc w:val="left"/>
-      <w:pPr>
-        <w:ind w:left="800" w:hanging="360"/>
-      </w:pPr>
-      <w:rPr>
-        <w:rFonts w:ascii="맑은 고딕" w:eastAsia="맑은 고딕" w:hAnsi="맑은 고딕" w:cstheme="minorBidi" w:hint="eastAsia"/>
-      </w:rPr>
-    </w:lvl>
-    <w:lvl w:ilvl="1" w:tplc="04090003" w:tentative="1">
-      <w:start w:val="1"/>
-      <w:numFmt w:val="bullet"/>
-      <w:lvlText w:val=""/>
-      <w:lvlJc w:val="left"/>
-      <w:pPr>
-        <w:ind w:left="1320" w:hanging="440"/>
-      </w:pPr>
-      <w:rPr>
-        <w:rFonts w:ascii="Wingdings" w:hAnsi="Wingdings" w:hint="default"/>
-      </w:rPr>
-    </w:lvl>
-    <w:lvl w:ilvl="2" w:tplc="04090005" w:tentative="1">
-      <w:start w:val="1"/>
-      <w:numFmt w:val="bullet"/>
-      <w:lvlText w:val=""/>
-      <w:lvlJc w:val="left"/>
-      <w:pPr>
-        <w:ind w:left="1760" w:hanging="440"/>
-      </w:pPr>
-      <w:rPr>
-        <w:rFonts w:ascii="Wingdings" w:hAnsi="Wingdings" w:hint="default"/>
-      </w:rPr>
-    </w:lvl>
-    <w:lvl w:ilvl="3" w:tplc="04090001" w:tentative="1">
-      <w:start w:val="1"/>
-      <w:numFmt w:val="bullet"/>
-      <w:lvlText w:val=""/>
-      <w:lvlJc w:val="left"/>
-      <w:pPr>
-        <w:ind w:left="2200" w:hanging="440"/>
-      </w:pPr>
-      <w:rPr>
-        <w:rFonts w:ascii="Wingdings" w:hAnsi="Wingdings" w:hint="default"/>
-      </w:rPr>
-    </w:lvl>
-    <w:lvl w:ilvl="4" w:tplc="04090003" w:tentative="1">
-      <w:start w:val="1"/>
-      <w:numFmt w:val="bullet"/>
-      <w:lvlText w:val=""/>
-      <w:lvlJc w:val="left"/>
-      <w:pPr>
-        <w:ind w:left="2640" w:hanging="440"/>
-      </w:pPr>
-      <w:rPr>
-        <w:rFonts w:ascii="Wingdings" w:hAnsi="Wingdings" w:hint="default"/>
-      </w:rPr>
-    </w:lvl>
-    <w:lvl w:ilvl="5" w:tplc="04090005" w:tentative="1">
-      <w:start w:val="1"/>
-      <w:numFmt w:val="bullet"/>
-      <w:lvlText w:val=""/>
-      <w:lvlJc w:val="left"/>
-      <w:pPr>
-        <w:ind w:left="3080" w:hanging="440"/>
-      </w:pPr>
-      <w:rPr>
-        <w:rFonts w:ascii="Wingdings" w:hAnsi="Wingdings" w:hint="default"/>
-      </w:rPr>
-    </w:lvl>
-    <w:lvl w:ilvl="6" w:tplc="04090001" w:tentative="1">
-      <w:start w:val="1"/>
-      <w:numFmt w:val="bullet"/>
-      <w:lvlText w:val=""/>
-      <w:lvlJc w:val="left"/>
-      <w:pPr>
-        <w:ind w:left="3520" w:hanging="440"/>
-      </w:pPr>
-      <w:rPr>
-        <w:rFonts w:ascii="Wingdings" w:hAnsi="Wingdings" w:hint="default"/>
-      </w:rPr>
-    </w:lvl>
-    <w:lvl w:ilvl="7" w:tplc="04090003" w:tentative="1">
-      <w:start w:val="1"/>
-      <w:numFmt w:val="bullet"/>
-      <w:lvlText w:val=""/>
-      <w:lvlJc w:val="left"/>
-      <w:pPr>
-        <w:ind w:left="3960" w:hanging="440"/>
-      </w:pPr>
-      <w:rPr>
-        <w:rFonts w:ascii="Wingdings" w:hAnsi="Wingdings" w:hint="default"/>
-      </w:rPr>
-    </w:lvl>
-    <w:lvl w:ilvl="8" w:tplc="04090005" w:tentative="1">
-      <w:start w:val="1"/>
-      <w:numFmt w:val="bullet"/>
-      <w:lvlText w:val=""/>
-      <w:lvlJc w:val="left"/>
-      <w:pPr>
-        <w:ind w:left="4400" w:hanging="440"/>
-      </w:pPr>
-      <w:rPr>
-        <w:rFonts w:ascii="Wingdings" w:hAnsi="Wingdings" w:hint="default"/>
-      </w:rPr>
-    </w:lvl>
-  </w:abstractNum>
-  <w:abstractNum w:abstractNumId="19" w15:restartNumberingAfterBreak="0">
-    <w:nsid w:val="34820B80"/>
-    <w:multiLevelType w:val="hybridMultilevel"/>
-    <w:tmpl w:val="F2F06AEA"/>
-    <w:lvl w:ilvl="0" w:tplc="A55E86A6">
-      <w:numFmt w:val="bullet"/>
-      <w:lvlText w:val=""/>
-      <w:lvlJc w:val="left"/>
-      <w:pPr>
-        <w:ind w:left="800" w:hanging="360"/>
-      </w:pPr>
-      <w:rPr>
-        <w:rFonts w:ascii="Wingdings" w:eastAsia="나눔고딕" w:hAnsi="Wingdings" w:cstheme="minorBidi" w:hint="default"/>
-      </w:rPr>
-    </w:lvl>
-    <w:lvl w:ilvl="1" w:tplc="04090003" w:tentative="1">
-      <w:start w:val="1"/>
-      <w:numFmt w:val="bullet"/>
-      <w:lvlText w:val=""/>
-      <w:lvlJc w:val="left"/>
-      <w:pPr>
-        <w:ind w:left="1320" w:hanging="440"/>
-      </w:pPr>
-      <w:rPr>
-        <w:rFonts w:ascii="Wingdings" w:hAnsi="Wingdings" w:hint="default"/>
-      </w:rPr>
-    </w:lvl>
-    <w:lvl w:ilvl="2" w:tplc="04090005" w:tentative="1">
-      <w:start w:val="1"/>
-      <w:numFmt w:val="bullet"/>
-      <w:lvlText w:val=""/>
-      <w:lvlJc w:val="left"/>
-      <w:pPr>
-        <w:ind w:left="1760" w:hanging="440"/>
-      </w:pPr>
-      <w:rPr>
-        <w:rFonts w:ascii="Wingdings" w:hAnsi="Wingdings" w:hint="default"/>
-      </w:rPr>
-    </w:lvl>
-    <w:lvl w:ilvl="3" w:tplc="04090001" w:tentative="1">
-      <w:start w:val="1"/>
-      <w:numFmt w:val="bullet"/>
-      <w:lvlText w:val=""/>
-      <w:lvlJc w:val="left"/>
-      <w:pPr>
-        <w:ind w:left="2200" w:hanging="440"/>
-      </w:pPr>
-      <w:rPr>
-        <w:rFonts w:ascii="Wingdings" w:hAnsi="Wingdings" w:hint="default"/>
-      </w:rPr>
-    </w:lvl>
-    <w:lvl w:ilvl="4" w:tplc="04090003" w:tentative="1">
-      <w:start w:val="1"/>
-      <w:numFmt w:val="bullet"/>
-      <w:lvlText w:val=""/>
-      <w:lvlJc w:val="left"/>
-      <w:pPr>
-        <w:ind w:left="2640" w:hanging="440"/>
-      </w:pPr>
-      <w:rPr>
-        <w:rFonts w:ascii="Wingdings" w:hAnsi="Wingdings" w:hint="default"/>
-      </w:rPr>
-    </w:lvl>
-    <w:lvl w:ilvl="5" w:tplc="04090005" w:tentative="1">
-      <w:start w:val="1"/>
-      <w:numFmt w:val="bullet"/>
-      <w:lvlText w:val=""/>
-      <w:lvlJc w:val="left"/>
-      <w:pPr>
-        <w:ind w:left="3080" w:hanging="440"/>
-      </w:pPr>
-      <w:rPr>
-        <w:rFonts w:ascii="Wingdings" w:hAnsi="Wingdings" w:hint="default"/>
-      </w:rPr>
-    </w:lvl>
-    <w:lvl w:ilvl="6" w:tplc="04090001" w:tentative="1">
-      <w:start w:val="1"/>
-      <w:numFmt w:val="bullet"/>
-      <w:lvlText w:val=""/>
-      <w:lvlJc w:val="left"/>
-      <w:pPr>
-        <w:ind w:left="3520" w:hanging="440"/>
-      </w:pPr>
-      <w:rPr>
-        <w:rFonts w:ascii="Wingdings" w:hAnsi="Wingdings" w:hint="default"/>
-      </w:rPr>
-    </w:lvl>
-    <w:lvl w:ilvl="7" w:tplc="04090003" w:tentative="1">
-      <w:start w:val="1"/>
-      <w:numFmt w:val="bullet"/>
-      <w:lvlText w:val=""/>
-      <w:lvlJc w:val="left"/>
-      <w:pPr>
-        <w:ind w:left="3960" w:hanging="440"/>
-      </w:pPr>
-      <w:rPr>
-        <w:rFonts w:ascii="Wingdings" w:hAnsi="Wingdings" w:hint="default"/>
-      </w:rPr>
-    </w:lvl>
-    <w:lvl w:ilvl="8" w:tplc="04090005" w:tentative="1">
-      <w:start w:val="1"/>
-      <w:numFmt w:val="bullet"/>
-      <w:lvlText w:val=""/>
-      <w:lvlJc w:val="left"/>
-      <w:pPr>
-        <w:ind w:left="4400" w:hanging="440"/>
-      </w:pPr>
-      <w:rPr>
-        <w:rFonts w:ascii="Wingdings" w:hAnsi="Wingdings" w:hint="default"/>
-      </w:rPr>
-    </w:lvl>
-  </w:abstractNum>
-  <w:abstractNum w:abstractNumId="20" w15:restartNumberingAfterBreak="0">
-    <w:nsid w:val="384D10F1"/>
-    <w:multiLevelType w:val="hybridMultilevel"/>
-    <w:tmpl w:val="448AC8E8"/>
-    <w:lvl w:ilvl="0" w:tplc="5E429ED2">
-      <w:start w:val="1"/>
-      <w:numFmt w:val="decimal"/>
-      <w:lvlText w:val="%1."/>
-      <w:lvlJc w:val="left"/>
-      <w:pPr>
-        <w:ind w:left="800" w:hanging="360"/>
-      </w:pPr>
-      <w:rPr>
-        <w:rFonts w:hint="default"/>
-      </w:rPr>
-    </w:lvl>
-    <w:lvl w:ilvl="1" w:tplc="04090019" w:tentative="1">
-      <w:start w:val="1"/>
-      <w:numFmt w:val="upperLetter"/>
-      <w:lvlText w:val="%2."/>
-      <w:lvlJc w:val="left"/>
-      <w:pPr>
-        <w:ind w:left="1320" w:hanging="440"/>
-      </w:pPr>
-    </w:lvl>
-    <w:lvl w:ilvl="2" w:tplc="0409001B" w:tentative="1">
-      <w:start w:val="1"/>
-      <w:numFmt w:val="lowerRoman"/>
-      <w:lvlText w:val="%3."/>
-      <w:lvlJc w:val="right"/>
-      <w:pPr>
-        <w:ind w:left="1760" w:hanging="440"/>
-      </w:pPr>
-    </w:lvl>
-    <w:lvl w:ilvl="3" w:tplc="0409000F" w:tentative="1">
-      <w:start w:val="1"/>
-      <w:numFmt w:val="decimal"/>
-      <w:lvlText w:val="%4."/>
-      <w:lvlJc w:val="left"/>
-      <w:pPr>
-        <w:ind w:left="2200" w:hanging="440"/>
-      </w:pPr>
-    </w:lvl>
-    <w:lvl w:ilvl="4" w:tplc="04090019" w:tentative="1">
-      <w:start w:val="1"/>
-      <w:numFmt w:val="upperLetter"/>
-      <w:lvlText w:val="%5."/>
-      <w:lvlJc w:val="left"/>
-      <w:pPr>
-        <w:ind w:left="2640" w:hanging="440"/>
-      </w:pPr>
-    </w:lvl>
-    <w:lvl w:ilvl="5" w:tplc="0409001B" w:tentative="1">
-      <w:start w:val="1"/>
-      <w:numFmt w:val="lowerRoman"/>
-      <w:lvlText w:val="%6."/>
-      <w:lvlJc w:val="right"/>
-      <w:pPr>
-        <w:ind w:left="3080" w:hanging="440"/>
-      </w:pPr>
-    </w:lvl>
-    <w:lvl w:ilvl="6" w:tplc="0409000F" w:tentative="1">
-      <w:start w:val="1"/>
-      <w:numFmt w:val="decimal"/>
-      <w:lvlText w:val="%7."/>
-      <w:lvlJc w:val="left"/>
-      <w:pPr>
-        <w:ind w:left="3520" w:hanging="440"/>
-      </w:pPr>
-    </w:lvl>
-    <w:lvl w:ilvl="7" w:tplc="04090019" w:tentative="1">
-      <w:start w:val="1"/>
-      <w:numFmt w:val="upperLetter"/>
-      <w:lvlText w:val="%8."/>
-      <w:lvlJc w:val="left"/>
-      <w:pPr>
-        <w:ind w:left="3960" w:hanging="440"/>
-      </w:pPr>
-    </w:lvl>
-    <w:lvl w:ilvl="8" w:tplc="0409001B" w:tentative="1">
-      <w:start w:val="1"/>
-      <w:numFmt w:val="lowerRoman"/>
-      <w:lvlText w:val="%9."/>
-      <w:lvlJc w:val="right"/>
-      <w:pPr>
-        <w:ind w:left="4400" w:hanging="440"/>
-      </w:pPr>
-    </w:lvl>
-  </w:abstractNum>
-  <w:abstractNum w:abstractNumId="21" w15:restartNumberingAfterBreak="0">
-    <w:nsid w:val="38861D05"/>
-    <w:multiLevelType w:val="hybridMultilevel"/>
-    <w:tmpl w:val="F464418C"/>
-    <w:lvl w:ilvl="0" w:tplc="168AF266">
-      <w:numFmt w:val="bullet"/>
-      <w:lvlText w:val=""/>
-      <w:lvlJc w:val="left"/>
-      <w:pPr>
-        <w:ind w:left="800" w:hanging="360"/>
-      </w:pPr>
-      <w:rPr>
-        <w:rFonts w:ascii="Wingdings" w:eastAsia="나눔고딕" w:hAnsi="Wingdings" w:cstheme="minorBidi" w:hint="default"/>
-      </w:rPr>
-    </w:lvl>
-    <w:lvl w:ilvl="1" w:tplc="04090003" w:tentative="1">
-      <w:start w:val="1"/>
-      <w:numFmt w:val="bullet"/>
-      <w:lvlText w:val=""/>
-      <w:lvlJc w:val="left"/>
-      <w:pPr>
-        <w:ind w:left="1320" w:hanging="440"/>
-      </w:pPr>
-      <w:rPr>
-        <w:rFonts w:ascii="Wingdings" w:hAnsi="Wingdings" w:hint="default"/>
-      </w:rPr>
-    </w:lvl>
-    <w:lvl w:ilvl="2" w:tplc="04090005" w:tentative="1">
-      <w:start w:val="1"/>
-      <w:numFmt w:val="bullet"/>
-      <w:lvlText w:val=""/>
-      <w:lvlJc w:val="left"/>
-      <w:pPr>
-        <w:ind w:left="1760" w:hanging="440"/>
-      </w:pPr>
-      <w:rPr>
-        <w:rFonts w:ascii="Wingdings" w:hAnsi="Wingdings" w:hint="default"/>
-      </w:rPr>
-    </w:lvl>
-    <w:lvl w:ilvl="3" w:tplc="04090001" w:tentative="1">
-      <w:start w:val="1"/>
-      <w:numFmt w:val="bullet"/>
-      <w:lvlText w:val=""/>
-      <w:lvlJc w:val="left"/>
-      <w:pPr>
-        <w:ind w:left="2200" w:hanging="440"/>
-      </w:pPr>
-      <w:rPr>
-        <w:rFonts w:ascii="Wingdings" w:hAnsi="Wingdings" w:hint="default"/>
-      </w:rPr>
-    </w:lvl>
-    <w:lvl w:ilvl="4" w:tplc="04090003" w:tentative="1">
-      <w:start w:val="1"/>
-      <w:numFmt w:val="bullet"/>
-      <w:lvlText w:val=""/>
-      <w:lvlJc w:val="left"/>
-      <w:pPr>
-        <w:ind w:left="2640" w:hanging="440"/>
-      </w:pPr>
-      <w:rPr>
-        <w:rFonts w:ascii="Wingdings" w:hAnsi="Wingdings" w:hint="default"/>
-      </w:rPr>
-    </w:lvl>
-    <w:lvl w:ilvl="5" w:tplc="04090005" w:tentative="1">
-      <w:start w:val="1"/>
-      <w:numFmt w:val="bullet"/>
-      <w:lvlText w:val=""/>
-      <w:lvlJc w:val="left"/>
-      <w:pPr>
-        <w:ind w:left="3080" w:hanging="440"/>
-      </w:pPr>
-      <w:rPr>
-        <w:rFonts w:ascii="Wingdings" w:hAnsi="Wingdings" w:hint="default"/>
-      </w:rPr>
-    </w:lvl>
-    <w:lvl w:ilvl="6" w:tplc="04090001" w:tentative="1">
-      <w:start w:val="1"/>
-      <w:numFmt w:val="bullet"/>
-      <w:lvlText w:val=""/>
-      <w:lvlJc w:val="left"/>
-      <w:pPr>
-        <w:ind w:left="3520" w:hanging="440"/>
-      </w:pPr>
-      <w:rPr>
-        <w:rFonts w:ascii="Wingdings" w:hAnsi="Wingdings" w:hint="default"/>
-      </w:rPr>
-    </w:lvl>
-    <w:lvl w:ilvl="7" w:tplc="04090003" w:tentative="1">
-      <w:start w:val="1"/>
-      <w:numFmt w:val="bullet"/>
-      <w:lvlText w:val=""/>
-      <w:lvlJc w:val="left"/>
-      <w:pPr>
-        <w:ind w:left="3960" w:hanging="440"/>
-      </w:pPr>
-      <w:rPr>
-        <w:rFonts w:ascii="Wingdings" w:hAnsi="Wingdings" w:hint="default"/>
-      </w:rPr>
-    </w:lvl>
-    <w:lvl w:ilvl="8" w:tplc="04090005" w:tentative="1">
-      <w:start w:val="1"/>
-      <w:numFmt w:val="bullet"/>
-      <w:lvlText w:val=""/>
-      <w:lvlJc w:val="left"/>
-      <w:pPr>
-        <w:ind w:left="4400" w:hanging="440"/>
-      </w:pPr>
-      <w:rPr>
-        <w:rFonts w:ascii="Wingdings" w:hAnsi="Wingdings" w:hint="default"/>
-      </w:rPr>
-    </w:lvl>
-  </w:abstractNum>
-  <w:abstractNum w:abstractNumId="22" w15:restartNumberingAfterBreak="0">
-    <w:nsid w:val="3B4D312C"/>
-    <w:multiLevelType w:val="hybridMultilevel"/>
-    <w:tmpl w:val="2A1A7E76"/>
-    <w:lvl w:ilvl="0" w:tplc="6F36021C">
-      <w:start w:val="1"/>
-      <w:numFmt w:val="decimal"/>
-      <w:lvlText w:val="%1."/>
-      <w:lvlJc w:val="left"/>
-      <w:pPr>
-        <w:ind w:left="800" w:hanging="360"/>
-      </w:pPr>
-      <w:rPr>
-        <w:rFonts w:hint="eastAsia"/>
-      </w:rPr>
-    </w:lvl>
-    <w:lvl w:ilvl="1" w:tplc="04090019" w:tentative="1">
-      <w:start w:val="1"/>
-      <w:numFmt w:val="upperLetter"/>
-      <w:lvlText w:val="%2."/>
-      <w:lvlJc w:val="left"/>
-      <w:pPr>
-        <w:ind w:left="1320" w:hanging="440"/>
-      </w:pPr>
-    </w:lvl>
-    <w:lvl w:ilvl="2" w:tplc="0409001B" w:tentative="1">
-      <w:start w:val="1"/>
-      <w:numFmt w:val="lowerRoman"/>
-      <w:lvlText w:val="%3."/>
-      <w:lvlJc w:val="right"/>
-      <w:pPr>
-        <w:ind w:left="1760" w:hanging="440"/>
-      </w:pPr>
-    </w:lvl>
-    <w:lvl w:ilvl="3" w:tplc="0409000F" w:tentative="1">
-      <w:start w:val="1"/>
-      <w:numFmt w:val="decimal"/>
-      <w:lvlText w:val="%4."/>
-      <w:lvlJc w:val="left"/>
-      <w:pPr>
-        <w:ind w:left="2200" w:hanging="440"/>
-      </w:pPr>
-    </w:lvl>
-    <w:lvl w:ilvl="4" w:tplc="04090019" w:tentative="1">
-      <w:start w:val="1"/>
-      <w:numFmt w:val="upperLetter"/>
-      <w:lvlText w:val="%5."/>
-      <w:lvlJc w:val="left"/>
-      <w:pPr>
-        <w:ind w:left="2640" w:hanging="440"/>
-      </w:pPr>
-    </w:lvl>
-    <w:lvl w:ilvl="5" w:tplc="0409001B" w:tentative="1">
-      <w:start w:val="1"/>
-      <w:numFmt w:val="lowerRoman"/>
-      <w:lvlText w:val="%6."/>
-      <w:lvlJc w:val="right"/>
-      <w:pPr>
-        <w:ind w:left="3080" w:hanging="440"/>
-      </w:pPr>
-    </w:lvl>
-    <w:lvl w:ilvl="6" w:tplc="0409000F" w:tentative="1">
-      <w:start w:val="1"/>
-      <w:numFmt w:val="decimal"/>
-      <w:lvlText w:val="%7."/>
-      <w:lvlJc w:val="left"/>
-      <w:pPr>
-        <w:ind w:left="3520" w:hanging="440"/>
-      </w:pPr>
-    </w:lvl>
-    <w:lvl w:ilvl="7" w:tplc="04090019" w:tentative="1">
-      <w:start w:val="1"/>
-      <w:numFmt w:val="upperLetter"/>
-      <w:lvlText w:val="%8."/>
-      <w:lvlJc w:val="left"/>
-      <w:pPr>
-        <w:ind w:left="3960" w:hanging="440"/>
-      </w:pPr>
-    </w:lvl>
-    <w:lvl w:ilvl="8" w:tplc="0409001B" w:tentative="1">
-      <w:start w:val="1"/>
-      <w:numFmt w:val="lowerRoman"/>
-      <w:lvlText w:val="%9."/>
-      <w:lvlJc w:val="right"/>
-      <w:pPr>
-        <w:ind w:left="4400" w:hanging="440"/>
-      </w:pPr>
-    </w:lvl>
-  </w:abstractNum>
-  <w:abstractNum w:abstractNumId="23" w15:restartNumberingAfterBreak="0">
-    <w:nsid w:val="3BE21EFE"/>
-    <w:multiLevelType w:val="hybridMultilevel"/>
-    <w:tmpl w:val="475CED7A"/>
-    <w:lvl w:ilvl="0" w:tplc="DB70D880">
-      <w:start w:val="4"/>
-      <w:numFmt w:val="bullet"/>
-      <w:lvlText w:val="-"/>
-      <w:lvlJc w:val="left"/>
-      <w:pPr>
-        <w:ind w:left="800" w:hanging="360"/>
-      </w:pPr>
-      <w:rPr>
-        <w:rFonts w:ascii="맑은 고딕" w:eastAsia="맑은 고딕" w:hAnsi="맑은 고딕" w:cstheme="minorBidi" w:hint="eastAsia"/>
-      </w:rPr>
-    </w:lvl>
-    <w:lvl w:ilvl="1" w:tplc="04090003" w:tentative="1">
-      <w:start w:val="1"/>
-      <w:numFmt w:val="bullet"/>
-      <w:lvlText w:val=""/>
-      <w:lvlJc w:val="left"/>
-      <w:pPr>
-        <w:ind w:left="1320" w:hanging="440"/>
-      </w:pPr>
-      <w:rPr>
-        <w:rFonts w:ascii="Wingdings" w:hAnsi="Wingdings" w:hint="default"/>
-      </w:rPr>
-    </w:lvl>
-    <w:lvl w:ilvl="2" w:tplc="04090005" w:tentative="1">
-      <w:start w:val="1"/>
-      <w:numFmt w:val="bullet"/>
-      <w:lvlText w:val=""/>
-      <w:lvlJc w:val="left"/>
-      <w:pPr>
-        <w:ind w:left="1760" w:hanging="440"/>
-      </w:pPr>
-      <w:rPr>
-        <w:rFonts w:ascii="Wingdings" w:hAnsi="Wingdings" w:hint="default"/>
-      </w:rPr>
-    </w:lvl>
-    <w:lvl w:ilvl="3" w:tplc="04090001" w:tentative="1">
-      <w:start w:val="1"/>
-      <w:numFmt w:val="bullet"/>
-      <w:lvlText w:val=""/>
-      <w:lvlJc w:val="left"/>
-      <w:pPr>
-        <w:ind w:left="2200" w:hanging="440"/>
-      </w:pPr>
-      <w:rPr>
-        <w:rFonts w:ascii="Wingdings" w:hAnsi="Wingdings" w:hint="default"/>
-      </w:rPr>
-    </w:lvl>
-    <w:lvl w:ilvl="4" w:tplc="04090003" w:tentative="1">
-      <w:start w:val="1"/>
-      <w:numFmt w:val="bullet"/>
-      <w:lvlText w:val=""/>
-      <w:lvlJc w:val="left"/>
-      <w:pPr>
-        <w:ind w:left="2640" w:hanging="440"/>
-      </w:pPr>
-      <w:rPr>
-        <w:rFonts w:ascii="Wingdings" w:hAnsi="Wingdings" w:hint="default"/>
-      </w:rPr>
-    </w:lvl>
-    <w:lvl w:ilvl="5" w:tplc="04090005" w:tentative="1">
-      <w:start w:val="1"/>
-      <w:numFmt w:val="bullet"/>
-      <w:lvlText w:val=""/>
-      <w:lvlJc w:val="left"/>
-      <w:pPr>
-        <w:ind w:left="3080" w:hanging="440"/>
-      </w:pPr>
-      <w:rPr>
-        <w:rFonts w:ascii="Wingdings" w:hAnsi="Wingdings" w:hint="default"/>
-      </w:rPr>
-    </w:lvl>
-    <w:lvl w:ilvl="6" w:tplc="04090001" w:tentative="1">
-      <w:start w:val="1"/>
-      <w:numFmt w:val="bullet"/>
-      <w:lvlText w:val=""/>
-      <w:lvlJc w:val="left"/>
-      <w:pPr>
-        <w:ind w:left="3520" w:hanging="440"/>
-      </w:pPr>
-      <w:rPr>
-        <w:rFonts w:ascii="Wingdings" w:hAnsi="Wingdings" w:hint="default"/>
-      </w:rPr>
-    </w:lvl>
-    <w:lvl w:ilvl="7" w:tplc="04090003" w:tentative="1">
-      <w:start w:val="1"/>
-      <w:numFmt w:val="bullet"/>
-      <w:lvlText w:val=""/>
-      <w:lvlJc w:val="left"/>
-      <w:pPr>
-        <w:ind w:left="3960" w:hanging="440"/>
-      </w:pPr>
-      <w:rPr>
-        <w:rFonts w:ascii="Wingdings" w:hAnsi="Wingdings" w:hint="default"/>
-      </w:rPr>
-    </w:lvl>
-    <w:lvl w:ilvl="8" w:tplc="04090005" w:tentative="1">
-      <w:start w:val="1"/>
-      <w:numFmt w:val="bullet"/>
-      <w:lvlText w:val=""/>
-      <w:lvlJc w:val="left"/>
-      <w:pPr>
-        <w:ind w:left="4400" w:hanging="440"/>
-      </w:pPr>
-      <w:rPr>
-        <w:rFonts w:ascii="Wingdings" w:hAnsi="Wingdings" w:hint="default"/>
-      </w:rPr>
-    </w:lvl>
-  </w:abstractNum>
-  <w:abstractNum w:abstractNumId="24" w15:restartNumberingAfterBreak="0">
-    <w:nsid w:val="3E75494D"/>
-    <w:multiLevelType w:val="hybridMultilevel"/>
-    <w:tmpl w:val="74CA04F4"/>
-    <w:lvl w:ilvl="0" w:tplc="23AA9040">
-      <w:numFmt w:val="bullet"/>
-      <w:lvlText w:val=""/>
-      <w:lvlJc w:val="left"/>
-      <w:pPr>
-        <w:ind w:left="800" w:hanging="360"/>
-      </w:pPr>
-      <w:rPr>
-        <w:rFonts w:ascii="Wingdings" w:eastAsia="나눔고딕" w:hAnsi="Wingdings" w:cstheme="minorBidi" w:hint="default"/>
-      </w:rPr>
-    </w:lvl>
-    <w:lvl w:ilvl="1" w:tplc="04090003" w:tentative="1">
-      <w:start w:val="1"/>
-      <w:numFmt w:val="bullet"/>
-      <w:lvlText w:val=""/>
-      <w:lvlJc w:val="left"/>
-      <w:pPr>
-        <w:ind w:left="1320" w:hanging="440"/>
-      </w:pPr>
-      <w:rPr>
-        <w:rFonts w:ascii="Wingdings" w:hAnsi="Wingdings" w:hint="default"/>
-      </w:rPr>
-    </w:lvl>
-    <w:lvl w:ilvl="2" w:tplc="04090005" w:tentative="1">
-      <w:start w:val="1"/>
-      <w:numFmt w:val="bullet"/>
-      <w:lvlText w:val=""/>
-      <w:lvlJc w:val="left"/>
-      <w:pPr>
-        <w:ind w:left="1760" w:hanging="440"/>
-      </w:pPr>
-      <w:rPr>
-        <w:rFonts w:ascii="Wingdings" w:hAnsi="Wingdings" w:hint="default"/>
-      </w:rPr>
-    </w:lvl>
-    <w:lvl w:ilvl="3" w:tplc="04090001" w:tentative="1">
-      <w:start w:val="1"/>
-      <w:numFmt w:val="bullet"/>
-      <w:lvlText w:val=""/>
-      <w:lvlJc w:val="left"/>
-      <w:pPr>
-        <w:ind w:left="2200" w:hanging="440"/>
-      </w:pPr>
-      <w:rPr>
-        <w:rFonts w:ascii="Wingdings" w:hAnsi="Wingdings" w:hint="default"/>
-      </w:rPr>
-    </w:lvl>
-    <w:lvl w:ilvl="4" w:tplc="04090003" w:tentative="1">
-      <w:start w:val="1"/>
-      <w:numFmt w:val="bullet"/>
-      <w:lvlText w:val=""/>
-      <w:lvlJc w:val="left"/>
-      <w:pPr>
-        <w:ind w:left="2640" w:hanging="440"/>
-      </w:pPr>
-      <w:rPr>
-        <w:rFonts w:ascii="Wingdings" w:hAnsi="Wingdings" w:hint="default"/>
-      </w:rPr>
-    </w:lvl>
-    <w:lvl w:ilvl="5" w:tplc="04090005" w:tentative="1">
-      <w:start w:val="1"/>
-      <w:numFmt w:val="bullet"/>
-      <w:lvlText w:val=""/>
-      <w:lvlJc w:val="left"/>
-      <w:pPr>
-        <w:ind w:left="3080" w:hanging="440"/>
-      </w:pPr>
-      <w:rPr>
-        <w:rFonts w:ascii="Wingdings" w:hAnsi="Wingdings" w:hint="default"/>
-      </w:rPr>
-    </w:lvl>
-    <w:lvl w:ilvl="6" w:tplc="04090001" w:tentative="1">
-      <w:start w:val="1"/>
-      <w:numFmt w:val="bullet"/>
-      <w:lvlText w:val=""/>
-      <w:lvlJc w:val="left"/>
-      <w:pPr>
-        <w:ind w:left="3520" w:hanging="440"/>
-      </w:pPr>
-      <w:rPr>
-        <w:rFonts w:ascii="Wingdings" w:hAnsi="Wingdings" w:hint="default"/>
-      </w:rPr>
-    </w:lvl>
-    <w:lvl w:ilvl="7" w:tplc="04090003" w:tentative="1">
-      <w:start w:val="1"/>
-      <w:numFmt w:val="bullet"/>
-      <w:lvlText w:val=""/>
-      <w:lvlJc w:val="left"/>
-      <w:pPr>
-        <w:ind w:left="3960" w:hanging="440"/>
-      </w:pPr>
-      <w:rPr>
-        <w:rFonts w:ascii="Wingdings" w:hAnsi="Wingdings" w:hint="default"/>
-      </w:rPr>
-    </w:lvl>
-    <w:lvl w:ilvl="8" w:tplc="04090005" w:tentative="1">
-      <w:start w:val="1"/>
-      <w:numFmt w:val="bullet"/>
-      <w:lvlText w:val=""/>
-      <w:lvlJc w:val="left"/>
-      <w:pPr>
-        <w:ind w:left="4400" w:hanging="440"/>
-      </w:pPr>
-      <w:rPr>
-        <w:rFonts w:ascii="Wingdings" w:hAnsi="Wingdings" w:hint="default"/>
-      </w:rPr>
-    </w:lvl>
-  </w:abstractNum>
-  <w:abstractNum w:abstractNumId="25" w15:restartNumberingAfterBreak="0">
-    <w:nsid w:val="414C3F59"/>
-    <w:multiLevelType w:val="hybridMultilevel"/>
-    <w:tmpl w:val="4B72A2C8"/>
-    <w:lvl w:ilvl="0" w:tplc="B57265DE">
-      <w:numFmt w:val="bullet"/>
-      <w:lvlText w:val="-"/>
-      <w:lvlJc w:val="left"/>
-      <w:pPr>
-        <w:ind w:left="800" w:hanging="360"/>
-      </w:pPr>
-      <w:rPr>
-        <w:rFonts w:ascii="나눔고딕" w:eastAsia="나눔고딕" w:hAnsi="나눔고딕" w:cstheme="minorBidi" w:hint="eastAsia"/>
-      </w:rPr>
-    </w:lvl>
-    <w:lvl w:ilvl="1" w:tplc="04090003" w:tentative="1">
-      <w:start w:val="1"/>
-      <w:numFmt w:val="bullet"/>
-      <w:lvlText w:val=""/>
-      <w:lvlJc w:val="left"/>
-      <w:pPr>
-        <w:ind w:left="1320" w:hanging="440"/>
-      </w:pPr>
-      <w:rPr>
-        <w:rFonts w:ascii="Wingdings" w:hAnsi="Wingdings" w:hint="default"/>
-      </w:rPr>
-    </w:lvl>
-    <w:lvl w:ilvl="2" w:tplc="04090005" w:tentative="1">
-      <w:start w:val="1"/>
-      <w:numFmt w:val="bullet"/>
-      <w:lvlText w:val=""/>
-      <w:lvlJc w:val="left"/>
-      <w:pPr>
-        <w:ind w:left="1760" w:hanging="440"/>
-      </w:pPr>
-      <w:rPr>
-        <w:rFonts w:ascii="Wingdings" w:hAnsi="Wingdings" w:hint="default"/>
-      </w:rPr>
-    </w:lvl>
-    <w:lvl w:ilvl="3" w:tplc="04090001" w:tentative="1">
-      <w:start w:val="1"/>
-      <w:numFmt w:val="bullet"/>
-      <w:lvlText w:val=""/>
-      <w:lvlJc w:val="left"/>
-      <w:pPr>
-        <w:ind w:left="2200" w:hanging="440"/>
-      </w:pPr>
-      <w:rPr>
-        <w:rFonts w:ascii="Wingdings" w:hAnsi="Wingdings" w:hint="default"/>
-      </w:rPr>
-    </w:lvl>
-    <w:lvl w:ilvl="4" w:tplc="04090003" w:tentative="1">
-      <w:start w:val="1"/>
-      <w:numFmt w:val="bullet"/>
-      <w:lvlText w:val=""/>
-      <w:lvlJc w:val="left"/>
-      <w:pPr>
-        <w:ind w:left="2640" w:hanging="440"/>
-      </w:pPr>
-      <w:rPr>
-        <w:rFonts w:ascii="Wingdings" w:hAnsi="Wingdings" w:hint="default"/>
-      </w:rPr>
-    </w:lvl>
-    <w:lvl w:ilvl="5" w:tplc="04090005" w:tentative="1">
-      <w:start w:val="1"/>
-      <w:numFmt w:val="bullet"/>
-      <w:lvlText w:val=""/>
-      <w:lvlJc w:val="left"/>
-      <w:pPr>
-        <w:ind w:left="3080" w:hanging="440"/>
-      </w:pPr>
-      <w:rPr>
-        <w:rFonts w:ascii="Wingdings" w:hAnsi="Wingdings" w:hint="default"/>
-      </w:rPr>
-    </w:lvl>
-    <w:lvl w:ilvl="6" w:tplc="04090001" w:tentative="1">
-      <w:start w:val="1"/>
-      <w:numFmt w:val="bullet"/>
-      <w:lvlText w:val=""/>
-      <w:lvlJc w:val="left"/>
-      <w:pPr>
-        <w:ind w:left="3520" w:hanging="440"/>
-      </w:pPr>
-      <w:rPr>
-        <w:rFonts w:ascii="Wingdings" w:hAnsi="Wingdings" w:hint="default"/>
-      </w:rPr>
-    </w:lvl>
-    <w:lvl w:ilvl="7" w:tplc="04090003" w:tentative="1">
-      <w:start w:val="1"/>
-      <w:numFmt w:val="bullet"/>
-      <w:lvlText w:val=""/>
-      <w:lvlJc w:val="left"/>
-      <w:pPr>
-        <w:ind w:left="3960" w:hanging="440"/>
-      </w:pPr>
-      <w:rPr>
-        <w:rFonts w:ascii="Wingdings" w:hAnsi="Wingdings" w:hint="default"/>
-      </w:rPr>
-    </w:lvl>
-    <w:lvl w:ilvl="8" w:tplc="04090005" w:tentative="1">
-      <w:start w:val="1"/>
-      <w:numFmt w:val="bullet"/>
-      <w:lvlText w:val=""/>
-      <w:lvlJc w:val="left"/>
-      <w:pPr>
-        <w:ind w:left="4400" w:hanging="440"/>
-      </w:pPr>
-      <w:rPr>
-        <w:rFonts w:ascii="Wingdings" w:hAnsi="Wingdings" w:hint="default"/>
-      </w:rPr>
-    </w:lvl>
-  </w:abstractNum>
-  <w:abstractNum w:abstractNumId="26" w15:restartNumberingAfterBreak="0">
-    <w:nsid w:val="46A577EA"/>
-    <w:multiLevelType w:val="hybridMultilevel"/>
-    <w:tmpl w:val="68AABB26"/>
-    <w:lvl w:ilvl="0" w:tplc="AF4C8944">
-      <w:numFmt w:val="bullet"/>
-      <w:lvlText w:val=""/>
-      <w:lvlJc w:val="left"/>
-      <w:pPr>
-        <w:ind w:left="800" w:hanging="360"/>
-      </w:pPr>
-      <w:rPr>
-        <w:rFonts w:ascii="Wingdings" w:eastAsia="나눔고딕" w:hAnsi="Wingdings" w:cstheme="minorBidi" w:hint="default"/>
-      </w:rPr>
-    </w:lvl>
-    <w:lvl w:ilvl="1" w:tplc="04090003" w:tentative="1">
-      <w:start w:val="1"/>
-      <w:numFmt w:val="bullet"/>
-      <w:lvlText w:val=""/>
-      <w:lvlJc w:val="left"/>
-      <w:pPr>
-        <w:ind w:left="1320" w:hanging="440"/>
-      </w:pPr>
-      <w:rPr>
-        <w:rFonts w:ascii="Wingdings" w:hAnsi="Wingdings" w:hint="default"/>
-      </w:rPr>
-    </w:lvl>
-    <w:lvl w:ilvl="2" w:tplc="04090005" w:tentative="1">
-      <w:start w:val="1"/>
-      <w:numFmt w:val="bullet"/>
-      <w:lvlText w:val=""/>
-      <w:lvlJc w:val="left"/>
-      <w:pPr>
-        <w:ind w:left="1760" w:hanging="440"/>
-      </w:pPr>
-      <w:rPr>
-        <w:rFonts w:ascii="Wingdings" w:hAnsi="Wingdings" w:hint="default"/>
-      </w:rPr>
-    </w:lvl>
-    <w:lvl w:ilvl="3" w:tplc="04090001" w:tentative="1">
-      <w:start w:val="1"/>
-      <w:numFmt w:val="bullet"/>
-      <w:lvlText w:val=""/>
-      <w:lvlJc w:val="left"/>
-      <w:pPr>
-        <w:ind w:left="2200" w:hanging="440"/>
-      </w:pPr>
-      <w:rPr>
-        <w:rFonts w:ascii="Wingdings" w:hAnsi="Wingdings" w:hint="default"/>
-      </w:rPr>
-    </w:lvl>
-    <w:lvl w:ilvl="4" w:tplc="04090003" w:tentative="1">
-      <w:start w:val="1"/>
-      <w:numFmt w:val="bullet"/>
-      <w:lvlText w:val=""/>
-      <w:lvlJc w:val="left"/>
-      <w:pPr>
-        <w:ind w:left="2640" w:hanging="440"/>
-      </w:pPr>
-      <w:rPr>
-        <w:rFonts w:ascii="Wingdings" w:hAnsi="Wingdings" w:hint="default"/>
-      </w:rPr>
-    </w:lvl>
-    <w:lvl w:ilvl="5" w:tplc="04090005" w:tentative="1">
-      <w:start w:val="1"/>
-      <w:numFmt w:val="bullet"/>
-      <w:lvlText w:val=""/>
-      <w:lvlJc w:val="left"/>
-      <w:pPr>
-        <w:ind w:left="3080" w:hanging="440"/>
-      </w:pPr>
-      <w:rPr>
-        <w:rFonts w:ascii="Wingdings" w:hAnsi="Wingdings" w:hint="default"/>
-      </w:rPr>
-    </w:lvl>
-    <w:lvl w:ilvl="6" w:tplc="04090001" w:tentative="1">
-      <w:start w:val="1"/>
-      <w:numFmt w:val="bullet"/>
-      <w:lvlText w:val=""/>
-      <w:lvlJc w:val="left"/>
-      <w:pPr>
-        <w:ind w:left="3520" w:hanging="440"/>
-      </w:pPr>
-      <w:rPr>
-        <w:rFonts w:ascii="Wingdings" w:hAnsi="Wingdings" w:hint="default"/>
-      </w:rPr>
-    </w:lvl>
-    <w:lvl w:ilvl="7" w:tplc="04090003" w:tentative="1">
-      <w:start w:val="1"/>
-      <w:numFmt w:val="bullet"/>
-      <w:lvlText w:val=""/>
-      <w:lvlJc w:val="left"/>
-      <w:pPr>
-        <w:ind w:left="3960" w:hanging="440"/>
-      </w:pPr>
-      <w:rPr>
-        <w:rFonts w:ascii="Wingdings" w:hAnsi="Wingdings" w:hint="default"/>
-      </w:rPr>
-    </w:lvl>
-    <w:lvl w:ilvl="8" w:tplc="04090005" w:tentative="1">
-      <w:start w:val="1"/>
-      <w:numFmt w:val="bullet"/>
-      <w:lvlText w:val=""/>
-      <w:lvlJc w:val="left"/>
-      <w:pPr>
-        <w:ind w:left="4400" w:hanging="440"/>
-      </w:pPr>
-      <w:rPr>
-        <w:rFonts w:ascii="Wingdings" w:hAnsi="Wingdings" w:hint="default"/>
-      </w:rPr>
-    </w:lvl>
-  </w:abstractNum>
-  <w:abstractNum w:abstractNumId="27" w15:restartNumberingAfterBreak="0">
-    <w:nsid w:val="471F2F9D"/>
-    <w:multiLevelType w:val="multilevel"/>
-    <w:tmpl w:val="B4048BF0"/>
-    <w:lvl w:ilvl="0">
-      <w:start w:val="1"/>
-      <w:numFmt w:val="decimal"/>
-      <w:lvlText w:val="%1-"/>
-      <w:lvlJc w:val="left"/>
-      <w:pPr>
-        <w:ind w:left="480" w:hanging="480"/>
-      </w:pPr>
-      <w:rPr>
-        <w:rFonts w:hint="default"/>
-      </w:rPr>
-    </w:lvl>
-    <w:lvl w:ilvl="1">
-      <w:start w:val="1"/>
-      <w:numFmt w:val="decimal"/>
-      <w:lvlText w:val="%1-%2."/>
-      <w:lvlJc w:val="left"/>
-      <w:pPr>
-        <w:ind w:left="720" w:hanging="720"/>
-      </w:pPr>
-      <w:rPr>
-        <w:rFonts w:hint="default"/>
-      </w:rPr>
-    </w:lvl>
-    <w:lvl w:ilvl="2">
-      <w:start w:val="1"/>
-      <w:numFmt w:val="decimal"/>
-      <w:lvlText w:val="%1-%2.%3."/>
-      <w:lvlJc w:val="left"/>
-      <w:pPr>
-        <w:ind w:left="1080" w:hanging="1080"/>
-      </w:pPr>
-      <w:rPr>
-        <w:rFonts w:hint="default"/>
-      </w:rPr>
-    </w:lvl>
-    <w:lvl w:ilvl="3">
-      <w:start w:val="1"/>
-      <w:numFmt w:val="decimal"/>
-      <w:lvlText w:val="%1-%2.%3.%4."/>
-      <w:lvlJc w:val="left"/>
-      <w:pPr>
-        <w:ind w:left="1080" w:hanging="1080"/>
-      </w:pPr>
-      <w:rPr>
-        <w:rFonts w:hint="default"/>
-      </w:rPr>
-    </w:lvl>
-    <w:lvl w:ilvl="4">
-      <w:start w:val="1"/>
-      <w:numFmt w:val="decimal"/>
-      <w:lvlText w:val="%1-%2.%3.%4.%5."/>
-      <w:lvlJc w:val="left"/>
-      <w:pPr>
-        <w:ind w:left="1440" w:hanging="1440"/>
-      </w:pPr>
-      <w:rPr>
-        <w:rFonts w:hint="default"/>
-      </w:rPr>
-    </w:lvl>
-    <w:lvl w:ilvl="5">
-      <w:start w:val="1"/>
-      <w:numFmt w:val="decimal"/>
-      <w:lvlText w:val="%1-%2.%3.%4.%5.%6."/>
-      <w:lvlJc w:val="left"/>
-      <w:pPr>
-        <w:ind w:left="1440" w:hanging="1440"/>
-      </w:pPr>
-      <w:rPr>
-        <w:rFonts w:hint="default"/>
-      </w:rPr>
-    </w:lvl>
-    <w:lvl w:ilvl="6">
-      <w:start w:val="1"/>
-      <w:numFmt w:val="decimal"/>
-      <w:lvlText w:val="%1-%2.%3.%4.%5.%6.%7."/>
-      <w:lvlJc w:val="left"/>
-      <w:pPr>
-        <w:ind w:left="1800" w:hanging="1800"/>
-      </w:pPr>
-      <w:rPr>
-        <w:rFonts w:hint="default"/>
-      </w:rPr>
-    </w:lvl>
-    <w:lvl w:ilvl="7">
-      <w:start w:val="1"/>
-      <w:numFmt w:val="decimal"/>
-      <w:lvlText w:val="%1-%2.%3.%4.%5.%6.%7.%8."/>
-      <w:lvlJc w:val="left"/>
-      <w:pPr>
-        <w:ind w:left="2160" w:hanging="2160"/>
-      </w:pPr>
-      <w:rPr>
-        <w:rFonts w:hint="default"/>
-      </w:rPr>
-    </w:lvl>
-    <w:lvl w:ilvl="8">
-      <w:start w:val="1"/>
-      <w:numFmt w:val="decimal"/>
-      <w:lvlText w:val="%1-%2.%3.%4.%5.%6.%7.%8.%9."/>
-      <w:lvlJc w:val="left"/>
-      <w:pPr>
-        <w:ind w:left="2160" w:hanging="2160"/>
-      </w:pPr>
-      <w:rPr>
-        <w:rFonts w:hint="default"/>
-      </w:rPr>
-    </w:lvl>
-  </w:abstractNum>
-  <w:abstractNum w:abstractNumId="28" w15:restartNumberingAfterBreak="0">
-    <w:nsid w:val="473B54FE"/>
-    <w:multiLevelType w:val="hybridMultilevel"/>
-    <w:tmpl w:val="9D2E8F78"/>
-    <w:lvl w:ilvl="0" w:tplc="B510D874">
-      <w:start w:val="1"/>
-      <w:numFmt w:val="decimal"/>
-      <w:lvlText w:val="%1."/>
-      <w:lvlJc w:val="left"/>
-      <w:pPr>
-        <w:ind w:left="800" w:hanging="360"/>
-      </w:pPr>
-      <w:rPr>
-        <w:rFonts w:hint="default"/>
-      </w:rPr>
-    </w:lvl>
-    <w:lvl w:ilvl="1" w:tplc="04090019" w:tentative="1">
-      <w:start w:val="1"/>
-      <w:numFmt w:val="upperLetter"/>
-      <w:lvlText w:val="%2."/>
-      <w:lvlJc w:val="left"/>
-      <w:pPr>
-        <w:ind w:left="1320" w:hanging="440"/>
-      </w:pPr>
-    </w:lvl>
-    <w:lvl w:ilvl="2" w:tplc="0409001B" w:tentative="1">
-      <w:start w:val="1"/>
-      <w:numFmt w:val="lowerRoman"/>
-      <w:lvlText w:val="%3."/>
-      <w:lvlJc w:val="right"/>
-      <w:pPr>
-        <w:ind w:left="1760" w:hanging="440"/>
-      </w:pPr>
-    </w:lvl>
-    <w:lvl w:ilvl="3" w:tplc="0409000F" w:tentative="1">
-      <w:start w:val="1"/>
-      <w:numFmt w:val="decimal"/>
-      <w:lvlText w:val="%4."/>
-      <w:lvlJc w:val="left"/>
-      <w:pPr>
-        <w:ind w:left="2200" w:hanging="440"/>
-      </w:pPr>
-    </w:lvl>
-    <w:lvl w:ilvl="4" w:tplc="04090019" w:tentative="1">
-      <w:start w:val="1"/>
-      <w:numFmt w:val="upperLetter"/>
-      <w:lvlText w:val="%5."/>
-      <w:lvlJc w:val="left"/>
-      <w:pPr>
-        <w:ind w:left="2640" w:hanging="440"/>
-      </w:pPr>
-    </w:lvl>
-    <w:lvl w:ilvl="5" w:tplc="0409001B" w:tentative="1">
-      <w:start w:val="1"/>
-      <w:numFmt w:val="lowerRoman"/>
-      <w:lvlText w:val="%6."/>
-      <w:lvlJc w:val="right"/>
-      <w:pPr>
-        <w:ind w:left="3080" w:hanging="440"/>
-      </w:pPr>
-    </w:lvl>
-    <w:lvl w:ilvl="6" w:tplc="0409000F" w:tentative="1">
-      <w:start w:val="1"/>
-      <w:numFmt w:val="decimal"/>
-      <w:lvlText w:val="%7."/>
-      <w:lvlJc w:val="left"/>
-      <w:pPr>
-        <w:ind w:left="3520" w:hanging="440"/>
-      </w:pPr>
-    </w:lvl>
-    <w:lvl w:ilvl="7" w:tplc="04090019" w:tentative="1">
-      <w:start w:val="1"/>
-      <w:numFmt w:val="upperLetter"/>
-      <w:lvlText w:val="%8."/>
-      <w:lvlJc w:val="left"/>
-      <w:pPr>
-        <w:ind w:left="3960" w:hanging="440"/>
-      </w:pPr>
-    </w:lvl>
-    <w:lvl w:ilvl="8" w:tplc="0409001B" w:tentative="1">
-      <w:start w:val="1"/>
-      <w:numFmt w:val="lowerRoman"/>
-      <w:lvlText w:val="%9."/>
-      <w:lvlJc w:val="right"/>
-      <w:pPr>
-        <w:ind w:left="4400" w:hanging="440"/>
-      </w:pPr>
-    </w:lvl>
-  </w:abstractNum>
-  <w:abstractNum w:abstractNumId="29" w15:restartNumberingAfterBreak="0">
-    <w:nsid w:val="490C1E57"/>
-    <w:multiLevelType w:val="hybridMultilevel"/>
-    <w:tmpl w:val="549405D6"/>
-    <w:lvl w:ilvl="0" w:tplc="0DB63A62">
-      <w:start w:val="3"/>
-      <w:numFmt w:val="bullet"/>
-      <w:lvlText w:val="-"/>
-      <w:lvlJc w:val="left"/>
-      <w:pPr>
-        <w:ind w:left="800" w:hanging="360"/>
-      </w:pPr>
-      <w:rPr>
-        <w:rFonts w:ascii="맑은 고딕" w:eastAsia="맑은 고딕" w:hAnsi="맑은 고딕" w:cstheme="minorBidi" w:hint="eastAsia"/>
-      </w:rPr>
-    </w:lvl>
-    <w:lvl w:ilvl="1" w:tplc="04090003" w:tentative="1">
-      <w:start w:val="1"/>
-      <w:numFmt w:val="bullet"/>
-      <w:lvlText w:val=""/>
-      <w:lvlJc w:val="left"/>
-      <w:pPr>
-        <w:ind w:left="1320" w:hanging="440"/>
-      </w:pPr>
-      <w:rPr>
-        <w:rFonts w:ascii="Wingdings" w:hAnsi="Wingdings" w:hint="default"/>
-      </w:rPr>
-    </w:lvl>
-    <w:lvl w:ilvl="2" w:tplc="04090005" w:tentative="1">
-      <w:start w:val="1"/>
-      <w:numFmt w:val="bullet"/>
-      <w:lvlText w:val=""/>
-      <w:lvlJc w:val="left"/>
-      <w:pPr>
-        <w:ind w:left="1760" w:hanging="440"/>
-      </w:pPr>
-      <w:rPr>
-        <w:rFonts w:ascii="Wingdings" w:hAnsi="Wingdings" w:hint="default"/>
-      </w:rPr>
-    </w:lvl>
-    <w:lvl w:ilvl="3" w:tplc="04090001" w:tentative="1">
-      <w:start w:val="1"/>
-      <w:numFmt w:val="bullet"/>
-      <w:lvlText w:val=""/>
-      <w:lvlJc w:val="left"/>
-      <w:pPr>
-        <w:ind w:left="2200" w:hanging="440"/>
-      </w:pPr>
-      <w:rPr>
-        <w:rFonts w:ascii="Wingdings" w:hAnsi="Wingdings" w:hint="default"/>
-      </w:rPr>
-    </w:lvl>
-    <w:lvl w:ilvl="4" w:tplc="04090003" w:tentative="1">
-      <w:start w:val="1"/>
-      <w:numFmt w:val="bullet"/>
-      <w:lvlText w:val=""/>
-      <w:lvlJc w:val="left"/>
-      <w:pPr>
-        <w:ind w:left="2640" w:hanging="440"/>
-      </w:pPr>
-      <w:rPr>
-        <w:rFonts w:ascii="Wingdings" w:hAnsi="Wingdings" w:hint="default"/>
-      </w:rPr>
-    </w:lvl>
-    <w:lvl w:ilvl="5" w:tplc="04090005" w:tentative="1">
-      <w:start w:val="1"/>
-      <w:numFmt w:val="bullet"/>
-      <w:lvlText w:val=""/>
-      <w:lvlJc w:val="left"/>
-      <w:pPr>
-        <w:ind w:left="3080" w:hanging="440"/>
-      </w:pPr>
-      <w:rPr>
-        <w:rFonts w:ascii="Wingdings" w:hAnsi="Wingdings" w:hint="default"/>
-      </w:rPr>
-    </w:lvl>
-    <w:lvl w:ilvl="6" w:tplc="04090001" w:tentative="1">
-      <w:start w:val="1"/>
-      <w:numFmt w:val="bullet"/>
-      <w:lvlText w:val=""/>
-      <w:lvlJc w:val="left"/>
-      <w:pPr>
-        <w:ind w:left="3520" w:hanging="440"/>
-      </w:pPr>
-      <w:rPr>
-        <w:rFonts w:ascii="Wingdings" w:hAnsi="Wingdings" w:hint="default"/>
-      </w:rPr>
-    </w:lvl>
-    <w:lvl w:ilvl="7" w:tplc="04090003" w:tentative="1">
-      <w:start w:val="1"/>
-      <w:numFmt w:val="bullet"/>
-      <w:lvlText w:val=""/>
-      <w:lvlJc w:val="left"/>
-      <w:pPr>
-        <w:ind w:left="3960" w:hanging="440"/>
-      </w:pPr>
-      <w:rPr>
-        <w:rFonts w:ascii="Wingdings" w:hAnsi="Wingdings" w:hint="default"/>
-      </w:rPr>
-    </w:lvl>
-    <w:lvl w:ilvl="8" w:tplc="04090005" w:tentative="1">
-      <w:start w:val="1"/>
-      <w:numFmt w:val="bullet"/>
-      <w:lvlText w:val=""/>
-      <w:lvlJc w:val="left"/>
-      <w:pPr>
-        <w:ind w:left="4400" w:hanging="440"/>
-      </w:pPr>
-      <w:rPr>
-        <w:rFonts w:ascii="Wingdings" w:hAnsi="Wingdings" w:hint="default"/>
-      </w:rPr>
-    </w:lvl>
-  </w:abstractNum>
-  <w:abstractNum w:abstractNumId="30" w15:restartNumberingAfterBreak="0">
-    <w:nsid w:val="499757DB"/>
-    <w:multiLevelType w:val="hybridMultilevel"/>
-    <w:tmpl w:val="251047B4"/>
-    <w:lvl w:ilvl="0" w:tplc="B90A2872">
-      <w:numFmt w:val="bullet"/>
-      <w:lvlText w:val=""/>
-      <w:lvlJc w:val="left"/>
-      <w:pPr>
-        <w:ind w:left="800" w:hanging="360"/>
-      </w:pPr>
-      <w:rPr>
-        <w:rFonts w:ascii="Wingdings" w:eastAsia="나눔고딕" w:hAnsi="Wingdings" w:cstheme="minorBidi" w:hint="default"/>
-        <w:color w:val="FF0000"/>
-      </w:rPr>
-    </w:lvl>
-    <w:lvl w:ilvl="1" w:tplc="04090003" w:tentative="1">
-      <w:start w:val="1"/>
-      <w:numFmt w:val="bullet"/>
-      <w:lvlText w:val=""/>
-      <w:lvlJc w:val="left"/>
-      <w:pPr>
-        <w:ind w:left="1320" w:hanging="440"/>
-      </w:pPr>
-      <w:rPr>
-        <w:rFonts w:ascii="Wingdings" w:hAnsi="Wingdings" w:hint="default"/>
-      </w:rPr>
-    </w:lvl>
-    <w:lvl w:ilvl="2" w:tplc="04090005" w:tentative="1">
-      <w:start w:val="1"/>
-      <w:numFmt w:val="bullet"/>
-      <w:lvlText w:val=""/>
-      <w:lvlJc w:val="left"/>
-      <w:pPr>
-        <w:ind w:left="1760" w:hanging="440"/>
-      </w:pPr>
-      <w:rPr>
-        <w:rFonts w:ascii="Wingdings" w:hAnsi="Wingdings" w:hint="default"/>
-      </w:rPr>
-    </w:lvl>
-    <w:lvl w:ilvl="3" w:tplc="04090001" w:tentative="1">
-      <w:start w:val="1"/>
-      <w:numFmt w:val="bullet"/>
-      <w:lvlText w:val=""/>
-      <w:lvlJc w:val="left"/>
-      <w:pPr>
-        <w:ind w:left="2200" w:hanging="440"/>
-      </w:pPr>
-      <w:rPr>
-        <w:rFonts w:ascii="Wingdings" w:hAnsi="Wingdings" w:hint="default"/>
-      </w:rPr>
-    </w:lvl>
-    <w:lvl w:ilvl="4" w:tplc="04090003" w:tentative="1">
-      <w:start w:val="1"/>
-      <w:numFmt w:val="bullet"/>
-      <w:lvlText w:val=""/>
-      <w:lvlJc w:val="left"/>
-      <w:pPr>
-        <w:ind w:left="2640" w:hanging="440"/>
-      </w:pPr>
-      <w:rPr>
-        <w:rFonts w:ascii="Wingdings" w:hAnsi="Wingdings" w:hint="default"/>
-      </w:rPr>
-    </w:lvl>
-    <w:lvl w:ilvl="5" w:tplc="04090005" w:tentative="1">
-      <w:start w:val="1"/>
-      <w:numFmt w:val="bullet"/>
-      <w:lvlText w:val=""/>
-      <w:lvlJc w:val="left"/>
-      <w:pPr>
-        <w:ind w:left="3080" w:hanging="440"/>
-      </w:pPr>
-      <w:rPr>
-        <w:rFonts w:ascii="Wingdings" w:hAnsi="Wingdings" w:hint="default"/>
-      </w:rPr>
-    </w:lvl>
-    <w:lvl w:ilvl="6" w:tplc="04090001" w:tentative="1">
-      <w:start w:val="1"/>
-      <w:numFmt w:val="bullet"/>
-      <w:lvlText w:val=""/>
-      <w:lvlJc w:val="left"/>
-      <w:pPr>
-        <w:ind w:left="3520" w:hanging="440"/>
-      </w:pPr>
-      <w:rPr>
-        <w:rFonts w:ascii="Wingdings" w:hAnsi="Wingdings" w:hint="default"/>
-      </w:rPr>
-    </w:lvl>
-    <w:lvl w:ilvl="7" w:tplc="04090003" w:tentative="1">
-      <w:start w:val="1"/>
-      <w:numFmt w:val="bullet"/>
-      <w:lvlText w:val=""/>
-      <w:lvlJc w:val="left"/>
-      <w:pPr>
-        <w:ind w:left="3960" w:hanging="440"/>
-      </w:pPr>
-      <w:rPr>
-        <w:rFonts w:ascii="Wingdings" w:hAnsi="Wingdings" w:hint="default"/>
-      </w:rPr>
-    </w:lvl>
-    <w:lvl w:ilvl="8" w:tplc="04090005" w:tentative="1">
-      <w:start w:val="1"/>
-      <w:numFmt w:val="bullet"/>
-      <w:lvlText w:val=""/>
-      <w:lvlJc w:val="left"/>
-      <w:pPr>
-        <w:ind w:left="4400" w:hanging="440"/>
-      </w:pPr>
-      <w:rPr>
-        <w:rFonts w:ascii="Wingdings" w:hAnsi="Wingdings" w:hint="default"/>
-      </w:rPr>
-    </w:lvl>
-  </w:abstractNum>
-  <w:abstractNum w:abstractNumId="31" w15:restartNumberingAfterBreak="0">
-    <w:nsid w:val="51492B1D"/>
-    <w:multiLevelType w:val="hybridMultilevel"/>
-    <w:tmpl w:val="9F74AF42"/>
-    <w:lvl w:ilvl="0" w:tplc="AF18A66A">
-      <w:numFmt w:val="bullet"/>
-      <w:lvlText w:val=""/>
-      <w:lvlJc w:val="left"/>
-      <w:pPr>
-        <w:ind w:left="800" w:hanging="360"/>
-      </w:pPr>
-      <w:rPr>
-        <w:rFonts w:ascii="Wingdings" w:eastAsia="나눔고딕" w:hAnsi="Wingdings" w:cstheme="minorBidi" w:hint="default"/>
-      </w:rPr>
-    </w:lvl>
-    <w:lvl w:ilvl="1" w:tplc="04090003" w:tentative="1">
-      <w:start w:val="1"/>
-      <w:numFmt w:val="bullet"/>
-      <w:lvlText w:val=""/>
-      <w:lvlJc w:val="left"/>
-      <w:pPr>
-        <w:ind w:left="1320" w:hanging="440"/>
-      </w:pPr>
-      <w:rPr>
-        <w:rFonts w:ascii="Wingdings" w:hAnsi="Wingdings" w:hint="default"/>
-      </w:rPr>
-    </w:lvl>
-    <w:lvl w:ilvl="2" w:tplc="04090005" w:tentative="1">
-      <w:start w:val="1"/>
-      <w:numFmt w:val="bullet"/>
-      <w:lvlText w:val=""/>
-      <w:lvlJc w:val="left"/>
-      <w:pPr>
-        <w:ind w:left="1760" w:hanging="440"/>
-      </w:pPr>
-      <w:rPr>
-        <w:rFonts w:ascii="Wingdings" w:hAnsi="Wingdings" w:hint="default"/>
-      </w:rPr>
-    </w:lvl>
-    <w:lvl w:ilvl="3" w:tplc="04090001" w:tentative="1">
-      <w:start w:val="1"/>
-      <w:numFmt w:val="bullet"/>
-      <w:lvlText w:val=""/>
-      <w:lvlJc w:val="left"/>
-      <w:pPr>
-        <w:ind w:left="2200" w:hanging="440"/>
-      </w:pPr>
-      <w:rPr>
-        <w:rFonts w:ascii="Wingdings" w:hAnsi="Wingdings" w:hint="default"/>
-      </w:rPr>
-    </w:lvl>
-    <w:lvl w:ilvl="4" w:tplc="04090003" w:tentative="1">
-      <w:start w:val="1"/>
-      <w:numFmt w:val="bullet"/>
-      <w:lvlText w:val=""/>
-      <w:lvlJc w:val="left"/>
-      <w:pPr>
-        <w:ind w:left="2640" w:hanging="440"/>
-      </w:pPr>
-      <w:rPr>
-        <w:rFonts w:ascii="Wingdings" w:hAnsi="Wingdings" w:hint="default"/>
-      </w:rPr>
-    </w:lvl>
-    <w:lvl w:ilvl="5" w:tplc="04090005" w:tentative="1">
-      <w:start w:val="1"/>
-      <w:numFmt w:val="bullet"/>
-      <w:lvlText w:val=""/>
-      <w:lvlJc w:val="left"/>
-      <w:pPr>
-        <w:ind w:left="3080" w:hanging="440"/>
-      </w:pPr>
-      <w:rPr>
-        <w:rFonts w:ascii="Wingdings" w:hAnsi="Wingdings" w:hint="default"/>
-      </w:rPr>
-    </w:lvl>
-    <w:lvl w:ilvl="6" w:tplc="04090001" w:tentative="1">
-      <w:start w:val="1"/>
-      <w:numFmt w:val="bullet"/>
-      <w:lvlText w:val=""/>
-      <w:lvlJc w:val="left"/>
-      <w:pPr>
-        <w:ind w:left="3520" w:hanging="440"/>
-      </w:pPr>
-      <w:rPr>
-        <w:rFonts w:ascii="Wingdings" w:hAnsi="Wingdings" w:hint="default"/>
-      </w:rPr>
-    </w:lvl>
-    <w:lvl w:ilvl="7" w:tplc="04090003" w:tentative="1">
-      <w:start w:val="1"/>
-      <w:numFmt w:val="bullet"/>
-      <w:lvlText w:val=""/>
-      <w:lvlJc w:val="left"/>
-      <w:pPr>
-        <w:ind w:left="3960" w:hanging="440"/>
-      </w:pPr>
-      <w:rPr>
-        <w:rFonts w:ascii="Wingdings" w:hAnsi="Wingdings" w:hint="default"/>
-      </w:rPr>
-    </w:lvl>
-    <w:lvl w:ilvl="8" w:tplc="04090005" w:tentative="1">
-      <w:start w:val="1"/>
-      <w:numFmt w:val="bullet"/>
-      <w:lvlText w:val=""/>
-      <w:lvlJc w:val="left"/>
-      <w:pPr>
-        <w:ind w:left="4400" w:hanging="440"/>
-      </w:pPr>
-      <w:rPr>
-        <w:rFonts w:ascii="Wingdings" w:hAnsi="Wingdings" w:hint="default"/>
-      </w:rPr>
-    </w:lvl>
-  </w:abstractNum>
-  <w:abstractNum w:abstractNumId="32" w15:restartNumberingAfterBreak="0">
-    <w:nsid w:val="54905CA7"/>
-    <w:multiLevelType w:val="hybridMultilevel"/>
-    <w:tmpl w:val="F70AE06C"/>
-    <w:lvl w:ilvl="0" w:tplc="9DCAF93C">
-      <w:numFmt w:val="bullet"/>
-      <w:lvlText w:val=""/>
-      <w:lvlJc w:val="left"/>
-      <w:pPr>
-        <w:ind w:left="2480" w:hanging="360"/>
-      </w:pPr>
-      <w:rPr>
-        <w:rFonts w:ascii="Wingdings" w:eastAsia="나눔고딕" w:hAnsi="Wingdings" w:cstheme="minorBidi" w:hint="default"/>
-      </w:rPr>
-    </w:lvl>
-    <w:lvl w:ilvl="1" w:tplc="04090003" w:tentative="1">
-      <w:start w:val="1"/>
-      <w:numFmt w:val="bullet"/>
-      <w:lvlText w:val=""/>
-      <w:lvlJc w:val="left"/>
-      <w:pPr>
-        <w:ind w:left="3000" w:hanging="440"/>
-      </w:pPr>
-      <w:rPr>
-        <w:rFonts w:ascii="Wingdings" w:hAnsi="Wingdings" w:hint="default"/>
-      </w:rPr>
-    </w:lvl>
-    <w:lvl w:ilvl="2" w:tplc="04090005" w:tentative="1">
-      <w:start w:val="1"/>
-      <w:numFmt w:val="bullet"/>
-      <w:lvlText w:val=""/>
-      <w:lvlJc w:val="left"/>
-      <w:pPr>
-        <w:ind w:left="3440" w:hanging="440"/>
-      </w:pPr>
-      <w:rPr>
-        <w:rFonts w:ascii="Wingdings" w:hAnsi="Wingdings" w:hint="default"/>
-      </w:rPr>
-    </w:lvl>
-    <w:lvl w:ilvl="3" w:tplc="04090001" w:tentative="1">
-      <w:start w:val="1"/>
-      <w:numFmt w:val="bullet"/>
-      <w:lvlText w:val=""/>
-      <w:lvlJc w:val="left"/>
-      <w:pPr>
-        <w:ind w:left="3880" w:hanging="440"/>
-      </w:pPr>
-      <w:rPr>
-        <w:rFonts w:ascii="Wingdings" w:hAnsi="Wingdings" w:hint="default"/>
-      </w:rPr>
-    </w:lvl>
-    <w:lvl w:ilvl="4" w:tplc="04090003" w:tentative="1">
-      <w:start w:val="1"/>
-      <w:numFmt w:val="bullet"/>
-      <w:lvlText w:val=""/>
-      <w:lvlJc w:val="left"/>
-      <w:pPr>
-        <w:ind w:left="4320" w:hanging="440"/>
-      </w:pPr>
-      <w:rPr>
-        <w:rFonts w:ascii="Wingdings" w:hAnsi="Wingdings" w:hint="default"/>
-      </w:rPr>
-    </w:lvl>
-    <w:lvl w:ilvl="5" w:tplc="04090005" w:tentative="1">
-      <w:start w:val="1"/>
-      <w:numFmt w:val="bullet"/>
-      <w:lvlText w:val=""/>
-      <w:lvlJc w:val="left"/>
-      <w:pPr>
-        <w:ind w:left="4760" w:hanging="440"/>
-      </w:pPr>
-      <w:rPr>
-        <w:rFonts w:ascii="Wingdings" w:hAnsi="Wingdings" w:hint="default"/>
-      </w:rPr>
-    </w:lvl>
-    <w:lvl w:ilvl="6" w:tplc="04090001" w:tentative="1">
-      <w:start w:val="1"/>
-      <w:numFmt w:val="bullet"/>
-      <w:lvlText w:val=""/>
-      <w:lvlJc w:val="left"/>
-      <w:pPr>
-        <w:ind w:left="5200" w:hanging="440"/>
-      </w:pPr>
-      <w:rPr>
-        <w:rFonts w:ascii="Wingdings" w:hAnsi="Wingdings" w:hint="default"/>
-      </w:rPr>
-    </w:lvl>
-    <w:lvl w:ilvl="7" w:tplc="04090003" w:tentative="1">
-      <w:start w:val="1"/>
-      <w:numFmt w:val="bullet"/>
-      <w:lvlText w:val=""/>
-      <w:lvlJc w:val="left"/>
-      <w:pPr>
-        <w:ind w:left="5640" w:hanging="440"/>
-      </w:pPr>
-      <w:rPr>
-        <w:rFonts w:ascii="Wingdings" w:hAnsi="Wingdings" w:hint="default"/>
-      </w:rPr>
-    </w:lvl>
-    <w:lvl w:ilvl="8" w:tplc="04090005" w:tentative="1">
-      <w:start w:val="1"/>
-      <w:numFmt w:val="bullet"/>
-      <w:lvlText w:val=""/>
-      <w:lvlJc w:val="left"/>
-      <w:pPr>
-        <w:ind w:left="6080" w:hanging="440"/>
-      </w:pPr>
-      <w:rPr>
-        <w:rFonts w:ascii="Wingdings" w:hAnsi="Wingdings" w:hint="default"/>
-      </w:rPr>
-    </w:lvl>
-  </w:abstractNum>
-  <w:abstractNum w:abstractNumId="33" w15:restartNumberingAfterBreak="0">
-    <w:nsid w:val="619612F3"/>
-    <w:multiLevelType w:val="hybridMultilevel"/>
-    <w:tmpl w:val="A0F8E05E"/>
-    <w:lvl w:ilvl="0" w:tplc="E1F8A9DA">
-      <w:numFmt w:val="bullet"/>
-      <w:lvlText w:val=""/>
-      <w:lvlJc w:val="left"/>
-      <w:pPr>
-        <w:ind w:left="800" w:hanging="360"/>
-      </w:pPr>
-      <w:rPr>
-        <w:rFonts w:ascii="Wingdings" w:eastAsia="나눔고딕" w:hAnsi="Wingdings" w:cstheme="minorBidi" w:hint="default"/>
-      </w:rPr>
-    </w:lvl>
-    <w:lvl w:ilvl="1" w:tplc="04090003" w:tentative="1">
-      <w:start w:val="1"/>
-      <w:numFmt w:val="bullet"/>
-      <w:lvlText w:val=""/>
-      <w:lvlJc w:val="left"/>
-      <w:pPr>
-        <w:ind w:left="1320" w:hanging="440"/>
-      </w:pPr>
-      <w:rPr>
-        <w:rFonts w:ascii="Wingdings" w:hAnsi="Wingdings" w:hint="default"/>
-      </w:rPr>
-    </w:lvl>
-    <w:lvl w:ilvl="2" w:tplc="04090005" w:tentative="1">
-      <w:start w:val="1"/>
-      <w:numFmt w:val="bullet"/>
-      <w:lvlText w:val=""/>
-      <w:lvlJc w:val="left"/>
-      <w:pPr>
-        <w:ind w:left="1760" w:hanging="440"/>
-      </w:pPr>
-      <w:rPr>
-        <w:rFonts w:ascii="Wingdings" w:hAnsi="Wingdings" w:hint="default"/>
-      </w:rPr>
-    </w:lvl>
-    <w:lvl w:ilvl="3" w:tplc="04090001" w:tentative="1">
-      <w:start w:val="1"/>
-      <w:numFmt w:val="bullet"/>
-      <w:lvlText w:val=""/>
-      <w:lvlJc w:val="left"/>
-      <w:pPr>
-        <w:ind w:left="2200" w:hanging="440"/>
-      </w:pPr>
-      <w:rPr>
-        <w:rFonts w:ascii="Wingdings" w:hAnsi="Wingdings" w:hint="default"/>
-      </w:rPr>
-    </w:lvl>
-    <w:lvl w:ilvl="4" w:tplc="04090003" w:tentative="1">
-      <w:start w:val="1"/>
-      <w:numFmt w:val="bullet"/>
-      <w:lvlText w:val=""/>
-      <w:lvlJc w:val="left"/>
-      <w:pPr>
-        <w:ind w:left="2640" w:hanging="440"/>
-      </w:pPr>
-      <w:rPr>
-        <w:rFonts w:ascii="Wingdings" w:hAnsi="Wingdings" w:hint="default"/>
-      </w:rPr>
-    </w:lvl>
-    <w:lvl w:ilvl="5" w:tplc="04090005" w:tentative="1">
-      <w:start w:val="1"/>
-      <w:numFmt w:val="bullet"/>
-      <w:lvlText w:val=""/>
-      <w:lvlJc w:val="left"/>
-      <w:pPr>
-        <w:ind w:left="3080" w:hanging="440"/>
-      </w:pPr>
-      <w:rPr>
-        <w:rFonts w:ascii="Wingdings" w:hAnsi="Wingdings" w:hint="default"/>
-      </w:rPr>
-    </w:lvl>
-    <w:lvl w:ilvl="6" w:tplc="04090001" w:tentative="1">
-      <w:start w:val="1"/>
-      <w:numFmt w:val="bullet"/>
-      <w:lvlText w:val=""/>
-      <w:lvlJc w:val="left"/>
-      <w:pPr>
-        <w:ind w:left="3520" w:hanging="440"/>
-      </w:pPr>
-      <w:rPr>
-        <w:rFonts w:ascii="Wingdings" w:hAnsi="Wingdings" w:hint="default"/>
-      </w:rPr>
-    </w:lvl>
-    <w:lvl w:ilvl="7" w:tplc="04090003" w:tentative="1">
-      <w:start w:val="1"/>
-      <w:numFmt w:val="bullet"/>
-      <w:lvlText w:val=""/>
-      <w:lvlJc w:val="left"/>
-      <w:pPr>
-        <w:ind w:left="3960" w:hanging="440"/>
-      </w:pPr>
-      <w:rPr>
-        <w:rFonts w:ascii="Wingdings" w:hAnsi="Wingdings" w:hint="default"/>
-      </w:rPr>
-    </w:lvl>
-    <w:lvl w:ilvl="8" w:tplc="04090005" w:tentative="1">
-      <w:start w:val="1"/>
-      <w:numFmt w:val="bullet"/>
-      <w:lvlText w:val=""/>
-      <w:lvlJc w:val="left"/>
-      <w:pPr>
-        <w:ind w:left="4400" w:hanging="440"/>
-      </w:pPr>
-      <w:rPr>
-        <w:rFonts w:ascii="Wingdings" w:hAnsi="Wingdings" w:hint="default"/>
-      </w:rPr>
-    </w:lvl>
-  </w:abstractNum>
-  <w:abstractNum w:abstractNumId="34" w15:restartNumberingAfterBreak="0">
-    <w:nsid w:val="620056E0"/>
-    <w:multiLevelType w:val="hybridMultilevel"/>
-    <w:tmpl w:val="7ED89248"/>
-    <w:lvl w:ilvl="0" w:tplc="435EFF94">
-      <w:start w:val="2"/>
-      <w:numFmt w:val="bullet"/>
-      <w:lvlText w:val="-"/>
-      <w:lvlJc w:val="left"/>
-      <w:pPr>
-        <w:ind w:left="800" w:hanging="360"/>
-      </w:pPr>
-      <w:rPr>
-        <w:rFonts w:ascii="맑은 고딕" w:eastAsia="맑은 고딕" w:hAnsi="맑은 고딕" w:cstheme="minorBidi" w:hint="eastAsia"/>
-      </w:rPr>
-    </w:lvl>
-    <w:lvl w:ilvl="1" w:tplc="04090003" w:tentative="1">
-      <w:start w:val="1"/>
-      <w:numFmt w:val="bullet"/>
-      <w:lvlText w:val=""/>
-      <w:lvlJc w:val="left"/>
-      <w:pPr>
-        <w:ind w:left="1320" w:hanging="440"/>
-      </w:pPr>
-      <w:rPr>
-        <w:rFonts w:ascii="Wingdings" w:hAnsi="Wingdings" w:hint="default"/>
-      </w:rPr>
-    </w:lvl>
-    <w:lvl w:ilvl="2" w:tplc="04090005" w:tentative="1">
-      <w:start w:val="1"/>
-      <w:numFmt w:val="bullet"/>
-      <w:lvlText w:val=""/>
-      <w:lvlJc w:val="left"/>
-      <w:pPr>
-        <w:ind w:left="1760" w:hanging="440"/>
-      </w:pPr>
-      <w:rPr>
-        <w:rFonts w:ascii="Wingdings" w:hAnsi="Wingdings" w:hint="default"/>
-      </w:rPr>
-    </w:lvl>
-    <w:lvl w:ilvl="3" w:tplc="04090001" w:tentative="1">
-      <w:start w:val="1"/>
-      <w:numFmt w:val="bullet"/>
-      <w:lvlText w:val=""/>
-      <w:lvlJc w:val="left"/>
-      <w:pPr>
-        <w:ind w:left="2200" w:hanging="440"/>
-      </w:pPr>
-      <w:rPr>
-        <w:rFonts w:ascii="Wingdings" w:hAnsi="Wingdings" w:hint="default"/>
-      </w:rPr>
-    </w:lvl>
-    <w:lvl w:ilvl="4" w:tplc="04090003" w:tentative="1">
-      <w:start w:val="1"/>
-      <w:numFmt w:val="bullet"/>
-      <w:lvlText w:val=""/>
-      <w:lvlJc w:val="left"/>
-      <w:pPr>
-        <w:ind w:left="2640" w:hanging="440"/>
-      </w:pPr>
-      <w:rPr>
-        <w:rFonts w:ascii="Wingdings" w:hAnsi="Wingdings" w:hint="default"/>
-      </w:rPr>
-    </w:lvl>
-    <w:lvl w:ilvl="5" w:tplc="04090005" w:tentative="1">
-      <w:start w:val="1"/>
-      <w:numFmt w:val="bullet"/>
-      <w:lvlText w:val=""/>
-      <w:lvlJc w:val="left"/>
-      <w:pPr>
-        <w:ind w:left="3080" w:hanging="440"/>
-      </w:pPr>
-      <w:rPr>
-        <w:rFonts w:ascii="Wingdings" w:hAnsi="Wingdings" w:hint="default"/>
-      </w:rPr>
-    </w:lvl>
-    <w:lvl w:ilvl="6" w:tplc="04090001" w:tentative="1">
-      <w:start w:val="1"/>
-      <w:numFmt w:val="bullet"/>
-      <w:lvlText w:val=""/>
-      <w:lvlJc w:val="left"/>
-      <w:pPr>
-        <w:ind w:left="3520" w:hanging="440"/>
-      </w:pPr>
-      <w:rPr>
-        <w:rFonts w:ascii="Wingdings" w:hAnsi="Wingdings" w:hint="default"/>
-      </w:rPr>
-    </w:lvl>
-    <w:lvl w:ilvl="7" w:tplc="04090003" w:tentative="1">
-      <w:start w:val="1"/>
-      <w:numFmt w:val="bullet"/>
-      <w:lvlText w:val=""/>
-      <w:lvlJc w:val="left"/>
-      <w:pPr>
-        <w:ind w:left="3960" w:hanging="440"/>
-      </w:pPr>
-      <w:rPr>
-        <w:rFonts w:ascii="Wingdings" w:hAnsi="Wingdings" w:hint="default"/>
-      </w:rPr>
-    </w:lvl>
-    <w:lvl w:ilvl="8" w:tplc="04090005" w:tentative="1">
-      <w:start w:val="1"/>
-      <w:numFmt w:val="bullet"/>
-      <w:lvlText w:val=""/>
-      <w:lvlJc w:val="left"/>
-      <w:pPr>
-        <w:ind w:left="4400" w:hanging="440"/>
-      </w:pPr>
-      <w:rPr>
-        <w:rFonts w:ascii="Wingdings" w:hAnsi="Wingdings" w:hint="default"/>
-      </w:rPr>
-    </w:lvl>
-  </w:abstractNum>
-  <w:abstractNum w:abstractNumId="35" w15:restartNumberingAfterBreak="0">
-    <w:nsid w:val="62731956"/>
-    <w:multiLevelType w:val="hybridMultilevel"/>
-    <w:tmpl w:val="00B6C568"/>
-    <w:lvl w:ilvl="0" w:tplc="F4B0A930">
-      <w:numFmt w:val="bullet"/>
-      <w:lvlText w:val="-"/>
-      <w:lvlJc w:val="left"/>
-      <w:pPr>
-        <w:ind w:left="800" w:hanging="360"/>
-      </w:pPr>
-      <w:rPr>
-        <w:rFonts w:ascii="나눔고딕" w:eastAsia="나눔고딕" w:hAnsi="나눔고딕" w:cstheme="minorBidi" w:hint="eastAsia"/>
-      </w:rPr>
-    </w:lvl>
-    <w:lvl w:ilvl="1" w:tplc="04090003" w:tentative="1">
-      <w:start w:val="1"/>
-      <w:numFmt w:val="bullet"/>
-      <w:lvlText w:val=""/>
-      <w:lvlJc w:val="left"/>
-      <w:pPr>
-        <w:ind w:left="1320" w:hanging="440"/>
-      </w:pPr>
-      <w:rPr>
-        <w:rFonts w:ascii="Wingdings" w:hAnsi="Wingdings" w:hint="default"/>
-      </w:rPr>
-    </w:lvl>
-    <w:lvl w:ilvl="2" w:tplc="04090005" w:tentative="1">
-      <w:start w:val="1"/>
-      <w:numFmt w:val="bullet"/>
-      <w:lvlText w:val=""/>
-      <w:lvlJc w:val="left"/>
-      <w:pPr>
-        <w:ind w:left="1760" w:hanging="440"/>
-      </w:pPr>
-      <w:rPr>
-        <w:rFonts w:ascii="Wingdings" w:hAnsi="Wingdings" w:hint="default"/>
-      </w:rPr>
-    </w:lvl>
-    <w:lvl w:ilvl="3" w:tplc="04090001" w:tentative="1">
-      <w:start w:val="1"/>
-      <w:numFmt w:val="bullet"/>
-      <w:lvlText w:val=""/>
-      <w:lvlJc w:val="left"/>
-      <w:pPr>
-        <w:ind w:left="2200" w:hanging="440"/>
-      </w:pPr>
-      <w:rPr>
-        <w:rFonts w:ascii="Wingdings" w:hAnsi="Wingdings" w:hint="default"/>
-      </w:rPr>
-    </w:lvl>
-    <w:lvl w:ilvl="4" w:tplc="04090003" w:tentative="1">
-      <w:start w:val="1"/>
-      <w:numFmt w:val="bullet"/>
-      <w:lvlText w:val=""/>
-      <w:lvlJc w:val="left"/>
-      <w:pPr>
-        <w:ind w:left="2640" w:hanging="440"/>
-      </w:pPr>
-      <w:rPr>
-        <w:rFonts w:ascii="Wingdings" w:hAnsi="Wingdings" w:hint="default"/>
-      </w:rPr>
-    </w:lvl>
-    <w:lvl w:ilvl="5" w:tplc="04090005" w:tentative="1">
-      <w:start w:val="1"/>
-      <w:numFmt w:val="bullet"/>
-      <w:lvlText w:val=""/>
-      <w:lvlJc w:val="left"/>
-      <w:pPr>
-        <w:ind w:left="3080" w:hanging="440"/>
-      </w:pPr>
-      <w:rPr>
-        <w:rFonts w:ascii="Wingdings" w:hAnsi="Wingdings" w:hint="default"/>
-      </w:rPr>
-    </w:lvl>
-    <w:lvl w:ilvl="6" w:tplc="04090001" w:tentative="1">
-      <w:start w:val="1"/>
-      <w:numFmt w:val="bullet"/>
-      <w:lvlText w:val=""/>
-      <w:lvlJc w:val="left"/>
-      <w:pPr>
-        <w:ind w:left="3520" w:hanging="440"/>
-      </w:pPr>
-      <w:rPr>
-        <w:rFonts w:ascii="Wingdings" w:hAnsi="Wingdings" w:hint="default"/>
-      </w:rPr>
-    </w:lvl>
-    <w:lvl w:ilvl="7" w:tplc="04090003" w:tentative="1">
-      <w:start w:val="1"/>
-      <w:numFmt w:val="bullet"/>
-      <w:lvlText w:val=""/>
-      <w:lvlJc w:val="left"/>
-      <w:pPr>
-        <w:ind w:left="3960" w:hanging="440"/>
-      </w:pPr>
-      <w:rPr>
-        <w:rFonts w:ascii="Wingdings" w:hAnsi="Wingdings" w:hint="default"/>
-      </w:rPr>
-    </w:lvl>
-    <w:lvl w:ilvl="8" w:tplc="04090005" w:tentative="1">
-      <w:start w:val="1"/>
-      <w:numFmt w:val="bullet"/>
-      <w:lvlText w:val=""/>
-      <w:lvlJc w:val="left"/>
-      <w:pPr>
-        <w:ind w:left="4400" w:hanging="440"/>
-      </w:pPr>
-      <w:rPr>
-        <w:rFonts w:ascii="Wingdings" w:hAnsi="Wingdings" w:hint="default"/>
-      </w:rPr>
-    </w:lvl>
-  </w:abstractNum>
-  <w:abstractNum w:abstractNumId="36" w15:restartNumberingAfterBreak="0">
-    <w:nsid w:val="63C54992"/>
-    <w:multiLevelType w:val="hybridMultilevel"/>
-    <w:tmpl w:val="8D42B352"/>
-    <w:lvl w:ilvl="0" w:tplc="E730B66A">
-      <w:start w:val="2"/>
-      <w:numFmt w:val="bullet"/>
-      <w:lvlText w:val="-"/>
-      <w:lvlJc w:val="left"/>
-      <w:pPr>
-        <w:ind w:left="800" w:hanging="360"/>
-      </w:pPr>
-      <w:rPr>
-        <w:rFonts w:ascii="맑은 고딕" w:eastAsia="맑은 고딕" w:hAnsi="맑은 고딕" w:cstheme="minorBidi" w:hint="eastAsia"/>
-      </w:rPr>
-    </w:lvl>
-    <w:lvl w:ilvl="1" w:tplc="04090003" w:tentative="1">
-      <w:start w:val="1"/>
-      <w:numFmt w:val="bullet"/>
-      <w:lvlText w:val=""/>
-      <w:lvlJc w:val="left"/>
-      <w:pPr>
-        <w:ind w:left="1320" w:hanging="440"/>
-      </w:pPr>
-      <w:rPr>
-        <w:rFonts w:ascii="Wingdings" w:hAnsi="Wingdings" w:hint="default"/>
-      </w:rPr>
-    </w:lvl>
-    <w:lvl w:ilvl="2" w:tplc="04090005" w:tentative="1">
-      <w:start w:val="1"/>
-      <w:numFmt w:val="bullet"/>
-      <w:lvlText w:val=""/>
-      <w:lvlJc w:val="left"/>
-      <w:pPr>
-        <w:ind w:left="1760" w:hanging="440"/>
-      </w:pPr>
-      <w:rPr>
-        <w:rFonts w:ascii="Wingdings" w:hAnsi="Wingdings" w:hint="default"/>
-      </w:rPr>
-    </w:lvl>
-    <w:lvl w:ilvl="3" w:tplc="04090001" w:tentative="1">
-      <w:start w:val="1"/>
-      <w:numFmt w:val="bullet"/>
-      <w:lvlText w:val=""/>
-      <w:lvlJc w:val="left"/>
-      <w:pPr>
-        <w:ind w:left="2200" w:hanging="440"/>
-      </w:pPr>
-      <w:rPr>
-        <w:rFonts w:ascii="Wingdings" w:hAnsi="Wingdings" w:hint="default"/>
-      </w:rPr>
-    </w:lvl>
-    <w:lvl w:ilvl="4" w:tplc="04090003" w:tentative="1">
-      <w:start w:val="1"/>
-      <w:numFmt w:val="bullet"/>
-      <w:lvlText w:val=""/>
-      <w:lvlJc w:val="left"/>
-      <w:pPr>
-        <w:ind w:left="2640" w:hanging="440"/>
-      </w:pPr>
-      <w:rPr>
-        <w:rFonts w:ascii="Wingdings" w:hAnsi="Wingdings" w:hint="default"/>
-      </w:rPr>
-    </w:lvl>
-    <w:lvl w:ilvl="5" w:tplc="04090005" w:tentative="1">
-      <w:start w:val="1"/>
-      <w:numFmt w:val="bullet"/>
-      <w:lvlText w:val=""/>
-      <w:lvlJc w:val="left"/>
-      <w:pPr>
-        <w:ind w:left="3080" w:hanging="440"/>
-      </w:pPr>
-      <w:rPr>
-        <w:rFonts w:ascii="Wingdings" w:hAnsi="Wingdings" w:hint="default"/>
-      </w:rPr>
-    </w:lvl>
-    <w:lvl w:ilvl="6" w:tplc="04090001" w:tentative="1">
-      <w:start w:val="1"/>
-      <w:numFmt w:val="bullet"/>
-      <w:lvlText w:val=""/>
-      <w:lvlJc w:val="left"/>
-      <w:pPr>
-        <w:ind w:left="3520" w:hanging="440"/>
-      </w:pPr>
-      <w:rPr>
-        <w:rFonts w:ascii="Wingdings" w:hAnsi="Wingdings" w:hint="default"/>
-      </w:rPr>
-    </w:lvl>
-    <w:lvl w:ilvl="7" w:tplc="04090003" w:tentative="1">
-      <w:start w:val="1"/>
-      <w:numFmt w:val="bullet"/>
-      <w:lvlText w:val=""/>
-      <w:lvlJc w:val="left"/>
-      <w:pPr>
-        <w:ind w:left="3960" w:hanging="440"/>
-      </w:pPr>
-      <w:rPr>
-        <w:rFonts w:ascii="Wingdings" w:hAnsi="Wingdings" w:hint="default"/>
-      </w:rPr>
-    </w:lvl>
-    <w:lvl w:ilvl="8" w:tplc="04090005" w:tentative="1">
-      <w:start w:val="1"/>
-      <w:numFmt w:val="bullet"/>
-      <w:lvlText w:val=""/>
-      <w:lvlJc w:val="left"/>
-      <w:pPr>
-        <w:ind w:left="4400" w:hanging="440"/>
-      </w:pPr>
-      <w:rPr>
-        <w:rFonts w:ascii="Wingdings" w:hAnsi="Wingdings" w:hint="default"/>
-      </w:rPr>
-    </w:lvl>
-  </w:abstractNum>
-  <w:abstractNum w:abstractNumId="37" w15:restartNumberingAfterBreak="0">
-    <w:nsid w:val="643A55D9"/>
-    <w:multiLevelType w:val="hybridMultilevel"/>
-    <w:tmpl w:val="A1629776"/>
-    <w:lvl w:ilvl="0" w:tplc="D4FA09F0">
-      <w:start w:val="2"/>
-      <w:numFmt w:val="bullet"/>
-      <w:lvlText w:val="-"/>
-      <w:lvlJc w:val="left"/>
-      <w:pPr>
-        <w:ind w:left="800" w:hanging="360"/>
-      </w:pPr>
-      <w:rPr>
-        <w:rFonts w:ascii="나눔고딕" w:eastAsia="나눔고딕" w:hAnsi="나눔고딕" w:cstheme="minorBidi" w:hint="eastAsia"/>
-      </w:rPr>
-    </w:lvl>
-    <w:lvl w:ilvl="1" w:tplc="04090003" w:tentative="1">
-      <w:start w:val="1"/>
-      <w:numFmt w:val="bullet"/>
-      <w:lvlText w:val=""/>
-      <w:lvlJc w:val="left"/>
-      <w:pPr>
-        <w:ind w:left="1320" w:hanging="440"/>
-      </w:pPr>
-      <w:rPr>
-        <w:rFonts w:ascii="Wingdings" w:hAnsi="Wingdings" w:hint="default"/>
-      </w:rPr>
-    </w:lvl>
-    <w:lvl w:ilvl="2" w:tplc="04090005" w:tentative="1">
-      <w:start w:val="1"/>
-      <w:numFmt w:val="bullet"/>
-      <w:lvlText w:val=""/>
-      <w:lvlJc w:val="left"/>
-      <w:pPr>
-        <w:ind w:left="1760" w:hanging="440"/>
-      </w:pPr>
-      <w:rPr>
-        <w:rFonts w:ascii="Wingdings" w:hAnsi="Wingdings" w:hint="default"/>
-      </w:rPr>
-    </w:lvl>
-    <w:lvl w:ilvl="3" w:tplc="04090001" w:tentative="1">
-      <w:start w:val="1"/>
-      <w:numFmt w:val="bullet"/>
-      <w:lvlText w:val=""/>
-      <w:lvlJc w:val="left"/>
-      <w:pPr>
-        <w:ind w:left="2200" w:hanging="440"/>
-      </w:pPr>
-      <w:rPr>
-        <w:rFonts w:ascii="Wingdings" w:hAnsi="Wingdings" w:hint="default"/>
-      </w:rPr>
-    </w:lvl>
-    <w:lvl w:ilvl="4" w:tplc="04090003" w:tentative="1">
-      <w:start w:val="1"/>
-      <w:numFmt w:val="bullet"/>
-      <w:lvlText w:val=""/>
-      <w:lvlJc w:val="left"/>
-      <w:pPr>
-        <w:ind w:left="2640" w:hanging="440"/>
-      </w:pPr>
-      <w:rPr>
-        <w:rFonts w:ascii="Wingdings" w:hAnsi="Wingdings" w:hint="default"/>
-      </w:rPr>
-    </w:lvl>
-    <w:lvl w:ilvl="5" w:tplc="04090005" w:tentative="1">
-      <w:start w:val="1"/>
-      <w:numFmt w:val="bullet"/>
-      <w:lvlText w:val=""/>
-      <w:lvlJc w:val="left"/>
-      <w:pPr>
-        <w:ind w:left="3080" w:hanging="440"/>
-      </w:pPr>
-      <w:rPr>
-        <w:rFonts w:ascii="Wingdings" w:hAnsi="Wingdings" w:hint="default"/>
-      </w:rPr>
-    </w:lvl>
-    <w:lvl w:ilvl="6" w:tplc="04090001" w:tentative="1">
-      <w:start w:val="1"/>
-      <w:numFmt w:val="bullet"/>
-      <w:lvlText w:val=""/>
-      <w:lvlJc w:val="left"/>
-      <w:pPr>
-        <w:ind w:left="3520" w:hanging="440"/>
-      </w:pPr>
-      <w:rPr>
-        <w:rFonts w:ascii="Wingdings" w:hAnsi="Wingdings" w:hint="default"/>
-      </w:rPr>
-    </w:lvl>
-    <w:lvl w:ilvl="7" w:tplc="04090003" w:tentative="1">
-      <w:start w:val="1"/>
-      <w:numFmt w:val="bullet"/>
-      <w:lvlText w:val=""/>
-      <w:lvlJc w:val="left"/>
-      <w:pPr>
-        <w:ind w:left="3960" w:hanging="440"/>
-      </w:pPr>
-      <w:rPr>
-        <w:rFonts w:ascii="Wingdings" w:hAnsi="Wingdings" w:hint="default"/>
-      </w:rPr>
-    </w:lvl>
-    <w:lvl w:ilvl="8" w:tplc="04090005" w:tentative="1">
-      <w:start w:val="1"/>
-      <w:numFmt w:val="bullet"/>
-      <w:lvlText w:val=""/>
-      <w:lvlJc w:val="left"/>
-      <w:pPr>
-        <w:ind w:left="4400" w:hanging="440"/>
-      </w:pPr>
-      <w:rPr>
-        <w:rFonts w:ascii="Wingdings" w:hAnsi="Wingdings" w:hint="default"/>
-      </w:rPr>
-    </w:lvl>
-  </w:abstractNum>
-  <w:abstractNum w:abstractNumId="38" w15:restartNumberingAfterBreak="0">
-    <w:nsid w:val="64DC1E9F"/>
-    <w:multiLevelType w:val="hybridMultilevel"/>
-    <w:tmpl w:val="08F06000"/>
-    <w:lvl w:ilvl="0" w:tplc="350C9EC2">
-      <w:start w:val="1"/>
-      <w:numFmt w:val="bullet"/>
-      <w:lvlText w:val="-"/>
-      <w:lvlJc w:val="left"/>
-      <w:pPr>
-        <w:ind w:left="800" w:hanging="360"/>
-      </w:pPr>
-      <w:rPr>
-        <w:rFonts w:ascii="나눔고딕" w:eastAsia="나눔고딕" w:hAnsi="나눔고딕" w:cstheme="minorBidi" w:hint="eastAsia"/>
-      </w:rPr>
-    </w:lvl>
-    <w:lvl w:ilvl="1" w:tplc="04090003" w:tentative="1">
-      <w:start w:val="1"/>
-      <w:numFmt w:val="bullet"/>
-      <w:lvlText w:val=""/>
-      <w:lvlJc w:val="left"/>
-      <w:pPr>
-        <w:ind w:left="1320" w:hanging="440"/>
-      </w:pPr>
-      <w:rPr>
-        <w:rFonts w:ascii="Wingdings" w:hAnsi="Wingdings" w:hint="default"/>
-      </w:rPr>
-    </w:lvl>
-    <w:lvl w:ilvl="2" w:tplc="04090005" w:tentative="1">
-      <w:start w:val="1"/>
-      <w:numFmt w:val="bullet"/>
-      <w:lvlText w:val=""/>
-      <w:lvlJc w:val="left"/>
-      <w:pPr>
-        <w:ind w:left="1760" w:hanging="440"/>
-      </w:pPr>
-      <w:rPr>
-        <w:rFonts w:ascii="Wingdings" w:hAnsi="Wingdings" w:hint="default"/>
-      </w:rPr>
-    </w:lvl>
-    <w:lvl w:ilvl="3" w:tplc="04090001" w:tentative="1">
-      <w:start w:val="1"/>
-      <w:numFmt w:val="bullet"/>
-      <w:lvlText w:val=""/>
-      <w:lvlJc w:val="left"/>
-      <w:pPr>
-        <w:ind w:left="2200" w:hanging="440"/>
-      </w:pPr>
-      <w:rPr>
-        <w:rFonts w:ascii="Wingdings" w:hAnsi="Wingdings" w:hint="default"/>
-      </w:rPr>
-    </w:lvl>
-    <w:lvl w:ilvl="4" w:tplc="04090003" w:tentative="1">
-      <w:start w:val="1"/>
-      <w:numFmt w:val="bullet"/>
-      <w:lvlText w:val=""/>
-      <w:lvlJc w:val="left"/>
-      <w:pPr>
-        <w:ind w:left="2640" w:hanging="440"/>
-      </w:pPr>
-      <w:rPr>
-        <w:rFonts w:ascii="Wingdings" w:hAnsi="Wingdings" w:hint="default"/>
-      </w:rPr>
-    </w:lvl>
-    <w:lvl w:ilvl="5" w:tplc="04090005" w:tentative="1">
-      <w:start w:val="1"/>
-      <w:numFmt w:val="bullet"/>
-      <w:lvlText w:val=""/>
-      <w:lvlJc w:val="left"/>
-      <w:pPr>
-        <w:ind w:left="3080" w:hanging="440"/>
-      </w:pPr>
-      <w:rPr>
-        <w:rFonts w:ascii="Wingdings" w:hAnsi="Wingdings" w:hint="default"/>
-      </w:rPr>
-    </w:lvl>
-    <w:lvl w:ilvl="6" w:tplc="04090001" w:tentative="1">
-      <w:start w:val="1"/>
-      <w:numFmt w:val="bullet"/>
-      <w:lvlText w:val=""/>
-      <w:lvlJc w:val="left"/>
-      <w:pPr>
-        <w:ind w:left="3520" w:hanging="440"/>
-      </w:pPr>
-      <w:rPr>
-        <w:rFonts w:ascii="Wingdings" w:hAnsi="Wingdings" w:hint="default"/>
-      </w:rPr>
-    </w:lvl>
-    <w:lvl w:ilvl="7" w:tplc="04090003" w:tentative="1">
-      <w:start w:val="1"/>
-      <w:numFmt w:val="bullet"/>
-      <w:lvlText w:val=""/>
-      <w:lvlJc w:val="left"/>
-      <w:pPr>
-        <w:ind w:left="3960" w:hanging="440"/>
-      </w:pPr>
-      <w:rPr>
-        <w:rFonts w:ascii="Wingdings" w:hAnsi="Wingdings" w:hint="default"/>
-      </w:rPr>
-    </w:lvl>
-    <w:lvl w:ilvl="8" w:tplc="04090005" w:tentative="1">
-      <w:start w:val="1"/>
-      <w:numFmt w:val="bullet"/>
-      <w:lvlText w:val=""/>
-      <w:lvlJc w:val="left"/>
-      <w:pPr>
-        <w:ind w:left="4400" w:hanging="440"/>
-      </w:pPr>
-      <w:rPr>
-        <w:rFonts w:ascii="Wingdings" w:hAnsi="Wingdings" w:hint="default"/>
-      </w:rPr>
-    </w:lvl>
-  </w:abstractNum>
-  <w:abstractNum w:abstractNumId="39" w15:restartNumberingAfterBreak="0">
-    <w:nsid w:val="67323ABD"/>
-    <w:multiLevelType w:val="hybridMultilevel"/>
-    <w:tmpl w:val="3670C790"/>
-    <w:lvl w:ilvl="0" w:tplc="7BC6CA5C">
-      <w:start w:val="1"/>
-      <w:numFmt w:val="decimalEnclosedCircle"/>
-      <w:lvlText w:val="%1"/>
-      <w:lvlJc w:val="left"/>
-      <w:pPr>
-        <w:ind w:left="1600" w:hanging="360"/>
-      </w:pPr>
-      <w:rPr>
-        <w:rFonts w:asciiTheme="minorEastAsia" w:hAnsiTheme="minorEastAsia" w:hint="default"/>
-      </w:rPr>
-    </w:lvl>
-    <w:lvl w:ilvl="1" w:tplc="04090019" w:tentative="1">
-      <w:start w:val="1"/>
-      <w:numFmt w:val="upperLetter"/>
-      <w:lvlText w:val="%2."/>
-      <w:lvlJc w:val="left"/>
-      <w:pPr>
-        <w:ind w:left="1320" w:hanging="440"/>
-      </w:pPr>
-    </w:lvl>
-    <w:lvl w:ilvl="2" w:tplc="0409001B" w:tentative="1">
-      <w:start w:val="1"/>
-      <w:numFmt w:val="lowerRoman"/>
-      <w:lvlText w:val="%3."/>
-      <w:lvlJc w:val="right"/>
-      <w:pPr>
-        <w:ind w:left="1760" w:hanging="440"/>
-      </w:pPr>
-    </w:lvl>
-    <w:lvl w:ilvl="3" w:tplc="0409000F" w:tentative="1">
-      <w:start w:val="1"/>
-      <w:numFmt w:val="decimal"/>
-      <w:lvlText w:val="%4."/>
-      <w:lvlJc w:val="left"/>
-      <w:pPr>
-        <w:ind w:left="2200" w:hanging="440"/>
-      </w:pPr>
-    </w:lvl>
-    <w:lvl w:ilvl="4" w:tplc="04090019" w:tentative="1">
-      <w:start w:val="1"/>
-      <w:numFmt w:val="upperLetter"/>
-      <w:lvlText w:val="%5."/>
-      <w:lvlJc w:val="left"/>
-      <w:pPr>
-        <w:ind w:left="2640" w:hanging="440"/>
-      </w:pPr>
-    </w:lvl>
-    <w:lvl w:ilvl="5" w:tplc="0409001B" w:tentative="1">
-      <w:start w:val="1"/>
-      <w:numFmt w:val="lowerRoman"/>
-      <w:lvlText w:val="%6."/>
-      <w:lvlJc w:val="right"/>
-      <w:pPr>
-        <w:ind w:left="3080" w:hanging="440"/>
-      </w:pPr>
-    </w:lvl>
-    <w:lvl w:ilvl="6" w:tplc="0409000F" w:tentative="1">
-      <w:start w:val="1"/>
-      <w:numFmt w:val="decimal"/>
-      <w:lvlText w:val="%7."/>
-      <w:lvlJc w:val="left"/>
-      <w:pPr>
-        <w:ind w:left="3520" w:hanging="440"/>
-      </w:pPr>
-    </w:lvl>
-    <w:lvl w:ilvl="7" w:tplc="04090019" w:tentative="1">
-      <w:start w:val="1"/>
-      <w:numFmt w:val="upperLetter"/>
-      <w:lvlText w:val="%8."/>
-      <w:lvlJc w:val="left"/>
-      <w:pPr>
-        <w:ind w:left="3960" w:hanging="440"/>
-      </w:pPr>
-    </w:lvl>
-    <w:lvl w:ilvl="8" w:tplc="0409001B" w:tentative="1">
-      <w:start w:val="1"/>
-      <w:numFmt w:val="lowerRoman"/>
-      <w:lvlText w:val="%9."/>
-      <w:lvlJc w:val="right"/>
-      <w:pPr>
-        <w:ind w:left="4400" w:hanging="440"/>
-      </w:pPr>
-    </w:lvl>
-  </w:abstractNum>
-  <w:abstractNum w:abstractNumId="40" w15:restartNumberingAfterBreak="0">
-    <w:nsid w:val="68E30BC0"/>
-    <w:multiLevelType w:val="hybridMultilevel"/>
-    <w:tmpl w:val="5A503DF8"/>
-    <w:lvl w:ilvl="0" w:tplc="3CDAFA78">
-      <w:start w:val="1"/>
-      <w:numFmt w:val="decimal"/>
-      <w:lvlText w:val="%1."/>
-      <w:lvlJc w:val="left"/>
-      <w:pPr>
-        <w:ind w:left="800" w:hanging="360"/>
-      </w:pPr>
-      <w:rPr>
-        <w:rFonts w:hint="default"/>
-      </w:rPr>
-    </w:lvl>
-    <w:lvl w:ilvl="1" w:tplc="04090019" w:tentative="1">
-      <w:start w:val="1"/>
-      <w:numFmt w:val="upperLetter"/>
-      <w:lvlText w:val="%2."/>
-      <w:lvlJc w:val="left"/>
-      <w:pPr>
-        <w:ind w:left="1320" w:hanging="440"/>
-      </w:pPr>
-    </w:lvl>
-    <w:lvl w:ilvl="2" w:tplc="0409001B" w:tentative="1">
-      <w:start w:val="1"/>
-      <w:numFmt w:val="lowerRoman"/>
-      <w:lvlText w:val="%3."/>
-      <w:lvlJc w:val="right"/>
-      <w:pPr>
-        <w:ind w:left="1760" w:hanging="440"/>
-      </w:pPr>
-    </w:lvl>
-    <w:lvl w:ilvl="3" w:tplc="0409000F" w:tentative="1">
-      <w:start w:val="1"/>
-      <w:numFmt w:val="decimal"/>
-      <w:lvlText w:val="%4."/>
-      <w:lvlJc w:val="left"/>
-      <w:pPr>
-        <w:ind w:left="2200" w:hanging="440"/>
-      </w:pPr>
-    </w:lvl>
-    <w:lvl w:ilvl="4" w:tplc="04090019" w:tentative="1">
-      <w:start w:val="1"/>
-      <w:numFmt w:val="upperLetter"/>
-      <w:lvlText w:val="%5."/>
-      <w:lvlJc w:val="left"/>
-      <w:pPr>
-        <w:ind w:left="2640" w:hanging="440"/>
-      </w:pPr>
-    </w:lvl>
-    <w:lvl w:ilvl="5" w:tplc="0409001B" w:tentative="1">
-      <w:start w:val="1"/>
-      <w:numFmt w:val="lowerRoman"/>
-      <w:lvlText w:val="%6."/>
-      <w:lvlJc w:val="right"/>
-      <w:pPr>
-        <w:ind w:left="3080" w:hanging="440"/>
-      </w:pPr>
-    </w:lvl>
-    <w:lvl w:ilvl="6" w:tplc="0409000F" w:tentative="1">
-      <w:start w:val="1"/>
-      <w:numFmt w:val="decimal"/>
-      <w:lvlText w:val="%7."/>
-      <w:lvlJc w:val="left"/>
-      <w:pPr>
-        <w:ind w:left="3520" w:hanging="440"/>
-      </w:pPr>
-    </w:lvl>
-    <w:lvl w:ilvl="7" w:tplc="04090019" w:tentative="1">
-      <w:start w:val="1"/>
-      <w:numFmt w:val="upperLetter"/>
-      <w:lvlText w:val="%8."/>
-      <w:lvlJc w:val="left"/>
-      <w:pPr>
-        <w:ind w:left="3960" w:hanging="440"/>
-      </w:pPr>
-    </w:lvl>
-    <w:lvl w:ilvl="8" w:tplc="0409001B" w:tentative="1">
-      <w:start w:val="1"/>
-      <w:numFmt w:val="lowerRoman"/>
-      <w:lvlText w:val="%9."/>
-      <w:lvlJc w:val="right"/>
-      <w:pPr>
-        <w:ind w:left="4400" w:hanging="440"/>
-      </w:pPr>
-    </w:lvl>
-  </w:abstractNum>
-  <w:abstractNum w:abstractNumId="41" w15:restartNumberingAfterBreak="0">
-    <w:nsid w:val="690C351F"/>
-    <w:multiLevelType w:val="hybridMultilevel"/>
-    <w:tmpl w:val="2CA63996"/>
-    <w:lvl w:ilvl="0" w:tplc="FFFFFFFF">
-      <w:start w:val="1"/>
-      <w:numFmt w:val="decimal"/>
-      <w:lvlText w:val="%1."/>
-      <w:lvlJc w:val="left"/>
-      <w:pPr>
-        <w:ind w:left="1160" w:hanging="360"/>
-      </w:pPr>
-      <w:rPr>
-        <w:rFonts w:hint="default"/>
-      </w:rPr>
-    </w:lvl>
-    <w:lvl w:ilvl="1" w:tplc="FFFFFFFF">
-      <w:start w:val="1"/>
-      <w:numFmt w:val="decimalEnclosedCircle"/>
-      <w:lvlText w:val="%2"/>
-      <w:lvlJc w:val="left"/>
-      <w:pPr>
-        <w:ind w:left="1600" w:hanging="360"/>
-      </w:pPr>
-      <w:rPr>
-        <w:rFonts w:asciiTheme="minorEastAsia" w:hAnsiTheme="minorEastAsia" w:hint="default"/>
-      </w:rPr>
-    </w:lvl>
-    <w:lvl w:ilvl="2" w:tplc="FFFFFFFF">
-      <w:start w:val="1"/>
-      <w:numFmt w:val="lowerRoman"/>
-      <w:lvlText w:val="%3."/>
-      <w:lvlJc w:val="right"/>
-      <w:pPr>
-        <w:ind w:left="2120" w:hanging="440"/>
-      </w:pPr>
-    </w:lvl>
-    <w:lvl w:ilvl="3" w:tplc="FFFFFFFF" w:tentative="1">
-      <w:start w:val="1"/>
-      <w:numFmt w:val="decimal"/>
-      <w:lvlText w:val="%4."/>
-      <w:lvlJc w:val="left"/>
-      <w:pPr>
-        <w:ind w:left="2560" w:hanging="440"/>
-      </w:pPr>
-    </w:lvl>
-    <w:lvl w:ilvl="4" w:tplc="FFFFFFFF" w:tentative="1">
-      <w:start w:val="1"/>
-      <w:numFmt w:val="upperLetter"/>
-      <w:lvlText w:val="%5."/>
-      <w:lvlJc w:val="left"/>
-      <w:pPr>
-        <w:ind w:left="3000" w:hanging="440"/>
-      </w:pPr>
-    </w:lvl>
-    <w:lvl w:ilvl="5" w:tplc="FFFFFFFF" w:tentative="1">
-      <w:start w:val="1"/>
-      <w:numFmt w:val="lowerRoman"/>
-      <w:lvlText w:val="%6."/>
-      <w:lvlJc w:val="right"/>
-      <w:pPr>
-        <w:ind w:left="3440" w:hanging="440"/>
-      </w:pPr>
-    </w:lvl>
-    <w:lvl w:ilvl="6" w:tplc="FFFFFFFF" w:tentative="1">
-      <w:start w:val="1"/>
-      <w:numFmt w:val="decimal"/>
-      <w:lvlText w:val="%7."/>
-      <w:lvlJc w:val="left"/>
-      <w:pPr>
-        <w:ind w:left="3880" w:hanging="440"/>
-      </w:pPr>
-    </w:lvl>
-    <w:lvl w:ilvl="7" w:tplc="FFFFFFFF" w:tentative="1">
-      <w:start w:val="1"/>
-      <w:numFmt w:val="upperLetter"/>
-      <w:lvlText w:val="%8."/>
-      <w:lvlJc w:val="left"/>
-      <w:pPr>
-        <w:ind w:left="4320" w:hanging="440"/>
-      </w:pPr>
-    </w:lvl>
-    <w:lvl w:ilvl="8" w:tplc="FFFFFFFF" w:tentative="1">
-      <w:start w:val="1"/>
-      <w:numFmt w:val="lowerRoman"/>
-      <w:lvlText w:val="%9."/>
-      <w:lvlJc w:val="right"/>
-      <w:pPr>
-        <w:ind w:left="4760" w:hanging="440"/>
-      </w:pPr>
-    </w:lvl>
-  </w:abstractNum>
-  <w:abstractNum w:abstractNumId="42" w15:restartNumberingAfterBreak="0">
-    <w:nsid w:val="69AC47C6"/>
-    <w:multiLevelType w:val="hybridMultilevel"/>
-    <w:tmpl w:val="490CA744"/>
-    <w:lvl w:ilvl="0" w:tplc="C9544B6E">
-      <w:numFmt w:val="bullet"/>
-      <w:lvlText w:val=""/>
-      <w:lvlJc w:val="left"/>
-      <w:pPr>
-        <w:ind w:left="800" w:hanging="360"/>
-      </w:pPr>
-      <w:rPr>
-        <w:rFonts w:ascii="Wingdings" w:eastAsia="나눔고딕" w:hAnsi="Wingdings" w:cstheme="minorBidi" w:hint="default"/>
-      </w:rPr>
-    </w:lvl>
-    <w:lvl w:ilvl="1" w:tplc="04090003" w:tentative="1">
-      <w:start w:val="1"/>
-      <w:numFmt w:val="bullet"/>
-      <w:lvlText w:val=""/>
-      <w:lvlJc w:val="left"/>
-      <w:pPr>
-        <w:ind w:left="1320" w:hanging="440"/>
-      </w:pPr>
-      <w:rPr>
-        <w:rFonts w:ascii="Wingdings" w:hAnsi="Wingdings" w:hint="default"/>
-      </w:rPr>
-    </w:lvl>
-    <w:lvl w:ilvl="2" w:tplc="04090005" w:tentative="1">
-      <w:start w:val="1"/>
-      <w:numFmt w:val="bullet"/>
-      <w:lvlText w:val=""/>
-      <w:lvlJc w:val="left"/>
-      <w:pPr>
-        <w:ind w:left="1760" w:hanging="440"/>
-      </w:pPr>
-      <w:rPr>
-        <w:rFonts w:ascii="Wingdings" w:hAnsi="Wingdings" w:hint="default"/>
-      </w:rPr>
-    </w:lvl>
-    <w:lvl w:ilvl="3" w:tplc="04090001" w:tentative="1">
-      <w:start w:val="1"/>
-      <w:numFmt w:val="bullet"/>
-      <w:lvlText w:val=""/>
-      <w:lvlJc w:val="left"/>
-      <w:pPr>
-        <w:ind w:left="2200" w:hanging="440"/>
-      </w:pPr>
-      <w:rPr>
-        <w:rFonts w:ascii="Wingdings" w:hAnsi="Wingdings" w:hint="default"/>
-      </w:rPr>
-    </w:lvl>
-    <w:lvl w:ilvl="4" w:tplc="04090003" w:tentative="1">
-      <w:start w:val="1"/>
-      <w:numFmt w:val="bullet"/>
-      <w:lvlText w:val=""/>
-      <w:lvlJc w:val="left"/>
-      <w:pPr>
-        <w:ind w:left="2640" w:hanging="440"/>
-      </w:pPr>
-      <w:rPr>
-        <w:rFonts w:ascii="Wingdings" w:hAnsi="Wingdings" w:hint="default"/>
-      </w:rPr>
-    </w:lvl>
-    <w:lvl w:ilvl="5" w:tplc="04090005" w:tentative="1">
-      <w:start w:val="1"/>
-      <w:numFmt w:val="bullet"/>
-      <w:lvlText w:val=""/>
-      <w:lvlJc w:val="left"/>
-      <w:pPr>
-        <w:ind w:left="3080" w:hanging="440"/>
-      </w:pPr>
-      <w:rPr>
-        <w:rFonts w:ascii="Wingdings" w:hAnsi="Wingdings" w:hint="default"/>
-      </w:rPr>
-    </w:lvl>
-    <w:lvl w:ilvl="6" w:tplc="04090001" w:tentative="1">
-      <w:start w:val="1"/>
-      <w:numFmt w:val="bullet"/>
-      <w:lvlText w:val=""/>
-      <w:lvlJc w:val="left"/>
-      <w:pPr>
-        <w:ind w:left="3520" w:hanging="440"/>
-      </w:pPr>
-      <w:rPr>
-        <w:rFonts w:ascii="Wingdings" w:hAnsi="Wingdings" w:hint="default"/>
-      </w:rPr>
-    </w:lvl>
-    <w:lvl w:ilvl="7" w:tplc="04090003" w:tentative="1">
-      <w:start w:val="1"/>
-      <w:numFmt w:val="bullet"/>
-      <w:lvlText w:val=""/>
-      <w:lvlJc w:val="left"/>
-      <w:pPr>
-        <w:ind w:left="3960" w:hanging="440"/>
-      </w:pPr>
-      <w:rPr>
-        <w:rFonts w:ascii="Wingdings" w:hAnsi="Wingdings" w:hint="default"/>
-      </w:rPr>
-    </w:lvl>
-    <w:lvl w:ilvl="8" w:tplc="04090005" w:tentative="1">
-      <w:start w:val="1"/>
-      <w:numFmt w:val="bullet"/>
-      <w:lvlText w:val=""/>
-      <w:lvlJc w:val="left"/>
-      <w:pPr>
-        <w:ind w:left="4400" w:hanging="440"/>
-      </w:pPr>
-      <w:rPr>
-        <w:rFonts w:ascii="Wingdings" w:hAnsi="Wingdings" w:hint="default"/>
-      </w:rPr>
-    </w:lvl>
-  </w:abstractNum>
-  <w:abstractNum w:abstractNumId="43" w15:restartNumberingAfterBreak="0">
-    <w:nsid w:val="6E243ADF"/>
-    <w:multiLevelType w:val="hybridMultilevel"/>
-    <w:tmpl w:val="37C27D6E"/>
-    <w:lvl w:ilvl="0" w:tplc="13D64CD6">
-      <w:numFmt w:val="bullet"/>
-      <w:lvlText w:val="-"/>
-      <w:lvlJc w:val="left"/>
-      <w:pPr>
-        <w:ind w:left="800" w:hanging="360"/>
-      </w:pPr>
-      <w:rPr>
-        <w:rFonts w:ascii="나눔고딕" w:eastAsia="나눔고딕" w:hAnsi="나눔고딕" w:cstheme="minorBidi" w:hint="eastAsia"/>
-      </w:rPr>
-    </w:lvl>
-    <w:lvl w:ilvl="1" w:tplc="04090003" w:tentative="1">
-      <w:start w:val="1"/>
-      <w:numFmt w:val="bullet"/>
-      <w:lvlText w:val=""/>
-      <w:lvlJc w:val="left"/>
-      <w:pPr>
-        <w:ind w:left="1320" w:hanging="440"/>
-      </w:pPr>
-      <w:rPr>
-        <w:rFonts w:ascii="Wingdings" w:hAnsi="Wingdings" w:hint="default"/>
-      </w:rPr>
-    </w:lvl>
-    <w:lvl w:ilvl="2" w:tplc="04090005" w:tentative="1">
-      <w:start w:val="1"/>
-      <w:numFmt w:val="bullet"/>
-      <w:lvlText w:val=""/>
-      <w:lvlJc w:val="left"/>
-      <w:pPr>
-        <w:ind w:left="1760" w:hanging="440"/>
-      </w:pPr>
-      <w:rPr>
-        <w:rFonts w:ascii="Wingdings" w:hAnsi="Wingdings" w:hint="default"/>
-      </w:rPr>
-    </w:lvl>
-    <w:lvl w:ilvl="3" w:tplc="04090001" w:tentative="1">
-      <w:start w:val="1"/>
-      <w:numFmt w:val="bullet"/>
-      <w:lvlText w:val=""/>
-      <w:lvlJc w:val="left"/>
-      <w:pPr>
-        <w:ind w:left="2200" w:hanging="440"/>
-      </w:pPr>
-      <w:rPr>
-        <w:rFonts w:ascii="Wingdings" w:hAnsi="Wingdings" w:hint="default"/>
-      </w:rPr>
-    </w:lvl>
-    <w:lvl w:ilvl="4" w:tplc="04090003" w:tentative="1">
-      <w:start w:val="1"/>
-      <w:numFmt w:val="bullet"/>
-      <w:lvlText w:val=""/>
-      <w:lvlJc w:val="left"/>
-      <w:pPr>
-        <w:ind w:left="2640" w:hanging="440"/>
-      </w:pPr>
-      <w:rPr>
-        <w:rFonts w:ascii="Wingdings" w:hAnsi="Wingdings" w:hint="default"/>
-      </w:rPr>
-    </w:lvl>
-    <w:lvl w:ilvl="5" w:tplc="04090005" w:tentative="1">
-      <w:start w:val="1"/>
-      <w:numFmt w:val="bullet"/>
-      <w:lvlText w:val=""/>
-      <w:lvlJc w:val="left"/>
-      <w:pPr>
-        <w:ind w:left="3080" w:hanging="440"/>
-      </w:pPr>
-      <w:rPr>
-        <w:rFonts w:ascii="Wingdings" w:hAnsi="Wingdings" w:hint="default"/>
-      </w:rPr>
-    </w:lvl>
-    <w:lvl w:ilvl="6" w:tplc="04090001" w:tentative="1">
-      <w:start w:val="1"/>
-      <w:numFmt w:val="bullet"/>
-      <w:lvlText w:val=""/>
-      <w:lvlJc w:val="left"/>
-      <w:pPr>
-        <w:ind w:left="3520" w:hanging="440"/>
-      </w:pPr>
-      <w:rPr>
-        <w:rFonts w:ascii="Wingdings" w:hAnsi="Wingdings" w:hint="default"/>
-      </w:rPr>
-    </w:lvl>
-    <w:lvl w:ilvl="7" w:tplc="04090003" w:tentative="1">
-      <w:start w:val="1"/>
-      <w:numFmt w:val="bullet"/>
-      <w:lvlText w:val=""/>
-      <w:lvlJc w:val="left"/>
-      <w:pPr>
-        <w:ind w:left="3960" w:hanging="440"/>
-      </w:pPr>
-      <w:rPr>
-        <w:rFonts w:ascii="Wingdings" w:hAnsi="Wingdings" w:hint="default"/>
-      </w:rPr>
-    </w:lvl>
-    <w:lvl w:ilvl="8" w:tplc="04090005" w:tentative="1">
-      <w:start w:val="1"/>
-      <w:numFmt w:val="bullet"/>
-      <w:lvlText w:val=""/>
-      <w:lvlJc w:val="left"/>
-      <w:pPr>
-        <w:ind w:left="4400" w:hanging="440"/>
-      </w:pPr>
-      <w:rPr>
-        <w:rFonts w:ascii="Wingdings" w:hAnsi="Wingdings" w:hint="default"/>
-      </w:rPr>
-    </w:lvl>
-  </w:abstractNum>
-  <w:abstractNum w:abstractNumId="44" w15:restartNumberingAfterBreak="0">
-    <w:nsid w:val="6EBD06F2"/>
-    <w:multiLevelType w:val="hybridMultilevel"/>
-    <w:tmpl w:val="C8B8D086"/>
-    <w:lvl w:ilvl="0" w:tplc="16842520">
-      <w:numFmt w:val="bullet"/>
-      <w:lvlText w:val=""/>
-      <w:lvlJc w:val="left"/>
-      <w:pPr>
-        <w:ind w:left="800" w:hanging="360"/>
-      </w:pPr>
-      <w:rPr>
-        <w:rFonts w:ascii="Wingdings" w:eastAsiaTheme="minorEastAsia" w:hAnsi="Wingdings" w:cstheme="minorBidi" w:hint="default"/>
-      </w:rPr>
-    </w:lvl>
-    <w:lvl w:ilvl="1" w:tplc="04090003" w:tentative="1">
-      <w:start w:val="1"/>
-      <w:numFmt w:val="bullet"/>
-      <w:lvlText w:val=""/>
-      <w:lvlJc w:val="left"/>
-      <w:pPr>
-        <w:ind w:left="1320" w:hanging="440"/>
-      </w:pPr>
-      <w:rPr>
-        <w:rFonts w:ascii="Wingdings" w:hAnsi="Wingdings" w:hint="default"/>
-      </w:rPr>
-    </w:lvl>
-    <w:lvl w:ilvl="2" w:tplc="04090005" w:tentative="1">
-      <w:start w:val="1"/>
-      <w:numFmt w:val="bullet"/>
-      <w:lvlText w:val=""/>
-      <w:lvlJc w:val="left"/>
-      <w:pPr>
-        <w:ind w:left="1760" w:hanging="440"/>
-      </w:pPr>
-      <w:rPr>
-        <w:rFonts w:ascii="Wingdings" w:hAnsi="Wingdings" w:hint="default"/>
-      </w:rPr>
-    </w:lvl>
-    <w:lvl w:ilvl="3" w:tplc="04090001" w:tentative="1">
-      <w:start w:val="1"/>
-      <w:numFmt w:val="bullet"/>
-      <w:lvlText w:val=""/>
-      <w:lvlJc w:val="left"/>
-      <w:pPr>
-        <w:ind w:left="2200" w:hanging="440"/>
-      </w:pPr>
-      <w:rPr>
-        <w:rFonts w:ascii="Wingdings" w:hAnsi="Wingdings" w:hint="default"/>
-      </w:rPr>
-    </w:lvl>
-    <w:lvl w:ilvl="4" w:tplc="04090003" w:tentative="1">
-      <w:start w:val="1"/>
-      <w:numFmt w:val="bullet"/>
-      <w:lvlText w:val=""/>
-      <w:lvlJc w:val="left"/>
-      <w:pPr>
-        <w:ind w:left="2640" w:hanging="440"/>
-      </w:pPr>
-      <w:rPr>
-        <w:rFonts w:ascii="Wingdings" w:hAnsi="Wingdings" w:hint="default"/>
-      </w:rPr>
-    </w:lvl>
-    <w:lvl w:ilvl="5" w:tplc="04090005" w:tentative="1">
-      <w:start w:val="1"/>
-      <w:numFmt w:val="bullet"/>
-      <w:lvlText w:val=""/>
-      <w:lvlJc w:val="left"/>
-      <w:pPr>
-        <w:ind w:left="3080" w:hanging="440"/>
-      </w:pPr>
-      <w:rPr>
-        <w:rFonts w:ascii="Wingdings" w:hAnsi="Wingdings" w:hint="default"/>
-      </w:rPr>
-    </w:lvl>
-    <w:lvl w:ilvl="6" w:tplc="04090001" w:tentative="1">
-      <w:start w:val="1"/>
-      <w:numFmt w:val="bullet"/>
-      <w:lvlText w:val=""/>
-      <w:lvlJc w:val="left"/>
-      <w:pPr>
-        <w:ind w:left="3520" w:hanging="440"/>
-      </w:pPr>
-      <w:rPr>
-        <w:rFonts w:ascii="Wingdings" w:hAnsi="Wingdings" w:hint="default"/>
-      </w:rPr>
-    </w:lvl>
-    <w:lvl w:ilvl="7" w:tplc="04090003" w:tentative="1">
-      <w:start w:val="1"/>
-      <w:numFmt w:val="bullet"/>
-      <w:lvlText w:val=""/>
-      <w:lvlJc w:val="left"/>
-      <w:pPr>
-        <w:ind w:left="3960" w:hanging="440"/>
-      </w:pPr>
-      <w:rPr>
-        <w:rFonts w:ascii="Wingdings" w:hAnsi="Wingdings" w:hint="default"/>
-      </w:rPr>
-    </w:lvl>
-    <w:lvl w:ilvl="8" w:tplc="04090005" w:tentative="1">
-      <w:start w:val="1"/>
-      <w:numFmt w:val="bullet"/>
-      <w:lvlText w:val=""/>
-      <w:lvlJc w:val="left"/>
-      <w:pPr>
-        <w:ind w:left="4400" w:hanging="440"/>
-      </w:pPr>
-      <w:rPr>
-        <w:rFonts w:ascii="Wingdings" w:hAnsi="Wingdings" w:hint="default"/>
-      </w:rPr>
-    </w:lvl>
-  </w:abstractNum>
-  <w:abstractNum w:abstractNumId="45" w15:restartNumberingAfterBreak="0">
-    <w:nsid w:val="6EE05859"/>
-    <w:multiLevelType w:val="hybridMultilevel"/>
-    <w:tmpl w:val="FAD20112"/>
-    <w:lvl w:ilvl="0" w:tplc="F33E12C8">
-      <w:numFmt w:val="bullet"/>
-      <w:lvlText w:val=""/>
-      <w:lvlJc w:val="left"/>
-      <w:pPr>
-        <w:ind w:left="800" w:hanging="360"/>
-      </w:pPr>
-      <w:rPr>
-        <w:rFonts w:ascii="Wingdings" w:eastAsia="나눔고딕" w:hAnsi="Wingdings" w:cstheme="minorBidi" w:hint="default"/>
-      </w:rPr>
-    </w:lvl>
-    <w:lvl w:ilvl="1" w:tplc="04090003" w:tentative="1">
-      <w:start w:val="1"/>
-      <w:numFmt w:val="bullet"/>
-      <w:lvlText w:val=""/>
-      <w:lvlJc w:val="left"/>
-      <w:pPr>
-        <w:ind w:left="1320" w:hanging="440"/>
-      </w:pPr>
-      <w:rPr>
-        <w:rFonts w:ascii="Wingdings" w:hAnsi="Wingdings" w:hint="default"/>
-      </w:rPr>
-    </w:lvl>
-    <w:lvl w:ilvl="2" w:tplc="04090005" w:tentative="1">
-      <w:start w:val="1"/>
-      <w:numFmt w:val="bullet"/>
-      <w:lvlText w:val=""/>
-      <w:lvlJc w:val="left"/>
-      <w:pPr>
-        <w:ind w:left="1760" w:hanging="440"/>
-      </w:pPr>
-      <w:rPr>
-        <w:rFonts w:ascii="Wingdings" w:hAnsi="Wingdings" w:hint="default"/>
-      </w:rPr>
-    </w:lvl>
-    <w:lvl w:ilvl="3" w:tplc="04090001" w:tentative="1">
-      <w:start w:val="1"/>
-      <w:numFmt w:val="bullet"/>
-      <w:lvlText w:val=""/>
-      <w:lvlJc w:val="left"/>
-      <w:pPr>
-        <w:ind w:left="2200" w:hanging="440"/>
-      </w:pPr>
-      <w:rPr>
-        <w:rFonts w:ascii="Wingdings" w:hAnsi="Wingdings" w:hint="default"/>
-      </w:rPr>
-    </w:lvl>
-    <w:lvl w:ilvl="4" w:tplc="04090003" w:tentative="1">
-      <w:start w:val="1"/>
-      <w:numFmt w:val="bullet"/>
-      <w:lvlText w:val=""/>
-      <w:lvlJc w:val="left"/>
-      <w:pPr>
-        <w:ind w:left="2640" w:hanging="440"/>
-      </w:pPr>
-      <w:rPr>
-        <w:rFonts w:ascii="Wingdings" w:hAnsi="Wingdings" w:hint="default"/>
-      </w:rPr>
-    </w:lvl>
-    <w:lvl w:ilvl="5" w:tplc="04090005" w:tentative="1">
-      <w:start w:val="1"/>
-      <w:numFmt w:val="bullet"/>
-      <w:lvlText w:val=""/>
-      <w:lvlJc w:val="left"/>
-      <w:pPr>
-        <w:ind w:left="3080" w:hanging="440"/>
-      </w:pPr>
-      <w:rPr>
-        <w:rFonts w:ascii="Wingdings" w:hAnsi="Wingdings" w:hint="default"/>
-      </w:rPr>
-    </w:lvl>
-    <w:lvl w:ilvl="6" w:tplc="04090001" w:tentative="1">
-      <w:start w:val="1"/>
-      <w:numFmt w:val=